--- a/matlab.docx
+++ b/matlab.docx
@@ -394,6 +394,64 @@
         <w:rPr>
           <w:lang w:val="en-US"/>
         </w:rPr>
+        <w:t>Syntax – Cú Pháp:</w:t>
+      </w:r>
+    </w:p>
+    <w:p>
+      <w:pPr>
+        <w:pStyle w:val="ListParagraph"/>
+        <w:numPr>
+          <w:ilvl w:val="0"/>
+          <w:numId w:val="6"/>
+        </w:numPr>
+        <w:rPr>
+          <w:lang w:val="en-US"/>
+        </w:rPr>
+      </w:pPr>
+      <w:r>
+        <w:rPr>
+          <w:lang w:val="en-US"/>
+        </w:rPr>
+        <w:t>Dấu Lũy Thừa?</w:t>
+      </w:r>
+    </w:p>
+    <w:p>
+      <w:pPr>
+        <w:pStyle w:val="ListParagraph"/>
+        <w:numPr>
+          <w:ilvl w:val="0"/>
+          <w:numId w:val="3"/>
+        </w:numPr>
+        <w:rPr>
+          <w:lang w:val="en-US"/>
+        </w:rPr>
+      </w:pPr>
+      <w:r>
+        <w:rPr>
+          <w:lang w:val="en-US"/>
+        </w:rPr>
+        <w:t>“^”</w:t>
+      </w:r>
+      <w:bookmarkStart w:id="0" w:name="_GoBack"/>
+      <w:bookmarkEnd w:id="0"/>
+    </w:p>
+    <w:p>
+      <w:pPr>
+        <w:rPr>
+          <w:lang w:val="en-US"/>
+        </w:rPr>
+      </w:pPr>
+    </w:p>
+    <w:p>
+      <w:pPr>
+        <w:rPr>
+          <w:lang w:val="en-US"/>
+        </w:rPr>
+      </w:pPr>
+      <w:r>
+        <w:rPr>
+          <w:lang w:val="en-US"/>
+        </w:rPr>
         <w:t>Matrix – Ma Trận:</w:t>
       </w:r>
     </w:p>
@@ -510,8 +568,6 @@
         </w:rPr>
         <w:t>Truy Cập 1 Hàng Của 1 Ma Trận?</w:t>
       </w:r>
-      <w:bookmarkStart w:id="0" w:name="_GoBack"/>
-      <w:bookmarkEnd w:id="0"/>
     </w:p>
     <w:p>
       <w:pPr>
@@ -588,6 +644,7 @@
         <w:rPr>
           <w:lang w:val="en-US"/>
         </w:rPr>
+        <w:lastRenderedPageBreak/>
         <w:t>Trả Về Chuyển Vị Của Ma Trận?</w:t>
       </w:r>
     </w:p>
@@ -649,6 +706,87 @@
           <w:lang w:val="en-US"/>
         </w:rPr>
         <w:t>rref(&lt;Ma Trận&gt;)</w:t>
+      </w:r>
+    </w:p>
+    <w:p>
+      <w:pPr>
+        <w:pStyle w:val="ListParagraph"/>
+        <w:numPr>
+          <w:ilvl w:val="0"/>
+          <w:numId w:val="4"/>
+        </w:numPr>
+        <w:rPr>
+          <w:lang w:val="en-US"/>
+        </w:rPr>
+      </w:pPr>
+      <w:r>
+        <w:rPr>
+          <w:lang w:val="en-US"/>
+        </w:rPr>
+        <w:t>Trả Về Eigen Vector Và Eigen Value Của Ma Trận?</w:t>
+      </w:r>
+    </w:p>
+    <w:p>
+      <w:pPr>
+        <w:pStyle w:val="ListParagraph"/>
+        <w:pBdr>
+          <w:top w:val="single" w:sz="4" w:space="1" w:color="auto"/>
+          <w:left w:val="single" w:sz="4" w:space="4" w:color="auto"/>
+          <w:bottom w:val="single" w:sz="4" w:space="1" w:color="auto"/>
+          <w:right w:val="single" w:sz="4" w:space="4" w:color="auto"/>
+        </w:pBdr>
+        <w:ind w:left="1080"/>
+        <w:rPr>
+          <w:lang w:val="en-US"/>
+        </w:rPr>
+      </w:pPr>
+      <w:r>
+        <w:rPr>
+          <w:lang w:val="en-US"/>
+        </w:rPr>
+        <w:t>[&lt;Eigen Vector&gt;, &lt;Eigen Value&gt;] = eig(&lt;Ma Trận&gt;)</w:t>
+      </w:r>
+    </w:p>
+    <w:p>
+      <w:pPr>
+        <w:pStyle w:val="ListParagraph"/>
+        <w:numPr>
+          <w:ilvl w:val="0"/>
+          <w:numId w:val="3"/>
+        </w:numPr>
+        <w:rPr>
+          <w:lang w:val="en-US"/>
+        </w:rPr>
+      </w:pPr>
+      <w:r>
+        <w:rPr>
+          <w:lang w:val="en-US"/>
+        </w:rPr>
+        <w:t>&lt;Eigen Vector&gt; là 1 ma trận mà các cột của nó là Eigen Vector của &lt;Ma Trận&gt;</w:t>
+      </w:r>
+      <w:r>
+        <w:rPr>
+          <w:lang w:val="en-US"/>
+        </w:rPr>
+        <w:t>, các Eigen Vector này có độ dài = 1</w:t>
+      </w:r>
+    </w:p>
+    <w:p>
+      <w:pPr>
+        <w:pStyle w:val="ListParagraph"/>
+        <w:numPr>
+          <w:ilvl w:val="0"/>
+          <w:numId w:val="3"/>
+        </w:numPr>
+        <w:rPr>
+          <w:lang w:val="en-US"/>
+        </w:rPr>
+      </w:pPr>
+      <w:r>
+        <w:rPr>
+          <w:lang w:val="en-US"/>
+        </w:rPr>
+        <w:t>&lt;Eigen Value&gt; là 1 ma trận đường chéo mà giá trị trên đường chéo chính của nó là Eigen Value tương ứng với mỗi Eigen Vector</w:t>
       </w:r>
     </w:p>
     <w:sectPr>
@@ -931,6 +1069,95 @@
     </w:lvl>
   </w:abstractNum>
   <w:abstractNum w:abstractNumId="3">
+    <w:nsid w:val="3A8E18F2"/>
+    <w:multiLevelType w:val="hybridMultilevel"/>
+    <w:tmpl w:val="6CD49E16"/>
+    <w:lvl w:ilvl="0" w:tplc="8B9C5ED4">
+      <w:start w:val="1"/>
+      <w:numFmt w:val="decimal"/>
+      <w:lvlText w:val="%1."/>
+      <w:lvlJc w:val="left"/>
+      <w:pPr>
+        <w:ind w:left="1080" w:hanging="360"/>
+      </w:pPr>
+      <w:rPr>
+        <w:rFonts w:hint="default"/>
+      </w:rPr>
+    </w:lvl>
+    <w:lvl w:ilvl="1" w:tplc="042A0019" w:tentative="1">
+      <w:start w:val="1"/>
+      <w:numFmt w:val="lowerLetter"/>
+      <w:lvlText w:val="%2."/>
+      <w:lvlJc w:val="left"/>
+      <w:pPr>
+        <w:ind w:left="1800" w:hanging="360"/>
+      </w:pPr>
+    </w:lvl>
+    <w:lvl w:ilvl="2" w:tplc="042A001B" w:tentative="1">
+      <w:start w:val="1"/>
+      <w:numFmt w:val="lowerRoman"/>
+      <w:lvlText w:val="%3."/>
+      <w:lvlJc w:val="right"/>
+      <w:pPr>
+        <w:ind w:left="2520" w:hanging="180"/>
+      </w:pPr>
+    </w:lvl>
+    <w:lvl w:ilvl="3" w:tplc="042A000F" w:tentative="1">
+      <w:start w:val="1"/>
+      <w:numFmt w:val="decimal"/>
+      <w:lvlText w:val="%4."/>
+      <w:lvlJc w:val="left"/>
+      <w:pPr>
+        <w:ind w:left="3240" w:hanging="360"/>
+      </w:pPr>
+    </w:lvl>
+    <w:lvl w:ilvl="4" w:tplc="042A0019" w:tentative="1">
+      <w:start w:val="1"/>
+      <w:numFmt w:val="lowerLetter"/>
+      <w:lvlText w:val="%5."/>
+      <w:lvlJc w:val="left"/>
+      <w:pPr>
+        <w:ind w:left="3960" w:hanging="360"/>
+      </w:pPr>
+    </w:lvl>
+    <w:lvl w:ilvl="5" w:tplc="042A001B" w:tentative="1">
+      <w:start w:val="1"/>
+      <w:numFmt w:val="lowerRoman"/>
+      <w:lvlText w:val="%6."/>
+      <w:lvlJc w:val="right"/>
+      <w:pPr>
+        <w:ind w:left="4680" w:hanging="180"/>
+      </w:pPr>
+    </w:lvl>
+    <w:lvl w:ilvl="6" w:tplc="042A000F" w:tentative="1">
+      <w:start w:val="1"/>
+      <w:numFmt w:val="decimal"/>
+      <w:lvlText w:val="%7."/>
+      <w:lvlJc w:val="left"/>
+      <w:pPr>
+        <w:ind w:left="5400" w:hanging="360"/>
+      </w:pPr>
+    </w:lvl>
+    <w:lvl w:ilvl="7" w:tplc="042A0019" w:tentative="1">
+      <w:start w:val="1"/>
+      <w:numFmt w:val="lowerLetter"/>
+      <w:lvlText w:val="%8."/>
+      <w:lvlJc w:val="left"/>
+      <w:pPr>
+        <w:ind w:left="6120" w:hanging="360"/>
+      </w:pPr>
+    </w:lvl>
+    <w:lvl w:ilvl="8" w:tplc="042A001B" w:tentative="1">
+      <w:start w:val="1"/>
+      <w:numFmt w:val="lowerRoman"/>
+      <w:lvlText w:val="%9."/>
+      <w:lvlJc w:val="right"/>
+      <w:pPr>
+        <w:ind w:left="6840" w:hanging="180"/>
+      </w:pPr>
+    </w:lvl>
+  </w:abstractNum>
+  <w:abstractNum w:abstractNumId="4">
     <w:nsid w:val="4CC4413D"/>
     <w:multiLevelType w:val="hybridMultilevel"/>
     <w:tmpl w:val="9872EA18"/>
@@ -1019,7 +1246,7 @@
       </w:pPr>
     </w:lvl>
   </w:abstractNum>
-  <w:abstractNum w:abstractNumId="4">
+  <w:abstractNum w:abstractNumId="5">
     <w:nsid w:val="6EA02C5C"/>
     <w:multiLevelType w:val="hybridMultilevel"/>
     <w:tmpl w:val="93A0FAF2"/>
@@ -1136,16 +1363,19 @@
     <w:abstractNumId w:val="0"/>
   </w:num>
   <w:num w:numId="2">
-    <w:abstractNumId w:val="3"/>
+    <w:abstractNumId w:val="4"/>
   </w:num>
   <w:num w:numId="3">
-    <w:abstractNumId w:val="4"/>
+    <w:abstractNumId w:val="5"/>
   </w:num>
   <w:num w:numId="4">
     <w:abstractNumId w:val="1"/>
   </w:num>
   <w:num w:numId="5">
     <w:abstractNumId w:val="2"/>
+  </w:num>
+  <w:num w:numId="6">
+    <w:abstractNumId w:val="3"/>
   </w:num>
 </w:numbering>
 </file>

--- a/matlab.docx
+++ b/matlab.docx
@@ -418,64 +418,6 @@
     <w:p>
       <w:pPr>
         <w:pStyle w:val="ListParagraph"/>
-        <w:numPr>
-          <w:ilvl w:val="0"/>
-          <w:numId w:val="3"/>
-        </w:numPr>
-        <w:rPr>
-          <w:lang w:val="en-US"/>
-        </w:rPr>
-      </w:pPr>
-      <w:r>
-        <w:rPr>
-          <w:lang w:val="en-US"/>
-        </w:rPr>
-        <w:t>“^”</w:t>
-      </w:r>
-      <w:bookmarkStart w:id="0" w:name="_GoBack"/>
-      <w:bookmarkEnd w:id="0"/>
-    </w:p>
-    <w:p>
-      <w:pPr>
-        <w:rPr>
-          <w:lang w:val="en-US"/>
-        </w:rPr>
-      </w:pPr>
-    </w:p>
-    <w:p>
-      <w:pPr>
-        <w:rPr>
-          <w:lang w:val="en-US"/>
-        </w:rPr>
-      </w:pPr>
-      <w:r>
-        <w:rPr>
-          <w:lang w:val="en-US"/>
-        </w:rPr>
-        <w:t>Matrix – Ma Trận:</w:t>
-      </w:r>
-    </w:p>
-    <w:p>
-      <w:pPr>
-        <w:pStyle w:val="ListParagraph"/>
-        <w:numPr>
-          <w:ilvl w:val="0"/>
-          <w:numId w:val="4"/>
-        </w:numPr>
-        <w:rPr>
-          <w:lang w:val="en-US"/>
-        </w:rPr>
-      </w:pPr>
-      <w:r>
-        <w:rPr>
-          <w:lang w:val="en-US"/>
-        </w:rPr>
-        <w:t>Cách Gán Giá Trị Là 1 Ma Trận Cho 1 Biến?</w:t>
-      </w:r>
-    </w:p>
-    <w:p>
-      <w:pPr>
-        <w:pStyle w:val="ListParagraph"/>
         <w:pBdr>
           <w:top w:val="single" w:sz="4" w:space="1" w:color="auto"/>
           <w:left w:val="single" w:sz="4" w:space="4" w:color="auto"/>
@@ -491,25 +433,7 @@
         <w:rPr>
           <w:lang w:val="en-US"/>
         </w:rPr>
-        <w:t>&lt;Ma trận&gt; = [&lt;Hàng 1&gt; ; &lt;Hàng 2&gt; ; … ; &lt;Hàng Cuối&gt;]</w:t>
-      </w:r>
-    </w:p>
-    <w:p>
-      <w:pPr>
-        <w:pStyle w:val="ListParagraph"/>
-        <w:numPr>
-          <w:ilvl w:val="0"/>
-          <w:numId w:val="3"/>
-        </w:numPr>
-        <w:rPr>
-          <w:lang w:val="en-US"/>
-        </w:rPr>
-      </w:pPr>
-      <w:r>
-        <w:rPr>
-          <w:lang w:val="en-US"/>
-        </w:rPr>
-        <w:t>Các giá trị trong hàng ngăn cách nhau bởi dấu “ “</w:t>
+        <w:t>^</w:t>
       </w:r>
     </w:p>
     <w:p>
@@ -548,25 +472,25 @@
         <w:rPr>
           <w:lang w:val="en-US"/>
         </w:rPr>
-        <w:t>M = [1 2 3 ; 4 5 6 ; 7 8 9]</w:t>
-      </w:r>
-    </w:p>
-    <w:p>
-      <w:pPr>
-        <w:pStyle w:val="ListParagraph"/>
-        <w:numPr>
-          <w:ilvl w:val="0"/>
-          <w:numId w:val="4"/>
-        </w:numPr>
-        <w:rPr>
-          <w:lang w:val="en-US"/>
-        </w:rPr>
-      </w:pPr>
-      <w:r>
-        <w:rPr>
-          <w:lang w:val="en-US"/>
-        </w:rPr>
-        <w:t>Truy Cập 1 Hàng Của 1 Ma Trận?</w:t>
+        <w:t>foo^-1</w:t>
+      </w:r>
+    </w:p>
+    <w:p>
+      <w:pPr>
+        <w:pStyle w:val="ListParagraph"/>
+        <w:numPr>
+          <w:ilvl w:val="0"/>
+          <w:numId w:val="6"/>
+        </w:numPr>
+        <w:rPr>
+          <w:lang w:val="en-US"/>
+        </w:rPr>
+      </w:pPr>
+      <w:r>
+        <w:rPr>
+          <w:lang w:val="en-US"/>
+        </w:rPr>
+        <w:t>Số Phức?</w:t>
       </w:r>
     </w:p>
     <w:p>
@@ -587,25 +511,25 @@
         <w:rPr>
           <w:lang w:val="en-US"/>
         </w:rPr>
-        <w:t>&lt;Hàng&gt; = &lt;Ma Trận&gt;(&lt;Index Hàng&gt;, :)</w:t>
-      </w:r>
-    </w:p>
-    <w:p>
-      <w:pPr>
-        <w:pStyle w:val="ListParagraph"/>
-        <w:numPr>
-          <w:ilvl w:val="0"/>
-          <w:numId w:val="4"/>
-        </w:numPr>
-        <w:rPr>
-          <w:lang w:val="en-US"/>
-        </w:rPr>
-      </w:pPr>
-      <w:r>
-        <w:rPr>
-          <w:lang w:val="en-US"/>
-        </w:rPr>
-        <w:t>Tạo 1 Ma Trận Với Giá Trị Ngẫu Nhiên Từ Phân Phối Đều Liên Tục Trong Khoảng Từ 0 Đến 1?</w:t>
+        <w:t>&lt;Thực&gt; + &lt;Ảo&gt;i</w:t>
+      </w:r>
+    </w:p>
+    <w:p>
+      <w:pPr>
+        <w:pStyle w:val="ListParagraph"/>
+        <w:numPr>
+          <w:ilvl w:val="0"/>
+          <w:numId w:val="3"/>
+        </w:numPr>
+        <w:rPr>
+          <w:lang w:val="en-US"/>
+        </w:rPr>
+      </w:pPr>
+      <w:r>
+        <w:rPr>
+          <w:lang w:val="en-US"/>
+        </w:rPr>
+        <w:t>Ví dụ</w:t>
       </w:r>
     </w:p>
     <w:p>
@@ -626,6 +550,242 @@
         <w:rPr>
           <w:lang w:val="en-US"/>
         </w:rPr>
+        <w:t>2 + 4i</w:t>
+      </w:r>
+    </w:p>
+    <w:p>
+      <w:pPr>
+        <w:rPr>
+          <w:lang w:val="en-US"/>
+        </w:rPr>
+      </w:pPr>
+    </w:p>
+    <w:p>
+      <w:pPr>
+        <w:rPr>
+          <w:lang w:val="en-US"/>
+        </w:rPr>
+      </w:pPr>
+      <w:r>
+        <w:rPr>
+          <w:lang w:val="en-US"/>
+        </w:rPr>
+        <w:t>Matrix – Ma Trận:</w:t>
+      </w:r>
+    </w:p>
+    <w:p>
+      <w:pPr>
+        <w:pStyle w:val="ListParagraph"/>
+        <w:numPr>
+          <w:ilvl w:val="0"/>
+          <w:numId w:val="4"/>
+        </w:numPr>
+        <w:rPr>
+          <w:lang w:val="en-US"/>
+        </w:rPr>
+      </w:pPr>
+      <w:r>
+        <w:rPr>
+          <w:lang w:val="en-US"/>
+        </w:rPr>
+        <w:t>Cách Gán Giá Trị Là 1 Ma Trận Cho 1 Biến?</w:t>
+      </w:r>
+    </w:p>
+    <w:p>
+      <w:pPr>
+        <w:pStyle w:val="ListParagraph"/>
+        <w:pBdr>
+          <w:top w:val="single" w:sz="4" w:space="1" w:color="auto"/>
+          <w:left w:val="single" w:sz="4" w:space="4" w:color="auto"/>
+          <w:bottom w:val="single" w:sz="4" w:space="1" w:color="auto"/>
+          <w:right w:val="single" w:sz="4" w:space="4" w:color="auto"/>
+        </w:pBdr>
+        <w:ind w:left="1080"/>
+        <w:rPr>
+          <w:lang w:val="en-US"/>
+        </w:rPr>
+      </w:pPr>
+      <w:r>
+        <w:rPr>
+          <w:lang w:val="en-US"/>
+        </w:rPr>
+        <w:t>&lt;Ma trận&gt; = [&lt;Hàng 1&gt; ; &lt;Hàng 2&gt; ; … ; &lt;Hàng Cuối&gt;]</w:t>
+      </w:r>
+    </w:p>
+    <w:p>
+      <w:pPr>
+        <w:pStyle w:val="ListParagraph"/>
+        <w:numPr>
+          <w:ilvl w:val="0"/>
+          <w:numId w:val="3"/>
+        </w:numPr>
+        <w:rPr>
+          <w:lang w:val="en-US"/>
+        </w:rPr>
+      </w:pPr>
+      <w:r>
+        <w:rPr>
+          <w:lang w:val="en-US"/>
+        </w:rPr>
+        <w:t>Các giá trị trong hàng ngăn cách nhau bởi dấu “ “</w:t>
+      </w:r>
+    </w:p>
+    <w:p>
+      <w:pPr>
+        <w:pStyle w:val="ListParagraph"/>
+        <w:numPr>
+          <w:ilvl w:val="0"/>
+          <w:numId w:val="3"/>
+        </w:numPr>
+        <w:rPr>
+          <w:lang w:val="en-US"/>
+        </w:rPr>
+      </w:pPr>
+      <w:r>
+        <w:rPr>
+          <w:lang w:val="en-US"/>
+        </w:rPr>
+        <w:t>Ví dụ</w:t>
+      </w:r>
+    </w:p>
+    <w:p>
+      <w:pPr>
+        <w:pStyle w:val="ListParagraph"/>
+        <w:pBdr>
+          <w:top w:val="single" w:sz="4" w:space="1" w:color="auto"/>
+          <w:left w:val="single" w:sz="4" w:space="4" w:color="auto"/>
+          <w:bottom w:val="single" w:sz="4" w:space="1" w:color="auto"/>
+          <w:right w:val="single" w:sz="4" w:space="4" w:color="auto"/>
+        </w:pBdr>
+        <w:ind w:left="1080"/>
+        <w:rPr>
+          <w:lang w:val="en-US"/>
+        </w:rPr>
+      </w:pPr>
+      <w:r>
+        <w:rPr>
+          <w:lang w:val="en-US"/>
+        </w:rPr>
+        <w:lastRenderedPageBreak/>
+        <w:t>M = [1 2 3 ; 4 5 6 ; 7 8 9]</w:t>
+      </w:r>
+    </w:p>
+    <w:p>
+      <w:pPr>
+        <w:pStyle w:val="ListParagraph"/>
+        <w:numPr>
+          <w:ilvl w:val="0"/>
+          <w:numId w:val="4"/>
+        </w:numPr>
+        <w:rPr>
+          <w:lang w:val="en-US"/>
+        </w:rPr>
+      </w:pPr>
+      <w:r>
+        <w:rPr>
+          <w:lang w:val="en-US"/>
+        </w:rPr>
+        <w:t>Truy Cập 1 Hàng Của 1 Ma Trận?</w:t>
+      </w:r>
+    </w:p>
+    <w:p>
+      <w:pPr>
+        <w:pStyle w:val="ListParagraph"/>
+        <w:pBdr>
+          <w:top w:val="single" w:sz="4" w:space="1" w:color="auto"/>
+          <w:left w:val="single" w:sz="4" w:space="4" w:color="auto"/>
+          <w:bottom w:val="single" w:sz="4" w:space="1" w:color="auto"/>
+          <w:right w:val="single" w:sz="4" w:space="4" w:color="auto"/>
+        </w:pBdr>
+        <w:ind w:left="1080"/>
+        <w:rPr>
+          <w:lang w:val="en-US"/>
+        </w:rPr>
+      </w:pPr>
+      <w:r>
+        <w:rPr>
+          <w:lang w:val="en-US"/>
+        </w:rPr>
+        <w:t>&lt;Hàng&gt; = &lt;Ma Trận&gt;(&lt;Index Hàng&gt;, :)</w:t>
+      </w:r>
+    </w:p>
+    <w:p>
+      <w:pPr>
+        <w:pStyle w:val="ListParagraph"/>
+        <w:numPr>
+          <w:ilvl w:val="0"/>
+          <w:numId w:val="4"/>
+        </w:numPr>
+        <w:rPr>
+          <w:lang w:val="en-US"/>
+        </w:rPr>
+      </w:pPr>
+      <w:r>
+        <w:rPr>
+          <w:lang w:val="en-US"/>
+        </w:rPr>
+        <w:t>Truy Cập 1 Cột Của 1 Ma Trận?</w:t>
+      </w:r>
+    </w:p>
+    <w:p>
+      <w:pPr>
+        <w:pStyle w:val="ListParagraph"/>
+        <w:pBdr>
+          <w:top w:val="single" w:sz="4" w:space="1" w:color="auto"/>
+          <w:left w:val="single" w:sz="4" w:space="4" w:color="auto"/>
+          <w:bottom w:val="single" w:sz="4" w:space="1" w:color="auto"/>
+          <w:right w:val="single" w:sz="4" w:space="4" w:color="auto"/>
+        </w:pBdr>
+        <w:ind w:left="1080"/>
+        <w:rPr>
+          <w:lang w:val="en-US"/>
+        </w:rPr>
+      </w:pPr>
+      <w:bookmarkStart w:id="0" w:name="_GoBack"/>
+      <w:bookmarkEnd w:id="0"/>
+      <w:r>
+        <w:rPr>
+          <w:lang w:val="en-US"/>
+        </w:rPr>
+        <w:t>&lt;Cột&gt; = &lt;Ma Trận&gt;(:, &lt;Index Cột&gt;)</w:t>
+      </w:r>
+    </w:p>
+    <w:p>
+      <w:pPr>
+        <w:pStyle w:val="ListParagraph"/>
+        <w:numPr>
+          <w:ilvl w:val="0"/>
+          <w:numId w:val="4"/>
+        </w:numPr>
+        <w:rPr>
+          <w:lang w:val="en-US"/>
+        </w:rPr>
+      </w:pPr>
+      <w:r>
+        <w:rPr>
+          <w:lang w:val="en-US"/>
+        </w:rPr>
+        <w:t>Tạo 1 Ma Trận Với Giá Trị Ngẫu Nhiên Từ Phân Phối Đều Liên Tục Trong Khoảng Từ 0 Đến 1?</w:t>
+      </w:r>
+    </w:p>
+    <w:p>
+      <w:pPr>
+        <w:pStyle w:val="ListParagraph"/>
+        <w:pBdr>
+          <w:top w:val="single" w:sz="4" w:space="1" w:color="auto"/>
+          <w:left w:val="single" w:sz="4" w:space="4" w:color="auto"/>
+          <w:bottom w:val="single" w:sz="4" w:space="1" w:color="auto"/>
+          <w:right w:val="single" w:sz="4" w:space="4" w:color="auto"/>
+        </w:pBdr>
+        <w:ind w:left="1080"/>
+        <w:rPr>
+          <w:lang w:val="en-US"/>
+        </w:rPr>
+      </w:pPr>
+      <w:r>
+        <w:rPr>
+          <w:lang w:val="en-US"/>
+        </w:rPr>
         <w:t>&lt;Ma Trận&gt; = rand(&lt;Số Dòng&gt;, &lt;Số Cột&gt;)</w:t>
       </w:r>
     </w:p>
@@ -644,8 +804,58 @@
         <w:rPr>
           <w:lang w:val="en-US"/>
         </w:rPr>
-        <w:lastRenderedPageBreak/>
         <w:t>Trả Về Chuyển Vị Của Ma Trận?</w:t>
+      </w:r>
+    </w:p>
+    <w:p>
+      <w:pPr>
+        <w:pStyle w:val="ListParagraph"/>
+        <w:pBdr>
+          <w:top w:val="single" w:sz="4" w:space="1" w:color="auto"/>
+          <w:left w:val="single" w:sz="4" w:space="4" w:color="auto"/>
+          <w:bottom w:val="single" w:sz="4" w:space="1" w:color="auto"/>
+          <w:right w:val="single" w:sz="4" w:space="4" w:color="auto"/>
+        </w:pBdr>
+        <w:ind w:left="1080"/>
+        <w:rPr>
+          <w:lang w:val="en-US"/>
+        </w:rPr>
+      </w:pPr>
+      <w:r>
+        <w:rPr>
+          <w:lang w:val="en-US"/>
+        </w:rPr>
+        <w:t>&lt;Ma Trận&gt;.’</w:t>
+      </w:r>
+    </w:p>
+    <w:p>
+      <w:pPr>
+        <w:pStyle w:val="ListParagraph"/>
+        <w:numPr>
+          <w:ilvl w:val="0"/>
+          <w:numId w:val="4"/>
+        </w:numPr>
+        <w:rPr>
+          <w:lang w:val="en-US"/>
+        </w:rPr>
+      </w:pPr>
+      <w:r>
+        <w:rPr>
+          <w:lang w:val="en-US"/>
+        </w:rPr>
+        <w:t xml:space="preserve">Trả Về Chuyển Vị </w:t>
+      </w:r>
+      <w:r>
+        <w:rPr>
+          <w:lang w:val="en-US"/>
+        </w:rPr>
+        <w:t xml:space="preserve">Liên Hợp Phức </w:t>
+      </w:r>
+      <w:r>
+        <w:rPr>
+          <w:lang w:val="en-US"/>
+        </w:rPr>
+        <w:t>Của Ma Trận?</w:t>
       </w:r>
     </w:p>
     <w:p>

--- a/matlab.docx
+++ b/matlab.docx
@@ -1,6 +1,6 @@
 
 <file path=word/document.xml><?xml version="1.0" encoding="utf-8"?>
-<w:document xmlns:wpc="http://schemas.microsoft.com/office/word/2010/wordprocessingCanvas" xmlns:mc="http://schemas.openxmlformats.org/markup-compatibility/2006" xmlns:o="urn:schemas-microsoft-com:office:office" xmlns:r="http://schemas.openxmlformats.org/officeDocument/2006/relationships" xmlns:m="http://schemas.openxmlformats.org/officeDocument/2006/math" xmlns:v="urn:schemas-microsoft-com:vml" xmlns:wp14="http://schemas.microsoft.com/office/word/2010/wordprocessingDrawing" xmlns:wp="http://schemas.openxmlformats.org/drawingml/2006/wordprocessingDrawing" xmlns:w10="urn:schemas-microsoft-com:office:word" xmlns:w="http://schemas.openxmlformats.org/wordprocessingml/2006/main" xmlns:w14="http://schemas.microsoft.com/office/word/2010/wordml" xmlns:wpg="http://schemas.microsoft.com/office/word/2010/wordprocessingGroup" xmlns:wpi="http://schemas.microsoft.com/office/word/2010/wordprocessingInk" xmlns:wne="http://schemas.microsoft.com/office/word/2006/wordml" xmlns:wps="http://schemas.microsoft.com/office/word/2010/wordprocessingShape" mc:Ignorable="w14 wp14">
+<w:document xmlns:wpc="http://schemas.microsoft.com/office/word/2010/wordprocessingCanvas" xmlns:cx="http://schemas.microsoft.com/office/drawing/2014/chartex" xmlns:cx1="http://schemas.microsoft.com/office/drawing/2015/9/8/chartex" xmlns:cx2="http://schemas.microsoft.com/office/drawing/2015/10/21/chartex" xmlns:cx3="http://schemas.microsoft.com/office/drawing/2016/5/9/chartex" xmlns:cx4="http://schemas.microsoft.com/office/drawing/2016/5/10/chartex" xmlns:cx5="http://schemas.microsoft.com/office/drawing/2016/5/11/chartex" xmlns:cx6="http://schemas.microsoft.com/office/drawing/2016/5/12/chartex" xmlns:cx7="http://schemas.microsoft.com/office/drawing/2016/5/13/chartex" xmlns:cx8="http://schemas.microsoft.com/office/drawing/2016/5/14/chartex" xmlns:mc="http://schemas.openxmlformats.org/markup-compatibility/2006" xmlns:aink="http://schemas.microsoft.com/office/drawing/2016/ink" xmlns:am3d="http://schemas.microsoft.com/office/drawing/2017/model3d" xmlns:o="urn:schemas-microsoft-com:office:office" xmlns:oel="http://schemas.microsoft.com/office/2019/extlst" xmlns:r="http://schemas.openxmlformats.org/officeDocument/2006/relationships" xmlns:m="http://schemas.openxmlformats.org/officeDocument/2006/math" xmlns:v="urn:schemas-microsoft-com:vml" xmlns:wp14="http://schemas.microsoft.com/office/word/2010/wordprocessingDrawing" xmlns:wp="http://schemas.openxmlformats.org/drawingml/2006/wordprocessingDrawing" xmlns:w10="urn:schemas-microsoft-com:office:word" xmlns:w="http://schemas.openxmlformats.org/wordprocessingml/2006/main" xmlns:w14="http://schemas.microsoft.com/office/word/2010/wordml" xmlns:w15="http://schemas.microsoft.com/office/word/2012/wordml" xmlns:w16cex="http://schemas.microsoft.com/office/word/2018/wordml/cex" xmlns:w16cid="http://schemas.microsoft.com/office/word/2016/wordml/cid" xmlns:w16="http://schemas.microsoft.com/office/word/2018/wordml" xmlns:w16sdtdh="http://schemas.microsoft.com/office/word/2020/wordml/sdtdatahash" xmlns:w16se="http://schemas.microsoft.com/office/word/2015/wordml/symex" xmlns:wpg="http://schemas.microsoft.com/office/word/2010/wordprocessingGroup" xmlns:wpi="http://schemas.microsoft.com/office/word/2010/wordprocessingInk" xmlns:wne="http://schemas.microsoft.com/office/word/2006/wordml" xmlns:wps="http://schemas.microsoft.com/office/word/2010/wordprocessingShape" mc:Ignorable="w14 w15 w16se w16cid w16 w16cex w16sdtdh wp14">
   <w:body>
     <w:p>
       <w:pPr>
@@ -44,7 +44,7 @@
           <w:lang w:val="en-US"/>
         </w:rPr>
       </w:pPr>
-      <w:hyperlink r:id="rId6" w:history="1">
+      <w:hyperlink r:id="rId5" w:history="1">
         <w:r>
           <w:rPr>
             <w:rStyle w:val="Hyperlink"/>
@@ -83,7 +83,7 @@
           <w:lang w:val="en-US"/>
         </w:rPr>
       </w:pPr>
-      <w:hyperlink r:id="rId7" w:history="1">
+      <w:hyperlink r:id="rId6" w:history="1">
         <w:r>
           <w:rPr>
             <w:rStyle w:val="Hyperlink"/>
@@ -281,6 +281,159 @@
     </w:p>
     <w:p>
       <w:pPr>
+        <w:pStyle w:val="ListParagraph"/>
+        <w:numPr>
+          <w:ilvl w:val="0"/>
+          <w:numId w:val="2"/>
+        </w:numPr>
+        <w:rPr>
+          <w:lang w:val="en-US"/>
+        </w:rPr>
+      </w:pPr>
+      <w:r>
+        <w:rPr>
+          <w:lang w:val="en-US"/>
+        </w:rPr>
+        <w:t>Cài đặt phần mềm Matlab?</w:t>
+      </w:r>
+    </w:p>
+    <w:p>
+      <w:pPr>
+        <w:pStyle w:val="ListParagraph"/>
+        <w:numPr>
+          <w:ilvl w:val="0"/>
+          <w:numId w:val="3"/>
+        </w:numPr>
+        <w:rPr>
+          <w:lang w:val="en-US"/>
+        </w:rPr>
+      </w:pPr>
+      <w:r>
+        <w:rPr>
+          <w:lang w:val="en-US"/>
+        </w:rPr>
+        <w:t>Vào Link</w:t>
+      </w:r>
+    </w:p>
+    <w:p>
+      <w:pPr>
+        <w:pStyle w:val="ListParagraph"/>
+        <w:numPr>
+          <w:ilvl w:val="0"/>
+          <w:numId w:val="3"/>
+        </w:numPr>
+        <w:rPr>
+          <w:lang w:val="en-US"/>
+        </w:rPr>
+      </w:pPr>
+      <w:hyperlink r:id="rId7" w:history="1">
+        <w:r>
+          <w:rPr>
+            <w:rStyle w:val="Hyperlink"/>
+            <w:lang w:val="en-US"/>
+          </w:rPr>
+          <w:t>https://phanmem123-my.sharepoint.com/personal/data_phanmem123_onmicrosoft_com/_layouts/15/onedrive.aspx?id=%2Fpersonal%2Fdata%5Fphanmem123%5Fonmicrosoft%5Fcom%2FDocuments%2F%5BPhanmem123%2Ecom%5D%20MATLAB%20R2019b%2Erar&amp;parent=%2Fpersonal%2Fdata%5Fphanmem123%5Fonmicrosoft%5Fcom%2FDocuments&amp;ga=1</w:t>
+        </w:r>
+      </w:hyperlink>
+    </w:p>
+    <w:p>
+      <w:pPr>
+        <w:pStyle w:val="ListParagraph"/>
+        <w:numPr>
+          <w:ilvl w:val="0"/>
+          <w:numId w:val="3"/>
+        </w:numPr>
+        <w:rPr>
+          <w:lang w:val="en-US"/>
+        </w:rPr>
+      </w:pPr>
+      <w:r>
+        <w:rPr>
+          <w:lang w:val="en-US"/>
+        </w:rPr>
+        <w:t>Click “Download” + chờ nó tải lâu vãi đái + giải nén File vừa tải với mật khẩu “</w:t>
+      </w:r>
+      <w:r>
+        <w:rPr>
+          <w:lang w:val="en-US"/>
+        </w:rPr>
+        <w:t>Phanmem123.com</w:t>
+      </w:r>
+      <w:r>
+        <w:rPr>
+          <w:lang w:val="en-US"/>
+        </w:rPr>
+        <w:t>” được 1 thư mục + vào thư mục này</w:t>
+      </w:r>
+      <w:r>
+        <w:rPr>
+          <w:lang w:val="en-US"/>
+        </w:rPr>
+        <w:t xml:space="preserve"> thấy chứa 1 File ISO và 1 File nén</w:t>
+      </w:r>
+      <w:r>
+        <w:rPr>
+          <w:lang w:val="en-US"/>
+        </w:rPr>
+        <w:t xml:space="preserve"> + giải nén File ISO + chạy File “setup” + Tick “Use a File Installation Key” + chọn “Next” + Tick “Yes” + chọn “Next” + Tick “I have the File Installation Key for my license:” + nhập “</w:t>
+      </w:r>
+      <w:r>
+        <w:rPr>
+          <w:lang w:val="en-US"/>
+        </w:rPr>
+        <w:t>09806-07443-53955-64350-21751-41297</w:t>
+      </w:r>
+      <w:r>
+        <w:rPr>
+          <w:lang w:val="en-US"/>
+        </w:rPr>
+        <w:t>” vào ô + chọn “Next” + tiến hành cài đặt như thường</w:t>
+      </w:r>
+      <w:r>
+        <w:rPr>
+          <w:lang w:val="en-US"/>
+        </w:rPr>
+        <w:t xml:space="preserve"> với các lựa chọn mặc định</w:t>
+      </w:r>
+      <w:r>
+        <w:rPr>
+          <w:lang w:val="en-US"/>
+        </w:rPr>
+        <w:t xml:space="preserve"> + chờ nó cài đặt xong + đóng cửa sổ + giải nén File nén kế File ISO lúc đầu với mật khẩu  </w:t>
+      </w:r>
+      <w:r>
+        <w:rPr>
+          <w:lang w:val="en-US"/>
+        </w:rPr>
+        <w:t>“</w:t>
+      </w:r>
+      <w:r>
+        <w:rPr>
+          <w:lang w:val="en-US"/>
+        </w:rPr>
+        <w:t>Phanmem123.com</w:t>
+      </w:r>
+      <w:r>
+        <w:rPr>
+          <w:lang w:val="en-US"/>
+        </w:rPr>
+        <w:t>” + chạy Matlab + Tick “Activate manually without the Internet” + chọn “Next” + Tick “Enter the full path …” + Click “Browse…” + chọn đường dẫn đến File “</w:t>
+      </w:r>
+      <w:r>
+        <w:rPr>
+          <w:lang w:val="en-US"/>
+        </w:rPr>
+        <w:t>license_standalone</w:t>
+      </w:r>
+      <w:r>
+        <w:rPr>
+          <w:lang w:val="en-US"/>
+        </w:rPr>
+        <w:t>” + Click “Next” + Click “Finish”</w:t>
+      </w:r>
+    </w:p>
+    <w:p>
+      <w:pPr>
         <w:rPr>
           <w:lang w:val="en-US"/>
         </w:rPr>
@@ -394,6 +547,7 @@
         <w:rPr>
           <w:lang w:val="en-US"/>
         </w:rPr>
+        <w:lastRenderedPageBreak/>
         <w:t>Syntax – Cú Pháp:</w:t>
       </w:r>
     </w:p>
@@ -666,7 +820,6 @@
         <w:rPr>
           <w:lang w:val="en-US"/>
         </w:rPr>
-        <w:lastRenderedPageBreak/>
         <w:t>M = [1 2 3 ; 4 5 6 ; 7 8 9]</w:t>
       </w:r>
     </w:p>
@@ -741,8 +894,6 @@
           <w:lang w:val="en-US"/>
         </w:rPr>
       </w:pPr>
-      <w:bookmarkStart w:id="0" w:name="_GoBack"/>
-      <w:bookmarkEnd w:id="0"/>
       <w:r>
         <w:rPr>
           <w:lang w:val="en-US"/>
@@ -1010,8 +1161,8 @@
 </file>
 
 <file path=word/numbering.xml><?xml version="1.0" encoding="utf-8"?>
-<w:numbering xmlns:wpc="http://schemas.microsoft.com/office/word/2010/wordprocessingCanvas" xmlns:mc="http://schemas.openxmlformats.org/markup-compatibility/2006" xmlns:o="urn:schemas-microsoft-com:office:office" xmlns:r="http://schemas.openxmlformats.org/officeDocument/2006/relationships" xmlns:m="http://schemas.openxmlformats.org/officeDocument/2006/math" xmlns:v="urn:schemas-microsoft-com:vml" xmlns:wp14="http://schemas.microsoft.com/office/word/2010/wordprocessingDrawing" xmlns:wp="http://schemas.openxmlformats.org/drawingml/2006/wordprocessingDrawing" xmlns:w10="urn:schemas-microsoft-com:office:word" xmlns:w="http://schemas.openxmlformats.org/wordprocessingml/2006/main" xmlns:w14="http://schemas.microsoft.com/office/word/2010/wordml" xmlns:wpg="http://schemas.microsoft.com/office/word/2010/wordprocessingGroup" xmlns:wpi="http://schemas.microsoft.com/office/word/2010/wordprocessingInk" xmlns:wne="http://schemas.microsoft.com/office/word/2006/wordml" xmlns:wps="http://schemas.microsoft.com/office/word/2010/wordprocessingShape" mc:Ignorable="w14 wp14">
-  <w:abstractNum w:abstractNumId="0">
+<w:numbering xmlns:wpc="http://schemas.microsoft.com/office/word/2010/wordprocessingCanvas" xmlns:cx="http://schemas.microsoft.com/office/drawing/2014/chartex" xmlns:cx1="http://schemas.microsoft.com/office/drawing/2015/9/8/chartex" xmlns:cx2="http://schemas.microsoft.com/office/drawing/2015/10/21/chartex" xmlns:cx3="http://schemas.microsoft.com/office/drawing/2016/5/9/chartex" xmlns:cx4="http://schemas.microsoft.com/office/drawing/2016/5/10/chartex" xmlns:cx5="http://schemas.microsoft.com/office/drawing/2016/5/11/chartex" xmlns:cx6="http://schemas.microsoft.com/office/drawing/2016/5/12/chartex" xmlns:cx7="http://schemas.microsoft.com/office/drawing/2016/5/13/chartex" xmlns:cx8="http://schemas.microsoft.com/office/drawing/2016/5/14/chartex" xmlns:mc="http://schemas.openxmlformats.org/markup-compatibility/2006" xmlns:aink="http://schemas.microsoft.com/office/drawing/2016/ink" xmlns:am3d="http://schemas.microsoft.com/office/drawing/2017/model3d" xmlns:o="urn:schemas-microsoft-com:office:office" xmlns:oel="http://schemas.microsoft.com/office/2019/extlst" xmlns:r="http://schemas.openxmlformats.org/officeDocument/2006/relationships" xmlns:m="http://schemas.openxmlformats.org/officeDocument/2006/math" xmlns:v="urn:schemas-microsoft-com:vml" xmlns:wp14="http://schemas.microsoft.com/office/word/2010/wordprocessingDrawing" xmlns:wp="http://schemas.openxmlformats.org/drawingml/2006/wordprocessingDrawing" xmlns:w10="urn:schemas-microsoft-com:office:word" xmlns:w="http://schemas.openxmlformats.org/wordprocessingml/2006/main" xmlns:w14="http://schemas.microsoft.com/office/word/2010/wordml" xmlns:w15="http://schemas.microsoft.com/office/word/2012/wordml" xmlns:w16cex="http://schemas.microsoft.com/office/word/2018/wordml/cex" xmlns:w16cid="http://schemas.microsoft.com/office/word/2016/wordml/cid" xmlns:w16="http://schemas.microsoft.com/office/word/2018/wordml" xmlns:w16sdtdh="http://schemas.microsoft.com/office/word/2020/wordml/sdtdatahash" xmlns:w16se="http://schemas.microsoft.com/office/word/2015/wordml/symex" xmlns:wpg="http://schemas.microsoft.com/office/word/2010/wordprocessingGroup" xmlns:wpi="http://schemas.microsoft.com/office/word/2010/wordprocessingInk" xmlns:wne="http://schemas.microsoft.com/office/word/2006/wordml" xmlns:wps="http://schemas.microsoft.com/office/word/2010/wordprocessingShape" mc:Ignorable="w14 w15 w16se w16cid w16 w16cex w16sdtdh wp14">
+  <w:abstractNum w:abstractNumId="0" w15:restartNumberingAfterBreak="0">
     <w:nsid w:val="25490848"/>
     <w:multiLevelType w:val="hybridMultilevel"/>
     <w:tmpl w:val="4D4856CE"/>
@@ -1100,7 +1251,7 @@
       </w:pPr>
     </w:lvl>
   </w:abstractNum>
-  <w:abstractNum w:abstractNumId="1">
+  <w:abstractNum w:abstractNumId="1" w15:restartNumberingAfterBreak="0">
     <w:nsid w:val="34696CFE"/>
     <w:multiLevelType w:val="hybridMultilevel"/>
     <w:tmpl w:val="D57EC0F2"/>
@@ -1189,7 +1340,7 @@
       </w:pPr>
     </w:lvl>
   </w:abstractNum>
-  <w:abstractNum w:abstractNumId="2">
+  <w:abstractNum w:abstractNumId="2" w15:restartNumberingAfterBreak="0">
     <w:nsid w:val="36A80456"/>
     <w:multiLevelType w:val="hybridMultilevel"/>
     <w:tmpl w:val="5BAC69E0"/>
@@ -1278,7 +1429,7 @@
       </w:pPr>
     </w:lvl>
   </w:abstractNum>
-  <w:abstractNum w:abstractNumId="3">
+  <w:abstractNum w:abstractNumId="3" w15:restartNumberingAfterBreak="0">
     <w:nsid w:val="3A8E18F2"/>
     <w:multiLevelType w:val="hybridMultilevel"/>
     <w:tmpl w:val="6CD49E16"/>
@@ -1367,7 +1518,7 @@
       </w:pPr>
     </w:lvl>
   </w:abstractNum>
-  <w:abstractNum w:abstractNumId="4">
+  <w:abstractNum w:abstractNumId="4" w15:restartNumberingAfterBreak="0">
     <w:nsid w:val="4CC4413D"/>
     <w:multiLevelType w:val="hybridMultilevel"/>
     <w:tmpl w:val="9872EA18"/>
@@ -1456,7 +1607,7 @@
       </w:pPr>
     </w:lvl>
   </w:abstractNum>
-  <w:abstractNum w:abstractNumId="5">
+  <w:abstractNum w:abstractNumId="5" w15:restartNumberingAfterBreak="0">
     <w:nsid w:val="6EA02C5C"/>
     <w:multiLevelType w:val="hybridMultilevel"/>
     <w:tmpl w:val="93A0FAF2"/>
@@ -1569,29 +1720,29 @@
       </w:rPr>
     </w:lvl>
   </w:abstractNum>
-  <w:num w:numId="1">
+  <w:num w:numId="1" w16cid:durableId="105732668">
     <w:abstractNumId w:val="0"/>
   </w:num>
-  <w:num w:numId="2">
+  <w:num w:numId="2" w16cid:durableId="979265608">
     <w:abstractNumId w:val="4"/>
   </w:num>
-  <w:num w:numId="3">
+  <w:num w:numId="3" w16cid:durableId="579799846">
     <w:abstractNumId w:val="5"/>
   </w:num>
-  <w:num w:numId="4">
+  <w:num w:numId="4" w16cid:durableId="1081215143">
     <w:abstractNumId w:val="1"/>
   </w:num>
-  <w:num w:numId="5">
+  <w:num w:numId="5" w16cid:durableId="1422794264">
     <w:abstractNumId w:val="2"/>
   </w:num>
-  <w:num w:numId="6">
+  <w:num w:numId="6" w16cid:durableId="1599561250">
     <w:abstractNumId w:val="3"/>
   </w:num>
 </w:numbering>
 </file>
 
 <file path=word/styles.xml><?xml version="1.0" encoding="utf-8"?>
-<w:styles xmlns:mc="http://schemas.openxmlformats.org/markup-compatibility/2006" xmlns:r="http://schemas.openxmlformats.org/officeDocument/2006/relationships" xmlns:w="http://schemas.openxmlformats.org/wordprocessingml/2006/main" xmlns:w14="http://schemas.microsoft.com/office/word/2010/wordml" mc:Ignorable="w14">
+<w:styles xmlns:mc="http://schemas.openxmlformats.org/markup-compatibility/2006" xmlns:r="http://schemas.openxmlformats.org/officeDocument/2006/relationships" xmlns:w="http://schemas.openxmlformats.org/wordprocessingml/2006/main" xmlns:w14="http://schemas.microsoft.com/office/word/2010/wordml" xmlns:w15="http://schemas.microsoft.com/office/word/2012/wordml" xmlns:w16cex="http://schemas.microsoft.com/office/word/2018/wordml/cex" xmlns:w16cid="http://schemas.microsoft.com/office/word/2016/wordml/cid" xmlns:w16="http://schemas.microsoft.com/office/word/2018/wordml" xmlns:w16sdtdh="http://schemas.microsoft.com/office/word/2020/wordml/sdtdatahash" xmlns:w16se="http://schemas.microsoft.com/office/word/2015/wordml/symex" mc:Ignorable="w14 w15 w16se w16cid w16 w16cex w16sdtdh">
   <w:docDefaults>
     <w:rPrDefault>
       <w:rPr>
@@ -1607,144 +1758,383 @@
       </w:pPr>
     </w:pPrDefault>
   </w:docDefaults>
-  <w:latentStyles w:defLockedState="0" w:defUIPriority="99" w:defSemiHidden="1" w:defUnhideWhenUsed="1" w:defQFormat="0" w:count="267">
-    <w:lsdException w:name="Normal" w:semiHidden="0" w:uiPriority="0" w:unhideWhenUsed="0" w:qFormat="1"/>
-    <w:lsdException w:name="heading 1" w:semiHidden="0" w:uiPriority="9" w:unhideWhenUsed="0" w:qFormat="1"/>
-    <w:lsdException w:name="heading 2" w:uiPriority="9" w:qFormat="1"/>
-    <w:lsdException w:name="heading 3" w:uiPriority="9" w:qFormat="1"/>
-    <w:lsdException w:name="heading 4" w:uiPriority="9" w:qFormat="1"/>
-    <w:lsdException w:name="heading 5" w:uiPriority="9" w:qFormat="1"/>
-    <w:lsdException w:name="heading 6" w:uiPriority="9" w:qFormat="1"/>
-    <w:lsdException w:name="heading 7" w:uiPriority="9" w:qFormat="1"/>
-    <w:lsdException w:name="heading 8" w:uiPriority="9" w:qFormat="1"/>
-    <w:lsdException w:name="heading 9" w:uiPriority="9" w:qFormat="1"/>
-    <w:lsdException w:name="toc 1" w:uiPriority="39"/>
-    <w:lsdException w:name="toc 2" w:uiPriority="39"/>
-    <w:lsdException w:name="toc 3" w:uiPriority="39"/>
-    <w:lsdException w:name="toc 4" w:uiPriority="39"/>
-    <w:lsdException w:name="toc 5" w:uiPriority="39"/>
-    <w:lsdException w:name="toc 6" w:uiPriority="39"/>
-    <w:lsdException w:name="toc 7" w:uiPriority="39"/>
-    <w:lsdException w:name="toc 8" w:uiPriority="39"/>
-    <w:lsdException w:name="toc 9" w:uiPriority="39"/>
-    <w:lsdException w:name="caption" w:uiPriority="35" w:qFormat="1"/>
-    <w:lsdException w:name="Title" w:semiHidden="0" w:uiPriority="10" w:unhideWhenUsed="0" w:qFormat="1"/>
-    <w:lsdException w:name="Default Paragraph Font" w:uiPriority="1"/>
-    <w:lsdException w:name="Subtitle" w:semiHidden="0" w:uiPriority="11" w:unhideWhenUsed="0" w:qFormat="1"/>
-    <w:lsdException w:name="Strong" w:semiHidden="0" w:uiPriority="22" w:unhideWhenUsed="0" w:qFormat="1"/>
-    <w:lsdException w:name="Emphasis" w:semiHidden="0" w:uiPriority="20" w:unhideWhenUsed="0" w:qFormat="1"/>
-    <w:lsdException w:name="Table Grid" w:semiHidden="0" w:uiPriority="59" w:unhideWhenUsed="0"/>
-    <w:lsdException w:name="Placeholder Text" w:unhideWhenUsed="0"/>
-    <w:lsdException w:name="No Spacing" w:semiHidden="0" w:uiPriority="1" w:unhideWhenUsed="0" w:qFormat="1"/>
-    <w:lsdException w:name="Light Shading" w:semiHidden="0" w:uiPriority="60" w:unhideWhenUsed="0"/>
-    <w:lsdException w:name="Light List" w:semiHidden="0" w:uiPriority="61" w:unhideWhenUsed="0"/>
-    <w:lsdException w:name="Light Grid" w:semiHidden="0" w:uiPriority="62" w:unhideWhenUsed="0"/>
-    <w:lsdException w:name="Medium Shading 1" w:semiHidden="0" w:uiPriority="63" w:unhideWhenUsed="0"/>
-    <w:lsdException w:name="Medium Shading 2" w:semiHidden="0" w:uiPriority="64" w:unhideWhenUsed="0"/>
-    <w:lsdException w:name="Medium List 1" w:semiHidden="0" w:uiPriority="65" w:unhideWhenUsed="0"/>
-    <w:lsdException w:name="Medium List 2" w:semiHidden="0" w:uiPriority="66" w:unhideWhenUsed="0"/>
-    <w:lsdException w:name="Medium Grid 1" w:semiHidden="0" w:uiPriority="67" w:unhideWhenUsed="0"/>
-    <w:lsdException w:name="Medium Grid 2" w:semiHidden="0" w:uiPriority="68" w:unhideWhenUsed="0"/>
-    <w:lsdException w:name="Medium Grid 3" w:semiHidden="0" w:uiPriority="69" w:unhideWhenUsed="0"/>
-    <w:lsdException w:name="Dark List" w:semiHidden="0" w:uiPriority="70" w:unhideWhenUsed="0"/>
-    <w:lsdException w:name="Colorful Shading" w:semiHidden="0" w:uiPriority="71" w:unhideWhenUsed="0"/>
-    <w:lsdException w:name="Colorful List" w:semiHidden="0" w:uiPriority="72" w:unhideWhenUsed="0"/>
-    <w:lsdException w:name="Colorful Grid" w:semiHidden="0" w:uiPriority="73" w:unhideWhenUsed="0"/>
-    <w:lsdException w:name="Light Shading Accent 1" w:semiHidden="0" w:uiPriority="60" w:unhideWhenUsed="0"/>
-    <w:lsdException w:name="Light List Accent 1" w:semiHidden="0" w:uiPriority="61" w:unhideWhenUsed="0"/>
-    <w:lsdException w:name="Light Grid Accent 1" w:semiHidden="0" w:uiPriority="62" w:unhideWhenUsed="0"/>
-    <w:lsdException w:name="Medium Shading 1 Accent 1" w:semiHidden="0" w:uiPriority="63" w:unhideWhenUsed="0"/>
-    <w:lsdException w:name="Medium Shading 2 Accent 1" w:semiHidden="0" w:uiPriority="64" w:unhideWhenUsed="0"/>
-    <w:lsdException w:name="Medium List 1 Accent 1" w:semiHidden="0" w:uiPriority="65" w:unhideWhenUsed="0"/>
-    <w:lsdException w:name="Revision" w:unhideWhenUsed="0"/>
-    <w:lsdException w:name="List Paragraph" w:semiHidden="0" w:uiPriority="34" w:unhideWhenUsed="0" w:qFormat="1"/>
-    <w:lsdException w:name="Quote" w:semiHidden="0" w:uiPriority="29" w:unhideWhenUsed="0" w:qFormat="1"/>
-    <w:lsdException w:name="Intense Quote" w:semiHidden="0" w:uiPriority="30" w:unhideWhenUsed="0" w:qFormat="1"/>
-    <w:lsdException w:name="Medium List 2 Accent 1" w:semiHidden="0" w:uiPriority="66" w:unhideWhenUsed="0"/>
-    <w:lsdException w:name="Medium Grid 1 Accent 1" w:semiHidden="0" w:uiPriority="67" w:unhideWhenUsed="0"/>
-    <w:lsdException w:name="Medium Grid 2 Accent 1" w:semiHidden="0" w:uiPriority="68" w:unhideWhenUsed="0"/>
-    <w:lsdException w:name="Medium Grid 3 Accent 1" w:semiHidden="0" w:uiPriority="69" w:unhideWhenUsed="0"/>
-    <w:lsdException w:name="Dark List Accent 1" w:semiHidden="0" w:uiPriority="70" w:unhideWhenUsed="0"/>
-    <w:lsdException w:name="Colorful Shading Accent 1" w:semiHidden="0" w:uiPriority="71" w:unhideWhenUsed="0"/>
-    <w:lsdException w:name="Colorful List Accent 1" w:semiHidden="0" w:uiPriority="72" w:unhideWhenUsed="0"/>
-    <w:lsdException w:name="Colorful Grid Accent 1" w:semiHidden="0" w:uiPriority="73" w:unhideWhenUsed="0"/>
-    <w:lsdException w:name="Light Shading Accent 2" w:semiHidden="0" w:uiPriority="60" w:unhideWhenUsed="0"/>
-    <w:lsdException w:name="Light List Accent 2" w:semiHidden="0" w:uiPriority="61" w:unhideWhenUsed="0"/>
-    <w:lsdException w:name="Light Grid Accent 2" w:semiHidden="0" w:uiPriority="62" w:unhideWhenUsed="0"/>
-    <w:lsdException w:name="Medium Shading 1 Accent 2" w:semiHidden="0" w:uiPriority="63" w:unhideWhenUsed="0"/>
-    <w:lsdException w:name="Medium Shading 2 Accent 2" w:semiHidden="0" w:uiPriority="64" w:unhideWhenUsed="0"/>
-    <w:lsdException w:name="Medium List 1 Accent 2" w:semiHidden="0" w:uiPriority="65" w:unhideWhenUsed="0"/>
-    <w:lsdException w:name="Medium List 2 Accent 2" w:semiHidden="0" w:uiPriority="66" w:unhideWhenUsed="0"/>
-    <w:lsdException w:name="Medium Grid 1 Accent 2" w:semiHidden="0" w:uiPriority="67" w:unhideWhenUsed="0"/>
-    <w:lsdException w:name="Medium Grid 2 Accent 2" w:semiHidden="0" w:uiPriority="68" w:unhideWhenUsed="0"/>
-    <w:lsdException w:name="Medium Grid 3 Accent 2" w:semiHidden="0" w:uiPriority="69" w:unhideWhenUsed="0"/>
-    <w:lsdException w:name="Dark List Accent 2" w:semiHidden="0" w:uiPriority="70" w:unhideWhenUsed="0"/>
-    <w:lsdException w:name="Colorful Shading Accent 2" w:semiHidden="0" w:uiPriority="71" w:unhideWhenUsed="0"/>
-    <w:lsdException w:name="Colorful List Accent 2" w:semiHidden="0" w:uiPriority="72" w:unhideWhenUsed="0"/>
-    <w:lsdException w:name="Colorful Grid Accent 2" w:semiHidden="0" w:uiPriority="73" w:unhideWhenUsed="0"/>
-    <w:lsdException w:name="Light Shading Accent 3" w:semiHidden="0" w:uiPriority="60" w:unhideWhenUsed="0"/>
-    <w:lsdException w:name="Light List Accent 3" w:semiHidden="0" w:uiPriority="61" w:unhideWhenUsed="0"/>
-    <w:lsdException w:name="Light Grid Accent 3" w:semiHidden="0" w:uiPriority="62" w:unhideWhenUsed="0"/>
-    <w:lsdException w:name="Medium Shading 1 Accent 3" w:semiHidden="0" w:uiPriority="63" w:unhideWhenUsed="0"/>
-    <w:lsdException w:name="Medium Shading 2 Accent 3" w:semiHidden="0" w:uiPriority="64" w:unhideWhenUsed="0"/>
-    <w:lsdException w:name="Medium List 1 Accent 3" w:semiHidden="0" w:uiPriority="65" w:unhideWhenUsed="0"/>
-    <w:lsdException w:name="Medium List 2 Accent 3" w:semiHidden="0" w:uiPriority="66" w:unhideWhenUsed="0"/>
-    <w:lsdException w:name="Medium Grid 1 Accent 3" w:semiHidden="0" w:uiPriority="67" w:unhideWhenUsed="0"/>
-    <w:lsdException w:name="Medium Grid 2 Accent 3" w:semiHidden="0" w:uiPriority="68" w:unhideWhenUsed="0"/>
-    <w:lsdException w:name="Medium Grid 3 Accent 3" w:semiHidden="0" w:uiPriority="69" w:unhideWhenUsed="0"/>
-    <w:lsdException w:name="Dark List Accent 3" w:semiHidden="0" w:uiPriority="70" w:unhideWhenUsed="0"/>
-    <w:lsdException w:name="Colorful Shading Accent 3" w:semiHidden="0" w:uiPriority="71" w:unhideWhenUsed="0"/>
-    <w:lsdException w:name="Colorful List Accent 3" w:semiHidden="0" w:uiPriority="72" w:unhideWhenUsed="0"/>
-    <w:lsdException w:name="Colorful Grid Accent 3" w:semiHidden="0" w:uiPriority="73" w:unhideWhenUsed="0"/>
-    <w:lsdException w:name="Light Shading Accent 4" w:semiHidden="0" w:uiPriority="60" w:unhideWhenUsed="0"/>
-    <w:lsdException w:name="Light List Accent 4" w:semiHidden="0" w:uiPriority="61" w:unhideWhenUsed="0"/>
-    <w:lsdException w:name="Light Grid Accent 4" w:semiHidden="0" w:uiPriority="62" w:unhideWhenUsed="0"/>
-    <w:lsdException w:name="Medium Shading 1 Accent 4" w:semiHidden="0" w:uiPriority="63" w:unhideWhenUsed="0"/>
-    <w:lsdException w:name="Medium Shading 2 Accent 4" w:semiHidden="0" w:uiPriority="64" w:unhideWhenUsed="0"/>
-    <w:lsdException w:name="Medium List 1 Accent 4" w:semiHidden="0" w:uiPriority="65" w:unhideWhenUsed="0"/>
-    <w:lsdException w:name="Medium List 2 Accent 4" w:semiHidden="0" w:uiPriority="66" w:unhideWhenUsed="0"/>
-    <w:lsdException w:name="Medium Grid 1 Accent 4" w:semiHidden="0" w:uiPriority="67" w:unhideWhenUsed="0"/>
-    <w:lsdException w:name="Medium Grid 2 Accent 4" w:semiHidden="0" w:uiPriority="68" w:unhideWhenUsed="0"/>
-    <w:lsdException w:name="Medium Grid 3 Accent 4" w:semiHidden="0" w:uiPriority="69" w:unhideWhenUsed="0"/>
-    <w:lsdException w:name="Dark List Accent 4" w:semiHidden="0" w:uiPriority="70" w:unhideWhenUsed="0"/>
-    <w:lsdException w:name="Colorful Shading Accent 4" w:semiHidden="0" w:uiPriority="71" w:unhideWhenUsed="0"/>
-    <w:lsdException w:name="Colorful List Accent 4" w:semiHidden="0" w:uiPriority="72" w:unhideWhenUsed="0"/>
-    <w:lsdException w:name="Colorful Grid Accent 4" w:semiHidden="0" w:uiPriority="73" w:unhideWhenUsed="0"/>
-    <w:lsdException w:name="Light Shading Accent 5" w:semiHidden="0" w:uiPriority="60" w:unhideWhenUsed="0"/>
-    <w:lsdException w:name="Light List Accent 5" w:semiHidden="0" w:uiPriority="61" w:unhideWhenUsed="0"/>
-    <w:lsdException w:name="Light Grid Accent 5" w:semiHidden="0" w:uiPriority="62" w:unhideWhenUsed="0"/>
-    <w:lsdException w:name="Medium Shading 1 Accent 5" w:semiHidden="0" w:uiPriority="63" w:unhideWhenUsed="0"/>
-    <w:lsdException w:name="Medium Shading 2 Accent 5" w:semiHidden="0" w:uiPriority="64" w:unhideWhenUsed="0"/>
-    <w:lsdException w:name="Medium List 1 Accent 5" w:semiHidden="0" w:uiPriority="65" w:unhideWhenUsed="0"/>
-    <w:lsdException w:name="Medium List 2 Accent 5" w:semiHidden="0" w:uiPriority="66" w:unhideWhenUsed="0"/>
-    <w:lsdException w:name="Medium Grid 1 Accent 5" w:semiHidden="0" w:uiPriority="67" w:unhideWhenUsed="0"/>
-    <w:lsdException w:name="Medium Grid 2 Accent 5" w:semiHidden="0" w:uiPriority="68" w:unhideWhenUsed="0"/>
-    <w:lsdException w:name="Medium Grid 3 Accent 5" w:semiHidden="0" w:uiPriority="69" w:unhideWhenUsed="0"/>
-    <w:lsdException w:name="Dark List Accent 5" w:semiHidden="0" w:uiPriority="70" w:unhideWhenUsed="0"/>
-    <w:lsdException w:name="Colorful Shading Accent 5" w:semiHidden="0" w:uiPriority="71" w:unhideWhenUsed="0"/>
-    <w:lsdException w:name="Colorful List Accent 5" w:semiHidden="0" w:uiPriority="72" w:unhideWhenUsed="0"/>
-    <w:lsdException w:name="Colorful Grid Accent 5" w:semiHidden="0" w:uiPriority="73" w:unhideWhenUsed="0"/>
-    <w:lsdException w:name="Light Shading Accent 6" w:semiHidden="0" w:uiPriority="60" w:unhideWhenUsed="0"/>
-    <w:lsdException w:name="Light List Accent 6" w:semiHidden="0" w:uiPriority="61" w:unhideWhenUsed="0"/>
-    <w:lsdException w:name="Light Grid Accent 6" w:semiHidden="0" w:uiPriority="62" w:unhideWhenUsed="0"/>
-    <w:lsdException w:name="Medium Shading 1 Accent 6" w:semiHidden="0" w:uiPriority="63" w:unhideWhenUsed="0"/>
-    <w:lsdException w:name="Medium Shading 2 Accent 6" w:semiHidden="0" w:uiPriority="64" w:unhideWhenUsed="0"/>
-    <w:lsdException w:name="Medium List 1 Accent 6" w:semiHidden="0" w:uiPriority="65" w:unhideWhenUsed="0"/>
-    <w:lsdException w:name="Medium List 2 Accent 6" w:semiHidden="0" w:uiPriority="66" w:unhideWhenUsed="0"/>
-    <w:lsdException w:name="Medium Grid 1 Accent 6" w:semiHidden="0" w:uiPriority="67" w:unhideWhenUsed="0"/>
-    <w:lsdException w:name="Medium Grid 2 Accent 6" w:semiHidden="0" w:uiPriority="68" w:unhideWhenUsed="0"/>
-    <w:lsdException w:name="Medium Grid 3 Accent 6" w:semiHidden="0" w:uiPriority="69" w:unhideWhenUsed="0"/>
-    <w:lsdException w:name="Dark List Accent 6" w:semiHidden="0" w:uiPriority="70" w:unhideWhenUsed="0"/>
-    <w:lsdException w:name="Colorful Shading Accent 6" w:semiHidden="0" w:uiPriority="71" w:unhideWhenUsed="0"/>
-    <w:lsdException w:name="Colorful List Accent 6" w:semiHidden="0" w:uiPriority="72" w:unhideWhenUsed="0"/>
-    <w:lsdException w:name="Colorful Grid Accent 6" w:semiHidden="0" w:uiPriority="73" w:unhideWhenUsed="0"/>
-    <w:lsdException w:name="Subtle Emphasis" w:semiHidden="0" w:uiPriority="19" w:unhideWhenUsed="0" w:qFormat="1"/>
-    <w:lsdException w:name="Intense Emphasis" w:semiHidden="0" w:uiPriority="21" w:unhideWhenUsed="0" w:qFormat="1"/>
-    <w:lsdException w:name="Subtle Reference" w:semiHidden="0" w:uiPriority="31" w:unhideWhenUsed="0" w:qFormat="1"/>
-    <w:lsdException w:name="Intense Reference" w:semiHidden="0" w:uiPriority="32" w:unhideWhenUsed="0" w:qFormat="1"/>
-    <w:lsdException w:name="Book Title" w:semiHidden="0" w:uiPriority="33" w:unhideWhenUsed="0" w:qFormat="1"/>
-    <w:lsdException w:name="Bibliography" w:uiPriority="37"/>
-    <w:lsdException w:name="TOC Heading" w:uiPriority="39" w:qFormat="1"/>
+  <w:latentStyles w:defLockedState="0" w:defUIPriority="99" w:defSemiHidden="0" w:defUnhideWhenUsed="0" w:defQFormat="0" w:count="376">
+    <w:lsdException w:name="Normal" w:uiPriority="0" w:qFormat="1"/>
+    <w:lsdException w:name="heading 1" w:uiPriority="9" w:qFormat="1"/>
+    <w:lsdException w:name="heading 2" w:semiHidden="1" w:uiPriority="9" w:unhideWhenUsed="1" w:qFormat="1"/>
+    <w:lsdException w:name="heading 3" w:semiHidden="1" w:uiPriority="9" w:unhideWhenUsed="1" w:qFormat="1"/>
+    <w:lsdException w:name="heading 4" w:semiHidden="1" w:uiPriority="9" w:unhideWhenUsed="1" w:qFormat="1"/>
+    <w:lsdException w:name="heading 5" w:semiHidden="1" w:uiPriority="9" w:unhideWhenUsed="1" w:qFormat="1"/>
+    <w:lsdException w:name="heading 6" w:semiHidden="1" w:uiPriority="9" w:unhideWhenUsed="1" w:qFormat="1"/>
+    <w:lsdException w:name="heading 7" w:semiHidden="1" w:uiPriority="9" w:unhideWhenUsed="1" w:qFormat="1"/>
+    <w:lsdException w:name="heading 8" w:semiHidden="1" w:uiPriority="9" w:unhideWhenUsed="1" w:qFormat="1"/>
+    <w:lsdException w:name="heading 9" w:semiHidden="1" w:uiPriority="9" w:unhideWhenUsed="1" w:qFormat="1"/>
+    <w:lsdException w:name="index 1" w:semiHidden="1" w:unhideWhenUsed="1"/>
+    <w:lsdException w:name="index 2" w:semiHidden="1" w:unhideWhenUsed="1"/>
+    <w:lsdException w:name="index 3" w:semiHidden="1" w:unhideWhenUsed="1"/>
+    <w:lsdException w:name="index 4" w:semiHidden="1" w:unhideWhenUsed="1"/>
+    <w:lsdException w:name="index 5" w:semiHidden="1" w:unhideWhenUsed="1"/>
+    <w:lsdException w:name="index 6" w:semiHidden="1" w:unhideWhenUsed="1"/>
+    <w:lsdException w:name="index 7" w:semiHidden="1" w:unhideWhenUsed="1"/>
+    <w:lsdException w:name="index 8" w:semiHidden="1" w:unhideWhenUsed="1"/>
+    <w:lsdException w:name="index 9" w:semiHidden="1" w:unhideWhenUsed="1"/>
+    <w:lsdException w:name="toc 1" w:semiHidden="1" w:uiPriority="39" w:unhideWhenUsed="1"/>
+    <w:lsdException w:name="toc 2" w:semiHidden="1" w:uiPriority="39" w:unhideWhenUsed="1"/>
+    <w:lsdException w:name="toc 3" w:semiHidden="1" w:uiPriority="39" w:unhideWhenUsed="1"/>
+    <w:lsdException w:name="toc 4" w:semiHidden="1" w:uiPriority="39" w:unhideWhenUsed="1"/>
+    <w:lsdException w:name="toc 5" w:semiHidden="1" w:uiPriority="39" w:unhideWhenUsed="1"/>
+    <w:lsdException w:name="toc 6" w:semiHidden="1" w:uiPriority="39" w:unhideWhenUsed="1"/>
+    <w:lsdException w:name="toc 7" w:semiHidden="1" w:uiPriority="39" w:unhideWhenUsed="1"/>
+    <w:lsdException w:name="toc 8" w:semiHidden="1" w:uiPriority="39" w:unhideWhenUsed="1"/>
+    <w:lsdException w:name="toc 9" w:semiHidden="1" w:uiPriority="39" w:unhideWhenUsed="1"/>
+    <w:lsdException w:name="Normal Indent" w:semiHidden="1" w:unhideWhenUsed="1"/>
+    <w:lsdException w:name="footnote text" w:semiHidden="1" w:unhideWhenUsed="1"/>
+    <w:lsdException w:name="annotation text" w:semiHidden="1" w:unhideWhenUsed="1"/>
+    <w:lsdException w:name="header" w:semiHidden="1" w:unhideWhenUsed="1"/>
+    <w:lsdException w:name="footer" w:semiHidden="1" w:unhideWhenUsed="1"/>
+    <w:lsdException w:name="index heading" w:semiHidden="1" w:unhideWhenUsed="1"/>
+    <w:lsdException w:name="caption" w:semiHidden="1" w:uiPriority="35" w:unhideWhenUsed="1" w:qFormat="1"/>
+    <w:lsdException w:name="table of figures" w:semiHidden="1" w:unhideWhenUsed="1"/>
+    <w:lsdException w:name="envelope address" w:semiHidden="1" w:unhideWhenUsed="1"/>
+    <w:lsdException w:name="envelope return" w:semiHidden="1" w:unhideWhenUsed="1"/>
+    <w:lsdException w:name="footnote reference" w:semiHidden="1" w:unhideWhenUsed="1"/>
+    <w:lsdException w:name="annotation reference" w:semiHidden="1" w:unhideWhenUsed="1"/>
+    <w:lsdException w:name="line number" w:semiHidden="1" w:unhideWhenUsed="1"/>
+    <w:lsdException w:name="page number" w:semiHidden="1" w:unhideWhenUsed="1"/>
+    <w:lsdException w:name="endnote reference" w:semiHidden="1" w:unhideWhenUsed="1"/>
+    <w:lsdException w:name="endnote text" w:semiHidden="1" w:unhideWhenUsed="1"/>
+    <w:lsdException w:name="table of authorities" w:semiHidden="1" w:unhideWhenUsed="1"/>
+    <w:lsdException w:name="macro" w:semiHidden="1" w:unhideWhenUsed="1"/>
+    <w:lsdException w:name="toa heading" w:semiHidden="1" w:unhideWhenUsed="1"/>
+    <w:lsdException w:name="List" w:semiHidden="1" w:unhideWhenUsed="1"/>
+    <w:lsdException w:name="List Bullet" w:semiHidden="1" w:unhideWhenUsed="1"/>
+    <w:lsdException w:name="List Number" w:semiHidden="1" w:unhideWhenUsed="1"/>
+    <w:lsdException w:name="List 2" w:semiHidden="1" w:unhideWhenUsed="1"/>
+    <w:lsdException w:name="List 3" w:semiHidden="1" w:unhideWhenUsed="1"/>
+    <w:lsdException w:name="List 4" w:semiHidden="1" w:unhideWhenUsed="1"/>
+    <w:lsdException w:name="List 5" w:semiHidden="1" w:unhideWhenUsed="1"/>
+    <w:lsdException w:name="List Bullet 2" w:semiHidden="1" w:unhideWhenUsed="1"/>
+    <w:lsdException w:name="List Bullet 3" w:semiHidden="1" w:unhideWhenUsed="1"/>
+    <w:lsdException w:name="List Bullet 4" w:semiHidden="1" w:unhideWhenUsed="1"/>
+    <w:lsdException w:name="List Bullet 5" w:semiHidden="1" w:unhideWhenUsed="1"/>
+    <w:lsdException w:name="List Number 2" w:semiHidden="1" w:unhideWhenUsed="1"/>
+    <w:lsdException w:name="List Number 3" w:semiHidden="1" w:unhideWhenUsed="1"/>
+    <w:lsdException w:name="List Number 4" w:semiHidden="1" w:unhideWhenUsed="1"/>
+    <w:lsdException w:name="List Number 5" w:semiHidden="1" w:unhideWhenUsed="1"/>
+    <w:lsdException w:name="Title" w:uiPriority="10" w:qFormat="1"/>
+    <w:lsdException w:name="Closing" w:semiHidden="1" w:unhideWhenUsed="1"/>
+    <w:lsdException w:name="Signature" w:semiHidden="1" w:unhideWhenUsed="1"/>
+    <w:lsdException w:name="Default Paragraph Font" w:semiHidden="1" w:uiPriority="1" w:unhideWhenUsed="1"/>
+    <w:lsdException w:name="Body Text" w:semiHidden="1" w:unhideWhenUsed="1"/>
+    <w:lsdException w:name="Body Text Indent" w:semiHidden="1" w:unhideWhenUsed="1"/>
+    <w:lsdException w:name="List Continue" w:semiHidden="1" w:unhideWhenUsed="1"/>
+    <w:lsdException w:name="List Continue 2" w:semiHidden="1" w:unhideWhenUsed="1"/>
+    <w:lsdException w:name="List Continue 3" w:semiHidden="1" w:unhideWhenUsed="1"/>
+    <w:lsdException w:name="List Continue 4" w:semiHidden="1" w:unhideWhenUsed="1"/>
+    <w:lsdException w:name="List Continue 5" w:semiHidden="1" w:unhideWhenUsed="1"/>
+    <w:lsdException w:name="Message Header" w:semiHidden="1" w:unhideWhenUsed="1"/>
+    <w:lsdException w:name="Subtitle" w:uiPriority="11" w:qFormat="1"/>
+    <w:lsdException w:name="Salutation" w:semiHidden="1" w:unhideWhenUsed="1"/>
+    <w:lsdException w:name="Date" w:semiHidden="1" w:unhideWhenUsed="1"/>
+    <w:lsdException w:name="Body Text First Indent" w:semiHidden="1" w:unhideWhenUsed="1"/>
+    <w:lsdException w:name="Body Text First Indent 2" w:semiHidden="1" w:unhideWhenUsed="1"/>
+    <w:lsdException w:name="Note Heading" w:semiHidden="1" w:unhideWhenUsed="1"/>
+    <w:lsdException w:name="Body Text 2" w:semiHidden="1" w:unhideWhenUsed="1"/>
+    <w:lsdException w:name="Body Text 3" w:semiHidden="1" w:unhideWhenUsed="1"/>
+    <w:lsdException w:name="Body Text Indent 2" w:semiHidden="1" w:unhideWhenUsed="1"/>
+    <w:lsdException w:name="Body Text Indent 3" w:semiHidden="1" w:unhideWhenUsed="1"/>
+    <w:lsdException w:name="Block Text" w:semiHidden="1" w:unhideWhenUsed="1"/>
+    <w:lsdException w:name="Hyperlink" w:semiHidden="1" w:unhideWhenUsed="1"/>
+    <w:lsdException w:name="FollowedHyperlink" w:semiHidden="1" w:unhideWhenUsed="1"/>
+    <w:lsdException w:name="Strong" w:uiPriority="22" w:qFormat="1"/>
+    <w:lsdException w:name="Emphasis" w:uiPriority="20" w:qFormat="1"/>
+    <w:lsdException w:name="Document Map" w:semiHidden="1" w:unhideWhenUsed="1"/>
+    <w:lsdException w:name="Plain Text" w:semiHidden="1" w:unhideWhenUsed="1"/>
+    <w:lsdException w:name="E-mail Signature" w:semiHidden="1" w:unhideWhenUsed="1"/>
+    <w:lsdException w:name="HTML Top of Form" w:semiHidden="1" w:unhideWhenUsed="1"/>
+    <w:lsdException w:name="HTML Bottom of Form" w:semiHidden="1" w:unhideWhenUsed="1"/>
+    <w:lsdException w:name="Normal (Web)" w:semiHidden="1" w:unhideWhenUsed="1"/>
+    <w:lsdException w:name="HTML Acronym" w:semiHidden="1" w:unhideWhenUsed="1"/>
+    <w:lsdException w:name="HTML Address" w:semiHidden="1" w:unhideWhenUsed="1"/>
+    <w:lsdException w:name="HTML Cite" w:semiHidden="1" w:unhideWhenUsed="1"/>
+    <w:lsdException w:name="HTML Code" w:semiHidden="1" w:unhideWhenUsed="1"/>
+    <w:lsdException w:name="HTML Definition" w:semiHidden="1" w:unhideWhenUsed="1"/>
+    <w:lsdException w:name="HTML Keyboard" w:semiHidden="1" w:unhideWhenUsed="1"/>
+    <w:lsdException w:name="HTML Preformatted" w:semiHidden="1" w:unhideWhenUsed="1"/>
+    <w:lsdException w:name="HTML Sample" w:semiHidden="1" w:unhideWhenUsed="1"/>
+    <w:lsdException w:name="HTML Typewriter" w:semiHidden="1" w:unhideWhenUsed="1"/>
+    <w:lsdException w:name="HTML Variable" w:semiHidden="1" w:unhideWhenUsed="1"/>
+    <w:lsdException w:name="Normal Table" w:semiHidden="1" w:unhideWhenUsed="1"/>
+    <w:lsdException w:name="annotation subject" w:semiHidden="1" w:unhideWhenUsed="1"/>
+    <w:lsdException w:name="No List" w:semiHidden="1" w:unhideWhenUsed="1"/>
+    <w:lsdException w:name="Outline List 1" w:semiHidden="1" w:unhideWhenUsed="1"/>
+    <w:lsdException w:name="Outline List 2" w:semiHidden="1" w:unhideWhenUsed="1"/>
+    <w:lsdException w:name="Outline List 3" w:semiHidden="1" w:unhideWhenUsed="1"/>
+    <w:lsdException w:name="Table Simple 1" w:semiHidden="1" w:unhideWhenUsed="1"/>
+    <w:lsdException w:name="Table Simple 2" w:semiHidden="1" w:unhideWhenUsed="1"/>
+    <w:lsdException w:name="Table Simple 3" w:semiHidden="1" w:unhideWhenUsed="1"/>
+    <w:lsdException w:name="Table Classic 1" w:semiHidden="1" w:unhideWhenUsed="1"/>
+    <w:lsdException w:name="Table Classic 2" w:semiHidden="1" w:unhideWhenUsed="1"/>
+    <w:lsdException w:name="Table Classic 3" w:semiHidden="1" w:unhideWhenUsed="1"/>
+    <w:lsdException w:name="Table Classic 4" w:semiHidden="1" w:unhideWhenUsed="1"/>
+    <w:lsdException w:name="Table Colorful 1" w:semiHidden="1" w:unhideWhenUsed="1"/>
+    <w:lsdException w:name="Table Colorful 2" w:semiHidden="1" w:unhideWhenUsed="1"/>
+    <w:lsdException w:name="Table Colorful 3" w:semiHidden="1" w:unhideWhenUsed="1"/>
+    <w:lsdException w:name="Table Columns 1" w:semiHidden="1" w:unhideWhenUsed="1"/>
+    <w:lsdException w:name="Table Columns 2" w:semiHidden="1" w:unhideWhenUsed="1"/>
+    <w:lsdException w:name="Table Columns 3" w:semiHidden="1" w:unhideWhenUsed="1"/>
+    <w:lsdException w:name="Table Columns 4" w:semiHidden="1" w:unhideWhenUsed="1"/>
+    <w:lsdException w:name="Table Columns 5" w:semiHidden="1" w:unhideWhenUsed="1"/>
+    <w:lsdException w:name="Table Grid 1" w:semiHidden="1" w:unhideWhenUsed="1"/>
+    <w:lsdException w:name="Table Grid 2" w:semiHidden="1" w:unhideWhenUsed="1"/>
+    <w:lsdException w:name="Table Grid 3" w:semiHidden="1" w:unhideWhenUsed="1"/>
+    <w:lsdException w:name="Table Grid 4" w:semiHidden="1" w:unhideWhenUsed="1"/>
+    <w:lsdException w:name="Table Grid 5" w:semiHidden="1" w:unhideWhenUsed="1"/>
+    <w:lsdException w:name="Table Grid 6" w:semiHidden="1" w:unhideWhenUsed="1"/>
+    <w:lsdException w:name="Table Grid 7" w:semiHidden="1" w:unhideWhenUsed="1"/>
+    <w:lsdException w:name="Table Grid 8" w:semiHidden="1" w:unhideWhenUsed="1"/>
+    <w:lsdException w:name="Table List 1" w:semiHidden="1" w:unhideWhenUsed="1"/>
+    <w:lsdException w:name="Table List 2" w:semiHidden="1" w:unhideWhenUsed="1"/>
+    <w:lsdException w:name="Table List 3" w:semiHidden="1" w:unhideWhenUsed="1"/>
+    <w:lsdException w:name="Table List 4" w:semiHidden="1" w:unhideWhenUsed="1"/>
+    <w:lsdException w:name="Table List 5" w:semiHidden="1" w:unhideWhenUsed="1"/>
+    <w:lsdException w:name="Table List 6" w:semiHidden="1" w:unhideWhenUsed="1"/>
+    <w:lsdException w:name="Table List 7" w:semiHidden="1" w:unhideWhenUsed="1"/>
+    <w:lsdException w:name="Table List 8" w:semiHidden="1" w:unhideWhenUsed="1"/>
+    <w:lsdException w:name="Table 3D effects 1" w:semiHidden="1" w:unhideWhenUsed="1"/>
+    <w:lsdException w:name="Table 3D effects 2" w:semiHidden="1" w:unhideWhenUsed="1"/>
+    <w:lsdException w:name="Table 3D effects 3" w:semiHidden="1" w:unhideWhenUsed="1"/>
+    <w:lsdException w:name="Table Contemporary" w:semiHidden="1" w:unhideWhenUsed="1"/>
+    <w:lsdException w:name="Table Elegant" w:semiHidden="1" w:unhideWhenUsed="1"/>
+    <w:lsdException w:name="Table Professional" w:semiHidden="1" w:unhideWhenUsed="1"/>
+    <w:lsdException w:name="Table Subtle 1" w:semiHidden="1" w:unhideWhenUsed="1"/>
+    <w:lsdException w:name="Table Subtle 2" w:semiHidden="1" w:unhideWhenUsed="1"/>
+    <w:lsdException w:name="Table Web 1" w:semiHidden="1" w:unhideWhenUsed="1"/>
+    <w:lsdException w:name="Table Web 2" w:semiHidden="1" w:unhideWhenUsed="1"/>
+    <w:lsdException w:name="Table Web 3" w:semiHidden="1" w:unhideWhenUsed="1"/>
+    <w:lsdException w:name="Balloon Text" w:semiHidden="1" w:unhideWhenUsed="1"/>
+    <w:lsdException w:name="Table Grid" w:uiPriority="59"/>
+    <w:lsdException w:name="Table Theme" w:semiHidden="1" w:unhideWhenUsed="1"/>
+    <w:lsdException w:name="Placeholder Text" w:semiHidden="1"/>
+    <w:lsdException w:name="No Spacing" w:uiPriority="1" w:qFormat="1"/>
+    <w:lsdException w:name="Light Shading" w:uiPriority="60"/>
+    <w:lsdException w:name="Light List" w:uiPriority="61"/>
+    <w:lsdException w:name="Light Grid" w:uiPriority="62"/>
+    <w:lsdException w:name="Medium Shading 1" w:uiPriority="63"/>
+    <w:lsdException w:name="Medium Shading 2" w:uiPriority="64"/>
+    <w:lsdException w:name="Medium List 1" w:uiPriority="65"/>
+    <w:lsdException w:name="Medium List 2" w:uiPriority="66"/>
+    <w:lsdException w:name="Medium Grid 1" w:uiPriority="67"/>
+    <w:lsdException w:name="Medium Grid 2" w:uiPriority="68"/>
+    <w:lsdException w:name="Medium Grid 3" w:uiPriority="69"/>
+    <w:lsdException w:name="Dark List" w:uiPriority="70"/>
+    <w:lsdException w:name="Colorful Shading" w:uiPriority="71"/>
+    <w:lsdException w:name="Colorful List" w:uiPriority="72"/>
+    <w:lsdException w:name="Colorful Grid" w:uiPriority="73"/>
+    <w:lsdException w:name="Light Shading Accent 1" w:uiPriority="60"/>
+    <w:lsdException w:name="Light List Accent 1" w:uiPriority="61"/>
+    <w:lsdException w:name="Light Grid Accent 1" w:uiPriority="62"/>
+    <w:lsdException w:name="Medium Shading 1 Accent 1" w:uiPriority="63"/>
+    <w:lsdException w:name="Medium Shading 2 Accent 1" w:uiPriority="64"/>
+    <w:lsdException w:name="Medium List 1 Accent 1" w:uiPriority="65"/>
+    <w:lsdException w:name="Revision" w:semiHidden="1"/>
+    <w:lsdException w:name="List Paragraph" w:uiPriority="34" w:qFormat="1"/>
+    <w:lsdException w:name="Quote" w:uiPriority="29" w:qFormat="1"/>
+    <w:lsdException w:name="Intense Quote" w:uiPriority="30" w:qFormat="1"/>
+    <w:lsdException w:name="Medium List 2 Accent 1" w:uiPriority="66"/>
+    <w:lsdException w:name="Medium Grid 1 Accent 1" w:uiPriority="67"/>
+    <w:lsdException w:name="Medium Grid 2 Accent 1" w:uiPriority="68"/>
+    <w:lsdException w:name="Medium Grid 3 Accent 1" w:uiPriority="69"/>
+    <w:lsdException w:name="Dark List Accent 1" w:uiPriority="70"/>
+    <w:lsdException w:name="Colorful Shading Accent 1" w:uiPriority="71"/>
+    <w:lsdException w:name="Colorful List Accent 1" w:uiPriority="72"/>
+    <w:lsdException w:name="Colorful Grid Accent 1" w:uiPriority="73"/>
+    <w:lsdException w:name="Light Shading Accent 2" w:uiPriority="60"/>
+    <w:lsdException w:name="Light List Accent 2" w:uiPriority="61"/>
+    <w:lsdException w:name="Light Grid Accent 2" w:uiPriority="62"/>
+    <w:lsdException w:name="Medium Shading 1 Accent 2" w:uiPriority="63"/>
+    <w:lsdException w:name="Medium Shading 2 Accent 2" w:uiPriority="64"/>
+    <w:lsdException w:name="Medium List 1 Accent 2" w:uiPriority="65"/>
+    <w:lsdException w:name="Medium List 2 Accent 2" w:uiPriority="66"/>
+    <w:lsdException w:name="Medium Grid 1 Accent 2" w:uiPriority="67"/>
+    <w:lsdException w:name="Medium Grid 2 Accent 2" w:uiPriority="68"/>
+    <w:lsdException w:name="Medium Grid 3 Accent 2" w:uiPriority="69"/>
+    <w:lsdException w:name="Dark List Accent 2" w:uiPriority="70"/>
+    <w:lsdException w:name="Colorful Shading Accent 2" w:uiPriority="71"/>
+    <w:lsdException w:name="Colorful List Accent 2" w:uiPriority="72"/>
+    <w:lsdException w:name="Colorful Grid Accent 2" w:uiPriority="73"/>
+    <w:lsdException w:name="Light Shading Accent 3" w:uiPriority="60"/>
+    <w:lsdException w:name="Light List Accent 3" w:uiPriority="61"/>
+    <w:lsdException w:name="Light Grid Accent 3" w:uiPriority="62"/>
+    <w:lsdException w:name="Medium Shading 1 Accent 3" w:uiPriority="63"/>
+    <w:lsdException w:name="Medium Shading 2 Accent 3" w:uiPriority="64"/>
+    <w:lsdException w:name="Medium List 1 Accent 3" w:uiPriority="65"/>
+    <w:lsdException w:name="Medium List 2 Accent 3" w:uiPriority="66"/>
+    <w:lsdException w:name="Medium Grid 1 Accent 3" w:uiPriority="67"/>
+    <w:lsdException w:name="Medium Grid 2 Accent 3" w:uiPriority="68"/>
+    <w:lsdException w:name="Medium Grid 3 Accent 3" w:uiPriority="69"/>
+    <w:lsdException w:name="Dark List Accent 3" w:uiPriority="70"/>
+    <w:lsdException w:name="Colorful Shading Accent 3" w:uiPriority="71"/>
+    <w:lsdException w:name="Colorful List Accent 3" w:uiPriority="72"/>
+    <w:lsdException w:name="Colorful Grid Accent 3" w:uiPriority="73"/>
+    <w:lsdException w:name="Light Shading Accent 4" w:uiPriority="60"/>
+    <w:lsdException w:name="Light List Accent 4" w:uiPriority="61"/>
+    <w:lsdException w:name="Light Grid Accent 4" w:uiPriority="62"/>
+    <w:lsdException w:name="Medium Shading 1 Accent 4" w:uiPriority="63"/>
+    <w:lsdException w:name="Medium Shading 2 Accent 4" w:uiPriority="64"/>
+    <w:lsdException w:name="Medium List 1 Accent 4" w:uiPriority="65"/>
+    <w:lsdException w:name="Medium List 2 Accent 4" w:uiPriority="66"/>
+    <w:lsdException w:name="Medium Grid 1 Accent 4" w:uiPriority="67"/>
+    <w:lsdException w:name="Medium Grid 2 Accent 4" w:uiPriority="68"/>
+    <w:lsdException w:name="Medium Grid 3 Accent 4" w:uiPriority="69"/>
+    <w:lsdException w:name="Dark List Accent 4" w:uiPriority="70"/>
+    <w:lsdException w:name="Colorful Shading Accent 4" w:uiPriority="71"/>
+    <w:lsdException w:name="Colorful List Accent 4" w:uiPriority="72"/>
+    <w:lsdException w:name="Colorful Grid Accent 4" w:uiPriority="73"/>
+    <w:lsdException w:name="Light Shading Accent 5" w:uiPriority="60"/>
+    <w:lsdException w:name="Light List Accent 5" w:uiPriority="61"/>
+    <w:lsdException w:name="Light Grid Accent 5" w:uiPriority="62"/>
+    <w:lsdException w:name="Medium Shading 1 Accent 5" w:uiPriority="63"/>
+    <w:lsdException w:name="Medium Shading 2 Accent 5" w:uiPriority="64"/>
+    <w:lsdException w:name="Medium List 1 Accent 5" w:uiPriority="65"/>
+    <w:lsdException w:name="Medium List 2 Accent 5" w:uiPriority="66"/>
+    <w:lsdException w:name="Medium Grid 1 Accent 5" w:uiPriority="67"/>
+    <w:lsdException w:name="Medium Grid 2 Accent 5" w:uiPriority="68"/>
+    <w:lsdException w:name="Medium Grid 3 Accent 5" w:uiPriority="69"/>
+    <w:lsdException w:name="Dark List Accent 5" w:uiPriority="70"/>
+    <w:lsdException w:name="Colorful Shading Accent 5" w:uiPriority="71"/>
+    <w:lsdException w:name="Colorful List Accent 5" w:uiPriority="72"/>
+    <w:lsdException w:name="Colorful Grid Accent 5" w:uiPriority="73"/>
+    <w:lsdException w:name="Light Shading Accent 6" w:uiPriority="60"/>
+    <w:lsdException w:name="Light List Accent 6" w:uiPriority="61"/>
+    <w:lsdException w:name="Light Grid Accent 6" w:uiPriority="62"/>
+    <w:lsdException w:name="Medium Shading 1 Accent 6" w:uiPriority="63"/>
+    <w:lsdException w:name="Medium Shading 2 Accent 6" w:uiPriority="64"/>
+    <w:lsdException w:name="Medium List 1 Accent 6" w:uiPriority="65"/>
+    <w:lsdException w:name="Medium List 2 Accent 6" w:uiPriority="66"/>
+    <w:lsdException w:name="Medium Grid 1 Accent 6" w:uiPriority="67"/>
+    <w:lsdException w:name="Medium Grid 2 Accent 6" w:uiPriority="68"/>
+    <w:lsdException w:name="Medium Grid 3 Accent 6" w:uiPriority="69"/>
+    <w:lsdException w:name="Dark List Accent 6" w:uiPriority="70"/>
+    <w:lsdException w:name="Colorful Shading Accent 6" w:uiPriority="71"/>
+    <w:lsdException w:name="Colorful List Accent 6" w:uiPriority="72"/>
+    <w:lsdException w:name="Colorful Grid Accent 6" w:uiPriority="73"/>
+    <w:lsdException w:name="Subtle Emphasis" w:uiPriority="19" w:qFormat="1"/>
+    <w:lsdException w:name="Intense Emphasis" w:uiPriority="21" w:qFormat="1"/>
+    <w:lsdException w:name="Subtle Reference" w:uiPriority="31" w:qFormat="1"/>
+    <w:lsdException w:name="Intense Reference" w:uiPriority="32" w:qFormat="1"/>
+    <w:lsdException w:name="Book Title" w:uiPriority="33" w:qFormat="1"/>
+    <w:lsdException w:name="Bibliography" w:semiHidden="1" w:uiPriority="37" w:unhideWhenUsed="1"/>
+    <w:lsdException w:name="TOC Heading" w:semiHidden="1" w:uiPriority="39" w:unhideWhenUsed="1" w:qFormat="1"/>
+    <w:lsdException w:name="Plain Table 1" w:uiPriority="41"/>
+    <w:lsdException w:name="Plain Table 2" w:uiPriority="42"/>
+    <w:lsdException w:name="Plain Table 3" w:uiPriority="43"/>
+    <w:lsdException w:name="Plain Table 4" w:uiPriority="44"/>
+    <w:lsdException w:name="Plain Table 5" w:uiPriority="45"/>
+    <w:lsdException w:name="Grid Table Light" w:uiPriority="40"/>
+    <w:lsdException w:name="Grid Table 1 Light" w:uiPriority="46"/>
+    <w:lsdException w:name="Grid Table 2" w:uiPriority="47"/>
+    <w:lsdException w:name="Grid Table 3" w:uiPriority="48"/>
+    <w:lsdException w:name="Grid Table 4" w:uiPriority="49"/>
+    <w:lsdException w:name="Grid Table 5 Dark" w:uiPriority="50"/>
+    <w:lsdException w:name="Grid Table 6 Colorful" w:uiPriority="51"/>
+    <w:lsdException w:name="Grid Table 7 Colorful" w:uiPriority="52"/>
+    <w:lsdException w:name="Grid Table 1 Light Accent 1" w:uiPriority="46"/>
+    <w:lsdException w:name="Grid Table 2 Accent 1" w:uiPriority="47"/>
+    <w:lsdException w:name="Grid Table 3 Accent 1" w:uiPriority="48"/>
+    <w:lsdException w:name="Grid Table 4 Accent 1" w:uiPriority="49"/>
+    <w:lsdException w:name="Grid Table 5 Dark Accent 1" w:uiPriority="50"/>
+    <w:lsdException w:name="Grid Table 6 Colorful Accent 1" w:uiPriority="51"/>
+    <w:lsdException w:name="Grid Table 7 Colorful Accent 1" w:uiPriority="52"/>
+    <w:lsdException w:name="Grid Table 1 Light Accent 2" w:uiPriority="46"/>
+    <w:lsdException w:name="Grid Table 2 Accent 2" w:uiPriority="47"/>
+    <w:lsdException w:name="Grid Table 3 Accent 2" w:uiPriority="48"/>
+    <w:lsdException w:name="Grid Table 4 Accent 2" w:uiPriority="49"/>
+    <w:lsdException w:name="Grid Table 5 Dark Accent 2" w:uiPriority="50"/>
+    <w:lsdException w:name="Grid Table 6 Colorful Accent 2" w:uiPriority="51"/>
+    <w:lsdException w:name="Grid Table 7 Colorful Accent 2" w:uiPriority="52"/>
+    <w:lsdException w:name="Grid Table 1 Light Accent 3" w:uiPriority="46"/>
+    <w:lsdException w:name="Grid Table 2 Accent 3" w:uiPriority="47"/>
+    <w:lsdException w:name="Grid Table 3 Accent 3" w:uiPriority="48"/>
+    <w:lsdException w:name="Grid Table 4 Accent 3" w:uiPriority="49"/>
+    <w:lsdException w:name="Grid Table 5 Dark Accent 3" w:uiPriority="50"/>
+    <w:lsdException w:name="Grid Table 6 Colorful Accent 3" w:uiPriority="51"/>
+    <w:lsdException w:name="Grid Table 7 Colorful Accent 3" w:uiPriority="52"/>
+    <w:lsdException w:name="Grid Table 1 Light Accent 4" w:uiPriority="46"/>
+    <w:lsdException w:name="Grid Table 2 Accent 4" w:uiPriority="47"/>
+    <w:lsdException w:name="Grid Table 3 Accent 4" w:uiPriority="48"/>
+    <w:lsdException w:name="Grid Table 4 Accent 4" w:uiPriority="49"/>
+    <w:lsdException w:name="Grid Table 5 Dark Accent 4" w:uiPriority="50"/>
+    <w:lsdException w:name="Grid Table 6 Colorful Accent 4" w:uiPriority="51"/>
+    <w:lsdException w:name="Grid Table 7 Colorful Accent 4" w:uiPriority="52"/>
+    <w:lsdException w:name="Grid Table 1 Light Accent 5" w:uiPriority="46"/>
+    <w:lsdException w:name="Grid Table 2 Accent 5" w:uiPriority="47"/>
+    <w:lsdException w:name="Grid Table 3 Accent 5" w:uiPriority="48"/>
+    <w:lsdException w:name="Grid Table 4 Accent 5" w:uiPriority="49"/>
+    <w:lsdException w:name="Grid Table 5 Dark Accent 5" w:uiPriority="50"/>
+    <w:lsdException w:name="Grid Table 6 Colorful Accent 5" w:uiPriority="51"/>
+    <w:lsdException w:name="Grid Table 7 Colorful Accent 5" w:uiPriority="52"/>
+    <w:lsdException w:name="Grid Table 1 Light Accent 6" w:uiPriority="46"/>
+    <w:lsdException w:name="Grid Table 2 Accent 6" w:uiPriority="47"/>
+    <w:lsdException w:name="Grid Table 3 Accent 6" w:uiPriority="48"/>
+    <w:lsdException w:name="Grid Table 4 Accent 6" w:uiPriority="49"/>
+    <w:lsdException w:name="Grid Table 5 Dark Accent 6" w:uiPriority="50"/>
+    <w:lsdException w:name="Grid Table 6 Colorful Accent 6" w:uiPriority="51"/>
+    <w:lsdException w:name="Grid Table 7 Colorful Accent 6" w:uiPriority="52"/>
+    <w:lsdException w:name="List Table 1 Light" w:uiPriority="46"/>
+    <w:lsdException w:name="List Table 2" w:uiPriority="47"/>
+    <w:lsdException w:name="List Table 3" w:uiPriority="48"/>
+    <w:lsdException w:name="List Table 4" w:uiPriority="49"/>
+    <w:lsdException w:name="List Table 5 Dark" w:uiPriority="50"/>
+    <w:lsdException w:name="List Table 6 Colorful" w:uiPriority="51"/>
+    <w:lsdException w:name="List Table 7 Colorful" w:uiPriority="52"/>
+    <w:lsdException w:name="List Table 1 Light Accent 1" w:uiPriority="46"/>
+    <w:lsdException w:name="List Table 2 Accent 1" w:uiPriority="47"/>
+    <w:lsdException w:name="List Table 3 Accent 1" w:uiPriority="48"/>
+    <w:lsdException w:name="List Table 4 Accent 1" w:uiPriority="49"/>
+    <w:lsdException w:name="List Table 5 Dark Accent 1" w:uiPriority="50"/>
+    <w:lsdException w:name="List Table 6 Colorful Accent 1" w:uiPriority="51"/>
+    <w:lsdException w:name="List Table 7 Colorful Accent 1" w:uiPriority="52"/>
+    <w:lsdException w:name="List Table 1 Light Accent 2" w:uiPriority="46"/>
+    <w:lsdException w:name="List Table 2 Accent 2" w:uiPriority="47"/>
+    <w:lsdException w:name="List Table 3 Accent 2" w:uiPriority="48"/>
+    <w:lsdException w:name="List Table 4 Accent 2" w:uiPriority="49"/>
+    <w:lsdException w:name="List Table 5 Dark Accent 2" w:uiPriority="50"/>
+    <w:lsdException w:name="List Table 6 Colorful Accent 2" w:uiPriority="51"/>
+    <w:lsdException w:name="List Table 7 Colorful Accent 2" w:uiPriority="52"/>
+    <w:lsdException w:name="List Table 1 Light Accent 3" w:uiPriority="46"/>
+    <w:lsdException w:name="List Table 2 Accent 3" w:uiPriority="47"/>
+    <w:lsdException w:name="List Table 3 Accent 3" w:uiPriority="48"/>
+    <w:lsdException w:name="List Table 4 Accent 3" w:uiPriority="49"/>
+    <w:lsdException w:name="List Table 5 Dark Accent 3" w:uiPriority="50"/>
+    <w:lsdException w:name="List Table 6 Colorful Accent 3" w:uiPriority="51"/>
+    <w:lsdException w:name="List Table 7 Colorful Accent 3" w:uiPriority="52"/>
+    <w:lsdException w:name="List Table 1 Light Accent 4" w:uiPriority="46"/>
+    <w:lsdException w:name="List Table 2 Accent 4" w:uiPriority="47"/>
+    <w:lsdException w:name="List Table 3 Accent 4" w:uiPriority="48"/>
+    <w:lsdException w:name="List Table 4 Accent 4" w:uiPriority="49"/>
+    <w:lsdException w:name="List Table 5 Dark Accent 4" w:uiPriority="50"/>
+    <w:lsdException w:name="List Table 6 Colorful Accent 4" w:uiPriority="51"/>
+    <w:lsdException w:name="List Table 7 Colorful Accent 4" w:uiPriority="52"/>
+    <w:lsdException w:name="List Table 1 Light Accent 5" w:uiPriority="46"/>
+    <w:lsdException w:name="List Table 2 Accent 5" w:uiPriority="47"/>
+    <w:lsdException w:name="List Table 3 Accent 5" w:uiPriority="48"/>
+    <w:lsdException w:name="List Table 4 Accent 5" w:uiPriority="49"/>
+    <w:lsdException w:name="List Table 5 Dark Accent 5" w:uiPriority="50"/>
+    <w:lsdException w:name="List Table 6 Colorful Accent 5" w:uiPriority="51"/>
+    <w:lsdException w:name="List Table 7 Colorful Accent 5" w:uiPriority="52"/>
+    <w:lsdException w:name="List Table 1 Light Accent 6" w:uiPriority="46"/>
+    <w:lsdException w:name="List Table 2 Accent 6" w:uiPriority="47"/>
+    <w:lsdException w:name="List Table 3 Accent 6" w:uiPriority="48"/>
+    <w:lsdException w:name="List Table 4 Accent 6" w:uiPriority="49"/>
+    <w:lsdException w:name="List Table 5 Dark Accent 6" w:uiPriority="50"/>
+    <w:lsdException w:name="List Table 6 Colorful Accent 6" w:uiPriority="51"/>
+    <w:lsdException w:name="List Table 7 Colorful Accent 6" w:uiPriority="52"/>
+    <w:lsdException w:name="Mention" w:semiHidden="1" w:unhideWhenUsed="1"/>
+    <w:lsdException w:name="Smart Hyperlink" w:semiHidden="1" w:unhideWhenUsed="1"/>
+    <w:lsdException w:name="Hashtag" w:semiHidden="1" w:unhideWhenUsed="1"/>
+    <w:lsdException w:name="Unresolved Mention" w:semiHidden="1" w:unhideWhenUsed="1"/>
+    <w:lsdException w:name="Smart Link" w:semiHidden="1" w:unhideWhenUsed="1"/>
   </w:latentStyles>
   <w:style w:type="paragraph" w:default="1" w:styleId="Normal">
     <w:name w:val="Normal"/>
@@ -1811,228 +2201,16 @@
       <w:u w:val="single"/>
     </w:rPr>
   </w:style>
-</w:styles>
-</file>
-
-<file path=word/stylesWithEffects.xml><?xml version="1.0" encoding="utf-8"?>
-<w:styles xmlns:wpc="http://schemas.microsoft.com/office/word/2010/wordprocessingCanvas" xmlns:mc="http://schemas.openxmlformats.org/markup-compatibility/2006" xmlns:o="urn:schemas-microsoft-com:office:office" xmlns:r="http://schemas.openxmlformats.org/officeDocument/2006/relationships" xmlns:m="http://schemas.openxmlformats.org/officeDocument/2006/math" xmlns:v="urn:schemas-microsoft-com:vml" xmlns:wp14="http://schemas.microsoft.com/office/word/2010/wordprocessingDrawing" xmlns:wp="http://schemas.openxmlformats.org/drawingml/2006/wordprocessingDrawing" xmlns:w10="urn:schemas-microsoft-com:office:word" xmlns:w="http://schemas.openxmlformats.org/wordprocessingml/2006/main" xmlns:w14="http://schemas.microsoft.com/office/word/2010/wordml" xmlns:wpg="http://schemas.microsoft.com/office/word/2010/wordprocessingGroup" xmlns:wpi="http://schemas.microsoft.com/office/word/2010/wordprocessingInk" xmlns:wne="http://schemas.microsoft.com/office/word/2006/wordml" xmlns:wps="http://schemas.microsoft.com/office/word/2010/wordprocessingShape" mc:Ignorable="w14 wp14">
-  <w:docDefaults>
-    <w:rPrDefault>
-      <w:rPr>
-        <w:rFonts w:asciiTheme="minorHAnsi" w:eastAsiaTheme="minorHAnsi" w:hAnsiTheme="minorHAnsi" w:cstheme="minorBidi"/>
-        <w:sz w:val="22"/>
-        <w:szCs w:val="22"/>
-        <w:lang w:val="vi-VN" w:eastAsia="en-US" w:bidi="ar-SA"/>
-      </w:rPr>
-    </w:rPrDefault>
-    <w:pPrDefault>
-      <w:pPr>
-        <w:spacing w:after="200" w:line="276" w:lineRule="auto"/>
-      </w:pPr>
-    </w:pPrDefault>
-  </w:docDefaults>
-  <w:latentStyles w:defLockedState="0" w:defUIPriority="99" w:defSemiHidden="1" w:defUnhideWhenUsed="1" w:defQFormat="0" w:count="267">
-    <w:lsdException w:name="Normal" w:semiHidden="0" w:uiPriority="0" w:unhideWhenUsed="0" w:qFormat="1"/>
-    <w:lsdException w:name="heading 1" w:semiHidden="0" w:uiPriority="9" w:unhideWhenUsed="0" w:qFormat="1"/>
-    <w:lsdException w:name="heading 2" w:uiPriority="9" w:qFormat="1"/>
-    <w:lsdException w:name="heading 3" w:uiPriority="9" w:qFormat="1"/>
-    <w:lsdException w:name="heading 4" w:uiPriority="9" w:qFormat="1"/>
-    <w:lsdException w:name="heading 5" w:uiPriority="9" w:qFormat="1"/>
-    <w:lsdException w:name="heading 6" w:uiPriority="9" w:qFormat="1"/>
-    <w:lsdException w:name="heading 7" w:uiPriority="9" w:qFormat="1"/>
-    <w:lsdException w:name="heading 8" w:uiPriority="9" w:qFormat="1"/>
-    <w:lsdException w:name="heading 9" w:uiPriority="9" w:qFormat="1"/>
-    <w:lsdException w:name="toc 1" w:uiPriority="39"/>
-    <w:lsdException w:name="toc 2" w:uiPriority="39"/>
-    <w:lsdException w:name="toc 3" w:uiPriority="39"/>
-    <w:lsdException w:name="toc 4" w:uiPriority="39"/>
-    <w:lsdException w:name="toc 5" w:uiPriority="39"/>
-    <w:lsdException w:name="toc 6" w:uiPriority="39"/>
-    <w:lsdException w:name="toc 7" w:uiPriority="39"/>
-    <w:lsdException w:name="toc 8" w:uiPriority="39"/>
-    <w:lsdException w:name="toc 9" w:uiPriority="39"/>
-    <w:lsdException w:name="caption" w:uiPriority="35" w:qFormat="1"/>
-    <w:lsdException w:name="Title" w:semiHidden="0" w:uiPriority="10" w:unhideWhenUsed="0" w:qFormat="1"/>
-    <w:lsdException w:name="Default Paragraph Font" w:uiPriority="1"/>
-    <w:lsdException w:name="Subtitle" w:semiHidden="0" w:uiPriority="11" w:unhideWhenUsed="0" w:qFormat="1"/>
-    <w:lsdException w:name="Strong" w:semiHidden="0" w:uiPriority="22" w:unhideWhenUsed="0" w:qFormat="1"/>
-    <w:lsdException w:name="Emphasis" w:semiHidden="0" w:uiPriority="20" w:unhideWhenUsed="0" w:qFormat="1"/>
-    <w:lsdException w:name="Table Grid" w:semiHidden="0" w:uiPriority="59" w:unhideWhenUsed="0"/>
-    <w:lsdException w:name="Placeholder Text" w:unhideWhenUsed="0"/>
-    <w:lsdException w:name="No Spacing" w:semiHidden="0" w:uiPriority="1" w:unhideWhenUsed="0" w:qFormat="1"/>
-    <w:lsdException w:name="Light Shading" w:semiHidden="0" w:uiPriority="60" w:unhideWhenUsed="0"/>
-    <w:lsdException w:name="Light List" w:semiHidden="0" w:uiPriority="61" w:unhideWhenUsed="0"/>
-    <w:lsdException w:name="Light Grid" w:semiHidden="0" w:uiPriority="62" w:unhideWhenUsed="0"/>
-    <w:lsdException w:name="Medium Shading 1" w:semiHidden="0" w:uiPriority="63" w:unhideWhenUsed="0"/>
-    <w:lsdException w:name="Medium Shading 2" w:semiHidden="0" w:uiPriority="64" w:unhideWhenUsed="0"/>
-    <w:lsdException w:name="Medium List 1" w:semiHidden="0" w:uiPriority="65" w:unhideWhenUsed="0"/>
-    <w:lsdException w:name="Medium List 2" w:semiHidden="0" w:uiPriority="66" w:unhideWhenUsed="0"/>
-    <w:lsdException w:name="Medium Grid 1" w:semiHidden="0" w:uiPriority="67" w:unhideWhenUsed="0"/>
-    <w:lsdException w:name="Medium Grid 2" w:semiHidden="0" w:uiPriority="68" w:unhideWhenUsed="0"/>
-    <w:lsdException w:name="Medium Grid 3" w:semiHidden="0" w:uiPriority="69" w:unhideWhenUsed="0"/>
-    <w:lsdException w:name="Dark List" w:semiHidden="0" w:uiPriority="70" w:unhideWhenUsed="0"/>
-    <w:lsdException w:name="Colorful Shading" w:semiHidden="0" w:uiPriority="71" w:unhideWhenUsed="0"/>
-    <w:lsdException w:name="Colorful List" w:semiHidden="0" w:uiPriority="72" w:unhideWhenUsed="0"/>
-    <w:lsdException w:name="Colorful Grid" w:semiHidden="0" w:uiPriority="73" w:unhideWhenUsed="0"/>
-    <w:lsdException w:name="Light Shading Accent 1" w:semiHidden="0" w:uiPriority="60" w:unhideWhenUsed="0"/>
-    <w:lsdException w:name="Light List Accent 1" w:semiHidden="0" w:uiPriority="61" w:unhideWhenUsed="0"/>
-    <w:lsdException w:name="Light Grid Accent 1" w:semiHidden="0" w:uiPriority="62" w:unhideWhenUsed="0"/>
-    <w:lsdException w:name="Medium Shading 1 Accent 1" w:semiHidden="0" w:uiPriority="63" w:unhideWhenUsed="0"/>
-    <w:lsdException w:name="Medium Shading 2 Accent 1" w:semiHidden="0" w:uiPriority="64" w:unhideWhenUsed="0"/>
-    <w:lsdException w:name="Medium List 1 Accent 1" w:semiHidden="0" w:uiPriority="65" w:unhideWhenUsed="0"/>
-    <w:lsdException w:name="Revision" w:unhideWhenUsed="0"/>
-    <w:lsdException w:name="List Paragraph" w:semiHidden="0" w:uiPriority="34" w:unhideWhenUsed="0" w:qFormat="1"/>
-    <w:lsdException w:name="Quote" w:semiHidden="0" w:uiPriority="29" w:unhideWhenUsed="0" w:qFormat="1"/>
-    <w:lsdException w:name="Intense Quote" w:semiHidden="0" w:uiPriority="30" w:unhideWhenUsed="0" w:qFormat="1"/>
-    <w:lsdException w:name="Medium List 2 Accent 1" w:semiHidden="0" w:uiPriority="66" w:unhideWhenUsed="0"/>
-    <w:lsdException w:name="Medium Grid 1 Accent 1" w:semiHidden="0" w:uiPriority="67" w:unhideWhenUsed="0"/>
-    <w:lsdException w:name="Medium Grid 2 Accent 1" w:semiHidden="0" w:uiPriority="68" w:unhideWhenUsed="0"/>
-    <w:lsdException w:name="Medium Grid 3 Accent 1" w:semiHidden="0" w:uiPriority="69" w:unhideWhenUsed="0"/>
-    <w:lsdException w:name="Dark List Accent 1" w:semiHidden="0" w:uiPriority="70" w:unhideWhenUsed="0"/>
-    <w:lsdException w:name="Colorful Shading Accent 1" w:semiHidden="0" w:uiPriority="71" w:unhideWhenUsed="0"/>
-    <w:lsdException w:name="Colorful List Accent 1" w:semiHidden="0" w:uiPriority="72" w:unhideWhenUsed="0"/>
-    <w:lsdException w:name="Colorful Grid Accent 1" w:semiHidden="0" w:uiPriority="73" w:unhideWhenUsed="0"/>
-    <w:lsdException w:name="Light Shading Accent 2" w:semiHidden="0" w:uiPriority="60" w:unhideWhenUsed="0"/>
-    <w:lsdException w:name="Light List Accent 2" w:semiHidden="0" w:uiPriority="61" w:unhideWhenUsed="0"/>
-    <w:lsdException w:name="Light Grid Accent 2" w:semiHidden="0" w:uiPriority="62" w:unhideWhenUsed="0"/>
-    <w:lsdException w:name="Medium Shading 1 Accent 2" w:semiHidden="0" w:uiPriority="63" w:unhideWhenUsed="0"/>
-    <w:lsdException w:name="Medium Shading 2 Accent 2" w:semiHidden="0" w:uiPriority="64" w:unhideWhenUsed="0"/>
-    <w:lsdException w:name="Medium List 1 Accent 2" w:semiHidden="0" w:uiPriority="65" w:unhideWhenUsed="0"/>
-    <w:lsdException w:name="Medium List 2 Accent 2" w:semiHidden="0" w:uiPriority="66" w:unhideWhenUsed="0"/>
-    <w:lsdException w:name="Medium Grid 1 Accent 2" w:semiHidden="0" w:uiPriority="67" w:unhideWhenUsed="0"/>
-    <w:lsdException w:name="Medium Grid 2 Accent 2" w:semiHidden="0" w:uiPriority="68" w:unhideWhenUsed="0"/>
-    <w:lsdException w:name="Medium Grid 3 Accent 2" w:semiHidden="0" w:uiPriority="69" w:unhideWhenUsed="0"/>
-    <w:lsdException w:name="Dark List Accent 2" w:semiHidden="0" w:uiPriority="70" w:unhideWhenUsed="0"/>
-    <w:lsdException w:name="Colorful Shading Accent 2" w:semiHidden="0" w:uiPriority="71" w:unhideWhenUsed="0"/>
-    <w:lsdException w:name="Colorful List Accent 2" w:semiHidden="0" w:uiPriority="72" w:unhideWhenUsed="0"/>
-    <w:lsdException w:name="Colorful Grid Accent 2" w:semiHidden="0" w:uiPriority="73" w:unhideWhenUsed="0"/>
-    <w:lsdException w:name="Light Shading Accent 3" w:semiHidden="0" w:uiPriority="60" w:unhideWhenUsed="0"/>
-    <w:lsdException w:name="Light List Accent 3" w:semiHidden="0" w:uiPriority="61" w:unhideWhenUsed="0"/>
-    <w:lsdException w:name="Light Grid Accent 3" w:semiHidden="0" w:uiPriority="62" w:unhideWhenUsed="0"/>
-    <w:lsdException w:name="Medium Shading 1 Accent 3" w:semiHidden="0" w:uiPriority="63" w:unhideWhenUsed="0"/>
-    <w:lsdException w:name="Medium Shading 2 Accent 3" w:semiHidden="0" w:uiPriority="64" w:unhideWhenUsed="0"/>
-    <w:lsdException w:name="Medium List 1 Accent 3" w:semiHidden="0" w:uiPriority="65" w:unhideWhenUsed="0"/>
-    <w:lsdException w:name="Medium List 2 Accent 3" w:semiHidden="0" w:uiPriority="66" w:unhideWhenUsed="0"/>
-    <w:lsdException w:name="Medium Grid 1 Accent 3" w:semiHidden="0" w:uiPriority="67" w:unhideWhenUsed="0"/>
-    <w:lsdException w:name="Medium Grid 2 Accent 3" w:semiHidden="0" w:uiPriority="68" w:unhideWhenUsed="0"/>
-    <w:lsdException w:name="Medium Grid 3 Accent 3" w:semiHidden="0" w:uiPriority="69" w:unhideWhenUsed="0"/>
-    <w:lsdException w:name="Dark List Accent 3" w:semiHidden="0" w:uiPriority="70" w:unhideWhenUsed="0"/>
-    <w:lsdException w:name="Colorful Shading Accent 3" w:semiHidden="0" w:uiPriority="71" w:unhideWhenUsed="0"/>
-    <w:lsdException w:name="Colorful List Accent 3" w:semiHidden="0" w:uiPriority="72" w:unhideWhenUsed="0"/>
-    <w:lsdException w:name="Colorful Grid Accent 3" w:semiHidden="0" w:uiPriority="73" w:unhideWhenUsed="0"/>
-    <w:lsdException w:name="Light Shading Accent 4" w:semiHidden="0" w:uiPriority="60" w:unhideWhenUsed="0"/>
-    <w:lsdException w:name="Light List Accent 4" w:semiHidden="0" w:uiPriority="61" w:unhideWhenUsed="0"/>
-    <w:lsdException w:name="Light Grid Accent 4" w:semiHidden="0" w:uiPriority="62" w:unhideWhenUsed="0"/>
-    <w:lsdException w:name="Medium Shading 1 Accent 4" w:semiHidden="0" w:uiPriority="63" w:unhideWhenUsed="0"/>
-    <w:lsdException w:name="Medium Shading 2 Accent 4" w:semiHidden="0" w:uiPriority="64" w:unhideWhenUsed="0"/>
-    <w:lsdException w:name="Medium List 1 Accent 4" w:semiHidden="0" w:uiPriority="65" w:unhideWhenUsed="0"/>
-    <w:lsdException w:name="Medium List 2 Accent 4" w:semiHidden="0" w:uiPriority="66" w:unhideWhenUsed="0"/>
-    <w:lsdException w:name="Medium Grid 1 Accent 4" w:semiHidden="0" w:uiPriority="67" w:unhideWhenUsed="0"/>
-    <w:lsdException w:name="Medium Grid 2 Accent 4" w:semiHidden="0" w:uiPriority="68" w:unhideWhenUsed="0"/>
-    <w:lsdException w:name="Medium Grid 3 Accent 4" w:semiHidden="0" w:uiPriority="69" w:unhideWhenUsed="0"/>
-    <w:lsdException w:name="Dark List Accent 4" w:semiHidden="0" w:uiPriority="70" w:unhideWhenUsed="0"/>
-    <w:lsdException w:name="Colorful Shading Accent 4" w:semiHidden="0" w:uiPriority="71" w:unhideWhenUsed="0"/>
-    <w:lsdException w:name="Colorful List Accent 4" w:semiHidden="0" w:uiPriority="72" w:unhideWhenUsed="0"/>
-    <w:lsdException w:name="Colorful Grid Accent 4" w:semiHidden="0" w:uiPriority="73" w:unhideWhenUsed="0"/>
-    <w:lsdException w:name="Light Shading Accent 5" w:semiHidden="0" w:uiPriority="60" w:unhideWhenUsed="0"/>
-    <w:lsdException w:name="Light List Accent 5" w:semiHidden="0" w:uiPriority="61" w:unhideWhenUsed="0"/>
-    <w:lsdException w:name="Light Grid Accent 5" w:semiHidden="0" w:uiPriority="62" w:unhideWhenUsed="0"/>
-    <w:lsdException w:name="Medium Shading 1 Accent 5" w:semiHidden="0" w:uiPriority="63" w:unhideWhenUsed="0"/>
-    <w:lsdException w:name="Medium Shading 2 Accent 5" w:semiHidden="0" w:uiPriority="64" w:unhideWhenUsed="0"/>
-    <w:lsdException w:name="Medium List 1 Accent 5" w:semiHidden="0" w:uiPriority="65" w:unhideWhenUsed="0"/>
-    <w:lsdException w:name="Medium List 2 Accent 5" w:semiHidden="0" w:uiPriority="66" w:unhideWhenUsed="0"/>
-    <w:lsdException w:name="Medium Grid 1 Accent 5" w:semiHidden="0" w:uiPriority="67" w:unhideWhenUsed="0"/>
-    <w:lsdException w:name="Medium Grid 2 Accent 5" w:semiHidden="0" w:uiPriority="68" w:unhideWhenUsed="0"/>
-    <w:lsdException w:name="Medium Grid 3 Accent 5" w:semiHidden="0" w:uiPriority="69" w:unhideWhenUsed="0"/>
-    <w:lsdException w:name="Dark List Accent 5" w:semiHidden="0" w:uiPriority="70" w:unhideWhenUsed="0"/>
-    <w:lsdException w:name="Colorful Shading Accent 5" w:semiHidden="0" w:uiPriority="71" w:unhideWhenUsed="0"/>
-    <w:lsdException w:name="Colorful List Accent 5" w:semiHidden="0" w:uiPriority="72" w:unhideWhenUsed="0"/>
-    <w:lsdException w:name="Colorful Grid Accent 5" w:semiHidden="0" w:uiPriority="73" w:unhideWhenUsed="0"/>
-    <w:lsdException w:name="Light Shading Accent 6" w:semiHidden="0" w:uiPriority="60" w:unhideWhenUsed="0"/>
-    <w:lsdException w:name="Light List Accent 6" w:semiHidden="0" w:uiPriority="61" w:unhideWhenUsed="0"/>
-    <w:lsdException w:name="Light Grid Accent 6" w:semiHidden="0" w:uiPriority="62" w:unhideWhenUsed="0"/>
-    <w:lsdException w:name="Medium Shading 1 Accent 6" w:semiHidden="0" w:uiPriority="63" w:unhideWhenUsed="0"/>
-    <w:lsdException w:name="Medium Shading 2 Accent 6" w:semiHidden="0" w:uiPriority="64" w:unhideWhenUsed="0"/>
-    <w:lsdException w:name="Medium List 1 Accent 6" w:semiHidden="0" w:uiPriority="65" w:unhideWhenUsed="0"/>
-    <w:lsdException w:name="Medium List 2 Accent 6" w:semiHidden="0" w:uiPriority="66" w:unhideWhenUsed="0"/>
-    <w:lsdException w:name="Medium Grid 1 Accent 6" w:semiHidden="0" w:uiPriority="67" w:unhideWhenUsed="0"/>
-    <w:lsdException w:name="Medium Grid 2 Accent 6" w:semiHidden="0" w:uiPriority="68" w:unhideWhenUsed="0"/>
-    <w:lsdException w:name="Medium Grid 3 Accent 6" w:semiHidden="0" w:uiPriority="69" w:unhideWhenUsed="0"/>
-    <w:lsdException w:name="Dark List Accent 6" w:semiHidden="0" w:uiPriority="70" w:unhideWhenUsed="0"/>
-    <w:lsdException w:name="Colorful Shading Accent 6" w:semiHidden="0" w:uiPriority="71" w:unhideWhenUsed="0"/>
-    <w:lsdException w:name="Colorful List Accent 6" w:semiHidden="0" w:uiPriority="72" w:unhideWhenUsed="0"/>
-    <w:lsdException w:name="Colorful Grid Accent 6" w:semiHidden="0" w:uiPriority="73" w:unhideWhenUsed="0"/>
-    <w:lsdException w:name="Subtle Emphasis" w:semiHidden="0" w:uiPriority="19" w:unhideWhenUsed="0" w:qFormat="1"/>
-    <w:lsdException w:name="Intense Emphasis" w:semiHidden="0" w:uiPriority="21" w:unhideWhenUsed="0" w:qFormat="1"/>
-    <w:lsdException w:name="Subtle Reference" w:semiHidden="0" w:uiPriority="31" w:unhideWhenUsed="0" w:qFormat="1"/>
-    <w:lsdException w:name="Intense Reference" w:semiHidden="0" w:uiPriority="32" w:unhideWhenUsed="0" w:qFormat="1"/>
-    <w:lsdException w:name="Book Title" w:semiHidden="0" w:uiPriority="33" w:unhideWhenUsed="0" w:qFormat="1"/>
-    <w:lsdException w:name="Bibliography" w:uiPriority="37"/>
-    <w:lsdException w:name="TOC Heading" w:uiPriority="39" w:qFormat="1"/>
-  </w:latentStyles>
-  <w:style w:type="paragraph" w:default="1" w:styleId="Normal">
-    <w:name w:val="Normal"/>
-    <w:qFormat/>
-  </w:style>
-  <w:style w:type="character" w:default="1" w:styleId="DefaultParagraphFont">
-    <w:name w:val="Default Paragraph Font"/>
-    <w:uiPriority w:val="1"/>
-    <w:semiHidden/>
-    <w:unhideWhenUsed/>
-  </w:style>
-  <w:style w:type="table" w:default="1" w:styleId="TableNormal">
-    <w:name w:val="Normal Table"/>
-    <w:uiPriority w:val="99"/>
-    <w:semiHidden/>
-    <w:unhideWhenUsed/>
-    <w:tblPr>
-      <w:tblInd w:w="0" w:type="dxa"/>
-      <w:tblCellMar>
-        <w:top w:w="0" w:type="dxa"/>
-        <w:left w:w="108" w:type="dxa"/>
-        <w:bottom w:w="0" w:type="dxa"/>
-        <w:right w:w="108" w:type="dxa"/>
-      </w:tblCellMar>
-    </w:tblPr>
-  </w:style>
-  <w:style w:type="numbering" w:default="1" w:styleId="NoList">
-    <w:name w:val="No List"/>
-    <w:uiPriority w:val="99"/>
-    <w:semiHidden/>
-    <w:unhideWhenUsed/>
-  </w:style>
-  <w:style w:type="paragraph" w:styleId="ListParagraph">
-    <w:name w:val="List Paragraph"/>
-    <w:basedOn w:val="Normal"/>
-    <w:uiPriority w:val="34"/>
-    <w:qFormat/>
-    <w:rsid w:val="000D4040"/>
-    <w:pPr>
-      <w:ind w:left="720"/>
-      <w:contextualSpacing/>
-    </w:pPr>
-  </w:style>
-  <w:style w:type="character" w:styleId="Hyperlink">
-    <w:name w:val="Hyperlink"/>
-    <w:basedOn w:val="DefaultParagraphFont"/>
-    <w:uiPriority w:val="99"/>
-    <w:unhideWhenUsed/>
-    <w:rsid w:val="000D4040"/>
-    <w:rPr>
-      <w:color w:val="0000FF" w:themeColor="hyperlink"/>
-      <w:u w:val="single"/>
-    </w:rPr>
-  </w:style>
-  <w:style w:type="character" w:styleId="FollowedHyperlink">
-    <w:name w:val="FollowedHyperlink"/>
+  <w:style w:type="character" w:styleId="UnresolvedMention">
+    <w:name w:val="Unresolved Mention"/>
     <w:basedOn w:val="DefaultParagraphFont"/>
     <w:uiPriority w:val="99"/>
     <w:semiHidden/>
     <w:unhideWhenUsed/>
-    <w:rsid w:val="00FB054C"/>
+    <w:rsid w:val="00242038"/>
     <w:rPr>
-      <w:color w:val="800080" w:themeColor="followedHyperlink"/>
-      <w:u w:val="single"/>
+      <w:color w:val="605E5C"/>
+      <w:shd w:val="clear" w:color="auto" w:fill="E1DFDD"/>
     </w:rPr>
   </w:style>
 </w:styles>

--- a/matlab.docx
+++ b/matlab.docx
@@ -294,7 +294,25 @@
         <w:rPr>
           <w:lang w:val="en-US"/>
         </w:rPr>
-        <w:t>Cài đặt phần mềm Matlab?</w:t>
+        <w:t xml:space="preserve">Cài </w:t>
+      </w:r>
+      <w:r>
+        <w:rPr>
+          <w:lang w:val="en-US"/>
+        </w:rPr>
+        <w:t xml:space="preserve">Đặt Phần Mềm </w:t>
+      </w:r>
+      <w:r>
+        <w:rPr>
+          <w:lang w:val="en-US"/>
+        </w:rPr>
+        <w:t>Matlab</w:t>
+      </w:r>
+      <w:r>
+        <w:rPr>
+          <w:lang w:val="en-US"/>
+        </w:rPr>
+        <w:t>?</w:t>
       </w:r>
     </w:p>
     <w:p>
@@ -399,7 +417,91 @@
         <w:rPr>
           <w:lang w:val="en-US"/>
         </w:rPr>
-        <w:t xml:space="preserve"> + chờ nó cài đặt xong + đóng cửa sổ + giải nén File nén kế File ISO lúc đầu với mật khẩu  </w:t>
+        <w:t xml:space="preserve"> + chờ nó cài đặt xong + đóng cửa sổ + giải nén File nén kế File ISO lúc đầu với mật khẩu  “</w:t>
+      </w:r>
+      <w:r>
+        <w:rPr>
+          <w:lang w:val="en-US"/>
+        </w:rPr>
+        <w:t>Phanmem123.com</w:t>
+      </w:r>
+      <w:r>
+        <w:rPr>
+          <w:lang w:val="en-US"/>
+        </w:rPr>
+        <w:t>”</w:t>
+      </w:r>
+      <w:r>
+        <w:rPr>
+          <w:lang w:val="en-US"/>
+        </w:rPr>
+        <w:t xml:space="preserve"> được thư mục, tạm gọi là A</w:t>
+      </w:r>
+      <w:r>
+        <w:rPr>
+          <w:lang w:val="en-US"/>
+        </w:rPr>
+        <w:t xml:space="preserve"> + chạy Matlab + Tick “Activate manually without the Internet” + chọn “Next” + Tick “Enter the full path …” + Click “Browse…” + chọn đường dẫn đến File “</w:t>
+      </w:r>
+      <w:r>
+        <w:rPr>
+          <w:lang w:val="en-US"/>
+        </w:rPr>
+        <w:t>license_standalone</w:t>
+      </w:r>
+      <w:r>
+        <w:rPr>
+          <w:lang w:val="en-US"/>
+        </w:rPr>
+        <w:t>”</w:t>
+      </w:r>
+      <w:r>
+        <w:rPr>
+          <w:lang w:val="en-US"/>
+        </w:rPr>
+        <w:t xml:space="preserve"> nằm trong A </w:t>
+      </w:r>
+      <w:r>
+        <w:rPr>
+          <w:lang w:val="en-US"/>
+        </w:rPr>
+        <w:t xml:space="preserve"> + Click “Next” + Click “Finish”</w:t>
+      </w:r>
+      <w:r>
+        <w:rPr>
+          <w:lang w:val="en-US"/>
+        </w:rPr>
+        <w:t xml:space="preserve"> + Copy thư mục “bin” nằm trong thư mục “R2019b” trong A + Paste nó vào trong thư mục “</w:t>
+      </w:r>
+      <w:r>
+        <w:rPr>
+          <w:lang w:val="en-US"/>
+        </w:rPr>
+        <w:t>C:\Program Files\Polyspace\R2019b</w:t>
+      </w:r>
+      <w:r>
+        <w:rPr>
+          <w:lang w:val="en-US"/>
+        </w:rPr>
+        <w:t>” để thay thế cái cũ</w:t>
+      </w:r>
+    </w:p>
+    <w:p>
+      <w:pPr>
+        <w:pStyle w:val="ListParagraph"/>
+        <w:numPr>
+          <w:ilvl w:val="0"/>
+          <w:numId w:val="3"/>
+        </w:numPr>
+        <w:rPr>
+          <w:lang w:val="en-US"/>
+        </w:rPr>
+      </w:pPr>
+      <w:r>
+        <w:rPr>
+          <w:lang w:val="en-US"/>
+        </w:rPr>
+        <w:t xml:space="preserve">Khi này, trong thư mục </w:t>
       </w:r>
       <w:r>
         <w:rPr>
@@ -411,25 +513,31 @@
         <w:rPr>
           <w:lang w:val="en-US"/>
         </w:rPr>
-        <w:t>Phanmem123.com</w:t>
-      </w:r>
-      <w:r>
-        <w:rPr>
-          <w:lang w:val="en-US"/>
-        </w:rPr>
-        <w:t>” + chạy Matlab + Tick “Activate manually without the Internet” + chọn “Next” + Tick “Enter the full path …” + Click “Browse…” + chọn đường dẫn đến File “</w:t>
-      </w:r>
-      <w:r>
-        <w:rPr>
-          <w:lang w:val="en-US"/>
-        </w:rPr>
-        <w:t>license_standalone</w:t>
-      </w:r>
-      <w:r>
-        <w:rPr>
-          <w:lang w:val="en-US"/>
-        </w:rPr>
-        <w:t>” + Click “Next” + Click “Finish”</w:t>
+        <w:t>C:\Program Files\Polyspace\R2019b</w:t>
+      </w:r>
+      <w:r>
+        <w:rPr>
+          <w:lang w:val="en-US"/>
+        </w:rPr>
+        <w:t>\bin</w:t>
+      </w:r>
+      <w:r>
+        <w:rPr>
+          <w:lang w:val="en-US"/>
+        </w:rPr>
+        <w:t>”</w:t>
+      </w:r>
+      <w:r>
+        <w:rPr>
+          <w:lang w:val="en-US"/>
+        </w:rPr>
+        <w:t xml:space="preserve"> sẽ có File “matlab”,</w:t>
+      </w:r>
+      <w:r>
+        <w:rPr>
+          <w:lang w:val="en-US"/>
+        </w:rPr>
+        <w:t xml:space="preserve"> chính là phần mềm Matlab</w:t>
       </w:r>
     </w:p>
     <w:p>
@@ -503,6 +611,7 @@
         <w:rPr>
           <w:lang w:val="en-US"/>
         </w:rPr>
+        <w:lastRenderedPageBreak/>
         <w:t>Phím Tắt Chạy Script?</w:t>
       </w:r>
     </w:p>
@@ -547,7 +656,6 @@
         <w:rPr>
           <w:lang w:val="en-US"/>
         </w:rPr>
-        <w:lastRenderedPageBreak/>
         <w:t>Syntax – Cú Pháp:</w:t>
       </w:r>
     </w:p>

--- a/matlab.docx
+++ b/matlab.docx
@@ -12,7 +12,19 @@
         <w:rPr>
           <w:lang w:val="en-US"/>
         </w:rPr>
-        <w:t>Matlab:</w:t>
+        <w:t>Matlab</w:t>
+      </w:r>
+      <w:r>
+        <w:rPr>
+          <w:lang w:val="en-US"/>
+        </w:rPr>
+        <w:t xml:space="preserve"> Online</w:t>
+      </w:r>
+      <w:r>
+        <w:rPr>
+          <w:lang w:val="en-US"/>
+        </w:rPr>
+        <w:t>:</w:t>
       </w:r>
     </w:p>
     <w:p>
@@ -281,10 +293,30 @@
     </w:p>
     <w:p>
       <w:pPr>
-        <w:pStyle w:val="ListParagraph"/>
-        <w:numPr>
-          <w:ilvl w:val="0"/>
-          <w:numId w:val="2"/>
+        <w:rPr>
+          <w:lang w:val="en-US"/>
+        </w:rPr>
+      </w:pPr>
+    </w:p>
+    <w:p>
+      <w:pPr>
+        <w:rPr>
+          <w:lang w:val="en-US"/>
+        </w:rPr>
+      </w:pPr>
+      <w:r>
+        <w:rPr>
+          <w:lang w:val="en-US"/>
+        </w:rPr>
+        <w:t>Matlab Offline:</w:t>
+      </w:r>
+    </w:p>
+    <w:p>
+      <w:pPr>
+        <w:pStyle w:val="ListParagraph"/>
+        <w:numPr>
+          <w:ilvl w:val="0"/>
+          <w:numId w:val="7"/>
         </w:numPr>
         <w:rPr>
           <w:lang w:val="en-US"/>
@@ -501,13 +533,7 @@
         <w:rPr>
           <w:lang w:val="en-US"/>
         </w:rPr>
-        <w:t xml:space="preserve">Khi này, trong thư mục </w:t>
-      </w:r>
-      <w:r>
-        <w:rPr>
-          <w:lang w:val="en-US"/>
-        </w:rPr>
-        <w:t>“</w:t>
+        <w:t>Khi này, trong thư mục “</w:t>
       </w:r>
       <w:r>
         <w:rPr>
@@ -519,19 +545,7 @@
         <w:rPr>
           <w:lang w:val="en-US"/>
         </w:rPr>
-        <w:t>\bin</w:t>
-      </w:r>
-      <w:r>
-        <w:rPr>
-          <w:lang w:val="en-US"/>
-        </w:rPr>
-        <w:t>”</w:t>
-      </w:r>
-      <w:r>
-        <w:rPr>
-          <w:lang w:val="en-US"/>
-        </w:rPr>
-        <w:t xml:space="preserve"> sẽ có File “matlab”,</w:t>
+        <w:t>\bin” sẽ có File “matlab”,</w:t>
       </w:r>
       <w:r>
         <w:rPr>
@@ -542,6 +556,427 @@
     </w:p>
     <w:p>
       <w:pPr>
+        <w:pStyle w:val="ListParagraph"/>
+        <w:numPr>
+          <w:ilvl w:val="0"/>
+          <w:numId w:val="7"/>
+        </w:numPr>
+        <w:rPr>
+          <w:lang w:val="en-US"/>
+        </w:rPr>
+      </w:pPr>
+      <w:r>
+        <w:rPr>
+          <w:lang w:val="en-US"/>
+        </w:rPr>
+        <w:t>Cách Hoạt Động Của Phần Mềm Matlab?</w:t>
+      </w:r>
+    </w:p>
+    <w:p>
+      <w:pPr>
+        <w:pStyle w:val="ListParagraph"/>
+        <w:numPr>
+          <w:ilvl w:val="0"/>
+          <w:numId w:val="3"/>
+        </w:numPr>
+        <w:rPr>
+          <w:lang w:val="en-US"/>
+        </w:rPr>
+      </w:pPr>
+      <w:r>
+        <w:rPr>
+          <w:lang w:val="en-US"/>
+        </w:rPr>
+        <w:t>Tựa tựa VS Code, nó chỉ đơn thuần là 1 IDE</w:t>
+      </w:r>
+    </w:p>
+    <w:p>
+      <w:pPr>
+        <w:pStyle w:val="ListParagraph"/>
+        <w:numPr>
+          <w:ilvl w:val="0"/>
+          <w:numId w:val="7"/>
+        </w:numPr>
+        <w:rPr>
+          <w:lang w:val="en-US"/>
+        </w:rPr>
+      </w:pPr>
+      <w:r>
+        <w:rPr>
+          <w:lang w:val="en-US"/>
+        </w:rPr>
+        <w:lastRenderedPageBreak/>
+        <w:t>Cách Chọn Thư Mục Làm Việc Hiện Tại?</w:t>
+      </w:r>
+    </w:p>
+    <w:p>
+      <w:pPr>
+        <w:pStyle w:val="ListParagraph"/>
+        <w:numPr>
+          <w:ilvl w:val="0"/>
+          <w:numId w:val="3"/>
+        </w:numPr>
+        <w:rPr>
+          <w:lang w:val="en-US"/>
+        </w:rPr>
+      </w:pPr>
+      <w:r>
+        <w:rPr>
+          <w:lang w:val="en-US"/>
+        </w:rPr>
+        <w:t xml:space="preserve">Tại thanh đường dẫn, Click nút “Browse for folder” + chọn thư mục mong muốn </w:t>
+      </w:r>
+    </w:p>
+    <w:p>
+      <w:pPr>
+        <w:pStyle w:val="ListParagraph"/>
+        <w:numPr>
+          <w:ilvl w:val="0"/>
+          <w:numId w:val="7"/>
+        </w:numPr>
+        <w:rPr>
+          <w:lang w:val="en-US"/>
+        </w:rPr>
+      </w:pPr>
+      <w:r>
+        <w:rPr>
+          <w:lang w:val="en-US"/>
+        </w:rPr>
+        <w:t>Phần Mở Rộng File Matlab?</w:t>
+      </w:r>
+    </w:p>
+    <w:p>
+      <w:pPr>
+        <w:pStyle w:val="ListParagraph"/>
+        <w:numPr>
+          <w:ilvl w:val="0"/>
+          <w:numId w:val="3"/>
+        </w:numPr>
+        <w:rPr>
+          <w:lang w:val="en-US"/>
+        </w:rPr>
+      </w:pPr>
+      <w:r>
+        <w:rPr>
+          <w:lang w:val="en-US"/>
+        </w:rPr>
+        <w:t>“.m”</w:t>
+      </w:r>
+    </w:p>
+    <w:p>
+      <w:pPr>
+        <w:pStyle w:val="ListParagraph"/>
+        <w:numPr>
+          <w:ilvl w:val="0"/>
+          <w:numId w:val="7"/>
+        </w:numPr>
+        <w:rPr>
+          <w:lang w:val="en-US"/>
+        </w:rPr>
+      </w:pPr>
+      <w:r>
+        <w:rPr>
+          <w:lang w:val="en-US"/>
+        </w:rPr>
+        <w:t xml:space="preserve">Cấu </w:t>
+      </w:r>
+      <w:r>
+        <w:rPr>
+          <w:lang w:val="en-US"/>
+        </w:rPr>
+        <w:t>Trúc Các Cửa Sổ?</w:t>
+      </w:r>
+    </w:p>
+    <w:p>
+      <w:pPr>
+        <w:pStyle w:val="ListParagraph"/>
+        <w:numPr>
+          <w:ilvl w:val="0"/>
+          <w:numId w:val="3"/>
+        </w:numPr>
+        <w:rPr>
+          <w:lang w:val="en-US"/>
+        </w:rPr>
+      </w:pPr>
+      <w:r>
+        <w:rPr>
+          <w:lang w:val="en-US"/>
+        </w:rPr>
+        <w:t>Giống Blender</w:t>
+      </w:r>
+    </w:p>
+    <w:p>
+      <w:pPr>
+        <w:pStyle w:val="ListParagraph"/>
+        <w:numPr>
+          <w:ilvl w:val="0"/>
+          <w:numId w:val="3"/>
+        </w:numPr>
+        <w:rPr>
+          <w:lang w:val="en-US"/>
+        </w:rPr>
+      </w:pPr>
+      <w:r>
+        <w:rPr>
+          <w:lang w:val="en-US"/>
+        </w:rPr>
+        <w:t>Để đóng 1 cửa sổ, Click nút “X” góc phải trên, khi đó cửa sổ bên cạnh sẽ mở rộng để lấp chỗ trống</w:t>
+      </w:r>
+    </w:p>
+    <w:p>
+      <w:pPr>
+        <w:pStyle w:val="ListParagraph"/>
+        <w:numPr>
+          <w:ilvl w:val="0"/>
+          <w:numId w:val="7"/>
+        </w:numPr>
+        <w:rPr>
+          <w:lang w:val="en-US"/>
+        </w:rPr>
+      </w:pPr>
+      <w:r>
+        <w:rPr>
+          <w:lang w:val="en-US"/>
+        </w:rPr>
+        <w:t>Cửa Sổ Workspace?</w:t>
+      </w:r>
+    </w:p>
+    <w:p>
+      <w:pPr>
+        <w:pStyle w:val="ListParagraph"/>
+        <w:numPr>
+          <w:ilvl w:val="0"/>
+          <w:numId w:val="3"/>
+        </w:numPr>
+        <w:rPr>
+          <w:lang w:val="en-US"/>
+        </w:rPr>
+      </w:pPr>
+      <w:r>
+        <w:rPr>
+          <w:lang w:val="en-US"/>
+        </w:rPr>
+        <w:t>Nơi hiện thị các biến đã lưu</w:t>
+      </w:r>
+    </w:p>
+    <w:p>
+      <w:pPr>
+        <w:pStyle w:val="ListParagraph"/>
+        <w:numPr>
+          <w:ilvl w:val="0"/>
+          <w:numId w:val="3"/>
+        </w:numPr>
+        <w:rPr>
+          <w:lang w:val="en-US"/>
+        </w:rPr>
+      </w:pPr>
+      <w:r>
+        <w:rPr>
+          <w:lang w:val="en-US"/>
+        </w:rPr>
+        <w:t>Giống cách lưu biến trong Google Colab</w:t>
+      </w:r>
+    </w:p>
+    <w:p>
+      <w:pPr>
+        <w:pStyle w:val="ListParagraph"/>
+        <w:numPr>
+          <w:ilvl w:val="0"/>
+          <w:numId w:val="7"/>
+        </w:numPr>
+        <w:rPr>
+          <w:lang w:val="en-US"/>
+        </w:rPr>
+      </w:pPr>
+      <w:r>
+        <w:rPr>
+          <w:lang w:val="en-US"/>
+        </w:rPr>
+        <w:t>Cửa Sổ Current Folder?</w:t>
+      </w:r>
+    </w:p>
+    <w:p>
+      <w:pPr>
+        <w:pStyle w:val="ListParagraph"/>
+        <w:numPr>
+          <w:ilvl w:val="0"/>
+          <w:numId w:val="3"/>
+        </w:numPr>
+        <w:rPr>
+          <w:lang w:val="en-US"/>
+        </w:rPr>
+      </w:pPr>
+      <w:r>
+        <w:rPr>
+          <w:lang w:val="en-US"/>
+        </w:rPr>
+        <w:t>Hiển thị các File và thư mục bên trong thư mục làm việc hiện tại</w:t>
+      </w:r>
+    </w:p>
+    <w:p>
+      <w:pPr>
+        <w:pStyle w:val="ListParagraph"/>
+        <w:numPr>
+          <w:ilvl w:val="0"/>
+          <w:numId w:val="7"/>
+        </w:numPr>
+        <w:rPr>
+          <w:lang w:val="en-US"/>
+        </w:rPr>
+      </w:pPr>
+      <w:r>
+        <w:rPr>
+          <w:lang w:val="en-US"/>
+        </w:rPr>
+        <w:t>Cửa Sổ Command Window?</w:t>
+      </w:r>
+    </w:p>
+    <w:p>
+      <w:pPr>
+        <w:pStyle w:val="ListParagraph"/>
+        <w:numPr>
+          <w:ilvl w:val="0"/>
+          <w:numId w:val="3"/>
+        </w:numPr>
+        <w:rPr>
+          <w:lang w:val="en-US"/>
+        </w:rPr>
+      </w:pPr>
+      <w:r>
+        <w:rPr>
+          <w:lang w:val="en-US"/>
+        </w:rPr>
+        <w:t>Giống Interactive Mode trong Python</w:t>
+      </w:r>
+    </w:p>
+    <w:p>
+      <w:pPr>
+        <w:pStyle w:val="ListParagraph"/>
+        <w:numPr>
+          <w:ilvl w:val="0"/>
+          <w:numId w:val="7"/>
+        </w:numPr>
+        <w:rPr>
+          <w:lang w:val="en-US"/>
+        </w:rPr>
+      </w:pPr>
+      <w:r>
+        <w:rPr>
+          <w:lang w:val="en-US"/>
+        </w:rPr>
+        <w:t>Cách chỉnh sửa 1 File?</w:t>
+      </w:r>
+    </w:p>
+    <w:p>
+      <w:pPr>
+        <w:pStyle w:val="ListParagraph"/>
+        <w:numPr>
+          <w:ilvl w:val="0"/>
+          <w:numId w:val="3"/>
+        </w:numPr>
+        <w:rPr>
+          <w:lang w:val="en-US"/>
+        </w:rPr>
+      </w:pPr>
+      <w:r>
+        <w:rPr>
+          <w:lang w:val="en-US"/>
+        </w:rPr>
+        <w:t>Double Click vào File trong thư mục làm việc hiện tại + cửa sổ Editor hiện bên trên cửa sổ Workspace + tiến hành chỉnh sửa trong cửa sổ Editor + lưu + đóng cửa sổ</w:t>
+      </w:r>
+    </w:p>
+    <w:p>
+      <w:pPr>
+        <w:pStyle w:val="ListParagraph"/>
+        <w:numPr>
+          <w:ilvl w:val="0"/>
+          <w:numId w:val="7"/>
+        </w:numPr>
+        <w:rPr>
+          <w:lang w:val="en-US"/>
+        </w:rPr>
+      </w:pPr>
+      <w:r>
+        <w:rPr>
+          <w:lang w:val="en-US"/>
+        </w:rPr>
+        <w:t>Cách Chạy 1 File?</w:t>
+      </w:r>
+    </w:p>
+    <w:p>
+      <w:pPr>
+        <w:pStyle w:val="ListParagraph"/>
+        <w:numPr>
+          <w:ilvl w:val="0"/>
+          <w:numId w:val="3"/>
+        </w:numPr>
+        <w:rPr>
+          <w:lang w:val="en-US"/>
+        </w:rPr>
+      </w:pPr>
+      <w:r>
+        <w:rPr>
+          <w:lang w:val="en-US"/>
+        </w:rPr>
+        <w:t>Đầu tiên, thư mục làm việc hiện tại phải chứa File muốn chạy</w:t>
+      </w:r>
+    </w:p>
+    <w:p>
+      <w:pPr>
+        <w:pStyle w:val="ListParagraph"/>
+        <w:numPr>
+          <w:ilvl w:val="0"/>
+          <w:numId w:val="3"/>
+        </w:numPr>
+        <w:rPr>
+          <w:lang w:val="en-US"/>
+        </w:rPr>
+      </w:pPr>
+      <w:r>
+        <w:rPr>
+          <w:lang w:val="en-US"/>
+        </w:rPr>
+        <w:t>Tiếp theo, gõ tên của File vào cửa sổ Command Window, không có phần mở rộng + nhấn “Enter”</w:t>
+      </w:r>
+    </w:p>
+    <w:p>
+      <w:pPr>
+        <w:pStyle w:val="ListParagraph"/>
+        <w:numPr>
+          <w:ilvl w:val="0"/>
+          <w:numId w:val="7"/>
+        </w:numPr>
+        <w:rPr>
+          <w:lang w:val="en-US"/>
+        </w:rPr>
+      </w:pPr>
+      <w:r>
+        <w:rPr>
+          <w:lang w:val="en-US"/>
+        </w:rPr>
+        <w:t>Tạo 1 File Matlab?</w:t>
+      </w:r>
+    </w:p>
+    <w:p>
+      <w:pPr>
+        <w:pStyle w:val="ListParagraph"/>
+        <w:numPr>
+          <w:ilvl w:val="0"/>
+          <w:numId w:val="3"/>
+        </w:numPr>
+        <w:rPr>
+          <w:lang w:val="en-US"/>
+        </w:rPr>
+      </w:pPr>
+      <w:r>
+        <w:rPr>
+          <w:lang w:val="en-US"/>
+        </w:rPr>
+        <w:t>Phải chuột vào cửa sổ Current Folder + chọn “New” + chọn “Script”</w:t>
+      </w:r>
+    </w:p>
+    <w:p>
+      <w:pPr>
         <w:rPr>
           <w:lang w:val="en-US"/>
         </w:rPr>
@@ -611,7 +1046,6 @@
         <w:rPr>
           <w:lang w:val="en-US"/>
         </w:rPr>
-        <w:lastRenderedPageBreak/>
         <w:t>Phím Tắt Chạy Script?</w:t>
       </w:r>
     </w:p>
@@ -832,6 +1266,7 @@
         <w:rPr>
           <w:lang w:val="en-US"/>
         </w:rPr>
+        <w:lastRenderedPageBreak/>
         <w:t>Matrix – Ma Trận:</w:t>
       </w:r>
     </w:p>
@@ -1271,6 +1706,95 @@
 <file path=word/numbering.xml><?xml version="1.0" encoding="utf-8"?>
 <w:numbering xmlns:wpc="http://schemas.microsoft.com/office/word/2010/wordprocessingCanvas" xmlns:cx="http://schemas.microsoft.com/office/drawing/2014/chartex" xmlns:cx1="http://schemas.microsoft.com/office/drawing/2015/9/8/chartex" xmlns:cx2="http://schemas.microsoft.com/office/drawing/2015/10/21/chartex" xmlns:cx3="http://schemas.microsoft.com/office/drawing/2016/5/9/chartex" xmlns:cx4="http://schemas.microsoft.com/office/drawing/2016/5/10/chartex" xmlns:cx5="http://schemas.microsoft.com/office/drawing/2016/5/11/chartex" xmlns:cx6="http://schemas.microsoft.com/office/drawing/2016/5/12/chartex" xmlns:cx7="http://schemas.microsoft.com/office/drawing/2016/5/13/chartex" xmlns:cx8="http://schemas.microsoft.com/office/drawing/2016/5/14/chartex" xmlns:mc="http://schemas.openxmlformats.org/markup-compatibility/2006" xmlns:aink="http://schemas.microsoft.com/office/drawing/2016/ink" xmlns:am3d="http://schemas.microsoft.com/office/drawing/2017/model3d" xmlns:o="urn:schemas-microsoft-com:office:office" xmlns:oel="http://schemas.microsoft.com/office/2019/extlst" xmlns:r="http://schemas.openxmlformats.org/officeDocument/2006/relationships" xmlns:m="http://schemas.openxmlformats.org/officeDocument/2006/math" xmlns:v="urn:schemas-microsoft-com:vml" xmlns:wp14="http://schemas.microsoft.com/office/word/2010/wordprocessingDrawing" xmlns:wp="http://schemas.openxmlformats.org/drawingml/2006/wordprocessingDrawing" xmlns:w10="urn:schemas-microsoft-com:office:word" xmlns:w="http://schemas.openxmlformats.org/wordprocessingml/2006/main" xmlns:w14="http://schemas.microsoft.com/office/word/2010/wordml" xmlns:w15="http://schemas.microsoft.com/office/word/2012/wordml" xmlns:w16cex="http://schemas.microsoft.com/office/word/2018/wordml/cex" xmlns:w16cid="http://schemas.microsoft.com/office/word/2016/wordml/cid" xmlns:w16="http://schemas.microsoft.com/office/word/2018/wordml" xmlns:w16sdtdh="http://schemas.microsoft.com/office/word/2020/wordml/sdtdatahash" xmlns:w16se="http://schemas.microsoft.com/office/word/2015/wordml/symex" xmlns:wpg="http://schemas.microsoft.com/office/word/2010/wordprocessingGroup" xmlns:wpi="http://schemas.microsoft.com/office/word/2010/wordprocessingInk" xmlns:wne="http://schemas.microsoft.com/office/word/2006/wordml" xmlns:wps="http://schemas.microsoft.com/office/word/2010/wordprocessingShape" mc:Ignorable="w14 w15 w16se w16cid w16 w16cex w16sdtdh wp14">
   <w:abstractNum w:abstractNumId="0" w15:restartNumberingAfterBreak="0">
+    <w:nsid w:val="07684F0C"/>
+    <w:multiLevelType w:val="hybridMultilevel"/>
+    <w:tmpl w:val="9872EA18"/>
+    <w:lvl w:ilvl="0" w:tplc="FFFFFFFF">
+      <w:start w:val="1"/>
+      <w:numFmt w:val="decimal"/>
+      <w:lvlText w:val="%1."/>
+      <w:lvlJc w:val="left"/>
+      <w:pPr>
+        <w:ind w:left="1080" w:hanging="360"/>
+      </w:pPr>
+      <w:rPr>
+        <w:rFonts w:hint="default"/>
+      </w:rPr>
+    </w:lvl>
+    <w:lvl w:ilvl="1" w:tplc="FFFFFFFF" w:tentative="1">
+      <w:start w:val="1"/>
+      <w:numFmt w:val="lowerLetter"/>
+      <w:lvlText w:val="%2."/>
+      <w:lvlJc w:val="left"/>
+      <w:pPr>
+        <w:ind w:left="1800" w:hanging="360"/>
+      </w:pPr>
+    </w:lvl>
+    <w:lvl w:ilvl="2" w:tplc="FFFFFFFF" w:tentative="1">
+      <w:start w:val="1"/>
+      <w:numFmt w:val="lowerRoman"/>
+      <w:lvlText w:val="%3."/>
+      <w:lvlJc w:val="right"/>
+      <w:pPr>
+        <w:ind w:left="2520" w:hanging="180"/>
+      </w:pPr>
+    </w:lvl>
+    <w:lvl w:ilvl="3" w:tplc="FFFFFFFF" w:tentative="1">
+      <w:start w:val="1"/>
+      <w:numFmt w:val="decimal"/>
+      <w:lvlText w:val="%4."/>
+      <w:lvlJc w:val="left"/>
+      <w:pPr>
+        <w:ind w:left="3240" w:hanging="360"/>
+      </w:pPr>
+    </w:lvl>
+    <w:lvl w:ilvl="4" w:tplc="FFFFFFFF" w:tentative="1">
+      <w:start w:val="1"/>
+      <w:numFmt w:val="lowerLetter"/>
+      <w:lvlText w:val="%5."/>
+      <w:lvlJc w:val="left"/>
+      <w:pPr>
+        <w:ind w:left="3960" w:hanging="360"/>
+      </w:pPr>
+    </w:lvl>
+    <w:lvl w:ilvl="5" w:tplc="FFFFFFFF" w:tentative="1">
+      <w:start w:val="1"/>
+      <w:numFmt w:val="lowerRoman"/>
+      <w:lvlText w:val="%6."/>
+      <w:lvlJc w:val="right"/>
+      <w:pPr>
+        <w:ind w:left="4680" w:hanging="180"/>
+      </w:pPr>
+    </w:lvl>
+    <w:lvl w:ilvl="6" w:tplc="FFFFFFFF" w:tentative="1">
+      <w:start w:val="1"/>
+      <w:numFmt w:val="decimal"/>
+      <w:lvlText w:val="%7."/>
+      <w:lvlJc w:val="left"/>
+      <w:pPr>
+        <w:ind w:left="5400" w:hanging="360"/>
+      </w:pPr>
+    </w:lvl>
+    <w:lvl w:ilvl="7" w:tplc="FFFFFFFF" w:tentative="1">
+      <w:start w:val="1"/>
+      <w:numFmt w:val="lowerLetter"/>
+      <w:lvlText w:val="%8."/>
+      <w:lvlJc w:val="left"/>
+      <w:pPr>
+        <w:ind w:left="6120" w:hanging="360"/>
+      </w:pPr>
+    </w:lvl>
+    <w:lvl w:ilvl="8" w:tplc="FFFFFFFF" w:tentative="1">
+      <w:start w:val="1"/>
+      <w:numFmt w:val="lowerRoman"/>
+      <w:lvlText w:val="%9."/>
+      <w:lvlJc w:val="right"/>
+      <w:pPr>
+        <w:ind w:left="6840" w:hanging="180"/>
+      </w:pPr>
+    </w:lvl>
+  </w:abstractNum>
+  <w:abstractNum w:abstractNumId="1" w15:restartNumberingAfterBreak="0">
     <w:nsid w:val="25490848"/>
     <w:multiLevelType w:val="hybridMultilevel"/>
     <w:tmpl w:val="4D4856CE"/>
@@ -1359,7 +1883,7 @@
       </w:pPr>
     </w:lvl>
   </w:abstractNum>
-  <w:abstractNum w:abstractNumId="1" w15:restartNumberingAfterBreak="0">
+  <w:abstractNum w:abstractNumId="2" w15:restartNumberingAfterBreak="0">
     <w:nsid w:val="34696CFE"/>
     <w:multiLevelType w:val="hybridMultilevel"/>
     <w:tmpl w:val="D57EC0F2"/>
@@ -1448,7 +1972,7 @@
       </w:pPr>
     </w:lvl>
   </w:abstractNum>
-  <w:abstractNum w:abstractNumId="2" w15:restartNumberingAfterBreak="0">
+  <w:abstractNum w:abstractNumId="3" w15:restartNumberingAfterBreak="0">
     <w:nsid w:val="36A80456"/>
     <w:multiLevelType w:val="hybridMultilevel"/>
     <w:tmpl w:val="5BAC69E0"/>
@@ -1537,7 +2061,7 @@
       </w:pPr>
     </w:lvl>
   </w:abstractNum>
-  <w:abstractNum w:abstractNumId="3" w15:restartNumberingAfterBreak="0">
+  <w:abstractNum w:abstractNumId="4" w15:restartNumberingAfterBreak="0">
     <w:nsid w:val="3A8E18F2"/>
     <w:multiLevelType w:val="hybridMultilevel"/>
     <w:tmpl w:val="6CD49E16"/>
@@ -1626,7 +2150,7 @@
       </w:pPr>
     </w:lvl>
   </w:abstractNum>
-  <w:abstractNum w:abstractNumId="4" w15:restartNumberingAfterBreak="0">
+  <w:abstractNum w:abstractNumId="5" w15:restartNumberingAfterBreak="0">
     <w:nsid w:val="4CC4413D"/>
     <w:multiLevelType w:val="hybridMultilevel"/>
     <w:tmpl w:val="9872EA18"/>
@@ -1715,7 +2239,7 @@
       </w:pPr>
     </w:lvl>
   </w:abstractNum>
-  <w:abstractNum w:abstractNumId="5" w15:restartNumberingAfterBreak="0">
+  <w:abstractNum w:abstractNumId="6" w15:restartNumberingAfterBreak="0">
     <w:nsid w:val="6EA02C5C"/>
     <w:multiLevelType w:val="hybridMultilevel"/>
     <w:tmpl w:val="93A0FAF2"/>
@@ -1829,22 +2353,25 @@
     </w:lvl>
   </w:abstractNum>
   <w:num w:numId="1" w16cid:durableId="105732668">
-    <w:abstractNumId w:val="0"/>
+    <w:abstractNumId w:val="1"/>
   </w:num>
   <w:num w:numId="2" w16cid:durableId="979265608">
+    <w:abstractNumId w:val="5"/>
+  </w:num>
+  <w:num w:numId="3" w16cid:durableId="579799846">
+    <w:abstractNumId w:val="6"/>
+  </w:num>
+  <w:num w:numId="4" w16cid:durableId="1081215143">
+    <w:abstractNumId w:val="2"/>
+  </w:num>
+  <w:num w:numId="5" w16cid:durableId="1422794264">
+    <w:abstractNumId w:val="3"/>
+  </w:num>
+  <w:num w:numId="6" w16cid:durableId="1599561250">
     <w:abstractNumId w:val="4"/>
   </w:num>
-  <w:num w:numId="3" w16cid:durableId="579799846">
-    <w:abstractNumId w:val="5"/>
-  </w:num>
-  <w:num w:numId="4" w16cid:durableId="1081215143">
-    <w:abstractNumId w:val="1"/>
-  </w:num>
-  <w:num w:numId="5" w16cid:durableId="1422794264">
-    <w:abstractNumId w:val="2"/>
-  </w:num>
-  <w:num w:numId="6" w16cid:durableId="1599561250">
-    <w:abstractNumId w:val="3"/>
+  <w:num w:numId="7" w16cid:durableId="1390882582">
+    <w:abstractNumId w:val="0"/>
   </w:num>
 </w:numbering>
 </file>

--- a/matlab.docx
+++ b/matlab.docx
@@ -53,6 +53,9 @@
           <w:numId w:val="3"/>
         </w:numPr>
         <w:rPr>
+          <w:rStyle w:val="Hyperlink"/>
+          <w:color w:val="auto"/>
+          <w:u w:val="none"/>
           <w:lang w:val="en-US"/>
         </w:rPr>
       </w:pPr>
@@ -71,17 +74,20 @@
         <w:pStyle w:val="ListParagraph"/>
         <w:numPr>
           <w:ilvl w:val="0"/>
-          <w:numId w:val="2"/>
-        </w:numPr>
-        <w:rPr>
-          <w:lang w:val="en-US"/>
-        </w:rPr>
-      </w:pPr>
-      <w:r>
-        <w:rPr>
-          <w:lang w:val="en-US"/>
-        </w:rPr>
-        <w:t>Tài Khoản?</w:t>
+          <w:numId w:val="3"/>
+        </w:numPr>
+        <w:rPr>
+          <w:lang w:val="en-US"/>
+        </w:rPr>
+      </w:pPr>
+      <w:r>
+        <w:rPr>
+          <w:rStyle w:val="Hyperlink"/>
+          <w:color w:val="auto"/>
+          <w:u w:val="none"/>
+          <w:lang w:val="en-US"/>
+        </w:rPr>
+        <w:t>Tài khoản</w:t>
       </w:r>
     </w:p>
     <w:p>
@@ -110,17 +116,23 @@
         <w:pStyle w:val="ListParagraph"/>
         <w:numPr>
           <w:ilvl w:val="0"/>
-          <w:numId w:val="2"/>
-        </w:numPr>
-        <w:rPr>
-          <w:lang w:val="en-US"/>
-        </w:rPr>
-      </w:pPr>
-      <w:r>
-        <w:rPr>
-          <w:lang w:val="en-US"/>
-        </w:rPr>
-        <w:t>Mật Khẩu?</w:t>
+          <w:numId w:val="3"/>
+        </w:numPr>
+        <w:rPr>
+          <w:lang w:val="en-US"/>
+        </w:rPr>
+      </w:pPr>
+      <w:r>
+        <w:rPr>
+          <w:lang w:val="en-US"/>
+        </w:rPr>
+        <w:t>Mật Khẩ</w:t>
+      </w:r>
+      <w:r>
+        <w:rPr>
+          <w:lang w:val="en-US"/>
+        </w:rPr>
+        <w:t>u</w:t>
       </w:r>
     </w:p>
     <w:p>
@@ -139,156 +151,6 @@
           <w:lang w:val="en-US"/>
         </w:rPr>
         <w:t>Paypal12345678</w:t>
-      </w:r>
-    </w:p>
-    <w:p>
-      <w:pPr>
-        <w:pStyle w:val="ListParagraph"/>
-        <w:numPr>
-          <w:ilvl w:val="0"/>
-          <w:numId w:val="2"/>
-        </w:numPr>
-        <w:rPr>
-          <w:lang w:val="en-US"/>
-        </w:rPr>
-      </w:pPr>
-      <w:r>
-        <w:rPr>
-          <w:lang w:val="en-US"/>
-        </w:rPr>
-        <w:t>Cách sử dụng Matlab?</w:t>
-      </w:r>
-    </w:p>
-    <w:p>
-      <w:pPr>
-        <w:pStyle w:val="ListParagraph"/>
-        <w:numPr>
-          <w:ilvl w:val="0"/>
-          <w:numId w:val="3"/>
-        </w:numPr>
-        <w:rPr>
-          <w:lang w:val="en-US"/>
-        </w:rPr>
-      </w:pPr>
-      <w:r>
-        <w:rPr>
-          <w:lang w:val="en-US"/>
-        </w:rPr>
-        <w:t>Sử dụng chủ yếu Command Window và Workspace</w:t>
-      </w:r>
-    </w:p>
-    <w:p>
-      <w:pPr>
-        <w:pStyle w:val="ListParagraph"/>
-        <w:numPr>
-          <w:ilvl w:val="0"/>
-          <w:numId w:val="3"/>
-        </w:numPr>
-        <w:rPr>
-          <w:lang w:val="en-US"/>
-        </w:rPr>
-      </w:pPr>
-      <w:r>
-        <w:rPr>
-          <w:lang w:val="en-US"/>
-        </w:rPr>
-        <w:t>Command Window cũng giống như CMD, nhập lệnh gán giá trị cho biến các kiểu</w:t>
-      </w:r>
-    </w:p>
-    <w:p>
-      <w:pPr>
-        <w:pStyle w:val="ListParagraph"/>
-        <w:numPr>
-          <w:ilvl w:val="0"/>
-          <w:numId w:val="3"/>
-        </w:numPr>
-        <w:rPr>
-          <w:lang w:val="en-US"/>
-        </w:rPr>
-      </w:pPr>
-      <w:r>
-        <w:rPr>
-          <w:lang w:val="en-US"/>
-        </w:rPr>
-        <w:t>Workspace lưu trữ biến, mỗi biến trong Matlab đều có kiểu dữ liệu là ma trận, Click 2 lần vào 1 biến để hiện cửa sổ Excel ma trận của biến đó, có thể thay đổi trực tiếp giá trị của ma trận tại đây luôn</w:t>
-      </w:r>
-    </w:p>
-    <w:p>
-      <w:pPr>
-        <w:pStyle w:val="ListParagraph"/>
-        <w:numPr>
-          <w:ilvl w:val="0"/>
-          <w:numId w:val="2"/>
-        </w:numPr>
-        <w:rPr>
-          <w:lang w:val="en-US"/>
-        </w:rPr>
-      </w:pPr>
-      <w:r>
-        <w:rPr>
-          <w:lang w:val="en-US"/>
-        </w:rPr>
-        <w:t>Index Trong Matlab?</w:t>
-      </w:r>
-    </w:p>
-    <w:p>
-      <w:pPr>
-        <w:pStyle w:val="ListParagraph"/>
-        <w:numPr>
-          <w:ilvl w:val="0"/>
-          <w:numId w:val="3"/>
-        </w:numPr>
-        <w:rPr>
-          <w:lang w:val="en-US"/>
-        </w:rPr>
-      </w:pPr>
-      <w:r>
-        <w:rPr>
-          <w:lang w:val="en-US"/>
-        </w:rPr>
-        <w:t>Bắt đầu từ 1 chứ đéo phải 0</w:t>
-      </w:r>
-    </w:p>
-    <w:p>
-      <w:pPr>
-        <w:pStyle w:val="ListParagraph"/>
-        <w:numPr>
-          <w:ilvl w:val="0"/>
-          <w:numId w:val="3"/>
-        </w:numPr>
-        <w:rPr>
-          <w:lang w:val="en-US"/>
-        </w:rPr>
-      </w:pPr>
-      <w:r>
-        <w:rPr>
-          <w:lang w:val="en-US"/>
-        </w:rPr>
-        <w:t>Index được đặt trong ngoặc tròn “()” chứ đéo phải ngoặc vuông “[]”</w:t>
-      </w:r>
-    </w:p>
-    <w:p>
-      <w:pPr>
-        <w:pStyle w:val="ListParagraph"/>
-        <w:numPr>
-          <w:ilvl w:val="0"/>
-          <w:numId w:val="3"/>
-        </w:numPr>
-        <w:rPr>
-          <w:lang w:val="en-US"/>
-        </w:rPr>
-      </w:pPr>
-      <w:r>
-        <w:rPr>
-          <w:lang w:val="en-US"/>
-        </w:rPr>
-        <w:t xml:space="preserve">Ghi Index thì </w:t>
-      </w:r>
-      <w:r>
-        <w:rPr>
-          <w:lang w:val="en-US"/>
-        </w:rPr>
-        <w:t>phải ghi cả số thứ tự dòng và cột, nếu không ghi cột thì mặc định số thứ tự cột = 1</w:t>
       </w:r>
     </w:p>
     <w:p>
@@ -605,26 +467,212 @@
         <w:rPr>
           <w:lang w:val="en-US"/>
         </w:rPr>
+        <w:t>Cách Chọn Thư Mục Làm Việc Hiện Tại?</w:t>
+      </w:r>
+    </w:p>
+    <w:p>
+      <w:pPr>
+        <w:pStyle w:val="ListParagraph"/>
+        <w:numPr>
+          <w:ilvl w:val="0"/>
+          <w:numId w:val="3"/>
+        </w:numPr>
+        <w:rPr>
+          <w:lang w:val="en-US"/>
+        </w:rPr>
+      </w:pPr>
+      <w:r>
+        <w:rPr>
+          <w:lang w:val="en-US"/>
+        </w:rPr>
+        <w:t xml:space="preserve">Tại thanh đường dẫn, Click nút “Browse for folder” + chọn thư mục mong muốn </w:t>
+      </w:r>
+    </w:p>
+    <w:p>
+      <w:pPr>
+        <w:pStyle w:val="ListParagraph"/>
+        <w:numPr>
+          <w:ilvl w:val="0"/>
+          <w:numId w:val="7"/>
+        </w:numPr>
+        <w:rPr>
+          <w:lang w:val="en-US"/>
+        </w:rPr>
+      </w:pPr>
+      <w:r>
+        <w:rPr>
+          <w:lang w:val="en-US"/>
+        </w:rPr>
+        <w:t>Phần Mở Rộng File Matlab?</w:t>
+      </w:r>
+    </w:p>
+    <w:p>
+      <w:pPr>
+        <w:pStyle w:val="ListParagraph"/>
+        <w:numPr>
+          <w:ilvl w:val="0"/>
+          <w:numId w:val="3"/>
+        </w:numPr>
+        <w:rPr>
+          <w:lang w:val="en-US"/>
+        </w:rPr>
+      </w:pPr>
+      <w:r>
+        <w:rPr>
+          <w:lang w:val="en-US"/>
+        </w:rPr>
+        <w:t>“.m”</w:t>
+      </w:r>
+    </w:p>
+    <w:p>
+      <w:pPr>
+        <w:pStyle w:val="ListParagraph"/>
+        <w:numPr>
+          <w:ilvl w:val="0"/>
+          <w:numId w:val="7"/>
+        </w:numPr>
+        <w:rPr>
+          <w:lang w:val="en-US"/>
+        </w:rPr>
+      </w:pPr>
+      <w:r>
+        <w:rPr>
+          <w:lang w:val="en-US"/>
+        </w:rPr>
+        <w:t xml:space="preserve">Cấu </w:t>
+      </w:r>
+      <w:r>
+        <w:rPr>
+          <w:lang w:val="en-US"/>
+        </w:rPr>
+        <w:t>Trúc Các Cửa Sổ?</w:t>
+      </w:r>
+    </w:p>
+    <w:p>
+      <w:pPr>
+        <w:pStyle w:val="ListParagraph"/>
+        <w:numPr>
+          <w:ilvl w:val="0"/>
+          <w:numId w:val="3"/>
+        </w:numPr>
+        <w:rPr>
+          <w:lang w:val="en-US"/>
+        </w:rPr>
+      </w:pPr>
+      <w:r>
+        <w:rPr>
+          <w:lang w:val="en-US"/>
+        </w:rPr>
+        <w:t>Giống Blender</w:t>
+      </w:r>
+    </w:p>
+    <w:p>
+      <w:pPr>
+        <w:pStyle w:val="ListParagraph"/>
+        <w:numPr>
+          <w:ilvl w:val="0"/>
+          <w:numId w:val="3"/>
+        </w:numPr>
+        <w:rPr>
+          <w:lang w:val="en-US"/>
+        </w:rPr>
+      </w:pPr>
+      <w:r>
+        <w:rPr>
+          <w:lang w:val="en-US"/>
+        </w:rPr>
+        <w:t>Để đóng 1 cửa sổ, Click nút “X” góc phải trên, khi đó cửa sổ bên cạnh sẽ mở rộng để lấp chỗ trống</w:t>
+      </w:r>
+    </w:p>
+    <w:p>
+      <w:pPr>
+        <w:pStyle w:val="ListParagraph"/>
+        <w:numPr>
+          <w:ilvl w:val="0"/>
+          <w:numId w:val="7"/>
+        </w:numPr>
+        <w:rPr>
+          <w:lang w:val="en-US"/>
+        </w:rPr>
+      </w:pPr>
+      <w:r>
+        <w:rPr>
+          <w:lang w:val="en-US"/>
+        </w:rPr>
+        <w:t>Cửa Sổ Workspace?</w:t>
+      </w:r>
+    </w:p>
+    <w:p>
+      <w:pPr>
+        <w:pStyle w:val="ListParagraph"/>
+        <w:numPr>
+          <w:ilvl w:val="0"/>
+          <w:numId w:val="3"/>
+        </w:numPr>
+        <w:rPr>
+          <w:lang w:val="en-US"/>
+        </w:rPr>
+      </w:pPr>
+      <w:r>
+        <w:rPr>
+          <w:lang w:val="en-US"/>
+        </w:rPr>
+        <w:t>Nơi hiện thị các biến đã lưu</w:t>
+      </w:r>
+    </w:p>
+    <w:p>
+      <w:pPr>
+        <w:pStyle w:val="ListParagraph"/>
+        <w:numPr>
+          <w:ilvl w:val="0"/>
+          <w:numId w:val="3"/>
+        </w:numPr>
+        <w:rPr>
+          <w:lang w:val="en-US"/>
+        </w:rPr>
+      </w:pPr>
+      <w:r>
+        <w:rPr>
+          <w:lang w:val="en-US"/>
+        </w:rPr>
+        <w:t>Giống cách lưu biến trong Google Colab</w:t>
+      </w:r>
+    </w:p>
+    <w:p>
+      <w:pPr>
+        <w:pStyle w:val="ListParagraph"/>
+        <w:numPr>
+          <w:ilvl w:val="0"/>
+          <w:numId w:val="7"/>
+        </w:numPr>
+        <w:rPr>
+          <w:lang w:val="en-US"/>
+        </w:rPr>
+      </w:pPr>
+      <w:r>
+        <w:rPr>
+          <w:lang w:val="en-US"/>
+        </w:rPr>
         <w:lastRenderedPageBreak/>
-        <w:t>Cách Chọn Thư Mục Làm Việc Hiện Tại?</w:t>
-      </w:r>
-    </w:p>
-    <w:p>
-      <w:pPr>
-        <w:pStyle w:val="ListParagraph"/>
-        <w:numPr>
-          <w:ilvl w:val="0"/>
-          <w:numId w:val="3"/>
-        </w:numPr>
-        <w:rPr>
-          <w:lang w:val="en-US"/>
-        </w:rPr>
-      </w:pPr>
-      <w:r>
-        <w:rPr>
-          <w:lang w:val="en-US"/>
-        </w:rPr>
-        <w:t xml:space="preserve">Tại thanh đường dẫn, Click nút “Browse for folder” + chọn thư mục mong muốn </w:t>
+        <w:t>Cửa Sổ Current Folder?</w:t>
+      </w:r>
+    </w:p>
+    <w:p>
+      <w:pPr>
+        <w:pStyle w:val="ListParagraph"/>
+        <w:numPr>
+          <w:ilvl w:val="0"/>
+          <w:numId w:val="3"/>
+        </w:numPr>
+        <w:rPr>
+          <w:lang w:val="en-US"/>
+        </w:rPr>
+      </w:pPr>
+      <w:r>
+        <w:rPr>
+          <w:lang w:val="en-US"/>
+        </w:rPr>
+        <w:t>Hiển thị các File và thư mục bên trong thư mục làm việc hiện tại</w:t>
       </w:r>
     </w:p>
     <w:p>
@@ -642,25 +690,25 @@
         <w:rPr>
           <w:lang w:val="en-US"/>
         </w:rPr>
-        <w:t>Phần Mở Rộng File Matlab?</w:t>
-      </w:r>
-    </w:p>
-    <w:p>
-      <w:pPr>
-        <w:pStyle w:val="ListParagraph"/>
-        <w:numPr>
-          <w:ilvl w:val="0"/>
-          <w:numId w:val="3"/>
-        </w:numPr>
-        <w:rPr>
-          <w:lang w:val="en-US"/>
-        </w:rPr>
-      </w:pPr>
-      <w:r>
-        <w:rPr>
-          <w:lang w:val="en-US"/>
-        </w:rPr>
-        <w:t>“.m”</w:t>
+        <w:t>Cửa Sổ Command Window?</w:t>
+      </w:r>
+    </w:p>
+    <w:p>
+      <w:pPr>
+        <w:pStyle w:val="ListParagraph"/>
+        <w:numPr>
+          <w:ilvl w:val="0"/>
+          <w:numId w:val="3"/>
+        </w:numPr>
+        <w:rPr>
+          <w:lang w:val="en-US"/>
+        </w:rPr>
+      </w:pPr>
+      <w:r>
+        <w:rPr>
+          <w:lang w:val="en-US"/>
+        </w:rPr>
+        <w:t>Giống Interactive Mode trong Python</w:t>
       </w:r>
     </w:p>
     <w:p>
@@ -678,49 +726,43 @@
         <w:rPr>
           <w:lang w:val="en-US"/>
         </w:rPr>
-        <w:t xml:space="preserve">Cấu </w:t>
-      </w:r>
-      <w:r>
-        <w:rPr>
-          <w:lang w:val="en-US"/>
-        </w:rPr>
-        <w:t>Trúc Các Cửa Sổ?</w:t>
-      </w:r>
-    </w:p>
-    <w:p>
-      <w:pPr>
-        <w:pStyle w:val="ListParagraph"/>
-        <w:numPr>
-          <w:ilvl w:val="0"/>
-          <w:numId w:val="3"/>
-        </w:numPr>
-        <w:rPr>
-          <w:lang w:val="en-US"/>
-        </w:rPr>
-      </w:pPr>
-      <w:r>
-        <w:rPr>
-          <w:lang w:val="en-US"/>
-        </w:rPr>
-        <w:t>Giống Blender</w:t>
-      </w:r>
-    </w:p>
-    <w:p>
-      <w:pPr>
-        <w:pStyle w:val="ListParagraph"/>
-        <w:numPr>
-          <w:ilvl w:val="0"/>
-          <w:numId w:val="3"/>
-        </w:numPr>
-        <w:rPr>
-          <w:lang w:val="en-US"/>
-        </w:rPr>
-      </w:pPr>
-      <w:r>
-        <w:rPr>
-          <w:lang w:val="en-US"/>
-        </w:rPr>
-        <w:t>Để đóng 1 cửa sổ, Click nút “X” góc phải trên, khi đó cửa sổ bên cạnh sẽ mở rộng để lấp chỗ trống</w:t>
+        <w:t xml:space="preserve">Cách </w:t>
+      </w:r>
+      <w:r>
+        <w:rPr>
+          <w:lang w:val="en-US"/>
+        </w:rPr>
+        <w:t xml:space="preserve">Chỉnh Sửa 1 </w:t>
+      </w:r>
+      <w:r>
+        <w:rPr>
+          <w:lang w:val="en-US"/>
+        </w:rPr>
+        <w:t>File</w:t>
+      </w:r>
+      <w:r>
+        <w:rPr>
+          <w:lang w:val="en-US"/>
+        </w:rPr>
+        <w:t>?</w:t>
+      </w:r>
+    </w:p>
+    <w:p>
+      <w:pPr>
+        <w:pStyle w:val="ListParagraph"/>
+        <w:numPr>
+          <w:ilvl w:val="0"/>
+          <w:numId w:val="3"/>
+        </w:numPr>
+        <w:rPr>
+          <w:lang w:val="en-US"/>
+        </w:rPr>
+      </w:pPr>
+      <w:r>
+        <w:rPr>
+          <w:lang w:val="en-US"/>
+        </w:rPr>
+        <w:t>Double Click vào File trong thư mục làm việc hiện tại + cửa sổ Editor hiện bên trên cửa sổ Workspace + tiến hành chỉnh sửa trong cửa sổ Editor + lưu + đóng cửa sổ</w:t>
       </w:r>
     </w:p>
     <w:p>
@@ -738,43 +780,115 @@
         <w:rPr>
           <w:lang w:val="en-US"/>
         </w:rPr>
-        <w:t>Cửa Sổ Workspace?</w:t>
-      </w:r>
-    </w:p>
-    <w:p>
-      <w:pPr>
-        <w:pStyle w:val="ListParagraph"/>
-        <w:numPr>
-          <w:ilvl w:val="0"/>
-          <w:numId w:val="3"/>
-        </w:numPr>
-        <w:rPr>
-          <w:lang w:val="en-US"/>
-        </w:rPr>
-      </w:pPr>
-      <w:r>
-        <w:rPr>
-          <w:lang w:val="en-US"/>
-        </w:rPr>
-        <w:t>Nơi hiện thị các biến đã lưu</w:t>
-      </w:r>
-    </w:p>
-    <w:p>
-      <w:pPr>
-        <w:pStyle w:val="ListParagraph"/>
-        <w:numPr>
-          <w:ilvl w:val="0"/>
-          <w:numId w:val="3"/>
-        </w:numPr>
-        <w:rPr>
-          <w:lang w:val="en-US"/>
-        </w:rPr>
-      </w:pPr>
-      <w:r>
-        <w:rPr>
-          <w:lang w:val="en-US"/>
-        </w:rPr>
-        <w:t>Giống cách lưu biến trong Google Colab</w:t>
+        <w:t>Cách Chạy 1 File?</w:t>
+      </w:r>
+    </w:p>
+    <w:p>
+      <w:pPr>
+        <w:pStyle w:val="ListParagraph"/>
+        <w:numPr>
+          <w:ilvl w:val="0"/>
+          <w:numId w:val="3"/>
+        </w:numPr>
+        <w:rPr>
+          <w:lang w:val="en-US"/>
+        </w:rPr>
+      </w:pPr>
+      <w:r>
+        <w:rPr>
+          <w:lang w:val="en-US"/>
+        </w:rPr>
+        <w:t>Cách 1</w:t>
+      </w:r>
+    </w:p>
+    <w:p>
+      <w:pPr>
+        <w:pStyle w:val="ListParagraph"/>
+        <w:numPr>
+          <w:ilvl w:val="0"/>
+          <w:numId w:val="3"/>
+        </w:numPr>
+        <w:rPr>
+          <w:lang w:val="en-US"/>
+        </w:rPr>
+      </w:pPr>
+      <w:r>
+        <w:rPr>
+          <w:lang w:val="en-US"/>
+        </w:rPr>
+        <w:t>Đầu tiên, thư mục làm việc hiện tại phải chứa File muốn chạy</w:t>
+      </w:r>
+    </w:p>
+    <w:p>
+      <w:pPr>
+        <w:pStyle w:val="ListParagraph"/>
+        <w:numPr>
+          <w:ilvl w:val="0"/>
+          <w:numId w:val="3"/>
+        </w:numPr>
+        <w:rPr>
+          <w:lang w:val="en-US"/>
+        </w:rPr>
+      </w:pPr>
+      <w:r>
+        <w:rPr>
+          <w:lang w:val="en-US"/>
+        </w:rPr>
+        <w:t>Tiếp theo, gõ tên của File vào cửa sổ Command Window, không có phần mở rộng + nhấn “Enter”</w:t>
+      </w:r>
+    </w:p>
+    <w:p>
+      <w:pPr>
+        <w:pStyle w:val="ListParagraph"/>
+        <w:numPr>
+          <w:ilvl w:val="0"/>
+          <w:numId w:val="3"/>
+        </w:numPr>
+        <w:rPr>
+          <w:lang w:val="en-US"/>
+        </w:rPr>
+      </w:pPr>
+      <w:r>
+        <w:rPr>
+          <w:lang w:val="en-US"/>
+        </w:rPr>
+        <w:t>Cách 2</w:t>
+      </w:r>
+    </w:p>
+    <w:p>
+      <w:pPr>
+        <w:pStyle w:val="ListParagraph"/>
+        <w:numPr>
+          <w:ilvl w:val="0"/>
+          <w:numId w:val="3"/>
+        </w:numPr>
+        <w:rPr>
+          <w:lang w:val="en-US"/>
+        </w:rPr>
+      </w:pPr>
+      <w:r>
+        <w:rPr>
+          <w:lang w:val="en-US"/>
+        </w:rPr>
+        <w:t>Mở File trong cửa sổ Editor + nhấn “F5”</w:t>
+      </w:r>
+      <w:r>
+        <w:rPr>
+          <w:lang w:val="en-US"/>
+        </w:rPr>
+        <w:t xml:space="preserve"> hoặc “Ctrl” + “Enter”</w:t>
+      </w:r>
+      <w:r>
+        <w:rPr>
+          <w:lang w:val="en-US"/>
+        </w:rPr>
+        <w:t>, cách này y chang cách 1, cũng hiển thị lên Command Window</w:t>
+      </w:r>
+      <w:r>
+        <w:rPr>
+          <w:lang w:val="en-US"/>
+        </w:rPr>
+        <w:t>, chỉ có điều nó sẽ lưu File rồi mới chạy</w:t>
       </w:r>
     </w:p>
     <w:p>
@@ -792,168 +906,6 @@
         <w:rPr>
           <w:lang w:val="en-US"/>
         </w:rPr>
-        <w:t>Cửa Sổ Current Folder?</w:t>
-      </w:r>
-    </w:p>
-    <w:p>
-      <w:pPr>
-        <w:pStyle w:val="ListParagraph"/>
-        <w:numPr>
-          <w:ilvl w:val="0"/>
-          <w:numId w:val="3"/>
-        </w:numPr>
-        <w:rPr>
-          <w:lang w:val="en-US"/>
-        </w:rPr>
-      </w:pPr>
-      <w:r>
-        <w:rPr>
-          <w:lang w:val="en-US"/>
-        </w:rPr>
-        <w:t>Hiển thị các File và thư mục bên trong thư mục làm việc hiện tại</w:t>
-      </w:r>
-    </w:p>
-    <w:p>
-      <w:pPr>
-        <w:pStyle w:val="ListParagraph"/>
-        <w:numPr>
-          <w:ilvl w:val="0"/>
-          <w:numId w:val="7"/>
-        </w:numPr>
-        <w:rPr>
-          <w:lang w:val="en-US"/>
-        </w:rPr>
-      </w:pPr>
-      <w:r>
-        <w:rPr>
-          <w:lang w:val="en-US"/>
-        </w:rPr>
-        <w:t>Cửa Sổ Command Window?</w:t>
-      </w:r>
-    </w:p>
-    <w:p>
-      <w:pPr>
-        <w:pStyle w:val="ListParagraph"/>
-        <w:numPr>
-          <w:ilvl w:val="0"/>
-          <w:numId w:val="3"/>
-        </w:numPr>
-        <w:rPr>
-          <w:lang w:val="en-US"/>
-        </w:rPr>
-      </w:pPr>
-      <w:r>
-        <w:rPr>
-          <w:lang w:val="en-US"/>
-        </w:rPr>
-        <w:t>Giống Interactive Mode trong Python</w:t>
-      </w:r>
-    </w:p>
-    <w:p>
-      <w:pPr>
-        <w:pStyle w:val="ListParagraph"/>
-        <w:numPr>
-          <w:ilvl w:val="0"/>
-          <w:numId w:val="7"/>
-        </w:numPr>
-        <w:rPr>
-          <w:lang w:val="en-US"/>
-        </w:rPr>
-      </w:pPr>
-      <w:r>
-        <w:rPr>
-          <w:lang w:val="en-US"/>
-        </w:rPr>
-        <w:t>Cách chỉnh sửa 1 File?</w:t>
-      </w:r>
-    </w:p>
-    <w:p>
-      <w:pPr>
-        <w:pStyle w:val="ListParagraph"/>
-        <w:numPr>
-          <w:ilvl w:val="0"/>
-          <w:numId w:val="3"/>
-        </w:numPr>
-        <w:rPr>
-          <w:lang w:val="en-US"/>
-        </w:rPr>
-      </w:pPr>
-      <w:r>
-        <w:rPr>
-          <w:lang w:val="en-US"/>
-        </w:rPr>
-        <w:t>Double Click vào File trong thư mục làm việc hiện tại + cửa sổ Editor hiện bên trên cửa sổ Workspace + tiến hành chỉnh sửa trong cửa sổ Editor + lưu + đóng cửa sổ</w:t>
-      </w:r>
-    </w:p>
-    <w:p>
-      <w:pPr>
-        <w:pStyle w:val="ListParagraph"/>
-        <w:numPr>
-          <w:ilvl w:val="0"/>
-          <w:numId w:val="7"/>
-        </w:numPr>
-        <w:rPr>
-          <w:lang w:val="en-US"/>
-        </w:rPr>
-      </w:pPr>
-      <w:r>
-        <w:rPr>
-          <w:lang w:val="en-US"/>
-        </w:rPr>
-        <w:t>Cách Chạy 1 File?</w:t>
-      </w:r>
-    </w:p>
-    <w:p>
-      <w:pPr>
-        <w:pStyle w:val="ListParagraph"/>
-        <w:numPr>
-          <w:ilvl w:val="0"/>
-          <w:numId w:val="3"/>
-        </w:numPr>
-        <w:rPr>
-          <w:lang w:val="en-US"/>
-        </w:rPr>
-      </w:pPr>
-      <w:r>
-        <w:rPr>
-          <w:lang w:val="en-US"/>
-        </w:rPr>
-        <w:t>Đầu tiên, thư mục làm việc hiện tại phải chứa File muốn chạy</w:t>
-      </w:r>
-    </w:p>
-    <w:p>
-      <w:pPr>
-        <w:pStyle w:val="ListParagraph"/>
-        <w:numPr>
-          <w:ilvl w:val="0"/>
-          <w:numId w:val="3"/>
-        </w:numPr>
-        <w:rPr>
-          <w:lang w:val="en-US"/>
-        </w:rPr>
-      </w:pPr>
-      <w:r>
-        <w:rPr>
-          <w:lang w:val="en-US"/>
-        </w:rPr>
-        <w:t>Tiếp theo, gõ tên của File vào cửa sổ Command Window, không có phần mở rộng + nhấn “Enter”</w:t>
-      </w:r>
-    </w:p>
-    <w:p>
-      <w:pPr>
-        <w:pStyle w:val="ListParagraph"/>
-        <w:numPr>
-          <w:ilvl w:val="0"/>
-          <w:numId w:val="7"/>
-        </w:numPr>
-        <w:rPr>
-          <w:lang w:val="en-US"/>
-        </w:rPr>
-      </w:pPr>
-      <w:r>
-        <w:rPr>
-          <w:lang w:val="en-US"/>
-        </w:rPr>
         <w:t>Tạo 1 File Matlab?</w:t>
       </w:r>
     </w:p>
@@ -992,123 +944,25 @@
         <w:rPr>
           <w:lang w:val="en-US"/>
         </w:rPr>
-        <w:t>Matlab Script:</w:t>
-      </w:r>
-    </w:p>
-    <w:p>
-      <w:pPr>
-        <w:pStyle w:val="ListParagraph"/>
-        <w:numPr>
-          <w:ilvl w:val="0"/>
-          <w:numId w:val="5"/>
-        </w:numPr>
-        <w:rPr>
-          <w:lang w:val="en-US"/>
-        </w:rPr>
-      </w:pPr>
-      <w:r>
-        <w:rPr>
-          <w:lang w:val="en-US"/>
-        </w:rPr>
-        <w:t>Mỗi Câu Lệnh Có Cần Kết Thúc = Dấu “;” Không?</w:t>
-      </w:r>
-    </w:p>
-    <w:p>
-      <w:pPr>
-        <w:pStyle w:val="ListParagraph"/>
-        <w:numPr>
-          <w:ilvl w:val="0"/>
-          <w:numId w:val="3"/>
-        </w:numPr>
-        <w:rPr>
-          <w:lang w:val="en-US"/>
-        </w:rPr>
-      </w:pPr>
-      <w:r>
-        <w:rPr>
-          <w:lang w:val="en-US"/>
-        </w:rPr>
-        <w:t>Không</w:t>
-      </w:r>
-    </w:p>
-    <w:p>
-      <w:pPr>
-        <w:pStyle w:val="ListParagraph"/>
-        <w:numPr>
-          <w:ilvl w:val="0"/>
-          <w:numId w:val="5"/>
-        </w:numPr>
-        <w:rPr>
-          <w:lang w:val="en-US"/>
-        </w:rPr>
-      </w:pPr>
-      <w:r>
-        <w:rPr>
-          <w:lang w:val="en-US"/>
-        </w:rPr>
-        <w:t>Phím Tắt Chạy Script?</w:t>
-      </w:r>
-    </w:p>
-    <w:p>
-      <w:pPr>
-        <w:pStyle w:val="ListParagraph"/>
-        <w:numPr>
-          <w:ilvl w:val="0"/>
-          <w:numId w:val="3"/>
-        </w:numPr>
-        <w:rPr>
-          <w:lang w:val="en-US"/>
-        </w:rPr>
-      </w:pPr>
-      <w:r>
-        <w:rPr>
-          <w:lang w:val="en-US"/>
-        </w:rPr>
-        <w:t>“</w:t>
-      </w:r>
-      <w:r>
-        <w:rPr>
-          <w:lang w:val="en-US"/>
-        </w:rPr>
-        <w:t>F5”</w:t>
-      </w:r>
-    </w:p>
-    <w:p>
-      <w:pPr>
-        <w:rPr>
-          <w:lang w:val="en-US"/>
-        </w:rPr>
-      </w:pPr>
-    </w:p>
-    <w:p>
-      <w:pPr>
-        <w:rPr>
-          <w:lang w:val="en-US"/>
-        </w:rPr>
-      </w:pPr>
-      <w:r>
-        <w:rPr>
-          <w:lang w:val="en-US"/>
-        </w:rPr>
-        <w:t>Syntax – Cú Pháp:</w:t>
-      </w:r>
-    </w:p>
-    <w:p>
-      <w:pPr>
-        <w:pStyle w:val="ListParagraph"/>
-        <w:numPr>
-          <w:ilvl w:val="0"/>
-          <w:numId w:val="6"/>
-        </w:numPr>
-        <w:rPr>
-          <w:lang w:val="en-US"/>
-        </w:rPr>
-      </w:pPr>
-      <w:r>
-        <w:rPr>
-          <w:lang w:val="en-US"/>
-        </w:rPr>
-        <w:t>Dấu Lũy Thừa?</w:t>
+        <w:t>Command Window:</w:t>
+      </w:r>
+    </w:p>
+    <w:p>
+      <w:pPr>
+        <w:pStyle w:val="ListParagraph"/>
+        <w:numPr>
+          <w:ilvl w:val="0"/>
+          <w:numId w:val="9"/>
+        </w:numPr>
+        <w:rPr>
+          <w:lang w:val="en-US"/>
+        </w:rPr>
+      </w:pPr>
+      <w:r>
+        <w:rPr>
+          <w:lang w:val="en-US"/>
+        </w:rPr>
+        <w:t>Xóa Toàn Bộ Những Gì Trên Command Window?</w:t>
       </w:r>
     </w:p>
     <w:p>
@@ -1129,7 +983,79 @@
         <w:rPr>
           <w:lang w:val="en-US"/>
         </w:rPr>
-        <w:t>^</w:t>
+        <w:t>clc</w:t>
+      </w:r>
+    </w:p>
+    <w:p>
+      <w:pPr>
+        <w:pStyle w:val="ListParagraph"/>
+        <w:numPr>
+          <w:ilvl w:val="0"/>
+          <w:numId w:val="9"/>
+        </w:numPr>
+        <w:rPr>
+          <w:lang w:val="en-US"/>
+        </w:rPr>
+      </w:pPr>
+      <w:r>
+        <w:rPr>
+          <w:lang w:val="en-US"/>
+        </w:rPr>
+        <w:t xml:space="preserve">Cách Ẩn Không In Ra </w:t>
+      </w:r>
+      <w:r>
+        <w:rPr>
+          <w:lang w:val="en-US"/>
+        </w:rPr>
+        <w:t>1 Câu Lệnh In</w:t>
+      </w:r>
+      <w:r>
+        <w:rPr>
+          <w:lang w:val="en-US"/>
+        </w:rPr>
+        <w:t>?</w:t>
+      </w:r>
+    </w:p>
+    <w:p>
+      <w:pPr>
+        <w:pStyle w:val="ListParagraph"/>
+        <w:numPr>
+          <w:ilvl w:val="0"/>
+          <w:numId w:val="3"/>
+        </w:numPr>
+        <w:rPr>
+          <w:lang w:val="en-US"/>
+        </w:rPr>
+      </w:pPr>
+      <w:r>
+        <w:rPr>
+          <w:lang w:val="en-US"/>
+        </w:rPr>
+        <w:t>Mỗi khi có 1 câu lệnh gán,</w:t>
+      </w:r>
+      <w:r>
+        <w:rPr>
+          <w:lang w:val="en-US"/>
+        </w:rPr>
+        <w:t xml:space="preserve"> hoặc in thông tin,</w:t>
+      </w:r>
+      <w:r>
+        <w:rPr>
+          <w:lang w:val="en-US"/>
+        </w:rPr>
+        <w:t xml:space="preserve"> trên Command Window lại in ra</w:t>
+      </w:r>
+      <w:r>
+        <w:rPr>
+          <w:lang w:val="en-US"/>
+        </w:rPr>
+        <w:t xml:space="preserve"> biến được gán, thông tin, …</w:t>
+      </w:r>
+      <w:r>
+        <w:rPr>
+          <w:lang w:val="en-US"/>
+        </w:rPr>
+        <w:t>, để tránh điều này, thêm chấm phẩy vào sau câu lệnh gán</w:t>
       </w:r>
     </w:p>
     <w:p>
@@ -1168,25 +1094,7 @@
         <w:rPr>
           <w:lang w:val="en-US"/>
         </w:rPr>
-        <w:t>foo^-1</w:t>
-      </w:r>
-    </w:p>
-    <w:p>
-      <w:pPr>
-        <w:pStyle w:val="ListParagraph"/>
-        <w:numPr>
-          <w:ilvl w:val="0"/>
-          <w:numId w:val="6"/>
-        </w:numPr>
-        <w:rPr>
-          <w:lang w:val="en-US"/>
-        </w:rPr>
-      </w:pPr>
-      <w:r>
-        <w:rPr>
-          <w:lang w:val="en-US"/>
-        </w:rPr>
-        <w:t>Số Phức?</w:t>
+        <w:t>foo = bar + 2;</w:t>
       </w:r>
     </w:p>
     <w:p>
@@ -1207,7 +1115,43 @@
         <w:rPr>
           <w:lang w:val="en-US"/>
         </w:rPr>
-        <w:t>&lt;Thực&gt; + &lt;Ảo&gt;i</w:t>
+        <w:t>whos;</w:t>
+      </w:r>
+    </w:p>
+    <w:p>
+      <w:pPr>
+        <w:pStyle w:val="ListParagraph"/>
+        <w:numPr>
+          <w:ilvl w:val="0"/>
+          <w:numId w:val="9"/>
+        </w:numPr>
+        <w:rPr>
+          <w:lang w:val="en-US"/>
+        </w:rPr>
+      </w:pPr>
+      <w:r>
+        <w:rPr>
+          <w:lang w:val="en-US"/>
+        </w:rPr>
+        <w:t>Cách Viết Nhiều Câu Lệnh Trên 1 Dòng?</w:t>
+      </w:r>
+    </w:p>
+    <w:p>
+      <w:pPr>
+        <w:pStyle w:val="ListParagraph"/>
+        <w:numPr>
+          <w:ilvl w:val="0"/>
+          <w:numId w:val="3"/>
+        </w:numPr>
+        <w:rPr>
+          <w:lang w:val="en-US"/>
+        </w:rPr>
+      </w:pPr>
+      <w:r>
+        <w:rPr>
+          <w:lang w:val="en-US"/>
+        </w:rPr>
+        <w:t>Thêm dấu phẩy giữa các câu lệnh, có thể thay bằng dấu chấm phẩy nếu không muốn in thông tin</w:t>
       </w:r>
     </w:p>
     <w:p>
@@ -1246,46 +1190,85 @@
         <w:rPr>
           <w:lang w:val="en-US"/>
         </w:rPr>
-        <w:t>2 + 4i</w:t>
-      </w:r>
-    </w:p>
-    <w:p>
-      <w:pPr>
-        <w:rPr>
-          <w:lang w:val="en-US"/>
-        </w:rPr>
-      </w:pPr>
-    </w:p>
-    <w:p>
-      <w:pPr>
-        <w:rPr>
-          <w:lang w:val="en-US"/>
-        </w:rPr>
-      </w:pPr>
-      <w:r>
-        <w:rPr>
-          <w:lang w:val="en-US"/>
-        </w:rPr>
-        <w:lastRenderedPageBreak/>
-        <w:t>Matrix – Ma Trận:</w:t>
-      </w:r>
-    </w:p>
-    <w:p>
-      <w:pPr>
-        <w:pStyle w:val="ListParagraph"/>
-        <w:numPr>
-          <w:ilvl w:val="0"/>
-          <w:numId w:val="4"/>
-        </w:numPr>
-        <w:rPr>
-          <w:lang w:val="en-US"/>
-        </w:rPr>
-      </w:pPr>
-      <w:r>
-        <w:rPr>
-          <w:lang w:val="en-US"/>
-        </w:rPr>
-        <w:t>Cách Gán Giá Trị Là 1 Ma Trận Cho 1 Biến?</w:t>
+        <w:t>clearvars, foo = 4 + 5; whos, bar = bar + 10</w:t>
+      </w:r>
+    </w:p>
+    <w:p>
+      <w:pPr>
+        <w:pStyle w:val="ListParagraph"/>
+        <w:numPr>
+          <w:ilvl w:val="0"/>
+          <w:numId w:val="9"/>
+        </w:numPr>
+        <w:rPr>
+          <w:lang w:val="en-US"/>
+        </w:rPr>
+      </w:pPr>
+      <w:r>
+        <w:rPr>
+          <w:lang w:val="en-US"/>
+        </w:rPr>
+        <w:t>Comment 1 Dòng Code?</w:t>
+      </w:r>
+    </w:p>
+    <w:p>
+      <w:pPr>
+        <w:pStyle w:val="ListParagraph"/>
+        <w:numPr>
+          <w:ilvl w:val="0"/>
+          <w:numId w:val="3"/>
+        </w:numPr>
+        <w:rPr>
+          <w:lang w:val="en-US"/>
+        </w:rPr>
+      </w:pPr>
+      <w:r>
+        <w:rPr>
+          <w:lang w:val="en-US"/>
+        </w:rPr>
+        <w:t xml:space="preserve">Đặt dấu </w:t>
+      </w:r>
+      <w:r>
+        <w:rPr>
+          <w:lang w:val="en-US"/>
+        </w:rPr>
+        <w:t>“</w:t>
+      </w:r>
+      <w:r>
+        <w:rPr>
+          <w:lang w:val="en-US"/>
+        </w:rPr>
+        <w:t>%</w:t>
+      </w:r>
+      <w:r>
+        <w:rPr>
+          <w:lang w:val="en-US"/>
+        </w:rPr>
+        <w:t>“</w:t>
+      </w:r>
+      <w:r>
+        <w:rPr>
+          <w:lang w:val="en-US"/>
+        </w:rPr>
+        <w:t xml:space="preserve"> ở đầu</w:t>
+      </w:r>
+    </w:p>
+    <w:p>
+      <w:pPr>
+        <w:pStyle w:val="ListParagraph"/>
+        <w:numPr>
+          <w:ilvl w:val="0"/>
+          <w:numId w:val="3"/>
+        </w:numPr>
+        <w:rPr>
+          <w:lang w:val="en-US"/>
+        </w:rPr>
+      </w:pPr>
+      <w:r>
+        <w:rPr>
+          <w:lang w:val="en-US"/>
+        </w:rPr>
+        <w:t>Ví dụ</w:t>
       </w:r>
     </w:p>
     <w:p>
@@ -1306,25 +1289,178 @@
         <w:rPr>
           <w:lang w:val="en-US"/>
         </w:rPr>
-        <w:t>&lt;Ma trận&gt; = [&lt;Hàng 1&gt; ; &lt;Hàng 2&gt; ; … ; &lt;Hàng Cuối&gt;]</w:t>
-      </w:r>
-    </w:p>
-    <w:p>
-      <w:pPr>
-        <w:pStyle w:val="ListParagraph"/>
-        <w:numPr>
-          <w:ilvl w:val="0"/>
-          <w:numId w:val="3"/>
-        </w:numPr>
-        <w:rPr>
-          <w:lang w:val="en-US"/>
-        </w:rPr>
-      </w:pPr>
-      <w:r>
-        <w:rPr>
-          <w:lang w:val="en-US"/>
-        </w:rPr>
-        <w:t>Các giá trị trong hàng ngăn cách nhau bởi dấu “ “</w:t>
+        <w:t>a = 1 + 5 %+ 7</w:t>
+      </w:r>
+    </w:p>
+    <w:p>
+      <w:pPr>
+        <w:pStyle w:val="ListParagraph"/>
+        <w:numPr>
+          <w:ilvl w:val="0"/>
+          <w:numId w:val="3"/>
+        </w:numPr>
+        <w:rPr>
+          <w:lang w:val="en-US"/>
+        </w:rPr>
+      </w:pPr>
+      <w:r>
+        <w:rPr>
+          <w:lang w:val="en-US"/>
+        </w:rPr>
+        <w:t>Ta có</w:t>
+      </w:r>
+    </w:p>
+    <w:tbl>
+      <w:tblPr>
+        <w:tblStyle w:val="TableGrid"/>
+        <w:tblW w:w="0" w:type="auto"/>
+        <w:tblInd w:w="1080" w:type="dxa"/>
+        <w:tblLook w:val="04A0" w:firstRow="1" w:lastRow="0" w:firstColumn="1" w:lastColumn="0" w:noHBand="0" w:noVBand="1"/>
+      </w:tblPr>
+      <w:tblGrid>
+        <w:gridCol w:w="4081"/>
+        <w:gridCol w:w="4081"/>
+      </w:tblGrid>
+      <w:tr>
+        <w:tc>
+          <w:tcPr>
+            <w:tcW w:w="4621" w:type="dxa"/>
+          </w:tcPr>
+          <w:p>
+            <w:pPr>
+              <w:pStyle w:val="ListParagraph"/>
+              <w:ind w:left="0"/>
+              <w:jc w:val="center"/>
+              <w:rPr>
+                <w:lang w:val="en-US"/>
+              </w:rPr>
+            </w:pPr>
+            <w:r>
+              <w:rPr>
+                <w:lang w:val="en-US"/>
+              </w:rPr>
+              <w:t>a</w:t>
+            </w:r>
+          </w:p>
+        </w:tc>
+        <w:tc>
+          <w:tcPr>
+            <w:tcW w:w="4621" w:type="dxa"/>
+          </w:tcPr>
+          <w:p>
+            <w:pPr>
+              <w:pStyle w:val="ListParagraph"/>
+              <w:ind w:left="0"/>
+              <w:jc w:val="center"/>
+              <w:rPr>
+                <w:lang w:val="en-US"/>
+              </w:rPr>
+            </w:pPr>
+            <w:r>
+              <w:rPr>
+                <w:lang w:val="en-US"/>
+              </w:rPr>
+              <w:t>6</w:t>
+            </w:r>
+          </w:p>
+        </w:tc>
+      </w:tr>
+    </w:tbl>
+    <w:p>
+      <w:pPr>
+        <w:pStyle w:val="ListParagraph"/>
+        <w:numPr>
+          <w:ilvl w:val="0"/>
+          <w:numId w:val="3"/>
+        </w:numPr>
+        <w:rPr>
+          <w:lang w:val="en-US"/>
+        </w:rPr>
+      </w:pPr>
+      <w:r>
+        <w:rPr>
+          <w:lang w:val="en-US"/>
+        </w:rPr>
+        <w:t xml:space="preserve">Để đặt dấu </w:t>
+      </w:r>
+      <w:r>
+        <w:rPr>
+          <w:lang w:val="en-US"/>
+        </w:rPr>
+        <w:t>“</w:t>
+      </w:r>
+      <w:r>
+        <w:rPr>
+          <w:lang w:val="en-US"/>
+        </w:rPr>
+        <w:t>%</w:t>
+      </w:r>
+      <w:r>
+        <w:rPr>
+          <w:lang w:val="en-US"/>
+        </w:rPr>
+        <w:t>“</w:t>
+      </w:r>
+      <w:r>
+        <w:rPr>
+          <w:lang w:val="en-US"/>
+        </w:rPr>
+        <w:t xml:space="preserve"> ở đầu tất cả các dòng Code được chọn</w:t>
+      </w:r>
+    </w:p>
+    <w:p>
+      <w:pPr>
+        <w:pStyle w:val="ListParagraph"/>
+        <w:numPr>
+          <w:ilvl w:val="0"/>
+          <w:numId w:val="3"/>
+        </w:numPr>
+        <w:rPr>
+          <w:lang w:val="en-US"/>
+        </w:rPr>
+      </w:pPr>
+      <w:r>
+        <w:rPr>
+          <w:lang w:val="en-US"/>
+        </w:rPr>
+        <w:t>Nhấn “Ctrl” + “R”</w:t>
+      </w:r>
+    </w:p>
+    <w:p>
+      <w:pPr>
+        <w:pStyle w:val="ListParagraph"/>
+        <w:numPr>
+          <w:ilvl w:val="0"/>
+          <w:numId w:val="9"/>
+        </w:numPr>
+        <w:rPr>
+          <w:lang w:val="en-US"/>
+        </w:rPr>
+      </w:pPr>
+      <w:r>
+        <w:rPr>
+          <w:lang w:val="en-US"/>
+        </w:rPr>
+        <w:t>Comment 1 Khối Code?</w:t>
+      </w:r>
+    </w:p>
+    <w:p>
+      <w:pPr>
+        <w:pStyle w:val="ListParagraph"/>
+        <w:numPr>
+          <w:ilvl w:val="0"/>
+          <w:numId w:val="3"/>
+        </w:numPr>
+        <w:rPr>
+          <w:lang w:val="en-US"/>
+        </w:rPr>
+      </w:pPr>
+      <w:r>
+        <w:rPr>
+          <w:lang w:val="en-US"/>
+        </w:rPr>
+        <w:lastRenderedPageBreak/>
+        <w:t>Đặt đấu “%{“ vào đầu dòng Code ngay trước khối Code và “%}” vào đầu dòng Code ngay sau khối Code</w:t>
       </w:r>
     </w:p>
     <w:p>
@@ -1363,25 +1499,7 @@
         <w:rPr>
           <w:lang w:val="en-US"/>
         </w:rPr>
-        <w:t>M = [1 2 3 ; 4 5 6 ; 7 8 9]</w:t>
-      </w:r>
-    </w:p>
-    <w:p>
-      <w:pPr>
-        <w:pStyle w:val="ListParagraph"/>
-        <w:numPr>
-          <w:ilvl w:val="0"/>
-          <w:numId w:val="4"/>
-        </w:numPr>
-        <w:rPr>
-          <w:lang w:val="en-US"/>
-        </w:rPr>
-      </w:pPr>
-      <w:r>
-        <w:rPr>
-          <w:lang w:val="en-US"/>
-        </w:rPr>
-        <w:t>Truy Cập 1 Hàng Của 1 Ma Trận?</w:t>
+        <w:t>%{</w:t>
       </w:r>
     </w:p>
     <w:p>
@@ -1402,25 +1520,7 @@
         <w:rPr>
           <w:lang w:val="en-US"/>
         </w:rPr>
-        <w:t>&lt;Hàng&gt; = &lt;Ma Trận&gt;(&lt;Index Hàng&gt;, :)</w:t>
-      </w:r>
-    </w:p>
-    <w:p>
-      <w:pPr>
-        <w:pStyle w:val="ListParagraph"/>
-        <w:numPr>
-          <w:ilvl w:val="0"/>
-          <w:numId w:val="4"/>
-        </w:numPr>
-        <w:rPr>
-          <w:lang w:val="en-US"/>
-        </w:rPr>
-      </w:pPr>
-      <w:r>
-        <w:rPr>
-          <w:lang w:val="en-US"/>
-        </w:rPr>
-        <w:t>Truy Cập 1 Cột Của 1 Ma Trận?</w:t>
+        <w:t>foo = bar + 4</w:t>
       </w:r>
     </w:p>
     <w:p>
@@ -1441,25 +1541,7 @@
         <w:rPr>
           <w:lang w:val="en-US"/>
         </w:rPr>
-        <w:t>&lt;Cột&gt; = &lt;Ma Trận&gt;(:, &lt;Index Cột&gt;)</w:t>
-      </w:r>
-    </w:p>
-    <w:p>
-      <w:pPr>
-        <w:pStyle w:val="ListParagraph"/>
-        <w:numPr>
-          <w:ilvl w:val="0"/>
-          <w:numId w:val="4"/>
-        </w:numPr>
-        <w:rPr>
-          <w:lang w:val="en-US"/>
-        </w:rPr>
-      </w:pPr>
-      <w:r>
-        <w:rPr>
-          <w:lang w:val="en-US"/>
-        </w:rPr>
-        <w:t>Tạo 1 Ma Trận Với Giá Trị Ngẫu Nhiên Từ Phân Phối Đều Liên Tục Trong Khoảng Từ 0 Đến 1?</w:t>
+        <w:t>bar = foo</w:t>
       </w:r>
     </w:p>
     <w:p>
@@ -1480,25 +1562,7 @@
         <w:rPr>
           <w:lang w:val="en-US"/>
         </w:rPr>
-        <w:t>&lt;Ma Trận&gt; = rand(&lt;Số Dòng&gt;, &lt;Số Cột&gt;)</w:t>
-      </w:r>
-    </w:p>
-    <w:p>
-      <w:pPr>
-        <w:pStyle w:val="ListParagraph"/>
-        <w:numPr>
-          <w:ilvl w:val="0"/>
-          <w:numId w:val="4"/>
-        </w:numPr>
-        <w:rPr>
-          <w:lang w:val="en-US"/>
-        </w:rPr>
-      </w:pPr>
-      <w:r>
-        <w:rPr>
-          <w:lang w:val="en-US"/>
-        </w:rPr>
-        <w:t>Trả Về Chuyển Vị Của Ma Trận?</w:t>
+        <w:t>foobar = barfoo</w:t>
       </w:r>
     </w:p>
     <w:p>
@@ -1519,37 +1583,57 @@
         <w:rPr>
           <w:lang w:val="en-US"/>
         </w:rPr>
-        <w:t>&lt;Ma Trận&gt;.’</w:t>
-      </w:r>
-    </w:p>
-    <w:p>
-      <w:pPr>
-        <w:pStyle w:val="ListParagraph"/>
-        <w:numPr>
-          <w:ilvl w:val="0"/>
-          <w:numId w:val="4"/>
-        </w:numPr>
-        <w:rPr>
-          <w:lang w:val="en-US"/>
-        </w:rPr>
-      </w:pPr>
-      <w:r>
-        <w:rPr>
-          <w:lang w:val="en-US"/>
-        </w:rPr>
-        <w:t xml:space="preserve">Trả Về Chuyển Vị </w:t>
-      </w:r>
-      <w:r>
-        <w:rPr>
-          <w:lang w:val="en-US"/>
-        </w:rPr>
-        <w:t xml:space="preserve">Liên Hợp Phức </w:t>
-      </w:r>
-      <w:r>
-        <w:rPr>
-          <w:lang w:val="en-US"/>
-        </w:rPr>
-        <w:t>Của Ma Trận?</w:t>
+        <w:t>%}</w:t>
+      </w:r>
+    </w:p>
+    <w:p>
+      <w:pPr>
+        <w:pStyle w:val="ListParagraph"/>
+        <w:numPr>
+          <w:ilvl w:val="0"/>
+          <w:numId w:val="3"/>
+        </w:numPr>
+        <w:rPr>
+          <w:lang w:val="en-US"/>
+        </w:rPr>
+      </w:pPr>
+    </w:p>
+    <w:p>
+      <w:pPr>
+        <w:rPr>
+          <w:lang w:val="en-US"/>
+        </w:rPr>
+      </w:pPr>
+    </w:p>
+    <w:p>
+      <w:pPr>
+        <w:rPr>
+          <w:lang w:val="en-US"/>
+        </w:rPr>
+      </w:pPr>
+      <w:r>
+        <w:rPr>
+          <w:lang w:val="en-US"/>
+        </w:rPr>
+        <w:t>Workspace:</w:t>
+      </w:r>
+    </w:p>
+    <w:p>
+      <w:pPr>
+        <w:pStyle w:val="ListParagraph"/>
+        <w:numPr>
+          <w:ilvl w:val="0"/>
+          <w:numId w:val="8"/>
+        </w:numPr>
+        <w:rPr>
+          <w:lang w:val="en-US"/>
+        </w:rPr>
+      </w:pPr>
+      <w:r>
+        <w:rPr>
+          <w:lang w:val="en-US"/>
+        </w:rPr>
+        <w:t>Xóa Toàn Bộ Biến Hiện Tại Trong Workspace?</w:t>
       </w:r>
     </w:p>
     <w:p>
@@ -1570,25 +1654,25 @@
         <w:rPr>
           <w:lang w:val="en-US"/>
         </w:rPr>
-        <w:t>&lt;Ma Trận&gt;’</w:t>
-      </w:r>
-    </w:p>
-    <w:p>
-      <w:pPr>
-        <w:pStyle w:val="ListParagraph"/>
-        <w:numPr>
-          <w:ilvl w:val="0"/>
-          <w:numId w:val="4"/>
-        </w:numPr>
-        <w:rPr>
-          <w:lang w:val="en-US"/>
-        </w:rPr>
-      </w:pPr>
-      <w:r>
-        <w:rPr>
-          <w:lang w:val="en-US"/>
-        </w:rPr>
-        <w:t>Trả Về Dạng Hàng Bậc Thang Rút Gọn Của Ma Trận?</w:t>
+        <w:t>clearvars</w:t>
+      </w:r>
+    </w:p>
+    <w:p>
+      <w:pPr>
+        <w:pStyle w:val="ListParagraph"/>
+        <w:numPr>
+          <w:ilvl w:val="0"/>
+          <w:numId w:val="8"/>
+        </w:numPr>
+        <w:rPr>
+          <w:lang w:val="en-US"/>
+        </w:rPr>
+      </w:pPr>
+      <w:r>
+        <w:rPr>
+          <w:lang w:val="en-US"/>
+        </w:rPr>
+        <w:t>Xóa Toàn Bộ Biến Hiện Tại Trong Workspace Ngoại Trừ 1 Số Biến?</w:t>
       </w:r>
     </w:p>
     <w:p>
@@ -1609,25 +1693,25 @@
         <w:rPr>
           <w:lang w:val="en-US"/>
         </w:rPr>
-        <w:t>rref(&lt;Ma Trận&gt;)</w:t>
-      </w:r>
-    </w:p>
-    <w:p>
-      <w:pPr>
-        <w:pStyle w:val="ListParagraph"/>
-        <w:numPr>
-          <w:ilvl w:val="0"/>
-          <w:numId w:val="4"/>
-        </w:numPr>
-        <w:rPr>
-          <w:lang w:val="en-US"/>
-        </w:rPr>
-      </w:pPr>
-      <w:r>
-        <w:rPr>
-          <w:lang w:val="en-US"/>
-        </w:rPr>
-        <w:t>Trả Về Eigen Vector Và Eigen Value Của Ma Trận?</w:t>
+        <w:t>clearvars -except &lt;Các Biến Không Bị Xóa&gt;</w:t>
+      </w:r>
+    </w:p>
+    <w:p>
+      <w:pPr>
+        <w:pStyle w:val="ListParagraph"/>
+        <w:numPr>
+          <w:ilvl w:val="0"/>
+          <w:numId w:val="3"/>
+        </w:numPr>
+        <w:rPr>
+          <w:lang w:val="en-US"/>
+        </w:rPr>
+      </w:pPr>
+      <w:r>
+        <w:rPr>
+          <w:lang w:val="en-US"/>
+        </w:rPr>
+        <w:t>Ví dụ</w:t>
       </w:r>
     </w:p>
     <w:p>
@@ -1648,6 +1732,1332 @@
         <w:rPr>
           <w:lang w:val="en-US"/>
         </w:rPr>
+        <w:t xml:space="preserve">clearvars -except </w:t>
+      </w:r>
+      <w:r>
+        <w:rPr>
+          <w:lang w:val="en-US"/>
+        </w:rPr>
+        <w:t>foo bar</w:t>
+      </w:r>
+    </w:p>
+    <w:p>
+      <w:pPr>
+        <w:pStyle w:val="ListParagraph"/>
+        <w:numPr>
+          <w:ilvl w:val="0"/>
+          <w:numId w:val="8"/>
+        </w:numPr>
+        <w:rPr>
+          <w:lang w:val="en-US"/>
+        </w:rPr>
+      </w:pPr>
+      <w:r>
+        <w:rPr>
+          <w:lang w:val="en-US"/>
+        </w:rPr>
+        <w:t>In Ra Thông Tin Tất Cả Các Biến Hiện Tại Trong Workspace?</w:t>
+      </w:r>
+    </w:p>
+    <w:p>
+      <w:pPr>
+        <w:pStyle w:val="ListParagraph"/>
+        <w:pBdr>
+          <w:top w:val="single" w:sz="4" w:space="1" w:color="auto"/>
+          <w:left w:val="single" w:sz="4" w:space="4" w:color="auto"/>
+          <w:bottom w:val="single" w:sz="4" w:space="1" w:color="auto"/>
+          <w:right w:val="single" w:sz="4" w:space="4" w:color="auto"/>
+        </w:pBdr>
+        <w:ind w:left="1080"/>
+        <w:rPr>
+          <w:lang w:val="en-US"/>
+        </w:rPr>
+      </w:pPr>
+      <w:r>
+        <w:rPr>
+          <w:lang w:val="en-US"/>
+        </w:rPr>
+        <w:t>whos</w:t>
+      </w:r>
+    </w:p>
+    <w:p>
+      <w:pPr>
+        <w:pStyle w:val="ListParagraph"/>
+        <w:numPr>
+          <w:ilvl w:val="0"/>
+          <w:numId w:val="8"/>
+        </w:numPr>
+        <w:rPr>
+          <w:lang w:val="en-US"/>
+        </w:rPr>
+      </w:pPr>
+    </w:p>
+    <w:p>
+      <w:pPr>
+        <w:rPr>
+          <w:lang w:val="en-US"/>
+        </w:rPr>
+      </w:pPr>
+      <w:r>
+        <w:rPr>
+          <w:lang w:val="en-US"/>
+        </w:rPr>
+        <w:br/>
+        <w:t>Operator – Toán Tử</w:t>
+      </w:r>
+      <w:r>
+        <w:rPr>
+          <w:lang w:val="en-US"/>
+        </w:rPr>
+        <w:t>:</w:t>
+      </w:r>
+    </w:p>
+    <w:p>
+      <w:pPr>
+        <w:pStyle w:val="ListParagraph"/>
+        <w:numPr>
+          <w:ilvl w:val="0"/>
+          <w:numId w:val="6"/>
+        </w:numPr>
+        <w:rPr>
+          <w:lang w:val="en-US"/>
+        </w:rPr>
+      </w:pPr>
+      <w:r>
+        <w:rPr>
+          <w:lang w:val="en-US"/>
+        </w:rPr>
+        <w:t>Lũy Thừa?</w:t>
+      </w:r>
+    </w:p>
+    <w:p>
+      <w:pPr>
+        <w:pStyle w:val="ListParagraph"/>
+        <w:pBdr>
+          <w:top w:val="single" w:sz="4" w:space="1" w:color="auto"/>
+          <w:left w:val="single" w:sz="4" w:space="4" w:color="auto"/>
+          <w:bottom w:val="single" w:sz="4" w:space="1" w:color="auto"/>
+          <w:right w:val="single" w:sz="4" w:space="4" w:color="auto"/>
+        </w:pBdr>
+        <w:ind w:left="1080"/>
+        <w:rPr>
+          <w:lang w:val="en-US"/>
+        </w:rPr>
+      </w:pPr>
+      <w:r>
+        <w:rPr>
+          <w:lang w:val="en-US"/>
+        </w:rPr>
+        <w:t>^</w:t>
+      </w:r>
+    </w:p>
+    <w:p>
+      <w:pPr>
+        <w:pStyle w:val="ListParagraph"/>
+        <w:numPr>
+          <w:ilvl w:val="0"/>
+          <w:numId w:val="3"/>
+        </w:numPr>
+        <w:rPr>
+          <w:lang w:val="en-US"/>
+        </w:rPr>
+      </w:pPr>
+      <w:r>
+        <w:rPr>
+          <w:lang w:val="en-US"/>
+        </w:rPr>
+        <w:t>Nếu dùng với ma trận thì = nhân ma trận nhiều lần hoặc lấy nghịch đảo nhiều lần</w:t>
+      </w:r>
+    </w:p>
+    <w:p>
+      <w:pPr>
+        <w:pStyle w:val="ListParagraph"/>
+        <w:numPr>
+          <w:ilvl w:val="0"/>
+          <w:numId w:val="3"/>
+        </w:numPr>
+        <w:rPr>
+          <w:lang w:val="en-US"/>
+        </w:rPr>
+      </w:pPr>
+      <w:r>
+        <w:rPr>
+          <w:lang w:val="en-US"/>
+        </w:rPr>
+        <w:t>Ví dụ</w:t>
+      </w:r>
+    </w:p>
+    <w:p>
+      <w:pPr>
+        <w:pStyle w:val="ListParagraph"/>
+        <w:pBdr>
+          <w:top w:val="single" w:sz="4" w:space="1" w:color="auto"/>
+          <w:left w:val="single" w:sz="4" w:space="4" w:color="auto"/>
+          <w:bottom w:val="single" w:sz="4" w:space="1" w:color="auto"/>
+          <w:right w:val="single" w:sz="4" w:space="4" w:color="auto"/>
+        </w:pBdr>
+        <w:ind w:left="1080"/>
+        <w:rPr>
+          <w:lang w:val="en-US"/>
+        </w:rPr>
+      </w:pPr>
+      <w:r>
+        <w:rPr>
+          <w:lang w:val="en-US"/>
+        </w:rPr>
+        <w:t>foo^-1</w:t>
+      </w:r>
+    </w:p>
+    <w:p>
+      <w:pPr>
+        <w:pStyle w:val="ListParagraph"/>
+        <w:numPr>
+          <w:ilvl w:val="0"/>
+          <w:numId w:val="6"/>
+        </w:numPr>
+        <w:rPr>
+          <w:lang w:val="en-US"/>
+        </w:rPr>
+      </w:pPr>
+      <w:r>
+        <w:rPr>
+          <w:lang w:val="en-US"/>
+        </w:rPr>
+        <w:t>Số Phức?</w:t>
+      </w:r>
+    </w:p>
+    <w:p>
+      <w:pPr>
+        <w:pStyle w:val="ListParagraph"/>
+        <w:pBdr>
+          <w:top w:val="single" w:sz="4" w:space="1" w:color="auto"/>
+          <w:left w:val="single" w:sz="4" w:space="4" w:color="auto"/>
+          <w:bottom w:val="single" w:sz="4" w:space="1" w:color="auto"/>
+          <w:right w:val="single" w:sz="4" w:space="4" w:color="auto"/>
+        </w:pBdr>
+        <w:ind w:left="1080"/>
+        <w:rPr>
+          <w:lang w:val="en-US"/>
+        </w:rPr>
+      </w:pPr>
+      <w:r>
+        <w:rPr>
+          <w:lang w:val="en-US"/>
+        </w:rPr>
+        <w:t>&lt;Thực&gt; + &lt;Ảo&gt;i</w:t>
+      </w:r>
+    </w:p>
+    <w:p>
+      <w:pPr>
+        <w:pStyle w:val="ListParagraph"/>
+        <w:numPr>
+          <w:ilvl w:val="0"/>
+          <w:numId w:val="3"/>
+        </w:numPr>
+        <w:rPr>
+          <w:lang w:val="en-US"/>
+        </w:rPr>
+      </w:pPr>
+      <w:r>
+        <w:rPr>
+          <w:lang w:val="en-US"/>
+        </w:rPr>
+        <w:t>Ví dụ</w:t>
+      </w:r>
+    </w:p>
+    <w:p>
+      <w:pPr>
+        <w:pStyle w:val="ListParagraph"/>
+        <w:pBdr>
+          <w:top w:val="single" w:sz="4" w:space="1" w:color="auto"/>
+          <w:left w:val="single" w:sz="4" w:space="4" w:color="auto"/>
+          <w:bottom w:val="single" w:sz="4" w:space="1" w:color="auto"/>
+          <w:right w:val="single" w:sz="4" w:space="4" w:color="auto"/>
+        </w:pBdr>
+        <w:ind w:left="1080"/>
+        <w:rPr>
+          <w:lang w:val="en-US"/>
+        </w:rPr>
+      </w:pPr>
+      <w:r>
+        <w:rPr>
+          <w:lang w:val="en-US"/>
+        </w:rPr>
+        <w:t>2 + 4i</w:t>
+      </w:r>
+    </w:p>
+    <w:p>
+      <w:pPr>
+        <w:pStyle w:val="ListParagraph"/>
+        <w:numPr>
+          <w:ilvl w:val="0"/>
+          <w:numId w:val="6"/>
+        </w:numPr>
+        <w:rPr>
+          <w:lang w:val="en-US"/>
+        </w:rPr>
+      </w:pPr>
+      <w:r>
+        <w:rPr>
+          <w:lang w:val="en-US"/>
+        </w:rPr>
+        <w:t>Trả Về Căn Bậc 2 Của 1 Giá Trị?</w:t>
+      </w:r>
+    </w:p>
+    <w:p>
+      <w:pPr>
+        <w:pStyle w:val="ListParagraph"/>
+        <w:pBdr>
+          <w:top w:val="single" w:sz="4" w:space="1" w:color="auto"/>
+          <w:left w:val="single" w:sz="4" w:space="4" w:color="auto"/>
+          <w:bottom w:val="single" w:sz="4" w:space="1" w:color="auto"/>
+          <w:right w:val="single" w:sz="4" w:space="4" w:color="auto"/>
+        </w:pBdr>
+        <w:ind w:left="1080"/>
+        <w:rPr>
+          <w:lang w:val="en-US"/>
+        </w:rPr>
+      </w:pPr>
+      <w:r>
+        <w:rPr>
+          <w:lang w:val="en-US"/>
+        </w:rPr>
+        <w:t>sqrt(&lt;Giá Trị&gt;)</w:t>
+      </w:r>
+    </w:p>
+    <w:p>
+      <w:pPr>
+        <w:pStyle w:val="ListParagraph"/>
+        <w:numPr>
+          <w:ilvl w:val="0"/>
+          <w:numId w:val="6"/>
+        </w:numPr>
+        <w:rPr>
+          <w:lang w:val="en-US"/>
+        </w:rPr>
+      </w:pPr>
+      <w:r>
+        <w:rPr>
+          <w:lang w:val="en-US"/>
+        </w:rPr>
+        <w:t>Index?</w:t>
+      </w:r>
+    </w:p>
+    <w:p>
+      <w:pPr>
+        <w:pStyle w:val="ListParagraph"/>
+        <w:numPr>
+          <w:ilvl w:val="0"/>
+          <w:numId w:val="3"/>
+        </w:numPr>
+        <w:rPr>
+          <w:lang w:val="en-US"/>
+        </w:rPr>
+      </w:pPr>
+      <w:r>
+        <w:rPr>
+          <w:lang w:val="en-US"/>
+        </w:rPr>
+        <w:t>Bắt đầu từ 1 chứ đéo phải 0</w:t>
+      </w:r>
+    </w:p>
+    <w:p>
+      <w:pPr>
+        <w:pStyle w:val="ListParagraph"/>
+        <w:numPr>
+          <w:ilvl w:val="0"/>
+          <w:numId w:val="6"/>
+        </w:numPr>
+        <w:rPr>
+          <w:lang w:val="en-US"/>
+        </w:rPr>
+      </w:pPr>
+      <w:r>
+        <w:rPr>
+          <w:lang w:val="en-US"/>
+        </w:rPr>
+        <w:t>Nhân Ma Trận?</w:t>
+      </w:r>
+    </w:p>
+    <w:p>
+      <w:pPr>
+        <w:pStyle w:val="ListParagraph"/>
+        <w:pBdr>
+          <w:top w:val="single" w:sz="4" w:space="1" w:color="auto"/>
+          <w:left w:val="single" w:sz="4" w:space="4" w:color="auto"/>
+          <w:bottom w:val="single" w:sz="4" w:space="1" w:color="auto"/>
+          <w:right w:val="single" w:sz="4" w:space="4" w:color="auto"/>
+        </w:pBdr>
+        <w:ind w:left="1080"/>
+        <w:rPr>
+          <w:lang w:val="en-US"/>
+        </w:rPr>
+      </w:pPr>
+      <w:r>
+        <w:rPr>
+          <w:lang w:val="en-US"/>
+        </w:rPr>
+        <w:t>*</w:t>
+      </w:r>
+    </w:p>
+    <w:p>
+      <w:pPr>
+        <w:pStyle w:val="ListParagraph"/>
+        <w:numPr>
+          <w:ilvl w:val="0"/>
+          <w:numId w:val="6"/>
+        </w:numPr>
+        <w:rPr>
+          <w:lang w:val="en-US"/>
+        </w:rPr>
+      </w:pPr>
+      <w:r>
+        <w:rPr>
+          <w:lang w:val="en-US"/>
+        </w:rPr>
+        <w:t>Tích Hadamard?</w:t>
+      </w:r>
+    </w:p>
+    <w:p>
+      <w:pPr>
+        <w:pStyle w:val="ListParagraph"/>
+        <w:pBdr>
+          <w:top w:val="single" w:sz="4" w:space="1" w:color="auto"/>
+          <w:left w:val="single" w:sz="4" w:space="4" w:color="auto"/>
+          <w:bottom w:val="single" w:sz="4" w:space="1" w:color="auto"/>
+          <w:right w:val="single" w:sz="4" w:space="4" w:color="auto"/>
+        </w:pBdr>
+        <w:ind w:left="1080"/>
+        <w:rPr>
+          <w:lang w:val="en-US"/>
+        </w:rPr>
+      </w:pPr>
+      <w:r>
+        <w:rPr>
+          <w:lang w:val="en-US"/>
+        </w:rPr>
+        <w:t>.*</w:t>
+      </w:r>
+    </w:p>
+    <w:p>
+      <w:pPr>
+        <w:pStyle w:val="ListParagraph"/>
+        <w:numPr>
+          <w:ilvl w:val="0"/>
+          <w:numId w:val="3"/>
+        </w:numPr>
+        <w:rPr>
+          <w:lang w:val="en-US"/>
+        </w:rPr>
+      </w:pPr>
+      <w:r>
+        <w:rPr>
+          <w:lang w:val="en-US"/>
+        </w:rPr>
+        <w:t>Đặt dấu chấm đằng trước các toán tử để thực hiện phép tính trên từng phần tử tương ứng của 2 ma trận</w:t>
+      </w:r>
+    </w:p>
+    <w:p>
+      <w:pPr>
+        <w:rPr>
+          <w:lang w:val="en-US"/>
+        </w:rPr>
+      </w:pPr>
+    </w:p>
+    <w:p>
+      <w:pPr>
+        <w:rPr>
+          <w:lang w:val="en-US"/>
+        </w:rPr>
+      </w:pPr>
+      <w:r>
+        <w:rPr>
+          <w:lang w:val="en-US"/>
+        </w:rPr>
+        <w:t>Data Type – Kiểu Dữ Liệu:</w:t>
+      </w:r>
+    </w:p>
+    <w:p>
+      <w:pPr>
+        <w:pStyle w:val="ListParagraph"/>
+        <w:numPr>
+          <w:ilvl w:val="0"/>
+          <w:numId w:val="10"/>
+        </w:numPr>
+        <w:rPr>
+          <w:lang w:val="en-US"/>
+        </w:rPr>
+      </w:pPr>
+      <w:r>
+        <w:rPr>
+          <w:lang w:val="en-US"/>
+        </w:rPr>
+        <w:t>Có Phải Tất Cả Các Biến Đều Là Ma Trận 2 Chiều?</w:t>
+      </w:r>
+    </w:p>
+    <w:p>
+      <w:pPr>
+        <w:pStyle w:val="ListParagraph"/>
+        <w:numPr>
+          <w:ilvl w:val="0"/>
+          <w:numId w:val="3"/>
+        </w:numPr>
+        <w:rPr>
+          <w:lang w:val="en-US"/>
+        </w:rPr>
+      </w:pPr>
+      <w:r>
+        <w:rPr>
+          <w:lang w:val="en-US"/>
+        </w:rPr>
+        <w:t>Đúng, đại lượng vô hướng là ma trận 1 x 1, …</w:t>
+      </w:r>
+    </w:p>
+    <w:p>
+      <w:pPr>
+        <w:pStyle w:val="ListParagraph"/>
+        <w:numPr>
+          <w:ilvl w:val="0"/>
+          <w:numId w:val="10"/>
+        </w:numPr>
+        <w:rPr>
+          <w:lang w:val="en-US"/>
+        </w:rPr>
+      </w:pPr>
+      <w:r>
+        <w:rPr>
+          <w:lang w:val="en-US"/>
+        </w:rPr>
+        <w:t>Trả Về Kiểu Dữ Liệu Của 1 Biến Hoặc 1 Phần Tử Trong Ma Trận?</w:t>
+      </w:r>
+    </w:p>
+    <w:p>
+      <w:pPr>
+        <w:pStyle w:val="ListParagraph"/>
+        <w:pBdr>
+          <w:top w:val="single" w:sz="4" w:space="1" w:color="auto"/>
+          <w:left w:val="single" w:sz="4" w:space="4" w:color="auto"/>
+          <w:bottom w:val="single" w:sz="4" w:space="1" w:color="auto"/>
+          <w:right w:val="single" w:sz="4" w:space="4" w:color="auto"/>
+        </w:pBdr>
+        <w:ind w:left="1080"/>
+        <w:rPr>
+          <w:lang w:val="en-US"/>
+        </w:rPr>
+      </w:pPr>
+      <w:r>
+        <w:rPr>
+          <w:lang w:val="en-US"/>
+        </w:rPr>
+        <w:t>&lt;Kiểu Dữ Liệu&gt; = class(&lt;Biến&gt;)</w:t>
+      </w:r>
+    </w:p>
+    <w:p>
+      <w:pPr>
+        <w:pStyle w:val="ListParagraph"/>
+        <w:numPr>
+          <w:ilvl w:val="0"/>
+          <w:numId w:val="3"/>
+        </w:numPr>
+        <w:rPr>
+          <w:lang w:val="en-US"/>
+        </w:rPr>
+      </w:pPr>
+      <w:r>
+        <w:rPr>
+          <w:lang w:val="en-US"/>
+        </w:rPr>
+        <w:t>Ví dụ</w:t>
+      </w:r>
+    </w:p>
+    <w:p>
+      <w:pPr>
+        <w:pStyle w:val="ListParagraph"/>
+        <w:pBdr>
+          <w:top w:val="single" w:sz="4" w:space="1" w:color="auto"/>
+          <w:left w:val="single" w:sz="4" w:space="4" w:color="auto"/>
+          <w:bottom w:val="single" w:sz="4" w:space="1" w:color="auto"/>
+          <w:right w:val="single" w:sz="4" w:space="4" w:color="auto"/>
+        </w:pBdr>
+        <w:ind w:left="1080"/>
+        <w:rPr>
+          <w:lang w:val="en-US"/>
+        </w:rPr>
+      </w:pPr>
+      <w:r>
+        <w:rPr>
+          <w:lang w:val="en-US"/>
+        </w:rPr>
+        <w:t>foo = class(bar)</w:t>
+      </w:r>
+    </w:p>
+    <w:p>
+      <w:pPr>
+        <w:pStyle w:val="ListParagraph"/>
+        <w:numPr>
+          <w:ilvl w:val="0"/>
+          <w:numId w:val="3"/>
+        </w:numPr>
+        <w:rPr>
+          <w:lang w:val="en-US"/>
+        </w:rPr>
+      </w:pPr>
+      <w:r>
+        <w:rPr>
+          <w:lang w:val="en-US"/>
+        </w:rPr>
+        <w:t>Ta có</w:t>
+      </w:r>
+    </w:p>
+    <w:tbl>
+      <w:tblPr>
+        <w:tblStyle w:val="TableGrid"/>
+        <w:tblW w:w="0" w:type="auto"/>
+        <w:tblInd w:w="1080" w:type="dxa"/>
+        <w:tblLook w:val="04A0" w:firstRow="1" w:lastRow="0" w:firstColumn="1" w:lastColumn="0" w:noHBand="0" w:noVBand="1"/>
+      </w:tblPr>
+      <w:tblGrid>
+        <w:gridCol w:w="4045"/>
+        <w:gridCol w:w="4117"/>
+      </w:tblGrid>
+      <w:tr>
+        <w:tc>
+          <w:tcPr>
+            <w:tcW w:w="4621" w:type="dxa"/>
+          </w:tcPr>
+          <w:p>
+            <w:pPr>
+              <w:pStyle w:val="ListParagraph"/>
+              <w:ind w:left="0"/>
+              <w:rPr>
+                <w:lang w:val="en-US"/>
+              </w:rPr>
+            </w:pPr>
+            <w:r>
+              <w:rPr>
+                <w:lang w:val="en-US"/>
+              </w:rPr>
+              <w:t>foo</w:t>
+            </w:r>
+          </w:p>
+        </w:tc>
+        <w:tc>
+          <w:tcPr>
+            <w:tcW w:w="4621" w:type="dxa"/>
+          </w:tcPr>
+          <w:p>
+            <w:pPr>
+              <w:pStyle w:val="ListParagraph"/>
+              <w:ind w:left="0"/>
+              <w:rPr>
+                <w:lang w:val="en-US"/>
+              </w:rPr>
+            </w:pPr>
+            <w:r>
+              <w:rPr>
+                <w:lang w:val="en-US"/>
+              </w:rPr>
+              <w:t>"double"</w:t>
+            </w:r>
+          </w:p>
+        </w:tc>
+      </w:tr>
+    </w:tbl>
+    <w:p>
+      <w:pPr>
+        <w:rPr>
+          <w:lang w:val="en-US"/>
+        </w:rPr>
+      </w:pPr>
+    </w:p>
+    <w:p>
+      <w:pPr>
+        <w:rPr>
+          <w:lang w:val="en-US"/>
+        </w:rPr>
+      </w:pPr>
+      <w:r>
+        <w:rPr>
+          <w:lang w:val="en-US"/>
+        </w:rPr>
+        <w:t>Matrix – Ma Trận:</w:t>
+      </w:r>
+    </w:p>
+    <w:p>
+      <w:pPr>
+        <w:pStyle w:val="ListParagraph"/>
+        <w:numPr>
+          <w:ilvl w:val="0"/>
+          <w:numId w:val="4"/>
+        </w:numPr>
+        <w:rPr>
+          <w:lang w:val="en-US"/>
+        </w:rPr>
+      </w:pPr>
+      <w:r>
+        <w:rPr>
+          <w:lang w:val="en-US"/>
+        </w:rPr>
+        <w:t>Cách Gán Giá Trị Là 1 Ma Trận Cho 1 Biến?</w:t>
+      </w:r>
+    </w:p>
+    <w:p>
+      <w:pPr>
+        <w:pStyle w:val="ListParagraph"/>
+        <w:pBdr>
+          <w:top w:val="single" w:sz="4" w:space="1" w:color="auto"/>
+          <w:left w:val="single" w:sz="4" w:space="4" w:color="auto"/>
+          <w:bottom w:val="single" w:sz="4" w:space="1" w:color="auto"/>
+          <w:right w:val="single" w:sz="4" w:space="4" w:color="auto"/>
+        </w:pBdr>
+        <w:ind w:left="1080"/>
+        <w:rPr>
+          <w:lang w:val="en-US"/>
+        </w:rPr>
+      </w:pPr>
+      <w:r>
+        <w:rPr>
+          <w:lang w:val="en-US"/>
+        </w:rPr>
+        <w:t>&lt;Ma trận&gt; = [&lt;Hàng 1&gt; ; &lt;Hàng 2&gt; ; … ; &lt;Hàng Cuối&gt;]</w:t>
+      </w:r>
+    </w:p>
+    <w:p>
+      <w:pPr>
+        <w:pStyle w:val="ListParagraph"/>
+        <w:numPr>
+          <w:ilvl w:val="0"/>
+          <w:numId w:val="3"/>
+        </w:numPr>
+        <w:rPr>
+          <w:lang w:val="en-US"/>
+        </w:rPr>
+      </w:pPr>
+      <w:r>
+        <w:rPr>
+          <w:lang w:val="en-US"/>
+        </w:rPr>
+        <w:t xml:space="preserve">Các giá trị trong hàng ngăn cách nhau bởi </w:t>
+      </w:r>
+      <w:r>
+        <w:rPr>
+          <w:lang w:val="en-US"/>
+        </w:rPr>
+        <w:t>dấu cách</w:t>
+      </w:r>
+    </w:p>
+    <w:p>
+      <w:pPr>
+        <w:pStyle w:val="ListParagraph"/>
+        <w:numPr>
+          <w:ilvl w:val="0"/>
+          <w:numId w:val="3"/>
+        </w:numPr>
+        <w:rPr>
+          <w:lang w:val="en-US"/>
+        </w:rPr>
+      </w:pPr>
+      <w:r>
+        <w:rPr>
+          <w:lang w:val="en-US"/>
+        </w:rPr>
+        <w:t>Ví dụ</w:t>
+      </w:r>
+    </w:p>
+    <w:p>
+      <w:pPr>
+        <w:pStyle w:val="ListParagraph"/>
+        <w:pBdr>
+          <w:top w:val="single" w:sz="4" w:space="1" w:color="auto"/>
+          <w:left w:val="single" w:sz="4" w:space="4" w:color="auto"/>
+          <w:bottom w:val="single" w:sz="4" w:space="1" w:color="auto"/>
+          <w:right w:val="single" w:sz="4" w:space="4" w:color="auto"/>
+        </w:pBdr>
+        <w:ind w:left="1080"/>
+        <w:rPr>
+          <w:lang w:val="en-US"/>
+        </w:rPr>
+      </w:pPr>
+      <w:r>
+        <w:rPr>
+          <w:lang w:val="en-US"/>
+        </w:rPr>
+        <w:t>M = [1 2 3 ; 4 5 6 ; 7 8 9]</w:t>
+      </w:r>
+    </w:p>
+    <w:p>
+      <w:pPr>
+        <w:pStyle w:val="ListParagraph"/>
+        <w:numPr>
+          <w:ilvl w:val="0"/>
+          <w:numId w:val="3"/>
+        </w:numPr>
+        <w:rPr>
+          <w:lang w:val="en-US"/>
+        </w:rPr>
+      </w:pPr>
+      <w:r>
+        <w:rPr>
+          <w:lang w:val="en-US"/>
+        </w:rPr>
+        <w:t>Nếu 1 phần tử là String thì toàn bộ phần tử sẽ chuyển sang String</w:t>
+      </w:r>
+    </w:p>
+    <w:p>
+      <w:pPr>
+        <w:pStyle w:val="ListParagraph"/>
+        <w:numPr>
+          <w:ilvl w:val="0"/>
+          <w:numId w:val="4"/>
+        </w:numPr>
+        <w:rPr>
+          <w:lang w:val="en-US"/>
+        </w:rPr>
+      </w:pPr>
+      <w:r>
+        <w:rPr>
+          <w:lang w:val="en-US"/>
+        </w:rPr>
+        <w:t xml:space="preserve">Trả Về Bản Copy 1 </w:t>
+      </w:r>
+      <w:r>
+        <w:rPr>
+          <w:lang w:val="en-US"/>
+        </w:rPr>
+        <w:t>Hàng Của 1 Ma Trận?</w:t>
+      </w:r>
+    </w:p>
+    <w:p>
+      <w:pPr>
+        <w:pStyle w:val="ListParagraph"/>
+        <w:pBdr>
+          <w:top w:val="single" w:sz="4" w:space="1" w:color="auto"/>
+          <w:left w:val="single" w:sz="4" w:space="4" w:color="auto"/>
+          <w:bottom w:val="single" w:sz="4" w:space="1" w:color="auto"/>
+          <w:right w:val="single" w:sz="4" w:space="4" w:color="auto"/>
+        </w:pBdr>
+        <w:ind w:left="1080"/>
+        <w:rPr>
+          <w:lang w:val="en-US"/>
+        </w:rPr>
+      </w:pPr>
+      <w:r>
+        <w:rPr>
+          <w:lang w:val="en-US"/>
+        </w:rPr>
+        <w:t>&lt;Hàng&gt; = &lt;Ma Trận&gt;(&lt;Index Hàng&gt;, :)</w:t>
+      </w:r>
+    </w:p>
+    <w:p>
+      <w:pPr>
+        <w:pStyle w:val="ListParagraph"/>
+        <w:numPr>
+          <w:ilvl w:val="0"/>
+          <w:numId w:val="3"/>
+        </w:numPr>
+        <w:rPr>
+          <w:lang w:val="en-US"/>
+        </w:rPr>
+      </w:pPr>
+      <w:r>
+        <w:rPr>
+          <w:lang w:val="en-US"/>
+        </w:rPr>
+        <w:t>&lt;Hàng&gt; là ma trận có 1 hàng</w:t>
+      </w:r>
+    </w:p>
+    <w:p>
+      <w:pPr>
+        <w:pStyle w:val="ListParagraph"/>
+        <w:numPr>
+          <w:ilvl w:val="0"/>
+          <w:numId w:val="4"/>
+        </w:numPr>
+        <w:rPr>
+          <w:lang w:val="en-US"/>
+        </w:rPr>
+      </w:pPr>
+      <w:r>
+        <w:rPr>
+          <w:lang w:val="en-US"/>
+        </w:rPr>
+        <w:t xml:space="preserve">Trả </w:t>
+      </w:r>
+      <w:r>
+        <w:rPr>
+          <w:lang w:val="en-US"/>
+        </w:rPr>
+        <w:t xml:space="preserve">Về Bản Copy </w:t>
+      </w:r>
+      <w:r>
+        <w:rPr>
+          <w:lang w:val="en-US"/>
+        </w:rPr>
+        <w:t>Cột Của 1 Ma Trận?</w:t>
+      </w:r>
+    </w:p>
+    <w:p>
+      <w:pPr>
+        <w:pStyle w:val="ListParagraph"/>
+        <w:pBdr>
+          <w:top w:val="single" w:sz="4" w:space="1" w:color="auto"/>
+          <w:left w:val="single" w:sz="4" w:space="4" w:color="auto"/>
+          <w:bottom w:val="single" w:sz="4" w:space="1" w:color="auto"/>
+          <w:right w:val="single" w:sz="4" w:space="4" w:color="auto"/>
+        </w:pBdr>
+        <w:ind w:left="1080"/>
+        <w:rPr>
+          <w:lang w:val="en-US"/>
+        </w:rPr>
+      </w:pPr>
+      <w:r>
+        <w:rPr>
+          <w:lang w:val="en-US"/>
+        </w:rPr>
+        <w:t>&lt;Cột&gt; = &lt;Ma Trận&gt;(:, &lt;Index Cột&gt;)</w:t>
+      </w:r>
+    </w:p>
+    <w:p>
+      <w:pPr>
+        <w:pStyle w:val="ListParagraph"/>
+        <w:numPr>
+          <w:ilvl w:val="0"/>
+          <w:numId w:val="3"/>
+        </w:numPr>
+        <w:rPr>
+          <w:lang w:val="en-US"/>
+        </w:rPr>
+      </w:pPr>
+      <w:r>
+        <w:rPr>
+          <w:lang w:val="en-US"/>
+        </w:rPr>
+        <w:t>&lt;Cột&gt; là ma trận có 1 cột</w:t>
+      </w:r>
+    </w:p>
+    <w:p>
+      <w:pPr>
+        <w:pStyle w:val="ListParagraph"/>
+        <w:numPr>
+          <w:ilvl w:val="0"/>
+          <w:numId w:val="4"/>
+        </w:numPr>
+        <w:rPr>
+          <w:lang w:val="en-US"/>
+        </w:rPr>
+      </w:pPr>
+      <w:r>
+        <w:rPr>
+          <w:lang w:val="en-US"/>
+        </w:rPr>
+        <w:t>Tr</w:t>
+      </w:r>
+      <w:r>
+        <w:rPr>
+          <w:lang w:val="en-US"/>
+        </w:rPr>
+        <w:t xml:space="preserve">ả Về Bản Copy 1 </w:t>
+      </w:r>
+      <w:r>
+        <w:rPr>
+          <w:lang w:val="en-US"/>
+        </w:rPr>
+        <w:t xml:space="preserve">Phần Tử Của </w:t>
+      </w:r>
+      <w:r>
+        <w:rPr>
+          <w:lang w:val="en-US"/>
+        </w:rPr>
+        <w:t xml:space="preserve">1 </w:t>
+      </w:r>
+      <w:r>
+        <w:rPr>
+          <w:lang w:val="en-US"/>
+        </w:rPr>
+        <w:t>Ma Trận</w:t>
+      </w:r>
+      <w:r>
+        <w:rPr>
+          <w:lang w:val="en-US"/>
+        </w:rPr>
+        <w:t>?</w:t>
+      </w:r>
+    </w:p>
+    <w:p>
+      <w:pPr>
+        <w:pStyle w:val="ListParagraph"/>
+        <w:pBdr>
+          <w:top w:val="single" w:sz="4" w:space="1" w:color="auto"/>
+          <w:left w:val="single" w:sz="4" w:space="4" w:color="auto"/>
+          <w:bottom w:val="single" w:sz="4" w:space="1" w:color="auto"/>
+          <w:right w:val="single" w:sz="4" w:space="4" w:color="auto"/>
+        </w:pBdr>
+        <w:ind w:left="1080"/>
+        <w:rPr>
+          <w:lang w:val="en-US"/>
+        </w:rPr>
+      </w:pPr>
+      <w:r>
+        <w:rPr>
+          <w:lang w:val="en-US"/>
+        </w:rPr>
+        <w:t>&lt;Ma Trận&gt;(&lt;Index Hàng&gt;, &lt;Index Cột&gt;)</w:t>
+      </w:r>
+    </w:p>
+    <w:p>
+      <w:pPr>
+        <w:pStyle w:val="ListParagraph"/>
+        <w:numPr>
+          <w:ilvl w:val="0"/>
+          <w:numId w:val="3"/>
+        </w:numPr>
+        <w:rPr>
+          <w:lang w:val="en-US"/>
+        </w:rPr>
+      </w:pPr>
+      <w:r>
+        <w:rPr>
+          <w:lang w:val="en-US"/>
+        </w:rPr>
+        <w:t xml:space="preserve">Để truy cập sử dụng </w:t>
+      </w:r>
+      <w:r>
+        <w:rPr>
+          <w:lang w:val="en-US"/>
+        </w:rPr>
+        <w:t>&lt;Số Thứ Tự</w:t>
+      </w:r>
+      <w:r>
+        <w:rPr>
+          <w:lang w:val="en-US"/>
+        </w:rPr>
+        <w:t xml:space="preserve">&gt; của </w:t>
+      </w:r>
+      <w:r>
+        <w:rPr>
+          <w:lang w:val="en-US"/>
+        </w:rPr>
+        <w:t>phần tử</w:t>
+      </w:r>
+      <w:r>
+        <w:rPr>
+          <w:lang w:val="en-US"/>
+        </w:rPr>
+        <w:t xml:space="preserve">, </w:t>
+      </w:r>
+      <w:r>
+        <w:rPr>
+          <w:lang w:val="en-US"/>
+        </w:rPr>
+        <w:t>&lt;Số Thứ Tự&gt;</w:t>
+      </w:r>
+      <w:r>
+        <w:rPr>
+          <w:lang w:val="en-US"/>
+        </w:rPr>
+        <w:t xml:space="preserve"> được đánh từ trái qua phải từ trên xuống dưới, bắt đầu từ 1</w:t>
+      </w:r>
+    </w:p>
+    <w:p>
+      <w:pPr>
+        <w:pStyle w:val="ListParagraph"/>
+        <w:pBdr>
+          <w:top w:val="single" w:sz="4" w:space="1" w:color="auto"/>
+          <w:left w:val="single" w:sz="4" w:space="4" w:color="auto"/>
+          <w:bottom w:val="single" w:sz="4" w:space="1" w:color="auto"/>
+          <w:right w:val="single" w:sz="4" w:space="4" w:color="auto"/>
+        </w:pBdr>
+        <w:ind w:left="1080"/>
+        <w:rPr>
+          <w:lang w:val="en-US"/>
+        </w:rPr>
+      </w:pPr>
+      <w:r>
+        <w:rPr>
+          <w:lang w:val="en-US"/>
+        </w:rPr>
+        <w:t>&lt;Ma Trận&gt;(&lt;</w:t>
+      </w:r>
+      <w:r>
+        <w:rPr>
+          <w:lang w:val="en-US"/>
+        </w:rPr>
+        <w:t>Số Thứ Tự&gt;)</w:t>
+      </w:r>
+    </w:p>
+    <w:p>
+      <w:pPr>
+        <w:pStyle w:val="ListParagraph"/>
+        <w:numPr>
+          <w:ilvl w:val="0"/>
+          <w:numId w:val="3"/>
+        </w:numPr>
+        <w:rPr>
+          <w:lang w:val="en-US"/>
+        </w:rPr>
+      </w:pPr>
+      <w:r>
+        <w:rPr>
+          <w:lang w:val="en-US"/>
+        </w:rPr>
+        <w:t xml:space="preserve">Để trả về </w:t>
+      </w:r>
+      <w:r>
+        <w:rPr>
+          <w:lang w:val="en-US"/>
+        </w:rPr>
+        <w:t>phần tử</w:t>
+      </w:r>
+      <w:r>
+        <w:rPr>
+          <w:lang w:val="en-US"/>
+        </w:rPr>
+        <w:t xml:space="preserve"> có </w:t>
+      </w:r>
+      <w:r>
+        <w:rPr>
+          <w:lang w:val="en-US"/>
+        </w:rPr>
+        <w:t>&lt;Số Thứ Tự&gt;</w:t>
+      </w:r>
+      <w:r>
+        <w:rPr>
+          <w:lang w:val="en-US"/>
+        </w:rPr>
+        <w:t xml:space="preserve"> lớn nhất, hay cuối cùng</w:t>
+      </w:r>
+    </w:p>
+    <w:p>
+      <w:pPr>
+        <w:pStyle w:val="ListParagraph"/>
+        <w:pBdr>
+          <w:top w:val="single" w:sz="4" w:space="1" w:color="auto"/>
+          <w:left w:val="single" w:sz="4" w:space="4" w:color="auto"/>
+          <w:bottom w:val="single" w:sz="4" w:space="1" w:color="auto"/>
+          <w:right w:val="single" w:sz="4" w:space="4" w:color="auto"/>
+        </w:pBdr>
+        <w:ind w:left="1080"/>
+        <w:rPr>
+          <w:lang w:val="en-US"/>
+        </w:rPr>
+      </w:pPr>
+      <w:r>
+        <w:rPr>
+          <w:lang w:val="en-US"/>
+        </w:rPr>
+        <w:t>&lt;Ma Trận&gt;(</w:t>
+      </w:r>
+      <w:r>
+        <w:rPr>
+          <w:lang w:val="en-US"/>
+        </w:rPr>
+        <w:t>end)</w:t>
+      </w:r>
+    </w:p>
+    <w:p>
+      <w:pPr>
+        <w:pStyle w:val="ListParagraph"/>
+        <w:numPr>
+          <w:ilvl w:val="0"/>
+          <w:numId w:val="4"/>
+        </w:numPr>
+        <w:rPr>
+          <w:lang w:val="en-US"/>
+        </w:rPr>
+      </w:pPr>
+      <w:r>
+        <w:rPr>
+          <w:lang w:val="en-US"/>
+        </w:rPr>
+        <w:t>Tạo 1 Ma Trận Với Giá Trị Ngẫu Nhiên Từ Phân Phối Đều Liên Tục Trong Khoảng Từ 0 Đến 1?</w:t>
+      </w:r>
+    </w:p>
+    <w:p>
+      <w:pPr>
+        <w:pStyle w:val="ListParagraph"/>
+        <w:pBdr>
+          <w:top w:val="single" w:sz="4" w:space="1" w:color="auto"/>
+          <w:left w:val="single" w:sz="4" w:space="4" w:color="auto"/>
+          <w:bottom w:val="single" w:sz="4" w:space="1" w:color="auto"/>
+          <w:right w:val="single" w:sz="4" w:space="4" w:color="auto"/>
+        </w:pBdr>
+        <w:ind w:left="1080"/>
+        <w:rPr>
+          <w:lang w:val="en-US"/>
+        </w:rPr>
+      </w:pPr>
+      <w:r>
+        <w:rPr>
+          <w:lang w:val="en-US"/>
+        </w:rPr>
+        <w:t>&lt;Ma Trận&gt; = rand(&lt;Số Dòng&gt;, &lt;Số Cột&gt;)</w:t>
+      </w:r>
+    </w:p>
+    <w:p>
+      <w:pPr>
+        <w:pStyle w:val="ListParagraph"/>
+        <w:numPr>
+          <w:ilvl w:val="0"/>
+          <w:numId w:val="4"/>
+        </w:numPr>
+        <w:rPr>
+          <w:lang w:val="en-US"/>
+        </w:rPr>
+      </w:pPr>
+      <w:r>
+        <w:rPr>
+          <w:lang w:val="en-US"/>
+        </w:rPr>
+        <w:t>Trả Về Chuyển Vị Của Ma Trận?</w:t>
+      </w:r>
+    </w:p>
+    <w:p>
+      <w:pPr>
+        <w:pStyle w:val="ListParagraph"/>
+        <w:pBdr>
+          <w:top w:val="single" w:sz="4" w:space="1" w:color="auto"/>
+          <w:left w:val="single" w:sz="4" w:space="4" w:color="auto"/>
+          <w:bottom w:val="single" w:sz="4" w:space="1" w:color="auto"/>
+          <w:right w:val="single" w:sz="4" w:space="4" w:color="auto"/>
+        </w:pBdr>
+        <w:ind w:left="1080"/>
+        <w:rPr>
+          <w:lang w:val="en-US"/>
+        </w:rPr>
+      </w:pPr>
+      <w:r>
+        <w:rPr>
+          <w:lang w:val="en-US"/>
+        </w:rPr>
+        <w:t>&lt;Ma Trận&gt;.’</w:t>
+      </w:r>
+    </w:p>
+    <w:p>
+      <w:pPr>
+        <w:pStyle w:val="ListParagraph"/>
+        <w:numPr>
+          <w:ilvl w:val="0"/>
+          <w:numId w:val="4"/>
+        </w:numPr>
+        <w:rPr>
+          <w:lang w:val="en-US"/>
+        </w:rPr>
+      </w:pPr>
+      <w:r>
+        <w:rPr>
+          <w:lang w:val="en-US"/>
+        </w:rPr>
+        <w:t xml:space="preserve">Trả Về Chuyển Vị </w:t>
+      </w:r>
+      <w:r>
+        <w:rPr>
+          <w:lang w:val="en-US"/>
+        </w:rPr>
+        <w:t xml:space="preserve">Liên Hợp Phức </w:t>
+      </w:r>
+      <w:r>
+        <w:rPr>
+          <w:lang w:val="en-US"/>
+        </w:rPr>
+        <w:t>Của Ma Trận?</w:t>
+      </w:r>
+    </w:p>
+    <w:p>
+      <w:pPr>
+        <w:pStyle w:val="ListParagraph"/>
+        <w:pBdr>
+          <w:top w:val="single" w:sz="4" w:space="1" w:color="auto"/>
+          <w:left w:val="single" w:sz="4" w:space="4" w:color="auto"/>
+          <w:bottom w:val="single" w:sz="4" w:space="1" w:color="auto"/>
+          <w:right w:val="single" w:sz="4" w:space="4" w:color="auto"/>
+        </w:pBdr>
+        <w:ind w:left="1080"/>
+        <w:rPr>
+          <w:lang w:val="en-US"/>
+        </w:rPr>
+      </w:pPr>
+      <w:r>
+        <w:rPr>
+          <w:lang w:val="en-US"/>
+        </w:rPr>
+        <w:t>&lt;Ma Trận&gt;’</w:t>
+      </w:r>
+    </w:p>
+    <w:p>
+      <w:pPr>
+        <w:pStyle w:val="ListParagraph"/>
+        <w:numPr>
+          <w:ilvl w:val="0"/>
+          <w:numId w:val="4"/>
+        </w:numPr>
+        <w:rPr>
+          <w:lang w:val="en-US"/>
+        </w:rPr>
+      </w:pPr>
+      <w:r>
+        <w:rPr>
+          <w:lang w:val="en-US"/>
+        </w:rPr>
+        <w:t>Trả Về Dạng Hàng Bậc Thang Rút Gọn Của Ma Trận?</w:t>
+      </w:r>
+    </w:p>
+    <w:p>
+      <w:pPr>
+        <w:pStyle w:val="ListParagraph"/>
+        <w:pBdr>
+          <w:top w:val="single" w:sz="4" w:space="1" w:color="auto"/>
+          <w:left w:val="single" w:sz="4" w:space="4" w:color="auto"/>
+          <w:bottom w:val="single" w:sz="4" w:space="1" w:color="auto"/>
+          <w:right w:val="single" w:sz="4" w:space="4" w:color="auto"/>
+        </w:pBdr>
+        <w:ind w:left="1080"/>
+        <w:rPr>
+          <w:lang w:val="en-US"/>
+        </w:rPr>
+      </w:pPr>
+      <w:r>
+        <w:rPr>
+          <w:lang w:val="en-US"/>
+        </w:rPr>
+        <w:t>rref(&lt;Ma Trận&gt;)</w:t>
+      </w:r>
+    </w:p>
+    <w:p>
+      <w:pPr>
+        <w:pStyle w:val="ListParagraph"/>
+        <w:numPr>
+          <w:ilvl w:val="0"/>
+          <w:numId w:val="4"/>
+        </w:numPr>
+        <w:rPr>
+          <w:lang w:val="en-US"/>
+        </w:rPr>
+      </w:pPr>
+      <w:r>
+        <w:rPr>
+          <w:lang w:val="en-US"/>
+        </w:rPr>
+        <w:t>Trả Về Eigen Vector Và Eigen Value Của Ma Trận?</w:t>
+      </w:r>
+    </w:p>
+    <w:p>
+      <w:pPr>
+        <w:pStyle w:val="ListParagraph"/>
+        <w:pBdr>
+          <w:top w:val="single" w:sz="4" w:space="1" w:color="auto"/>
+          <w:left w:val="single" w:sz="4" w:space="4" w:color="auto"/>
+          <w:bottom w:val="single" w:sz="4" w:space="1" w:color="auto"/>
+          <w:right w:val="single" w:sz="4" w:space="4" w:color="auto"/>
+        </w:pBdr>
+        <w:ind w:left="1080"/>
+        <w:rPr>
+          <w:lang w:val="en-US"/>
+        </w:rPr>
+      </w:pPr>
+      <w:r>
+        <w:rPr>
+          <w:lang w:val="en-US"/>
+        </w:rPr>
         <w:t>[&lt;Eigen Vector&gt;, &lt;Eigen Value&gt;] = eig(&lt;Ma Trận&gt;)</w:t>
       </w:r>
     </w:p>
@@ -1666,6 +3076,7 @@
         <w:rPr>
           <w:lang w:val="en-US"/>
         </w:rPr>
+        <w:lastRenderedPageBreak/>
         <w:t>&lt;Eigen Vector&gt; là 1 ma trận mà các cột của nó là Eigen Vector của &lt;Ma Trận&gt;</w:t>
       </w:r>
       <w:r>
@@ -1692,6 +3103,794 @@
         </w:rPr>
         <w:t>&lt;Eigen Value&gt; là 1 ma trận đường chéo mà giá trị trên đường chéo chính của nó là Eigen Value tương ứng với mỗi Eigen Vector</w:t>
       </w:r>
+    </w:p>
+    <w:p>
+      <w:pPr>
+        <w:pStyle w:val="ListParagraph"/>
+        <w:numPr>
+          <w:ilvl w:val="0"/>
+          <w:numId w:val="4"/>
+        </w:numPr>
+        <w:rPr>
+          <w:lang w:val="en-US"/>
+        </w:rPr>
+      </w:pPr>
+      <w:r>
+        <w:rPr>
+          <w:lang w:val="en-US"/>
+        </w:rPr>
+        <w:t>Tạo Ma Trận Chỉ Có 1 Hàng Và Là Cấp Số Cộng Với Công Sai = 1?</w:t>
+      </w:r>
+    </w:p>
+    <w:p>
+      <w:pPr>
+        <w:pStyle w:val="ListParagraph"/>
+        <w:pBdr>
+          <w:top w:val="single" w:sz="4" w:space="1" w:color="auto"/>
+          <w:left w:val="single" w:sz="4" w:space="4" w:color="auto"/>
+          <w:bottom w:val="single" w:sz="4" w:space="1" w:color="auto"/>
+          <w:right w:val="single" w:sz="4" w:space="4" w:color="auto"/>
+        </w:pBdr>
+        <w:ind w:left="1080"/>
+        <w:rPr>
+          <w:lang w:val="en-US"/>
+        </w:rPr>
+      </w:pPr>
+      <w:r>
+        <w:rPr>
+          <w:lang w:val="en-US"/>
+        </w:rPr>
+        <w:t>&lt;Ma Trận&gt; = &lt;</w:t>
+      </w:r>
+      <w:r>
+        <w:rPr>
+          <w:lang w:val="en-US"/>
+        </w:rPr>
+        <w:t>Start</w:t>
+      </w:r>
+      <w:r>
+        <w:rPr>
+          <w:lang w:val="en-US"/>
+        </w:rPr>
+        <w:t>&gt;:&lt;</w:t>
+      </w:r>
+      <w:r>
+        <w:rPr>
+          <w:lang w:val="en-US"/>
+        </w:rPr>
+        <w:t>End</w:t>
+      </w:r>
+      <w:r>
+        <w:rPr>
+          <w:lang w:val="en-US"/>
+        </w:rPr>
+        <w:t>&gt;</w:t>
+      </w:r>
+    </w:p>
+    <w:p>
+      <w:pPr>
+        <w:pStyle w:val="ListParagraph"/>
+        <w:numPr>
+          <w:ilvl w:val="0"/>
+          <w:numId w:val="3"/>
+        </w:numPr>
+        <w:rPr>
+          <w:lang w:val="en-US"/>
+        </w:rPr>
+      </w:pPr>
+      <w:r>
+        <w:rPr>
+          <w:lang w:val="en-US"/>
+        </w:rPr>
+        <w:t>Phần tử đầu tiên = &lt;</w:t>
+      </w:r>
+      <w:r>
+        <w:rPr>
+          <w:lang w:val="en-US"/>
+        </w:rPr>
+        <w:t>Start</w:t>
+      </w:r>
+      <w:r>
+        <w:rPr>
+          <w:lang w:val="en-US"/>
+        </w:rPr>
+        <w:t>&gt;, tăng dần sao cho không vượt quá &lt;</w:t>
+      </w:r>
+      <w:r>
+        <w:rPr>
+          <w:lang w:val="en-US"/>
+        </w:rPr>
+        <w:t>End</w:t>
+      </w:r>
+      <w:r>
+        <w:rPr>
+          <w:lang w:val="en-US"/>
+        </w:rPr>
+        <w:t>&gt;</w:t>
+      </w:r>
+    </w:p>
+    <w:p>
+      <w:pPr>
+        <w:pStyle w:val="ListParagraph"/>
+        <w:numPr>
+          <w:ilvl w:val="0"/>
+          <w:numId w:val="3"/>
+        </w:numPr>
+        <w:rPr>
+          <w:lang w:val="en-US"/>
+        </w:rPr>
+      </w:pPr>
+      <w:r>
+        <w:rPr>
+          <w:lang w:val="en-US"/>
+        </w:rPr>
+        <w:t>Ví dụ</w:t>
+      </w:r>
+    </w:p>
+    <w:p>
+      <w:pPr>
+        <w:pStyle w:val="ListParagraph"/>
+        <w:pBdr>
+          <w:top w:val="single" w:sz="4" w:space="1" w:color="auto"/>
+          <w:left w:val="single" w:sz="4" w:space="4" w:color="auto"/>
+          <w:bottom w:val="single" w:sz="4" w:space="1" w:color="auto"/>
+          <w:right w:val="single" w:sz="4" w:space="4" w:color="auto"/>
+        </w:pBdr>
+        <w:ind w:left="1080"/>
+        <w:rPr>
+          <w:lang w:val="en-US"/>
+        </w:rPr>
+      </w:pPr>
+      <w:r>
+        <w:rPr>
+          <w:lang w:val="en-US"/>
+        </w:rPr>
+        <w:t>foo = 4.3:9.1</w:t>
+      </w:r>
+    </w:p>
+    <w:p>
+      <w:pPr>
+        <w:pStyle w:val="ListParagraph"/>
+        <w:numPr>
+          <w:ilvl w:val="0"/>
+          <w:numId w:val="3"/>
+        </w:numPr>
+        <w:rPr>
+          <w:lang w:val="en-US"/>
+        </w:rPr>
+      </w:pPr>
+      <w:r>
+        <w:rPr>
+          <w:lang w:val="en-US"/>
+        </w:rPr>
+        <w:t>Ta có</w:t>
+      </w:r>
+    </w:p>
+    <w:tbl>
+      <w:tblPr>
+        <w:tblStyle w:val="TableGrid"/>
+        <w:tblW w:w="0" w:type="auto"/>
+        <w:tblInd w:w="1080" w:type="dxa"/>
+        <w:tblLook w:val="04A0" w:firstRow="1" w:lastRow="0" w:firstColumn="1" w:lastColumn="0" w:noHBand="0" w:noVBand="1"/>
+      </w:tblPr>
+      <w:tblGrid>
+        <w:gridCol w:w="4069"/>
+        <w:gridCol w:w="4093"/>
+      </w:tblGrid>
+      <w:tr>
+        <w:tc>
+          <w:tcPr>
+            <w:tcW w:w="4621" w:type="dxa"/>
+          </w:tcPr>
+          <w:p>
+            <w:pPr>
+              <w:pStyle w:val="ListParagraph"/>
+              <w:ind w:left="0"/>
+              <w:jc w:val="center"/>
+              <w:rPr>
+                <w:lang w:val="en-US"/>
+              </w:rPr>
+            </w:pPr>
+            <w:r>
+              <w:rPr>
+                <w:lang w:val="en-US"/>
+              </w:rPr>
+              <w:t>foo</w:t>
+            </w:r>
+          </w:p>
+        </w:tc>
+        <w:tc>
+          <w:tcPr>
+            <w:tcW w:w="4621" w:type="dxa"/>
+          </w:tcPr>
+          <w:p>
+            <w:pPr>
+              <w:pStyle w:val="ListParagraph"/>
+              <w:ind w:left="0"/>
+              <w:jc w:val="center"/>
+              <w:rPr>
+                <w:lang w:val="en-US"/>
+              </w:rPr>
+            </w:pPr>
+            <w:r>
+              <w:rPr>
+                <w:lang w:val="en-US"/>
+              </w:rPr>
+              <w:t>[[4.3, 5.3, 6.3, 7.3, 8.3]]</w:t>
+            </w:r>
+          </w:p>
+        </w:tc>
+      </w:tr>
+    </w:tbl>
+    <w:p>
+      <w:pPr>
+        <w:pStyle w:val="ListParagraph"/>
+        <w:numPr>
+          <w:ilvl w:val="0"/>
+          <w:numId w:val="3"/>
+        </w:numPr>
+        <w:rPr>
+          <w:lang w:val="en-US"/>
+        </w:rPr>
+      </w:pPr>
+      <w:r>
+        <w:rPr>
+          <w:lang w:val="en-US"/>
+        </w:rPr>
+        <w:t>Để dùng công sai khác</w:t>
+      </w:r>
+    </w:p>
+    <w:p>
+      <w:pPr>
+        <w:pStyle w:val="ListParagraph"/>
+        <w:pBdr>
+          <w:top w:val="single" w:sz="4" w:space="1" w:color="auto"/>
+          <w:left w:val="single" w:sz="4" w:space="4" w:color="auto"/>
+          <w:bottom w:val="single" w:sz="4" w:space="1" w:color="auto"/>
+          <w:right w:val="single" w:sz="4" w:space="4" w:color="auto"/>
+        </w:pBdr>
+        <w:ind w:left="1080"/>
+        <w:rPr>
+          <w:lang w:val="en-US"/>
+        </w:rPr>
+      </w:pPr>
+      <w:r>
+        <w:rPr>
+          <w:lang w:val="en-US"/>
+        </w:rPr>
+        <w:t>&lt;Ma Trận&gt; = &lt;Start&gt;:</w:t>
+      </w:r>
+      <w:r>
+        <w:rPr>
+          <w:lang w:val="en-US"/>
+        </w:rPr>
+        <w:t>&lt;Công Sai&gt;:</w:t>
+      </w:r>
+      <w:r>
+        <w:rPr>
+          <w:lang w:val="en-US"/>
+        </w:rPr>
+        <w:t>&lt;End&gt;</w:t>
+      </w:r>
+    </w:p>
+    <w:p>
+      <w:pPr>
+        <w:pStyle w:val="ListParagraph"/>
+        <w:numPr>
+          <w:ilvl w:val="0"/>
+          <w:numId w:val="4"/>
+        </w:numPr>
+        <w:rPr>
+          <w:lang w:val="en-US"/>
+        </w:rPr>
+      </w:pPr>
+      <w:r>
+        <w:rPr>
+          <w:lang w:val="en-US"/>
+        </w:rPr>
+        <w:t xml:space="preserve">Tạo </w:t>
+      </w:r>
+      <w:r>
+        <w:rPr>
+          <w:lang w:val="en-US"/>
+        </w:rPr>
+        <w:t>Ma Trận Chỉ Có 1 Hàng Và Là Cấp Số Cộng Cho Trước Số Phần Tử?</w:t>
+      </w:r>
+    </w:p>
+    <w:p>
+      <w:pPr>
+        <w:pStyle w:val="ListParagraph"/>
+        <w:pBdr>
+          <w:top w:val="single" w:sz="4" w:space="1" w:color="auto"/>
+          <w:left w:val="single" w:sz="4" w:space="4" w:color="auto"/>
+          <w:bottom w:val="single" w:sz="4" w:space="1" w:color="auto"/>
+          <w:right w:val="single" w:sz="4" w:space="4" w:color="auto"/>
+        </w:pBdr>
+        <w:ind w:left="1080"/>
+        <w:rPr>
+          <w:lang w:val="en-US"/>
+        </w:rPr>
+      </w:pPr>
+      <w:r>
+        <w:rPr>
+          <w:lang w:val="en-US"/>
+        </w:rPr>
+        <w:t xml:space="preserve">&lt;Ma Trận&gt; = </w:t>
+      </w:r>
+      <w:r>
+        <w:rPr>
+          <w:lang w:val="en-US"/>
+        </w:rPr>
+        <w:t>linspace(&lt;Start&gt;, &lt;End&gt;, &lt;Số Phần Tử&gt;)</w:t>
+      </w:r>
+    </w:p>
+    <w:p>
+      <w:pPr>
+        <w:pStyle w:val="ListParagraph"/>
+        <w:numPr>
+          <w:ilvl w:val="0"/>
+          <w:numId w:val="3"/>
+        </w:numPr>
+        <w:rPr>
+          <w:lang w:val="en-US"/>
+        </w:rPr>
+      </w:pPr>
+      <w:r>
+        <w:rPr>
+          <w:lang w:val="en-US"/>
+        </w:rPr>
+        <w:t>Mặc định</w:t>
+      </w:r>
+    </w:p>
+    <w:tbl>
+      <w:tblPr>
+        <w:tblStyle w:val="TableGrid"/>
+        <w:tblW w:w="0" w:type="auto"/>
+        <w:tblInd w:w="1080" w:type="dxa"/>
+        <w:tblLook w:val="04A0" w:firstRow="1" w:lastRow="0" w:firstColumn="1" w:lastColumn="0" w:noHBand="0" w:noVBand="1"/>
+      </w:tblPr>
+      <w:tblGrid>
+        <w:gridCol w:w="4091"/>
+        <w:gridCol w:w="4071"/>
+      </w:tblGrid>
+      <w:tr>
+        <w:tc>
+          <w:tcPr>
+            <w:tcW w:w="4621" w:type="dxa"/>
+          </w:tcPr>
+          <w:p>
+            <w:pPr>
+              <w:pStyle w:val="ListParagraph"/>
+              <w:ind w:left="0"/>
+              <w:jc w:val="center"/>
+              <w:rPr>
+                <w:lang w:val="en-US"/>
+              </w:rPr>
+            </w:pPr>
+            <w:r>
+              <w:rPr>
+                <w:lang w:val="en-US"/>
+              </w:rPr>
+              <w:t>&lt;Số Phần Tử&gt;</w:t>
+            </w:r>
+          </w:p>
+        </w:tc>
+        <w:tc>
+          <w:tcPr>
+            <w:tcW w:w="4621" w:type="dxa"/>
+          </w:tcPr>
+          <w:p>
+            <w:pPr>
+              <w:pStyle w:val="ListParagraph"/>
+              <w:ind w:left="0"/>
+              <w:jc w:val="center"/>
+              <w:rPr>
+                <w:lang w:val="en-US"/>
+              </w:rPr>
+            </w:pPr>
+            <w:r>
+              <w:rPr>
+                <w:lang w:val="en-US"/>
+              </w:rPr>
+              <w:t>100</w:t>
+            </w:r>
+          </w:p>
+        </w:tc>
+      </w:tr>
+    </w:tbl>
+    <w:p>
+      <w:pPr>
+        <w:pStyle w:val="ListParagraph"/>
+        <w:numPr>
+          <w:ilvl w:val="0"/>
+          <w:numId w:val="3"/>
+        </w:numPr>
+        <w:rPr>
+          <w:lang w:val="en-US"/>
+        </w:rPr>
+      </w:pPr>
+      <w:r>
+        <w:rPr>
+          <w:lang w:val="en-US"/>
+        </w:rPr>
+        <w:t>Phần tử đầu tiên = &lt;</w:t>
+      </w:r>
+      <w:r>
+        <w:rPr>
+          <w:lang w:val="en-US"/>
+        </w:rPr>
+        <w:t>Start</w:t>
+      </w:r>
+      <w:r>
+        <w:rPr>
+          <w:lang w:val="en-US"/>
+        </w:rPr>
+        <w:t xml:space="preserve">&gt;, </w:t>
+      </w:r>
+      <w:r>
+        <w:rPr>
+          <w:lang w:val="en-US"/>
+        </w:rPr>
+        <w:t>phần tử cuối =</w:t>
+      </w:r>
+      <w:r>
+        <w:rPr>
+          <w:lang w:val="en-US"/>
+        </w:rPr>
+        <w:t xml:space="preserve"> &lt;Kết Thúc&gt;</w:t>
+      </w:r>
+      <w:r>
+        <w:rPr>
+          <w:lang w:val="en-US"/>
+        </w:rPr>
+        <w:t>, các phần tử cách đều nhau</w:t>
+      </w:r>
+    </w:p>
+    <w:p>
+      <w:pPr>
+        <w:pStyle w:val="ListParagraph"/>
+        <w:numPr>
+          <w:ilvl w:val="0"/>
+          <w:numId w:val="3"/>
+        </w:numPr>
+        <w:rPr>
+          <w:lang w:val="en-US"/>
+        </w:rPr>
+      </w:pPr>
+      <w:r>
+        <w:rPr>
+          <w:lang w:val="en-US"/>
+        </w:rPr>
+        <w:t>Ví dụ</w:t>
+      </w:r>
+    </w:p>
+    <w:p>
+      <w:pPr>
+        <w:pStyle w:val="ListParagraph"/>
+        <w:pBdr>
+          <w:top w:val="single" w:sz="4" w:space="1" w:color="auto"/>
+          <w:left w:val="single" w:sz="4" w:space="4" w:color="auto"/>
+          <w:bottom w:val="single" w:sz="4" w:space="1" w:color="auto"/>
+          <w:right w:val="single" w:sz="4" w:space="4" w:color="auto"/>
+        </w:pBdr>
+        <w:ind w:left="1080"/>
+        <w:rPr>
+          <w:lang w:val="en-US"/>
+        </w:rPr>
+      </w:pPr>
+      <w:r>
+        <w:rPr>
+          <w:lang w:val="en-US"/>
+        </w:rPr>
+        <w:t xml:space="preserve">foo = </w:t>
+      </w:r>
+      <w:r>
+        <w:rPr>
+          <w:lang w:val="en-US"/>
+        </w:rPr>
+        <w:t>linspace(4, 9, 11)</w:t>
+      </w:r>
+    </w:p>
+    <w:p>
+      <w:pPr>
+        <w:pStyle w:val="ListParagraph"/>
+        <w:numPr>
+          <w:ilvl w:val="0"/>
+          <w:numId w:val="3"/>
+        </w:numPr>
+        <w:rPr>
+          <w:lang w:val="en-US"/>
+        </w:rPr>
+      </w:pPr>
+      <w:r>
+        <w:rPr>
+          <w:lang w:val="en-US"/>
+        </w:rPr>
+        <w:t>Ta có</w:t>
+      </w:r>
+    </w:p>
+    <w:tbl>
+      <w:tblPr>
+        <w:tblStyle w:val="TableGrid"/>
+        <w:tblW w:w="0" w:type="auto"/>
+        <w:tblInd w:w="1080" w:type="dxa"/>
+        <w:tblLook w:val="04A0" w:firstRow="1" w:lastRow="0" w:firstColumn="1" w:lastColumn="0" w:noHBand="0" w:noVBand="1"/>
+      </w:tblPr>
+      <w:tblGrid>
+        <w:gridCol w:w="4077"/>
+        <w:gridCol w:w="4085"/>
+      </w:tblGrid>
+      <w:tr>
+        <w:tc>
+          <w:tcPr>
+            <w:tcW w:w="4621" w:type="dxa"/>
+          </w:tcPr>
+          <w:p>
+            <w:pPr>
+              <w:pStyle w:val="ListParagraph"/>
+              <w:ind w:left="0"/>
+              <w:jc w:val="center"/>
+              <w:rPr>
+                <w:lang w:val="en-US"/>
+              </w:rPr>
+            </w:pPr>
+            <w:r>
+              <w:rPr>
+                <w:lang w:val="en-US"/>
+              </w:rPr>
+              <w:t>foo</w:t>
+            </w:r>
+          </w:p>
+        </w:tc>
+        <w:tc>
+          <w:tcPr>
+            <w:tcW w:w="4621" w:type="dxa"/>
+          </w:tcPr>
+          <w:p>
+            <w:pPr>
+              <w:pStyle w:val="ListParagraph"/>
+              <w:ind w:left="0"/>
+              <w:jc w:val="center"/>
+              <w:rPr>
+                <w:lang w:val="en-US"/>
+              </w:rPr>
+            </w:pPr>
+            <w:r>
+              <w:rPr>
+                <w:lang w:val="en-US"/>
+              </w:rPr>
+              <w:t xml:space="preserve">[[4, </w:t>
+            </w:r>
+            <w:r>
+              <w:rPr>
+                <w:lang w:val="en-US"/>
+              </w:rPr>
+              <w:t>4.5, 5, 5.5, 6, 6.5, 7, 7.5, 8, 8.5, 9</w:t>
+            </w:r>
+            <w:r>
+              <w:rPr>
+                <w:lang w:val="en-US"/>
+              </w:rPr>
+              <w:t>]]</w:t>
+            </w:r>
+          </w:p>
+        </w:tc>
+      </w:tr>
+    </w:tbl>
+    <w:p>
+      <w:pPr>
+        <w:rPr>
+          <w:lang w:val="en-US"/>
+        </w:rPr>
+      </w:pPr>
+    </w:p>
+    <w:p>
+      <w:pPr>
+        <w:rPr>
+          <w:lang w:val="en-US"/>
+        </w:rPr>
+      </w:pPr>
+      <w:r>
+        <w:rPr>
+          <w:lang w:val="en-US"/>
+        </w:rPr>
+        <w:t>Plot:</w:t>
+      </w:r>
+    </w:p>
+    <w:p>
+      <w:pPr>
+        <w:pStyle w:val="ListParagraph"/>
+        <w:numPr>
+          <w:ilvl w:val="0"/>
+          <w:numId w:val="11"/>
+        </w:numPr>
+        <w:rPr>
+          <w:lang w:val="en-US"/>
+        </w:rPr>
+      </w:pPr>
+      <w:r>
+        <w:rPr>
+          <w:lang w:val="en-US"/>
+        </w:rPr>
+        <w:t>Plot Đồ Thị 2D?</w:t>
+      </w:r>
+    </w:p>
+    <w:p>
+      <w:pPr>
+        <w:pStyle w:val="ListParagraph"/>
+        <w:pBdr>
+          <w:top w:val="single" w:sz="4" w:space="1" w:color="auto"/>
+          <w:left w:val="single" w:sz="4" w:space="4" w:color="auto"/>
+          <w:bottom w:val="single" w:sz="4" w:space="1" w:color="auto"/>
+          <w:right w:val="single" w:sz="4" w:space="4" w:color="auto"/>
+        </w:pBdr>
+        <w:ind w:left="1080"/>
+        <w:rPr>
+          <w:lang w:val="en-US"/>
+        </w:rPr>
+      </w:pPr>
+      <w:r>
+        <w:rPr>
+          <w:lang w:val="en-US"/>
+        </w:rPr>
+        <w:t>plot(&lt;X&gt;, &lt;Y&gt;</w:t>
+      </w:r>
+      <w:r>
+        <w:rPr>
+          <w:lang w:val="en-US"/>
+        </w:rPr>
+        <w:t>, &lt;Style&gt;</w:t>
+      </w:r>
+      <w:r>
+        <w:rPr>
+          <w:lang w:val="en-US"/>
+        </w:rPr>
+        <w:t>)</w:t>
+      </w:r>
+    </w:p>
+    <w:p>
+      <w:pPr>
+        <w:pStyle w:val="ListParagraph"/>
+        <w:numPr>
+          <w:ilvl w:val="0"/>
+          <w:numId w:val="3"/>
+        </w:numPr>
+        <w:rPr>
+          <w:lang w:val="en-US"/>
+        </w:rPr>
+      </w:pPr>
+      <w:r>
+        <w:rPr>
+          <w:lang w:val="en-US"/>
+        </w:rPr>
+        <w:t>Khi chạy lệnh trên, 1 cửa sổ Plot sẽ xuất hiện, chương trình vẫn tiếp tục chạy các câu lệnh ở dưới</w:t>
+      </w:r>
+      <w:r>
+        <w:rPr>
+          <w:lang w:val="en-US"/>
+        </w:rPr>
+        <w:t>, nếu đã có cửa sổ Plot thì cập nhật lại cửa sổ đó</w:t>
+      </w:r>
+    </w:p>
+    <w:p>
+      <w:pPr>
+        <w:pStyle w:val="ListParagraph"/>
+        <w:numPr>
+          <w:ilvl w:val="0"/>
+          <w:numId w:val="3"/>
+        </w:numPr>
+        <w:rPr>
+          <w:lang w:val="en-US"/>
+        </w:rPr>
+      </w:pPr>
+      <w:r>
+        <w:rPr>
+          <w:lang w:val="en-US"/>
+        </w:rPr>
+        <w:t>Trường hợp 1, &lt;X&gt; và &lt;Y&gt; là ma trận chỉ có 1 hàng hoặc cột, nhưng có số phần tử = nhau</w:t>
+      </w:r>
+    </w:p>
+    <w:p>
+      <w:pPr>
+        <w:pStyle w:val="ListParagraph"/>
+        <w:numPr>
+          <w:ilvl w:val="0"/>
+          <w:numId w:val="3"/>
+        </w:numPr>
+        <w:rPr>
+          <w:lang w:val="en-US"/>
+        </w:rPr>
+      </w:pPr>
+      <w:r>
+        <w:rPr>
+          <w:lang w:val="en-US"/>
+        </w:rPr>
+        <w:t xml:space="preserve">Giống Plot </w:t>
+      </w:r>
+      <w:r>
+        <w:rPr>
+          <w:lang w:val="en-US"/>
+        </w:rPr>
+        <w:t xml:space="preserve">1 </w:t>
+      </w:r>
+      <w:r>
+        <w:rPr>
+          <w:lang w:val="en-US"/>
+        </w:rPr>
+        <w:t>Line trong Matplotlib</w:t>
+      </w:r>
+    </w:p>
+    <w:p>
+      <w:pPr>
+        <w:pStyle w:val="ListParagraph"/>
+        <w:numPr>
+          <w:ilvl w:val="0"/>
+          <w:numId w:val="3"/>
+        </w:numPr>
+        <w:rPr>
+          <w:lang w:val="en-US"/>
+        </w:rPr>
+      </w:pPr>
+      <w:r>
+        <w:rPr>
+          <w:lang w:val="en-US"/>
+        </w:rPr>
+        <w:t xml:space="preserve">Trường hợp 2, &lt;X&gt; và &lt;Y&gt; là 2 ma trận </w:t>
+      </w:r>
+      <w:r>
+        <w:rPr>
+          <w:lang w:val="en-US"/>
+        </w:rPr>
+        <w:t>cùng Shape, hoặc 1 trong 2 là cột hoặc hàng, khi đó số phần tử phải = số dòng của ma trận còn lại để Broadcast</w:t>
+      </w:r>
+    </w:p>
+    <w:p>
+      <w:pPr>
+        <w:pStyle w:val="ListParagraph"/>
+        <w:numPr>
+          <w:ilvl w:val="0"/>
+          <w:numId w:val="3"/>
+        </w:numPr>
+        <w:rPr>
+          <w:lang w:val="en-US"/>
+        </w:rPr>
+      </w:pPr>
+      <w:r>
+        <w:rPr>
+          <w:lang w:val="en-US"/>
+        </w:rPr>
+        <w:t>Giống Plot nhiều Line trong Matplotlib, mỗi cột trong ma trận là 1 Line</w:t>
+      </w:r>
+    </w:p>
+    <w:p>
+      <w:pPr>
+        <w:pStyle w:val="ListParagraph"/>
+        <w:numPr>
+          <w:ilvl w:val="0"/>
+          <w:numId w:val="3"/>
+        </w:numPr>
+        <w:rPr>
+          <w:lang w:val="en-US"/>
+        </w:rPr>
+      </w:pPr>
+      <w:r>
+        <w:rPr>
+          <w:lang w:val="en-US"/>
+        </w:rPr>
+        <w:t>&lt;Style&gt; là 1 String chỉ định màu, kiểu đường, … của tất cả các Line</w:t>
+      </w:r>
+    </w:p>
+    <w:p>
+      <w:pPr>
+        <w:pStyle w:val="ListParagraph"/>
+        <w:numPr>
+          <w:ilvl w:val="0"/>
+          <w:numId w:val="11"/>
+        </w:numPr>
+        <w:rPr>
+          <w:lang w:val="en-US"/>
+        </w:rPr>
+      </w:pPr>
     </w:p>
     <w:sectPr>
       <w:pgSz w:w="11906" w:h="16838"/>
@@ -1884,6 +4083,95 @@
     </w:lvl>
   </w:abstractNum>
   <w:abstractNum w:abstractNumId="2" w15:restartNumberingAfterBreak="0">
+    <w:nsid w:val="315717BD"/>
+    <w:multiLevelType w:val="hybridMultilevel"/>
+    <w:tmpl w:val="03F04CCE"/>
+    <w:lvl w:ilvl="0" w:tplc="316C6396">
+      <w:start w:val="1"/>
+      <w:numFmt w:val="decimal"/>
+      <w:lvlText w:val="%1."/>
+      <w:lvlJc w:val="left"/>
+      <w:pPr>
+        <w:ind w:left="1080" w:hanging="360"/>
+      </w:pPr>
+      <w:rPr>
+        <w:rFonts w:hint="default"/>
+      </w:rPr>
+    </w:lvl>
+    <w:lvl w:ilvl="1" w:tplc="04090019" w:tentative="1">
+      <w:start w:val="1"/>
+      <w:numFmt w:val="lowerLetter"/>
+      <w:lvlText w:val="%2."/>
+      <w:lvlJc w:val="left"/>
+      <w:pPr>
+        <w:ind w:left="1800" w:hanging="360"/>
+      </w:pPr>
+    </w:lvl>
+    <w:lvl w:ilvl="2" w:tplc="0409001B" w:tentative="1">
+      <w:start w:val="1"/>
+      <w:numFmt w:val="lowerRoman"/>
+      <w:lvlText w:val="%3."/>
+      <w:lvlJc w:val="right"/>
+      <w:pPr>
+        <w:ind w:left="2520" w:hanging="180"/>
+      </w:pPr>
+    </w:lvl>
+    <w:lvl w:ilvl="3" w:tplc="0409000F" w:tentative="1">
+      <w:start w:val="1"/>
+      <w:numFmt w:val="decimal"/>
+      <w:lvlText w:val="%4."/>
+      <w:lvlJc w:val="left"/>
+      <w:pPr>
+        <w:ind w:left="3240" w:hanging="360"/>
+      </w:pPr>
+    </w:lvl>
+    <w:lvl w:ilvl="4" w:tplc="04090019" w:tentative="1">
+      <w:start w:val="1"/>
+      <w:numFmt w:val="lowerLetter"/>
+      <w:lvlText w:val="%5."/>
+      <w:lvlJc w:val="left"/>
+      <w:pPr>
+        <w:ind w:left="3960" w:hanging="360"/>
+      </w:pPr>
+    </w:lvl>
+    <w:lvl w:ilvl="5" w:tplc="0409001B" w:tentative="1">
+      <w:start w:val="1"/>
+      <w:numFmt w:val="lowerRoman"/>
+      <w:lvlText w:val="%6."/>
+      <w:lvlJc w:val="right"/>
+      <w:pPr>
+        <w:ind w:left="4680" w:hanging="180"/>
+      </w:pPr>
+    </w:lvl>
+    <w:lvl w:ilvl="6" w:tplc="0409000F" w:tentative="1">
+      <w:start w:val="1"/>
+      <w:numFmt w:val="decimal"/>
+      <w:lvlText w:val="%7."/>
+      <w:lvlJc w:val="left"/>
+      <w:pPr>
+        <w:ind w:left="5400" w:hanging="360"/>
+      </w:pPr>
+    </w:lvl>
+    <w:lvl w:ilvl="7" w:tplc="04090019" w:tentative="1">
+      <w:start w:val="1"/>
+      <w:numFmt w:val="lowerLetter"/>
+      <w:lvlText w:val="%8."/>
+      <w:lvlJc w:val="left"/>
+      <w:pPr>
+        <w:ind w:left="6120" w:hanging="360"/>
+      </w:pPr>
+    </w:lvl>
+    <w:lvl w:ilvl="8" w:tplc="0409001B" w:tentative="1">
+      <w:start w:val="1"/>
+      <w:numFmt w:val="lowerRoman"/>
+      <w:lvlText w:val="%9."/>
+      <w:lvlJc w:val="right"/>
+      <w:pPr>
+        <w:ind w:left="6840" w:hanging="180"/>
+      </w:pPr>
+    </w:lvl>
+  </w:abstractNum>
+  <w:abstractNum w:abstractNumId="3" w15:restartNumberingAfterBreak="0">
     <w:nsid w:val="34696CFE"/>
     <w:multiLevelType w:val="hybridMultilevel"/>
     <w:tmpl w:val="D57EC0F2"/>
@@ -1972,7 +4260,7 @@
       </w:pPr>
     </w:lvl>
   </w:abstractNum>
-  <w:abstractNum w:abstractNumId="3" w15:restartNumberingAfterBreak="0">
+  <w:abstractNum w:abstractNumId="4" w15:restartNumberingAfterBreak="0">
     <w:nsid w:val="36A80456"/>
     <w:multiLevelType w:val="hybridMultilevel"/>
     <w:tmpl w:val="5BAC69E0"/>
@@ -2061,7 +4349,96 @@
       </w:pPr>
     </w:lvl>
   </w:abstractNum>
-  <w:abstractNum w:abstractNumId="4" w15:restartNumberingAfterBreak="0">
+  <w:abstractNum w:abstractNumId="5" w15:restartNumberingAfterBreak="0">
+    <w:nsid w:val="383A35A5"/>
+    <w:multiLevelType w:val="hybridMultilevel"/>
+    <w:tmpl w:val="F53A6BB4"/>
+    <w:lvl w:ilvl="0" w:tplc="5008BCD0">
+      <w:start w:val="1"/>
+      <w:numFmt w:val="decimal"/>
+      <w:lvlText w:val="%1."/>
+      <w:lvlJc w:val="left"/>
+      <w:pPr>
+        <w:ind w:left="1080" w:hanging="360"/>
+      </w:pPr>
+      <w:rPr>
+        <w:rFonts w:hint="default"/>
+      </w:rPr>
+    </w:lvl>
+    <w:lvl w:ilvl="1" w:tplc="04090019" w:tentative="1">
+      <w:start w:val="1"/>
+      <w:numFmt w:val="lowerLetter"/>
+      <w:lvlText w:val="%2."/>
+      <w:lvlJc w:val="left"/>
+      <w:pPr>
+        <w:ind w:left="1800" w:hanging="360"/>
+      </w:pPr>
+    </w:lvl>
+    <w:lvl w:ilvl="2" w:tplc="0409001B" w:tentative="1">
+      <w:start w:val="1"/>
+      <w:numFmt w:val="lowerRoman"/>
+      <w:lvlText w:val="%3."/>
+      <w:lvlJc w:val="right"/>
+      <w:pPr>
+        <w:ind w:left="2520" w:hanging="180"/>
+      </w:pPr>
+    </w:lvl>
+    <w:lvl w:ilvl="3" w:tplc="0409000F" w:tentative="1">
+      <w:start w:val="1"/>
+      <w:numFmt w:val="decimal"/>
+      <w:lvlText w:val="%4."/>
+      <w:lvlJc w:val="left"/>
+      <w:pPr>
+        <w:ind w:left="3240" w:hanging="360"/>
+      </w:pPr>
+    </w:lvl>
+    <w:lvl w:ilvl="4" w:tplc="04090019" w:tentative="1">
+      <w:start w:val="1"/>
+      <w:numFmt w:val="lowerLetter"/>
+      <w:lvlText w:val="%5."/>
+      <w:lvlJc w:val="left"/>
+      <w:pPr>
+        <w:ind w:left="3960" w:hanging="360"/>
+      </w:pPr>
+    </w:lvl>
+    <w:lvl w:ilvl="5" w:tplc="0409001B" w:tentative="1">
+      <w:start w:val="1"/>
+      <w:numFmt w:val="lowerRoman"/>
+      <w:lvlText w:val="%6."/>
+      <w:lvlJc w:val="right"/>
+      <w:pPr>
+        <w:ind w:left="4680" w:hanging="180"/>
+      </w:pPr>
+    </w:lvl>
+    <w:lvl w:ilvl="6" w:tplc="0409000F" w:tentative="1">
+      <w:start w:val="1"/>
+      <w:numFmt w:val="decimal"/>
+      <w:lvlText w:val="%7."/>
+      <w:lvlJc w:val="left"/>
+      <w:pPr>
+        <w:ind w:left="5400" w:hanging="360"/>
+      </w:pPr>
+    </w:lvl>
+    <w:lvl w:ilvl="7" w:tplc="04090019" w:tentative="1">
+      <w:start w:val="1"/>
+      <w:numFmt w:val="lowerLetter"/>
+      <w:lvlText w:val="%8."/>
+      <w:lvlJc w:val="left"/>
+      <w:pPr>
+        <w:ind w:left="6120" w:hanging="360"/>
+      </w:pPr>
+    </w:lvl>
+    <w:lvl w:ilvl="8" w:tplc="0409001B" w:tentative="1">
+      <w:start w:val="1"/>
+      <w:numFmt w:val="lowerRoman"/>
+      <w:lvlText w:val="%9."/>
+      <w:lvlJc w:val="right"/>
+      <w:pPr>
+        <w:ind w:left="6840" w:hanging="180"/>
+      </w:pPr>
+    </w:lvl>
+  </w:abstractNum>
+  <w:abstractNum w:abstractNumId="6" w15:restartNumberingAfterBreak="0">
     <w:nsid w:val="3A8E18F2"/>
     <w:multiLevelType w:val="hybridMultilevel"/>
     <w:tmpl w:val="6CD49E16"/>
@@ -2150,7 +4527,7 @@
       </w:pPr>
     </w:lvl>
   </w:abstractNum>
-  <w:abstractNum w:abstractNumId="5" w15:restartNumberingAfterBreak="0">
+  <w:abstractNum w:abstractNumId="7" w15:restartNumberingAfterBreak="0">
     <w:nsid w:val="4CC4413D"/>
     <w:multiLevelType w:val="hybridMultilevel"/>
     <w:tmpl w:val="9872EA18"/>
@@ -2239,7 +4616,96 @@
       </w:pPr>
     </w:lvl>
   </w:abstractNum>
-  <w:abstractNum w:abstractNumId="6" w15:restartNumberingAfterBreak="0">
+  <w:abstractNum w:abstractNumId="8" w15:restartNumberingAfterBreak="0">
+    <w:nsid w:val="669062BD"/>
+    <w:multiLevelType w:val="hybridMultilevel"/>
+    <w:tmpl w:val="010A4522"/>
+    <w:lvl w:ilvl="0" w:tplc="9EC8FFB8">
+      <w:start w:val="1"/>
+      <w:numFmt w:val="decimal"/>
+      <w:lvlText w:val="%1."/>
+      <w:lvlJc w:val="left"/>
+      <w:pPr>
+        <w:ind w:left="1080" w:hanging="360"/>
+      </w:pPr>
+      <w:rPr>
+        <w:rFonts w:hint="default"/>
+      </w:rPr>
+    </w:lvl>
+    <w:lvl w:ilvl="1" w:tplc="04090019" w:tentative="1">
+      <w:start w:val="1"/>
+      <w:numFmt w:val="lowerLetter"/>
+      <w:lvlText w:val="%2."/>
+      <w:lvlJc w:val="left"/>
+      <w:pPr>
+        <w:ind w:left="1800" w:hanging="360"/>
+      </w:pPr>
+    </w:lvl>
+    <w:lvl w:ilvl="2" w:tplc="0409001B" w:tentative="1">
+      <w:start w:val="1"/>
+      <w:numFmt w:val="lowerRoman"/>
+      <w:lvlText w:val="%3."/>
+      <w:lvlJc w:val="right"/>
+      <w:pPr>
+        <w:ind w:left="2520" w:hanging="180"/>
+      </w:pPr>
+    </w:lvl>
+    <w:lvl w:ilvl="3" w:tplc="0409000F" w:tentative="1">
+      <w:start w:val="1"/>
+      <w:numFmt w:val="decimal"/>
+      <w:lvlText w:val="%4."/>
+      <w:lvlJc w:val="left"/>
+      <w:pPr>
+        <w:ind w:left="3240" w:hanging="360"/>
+      </w:pPr>
+    </w:lvl>
+    <w:lvl w:ilvl="4" w:tplc="04090019" w:tentative="1">
+      <w:start w:val="1"/>
+      <w:numFmt w:val="lowerLetter"/>
+      <w:lvlText w:val="%5."/>
+      <w:lvlJc w:val="left"/>
+      <w:pPr>
+        <w:ind w:left="3960" w:hanging="360"/>
+      </w:pPr>
+    </w:lvl>
+    <w:lvl w:ilvl="5" w:tplc="0409001B" w:tentative="1">
+      <w:start w:val="1"/>
+      <w:numFmt w:val="lowerRoman"/>
+      <w:lvlText w:val="%6."/>
+      <w:lvlJc w:val="right"/>
+      <w:pPr>
+        <w:ind w:left="4680" w:hanging="180"/>
+      </w:pPr>
+    </w:lvl>
+    <w:lvl w:ilvl="6" w:tplc="0409000F" w:tentative="1">
+      <w:start w:val="1"/>
+      <w:numFmt w:val="decimal"/>
+      <w:lvlText w:val="%7."/>
+      <w:lvlJc w:val="left"/>
+      <w:pPr>
+        <w:ind w:left="5400" w:hanging="360"/>
+      </w:pPr>
+    </w:lvl>
+    <w:lvl w:ilvl="7" w:tplc="04090019" w:tentative="1">
+      <w:start w:val="1"/>
+      <w:numFmt w:val="lowerLetter"/>
+      <w:lvlText w:val="%8."/>
+      <w:lvlJc w:val="left"/>
+      <w:pPr>
+        <w:ind w:left="6120" w:hanging="360"/>
+      </w:pPr>
+    </w:lvl>
+    <w:lvl w:ilvl="8" w:tplc="0409001B" w:tentative="1">
+      <w:start w:val="1"/>
+      <w:numFmt w:val="lowerRoman"/>
+      <w:lvlText w:val="%9."/>
+      <w:lvlJc w:val="right"/>
+      <w:pPr>
+        <w:ind w:left="6840" w:hanging="180"/>
+      </w:pPr>
+    </w:lvl>
+  </w:abstractNum>
+  <w:abstractNum w:abstractNumId="9" w15:restartNumberingAfterBreak="0">
     <w:nsid w:val="6EA02C5C"/>
     <w:multiLevelType w:val="hybridMultilevel"/>
     <w:tmpl w:val="93A0FAF2"/>
@@ -2350,28 +4816,129 @@
       <w:rPr>
         <w:rFonts w:ascii="Wingdings" w:hAnsi="Wingdings" w:hint="default"/>
       </w:rPr>
+    </w:lvl>
+  </w:abstractNum>
+  <w:abstractNum w:abstractNumId="10" w15:restartNumberingAfterBreak="0">
+    <w:nsid w:val="6EE76795"/>
+    <w:multiLevelType w:val="hybridMultilevel"/>
+    <w:tmpl w:val="E29AE982"/>
+    <w:lvl w:ilvl="0" w:tplc="A7726242">
+      <w:start w:val="1"/>
+      <w:numFmt w:val="decimal"/>
+      <w:lvlText w:val="%1."/>
+      <w:lvlJc w:val="left"/>
+      <w:pPr>
+        <w:ind w:left="1080" w:hanging="360"/>
+      </w:pPr>
+      <w:rPr>
+        <w:rFonts w:hint="default"/>
+      </w:rPr>
+    </w:lvl>
+    <w:lvl w:ilvl="1" w:tplc="04090019" w:tentative="1">
+      <w:start w:val="1"/>
+      <w:numFmt w:val="lowerLetter"/>
+      <w:lvlText w:val="%2."/>
+      <w:lvlJc w:val="left"/>
+      <w:pPr>
+        <w:ind w:left="1800" w:hanging="360"/>
+      </w:pPr>
+    </w:lvl>
+    <w:lvl w:ilvl="2" w:tplc="0409001B" w:tentative="1">
+      <w:start w:val="1"/>
+      <w:numFmt w:val="lowerRoman"/>
+      <w:lvlText w:val="%3."/>
+      <w:lvlJc w:val="right"/>
+      <w:pPr>
+        <w:ind w:left="2520" w:hanging="180"/>
+      </w:pPr>
+    </w:lvl>
+    <w:lvl w:ilvl="3" w:tplc="0409000F" w:tentative="1">
+      <w:start w:val="1"/>
+      <w:numFmt w:val="decimal"/>
+      <w:lvlText w:val="%4."/>
+      <w:lvlJc w:val="left"/>
+      <w:pPr>
+        <w:ind w:left="3240" w:hanging="360"/>
+      </w:pPr>
+    </w:lvl>
+    <w:lvl w:ilvl="4" w:tplc="04090019" w:tentative="1">
+      <w:start w:val="1"/>
+      <w:numFmt w:val="lowerLetter"/>
+      <w:lvlText w:val="%5."/>
+      <w:lvlJc w:val="left"/>
+      <w:pPr>
+        <w:ind w:left="3960" w:hanging="360"/>
+      </w:pPr>
+    </w:lvl>
+    <w:lvl w:ilvl="5" w:tplc="0409001B" w:tentative="1">
+      <w:start w:val="1"/>
+      <w:numFmt w:val="lowerRoman"/>
+      <w:lvlText w:val="%6."/>
+      <w:lvlJc w:val="right"/>
+      <w:pPr>
+        <w:ind w:left="4680" w:hanging="180"/>
+      </w:pPr>
+    </w:lvl>
+    <w:lvl w:ilvl="6" w:tplc="0409000F" w:tentative="1">
+      <w:start w:val="1"/>
+      <w:numFmt w:val="decimal"/>
+      <w:lvlText w:val="%7."/>
+      <w:lvlJc w:val="left"/>
+      <w:pPr>
+        <w:ind w:left="5400" w:hanging="360"/>
+      </w:pPr>
+    </w:lvl>
+    <w:lvl w:ilvl="7" w:tplc="04090019" w:tentative="1">
+      <w:start w:val="1"/>
+      <w:numFmt w:val="lowerLetter"/>
+      <w:lvlText w:val="%8."/>
+      <w:lvlJc w:val="left"/>
+      <w:pPr>
+        <w:ind w:left="6120" w:hanging="360"/>
+      </w:pPr>
+    </w:lvl>
+    <w:lvl w:ilvl="8" w:tplc="0409001B" w:tentative="1">
+      <w:start w:val="1"/>
+      <w:numFmt w:val="lowerRoman"/>
+      <w:lvlText w:val="%9."/>
+      <w:lvlJc w:val="right"/>
+      <w:pPr>
+        <w:ind w:left="6840" w:hanging="180"/>
+      </w:pPr>
     </w:lvl>
   </w:abstractNum>
   <w:num w:numId="1" w16cid:durableId="105732668">
     <w:abstractNumId w:val="1"/>
   </w:num>
   <w:num w:numId="2" w16cid:durableId="979265608">
-    <w:abstractNumId w:val="5"/>
+    <w:abstractNumId w:val="7"/>
   </w:num>
   <w:num w:numId="3" w16cid:durableId="579799846">
-    <w:abstractNumId w:val="6"/>
+    <w:abstractNumId w:val="9"/>
   </w:num>
   <w:num w:numId="4" w16cid:durableId="1081215143">
-    <w:abstractNumId w:val="2"/>
+    <w:abstractNumId w:val="3"/>
   </w:num>
   <w:num w:numId="5" w16cid:durableId="1422794264">
-    <w:abstractNumId w:val="3"/>
+    <w:abstractNumId w:val="4"/>
   </w:num>
   <w:num w:numId="6" w16cid:durableId="1599561250">
-    <w:abstractNumId w:val="4"/>
+    <w:abstractNumId w:val="6"/>
   </w:num>
   <w:num w:numId="7" w16cid:durableId="1390882582">
     <w:abstractNumId w:val="0"/>
+  </w:num>
+  <w:num w:numId="8" w16cid:durableId="117116186">
+    <w:abstractNumId w:val="10"/>
+  </w:num>
+  <w:num w:numId="9" w16cid:durableId="353118514">
+    <w:abstractNumId w:val="2"/>
+  </w:num>
+  <w:num w:numId="10" w16cid:durableId="2128036822">
+    <w:abstractNumId w:val="5"/>
+  </w:num>
+  <w:num w:numId="11" w16cid:durableId="385834222">
+    <w:abstractNumId w:val="8"/>
   </w:num>
 </w:numbering>
 </file>
@@ -2848,6 +5415,25 @@
       <w:shd w:val="clear" w:color="auto" w:fill="E1DFDD"/>
     </w:rPr>
   </w:style>
+  <w:style w:type="table" w:styleId="TableGrid">
+    <w:name w:val="Table Grid"/>
+    <w:basedOn w:val="TableNormal"/>
+    <w:uiPriority w:val="59"/>
+    <w:rsid w:val="006B77A0"/>
+    <w:pPr>
+      <w:spacing w:after="0" w:line="240" w:lineRule="auto"/>
+    </w:pPr>
+    <w:tblPr>
+      <w:tblBorders>
+        <w:top w:val="single" w:sz="4" w:space="0" w:color="auto"/>
+        <w:left w:val="single" w:sz="4" w:space="0" w:color="auto"/>
+        <w:bottom w:val="single" w:sz="4" w:space="0" w:color="auto"/>
+        <w:right w:val="single" w:sz="4" w:space="0" w:color="auto"/>
+        <w:insideH w:val="single" w:sz="4" w:space="0" w:color="auto"/>
+        <w:insideV w:val="single" w:sz="4" w:space="0" w:color="auto"/>
+      </w:tblBorders>
+    </w:tblPr>
+  </w:style>
 </w:styles>
 </file>
 

--- a/matlab.docx
+++ b/matlab.docx
@@ -929,6 +929,78 @@
     </w:p>
     <w:p>
       <w:pPr>
+        <w:pStyle w:val="ListParagraph"/>
+        <w:numPr>
+          <w:ilvl w:val="0"/>
+          <w:numId w:val="7"/>
+        </w:numPr>
+        <w:rPr>
+          <w:lang w:val="en-US"/>
+        </w:rPr>
+      </w:pPr>
+      <w:r>
+        <w:rPr>
+          <w:lang w:val="en-US"/>
+        </w:rPr>
+        <w:t>Chia File Thành Các Khối Code Để Chạy Riêng Lẻ?</w:t>
+      </w:r>
+    </w:p>
+    <w:p>
+      <w:pPr>
+        <w:pStyle w:val="ListParagraph"/>
+        <w:numPr>
+          <w:ilvl w:val="0"/>
+          <w:numId w:val="3"/>
+        </w:numPr>
+        <w:rPr>
+          <w:lang w:val="en-US"/>
+        </w:rPr>
+      </w:pPr>
+      <w:r>
+        <w:rPr>
+          <w:lang w:val="en-US"/>
+        </w:rPr>
+        <w:t>Bản chất giống bạn chạy từng khối Code riêng lẻ trong Google Colab</w:t>
+      </w:r>
+    </w:p>
+    <w:p>
+      <w:pPr>
+        <w:pStyle w:val="ListParagraph"/>
+        <w:numPr>
+          <w:ilvl w:val="0"/>
+          <w:numId w:val="3"/>
+        </w:numPr>
+        <w:rPr>
+          <w:lang w:val="en-US"/>
+        </w:rPr>
+      </w:pPr>
+      <w:r>
+        <w:rPr>
+          <w:lang w:val="en-US"/>
+        </w:rPr>
+        <w:t>Để tạo vạch ngăn cách giữa các khối Code trong 1 File, thêm kí tự “%%” vào đầu dòng ngăn cách, các kí tự tiếp theo cùng dòng coi như bị Comment</w:t>
+      </w:r>
+    </w:p>
+    <w:p>
+      <w:pPr>
+        <w:pStyle w:val="ListParagraph"/>
+        <w:numPr>
+          <w:ilvl w:val="0"/>
+          <w:numId w:val="3"/>
+        </w:numPr>
+        <w:rPr>
+          <w:lang w:val="en-US"/>
+        </w:rPr>
+      </w:pPr>
+      <w:r>
+        <w:rPr>
+          <w:lang w:val="en-US"/>
+        </w:rPr>
+        <w:t>Đặt con trỏ văn bản vào khối Code nào thì khi bạn nhấn nút chạy chỉ có khối Code đó chạy</w:t>
+      </w:r>
+    </w:p>
+    <w:p>
+      <w:pPr>
         <w:rPr>
           <w:lang w:val="en-US"/>
         </w:rPr>
@@ -1226,31 +1298,7 @@
         <w:rPr>
           <w:lang w:val="en-US"/>
         </w:rPr>
-        <w:t xml:space="preserve">Đặt dấu </w:t>
-      </w:r>
-      <w:r>
-        <w:rPr>
-          <w:lang w:val="en-US"/>
-        </w:rPr>
-        <w:t>“</w:t>
-      </w:r>
-      <w:r>
-        <w:rPr>
-          <w:lang w:val="en-US"/>
-        </w:rPr>
-        <w:t>%</w:t>
-      </w:r>
-      <w:r>
-        <w:rPr>
-          <w:lang w:val="en-US"/>
-        </w:rPr>
-        <w:t>“</w:t>
-      </w:r>
-      <w:r>
-        <w:rPr>
-          <w:lang w:val="en-US"/>
-        </w:rPr>
-        <w:t xml:space="preserve"> ở đầu</w:t>
+        <w:t>Đặt dấu “%“ ở đầu</w:t>
       </w:r>
     </w:p>
     <w:p>
@@ -1307,6 +1355,7 @@
         <w:rPr>
           <w:lang w:val="en-US"/>
         </w:rPr>
+        <w:lastRenderedPageBreak/>
         <w:t>Ta có</w:t>
       </w:r>
     </w:p>
@@ -1381,31 +1430,7 @@
         <w:rPr>
           <w:lang w:val="en-US"/>
         </w:rPr>
-        <w:t xml:space="preserve">Để đặt dấu </w:t>
-      </w:r>
-      <w:r>
-        <w:rPr>
-          <w:lang w:val="en-US"/>
-        </w:rPr>
-        <w:t>“</w:t>
-      </w:r>
-      <w:r>
-        <w:rPr>
-          <w:lang w:val="en-US"/>
-        </w:rPr>
-        <w:t>%</w:t>
-      </w:r>
-      <w:r>
-        <w:rPr>
-          <w:lang w:val="en-US"/>
-        </w:rPr>
-        <w:t>“</w:t>
-      </w:r>
-      <w:r>
-        <w:rPr>
-          <w:lang w:val="en-US"/>
-        </w:rPr>
-        <w:t xml:space="preserve"> ở đầu tất cả các dòng Code được chọn</w:t>
+        <w:t>Để đặt dấu “%“ ở đầu tất cả các dòng Code được chọn</w:t>
       </w:r>
     </w:p>
     <w:p>
@@ -1459,349 +1484,688 @@
         <w:rPr>
           <w:lang w:val="en-US"/>
         </w:rPr>
+        <w:t>Đặt đấu “%{“ vào đầu dòng Code ngay trước khối Code và “%}” vào đầu dòng Code ngay sau khối Code</w:t>
+      </w:r>
+    </w:p>
+    <w:p>
+      <w:pPr>
+        <w:pStyle w:val="ListParagraph"/>
+        <w:numPr>
+          <w:ilvl w:val="0"/>
+          <w:numId w:val="3"/>
+        </w:numPr>
+        <w:rPr>
+          <w:lang w:val="en-US"/>
+        </w:rPr>
+      </w:pPr>
+      <w:r>
+        <w:rPr>
+          <w:lang w:val="en-US"/>
+        </w:rPr>
+        <w:t>Ví dụ</w:t>
+      </w:r>
+    </w:p>
+    <w:p>
+      <w:pPr>
+        <w:pStyle w:val="ListParagraph"/>
+        <w:pBdr>
+          <w:top w:val="single" w:sz="4" w:space="1" w:color="auto"/>
+          <w:left w:val="single" w:sz="4" w:space="4" w:color="auto"/>
+          <w:bottom w:val="single" w:sz="4" w:space="1" w:color="auto"/>
+          <w:right w:val="single" w:sz="4" w:space="4" w:color="auto"/>
+        </w:pBdr>
+        <w:ind w:left="1080"/>
+        <w:rPr>
+          <w:lang w:val="en-US"/>
+        </w:rPr>
+      </w:pPr>
+      <w:r>
+        <w:rPr>
+          <w:lang w:val="en-US"/>
+        </w:rPr>
+        <w:t>%{</w:t>
+      </w:r>
+    </w:p>
+    <w:p>
+      <w:pPr>
+        <w:pStyle w:val="ListParagraph"/>
+        <w:pBdr>
+          <w:top w:val="single" w:sz="4" w:space="1" w:color="auto"/>
+          <w:left w:val="single" w:sz="4" w:space="4" w:color="auto"/>
+          <w:bottom w:val="single" w:sz="4" w:space="1" w:color="auto"/>
+          <w:right w:val="single" w:sz="4" w:space="4" w:color="auto"/>
+        </w:pBdr>
+        <w:ind w:left="1080"/>
+        <w:rPr>
+          <w:lang w:val="en-US"/>
+        </w:rPr>
+      </w:pPr>
+      <w:r>
+        <w:rPr>
+          <w:lang w:val="en-US"/>
+        </w:rPr>
+        <w:t>foo = bar + 4</w:t>
+      </w:r>
+    </w:p>
+    <w:p>
+      <w:pPr>
+        <w:pStyle w:val="ListParagraph"/>
+        <w:pBdr>
+          <w:top w:val="single" w:sz="4" w:space="1" w:color="auto"/>
+          <w:left w:val="single" w:sz="4" w:space="4" w:color="auto"/>
+          <w:bottom w:val="single" w:sz="4" w:space="1" w:color="auto"/>
+          <w:right w:val="single" w:sz="4" w:space="4" w:color="auto"/>
+        </w:pBdr>
+        <w:ind w:left="1080"/>
+        <w:rPr>
+          <w:lang w:val="en-US"/>
+        </w:rPr>
+      </w:pPr>
+      <w:r>
+        <w:rPr>
+          <w:lang w:val="en-US"/>
+        </w:rPr>
+        <w:t>bar = foo</w:t>
+      </w:r>
+    </w:p>
+    <w:p>
+      <w:pPr>
+        <w:pStyle w:val="ListParagraph"/>
+        <w:pBdr>
+          <w:top w:val="single" w:sz="4" w:space="1" w:color="auto"/>
+          <w:left w:val="single" w:sz="4" w:space="4" w:color="auto"/>
+          <w:bottom w:val="single" w:sz="4" w:space="1" w:color="auto"/>
+          <w:right w:val="single" w:sz="4" w:space="4" w:color="auto"/>
+        </w:pBdr>
+        <w:ind w:left="1080"/>
+        <w:rPr>
+          <w:lang w:val="en-US"/>
+        </w:rPr>
+      </w:pPr>
+      <w:r>
+        <w:rPr>
+          <w:lang w:val="en-US"/>
+        </w:rPr>
+        <w:t>foobar = barfoo</w:t>
+      </w:r>
+    </w:p>
+    <w:p>
+      <w:pPr>
+        <w:pStyle w:val="ListParagraph"/>
+        <w:pBdr>
+          <w:top w:val="single" w:sz="4" w:space="1" w:color="auto"/>
+          <w:left w:val="single" w:sz="4" w:space="4" w:color="auto"/>
+          <w:bottom w:val="single" w:sz="4" w:space="1" w:color="auto"/>
+          <w:right w:val="single" w:sz="4" w:space="4" w:color="auto"/>
+        </w:pBdr>
+        <w:ind w:left="1080"/>
+        <w:rPr>
+          <w:lang w:val="en-US"/>
+        </w:rPr>
+      </w:pPr>
+      <w:r>
+        <w:rPr>
+          <w:lang w:val="en-US"/>
+        </w:rPr>
+        <w:t>%}</w:t>
+      </w:r>
+    </w:p>
+    <w:p>
+      <w:pPr>
+        <w:pStyle w:val="ListParagraph"/>
+        <w:numPr>
+          <w:ilvl w:val="0"/>
+          <w:numId w:val="9"/>
+        </w:numPr>
+        <w:rPr>
+          <w:lang w:val="en-US"/>
+        </w:rPr>
+      </w:pPr>
+      <w:r>
+        <w:rPr>
+          <w:lang w:val="en-US"/>
+        </w:rPr>
+        <w:t>In Ra Cách Sử Dụng Hàm?</w:t>
+      </w:r>
+    </w:p>
+    <w:p>
+      <w:pPr>
+        <w:pStyle w:val="ListParagraph"/>
+        <w:pBdr>
+          <w:top w:val="single" w:sz="4" w:space="1" w:color="auto"/>
+          <w:left w:val="single" w:sz="4" w:space="4" w:color="auto"/>
+          <w:bottom w:val="single" w:sz="4" w:space="1" w:color="auto"/>
+          <w:right w:val="single" w:sz="4" w:space="4" w:color="auto"/>
+        </w:pBdr>
+        <w:ind w:left="1080"/>
+        <w:rPr>
+          <w:lang w:val="en-US"/>
+        </w:rPr>
+      </w:pPr>
+      <w:r>
+        <w:rPr>
+          <w:lang w:val="en-US"/>
+        </w:rPr>
+        <w:t>help &lt;Tên Hàm&gt;</w:t>
+      </w:r>
+    </w:p>
+    <w:p>
+      <w:pPr>
+        <w:pStyle w:val="ListParagraph"/>
+        <w:numPr>
+          <w:ilvl w:val="0"/>
+          <w:numId w:val="3"/>
+        </w:numPr>
+        <w:rPr>
+          <w:lang w:val="en-US"/>
+        </w:rPr>
+      </w:pPr>
+      <w:r>
+        <w:rPr>
+          <w:lang w:val="en-US"/>
+        </w:rPr>
+        <w:t>Ví dụ</w:t>
+      </w:r>
+    </w:p>
+    <w:p>
+      <w:pPr>
+        <w:pStyle w:val="ListParagraph"/>
+        <w:pBdr>
+          <w:top w:val="single" w:sz="4" w:space="1" w:color="auto"/>
+          <w:left w:val="single" w:sz="4" w:space="4" w:color="auto"/>
+          <w:bottom w:val="single" w:sz="4" w:space="1" w:color="auto"/>
+          <w:right w:val="single" w:sz="4" w:space="4" w:color="auto"/>
+        </w:pBdr>
+        <w:ind w:left="1080"/>
+        <w:rPr>
+          <w:lang w:val="en-US"/>
+        </w:rPr>
+      </w:pPr>
+      <w:r>
+        <w:rPr>
+          <w:lang w:val="en-US"/>
+        </w:rPr>
+        <w:t>help max</w:t>
+      </w:r>
+    </w:p>
+    <w:p>
+      <w:pPr>
+        <w:pStyle w:val="ListParagraph"/>
+        <w:numPr>
+          <w:ilvl w:val="0"/>
+          <w:numId w:val="9"/>
+        </w:numPr>
+        <w:rPr>
+          <w:lang w:val="en-US"/>
+        </w:rPr>
+      </w:pPr>
+      <w:r>
+        <w:rPr>
+          <w:lang w:val="en-US"/>
+        </w:rPr>
+        <w:t>Cách Viết 1 Lệnh Trên Nhiều Dòng?</w:t>
+      </w:r>
+    </w:p>
+    <w:p>
+      <w:pPr>
+        <w:pStyle w:val="ListParagraph"/>
+        <w:numPr>
+          <w:ilvl w:val="0"/>
+          <w:numId w:val="3"/>
+        </w:numPr>
+        <w:rPr>
+          <w:lang w:val="en-US"/>
+        </w:rPr>
+      </w:pPr>
+      <w:r>
+        <w:rPr>
+          <w:lang w:val="en-US"/>
+        </w:rPr>
+        <w:t>Giống như trong Python, thay vì dùng dấu “\” thì dùng “…”</w:t>
+      </w:r>
+    </w:p>
+    <w:p>
+      <w:pPr>
+        <w:pStyle w:val="ListParagraph"/>
+        <w:numPr>
+          <w:ilvl w:val="0"/>
+          <w:numId w:val="9"/>
+        </w:numPr>
+        <w:rPr>
+          <w:lang w:val="en-US"/>
+        </w:rPr>
+      </w:pPr>
+      <w:r>
+        <w:rPr>
+          <w:lang w:val="en-US"/>
+        </w:rPr>
+        <w:t>Mở Tài Liệu Trên Trình Duyệt Về 1 Hàm?</w:t>
+      </w:r>
+    </w:p>
+    <w:p>
+      <w:pPr>
+        <w:pStyle w:val="ListParagraph"/>
+        <w:pBdr>
+          <w:top w:val="single" w:sz="4" w:space="1" w:color="auto"/>
+          <w:left w:val="single" w:sz="4" w:space="4" w:color="auto"/>
+          <w:bottom w:val="single" w:sz="4" w:space="1" w:color="auto"/>
+          <w:right w:val="single" w:sz="4" w:space="4" w:color="auto"/>
+        </w:pBdr>
+        <w:ind w:left="1080"/>
+        <w:rPr>
+          <w:lang w:val="en-US"/>
+        </w:rPr>
+      </w:pPr>
+      <w:r>
+        <w:rPr>
+          <w:lang w:val="en-US"/>
+        </w:rPr>
+        <w:t>doc &lt;Tên Hàm&gt;</w:t>
+      </w:r>
+    </w:p>
+    <w:p>
+      <w:pPr>
+        <w:pStyle w:val="ListParagraph"/>
+        <w:numPr>
+          <w:ilvl w:val="0"/>
+          <w:numId w:val="9"/>
+        </w:numPr>
+        <w:rPr>
+          <w:lang w:val="en-US"/>
+        </w:rPr>
+      </w:pPr>
+      <w:r>
+        <w:rPr>
+          <w:lang w:val="en-US"/>
+        </w:rPr>
+        <w:t>Chỉ In Giá Trị Ra Và Không In Tên Biến?</w:t>
+      </w:r>
+    </w:p>
+    <w:p>
+      <w:pPr>
+        <w:pStyle w:val="ListParagraph"/>
+        <w:pBdr>
+          <w:top w:val="single" w:sz="4" w:space="1" w:color="auto"/>
+          <w:left w:val="single" w:sz="4" w:space="4" w:color="auto"/>
+          <w:bottom w:val="single" w:sz="4" w:space="1" w:color="auto"/>
+          <w:right w:val="single" w:sz="4" w:space="4" w:color="auto"/>
+        </w:pBdr>
+        <w:ind w:left="1080"/>
+        <w:rPr>
+          <w:lang w:val="en-US"/>
+        </w:rPr>
+      </w:pPr>
+      <w:r>
+        <w:rPr>
+          <w:lang w:val="en-US"/>
+        </w:rPr>
+        <w:t>disp(&lt;Giá Trị&gt;)</w:t>
+      </w:r>
+    </w:p>
+    <w:p>
+      <w:pPr>
+        <w:pStyle w:val="ListParagraph"/>
+        <w:numPr>
+          <w:ilvl w:val="0"/>
+          <w:numId w:val="3"/>
+        </w:numPr>
+        <w:rPr>
+          <w:lang w:val="en-US"/>
+        </w:rPr>
+      </w:pPr>
+      <w:r>
+        <w:rPr>
+          <w:lang w:val="en-US"/>
+        </w:rPr>
+        <w:t>Ví dụ</w:t>
+      </w:r>
+    </w:p>
+    <w:p>
+      <w:pPr>
+        <w:pStyle w:val="ListParagraph"/>
+        <w:pBdr>
+          <w:top w:val="single" w:sz="4" w:space="1" w:color="auto"/>
+          <w:left w:val="single" w:sz="4" w:space="4" w:color="auto"/>
+          <w:bottom w:val="single" w:sz="4" w:space="1" w:color="auto"/>
+          <w:right w:val="single" w:sz="4" w:space="4" w:color="auto"/>
+        </w:pBdr>
+        <w:ind w:left="1080"/>
+        <w:rPr>
+          <w:lang w:val="en-US"/>
+        </w:rPr>
+      </w:pPr>
+      <w:r>
+        <w:rPr>
+          <w:lang w:val="en-US"/>
+        </w:rPr>
+        <w:t>disp(</w:t>
+      </w:r>
+      <w:r>
+        <w:rPr>
+          <w:lang w:val="en-US"/>
+        </w:rPr>
+        <w:t>"Hello Mom"</w:t>
+      </w:r>
+      <w:r>
+        <w:rPr>
+          <w:lang w:val="en-US"/>
+        </w:rPr>
+        <w:t>)</w:t>
+      </w:r>
+    </w:p>
+    <w:p>
+      <w:pPr>
+        <w:pStyle w:val="ListParagraph"/>
+        <w:numPr>
+          <w:ilvl w:val="0"/>
+          <w:numId w:val="9"/>
+        </w:numPr>
+        <w:rPr>
+          <w:lang w:val="en-US"/>
+        </w:rPr>
+      </w:pPr>
+      <w:r>
+        <w:rPr>
+          <w:lang w:val="en-US"/>
+        </w:rPr>
+        <w:t>Đo Thời Gian Chạy Code?</w:t>
+      </w:r>
+    </w:p>
+    <w:p>
+      <w:pPr>
+        <w:pStyle w:val="ListParagraph"/>
+        <w:numPr>
+          <w:ilvl w:val="0"/>
+          <w:numId w:val="3"/>
+        </w:numPr>
+        <w:rPr>
+          <w:lang w:val="en-US"/>
+        </w:rPr>
+      </w:pPr>
+      <w:r>
+        <w:rPr>
+          <w:lang w:val="en-US"/>
+        </w:rPr>
+        <w:t>Chạy lệnh sau để bắt đầu đếm giây, hoặc đặt lại đồng hồ</w:t>
+      </w:r>
+    </w:p>
+    <w:p>
+      <w:pPr>
+        <w:pStyle w:val="ListParagraph"/>
+        <w:pBdr>
+          <w:top w:val="single" w:sz="4" w:space="1" w:color="auto"/>
+          <w:left w:val="single" w:sz="4" w:space="4" w:color="auto"/>
+          <w:bottom w:val="single" w:sz="4" w:space="1" w:color="auto"/>
+          <w:right w:val="single" w:sz="4" w:space="4" w:color="auto"/>
+        </w:pBdr>
+        <w:ind w:left="1080"/>
+        <w:rPr>
+          <w:lang w:val="en-US"/>
+        </w:rPr>
+      </w:pPr>
+      <w:r>
+        <w:rPr>
+          <w:lang w:val="en-US"/>
+        </w:rPr>
+        <w:t>tic</w:t>
+      </w:r>
+    </w:p>
+    <w:p>
+      <w:pPr>
+        <w:pStyle w:val="ListParagraph"/>
+        <w:numPr>
+          <w:ilvl w:val="0"/>
+          <w:numId w:val="3"/>
+        </w:numPr>
+        <w:rPr>
+          <w:lang w:val="en-US"/>
+        </w:rPr>
+      </w:pPr>
+      <w:r>
+        <w:rPr>
+          <w:lang w:val="en-US"/>
+        </w:rPr>
+        <w:t>Khi câu lệnh trên chạy, thì sẽ có 1 đồng hồ chạy ngầm trong phần mềm Matlab, bắt đầu từ 0 giây</w:t>
+      </w:r>
+    </w:p>
+    <w:p>
+      <w:pPr>
+        <w:pStyle w:val="ListParagraph"/>
+        <w:numPr>
+          <w:ilvl w:val="0"/>
+          <w:numId w:val="3"/>
+        </w:numPr>
+        <w:rPr>
+          <w:lang w:val="en-US"/>
+        </w:rPr>
+      </w:pPr>
+      <w:r>
+        <w:rPr>
+          <w:lang w:val="en-US"/>
+        </w:rPr>
+        <w:t>Để in giá trị từ đồng hồ tại thời điểm hiện tại</w:t>
+      </w:r>
+    </w:p>
+    <w:p>
+      <w:pPr>
+        <w:pStyle w:val="ListParagraph"/>
+        <w:pBdr>
+          <w:top w:val="single" w:sz="4" w:space="1" w:color="auto"/>
+          <w:left w:val="single" w:sz="4" w:space="4" w:color="auto"/>
+          <w:bottom w:val="single" w:sz="4" w:space="1" w:color="auto"/>
+          <w:right w:val="single" w:sz="4" w:space="4" w:color="auto"/>
+        </w:pBdr>
+        <w:ind w:left="1080"/>
+        <w:rPr>
+          <w:lang w:val="en-US"/>
+        </w:rPr>
+      </w:pPr>
+      <w:r>
+        <w:rPr>
+          <w:lang w:val="en-US"/>
+        </w:rPr>
+        <w:t>toc</w:t>
+      </w:r>
+    </w:p>
+    <w:p>
+      <w:pPr>
+        <w:pStyle w:val="ListParagraph"/>
+        <w:numPr>
+          <w:ilvl w:val="0"/>
+          <w:numId w:val="3"/>
+        </w:numPr>
+        <w:rPr>
+          <w:lang w:val="en-US"/>
+        </w:rPr>
+      </w:pPr>
+    </w:p>
+    <w:p>
+      <w:pPr>
+        <w:rPr>
+          <w:lang w:val="en-US"/>
+        </w:rPr>
+      </w:pPr>
+    </w:p>
+    <w:p>
+      <w:pPr>
+        <w:rPr>
+          <w:lang w:val="en-US"/>
+        </w:rPr>
+      </w:pPr>
+      <w:r>
+        <w:rPr>
+          <w:lang w:val="en-US"/>
+        </w:rPr>
+        <w:t>Workspace:</w:t>
+      </w:r>
+    </w:p>
+    <w:p>
+      <w:pPr>
+        <w:pStyle w:val="ListParagraph"/>
+        <w:numPr>
+          <w:ilvl w:val="0"/>
+          <w:numId w:val="8"/>
+        </w:numPr>
+        <w:rPr>
+          <w:lang w:val="en-US"/>
+        </w:rPr>
+      </w:pPr>
+      <w:r>
+        <w:rPr>
+          <w:lang w:val="en-US"/>
+        </w:rPr>
+        <w:t>Xóa Toàn Bộ Biến Hiện Tại Trong Workspace?</w:t>
+      </w:r>
+    </w:p>
+    <w:p>
+      <w:pPr>
+        <w:pStyle w:val="ListParagraph"/>
+        <w:pBdr>
+          <w:top w:val="single" w:sz="4" w:space="1" w:color="auto"/>
+          <w:left w:val="single" w:sz="4" w:space="4" w:color="auto"/>
+          <w:bottom w:val="single" w:sz="4" w:space="1" w:color="auto"/>
+          <w:right w:val="single" w:sz="4" w:space="4" w:color="auto"/>
+        </w:pBdr>
+        <w:ind w:left="1080"/>
+        <w:rPr>
+          <w:lang w:val="en-US"/>
+        </w:rPr>
+      </w:pPr>
+      <w:r>
+        <w:rPr>
+          <w:lang w:val="en-US"/>
+        </w:rPr>
+        <w:t>clearvars</w:t>
+      </w:r>
+    </w:p>
+    <w:p>
+      <w:pPr>
+        <w:pStyle w:val="ListParagraph"/>
+        <w:numPr>
+          <w:ilvl w:val="0"/>
+          <w:numId w:val="8"/>
+        </w:numPr>
+        <w:rPr>
+          <w:lang w:val="en-US"/>
+        </w:rPr>
+      </w:pPr>
+      <w:r>
+        <w:rPr>
+          <w:lang w:val="en-US"/>
+        </w:rPr>
+        <w:t>Xóa Toàn Bộ Biến Hiện Tại Trong Workspace Ngoại Trừ 1 Số Biến?</w:t>
+      </w:r>
+    </w:p>
+    <w:p>
+      <w:pPr>
+        <w:pStyle w:val="ListParagraph"/>
+        <w:pBdr>
+          <w:top w:val="single" w:sz="4" w:space="1" w:color="auto"/>
+          <w:left w:val="single" w:sz="4" w:space="4" w:color="auto"/>
+          <w:bottom w:val="single" w:sz="4" w:space="1" w:color="auto"/>
+          <w:right w:val="single" w:sz="4" w:space="4" w:color="auto"/>
+        </w:pBdr>
+        <w:ind w:left="1080"/>
+        <w:rPr>
+          <w:lang w:val="en-US"/>
+        </w:rPr>
+      </w:pPr>
+      <w:r>
+        <w:rPr>
+          <w:lang w:val="en-US"/>
+        </w:rPr>
+        <w:t>clearvars -except &lt;Các Biến Không Bị Xóa&gt;</w:t>
+      </w:r>
+    </w:p>
+    <w:p>
+      <w:pPr>
+        <w:pStyle w:val="ListParagraph"/>
+        <w:numPr>
+          <w:ilvl w:val="0"/>
+          <w:numId w:val="3"/>
+        </w:numPr>
+        <w:rPr>
+          <w:lang w:val="en-US"/>
+        </w:rPr>
+      </w:pPr>
+      <w:r>
+        <w:rPr>
+          <w:lang w:val="en-US"/>
+        </w:rPr>
+        <w:t>Ví dụ</w:t>
+      </w:r>
+    </w:p>
+    <w:p>
+      <w:pPr>
+        <w:pStyle w:val="ListParagraph"/>
+        <w:pBdr>
+          <w:top w:val="single" w:sz="4" w:space="1" w:color="auto"/>
+          <w:left w:val="single" w:sz="4" w:space="4" w:color="auto"/>
+          <w:bottom w:val="single" w:sz="4" w:space="1" w:color="auto"/>
+          <w:right w:val="single" w:sz="4" w:space="4" w:color="auto"/>
+        </w:pBdr>
+        <w:ind w:left="1080"/>
+        <w:rPr>
+          <w:lang w:val="en-US"/>
+        </w:rPr>
+      </w:pPr>
+      <w:r>
+        <w:rPr>
+          <w:lang w:val="en-US"/>
+        </w:rPr>
+        <w:t>clearvars -except foo bar</w:t>
+      </w:r>
+    </w:p>
+    <w:p>
+      <w:pPr>
+        <w:pStyle w:val="ListParagraph"/>
+        <w:numPr>
+          <w:ilvl w:val="0"/>
+          <w:numId w:val="8"/>
+        </w:numPr>
+        <w:rPr>
+          <w:lang w:val="en-US"/>
+        </w:rPr>
+      </w:pPr>
+      <w:r>
+        <w:rPr>
+          <w:lang w:val="en-US"/>
+        </w:rPr>
+        <w:t>In Ra Thông Tin Tất Cả Các Biến Hiện Tại Trong Workspace?</w:t>
+      </w:r>
+    </w:p>
+    <w:p>
+      <w:pPr>
+        <w:pStyle w:val="ListParagraph"/>
+        <w:pBdr>
+          <w:top w:val="single" w:sz="4" w:space="1" w:color="auto"/>
+          <w:left w:val="single" w:sz="4" w:space="4" w:color="auto"/>
+          <w:bottom w:val="single" w:sz="4" w:space="1" w:color="auto"/>
+          <w:right w:val="single" w:sz="4" w:space="4" w:color="auto"/>
+        </w:pBdr>
+        <w:ind w:left="1080"/>
+        <w:rPr>
+          <w:lang w:val="en-US"/>
+        </w:rPr>
+      </w:pPr>
+      <w:r>
+        <w:rPr>
+          <w:lang w:val="en-US"/>
+        </w:rPr>
+        <w:t>whos</w:t>
+      </w:r>
+    </w:p>
+    <w:p>
+      <w:pPr>
+        <w:rPr>
+          <w:lang w:val="en-US"/>
+        </w:rPr>
+      </w:pPr>
+      <w:r>
+        <w:rPr>
+          <w:lang w:val="en-US"/>
+        </w:rPr>
         <w:lastRenderedPageBreak/>
-        <w:t>Đặt đấu “%{“ vào đầu dòng Code ngay trước khối Code và “%}” vào đầu dòng Code ngay sau khối Code</w:t>
-      </w:r>
-    </w:p>
-    <w:p>
-      <w:pPr>
-        <w:pStyle w:val="ListParagraph"/>
-        <w:numPr>
-          <w:ilvl w:val="0"/>
-          <w:numId w:val="3"/>
-        </w:numPr>
-        <w:rPr>
-          <w:lang w:val="en-US"/>
-        </w:rPr>
-      </w:pPr>
-      <w:r>
-        <w:rPr>
-          <w:lang w:val="en-US"/>
-        </w:rPr>
-        <w:t>Ví dụ</w:t>
-      </w:r>
-    </w:p>
-    <w:p>
-      <w:pPr>
-        <w:pStyle w:val="ListParagraph"/>
-        <w:pBdr>
-          <w:top w:val="single" w:sz="4" w:space="1" w:color="auto"/>
-          <w:left w:val="single" w:sz="4" w:space="4" w:color="auto"/>
-          <w:bottom w:val="single" w:sz="4" w:space="1" w:color="auto"/>
-          <w:right w:val="single" w:sz="4" w:space="4" w:color="auto"/>
-        </w:pBdr>
-        <w:ind w:left="1080"/>
-        <w:rPr>
-          <w:lang w:val="en-US"/>
-        </w:rPr>
-      </w:pPr>
-      <w:r>
-        <w:rPr>
-          <w:lang w:val="en-US"/>
-        </w:rPr>
-        <w:t>%{</w:t>
-      </w:r>
-    </w:p>
-    <w:p>
-      <w:pPr>
-        <w:pStyle w:val="ListParagraph"/>
-        <w:pBdr>
-          <w:top w:val="single" w:sz="4" w:space="1" w:color="auto"/>
-          <w:left w:val="single" w:sz="4" w:space="4" w:color="auto"/>
-          <w:bottom w:val="single" w:sz="4" w:space="1" w:color="auto"/>
-          <w:right w:val="single" w:sz="4" w:space="4" w:color="auto"/>
-        </w:pBdr>
-        <w:ind w:left="1080"/>
-        <w:rPr>
-          <w:lang w:val="en-US"/>
-        </w:rPr>
-      </w:pPr>
-      <w:r>
-        <w:rPr>
-          <w:lang w:val="en-US"/>
-        </w:rPr>
-        <w:t>foo = bar + 4</w:t>
-      </w:r>
-    </w:p>
-    <w:p>
-      <w:pPr>
-        <w:pStyle w:val="ListParagraph"/>
-        <w:pBdr>
-          <w:top w:val="single" w:sz="4" w:space="1" w:color="auto"/>
-          <w:left w:val="single" w:sz="4" w:space="4" w:color="auto"/>
-          <w:bottom w:val="single" w:sz="4" w:space="1" w:color="auto"/>
-          <w:right w:val="single" w:sz="4" w:space="4" w:color="auto"/>
-        </w:pBdr>
-        <w:ind w:left="1080"/>
-        <w:rPr>
-          <w:lang w:val="en-US"/>
-        </w:rPr>
-      </w:pPr>
-      <w:r>
-        <w:rPr>
-          <w:lang w:val="en-US"/>
-        </w:rPr>
-        <w:t>bar = foo</w:t>
-      </w:r>
-    </w:p>
-    <w:p>
-      <w:pPr>
-        <w:pStyle w:val="ListParagraph"/>
-        <w:pBdr>
-          <w:top w:val="single" w:sz="4" w:space="1" w:color="auto"/>
-          <w:left w:val="single" w:sz="4" w:space="4" w:color="auto"/>
-          <w:bottom w:val="single" w:sz="4" w:space="1" w:color="auto"/>
-          <w:right w:val="single" w:sz="4" w:space="4" w:color="auto"/>
-        </w:pBdr>
-        <w:ind w:left="1080"/>
-        <w:rPr>
-          <w:lang w:val="en-US"/>
-        </w:rPr>
-      </w:pPr>
-      <w:r>
-        <w:rPr>
-          <w:lang w:val="en-US"/>
-        </w:rPr>
-        <w:t>foobar = barfoo</w:t>
-      </w:r>
-    </w:p>
-    <w:p>
-      <w:pPr>
-        <w:pStyle w:val="ListParagraph"/>
-        <w:pBdr>
-          <w:top w:val="single" w:sz="4" w:space="1" w:color="auto"/>
-          <w:left w:val="single" w:sz="4" w:space="4" w:color="auto"/>
-          <w:bottom w:val="single" w:sz="4" w:space="1" w:color="auto"/>
-          <w:right w:val="single" w:sz="4" w:space="4" w:color="auto"/>
-        </w:pBdr>
-        <w:ind w:left="1080"/>
-        <w:rPr>
-          <w:lang w:val="en-US"/>
-        </w:rPr>
-      </w:pPr>
-      <w:r>
-        <w:rPr>
-          <w:lang w:val="en-US"/>
-        </w:rPr>
-        <w:t>%}</w:t>
-      </w:r>
-    </w:p>
-    <w:p>
-      <w:pPr>
-        <w:pStyle w:val="ListParagraph"/>
-        <w:numPr>
-          <w:ilvl w:val="0"/>
-          <w:numId w:val="3"/>
-        </w:numPr>
-        <w:rPr>
-          <w:lang w:val="en-US"/>
-        </w:rPr>
-      </w:pPr>
-    </w:p>
-    <w:p>
-      <w:pPr>
-        <w:rPr>
-          <w:lang w:val="en-US"/>
-        </w:rPr>
-      </w:pPr>
-    </w:p>
-    <w:p>
-      <w:pPr>
-        <w:rPr>
-          <w:lang w:val="en-US"/>
-        </w:rPr>
-      </w:pPr>
-      <w:r>
-        <w:rPr>
-          <w:lang w:val="en-US"/>
-        </w:rPr>
-        <w:t>Workspace:</w:t>
-      </w:r>
-    </w:p>
-    <w:p>
-      <w:pPr>
-        <w:pStyle w:val="ListParagraph"/>
-        <w:numPr>
-          <w:ilvl w:val="0"/>
-          <w:numId w:val="8"/>
-        </w:numPr>
-        <w:rPr>
-          <w:lang w:val="en-US"/>
-        </w:rPr>
-      </w:pPr>
-      <w:r>
-        <w:rPr>
-          <w:lang w:val="en-US"/>
-        </w:rPr>
-        <w:t>Xóa Toàn Bộ Biến Hiện Tại Trong Workspace?</w:t>
-      </w:r>
-    </w:p>
-    <w:p>
-      <w:pPr>
-        <w:pStyle w:val="ListParagraph"/>
-        <w:pBdr>
-          <w:top w:val="single" w:sz="4" w:space="1" w:color="auto"/>
-          <w:left w:val="single" w:sz="4" w:space="4" w:color="auto"/>
-          <w:bottom w:val="single" w:sz="4" w:space="1" w:color="auto"/>
-          <w:right w:val="single" w:sz="4" w:space="4" w:color="auto"/>
-        </w:pBdr>
-        <w:ind w:left="1080"/>
-        <w:rPr>
-          <w:lang w:val="en-US"/>
-        </w:rPr>
-      </w:pPr>
-      <w:r>
-        <w:rPr>
-          <w:lang w:val="en-US"/>
-        </w:rPr>
-        <w:t>clearvars</w:t>
-      </w:r>
-    </w:p>
-    <w:p>
-      <w:pPr>
-        <w:pStyle w:val="ListParagraph"/>
-        <w:numPr>
-          <w:ilvl w:val="0"/>
-          <w:numId w:val="8"/>
-        </w:numPr>
-        <w:rPr>
-          <w:lang w:val="en-US"/>
-        </w:rPr>
-      </w:pPr>
-      <w:r>
-        <w:rPr>
-          <w:lang w:val="en-US"/>
-        </w:rPr>
-        <w:t>Xóa Toàn Bộ Biến Hiện Tại Trong Workspace Ngoại Trừ 1 Số Biến?</w:t>
-      </w:r>
-    </w:p>
-    <w:p>
-      <w:pPr>
-        <w:pStyle w:val="ListParagraph"/>
-        <w:pBdr>
-          <w:top w:val="single" w:sz="4" w:space="1" w:color="auto"/>
-          <w:left w:val="single" w:sz="4" w:space="4" w:color="auto"/>
-          <w:bottom w:val="single" w:sz="4" w:space="1" w:color="auto"/>
-          <w:right w:val="single" w:sz="4" w:space="4" w:color="auto"/>
-        </w:pBdr>
-        <w:ind w:left="1080"/>
-        <w:rPr>
-          <w:lang w:val="en-US"/>
-        </w:rPr>
-      </w:pPr>
-      <w:r>
-        <w:rPr>
-          <w:lang w:val="en-US"/>
-        </w:rPr>
-        <w:t>clearvars -except &lt;Các Biến Không Bị Xóa&gt;</w:t>
-      </w:r>
-    </w:p>
-    <w:p>
-      <w:pPr>
-        <w:pStyle w:val="ListParagraph"/>
-        <w:numPr>
-          <w:ilvl w:val="0"/>
-          <w:numId w:val="3"/>
-        </w:numPr>
-        <w:rPr>
-          <w:lang w:val="en-US"/>
-        </w:rPr>
-      </w:pPr>
-      <w:r>
-        <w:rPr>
-          <w:lang w:val="en-US"/>
-        </w:rPr>
-        <w:t>Ví dụ</w:t>
-      </w:r>
-    </w:p>
-    <w:p>
-      <w:pPr>
-        <w:pStyle w:val="ListParagraph"/>
-        <w:pBdr>
-          <w:top w:val="single" w:sz="4" w:space="1" w:color="auto"/>
-          <w:left w:val="single" w:sz="4" w:space="4" w:color="auto"/>
-          <w:bottom w:val="single" w:sz="4" w:space="1" w:color="auto"/>
-          <w:right w:val="single" w:sz="4" w:space="4" w:color="auto"/>
-        </w:pBdr>
-        <w:ind w:left="1080"/>
-        <w:rPr>
-          <w:lang w:val="en-US"/>
-        </w:rPr>
-      </w:pPr>
-      <w:r>
-        <w:rPr>
-          <w:lang w:val="en-US"/>
-        </w:rPr>
-        <w:t xml:space="preserve">clearvars -except </w:t>
-      </w:r>
-      <w:r>
-        <w:rPr>
-          <w:lang w:val="en-US"/>
-        </w:rPr>
-        <w:t>foo bar</w:t>
-      </w:r>
-    </w:p>
-    <w:p>
-      <w:pPr>
-        <w:pStyle w:val="ListParagraph"/>
-        <w:numPr>
-          <w:ilvl w:val="0"/>
-          <w:numId w:val="8"/>
-        </w:numPr>
-        <w:rPr>
-          <w:lang w:val="en-US"/>
-        </w:rPr>
-      </w:pPr>
-      <w:r>
-        <w:rPr>
-          <w:lang w:val="en-US"/>
-        </w:rPr>
-        <w:t>In Ra Thông Tin Tất Cả Các Biến Hiện Tại Trong Workspace?</w:t>
-      </w:r>
-    </w:p>
-    <w:p>
-      <w:pPr>
-        <w:pStyle w:val="ListParagraph"/>
-        <w:pBdr>
-          <w:top w:val="single" w:sz="4" w:space="1" w:color="auto"/>
-          <w:left w:val="single" w:sz="4" w:space="4" w:color="auto"/>
-          <w:bottom w:val="single" w:sz="4" w:space="1" w:color="auto"/>
-          <w:right w:val="single" w:sz="4" w:space="4" w:color="auto"/>
-        </w:pBdr>
-        <w:ind w:left="1080"/>
-        <w:rPr>
-          <w:lang w:val="en-US"/>
-        </w:rPr>
-      </w:pPr>
-      <w:r>
-        <w:rPr>
-          <w:lang w:val="en-US"/>
-        </w:rPr>
-        <w:t>whos</w:t>
-      </w:r>
-    </w:p>
-    <w:p>
-      <w:pPr>
-        <w:pStyle w:val="ListParagraph"/>
-        <w:numPr>
-          <w:ilvl w:val="0"/>
-          <w:numId w:val="8"/>
-        </w:numPr>
-        <w:rPr>
-          <w:lang w:val="en-US"/>
-        </w:rPr>
-      </w:pPr>
-    </w:p>
-    <w:p>
-      <w:pPr>
-        <w:rPr>
-          <w:lang w:val="en-US"/>
-        </w:rPr>
-      </w:pPr>
-      <w:r>
-        <w:rPr>
-          <w:lang w:val="en-US"/>
-        </w:rPr>
         <w:br/>
         <w:t>Operator – Toán Tử</w:t>
       </w:r>
@@ -2159,6 +2523,1198 @@
     </w:p>
     <w:p>
       <w:pPr>
+        <w:pStyle w:val="ListParagraph"/>
+        <w:numPr>
+          <w:ilvl w:val="0"/>
+          <w:numId w:val="6"/>
+        </w:numPr>
+        <w:rPr>
+          <w:lang w:val="en-US"/>
+        </w:rPr>
+      </w:pPr>
+      <w:r>
+        <w:rPr>
+          <w:lang w:val="en-US"/>
+        </w:rPr>
+        <w:t>Không Bằng?</w:t>
+      </w:r>
+    </w:p>
+    <w:p>
+      <w:pPr>
+        <w:pStyle w:val="ListParagraph"/>
+        <w:pBdr>
+          <w:top w:val="single" w:sz="4" w:space="1" w:color="auto"/>
+          <w:left w:val="single" w:sz="4" w:space="4" w:color="auto"/>
+          <w:bottom w:val="single" w:sz="4" w:space="1" w:color="auto"/>
+          <w:right w:val="single" w:sz="4" w:space="4" w:color="auto"/>
+        </w:pBdr>
+        <w:ind w:left="1080"/>
+        <w:rPr>
+          <w:lang w:val="en-US"/>
+        </w:rPr>
+      </w:pPr>
+      <w:r>
+        <w:rPr>
+          <w:lang w:val="en-US"/>
+        </w:rPr>
+        <w:t>~=</w:t>
+      </w:r>
+    </w:p>
+    <w:p>
+      <w:pPr>
+        <w:pStyle w:val="ListParagraph"/>
+        <w:numPr>
+          <w:ilvl w:val="0"/>
+          <w:numId w:val="6"/>
+        </w:numPr>
+        <w:rPr>
+          <w:lang w:val="en-US"/>
+        </w:rPr>
+      </w:pPr>
+      <w:r>
+        <w:rPr>
+          <w:lang w:val="en-US"/>
+        </w:rPr>
+        <w:t>Toán Tử NOT?</w:t>
+      </w:r>
+    </w:p>
+    <w:p>
+      <w:pPr>
+        <w:pStyle w:val="ListParagraph"/>
+        <w:pBdr>
+          <w:top w:val="single" w:sz="4" w:space="1" w:color="auto"/>
+          <w:left w:val="single" w:sz="4" w:space="4" w:color="auto"/>
+          <w:bottom w:val="single" w:sz="4" w:space="1" w:color="auto"/>
+          <w:right w:val="single" w:sz="4" w:space="4" w:color="auto"/>
+        </w:pBdr>
+        <w:ind w:left="1080"/>
+        <w:rPr>
+          <w:lang w:val="en-US"/>
+        </w:rPr>
+      </w:pPr>
+      <w:r>
+        <w:rPr>
+          <w:lang w:val="en-US"/>
+        </w:rPr>
+        <w:t>~</w:t>
+      </w:r>
+    </w:p>
+    <w:p>
+      <w:pPr>
+        <w:pStyle w:val="ListParagraph"/>
+        <w:numPr>
+          <w:ilvl w:val="0"/>
+          <w:numId w:val="3"/>
+        </w:numPr>
+        <w:rPr>
+          <w:lang w:val="en-US"/>
+        </w:rPr>
+      </w:pPr>
+    </w:p>
+    <w:p>
+      <w:pPr>
+        <w:rPr>
+          <w:lang w:val="en-US"/>
+        </w:rPr>
+      </w:pPr>
+    </w:p>
+    <w:p>
+      <w:pPr>
+        <w:rPr>
+          <w:lang w:val="en-US"/>
+        </w:rPr>
+      </w:pPr>
+      <w:r>
+        <w:rPr>
+          <w:lang w:val="en-US"/>
+        </w:rPr>
+        <w:t>Function – Hàm:</w:t>
+      </w:r>
+    </w:p>
+    <w:p>
+      <w:pPr>
+        <w:pStyle w:val="ListParagraph"/>
+        <w:numPr>
+          <w:ilvl w:val="0"/>
+          <w:numId w:val="14"/>
+        </w:numPr>
+        <w:rPr>
+          <w:lang w:val="en-US"/>
+        </w:rPr>
+      </w:pPr>
+      <w:r>
+        <w:rPr>
+          <w:lang w:val="en-US"/>
+        </w:rPr>
+        <w:t>Hàm Ẩn?</w:t>
+      </w:r>
+    </w:p>
+    <w:p>
+      <w:pPr>
+        <w:pStyle w:val="ListParagraph"/>
+        <w:numPr>
+          <w:ilvl w:val="0"/>
+          <w:numId w:val="3"/>
+        </w:numPr>
+        <w:rPr>
+          <w:lang w:val="en-US"/>
+        </w:rPr>
+      </w:pPr>
+      <w:r>
+        <w:rPr>
+          <w:lang w:val="en-US"/>
+        </w:rPr>
+        <w:t>Giống hàm Lambda trong Python</w:t>
+      </w:r>
+    </w:p>
+    <w:p>
+      <w:pPr>
+        <w:pStyle w:val="ListParagraph"/>
+        <w:pBdr>
+          <w:top w:val="single" w:sz="4" w:space="1" w:color="auto"/>
+          <w:left w:val="single" w:sz="4" w:space="4" w:color="auto"/>
+          <w:bottom w:val="single" w:sz="4" w:space="1" w:color="auto"/>
+          <w:right w:val="single" w:sz="4" w:space="4" w:color="auto"/>
+        </w:pBdr>
+        <w:ind w:left="1080"/>
+        <w:rPr>
+          <w:lang w:val="en-US"/>
+        </w:rPr>
+      </w:pPr>
+      <w:r>
+        <w:rPr>
+          <w:lang w:val="en-US"/>
+        </w:rPr>
+        <w:t>&lt;Hàm Ẩn&gt; = @(&lt;Các Tham Số&gt;) &lt;Biểu Thức&gt;</w:t>
+      </w:r>
+    </w:p>
+    <w:p>
+      <w:pPr>
+        <w:pStyle w:val="ListParagraph"/>
+        <w:numPr>
+          <w:ilvl w:val="0"/>
+          <w:numId w:val="3"/>
+        </w:numPr>
+        <w:rPr>
+          <w:lang w:val="en-US"/>
+        </w:rPr>
+      </w:pPr>
+      <w:r>
+        <w:rPr>
+          <w:lang w:val="en-US"/>
+        </w:rPr>
+        <w:t>Ví dụ</w:t>
+      </w:r>
+    </w:p>
+    <w:p>
+      <w:pPr>
+        <w:pStyle w:val="ListParagraph"/>
+        <w:pBdr>
+          <w:top w:val="single" w:sz="4" w:space="1" w:color="auto"/>
+          <w:left w:val="single" w:sz="4" w:space="4" w:color="auto"/>
+          <w:bottom w:val="single" w:sz="4" w:space="1" w:color="auto"/>
+          <w:right w:val="single" w:sz="4" w:space="4" w:color="auto"/>
+        </w:pBdr>
+        <w:ind w:left="1080"/>
+        <w:rPr>
+          <w:lang w:val="en-US"/>
+        </w:rPr>
+      </w:pPr>
+      <w:r>
+        <w:rPr>
+          <w:lang w:val="en-US"/>
+        </w:rPr>
+        <w:t>foo = @(x, y) x + y</w:t>
+      </w:r>
+    </w:p>
+    <w:p>
+      <w:pPr>
+        <w:pStyle w:val="ListParagraph"/>
+        <w:pBdr>
+          <w:top w:val="single" w:sz="4" w:space="1" w:color="auto"/>
+          <w:left w:val="single" w:sz="4" w:space="4" w:color="auto"/>
+          <w:bottom w:val="single" w:sz="4" w:space="1" w:color="auto"/>
+          <w:right w:val="single" w:sz="4" w:space="4" w:color="auto"/>
+        </w:pBdr>
+        <w:ind w:left="1080"/>
+        <w:rPr>
+          <w:lang w:val="en-US"/>
+        </w:rPr>
+      </w:pPr>
+      <w:r>
+        <w:rPr>
+          <w:lang w:val="en-US"/>
+        </w:rPr>
+        <w:t>bar = foo(1, 2)</w:t>
+      </w:r>
+    </w:p>
+    <w:p>
+      <w:pPr>
+        <w:pStyle w:val="ListParagraph"/>
+        <w:numPr>
+          <w:ilvl w:val="0"/>
+          <w:numId w:val="3"/>
+        </w:numPr>
+        <w:rPr>
+          <w:lang w:val="en-US"/>
+        </w:rPr>
+      </w:pPr>
+      <w:r>
+        <w:rPr>
+          <w:lang w:val="en-US"/>
+        </w:rPr>
+        <w:t>Ta có</w:t>
+      </w:r>
+    </w:p>
+    <w:tbl>
+      <w:tblPr>
+        <w:tblStyle w:val="TableGrid"/>
+        <w:tblW w:w="0" w:type="auto"/>
+        <w:tblInd w:w="1080" w:type="dxa"/>
+        <w:tblLook w:val="04A0" w:firstRow="1" w:lastRow="0" w:firstColumn="1" w:lastColumn="0" w:noHBand="0" w:noVBand="1"/>
+      </w:tblPr>
+      <w:tblGrid>
+        <w:gridCol w:w="4094"/>
+        <w:gridCol w:w="4068"/>
+      </w:tblGrid>
+      <w:tr>
+        <w:tc>
+          <w:tcPr>
+            <w:tcW w:w="4621" w:type="dxa"/>
+          </w:tcPr>
+          <w:p>
+            <w:pPr>
+              <w:pStyle w:val="ListParagraph"/>
+              <w:ind w:left="0"/>
+              <w:jc w:val="center"/>
+              <w:rPr>
+                <w:lang w:val="en-US"/>
+              </w:rPr>
+            </w:pPr>
+            <w:r>
+              <w:rPr>
+                <w:lang w:val="en-US"/>
+              </w:rPr>
+              <w:t>bar</w:t>
+            </w:r>
+          </w:p>
+        </w:tc>
+        <w:tc>
+          <w:tcPr>
+            <w:tcW w:w="4621" w:type="dxa"/>
+          </w:tcPr>
+          <w:p>
+            <w:pPr>
+              <w:pStyle w:val="ListParagraph"/>
+              <w:ind w:left="0"/>
+              <w:jc w:val="center"/>
+              <w:rPr>
+                <w:lang w:val="en-US"/>
+              </w:rPr>
+            </w:pPr>
+            <w:r>
+              <w:rPr>
+                <w:lang w:val="en-US"/>
+              </w:rPr>
+              <w:t>3</w:t>
+            </w:r>
+          </w:p>
+        </w:tc>
+      </w:tr>
+    </w:tbl>
+    <w:p>
+      <w:pPr>
+        <w:pStyle w:val="ListParagraph"/>
+        <w:numPr>
+          <w:ilvl w:val="0"/>
+          <w:numId w:val="14"/>
+        </w:numPr>
+        <w:rPr>
+          <w:lang w:val="en-US"/>
+        </w:rPr>
+      </w:pPr>
+      <w:r>
+        <w:rPr>
+          <w:lang w:val="en-US"/>
+        </w:rPr>
+        <w:t>Cấu Trúc 1 Hàm?</w:t>
+      </w:r>
+    </w:p>
+    <w:p>
+      <w:pPr>
+        <w:pStyle w:val="ListParagraph"/>
+        <w:numPr>
+          <w:ilvl w:val="0"/>
+          <w:numId w:val="3"/>
+        </w:numPr>
+        <w:rPr>
+          <w:lang w:val="en-US"/>
+        </w:rPr>
+      </w:pPr>
+      <w:r>
+        <w:rPr>
+          <w:lang w:val="en-US"/>
+        </w:rPr>
+        <w:t>1 hàm phải được đặt xuống cuối File</w:t>
+      </w:r>
+    </w:p>
+    <w:p>
+      <w:pPr>
+        <w:pStyle w:val="ListParagraph"/>
+        <w:pBdr>
+          <w:top w:val="single" w:sz="4" w:space="1" w:color="auto"/>
+          <w:left w:val="single" w:sz="4" w:space="4" w:color="auto"/>
+          <w:bottom w:val="single" w:sz="4" w:space="1" w:color="auto"/>
+          <w:right w:val="single" w:sz="4" w:space="4" w:color="auto"/>
+        </w:pBdr>
+        <w:ind w:left="1080"/>
+        <w:rPr>
+          <w:lang w:val="en-US"/>
+        </w:rPr>
+      </w:pPr>
+      <w:r>
+        <w:rPr>
+          <w:lang w:val="en-US"/>
+        </w:rPr>
+        <w:t>function &lt;Các Biến Chứa Giá Trị Trả Về&gt; = &lt;Hàm&gt;(&lt;Các Tham Số&gt;)</w:t>
+      </w:r>
+    </w:p>
+    <w:p>
+      <w:pPr>
+        <w:pStyle w:val="ListParagraph"/>
+        <w:pBdr>
+          <w:top w:val="single" w:sz="4" w:space="1" w:color="auto"/>
+          <w:left w:val="single" w:sz="4" w:space="4" w:color="auto"/>
+          <w:bottom w:val="single" w:sz="4" w:space="1" w:color="auto"/>
+          <w:right w:val="single" w:sz="4" w:space="4" w:color="auto"/>
+        </w:pBdr>
+        <w:ind w:left="1080"/>
+        <w:rPr>
+          <w:lang w:val="en-US"/>
+        </w:rPr>
+      </w:pPr>
+      <w:r>
+        <w:rPr>
+          <w:lang w:val="en-US"/>
+        </w:rPr>
+        <w:t xml:space="preserve">    &lt;Làm Gì Đó&gt;</w:t>
+      </w:r>
+    </w:p>
+    <w:p>
+      <w:pPr>
+        <w:pStyle w:val="ListParagraph"/>
+        <w:pBdr>
+          <w:top w:val="single" w:sz="4" w:space="1" w:color="auto"/>
+          <w:left w:val="single" w:sz="4" w:space="4" w:color="auto"/>
+          <w:bottom w:val="single" w:sz="4" w:space="1" w:color="auto"/>
+          <w:right w:val="single" w:sz="4" w:space="4" w:color="auto"/>
+        </w:pBdr>
+        <w:ind w:left="1080"/>
+        <w:rPr>
+          <w:lang w:val="en-US"/>
+        </w:rPr>
+      </w:pPr>
+      <w:r>
+        <w:rPr>
+          <w:lang w:val="en-US"/>
+        </w:rPr>
+        <w:t>end</w:t>
+      </w:r>
+    </w:p>
+    <w:p>
+      <w:pPr>
+        <w:pStyle w:val="ListParagraph"/>
+        <w:numPr>
+          <w:ilvl w:val="0"/>
+          <w:numId w:val="3"/>
+        </w:numPr>
+        <w:rPr>
+          <w:lang w:val="en-US"/>
+        </w:rPr>
+      </w:pPr>
+      <w:r>
+        <w:rPr>
+          <w:lang w:val="en-US"/>
+        </w:rPr>
+        <w:t>Ví dụ</w:t>
+      </w:r>
+    </w:p>
+    <w:p>
+      <w:pPr>
+        <w:pStyle w:val="ListParagraph"/>
+        <w:pBdr>
+          <w:top w:val="single" w:sz="4" w:space="1" w:color="auto"/>
+          <w:left w:val="single" w:sz="4" w:space="4" w:color="auto"/>
+          <w:bottom w:val="single" w:sz="4" w:space="1" w:color="auto"/>
+          <w:right w:val="single" w:sz="4" w:space="4" w:color="auto"/>
+        </w:pBdr>
+        <w:ind w:left="1080"/>
+        <w:rPr>
+          <w:lang w:val="en-US"/>
+        </w:rPr>
+      </w:pPr>
+      <w:r>
+        <w:rPr>
+          <w:lang w:val="en-US"/>
+        </w:rPr>
+        <w:lastRenderedPageBreak/>
+        <w:t>fool, boy = far(2, 3)</w:t>
+      </w:r>
+    </w:p>
+    <w:p>
+      <w:pPr>
+        <w:pStyle w:val="ListParagraph"/>
+        <w:pBdr>
+          <w:top w:val="single" w:sz="4" w:space="1" w:color="auto"/>
+          <w:left w:val="single" w:sz="4" w:space="4" w:color="auto"/>
+          <w:bottom w:val="single" w:sz="4" w:space="1" w:color="auto"/>
+          <w:right w:val="single" w:sz="4" w:space="4" w:color="auto"/>
+        </w:pBdr>
+        <w:ind w:left="1080"/>
+        <w:rPr>
+          <w:lang w:val="en-US"/>
+        </w:rPr>
+      </w:pPr>
+    </w:p>
+    <w:p>
+      <w:pPr>
+        <w:pStyle w:val="ListParagraph"/>
+        <w:pBdr>
+          <w:top w:val="single" w:sz="4" w:space="1" w:color="auto"/>
+          <w:left w:val="single" w:sz="4" w:space="4" w:color="auto"/>
+          <w:bottom w:val="single" w:sz="4" w:space="1" w:color="auto"/>
+          <w:right w:val="single" w:sz="4" w:space="4" w:color="auto"/>
+        </w:pBdr>
+        <w:ind w:left="1080"/>
+        <w:rPr>
+          <w:lang w:val="en-US"/>
+        </w:rPr>
+      </w:pPr>
+      <w:r>
+        <w:rPr>
+          <w:lang w:val="en-US"/>
+        </w:rPr>
+        <w:t>function [foo bar] = far(boo, fap)</w:t>
+      </w:r>
+    </w:p>
+    <w:p>
+      <w:pPr>
+        <w:pStyle w:val="ListParagraph"/>
+        <w:pBdr>
+          <w:top w:val="single" w:sz="4" w:space="1" w:color="auto"/>
+          <w:left w:val="single" w:sz="4" w:space="4" w:color="auto"/>
+          <w:bottom w:val="single" w:sz="4" w:space="1" w:color="auto"/>
+          <w:right w:val="single" w:sz="4" w:space="4" w:color="auto"/>
+        </w:pBdr>
+        <w:ind w:left="1080"/>
+        <w:rPr>
+          <w:lang w:val="en-US"/>
+        </w:rPr>
+      </w:pPr>
+      <w:r>
+        <w:rPr>
+          <w:lang w:val="en-US"/>
+        </w:rPr>
+        <w:t xml:space="preserve">    foo = boo + fap</w:t>
+      </w:r>
+    </w:p>
+    <w:p>
+      <w:pPr>
+        <w:pStyle w:val="ListParagraph"/>
+        <w:pBdr>
+          <w:top w:val="single" w:sz="4" w:space="1" w:color="auto"/>
+          <w:left w:val="single" w:sz="4" w:space="4" w:color="auto"/>
+          <w:bottom w:val="single" w:sz="4" w:space="1" w:color="auto"/>
+          <w:right w:val="single" w:sz="4" w:space="4" w:color="auto"/>
+        </w:pBdr>
+        <w:ind w:left="1080"/>
+        <w:rPr>
+          <w:lang w:val="en-US"/>
+        </w:rPr>
+      </w:pPr>
+      <w:r>
+        <w:rPr>
+          <w:lang w:val="en-US"/>
+        </w:rPr>
+        <w:t xml:space="preserve">    bar = boo .* fap</w:t>
+      </w:r>
+    </w:p>
+    <w:p>
+      <w:pPr>
+        <w:pStyle w:val="ListParagraph"/>
+        <w:pBdr>
+          <w:top w:val="single" w:sz="4" w:space="1" w:color="auto"/>
+          <w:left w:val="single" w:sz="4" w:space="4" w:color="auto"/>
+          <w:bottom w:val="single" w:sz="4" w:space="1" w:color="auto"/>
+          <w:right w:val="single" w:sz="4" w:space="4" w:color="auto"/>
+        </w:pBdr>
+        <w:ind w:left="1080"/>
+        <w:rPr>
+          <w:lang w:val="en-US"/>
+        </w:rPr>
+      </w:pPr>
+      <w:r>
+        <w:rPr>
+          <w:lang w:val="en-US"/>
+        </w:rPr>
+        <w:t>end</w:t>
+      </w:r>
+    </w:p>
+    <w:p>
+      <w:pPr>
+        <w:pStyle w:val="ListParagraph"/>
+        <w:numPr>
+          <w:ilvl w:val="0"/>
+          <w:numId w:val="3"/>
+        </w:numPr>
+        <w:rPr>
+          <w:lang w:val="en-US"/>
+        </w:rPr>
+      </w:pPr>
+      <w:r>
+        <w:rPr>
+          <w:lang w:val="en-US"/>
+        </w:rPr>
+        <w:t>Ta có</w:t>
+      </w:r>
+    </w:p>
+    <w:tbl>
+      <w:tblPr>
+        <w:tblStyle w:val="TableGrid"/>
+        <w:tblW w:w="0" w:type="auto"/>
+        <w:tblInd w:w="1080" w:type="dxa"/>
+        <w:tblLook w:val="04A0" w:firstRow="1" w:lastRow="0" w:firstColumn="1" w:lastColumn="0" w:noHBand="0" w:noVBand="1"/>
+      </w:tblPr>
+      <w:tblGrid>
+        <w:gridCol w:w="4096"/>
+        <w:gridCol w:w="4066"/>
+      </w:tblGrid>
+      <w:tr>
+        <w:tc>
+          <w:tcPr>
+            <w:tcW w:w="4621" w:type="dxa"/>
+          </w:tcPr>
+          <w:p>
+            <w:pPr>
+              <w:pStyle w:val="ListParagraph"/>
+              <w:ind w:left="0"/>
+              <w:jc w:val="center"/>
+              <w:rPr>
+                <w:lang w:val="en-US"/>
+              </w:rPr>
+            </w:pPr>
+            <w:r>
+              <w:rPr>
+                <w:lang w:val="en-US"/>
+              </w:rPr>
+              <w:t>fool</w:t>
+            </w:r>
+          </w:p>
+        </w:tc>
+        <w:tc>
+          <w:tcPr>
+            <w:tcW w:w="4621" w:type="dxa"/>
+          </w:tcPr>
+          <w:p>
+            <w:pPr>
+              <w:pStyle w:val="ListParagraph"/>
+              <w:ind w:left="0"/>
+              <w:jc w:val="center"/>
+              <w:rPr>
+                <w:lang w:val="en-US"/>
+              </w:rPr>
+            </w:pPr>
+            <w:r>
+              <w:rPr>
+                <w:lang w:val="en-US"/>
+              </w:rPr>
+              <w:t>5</w:t>
+            </w:r>
+          </w:p>
+        </w:tc>
+      </w:tr>
+      <w:tr>
+        <w:tc>
+          <w:tcPr>
+            <w:tcW w:w="4621" w:type="dxa"/>
+          </w:tcPr>
+          <w:p>
+            <w:pPr>
+              <w:pStyle w:val="ListParagraph"/>
+              <w:ind w:left="0"/>
+              <w:jc w:val="center"/>
+              <w:rPr>
+                <w:lang w:val="en-US"/>
+              </w:rPr>
+            </w:pPr>
+            <w:r>
+              <w:rPr>
+                <w:lang w:val="en-US"/>
+              </w:rPr>
+              <w:t>boy</w:t>
+            </w:r>
+          </w:p>
+        </w:tc>
+        <w:tc>
+          <w:tcPr>
+            <w:tcW w:w="4621" w:type="dxa"/>
+          </w:tcPr>
+          <w:p>
+            <w:pPr>
+              <w:pStyle w:val="ListParagraph"/>
+              <w:ind w:left="0"/>
+              <w:jc w:val="center"/>
+              <w:rPr>
+                <w:lang w:val="en-US"/>
+              </w:rPr>
+            </w:pPr>
+            <w:r>
+              <w:rPr>
+                <w:lang w:val="en-US"/>
+              </w:rPr>
+              <w:t>6</w:t>
+            </w:r>
+          </w:p>
+        </w:tc>
+      </w:tr>
+    </w:tbl>
+    <w:p>
+      <w:pPr>
+        <w:pStyle w:val="ListParagraph"/>
+        <w:numPr>
+          <w:ilvl w:val="0"/>
+          <w:numId w:val="3"/>
+        </w:numPr>
+        <w:rPr>
+          <w:lang w:val="en-US"/>
+        </w:rPr>
+      </w:pPr>
+      <w:r>
+        <w:rPr>
+          <w:lang w:val="en-US"/>
+        </w:rPr>
+        <w:t>Nếu bạn viết kiểu này</w:t>
+      </w:r>
+    </w:p>
+    <w:p>
+      <w:pPr>
+        <w:pStyle w:val="ListParagraph"/>
+        <w:pBdr>
+          <w:top w:val="single" w:sz="4" w:space="1" w:color="auto"/>
+          <w:left w:val="single" w:sz="4" w:space="4" w:color="auto"/>
+          <w:bottom w:val="single" w:sz="4" w:space="1" w:color="auto"/>
+          <w:right w:val="single" w:sz="4" w:space="4" w:color="auto"/>
+        </w:pBdr>
+        <w:ind w:left="1080"/>
+        <w:rPr>
+          <w:lang w:val="en-US"/>
+        </w:rPr>
+      </w:pPr>
+      <w:r>
+        <w:rPr>
+          <w:lang w:val="en-US"/>
+        </w:rPr>
+        <w:t>fool = far(2, 3)</w:t>
+      </w:r>
+    </w:p>
+    <w:p>
+      <w:pPr>
+        <w:pStyle w:val="ListParagraph"/>
+        <w:numPr>
+          <w:ilvl w:val="0"/>
+          <w:numId w:val="3"/>
+        </w:numPr>
+        <w:rPr>
+          <w:lang w:val="en-US"/>
+        </w:rPr>
+      </w:pPr>
+      <w:r>
+        <w:rPr>
+          <w:lang w:val="en-US"/>
+        </w:rPr>
+        <w:t>Thì hàm sẽ trả về giá trị đầu tiên</w:t>
+      </w:r>
+    </w:p>
+    <w:p>
+      <w:pPr>
+        <w:rPr>
+          <w:lang w:val="en-US"/>
+        </w:rPr>
+      </w:pPr>
+    </w:p>
+    <w:p>
+      <w:pPr>
+        <w:rPr>
+          <w:lang w:val="en-US"/>
+        </w:rPr>
+      </w:pPr>
+      <w:r>
+        <w:rPr>
+          <w:lang w:val="en-US"/>
+        </w:rPr>
+        <w:t>Condition – Điều Kiện:</w:t>
+      </w:r>
+    </w:p>
+    <w:p>
+      <w:pPr>
+        <w:pStyle w:val="ListParagraph"/>
+        <w:numPr>
+          <w:ilvl w:val="0"/>
+          <w:numId w:val="16"/>
+        </w:numPr>
+        <w:rPr>
+          <w:lang w:val="en-US"/>
+        </w:rPr>
+      </w:pPr>
+      <w:r>
+        <w:rPr>
+          <w:lang w:val="en-US"/>
+        </w:rPr>
+        <w:t>Cấu Trúc Câu Điều Kiện?</w:t>
+      </w:r>
+    </w:p>
+    <w:p>
+      <w:pPr>
+        <w:pStyle w:val="ListParagraph"/>
+        <w:pBdr>
+          <w:top w:val="single" w:sz="4" w:space="1" w:color="auto"/>
+          <w:left w:val="single" w:sz="4" w:space="4" w:color="auto"/>
+          <w:bottom w:val="single" w:sz="4" w:space="1" w:color="auto"/>
+          <w:right w:val="single" w:sz="4" w:space="4" w:color="auto"/>
+        </w:pBdr>
+        <w:ind w:left="1080"/>
+        <w:rPr>
+          <w:lang w:val="en-US"/>
+        </w:rPr>
+      </w:pPr>
+      <w:r>
+        <w:rPr>
+          <w:lang w:val="en-US"/>
+        </w:rPr>
+        <w:t>if &lt;Biểu Thức&gt;</w:t>
+      </w:r>
+    </w:p>
+    <w:p>
+      <w:pPr>
+        <w:pStyle w:val="ListParagraph"/>
+        <w:pBdr>
+          <w:top w:val="single" w:sz="4" w:space="1" w:color="auto"/>
+          <w:left w:val="single" w:sz="4" w:space="4" w:color="auto"/>
+          <w:bottom w:val="single" w:sz="4" w:space="1" w:color="auto"/>
+          <w:right w:val="single" w:sz="4" w:space="4" w:color="auto"/>
+        </w:pBdr>
+        <w:ind w:left="1080"/>
+        <w:rPr>
+          <w:lang w:val="en-US"/>
+        </w:rPr>
+      </w:pPr>
+      <w:r>
+        <w:rPr>
+          <w:lang w:val="en-US"/>
+        </w:rPr>
+        <w:t xml:space="preserve">    &lt;Làm Gì Đó&gt;</w:t>
+      </w:r>
+    </w:p>
+    <w:p>
+      <w:pPr>
+        <w:pStyle w:val="ListParagraph"/>
+        <w:pBdr>
+          <w:top w:val="single" w:sz="4" w:space="1" w:color="auto"/>
+          <w:left w:val="single" w:sz="4" w:space="4" w:color="auto"/>
+          <w:bottom w:val="single" w:sz="4" w:space="1" w:color="auto"/>
+          <w:right w:val="single" w:sz="4" w:space="4" w:color="auto"/>
+        </w:pBdr>
+        <w:ind w:left="1080"/>
+        <w:rPr>
+          <w:lang w:val="en-US"/>
+        </w:rPr>
+      </w:pPr>
+      <w:r>
+        <w:rPr>
+          <w:lang w:val="en-US"/>
+        </w:rPr>
+        <w:t>elseif &lt;Biểu Thức&gt;</w:t>
+      </w:r>
+    </w:p>
+    <w:p>
+      <w:pPr>
+        <w:pStyle w:val="ListParagraph"/>
+        <w:pBdr>
+          <w:top w:val="single" w:sz="4" w:space="1" w:color="auto"/>
+          <w:left w:val="single" w:sz="4" w:space="4" w:color="auto"/>
+          <w:bottom w:val="single" w:sz="4" w:space="1" w:color="auto"/>
+          <w:right w:val="single" w:sz="4" w:space="4" w:color="auto"/>
+        </w:pBdr>
+        <w:ind w:left="1080"/>
+        <w:rPr>
+          <w:lang w:val="en-US"/>
+        </w:rPr>
+      </w:pPr>
+      <w:r>
+        <w:rPr>
+          <w:lang w:val="en-US"/>
+        </w:rPr>
+        <w:t xml:space="preserve">    &lt;Làm Gì Đó&gt;</w:t>
+      </w:r>
+    </w:p>
+    <w:p>
+      <w:pPr>
+        <w:pStyle w:val="ListParagraph"/>
+        <w:pBdr>
+          <w:top w:val="single" w:sz="4" w:space="1" w:color="auto"/>
+          <w:left w:val="single" w:sz="4" w:space="4" w:color="auto"/>
+          <w:bottom w:val="single" w:sz="4" w:space="1" w:color="auto"/>
+          <w:right w:val="single" w:sz="4" w:space="4" w:color="auto"/>
+        </w:pBdr>
+        <w:ind w:left="1080"/>
+        <w:rPr>
+          <w:lang w:val="en-US"/>
+        </w:rPr>
+      </w:pPr>
+      <w:r>
+        <w:rPr>
+          <w:lang w:val="en-US"/>
+        </w:rPr>
+        <w:t>else</w:t>
+      </w:r>
+    </w:p>
+    <w:p>
+      <w:pPr>
+        <w:pStyle w:val="ListParagraph"/>
+        <w:pBdr>
+          <w:top w:val="single" w:sz="4" w:space="1" w:color="auto"/>
+          <w:left w:val="single" w:sz="4" w:space="4" w:color="auto"/>
+          <w:bottom w:val="single" w:sz="4" w:space="1" w:color="auto"/>
+          <w:right w:val="single" w:sz="4" w:space="4" w:color="auto"/>
+        </w:pBdr>
+        <w:ind w:left="1080"/>
+        <w:rPr>
+          <w:lang w:val="en-US"/>
+        </w:rPr>
+      </w:pPr>
+      <w:r>
+        <w:rPr>
+          <w:lang w:val="en-US"/>
+        </w:rPr>
+        <w:t xml:space="preserve">    &lt;Làm Gì Đó&gt;</w:t>
+      </w:r>
+    </w:p>
+    <w:p>
+      <w:pPr>
+        <w:pStyle w:val="ListParagraph"/>
+        <w:pBdr>
+          <w:top w:val="single" w:sz="4" w:space="1" w:color="auto"/>
+          <w:left w:val="single" w:sz="4" w:space="4" w:color="auto"/>
+          <w:bottom w:val="single" w:sz="4" w:space="1" w:color="auto"/>
+          <w:right w:val="single" w:sz="4" w:space="4" w:color="auto"/>
+        </w:pBdr>
+        <w:ind w:left="1080"/>
+        <w:rPr>
+          <w:lang w:val="en-US"/>
+        </w:rPr>
+      </w:pPr>
+      <w:r>
+        <w:rPr>
+          <w:lang w:val="en-US"/>
+        </w:rPr>
+        <w:t>end</w:t>
+      </w:r>
+    </w:p>
+    <w:p>
+      <w:pPr>
+        <w:pStyle w:val="ListParagraph"/>
+        <w:numPr>
+          <w:ilvl w:val="0"/>
+          <w:numId w:val="3"/>
+        </w:numPr>
+        <w:rPr>
+          <w:lang w:val="en-US"/>
+        </w:rPr>
+      </w:pPr>
+      <w:r>
+        <w:rPr>
+          <w:lang w:val="en-US"/>
+        </w:rPr>
+        <w:t>Ví dụ</w:t>
+      </w:r>
+    </w:p>
+    <w:p>
+      <w:pPr>
+        <w:pStyle w:val="ListParagraph"/>
+        <w:pBdr>
+          <w:top w:val="single" w:sz="4" w:space="1" w:color="auto"/>
+          <w:left w:val="single" w:sz="4" w:space="4" w:color="auto"/>
+          <w:bottom w:val="single" w:sz="4" w:space="1" w:color="auto"/>
+          <w:right w:val="single" w:sz="4" w:space="4" w:color="auto"/>
+        </w:pBdr>
+        <w:ind w:left="1080"/>
+        <w:rPr>
+          <w:lang w:val="en-US"/>
+        </w:rPr>
+      </w:pPr>
+      <w:r>
+        <w:rPr>
+          <w:lang w:val="en-US"/>
+        </w:rPr>
+        <w:t>i</w:t>
+      </w:r>
+      <w:r>
+        <w:rPr>
+          <w:lang w:val="en-US"/>
+        </w:rPr>
+        <w:t xml:space="preserve">f </w:t>
+      </w:r>
+      <w:r>
+        <w:rPr>
+          <w:lang w:val="en-US"/>
+        </w:rPr>
+        <w:t>2 &gt; 1</w:t>
+      </w:r>
+    </w:p>
+    <w:p>
+      <w:pPr>
+        <w:pStyle w:val="ListParagraph"/>
+        <w:pBdr>
+          <w:top w:val="single" w:sz="4" w:space="1" w:color="auto"/>
+          <w:left w:val="single" w:sz="4" w:space="4" w:color="auto"/>
+          <w:bottom w:val="single" w:sz="4" w:space="1" w:color="auto"/>
+          <w:right w:val="single" w:sz="4" w:space="4" w:color="auto"/>
+        </w:pBdr>
+        <w:ind w:left="1080"/>
+        <w:rPr>
+          <w:lang w:val="en-US"/>
+        </w:rPr>
+      </w:pPr>
+      <w:r>
+        <w:rPr>
+          <w:lang w:val="en-US"/>
+        </w:rPr>
+        <w:t xml:space="preserve">    </w:t>
+      </w:r>
+      <w:r>
+        <w:rPr>
+          <w:lang w:val="en-US"/>
+        </w:rPr>
+        <w:t>foo = bar + 1</w:t>
+      </w:r>
+    </w:p>
+    <w:p>
+      <w:pPr>
+        <w:pStyle w:val="ListParagraph"/>
+        <w:pBdr>
+          <w:top w:val="single" w:sz="4" w:space="1" w:color="auto"/>
+          <w:left w:val="single" w:sz="4" w:space="4" w:color="auto"/>
+          <w:bottom w:val="single" w:sz="4" w:space="1" w:color="auto"/>
+          <w:right w:val="single" w:sz="4" w:space="4" w:color="auto"/>
+        </w:pBdr>
+        <w:ind w:left="1080"/>
+        <w:rPr>
+          <w:lang w:val="en-US"/>
+        </w:rPr>
+      </w:pPr>
+      <w:r>
+        <w:rPr>
+          <w:lang w:val="en-US"/>
+        </w:rPr>
+        <w:t>else</w:t>
+      </w:r>
+    </w:p>
+    <w:p>
+      <w:pPr>
+        <w:pStyle w:val="ListParagraph"/>
+        <w:pBdr>
+          <w:top w:val="single" w:sz="4" w:space="1" w:color="auto"/>
+          <w:left w:val="single" w:sz="4" w:space="4" w:color="auto"/>
+          <w:bottom w:val="single" w:sz="4" w:space="1" w:color="auto"/>
+          <w:right w:val="single" w:sz="4" w:space="4" w:color="auto"/>
+        </w:pBdr>
+        <w:ind w:left="1080"/>
+        <w:rPr>
+          <w:lang w:val="en-US"/>
+        </w:rPr>
+      </w:pPr>
+      <w:r>
+        <w:rPr>
+          <w:lang w:val="en-US"/>
+        </w:rPr>
+        <w:t xml:space="preserve">    </w:t>
+      </w:r>
+      <w:r>
+        <w:rPr>
+          <w:lang w:val="en-US"/>
+        </w:rPr>
+        <w:t>bar = foo</w:t>
+      </w:r>
+    </w:p>
+    <w:p>
+      <w:pPr>
+        <w:pStyle w:val="ListParagraph"/>
+        <w:pBdr>
+          <w:top w:val="single" w:sz="4" w:space="1" w:color="auto"/>
+          <w:left w:val="single" w:sz="4" w:space="4" w:color="auto"/>
+          <w:bottom w:val="single" w:sz="4" w:space="1" w:color="auto"/>
+          <w:right w:val="single" w:sz="4" w:space="4" w:color="auto"/>
+        </w:pBdr>
+        <w:ind w:left="1080"/>
+        <w:rPr>
+          <w:lang w:val="en-US"/>
+        </w:rPr>
+      </w:pPr>
+      <w:r>
+        <w:rPr>
+          <w:lang w:val="en-US"/>
+        </w:rPr>
+        <w:t>end</w:t>
+      </w:r>
+    </w:p>
+    <w:p>
+      <w:pPr>
+        <w:pStyle w:val="ListParagraph"/>
+        <w:numPr>
+          <w:ilvl w:val="0"/>
+          <w:numId w:val="3"/>
+        </w:numPr>
+        <w:rPr>
+          <w:lang w:val="en-US"/>
+        </w:rPr>
+      </w:pPr>
+    </w:p>
+    <w:p>
+      <w:pPr>
+        <w:rPr>
+          <w:lang w:val="en-US"/>
+        </w:rPr>
+      </w:pPr>
+    </w:p>
+    <w:p>
+      <w:pPr>
+        <w:rPr>
+          <w:lang w:val="en-US"/>
+        </w:rPr>
+      </w:pPr>
+      <w:r>
+        <w:rPr>
+          <w:lang w:val="en-US"/>
+        </w:rPr>
+        <w:t>Loop – Lặp:</w:t>
+      </w:r>
+    </w:p>
+    <w:p>
+      <w:pPr>
+        <w:pStyle w:val="ListParagraph"/>
+        <w:numPr>
+          <w:ilvl w:val="0"/>
+          <w:numId w:val="17"/>
+        </w:numPr>
+        <w:rPr>
+          <w:lang w:val="en-US"/>
+        </w:rPr>
+      </w:pPr>
+      <w:r>
+        <w:rPr>
+          <w:lang w:val="en-US"/>
+        </w:rPr>
+        <w:t>For Loop?</w:t>
+      </w:r>
+    </w:p>
+    <w:p>
+      <w:pPr>
+        <w:pStyle w:val="ListParagraph"/>
+        <w:pBdr>
+          <w:top w:val="single" w:sz="4" w:space="1" w:color="auto"/>
+          <w:left w:val="single" w:sz="4" w:space="4" w:color="auto"/>
+          <w:bottom w:val="single" w:sz="4" w:space="1" w:color="auto"/>
+          <w:right w:val="single" w:sz="4" w:space="4" w:color="auto"/>
+        </w:pBdr>
+        <w:ind w:left="1080"/>
+        <w:rPr>
+          <w:lang w:val="en-US"/>
+        </w:rPr>
+      </w:pPr>
+      <w:r>
+        <w:rPr>
+          <w:lang w:val="en-US"/>
+        </w:rPr>
+        <w:t>for &lt;Biến Đếm&gt; = &lt;Tensor&gt;</w:t>
+      </w:r>
+    </w:p>
+    <w:p>
+      <w:pPr>
+        <w:pStyle w:val="ListParagraph"/>
+        <w:pBdr>
+          <w:top w:val="single" w:sz="4" w:space="1" w:color="auto"/>
+          <w:left w:val="single" w:sz="4" w:space="4" w:color="auto"/>
+          <w:bottom w:val="single" w:sz="4" w:space="1" w:color="auto"/>
+          <w:right w:val="single" w:sz="4" w:space="4" w:color="auto"/>
+        </w:pBdr>
+        <w:ind w:left="1080"/>
+        <w:rPr>
+          <w:lang w:val="en-US"/>
+        </w:rPr>
+      </w:pPr>
+      <w:r>
+        <w:rPr>
+          <w:lang w:val="en-US"/>
+        </w:rPr>
+        <w:t xml:space="preserve">    &lt;Làm Gì Đó&gt;</w:t>
+      </w:r>
+    </w:p>
+    <w:p>
+      <w:pPr>
+        <w:pStyle w:val="ListParagraph"/>
+        <w:pBdr>
+          <w:top w:val="single" w:sz="4" w:space="1" w:color="auto"/>
+          <w:left w:val="single" w:sz="4" w:space="4" w:color="auto"/>
+          <w:bottom w:val="single" w:sz="4" w:space="1" w:color="auto"/>
+          <w:right w:val="single" w:sz="4" w:space="4" w:color="auto"/>
+        </w:pBdr>
+        <w:ind w:left="1080"/>
+        <w:rPr>
+          <w:lang w:val="en-US"/>
+        </w:rPr>
+      </w:pPr>
+      <w:r>
+        <w:rPr>
+          <w:lang w:val="en-US"/>
+        </w:rPr>
+        <w:t>end</w:t>
+      </w:r>
+    </w:p>
+    <w:p>
+      <w:pPr>
+        <w:pStyle w:val="ListParagraph"/>
+        <w:numPr>
+          <w:ilvl w:val="0"/>
+          <w:numId w:val="3"/>
+        </w:numPr>
+        <w:rPr>
+          <w:lang w:val="en-US"/>
+        </w:rPr>
+      </w:pPr>
+      <w:r>
+        <w:rPr>
+          <w:lang w:val="en-US"/>
+        </w:rPr>
+        <w:t xml:space="preserve">Vòng lặp này sẽ lặp qua toàn bộ phần tử của &lt;Tensor&gt; và trả về giá trị cho </w:t>
+      </w:r>
+    </w:p>
+    <w:p>
+      <w:pPr>
+        <w:pStyle w:val="ListParagraph"/>
+        <w:ind w:left="1080"/>
+        <w:rPr>
+          <w:lang w:val="en-US"/>
+        </w:rPr>
+      </w:pPr>
+      <w:r>
+        <w:rPr>
+          <w:lang w:val="en-US"/>
+        </w:rPr>
+        <w:t>&lt;Biến Đếm&gt;, nếu tưởng tượng xấp ảnh, thì đọc mỗi tấm ảnh theo đúng thứ tự, khi đọc mỗi ảnh, thì đọc từ trên xuống dưới từ trái sang phải</w:t>
+      </w:r>
+    </w:p>
+    <w:p>
+      <w:pPr>
         <w:rPr>
           <w:lang w:val="en-US"/>
         </w:rPr>
@@ -2210,7 +3766,14 @@
         <w:rPr>
           <w:lang w:val="en-US"/>
         </w:rPr>
+        <w:lastRenderedPageBreak/>
         <w:t>Đúng, đại lượng vô hướng là ma trận 1 x 1, …</w:t>
+      </w:r>
+      <w:r>
+        <w:rPr>
+          <w:lang w:val="en-US"/>
+        </w:rPr>
+        <w:t>, các biến này có thể mở rộng lên Tensor bậc 3, 4, …</w:t>
       </w:r>
     </w:p>
     <w:p>
@@ -2581,13 +4144,7 @@
         <w:rPr>
           <w:lang w:val="en-US"/>
         </w:rPr>
-        <w:t xml:space="preserve">Trả </w:t>
-      </w:r>
-      <w:r>
-        <w:rPr>
-          <w:lang w:val="en-US"/>
-        </w:rPr>
-        <w:t xml:space="preserve">Về Bản Copy </w:t>
+        <w:t xml:space="preserve">Trả Về Bản Copy </w:t>
       </w:r>
       <w:r>
         <w:rPr>
@@ -2719,19 +4276,7 @@
         <w:rPr>
           <w:lang w:val="en-US"/>
         </w:rPr>
-        <w:t xml:space="preserve">Để truy cập sử dụng </w:t>
-      </w:r>
-      <w:r>
-        <w:rPr>
-          <w:lang w:val="en-US"/>
-        </w:rPr>
-        <w:t>&lt;Số Thứ Tự</w:t>
-      </w:r>
-      <w:r>
-        <w:rPr>
-          <w:lang w:val="en-US"/>
-        </w:rPr>
-        <w:t xml:space="preserve">&gt; của </w:t>
+        <w:t xml:space="preserve">Để truy cập sử dụng &lt;Số Thứ Tự&gt; của </w:t>
       </w:r>
       <w:r>
         <w:rPr>
@@ -2743,115 +4288,67 @@
         <w:rPr>
           <w:lang w:val="en-US"/>
         </w:rPr>
-        <w:t xml:space="preserve">, </w:t>
-      </w:r>
-      <w:r>
-        <w:rPr>
-          <w:lang w:val="en-US"/>
-        </w:rPr>
-        <w:t>&lt;Số Thứ Tự&gt;</w:t>
-      </w:r>
-      <w:r>
-        <w:rPr>
-          <w:lang w:val="en-US"/>
-        </w:rPr>
-        <w:t xml:space="preserve"> được đánh từ trái qua phải từ trên xuống dưới, bắt đầu từ 1</w:t>
-      </w:r>
-    </w:p>
-    <w:p>
-      <w:pPr>
-        <w:pStyle w:val="ListParagraph"/>
-        <w:pBdr>
-          <w:top w:val="single" w:sz="4" w:space="1" w:color="auto"/>
-          <w:left w:val="single" w:sz="4" w:space="4" w:color="auto"/>
-          <w:bottom w:val="single" w:sz="4" w:space="1" w:color="auto"/>
-          <w:right w:val="single" w:sz="4" w:space="4" w:color="auto"/>
-        </w:pBdr>
-        <w:ind w:left="1080"/>
-        <w:rPr>
-          <w:lang w:val="en-US"/>
-        </w:rPr>
-      </w:pPr>
-      <w:r>
-        <w:rPr>
-          <w:lang w:val="en-US"/>
-        </w:rPr>
-        <w:t>&lt;Ma Trận&gt;(&lt;</w:t>
-      </w:r>
-      <w:r>
-        <w:rPr>
-          <w:lang w:val="en-US"/>
-        </w:rPr>
-        <w:t>Số Thứ Tự&gt;)</w:t>
-      </w:r>
-    </w:p>
-    <w:p>
-      <w:pPr>
-        <w:pStyle w:val="ListParagraph"/>
-        <w:numPr>
-          <w:ilvl w:val="0"/>
-          <w:numId w:val="3"/>
-        </w:numPr>
-        <w:rPr>
-          <w:lang w:val="en-US"/>
-        </w:rPr>
-      </w:pPr>
-      <w:r>
-        <w:rPr>
-          <w:lang w:val="en-US"/>
-        </w:rPr>
-        <w:t xml:space="preserve">Để trả về </w:t>
-      </w:r>
-      <w:r>
-        <w:rPr>
-          <w:lang w:val="en-US"/>
-        </w:rPr>
-        <w:t>phần tử</w:t>
-      </w:r>
-      <w:r>
-        <w:rPr>
-          <w:lang w:val="en-US"/>
-        </w:rPr>
-        <w:t xml:space="preserve"> có </w:t>
-      </w:r>
-      <w:r>
-        <w:rPr>
-          <w:lang w:val="en-US"/>
-        </w:rPr>
-        <w:t>&lt;Số Thứ Tự&gt;</w:t>
-      </w:r>
-      <w:r>
-        <w:rPr>
-          <w:lang w:val="en-US"/>
-        </w:rPr>
-        <w:t xml:space="preserve"> lớn nhất, hay cuối cùng</w:t>
-      </w:r>
-    </w:p>
-    <w:p>
-      <w:pPr>
-        <w:pStyle w:val="ListParagraph"/>
-        <w:pBdr>
-          <w:top w:val="single" w:sz="4" w:space="1" w:color="auto"/>
-          <w:left w:val="single" w:sz="4" w:space="4" w:color="auto"/>
-          <w:bottom w:val="single" w:sz="4" w:space="1" w:color="auto"/>
-          <w:right w:val="single" w:sz="4" w:space="4" w:color="auto"/>
-        </w:pBdr>
-        <w:ind w:left="1080"/>
-        <w:rPr>
-          <w:lang w:val="en-US"/>
-        </w:rPr>
-      </w:pPr>
-      <w:r>
-        <w:rPr>
-          <w:lang w:val="en-US"/>
-        </w:rPr>
-        <w:t>&lt;Ma Trận&gt;(</w:t>
-      </w:r>
-      <w:r>
-        <w:rPr>
-          <w:lang w:val="en-US"/>
-        </w:rPr>
-        <w:t>end)</w:t>
+        <w:t>, &lt;Số Thứ Tự&gt; được đánh từ trái qua phải từ trên xuống dưới, bắt đầu từ 1</w:t>
+      </w:r>
+    </w:p>
+    <w:p>
+      <w:pPr>
+        <w:pStyle w:val="ListParagraph"/>
+        <w:pBdr>
+          <w:top w:val="single" w:sz="4" w:space="1" w:color="auto"/>
+          <w:left w:val="single" w:sz="4" w:space="4" w:color="auto"/>
+          <w:bottom w:val="single" w:sz="4" w:space="1" w:color="auto"/>
+          <w:right w:val="single" w:sz="4" w:space="4" w:color="auto"/>
+        </w:pBdr>
+        <w:ind w:left="1080"/>
+        <w:rPr>
+          <w:lang w:val="en-US"/>
+        </w:rPr>
+      </w:pPr>
+      <w:r>
+        <w:rPr>
+          <w:lang w:val="en-US"/>
+        </w:rPr>
+        <w:t>&lt;Ma Trận&gt;(&lt;Số Thứ Tự&gt;)</w:t>
+      </w:r>
+    </w:p>
+    <w:p>
+      <w:pPr>
+        <w:pStyle w:val="ListParagraph"/>
+        <w:numPr>
+          <w:ilvl w:val="0"/>
+          <w:numId w:val="3"/>
+        </w:numPr>
+        <w:rPr>
+          <w:lang w:val="en-US"/>
+        </w:rPr>
+      </w:pPr>
+      <w:r>
+        <w:rPr>
+          <w:lang w:val="en-US"/>
+        </w:rPr>
+        <w:t>Để trả về phần tử có &lt;Số Thứ Tự&gt; lớn nhất, hay cuối cùng</w:t>
+      </w:r>
+    </w:p>
+    <w:p>
+      <w:pPr>
+        <w:pStyle w:val="ListParagraph"/>
+        <w:pBdr>
+          <w:top w:val="single" w:sz="4" w:space="1" w:color="auto"/>
+          <w:left w:val="single" w:sz="4" w:space="4" w:color="auto"/>
+          <w:bottom w:val="single" w:sz="4" w:space="1" w:color="auto"/>
+          <w:right w:val="single" w:sz="4" w:space="4" w:color="auto"/>
+        </w:pBdr>
+        <w:ind w:left="1080"/>
+        <w:rPr>
+          <w:lang w:val="en-US"/>
+        </w:rPr>
+      </w:pPr>
+      <w:r>
+        <w:rPr>
+          <w:lang w:val="en-US"/>
+        </w:rPr>
+        <w:t>&lt;Ma Trận&gt;(end)</w:t>
       </w:r>
     </w:p>
     <w:p>
@@ -2904,6 +4401,18 @@
           <w:lang w:val="en-US"/>
         </w:rPr>
       </w:pPr>
+    </w:p>
+    <w:p>
+      <w:pPr>
+        <w:pStyle w:val="ListParagraph"/>
+        <w:numPr>
+          <w:ilvl w:val="0"/>
+          <w:numId w:val="4"/>
+        </w:numPr>
+        <w:rPr>
+          <w:lang w:val="en-US"/>
+        </w:rPr>
+      </w:pPr>
       <w:r>
         <w:rPr>
           <w:lang w:val="en-US"/>
@@ -3076,31 +4585,31 @@
         <w:rPr>
           <w:lang w:val="en-US"/>
         </w:rPr>
+        <w:t>&lt;Eigen Vector&gt; là 1 ma trận mà các cột của nó là Eigen Vector của &lt;Ma Trận&gt;</w:t>
+      </w:r>
+      <w:r>
+        <w:rPr>
+          <w:lang w:val="en-US"/>
+        </w:rPr>
+        <w:t>, các Eigen Vector này có độ dài = 1</w:t>
+      </w:r>
+    </w:p>
+    <w:p>
+      <w:pPr>
+        <w:pStyle w:val="ListParagraph"/>
+        <w:numPr>
+          <w:ilvl w:val="0"/>
+          <w:numId w:val="3"/>
+        </w:numPr>
+        <w:rPr>
+          <w:lang w:val="en-US"/>
+        </w:rPr>
+      </w:pPr>
+      <w:r>
+        <w:rPr>
+          <w:lang w:val="en-US"/>
+        </w:rPr>
         <w:lastRenderedPageBreak/>
-        <w:t>&lt;Eigen Vector&gt; là 1 ma trận mà các cột của nó là Eigen Vector của &lt;Ma Trận&gt;</w:t>
-      </w:r>
-      <w:r>
-        <w:rPr>
-          <w:lang w:val="en-US"/>
-        </w:rPr>
-        <w:t>, các Eigen Vector này có độ dài = 1</w:t>
-      </w:r>
-    </w:p>
-    <w:p>
-      <w:pPr>
-        <w:pStyle w:val="ListParagraph"/>
-        <w:numPr>
-          <w:ilvl w:val="0"/>
-          <w:numId w:val="3"/>
-        </w:numPr>
-        <w:rPr>
-          <w:lang w:val="en-US"/>
-        </w:rPr>
-      </w:pPr>
-      <w:r>
-        <w:rPr>
-          <w:lang w:val="en-US"/>
-        </w:rPr>
         <w:t>&lt;Eigen Value&gt; là 1 ma trận đường chéo mà giá trị trên đường chéo chính của nó là Eigen Value tương ứng với mỗi Eigen Vector</w:t>
       </w:r>
     </w:p>
@@ -3358,19 +4867,7 @@
         <w:rPr>
           <w:lang w:val="en-US"/>
         </w:rPr>
-        <w:t>&lt;Ma Trận&gt; = &lt;Start&gt;:</w:t>
-      </w:r>
-      <w:r>
-        <w:rPr>
-          <w:lang w:val="en-US"/>
-        </w:rPr>
-        <w:t>&lt;Công Sai&gt;:</w:t>
-      </w:r>
-      <w:r>
-        <w:rPr>
-          <w:lang w:val="en-US"/>
-        </w:rPr>
-        <w:t>&lt;End&gt;</w:t>
+        <w:t>&lt;Ma Trận&gt; = &lt;Start&gt;:&lt;Công Sai&gt;:&lt;End&gt;</w:t>
       </w:r>
     </w:p>
     <w:p>
@@ -3415,13 +4912,7 @@
         <w:rPr>
           <w:lang w:val="en-US"/>
         </w:rPr>
-        <w:t xml:space="preserve">&lt;Ma Trận&gt; = </w:t>
-      </w:r>
-      <w:r>
-        <w:rPr>
-          <w:lang w:val="en-US"/>
-        </w:rPr>
-        <w:t>linspace(&lt;Start&gt;, &lt;End&gt;, &lt;Số Phần Tử&gt;)</w:t>
+        <w:t>&lt;Ma Trận&gt; = linspace(&lt;Start&gt;, &lt;End&gt;, &lt;Số Phần Tử&gt;)</w:t>
       </w:r>
     </w:p>
     <w:p>
@@ -3513,37 +5004,7 @@
         <w:rPr>
           <w:lang w:val="en-US"/>
         </w:rPr>
-        <w:t>Phần tử đầu tiên = &lt;</w:t>
-      </w:r>
-      <w:r>
-        <w:rPr>
-          <w:lang w:val="en-US"/>
-        </w:rPr>
-        <w:t>Start</w:t>
-      </w:r>
-      <w:r>
-        <w:rPr>
-          <w:lang w:val="en-US"/>
-        </w:rPr>
-        <w:t xml:space="preserve">&gt;, </w:t>
-      </w:r>
-      <w:r>
-        <w:rPr>
-          <w:lang w:val="en-US"/>
-        </w:rPr>
-        <w:t>phần tử cuối =</w:t>
-      </w:r>
-      <w:r>
-        <w:rPr>
-          <w:lang w:val="en-US"/>
-        </w:rPr>
-        <w:t xml:space="preserve"> &lt;Kết Thúc&gt;</w:t>
-      </w:r>
-      <w:r>
-        <w:rPr>
-          <w:lang w:val="en-US"/>
-        </w:rPr>
-        <w:t>, các phần tử cách đều nhau</w:t>
+        <w:t>Phần tử đầu tiên = &lt;Start&gt;, phần tử cuối = &lt;Kết Thúc&gt;, các phần tử cách đều nhau</w:t>
       </w:r>
     </w:p>
     <w:p>
@@ -3582,13 +5043,7 @@
         <w:rPr>
           <w:lang w:val="en-US"/>
         </w:rPr>
-        <w:t xml:space="preserve">foo = </w:t>
-      </w:r>
-      <w:r>
-        <w:rPr>
-          <w:lang w:val="en-US"/>
-        </w:rPr>
-        <w:t>linspace(4, 9, 11)</w:t>
+        <w:t>foo = linspace(4, 9, 11)</w:t>
       </w:r>
     </w:p>
     <w:p>
@@ -3659,19 +5114,688 @@
               <w:rPr>
                 <w:lang w:val="en-US"/>
               </w:rPr>
-              <w:t xml:space="preserve">[[4, </w:t>
+              <w:t>[[4, 4.5, 5, 5.5, 6, 6.5, 7, 7.5, 8, 8.5, 9]]</w:t>
+            </w:r>
+          </w:p>
+        </w:tc>
+      </w:tr>
+    </w:tbl>
+    <w:p>
+      <w:pPr>
+        <w:rPr>
+          <w:lang w:val="en-US"/>
+        </w:rPr>
+      </w:pPr>
+    </w:p>
+    <w:p>
+      <w:pPr>
+        <w:rPr>
+          <w:lang w:val="en-US"/>
+        </w:rPr>
+      </w:pPr>
+      <w:r>
+        <w:rPr>
+          <w:lang w:val="en-US"/>
+        </w:rPr>
+        <w:t>Tensor:</w:t>
+      </w:r>
+    </w:p>
+    <w:p>
+      <w:pPr>
+        <w:pStyle w:val="ListParagraph"/>
+        <w:numPr>
+          <w:ilvl w:val="0"/>
+          <w:numId w:val="13"/>
+        </w:numPr>
+        <w:rPr>
+          <w:lang w:val="en-US"/>
+        </w:rPr>
+      </w:pPr>
+      <w:r>
+        <w:rPr>
+          <w:lang w:val="en-US"/>
+        </w:rPr>
+        <w:t>Tensor Trong Matlab?</w:t>
+      </w:r>
+    </w:p>
+    <w:p>
+      <w:pPr>
+        <w:pStyle w:val="ListParagraph"/>
+        <w:numPr>
+          <w:ilvl w:val="0"/>
+          <w:numId w:val="3"/>
+        </w:numPr>
+        <w:rPr>
+          <w:lang w:val="en-US"/>
+        </w:rPr>
+      </w:pPr>
+      <w:r>
+        <w:rPr>
+          <w:lang w:val="en-US"/>
+        </w:rPr>
+        <w:t>Ví dụ Tensor 3D, tưởng tượng xấp ảnh như trong Torch, nhưng mặt ảnh úp vào tường bên trái</w:t>
+      </w:r>
+    </w:p>
+    <w:p>
+      <w:pPr>
+        <w:pStyle w:val="ListParagraph"/>
+        <w:numPr>
+          <w:ilvl w:val="0"/>
+          <w:numId w:val="3"/>
+        </w:numPr>
+        <w:rPr>
+          <w:lang w:val="en-US"/>
+        </w:rPr>
+      </w:pPr>
+      <w:r>
+        <w:rPr>
+          <w:lang w:val="en-US"/>
+        </w:rPr>
+        <w:t>Mỗi ảnh là 1 ma trận riêng biệt</w:t>
+      </w:r>
+    </w:p>
+    <w:p>
+      <w:pPr>
+        <w:pStyle w:val="ListParagraph"/>
+        <w:numPr>
+          <w:ilvl w:val="0"/>
+          <w:numId w:val="3"/>
+        </w:numPr>
+        <w:rPr>
+          <w:lang w:val="en-US"/>
+        </w:rPr>
+      </w:pPr>
+      <w:r>
+        <w:rPr>
+          <w:lang w:val="en-US"/>
+        </w:rPr>
+        <w:t>Mỗi khi 1 Tensor được tạo, Shape của nó sẽ được rút gọn từ phải sang trái, quy tắc chiều cuối cùng = 1 thì rút gọn</w:t>
+      </w:r>
+      <w:r>
+        <w:rPr>
+          <w:lang w:val="en-US"/>
+        </w:rPr>
+        <w:t>, không rút nữa nếu đạt đến Tensor bậc 2</w:t>
+      </w:r>
+    </w:p>
+    <w:p>
+      <w:pPr>
+        <w:pStyle w:val="ListParagraph"/>
+        <w:numPr>
+          <w:ilvl w:val="0"/>
+          <w:numId w:val="3"/>
+        </w:numPr>
+        <w:rPr>
+          <w:lang w:val="en-US"/>
+        </w:rPr>
+      </w:pPr>
+      <w:r>
+        <w:rPr>
+          <w:lang w:val="en-US"/>
+        </w:rPr>
+        <w:t>Ví dụ ban đầu Tensor có Shape là (4, 5, 1, 6, 1, 1) thì sẽ thành (4, 5, 1, 6)</w:t>
+      </w:r>
+    </w:p>
+    <w:p>
+      <w:pPr>
+        <w:pStyle w:val="ListParagraph"/>
+        <w:numPr>
+          <w:ilvl w:val="0"/>
+          <w:numId w:val="13"/>
+        </w:numPr>
+        <w:rPr>
+          <w:lang w:val="en-US"/>
+        </w:rPr>
+      </w:pPr>
+      <w:r>
+        <w:rPr>
+          <w:lang w:val="en-US"/>
+        </w:rPr>
+        <w:t xml:space="preserve">Tạo 1 </w:t>
+      </w:r>
+      <w:r>
+        <w:rPr>
+          <w:lang w:val="en-US"/>
+        </w:rPr>
+        <w:t>Tensor</w:t>
+      </w:r>
+      <w:r>
+        <w:rPr>
+          <w:lang w:val="en-US"/>
+        </w:rPr>
+        <w:t xml:space="preserve"> Với Giá Trị Ngẫu Nhiên Từ Phân Phối Đều Liên Tục Trong Khoảng Từ 0 Đến 1?</w:t>
+      </w:r>
+    </w:p>
+    <w:p>
+      <w:pPr>
+        <w:pStyle w:val="ListParagraph"/>
+        <w:pBdr>
+          <w:top w:val="single" w:sz="4" w:space="1" w:color="auto"/>
+          <w:left w:val="single" w:sz="4" w:space="4" w:color="auto"/>
+          <w:bottom w:val="single" w:sz="4" w:space="1" w:color="auto"/>
+          <w:right w:val="single" w:sz="4" w:space="4" w:color="auto"/>
+        </w:pBdr>
+        <w:ind w:left="1080"/>
+        <w:rPr>
+          <w:lang w:val="en-US"/>
+        </w:rPr>
+      </w:pPr>
+      <w:r>
+        <w:rPr>
+          <w:lang w:val="en-US"/>
+        </w:rPr>
+        <w:t>&lt;</w:t>
+      </w:r>
+      <w:r>
+        <w:rPr>
+          <w:lang w:val="en-US"/>
+        </w:rPr>
+        <w:t>Tensor</w:t>
+      </w:r>
+      <w:r>
+        <w:rPr>
+          <w:lang w:val="en-US"/>
+        </w:rPr>
+        <w:t>&gt; = rand(&lt;</w:t>
+      </w:r>
+      <w:r>
+        <w:rPr>
+          <w:lang w:val="en-US"/>
+        </w:rPr>
+        <w:t>Shape</w:t>
+      </w:r>
+      <w:r>
+        <w:rPr>
+          <w:lang w:val="en-US"/>
+        </w:rPr>
+        <w:t>&gt;)</w:t>
+      </w:r>
+    </w:p>
+    <w:p>
+      <w:pPr>
+        <w:pStyle w:val="ListParagraph"/>
+        <w:numPr>
+          <w:ilvl w:val="0"/>
+          <w:numId w:val="3"/>
+        </w:numPr>
+        <w:rPr>
+          <w:lang w:val="en-US"/>
+        </w:rPr>
+      </w:pPr>
+      <w:r>
+        <w:rPr>
+          <w:lang w:val="en-US"/>
+        </w:rPr>
+        <w:t>Ví dụ</w:t>
+      </w:r>
+    </w:p>
+    <w:p>
+      <w:pPr>
+        <w:pStyle w:val="ListParagraph"/>
+        <w:pBdr>
+          <w:top w:val="single" w:sz="4" w:space="1" w:color="auto"/>
+          <w:left w:val="single" w:sz="4" w:space="4" w:color="auto"/>
+          <w:bottom w:val="single" w:sz="4" w:space="1" w:color="auto"/>
+          <w:right w:val="single" w:sz="4" w:space="4" w:color="auto"/>
+        </w:pBdr>
+        <w:ind w:left="1080"/>
+        <w:rPr>
+          <w:lang w:val="en-US"/>
+        </w:rPr>
+      </w:pPr>
+      <w:r>
+        <w:rPr>
+          <w:lang w:val="en-US"/>
+        </w:rPr>
+        <w:t>foo = rand(4, 5, 6</w:t>
+      </w:r>
+      <w:r>
+        <w:rPr>
+          <w:lang w:val="en-US"/>
+        </w:rPr>
+        <w:t>, 7</w:t>
+      </w:r>
+      <w:r>
+        <w:rPr>
+          <w:lang w:val="en-US"/>
+        </w:rPr>
+        <w:t>)</w:t>
+      </w:r>
+    </w:p>
+    <w:p>
+      <w:pPr>
+        <w:pStyle w:val="ListParagraph"/>
+        <w:numPr>
+          <w:ilvl w:val="0"/>
+          <w:numId w:val="13"/>
+        </w:numPr>
+        <w:rPr>
+          <w:lang w:val="en-US"/>
+        </w:rPr>
+      </w:pPr>
+      <w:r>
+        <w:rPr>
+          <w:lang w:val="en-US"/>
+        </w:rPr>
+        <w:t xml:space="preserve">Tạo </w:t>
+      </w:r>
+      <w:r>
+        <w:rPr>
+          <w:lang w:val="en-US"/>
+        </w:rPr>
+        <w:t xml:space="preserve">1 </w:t>
+      </w:r>
+      <w:r>
+        <w:rPr>
+          <w:lang w:val="en-US"/>
+        </w:rPr>
+        <w:t xml:space="preserve">Tensor Với Giá Trị </w:t>
+      </w:r>
+      <w:r>
+        <w:rPr>
+          <w:lang w:val="en-US"/>
+        </w:rPr>
+        <w:t xml:space="preserve">Nguyên </w:t>
+      </w:r>
+      <w:r>
+        <w:rPr>
+          <w:lang w:val="en-US"/>
+        </w:rPr>
+        <w:t xml:space="preserve">Ngẫu Nhiên Từ Phân Phối Đều Trong Khoảng Từ </w:t>
+      </w:r>
+      <w:r>
+        <w:rPr>
+          <w:lang w:val="en-US"/>
+        </w:rPr>
+        <w:t>1 Đến Giá Trị Nào Đó?</w:t>
+      </w:r>
+    </w:p>
+    <w:p>
+      <w:pPr>
+        <w:pStyle w:val="ListParagraph"/>
+        <w:pBdr>
+          <w:top w:val="single" w:sz="4" w:space="1" w:color="auto"/>
+          <w:left w:val="single" w:sz="4" w:space="4" w:color="auto"/>
+          <w:bottom w:val="single" w:sz="4" w:space="1" w:color="auto"/>
+          <w:right w:val="single" w:sz="4" w:space="4" w:color="auto"/>
+        </w:pBdr>
+        <w:ind w:left="1080"/>
+        <w:rPr>
+          <w:lang w:val="en-US"/>
+        </w:rPr>
+      </w:pPr>
+      <w:r>
+        <w:rPr>
+          <w:lang w:val="en-US"/>
+        </w:rPr>
+        <w:t>&lt;Tensor&gt; = randi(&lt;Max&gt;, &lt;Shape&gt;)</w:t>
+      </w:r>
+    </w:p>
+    <w:p>
+      <w:pPr>
+        <w:pStyle w:val="ListParagraph"/>
+        <w:numPr>
+          <w:ilvl w:val="0"/>
+          <w:numId w:val="3"/>
+        </w:numPr>
+        <w:rPr>
+          <w:lang w:val="en-US"/>
+        </w:rPr>
+      </w:pPr>
+      <w:r>
+        <w:rPr>
+          <w:lang w:val="en-US"/>
+        </w:rPr>
+        <w:t>&lt;Tensor&gt; sẽ có giá trị nguyên từ 1 đến &lt;Max&gt;</w:t>
+      </w:r>
+    </w:p>
+    <w:p>
+      <w:pPr>
+        <w:pStyle w:val="ListParagraph"/>
+        <w:numPr>
+          <w:ilvl w:val="0"/>
+          <w:numId w:val="3"/>
+        </w:numPr>
+        <w:rPr>
+          <w:lang w:val="en-US"/>
+        </w:rPr>
+      </w:pPr>
+      <w:r>
+        <w:rPr>
+          <w:lang w:val="en-US"/>
+        </w:rPr>
+        <w:t>Ví dụ</w:t>
+      </w:r>
+    </w:p>
+    <w:p>
+      <w:pPr>
+        <w:pStyle w:val="ListParagraph"/>
+        <w:pBdr>
+          <w:top w:val="single" w:sz="4" w:space="1" w:color="auto"/>
+          <w:left w:val="single" w:sz="4" w:space="4" w:color="auto"/>
+          <w:bottom w:val="single" w:sz="4" w:space="1" w:color="auto"/>
+          <w:right w:val="single" w:sz="4" w:space="4" w:color="auto"/>
+        </w:pBdr>
+        <w:ind w:left="1080"/>
+        <w:rPr>
+          <w:lang w:val="en-US"/>
+        </w:rPr>
+      </w:pPr>
+      <w:r>
+        <w:rPr>
+          <w:lang w:val="en-US"/>
+        </w:rPr>
+        <w:t>foo = randi(10, 3, 4, 5, 6)</w:t>
+      </w:r>
+    </w:p>
+    <w:p>
+      <w:pPr>
+        <w:pStyle w:val="ListParagraph"/>
+        <w:numPr>
+          <w:ilvl w:val="0"/>
+          <w:numId w:val="13"/>
+        </w:numPr>
+        <w:rPr>
+          <w:lang w:val="en-US"/>
+        </w:rPr>
+      </w:pPr>
+      <w:r>
+        <w:rPr>
+          <w:lang w:val="en-US"/>
+        </w:rPr>
+        <w:t xml:space="preserve">Trả </w:t>
+      </w:r>
+      <w:r>
+        <w:rPr>
+          <w:lang w:val="en-US"/>
+        </w:rPr>
+        <w:t xml:space="preserve">Về Giá Trị Lớn Nhất Trong </w:t>
+      </w:r>
+      <w:r>
+        <w:rPr>
+          <w:lang w:val="en-US"/>
+        </w:rPr>
+        <w:t>Tensor</w:t>
+      </w:r>
+      <w:r>
+        <w:rPr>
+          <w:lang w:val="en-US"/>
+        </w:rPr>
+        <w:t>?</w:t>
+      </w:r>
+    </w:p>
+    <w:p>
+      <w:pPr>
+        <w:pStyle w:val="ListParagraph"/>
+        <w:pBdr>
+          <w:top w:val="single" w:sz="4" w:space="1" w:color="auto"/>
+          <w:left w:val="single" w:sz="4" w:space="4" w:color="auto"/>
+          <w:bottom w:val="single" w:sz="4" w:space="1" w:color="auto"/>
+          <w:right w:val="single" w:sz="4" w:space="4" w:color="auto"/>
+        </w:pBdr>
+        <w:ind w:left="1080"/>
+        <w:rPr>
+          <w:lang w:val="en-US"/>
+        </w:rPr>
+      </w:pPr>
+      <w:r>
+        <w:rPr>
+          <w:lang w:val="en-US"/>
+        </w:rPr>
+        <w:t>&lt;Max&gt; = max(&lt;Tensor&gt;)</w:t>
+      </w:r>
+    </w:p>
+    <w:p>
+      <w:pPr>
+        <w:pStyle w:val="ListParagraph"/>
+        <w:numPr>
+          <w:ilvl w:val="0"/>
+          <w:numId w:val="3"/>
+        </w:numPr>
+        <w:rPr>
+          <w:lang w:val="en-US"/>
+        </w:rPr>
+      </w:pPr>
+      <w:r>
+        <w:rPr>
+          <w:lang w:val="en-US"/>
+        </w:rPr>
+        <w:t>Tính &lt;Max&gt; theo chiều đầu tiên có kích thước &gt; 1</w:t>
+      </w:r>
+    </w:p>
+    <w:p>
+      <w:pPr>
+        <w:pStyle w:val="ListParagraph"/>
+        <w:numPr>
+          <w:ilvl w:val="0"/>
+          <w:numId w:val="3"/>
+        </w:numPr>
+        <w:rPr>
+          <w:lang w:val="en-US"/>
+        </w:rPr>
+      </w:pPr>
+      <w:r>
+        <w:rPr>
+          <w:lang w:val="en-US"/>
+        </w:rPr>
+        <w:lastRenderedPageBreak/>
+        <w:t>Ví dụ nếu &lt;Tensor&gt; Shape là (1, 1, 4, 5) thì nó nó tính &lt;Max&gt; theo chiều thứ 3</w:t>
+      </w:r>
+    </w:p>
+    <w:p>
+      <w:pPr>
+        <w:pStyle w:val="ListParagraph"/>
+        <w:numPr>
+          <w:ilvl w:val="0"/>
+          <w:numId w:val="3"/>
+        </w:numPr>
+        <w:rPr>
+          <w:lang w:val="en-US"/>
+        </w:rPr>
+      </w:pPr>
+      <w:r>
+        <w:rPr>
+          <w:lang w:val="en-US"/>
+        </w:rPr>
+        <w:t>Ví dụ</w:t>
+      </w:r>
+    </w:p>
+    <w:p>
+      <w:pPr>
+        <w:pStyle w:val="ListParagraph"/>
+        <w:pBdr>
+          <w:top w:val="single" w:sz="4" w:space="1" w:color="auto"/>
+          <w:left w:val="single" w:sz="4" w:space="4" w:color="auto"/>
+          <w:bottom w:val="single" w:sz="4" w:space="1" w:color="auto"/>
+          <w:right w:val="single" w:sz="4" w:space="4" w:color="auto"/>
+        </w:pBdr>
+        <w:ind w:left="1080"/>
+        <w:rPr>
+          <w:lang w:val="en-US"/>
+        </w:rPr>
+      </w:pPr>
+      <w:r>
+        <w:rPr>
+          <w:lang w:val="en-US"/>
+        </w:rPr>
+        <w:t>f</w:t>
+      </w:r>
+      <w:r>
+        <w:rPr>
+          <w:lang w:val="en-US"/>
+        </w:rPr>
+        <w:t>oo = max(bar)</w:t>
+      </w:r>
+    </w:p>
+    <w:p>
+      <w:pPr>
+        <w:pStyle w:val="ListParagraph"/>
+        <w:numPr>
+          <w:ilvl w:val="0"/>
+          <w:numId w:val="3"/>
+        </w:numPr>
+        <w:rPr>
+          <w:lang w:val="en-US"/>
+        </w:rPr>
+      </w:pPr>
+      <w:r>
+        <w:rPr>
+          <w:lang w:val="en-US"/>
+        </w:rPr>
+        <w:t>Ta có</w:t>
+      </w:r>
+    </w:p>
+    <w:tbl>
+      <w:tblPr>
+        <w:tblStyle w:val="TableGrid"/>
+        <w:tblW w:w="0" w:type="auto"/>
+        <w:tblInd w:w="1080" w:type="dxa"/>
+        <w:tblLook w:val="04A0" w:firstRow="1" w:lastRow="0" w:firstColumn="1" w:lastColumn="0" w:noHBand="0" w:noVBand="1"/>
+      </w:tblPr>
+      <w:tblGrid>
+        <w:gridCol w:w="4082"/>
+        <w:gridCol w:w="4080"/>
+      </w:tblGrid>
+      <w:tr>
+        <w:tc>
+          <w:tcPr>
+            <w:tcW w:w="4621" w:type="dxa"/>
+            <w:vAlign w:val="center"/>
+          </w:tcPr>
+          <w:p>
+            <w:pPr>
+              <w:pStyle w:val="ListParagraph"/>
+              <w:ind w:left="0"/>
+              <w:jc w:val="center"/>
+              <w:rPr>
+                <w:lang w:val="en-US"/>
+              </w:rPr>
+            </w:pPr>
+            <w:r>
+              <w:rPr>
+                <w:lang w:val="en-US"/>
+              </w:rPr>
+              <w:t>b</w:t>
             </w:r>
             <w:r>
               <w:rPr>
                 <w:lang w:val="en-US"/>
               </w:rPr>
-              <w:t>4.5, 5, 5.5, 6, 6.5, 7, 7.5, 8, 8.5, 9</w:t>
+              <w:t>ar</w:t>
+            </w:r>
+          </w:p>
+        </w:tc>
+        <w:tc>
+          <w:tcPr>
+            <w:tcW w:w="4621" w:type="dxa"/>
+            <w:vAlign w:val="center"/>
+          </w:tcPr>
+          <w:p>
+            <w:pPr>
+              <w:pStyle w:val="ListParagraph"/>
+              <w:ind w:left="0"/>
+              <w:jc w:val="center"/>
+              <w:rPr>
+                <w:lang w:val="en-US"/>
+              </w:rPr>
+            </w:pPr>
+            <w:r>
+              <w:rPr>
+                <w:lang w:val="en-US"/>
+              </w:rPr>
+              <w:t xml:space="preserve">[[4, 5, </w:t>
             </w:r>
             <w:r>
               <w:rPr>
                 <w:lang w:val="en-US"/>
               </w:rPr>
-              <w:t>]]</w:t>
+              <w:t>7</w:t>
+            </w:r>
+            <w:r>
+              <w:rPr>
+                <w:lang w:val="en-US"/>
+              </w:rPr>
+              <w:t>],</w:t>
+            </w:r>
+          </w:p>
+          <w:p>
+            <w:pPr>
+              <w:pStyle w:val="ListParagraph"/>
+              <w:ind w:left="0"/>
+              <w:jc w:val="center"/>
+              <w:rPr>
+                <w:lang w:val="en-US"/>
+              </w:rPr>
+            </w:pPr>
+            <w:r>
+              <w:rPr>
+                <w:lang w:val="en-US"/>
+              </w:rPr>
+              <w:t xml:space="preserve">[8, 9, </w:t>
+            </w:r>
+            <w:r>
+              <w:rPr>
+                <w:lang w:val="en-US"/>
+              </w:rPr>
+              <w:t>6</w:t>
+            </w:r>
+            <w:r>
+              <w:rPr>
+                <w:lang w:val="en-US"/>
+              </w:rPr>
+              <w:t>]</w:t>
+            </w:r>
+            <w:r>
+              <w:rPr>
+                <w:lang w:val="en-US"/>
+              </w:rPr>
+              <w:t>]</w:t>
+            </w:r>
+          </w:p>
+        </w:tc>
+      </w:tr>
+      <w:tr>
+        <w:tc>
+          <w:tcPr>
+            <w:tcW w:w="4621" w:type="dxa"/>
+            <w:vAlign w:val="center"/>
+          </w:tcPr>
+          <w:p>
+            <w:pPr>
+              <w:pStyle w:val="ListParagraph"/>
+              <w:ind w:left="0"/>
+              <w:jc w:val="center"/>
+              <w:rPr>
+                <w:lang w:val="en-US"/>
+              </w:rPr>
+            </w:pPr>
+            <w:r>
+              <w:rPr>
+                <w:lang w:val="en-US"/>
+              </w:rPr>
+              <w:t>foo</w:t>
+            </w:r>
+          </w:p>
+        </w:tc>
+        <w:tc>
+          <w:tcPr>
+            <w:tcW w:w="4621" w:type="dxa"/>
+            <w:vAlign w:val="center"/>
+          </w:tcPr>
+          <w:p>
+            <w:pPr>
+              <w:pStyle w:val="ListParagraph"/>
+              <w:ind w:left="0"/>
+              <w:jc w:val="center"/>
+              <w:rPr>
+                <w:lang w:val="en-US"/>
+              </w:rPr>
+            </w:pPr>
+            <w:r>
+              <w:rPr>
+                <w:lang w:val="en-US"/>
+              </w:rPr>
+              <w:t>[[8, 9, 7]]</w:t>
             </w:r>
           </w:p>
         </w:tc>
@@ -3679,6 +5803,283 @@
     </w:tbl>
     <w:p>
       <w:pPr>
+        <w:pStyle w:val="ListParagraph"/>
+        <w:numPr>
+          <w:ilvl w:val="0"/>
+          <w:numId w:val="3"/>
+        </w:numPr>
+        <w:rPr>
+          <w:lang w:val="en-US"/>
+        </w:rPr>
+      </w:pPr>
+      <w:r>
+        <w:rPr>
+          <w:lang w:val="en-US"/>
+        </w:rPr>
+        <w:t>Để trả về thêm &lt;Index&gt; của &lt;Max&gt;</w:t>
+      </w:r>
+    </w:p>
+    <w:p>
+      <w:pPr>
+        <w:pStyle w:val="ListParagraph"/>
+        <w:pBdr>
+          <w:top w:val="single" w:sz="4" w:space="1" w:color="auto"/>
+          <w:left w:val="single" w:sz="4" w:space="4" w:color="auto"/>
+          <w:bottom w:val="single" w:sz="4" w:space="1" w:color="auto"/>
+          <w:right w:val="single" w:sz="4" w:space="4" w:color="auto"/>
+        </w:pBdr>
+        <w:ind w:left="1080"/>
+        <w:rPr>
+          <w:lang w:val="en-US"/>
+        </w:rPr>
+      </w:pPr>
+      <w:r>
+        <w:rPr>
+          <w:lang w:val="en-US"/>
+        </w:rPr>
+        <w:t>[&lt;Max&gt;, &lt;</w:t>
+      </w:r>
+      <w:r>
+        <w:rPr>
+          <w:lang w:val="en-US"/>
+        </w:rPr>
+        <w:t>In</w:t>
+      </w:r>
+      <w:r>
+        <w:rPr>
+          <w:lang w:val="en-US"/>
+        </w:rPr>
+        <w:t>dex Tensor&gt;] = max(&lt;Tensor&gt;)</w:t>
+      </w:r>
+    </w:p>
+    <w:p>
+      <w:pPr>
+        <w:pStyle w:val="ListParagraph"/>
+        <w:numPr>
+          <w:ilvl w:val="0"/>
+          <w:numId w:val="3"/>
+        </w:numPr>
+        <w:rPr>
+          <w:lang w:val="en-US"/>
+        </w:rPr>
+      </w:pPr>
+      <w:r>
+        <w:rPr>
+          <w:lang w:val="en-US"/>
+        </w:rPr>
+        <w:t>&lt;Max&gt; và &lt;Index Tensor&gt; cùng Shape, mỗi phần tử trong &lt;Index Tensor&gt; là  &lt;Index&gt; của phần tử tương ứng trong &lt;Max&gt; theo chiều tính &lt;Max&gt;</w:t>
+      </w:r>
+    </w:p>
+    <w:p>
+      <w:pPr>
+        <w:pStyle w:val="ListParagraph"/>
+        <w:numPr>
+          <w:ilvl w:val="0"/>
+          <w:numId w:val="13"/>
+        </w:numPr>
+        <w:rPr>
+          <w:lang w:val="en-US"/>
+        </w:rPr>
+      </w:pPr>
+      <w:r>
+        <w:rPr>
+          <w:lang w:val="en-US"/>
+        </w:rPr>
+        <w:t>Trả Về Chiều Lớn Nhất Của 1 Tensor?</w:t>
+      </w:r>
+    </w:p>
+    <w:p>
+      <w:pPr>
+        <w:pStyle w:val="ListParagraph"/>
+        <w:pBdr>
+          <w:top w:val="single" w:sz="4" w:space="1" w:color="auto"/>
+          <w:left w:val="single" w:sz="4" w:space="4" w:color="auto"/>
+          <w:bottom w:val="single" w:sz="4" w:space="1" w:color="auto"/>
+          <w:right w:val="single" w:sz="4" w:space="4" w:color="auto"/>
+        </w:pBdr>
+        <w:ind w:left="1080"/>
+        <w:rPr>
+          <w:lang w:val="en-US"/>
+        </w:rPr>
+      </w:pPr>
+      <w:r>
+        <w:rPr>
+          <w:lang w:val="en-US"/>
+        </w:rPr>
+        <w:t>length(&lt;Tensor&gt;)</w:t>
+      </w:r>
+    </w:p>
+    <w:p>
+      <w:pPr>
+        <w:pStyle w:val="ListParagraph"/>
+        <w:numPr>
+          <w:ilvl w:val="0"/>
+          <w:numId w:val="3"/>
+        </w:numPr>
+        <w:rPr>
+          <w:lang w:val="en-US"/>
+        </w:rPr>
+      </w:pPr>
+      <w:r>
+        <w:rPr>
+          <w:lang w:val="en-US"/>
+        </w:rPr>
+        <w:t>Ví dụ</w:t>
+      </w:r>
+    </w:p>
+    <w:p>
+      <w:pPr>
+        <w:pStyle w:val="ListParagraph"/>
+        <w:pBdr>
+          <w:top w:val="single" w:sz="4" w:space="1" w:color="auto"/>
+          <w:left w:val="single" w:sz="4" w:space="4" w:color="auto"/>
+          <w:bottom w:val="single" w:sz="4" w:space="1" w:color="auto"/>
+          <w:right w:val="single" w:sz="4" w:space="4" w:color="auto"/>
+        </w:pBdr>
+        <w:ind w:left="1080"/>
+        <w:rPr>
+          <w:lang w:val="en-US"/>
+        </w:rPr>
+      </w:pPr>
+      <w:r>
+        <w:rPr>
+          <w:lang w:val="en-US"/>
+        </w:rPr>
+        <w:t>foo = length(bar)</w:t>
+      </w:r>
+    </w:p>
+    <w:p>
+      <w:pPr>
+        <w:pStyle w:val="ListParagraph"/>
+        <w:numPr>
+          <w:ilvl w:val="0"/>
+          <w:numId w:val="3"/>
+        </w:numPr>
+        <w:rPr>
+          <w:lang w:val="en-US"/>
+        </w:rPr>
+      </w:pPr>
+      <w:r>
+        <w:rPr>
+          <w:lang w:val="en-US"/>
+        </w:rPr>
+        <w:t>Ta có</w:t>
+      </w:r>
+    </w:p>
+    <w:tbl>
+      <w:tblPr>
+        <w:tblStyle w:val="TableGrid"/>
+        <w:tblW w:w="0" w:type="auto"/>
+        <w:tblInd w:w="1080" w:type="dxa"/>
+        <w:tblLook w:val="04A0" w:firstRow="1" w:lastRow="0" w:firstColumn="1" w:lastColumn="0" w:noHBand="0" w:noVBand="1"/>
+      </w:tblPr>
+      <w:tblGrid>
+        <w:gridCol w:w="4104"/>
+        <w:gridCol w:w="4058"/>
+      </w:tblGrid>
+      <w:tr>
+        <w:tc>
+          <w:tcPr>
+            <w:tcW w:w="4621" w:type="dxa"/>
+          </w:tcPr>
+          <w:p>
+            <w:pPr>
+              <w:pStyle w:val="ListParagraph"/>
+              <w:ind w:left="0"/>
+              <w:jc w:val="center"/>
+              <w:rPr>
+                <w:lang w:val="en-US"/>
+              </w:rPr>
+            </w:pPr>
+            <w:r>
+              <w:rPr>
+                <w:lang w:val="en-US"/>
+              </w:rPr>
+              <w:t>bar Shape</w:t>
+            </w:r>
+          </w:p>
+        </w:tc>
+        <w:tc>
+          <w:tcPr>
+            <w:tcW w:w="4621" w:type="dxa"/>
+          </w:tcPr>
+          <w:p>
+            <w:pPr>
+              <w:pStyle w:val="ListParagraph"/>
+              <w:ind w:left="0"/>
+              <w:jc w:val="center"/>
+              <w:rPr>
+                <w:lang w:val="en-US"/>
+              </w:rPr>
+            </w:pPr>
+            <w:r>
+              <w:rPr>
+                <w:lang w:val="en-US"/>
+              </w:rPr>
+              <w:t>(4, 9, 13, 6)</w:t>
+            </w:r>
+          </w:p>
+        </w:tc>
+      </w:tr>
+      <w:tr>
+        <w:tc>
+          <w:tcPr>
+            <w:tcW w:w="4621" w:type="dxa"/>
+          </w:tcPr>
+          <w:p>
+            <w:pPr>
+              <w:pStyle w:val="ListParagraph"/>
+              <w:ind w:left="0"/>
+              <w:jc w:val="center"/>
+              <w:rPr>
+                <w:lang w:val="en-US"/>
+              </w:rPr>
+            </w:pPr>
+            <w:r>
+              <w:rPr>
+                <w:lang w:val="en-US"/>
+              </w:rPr>
+              <w:t>foo</w:t>
+            </w:r>
+          </w:p>
+        </w:tc>
+        <w:tc>
+          <w:tcPr>
+            <w:tcW w:w="4621" w:type="dxa"/>
+          </w:tcPr>
+          <w:p>
+            <w:pPr>
+              <w:pStyle w:val="ListParagraph"/>
+              <w:ind w:left="0"/>
+              <w:jc w:val="center"/>
+              <w:rPr>
+                <w:lang w:val="en-US"/>
+              </w:rPr>
+            </w:pPr>
+            <w:r>
+              <w:rPr>
+                <w:lang w:val="en-US"/>
+              </w:rPr>
+              <w:t>13</w:t>
+            </w:r>
+          </w:p>
+        </w:tc>
+      </w:tr>
+    </w:tbl>
+    <w:p>
+      <w:pPr>
+        <w:pStyle w:val="ListParagraph"/>
+        <w:numPr>
+          <w:ilvl w:val="0"/>
+          <w:numId w:val="3"/>
+        </w:numPr>
+        <w:rPr>
+          <w:lang w:val="en-US"/>
+        </w:rPr>
+      </w:pPr>
+    </w:p>
+    <w:p>
+      <w:pPr>
         <w:rPr>
           <w:lang w:val="en-US"/>
         </w:rPr>
@@ -3712,7 +6113,482 @@
         <w:rPr>
           <w:lang w:val="en-US"/>
         </w:rPr>
-        <w:t>Plot Đồ Thị 2D?</w:t>
+        <w:t>Cách Hoạt Động?</w:t>
+      </w:r>
+    </w:p>
+    <w:p>
+      <w:pPr>
+        <w:pStyle w:val="ListParagraph"/>
+        <w:numPr>
+          <w:ilvl w:val="0"/>
+          <w:numId w:val="3"/>
+        </w:numPr>
+        <w:rPr>
+          <w:lang w:val="en-US"/>
+        </w:rPr>
+      </w:pPr>
+      <w:r>
+        <w:rPr>
+          <w:lang w:val="en-US"/>
+        </w:rPr>
+        <w:t>Y chang Matplotlib nhưng các Figure chạy song song và không làm tạm dừng chương trình, đồng thời có thể qua lại giữa các Figure</w:t>
+      </w:r>
+      <w:r>
+        <w:rPr>
+          <w:lang w:val="en-US"/>
+        </w:rPr>
+        <w:t xml:space="preserve"> và các Subplot</w:t>
+      </w:r>
+    </w:p>
+    <w:p>
+      <w:pPr>
+        <w:pStyle w:val="ListParagraph"/>
+        <w:numPr>
+          <w:ilvl w:val="0"/>
+          <w:numId w:val="11"/>
+        </w:numPr>
+        <w:rPr>
+          <w:lang w:val="en-US"/>
+        </w:rPr>
+      </w:pPr>
+      <w:r>
+        <w:rPr>
+          <w:lang w:val="en-US"/>
+        </w:rPr>
+        <w:t>Tạo 1 Figure Mới Và Chuyển Sang Làm Việc Trên Figure Này?</w:t>
+      </w:r>
+    </w:p>
+    <w:p>
+      <w:pPr>
+        <w:pStyle w:val="ListParagraph"/>
+        <w:pBdr>
+          <w:top w:val="single" w:sz="4" w:space="1" w:color="auto"/>
+          <w:left w:val="single" w:sz="4" w:space="4" w:color="auto"/>
+          <w:bottom w:val="single" w:sz="4" w:space="1" w:color="auto"/>
+          <w:right w:val="single" w:sz="4" w:space="4" w:color="auto"/>
+        </w:pBdr>
+        <w:ind w:left="1080"/>
+        <w:rPr>
+          <w:lang w:val="en-US"/>
+        </w:rPr>
+      </w:pPr>
+      <w:r>
+        <w:rPr>
+          <w:lang w:val="en-US"/>
+        </w:rPr>
+        <w:t>figure(&lt;Index&gt;)</w:t>
+      </w:r>
+    </w:p>
+    <w:p>
+      <w:pPr>
+        <w:pStyle w:val="ListParagraph"/>
+        <w:numPr>
+          <w:ilvl w:val="0"/>
+          <w:numId w:val="3"/>
+        </w:numPr>
+        <w:rPr>
+          <w:lang w:val="en-US"/>
+        </w:rPr>
+      </w:pPr>
+      <w:r>
+        <w:rPr>
+          <w:lang w:val="en-US"/>
+        </w:rPr>
+        <w:t>Nếu đã có Figure với &lt;Index&gt; rồi thì chỉ chuyển sang làm việc trên Figure này</w:t>
+      </w:r>
+    </w:p>
+    <w:p>
+      <w:pPr>
+        <w:pStyle w:val="ListParagraph"/>
+        <w:numPr>
+          <w:ilvl w:val="0"/>
+          <w:numId w:val="11"/>
+        </w:numPr>
+        <w:rPr>
+          <w:lang w:val="en-US"/>
+        </w:rPr>
+      </w:pPr>
+      <w:r>
+        <w:rPr>
+          <w:lang w:val="en-US"/>
+        </w:rPr>
+        <w:t>Tạo 1 Subplot Trong Figure Hiện Tại</w:t>
+      </w:r>
+      <w:r>
+        <w:rPr>
+          <w:lang w:val="en-US"/>
+        </w:rPr>
+        <w:t xml:space="preserve"> Và Chuyển Sang Làm Việc Trên Đó?</w:t>
+      </w:r>
+    </w:p>
+    <w:p>
+      <w:pPr>
+        <w:pStyle w:val="ListParagraph"/>
+        <w:pBdr>
+          <w:top w:val="single" w:sz="4" w:space="1" w:color="auto"/>
+          <w:left w:val="single" w:sz="4" w:space="4" w:color="auto"/>
+          <w:bottom w:val="single" w:sz="4" w:space="1" w:color="auto"/>
+          <w:right w:val="single" w:sz="4" w:space="4" w:color="auto"/>
+        </w:pBdr>
+        <w:ind w:left="1080"/>
+        <w:rPr>
+          <w:lang w:val="en-US"/>
+        </w:rPr>
+      </w:pPr>
+      <w:r>
+        <w:rPr>
+          <w:lang w:val="en-US"/>
+        </w:rPr>
+        <w:t>subplot(</w:t>
+      </w:r>
+      <w:r>
+        <w:rPr>
+          <w:lang w:val="en-US"/>
+        </w:rPr>
+        <w:t>&lt;Số Hàng&gt;, &lt;Số Cột&gt;, &lt;Index&gt;)</w:t>
+      </w:r>
+    </w:p>
+    <w:p>
+      <w:pPr>
+        <w:pStyle w:val="ListParagraph"/>
+        <w:numPr>
+          <w:ilvl w:val="0"/>
+          <w:numId w:val="15"/>
+        </w:numPr>
+        <w:rPr>
+          <w:lang w:val="en-US"/>
+        </w:rPr>
+      </w:pPr>
+      <w:r>
+        <w:rPr>
+          <w:lang w:val="en-US"/>
+        </w:rPr>
+        <w:t>Y chang khi tạo Subplot trong Matplotlib</w:t>
+      </w:r>
+    </w:p>
+    <w:p>
+      <w:pPr>
+        <w:pStyle w:val="ListParagraph"/>
+        <w:numPr>
+          <w:ilvl w:val="0"/>
+          <w:numId w:val="15"/>
+        </w:numPr>
+        <w:rPr>
+          <w:lang w:val="en-US"/>
+        </w:rPr>
+      </w:pPr>
+      <w:r>
+        <w:rPr>
+          <w:lang w:val="en-US"/>
+        </w:rPr>
+        <w:t xml:space="preserve">Nếu đã có Subplot vừa khít với Subplot này thì chuyển </w:t>
+      </w:r>
+      <w:r>
+        <w:rPr>
+          <w:lang w:val="en-US"/>
+        </w:rPr>
+        <w:t xml:space="preserve">ngay </w:t>
+      </w:r>
+      <w:r>
+        <w:rPr>
+          <w:lang w:val="en-US"/>
+        </w:rPr>
+        <w:t>sang làm việc trên Subplot đó</w:t>
+      </w:r>
+    </w:p>
+    <w:p>
+      <w:pPr>
+        <w:pStyle w:val="ListParagraph"/>
+        <w:numPr>
+          <w:ilvl w:val="0"/>
+          <w:numId w:val="15"/>
+        </w:numPr>
+        <w:rPr>
+          <w:lang w:val="en-US"/>
+        </w:rPr>
+      </w:pPr>
+      <w:r>
+        <w:rPr>
+          <w:lang w:val="en-US"/>
+        </w:rPr>
+        <w:t>Nếu Subplot này đè lên 1 tí Subplot khác là Subplot khác bay màu</w:t>
+      </w:r>
+    </w:p>
+    <w:p>
+      <w:pPr>
+        <w:pStyle w:val="ListParagraph"/>
+        <w:numPr>
+          <w:ilvl w:val="0"/>
+          <w:numId w:val="11"/>
+        </w:numPr>
+        <w:rPr>
+          <w:lang w:val="en-US"/>
+        </w:rPr>
+      </w:pPr>
+      <w:r>
+        <w:rPr>
+          <w:lang w:val="en-US"/>
+        </w:rPr>
+        <w:t>Chỉ Định Trạng Thái Của Subplot Hiện Tại?</w:t>
+      </w:r>
+    </w:p>
+    <w:p>
+      <w:pPr>
+        <w:pStyle w:val="ListParagraph"/>
+        <w:numPr>
+          <w:ilvl w:val="0"/>
+          <w:numId w:val="15"/>
+        </w:numPr>
+        <w:rPr>
+          <w:lang w:val="en-US"/>
+        </w:rPr>
+      </w:pPr>
+      <w:r>
+        <w:rPr>
+          <w:lang w:val="en-US"/>
+        </w:rPr>
+        <w:t>Trạng thái mặc định của Subplot là nếu có Plot mới thì xóa toàn bộ Plot cũ trên nó</w:t>
+      </w:r>
+      <w:r>
+        <w:rPr>
+          <w:lang w:val="en-US"/>
+        </w:rPr>
+        <w:t>, đồng thời không có lưới tọa độ, lưới tọa độ y chang Matplotlib</w:t>
+      </w:r>
+    </w:p>
+    <w:p>
+      <w:pPr>
+        <w:pStyle w:val="ListParagraph"/>
+        <w:numPr>
+          <w:ilvl w:val="0"/>
+          <w:numId w:val="15"/>
+        </w:numPr>
+        <w:rPr>
+          <w:lang w:val="en-US"/>
+        </w:rPr>
+      </w:pPr>
+      <w:r>
+        <w:rPr>
+          <w:lang w:val="en-US"/>
+        </w:rPr>
+        <w:t>Để chuyển sang trạng thái không xóa Plot cũ</w:t>
+      </w:r>
+    </w:p>
+    <w:p>
+      <w:pPr>
+        <w:pStyle w:val="ListParagraph"/>
+        <w:pBdr>
+          <w:top w:val="single" w:sz="4" w:space="1" w:color="auto"/>
+          <w:left w:val="single" w:sz="4" w:space="4" w:color="auto"/>
+          <w:bottom w:val="single" w:sz="4" w:space="1" w:color="auto"/>
+          <w:right w:val="single" w:sz="4" w:space="4" w:color="auto"/>
+        </w:pBdr>
+        <w:ind w:left="1080"/>
+        <w:rPr>
+          <w:lang w:val="en-US"/>
+        </w:rPr>
+      </w:pPr>
+      <w:r>
+        <w:rPr>
+          <w:lang w:val="en-US"/>
+        </w:rPr>
+        <w:t>hold on</w:t>
+      </w:r>
+    </w:p>
+    <w:p>
+      <w:pPr>
+        <w:pStyle w:val="ListParagraph"/>
+        <w:numPr>
+          <w:ilvl w:val="0"/>
+          <w:numId w:val="15"/>
+        </w:numPr>
+        <w:rPr>
+          <w:lang w:val="en-US"/>
+        </w:rPr>
+      </w:pPr>
+      <w:r>
+        <w:rPr>
+          <w:lang w:val="en-US"/>
+        </w:rPr>
+        <w:t>Để chuyển sang trạng thái</w:t>
+      </w:r>
+      <w:r>
+        <w:rPr>
+          <w:lang w:val="en-US"/>
+        </w:rPr>
+        <w:t xml:space="preserve"> </w:t>
+      </w:r>
+      <w:r>
+        <w:rPr>
+          <w:lang w:val="en-US"/>
+        </w:rPr>
+        <w:t>mặc định</w:t>
+      </w:r>
+      <w:r>
+        <w:rPr>
+          <w:lang w:val="en-US"/>
+        </w:rPr>
+        <w:t xml:space="preserve"> </w:t>
+      </w:r>
+      <w:r>
+        <w:rPr>
+          <w:lang w:val="en-US"/>
+        </w:rPr>
+        <w:t>sẽ xóa Plot cũ</w:t>
+      </w:r>
+    </w:p>
+    <w:p>
+      <w:pPr>
+        <w:pStyle w:val="ListParagraph"/>
+        <w:pBdr>
+          <w:top w:val="single" w:sz="4" w:space="1" w:color="auto"/>
+          <w:left w:val="single" w:sz="4" w:space="4" w:color="auto"/>
+          <w:bottom w:val="single" w:sz="4" w:space="1" w:color="auto"/>
+          <w:right w:val="single" w:sz="4" w:space="4" w:color="auto"/>
+        </w:pBdr>
+        <w:ind w:left="1080"/>
+        <w:rPr>
+          <w:lang w:val="en-US"/>
+        </w:rPr>
+      </w:pPr>
+      <w:r>
+        <w:rPr>
+          <w:lang w:val="en-US"/>
+        </w:rPr>
+        <w:t>hold off</w:t>
+      </w:r>
+    </w:p>
+    <w:p>
+      <w:pPr>
+        <w:pStyle w:val="ListParagraph"/>
+        <w:numPr>
+          <w:ilvl w:val="0"/>
+          <w:numId w:val="15"/>
+        </w:numPr>
+        <w:rPr>
+          <w:lang w:val="en-US"/>
+        </w:rPr>
+      </w:pPr>
+      <w:r>
+        <w:rPr>
+          <w:lang w:val="en-US"/>
+        </w:rPr>
+        <w:t>Để chuyển sang trạng thái</w:t>
+      </w:r>
+      <w:r>
+        <w:rPr>
+          <w:lang w:val="en-US"/>
+        </w:rPr>
+        <w:t xml:space="preserve"> có lưới tọa độ</w:t>
+      </w:r>
+    </w:p>
+    <w:p>
+      <w:pPr>
+        <w:pStyle w:val="ListParagraph"/>
+        <w:pBdr>
+          <w:top w:val="single" w:sz="4" w:space="1" w:color="auto"/>
+          <w:left w:val="single" w:sz="4" w:space="4" w:color="auto"/>
+          <w:bottom w:val="single" w:sz="4" w:space="1" w:color="auto"/>
+          <w:right w:val="single" w:sz="4" w:space="4" w:color="auto"/>
+        </w:pBdr>
+        <w:ind w:left="1080"/>
+        <w:rPr>
+          <w:lang w:val="en-US"/>
+        </w:rPr>
+      </w:pPr>
+      <w:r>
+        <w:rPr>
+          <w:lang w:val="en-US"/>
+        </w:rPr>
+        <w:t>grid</w:t>
+      </w:r>
+      <w:r>
+        <w:rPr>
+          <w:lang w:val="en-US"/>
+        </w:rPr>
+        <w:t xml:space="preserve"> on</w:t>
+      </w:r>
+    </w:p>
+    <w:p>
+      <w:pPr>
+        <w:pStyle w:val="ListParagraph"/>
+        <w:numPr>
+          <w:ilvl w:val="0"/>
+          <w:numId w:val="15"/>
+        </w:numPr>
+        <w:rPr>
+          <w:lang w:val="en-US"/>
+        </w:rPr>
+      </w:pPr>
+      <w:r>
+        <w:rPr>
+          <w:lang w:val="en-US"/>
+        </w:rPr>
+        <w:t>Để chuyển sang trạng thái mặc định</w:t>
+      </w:r>
+      <w:r>
+        <w:rPr>
+          <w:lang w:val="en-US"/>
+        </w:rPr>
+        <w:t xml:space="preserve"> không có lưới tọa độ</w:t>
+      </w:r>
+    </w:p>
+    <w:p>
+      <w:pPr>
+        <w:pStyle w:val="ListParagraph"/>
+        <w:pBdr>
+          <w:top w:val="single" w:sz="4" w:space="1" w:color="auto"/>
+          <w:left w:val="single" w:sz="4" w:space="4" w:color="auto"/>
+          <w:bottom w:val="single" w:sz="4" w:space="1" w:color="auto"/>
+          <w:right w:val="single" w:sz="4" w:space="4" w:color="auto"/>
+        </w:pBdr>
+        <w:ind w:left="1080"/>
+        <w:rPr>
+          <w:lang w:val="en-US"/>
+        </w:rPr>
+      </w:pPr>
+      <w:r>
+        <w:rPr>
+          <w:lang w:val="en-US"/>
+        </w:rPr>
+        <w:t>grid</w:t>
+      </w:r>
+      <w:r>
+        <w:rPr>
+          <w:lang w:val="en-US"/>
+        </w:rPr>
+        <w:t xml:space="preserve"> of</w:t>
+      </w:r>
+      <w:r>
+        <w:rPr>
+          <w:lang w:val="en-US"/>
+        </w:rPr>
+        <w:t>f</w:t>
+      </w:r>
+    </w:p>
+    <w:p>
+      <w:pPr>
+        <w:pStyle w:val="ListParagraph"/>
+        <w:numPr>
+          <w:ilvl w:val="0"/>
+          <w:numId w:val="11"/>
+        </w:numPr>
+        <w:rPr>
+          <w:lang w:val="en-US"/>
+        </w:rPr>
+      </w:pPr>
+      <w:r>
+        <w:rPr>
+          <w:lang w:val="en-US"/>
+        </w:rPr>
+        <w:lastRenderedPageBreak/>
+        <w:t>Plot Đồ Thị 2D</w:t>
+      </w:r>
+      <w:r>
+        <w:rPr>
+          <w:lang w:val="en-US"/>
+        </w:rPr>
+        <w:t xml:space="preserve"> Vào Subplot Hiện Tại?</w:t>
       </w:r>
     </w:p>
     <w:p>
@@ -3763,30 +6639,6 @@
         <w:rPr>
           <w:lang w:val="en-US"/>
         </w:rPr>
-        <w:t>Khi chạy lệnh trên, 1 cửa sổ Plot sẽ xuất hiện, chương trình vẫn tiếp tục chạy các câu lệnh ở dưới</w:t>
-      </w:r>
-      <w:r>
-        <w:rPr>
-          <w:lang w:val="en-US"/>
-        </w:rPr>
-        <w:t>, nếu đã có cửa sổ Plot thì cập nhật lại cửa sổ đó</w:t>
-      </w:r>
-    </w:p>
-    <w:p>
-      <w:pPr>
-        <w:pStyle w:val="ListParagraph"/>
-        <w:numPr>
-          <w:ilvl w:val="0"/>
-          <w:numId w:val="3"/>
-        </w:numPr>
-        <w:rPr>
-          <w:lang w:val="en-US"/>
-        </w:rPr>
-      </w:pPr>
-      <w:r>
-        <w:rPr>
-          <w:lang w:val="en-US"/>
-        </w:rPr>
         <w:t>Trường hợp 1, &lt;X&gt; và &lt;Y&gt; là ma trận chỉ có 1 hàng hoặc cột, nhưng có số phần tử = nhau</w:t>
       </w:r>
     </w:p>
@@ -3886,6 +6738,489 @@
         <w:numPr>
           <w:ilvl w:val="0"/>
           <w:numId w:val="11"/>
+        </w:numPr>
+        <w:rPr>
+          <w:lang w:val="en-US"/>
+        </w:rPr>
+      </w:pPr>
+      <w:r>
+        <w:rPr>
+          <w:lang w:val="en-US"/>
+        </w:rPr>
+        <w:t>Chỉ Định Tên Của Trục Của Subplot Hiện Tại?</w:t>
+      </w:r>
+    </w:p>
+    <w:p>
+      <w:pPr>
+        <w:pStyle w:val="ListParagraph"/>
+        <w:numPr>
+          <w:ilvl w:val="0"/>
+          <w:numId w:val="15"/>
+        </w:numPr>
+        <w:rPr>
+          <w:lang w:val="en-US"/>
+        </w:rPr>
+      </w:pPr>
+      <w:r>
+        <w:rPr>
+          <w:lang w:val="en-US"/>
+        </w:rPr>
+        <w:t>Giống y chang trong Matplotlib</w:t>
+      </w:r>
+    </w:p>
+    <w:p>
+      <w:pPr>
+        <w:pStyle w:val="ListParagraph"/>
+        <w:numPr>
+          <w:ilvl w:val="0"/>
+          <w:numId w:val="15"/>
+        </w:numPr>
+        <w:rPr>
+          <w:lang w:val="en-US"/>
+        </w:rPr>
+      </w:pPr>
+      <w:r>
+        <w:rPr>
+          <w:lang w:val="en-US"/>
+        </w:rPr>
+        <w:t>Chỉ định tên trục hoành</w:t>
+      </w:r>
+    </w:p>
+    <w:p>
+      <w:pPr>
+        <w:pStyle w:val="ListParagraph"/>
+        <w:pBdr>
+          <w:top w:val="single" w:sz="4" w:space="1" w:color="auto"/>
+          <w:left w:val="single" w:sz="4" w:space="4" w:color="auto"/>
+          <w:bottom w:val="single" w:sz="4" w:space="1" w:color="auto"/>
+          <w:right w:val="single" w:sz="4" w:space="4" w:color="auto"/>
+        </w:pBdr>
+        <w:ind w:left="1080"/>
+        <w:rPr>
+          <w:lang w:val="en-US"/>
+        </w:rPr>
+      </w:pPr>
+      <w:r>
+        <w:rPr>
+          <w:lang w:val="en-US"/>
+        </w:rPr>
+        <w:t>xlabel(&lt;Tên Trục Hoành&gt;)</w:t>
+      </w:r>
+    </w:p>
+    <w:p>
+      <w:pPr>
+        <w:pStyle w:val="ListParagraph"/>
+        <w:numPr>
+          <w:ilvl w:val="0"/>
+          <w:numId w:val="15"/>
+        </w:numPr>
+        <w:rPr>
+          <w:lang w:val="en-US"/>
+        </w:rPr>
+      </w:pPr>
+      <w:r>
+        <w:rPr>
+          <w:lang w:val="en-US"/>
+        </w:rPr>
+        <w:t>Tương tự với các trục còn lại</w:t>
+      </w:r>
+    </w:p>
+    <w:p>
+      <w:pPr>
+        <w:pStyle w:val="ListParagraph"/>
+        <w:numPr>
+          <w:ilvl w:val="0"/>
+          <w:numId w:val="11"/>
+        </w:numPr>
+        <w:rPr>
+          <w:lang w:val="en-US"/>
+        </w:rPr>
+      </w:pPr>
+      <w:r>
+        <w:rPr>
+          <w:lang w:val="en-US"/>
+        </w:rPr>
+        <w:t>Chỉ Định Tên Của Subplot Hiện Tại?</w:t>
+      </w:r>
+    </w:p>
+    <w:p>
+      <w:pPr>
+        <w:pStyle w:val="ListParagraph"/>
+        <w:pBdr>
+          <w:top w:val="single" w:sz="4" w:space="1" w:color="auto"/>
+          <w:left w:val="single" w:sz="4" w:space="4" w:color="auto"/>
+          <w:bottom w:val="single" w:sz="4" w:space="1" w:color="auto"/>
+          <w:right w:val="single" w:sz="4" w:space="4" w:color="auto"/>
+        </w:pBdr>
+        <w:ind w:left="1080"/>
+        <w:rPr>
+          <w:lang w:val="en-US"/>
+        </w:rPr>
+      </w:pPr>
+      <w:r>
+        <w:rPr>
+          <w:lang w:val="en-US"/>
+        </w:rPr>
+        <w:t>title(&lt;Tên Subplot&gt;)</w:t>
+      </w:r>
+    </w:p>
+    <w:p>
+      <w:pPr>
+        <w:pStyle w:val="ListParagraph"/>
+        <w:numPr>
+          <w:ilvl w:val="0"/>
+          <w:numId w:val="11"/>
+        </w:numPr>
+        <w:rPr>
+          <w:lang w:val="en-US"/>
+        </w:rPr>
+      </w:pPr>
+      <w:r>
+        <w:rPr>
+          <w:lang w:val="en-US"/>
+        </w:rPr>
+        <w:t>Chú Thích Các Plot Trong Subplot Hiện Tại?</w:t>
+      </w:r>
+    </w:p>
+    <w:p>
+      <w:pPr>
+        <w:pStyle w:val="ListParagraph"/>
+        <w:pBdr>
+          <w:top w:val="single" w:sz="4" w:space="1" w:color="auto"/>
+          <w:left w:val="single" w:sz="4" w:space="4" w:color="auto"/>
+          <w:bottom w:val="single" w:sz="4" w:space="1" w:color="auto"/>
+          <w:right w:val="single" w:sz="4" w:space="4" w:color="auto"/>
+        </w:pBdr>
+        <w:ind w:left="1080"/>
+        <w:rPr>
+          <w:lang w:val="en-US"/>
+        </w:rPr>
+      </w:pPr>
+      <w:r>
+        <w:rPr>
+          <w:lang w:val="en-US"/>
+        </w:rPr>
+        <w:t>legend(&lt;Các Chú Thích&gt;)</w:t>
+      </w:r>
+    </w:p>
+    <w:p>
+      <w:pPr>
+        <w:pStyle w:val="ListParagraph"/>
+        <w:numPr>
+          <w:ilvl w:val="0"/>
+          <w:numId w:val="15"/>
+        </w:numPr>
+        <w:rPr>
+          <w:lang w:val="en-US"/>
+        </w:rPr>
+      </w:pPr>
+      <w:r>
+        <w:rPr>
+          <w:lang w:val="en-US"/>
+        </w:rPr>
+        <w:t>&lt;Các Chú Thích&gt; phải có số lượng = số Plot hiện tại</w:t>
+      </w:r>
+    </w:p>
+    <w:p>
+      <w:pPr>
+        <w:pStyle w:val="ListParagraph"/>
+        <w:numPr>
+          <w:ilvl w:val="0"/>
+          <w:numId w:val="15"/>
+        </w:numPr>
+        <w:rPr>
+          <w:lang w:val="en-US"/>
+        </w:rPr>
+      </w:pPr>
+      <w:r>
+        <w:rPr>
+          <w:lang w:val="en-US"/>
+        </w:rPr>
+        <w:t>Chú thích đầu tiên sẽ áp dụng cho cái Plot được Plot sớm nhất, chú thích thứ 2 sẽ áp dụng cho cái Plot được Plot thứ 2, …</w:t>
+      </w:r>
+    </w:p>
+    <w:p>
+      <w:pPr>
+        <w:pStyle w:val="ListParagraph"/>
+        <w:numPr>
+          <w:ilvl w:val="0"/>
+          <w:numId w:val="15"/>
+        </w:numPr>
+        <w:rPr>
+          <w:lang w:val="en-US"/>
+        </w:rPr>
+      </w:pPr>
+      <w:r>
+        <w:rPr>
+          <w:lang w:val="en-US"/>
+        </w:rPr>
+        <w:t>Ví dụ</w:t>
+      </w:r>
+    </w:p>
+    <w:p>
+      <w:pPr>
+        <w:pStyle w:val="ListParagraph"/>
+        <w:pBdr>
+          <w:top w:val="single" w:sz="4" w:space="1" w:color="auto"/>
+          <w:left w:val="single" w:sz="4" w:space="4" w:color="auto"/>
+          <w:bottom w:val="single" w:sz="4" w:space="1" w:color="auto"/>
+          <w:right w:val="single" w:sz="4" w:space="4" w:color="auto"/>
+        </w:pBdr>
+        <w:ind w:left="1080"/>
+        <w:rPr>
+          <w:lang w:val="en-US"/>
+        </w:rPr>
+      </w:pPr>
+      <w:r>
+        <w:rPr>
+          <w:lang w:val="en-US"/>
+        </w:rPr>
+        <w:t>legend(</w:t>
+      </w:r>
+      <w:r>
+        <w:rPr>
+          <w:lang w:val="en-US"/>
+        </w:rPr>
+        <w:t>"foo", "bar", "far"</w:t>
+      </w:r>
+      <w:r>
+        <w:rPr>
+          <w:lang w:val="en-US"/>
+        </w:rPr>
+        <w:t>)</w:t>
+      </w:r>
+    </w:p>
+    <w:p>
+      <w:pPr>
+        <w:pStyle w:val="ListParagraph"/>
+        <w:numPr>
+          <w:ilvl w:val="0"/>
+          <w:numId w:val="15"/>
+        </w:numPr>
+        <w:rPr>
+          <w:lang w:val="en-US"/>
+        </w:rPr>
+      </w:pPr>
+      <w:r>
+        <w:rPr>
+          <w:lang w:val="en-US"/>
+        </w:rPr>
+        <w:t>Lưu ý bảng chú thích có thể di chuyển được = cách kéo thả chuột</w:t>
+      </w:r>
+    </w:p>
+    <w:p>
+      <w:pPr>
+        <w:pStyle w:val="ListParagraph"/>
+        <w:numPr>
+          <w:ilvl w:val="0"/>
+          <w:numId w:val="11"/>
+        </w:numPr>
+        <w:rPr>
+          <w:lang w:val="en-US"/>
+        </w:rPr>
+      </w:pPr>
+      <w:r>
+        <w:rPr>
+          <w:lang w:val="en-US"/>
+        </w:rPr>
+        <w:t>Chỉ định cận của Subplot hiện tại?</w:t>
+      </w:r>
+    </w:p>
+    <w:p>
+      <w:pPr>
+        <w:pStyle w:val="ListParagraph"/>
+        <w:numPr>
+          <w:ilvl w:val="0"/>
+          <w:numId w:val="15"/>
+        </w:numPr>
+        <w:rPr>
+          <w:lang w:val="en-US"/>
+        </w:rPr>
+      </w:pPr>
+      <w:r>
+        <w:rPr>
+          <w:lang w:val="en-US"/>
+        </w:rPr>
+        <w:t>Giống y chang trong Matplotlib</w:t>
+      </w:r>
+    </w:p>
+    <w:p>
+      <w:pPr>
+        <w:pStyle w:val="ListParagraph"/>
+        <w:numPr>
+          <w:ilvl w:val="0"/>
+          <w:numId w:val="15"/>
+        </w:numPr>
+        <w:rPr>
+          <w:lang w:val="en-US"/>
+        </w:rPr>
+      </w:pPr>
+      <w:r>
+        <w:rPr>
+          <w:lang w:val="en-US"/>
+        </w:rPr>
+        <w:t>Chỉ định cận trục hoành</w:t>
+      </w:r>
+    </w:p>
+    <w:p>
+      <w:pPr>
+        <w:pStyle w:val="ListParagraph"/>
+        <w:pBdr>
+          <w:top w:val="single" w:sz="4" w:space="1" w:color="auto"/>
+          <w:left w:val="single" w:sz="4" w:space="4" w:color="auto"/>
+          <w:bottom w:val="single" w:sz="4" w:space="1" w:color="auto"/>
+          <w:right w:val="single" w:sz="4" w:space="4" w:color="auto"/>
+        </w:pBdr>
+        <w:ind w:left="1080"/>
+        <w:rPr>
+          <w:lang w:val="en-US"/>
+        </w:rPr>
+      </w:pPr>
+      <w:r>
+        <w:rPr>
+          <w:lang w:val="en-US"/>
+        </w:rPr>
+        <w:t>xlim(</w:t>
+      </w:r>
+      <w:r>
+        <w:rPr>
+          <w:lang w:val="en-US"/>
+        </w:rPr>
+        <w:t>[</w:t>
+      </w:r>
+      <w:r>
+        <w:rPr>
+          <w:lang w:val="en-US"/>
+        </w:rPr>
+        <w:t>&lt;Cận Trái&gt;</w:t>
+      </w:r>
+      <w:r>
+        <w:rPr>
+          <w:lang w:val="en-US"/>
+        </w:rPr>
+        <w:t xml:space="preserve"> </w:t>
+      </w:r>
+      <w:r>
+        <w:rPr>
+          <w:lang w:val="en-US"/>
+        </w:rPr>
+        <w:t>&lt;Cận Phải&gt;</w:t>
+      </w:r>
+      <w:r>
+        <w:rPr>
+          <w:lang w:val="en-US"/>
+        </w:rPr>
+        <w:t>]</w:t>
+      </w:r>
+      <w:r>
+        <w:rPr>
+          <w:lang w:val="en-US"/>
+        </w:rPr>
+        <w:t>)</w:t>
+      </w:r>
+    </w:p>
+    <w:p>
+      <w:pPr>
+        <w:pStyle w:val="ListParagraph"/>
+        <w:numPr>
+          <w:ilvl w:val="0"/>
+          <w:numId w:val="15"/>
+        </w:numPr>
+        <w:rPr>
+          <w:lang w:val="en-US"/>
+        </w:rPr>
+      </w:pPr>
+      <w:r>
+        <w:rPr>
+          <w:lang w:val="en-US"/>
+        </w:rPr>
+        <w:t>Tương tự với các trục còn lại</w:t>
+      </w:r>
+    </w:p>
+    <w:p>
+      <w:pPr>
+        <w:pStyle w:val="ListParagraph"/>
+        <w:numPr>
+          <w:ilvl w:val="0"/>
+          <w:numId w:val="11"/>
+        </w:numPr>
+        <w:rPr>
+          <w:lang w:val="en-US"/>
+        </w:rPr>
+      </w:pPr>
+      <w:r>
+        <w:rPr>
+          <w:lang w:val="en-US"/>
+        </w:rPr>
+        <w:t>Đóng Figure Hiện Tại?</w:t>
+      </w:r>
+    </w:p>
+    <w:p>
+      <w:pPr>
+        <w:pStyle w:val="ListParagraph"/>
+        <w:pBdr>
+          <w:top w:val="single" w:sz="4" w:space="1" w:color="auto"/>
+          <w:left w:val="single" w:sz="4" w:space="4" w:color="auto"/>
+          <w:bottom w:val="single" w:sz="4" w:space="1" w:color="auto"/>
+          <w:right w:val="single" w:sz="4" w:space="4" w:color="auto"/>
+        </w:pBdr>
+        <w:ind w:left="1080"/>
+        <w:rPr>
+          <w:lang w:val="en-US"/>
+        </w:rPr>
+      </w:pPr>
+      <w:r>
+        <w:rPr>
+          <w:lang w:val="en-US"/>
+        </w:rPr>
+        <w:t>close</w:t>
+      </w:r>
+    </w:p>
+    <w:p>
+      <w:pPr>
+        <w:pStyle w:val="ListParagraph"/>
+        <w:numPr>
+          <w:ilvl w:val="0"/>
+          <w:numId w:val="3"/>
+        </w:numPr>
+        <w:rPr>
+          <w:lang w:val="en-US"/>
+        </w:rPr>
+      </w:pPr>
+      <w:r>
+        <w:rPr>
+          <w:lang w:val="en-US"/>
+        </w:rPr>
+        <w:t>Để đóng toàn bộ Figure</w:t>
+      </w:r>
+    </w:p>
+    <w:p>
+      <w:pPr>
+        <w:pStyle w:val="ListParagraph"/>
+        <w:pBdr>
+          <w:top w:val="single" w:sz="4" w:space="1" w:color="auto"/>
+          <w:left w:val="single" w:sz="4" w:space="4" w:color="auto"/>
+          <w:bottom w:val="single" w:sz="4" w:space="1" w:color="auto"/>
+          <w:right w:val="single" w:sz="4" w:space="4" w:color="auto"/>
+        </w:pBdr>
+        <w:ind w:left="1080"/>
+        <w:rPr>
+          <w:lang w:val="en-US"/>
+        </w:rPr>
+      </w:pPr>
+      <w:r>
+        <w:rPr>
+          <w:lang w:val="en-US"/>
+        </w:rPr>
+        <w:t>close all</w:t>
+      </w:r>
+    </w:p>
+    <w:p>
+      <w:pPr>
+        <w:pStyle w:val="ListParagraph"/>
+        <w:numPr>
+          <w:ilvl w:val="0"/>
+          <w:numId w:val="3"/>
         </w:numPr>
         <w:rPr>
           <w:lang w:val="en-US"/>
@@ -3994,6 +7329,297 @@
     </w:lvl>
   </w:abstractNum>
   <w:abstractNum w:abstractNumId="1" w15:restartNumberingAfterBreak="0">
+    <w:nsid w:val="0ABB476E"/>
+    <w:multiLevelType w:val="hybridMultilevel"/>
+    <w:tmpl w:val="1206BE18"/>
+    <w:lvl w:ilvl="0" w:tplc="3D2888BC">
+      <w:start w:val="1"/>
+      <w:numFmt w:val="decimal"/>
+      <w:lvlText w:val="%1."/>
+      <w:lvlJc w:val="left"/>
+      <w:pPr>
+        <w:ind w:left="1080" w:hanging="360"/>
+      </w:pPr>
+      <w:rPr>
+        <w:rFonts w:hint="default"/>
+      </w:rPr>
+    </w:lvl>
+    <w:lvl w:ilvl="1" w:tplc="04090019" w:tentative="1">
+      <w:start w:val="1"/>
+      <w:numFmt w:val="lowerLetter"/>
+      <w:lvlText w:val="%2."/>
+      <w:lvlJc w:val="left"/>
+      <w:pPr>
+        <w:ind w:left="1800" w:hanging="360"/>
+      </w:pPr>
+    </w:lvl>
+    <w:lvl w:ilvl="2" w:tplc="0409001B" w:tentative="1">
+      <w:start w:val="1"/>
+      <w:numFmt w:val="lowerRoman"/>
+      <w:lvlText w:val="%3."/>
+      <w:lvlJc w:val="right"/>
+      <w:pPr>
+        <w:ind w:left="2520" w:hanging="180"/>
+      </w:pPr>
+    </w:lvl>
+    <w:lvl w:ilvl="3" w:tplc="0409000F" w:tentative="1">
+      <w:start w:val="1"/>
+      <w:numFmt w:val="decimal"/>
+      <w:lvlText w:val="%4."/>
+      <w:lvlJc w:val="left"/>
+      <w:pPr>
+        <w:ind w:left="3240" w:hanging="360"/>
+      </w:pPr>
+    </w:lvl>
+    <w:lvl w:ilvl="4" w:tplc="04090019" w:tentative="1">
+      <w:start w:val="1"/>
+      <w:numFmt w:val="lowerLetter"/>
+      <w:lvlText w:val="%5."/>
+      <w:lvlJc w:val="left"/>
+      <w:pPr>
+        <w:ind w:left="3960" w:hanging="360"/>
+      </w:pPr>
+    </w:lvl>
+    <w:lvl w:ilvl="5" w:tplc="0409001B" w:tentative="1">
+      <w:start w:val="1"/>
+      <w:numFmt w:val="lowerRoman"/>
+      <w:lvlText w:val="%6."/>
+      <w:lvlJc w:val="right"/>
+      <w:pPr>
+        <w:ind w:left="4680" w:hanging="180"/>
+      </w:pPr>
+    </w:lvl>
+    <w:lvl w:ilvl="6" w:tplc="0409000F" w:tentative="1">
+      <w:start w:val="1"/>
+      <w:numFmt w:val="decimal"/>
+      <w:lvlText w:val="%7."/>
+      <w:lvlJc w:val="left"/>
+      <w:pPr>
+        <w:ind w:left="5400" w:hanging="360"/>
+      </w:pPr>
+    </w:lvl>
+    <w:lvl w:ilvl="7" w:tplc="04090019" w:tentative="1">
+      <w:start w:val="1"/>
+      <w:numFmt w:val="lowerLetter"/>
+      <w:lvlText w:val="%8."/>
+      <w:lvlJc w:val="left"/>
+      <w:pPr>
+        <w:ind w:left="6120" w:hanging="360"/>
+      </w:pPr>
+    </w:lvl>
+    <w:lvl w:ilvl="8" w:tplc="0409001B" w:tentative="1">
+      <w:start w:val="1"/>
+      <w:numFmt w:val="lowerRoman"/>
+      <w:lvlText w:val="%9."/>
+      <w:lvlJc w:val="right"/>
+      <w:pPr>
+        <w:ind w:left="6840" w:hanging="180"/>
+      </w:pPr>
+    </w:lvl>
+  </w:abstractNum>
+  <w:abstractNum w:abstractNumId="2" w15:restartNumberingAfterBreak="0">
+    <w:nsid w:val="0FA0209E"/>
+    <w:multiLevelType w:val="hybridMultilevel"/>
+    <w:tmpl w:val="E306EBE8"/>
+    <w:lvl w:ilvl="0" w:tplc="B9DEF266">
+      <w:start w:val="1"/>
+      <w:numFmt w:val="decimal"/>
+      <w:lvlText w:val="%1."/>
+      <w:lvlJc w:val="left"/>
+      <w:pPr>
+        <w:ind w:left="1080" w:hanging="360"/>
+      </w:pPr>
+      <w:rPr>
+        <w:rFonts w:hint="default"/>
+      </w:rPr>
+    </w:lvl>
+    <w:lvl w:ilvl="1" w:tplc="04090019" w:tentative="1">
+      <w:start w:val="1"/>
+      <w:numFmt w:val="lowerLetter"/>
+      <w:lvlText w:val="%2."/>
+      <w:lvlJc w:val="left"/>
+      <w:pPr>
+        <w:ind w:left="1800" w:hanging="360"/>
+      </w:pPr>
+    </w:lvl>
+    <w:lvl w:ilvl="2" w:tplc="0409001B" w:tentative="1">
+      <w:start w:val="1"/>
+      <w:numFmt w:val="lowerRoman"/>
+      <w:lvlText w:val="%3."/>
+      <w:lvlJc w:val="right"/>
+      <w:pPr>
+        <w:ind w:left="2520" w:hanging="180"/>
+      </w:pPr>
+    </w:lvl>
+    <w:lvl w:ilvl="3" w:tplc="0409000F" w:tentative="1">
+      <w:start w:val="1"/>
+      <w:numFmt w:val="decimal"/>
+      <w:lvlText w:val="%4."/>
+      <w:lvlJc w:val="left"/>
+      <w:pPr>
+        <w:ind w:left="3240" w:hanging="360"/>
+      </w:pPr>
+    </w:lvl>
+    <w:lvl w:ilvl="4" w:tplc="04090019" w:tentative="1">
+      <w:start w:val="1"/>
+      <w:numFmt w:val="lowerLetter"/>
+      <w:lvlText w:val="%5."/>
+      <w:lvlJc w:val="left"/>
+      <w:pPr>
+        <w:ind w:left="3960" w:hanging="360"/>
+      </w:pPr>
+    </w:lvl>
+    <w:lvl w:ilvl="5" w:tplc="0409001B" w:tentative="1">
+      <w:start w:val="1"/>
+      <w:numFmt w:val="lowerRoman"/>
+      <w:lvlText w:val="%6."/>
+      <w:lvlJc w:val="right"/>
+      <w:pPr>
+        <w:ind w:left="4680" w:hanging="180"/>
+      </w:pPr>
+    </w:lvl>
+    <w:lvl w:ilvl="6" w:tplc="0409000F" w:tentative="1">
+      <w:start w:val="1"/>
+      <w:numFmt w:val="decimal"/>
+      <w:lvlText w:val="%7."/>
+      <w:lvlJc w:val="left"/>
+      <w:pPr>
+        <w:ind w:left="5400" w:hanging="360"/>
+      </w:pPr>
+    </w:lvl>
+    <w:lvl w:ilvl="7" w:tplc="04090019" w:tentative="1">
+      <w:start w:val="1"/>
+      <w:numFmt w:val="lowerLetter"/>
+      <w:lvlText w:val="%8."/>
+      <w:lvlJc w:val="left"/>
+      <w:pPr>
+        <w:ind w:left="6120" w:hanging="360"/>
+      </w:pPr>
+    </w:lvl>
+    <w:lvl w:ilvl="8" w:tplc="0409001B" w:tentative="1">
+      <w:start w:val="1"/>
+      <w:numFmt w:val="lowerRoman"/>
+      <w:lvlText w:val="%9."/>
+      <w:lvlJc w:val="right"/>
+      <w:pPr>
+        <w:ind w:left="6840" w:hanging="180"/>
+      </w:pPr>
+    </w:lvl>
+  </w:abstractNum>
+  <w:abstractNum w:abstractNumId="3" w15:restartNumberingAfterBreak="0">
+    <w:nsid w:val="10F07962"/>
+    <w:multiLevelType w:val="hybridMultilevel"/>
+    <w:tmpl w:val="BCE89BF8"/>
+    <w:lvl w:ilvl="0" w:tplc="79BC96CC">
+      <w:start w:val="2"/>
+      <w:numFmt w:val="bullet"/>
+      <w:lvlText w:val=""/>
+      <w:lvlJc w:val="left"/>
+      <w:pPr>
+        <w:ind w:left="1080" w:hanging="360"/>
+      </w:pPr>
+      <w:rPr>
+        <w:rFonts w:ascii="Wingdings" w:eastAsiaTheme="minorHAnsi" w:hAnsi="Wingdings" w:cstheme="minorBidi" w:hint="default"/>
+      </w:rPr>
+    </w:lvl>
+    <w:lvl w:ilvl="1" w:tplc="042A0003" w:tentative="1">
+      <w:start w:val="1"/>
+      <w:numFmt w:val="bullet"/>
+      <w:lvlText w:val="o"/>
+      <w:lvlJc w:val="left"/>
+      <w:pPr>
+        <w:ind w:left="1800" w:hanging="360"/>
+      </w:pPr>
+      <w:rPr>
+        <w:rFonts w:ascii="Courier New" w:hAnsi="Courier New" w:cs="Courier New" w:hint="default"/>
+      </w:rPr>
+    </w:lvl>
+    <w:lvl w:ilvl="2" w:tplc="042A0005" w:tentative="1">
+      <w:start w:val="1"/>
+      <w:numFmt w:val="bullet"/>
+      <w:lvlText w:val=""/>
+      <w:lvlJc w:val="left"/>
+      <w:pPr>
+        <w:ind w:left="2520" w:hanging="360"/>
+      </w:pPr>
+      <w:rPr>
+        <w:rFonts w:ascii="Wingdings" w:hAnsi="Wingdings" w:hint="default"/>
+      </w:rPr>
+    </w:lvl>
+    <w:lvl w:ilvl="3" w:tplc="042A0001" w:tentative="1">
+      <w:start w:val="1"/>
+      <w:numFmt w:val="bullet"/>
+      <w:lvlText w:val=""/>
+      <w:lvlJc w:val="left"/>
+      <w:pPr>
+        <w:ind w:left="3240" w:hanging="360"/>
+      </w:pPr>
+      <w:rPr>
+        <w:rFonts w:ascii="Symbol" w:hAnsi="Symbol" w:hint="default"/>
+      </w:rPr>
+    </w:lvl>
+    <w:lvl w:ilvl="4" w:tplc="042A0003" w:tentative="1">
+      <w:start w:val="1"/>
+      <w:numFmt w:val="bullet"/>
+      <w:lvlText w:val="o"/>
+      <w:lvlJc w:val="left"/>
+      <w:pPr>
+        <w:ind w:left="3960" w:hanging="360"/>
+      </w:pPr>
+      <w:rPr>
+        <w:rFonts w:ascii="Courier New" w:hAnsi="Courier New" w:cs="Courier New" w:hint="default"/>
+      </w:rPr>
+    </w:lvl>
+    <w:lvl w:ilvl="5" w:tplc="042A0005" w:tentative="1">
+      <w:start w:val="1"/>
+      <w:numFmt w:val="bullet"/>
+      <w:lvlText w:val=""/>
+      <w:lvlJc w:val="left"/>
+      <w:pPr>
+        <w:ind w:left="4680" w:hanging="360"/>
+      </w:pPr>
+      <w:rPr>
+        <w:rFonts w:ascii="Wingdings" w:hAnsi="Wingdings" w:hint="default"/>
+      </w:rPr>
+    </w:lvl>
+    <w:lvl w:ilvl="6" w:tplc="042A0001" w:tentative="1">
+      <w:start w:val="1"/>
+      <w:numFmt w:val="bullet"/>
+      <w:lvlText w:val=""/>
+      <w:lvlJc w:val="left"/>
+      <w:pPr>
+        <w:ind w:left="5400" w:hanging="360"/>
+      </w:pPr>
+      <w:rPr>
+        <w:rFonts w:ascii="Symbol" w:hAnsi="Symbol" w:hint="default"/>
+      </w:rPr>
+    </w:lvl>
+    <w:lvl w:ilvl="7" w:tplc="042A0003" w:tentative="1">
+      <w:start w:val="1"/>
+      <w:numFmt w:val="bullet"/>
+      <w:lvlText w:val="o"/>
+      <w:lvlJc w:val="left"/>
+      <w:pPr>
+        <w:ind w:left="6120" w:hanging="360"/>
+      </w:pPr>
+      <w:rPr>
+        <w:rFonts w:ascii="Courier New" w:hAnsi="Courier New" w:cs="Courier New" w:hint="default"/>
+      </w:rPr>
+    </w:lvl>
+    <w:lvl w:ilvl="8" w:tplc="042A0005" w:tentative="1">
+      <w:start w:val="1"/>
+      <w:numFmt w:val="bullet"/>
+      <w:lvlText w:val=""/>
+      <w:lvlJc w:val="left"/>
+      <w:pPr>
+        <w:ind w:left="6840" w:hanging="360"/>
+      </w:pPr>
+      <w:rPr>
+        <w:rFonts w:ascii="Wingdings" w:hAnsi="Wingdings" w:hint="default"/>
+      </w:rPr>
+    </w:lvl>
+  </w:abstractNum>
+  <w:abstractNum w:abstractNumId="4" w15:restartNumberingAfterBreak="0">
     <w:nsid w:val="25490848"/>
     <w:multiLevelType w:val="hybridMultilevel"/>
     <w:tmpl w:val="4D4856CE"/>
@@ -4082,7 +7708,7 @@
       </w:pPr>
     </w:lvl>
   </w:abstractNum>
-  <w:abstractNum w:abstractNumId="2" w15:restartNumberingAfterBreak="0">
+  <w:abstractNum w:abstractNumId="5" w15:restartNumberingAfterBreak="0">
     <w:nsid w:val="315717BD"/>
     <w:multiLevelType w:val="hybridMultilevel"/>
     <w:tmpl w:val="03F04CCE"/>
@@ -4171,7 +7797,7 @@
       </w:pPr>
     </w:lvl>
   </w:abstractNum>
-  <w:abstractNum w:abstractNumId="3" w15:restartNumberingAfterBreak="0">
+  <w:abstractNum w:abstractNumId="6" w15:restartNumberingAfterBreak="0">
     <w:nsid w:val="34696CFE"/>
     <w:multiLevelType w:val="hybridMultilevel"/>
     <w:tmpl w:val="D57EC0F2"/>
@@ -4260,7 +7886,7 @@
       </w:pPr>
     </w:lvl>
   </w:abstractNum>
-  <w:abstractNum w:abstractNumId="4" w15:restartNumberingAfterBreak="0">
+  <w:abstractNum w:abstractNumId="7" w15:restartNumberingAfterBreak="0">
     <w:nsid w:val="36A80456"/>
     <w:multiLevelType w:val="hybridMultilevel"/>
     <w:tmpl w:val="5BAC69E0"/>
@@ -4349,7 +7975,7 @@
       </w:pPr>
     </w:lvl>
   </w:abstractNum>
-  <w:abstractNum w:abstractNumId="5" w15:restartNumberingAfterBreak="0">
+  <w:abstractNum w:abstractNumId="8" w15:restartNumberingAfterBreak="0">
     <w:nsid w:val="383A35A5"/>
     <w:multiLevelType w:val="hybridMultilevel"/>
     <w:tmpl w:val="F53A6BB4"/>
@@ -4438,7 +8064,7 @@
       </w:pPr>
     </w:lvl>
   </w:abstractNum>
-  <w:abstractNum w:abstractNumId="6" w15:restartNumberingAfterBreak="0">
+  <w:abstractNum w:abstractNumId="9" w15:restartNumberingAfterBreak="0">
     <w:nsid w:val="3A8E18F2"/>
     <w:multiLevelType w:val="hybridMultilevel"/>
     <w:tmpl w:val="6CD49E16"/>
@@ -4527,7 +8153,7 @@
       </w:pPr>
     </w:lvl>
   </w:abstractNum>
-  <w:abstractNum w:abstractNumId="7" w15:restartNumberingAfterBreak="0">
+  <w:abstractNum w:abstractNumId="10" w15:restartNumberingAfterBreak="0">
     <w:nsid w:val="4CC4413D"/>
     <w:multiLevelType w:val="hybridMultilevel"/>
     <w:tmpl w:val="9872EA18"/>
@@ -4616,7 +8242,274 @@
       </w:pPr>
     </w:lvl>
   </w:abstractNum>
-  <w:abstractNum w:abstractNumId="8" w15:restartNumberingAfterBreak="0">
+  <w:abstractNum w:abstractNumId="11" w15:restartNumberingAfterBreak="0">
+    <w:nsid w:val="4D382039"/>
+    <w:multiLevelType w:val="hybridMultilevel"/>
+    <w:tmpl w:val="5880B58E"/>
+    <w:lvl w:ilvl="0" w:tplc="194E4B8A">
+      <w:start w:val="1"/>
+      <w:numFmt w:val="decimal"/>
+      <w:lvlText w:val="%1."/>
+      <w:lvlJc w:val="left"/>
+      <w:pPr>
+        <w:ind w:left="1080" w:hanging="360"/>
+      </w:pPr>
+      <w:rPr>
+        <w:rFonts w:hint="default"/>
+      </w:rPr>
+    </w:lvl>
+    <w:lvl w:ilvl="1" w:tplc="04090019" w:tentative="1">
+      <w:start w:val="1"/>
+      <w:numFmt w:val="lowerLetter"/>
+      <w:lvlText w:val="%2."/>
+      <w:lvlJc w:val="left"/>
+      <w:pPr>
+        <w:ind w:left="1800" w:hanging="360"/>
+      </w:pPr>
+    </w:lvl>
+    <w:lvl w:ilvl="2" w:tplc="0409001B" w:tentative="1">
+      <w:start w:val="1"/>
+      <w:numFmt w:val="lowerRoman"/>
+      <w:lvlText w:val="%3."/>
+      <w:lvlJc w:val="right"/>
+      <w:pPr>
+        <w:ind w:left="2520" w:hanging="180"/>
+      </w:pPr>
+    </w:lvl>
+    <w:lvl w:ilvl="3" w:tplc="0409000F" w:tentative="1">
+      <w:start w:val="1"/>
+      <w:numFmt w:val="decimal"/>
+      <w:lvlText w:val="%4."/>
+      <w:lvlJc w:val="left"/>
+      <w:pPr>
+        <w:ind w:left="3240" w:hanging="360"/>
+      </w:pPr>
+    </w:lvl>
+    <w:lvl w:ilvl="4" w:tplc="04090019" w:tentative="1">
+      <w:start w:val="1"/>
+      <w:numFmt w:val="lowerLetter"/>
+      <w:lvlText w:val="%5."/>
+      <w:lvlJc w:val="left"/>
+      <w:pPr>
+        <w:ind w:left="3960" w:hanging="360"/>
+      </w:pPr>
+    </w:lvl>
+    <w:lvl w:ilvl="5" w:tplc="0409001B" w:tentative="1">
+      <w:start w:val="1"/>
+      <w:numFmt w:val="lowerRoman"/>
+      <w:lvlText w:val="%6."/>
+      <w:lvlJc w:val="right"/>
+      <w:pPr>
+        <w:ind w:left="4680" w:hanging="180"/>
+      </w:pPr>
+    </w:lvl>
+    <w:lvl w:ilvl="6" w:tplc="0409000F" w:tentative="1">
+      <w:start w:val="1"/>
+      <w:numFmt w:val="decimal"/>
+      <w:lvlText w:val="%7."/>
+      <w:lvlJc w:val="left"/>
+      <w:pPr>
+        <w:ind w:left="5400" w:hanging="360"/>
+      </w:pPr>
+    </w:lvl>
+    <w:lvl w:ilvl="7" w:tplc="04090019" w:tentative="1">
+      <w:start w:val="1"/>
+      <w:numFmt w:val="lowerLetter"/>
+      <w:lvlText w:val="%8."/>
+      <w:lvlJc w:val="left"/>
+      <w:pPr>
+        <w:ind w:left="6120" w:hanging="360"/>
+      </w:pPr>
+    </w:lvl>
+    <w:lvl w:ilvl="8" w:tplc="0409001B" w:tentative="1">
+      <w:start w:val="1"/>
+      <w:numFmt w:val="lowerRoman"/>
+      <w:lvlText w:val="%9."/>
+      <w:lvlJc w:val="right"/>
+      <w:pPr>
+        <w:ind w:left="6840" w:hanging="180"/>
+      </w:pPr>
+    </w:lvl>
+  </w:abstractNum>
+  <w:abstractNum w:abstractNumId="12" w15:restartNumberingAfterBreak="0">
+    <w:nsid w:val="561640A3"/>
+    <w:multiLevelType w:val="hybridMultilevel"/>
+    <w:tmpl w:val="663ED04E"/>
+    <w:lvl w:ilvl="0" w:tplc="DF6A8122">
+      <w:start w:val="1"/>
+      <w:numFmt w:val="decimal"/>
+      <w:lvlText w:val="%1."/>
+      <w:lvlJc w:val="left"/>
+      <w:pPr>
+        <w:ind w:left="1080" w:hanging="360"/>
+      </w:pPr>
+      <w:rPr>
+        <w:rFonts w:hint="default"/>
+      </w:rPr>
+    </w:lvl>
+    <w:lvl w:ilvl="1" w:tplc="04090019" w:tentative="1">
+      <w:start w:val="1"/>
+      <w:numFmt w:val="lowerLetter"/>
+      <w:lvlText w:val="%2."/>
+      <w:lvlJc w:val="left"/>
+      <w:pPr>
+        <w:ind w:left="1800" w:hanging="360"/>
+      </w:pPr>
+    </w:lvl>
+    <w:lvl w:ilvl="2" w:tplc="0409001B" w:tentative="1">
+      <w:start w:val="1"/>
+      <w:numFmt w:val="lowerRoman"/>
+      <w:lvlText w:val="%3."/>
+      <w:lvlJc w:val="right"/>
+      <w:pPr>
+        <w:ind w:left="2520" w:hanging="180"/>
+      </w:pPr>
+    </w:lvl>
+    <w:lvl w:ilvl="3" w:tplc="0409000F" w:tentative="1">
+      <w:start w:val="1"/>
+      <w:numFmt w:val="decimal"/>
+      <w:lvlText w:val="%4."/>
+      <w:lvlJc w:val="left"/>
+      <w:pPr>
+        <w:ind w:left="3240" w:hanging="360"/>
+      </w:pPr>
+    </w:lvl>
+    <w:lvl w:ilvl="4" w:tplc="04090019" w:tentative="1">
+      <w:start w:val="1"/>
+      <w:numFmt w:val="lowerLetter"/>
+      <w:lvlText w:val="%5."/>
+      <w:lvlJc w:val="left"/>
+      <w:pPr>
+        <w:ind w:left="3960" w:hanging="360"/>
+      </w:pPr>
+    </w:lvl>
+    <w:lvl w:ilvl="5" w:tplc="0409001B" w:tentative="1">
+      <w:start w:val="1"/>
+      <w:numFmt w:val="lowerRoman"/>
+      <w:lvlText w:val="%6."/>
+      <w:lvlJc w:val="right"/>
+      <w:pPr>
+        <w:ind w:left="4680" w:hanging="180"/>
+      </w:pPr>
+    </w:lvl>
+    <w:lvl w:ilvl="6" w:tplc="0409000F" w:tentative="1">
+      <w:start w:val="1"/>
+      <w:numFmt w:val="decimal"/>
+      <w:lvlText w:val="%7."/>
+      <w:lvlJc w:val="left"/>
+      <w:pPr>
+        <w:ind w:left="5400" w:hanging="360"/>
+      </w:pPr>
+    </w:lvl>
+    <w:lvl w:ilvl="7" w:tplc="04090019" w:tentative="1">
+      <w:start w:val="1"/>
+      <w:numFmt w:val="lowerLetter"/>
+      <w:lvlText w:val="%8."/>
+      <w:lvlJc w:val="left"/>
+      <w:pPr>
+        <w:ind w:left="6120" w:hanging="360"/>
+      </w:pPr>
+    </w:lvl>
+    <w:lvl w:ilvl="8" w:tplc="0409001B" w:tentative="1">
+      <w:start w:val="1"/>
+      <w:numFmt w:val="lowerRoman"/>
+      <w:lvlText w:val="%9."/>
+      <w:lvlJc w:val="right"/>
+      <w:pPr>
+        <w:ind w:left="6840" w:hanging="180"/>
+      </w:pPr>
+    </w:lvl>
+  </w:abstractNum>
+  <w:abstractNum w:abstractNumId="13" w15:restartNumberingAfterBreak="0">
+    <w:nsid w:val="5AE427A8"/>
+    <w:multiLevelType w:val="hybridMultilevel"/>
+    <w:tmpl w:val="0C929334"/>
+    <w:lvl w:ilvl="0" w:tplc="CA06D1B0">
+      <w:start w:val="1"/>
+      <w:numFmt w:val="decimal"/>
+      <w:lvlText w:val="%1."/>
+      <w:lvlJc w:val="left"/>
+      <w:pPr>
+        <w:ind w:left="1080" w:hanging="360"/>
+      </w:pPr>
+      <w:rPr>
+        <w:rFonts w:hint="default"/>
+      </w:rPr>
+    </w:lvl>
+    <w:lvl w:ilvl="1" w:tplc="04090019" w:tentative="1">
+      <w:start w:val="1"/>
+      <w:numFmt w:val="lowerLetter"/>
+      <w:lvlText w:val="%2."/>
+      <w:lvlJc w:val="left"/>
+      <w:pPr>
+        <w:ind w:left="1800" w:hanging="360"/>
+      </w:pPr>
+    </w:lvl>
+    <w:lvl w:ilvl="2" w:tplc="0409001B" w:tentative="1">
+      <w:start w:val="1"/>
+      <w:numFmt w:val="lowerRoman"/>
+      <w:lvlText w:val="%3."/>
+      <w:lvlJc w:val="right"/>
+      <w:pPr>
+        <w:ind w:left="2520" w:hanging="180"/>
+      </w:pPr>
+    </w:lvl>
+    <w:lvl w:ilvl="3" w:tplc="0409000F" w:tentative="1">
+      <w:start w:val="1"/>
+      <w:numFmt w:val="decimal"/>
+      <w:lvlText w:val="%4."/>
+      <w:lvlJc w:val="left"/>
+      <w:pPr>
+        <w:ind w:left="3240" w:hanging="360"/>
+      </w:pPr>
+    </w:lvl>
+    <w:lvl w:ilvl="4" w:tplc="04090019" w:tentative="1">
+      <w:start w:val="1"/>
+      <w:numFmt w:val="lowerLetter"/>
+      <w:lvlText w:val="%5."/>
+      <w:lvlJc w:val="left"/>
+      <w:pPr>
+        <w:ind w:left="3960" w:hanging="360"/>
+      </w:pPr>
+    </w:lvl>
+    <w:lvl w:ilvl="5" w:tplc="0409001B" w:tentative="1">
+      <w:start w:val="1"/>
+      <w:numFmt w:val="lowerRoman"/>
+      <w:lvlText w:val="%6."/>
+      <w:lvlJc w:val="right"/>
+      <w:pPr>
+        <w:ind w:left="4680" w:hanging="180"/>
+      </w:pPr>
+    </w:lvl>
+    <w:lvl w:ilvl="6" w:tplc="0409000F" w:tentative="1">
+      <w:start w:val="1"/>
+      <w:numFmt w:val="decimal"/>
+      <w:lvlText w:val="%7."/>
+      <w:lvlJc w:val="left"/>
+      <w:pPr>
+        <w:ind w:left="5400" w:hanging="360"/>
+      </w:pPr>
+    </w:lvl>
+    <w:lvl w:ilvl="7" w:tplc="04090019" w:tentative="1">
+      <w:start w:val="1"/>
+      <w:numFmt w:val="lowerLetter"/>
+      <w:lvlText w:val="%8."/>
+      <w:lvlJc w:val="left"/>
+      <w:pPr>
+        <w:ind w:left="6120" w:hanging="360"/>
+      </w:pPr>
+    </w:lvl>
+    <w:lvl w:ilvl="8" w:tplc="0409001B" w:tentative="1">
+      <w:start w:val="1"/>
+      <w:numFmt w:val="lowerRoman"/>
+      <w:lvlText w:val="%9."/>
+      <w:lvlJc w:val="right"/>
+      <w:pPr>
+        <w:ind w:left="6840" w:hanging="180"/>
+      </w:pPr>
+    </w:lvl>
+  </w:abstractNum>
+  <w:abstractNum w:abstractNumId="14" w15:restartNumberingAfterBreak="0">
     <w:nsid w:val="669062BD"/>
     <w:multiLevelType w:val="hybridMultilevel"/>
     <w:tmpl w:val="010A4522"/>
@@ -4705,7 +8598,7 @@
       </w:pPr>
     </w:lvl>
   </w:abstractNum>
-  <w:abstractNum w:abstractNumId="9" w15:restartNumberingAfterBreak="0">
+  <w:abstractNum w:abstractNumId="15" w15:restartNumberingAfterBreak="0">
     <w:nsid w:val="6EA02C5C"/>
     <w:multiLevelType w:val="hybridMultilevel"/>
     <w:tmpl w:val="93A0FAF2"/>
@@ -4818,7 +8711,7 @@
       </w:rPr>
     </w:lvl>
   </w:abstractNum>
-  <w:abstractNum w:abstractNumId="10" w15:restartNumberingAfterBreak="0">
+  <w:abstractNum w:abstractNumId="16" w15:restartNumberingAfterBreak="0">
     <w:nsid w:val="6EE76795"/>
     <w:multiLevelType w:val="hybridMultilevel"/>
     <w:tmpl w:val="E29AE982"/>
@@ -4908,37 +8801,55 @@
     </w:lvl>
   </w:abstractNum>
   <w:num w:numId="1" w16cid:durableId="105732668">
-    <w:abstractNumId w:val="1"/>
+    <w:abstractNumId w:val="4"/>
   </w:num>
   <w:num w:numId="2" w16cid:durableId="979265608">
+    <w:abstractNumId w:val="10"/>
+  </w:num>
+  <w:num w:numId="3" w16cid:durableId="579799846">
+    <w:abstractNumId w:val="15"/>
+  </w:num>
+  <w:num w:numId="4" w16cid:durableId="1081215143">
+    <w:abstractNumId w:val="6"/>
+  </w:num>
+  <w:num w:numId="5" w16cid:durableId="1422794264">
     <w:abstractNumId w:val="7"/>
   </w:num>
-  <w:num w:numId="3" w16cid:durableId="579799846">
+  <w:num w:numId="6" w16cid:durableId="1599561250">
     <w:abstractNumId w:val="9"/>
-  </w:num>
-  <w:num w:numId="4" w16cid:durableId="1081215143">
-    <w:abstractNumId w:val="3"/>
-  </w:num>
-  <w:num w:numId="5" w16cid:durableId="1422794264">
-    <w:abstractNumId w:val="4"/>
-  </w:num>
-  <w:num w:numId="6" w16cid:durableId="1599561250">
-    <w:abstractNumId w:val="6"/>
   </w:num>
   <w:num w:numId="7" w16cid:durableId="1390882582">
     <w:abstractNumId w:val="0"/>
   </w:num>
   <w:num w:numId="8" w16cid:durableId="117116186">
-    <w:abstractNumId w:val="10"/>
+    <w:abstractNumId w:val="16"/>
   </w:num>
   <w:num w:numId="9" w16cid:durableId="353118514">
+    <w:abstractNumId w:val="5"/>
+  </w:num>
+  <w:num w:numId="10" w16cid:durableId="2128036822">
+    <w:abstractNumId w:val="8"/>
+  </w:num>
+  <w:num w:numId="11" w16cid:durableId="385834222">
+    <w:abstractNumId w:val="14"/>
+  </w:num>
+  <w:num w:numId="12" w16cid:durableId="1147891060">
     <w:abstractNumId w:val="2"/>
   </w:num>
-  <w:num w:numId="10" w16cid:durableId="2128036822">
-    <w:abstractNumId w:val="5"/>
+  <w:num w:numId="13" w16cid:durableId="233322713">
+    <w:abstractNumId w:val="1"/>
   </w:num>
-  <w:num w:numId="11" w16cid:durableId="385834222">
-    <w:abstractNumId w:val="8"/>
+  <w:num w:numId="14" w16cid:durableId="1664353762">
+    <w:abstractNumId w:val="13"/>
+  </w:num>
+  <w:num w:numId="15" w16cid:durableId="671374831">
+    <w:abstractNumId w:val="3"/>
+  </w:num>
+  <w:num w:numId="16" w16cid:durableId="156118344">
+    <w:abstractNumId w:val="12"/>
+  </w:num>
+  <w:num w:numId="17" w16cid:durableId="435180199">
+    <w:abstractNumId w:val="11"/>
   </w:num>
 </w:numbering>
 </file>

--- a/matlab.docx
+++ b/matlab.docx
@@ -1016,6 +1016,182 @@
         <w:rPr>
           <w:lang w:val="en-US"/>
         </w:rPr>
+        <w:t>Live Script:</w:t>
+      </w:r>
+    </w:p>
+    <w:p>
+      <w:pPr>
+        <w:pStyle w:val="ListParagraph"/>
+        <w:numPr>
+          <w:ilvl w:val="0"/>
+          <w:numId w:val="18"/>
+        </w:numPr>
+        <w:rPr>
+          <w:lang w:val="en-US"/>
+        </w:rPr>
+      </w:pPr>
+      <w:r>
+        <w:rPr>
+          <w:lang w:val="en-US"/>
+        </w:rPr>
+        <w:t>Phần Mở Rộng File Live Script?</w:t>
+      </w:r>
+    </w:p>
+    <w:p>
+      <w:pPr>
+        <w:pStyle w:val="ListParagraph"/>
+        <w:numPr>
+          <w:ilvl w:val="0"/>
+          <w:numId w:val="3"/>
+        </w:numPr>
+        <w:rPr>
+          <w:lang w:val="en-US"/>
+        </w:rPr>
+      </w:pPr>
+      <w:r>
+        <w:rPr>
+          <w:lang w:val="en-US"/>
+        </w:rPr>
+        <w:t>“.mlx”</w:t>
+      </w:r>
+    </w:p>
+    <w:p>
+      <w:pPr>
+        <w:pStyle w:val="ListParagraph"/>
+        <w:numPr>
+          <w:ilvl w:val="0"/>
+          <w:numId w:val="18"/>
+        </w:numPr>
+        <w:rPr>
+          <w:lang w:val="en-US"/>
+        </w:rPr>
+      </w:pPr>
+      <w:r>
+        <w:rPr>
+          <w:lang w:val="en-US"/>
+        </w:rPr>
+        <w:t>Tạo 1 File Live Script?</w:t>
+      </w:r>
+    </w:p>
+    <w:p>
+      <w:pPr>
+        <w:pStyle w:val="ListParagraph"/>
+        <w:numPr>
+          <w:ilvl w:val="0"/>
+          <w:numId w:val="3"/>
+        </w:numPr>
+        <w:rPr>
+          <w:lang w:val="en-US"/>
+        </w:rPr>
+      </w:pPr>
+      <w:r>
+        <w:rPr>
+          <w:lang w:val="en-US"/>
+        </w:rPr>
+        <w:t>Phải chuột vào cửa sổ Current Folder + chọn “New” + chọn “Live Script”</w:t>
+      </w:r>
+    </w:p>
+    <w:p>
+      <w:pPr>
+        <w:pStyle w:val="ListParagraph"/>
+        <w:numPr>
+          <w:ilvl w:val="0"/>
+          <w:numId w:val="3"/>
+        </w:numPr>
+        <w:rPr>
+          <w:lang w:val="en-US"/>
+        </w:rPr>
+      </w:pPr>
+      <w:r>
+        <w:rPr>
+          <w:lang w:val="en-US"/>
+        </w:rPr>
+        <w:t>Bản chất File Live Script y chang File Matlab thông thường, chỉ có điều thay vì dùng cửa sổ Editor nó dùng Live Editor</w:t>
+      </w:r>
+    </w:p>
+    <w:p>
+      <w:pPr>
+        <w:pStyle w:val="ListParagraph"/>
+        <w:numPr>
+          <w:ilvl w:val="0"/>
+          <w:numId w:val="3"/>
+        </w:numPr>
+        <w:rPr>
+          <w:lang w:val="en-US"/>
+        </w:rPr>
+      </w:pPr>
+      <w:r>
+        <w:rPr>
+          <w:lang w:val="en-US"/>
+        </w:rPr>
+        <w:t>Đồng thời, thay vì in kết quả ra Command Window, nó in ra nửa bên phải cửa sổ Live Editor</w:t>
+      </w:r>
+    </w:p>
+    <w:p>
+      <w:pPr>
+        <w:pStyle w:val="ListParagraph"/>
+        <w:numPr>
+          <w:ilvl w:val="0"/>
+          <w:numId w:val="3"/>
+        </w:numPr>
+        <w:rPr>
+          <w:lang w:val="en-US"/>
+        </w:rPr>
+      </w:pPr>
+      <w:r>
+        <w:rPr>
+          <w:lang w:val="en-US"/>
+        </w:rPr>
+        <w:t>Kết quả in ra sẽ được định dạng cực đẹp và dễ đọc, đặc biệt với Symbolic Expression</w:t>
+      </w:r>
+    </w:p>
+    <w:p>
+      <w:pPr>
+        <w:pStyle w:val="ListParagraph"/>
+        <w:numPr>
+          <w:ilvl w:val="0"/>
+          <w:numId w:val="3"/>
+        </w:numPr>
+        <w:rPr>
+          <w:lang w:val="en-US"/>
+        </w:rPr>
+      </w:pPr>
+      <w:r>
+        <w:rPr>
+          <w:lang w:val="en-US"/>
+        </w:rPr>
+        <w:t>Hơn nữa, mỗi lần chạy File là nó tự động xóa những gì đã in trước đó</w:t>
+      </w:r>
+    </w:p>
+    <w:p>
+      <w:pPr>
+        <w:pStyle w:val="ListParagraph"/>
+        <w:numPr>
+          <w:ilvl w:val="0"/>
+          <w:numId w:val="18"/>
+        </w:numPr>
+        <w:rPr>
+          <w:lang w:val="en-US"/>
+        </w:rPr>
+      </w:pPr>
+    </w:p>
+    <w:p>
+      <w:pPr>
+        <w:rPr>
+          <w:lang w:val="en-US"/>
+        </w:rPr>
+      </w:pPr>
+    </w:p>
+    <w:p>
+      <w:pPr>
+        <w:rPr>
+          <w:lang w:val="en-US"/>
+        </w:rPr>
+      </w:pPr>
+      <w:r>
+        <w:rPr>
+          <w:lang w:val="en-US"/>
+        </w:rPr>
         <w:t>Command Window:</w:t>
       </w:r>
     </w:p>
@@ -1073,6 +1249,7 @@
         <w:rPr>
           <w:lang w:val="en-US"/>
         </w:rPr>
+        <w:lastRenderedPageBreak/>
         <w:t xml:space="preserve">Cách Ẩn Không In Ra </w:t>
       </w:r>
       <w:r>
@@ -1355,7 +1532,6 @@
         <w:rPr>
           <w:lang w:val="en-US"/>
         </w:rPr>
-        <w:lastRenderedPageBreak/>
         <w:t>Ta có</w:t>
       </w:r>
     </w:p>
@@ -1943,6 +2119,7 @@
         <w:rPr>
           <w:lang w:val="en-US"/>
         </w:rPr>
+        <w:lastRenderedPageBreak/>
         <w:t>Để in giá trị từ đồng hồ tại thời điểm hiện tại</w:t>
       </w:r>
     </w:p>
@@ -2165,7 +2342,6 @@
         <w:rPr>
           <w:lang w:val="en-US"/>
         </w:rPr>
-        <w:lastRenderedPageBreak/>
         <w:br/>
         <w:t>Operator – Toán Tử</w:t>
       </w:r>
@@ -2628,6 +2804,7 @@
         <w:rPr>
           <w:lang w:val="en-US"/>
         </w:rPr>
+        <w:lastRenderedPageBreak/>
         <w:t>Function – Hàm:</w:t>
       </w:r>
     </w:p>
@@ -2957,7 +3134,6 @@
         <w:rPr>
           <w:lang w:val="en-US"/>
         </w:rPr>
-        <w:lastRenderedPageBreak/>
         <w:t>fool, boy = far(2, 3)</w:t>
       </w:r>
     </w:p>
@@ -3456,46 +3632,28 @@
         <w:rPr>
           <w:lang w:val="en-US"/>
         </w:rPr>
-        <w:t>i</w:t>
-      </w:r>
-      <w:r>
-        <w:rPr>
-          <w:lang w:val="en-US"/>
-        </w:rPr>
-        <w:t xml:space="preserve">f </w:t>
-      </w:r>
-      <w:r>
-        <w:rPr>
-          <w:lang w:val="en-US"/>
-        </w:rPr>
-        <w:t>2 &gt; 1</w:t>
-      </w:r>
-    </w:p>
-    <w:p>
-      <w:pPr>
-        <w:pStyle w:val="ListParagraph"/>
-        <w:pBdr>
-          <w:top w:val="single" w:sz="4" w:space="1" w:color="auto"/>
-          <w:left w:val="single" w:sz="4" w:space="4" w:color="auto"/>
-          <w:bottom w:val="single" w:sz="4" w:space="1" w:color="auto"/>
-          <w:right w:val="single" w:sz="4" w:space="4" w:color="auto"/>
-        </w:pBdr>
-        <w:ind w:left="1080"/>
-        <w:rPr>
-          <w:lang w:val="en-US"/>
-        </w:rPr>
-      </w:pPr>
-      <w:r>
-        <w:rPr>
-          <w:lang w:val="en-US"/>
-        </w:rPr>
-        <w:t xml:space="preserve">    </w:t>
-      </w:r>
-      <w:r>
-        <w:rPr>
-          <w:lang w:val="en-US"/>
-        </w:rPr>
-        <w:t>foo = bar + 1</w:t>
+        <w:t>if 2 &gt; 1</w:t>
+      </w:r>
+    </w:p>
+    <w:p>
+      <w:pPr>
+        <w:pStyle w:val="ListParagraph"/>
+        <w:pBdr>
+          <w:top w:val="single" w:sz="4" w:space="1" w:color="auto"/>
+          <w:left w:val="single" w:sz="4" w:space="4" w:color="auto"/>
+          <w:bottom w:val="single" w:sz="4" w:space="1" w:color="auto"/>
+          <w:right w:val="single" w:sz="4" w:space="4" w:color="auto"/>
+        </w:pBdr>
+        <w:ind w:left="1080"/>
+        <w:rPr>
+          <w:lang w:val="en-US"/>
+        </w:rPr>
+      </w:pPr>
+      <w:r>
+        <w:rPr>
+          <w:lang w:val="en-US"/>
+        </w:rPr>
+        <w:t xml:space="preserve">    foo = bar + 1</w:t>
       </w:r>
     </w:p>
     <w:p>
@@ -3537,13 +3695,7 @@
         <w:rPr>
           <w:lang w:val="en-US"/>
         </w:rPr>
-        <w:t xml:space="preserve">    </w:t>
-      </w:r>
-      <w:r>
-        <w:rPr>
-          <w:lang w:val="en-US"/>
-        </w:rPr>
-        <w:t>bar = foo</w:t>
+        <w:t xml:space="preserve">    bar = foo</w:t>
       </w:r>
     </w:p>
     <w:p>
@@ -3766,7 +3918,6 @@
         <w:rPr>
           <w:lang w:val="en-US"/>
         </w:rPr>
-        <w:lastRenderedPageBreak/>
         <w:t>Đúng, đại lượng vô hướng là ma trận 1 x 1, …</w:t>
       </w:r>
       <w:r>
@@ -4366,6 +4517,7 @@
         <w:rPr>
           <w:lang w:val="en-US"/>
         </w:rPr>
+        <w:lastRenderedPageBreak/>
         <w:t>Tạo 1 Ma Trận Với Giá Trị Ngẫu Nhiên Từ Phân Phối Đều Liên Tục Trong Khoảng Từ 0 Đến 1?</w:t>
       </w:r>
     </w:p>
@@ -4609,7 +4761,6 @@
         <w:rPr>
           <w:lang w:val="en-US"/>
         </w:rPr>
-        <w:lastRenderedPageBreak/>
         <w:t>&lt;Eigen Value&gt; là 1 ma trận đường chéo mà giá trị trên đường chéo chính của nó là Eigen Value tương ứng với mỗi Eigen Vector</w:t>
       </w:r>
     </w:p>
@@ -5251,7 +5402,212 @@
         <w:rPr>
           <w:lang w:val="en-US"/>
         </w:rPr>
-        <w:t xml:space="preserve">Tạo 1 </w:t>
+        <w:lastRenderedPageBreak/>
+        <w:t>Tạo 1 Tensor Với Giá Trị Ngẫu Nhiên Từ Phân Phối Đều Liên Tục Trong Khoảng Từ 0 Đến 1?</w:t>
+      </w:r>
+    </w:p>
+    <w:p>
+      <w:pPr>
+        <w:pStyle w:val="ListParagraph"/>
+        <w:pBdr>
+          <w:top w:val="single" w:sz="4" w:space="1" w:color="auto"/>
+          <w:left w:val="single" w:sz="4" w:space="4" w:color="auto"/>
+          <w:bottom w:val="single" w:sz="4" w:space="1" w:color="auto"/>
+          <w:right w:val="single" w:sz="4" w:space="4" w:color="auto"/>
+        </w:pBdr>
+        <w:ind w:left="1080"/>
+        <w:rPr>
+          <w:lang w:val="en-US"/>
+        </w:rPr>
+      </w:pPr>
+      <w:r>
+        <w:rPr>
+          <w:lang w:val="en-US"/>
+        </w:rPr>
+        <w:t>&lt;Tensor&gt; = rand(&lt;</w:t>
+      </w:r>
+      <w:r>
+        <w:rPr>
+          <w:lang w:val="en-US"/>
+        </w:rPr>
+        <w:t>Shape</w:t>
+      </w:r>
+      <w:r>
+        <w:rPr>
+          <w:lang w:val="en-US"/>
+        </w:rPr>
+        <w:t>&gt;)</w:t>
+      </w:r>
+    </w:p>
+    <w:p>
+      <w:pPr>
+        <w:pStyle w:val="ListParagraph"/>
+        <w:numPr>
+          <w:ilvl w:val="0"/>
+          <w:numId w:val="3"/>
+        </w:numPr>
+        <w:rPr>
+          <w:lang w:val="en-US"/>
+        </w:rPr>
+      </w:pPr>
+      <w:r>
+        <w:rPr>
+          <w:lang w:val="en-US"/>
+        </w:rPr>
+        <w:t>Ví dụ</w:t>
+      </w:r>
+    </w:p>
+    <w:p>
+      <w:pPr>
+        <w:pStyle w:val="ListParagraph"/>
+        <w:pBdr>
+          <w:top w:val="single" w:sz="4" w:space="1" w:color="auto"/>
+          <w:left w:val="single" w:sz="4" w:space="4" w:color="auto"/>
+          <w:bottom w:val="single" w:sz="4" w:space="1" w:color="auto"/>
+          <w:right w:val="single" w:sz="4" w:space="4" w:color="auto"/>
+        </w:pBdr>
+        <w:ind w:left="1080"/>
+        <w:rPr>
+          <w:lang w:val="en-US"/>
+        </w:rPr>
+      </w:pPr>
+      <w:r>
+        <w:rPr>
+          <w:lang w:val="en-US"/>
+        </w:rPr>
+        <w:t>foo = rand(4, 5, 6</w:t>
+      </w:r>
+      <w:r>
+        <w:rPr>
+          <w:lang w:val="en-US"/>
+        </w:rPr>
+        <w:t>, 7</w:t>
+      </w:r>
+      <w:r>
+        <w:rPr>
+          <w:lang w:val="en-US"/>
+        </w:rPr>
+        <w:t>)</w:t>
+      </w:r>
+    </w:p>
+    <w:p>
+      <w:pPr>
+        <w:pStyle w:val="ListParagraph"/>
+        <w:numPr>
+          <w:ilvl w:val="0"/>
+          <w:numId w:val="13"/>
+        </w:numPr>
+        <w:rPr>
+          <w:lang w:val="en-US"/>
+        </w:rPr>
+      </w:pPr>
+      <w:r>
+        <w:rPr>
+          <w:lang w:val="en-US"/>
+        </w:rPr>
+        <w:t>Tạo 1 Tensor Với Giá Trị Nguyên Ngẫu Nhiên Từ Phân Phối Đều Trong Khoảng Từ 1 Đến Giá Trị Nào Đó?</w:t>
+      </w:r>
+    </w:p>
+    <w:p>
+      <w:pPr>
+        <w:pStyle w:val="ListParagraph"/>
+        <w:pBdr>
+          <w:top w:val="single" w:sz="4" w:space="1" w:color="auto"/>
+          <w:left w:val="single" w:sz="4" w:space="4" w:color="auto"/>
+          <w:bottom w:val="single" w:sz="4" w:space="1" w:color="auto"/>
+          <w:right w:val="single" w:sz="4" w:space="4" w:color="auto"/>
+        </w:pBdr>
+        <w:ind w:left="1080"/>
+        <w:rPr>
+          <w:lang w:val="en-US"/>
+        </w:rPr>
+      </w:pPr>
+      <w:r>
+        <w:rPr>
+          <w:lang w:val="en-US"/>
+        </w:rPr>
+        <w:t>&lt;Tensor&gt; = randi(&lt;Max&gt;, &lt;Shape&gt;)</w:t>
+      </w:r>
+    </w:p>
+    <w:p>
+      <w:pPr>
+        <w:pStyle w:val="ListParagraph"/>
+        <w:numPr>
+          <w:ilvl w:val="0"/>
+          <w:numId w:val="3"/>
+        </w:numPr>
+        <w:rPr>
+          <w:lang w:val="en-US"/>
+        </w:rPr>
+      </w:pPr>
+      <w:r>
+        <w:rPr>
+          <w:lang w:val="en-US"/>
+        </w:rPr>
+        <w:t>&lt;Tensor&gt; sẽ có giá trị nguyên từ 1 đến &lt;Max&gt;</w:t>
+      </w:r>
+    </w:p>
+    <w:p>
+      <w:pPr>
+        <w:pStyle w:val="ListParagraph"/>
+        <w:numPr>
+          <w:ilvl w:val="0"/>
+          <w:numId w:val="3"/>
+        </w:numPr>
+        <w:rPr>
+          <w:lang w:val="en-US"/>
+        </w:rPr>
+      </w:pPr>
+      <w:r>
+        <w:rPr>
+          <w:lang w:val="en-US"/>
+        </w:rPr>
+        <w:t>Ví dụ</w:t>
+      </w:r>
+    </w:p>
+    <w:p>
+      <w:pPr>
+        <w:pStyle w:val="ListParagraph"/>
+        <w:pBdr>
+          <w:top w:val="single" w:sz="4" w:space="1" w:color="auto"/>
+          <w:left w:val="single" w:sz="4" w:space="4" w:color="auto"/>
+          <w:bottom w:val="single" w:sz="4" w:space="1" w:color="auto"/>
+          <w:right w:val="single" w:sz="4" w:space="4" w:color="auto"/>
+        </w:pBdr>
+        <w:ind w:left="1080"/>
+        <w:rPr>
+          <w:lang w:val="en-US"/>
+        </w:rPr>
+      </w:pPr>
+      <w:r>
+        <w:rPr>
+          <w:lang w:val="en-US"/>
+        </w:rPr>
+        <w:t>foo = randi(10, 3, 4, 5, 6)</w:t>
+      </w:r>
+    </w:p>
+    <w:p>
+      <w:pPr>
+        <w:pStyle w:val="ListParagraph"/>
+        <w:numPr>
+          <w:ilvl w:val="0"/>
+          <w:numId w:val="13"/>
+        </w:numPr>
+        <w:rPr>
+          <w:lang w:val="en-US"/>
+        </w:rPr>
+      </w:pPr>
+      <w:r>
+        <w:rPr>
+          <w:lang w:val="en-US"/>
+        </w:rPr>
+        <w:t xml:space="preserve">Trả </w:t>
+      </w:r>
+      <w:r>
+        <w:rPr>
+          <w:lang w:val="en-US"/>
+        </w:rPr>
+        <w:t xml:space="preserve">Về Giá Trị Lớn Nhất Trong </w:t>
       </w:r>
       <w:r>
         <w:rPr>
@@ -5263,264 +5619,6 @@
         <w:rPr>
           <w:lang w:val="en-US"/>
         </w:rPr>
-        <w:t xml:space="preserve"> Với Giá Trị Ngẫu Nhiên Từ Phân Phối Đều Liên Tục Trong Khoảng Từ 0 Đến 1?</w:t>
-      </w:r>
-    </w:p>
-    <w:p>
-      <w:pPr>
-        <w:pStyle w:val="ListParagraph"/>
-        <w:pBdr>
-          <w:top w:val="single" w:sz="4" w:space="1" w:color="auto"/>
-          <w:left w:val="single" w:sz="4" w:space="4" w:color="auto"/>
-          <w:bottom w:val="single" w:sz="4" w:space="1" w:color="auto"/>
-          <w:right w:val="single" w:sz="4" w:space="4" w:color="auto"/>
-        </w:pBdr>
-        <w:ind w:left="1080"/>
-        <w:rPr>
-          <w:lang w:val="en-US"/>
-        </w:rPr>
-      </w:pPr>
-      <w:r>
-        <w:rPr>
-          <w:lang w:val="en-US"/>
-        </w:rPr>
-        <w:t>&lt;</w:t>
-      </w:r>
-      <w:r>
-        <w:rPr>
-          <w:lang w:val="en-US"/>
-        </w:rPr>
-        <w:t>Tensor</w:t>
-      </w:r>
-      <w:r>
-        <w:rPr>
-          <w:lang w:val="en-US"/>
-        </w:rPr>
-        <w:t>&gt; = rand(&lt;</w:t>
-      </w:r>
-      <w:r>
-        <w:rPr>
-          <w:lang w:val="en-US"/>
-        </w:rPr>
-        <w:t>Shape</w:t>
-      </w:r>
-      <w:r>
-        <w:rPr>
-          <w:lang w:val="en-US"/>
-        </w:rPr>
-        <w:t>&gt;)</w:t>
-      </w:r>
-    </w:p>
-    <w:p>
-      <w:pPr>
-        <w:pStyle w:val="ListParagraph"/>
-        <w:numPr>
-          <w:ilvl w:val="0"/>
-          <w:numId w:val="3"/>
-        </w:numPr>
-        <w:rPr>
-          <w:lang w:val="en-US"/>
-        </w:rPr>
-      </w:pPr>
-      <w:r>
-        <w:rPr>
-          <w:lang w:val="en-US"/>
-        </w:rPr>
-        <w:t>Ví dụ</w:t>
-      </w:r>
-    </w:p>
-    <w:p>
-      <w:pPr>
-        <w:pStyle w:val="ListParagraph"/>
-        <w:pBdr>
-          <w:top w:val="single" w:sz="4" w:space="1" w:color="auto"/>
-          <w:left w:val="single" w:sz="4" w:space="4" w:color="auto"/>
-          <w:bottom w:val="single" w:sz="4" w:space="1" w:color="auto"/>
-          <w:right w:val="single" w:sz="4" w:space="4" w:color="auto"/>
-        </w:pBdr>
-        <w:ind w:left="1080"/>
-        <w:rPr>
-          <w:lang w:val="en-US"/>
-        </w:rPr>
-      </w:pPr>
-      <w:r>
-        <w:rPr>
-          <w:lang w:val="en-US"/>
-        </w:rPr>
-        <w:t>foo = rand(4, 5, 6</w:t>
-      </w:r>
-      <w:r>
-        <w:rPr>
-          <w:lang w:val="en-US"/>
-        </w:rPr>
-        <w:t>, 7</w:t>
-      </w:r>
-      <w:r>
-        <w:rPr>
-          <w:lang w:val="en-US"/>
-        </w:rPr>
-        <w:t>)</w:t>
-      </w:r>
-    </w:p>
-    <w:p>
-      <w:pPr>
-        <w:pStyle w:val="ListParagraph"/>
-        <w:numPr>
-          <w:ilvl w:val="0"/>
-          <w:numId w:val="13"/>
-        </w:numPr>
-        <w:rPr>
-          <w:lang w:val="en-US"/>
-        </w:rPr>
-      </w:pPr>
-      <w:r>
-        <w:rPr>
-          <w:lang w:val="en-US"/>
-        </w:rPr>
-        <w:t xml:space="preserve">Tạo </w:t>
-      </w:r>
-      <w:r>
-        <w:rPr>
-          <w:lang w:val="en-US"/>
-        </w:rPr>
-        <w:t xml:space="preserve">1 </w:t>
-      </w:r>
-      <w:r>
-        <w:rPr>
-          <w:lang w:val="en-US"/>
-        </w:rPr>
-        <w:t xml:space="preserve">Tensor Với Giá Trị </w:t>
-      </w:r>
-      <w:r>
-        <w:rPr>
-          <w:lang w:val="en-US"/>
-        </w:rPr>
-        <w:t xml:space="preserve">Nguyên </w:t>
-      </w:r>
-      <w:r>
-        <w:rPr>
-          <w:lang w:val="en-US"/>
-        </w:rPr>
-        <w:t xml:space="preserve">Ngẫu Nhiên Từ Phân Phối Đều Trong Khoảng Từ </w:t>
-      </w:r>
-      <w:r>
-        <w:rPr>
-          <w:lang w:val="en-US"/>
-        </w:rPr>
-        <w:t>1 Đến Giá Trị Nào Đó?</w:t>
-      </w:r>
-    </w:p>
-    <w:p>
-      <w:pPr>
-        <w:pStyle w:val="ListParagraph"/>
-        <w:pBdr>
-          <w:top w:val="single" w:sz="4" w:space="1" w:color="auto"/>
-          <w:left w:val="single" w:sz="4" w:space="4" w:color="auto"/>
-          <w:bottom w:val="single" w:sz="4" w:space="1" w:color="auto"/>
-          <w:right w:val="single" w:sz="4" w:space="4" w:color="auto"/>
-        </w:pBdr>
-        <w:ind w:left="1080"/>
-        <w:rPr>
-          <w:lang w:val="en-US"/>
-        </w:rPr>
-      </w:pPr>
-      <w:r>
-        <w:rPr>
-          <w:lang w:val="en-US"/>
-        </w:rPr>
-        <w:t>&lt;Tensor&gt; = randi(&lt;Max&gt;, &lt;Shape&gt;)</w:t>
-      </w:r>
-    </w:p>
-    <w:p>
-      <w:pPr>
-        <w:pStyle w:val="ListParagraph"/>
-        <w:numPr>
-          <w:ilvl w:val="0"/>
-          <w:numId w:val="3"/>
-        </w:numPr>
-        <w:rPr>
-          <w:lang w:val="en-US"/>
-        </w:rPr>
-      </w:pPr>
-      <w:r>
-        <w:rPr>
-          <w:lang w:val="en-US"/>
-        </w:rPr>
-        <w:t>&lt;Tensor&gt; sẽ có giá trị nguyên từ 1 đến &lt;Max&gt;</w:t>
-      </w:r>
-    </w:p>
-    <w:p>
-      <w:pPr>
-        <w:pStyle w:val="ListParagraph"/>
-        <w:numPr>
-          <w:ilvl w:val="0"/>
-          <w:numId w:val="3"/>
-        </w:numPr>
-        <w:rPr>
-          <w:lang w:val="en-US"/>
-        </w:rPr>
-      </w:pPr>
-      <w:r>
-        <w:rPr>
-          <w:lang w:val="en-US"/>
-        </w:rPr>
-        <w:t>Ví dụ</w:t>
-      </w:r>
-    </w:p>
-    <w:p>
-      <w:pPr>
-        <w:pStyle w:val="ListParagraph"/>
-        <w:pBdr>
-          <w:top w:val="single" w:sz="4" w:space="1" w:color="auto"/>
-          <w:left w:val="single" w:sz="4" w:space="4" w:color="auto"/>
-          <w:bottom w:val="single" w:sz="4" w:space="1" w:color="auto"/>
-          <w:right w:val="single" w:sz="4" w:space="4" w:color="auto"/>
-        </w:pBdr>
-        <w:ind w:left="1080"/>
-        <w:rPr>
-          <w:lang w:val="en-US"/>
-        </w:rPr>
-      </w:pPr>
-      <w:r>
-        <w:rPr>
-          <w:lang w:val="en-US"/>
-        </w:rPr>
-        <w:t>foo = randi(10, 3, 4, 5, 6)</w:t>
-      </w:r>
-    </w:p>
-    <w:p>
-      <w:pPr>
-        <w:pStyle w:val="ListParagraph"/>
-        <w:numPr>
-          <w:ilvl w:val="0"/>
-          <w:numId w:val="13"/>
-        </w:numPr>
-        <w:rPr>
-          <w:lang w:val="en-US"/>
-        </w:rPr>
-      </w:pPr>
-      <w:r>
-        <w:rPr>
-          <w:lang w:val="en-US"/>
-        </w:rPr>
-        <w:t xml:space="preserve">Trả </w:t>
-      </w:r>
-      <w:r>
-        <w:rPr>
-          <w:lang w:val="en-US"/>
-        </w:rPr>
-        <w:t xml:space="preserve">Về Giá Trị Lớn Nhất Trong </w:t>
-      </w:r>
-      <w:r>
-        <w:rPr>
-          <w:lang w:val="en-US"/>
-        </w:rPr>
-        <w:t>Tensor</w:t>
-      </w:r>
-      <w:r>
-        <w:rPr>
-          <w:lang w:val="en-US"/>
-        </w:rPr>
         <w:t>?</w:t>
       </w:r>
     </w:p>
@@ -5578,7 +5676,6 @@
         <w:rPr>
           <w:lang w:val="en-US"/>
         </w:rPr>
-        <w:lastRenderedPageBreak/>
         <w:t>Ví dụ nếu &lt;Tensor&gt; Shape là (1, 1, 4, 5) thì nó nó tính &lt;Max&gt; theo chiều thứ 3</w:t>
       </w:r>
     </w:p>
@@ -6095,6 +6192,1070 @@
         <w:rPr>
           <w:lang w:val="en-US"/>
         </w:rPr>
+        <w:t>Symbolic Expression:</w:t>
+      </w:r>
+    </w:p>
+    <w:p>
+      <w:pPr>
+        <w:pStyle w:val="ListParagraph"/>
+        <w:numPr>
+          <w:ilvl w:val="0"/>
+          <w:numId w:val="19"/>
+        </w:numPr>
+        <w:rPr>
+          <w:lang w:val="en-US"/>
+        </w:rPr>
+      </w:pPr>
+      <w:r>
+        <w:rPr>
+          <w:lang w:val="en-US"/>
+        </w:rPr>
+        <w:t>Symbol?</w:t>
+      </w:r>
+    </w:p>
+    <w:p>
+      <w:pPr>
+        <w:pStyle w:val="ListParagraph"/>
+        <w:numPr>
+          <w:ilvl w:val="0"/>
+          <w:numId w:val="3"/>
+        </w:numPr>
+        <w:rPr>
+          <w:lang w:val="en-US"/>
+        </w:rPr>
+      </w:pPr>
+      <w:r>
+        <w:rPr>
+          <w:lang w:val="en-US"/>
+        </w:rPr>
+        <w:t>1 Symbol là 1 biến, chứa dữ liệu không phải số mà là kí tự</w:t>
+      </w:r>
+    </w:p>
+    <w:p>
+      <w:pPr>
+        <w:pStyle w:val="ListParagraph"/>
+        <w:numPr>
+          <w:ilvl w:val="0"/>
+          <w:numId w:val="3"/>
+        </w:numPr>
+        <w:rPr>
+          <w:lang w:val="en-US"/>
+        </w:rPr>
+      </w:pPr>
+      <w:r>
+        <w:rPr>
+          <w:lang w:val="en-US"/>
+        </w:rPr>
+        <w:t>Khi bạn in 1 Symbolic Expression ra, tức 1 biểu thức chứa Symbol, thì nó không in ra kết quả số mà là biểu thức dạng chữ</w:t>
+      </w:r>
+    </w:p>
+    <w:p>
+      <w:pPr>
+        <w:pStyle w:val="ListParagraph"/>
+        <w:numPr>
+          <w:ilvl w:val="0"/>
+          <w:numId w:val="19"/>
+        </w:numPr>
+        <w:rPr>
+          <w:lang w:val="en-US"/>
+        </w:rPr>
+      </w:pPr>
+      <w:r>
+        <w:rPr>
+          <w:lang w:val="en-US"/>
+        </w:rPr>
+        <w:t>Tạo 1 Symbol?</w:t>
+      </w:r>
+    </w:p>
+    <w:p>
+      <w:pPr>
+        <w:pStyle w:val="ListParagraph"/>
+        <w:pBdr>
+          <w:top w:val="single" w:sz="4" w:space="1" w:color="auto"/>
+          <w:left w:val="single" w:sz="4" w:space="4" w:color="auto"/>
+          <w:bottom w:val="single" w:sz="4" w:space="1" w:color="auto"/>
+          <w:right w:val="single" w:sz="4" w:space="4" w:color="auto"/>
+        </w:pBdr>
+        <w:ind w:left="1080"/>
+        <w:rPr>
+          <w:lang w:val="en-US"/>
+        </w:rPr>
+      </w:pPr>
+      <w:r>
+        <w:rPr>
+          <w:lang w:val="en-US"/>
+        </w:rPr>
+        <w:t>&lt;Symbol&gt; = sym(&lt;Kí Hiệu&gt;)</w:t>
+      </w:r>
+    </w:p>
+    <w:p>
+      <w:pPr>
+        <w:pStyle w:val="ListParagraph"/>
+        <w:numPr>
+          <w:ilvl w:val="0"/>
+          <w:numId w:val="3"/>
+        </w:numPr>
+        <w:rPr>
+          <w:lang w:val="en-US"/>
+        </w:rPr>
+      </w:pPr>
+      <w:r>
+        <w:rPr>
+          <w:lang w:val="en-US"/>
+        </w:rPr>
+        <w:t>Ví dụ</w:t>
+      </w:r>
+    </w:p>
+    <w:p>
+      <w:pPr>
+        <w:pStyle w:val="ListParagraph"/>
+        <w:pBdr>
+          <w:top w:val="single" w:sz="4" w:space="1" w:color="auto"/>
+          <w:left w:val="single" w:sz="4" w:space="4" w:color="auto"/>
+          <w:bottom w:val="single" w:sz="4" w:space="1" w:color="auto"/>
+          <w:right w:val="single" w:sz="4" w:space="4" w:color="auto"/>
+        </w:pBdr>
+        <w:ind w:left="1080"/>
+        <w:rPr>
+          <w:lang w:val="en-US"/>
+        </w:rPr>
+      </w:pPr>
+      <w:r>
+        <w:rPr>
+          <w:lang w:val="en-US"/>
+        </w:rPr>
+        <w:t>foo = sym(</w:t>
+      </w:r>
+      <w:r>
+        <w:rPr>
+          <w:lang w:val="en-US"/>
+        </w:rPr>
+        <w:t>"x"</w:t>
+      </w:r>
+      <w:r>
+        <w:rPr>
+          <w:lang w:val="en-US"/>
+        </w:rPr>
+        <w:t>)</w:t>
+      </w:r>
+    </w:p>
+    <w:p>
+      <w:pPr>
+        <w:pStyle w:val="ListParagraph"/>
+        <w:pBdr>
+          <w:top w:val="single" w:sz="4" w:space="1" w:color="auto"/>
+          <w:left w:val="single" w:sz="4" w:space="4" w:color="auto"/>
+          <w:bottom w:val="single" w:sz="4" w:space="1" w:color="auto"/>
+          <w:right w:val="single" w:sz="4" w:space="4" w:color="auto"/>
+        </w:pBdr>
+        <w:ind w:left="1080"/>
+        <w:rPr>
+          <w:lang w:val="en-US"/>
+        </w:rPr>
+      </w:pPr>
+      <w:r>
+        <w:rPr>
+          <w:lang w:val="en-US"/>
+        </w:rPr>
+        <w:t>bar = 1/foo^2</w:t>
+      </w:r>
+    </w:p>
+    <w:p>
+      <w:pPr>
+        <w:pStyle w:val="ListParagraph"/>
+        <w:numPr>
+          <w:ilvl w:val="0"/>
+          <w:numId w:val="3"/>
+        </w:numPr>
+        <w:rPr>
+          <w:lang w:val="en-US"/>
+        </w:rPr>
+      </w:pPr>
+      <w:r>
+        <w:rPr>
+          <w:lang w:val="en-US"/>
+        </w:rPr>
+        <w:lastRenderedPageBreak/>
+        <w:t>Khi bạn Show bar ra, thì nó sẽ ra</w:t>
+      </w:r>
+    </w:p>
+    <w:p>
+      <w:pPr>
+        <w:pStyle w:val="ListParagraph"/>
+        <w:pBdr>
+          <w:top w:val="single" w:sz="4" w:space="1" w:color="auto"/>
+          <w:left w:val="single" w:sz="4" w:space="4" w:color="auto"/>
+          <w:bottom w:val="single" w:sz="4" w:space="1" w:color="auto"/>
+          <w:right w:val="single" w:sz="4" w:space="4" w:color="auto"/>
+        </w:pBdr>
+        <w:ind w:left="1080"/>
+        <w:rPr>
+          <w:lang w:val="en-US"/>
+        </w:rPr>
+      </w:pPr>
+      <m:oMath>
+        <m:f>
+          <m:fPr>
+            <m:ctrlPr>
+              <w:rPr>
+                <w:rFonts w:ascii="Cambria Math" w:hAnsi="Cambria Math"/>
+                <w:i/>
+                <w:lang w:val="en-US"/>
+              </w:rPr>
+            </m:ctrlPr>
+          </m:fPr>
+          <m:num>
+            <m:r>
+              <w:rPr>
+                <w:rFonts w:ascii="Cambria Math" w:hAnsi="Cambria Math"/>
+                <w:lang w:val="en-US"/>
+              </w:rPr>
+              <m:t>1</m:t>
+            </m:r>
+          </m:num>
+          <m:den>
+            <m:sSup>
+              <m:sSupPr>
+                <m:ctrlPr>
+                  <w:rPr>
+                    <w:rFonts w:ascii="Cambria Math" w:hAnsi="Cambria Math"/>
+                    <w:i/>
+                    <w:lang w:val="en-US"/>
+                  </w:rPr>
+                </m:ctrlPr>
+              </m:sSupPr>
+              <m:e>
+                <m:r>
+                  <w:rPr>
+                    <w:rFonts w:ascii="Cambria Math" w:hAnsi="Cambria Math"/>
+                    <w:lang w:val="en-US"/>
+                  </w:rPr>
+                  <m:t>x</m:t>
+                </m:r>
+              </m:e>
+              <m:sup>
+                <m:r>
+                  <w:rPr>
+                    <w:rFonts w:ascii="Cambria Math" w:hAnsi="Cambria Math"/>
+                    <w:lang w:val="en-US"/>
+                  </w:rPr>
+                  <m:t>2</m:t>
+                </m:r>
+              </m:sup>
+            </m:sSup>
+          </m:den>
+        </m:f>
+        <m:r>
+          <w:rPr>
+            <w:rFonts w:ascii="Cambria Math" w:hAnsi="Cambria Math"/>
+            <w:lang w:val="en-US"/>
+          </w:rPr>
+          <m:t xml:space="preserve"> </m:t>
+        </m:r>
+      </m:oMath>
+      <w:r>
+        <w:rPr>
+          <w:rFonts w:eastAsiaTheme="minorEastAsia"/>
+          <w:lang w:val="en-US"/>
+        </w:rPr>
+        <w:t xml:space="preserve"> </w:t>
+      </w:r>
+    </w:p>
+    <w:p>
+      <w:pPr>
+        <w:pStyle w:val="ListParagraph"/>
+        <w:numPr>
+          <w:ilvl w:val="0"/>
+          <w:numId w:val="3"/>
+        </w:numPr>
+        <w:rPr>
+          <w:lang w:val="en-US"/>
+        </w:rPr>
+      </w:pPr>
+      <w:r>
+        <w:rPr>
+          <w:lang w:val="en-US"/>
+        </w:rPr>
+        <w:t xml:space="preserve">Mặc định đây là đại lượng vô hướng, để tạo 1 Symbol </w:t>
+      </w:r>
+      <w:r>
+        <w:rPr>
+          <w:lang w:val="en-US"/>
+        </w:rPr>
+        <w:t>Tensor</w:t>
+      </w:r>
+    </w:p>
+    <w:p>
+      <w:pPr>
+        <w:pStyle w:val="ListParagraph"/>
+        <w:pBdr>
+          <w:top w:val="single" w:sz="4" w:space="1" w:color="auto"/>
+          <w:left w:val="single" w:sz="4" w:space="4" w:color="auto"/>
+          <w:bottom w:val="single" w:sz="4" w:space="1" w:color="auto"/>
+          <w:right w:val="single" w:sz="4" w:space="4" w:color="auto"/>
+        </w:pBdr>
+        <w:ind w:left="1080"/>
+        <w:rPr>
+          <w:lang w:val="en-US"/>
+        </w:rPr>
+      </w:pPr>
+      <w:r>
+        <w:rPr>
+          <w:lang w:val="en-US"/>
+        </w:rPr>
+        <w:t>&lt;Symbol&gt; = sym(&lt;Kí Hiệu&gt;, &lt;Shape&gt;)</w:t>
+      </w:r>
+    </w:p>
+    <w:p>
+      <w:pPr>
+        <w:pStyle w:val="ListParagraph"/>
+        <w:numPr>
+          <w:ilvl w:val="0"/>
+          <w:numId w:val="3"/>
+        </w:numPr>
+        <w:rPr>
+          <w:lang w:val="en-US"/>
+        </w:rPr>
+      </w:pPr>
+      <w:r>
+        <w:rPr>
+          <w:lang w:val="en-US"/>
+        </w:rPr>
+        <w:t>Ví dụ</w:t>
+      </w:r>
+    </w:p>
+    <w:p>
+      <w:pPr>
+        <w:pStyle w:val="ListParagraph"/>
+        <w:pBdr>
+          <w:top w:val="single" w:sz="4" w:space="1" w:color="auto"/>
+          <w:left w:val="single" w:sz="4" w:space="4" w:color="auto"/>
+          <w:bottom w:val="single" w:sz="4" w:space="1" w:color="auto"/>
+          <w:right w:val="single" w:sz="4" w:space="4" w:color="auto"/>
+        </w:pBdr>
+        <w:ind w:left="1080"/>
+        <w:rPr>
+          <w:lang w:val="en-US"/>
+        </w:rPr>
+      </w:pPr>
+      <w:r>
+        <w:rPr>
+          <w:lang w:val="en-US"/>
+        </w:rPr>
+        <w:t>f</w:t>
+      </w:r>
+      <w:r>
+        <w:rPr>
+          <w:lang w:val="en-US"/>
+        </w:rPr>
+        <w:t>oo = sym(</w:t>
+      </w:r>
+      <w:r>
+        <w:rPr>
+          <w:lang w:val="en-US"/>
+        </w:rPr>
+        <w:t>"</w:t>
+      </w:r>
+      <w:r>
+        <w:rPr>
+          <w:lang w:val="en-US"/>
+        </w:rPr>
+        <w:t>M</w:t>
+      </w:r>
+      <w:r>
+        <w:rPr>
+          <w:lang w:val="en-US"/>
+        </w:rPr>
+        <w:t>"</w:t>
+      </w:r>
+      <w:r>
+        <w:rPr>
+          <w:lang w:val="en-US"/>
+        </w:rPr>
+        <w:t>, [3 4</w:t>
+      </w:r>
+      <w:r>
+        <w:rPr>
+          <w:lang w:val="en-US"/>
+        </w:rPr>
+        <w:t xml:space="preserve"> 5</w:t>
+      </w:r>
+      <w:r>
+        <w:rPr>
+          <w:lang w:val="en-US"/>
+        </w:rPr>
+        <w:t>])</w:t>
+      </w:r>
+    </w:p>
+    <w:p>
+      <w:pPr>
+        <w:pStyle w:val="ListParagraph"/>
+        <w:numPr>
+          <w:ilvl w:val="0"/>
+          <w:numId w:val="19"/>
+        </w:numPr>
+        <w:rPr>
+          <w:lang w:val="en-US"/>
+        </w:rPr>
+      </w:pPr>
+      <w:r>
+        <w:rPr>
+          <w:lang w:val="en-US"/>
+        </w:rPr>
+        <w:t>Symbolic Function?</w:t>
+      </w:r>
+    </w:p>
+    <w:p>
+      <w:pPr>
+        <w:pStyle w:val="ListParagraph"/>
+        <w:numPr>
+          <w:ilvl w:val="0"/>
+          <w:numId w:val="3"/>
+        </w:numPr>
+        <w:rPr>
+          <w:lang w:val="en-US"/>
+        </w:rPr>
+      </w:pPr>
+      <w:r>
+        <w:rPr>
+          <w:lang w:val="en-US"/>
+        </w:rPr>
+        <w:t>Là hàm mà đối số của nó là Symbol, giống kiểu thế chữ</w:t>
+      </w:r>
+    </w:p>
+    <w:p>
+      <w:pPr>
+        <w:pStyle w:val="ListParagraph"/>
+        <w:numPr>
+          <w:ilvl w:val="0"/>
+          <w:numId w:val="3"/>
+        </w:numPr>
+        <w:rPr>
+          <w:lang w:val="en-US"/>
+        </w:rPr>
+      </w:pPr>
+      <w:r>
+        <w:rPr>
+          <w:lang w:val="en-US"/>
+        </w:rPr>
+        <w:t>Để tạo 1 Symbolic Function</w:t>
+      </w:r>
+    </w:p>
+    <w:p>
+      <w:pPr>
+        <w:pStyle w:val="ListParagraph"/>
+        <w:pBdr>
+          <w:top w:val="single" w:sz="4" w:space="1" w:color="auto"/>
+          <w:left w:val="single" w:sz="4" w:space="4" w:color="auto"/>
+          <w:bottom w:val="single" w:sz="4" w:space="1" w:color="auto"/>
+          <w:right w:val="single" w:sz="4" w:space="4" w:color="auto"/>
+        </w:pBdr>
+        <w:ind w:left="1080"/>
+        <w:rPr>
+          <w:lang w:val="en-US"/>
+        </w:rPr>
+      </w:pPr>
+      <w:r>
+        <w:rPr>
+          <w:lang w:val="en-US"/>
+        </w:rPr>
+        <w:t>&lt;Symbolic Function&gt; = symfun(&lt;Symbolic Expression&gt;, &lt;Các Đối Số Symbol&gt;)</w:t>
+      </w:r>
+    </w:p>
+    <w:p>
+      <w:pPr>
+        <w:pStyle w:val="ListParagraph"/>
+        <w:numPr>
+          <w:ilvl w:val="0"/>
+          <w:numId w:val="3"/>
+        </w:numPr>
+        <w:rPr>
+          <w:lang w:val="en-US"/>
+        </w:rPr>
+      </w:pPr>
+      <w:r>
+        <w:rPr>
+          <w:lang w:val="en-US"/>
+        </w:rPr>
+        <w:t>Ví dụ</w:t>
+      </w:r>
+    </w:p>
+    <w:p>
+      <w:pPr>
+        <w:pStyle w:val="ListParagraph"/>
+        <w:pBdr>
+          <w:top w:val="single" w:sz="4" w:space="1" w:color="auto"/>
+          <w:left w:val="single" w:sz="4" w:space="4" w:color="auto"/>
+          <w:bottom w:val="single" w:sz="4" w:space="1" w:color="auto"/>
+          <w:right w:val="single" w:sz="4" w:space="4" w:color="auto"/>
+        </w:pBdr>
+        <w:ind w:left="1080"/>
+        <w:rPr>
+          <w:lang w:val="en-US"/>
+        </w:rPr>
+      </w:pPr>
+      <w:r>
+        <w:rPr>
+          <w:lang w:val="en-US"/>
+        </w:rPr>
+        <w:t>foo =  symfun(bar + far + fool, [bar far])</w:t>
+      </w:r>
+    </w:p>
+    <w:p>
+      <w:pPr>
+        <w:pStyle w:val="ListParagraph"/>
+        <w:pBdr>
+          <w:top w:val="single" w:sz="4" w:space="1" w:color="auto"/>
+          <w:left w:val="single" w:sz="4" w:space="4" w:color="auto"/>
+          <w:bottom w:val="single" w:sz="4" w:space="1" w:color="auto"/>
+          <w:right w:val="single" w:sz="4" w:space="4" w:color="auto"/>
+        </w:pBdr>
+        <w:ind w:left="1080"/>
+        <w:rPr>
+          <w:lang w:val="en-US"/>
+        </w:rPr>
+      </w:pPr>
+      <w:r>
+        <w:rPr>
+          <w:lang w:val="en-US"/>
+        </w:rPr>
+        <w:t>boy = foo(con, cac)</w:t>
+      </w:r>
+    </w:p>
+    <w:p>
+      <w:pPr>
+        <w:pStyle w:val="ListParagraph"/>
+        <w:numPr>
+          <w:ilvl w:val="0"/>
+          <w:numId w:val="3"/>
+        </w:numPr>
+        <w:rPr>
+          <w:lang w:val="en-US"/>
+        </w:rPr>
+      </w:pPr>
+      <w:r>
+        <w:rPr>
+          <w:lang w:val="en-US"/>
+        </w:rPr>
+        <w:t>Khi in boy ra màn hình</w:t>
+      </w:r>
+    </w:p>
+    <w:p>
+      <w:pPr>
+        <w:pStyle w:val="ListParagraph"/>
+        <w:pBdr>
+          <w:top w:val="single" w:sz="4" w:space="1" w:color="auto"/>
+          <w:left w:val="single" w:sz="4" w:space="4" w:color="auto"/>
+          <w:bottom w:val="single" w:sz="4" w:space="1" w:color="auto"/>
+          <w:right w:val="single" w:sz="4" w:space="4" w:color="auto"/>
+        </w:pBdr>
+        <w:ind w:left="1080"/>
+        <w:rPr>
+          <w:lang w:val="en-US"/>
+        </w:rPr>
+      </w:pPr>
+      <w:r>
+        <w:rPr>
+          <w:lang w:val="en-US"/>
+        </w:rPr>
+        <w:t>boy = con + cac + fool</w:t>
+      </w:r>
+    </w:p>
+    <w:p>
+      <w:pPr>
+        <w:pStyle w:val="ListParagraph"/>
+        <w:numPr>
+          <w:ilvl w:val="0"/>
+          <w:numId w:val="19"/>
+        </w:numPr>
+        <w:rPr>
+          <w:lang w:val="en-US"/>
+        </w:rPr>
+      </w:pPr>
+      <w:r>
+        <w:rPr>
+          <w:lang w:val="en-US"/>
+        </w:rPr>
+        <w:t>Tạo 1 Lúc Nhiều Symbol?</w:t>
+      </w:r>
+    </w:p>
+    <w:p>
+      <w:pPr>
+        <w:pStyle w:val="ListParagraph"/>
+        <w:pBdr>
+          <w:top w:val="single" w:sz="4" w:space="1" w:color="auto"/>
+          <w:left w:val="single" w:sz="4" w:space="4" w:color="auto"/>
+          <w:bottom w:val="single" w:sz="4" w:space="1" w:color="auto"/>
+          <w:right w:val="single" w:sz="4" w:space="4" w:color="auto"/>
+        </w:pBdr>
+        <w:ind w:left="1080"/>
+        <w:rPr>
+          <w:lang w:val="en-US"/>
+        </w:rPr>
+      </w:pPr>
+      <w:r>
+        <w:rPr>
+          <w:lang w:val="en-US"/>
+        </w:rPr>
+        <w:t>syms &lt;Các Biến&gt;</w:t>
+      </w:r>
+    </w:p>
+    <w:p>
+      <w:pPr>
+        <w:pStyle w:val="ListParagraph"/>
+        <w:numPr>
+          <w:ilvl w:val="0"/>
+          <w:numId w:val="3"/>
+        </w:numPr>
+        <w:rPr>
+          <w:lang w:val="en-US"/>
+        </w:rPr>
+      </w:pPr>
+      <w:r>
+        <w:rPr>
+          <w:lang w:val="en-US"/>
+        </w:rPr>
+        <w:t>&lt;Kí Hiệu&gt; mặc định = tên &lt;Biến&gt;</w:t>
+      </w:r>
+    </w:p>
+    <w:p>
+      <w:pPr>
+        <w:pStyle w:val="ListParagraph"/>
+        <w:numPr>
+          <w:ilvl w:val="0"/>
+          <w:numId w:val="3"/>
+        </w:numPr>
+        <w:rPr>
+          <w:lang w:val="en-US"/>
+        </w:rPr>
+      </w:pPr>
+      <w:r>
+        <w:rPr>
+          <w:lang w:val="en-US"/>
+        </w:rPr>
+        <w:t>Đây là các đại lượng vô hướng</w:t>
+      </w:r>
+    </w:p>
+    <w:p>
+      <w:pPr>
+        <w:pStyle w:val="ListParagraph"/>
+        <w:numPr>
+          <w:ilvl w:val="0"/>
+          <w:numId w:val="3"/>
+        </w:numPr>
+        <w:rPr>
+          <w:lang w:val="en-US"/>
+        </w:rPr>
+      </w:pPr>
+      <w:r>
+        <w:rPr>
+          <w:lang w:val="en-US"/>
+        </w:rPr>
+        <w:t>Ví dụ</w:t>
+      </w:r>
+    </w:p>
+    <w:p>
+      <w:pPr>
+        <w:pStyle w:val="ListParagraph"/>
+        <w:pBdr>
+          <w:top w:val="single" w:sz="4" w:space="1" w:color="auto"/>
+          <w:left w:val="single" w:sz="4" w:space="4" w:color="auto"/>
+          <w:bottom w:val="single" w:sz="4" w:space="1" w:color="auto"/>
+          <w:right w:val="single" w:sz="4" w:space="4" w:color="auto"/>
+        </w:pBdr>
+        <w:ind w:left="1080"/>
+        <w:rPr>
+          <w:lang w:val="en-US"/>
+        </w:rPr>
+      </w:pPr>
+      <w:r>
+        <w:rPr>
+          <w:lang w:val="en-US"/>
+        </w:rPr>
+        <w:t>syms x y z foo bar</w:t>
+      </w:r>
+    </w:p>
+    <w:p>
+      <w:pPr>
+        <w:pStyle w:val="ListParagraph"/>
+        <w:numPr>
+          <w:ilvl w:val="0"/>
+          <w:numId w:val="3"/>
+        </w:numPr>
+        <w:rPr>
+          <w:lang w:val="en-US"/>
+        </w:rPr>
+      </w:pPr>
+      <w:r>
+        <w:rPr>
+          <w:lang w:val="en-US"/>
+        </w:rPr>
+        <w:t>Để tạo 1 lúc nhiều biến là Tensor với Shape y chang nhau</w:t>
+      </w:r>
+    </w:p>
+    <w:p>
+      <w:pPr>
+        <w:pStyle w:val="ListParagraph"/>
+        <w:pBdr>
+          <w:top w:val="single" w:sz="4" w:space="1" w:color="auto"/>
+          <w:left w:val="single" w:sz="4" w:space="4" w:color="auto"/>
+          <w:bottom w:val="single" w:sz="4" w:space="1" w:color="auto"/>
+          <w:right w:val="single" w:sz="4" w:space="4" w:color="auto"/>
+        </w:pBdr>
+        <w:ind w:left="1080"/>
+        <w:rPr>
+          <w:lang w:val="en-US"/>
+        </w:rPr>
+      </w:pPr>
+      <w:r>
+        <w:rPr>
+          <w:lang w:val="en-US"/>
+        </w:rPr>
+        <w:t>syms &lt;Các Biến&gt; &lt;Shape&gt;</w:t>
+      </w:r>
+    </w:p>
+    <w:p>
+      <w:pPr>
+        <w:pStyle w:val="ListParagraph"/>
+        <w:numPr>
+          <w:ilvl w:val="0"/>
+          <w:numId w:val="3"/>
+        </w:numPr>
+        <w:rPr>
+          <w:lang w:val="en-US"/>
+        </w:rPr>
+      </w:pPr>
+      <w:r>
+        <w:rPr>
+          <w:lang w:val="en-US"/>
+        </w:rPr>
+        <w:t>Ví dụ</w:t>
+      </w:r>
+    </w:p>
+    <w:p>
+      <w:pPr>
+        <w:pStyle w:val="ListParagraph"/>
+        <w:pBdr>
+          <w:top w:val="single" w:sz="4" w:space="1" w:color="auto"/>
+          <w:left w:val="single" w:sz="4" w:space="4" w:color="auto"/>
+          <w:bottom w:val="single" w:sz="4" w:space="1" w:color="auto"/>
+          <w:right w:val="single" w:sz="4" w:space="4" w:color="auto"/>
+        </w:pBdr>
+        <w:ind w:left="1080"/>
+        <w:rPr>
+          <w:lang w:val="en-US"/>
+        </w:rPr>
+      </w:pPr>
+      <w:r>
+        <w:rPr>
+          <w:lang w:val="en-US"/>
+        </w:rPr>
+        <w:t>syms x y z foo bar [3 4 5]</w:t>
+      </w:r>
+    </w:p>
+    <w:p>
+      <w:pPr>
+        <w:pStyle w:val="ListParagraph"/>
+        <w:numPr>
+          <w:ilvl w:val="0"/>
+          <w:numId w:val="3"/>
+        </w:numPr>
+        <w:rPr>
+          <w:lang w:val="en-US"/>
+        </w:rPr>
+      </w:pPr>
+      <w:r>
+        <w:rPr>
+          <w:lang w:val="en-US"/>
+        </w:rPr>
+        <w:t>Để tạo 1 Symbolic Function mà khi in ra là tên của hàm luôn, đồng thời tạo các Symbol đối số luôn</w:t>
+      </w:r>
+    </w:p>
+    <w:p>
+      <w:pPr>
+        <w:pStyle w:val="ListParagraph"/>
+        <w:pBdr>
+          <w:top w:val="single" w:sz="4" w:space="1" w:color="auto"/>
+          <w:left w:val="single" w:sz="4" w:space="4" w:color="auto"/>
+          <w:bottom w:val="single" w:sz="4" w:space="1" w:color="auto"/>
+          <w:right w:val="single" w:sz="4" w:space="4" w:color="auto"/>
+        </w:pBdr>
+        <w:ind w:left="1080"/>
+        <w:rPr>
+          <w:lang w:val="en-US"/>
+        </w:rPr>
+      </w:pPr>
+      <w:r>
+        <w:rPr>
+          <w:lang w:val="en-US"/>
+        </w:rPr>
+        <w:t>syms &lt;Symbolic Function&gt;(&lt;Các Đối Số&gt;)</w:t>
+      </w:r>
+    </w:p>
+    <w:p>
+      <w:pPr>
+        <w:pStyle w:val="ListParagraph"/>
+        <w:numPr>
+          <w:ilvl w:val="0"/>
+          <w:numId w:val="3"/>
+        </w:numPr>
+        <w:rPr>
+          <w:lang w:val="en-US"/>
+        </w:rPr>
+      </w:pPr>
+      <w:r>
+        <w:rPr>
+          <w:lang w:val="en-US"/>
+        </w:rPr>
+        <w:t>Ví dụ</w:t>
+      </w:r>
+    </w:p>
+    <w:p>
+      <w:pPr>
+        <w:pStyle w:val="ListParagraph"/>
+        <w:pBdr>
+          <w:top w:val="single" w:sz="4" w:space="1" w:color="auto"/>
+          <w:left w:val="single" w:sz="4" w:space="4" w:color="auto"/>
+          <w:bottom w:val="single" w:sz="4" w:space="1" w:color="auto"/>
+          <w:right w:val="single" w:sz="4" w:space="4" w:color="auto"/>
+        </w:pBdr>
+        <w:ind w:left="1080"/>
+        <w:rPr>
+          <w:lang w:val="en-US"/>
+        </w:rPr>
+      </w:pPr>
+      <w:r>
+        <w:rPr>
+          <w:lang w:val="en-US"/>
+        </w:rPr>
+        <w:t>syms foo(bar, far)</w:t>
+      </w:r>
+    </w:p>
+    <w:p>
+      <w:pPr>
+        <w:pStyle w:val="ListParagraph"/>
+        <w:numPr>
+          <w:ilvl w:val="0"/>
+          <w:numId w:val="3"/>
+        </w:numPr>
+        <w:rPr>
+          <w:lang w:val="en-US"/>
+        </w:rPr>
+      </w:pPr>
+      <w:r>
+        <w:rPr>
+          <w:lang w:val="en-US"/>
+        </w:rPr>
+        <w:t>Cũng như trên, nhưng hàm nhận đối số là các Tensor cùng Shape</w:t>
+      </w:r>
+    </w:p>
+    <w:p>
+      <w:pPr>
+        <w:pStyle w:val="ListParagraph"/>
+        <w:pBdr>
+          <w:top w:val="single" w:sz="4" w:space="1" w:color="auto"/>
+          <w:left w:val="single" w:sz="4" w:space="4" w:color="auto"/>
+          <w:bottom w:val="single" w:sz="4" w:space="1" w:color="auto"/>
+          <w:right w:val="single" w:sz="4" w:space="4" w:color="auto"/>
+        </w:pBdr>
+        <w:ind w:left="1080"/>
+        <w:rPr>
+          <w:lang w:val="en-US"/>
+        </w:rPr>
+      </w:pPr>
+      <w:r>
+        <w:rPr>
+          <w:lang w:val="en-US"/>
+        </w:rPr>
+        <w:t>syms &lt;Symbolic Function&gt;(&lt;Các Đối Số&gt;) &lt;Shape&gt;</w:t>
+      </w:r>
+    </w:p>
+    <w:p>
+      <w:pPr>
+        <w:pStyle w:val="ListParagraph"/>
+        <w:numPr>
+          <w:ilvl w:val="0"/>
+          <w:numId w:val="3"/>
+        </w:numPr>
+        <w:rPr>
+          <w:lang w:val="en-US"/>
+        </w:rPr>
+      </w:pPr>
+      <w:r>
+        <w:rPr>
+          <w:lang w:val="en-US"/>
+        </w:rPr>
+        <w:t>Ví dụ</w:t>
+      </w:r>
+    </w:p>
+    <w:p>
+      <w:pPr>
+        <w:pStyle w:val="ListParagraph"/>
+        <w:pBdr>
+          <w:top w:val="single" w:sz="4" w:space="1" w:color="auto"/>
+          <w:left w:val="single" w:sz="4" w:space="4" w:color="auto"/>
+          <w:bottom w:val="single" w:sz="4" w:space="1" w:color="auto"/>
+          <w:right w:val="single" w:sz="4" w:space="4" w:color="auto"/>
+        </w:pBdr>
+        <w:ind w:left="1080"/>
+        <w:rPr>
+          <w:lang w:val="en-US"/>
+        </w:rPr>
+      </w:pPr>
+      <w:r>
+        <w:rPr>
+          <w:lang w:val="en-US"/>
+        </w:rPr>
+        <w:t>syms foo(bar, far) [3 4 5]</w:t>
+      </w:r>
+    </w:p>
+    <w:p>
+      <w:pPr>
+        <w:pStyle w:val="ListParagraph"/>
+        <w:numPr>
+          <w:ilvl w:val="0"/>
+          <w:numId w:val="19"/>
+        </w:numPr>
+        <w:rPr>
+          <w:lang w:val="en-US"/>
+        </w:rPr>
+      </w:pPr>
+      <w:r>
+        <w:rPr>
+          <w:lang w:val="en-US"/>
+        </w:rPr>
+        <w:t>Tìm Giới Hạn Của 1 Symbolic Function Khi 1 Symbol Dần Tới 1 Giá Trị Nào Đó?</w:t>
+      </w:r>
+    </w:p>
+    <w:p>
+      <w:pPr>
+        <w:pStyle w:val="ListParagraph"/>
+        <w:pBdr>
+          <w:top w:val="single" w:sz="4" w:space="1" w:color="auto"/>
+          <w:left w:val="single" w:sz="4" w:space="4" w:color="auto"/>
+          <w:bottom w:val="single" w:sz="4" w:space="1" w:color="auto"/>
+          <w:right w:val="single" w:sz="4" w:space="4" w:color="auto"/>
+        </w:pBdr>
+        <w:ind w:left="1080"/>
+        <w:rPr>
+          <w:lang w:val="en-US"/>
+        </w:rPr>
+      </w:pPr>
+      <w:r>
+        <w:rPr>
+          <w:lang w:val="en-US"/>
+        </w:rPr>
+        <w:t>&lt;Giới Hạn&gt; = limit(&lt;Symbolic Function Hoặc Expression&gt;, &lt;Symbol&gt;, &lt;Điểm&gt;)</w:t>
+      </w:r>
+    </w:p>
+    <w:p>
+      <w:pPr>
+        <w:pStyle w:val="ListParagraph"/>
+        <w:numPr>
+          <w:ilvl w:val="0"/>
+          <w:numId w:val="3"/>
+        </w:numPr>
+        <w:rPr>
+          <w:lang w:val="en-US"/>
+        </w:rPr>
+      </w:pPr>
+      <w:r>
+        <w:rPr>
+          <w:lang w:val="en-US"/>
+        </w:rPr>
+        <w:t>Ví dụ</w:t>
+      </w:r>
+    </w:p>
+    <w:p>
+      <w:pPr>
+        <w:pStyle w:val="ListParagraph"/>
+        <w:pBdr>
+          <w:top w:val="single" w:sz="4" w:space="1" w:color="auto"/>
+          <w:left w:val="single" w:sz="4" w:space="4" w:color="auto"/>
+          <w:bottom w:val="single" w:sz="4" w:space="1" w:color="auto"/>
+          <w:right w:val="single" w:sz="4" w:space="4" w:color="auto"/>
+        </w:pBdr>
+        <w:ind w:left="1080"/>
+        <w:rPr>
+          <w:lang w:val="en-US"/>
+        </w:rPr>
+      </w:pPr>
+      <w:r>
+        <w:rPr>
+          <w:lang w:val="en-US"/>
+        </w:rPr>
+        <w:t>foo = limit(bar + boo/boo, boo, 0)</w:t>
+      </w:r>
+    </w:p>
+    <w:p>
+      <w:pPr>
+        <w:pStyle w:val="ListParagraph"/>
+        <w:numPr>
+          <w:ilvl w:val="0"/>
+          <w:numId w:val="3"/>
+        </w:numPr>
+        <w:rPr>
+          <w:lang w:val="en-US"/>
+        </w:rPr>
+      </w:pPr>
+      <w:r>
+        <w:rPr>
+          <w:lang w:val="en-US"/>
+        </w:rPr>
+        <w:t>Khi in ra foo</w:t>
+      </w:r>
+    </w:p>
+    <w:p>
+      <w:pPr>
+        <w:pStyle w:val="ListParagraph"/>
+        <w:pBdr>
+          <w:top w:val="single" w:sz="4" w:space="1" w:color="auto"/>
+          <w:left w:val="single" w:sz="4" w:space="4" w:color="auto"/>
+          <w:bottom w:val="single" w:sz="4" w:space="1" w:color="auto"/>
+          <w:right w:val="single" w:sz="4" w:space="4" w:color="auto"/>
+        </w:pBdr>
+        <w:ind w:left="1080"/>
+        <w:rPr>
+          <w:lang w:val="en-US"/>
+        </w:rPr>
+      </w:pPr>
+      <w:r>
+        <w:rPr>
+          <w:lang w:val="en-US"/>
+        </w:rPr>
+        <w:t>foo = bar + 1</w:t>
+      </w:r>
+    </w:p>
+    <w:p>
+      <w:pPr>
+        <w:pStyle w:val="ListParagraph"/>
+        <w:numPr>
+          <w:ilvl w:val="0"/>
+          <w:numId w:val="3"/>
+        </w:numPr>
+        <w:rPr>
+          <w:lang w:val="en-US"/>
+        </w:rPr>
+      </w:pPr>
+    </w:p>
+    <w:p>
+      <w:pPr>
+        <w:rPr>
+          <w:lang w:val="en-US"/>
+        </w:rPr>
+      </w:pPr>
+    </w:p>
+    <w:p>
+      <w:pPr>
+        <w:rPr>
+          <w:lang w:val="en-US"/>
+        </w:rPr>
+      </w:pPr>
+      <w:r>
+        <w:rPr>
+          <w:lang w:val="en-US"/>
+        </w:rPr>
+        <w:lastRenderedPageBreak/>
         <w:t>Plot:</w:t>
       </w:r>
     </w:p>
@@ -6473,40 +7634,28 @@
         <w:rPr>
           <w:lang w:val="en-US"/>
         </w:rPr>
-        <w:t>Để chuyển sang trạng thái</w:t>
-      </w:r>
-      <w:r>
-        <w:rPr>
-          <w:lang w:val="en-US"/>
-        </w:rPr>
-        <w:t xml:space="preserve"> có lưới tọa độ</w:t>
-      </w:r>
-    </w:p>
-    <w:p>
-      <w:pPr>
-        <w:pStyle w:val="ListParagraph"/>
-        <w:pBdr>
-          <w:top w:val="single" w:sz="4" w:space="1" w:color="auto"/>
-          <w:left w:val="single" w:sz="4" w:space="4" w:color="auto"/>
-          <w:bottom w:val="single" w:sz="4" w:space="1" w:color="auto"/>
-          <w:right w:val="single" w:sz="4" w:space="4" w:color="auto"/>
-        </w:pBdr>
-        <w:ind w:left="1080"/>
-        <w:rPr>
-          <w:lang w:val="en-US"/>
-        </w:rPr>
-      </w:pPr>
-      <w:r>
-        <w:rPr>
-          <w:lang w:val="en-US"/>
-        </w:rPr>
-        <w:t>grid</w:t>
-      </w:r>
-      <w:r>
-        <w:rPr>
-          <w:lang w:val="en-US"/>
-        </w:rPr>
-        <w:t xml:space="preserve"> on</w:t>
+        <w:t>Để chuyển sang trạng thái có lưới tọa độ</w:t>
+      </w:r>
+    </w:p>
+    <w:p>
+      <w:pPr>
+        <w:pStyle w:val="ListParagraph"/>
+        <w:pBdr>
+          <w:top w:val="single" w:sz="4" w:space="1" w:color="auto"/>
+          <w:left w:val="single" w:sz="4" w:space="4" w:color="auto"/>
+          <w:bottom w:val="single" w:sz="4" w:space="1" w:color="auto"/>
+          <w:right w:val="single" w:sz="4" w:space="4" w:color="auto"/>
+        </w:pBdr>
+        <w:ind w:left="1080"/>
+        <w:rPr>
+          <w:lang w:val="en-US"/>
+        </w:rPr>
+      </w:pPr>
+      <w:r>
+        <w:rPr>
+          <w:lang w:val="en-US"/>
+        </w:rPr>
+        <w:t>grid on</w:t>
       </w:r>
     </w:p>
     <w:p>
@@ -6524,46 +7673,28 @@
         <w:rPr>
           <w:lang w:val="en-US"/>
         </w:rPr>
-        <w:t>Để chuyển sang trạng thái mặc định</w:t>
-      </w:r>
-      <w:r>
-        <w:rPr>
-          <w:lang w:val="en-US"/>
-        </w:rPr>
-        <w:t xml:space="preserve"> không có lưới tọa độ</w:t>
-      </w:r>
-    </w:p>
-    <w:p>
-      <w:pPr>
-        <w:pStyle w:val="ListParagraph"/>
-        <w:pBdr>
-          <w:top w:val="single" w:sz="4" w:space="1" w:color="auto"/>
-          <w:left w:val="single" w:sz="4" w:space="4" w:color="auto"/>
-          <w:bottom w:val="single" w:sz="4" w:space="1" w:color="auto"/>
-          <w:right w:val="single" w:sz="4" w:space="4" w:color="auto"/>
-        </w:pBdr>
-        <w:ind w:left="1080"/>
-        <w:rPr>
-          <w:lang w:val="en-US"/>
-        </w:rPr>
-      </w:pPr>
-      <w:r>
-        <w:rPr>
-          <w:lang w:val="en-US"/>
-        </w:rPr>
-        <w:t>grid</w:t>
-      </w:r>
-      <w:r>
-        <w:rPr>
-          <w:lang w:val="en-US"/>
-        </w:rPr>
-        <w:t xml:space="preserve"> of</w:t>
-      </w:r>
-      <w:r>
-        <w:rPr>
-          <w:lang w:val="en-US"/>
-        </w:rPr>
-        <w:t>f</w:t>
+        <w:t>Để chuyển sang trạng thái mặc định không có lưới tọa độ</w:t>
+      </w:r>
+    </w:p>
+    <w:p>
+      <w:pPr>
+        <w:pStyle w:val="ListParagraph"/>
+        <w:pBdr>
+          <w:top w:val="single" w:sz="4" w:space="1" w:color="auto"/>
+          <w:left w:val="single" w:sz="4" w:space="4" w:color="auto"/>
+          <w:bottom w:val="single" w:sz="4" w:space="1" w:color="auto"/>
+          <w:right w:val="single" w:sz="4" w:space="4" w:color="auto"/>
+        </w:pBdr>
+        <w:ind w:left="1080"/>
+        <w:rPr>
+          <w:lang w:val="en-US"/>
+        </w:rPr>
+      </w:pPr>
+      <w:r>
+        <w:rPr>
+          <w:lang w:val="en-US"/>
+        </w:rPr>
+        <w:t>grid off</w:t>
       </w:r>
     </w:p>
     <w:p>
@@ -6581,41 +7712,407 @@
         <w:rPr>
           <w:lang w:val="en-US"/>
         </w:rPr>
+        <w:t>Plot Đồ Thị 2D</w:t>
+      </w:r>
+      <w:r>
+        <w:rPr>
+          <w:lang w:val="en-US"/>
+        </w:rPr>
+        <w:t xml:space="preserve"> Vào Subplot Hiện Tại?</w:t>
+      </w:r>
+    </w:p>
+    <w:p>
+      <w:pPr>
+        <w:pStyle w:val="ListParagraph"/>
+        <w:pBdr>
+          <w:top w:val="single" w:sz="4" w:space="1" w:color="auto"/>
+          <w:left w:val="single" w:sz="4" w:space="4" w:color="auto"/>
+          <w:bottom w:val="single" w:sz="4" w:space="1" w:color="auto"/>
+          <w:right w:val="single" w:sz="4" w:space="4" w:color="auto"/>
+        </w:pBdr>
+        <w:ind w:left="1080"/>
+        <w:rPr>
+          <w:lang w:val="en-US"/>
+        </w:rPr>
+      </w:pPr>
+      <w:r>
+        <w:rPr>
+          <w:lang w:val="en-US"/>
+        </w:rPr>
+        <w:t>plot(&lt;X&gt;, &lt;Y&gt;</w:t>
+      </w:r>
+      <w:r>
+        <w:rPr>
+          <w:lang w:val="en-US"/>
+        </w:rPr>
+        <w:t>, &lt;Style&gt;</w:t>
+      </w:r>
+      <w:r>
+        <w:rPr>
+          <w:lang w:val="en-US"/>
+        </w:rPr>
+        <w:t>)</w:t>
+      </w:r>
+    </w:p>
+    <w:p>
+      <w:pPr>
+        <w:pStyle w:val="ListParagraph"/>
+        <w:numPr>
+          <w:ilvl w:val="0"/>
+          <w:numId w:val="3"/>
+        </w:numPr>
+        <w:rPr>
+          <w:lang w:val="en-US"/>
+        </w:rPr>
+      </w:pPr>
+      <w:r>
+        <w:rPr>
+          <w:lang w:val="en-US"/>
+        </w:rPr>
+        <w:t>Trường hợp 1, &lt;X&gt; và &lt;Y&gt; là ma trận chỉ có 1 hàng hoặc cột, nhưng có số phần tử = nhau</w:t>
+      </w:r>
+    </w:p>
+    <w:p>
+      <w:pPr>
+        <w:pStyle w:val="ListParagraph"/>
+        <w:numPr>
+          <w:ilvl w:val="0"/>
+          <w:numId w:val="3"/>
+        </w:numPr>
+        <w:rPr>
+          <w:lang w:val="en-US"/>
+        </w:rPr>
+      </w:pPr>
+      <w:r>
+        <w:rPr>
+          <w:lang w:val="en-US"/>
+        </w:rPr>
+        <w:t xml:space="preserve">Giống Plot </w:t>
+      </w:r>
+      <w:r>
+        <w:rPr>
+          <w:lang w:val="en-US"/>
+        </w:rPr>
+        <w:t xml:space="preserve">1 </w:t>
+      </w:r>
+      <w:r>
+        <w:rPr>
+          <w:lang w:val="en-US"/>
+        </w:rPr>
+        <w:t>Line trong Matplotlib</w:t>
+      </w:r>
+    </w:p>
+    <w:p>
+      <w:pPr>
+        <w:pStyle w:val="ListParagraph"/>
+        <w:numPr>
+          <w:ilvl w:val="0"/>
+          <w:numId w:val="3"/>
+        </w:numPr>
+        <w:rPr>
+          <w:lang w:val="en-US"/>
+        </w:rPr>
+      </w:pPr>
+      <w:r>
+        <w:rPr>
+          <w:lang w:val="en-US"/>
+        </w:rPr>
+        <w:t xml:space="preserve">Trường hợp 2, &lt;X&gt; và &lt;Y&gt; là 2 ma trận </w:t>
+      </w:r>
+      <w:r>
+        <w:rPr>
+          <w:lang w:val="en-US"/>
+        </w:rPr>
+        <w:t>cùng Shape, hoặc 1 trong 2 là cột hoặc hàng, khi đó số phần tử phải = số dòng của ma trận còn lại để Broadcast</w:t>
+      </w:r>
+    </w:p>
+    <w:p>
+      <w:pPr>
+        <w:pStyle w:val="ListParagraph"/>
+        <w:numPr>
+          <w:ilvl w:val="0"/>
+          <w:numId w:val="3"/>
+        </w:numPr>
+        <w:rPr>
+          <w:lang w:val="en-US"/>
+        </w:rPr>
+      </w:pPr>
+      <w:r>
+        <w:rPr>
+          <w:lang w:val="en-US"/>
+        </w:rPr>
+        <w:t>Giống Plot nhiều Line trong Matplotlib, mỗi cột trong ma trận là 1 Line</w:t>
+      </w:r>
+    </w:p>
+    <w:p>
+      <w:pPr>
+        <w:pStyle w:val="ListParagraph"/>
+        <w:numPr>
+          <w:ilvl w:val="0"/>
+          <w:numId w:val="3"/>
+        </w:numPr>
+        <w:rPr>
+          <w:lang w:val="en-US"/>
+        </w:rPr>
+      </w:pPr>
+      <w:r>
+        <w:rPr>
+          <w:lang w:val="en-US"/>
+        </w:rPr>
+        <w:t>&lt;Style&gt; là 1 String chỉ định màu, kiểu đường, … của tất cả các Line</w:t>
+      </w:r>
+    </w:p>
+    <w:p>
+      <w:pPr>
+        <w:pStyle w:val="ListParagraph"/>
+        <w:numPr>
+          <w:ilvl w:val="0"/>
+          <w:numId w:val="11"/>
+        </w:numPr>
+        <w:rPr>
+          <w:lang w:val="en-US"/>
+        </w:rPr>
+      </w:pPr>
+      <w:r>
+        <w:rPr>
+          <w:lang w:val="en-US"/>
+        </w:rPr>
+        <w:t>Chỉ Định Tên Của Trục Của Subplot Hiện Tại?</w:t>
+      </w:r>
+    </w:p>
+    <w:p>
+      <w:pPr>
+        <w:pStyle w:val="ListParagraph"/>
+        <w:numPr>
+          <w:ilvl w:val="0"/>
+          <w:numId w:val="15"/>
+        </w:numPr>
+        <w:rPr>
+          <w:lang w:val="en-US"/>
+        </w:rPr>
+      </w:pPr>
+      <w:r>
+        <w:rPr>
+          <w:lang w:val="en-US"/>
+        </w:rPr>
+        <w:t>Giống y chang trong Matplotlib</w:t>
+      </w:r>
+    </w:p>
+    <w:p>
+      <w:pPr>
+        <w:pStyle w:val="ListParagraph"/>
+        <w:numPr>
+          <w:ilvl w:val="0"/>
+          <w:numId w:val="15"/>
+        </w:numPr>
+        <w:rPr>
+          <w:lang w:val="en-US"/>
+        </w:rPr>
+      </w:pPr>
+      <w:r>
+        <w:rPr>
+          <w:lang w:val="en-US"/>
+        </w:rPr>
+        <w:t>Chỉ định tên trục hoành</w:t>
+      </w:r>
+    </w:p>
+    <w:p>
+      <w:pPr>
+        <w:pStyle w:val="ListParagraph"/>
+        <w:pBdr>
+          <w:top w:val="single" w:sz="4" w:space="1" w:color="auto"/>
+          <w:left w:val="single" w:sz="4" w:space="4" w:color="auto"/>
+          <w:bottom w:val="single" w:sz="4" w:space="1" w:color="auto"/>
+          <w:right w:val="single" w:sz="4" w:space="4" w:color="auto"/>
+        </w:pBdr>
+        <w:ind w:left="1080"/>
+        <w:rPr>
+          <w:lang w:val="en-US"/>
+        </w:rPr>
+      </w:pPr>
+      <w:r>
+        <w:rPr>
+          <w:lang w:val="en-US"/>
+        </w:rPr>
+        <w:t>xlabel(&lt;Tên Trục Hoành&gt;)</w:t>
+      </w:r>
+    </w:p>
+    <w:p>
+      <w:pPr>
+        <w:pStyle w:val="ListParagraph"/>
+        <w:numPr>
+          <w:ilvl w:val="0"/>
+          <w:numId w:val="15"/>
+        </w:numPr>
+        <w:rPr>
+          <w:lang w:val="en-US"/>
+        </w:rPr>
+      </w:pPr>
+      <w:r>
+        <w:rPr>
+          <w:lang w:val="en-US"/>
+        </w:rPr>
+        <w:t>Tương tự với các trục còn lại</w:t>
+      </w:r>
+    </w:p>
+    <w:p>
+      <w:pPr>
+        <w:pStyle w:val="ListParagraph"/>
+        <w:numPr>
+          <w:ilvl w:val="0"/>
+          <w:numId w:val="11"/>
+        </w:numPr>
+        <w:rPr>
+          <w:lang w:val="en-US"/>
+        </w:rPr>
+      </w:pPr>
+      <w:r>
+        <w:rPr>
+          <w:lang w:val="en-US"/>
+        </w:rPr>
+        <w:t>Chỉ Định Tên Của Subplot Hiện Tại?</w:t>
+      </w:r>
+    </w:p>
+    <w:p>
+      <w:pPr>
+        <w:pStyle w:val="ListParagraph"/>
+        <w:pBdr>
+          <w:top w:val="single" w:sz="4" w:space="1" w:color="auto"/>
+          <w:left w:val="single" w:sz="4" w:space="4" w:color="auto"/>
+          <w:bottom w:val="single" w:sz="4" w:space="1" w:color="auto"/>
+          <w:right w:val="single" w:sz="4" w:space="4" w:color="auto"/>
+        </w:pBdr>
+        <w:ind w:left="1080"/>
+        <w:rPr>
+          <w:lang w:val="en-US"/>
+        </w:rPr>
+      </w:pPr>
+      <w:r>
+        <w:rPr>
+          <w:lang w:val="en-US"/>
+        </w:rPr>
+        <w:t>title(&lt;Tên Subplot&gt;)</w:t>
+      </w:r>
+    </w:p>
+    <w:p>
+      <w:pPr>
+        <w:pStyle w:val="ListParagraph"/>
+        <w:numPr>
+          <w:ilvl w:val="0"/>
+          <w:numId w:val="11"/>
+        </w:numPr>
+        <w:rPr>
+          <w:lang w:val="en-US"/>
+        </w:rPr>
+      </w:pPr>
+      <w:r>
+        <w:rPr>
+          <w:lang w:val="en-US"/>
+        </w:rPr>
+        <w:t>Chú Thích Các Plot Trong Subplot Hiện Tại?</w:t>
+      </w:r>
+    </w:p>
+    <w:p>
+      <w:pPr>
+        <w:pStyle w:val="ListParagraph"/>
+        <w:pBdr>
+          <w:top w:val="single" w:sz="4" w:space="1" w:color="auto"/>
+          <w:left w:val="single" w:sz="4" w:space="4" w:color="auto"/>
+          <w:bottom w:val="single" w:sz="4" w:space="1" w:color="auto"/>
+          <w:right w:val="single" w:sz="4" w:space="4" w:color="auto"/>
+        </w:pBdr>
+        <w:ind w:left="1080"/>
+        <w:rPr>
+          <w:lang w:val="en-US"/>
+        </w:rPr>
+      </w:pPr>
+      <w:r>
+        <w:rPr>
+          <w:lang w:val="en-US"/>
+        </w:rPr>
+        <w:t>legend(&lt;Các Chú Thích&gt;)</w:t>
+      </w:r>
+    </w:p>
+    <w:p>
+      <w:pPr>
+        <w:pStyle w:val="ListParagraph"/>
+        <w:numPr>
+          <w:ilvl w:val="0"/>
+          <w:numId w:val="15"/>
+        </w:numPr>
+        <w:rPr>
+          <w:lang w:val="en-US"/>
+        </w:rPr>
+      </w:pPr>
+      <w:r>
+        <w:rPr>
+          <w:lang w:val="en-US"/>
+        </w:rPr>
+        <w:t>&lt;Các Chú Thích&gt; phải có số lượng = số Plot hiện tại</w:t>
+      </w:r>
+    </w:p>
+    <w:p>
+      <w:pPr>
+        <w:pStyle w:val="ListParagraph"/>
+        <w:numPr>
+          <w:ilvl w:val="0"/>
+          <w:numId w:val="15"/>
+        </w:numPr>
+        <w:rPr>
+          <w:lang w:val="en-US"/>
+        </w:rPr>
+      </w:pPr>
+      <w:r>
+        <w:rPr>
+          <w:lang w:val="en-US"/>
+        </w:rPr>
+        <w:t>Chú thích đầu tiên sẽ áp dụng cho cái Plot được Plot sớm nhất, chú thích thứ 2 sẽ áp dụng cho cái Plot được Plot thứ 2, …</w:t>
+      </w:r>
+    </w:p>
+    <w:p>
+      <w:pPr>
+        <w:pStyle w:val="ListParagraph"/>
+        <w:numPr>
+          <w:ilvl w:val="0"/>
+          <w:numId w:val="15"/>
+        </w:numPr>
+        <w:rPr>
+          <w:lang w:val="en-US"/>
+        </w:rPr>
+      </w:pPr>
+      <w:r>
+        <w:rPr>
+          <w:lang w:val="en-US"/>
+        </w:rPr>
         <w:lastRenderedPageBreak/>
-        <w:t>Plot Đồ Thị 2D</w:t>
-      </w:r>
-      <w:r>
-        <w:rPr>
-          <w:lang w:val="en-US"/>
-        </w:rPr>
-        <w:t xml:space="preserve"> Vào Subplot Hiện Tại?</w:t>
-      </w:r>
-    </w:p>
-    <w:p>
-      <w:pPr>
-        <w:pStyle w:val="ListParagraph"/>
-        <w:pBdr>
-          <w:top w:val="single" w:sz="4" w:space="1" w:color="auto"/>
-          <w:left w:val="single" w:sz="4" w:space="4" w:color="auto"/>
-          <w:bottom w:val="single" w:sz="4" w:space="1" w:color="auto"/>
-          <w:right w:val="single" w:sz="4" w:space="4" w:color="auto"/>
-        </w:pBdr>
-        <w:ind w:left="1080"/>
-        <w:rPr>
-          <w:lang w:val="en-US"/>
-        </w:rPr>
-      </w:pPr>
-      <w:r>
-        <w:rPr>
-          <w:lang w:val="en-US"/>
-        </w:rPr>
-        <w:t>plot(&lt;X&gt;, &lt;Y&gt;</w:t>
-      </w:r>
-      <w:r>
-        <w:rPr>
-          <w:lang w:val="en-US"/>
-        </w:rPr>
-        <w:t>, &lt;Style&gt;</w:t>
+        <w:t>Ví dụ</w:t>
+      </w:r>
+    </w:p>
+    <w:p>
+      <w:pPr>
+        <w:pStyle w:val="ListParagraph"/>
+        <w:pBdr>
+          <w:top w:val="single" w:sz="4" w:space="1" w:color="auto"/>
+          <w:left w:val="single" w:sz="4" w:space="4" w:color="auto"/>
+          <w:bottom w:val="single" w:sz="4" w:space="1" w:color="auto"/>
+          <w:right w:val="single" w:sz="4" w:space="4" w:color="auto"/>
+        </w:pBdr>
+        <w:ind w:left="1080"/>
+        <w:rPr>
+          <w:lang w:val="en-US"/>
+        </w:rPr>
+      </w:pPr>
+      <w:r>
+        <w:rPr>
+          <w:lang w:val="en-US"/>
+        </w:rPr>
+        <w:t>legend(</w:t>
+      </w:r>
+      <w:r>
+        <w:rPr>
+          <w:lang w:val="en-US"/>
+        </w:rPr>
+        <w:t>"foo", "bar", "far"</w:t>
       </w:r>
       <w:r>
         <w:rPr>
@@ -6629,107 +8126,17 @@
         <w:pStyle w:val="ListParagraph"/>
         <w:numPr>
           <w:ilvl w:val="0"/>
-          <w:numId w:val="3"/>
-        </w:numPr>
-        <w:rPr>
-          <w:lang w:val="en-US"/>
-        </w:rPr>
-      </w:pPr>
-      <w:r>
-        <w:rPr>
-          <w:lang w:val="en-US"/>
-        </w:rPr>
-        <w:t>Trường hợp 1, &lt;X&gt; và &lt;Y&gt; là ma trận chỉ có 1 hàng hoặc cột, nhưng có số phần tử = nhau</w:t>
-      </w:r>
-    </w:p>
-    <w:p>
-      <w:pPr>
-        <w:pStyle w:val="ListParagraph"/>
-        <w:numPr>
-          <w:ilvl w:val="0"/>
-          <w:numId w:val="3"/>
-        </w:numPr>
-        <w:rPr>
-          <w:lang w:val="en-US"/>
-        </w:rPr>
-      </w:pPr>
-      <w:r>
-        <w:rPr>
-          <w:lang w:val="en-US"/>
-        </w:rPr>
-        <w:t xml:space="preserve">Giống Plot </w:t>
-      </w:r>
-      <w:r>
-        <w:rPr>
-          <w:lang w:val="en-US"/>
-        </w:rPr>
-        <w:t xml:space="preserve">1 </w:t>
-      </w:r>
-      <w:r>
-        <w:rPr>
-          <w:lang w:val="en-US"/>
-        </w:rPr>
-        <w:t>Line trong Matplotlib</w:t>
-      </w:r>
-    </w:p>
-    <w:p>
-      <w:pPr>
-        <w:pStyle w:val="ListParagraph"/>
-        <w:numPr>
-          <w:ilvl w:val="0"/>
-          <w:numId w:val="3"/>
-        </w:numPr>
-        <w:rPr>
-          <w:lang w:val="en-US"/>
-        </w:rPr>
-      </w:pPr>
-      <w:r>
-        <w:rPr>
-          <w:lang w:val="en-US"/>
-        </w:rPr>
-        <w:t xml:space="preserve">Trường hợp 2, &lt;X&gt; và &lt;Y&gt; là 2 ma trận </w:t>
-      </w:r>
-      <w:r>
-        <w:rPr>
-          <w:lang w:val="en-US"/>
-        </w:rPr>
-        <w:t>cùng Shape, hoặc 1 trong 2 là cột hoặc hàng, khi đó số phần tử phải = số dòng của ma trận còn lại để Broadcast</w:t>
-      </w:r>
-    </w:p>
-    <w:p>
-      <w:pPr>
-        <w:pStyle w:val="ListParagraph"/>
-        <w:numPr>
-          <w:ilvl w:val="0"/>
-          <w:numId w:val="3"/>
-        </w:numPr>
-        <w:rPr>
-          <w:lang w:val="en-US"/>
-        </w:rPr>
-      </w:pPr>
-      <w:r>
-        <w:rPr>
-          <w:lang w:val="en-US"/>
-        </w:rPr>
-        <w:t>Giống Plot nhiều Line trong Matplotlib, mỗi cột trong ma trận là 1 Line</w:t>
-      </w:r>
-    </w:p>
-    <w:p>
-      <w:pPr>
-        <w:pStyle w:val="ListParagraph"/>
-        <w:numPr>
-          <w:ilvl w:val="0"/>
-          <w:numId w:val="3"/>
-        </w:numPr>
-        <w:rPr>
-          <w:lang w:val="en-US"/>
-        </w:rPr>
-      </w:pPr>
-      <w:r>
-        <w:rPr>
-          <w:lang w:val="en-US"/>
-        </w:rPr>
-        <w:t>&lt;Style&gt; là 1 String chỉ định màu, kiểu đường, … của tất cả các Line</w:t>
+          <w:numId w:val="15"/>
+        </w:numPr>
+        <w:rPr>
+          <w:lang w:val="en-US"/>
+        </w:rPr>
+      </w:pPr>
+      <w:r>
+        <w:rPr>
+          <w:lang w:val="en-US"/>
+        </w:rPr>
+        <w:t>Lưu ý bảng chú thích có thể di chuyển được = cách kéo thả chuột</w:t>
       </w:r>
     </w:p>
     <w:p>
@@ -6747,7 +8154,7 @@
         <w:rPr>
           <w:lang w:val="en-US"/>
         </w:rPr>
-        <w:t>Chỉ Định Tên Của Trục Của Subplot Hiện Tại?</w:t>
+        <w:t>Chỉ định cận của Subplot hiện tại?</w:t>
       </w:r>
     </w:p>
     <w:p>
@@ -6783,282 +8190,6 @@
         <w:rPr>
           <w:lang w:val="en-US"/>
         </w:rPr>
-        <w:t>Chỉ định tên trục hoành</w:t>
-      </w:r>
-    </w:p>
-    <w:p>
-      <w:pPr>
-        <w:pStyle w:val="ListParagraph"/>
-        <w:pBdr>
-          <w:top w:val="single" w:sz="4" w:space="1" w:color="auto"/>
-          <w:left w:val="single" w:sz="4" w:space="4" w:color="auto"/>
-          <w:bottom w:val="single" w:sz="4" w:space="1" w:color="auto"/>
-          <w:right w:val="single" w:sz="4" w:space="4" w:color="auto"/>
-        </w:pBdr>
-        <w:ind w:left="1080"/>
-        <w:rPr>
-          <w:lang w:val="en-US"/>
-        </w:rPr>
-      </w:pPr>
-      <w:r>
-        <w:rPr>
-          <w:lang w:val="en-US"/>
-        </w:rPr>
-        <w:t>xlabel(&lt;Tên Trục Hoành&gt;)</w:t>
-      </w:r>
-    </w:p>
-    <w:p>
-      <w:pPr>
-        <w:pStyle w:val="ListParagraph"/>
-        <w:numPr>
-          <w:ilvl w:val="0"/>
-          <w:numId w:val="15"/>
-        </w:numPr>
-        <w:rPr>
-          <w:lang w:val="en-US"/>
-        </w:rPr>
-      </w:pPr>
-      <w:r>
-        <w:rPr>
-          <w:lang w:val="en-US"/>
-        </w:rPr>
-        <w:t>Tương tự với các trục còn lại</w:t>
-      </w:r>
-    </w:p>
-    <w:p>
-      <w:pPr>
-        <w:pStyle w:val="ListParagraph"/>
-        <w:numPr>
-          <w:ilvl w:val="0"/>
-          <w:numId w:val="11"/>
-        </w:numPr>
-        <w:rPr>
-          <w:lang w:val="en-US"/>
-        </w:rPr>
-      </w:pPr>
-      <w:r>
-        <w:rPr>
-          <w:lang w:val="en-US"/>
-        </w:rPr>
-        <w:t>Chỉ Định Tên Của Subplot Hiện Tại?</w:t>
-      </w:r>
-    </w:p>
-    <w:p>
-      <w:pPr>
-        <w:pStyle w:val="ListParagraph"/>
-        <w:pBdr>
-          <w:top w:val="single" w:sz="4" w:space="1" w:color="auto"/>
-          <w:left w:val="single" w:sz="4" w:space="4" w:color="auto"/>
-          <w:bottom w:val="single" w:sz="4" w:space="1" w:color="auto"/>
-          <w:right w:val="single" w:sz="4" w:space="4" w:color="auto"/>
-        </w:pBdr>
-        <w:ind w:left="1080"/>
-        <w:rPr>
-          <w:lang w:val="en-US"/>
-        </w:rPr>
-      </w:pPr>
-      <w:r>
-        <w:rPr>
-          <w:lang w:val="en-US"/>
-        </w:rPr>
-        <w:t>title(&lt;Tên Subplot&gt;)</w:t>
-      </w:r>
-    </w:p>
-    <w:p>
-      <w:pPr>
-        <w:pStyle w:val="ListParagraph"/>
-        <w:numPr>
-          <w:ilvl w:val="0"/>
-          <w:numId w:val="11"/>
-        </w:numPr>
-        <w:rPr>
-          <w:lang w:val="en-US"/>
-        </w:rPr>
-      </w:pPr>
-      <w:r>
-        <w:rPr>
-          <w:lang w:val="en-US"/>
-        </w:rPr>
-        <w:t>Chú Thích Các Plot Trong Subplot Hiện Tại?</w:t>
-      </w:r>
-    </w:p>
-    <w:p>
-      <w:pPr>
-        <w:pStyle w:val="ListParagraph"/>
-        <w:pBdr>
-          <w:top w:val="single" w:sz="4" w:space="1" w:color="auto"/>
-          <w:left w:val="single" w:sz="4" w:space="4" w:color="auto"/>
-          <w:bottom w:val="single" w:sz="4" w:space="1" w:color="auto"/>
-          <w:right w:val="single" w:sz="4" w:space="4" w:color="auto"/>
-        </w:pBdr>
-        <w:ind w:left="1080"/>
-        <w:rPr>
-          <w:lang w:val="en-US"/>
-        </w:rPr>
-      </w:pPr>
-      <w:r>
-        <w:rPr>
-          <w:lang w:val="en-US"/>
-        </w:rPr>
-        <w:t>legend(&lt;Các Chú Thích&gt;)</w:t>
-      </w:r>
-    </w:p>
-    <w:p>
-      <w:pPr>
-        <w:pStyle w:val="ListParagraph"/>
-        <w:numPr>
-          <w:ilvl w:val="0"/>
-          <w:numId w:val="15"/>
-        </w:numPr>
-        <w:rPr>
-          <w:lang w:val="en-US"/>
-        </w:rPr>
-      </w:pPr>
-      <w:r>
-        <w:rPr>
-          <w:lang w:val="en-US"/>
-        </w:rPr>
-        <w:t>&lt;Các Chú Thích&gt; phải có số lượng = số Plot hiện tại</w:t>
-      </w:r>
-    </w:p>
-    <w:p>
-      <w:pPr>
-        <w:pStyle w:val="ListParagraph"/>
-        <w:numPr>
-          <w:ilvl w:val="0"/>
-          <w:numId w:val="15"/>
-        </w:numPr>
-        <w:rPr>
-          <w:lang w:val="en-US"/>
-        </w:rPr>
-      </w:pPr>
-      <w:r>
-        <w:rPr>
-          <w:lang w:val="en-US"/>
-        </w:rPr>
-        <w:t>Chú thích đầu tiên sẽ áp dụng cho cái Plot được Plot sớm nhất, chú thích thứ 2 sẽ áp dụng cho cái Plot được Plot thứ 2, …</w:t>
-      </w:r>
-    </w:p>
-    <w:p>
-      <w:pPr>
-        <w:pStyle w:val="ListParagraph"/>
-        <w:numPr>
-          <w:ilvl w:val="0"/>
-          <w:numId w:val="15"/>
-        </w:numPr>
-        <w:rPr>
-          <w:lang w:val="en-US"/>
-        </w:rPr>
-      </w:pPr>
-      <w:r>
-        <w:rPr>
-          <w:lang w:val="en-US"/>
-        </w:rPr>
-        <w:t>Ví dụ</w:t>
-      </w:r>
-    </w:p>
-    <w:p>
-      <w:pPr>
-        <w:pStyle w:val="ListParagraph"/>
-        <w:pBdr>
-          <w:top w:val="single" w:sz="4" w:space="1" w:color="auto"/>
-          <w:left w:val="single" w:sz="4" w:space="4" w:color="auto"/>
-          <w:bottom w:val="single" w:sz="4" w:space="1" w:color="auto"/>
-          <w:right w:val="single" w:sz="4" w:space="4" w:color="auto"/>
-        </w:pBdr>
-        <w:ind w:left="1080"/>
-        <w:rPr>
-          <w:lang w:val="en-US"/>
-        </w:rPr>
-      </w:pPr>
-      <w:r>
-        <w:rPr>
-          <w:lang w:val="en-US"/>
-        </w:rPr>
-        <w:t>legend(</w:t>
-      </w:r>
-      <w:r>
-        <w:rPr>
-          <w:lang w:val="en-US"/>
-        </w:rPr>
-        <w:t>"foo", "bar", "far"</w:t>
-      </w:r>
-      <w:r>
-        <w:rPr>
-          <w:lang w:val="en-US"/>
-        </w:rPr>
-        <w:t>)</w:t>
-      </w:r>
-    </w:p>
-    <w:p>
-      <w:pPr>
-        <w:pStyle w:val="ListParagraph"/>
-        <w:numPr>
-          <w:ilvl w:val="0"/>
-          <w:numId w:val="15"/>
-        </w:numPr>
-        <w:rPr>
-          <w:lang w:val="en-US"/>
-        </w:rPr>
-      </w:pPr>
-      <w:r>
-        <w:rPr>
-          <w:lang w:val="en-US"/>
-        </w:rPr>
-        <w:t>Lưu ý bảng chú thích có thể di chuyển được = cách kéo thả chuột</w:t>
-      </w:r>
-    </w:p>
-    <w:p>
-      <w:pPr>
-        <w:pStyle w:val="ListParagraph"/>
-        <w:numPr>
-          <w:ilvl w:val="0"/>
-          <w:numId w:val="11"/>
-        </w:numPr>
-        <w:rPr>
-          <w:lang w:val="en-US"/>
-        </w:rPr>
-      </w:pPr>
-      <w:r>
-        <w:rPr>
-          <w:lang w:val="en-US"/>
-        </w:rPr>
-        <w:t>Chỉ định cận của Subplot hiện tại?</w:t>
-      </w:r>
-    </w:p>
-    <w:p>
-      <w:pPr>
-        <w:pStyle w:val="ListParagraph"/>
-        <w:numPr>
-          <w:ilvl w:val="0"/>
-          <w:numId w:val="15"/>
-        </w:numPr>
-        <w:rPr>
-          <w:lang w:val="en-US"/>
-        </w:rPr>
-      </w:pPr>
-      <w:r>
-        <w:rPr>
-          <w:lang w:val="en-US"/>
-        </w:rPr>
-        <w:t>Giống y chang trong Matplotlib</w:t>
-      </w:r>
-    </w:p>
-    <w:p>
-      <w:pPr>
-        <w:pStyle w:val="ListParagraph"/>
-        <w:numPr>
-          <w:ilvl w:val="0"/>
-          <w:numId w:val="15"/>
-        </w:numPr>
-        <w:rPr>
-          <w:lang w:val="en-US"/>
-        </w:rPr>
-      </w:pPr>
-      <w:r>
-        <w:rPr>
-          <w:lang w:val="en-US"/>
-        </w:rPr>
         <w:t>Chỉ định cận trục hoành</w:t>
       </w:r>
     </w:p>
@@ -7080,43 +8211,7 @@
         <w:rPr>
           <w:lang w:val="en-US"/>
         </w:rPr>
-        <w:t>xlim(</w:t>
-      </w:r>
-      <w:r>
-        <w:rPr>
-          <w:lang w:val="en-US"/>
-        </w:rPr>
-        <w:t>[</w:t>
-      </w:r>
-      <w:r>
-        <w:rPr>
-          <w:lang w:val="en-US"/>
-        </w:rPr>
-        <w:t>&lt;Cận Trái&gt;</w:t>
-      </w:r>
-      <w:r>
-        <w:rPr>
-          <w:lang w:val="en-US"/>
-        </w:rPr>
-        <w:t xml:space="preserve"> </w:t>
-      </w:r>
-      <w:r>
-        <w:rPr>
-          <w:lang w:val="en-US"/>
-        </w:rPr>
-        <w:t>&lt;Cận Phải&gt;</w:t>
-      </w:r>
-      <w:r>
-        <w:rPr>
-          <w:lang w:val="en-US"/>
-        </w:rPr>
-        <w:t>]</w:t>
-      </w:r>
-      <w:r>
-        <w:rPr>
-          <w:lang w:val="en-US"/>
-        </w:rPr>
-        <w:t>)</w:t>
+        <w:t>xlim([&lt;Cận Trái&gt; &lt;Cận Phải&gt;])</w:t>
       </w:r>
     </w:p>
     <w:p>
@@ -8065,6 +9160,95 @@
     </w:lvl>
   </w:abstractNum>
   <w:abstractNum w:abstractNumId="9" w15:restartNumberingAfterBreak="0">
+    <w:nsid w:val="3A050E5A"/>
+    <w:multiLevelType w:val="hybridMultilevel"/>
+    <w:tmpl w:val="A112D88E"/>
+    <w:lvl w:ilvl="0" w:tplc="B5A27E96">
+      <w:start w:val="1"/>
+      <w:numFmt w:val="decimal"/>
+      <w:lvlText w:val="%1."/>
+      <w:lvlJc w:val="left"/>
+      <w:pPr>
+        <w:ind w:left="1080" w:hanging="360"/>
+      </w:pPr>
+      <w:rPr>
+        <w:rFonts w:hint="default"/>
+      </w:rPr>
+    </w:lvl>
+    <w:lvl w:ilvl="1" w:tplc="04090019" w:tentative="1">
+      <w:start w:val="1"/>
+      <w:numFmt w:val="lowerLetter"/>
+      <w:lvlText w:val="%2."/>
+      <w:lvlJc w:val="left"/>
+      <w:pPr>
+        <w:ind w:left="1800" w:hanging="360"/>
+      </w:pPr>
+    </w:lvl>
+    <w:lvl w:ilvl="2" w:tplc="0409001B" w:tentative="1">
+      <w:start w:val="1"/>
+      <w:numFmt w:val="lowerRoman"/>
+      <w:lvlText w:val="%3."/>
+      <w:lvlJc w:val="right"/>
+      <w:pPr>
+        <w:ind w:left="2520" w:hanging="180"/>
+      </w:pPr>
+    </w:lvl>
+    <w:lvl w:ilvl="3" w:tplc="0409000F" w:tentative="1">
+      <w:start w:val="1"/>
+      <w:numFmt w:val="decimal"/>
+      <w:lvlText w:val="%4."/>
+      <w:lvlJc w:val="left"/>
+      <w:pPr>
+        <w:ind w:left="3240" w:hanging="360"/>
+      </w:pPr>
+    </w:lvl>
+    <w:lvl w:ilvl="4" w:tplc="04090019" w:tentative="1">
+      <w:start w:val="1"/>
+      <w:numFmt w:val="lowerLetter"/>
+      <w:lvlText w:val="%5."/>
+      <w:lvlJc w:val="left"/>
+      <w:pPr>
+        <w:ind w:left="3960" w:hanging="360"/>
+      </w:pPr>
+    </w:lvl>
+    <w:lvl w:ilvl="5" w:tplc="0409001B" w:tentative="1">
+      <w:start w:val="1"/>
+      <w:numFmt w:val="lowerRoman"/>
+      <w:lvlText w:val="%6."/>
+      <w:lvlJc w:val="right"/>
+      <w:pPr>
+        <w:ind w:left="4680" w:hanging="180"/>
+      </w:pPr>
+    </w:lvl>
+    <w:lvl w:ilvl="6" w:tplc="0409000F" w:tentative="1">
+      <w:start w:val="1"/>
+      <w:numFmt w:val="decimal"/>
+      <w:lvlText w:val="%7."/>
+      <w:lvlJc w:val="left"/>
+      <w:pPr>
+        <w:ind w:left="5400" w:hanging="360"/>
+      </w:pPr>
+    </w:lvl>
+    <w:lvl w:ilvl="7" w:tplc="04090019" w:tentative="1">
+      <w:start w:val="1"/>
+      <w:numFmt w:val="lowerLetter"/>
+      <w:lvlText w:val="%8."/>
+      <w:lvlJc w:val="left"/>
+      <w:pPr>
+        <w:ind w:left="6120" w:hanging="360"/>
+      </w:pPr>
+    </w:lvl>
+    <w:lvl w:ilvl="8" w:tplc="0409001B" w:tentative="1">
+      <w:start w:val="1"/>
+      <w:numFmt w:val="lowerRoman"/>
+      <w:lvlText w:val="%9."/>
+      <w:lvlJc w:val="right"/>
+      <w:pPr>
+        <w:ind w:left="6840" w:hanging="180"/>
+      </w:pPr>
+    </w:lvl>
+  </w:abstractNum>
+  <w:abstractNum w:abstractNumId="10" w15:restartNumberingAfterBreak="0">
     <w:nsid w:val="3A8E18F2"/>
     <w:multiLevelType w:val="hybridMultilevel"/>
     <w:tmpl w:val="6CD49E16"/>
@@ -8153,7 +9337,96 @@
       </w:pPr>
     </w:lvl>
   </w:abstractNum>
-  <w:abstractNum w:abstractNumId="10" w15:restartNumberingAfterBreak="0">
+  <w:abstractNum w:abstractNumId="11" w15:restartNumberingAfterBreak="0">
+    <w:nsid w:val="47A3694A"/>
+    <w:multiLevelType w:val="hybridMultilevel"/>
+    <w:tmpl w:val="94866668"/>
+    <w:lvl w:ilvl="0" w:tplc="77C06E36">
+      <w:start w:val="1"/>
+      <w:numFmt w:val="decimal"/>
+      <w:lvlText w:val="%1."/>
+      <w:lvlJc w:val="left"/>
+      <w:pPr>
+        <w:ind w:left="1080" w:hanging="360"/>
+      </w:pPr>
+      <w:rPr>
+        <w:rFonts w:hint="default"/>
+      </w:rPr>
+    </w:lvl>
+    <w:lvl w:ilvl="1" w:tplc="04090019" w:tentative="1">
+      <w:start w:val="1"/>
+      <w:numFmt w:val="lowerLetter"/>
+      <w:lvlText w:val="%2."/>
+      <w:lvlJc w:val="left"/>
+      <w:pPr>
+        <w:ind w:left="1800" w:hanging="360"/>
+      </w:pPr>
+    </w:lvl>
+    <w:lvl w:ilvl="2" w:tplc="0409001B" w:tentative="1">
+      <w:start w:val="1"/>
+      <w:numFmt w:val="lowerRoman"/>
+      <w:lvlText w:val="%3."/>
+      <w:lvlJc w:val="right"/>
+      <w:pPr>
+        <w:ind w:left="2520" w:hanging="180"/>
+      </w:pPr>
+    </w:lvl>
+    <w:lvl w:ilvl="3" w:tplc="0409000F" w:tentative="1">
+      <w:start w:val="1"/>
+      <w:numFmt w:val="decimal"/>
+      <w:lvlText w:val="%4."/>
+      <w:lvlJc w:val="left"/>
+      <w:pPr>
+        <w:ind w:left="3240" w:hanging="360"/>
+      </w:pPr>
+    </w:lvl>
+    <w:lvl w:ilvl="4" w:tplc="04090019" w:tentative="1">
+      <w:start w:val="1"/>
+      <w:numFmt w:val="lowerLetter"/>
+      <w:lvlText w:val="%5."/>
+      <w:lvlJc w:val="left"/>
+      <w:pPr>
+        <w:ind w:left="3960" w:hanging="360"/>
+      </w:pPr>
+    </w:lvl>
+    <w:lvl w:ilvl="5" w:tplc="0409001B" w:tentative="1">
+      <w:start w:val="1"/>
+      <w:numFmt w:val="lowerRoman"/>
+      <w:lvlText w:val="%6."/>
+      <w:lvlJc w:val="right"/>
+      <w:pPr>
+        <w:ind w:left="4680" w:hanging="180"/>
+      </w:pPr>
+    </w:lvl>
+    <w:lvl w:ilvl="6" w:tplc="0409000F" w:tentative="1">
+      <w:start w:val="1"/>
+      <w:numFmt w:val="decimal"/>
+      <w:lvlText w:val="%7."/>
+      <w:lvlJc w:val="left"/>
+      <w:pPr>
+        <w:ind w:left="5400" w:hanging="360"/>
+      </w:pPr>
+    </w:lvl>
+    <w:lvl w:ilvl="7" w:tplc="04090019" w:tentative="1">
+      <w:start w:val="1"/>
+      <w:numFmt w:val="lowerLetter"/>
+      <w:lvlText w:val="%8."/>
+      <w:lvlJc w:val="left"/>
+      <w:pPr>
+        <w:ind w:left="6120" w:hanging="360"/>
+      </w:pPr>
+    </w:lvl>
+    <w:lvl w:ilvl="8" w:tplc="0409001B" w:tentative="1">
+      <w:start w:val="1"/>
+      <w:numFmt w:val="lowerRoman"/>
+      <w:lvlText w:val="%9."/>
+      <w:lvlJc w:val="right"/>
+      <w:pPr>
+        <w:ind w:left="6840" w:hanging="180"/>
+      </w:pPr>
+    </w:lvl>
+  </w:abstractNum>
+  <w:abstractNum w:abstractNumId="12" w15:restartNumberingAfterBreak="0">
     <w:nsid w:val="4CC4413D"/>
     <w:multiLevelType w:val="hybridMultilevel"/>
     <w:tmpl w:val="9872EA18"/>
@@ -8242,7 +9515,7 @@
       </w:pPr>
     </w:lvl>
   </w:abstractNum>
-  <w:abstractNum w:abstractNumId="11" w15:restartNumberingAfterBreak="0">
+  <w:abstractNum w:abstractNumId="13" w15:restartNumberingAfterBreak="0">
     <w:nsid w:val="4D382039"/>
     <w:multiLevelType w:val="hybridMultilevel"/>
     <w:tmpl w:val="5880B58E"/>
@@ -8331,7 +9604,7 @@
       </w:pPr>
     </w:lvl>
   </w:abstractNum>
-  <w:abstractNum w:abstractNumId="12" w15:restartNumberingAfterBreak="0">
+  <w:abstractNum w:abstractNumId="14" w15:restartNumberingAfterBreak="0">
     <w:nsid w:val="561640A3"/>
     <w:multiLevelType w:val="hybridMultilevel"/>
     <w:tmpl w:val="663ED04E"/>
@@ -8420,7 +9693,7 @@
       </w:pPr>
     </w:lvl>
   </w:abstractNum>
-  <w:abstractNum w:abstractNumId="13" w15:restartNumberingAfterBreak="0">
+  <w:abstractNum w:abstractNumId="15" w15:restartNumberingAfterBreak="0">
     <w:nsid w:val="5AE427A8"/>
     <w:multiLevelType w:val="hybridMultilevel"/>
     <w:tmpl w:val="0C929334"/>
@@ -8509,7 +9782,7 @@
       </w:pPr>
     </w:lvl>
   </w:abstractNum>
-  <w:abstractNum w:abstractNumId="14" w15:restartNumberingAfterBreak="0">
+  <w:abstractNum w:abstractNumId="16" w15:restartNumberingAfterBreak="0">
     <w:nsid w:val="669062BD"/>
     <w:multiLevelType w:val="hybridMultilevel"/>
     <w:tmpl w:val="010A4522"/>
@@ -8598,7 +9871,7 @@
       </w:pPr>
     </w:lvl>
   </w:abstractNum>
-  <w:abstractNum w:abstractNumId="15" w15:restartNumberingAfterBreak="0">
+  <w:abstractNum w:abstractNumId="17" w15:restartNumberingAfterBreak="0">
     <w:nsid w:val="6EA02C5C"/>
     <w:multiLevelType w:val="hybridMultilevel"/>
     <w:tmpl w:val="93A0FAF2"/>
@@ -8711,7 +9984,7 @@
       </w:rPr>
     </w:lvl>
   </w:abstractNum>
-  <w:abstractNum w:abstractNumId="16" w15:restartNumberingAfterBreak="0">
+  <w:abstractNum w:abstractNumId="18" w15:restartNumberingAfterBreak="0">
     <w:nsid w:val="6EE76795"/>
     <w:multiLevelType w:val="hybridMultilevel"/>
     <w:tmpl w:val="E29AE982"/>
@@ -8804,10 +10077,10 @@
     <w:abstractNumId w:val="4"/>
   </w:num>
   <w:num w:numId="2" w16cid:durableId="979265608">
-    <w:abstractNumId w:val="10"/>
+    <w:abstractNumId w:val="12"/>
   </w:num>
   <w:num w:numId="3" w16cid:durableId="579799846">
-    <w:abstractNumId w:val="15"/>
+    <w:abstractNumId w:val="17"/>
   </w:num>
   <w:num w:numId="4" w16cid:durableId="1081215143">
     <w:abstractNumId w:val="6"/>
@@ -8816,13 +10089,13 @@
     <w:abstractNumId w:val="7"/>
   </w:num>
   <w:num w:numId="6" w16cid:durableId="1599561250">
-    <w:abstractNumId w:val="9"/>
+    <w:abstractNumId w:val="10"/>
   </w:num>
   <w:num w:numId="7" w16cid:durableId="1390882582">
     <w:abstractNumId w:val="0"/>
   </w:num>
   <w:num w:numId="8" w16cid:durableId="117116186">
-    <w:abstractNumId w:val="16"/>
+    <w:abstractNumId w:val="18"/>
   </w:num>
   <w:num w:numId="9" w16cid:durableId="353118514">
     <w:abstractNumId w:val="5"/>
@@ -8831,7 +10104,7 @@
     <w:abstractNumId w:val="8"/>
   </w:num>
   <w:num w:numId="11" w16cid:durableId="385834222">
-    <w:abstractNumId w:val="14"/>
+    <w:abstractNumId w:val="16"/>
   </w:num>
   <w:num w:numId="12" w16cid:durableId="1147891060">
     <w:abstractNumId w:val="2"/>
@@ -8840,15 +10113,21 @@
     <w:abstractNumId w:val="1"/>
   </w:num>
   <w:num w:numId="14" w16cid:durableId="1664353762">
-    <w:abstractNumId w:val="13"/>
+    <w:abstractNumId w:val="15"/>
   </w:num>
   <w:num w:numId="15" w16cid:durableId="671374831">
     <w:abstractNumId w:val="3"/>
   </w:num>
   <w:num w:numId="16" w16cid:durableId="156118344">
-    <w:abstractNumId w:val="12"/>
+    <w:abstractNumId w:val="14"/>
   </w:num>
   <w:num w:numId="17" w16cid:durableId="435180199">
+    <w:abstractNumId w:val="13"/>
+  </w:num>
+  <w:num w:numId="18" w16cid:durableId="1631204123">
+    <w:abstractNumId w:val="9"/>
+  </w:num>
+  <w:num w:numId="19" w16cid:durableId="391776047">
     <w:abstractNumId w:val="11"/>
   </w:num>
 </w:numbering>
@@ -9345,6 +10624,16 @@
       </w:tblBorders>
     </w:tblPr>
   </w:style>
+  <w:style w:type="character" w:styleId="PlaceholderText">
+    <w:name w:val="Placeholder Text"/>
+    <w:basedOn w:val="DefaultParagraphFont"/>
+    <w:uiPriority w:val="99"/>
+    <w:semiHidden/>
+    <w:rsid w:val="004B381E"/>
+    <w:rPr>
+      <w:color w:val="808080"/>
+    </w:rPr>
+  </w:style>
 </w:styles>
 </file>
 

--- a/matlab.docx
+++ b/matlab.docx
@@ -2823,7 +2823,61 @@
         <w:rPr>
           <w:lang w:val="en-US"/>
         </w:rPr>
-        <w:t>Hàm Ẩn?</w:t>
+        <w:t>Hàm Và Function Handle?</w:t>
+      </w:r>
+    </w:p>
+    <w:p>
+      <w:pPr>
+        <w:pStyle w:val="ListParagraph"/>
+        <w:numPr>
+          <w:ilvl w:val="0"/>
+          <w:numId w:val="3"/>
+        </w:numPr>
+        <w:rPr>
+          <w:lang w:val="en-US"/>
+        </w:rPr>
+      </w:pPr>
+      <w:r>
+        <w:rPr>
+          <w:lang w:val="en-US"/>
+        </w:rPr>
+        <w:t>1 hàm phải khai báo ở cuối File</w:t>
+      </w:r>
+    </w:p>
+    <w:p>
+      <w:pPr>
+        <w:pStyle w:val="ListParagraph"/>
+        <w:numPr>
+          <w:ilvl w:val="0"/>
+          <w:numId w:val="3"/>
+        </w:numPr>
+        <w:rPr>
+          <w:lang w:val="en-US"/>
+        </w:rPr>
+      </w:pPr>
+      <w:r>
+        <w:rPr>
+          <w:lang w:val="en-US"/>
+        </w:rPr>
+        <w:t>Để sử dụng hàm, 1 là gọi trực tiếp tên hàm, 2 là thông qua Function Handle, tức là 1 biến tham chiếu đến hàm đó</w:t>
+      </w:r>
+    </w:p>
+    <w:p>
+      <w:pPr>
+        <w:pStyle w:val="ListParagraph"/>
+        <w:numPr>
+          <w:ilvl w:val="0"/>
+          <w:numId w:val="14"/>
+        </w:numPr>
+        <w:rPr>
+          <w:lang w:val="en-US"/>
+        </w:rPr>
+      </w:pPr>
+      <w:r>
+        <w:rPr>
+          <w:lang w:val="en-US"/>
+        </w:rPr>
+        <w:t>Tạo Trực Tiếp 1 Function Handle?</w:t>
       </w:r>
     </w:p>
     <w:p>
@@ -2862,7 +2916,19 @@
         <w:rPr>
           <w:lang w:val="en-US"/>
         </w:rPr>
-        <w:t>&lt;Hàm Ẩn&gt; = @(&lt;Các Tham Số&gt;) &lt;Biểu Thức&gt;</w:t>
+        <w:t>&lt;</w:t>
+      </w:r>
+      <w:r>
+        <w:rPr>
+          <w:lang w:val="en-US"/>
+        </w:rPr>
+        <w:t>Function Handle</w:t>
+      </w:r>
+      <w:r>
+        <w:rPr>
+          <w:lang w:val="en-US"/>
+        </w:rPr>
+        <w:t>&gt; = @(&lt;Các Tham Số&gt;) &lt;Biểu Thức&gt;</w:t>
       </w:r>
     </w:p>
     <w:p>
@@ -3015,24 +3081,6 @@
           <w:lang w:val="en-US"/>
         </w:rPr>
         <w:t>Cấu Trúc 1 Hàm?</w:t>
-      </w:r>
-    </w:p>
-    <w:p>
-      <w:pPr>
-        <w:pStyle w:val="ListParagraph"/>
-        <w:numPr>
-          <w:ilvl w:val="0"/>
-          <w:numId w:val="3"/>
-        </w:numPr>
-        <w:rPr>
-          <w:lang w:val="en-US"/>
-        </w:rPr>
-      </w:pPr>
-      <w:r>
-        <w:rPr>
-          <w:lang w:val="en-US"/>
-        </w:rPr>
-        <w:t>1 hàm phải được đặt xuống cuối File</w:t>
       </w:r>
     </w:p>
     <w:p>
@@ -3413,21 +3461,315 @@
     </w:p>
     <w:p>
       <w:pPr>
-        <w:rPr>
-          <w:lang w:val="en-US"/>
-        </w:rPr>
-      </w:pPr>
-    </w:p>
-    <w:p>
-      <w:pPr>
-        <w:rPr>
-          <w:lang w:val="en-US"/>
-        </w:rPr>
-      </w:pPr>
-      <w:r>
-        <w:rPr>
-          <w:lang w:val="en-US"/>
-        </w:rPr>
+        <w:pStyle w:val="ListParagraph"/>
+        <w:numPr>
+          <w:ilvl w:val="0"/>
+          <w:numId w:val="14"/>
+        </w:numPr>
+        <w:rPr>
+          <w:lang w:val="en-US"/>
+        </w:rPr>
+      </w:pPr>
+      <w:r>
+        <w:rPr>
+          <w:lang w:val="en-US"/>
+        </w:rPr>
+        <w:t>Tạo 1 Function Handle Từ 1 Hàm Có Sẵn?</w:t>
+      </w:r>
+    </w:p>
+    <w:p>
+      <w:pPr>
+        <w:pStyle w:val="ListParagraph"/>
+        <w:pBdr>
+          <w:top w:val="single" w:sz="4" w:space="1" w:color="auto"/>
+          <w:left w:val="single" w:sz="4" w:space="4" w:color="auto"/>
+          <w:bottom w:val="single" w:sz="4" w:space="1" w:color="auto"/>
+          <w:right w:val="single" w:sz="4" w:space="4" w:color="auto"/>
+        </w:pBdr>
+        <w:ind w:left="1080"/>
+        <w:rPr>
+          <w:lang w:val="en-US"/>
+        </w:rPr>
+      </w:pPr>
+      <w:r>
+        <w:rPr>
+          <w:lang w:val="en-US"/>
+        </w:rPr>
+        <w:t>&lt;Function Handle&gt; = @&lt;Hàm&gt;</w:t>
+      </w:r>
+    </w:p>
+    <w:p>
+      <w:pPr>
+        <w:pStyle w:val="ListParagraph"/>
+        <w:numPr>
+          <w:ilvl w:val="0"/>
+          <w:numId w:val="3"/>
+        </w:numPr>
+        <w:rPr>
+          <w:lang w:val="en-US"/>
+        </w:rPr>
+      </w:pPr>
+      <w:r>
+        <w:rPr>
+          <w:lang w:val="en-US"/>
+        </w:rPr>
+        <w:t>Ví dụ</w:t>
+      </w:r>
+    </w:p>
+    <w:p>
+      <w:pPr>
+        <w:pStyle w:val="ListParagraph"/>
+        <w:pBdr>
+          <w:top w:val="single" w:sz="4" w:space="1" w:color="auto"/>
+          <w:left w:val="single" w:sz="4" w:space="4" w:color="auto"/>
+          <w:bottom w:val="single" w:sz="4" w:space="1" w:color="auto"/>
+          <w:right w:val="single" w:sz="4" w:space="4" w:color="auto"/>
+        </w:pBdr>
+        <w:ind w:left="1080"/>
+        <w:rPr>
+          <w:lang w:val="en-US"/>
+        </w:rPr>
+      </w:pPr>
+      <w:r>
+        <w:rPr>
+          <w:lang w:val="en-US"/>
+        </w:rPr>
+        <w:t>foo = @sin</w:t>
+      </w:r>
+    </w:p>
+    <w:p>
+      <w:pPr>
+        <w:pStyle w:val="ListParagraph"/>
+        <w:pBdr>
+          <w:top w:val="single" w:sz="4" w:space="1" w:color="auto"/>
+          <w:left w:val="single" w:sz="4" w:space="4" w:color="auto"/>
+          <w:bottom w:val="single" w:sz="4" w:space="1" w:color="auto"/>
+          <w:right w:val="single" w:sz="4" w:space="4" w:color="auto"/>
+        </w:pBdr>
+        <w:ind w:left="1080"/>
+        <w:rPr>
+          <w:lang w:val="en-US"/>
+        </w:rPr>
+      </w:pPr>
+      <w:r>
+        <w:rPr>
+          <w:lang w:val="en-US"/>
+        </w:rPr>
+        <w:t>bar = foo(pi/2)</w:t>
+      </w:r>
+    </w:p>
+    <w:p>
+      <w:pPr>
+        <w:pStyle w:val="ListParagraph"/>
+        <w:numPr>
+          <w:ilvl w:val="0"/>
+          <w:numId w:val="3"/>
+        </w:numPr>
+        <w:rPr>
+          <w:lang w:val="en-US"/>
+        </w:rPr>
+      </w:pPr>
+      <w:r>
+        <w:rPr>
+          <w:lang w:val="en-US"/>
+        </w:rPr>
+        <w:t>Ta có</w:t>
+      </w:r>
+    </w:p>
+    <w:tbl>
+      <w:tblPr>
+        <w:tblStyle w:val="TableGrid"/>
+        <w:tblW w:w="0" w:type="auto"/>
+        <w:tblInd w:w="1080" w:type="dxa"/>
+        <w:tblLook w:val="04A0" w:firstRow="1" w:lastRow="0" w:firstColumn="1" w:lastColumn="0" w:noHBand="0" w:noVBand="1"/>
+      </w:tblPr>
+      <w:tblGrid>
+        <w:gridCol w:w="4094"/>
+        <w:gridCol w:w="4068"/>
+      </w:tblGrid>
+      <w:tr>
+        <w:tc>
+          <w:tcPr>
+            <w:tcW w:w="4621" w:type="dxa"/>
+          </w:tcPr>
+          <w:p>
+            <w:pPr>
+              <w:pStyle w:val="ListParagraph"/>
+              <w:ind w:left="0"/>
+              <w:jc w:val="center"/>
+              <w:rPr>
+                <w:lang w:val="en-US"/>
+              </w:rPr>
+            </w:pPr>
+            <w:r>
+              <w:rPr>
+                <w:lang w:val="en-US"/>
+              </w:rPr>
+              <w:t>bar</w:t>
+            </w:r>
+          </w:p>
+        </w:tc>
+        <w:tc>
+          <w:tcPr>
+            <w:tcW w:w="4621" w:type="dxa"/>
+          </w:tcPr>
+          <w:p>
+            <w:pPr>
+              <w:pStyle w:val="ListParagraph"/>
+              <w:ind w:left="0"/>
+              <w:jc w:val="center"/>
+              <w:rPr>
+                <w:lang w:val="en-US"/>
+              </w:rPr>
+            </w:pPr>
+            <w:r>
+              <w:rPr>
+                <w:lang w:val="en-US"/>
+              </w:rPr>
+              <w:t>1</w:t>
+            </w:r>
+          </w:p>
+        </w:tc>
+      </w:tr>
+    </w:tbl>
+    <w:p>
+      <w:pPr>
+        <w:pStyle w:val="ListParagraph"/>
+        <w:numPr>
+          <w:ilvl w:val="0"/>
+          <w:numId w:val="14"/>
+        </w:numPr>
+        <w:rPr>
+          <w:lang w:val="en-US"/>
+        </w:rPr>
+      </w:pPr>
+      <w:r>
+        <w:rPr>
+          <w:lang w:val="en-US"/>
+        </w:rPr>
+        <w:t xml:space="preserve">Tìm </w:t>
+      </w:r>
+      <w:r>
+        <w:rPr>
+          <w:lang w:val="en-US"/>
+        </w:rPr>
+        <w:t xml:space="preserve">Điểm Cho </w:t>
+      </w:r>
+      <w:r>
+        <w:rPr>
+          <w:lang w:val="en-US"/>
+        </w:rPr>
+        <w:t>Giá Trị Nhỏ Nhất Của 1 Hàm?</w:t>
+      </w:r>
+    </w:p>
+    <w:p>
+      <w:pPr>
+        <w:pStyle w:val="ListParagraph"/>
+        <w:pBdr>
+          <w:top w:val="single" w:sz="4" w:space="1" w:color="auto"/>
+          <w:left w:val="single" w:sz="4" w:space="4" w:color="auto"/>
+          <w:bottom w:val="single" w:sz="4" w:space="1" w:color="auto"/>
+          <w:right w:val="single" w:sz="4" w:space="4" w:color="auto"/>
+        </w:pBdr>
+        <w:ind w:left="1080"/>
+        <w:rPr>
+          <w:lang w:val="en-US"/>
+        </w:rPr>
+      </w:pPr>
+      <w:r>
+        <w:rPr>
+          <w:lang w:val="en-US"/>
+        </w:rPr>
+        <w:t>&lt;X Min&gt; = fminbnd(&lt;Function Handle 1 Biến&gt;, &lt;Cận Dưới&gt;, &lt;Cận Trên&gt;)</w:t>
+      </w:r>
+    </w:p>
+    <w:p>
+      <w:pPr>
+        <w:pStyle w:val="ListParagraph"/>
+        <w:numPr>
+          <w:ilvl w:val="0"/>
+          <w:numId w:val="3"/>
+        </w:numPr>
+        <w:rPr>
+          <w:lang w:val="en-US"/>
+        </w:rPr>
+      </w:pPr>
+      <w:r>
+        <w:rPr>
+          <w:lang w:val="en-US"/>
+        </w:rPr>
+        <w:t>Cơ chế là cho biến chạy từ &lt;Cận Dưới&gt; tới &lt;Cận Trên&gt; rồi tính từng giá trị hàm trả về để tìm &lt;X Min&gt; là giá trị biến cho giá trị nhỏ nhất</w:t>
+      </w:r>
+    </w:p>
+    <w:p>
+      <w:pPr>
+        <w:pStyle w:val="ListParagraph"/>
+        <w:numPr>
+          <w:ilvl w:val="0"/>
+          <w:numId w:val="3"/>
+        </w:numPr>
+        <w:rPr>
+          <w:lang w:val="en-US"/>
+        </w:rPr>
+      </w:pPr>
+      <w:r>
+        <w:rPr>
+          <w:lang w:val="en-US"/>
+        </w:rPr>
+        <w:t>Ví dụ</w:t>
+      </w:r>
+    </w:p>
+    <w:p>
+      <w:pPr>
+        <w:pStyle w:val="ListParagraph"/>
+        <w:pBdr>
+          <w:top w:val="single" w:sz="4" w:space="1" w:color="auto"/>
+          <w:left w:val="single" w:sz="4" w:space="4" w:color="auto"/>
+          <w:bottom w:val="single" w:sz="4" w:space="1" w:color="auto"/>
+          <w:right w:val="single" w:sz="4" w:space="4" w:color="auto"/>
+        </w:pBdr>
+        <w:ind w:left="1080"/>
+        <w:rPr>
+          <w:lang w:val="en-US"/>
+        </w:rPr>
+      </w:pPr>
+      <w:r>
+        <w:rPr>
+          <w:lang w:val="en-US"/>
+        </w:rPr>
+        <w:t>foo = fminbnd(@sin, 1, 2)</w:t>
+      </w:r>
+    </w:p>
+    <w:p>
+      <w:pPr>
+        <w:pStyle w:val="ListParagraph"/>
+        <w:numPr>
+          <w:ilvl w:val="0"/>
+          <w:numId w:val="3"/>
+        </w:numPr>
+        <w:rPr>
+          <w:lang w:val="en-US"/>
+        </w:rPr>
+      </w:pPr>
+    </w:p>
+    <w:p>
+      <w:pPr>
+        <w:rPr>
+          <w:lang w:val="en-US"/>
+        </w:rPr>
+      </w:pPr>
+    </w:p>
+    <w:p>
+      <w:pPr>
+        <w:rPr>
+          <w:lang w:val="en-US"/>
+        </w:rPr>
+      </w:pPr>
+      <w:r>
+        <w:rPr>
+          <w:lang w:val="en-US"/>
+        </w:rPr>
+        <w:lastRenderedPageBreak/>
         <w:t>Condition – Điều Kiện:</w:t>
       </w:r>
     </w:p>
@@ -4151,6 +4493,7 @@
         <w:rPr>
           <w:lang w:val="en-US"/>
         </w:rPr>
+        <w:lastRenderedPageBreak/>
         <w:t xml:space="preserve">Các giá trị trong hàng ngăn cách nhau bởi </w:t>
       </w:r>
       <w:r>
@@ -4517,7 +4860,6 @@
         <w:rPr>
           <w:lang w:val="en-US"/>
         </w:rPr>
-        <w:lastRenderedPageBreak/>
         <w:t>Tạo 1 Ma Trận Với Giá Trị Ngẫu Nhiên Từ Phân Phối Đều Liên Tục Trong Khoảng Từ 0 Đến 1?</w:t>
       </w:r>
     </w:p>
@@ -5113,6 +5455,7 @@
               <w:rPr>
                 <w:lang w:val="en-US"/>
               </w:rPr>
+              <w:lastRenderedPageBreak/>
               <w:t>&lt;Số Phần Tử&gt;</w:t>
             </w:r>
           </w:p>
@@ -5402,7 +5745,6 @@
         <w:rPr>
           <w:lang w:val="en-US"/>
         </w:rPr>
-        <w:lastRenderedPageBreak/>
         <w:t>Tạo 1 Tensor Với Giá Trị Ngẫu Nhiên Từ Phân Phối Đều Liên Tục Trong Khoảng Từ 0 Đến 1?</w:t>
       </w:r>
     </w:p>
@@ -6060,6 +6402,7 @@
         <w:rPr>
           <w:lang w:val="en-US"/>
         </w:rPr>
+        <w:lastRenderedPageBreak/>
         <w:t>Ta có</w:t>
       </w:r>
     </w:p>
@@ -6375,7 +6718,6 @@
         <w:rPr>
           <w:lang w:val="en-US"/>
         </w:rPr>
-        <w:lastRenderedPageBreak/>
         <w:t>Khi bạn Show bar ra, thì nó sẽ ra</w:t>
       </w:r>
     </w:p>
@@ -7007,6 +7349,7 @@
         <w:rPr>
           <w:lang w:val="en-US"/>
         </w:rPr>
+        <w:lastRenderedPageBreak/>
         <w:t>Ví dụ</w:t>
       </w:r>
     </w:p>
@@ -7231,22 +7574,665 @@
         <w:pStyle w:val="ListParagraph"/>
         <w:numPr>
           <w:ilvl w:val="0"/>
-          <w:numId w:val="3"/>
-        </w:numPr>
-        <w:rPr>
-          <w:lang w:val="en-US"/>
-        </w:rPr>
-      </w:pPr>
-    </w:p>
-    <w:p>
-      <w:pPr>
-        <w:rPr>
-          <w:lang w:val="en-US"/>
-        </w:rPr>
-      </w:pPr>
-    </w:p>
-    <w:p>
-      <w:pPr>
+          <w:numId w:val="19"/>
+        </w:numPr>
+        <w:rPr>
+          <w:lang w:val="en-US"/>
+        </w:rPr>
+      </w:pPr>
+      <w:r>
+        <w:rPr>
+          <w:lang w:val="en-US"/>
+        </w:rPr>
+        <w:t xml:space="preserve">Đạo </w:t>
+      </w:r>
+      <w:r>
+        <w:rPr>
+          <w:lang w:val="en-US"/>
+        </w:rPr>
+        <w:t>Hàm?</w:t>
+      </w:r>
+    </w:p>
+    <w:p>
+      <w:pPr>
+        <w:pStyle w:val="ListParagraph"/>
+        <w:numPr>
+          <w:ilvl w:val="0"/>
+          <w:numId w:val="3"/>
+        </w:numPr>
+        <w:rPr>
+          <w:lang w:val="en-US"/>
+        </w:rPr>
+      </w:pPr>
+      <w:r>
+        <w:rPr>
+          <w:lang w:val="en-US"/>
+        </w:rPr>
+        <w:t>Để tìm đạo hàm cấp N của 1 Symbolic Function theo 1 Symbol cụ thể</w:t>
+      </w:r>
+    </w:p>
+    <w:p>
+      <w:pPr>
+        <w:pStyle w:val="ListParagraph"/>
+        <w:pBdr>
+          <w:top w:val="single" w:sz="4" w:space="1" w:color="auto"/>
+          <w:left w:val="single" w:sz="4" w:space="4" w:color="auto"/>
+          <w:bottom w:val="single" w:sz="4" w:space="1" w:color="auto"/>
+          <w:right w:val="single" w:sz="4" w:space="4" w:color="auto"/>
+        </w:pBdr>
+        <w:ind w:left="1080"/>
+        <w:rPr>
+          <w:lang w:val="en-US"/>
+        </w:rPr>
+      </w:pPr>
+      <w:r>
+        <w:rPr>
+          <w:lang w:val="en-US"/>
+        </w:rPr>
+        <w:t>&lt;Đạo Hàm&gt; = diff(&lt;Symbolic Function Hoặc Expression&gt;, &lt;Symbol&gt;, &lt;N&gt;)</w:t>
+      </w:r>
+    </w:p>
+    <w:p>
+      <w:pPr>
+        <w:pStyle w:val="ListParagraph"/>
+        <w:numPr>
+          <w:ilvl w:val="0"/>
+          <w:numId w:val="3"/>
+        </w:numPr>
+        <w:rPr>
+          <w:lang w:val="en-US"/>
+        </w:rPr>
+      </w:pPr>
+      <w:r>
+        <w:rPr>
+          <w:lang w:val="en-US"/>
+        </w:rPr>
+        <w:t>Mặc định</w:t>
+      </w:r>
+    </w:p>
+    <w:tbl>
+      <w:tblPr>
+        <w:tblStyle w:val="TableGrid"/>
+        <w:tblW w:w="0" w:type="auto"/>
+        <w:tblInd w:w="1080" w:type="dxa"/>
+        <w:tblLook w:val="04A0" w:firstRow="1" w:lastRow="0" w:firstColumn="1" w:lastColumn="0" w:noHBand="0" w:noVBand="1"/>
+      </w:tblPr>
+      <w:tblGrid>
+        <w:gridCol w:w="4100"/>
+        <w:gridCol w:w="4062"/>
+      </w:tblGrid>
+      <w:tr>
+        <w:tc>
+          <w:tcPr>
+            <w:tcW w:w="4621" w:type="dxa"/>
+          </w:tcPr>
+          <w:p>
+            <w:pPr>
+              <w:pStyle w:val="ListParagraph"/>
+              <w:ind w:left="0"/>
+              <w:jc w:val="center"/>
+              <w:rPr>
+                <w:lang w:val="en-US"/>
+              </w:rPr>
+            </w:pPr>
+            <w:r>
+              <w:rPr>
+                <w:lang w:val="en-US"/>
+              </w:rPr>
+              <w:t>&lt;N&gt;</w:t>
+            </w:r>
+          </w:p>
+        </w:tc>
+        <w:tc>
+          <w:tcPr>
+            <w:tcW w:w="4621" w:type="dxa"/>
+          </w:tcPr>
+          <w:p>
+            <w:pPr>
+              <w:pStyle w:val="ListParagraph"/>
+              <w:ind w:left="0"/>
+              <w:jc w:val="center"/>
+              <w:rPr>
+                <w:lang w:val="en-US"/>
+              </w:rPr>
+            </w:pPr>
+            <w:r>
+              <w:rPr>
+                <w:lang w:val="en-US"/>
+              </w:rPr>
+              <w:t>1</w:t>
+            </w:r>
+          </w:p>
+        </w:tc>
+      </w:tr>
+    </w:tbl>
+    <w:p>
+      <w:pPr>
+        <w:pStyle w:val="ListParagraph"/>
+        <w:numPr>
+          <w:ilvl w:val="0"/>
+          <w:numId w:val="3"/>
+        </w:numPr>
+        <w:rPr>
+          <w:lang w:val="en-US"/>
+        </w:rPr>
+      </w:pPr>
+      <w:r>
+        <w:rPr>
+          <w:lang w:val="en-US"/>
+        </w:rPr>
+        <w:t>Ví dụ</w:t>
+      </w:r>
+    </w:p>
+    <w:p>
+      <w:pPr>
+        <w:pStyle w:val="ListParagraph"/>
+        <w:pBdr>
+          <w:top w:val="single" w:sz="4" w:space="1" w:color="auto"/>
+          <w:left w:val="single" w:sz="4" w:space="4" w:color="auto"/>
+          <w:bottom w:val="single" w:sz="4" w:space="1" w:color="auto"/>
+          <w:right w:val="single" w:sz="4" w:space="4" w:color="auto"/>
+        </w:pBdr>
+        <w:ind w:left="1080"/>
+        <w:rPr>
+          <w:lang w:val="en-US"/>
+        </w:rPr>
+      </w:pPr>
+      <w:r>
+        <w:rPr>
+          <w:lang w:val="en-US"/>
+        </w:rPr>
+        <w:t>foo = diff(X^3 + sin(X), X, 2)</w:t>
+      </w:r>
+    </w:p>
+    <w:p>
+      <w:pPr>
+        <w:pStyle w:val="ListParagraph"/>
+        <w:numPr>
+          <w:ilvl w:val="0"/>
+          <w:numId w:val="3"/>
+        </w:numPr>
+        <w:rPr>
+          <w:lang w:val="en-US"/>
+        </w:rPr>
+      </w:pPr>
+      <w:r>
+        <w:rPr>
+          <w:lang w:val="en-US"/>
+        </w:rPr>
+        <w:t>Khi in foo ra</w:t>
+      </w:r>
+    </w:p>
+    <w:p>
+      <w:pPr>
+        <w:pStyle w:val="ListParagraph"/>
+        <w:pBdr>
+          <w:top w:val="single" w:sz="4" w:space="1" w:color="auto"/>
+          <w:left w:val="single" w:sz="4" w:space="4" w:color="auto"/>
+          <w:bottom w:val="single" w:sz="4" w:space="1" w:color="auto"/>
+          <w:right w:val="single" w:sz="4" w:space="4" w:color="auto"/>
+        </w:pBdr>
+        <w:ind w:left="1080"/>
+        <w:rPr>
+          <w:lang w:val="en-US"/>
+        </w:rPr>
+      </w:pPr>
+      <w:r>
+        <w:rPr>
+          <w:lang w:val="en-US"/>
+        </w:rPr>
+        <w:t>foo = 6X – sin(X)</w:t>
+      </w:r>
+    </w:p>
+    <w:p>
+      <w:pPr>
+        <w:pStyle w:val="ListParagraph"/>
+        <w:numPr>
+          <w:ilvl w:val="0"/>
+          <w:numId w:val="19"/>
+        </w:numPr>
+        <w:rPr>
+          <w:lang w:val="en-US"/>
+        </w:rPr>
+      </w:pPr>
+      <w:r>
+        <w:rPr>
+          <w:lang w:val="en-US"/>
+        </w:rPr>
+        <w:t>Giải Phương Trình?</w:t>
+      </w:r>
+    </w:p>
+    <w:p>
+      <w:pPr>
+        <w:pStyle w:val="ListParagraph"/>
+        <w:pBdr>
+          <w:top w:val="single" w:sz="4" w:space="1" w:color="auto"/>
+          <w:left w:val="single" w:sz="4" w:space="4" w:color="auto"/>
+          <w:bottom w:val="single" w:sz="4" w:space="1" w:color="auto"/>
+          <w:right w:val="single" w:sz="4" w:space="4" w:color="auto"/>
+        </w:pBdr>
+        <w:ind w:left="1080"/>
+        <w:rPr>
+          <w:lang w:val="en-US"/>
+        </w:rPr>
+      </w:pPr>
+      <w:r>
+        <w:rPr>
+          <w:lang w:val="en-US"/>
+        </w:rPr>
+        <w:t>&lt;Các Nghiệm&gt; = solve(&lt;Symbolic Function Hoặc Expression&gt;, &lt;Symbol&gt;)</w:t>
+      </w:r>
+    </w:p>
+    <w:p>
+      <w:pPr>
+        <w:pStyle w:val="ListParagraph"/>
+        <w:numPr>
+          <w:ilvl w:val="0"/>
+          <w:numId w:val="3"/>
+        </w:numPr>
+        <w:rPr>
+          <w:lang w:val="en-US"/>
+        </w:rPr>
+      </w:pPr>
+      <w:r>
+        <w:rPr>
+          <w:lang w:val="en-US"/>
+        </w:rPr>
+        <w:t xml:space="preserve">&lt;Các Nghiệm&gt; là 1 ma trận chỉ có 1 cột, mỗi phần tử là 1 Symbol, sao cho khi &lt;Symbol&gt; = chúng thì </w:t>
+      </w:r>
+      <w:r>
+        <w:rPr>
+          <w:lang w:val="en-US"/>
+        </w:rPr>
+        <w:t>&lt;Symbolic Function Hoặc Expression&gt;</w:t>
+      </w:r>
+      <w:r>
+        <w:rPr>
+          <w:lang w:val="en-US"/>
+        </w:rPr>
+        <w:t xml:space="preserve"> =0</w:t>
+      </w:r>
+    </w:p>
+    <w:p>
+      <w:pPr>
+        <w:pStyle w:val="ListParagraph"/>
+        <w:numPr>
+          <w:ilvl w:val="0"/>
+          <w:numId w:val="3"/>
+        </w:numPr>
+        <w:rPr>
+          <w:lang w:val="en-US"/>
+        </w:rPr>
+      </w:pPr>
+      <w:r>
+        <w:rPr>
+          <w:lang w:val="en-US"/>
+        </w:rPr>
+        <w:t>Ví dụ</w:t>
+      </w:r>
+    </w:p>
+    <w:p>
+      <w:pPr>
+        <w:pStyle w:val="ListParagraph"/>
+        <w:pBdr>
+          <w:top w:val="single" w:sz="4" w:space="1" w:color="auto"/>
+          <w:left w:val="single" w:sz="4" w:space="4" w:color="auto"/>
+          <w:bottom w:val="single" w:sz="4" w:space="1" w:color="auto"/>
+          <w:right w:val="single" w:sz="4" w:space="4" w:color="auto"/>
+        </w:pBdr>
+        <w:ind w:left="1080"/>
+        <w:rPr>
+          <w:lang w:val="en-US"/>
+        </w:rPr>
+      </w:pPr>
+      <w:r>
+        <w:rPr>
+          <w:lang w:val="en-US"/>
+        </w:rPr>
+        <w:t>f</w:t>
+      </w:r>
+      <w:r>
+        <w:rPr>
+          <w:lang w:val="en-US"/>
+        </w:rPr>
+        <w:t>oo = solve(X^2 – 4, X)</w:t>
+      </w:r>
+    </w:p>
+    <w:p>
+      <w:pPr>
+        <w:pStyle w:val="ListParagraph"/>
+        <w:numPr>
+          <w:ilvl w:val="0"/>
+          <w:numId w:val="3"/>
+        </w:numPr>
+        <w:rPr>
+          <w:lang w:val="en-US"/>
+        </w:rPr>
+      </w:pPr>
+      <w:r>
+        <w:rPr>
+          <w:lang w:val="en-US"/>
+        </w:rPr>
+        <w:t>Ta có</w:t>
+      </w:r>
+    </w:p>
+    <w:tbl>
+      <w:tblPr>
+        <w:tblStyle w:val="TableGrid"/>
+        <w:tblW w:w="0" w:type="auto"/>
+        <w:tblInd w:w="1080" w:type="dxa"/>
+        <w:tblLook w:val="04A0" w:firstRow="1" w:lastRow="0" w:firstColumn="1" w:lastColumn="0" w:noHBand="0" w:noVBand="1"/>
+      </w:tblPr>
+      <w:tblGrid>
+        <w:gridCol w:w="4077"/>
+        <w:gridCol w:w="4085"/>
+      </w:tblGrid>
+      <w:tr>
+        <w:tc>
+          <w:tcPr>
+            <w:tcW w:w="4621" w:type="dxa"/>
+            <w:vAlign w:val="center"/>
+          </w:tcPr>
+          <w:p>
+            <w:pPr>
+              <w:pStyle w:val="ListParagraph"/>
+              <w:ind w:left="0"/>
+              <w:jc w:val="center"/>
+              <w:rPr>
+                <w:lang w:val="en-US"/>
+              </w:rPr>
+            </w:pPr>
+            <w:r>
+              <w:rPr>
+                <w:lang w:val="en-US"/>
+              </w:rPr>
+              <w:t>foo</w:t>
+            </w:r>
+          </w:p>
+        </w:tc>
+        <w:tc>
+          <w:tcPr>
+            <w:tcW w:w="4621" w:type="dxa"/>
+            <w:vAlign w:val="center"/>
+          </w:tcPr>
+          <w:p>
+            <w:pPr>
+              <w:pStyle w:val="ListParagraph"/>
+              <w:ind w:left="0"/>
+              <w:jc w:val="center"/>
+              <w:rPr>
+                <w:lang w:val="en-US"/>
+              </w:rPr>
+            </w:pPr>
+            <w:r>
+              <w:rPr>
+                <w:lang w:val="en-US"/>
+              </w:rPr>
+              <w:t>[[2],</w:t>
+            </w:r>
+          </w:p>
+          <w:p>
+            <w:pPr>
+              <w:pStyle w:val="ListParagraph"/>
+              <w:ind w:left="0"/>
+              <w:jc w:val="center"/>
+              <w:rPr>
+                <w:lang w:val="en-US"/>
+              </w:rPr>
+            </w:pPr>
+            <w:r>
+              <w:rPr>
+                <w:lang w:val="en-US"/>
+              </w:rPr>
+              <w:t>[–2]]</w:t>
+            </w:r>
+          </w:p>
+        </w:tc>
+      </w:tr>
+    </w:tbl>
+    <w:p>
+      <w:pPr>
+        <w:rPr>
+          <w:lang w:val="en-US"/>
+        </w:rPr>
+      </w:pPr>
+    </w:p>
+    <w:p>
+      <w:pPr>
+        <w:rPr>
+          <w:lang w:val="en-US"/>
+        </w:rPr>
+      </w:pPr>
+      <w:r>
+        <w:rPr>
+          <w:lang w:val="en-US"/>
+        </w:rPr>
+        <w:t>Plot:</w:t>
+      </w:r>
+    </w:p>
+    <w:p>
+      <w:pPr>
+        <w:pStyle w:val="ListParagraph"/>
+        <w:numPr>
+          <w:ilvl w:val="0"/>
+          <w:numId w:val="11"/>
+        </w:numPr>
+        <w:rPr>
+          <w:lang w:val="en-US"/>
+        </w:rPr>
+      </w:pPr>
+      <w:r>
+        <w:rPr>
+          <w:lang w:val="en-US"/>
+        </w:rPr>
+        <w:t>Cách Hoạt Động?</w:t>
+      </w:r>
+    </w:p>
+    <w:p>
+      <w:pPr>
+        <w:pStyle w:val="ListParagraph"/>
+        <w:numPr>
+          <w:ilvl w:val="0"/>
+          <w:numId w:val="3"/>
+        </w:numPr>
+        <w:rPr>
+          <w:lang w:val="en-US"/>
+        </w:rPr>
+      </w:pPr>
+      <w:r>
+        <w:rPr>
+          <w:lang w:val="en-US"/>
+        </w:rPr>
+        <w:t>Y chang Matplotlib nhưng các Figure chạy song song và không làm tạm dừng chương trình, đồng thời có thể qua lại giữa các Figure</w:t>
+      </w:r>
+      <w:r>
+        <w:rPr>
+          <w:lang w:val="en-US"/>
+        </w:rPr>
+        <w:t xml:space="preserve"> và các Subplot</w:t>
+      </w:r>
+    </w:p>
+    <w:p>
+      <w:pPr>
+        <w:pStyle w:val="ListParagraph"/>
+        <w:numPr>
+          <w:ilvl w:val="0"/>
+          <w:numId w:val="11"/>
+        </w:numPr>
+        <w:rPr>
+          <w:lang w:val="en-US"/>
+        </w:rPr>
+      </w:pPr>
+      <w:r>
+        <w:rPr>
+          <w:lang w:val="en-US"/>
+        </w:rPr>
+        <w:t>Tạo 1 Figure Mới Và Chuyển Sang Làm Việc Trên Figure Này?</w:t>
+      </w:r>
+    </w:p>
+    <w:p>
+      <w:pPr>
+        <w:pStyle w:val="ListParagraph"/>
+        <w:pBdr>
+          <w:top w:val="single" w:sz="4" w:space="1" w:color="auto"/>
+          <w:left w:val="single" w:sz="4" w:space="4" w:color="auto"/>
+          <w:bottom w:val="single" w:sz="4" w:space="1" w:color="auto"/>
+          <w:right w:val="single" w:sz="4" w:space="4" w:color="auto"/>
+        </w:pBdr>
+        <w:ind w:left="1080"/>
+        <w:rPr>
+          <w:lang w:val="en-US"/>
+        </w:rPr>
+      </w:pPr>
+      <w:r>
+        <w:rPr>
+          <w:lang w:val="en-US"/>
+        </w:rPr>
+        <w:t>figure(&lt;Index&gt;)</w:t>
+      </w:r>
+    </w:p>
+    <w:p>
+      <w:pPr>
+        <w:pStyle w:val="ListParagraph"/>
+        <w:numPr>
+          <w:ilvl w:val="0"/>
+          <w:numId w:val="3"/>
+        </w:numPr>
+        <w:rPr>
+          <w:lang w:val="en-US"/>
+        </w:rPr>
+      </w:pPr>
+      <w:r>
+        <w:rPr>
+          <w:lang w:val="en-US"/>
+        </w:rPr>
+        <w:t>Nếu đã có Figure với &lt;Index&gt; rồi thì chỉ chuyển sang làm việc trên Figure này</w:t>
+      </w:r>
+    </w:p>
+    <w:p>
+      <w:pPr>
+        <w:pStyle w:val="ListParagraph"/>
+        <w:numPr>
+          <w:ilvl w:val="0"/>
+          <w:numId w:val="11"/>
+        </w:numPr>
+        <w:rPr>
+          <w:lang w:val="en-US"/>
+        </w:rPr>
+      </w:pPr>
+      <w:r>
+        <w:rPr>
+          <w:lang w:val="en-US"/>
+        </w:rPr>
+        <w:t>Tạo 1 Subplot Trong Figure Hiện Tại</w:t>
+      </w:r>
+      <w:r>
+        <w:rPr>
+          <w:lang w:val="en-US"/>
+        </w:rPr>
+        <w:t xml:space="preserve"> Và Chuyển Sang Làm Việc Trên Đó?</w:t>
+      </w:r>
+    </w:p>
+    <w:p>
+      <w:pPr>
+        <w:pStyle w:val="ListParagraph"/>
+        <w:pBdr>
+          <w:top w:val="single" w:sz="4" w:space="1" w:color="auto"/>
+          <w:left w:val="single" w:sz="4" w:space="4" w:color="auto"/>
+          <w:bottom w:val="single" w:sz="4" w:space="1" w:color="auto"/>
+          <w:right w:val="single" w:sz="4" w:space="4" w:color="auto"/>
+        </w:pBdr>
+        <w:ind w:left="1080"/>
+        <w:rPr>
+          <w:lang w:val="en-US"/>
+        </w:rPr>
+      </w:pPr>
+      <w:r>
+        <w:rPr>
+          <w:lang w:val="en-US"/>
+        </w:rPr>
+        <w:t>subplot(</w:t>
+      </w:r>
+      <w:r>
+        <w:rPr>
+          <w:lang w:val="en-US"/>
+        </w:rPr>
+        <w:t>&lt;Số Hàng&gt;, &lt;Số Cột&gt;, &lt;Index&gt;)</w:t>
+      </w:r>
+    </w:p>
+    <w:p>
+      <w:pPr>
+        <w:pStyle w:val="ListParagraph"/>
+        <w:numPr>
+          <w:ilvl w:val="0"/>
+          <w:numId w:val="15"/>
+        </w:numPr>
+        <w:rPr>
+          <w:lang w:val="en-US"/>
+        </w:rPr>
+      </w:pPr>
+      <w:r>
+        <w:rPr>
+          <w:lang w:val="en-US"/>
+        </w:rPr>
+        <w:t>Y chang khi tạo Subplot trong Matplotlib</w:t>
+      </w:r>
+    </w:p>
+    <w:p>
+      <w:pPr>
+        <w:pStyle w:val="ListParagraph"/>
+        <w:numPr>
+          <w:ilvl w:val="0"/>
+          <w:numId w:val="15"/>
+        </w:numPr>
+        <w:rPr>
+          <w:lang w:val="en-US"/>
+        </w:rPr>
+      </w:pPr>
+      <w:r>
+        <w:rPr>
+          <w:lang w:val="en-US"/>
+        </w:rPr>
+        <w:t xml:space="preserve">Nếu đã có Subplot vừa khít với Subplot này thì chuyển </w:t>
+      </w:r>
+      <w:r>
+        <w:rPr>
+          <w:lang w:val="en-US"/>
+        </w:rPr>
+        <w:t xml:space="preserve">ngay </w:t>
+      </w:r>
+      <w:r>
+        <w:rPr>
+          <w:lang w:val="en-US"/>
+        </w:rPr>
+        <w:t>sang làm việc trên Subplot đó</w:t>
+      </w:r>
+    </w:p>
+    <w:p>
+      <w:pPr>
+        <w:pStyle w:val="ListParagraph"/>
+        <w:numPr>
+          <w:ilvl w:val="0"/>
+          <w:numId w:val="15"/>
+        </w:numPr>
+        <w:rPr>
+          <w:lang w:val="en-US"/>
+        </w:rPr>
+      </w:pPr>
+      <w:r>
+        <w:rPr>
+          <w:lang w:val="en-US"/>
+        </w:rPr>
+        <w:t>Nếu Subplot này đè lên 1 tí Subplot khác là Subplot khác bay màu</w:t>
+      </w:r>
+    </w:p>
+    <w:p>
+      <w:pPr>
+        <w:pStyle w:val="ListParagraph"/>
+        <w:numPr>
+          <w:ilvl w:val="0"/>
+          <w:numId w:val="11"/>
+        </w:numPr>
         <w:rPr>
           <w:lang w:val="en-US"/>
         </w:rPr>
@@ -7256,7 +8242,211 @@
           <w:lang w:val="en-US"/>
         </w:rPr>
         <w:lastRenderedPageBreak/>
-        <w:t>Plot:</w:t>
+        <w:t>Chỉ Định Trạng Thái Của Subplot Hiện Tại?</w:t>
+      </w:r>
+    </w:p>
+    <w:p>
+      <w:pPr>
+        <w:pStyle w:val="ListParagraph"/>
+        <w:numPr>
+          <w:ilvl w:val="0"/>
+          <w:numId w:val="15"/>
+        </w:numPr>
+        <w:rPr>
+          <w:lang w:val="en-US"/>
+        </w:rPr>
+      </w:pPr>
+      <w:r>
+        <w:rPr>
+          <w:lang w:val="en-US"/>
+        </w:rPr>
+        <w:t>Trạng thái mặc định của Subplot là nếu có Plot mới thì xóa toàn bộ Plot cũ trên nó</w:t>
+      </w:r>
+      <w:r>
+        <w:rPr>
+          <w:lang w:val="en-US"/>
+        </w:rPr>
+        <w:t>, đồng thời không có lưới tọa độ, lưới tọa độ y chang Matplotlib</w:t>
+      </w:r>
+    </w:p>
+    <w:p>
+      <w:pPr>
+        <w:pStyle w:val="ListParagraph"/>
+        <w:numPr>
+          <w:ilvl w:val="0"/>
+          <w:numId w:val="15"/>
+        </w:numPr>
+        <w:rPr>
+          <w:lang w:val="en-US"/>
+        </w:rPr>
+      </w:pPr>
+      <w:r>
+        <w:rPr>
+          <w:lang w:val="en-US"/>
+        </w:rPr>
+        <w:t>Để chuyển sang trạng thái không xóa Plot cũ</w:t>
+      </w:r>
+    </w:p>
+    <w:p>
+      <w:pPr>
+        <w:pStyle w:val="ListParagraph"/>
+        <w:pBdr>
+          <w:top w:val="single" w:sz="4" w:space="1" w:color="auto"/>
+          <w:left w:val="single" w:sz="4" w:space="4" w:color="auto"/>
+          <w:bottom w:val="single" w:sz="4" w:space="1" w:color="auto"/>
+          <w:right w:val="single" w:sz="4" w:space="4" w:color="auto"/>
+        </w:pBdr>
+        <w:ind w:left="1080"/>
+        <w:rPr>
+          <w:lang w:val="en-US"/>
+        </w:rPr>
+      </w:pPr>
+      <w:r>
+        <w:rPr>
+          <w:lang w:val="en-US"/>
+        </w:rPr>
+        <w:t>hold on</w:t>
+      </w:r>
+    </w:p>
+    <w:p>
+      <w:pPr>
+        <w:pStyle w:val="ListParagraph"/>
+        <w:numPr>
+          <w:ilvl w:val="0"/>
+          <w:numId w:val="15"/>
+        </w:numPr>
+        <w:rPr>
+          <w:lang w:val="en-US"/>
+        </w:rPr>
+      </w:pPr>
+      <w:r>
+        <w:rPr>
+          <w:lang w:val="en-US"/>
+        </w:rPr>
+        <w:t>Để chuyển sang trạng thái</w:t>
+      </w:r>
+      <w:r>
+        <w:rPr>
+          <w:lang w:val="en-US"/>
+        </w:rPr>
+        <w:t xml:space="preserve"> </w:t>
+      </w:r>
+      <w:r>
+        <w:rPr>
+          <w:lang w:val="en-US"/>
+        </w:rPr>
+        <w:t>mặc định</w:t>
+      </w:r>
+      <w:r>
+        <w:rPr>
+          <w:lang w:val="en-US"/>
+        </w:rPr>
+        <w:t xml:space="preserve"> </w:t>
+      </w:r>
+      <w:r>
+        <w:rPr>
+          <w:lang w:val="en-US"/>
+        </w:rPr>
+        <w:t>sẽ xóa Plot cũ</w:t>
+      </w:r>
+    </w:p>
+    <w:p>
+      <w:pPr>
+        <w:pStyle w:val="ListParagraph"/>
+        <w:pBdr>
+          <w:top w:val="single" w:sz="4" w:space="1" w:color="auto"/>
+          <w:left w:val="single" w:sz="4" w:space="4" w:color="auto"/>
+          <w:bottom w:val="single" w:sz="4" w:space="1" w:color="auto"/>
+          <w:right w:val="single" w:sz="4" w:space="4" w:color="auto"/>
+        </w:pBdr>
+        <w:ind w:left="1080"/>
+        <w:rPr>
+          <w:lang w:val="en-US"/>
+        </w:rPr>
+      </w:pPr>
+      <w:r>
+        <w:rPr>
+          <w:lang w:val="en-US"/>
+        </w:rPr>
+        <w:t>hold off</w:t>
+      </w:r>
+    </w:p>
+    <w:p>
+      <w:pPr>
+        <w:pStyle w:val="ListParagraph"/>
+        <w:numPr>
+          <w:ilvl w:val="0"/>
+          <w:numId w:val="15"/>
+        </w:numPr>
+        <w:rPr>
+          <w:lang w:val="en-US"/>
+        </w:rPr>
+      </w:pPr>
+      <w:r>
+        <w:rPr>
+          <w:lang w:val="en-US"/>
+        </w:rPr>
+        <w:t>Để chuyển sang trạng thái có lưới tọa độ</w:t>
+      </w:r>
+    </w:p>
+    <w:p>
+      <w:pPr>
+        <w:pStyle w:val="ListParagraph"/>
+        <w:pBdr>
+          <w:top w:val="single" w:sz="4" w:space="1" w:color="auto"/>
+          <w:left w:val="single" w:sz="4" w:space="4" w:color="auto"/>
+          <w:bottom w:val="single" w:sz="4" w:space="1" w:color="auto"/>
+          <w:right w:val="single" w:sz="4" w:space="4" w:color="auto"/>
+        </w:pBdr>
+        <w:ind w:left="1080"/>
+        <w:rPr>
+          <w:lang w:val="en-US"/>
+        </w:rPr>
+      </w:pPr>
+      <w:r>
+        <w:rPr>
+          <w:lang w:val="en-US"/>
+        </w:rPr>
+        <w:t>grid on</w:t>
+      </w:r>
+    </w:p>
+    <w:p>
+      <w:pPr>
+        <w:pStyle w:val="ListParagraph"/>
+        <w:numPr>
+          <w:ilvl w:val="0"/>
+          <w:numId w:val="15"/>
+        </w:numPr>
+        <w:rPr>
+          <w:lang w:val="en-US"/>
+        </w:rPr>
+      </w:pPr>
+      <w:r>
+        <w:rPr>
+          <w:lang w:val="en-US"/>
+        </w:rPr>
+        <w:t>Để chuyển sang trạng thái mặc định không có lưới tọa độ</w:t>
+      </w:r>
+    </w:p>
+    <w:p>
+      <w:pPr>
+        <w:pStyle w:val="ListParagraph"/>
+        <w:pBdr>
+          <w:top w:val="single" w:sz="4" w:space="1" w:color="auto"/>
+          <w:left w:val="single" w:sz="4" w:space="4" w:color="auto"/>
+          <w:bottom w:val="single" w:sz="4" w:space="1" w:color="auto"/>
+          <w:right w:val="single" w:sz="4" w:space="4" w:color="auto"/>
+        </w:pBdr>
+        <w:ind w:left="1080"/>
+        <w:rPr>
+          <w:lang w:val="en-US"/>
+        </w:rPr>
+      </w:pPr>
+      <w:r>
+        <w:rPr>
+          <w:lang w:val="en-US"/>
+        </w:rPr>
+        <w:t>grid off</w:t>
       </w:r>
     </w:p>
     <w:p>
@@ -7274,31 +8464,154 @@
         <w:rPr>
           <w:lang w:val="en-US"/>
         </w:rPr>
-        <w:t>Cách Hoạt Động?</w:t>
-      </w:r>
-    </w:p>
-    <w:p>
-      <w:pPr>
-        <w:pStyle w:val="ListParagraph"/>
-        <w:numPr>
-          <w:ilvl w:val="0"/>
-          <w:numId w:val="3"/>
-        </w:numPr>
-        <w:rPr>
-          <w:lang w:val="en-US"/>
-        </w:rPr>
-      </w:pPr>
-      <w:r>
-        <w:rPr>
-          <w:lang w:val="en-US"/>
-        </w:rPr>
-        <w:t>Y chang Matplotlib nhưng các Figure chạy song song và không làm tạm dừng chương trình, đồng thời có thể qua lại giữa các Figure</w:t>
-      </w:r>
-      <w:r>
-        <w:rPr>
-          <w:lang w:val="en-US"/>
-        </w:rPr>
-        <w:t xml:space="preserve"> và các Subplot</w:t>
+        <w:t>Plot Đồ Thị 2D</w:t>
+      </w:r>
+      <w:r>
+        <w:rPr>
+          <w:lang w:val="en-US"/>
+        </w:rPr>
+        <w:t xml:space="preserve"> Vào Subplot Hiện Tại?</w:t>
+      </w:r>
+    </w:p>
+    <w:p>
+      <w:pPr>
+        <w:pStyle w:val="ListParagraph"/>
+        <w:pBdr>
+          <w:top w:val="single" w:sz="4" w:space="1" w:color="auto"/>
+          <w:left w:val="single" w:sz="4" w:space="4" w:color="auto"/>
+          <w:bottom w:val="single" w:sz="4" w:space="1" w:color="auto"/>
+          <w:right w:val="single" w:sz="4" w:space="4" w:color="auto"/>
+        </w:pBdr>
+        <w:ind w:left="1080"/>
+        <w:rPr>
+          <w:lang w:val="en-US"/>
+        </w:rPr>
+      </w:pPr>
+      <w:r>
+        <w:rPr>
+          <w:lang w:val="en-US"/>
+        </w:rPr>
+        <w:t>plot(&lt;X&gt;, &lt;Y&gt;</w:t>
+      </w:r>
+      <w:r>
+        <w:rPr>
+          <w:lang w:val="en-US"/>
+        </w:rPr>
+        <w:t>, &lt;Style&gt;</w:t>
+      </w:r>
+      <w:r>
+        <w:rPr>
+          <w:lang w:val="en-US"/>
+        </w:rPr>
+        <w:t>)</w:t>
+      </w:r>
+    </w:p>
+    <w:p>
+      <w:pPr>
+        <w:pStyle w:val="ListParagraph"/>
+        <w:numPr>
+          <w:ilvl w:val="0"/>
+          <w:numId w:val="3"/>
+        </w:numPr>
+        <w:rPr>
+          <w:lang w:val="en-US"/>
+        </w:rPr>
+      </w:pPr>
+      <w:r>
+        <w:rPr>
+          <w:lang w:val="en-US"/>
+        </w:rPr>
+        <w:t>Trường hợp 1, &lt;X&gt; và &lt;Y&gt; là ma trận chỉ có 1 hàng hoặc cột, nhưng có số phần tử = nhau</w:t>
+      </w:r>
+    </w:p>
+    <w:p>
+      <w:pPr>
+        <w:pStyle w:val="ListParagraph"/>
+        <w:numPr>
+          <w:ilvl w:val="0"/>
+          <w:numId w:val="3"/>
+        </w:numPr>
+        <w:rPr>
+          <w:lang w:val="en-US"/>
+        </w:rPr>
+      </w:pPr>
+      <w:r>
+        <w:rPr>
+          <w:lang w:val="en-US"/>
+        </w:rPr>
+        <w:t xml:space="preserve">Giống Plot </w:t>
+      </w:r>
+      <w:r>
+        <w:rPr>
+          <w:lang w:val="en-US"/>
+        </w:rPr>
+        <w:t xml:space="preserve">1 </w:t>
+      </w:r>
+      <w:r>
+        <w:rPr>
+          <w:lang w:val="en-US"/>
+        </w:rPr>
+        <w:t>Line trong Matplotlib</w:t>
+      </w:r>
+    </w:p>
+    <w:p>
+      <w:pPr>
+        <w:pStyle w:val="ListParagraph"/>
+        <w:numPr>
+          <w:ilvl w:val="0"/>
+          <w:numId w:val="3"/>
+        </w:numPr>
+        <w:rPr>
+          <w:lang w:val="en-US"/>
+        </w:rPr>
+      </w:pPr>
+      <w:r>
+        <w:rPr>
+          <w:lang w:val="en-US"/>
+        </w:rPr>
+        <w:t xml:space="preserve">Trường hợp 2, &lt;X&gt; và &lt;Y&gt; là 2 ma trận </w:t>
+      </w:r>
+      <w:r>
+        <w:rPr>
+          <w:lang w:val="en-US"/>
+        </w:rPr>
+        <w:t>cùng Shape, hoặc 1 trong 2 là cột hoặc hàng, khi đó số phần tử phải = số dòng của ma trận còn lại để Broadcast</w:t>
+      </w:r>
+    </w:p>
+    <w:p>
+      <w:pPr>
+        <w:pStyle w:val="ListParagraph"/>
+        <w:numPr>
+          <w:ilvl w:val="0"/>
+          <w:numId w:val="3"/>
+        </w:numPr>
+        <w:rPr>
+          <w:lang w:val="en-US"/>
+        </w:rPr>
+      </w:pPr>
+      <w:r>
+        <w:rPr>
+          <w:lang w:val="en-US"/>
+        </w:rPr>
+        <w:t>Giống Plot nhiều Line trong Matplotlib, mỗi cột trong ma trận là 1 Line</w:t>
+      </w:r>
+    </w:p>
+    <w:p>
+      <w:pPr>
+        <w:pStyle w:val="ListParagraph"/>
+        <w:numPr>
+          <w:ilvl w:val="0"/>
+          <w:numId w:val="3"/>
+        </w:numPr>
+        <w:rPr>
+          <w:lang w:val="en-US"/>
+        </w:rPr>
+      </w:pPr>
+      <w:r>
+        <w:rPr>
+          <w:lang w:val="en-US"/>
+        </w:rPr>
+        <w:t>&lt;Style&gt; là 1 String chỉ định màu, kiểu đường, … của tất cả các Line</w:t>
       </w:r>
     </w:p>
     <w:p>
@@ -7316,46 +8629,483 @@
         <w:rPr>
           <w:lang w:val="en-US"/>
         </w:rPr>
-        <w:t>Tạo 1 Figure Mới Và Chuyển Sang Làm Việc Trên Figure Này?</w:t>
-      </w:r>
-    </w:p>
-    <w:p>
-      <w:pPr>
-        <w:pStyle w:val="ListParagraph"/>
-        <w:pBdr>
-          <w:top w:val="single" w:sz="4" w:space="1" w:color="auto"/>
-          <w:left w:val="single" w:sz="4" w:space="4" w:color="auto"/>
-          <w:bottom w:val="single" w:sz="4" w:space="1" w:color="auto"/>
-          <w:right w:val="single" w:sz="4" w:space="4" w:color="auto"/>
-        </w:pBdr>
-        <w:ind w:left="1080"/>
-        <w:rPr>
-          <w:lang w:val="en-US"/>
-        </w:rPr>
-      </w:pPr>
-      <w:r>
-        <w:rPr>
-          <w:lang w:val="en-US"/>
-        </w:rPr>
-        <w:t>figure(&lt;Index&gt;)</w:t>
-      </w:r>
-    </w:p>
-    <w:p>
-      <w:pPr>
-        <w:pStyle w:val="ListParagraph"/>
-        <w:numPr>
-          <w:ilvl w:val="0"/>
-          <w:numId w:val="3"/>
-        </w:numPr>
-        <w:rPr>
-          <w:lang w:val="en-US"/>
-        </w:rPr>
-      </w:pPr>
-      <w:r>
-        <w:rPr>
-          <w:lang w:val="en-US"/>
-        </w:rPr>
-        <w:t>Nếu đã có Figure với &lt;Index&gt; rồi thì chỉ chuyển sang làm việc trên Figure này</w:t>
+        <w:t>Plot Đồ Thị 1 Symbolic Function Là Hàm 1 Biến?</w:t>
+      </w:r>
+    </w:p>
+    <w:p>
+      <w:pPr>
+        <w:pStyle w:val="ListParagraph"/>
+        <w:pBdr>
+          <w:top w:val="single" w:sz="4" w:space="1" w:color="auto"/>
+          <w:left w:val="single" w:sz="4" w:space="4" w:color="auto"/>
+          <w:bottom w:val="single" w:sz="4" w:space="1" w:color="auto"/>
+          <w:right w:val="single" w:sz="4" w:space="4" w:color="auto"/>
+        </w:pBdr>
+        <w:ind w:left="1080"/>
+        <w:rPr>
+          <w:lang w:val="en-US"/>
+        </w:rPr>
+      </w:pPr>
+      <w:r>
+        <w:rPr>
+          <w:lang w:val="en-US"/>
+        </w:rPr>
+        <w:t>fplot(&lt;Symbolic Function&gt;, [&lt;Cận Dưới&gt; &lt;Cận Trên&gt;])</w:t>
+      </w:r>
+    </w:p>
+    <w:p>
+      <w:pPr>
+        <w:pStyle w:val="ListParagraph"/>
+        <w:numPr>
+          <w:ilvl w:val="0"/>
+          <w:numId w:val="3"/>
+        </w:numPr>
+        <w:rPr>
+          <w:lang w:val="en-US"/>
+        </w:rPr>
+      </w:pPr>
+      <w:r>
+        <w:rPr>
+          <w:lang w:val="en-US"/>
+        </w:rPr>
+        <w:t>Mặc định</w:t>
+      </w:r>
+    </w:p>
+    <w:tbl>
+      <w:tblPr>
+        <w:tblStyle w:val="TableGrid"/>
+        <w:tblW w:w="0" w:type="auto"/>
+        <w:tblInd w:w="1080" w:type="dxa"/>
+        <w:tblLook w:val="04A0" w:firstRow="1" w:lastRow="0" w:firstColumn="1" w:lastColumn="0" w:noHBand="0" w:noVBand="1"/>
+      </w:tblPr>
+      <w:tblGrid>
+        <w:gridCol w:w="4115"/>
+        <w:gridCol w:w="4047"/>
+      </w:tblGrid>
+      <w:tr>
+        <w:tc>
+          <w:tcPr>
+            <w:tcW w:w="4621" w:type="dxa"/>
+          </w:tcPr>
+          <w:p>
+            <w:pPr>
+              <w:pStyle w:val="ListParagraph"/>
+              <w:ind w:left="0"/>
+              <w:jc w:val="center"/>
+              <w:rPr>
+                <w:lang w:val="en-US"/>
+              </w:rPr>
+            </w:pPr>
+            <w:r>
+              <w:rPr>
+                <w:lang w:val="en-US"/>
+              </w:rPr>
+              <w:t>&lt;Cận Dưới&gt;</w:t>
+            </w:r>
+          </w:p>
+        </w:tc>
+        <w:tc>
+          <w:tcPr>
+            <w:tcW w:w="4621" w:type="dxa"/>
+          </w:tcPr>
+          <w:p>
+            <w:pPr>
+              <w:pStyle w:val="ListParagraph"/>
+              <w:ind w:left="0"/>
+              <w:jc w:val="center"/>
+              <w:rPr>
+                <w:lang w:val="en-US"/>
+              </w:rPr>
+            </w:pPr>
+            <w:r>
+              <w:rPr>
+                <w:lang w:val="en-US"/>
+              </w:rPr>
+              <w:t>–5</w:t>
+            </w:r>
+          </w:p>
+        </w:tc>
+      </w:tr>
+      <w:tr>
+        <w:tc>
+          <w:tcPr>
+            <w:tcW w:w="4621" w:type="dxa"/>
+          </w:tcPr>
+          <w:p>
+            <w:pPr>
+              <w:pStyle w:val="ListParagraph"/>
+              <w:ind w:left="0"/>
+              <w:jc w:val="center"/>
+              <w:rPr>
+                <w:lang w:val="en-US"/>
+              </w:rPr>
+            </w:pPr>
+            <w:r>
+              <w:rPr>
+                <w:lang w:val="en-US"/>
+              </w:rPr>
+              <w:t>&lt;Cận Trên&gt;</w:t>
+            </w:r>
+          </w:p>
+        </w:tc>
+        <w:tc>
+          <w:tcPr>
+            <w:tcW w:w="4621" w:type="dxa"/>
+          </w:tcPr>
+          <w:p>
+            <w:pPr>
+              <w:pStyle w:val="ListParagraph"/>
+              <w:ind w:left="0"/>
+              <w:jc w:val="center"/>
+              <w:rPr>
+                <w:lang w:val="en-US"/>
+              </w:rPr>
+            </w:pPr>
+            <w:r>
+              <w:rPr>
+                <w:lang w:val="en-US"/>
+              </w:rPr>
+              <w:t>5</w:t>
+            </w:r>
+          </w:p>
+        </w:tc>
+      </w:tr>
+    </w:tbl>
+    <w:p>
+      <w:pPr>
+        <w:pStyle w:val="ListParagraph"/>
+        <w:numPr>
+          <w:ilvl w:val="0"/>
+          <w:numId w:val="3"/>
+        </w:numPr>
+        <w:rPr>
+          <w:lang w:val="en-US"/>
+        </w:rPr>
+      </w:pPr>
+      <w:r>
+        <w:rPr>
+          <w:lang w:val="en-US"/>
+        </w:rPr>
+        <w:t>Giống y chang plot đồ thị 2D, đồ thị sẽ bị cắt ở 2 &lt;Cận&gt;</w:t>
+      </w:r>
+    </w:p>
+    <w:p>
+      <w:pPr>
+        <w:pStyle w:val="ListParagraph"/>
+        <w:numPr>
+          <w:ilvl w:val="0"/>
+          <w:numId w:val="3"/>
+        </w:numPr>
+        <w:rPr>
+          <w:lang w:val="en-US"/>
+        </w:rPr>
+      </w:pPr>
+      <w:r>
+        <w:rPr>
+          <w:lang w:val="en-US"/>
+        </w:rPr>
+        <w:t>Ví dụ</w:t>
+      </w:r>
+    </w:p>
+    <w:p>
+      <w:pPr>
+        <w:pStyle w:val="ListParagraph"/>
+        <w:pBdr>
+          <w:top w:val="single" w:sz="4" w:space="1" w:color="auto"/>
+          <w:left w:val="single" w:sz="4" w:space="4" w:color="auto"/>
+          <w:bottom w:val="single" w:sz="4" w:space="1" w:color="auto"/>
+          <w:right w:val="single" w:sz="4" w:space="4" w:color="auto"/>
+        </w:pBdr>
+        <w:ind w:left="1080"/>
+        <w:rPr>
+          <w:lang w:val="en-US"/>
+        </w:rPr>
+      </w:pPr>
+      <w:r>
+        <w:rPr>
+          <w:lang w:val="en-US"/>
+        </w:rPr>
+        <w:t>foo = symfun(sin(X), [X])</w:t>
+      </w:r>
+    </w:p>
+    <w:p>
+      <w:pPr>
+        <w:pStyle w:val="ListParagraph"/>
+        <w:pBdr>
+          <w:top w:val="single" w:sz="4" w:space="1" w:color="auto"/>
+          <w:left w:val="single" w:sz="4" w:space="4" w:color="auto"/>
+          <w:bottom w:val="single" w:sz="4" w:space="1" w:color="auto"/>
+          <w:right w:val="single" w:sz="4" w:space="4" w:color="auto"/>
+        </w:pBdr>
+        <w:ind w:left="1080"/>
+        <w:rPr>
+          <w:lang w:val="en-US"/>
+        </w:rPr>
+      </w:pPr>
+      <w:r>
+        <w:rPr>
+          <w:lang w:val="en-US"/>
+        </w:rPr>
+        <w:t>fplot(foo, [5 10])</w:t>
+      </w:r>
+    </w:p>
+    <w:p>
+      <w:pPr>
+        <w:pStyle w:val="ListParagraph"/>
+        <w:numPr>
+          <w:ilvl w:val="0"/>
+          <w:numId w:val="3"/>
+        </w:numPr>
+        <w:rPr>
+          <w:lang w:val="en-US"/>
+        </w:rPr>
+      </w:pPr>
+      <w:r>
+        <w:rPr>
+          <w:lang w:val="en-US"/>
+        </w:rPr>
+        <w:t>Để Plot sử dụng phương trình tham số</w:t>
+      </w:r>
+    </w:p>
+    <w:p>
+      <w:pPr>
+        <w:pStyle w:val="ListParagraph"/>
+        <w:pBdr>
+          <w:top w:val="single" w:sz="4" w:space="1" w:color="auto"/>
+          <w:left w:val="single" w:sz="4" w:space="4" w:color="auto"/>
+          <w:bottom w:val="single" w:sz="4" w:space="1" w:color="auto"/>
+          <w:right w:val="single" w:sz="4" w:space="4" w:color="auto"/>
+        </w:pBdr>
+        <w:ind w:left="1080"/>
+        <w:rPr>
+          <w:lang w:val="en-US"/>
+        </w:rPr>
+      </w:pPr>
+      <w:r>
+        <w:rPr>
+          <w:lang w:val="en-US"/>
+        </w:rPr>
+        <w:t>fplot(&lt;X Là Hàm Theo T&gt;, &lt;Y Là Hàm Theo T&gt;, [&lt;Cận Trên T&gt; &lt;Cận Dưới T&gt;])</w:t>
+      </w:r>
+    </w:p>
+    <w:p>
+      <w:pPr>
+        <w:pStyle w:val="ListParagraph"/>
+        <w:numPr>
+          <w:ilvl w:val="0"/>
+          <w:numId w:val="3"/>
+        </w:numPr>
+        <w:rPr>
+          <w:lang w:val="en-US"/>
+        </w:rPr>
+      </w:pPr>
+      <w:r>
+        <w:rPr>
+          <w:lang w:val="en-US"/>
+        </w:rPr>
+        <w:t>Mặc định</w:t>
+      </w:r>
+    </w:p>
+    <w:tbl>
+      <w:tblPr>
+        <w:tblStyle w:val="TableGrid"/>
+        <w:tblW w:w="0" w:type="auto"/>
+        <w:tblInd w:w="1080" w:type="dxa"/>
+        <w:tblLook w:val="04A0" w:firstRow="1" w:lastRow="0" w:firstColumn="1" w:lastColumn="0" w:noHBand="0" w:noVBand="1"/>
+      </w:tblPr>
+      <w:tblGrid>
+        <w:gridCol w:w="4108"/>
+        <w:gridCol w:w="4054"/>
+      </w:tblGrid>
+      <w:tr>
+        <w:tc>
+          <w:tcPr>
+            <w:tcW w:w="4621" w:type="dxa"/>
+          </w:tcPr>
+          <w:p>
+            <w:pPr>
+              <w:pStyle w:val="ListParagraph"/>
+              <w:ind w:left="0"/>
+              <w:jc w:val="center"/>
+              <w:rPr>
+                <w:lang w:val="en-US"/>
+              </w:rPr>
+            </w:pPr>
+            <w:r>
+              <w:rPr>
+                <w:lang w:val="en-US"/>
+              </w:rPr>
+              <w:t>&lt;Cận Dưới T&gt;</w:t>
+            </w:r>
+          </w:p>
+        </w:tc>
+        <w:tc>
+          <w:tcPr>
+            <w:tcW w:w="4621" w:type="dxa"/>
+          </w:tcPr>
+          <w:p>
+            <w:pPr>
+              <w:pStyle w:val="ListParagraph"/>
+              <w:ind w:left="0"/>
+              <w:jc w:val="center"/>
+              <w:rPr>
+                <w:lang w:val="en-US"/>
+              </w:rPr>
+            </w:pPr>
+            <w:r>
+              <w:rPr>
+                <w:lang w:val="en-US"/>
+              </w:rPr>
+              <w:t>–5</w:t>
+            </w:r>
+          </w:p>
+        </w:tc>
+      </w:tr>
+      <w:tr>
+        <w:tc>
+          <w:tcPr>
+            <w:tcW w:w="4621" w:type="dxa"/>
+          </w:tcPr>
+          <w:p>
+            <w:pPr>
+              <w:pStyle w:val="ListParagraph"/>
+              <w:ind w:left="0"/>
+              <w:jc w:val="center"/>
+              <w:rPr>
+                <w:lang w:val="en-US"/>
+              </w:rPr>
+            </w:pPr>
+            <w:r>
+              <w:rPr>
+                <w:lang w:val="en-US"/>
+              </w:rPr>
+              <w:t>&lt;Cận Trên T&gt;</w:t>
+            </w:r>
+          </w:p>
+        </w:tc>
+        <w:tc>
+          <w:tcPr>
+            <w:tcW w:w="4621" w:type="dxa"/>
+          </w:tcPr>
+          <w:p>
+            <w:pPr>
+              <w:pStyle w:val="ListParagraph"/>
+              <w:ind w:left="0"/>
+              <w:jc w:val="center"/>
+              <w:rPr>
+                <w:lang w:val="en-US"/>
+              </w:rPr>
+            </w:pPr>
+            <w:r>
+              <w:rPr>
+                <w:lang w:val="en-US"/>
+              </w:rPr>
+              <w:t>5</w:t>
+            </w:r>
+          </w:p>
+        </w:tc>
+      </w:tr>
+    </w:tbl>
+    <w:p>
+      <w:pPr>
+        <w:pStyle w:val="ListParagraph"/>
+        <w:numPr>
+          <w:ilvl w:val="0"/>
+          <w:numId w:val="3"/>
+        </w:numPr>
+        <w:rPr>
+          <w:lang w:val="en-US"/>
+        </w:rPr>
+      </w:pPr>
+      <w:r>
+        <w:rPr>
+          <w:lang w:val="en-US"/>
+        </w:rPr>
+        <w:t>Ví dụ</w:t>
+      </w:r>
+    </w:p>
+    <w:p>
+      <w:pPr>
+        <w:pStyle w:val="ListParagraph"/>
+        <w:pBdr>
+          <w:top w:val="single" w:sz="4" w:space="1" w:color="auto"/>
+          <w:left w:val="single" w:sz="4" w:space="4" w:color="auto"/>
+          <w:bottom w:val="single" w:sz="4" w:space="1" w:color="auto"/>
+          <w:right w:val="single" w:sz="4" w:space="4" w:color="auto"/>
+        </w:pBdr>
+        <w:ind w:left="1080"/>
+        <w:rPr>
+          <w:lang w:val="en-US"/>
+        </w:rPr>
+      </w:pPr>
+      <w:r>
+        <w:rPr>
+          <w:lang w:val="en-US"/>
+        </w:rPr>
+        <w:t>syms foo bar t</w:t>
+      </w:r>
+    </w:p>
+    <w:p>
+      <w:pPr>
+        <w:pStyle w:val="ListParagraph"/>
+        <w:pBdr>
+          <w:top w:val="single" w:sz="4" w:space="1" w:color="auto"/>
+          <w:left w:val="single" w:sz="4" w:space="4" w:color="auto"/>
+          <w:bottom w:val="single" w:sz="4" w:space="1" w:color="auto"/>
+          <w:right w:val="single" w:sz="4" w:space="4" w:color="auto"/>
+        </w:pBdr>
+        <w:ind w:left="1080"/>
+        <w:rPr>
+          <w:lang w:val="en-US"/>
+        </w:rPr>
+      </w:pPr>
+      <w:r>
+        <w:rPr>
+          <w:lang w:val="en-US"/>
+        </w:rPr>
+        <w:t>foo = sin(t)</w:t>
+      </w:r>
+    </w:p>
+    <w:p>
+      <w:pPr>
+        <w:pStyle w:val="ListParagraph"/>
+        <w:pBdr>
+          <w:top w:val="single" w:sz="4" w:space="1" w:color="auto"/>
+          <w:left w:val="single" w:sz="4" w:space="4" w:color="auto"/>
+          <w:bottom w:val="single" w:sz="4" w:space="1" w:color="auto"/>
+          <w:right w:val="single" w:sz="4" w:space="4" w:color="auto"/>
+        </w:pBdr>
+        <w:ind w:left="1080"/>
+        <w:rPr>
+          <w:lang w:val="en-US"/>
+        </w:rPr>
+      </w:pPr>
+      <w:r>
+        <w:rPr>
+          <w:lang w:val="en-US"/>
+        </w:rPr>
+        <w:t>bar = cos(t)</w:t>
+      </w:r>
+    </w:p>
+    <w:p>
+      <w:pPr>
+        <w:pStyle w:val="ListParagraph"/>
+        <w:pBdr>
+          <w:top w:val="single" w:sz="4" w:space="1" w:color="auto"/>
+          <w:left w:val="single" w:sz="4" w:space="4" w:color="auto"/>
+          <w:bottom w:val="single" w:sz="4" w:space="1" w:color="auto"/>
+          <w:right w:val="single" w:sz="4" w:space="4" w:color="auto"/>
+        </w:pBdr>
+        <w:ind w:left="1080"/>
+        <w:rPr>
+          <w:lang w:val="en-US"/>
+        </w:rPr>
+      </w:pPr>
+      <w:r>
+        <w:rPr>
+          <w:lang w:val="en-US"/>
+        </w:rPr>
+        <w:t>fplot(foo, bar, [3 9])</w:t>
       </w:r>
     </w:p>
     <w:p>
@@ -7373,40 +9123,7 @@
         <w:rPr>
           <w:lang w:val="en-US"/>
         </w:rPr>
-        <w:t>Tạo 1 Subplot Trong Figure Hiện Tại</w:t>
-      </w:r>
-      <w:r>
-        <w:rPr>
-          <w:lang w:val="en-US"/>
-        </w:rPr>
-        <w:t xml:space="preserve"> Và Chuyển Sang Làm Việc Trên Đó?</w:t>
-      </w:r>
-    </w:p>
-    <w:p>
-      <w:pPr>
-        <w:pStyle w:val="ListParagraph"/>
-        <w:pBdr>
-          <w:top w:val="single" w:sz="4" w:space="1" w:color="auto"/>
-          <w:left w:val="single" w:sz="4" w:space="4" w:color="auto"/>
-          <w:bottom w:val="single" w:sz="4" w:space="1" w:color="auto"/>
-          <w:right w:val="single" w:sz="4" w:space="4" w:color="auto"/>
-        </w:pBdr>
-        <w:ind w:left="1080"/>
-        <w:rPr>
-          <w:lang w:val="en-US"/>
-        </w:rPr>
-      </w:pPr>
-      <w:r>
-        <w:rPr>
-          <w:lang w:val="en-US"/>
-        </w:rPr>
-        <w:t>subplot(</w:t>
-      </w:r>
-      <w:r>
-        <w:rPr>
-          <w:lang w:val="en-US"/>
-        </w:rPr>
-        <w:t>&lt;Số Hàng&gt;, &lt;Số Cột&gt;, &lt;Index&gt;)</w:t>
+        <w:t>Chỉ Định Tên Của Trục Của Subplot Hiện Tại?</w:t>
       </w:r>
     </w:p>
     <w:p>
@@ -7424,7 +9141,7 @@
         <w:rPr>
           <w:lang w:val="en-US"/>
         </w:rPr>
-        <w:t>Y chang khi tạo Subplot trong Matplotlib</w:t>
+        <w:t>Giống y chang trong Matplotlib</w:t>
       </w:r>
     </w:p>
     <w:p>
@@ -7442,19 +9159,28 @@
         <w:rPr>
           <w:lang w:val="en-US"/>
         </w:rPr>
-        <w:t xml:space="preserve">Nếu đã có Subplot vừa khít với Subplot này thì chuyển </w:t>
-      </w:r>
-      <w:r>
-        <w:rPr>
-          <w:lang w:val="en-US"/>
-        </w:rPr>
-        <w:t xml:space="preserve">ngay </w:t>
-      </w:r>
-      <w:r>
-        <w:rPr>
-          <w:lang w:val="en-US"/>
-        </w:rPr>
-        <w:t>sang làm việc trên Subplot đó</w:t>
+        <w:t>Chỉ định tên trục hoành</w:t>
+      </w:r>
+    </w:p>
+    <w:p>
+      <w:pPr>
+        <w:pStyle w:val="ListParagraph"/>
+        <w:pBdr>
+          <w:top w:val="single" w:sz="4" w:space="1" w:color="auto"/>
+          <w:left w:val="single" w:sz="4" w:space="4" w:color="auto"/>
+          <w:bottom w:val="single" w:sz="4" w:space="1" w:color="auto"/>
+          <w:right w:val="single" w:sz="4" w:space="4" w:color="auto"/>
+        </w:pBdr>
+        <w:ind w:left="1080"/>
+        <w:rPr>
+          <w:lang w:val="en-US"/>
+        </w:rPr>
+      </w:pPr>
+      <w:r>
+        <w:rPr>
+          <w:lang w:val="en-US"/>
+        </w:rPr>
+        <w:t>xlabel(&lt;Tên Trục Hoành&gt;)</w:t>
       </w:r>
     </w:p>
     <w:p>
@@ -7472,7 +9198,7 @@
         <w:rPr>
           <w:lang w:val="en-US"/>
         </w:rPr>
-        <w:t>Nếu Subplot này đè lên 1 tí Subplot khác là Subplot khác bay màu</w:t>
+        <w:t>Tương tự với các trục còn lại</w:t>
       </w:r>
     </w:p>
     <w:p>
@@ -7490,7 +9216,68 @@
         <w:rPr>
           <w:lang w:val="en-US"/>
         </w:rPr>
-        <w:t>Chỉ Định Trạng Thái Của Subplot Hiện Tại?</w:t>
+        <w:t>Chỉ Định Tên Của Subplot Hiện Tại?</w:t>
+      </w:r>
+    </w:p>
+    <w:p>
+      <w:pPr>
+        <w:pStyle w:val="ListParagraph"/>
+        <w:pBdr>
+          <w:top w:val="single" w:sz="4" w:space="1" w:color="auto"/>
+          <w:left w:val="single" w:sz="4" w:space="4" w:color="auto"/>
+          <w:bottom w:val="single" w:sz="4" w:space="1" w:color="auto"/>
+          <w:right w:val="single" w:sz="4" w:space="4" w:color="auto"/>
+        </w:pBdr>
+        <w:ind w:left="1080"/>
+        <w:rPr>
+          <w:lang w:val="en-US"/>
+        </w:rPr>
+      </w:pPr>
+      <w:r>
+        <w:rPr>
+          <w:lang w:val="en-US"/>
+        </w:rPr>
+        <w:t>title(&lt;Tên Subplot&gt;)</w:t>
+      </w:r>
+    </w:p>
+    <w:p>
+      <w:pPr>
+        <w:pStyle w:val="ListParagraph"/>
+        <w:numPr>
+          <w:ilvl w:val="0"/>
+          <w:numId w:val="11"/>
+        </w:numPr>
+        <w:rPr>
+          <w:lang w:val="en-US"/>
+        </w:rPr>
+      </w:pPr>
+      <w:r>
+        <w:rPr>
+          <w:lang w:val="en-US"/>
+        </w:rPr>
+        <w:lastRenderedPageBreak/>
+        <w:t>Chú Thích Các Plot Trong Subplot Hiện Tại?</w:t>
+      </w:r>
+    </w:p>
+    <w:p>
+      <w:pPr>
+        <w:pStyle w:val="ListParagraph"/>
+        <w:pBdr>
+          <w:top w:val="single" w:sz="4" w:space="1" w:color="auto"/>
+          <w:left w:val="single" w:sz="4" w:space="4" w:color="auto"/>
+          <w:bottom w:val="single" w:sz="4" w:space="1" w:color="auto"/>
+          <w:right w:val="single" w:sz="4" w:space="4" w:color="auto"/>
+        </w:pBdr>
+        <w:ind w:left="1080"/>
+        <w:rPr>
+          <w:lang w:val="en-US"/>
+        </w:rPr>
+      </w:pPr>
+      <w:r>
+        <w:rPr>
+          <w:lang w:val="en-US"/>
+        </w:rPr>
+        <w:t>legend(&lt;Các Chú Thích&gt;)</w:t>
       </w:r>
     </w:p>
     <w:p>
@@ -7508,13 +9295,7 @@
         <w:rPr>
           <w:lang w:val="en-US"/>
         </w:rPr>
-        <w:t>Trạng thái mặc định của Subplot là nếu có Plot mới thì xóa toàn bộ Plot cũ trên nó</w:t>
-      </w:r>
-      <w:r>
-        <w:rPr>
-          <w:lang w:val="en-US"/>
-        </w:rPr>
-        <w:t>, đồng thời không có lưới tọa độ, lưới tọa độ y chang Matplotlib</w:t>
+        <w:t>&lt;Các Chú Thích&gt; phải có số lượng = số Plot hiện tại</w:t>
       </w:r>
     </w:p>
     <w:p>
@@ -7532,28 +9313,7 @@
         <w:rPr>
           <w:lang w:val="en-US"/>
         </w:rPr>
-        <w:t>Để chuyển sang trạng thái không xóa Plot cũ</w:t>
-      </w:r>
-    </w:p>
-    <w:p>
-      <w:pPr>
-        <w:pStyle w:val="ListParagraph"/>
-        <w:pBdr>
-          <w:top w:val="single" w:sz="4" w:space="1" w:color="auto"/>
-          <w:left w:val="single" w:sz="4" w:space="4" w:color="auto"/>
-          <w:bottom w:val="single" w:sz="4" w:space="1" w:color="auto"/>
-          <w:right w:val="single" w:sz="4" w:space="4" w:color="auto"/>
-        </w:pBdr>
-        <w:ind w:left="1080"/>
-        <w:rPr>
-          <w:lang w:val="en-US"/>
-        </w:rPr>
-      </w:pPr>
-      <w:r>
-        <w:rPr>
-          <w:lang w:val="en-US"/>
-        </w:rPr>
-        <w:t>hold on</w:t>
+        <w:t>Chú thích đầu tiên sẽ áp dụng cho cái Plot được Plot sớm nhất, chú thích thứ 2 sẽ áp dụng cho cái Plot được Plot thứ 2, …</w:t>
       </w:r>
     </w:p>
     <w:p>
@@ -7571,520 +9331,6 @@
         <w:rPr>
           <w:lang w:val="en-US"/>
         </w:rPr>
-        <w:t>Để chuyển sang trạng thái</w:t>
-      </w:r>
-      <w:r>
-        <w:rPr>
-          <w:lang w:val="en-US"/>
-        </w:rPr>
-        <w:t xml:space="preserve"> </w:t>
-      </w:r>
-      <w:r>
-        <w:rPr>
-          <w:lang w:val="en-US"/>
-        </w:rPr>
-        <w:t>mặc định</w:t>
-      </w:r>
-      <w:r>
-        <w:rPr>
-          <w:lang w:val="en-US"/>
-        </w:rPr>
-        <w:t xml:space="preserve"> </w:t>
-      </w:r>
-      <w:r>
-        <w:rPr>
-          <w:lang w:val="en-US"/>
-        </w:rPr>
-        <w:t>sẽ xóa Plot cũ</w:t>
-      </w:r>
-    </w:p>
-    <w:p>
-      <w:pPr>
-        <w:pStyle w:val="ListParagraph"/>
-        <w:pBdr>
-          <w:top w:val="single" w:sz="4" w:space="1" w:color="auto"/>
-          <w:left w:val="single" w:sz="4" w:space="4" w:color="auto"/>
-          <w:bottom w:val="single" w:sz="4" w:space="1" w:color="auto"/>
-          <w:right w:val="single" w:sz="4" w:space="4" w:color="auto"/>
-        </w:pBdr>
-        <w:ind w:left="1080"/>
-        <w:rPr>
-          <w:lang w:val="en-US"/>
-        </w:rPr>
-      </w:pPr>
-      <w:r>
-        <w:rPr>
-          <w:lang w:val="en-US"/>
-        </w:rPr>
-        <w:t>hold off</w:t>
-      </w:r>
-    </w:p>
-    <w:p>
-      <w:pPr>
-        <w:pStyle w:val="ListParagraph"/>
-        <w:numPr>
-          <w:ilvl w:val="0"/>
-          <w:numId w:val="15"/>
-        </w:numPr>
-        <w:rPr>
-          <w:lang w:val="en-US"/>
-        </w:rPr>
-      </w:pPr>
-      <w:r>
-        <w:rPr>
-          <w:lang w:val="en-US"/>
-        </w:rPr>
-        <w:t>Để chuyển sang trạng thái có lưới tọa độ</w:t>
-      </w:r>
-    </w:p>
-    <w:p>
-      <w:pPr>
-        <w:pStyle w:val="ListParagraph"/>
-        <w:pBdr>
-          <w:top w:val="single" w:sz="4" w:space="1" w:color="auto"/>
-          <w:left w:val="single" w:sz="4" w:space="4" w:color="auto"/>
-          <w:bottom w:val="single" w:sz="4" w:space="1" w:color="auto"/>
-          <w:right w:val="single" w:sz="4" w:space="4" w:color="auto"/>
-        </w:pBdr>
-        <w:ind w:left="1080"/>
-        <w:rPr>
-          <w:lang w:val="en-US"/>
-        </w:rPr>
-      </w:pPr>
-      <w:r>
-        <w:rPr>
-          <w:lang w:val="en-US"/>
-        </w:rPr>
-        <w:t>grid on</w:t>
-      </w:r>
-    </w:p>
-    <w:p>
-      <w:pPr>
-        <w:pStyle w:val="ListParagraph"/>
-        <w:numPr>
-          <w:ilvl w:val="0"/>
-          <w:numId w:val="15"/>
-        </w:numPr>
-        <w:rPr>
-          <w:lang w:val="en-US"/>
-        </w:rPr>
-      </w:pPr>
-      <w:r>
-        <w:rPr>
-          <w:lang w:val="en-US"/>
-        </w:rPr>
-        <w:t>Để chuyển sang trạng thái mặc định không có lưới tọa độ</w:t>
-      </w:r>
-    </w:p>
-    <w:p>
-      <w:pPr>
-        <w:pStyle w:val="ListParagraph"/>
-        <w:pBdr>
-          <w:top w:val="single" w:sz="4" w:space="1" w:color="auto"/>
-          <w:left w:val="single" w:sz="4" w:space="4" w:color="auto"/>
-          <w:bottom w:val="single" w:sz="4" w:space="1" w:color="auto"/>
-          <w:right w:val="single" w:sz="4" w:space="4" w:color="auto"/>
-        </w:pBdr>
-        <w:ind w:left="1080"/>
-        <w:rPr>
-          <w:lang w:val="en-US"/>
-        </w:rPr>
-      </w:pPr>
-      <w:r>
-        <w:rPr>
-          <w:lang w:val="en-US"/>
-        </w:rPr>
-        <w:t>grid off</w:t>
-      </w:r>
-    </w:p>
-    <w:p>
-      <w:pPr>
-        <w:pStyle w:val="ListParagraph"/>
-        <w:numPr>
-          <w:ilvl w:val="0"/>
-          <w:numId w:val="11"/>
-        </w:numPr>
-        <w:rPr>
-          <w:lang w:val="en-US"/>
-        </w:rPr>
-      </w:pPr>
-      <w:r>
-        <w:rPr>
-          <w:lang w:val="en-US"/>
-        </w:rPr>
-        <w:t>Plot Đồ Thị 2D</w:t>
-      </w:r>
-      <w:r>
-        <w:rPr>
-          <w:lang w:val="en-US"/>
-        </w:rPr>
-        <w:t xml:space="preserve"> Vào Subplot Hiện Tại?</w:t>
-      </w:r>
-    </w:p>
-    <w:p>
-      <w:pPr>
-        <w:pStyle w:val="ListParagraph"/>
-        <w:pBdr>
-          <w:top w:val="single" w:sz="4" w:space="1" w:color="auto"/>
-          <w:left w:val="single" w:sz="4" w:space="4" w:color="auto"/>
-          <w:bottom w:val="single" w:sz="4" w:space="1" w:color="auto"/>
-          <w:right w:val="single" w:sz="4" w:space="4" w:color="auto"/>
-        </w:pBdr>
-        <w:ind w:left="1080"/>
-        <w:rPr>
-          <w:lang w:val="en-US"/>
-        </w:rPr>
-      </w:pPr>
-      <w:r>
-        <w:rPr>
-          <w:lang w:val="en-US"/>
-        </w:rPr>
-        <w:t>plot(&lt;X&gt;, &lt;Y&gt;</w:t>
-      </w:r>
-      <w:r>
-        <w:rPr>
-          <w:lang w:val="en-US"/>
-        </w:rPr>
-        <w:t>, &lt;Style&gt;</w:t>
-      </w:r>
-      <w:r>
-        <w:rPr>
-          <w:lang w:val="en-US"/>
-        </w:rPr>
-        <w:t>)</w:t>
-      </w:r>
-    </w:p>
-    <w:p>
-      <w:pPr>
-        <w:pStyle w:val="ListParagraph"/>
-        <w:numPr>
-          <w:ilvl w:val="0"/>
-          <w:numId w:val="3"/>
-        </w:numPr>
-        <w:rPr>
-          <w:lang w:val="en-US"/>
-        </w:rPr>
-      </w:pPr>
-      <w:r>
-        <w:rPr>
-          <w:lang w:val="en-US"/>
-        </w:rPr>
-        <w:t>Trường hợp 1, &lt;X&gt; và &lt;Y&gt; là ma trận chỉ có 1 hàng hoặc cột, nhưng có số phần tử = nhau</w:t>
-      </w:r>
-    </w:p>
-    <w:p>
-      <w:pPr>
-        <w:pStyle w:val="ListParagraph"/>
-        <w:numPr>
-          <w:ilvl w:val="0"/>
-          <w:numId w:val="3"/>
-        </w:numPr>
-        <w:rPr>
-          <w:lang w:val="en-US"/>
-        </w:rPr>
-      </w:pPr>
-      <w:r>
-        <w:rPr>
-          <w:lang w:val="en-US"/>
-        </w:rPr>
-        <w:t xml:space="preserve">Giống Plot </w:t>
-      </w:r>
-      <w:r>
-        <w:rPr>
-          <w:lang w:val="en-US"/>
-        </w:rPr>
-        <w:t xml:space="preserve">1 </w:t>
-      </w:r>
-      <w:r>
-        <w:rPr>
-          <w:lang w:val="en-US"/>
-        </w:rPr>
-        <w:t>Line trong Matplotlib</w:t>
-      </w:r>
-    </w:p>
-    <w:p>
-      <w:pPr>
-        <w:pStyle w:val="ListParagraph"/>
-        <w:numPr>
-          <w:ilvl w:val="0"/>
-          <w:numId w:val="3"/>
-        </w:numPr>
-        <w:rPr>
-          <w:lang w:val="en-US"/>
-        </w:rPr>
-      </w:pPr>
-      <w:r>
-        <w:rPr>
-          <w:lang w:val="en-US"/>
-        </w:rPr>
-        <w:t xml:space="preserve">Trường hợp 2, &lt;X&gt; và &lt;Y&gt; là 2 ma trận </w:t>
-      </w:r>
-      <w:r>
-        <w:rPr>
-          <w:lang w:val="en-US"/>
-        </w:rPr>
-        <w:t>cùng Shape, hoặc 1 trong 2 là cột hoặc hàng, khi đó số phần tử phải = số dòng của ma trận còn lại để Broadcast</w:t>
-      </w:r>
-    </w:p>
-    <w:p>
-      <w:pPr>
-        <w:pStyle w:val="ListParagraph"/>
-        <w:numPr>
-          <w:ilvl w:val="0"/>
-          <w:numId w:val="3"/>
-        </w:numPr>
-        <w:rPr>
-          <w:lang w:val="en-US"/>
-        </w:rPr>
-      </w:pPr>
-      <w:r>
-        <w:rPr>
-          <w:lang w:val="en-US"/>
-        </w:rPr>
-        <w:t>Giống Plot nhiều Line trong Matplotlib, mỗi cột trong ma trận là 1 Line</w:t>
-      </w:r>
-    </w:p>
-    <w:p>
-      <w:pPr>
-        <w:pStyle w:val="ListParagraph"/>
-        <w:numPr>
-          <w:ilvl w:val="0"/>
-          <w:numId w:val="3"/>
-        </w:numPr>
-        <w:rPr>
-          <w:lang w:val="en-US"/>
-        </w:rPr>
-      </w:pPr>
-      <w:r>
-        <w:rPr>
-          <w:lang w:val="en-US"/>
-        </w:rPr>
-        <w:t>&lt;Style&gt; là 1 String chỉ định màu, kiểu đường, … của tất cả các Line</w:t>
-      </w:r>
-    </w:p>
-    <w:p>
-      <w:pPr>
-        <w:pStyle w:val="ListParagraph"/>
-        <w:numPr>
-          <w:ilvl w:val="0"/>
-          <w:numId w:val="11"/>
-        </w:numPr>
-        <w:rPr>
-          <w:lang w:val="en-US"/>
-        </w:rPr>
-      </w:pPr>
-      <w:r>
-        <w:rPr>
-          <w:lang w:val="en-US"/>
-        </w:rPr>
-        <w:t>Chỉ Định Tên Của Trục Của Subplot Hiện Tại?</w:t>
-      </w:r>
-    </w:p>
-    <w:p>
-      <w:pPr>
-        <w:pStyle w:val="ListParagraph"/>
-        <w:numPr>
-          <w:ilvl w:val="0"/>
-          <w:numId w:val="15"/>
-        </w:numPr>
-        <w:rPr>
-          <w:lang w:val="en-US"/>
-        </w:rPr>
-      </w:pPr>
-      <w:r>
-        <w:rPr>
-          <w:lang w:val="en-US"/>
-        </w:rPr>
-        <w:t>Giống y chang trong Matplotlib</w:t>
-      </w:r>
-    </w:p>
-    <w:p>
-      <w:pPr>
-        <w:pStyle w:val="ListParagraph"/>
-        <w:numPr>
-          <w:ilvl w:val="0"/>
-          <w:numId w:val="15"/>
-        </w:numPr>
-        <w:rPr>
-          <w:lang w:val="en-US"/>
-        </w:rPr>
-      </w:pPr>
-      <w:r>
-        <w:rPr>
-          <w:lang w:val="en-US"/>
-        </w:rPr>
-        <w:t>Chỉ định tên trục hoành</w:t>
-      </w:r>
-    </w:p>
-    <w:p>
-      <w:pPr>
-        <w:pStyle w:val="ListParagraph"/>
-        <w:pBdr>
-          <w:top w:val="single" w:sz="4" w:space="1" w:color="auto"/>
-          <w:left w:val="single" w:sz="4" w:space="4" w:color="auto"/>
-          <w:bottom w:val="single" w:sz="4" w:space="1" w:color="auto"/>
-          <w:right w:val="single" w:sz="4" w:space="4" w:color="auto"/>
-        </w:pBdr>
-        <w:ind w:left="1080"/>
-        <w:rPr>
-          <w:lang w:val="en-US"/>
-        </w:rPr>
-      </w:pPr>
-      <w:r>
-        <w:rPr>
-          <w:lang w:val="en-US"/>
-        </w:rPr>
-        <w:t>xlabel(&lt;Tên Trục Hoành&gt;)</w:t>
-      </w:r>
-    </w:p>
-    <w:p>
-      <w:pPr>
-        <w:pStyle w:val="ListParagraph"/>
-        <w:numPr>
-          <w:ilvl w:val="0"/>
-          <w:numId w:val="15"/>
-        </w:numPr>
-        <w:rPr>
-          <w:lang w:val="en-US"/>
-        </w:rPr>
-      </w:pPr>
-      <w:r>
-        <w:rPr>
-          <w:lang w:val="en-US"/>
-        </w:rPr>
-        <w:t>Tương tự với các trục còn lại</w:t>
-      </w:r>
-    </w:p>
-    <w:p>
-      <w:pPr>
-        <w:pStyle w:val="ListParagraph"/>
-        <w:numPr>
-          <w:ilvl w:val="0"/>
-          <w:numId w:val="11"/>
-        </w:numPr>
-        <w:rPr>
-          <w:lang w:val="en-US"/>
-        </w:rPr>
-      </w:pPr>
-      <w:r>
-        <w:rPr>
-          <w:lang w:val="en-US"/>
-        </w:rPr>
-        <w:t>Chỉ Định Tên Của Subplot Hiện Tại?</w:t>
-      </w:r>
-    </w:p>
-    <w:p>
-      <w:pPr>
-        <w:pStyle w:val="ListParagraph"/>
-        <w:pBdr>
-          <w:top w:val="single" w:sz="4" w:space="1" w:color="auto"/>
-          <w:left w:val="single" w:sz="4" w:space="4" w:color="auto"/>
-          <w:bottom w:val="single" w:sz="4" w:space="1" w:color="auto"/>
-          <w:right w:val="single" w:sz="4" w:space="4" w:color="auto"/>
-        </w:pBdr>
-        <w:ind w:left="1080"/>
-        <w:rPr>
-          <w:lang w:val="en-US"/>
-        </w:rPr>
-      </w:pPr>
-      <w:r>
-        <w:rPr>
-          <w:lang w:val="en-US"/>
-        </w:rPr>
-        <w:t>title(&lt;Tên Subplot&gt;)</w:t>
-      </w:r>
-    </w:p>
-    <w:p>
-      <w:pPr>
-        <w:pStyle w:val="ListParagraph"/>
-        <w:numPr>
-          <w:ilvl w:val="0"/>
-          <w:numId w:val="11"/>
-        </w:numPr>
-        <w:rPr>
-          <w:lang w:val="en-US"/>
-        </w:rPr>
-      </w:pPr>
-      <w:r>
-        <w:rPr>
-          <w:lang w:val="en-US"/>
-        </w:rPr>
-        <w:t>Chú Thích Các Plot Trong Subplot Hiện Tại?</w:t>
-      </w:r>
-    </w:p>
-    <w:p>
-      <w:pPr>
-        <w:pStyle w:val="ListParagraph"/>
-        <w:pBdr>
-          <w:top w:val="single" w:sz="4" w:space="1" w:color="auto"/>
-          <w:left w:val="single" w:sz="4" w:space="4" w:color="auto"/>
-          <w:bottom w:val="single" w:sz="4" w:space="1" w:color="auto"/>
-          <w:right w:val="single" w:sz="4" w:space="4" w:color="auto"/>
-        </w:pBdr>
-        <w:ind w:left="1080"/>
-        <w:rPr>
-          <w:lang w:val="en-US"/>
-        </w:rPr>
-      </w:pPr>
-      <w:r>
-        <w:rPr>
-          <w:lang w:val="en-US"/>
-        </w:rPr>
-        <w:t>legend(&lt;Các Chú Thích&gt;)</w:t>
-      </w:r>
-    </w:p>
-    <w:p>
-      <w:pPr>
-        <w:pStyle w:val="ListParagraph"/>
-        <w:numPr>
-          <w:ilvl w:val="0"/>
-          <w:numId w:val="15"/>
-        </w:numPr>
-        <w:rPr>
-          <w:lang w:val="en-US"/>
-        </w:rPr>
-      </w:pPr>
-      <w:r>
-        <w:rPr>
-          <w:lang w:val="en-US"/>
-        </w:rPr>
-        <w:t>&lt;Các Chú Thích&gt; phải có số lượng = số Plot hiện tại</w:t>
-      </w:r>
-    </w:p>
-    <w:p>
-      <w:pPr>
-        <w:pStyle w:val="ListParagraph"/>
-        <w:numPr>
-          <w:ilvl w:val="0"/>
-          <w:numId w:val="15"/>
-        </w:numPr>
-        <w:rPr>
-          <w:lang w:val="en-US"/>
-        </w:rPr>
-      </w:pPr>
-      <w:r>
-        <w:rPr>
-          <w:lang w:val="en-US"/>
-        </w:rPr>
-        <w:t>Chú thích đầu tiên sẽ áp dụng cho cái Plot được Plot sớm nhất, chú thích thứ 2 sẽ áp dụng cho cái Plot được Plot thứ 2, …</w:t>
-      </w:r>
-    </w:p>
-    <w:p>
-      <w:pPr>
-        <w:pStyle w:val="ListParagraph"/>
-        <w:numPr>
-          <w:ilvl w:val="0"/>
-          <w:numId w:val="15"/>
-        </w:numPr>
-        <w:rPr>
-          <w:lang w:val="en-US"/>
-        </w:rPr>
-      </w:pPr>
-      <w:r>
-        <w:rPr>
-          <w:lang w:val="en-US"/>
-        </w:rPr>
-        <w:lastRenderedPageBreak/>
         <w:t>Ví dụ</w:t>
       </w:r>
     </w:p>

--- a/matlab.docx
+++ b/matlab.docx
@@ -7838,19 +7838,7 @@
         <w:rPr>
           <w:lang w:val="en-US"/>
         </w:rPr>
-        <w:t xml:space="preserve">&lt;Các Nghiệm&gt; là 1 ma trận chỉ có 1 cột, mỗi phần tử là 1 Symbol, sao cho khi &lt;Symbol&gt; = chúng thì </w:t>
-      </w:r>
-      <w:r>
-        <w:rPr>
-          <w:lang w:val="en-US"/>
-        </w:rPr>
-        <w:t>&lt;Symbolic Function Hoặc Expression&gt;</w:t>
-      </w:r>
-      <w:r>
-        <w:rPr>
-          <w:lang w:val="en-US"/>
-        </w:rPr>
-        <w:t xml:space="preserve"> =0</w:t>
+        <w:t>&lt;Các Nghiệm&gt; là 1 ma trận chỉ có 1 cột, mỗi phần tử là 1 Symbol, sao cho khi &lt;Symbol&gt; = chúng thì &lt;Symbolic Function Hoặc Expression&gt; =0</w:t>
       </w:r>
     </w:p>
     <w:p>
@@ -7992,6 +7980,215 @@
     </w:tbl>
     <w:p>
       <w:pPr>
+        <w:pStyle w:val="ListParagraph"/>
+        <w:numPr>
+          <w:ilvl w:val="0"/>
+          <w:numId w:val="19"/>
+        </w:numPr>
+        <w:rPr>
+          <w:lang w:val="en-US"/>
+        </w:rPr>
+      </w:pPr>
+      <w:r>
+        <w:rPr>
+          <w:lang w:val="en-US"/>
+        </w:rPr>
+        <w:t>Thay Số Và Tính Giá Trị Cụ Thể 1 Symbolic Function?</w:t>
+      </w:r>
+    </w:p>
+    <w:p>
+      <w:pPr>
+        <w:pStyle w:val="ListParagraph"/>
+        <w:pBdr>
+          <w:top w:val="single" w:sz="4" w:space="1" w:color="auto"/>
+          <w:left w:val="single" w:sz="4" w:space="4" w:color="auto"/>
+          <w:bottom w:val="single" w:sz="4" w:space="1" w:color="auto"/>
+          <w:right w:val="single" w:sz="4" w:space="4" w:color="auto"/>
+        </w:pBdr>
+        <w:ind w:left="1080"/>
+        <w:rPr>
+          <w:lang w:val="en-US"/>
+        </w:rPr>
+      </w:pPr>
+      <w:r>
+        <w:rPr>
+          <w:lang w:val="en-US"/>
+        </w:rPr>
+        <w:t>&lt;Kết Quả&gt; = subs</w:t>
+      </w:r>
+      <w:r>
+        <w:rPr>
+          <w:lang w:val="en-US"/>
+        </w:rPr>
+        <w:t>(</w:t>
+      </w:r>
+      <w:r>
+        <w:rPr>
+          <w:lang w:val="en-US"/>
+        </w:rPr>
+        <w:t>&lt;Symbolic Function&gt;(&lt;Các Giá Trị&gt;)</w:t>
+      </w:r>
+      <w:r>
+        <w:rPr>
+          <w:lang w:val="en-US"/>
+        </w:rPr>
+        <w:t>)</w:t>
+      </w:r>
+    </w:p>
+    <w:p>
+      <w:pPr>
+        <w:pStyle w:val="ListParagraph"/>
+        <w:numPr>
+          <w:ilvl w:val="0"/>
+          <w:numId w:val="3"/>
+        </w:numPr>
+        <w:rPr>
+          <w:lang w:val="en-US"/>
+        </w:rPr>
+      </w:pPr>
+      <w:r>
+        <w:rPr>
+          <w:lang w:val="en-US"/>
+        </w:rPr>
+        <w:t>&lt;Kết Quả&gt; sẽ là 1 biểu thức số cực chính xác không thể rút gọn hơn nữa</w:t>
+      </w:r>
+    </w:p>
+    <w:p>
+      <w:pPr>
+        <w:pStyle w:val="ListParagraph"/>
+        <w:numPr>
+          <w:ilvl w:val="0"/>
+          <w:numId w:val="3"/>
+        </w:numPr>
+        <w:rPr>
+          <w:lang w:val="en-US"/>
+        </w:rPr>
+      </w:pPr>
+      <w:r>
+        <w:rPr>
+          <w:lang w:val="en-US"/>
+        </w:rPr>
+        <w:t>Ví dụ</w:t>
+      </w:r>
+    </w:p>
+    <w:p>
+      <w:pPr>
+        <w:pStyle w:val="ListParagraph"/>
+        <w:pBdr>
+          <w:top w:val="single" w:sz="4" w:space="1" w:color="auto"/>
+          <w:left w:val="single" w:sz="4" w:space="4" w:color="auto"/>
+          <w:bottom w:val="single" w:sz="4" w:space="1" w:color="auto"/>
+          <w:right w:val="single" w:sz="4" w:space="4" w:color="auto"/>
+        </w:pBdr>
+        <w:ind w:left="1080"/>
+        <w:rPr>
+          <w:lang w:val="en-US"/>
+        </w:rPr>
+      </w:pPr>
+      <w:r>
+        <w:rPr>
+          <w:lang w:val="en-US"/>
+        </w:rPr>
+        <w:t>bar(x, y) = x + y</w:t>
+      </w:r>
+    </w:p>
+    <w:p>
+      <w:pPr>
+        <w:pStyle w:val="ListParagraph"/>
+        <w:pBdr>
+          <w:top w:val="single" w:sz="4" w:space="1" w:color="auto"/>
+          <w:left w:val="single" w:sz="4" w:space="4" w:color="auto"/>
+          <w:bottom w:val="single" w:sz="4" w:space="1" w:color="auto"/>
+          <w:right w:val="single" w:sz="4" w:space="4" w:color="auto"/>
+        </w:pBdr>
+        <w:ind w:left="1080"/>
+        <w:rPr>
+          <w:lang w:val="en-US"/>
+        </w:rPr>
+      </w:pPr>
+      <w:r>
+        <w:rPr>
+          <w:lang w:val="en-US"/>
+        </w:rPr>
+        <w:t>foo = subs(bar(1, 2))</w:t>
+      </w:r>
+    </w:p>
+    <w:p>
+      <w:pPr>
+        <w:pStyle w:val="ListParagraph"/>
+        <w:numPr>
+          <w:ilvl w:val="0"/>
+          <w:numId w:val="3"/>
+        </w:numPr>
+        <w:rPr>
+          <w:lang w:val="en-US"/>
+        </w:rPr>
+      </w:pPr>
+      <w:r>
+        <w:rPr>
+          <w:lang w:val="en-US"/>
+        </w:rPr>
+        <w:t>Ta có</w:t>
+      </w:r>
+    </w:p>
+    <w:tbl>
+      <w:tblPr>
+        <w:tblStyle w:val="TableGrid"/>
+        <w:tblW w:w="0" w:type="auto"/>
+        <w:tblInd w:w="1080" w:type="dxa"/>
+        <w:tblLook w:val="04A0" w:firstRow="1" w:lastRow="0" w:firstColumn="1" w:lastColumn="0" w:noHBand="0" w:noVBand="1"/>
+      </w:tblPr>
+      <w:tblGrid>
+        <w:gridCol w:w="4093"/>
+        <w:gridCol w:w="4069"/>
+      </w:tblGrid>
+      <w:tr>
+        <w:tc>
+          <w:tcPr>
+            <w:tcW w:w="4621" w:type="dxa"/>
+          </w:tcPr>
+          <w:p>
+            <w:pPr>
+              <w:pStyle w:val="ListParagraph"/>
+              <w:ind w:left="0"/>
+              <w:jc w:val="center"/>
+              <w:rPr>
+                <w:lang w:val="en-US"/>
+              </w:rPr>
+            </w:pPr>
+            <w:r>
+              <w:rPr>
+                <w:lang w:val="en-US"/>
+              </w:rPr>
+              <w:t>foo</w:t>
+            </w:r>
+          </w:p>
+        </w:tc>
+        <w:tc>
+          <w:tcPr>
+            <w:tcW w:w="4621" w:type="dxa"/>
+          </w:tcPr>
+          <w:p>
+            <w:pPr>
+              <w:pStyle w:val="ListParagraph"/>
+              <w:ind w:left="0"/>
+              <w:jc w:val="center"/>
+              <w:rPr>
+                <w:lang w:val="en-US"/>
+              </w:rPr>
+            </w:pPr>
+            <w:r>
+              <w:rPr>
+                <w:lang w:val="en-US"/>
+              </w:rPr>
+              <w:t>3</w:t>
+            </w:r>
+          </w:p>
+        </w:tc>
+      </w:tr>
+    </w:tbl>
+    <w:p>
+      <w:pPr>
         <w:rPr>
           <w:lang w:val="en-US"/>
         </w:rPr>
@@ -8088,6 +8285,7 @@
         <w:rPr>
           <w:lang w:val="en-US"/>
         </w:rPr>
+        <w:lastRenderedPageBreak/>
         <w:t>figure(&lt;Index&gt;)</w:t>
       </w:r>
     </w:p>
@@ -8241,7 +8439,6 @@
         <w:rPr>
           <w:lang w:val="en-US"/>
         </w:rPr>
-        <w:lastRenderedPageBreak/>
         <w:t>Chỉ Định Trạng Thái Của Subplot Hiện Tại?</w:t>
       </w:r>
     </w:p>
@@ -9105,6 +9302,7 @@
         <w:rPr>
           <w:lang w:val="en-US"/>
         </w:rPr>
+        <w:lastRenderedPageBreak/>
         <w:t>fplot(foo, bar, [3 9])</w:t>
       </w:r>
     </w:p>
@@ -9255,7 +9453,6 @@
         <w:rPr>
           <w:lang w:val="en-US"/>
         </w:rPr>
-        <w:lastRenderedPageBreak/>
         <w:t>Chú Thích Các Plot Trong Subplot Hiện Tại?</w:t>
       </w:r>
     </w:p>

--- a/matlab.docx
+++ b/matlab.docx
@@ -1174,6 +1174,30 @@
           <w:lang w:val="en-US"/>
         </w:rPr>
       </w:pPr>
+      <w:r>
+        <w:rPr>
+          <w:lang w:val="en-US"/>
+        </w:rPr>
+        <w:t>Cách Không Điền Gợi Ý?</w:t>
+      </w:r>
+    </w:p>
+    <w:p>
+      <w:pPr>
+        <w:pStyle w:val="ListParagraph"/>
+        <w:numPr>
+          <w:ilvl w:val="0"/>
+          <w:numId w:val="3"/>
+        </w:numPr>
+        <w:rPr>
+          <w:lang w:val="en-US"/>
+        </w:rPr>
+      </w:pPr>
+      <w:r>
+        <w:rPr>
+          <w:lang w:val="en-US"/>
+        </w:rPr>
+        <w:t>“Ctrl” + mũi tên phải</w:t>
+      </w:r>
     </w:p>
     <w:p>
       <w:pPr>
@@ -1231,6 +1255,7 @@
         <w:rPr>
           <w:lang w:val="en-US"/>
         </w:rPr>
+        <w:lastRenderedPageBreak/>
         <w:t>clc</w:t>
       </w:r>
     </w:p>
@@ -1249,7 +1274,6 @@
         <w:rPr>
           <w:lang w:val="en-US"/>
         </w:rPr>
-        <w:lastRenderedPageBreak/>
         <w:t xml:space="preserve">Cách Ẩn Không In Ra </w:t>
       </w:r>
       <w:r>
@@ -2101,6 +2125,7 @@
         <w:rPr>
           <w:lang w:val="en-US"/>
         </w:rPr>
+        <w:lastRenderedPageBreak/>
         <w:t>Khi câu lệnh trên chạy, thì sẽ có 1 đồng hồ chạy ngầm trong phần mềm Matlab, bắt đầu từ 0 giây</w:t>
       </w:r>
     </w:p>
@@ -2119,7 +2144,6 @@
         <w:rPr>
           <w:lang w:val="en-US"/>
         </w:rPr>
-        <w:lastRenderedPageBreak/>
         <w:t>Để in giá trị từ đồng hồ tại thời điểm hiện tại</w:t>
       </w:r>
     </w:p>
@@ -2804,7 +2828,6 @@
         <w:rPr>
           <w:lang w:val="en-US"/>
         </w:rPr>
-        <w:lastRenderedPageBreak/>
         <w:t>Function – Hàm:</w:t>
       </w:r>
     </w:p>
@@ -3769,7 +3792,6 @@
         <w:rPr>
           <w:lang w:val="en-US"/>
         </w:rPr>
-        <w:lastRenderedPageBreak/>
         <w:t>Condition – Điều Kiện:</w:t>
       </w:r>
     </w:p>
@@ -4475,6 +4497,7 @@
         <w:rPr>
           <w:lang w:val="en-US"/>
         </w:rPr>
+        <w:lastRenderedPageBreak/>
         <w:t>&lt;Ma trận&gt; = [&lt;Hàng 1&gt; ; &lt;Hàng 2&gt; ; … ; &lt;Hàng Cuối&gt;]</w:t>
       </w:r>
     </w:p>
@@ -4493,7 +4516,6 @@
         <w:rPr>
           <w:lang w:val="en-US"/>
         </w:rPr>
-        <w:lastRenderedPageBreak/>
         <w:t xml:space="preserve">Các giá trị trong hàng ngăn cách nhau bởi </w:t>
       </w:r>
       <w:r>
@@ -5405,6 +5427,7 @@
         <w:rPr>
           <w:lang w:val="en-US"/>
         </w:rPr>
+        <w:lastRenderedPageBreak/>
         <w:t>&lt;Ma Trận&gt; = linspace(&lt;Start&gt;, &lt;End&gt;, &lt;Số Phần Tử&gt;)</w:t>
       </w:r>
     </w:p>
@@ -5455,7 +5478,6 @@
               <w:rPr>
                 <w:lang w:val="en-US"/>
               </w:rPr>
-              <w:lastRenderedPageBreak/>
               <w:t>&lt;Số Phần Tử&gt;</w:t>
             </w:r>
           </w:p>
@@ -6363,6 +6385,7 @@
         <w:rPr>
           <w:lang w:val="en-US"/>
         </w:rPr>
+        <w:lastRenderedPageBreak/>
         <w:t>Ví dụ</w:t>
       </w:r>
     </w:p>
@@ -6402,7 +6425,6 @@
         <w:rPr>
           <w:lang w:val="en-US"/>
         </w:rPr>
-        <w:lastRenderedPageBreak/>
         <w:t>Ta có</w:t>
       </w:r>
     </w:p>
@@ -7310,6 +7332,7 @@
         <w:rPr>
           <w:lang w:val="en-US"/>
         </w:rPr>
+        <w:lastRenderedPageBreak/>
         <w:t>Để tạo 1 Symbolic Function mà khi in ra là tên của hàm luôn, đồng thời tạo các Symbol đối số luôn</w:t>
       </w:r>
     </w:p>
@@ -7349,7 +7372,6 @@
         <w:rPr>
           <w:lang w:val="en-US"/>
         </w:rPr>
-        <w:lastRenderedPageBreak/>
         <w:t>Ví dụ</w:t>
       </w:r>
     </w:p>
@@ -8240,6 +8262,7 @@
         <w:rPr>
           <w:lang w:val="en-US"/>
         </w:rPr>
+        <w:lastRenderedPageBreak/>
         <w:t>Y chang Matplotlib nhưng các Figure chạy song song và không làm tạm dừng chương trình, đồng thời có thể qua lại giữa các Figure</w:t>
       </w:r>
       <w:r>
@@ -8285,7 +8308,6 @@
         <w:rPr>
           <w:lang w:val="en-US"/>
         </w:rPr>
-        <w:lastRenderedPageBreak/>
         <w:t>figure(&lt;Index&gt;)</w:t>
       </w:r>
     </w:p>
@@ -9239,6 +9261,7 @@
         <w:rPr>
           <w:lang w:val="en-US"/>
         </w:rPr>
+        <w:lastRenderedPageBreak/>
         <w:t>syms foo bar t</w:t>
       </w:r>
     </w:p>
@@ -9302,7 +9325,6 @@
         <w:rPr>
           <w:lang w:val="en-US"/>
         </w:rPr>
-        <w:lastRenderedPageBreak/>
         <w:t>fplot(foo, bar, [3 9])</w:t>
       </w:r>
     </w:p>

--- a/matlab.docx
+++ b/matlab.docx
@@ -1178,25 +1178,67 @@
         <w:rPr>
           <w:lang w:val="en-US"/>
         </w:rPr>
-        <w:t>Cách Không Điền Gợi Ý?</w:t>
-      </w:r>
-    </w:p>
-    <w:p>
-      <w:pPr>
-        <w:pStyle w:val="ListParagraph"/>
-        <w:numPr>
-          <w:ilvl w:val="0"/>
-          <w:numId w:val="3"/>
-        </w:numPr>
-        <w:rPr>
-          <w:lang w:val="en-US"/>
-        </w:rPr>
-      </w:pPr>
-      <w:r>
-        <w:rPr>
-          <w:lang w:val="en-US"/>
-        </w:rPr>
-        <w:t>“Ctrl” + mũi tên phải</w:t>
+        <w:t>Bật Tắt Chức Năng Gợi Ý Từ?</w:t>
+      </w:r>
+    </w:p>
+    <w:p>
+      <w:pPr>
+        <w:pStyle w:val="ListParagraph"/>
+        <w:numPr>
+          <w:ilvl w:val="0"/>
+          <w:numId w:val="3"/>
+        </w:numPr>
+        <w:rPr>
+          <w:lang w:val="en-US"/>
+        </w:rPr>
+      </w:pPr>
+      <w:r>
+        <w:rPr>
+          <w:lang w:val="en-US"/>
+        </w:rPr>
+        <w:t>Để tắt</w:t>
+      </w:r>
+    </w:p>
+    <w:p>
+      <w:pPr>
+        <w:pStyle w:val="ListParagraph"/>
+        <w:numPr>
+          <w:ilvl w:val="0"/>
+          <w:numId w:val="3"/>
+        </w:numPr>
+        <w:rPr>
+          <w:lang w:val="en-US"/>
+        </w:rPr>
+      </w:pPr>
+      <w:r>
+        <w:rPr>
+          <w:lang w:val="en-US"/>
+        </w:rPr>
+        <w:t>Vào Tab “HOME” + tại mục “ENVIRONMENT” + Click biểu tượng “Preferences” + vào mục “MATLAB” + vào mục “Keyboard” + bên phải tại mục “Suggestions and completions” + tại mục “Live Editor and App Designer” + chọn “Show on tab”</w:t>
+      </w:r>
+      <w:r>
+        <w:rPr>
+          <w:lang w:val="en-US"/>
+        </w:rPr>
+        <w:t xml:space="preserve"> + Click “OK”</w:t>
+      </w:r>
+    </w:p>
+    <w:p>
+      <w:pPr>
+        <w:pStyle w:val="ListParagraph"/>
+        <w:numPr>
+          <w:ilvl w:val="0"/>
+          <w:numId w:val="3"/>
+        </w:numPr>
+        <w:rPr>
+          <w:lang w:val="en-US"/>
+        </w:rPr>
+      </w:pPr>
+      <w:r>
+        <w:rPr>
+          <w:lang w:val="en-US"/>
+        </w:rPr>
+        <w:t>Để bật thì thay vì chọn “Show on tab” thì chọn “Show automatically”</w:t>
       </w:r>
     </w:p>
     <w:p>
@@ -1255,7 +1297,6 @@
         <w:rPr>
           <w:lang w:val="en-US"/>
         </w:rPr>
-        <w:lastRenderedPageBreak/>
         <w:t>clc</w:t>
       </w:r>
     </w:p>
@@ -2038,6 +2079,7 @@
         <w:rPr>
           <w:lang w:val="en-US"/>
         </w:rPr>
+        <w:lastRenderedPageBreak/>
         <w:t>disp(</w:t>
       </w:r>
       <w:r>
@@ -2125,7 +2167,6 @@
         <w:rPr>
           <w:lang w:val="en-US"/>
         </w:rPr>
-        <w:lastRenderedPageBreak/>
         <w:t>Khi câu lệnh trên chạy, thì sẽ có 1 đồng hồ chạy ngầm trong phần mềm Matlab, bắt đầu từ 0 giây</w:t>
       </w:r>
     </w:p>
@@ -2757,6 +2798,7 @@
         <w:rPr>
           <w:lang w:val="en-US"/>
         </w:rPr>
+        <w:lastRenderedPageBreak/>
         <w:t>~=</w:t>
       </w:r>
     </w:p>
@@ -3721,6 +3763,7 @@
         <w:rPr>
           <w:lang w:val="en-US"/>
         </w:rPr>
+        <w:lastRenderedPageBreak/>
         <w:t>Cơ chế là cho biến chạy từ &lt;Cận Dưới&gt; tới &lt;Cận Trên&gt; rồi tính từng giá trị hàm trả về để tìm &lt;X Min&gt; là giá trị biến cho giá trị nhỏ nhất</w:t>
       </w:r>
     </w:p>
@@ -4384,6 +4427,7 @@
         <w:rPr>
           <w:lang w:val="en-US"/>
         </w:rPr>
+        <w:lastRenderedPageBreak/>
         <w:t>Ta có</w:t>
       </w:r>
     </w:p>
@@ -4497,778 +4541,778 @@
         <w:rPr>
           <w:lang w:val="en-US"/>
         </w:rPr>
+        <w:t>&lt;Ma trận&gt; = [&lt;Hàng 1&gt; ; &lt;Hàng 2&gt; ; … ; &lt;Hàng Cuối&gt;]</w:t>
+      </w:r>
+    </w:p>
+    <w:p>
+      <w:pPr>
+        <w:pStyle w:val="ListParagraph"/>
+        <w:numPr>
+          <w:ilvl w:val="0"/>
+          <w:numId w:val="3"/>
+        </w:numPr>
+        <w:rPr>
+          <w:lang w:val="en-US"/>
+        </w:rPr>
+      </w:pPr>
+      <w:r>
+        <w:rPr>
+          <w:lang w:val="en-US"/>
+        </w:rPr>
+        <w:t xml:space="preserve">Các giá trị trong hàng ngăn cách nhau bởi </w:t>
+      </w:r>
+      <w:r>
+        <w:rPr>
+          <w:lang w:val="en-US"/>
+        </w:rPr>
+        <w:t>dấu cách</w:t>
+      </w:r>
+    </w:p>
+    <w:p>
+      <w:pPr>
+        <w:pStyle w:val="ListParagraph"/>
+        <w:numPr>
+          <w:ilvl w:val="0"/>
+          <w:numId w:val="3"/>
+        </w:numPr>
+        <w:rPr>
+          <w:lang w:val="en-US"/>
+        </w:rPr>
+      </w:pPr>
+      <w:r>
+        <w:rPr>
+          <w:lang w:val="en-US"/>
+        </w:rPr>
+        <w:t>Ví dụ</w:t>
+      </w:r>
+    </w:p>
+    <w:p>
+      <w:pPr>
+        <w:pStyle w:val="ListParagraph"/>
+        <w:pBdr>
+          <w:top w:val="single" w:sz="4" w:space="1" w:color="auto"/>
+          <w:left w:val="single" w:sz="4" w:space="4" w:color="auto"/>
+          <w:bottom w:val="single" w:sz="4" w:space="1" w:color="auto"/>
+          <w:right w:val="single" w:sz="4" w:space="4" w:color="auto"/>
+        </w:pBdr>
+        <w:ind w:left="1080"/>
+        <w:rPr>
+          <w:lang w:val="en-US"/>
+        </w:rPr>
+      </w:pPr>
+      <w:r>
+        <w:rPr>
+          <w:lang w:val="en-US"/>
+        </w:rPr>
+        <w:t>M = [1 2 3 ; 4 5 6 ; 7 8 9]</w:t>
+      </w:r>
+    </w:p>
+    <w:p>
+      <w:pPr>
+        <w:pStyle w:val="ListParagraph"/>
+        <w:numPr>
+          <w:ilvl w:val="0"/>
+          <w:numId w:val="3"/>
+        </w:numPr>
+        <w:rPr>
+          <w:lang w:val="en-US"/>
+        </w:rPr>
+      </w:pPr>
+      <w:r>
+        <w:rPr>
+          <w:lang w:val="en-US"/>
+        </w:rPr>
+        <w:t>Nếu 1 phần tử là String thì toàn bộ phần tử sẽ chuyển sang String</w:t>
+      </w:r>
+    </w:p>
+    <w:p>
+      <w:pPr>
+        <w:pStyle w:val="ListParagraph"/>
+        <w:numPr>
+          <w:ilvl w:val="0"/>
+          <w:numId w:val="4"/>
+        </w:numPr>
+        <w:rPr>
+          <w:lang w:val="en-US"/>
+        </w:rPr>
+      </w:pPr>
+      <w:r>
+        <w:rPr>
+          <w:lang w:val="en-US"/>
+        </w:rPr>
+        <w:t xml:space="preserve">Trả Về Bản Copy 1 </w:t>
+      </w:r>
+      <w:r>
+        <w:rPr>
+          <w:lang w:val="en-US"/>
+        </w:rPr>
+        <w:t>Hàng Của 1 Ma Trận?</w:t>
+      </w:r>
+    </w:p>
+    <w:p>
+      <w:pPr>
+        <w:pStyle w:val="ListParagraph"/>
+        <w:pBdr>
+          <w:top w:val="single" w:sz="4" w:space="1" w:color="auto"/>
+          <w:left w:val="single" w:sz="4" w:space="4" w:color="auto"/>
+          <w:bottom w:val="single" w:sz="4" w:space="1" w:color="auto"/>
+          <w:right w:val="single" w:sz="4" w:space="4" w:color="auto"/>
+        </w:pBdr>
+        <w:ind w:left="1080"/>
+        <w:rPr>
+          <w:lang w:val="en-US"/>
+        </w:rPr>
+      </w:pPr>
+      <w:r>
+        <w:rPr>
+          <w:lang w:val="en-US"/>
+        </w:rPr>
+        <w:t>&lt;Hàng&gt; = &lt;Ma Trận&gt;(&lt;Index Hàng&gt;, :)</w:t>
+      </w:r>
+    </w:p>
+    <w:p>
+      <w:pPr>
+        <w:pStyle w:val="ListParagraph"/>
+        <w:numPr>
+          <w:ilvl w:val="0"/>
+          <w:numId w:val="3"/>
+        </w:numPr>
+        <w:rPr>
+          <w:lang w:val="en-US"/>
+        </w:rPr>
+      </w:pPr>
+      <w:r>
+        <w:rPr>
+          <w:lang w:val="en-US"/>
+        </w:rPr>
+        <w:t>&lt;Hàng&gt; là ma trận có 1 hàng</w:t>
+      </w:r>
+    </w:p>
+    <w:p>
+      <w:pPr>
+        <w:pStyle w:val="ListParagraph"/>
+        <w:numPr>
+          <w:ilvl w:val="0"/>
+          <w:numId w:val="4"/>
+        </w:numPr>
+        <w:rPr>
+          <w:lang w:val="en-US"/>
+        </w:rPr>
+      </w:pPr>
+      <w:r>
+        <w:rPr>
+          <w:lang w:val="en-US"/>
+        </w:rPr>
+        <w:t xml:space="preserve">Trả Về Bản Copy </w:t>
+      </w:r>
+      <w:r>
+        <w:rPr>
+          <w:lang w:val="en-US"/>
+        </w:rPr>
+        <w:t>Cột Của 1 Ma Trận?</w:t>
+      </w:r>
+    </w:p>
+    <w:p>
+      <w:pPr>
+        <w:pStyle w:val="ListParagraph"/>
+        <w:pBdr>
+          <w:top w:val="single" w:sz="4" w:space="1" w:color="auto"/>
+          <w:left w:val="single" w:sz="4" w:space="4" w:color="auto"/>
+          <w:bottom w:val="single" w:sz="4" w:space="1" w:color="auto"/>
+          <w:right w:val="single" w:sz="4" w:space="4" w:color="auto"/>
+        </w:pBdr>
+        <w:ind w:left="1080"/>
+        <w:rPr>
+          <w:lang w:val="en-US"/>
+        </w:rPr>
+      </w:pPr>
+      <w:r>
+        <w:rPr>
+          <w:lang w:val="en-US"/>
+        </w:rPr>
+        <w:t>&lt;Cột&gt; = &lt;Ma Trận&gt;(:, &lt;Index Cột&gt;)</w:t>
+      </w:r>
+    </w:p>
+    <w:p>
+      <w:pPr>
+        <w:pStyle w:val="ListParagraph"/>
+        <w:numPr>
+          <w:ilvl w:val="0"/>
+          <w:numId w:val="3"/>
+        </w:numPr>
+        <w:rPr>
+          <w:lang w:val="en-US"/>
+        </w:rPr>
+      </w:pPr>
+      <w:r>
+        <w:rPr>
+          <w:lang w:val="en-US"/>
+        </w:rPr>
+        <w:t>&lt;Cột&gt; là ma trận có 1 cột</w:t>
+      </w:r>
+    </w:p>
+    <w:p>
+      <w:pPr>
+        <w:pStyle w:val="ListParagraph"/>
+        <w:numPr>
+          <w:ilvl w:val="0"/>
+          <w:numId w:val="4"/>
+        </w:numPr>
+        <w:rPr>
+          <w:lang w:val="en-US"/>
+        </w:rPr>
+      </w:pPr>
+      <w:r>
+        <w:rPr>
+          <w:lang w:val="en-US"/>
+        </w:rPr>
+        <w:t>Tr</w:t>
+      </w:r>
+      <w:r>
+        <w:rPr>
+          <w:lang w:val="en-US"/>
+        </w:rPr>
+        <w:t xml:space="preserve">ả Về Bản Copy 1 </w:t>
+      </w:r>
+      <w:r>
+        <w:rPr>
+          <w:lang w:val="en-US"/>
+        </w:rPr>
+        <w:t xml:space="preserve">Phần Tử Của </w:t>
+      </w:r>
+      <w:r>
+        <w:rPr>
+          <w:lang w:val="en-US"/>
+        </w:rPr>
+        <w:t xml:space="preserve">1 </w:t>
+      </w:r>
+      <w:r>
+        <w:rPr>
+          <w:lang w:val="en-US"/>
+        </w:rPr>
+        <w:t>Ma Trận</w:t>
+      </w:r>
+      <w:r>
+        <w:rPr>
+          <w:lang w:val="en-US"/>
+        </w:rPr>
+        <w:t>?</w:t>
+      </w:r>
+    </w:p>
+    <w:p>
+      <w:pPr>
+        <w:pStyle w:val="ListParagraph"/>
+        <w:pBdr>
+          <w:top w:val="single" w:sz="4" w:space="1" w:color="auto"/>
+          <w:left w:val="single" w:sz="4" w:space="4" w:color="auto"/>
+          <w:bottom w:val="single" w:sz="4" w:space="1" w:color="auto"/>
+          <w:right w:val="single" w:sz="4" w:space="4" w:color="auto"/>
+        </w:pBdr>
+        <w:ind w:left="1080"/>
+        <w:rPr>
+          <w:lang w:val="en-US"/>
+        </w:rPr>
+      </w:pPr>
+      <w:r>
+        <w:rPr>
+          <w:lang w:val="en-US"/>
+        </w:rPr>
+        <w:t>&lt;Ma Trận&gt;(&lt;Index Hàng&gt;, &lt;Index Cột&gt;)</w:t>
+      </w:r>
+    </w:p>
+    <w:p>
+      <w:pPr>
+        <w:pStyle w:val="ListParagraph"/>
+        <w:numPr>
+          <w:ilvl w:val="0"/>
+          <w:numId w:val="3"/>
+        </w:numPr>
+        <w:rPr>
+          <w:lang w:val="en-US"/>
+        </w:rPr>
+      </w:pPr>
+      <w:r>
+        <w:rPr>
+          <w:lang w:val="en-US"/>
+        </w:rPr>
+        <w:t xml:space="preserve">Để truy cập sử dụng &lt;Số Thứ Tự&gt; của </w:t>
+      </w:r>
+      <w:r>
+        <w:rPr>
+          <w:lang w:val="en-US"/>
+        </w:rPr>
+        <w:t>phần tử</w:t>
+      </w:r>
+      <w:r>
+        <w:rPr>
+          <w:lang w:val="en-US"/>
+        </w:rPr>
+        <w:t>, &lt;Số Thứ Tự&gt; được đánh từ trái qua phải từ trên xuống dưới, bắt đầu từ 1</w:t>
+      </w:r>
+    </w:p>
+    <w:p>
+      <w:pPr>
+        <w:pStyle w:val="ListParagraph"/>
+        <w:pBdr>
+          <w:top w:val="single" w:sz="4" w:space="1" w:color="auto"/>
+          <w:left w:val="single" w:sz="4" w:space="4" w:color="auto"/>
+          <w:bottom w:val="single" w:sz="4" w:space="1" w:color="auto"/>
+          <w:right w:val="single" w:sz="4" w:space="4" w:color="auto"/>
+        </w:pBdr>
+        <w:ind w:left="1080"/>
+        <w:rPr>
+          <w:lang w:val="en-US"/>
+        </w:rPr>
+      </w:pPr>
+      <w:r>
+        <w:rPr>
+          <w:lang w:val="en-US"/>
+        </w:rPr>
+        <w:t>&lt;Ma Trận&gt;(&lt;Số Thứ Tự&gt;)</w:t>
+      </w:r>
+    </w:p>
+    <w:p>
+      <w:pPr>
+        <w:pStyle w:val="ListParagraph"/>
+        <w:numPr>
+          <w:ilvl w:val="0"/>
+          <w:numId w:val="3"/>
+        </w:numPr>
+        <w:rPr>
+          <w:lang w:val="en-US"/>
+        </w:rPr>
+      </w:pPr>
+      <w:r>
+        <w:rPr>
+          <w:lang w:val="en-US"/>
+        </w:rPr>
+        <w:t>Để trả về phần tử có &lt;Số Thứ Tự&gt; lớn nhất, hay cuối cùng</w:t>
+      </w:r>
+    </w:p>
+    <w:p>
+      <w:pPr>
+        <w:pStyle w:val="ListParagraph"/>
+        <w:pBdr>
+          <w:top w:val="single" w:sz="4" w:space="1" w:color="auto"/>
+          <w:left w:val="single" w:sz="4" w:space="4" w:color="auto"/>
+          <w:bottom w:val="single" w:sz="4" w:space="1" w:color="auto"/>
+          <w:right w:val="single" w:sz="4" w:space="4" w:color="auto"/>
+        </w:pBdr>
+        <w:ind w:left="1080"/>
+        <w:rPr>
+          <w:lang w:val="en-US"/>
+        </w:rPr>
+      </w:pPr>
+      <w:r>
+        <w:rPr>
+          <w:lang w:val="en-US"/>
+        </w:rPr>
+        <w:t>&lt;Ma Trận&gt;(end)</w:t>
+      </w:r>
+    </w:p>
+    <w:p>
+      <w:pPr>
+        <w:pStyle w:val="ListParagraph"/>
+        <w:numPr>
+          <w:ilvl w:val="0"/>
+          <w:numId w:val="4"/>
+        </w:numPr>
+        <w:rPr>
+          <w:lang w:val="en-US"/>
+        </w:rPr>
+      </w:pPr>
+      <w:r>
+        <w:rPr>
+          <w:lang w:val="en-US"/>
+        </w:rPr>
+        <w:t>Tạo 1 Ma Trận Với Giá Trị Ngẫu Nhiên Từ Phân Phối Đều Liên Tục Trong Khoảng Từ 0 Đến 1?</w:t>
+      </w:r>
+    </w:p>
+    <w:p>
+      <w:pPr>
+        <w:pStyle w:val="ListParagraph"/>
+        <w:pBdr>
+          <w:top w:val="single" w:sz="4" w:space="1" w:color="auto"/>
+          <w:left w:val="single" w:sz="4" w:space="4" w:color="auto"/>
+          <w:bottom w:val="single" w:sz="4" w:space="1" w:color="auto"/>
+          <w:right w:val="single" w:sz="4" w:space="4" w:color="auto"/>
+        </w:pBdr>
+        <w:ind w:left="1080"/>
+        <w:rPr>
+          <w:lang w:val="en-US"/>
+        </w:rPr>
+      </w:pPr>
+      <w:r>
+        <w:rPr>
+          <w:lang w:val="en-US"/>
+        </w:rPr>
+        <w:t>&lt;Ma Trận&gt; = rand(&lt;Số Dòng&gt;, &lt;Số Cột&gt;)</w:t>
+      </w:r>
+    </w:p>
+    <w:p>
+      <w:pPr>
+        <w:pStyle w:val="ListParagraph"/>
+        <w:numPr>
+          <w:ilvl w:val="0"/>
+          <w:numId w:val="4"/>
+        </w:numPr>
+        <w:rPr>
+          <w:lang w:val="en-US"/>
+        </w:rPr>
+      </w:pPr>
+    </w:p>
+    <w:p>
+      <w:pPr>
+        <w:pStyle w:val="ListParagraph"/>
+        <w:numPr>
+          <w:ilvl w:val="0"/>
+          <w:numId w:val="4"/>
+        </w:numPr>
+        <w:rPr>
+          <w:lang w:val="en-US"/>
+        </w:rPr>
+      </w:pPr>
+      <w:r>
+        <w:rPr>
+          <w:lang w:val="en-US"/>
+        </w:rPr>
+        <w:t>Trả Về Chuyển Vị Của Ma Trận?</w:t>
+      </w:r>
+    </w:p>
+    <w:p>
+      <w:pPr>
+        <w:pStyle w:val="ListParagraph"/>
+        <w:pBdr>
+          <w:top w:val="single" w:sz="4" w:space="1" w:color="auto"/>
+          <w:left w:val="single" w:sz="4" w:space="4" w:color="auto"/>
+          <w:bottom w:val="single" w:sz="4" w:space="1" w:color="auto"/>
+          <w:right w:val="single" w:sz="4" w:space="4" w:color="auto"/>
+        </w:pBdr>
+        <w:ind w:left="1080"/>
+        <w:rPr>
+          <w:lang w:val="en-US"/>
+        </w:rPr>
+      </w:pPr>
+      <w:r>
+        <w:rPr>
+          <w:lang w:val="en-US"/>
+        </w:rPr>
+        <w:t>&lt;Ma Trận&gt;.’</w:t>
+      </w:r>
+    </w:p>
+    <w:p>
+      <w:pPr>
+        <w:pStyle w:val="ListParagraph"/>
+        <w:numPr>
+          <w:ilvl w:val="0"/>
+          <w:numId w:val="4"/>
+        </w:numPr>
+        <w:rPr>
+          <w:lang w:val="en-US"/>
+        </w:rPr>
+      </w:pPr>
+      <w:r>
+        <w:rPr>
+          <w:lang w:val="en-US"/>
+        </w:rPr>
+        <w:t xml:space="preserve">Trả Về Chuyển Vị </w:t>
+      </w:r>
+      <w:r>
+        <w:rPr>
+          <w:lang w:val="en-US"/>
+        </w:rPr>
+        <w:t xml:space="preserve">Liên Hợp Phức </w:t>
+      </w:r>
+      <w:r>
+        <w:rPr>
+          <w:lang w:val="en-US"/>
+        </w:rPr>
+        <w:t>Của Ma Trận?</w:t>
+      </w:r>
+    </w:p>
+    <w:p>
+      <w:pPr>
+        <w:pStyle w:val="ListParagraph"/>
+        <w:pBdr>
+          <w:top w:val="single" w:sz="4" w:space="1" w:color="auto"/>
+          <w:left w:val="single" w:sz="4" w:space="4" w:color="auto"/>
+          <w:bottom w:val="single" w:sz="4" w:space="1" w:color="auto"/>
+          <w:right w:val="single" w:sz="4" w:space="4" w:color="auto"/>
+        </w:pBdr>
+        <w:ind w:left="1080"/>
+        <w:rPr>
+          <w:lang w:val="en-US"/>
+        </w:rPr>
+      </w:pPr>
+      <w:r>
+        <w:rPr>
+          <w:lang w:val="en-US"/>
+        </w:rPr>
+        <w:t>&lt;Ma Trận&gt;’</w:t>
+      </w:r>
+    </w:p>
+    <w:p>
+      <w:pPr>
+        <w:pStyle w:val="ListParagraph"/>
+        <w:numPr>
+          <w:ilvl w:val="0"/>
+          <w:numId w:val="4"/>
+        </w:numPr>
+        <w:rPr>
+          <w:lang w:val="en-US"/>
+        </w:rPr>
+      </w:pPr>
+      <w:r>
+        <w:rPr>
+          <w:lang w:val="en-US"/>
+        </w:rPr>
+        <w:t>Trả Về Dạng Hàng Bậc Thang Rút Gọn Của Ma Trận?</w:t>
+      </w:r>
+    </w:p>
+    <w:p>
+      <w:pPr>
+        <w:pStyle w:val="ListParagraph"/>
+        <w:pBdr>
+          <w:top w:val="single" w:sz="4" w:space="1" w:color="auto"/>
+          <w:left w:val="single" w:sz="4" w:space="4" w:color="auto"/>
+          <w:bottom w:val="single" w:sz="4" w:space="1" w:color="auto"/>
+          <w:right w:val="single" w:sz="4" w:space="4" w:color="auto"/>
+        </w:pBdr>
+        <w:ind w:left="1080"/>
+        <w:rPr>
+          <w:lang w:val="en-US"/>
+        </w:rPr>
+      </w:pPr>
+      <w:r>
+        <w:rPr>
+          <w:lang w:val="en-US"/>
+        </w:rPr>
+        <w:t>rref(&lt;Ma Trận&gt;)</w:t>
+      </w:r>
+    </w:p>
+    <w:p>
+      <w:pPr>
+        <w:pStyle w:val="ListParagraph"/>
+        <w:numPr>
+          <w:ilvl w:val="0"/>
+          <w:numId w:val="4"/>
+        </w:numPr>
+        <w:rPr>
+          <w:lang w:val="en-US"/>
+        </w:rPr>
+      </w:pPr>
+      <w:r>
+        <w:rPr>
+          <w:lang w:val="en-US"/>
+        </w:rPr>
+        <w:t>Trả Về Eigen Vector Và Eigen Value Của Ma Trận?</w:t>
+      </w:r>
+    </w:p>
+    <w:p>
+      <w:pPr>
+        <w:pStyle w:val="ListParagraph"/>
+        <w:pBdr>
+          <w:top w:val="single" w:sz="4" w:space="1" w:color="auto"/>
+          <w:left w:val="single" w:sz="4" w:space="4" w:color="auto"/>
+          <w:bottom w:val="single" w:sz="4" w:space="1" w:color="auto"/>
+          <w:right w:val="single" w:sz="4" w:space="4" w:color="auto"/>
+        </w:pBdr>
+        <w:ind w:left="1080"/>
+        <w:rPr>
+          <w:lang w:val="en-US"/>
+        </w:rPr>
+      </w:pPr>
+      <w:r>
+        <w:rPr>
+          <w:lang w:val="en-US"/>
+        </w:rPr>
+        <w:t>[&lt;Eigen Vector&gt;, &lt;Eigen Value&gt;] = eig(&lt;Ma Trận&gt;)</w:t>
+      </w:r>
+    </w:p>
+    <w:p>
+      <w:pPr>
+        <w:pStyle w:val="ListParagraph"/>
+        <w:numPr>
+          <w:ilvl w:val="0"/>
+          <w:numId w:val="3"/>
+        </w:numPr>
+        <w:rPr>
+          <w:lang w:val="en-US"/>
+        </w:rPr>
+      </w:pPr>
+      <w:r>
+        <w:rPr>
+          <w:lang w:val="en-US"/>
+        </w:rPr>
+        <w:t>&lt;Eigen Vector&gt; là 1 ma trận mà các cột của nó là Eigen Vector của &lt;Ma Trận&gt;</w:t>
+      </w:r>
+      <w:r>
+        <w:rPr>
+          <w:lang w:val="en-US"/>
+        </w:rPr>
+        <w:t>, các Eigen Vector này có độ dài = 1</w:t>
+      </w:r>
+    </w:p>
+    <w:p>
+      <w:pPr>
+        <w:pStyle w:val="ListParagraph"/>
+        <w:numPr>
+          <w:ilvl w:val="0"/>
+          <w:numId w:val="3"/>
+        </w:numPr>
+        <w:rPr>
+          <w:lang w:val="en-US"/>
+        </w:rPr>
+      </w:pPr>
+      <w:r>
+        <w:rPr>
+          <w:lang w:val="en-US"/>
+        </w:rPr>
+        <w:t>&lt;Eigen Value&gt; là 1 ma trận đường chéo mà giá trị trên đường chéo chính của nó là Eigen Value tương ứng với mỗi Eigen Vector</w:t>
+      </w:r>
+    </w:p>
+    <w:p>
+      <w:pPr>
+        <w:pStyle w:val="ListParagraph"/>
+        <w:numPr>
+          <w:ilvl w:val="0"/>
+          <w:numId w:val="4"/>
+        </w:numPr>
+        <w:rPr>
+          <w:lang w:val="en-US"/>
+        </w:rPr>
+      </w:pPr>
+      <w:r>
+        <w:rPr>
+          <w:lang w:val="en-US"/>
+        </w:rPr>
+        <w:t>Tạo Ma Trận Chỉ Có 1 Hàng Và Là Cấp Số Cộng Với Công Sai = 1?</w:t>
+      </w:r>
+    </w:p>
+    <w:p>
+      <w:pPr>
+        <w:pStyle w:val="ListParagraph"/>
+        <w:pBdr>
+          <w:top w:val="single" w:sz="4" w:space="1" w:color="auto"/>
+          <w:left w:val="single" w:sz="4" w:space="4" w:color="auto"/>
+          <w:bottom w:val="single" w:sz="4" w:space="1" w:color="auto"/>
+          <w:right w:val="single" w:sz="4" w:space="4" w:color="auto"/>
+        </w:pBdr>
+        <w:ind w:left="1080"/>
+        <w:rPr>
+          <w:lang w:val="en-US"/>
+        </w:rPr>
+      </w:pPr>
+      <w:r>
+        <w:rPr>
+          <w:lang w:val="en-US"/>
+        </w:rPr>
+        <w:t>&lt;Ma Trận&gt; = &lt;</w:t>
+      </w:r>
+      <w:r>
+        <w:rPr>
+          <w:lang w:val="en-US"/>
+        </w:rPr>
+        <w:t>Start</w:t>
+      </w:r>
+      <w:r>
+        <w:rPr>
+          <w:lang w:val="en-US"/>
+        </w:rPr>
+        <w:t>&gt;:&lt;</w:t>
+      </w:r>
+      <w:r>
+        <w:rPr>
+          <w:lang w:val="en-US"/>
+        </w:rPr>
+        <w:t>End</w:t>
+      </w:r>
+      <w:r>
+        <w:rPr>
+          <w:lang w:val="en-US"/>
+        </w:rPr>
+        <w:t>&gt;</w:t>
+      </w:r>
+    </w:p>
+    <w:p>
+      <w:pPr>
+        <w:pStyle w:val="ListParagraph"/>
+        <w:numPr>
+          <w:ilvl w:val="0"/>
+          <w:numId w:val="3"/>
+        </w:numPr>
+        <w:rPr>
+          <w:lang w:val="en-US"/>
+        </w:rPr>
+      </w:pPr>
+      <w:r>
+        <w:rPr>
+          <w:lang w:val="en-US"/>
+        </w:rPr>
+        <w:t>Phần tử đầu tiên = &lt;</w:t>
+      </w:r>
+      <w:r>
+        <w:rPr>
+          <w:lang w:val="en-US"/>
+        </w:rPr>
+        <w:t>Start</w:t>
+      </w:r>
+      <w:r>
+        <w:rPr>
+          <w:lang w:val="en-US"/>
+        </w:rPr>
+        <w:t>&gt;, tăng dần sao cho không vượt quá &lt;</w:t>
+      </w:r>
+      <w:r>
+        <w:rPr>
+          <w:lang w:val="en-US"/>
+        </w:rPr>
+        <w:t>End</w:t>
+      </w:r>
+      <w:r>
+        <w:rPr>
+          <w:lang w:val="en-US"/>
+        </w:rPr>
+        <w:t>&gt;</w:t>
+      </w:r>
+    </w:p>
+    <w:p>
+      <w:pPr>
+        <w:pStyle w:val="ListParagraph"/>
+        <w:numPr>
+          <w:ilvl w:val="0"/>
+          <w:numId w:val="3"/>
+        </w:numPr>
+        <w:rPr>
+          <w:lang w:val="en-US"/>
+        </w:rPr>
+      </w:pPr>
+      <w:r>
+        <w:rPr>
+          <w:lang w:val="en-US"/>
+        </w:rPr>
+        <w:t>Ví dụ</w:t>
+      </w:r>
+    </w:p>
+    <w:p>
+      <w:pPr>
+        <w:pStyle w:val="ListParagraph"/>
+        <w:pBdr>
+          <w:top w:val="single" w:sz="4" w:space="1" w:color="auto"/>
+          <w:left w:val="single" w:sz="4" w:space="4" w:color="auto"/>
+          <w:bottom w:val="single" w:sz="4" w:space="1" w:color="auto"/>
+          <w:right w:val="single" w:sz="4" w:space="4" w:color="auto"/>
+        </w:pBdr>
+        <w:ind w:left="1080"/>
+        <w:rPr>
+          <w:lang w:val="en-US"/>
+        </w:rPr>
+      </w:pPr>
+      <w:r>
+        <w:rPr>
+          <w:lang w:val="en-US"/>
+        </w:rPr>
         <w:lastRenderedPageBreak/>
-        <w:t>&lt;Ma trận&gt; = [&lt;Hàng 1&gt; ; &lt;Hàng 2&gt; ; … ; &lt;Hàng Cuối&gt;]</w:t>
-      </w:r>
-    </w:p>
-    <w:p>
-      <w:pPr>
-        <w:pStyle w:val="ListParagraph"/>
-        <w:numPr>
-          <w:ilvl w:val="0"/>
-          <w:numId w:val="3"/>
-        </w:numPr>
-        <w:rPr>
-          <w:lang w:val="en-US"/>
-        </w:rPr>
-      </w:pPr>
-      <w:r>
-        <w:rPr>
-          <w:lang w:val="en-US"/>
-        </w:rPr>
-        <w:t xml:space="preserve">Các giá trị trong hàng ngăn cách nhau bởi </w:t>
-      </w:r>
-      <w:r>
-        <w:rPr>
-          <w:lang w:val="en-US"/>
-        </w:rPr>
-        <w:t>dấu cách</w:t>
-      </w:r>
-    </w:p>
-    <w:p>
-      <w:pPr>
-        <w:pStyle w:val="ListParagraph"/>
-        <w:numPr>
-          <w:ilvl w:val="0"/>
-          <w:numId w:val="3"/>
-        </w:numPr>
-        <w:rPr>
-          <w:lang w:val="en-US"/>
-        </w:rPr>
-      </w:pPr>
-      <w:r>
-        <w:rPr>
-          <w:lang w:val="en-US"/>
-        </w:rPr>
-        <w:t>Ví dụ</w:t>
-      </w:r>
-    </w:p>
-    <w:p>
-      <w:pPr>
-        <w:pStyle w:val="ListParagraph"/>
-        <w:pBdr>
-          <w:top w:val="single" w:sz="4" w:space="1" w:color="auto"/>
-          <w:left w:val="single" w:sz="4" w:space="4" w:color="auto"/>
-          <w:bottom w:val="single" w:sz="4" w:space="1" w:color="auto"/>
-          <w:right w:val="single" w:sz="4" w:space="4" w:color="auto"/>
-        </w:pBdr>
-        <w:ind w:left="1080"/>
-        <w:rPr>
-          <w:lang w:val="en-US"/>
-        </w:rPr>
-      </w:pPr>
-      <w:r>
-        <w:rPr>
-          <w:lang w:val="en-US"/>
-        </w:rPr>
-        <w:t>M = [1 2 3 ; 4 5 6 ; 7 8 9]</w:t>
-      </w:r>
-    </w:p>
-    <w:p>
-      <w:pPr>
-        <w:pStyle w:val="ListParagraph"/>
-        <w:numPr>
-          <w:ilvl w:val="0"/>
-          <w:numId w:val="3"/>
-        </w:numPr>
-        <w:rPr>
-          <w:lang w:val="en-US"/>
-        </w:rPr>
-      </w:pPr>
-      <w:r>
-        <w:rPr>
-          <w:lang w:val="en-US"/>
-        </w:rPr>
-        <w:t>Nếu 1 phần tử là String thì toàn bộ phần tử sẽ chuyển sang String</w:t>
-      </w:r>
-    </w:p>
-    <w:p>
-      <w:pPr>
-        <w:pStyle w:val="ListParagraph"/>
-        <w:numPr>
-          <w:ilvl w:val="0"/>
-          <w:numId w:val="4"/>
-        </w:numPr>
-        <w:rPr>
-          <w:lang w:val="en-US"/>
-        </w:rPr>
-      </w:pPr>
-      <w:r>
-        <w:rPr>
-          <w:lang w:val="en-US"/>
-        </w:rPr>
-        <w:t xml:space="preserve">Trả Về Bản Copy 1 </w:t>
-      </w:r>
-      <w:r>
-        <w:rPr>
-          <w:lang w:val="en-US"/>
-        </w:rPr>
-        <w:t>Hàng Của 1 Ma Trận?</w:t>
-      </w:r>
-    </w:p>
-    <w:p>
-      <w:pPr>
-        <w:pStyle w:val="ListParagraph"/>
-        <w:pBdr>
-          <w:top w:val="single" w:sz="4" w:space="1" w:color="auto"/>
-          <w:left w:val="single" w:sz="4" w:space="4" w:color="auto"/>
-          <w:bottom w:val="single" w:sz="4" w:space="1" w:color="auto"/>
-          <w:right w:val="single" w:sz="4" w:space="4" w:color="auto"/>
-        </w:pBdr>
-        <w:ind w:left="1080"/>
-        <w:rPr>
-          <w:lang w:val="en-US"/>
-        </w:rPr>
-      </w:pPr>
-      <w:r>
-        <w:rPr>
-          <w:lang w:val="en-US"/>
-        </w:rPr>
-        <w:t>&lt;Hàng&gt; = &lt;Ma Trận&gt;(&lt;Index Hàng&gt;, :)</w:t>
-      </w:r>
-    </w:p>
-    <w:p>
-      <w:pPr>
-        <w:pStyle w:val="ListParagraph"/>
-        <w:numPr>
-          <w:ilvl w:val="0"/>
-          <w:numId w:val="3"/>
-        </w:numPr>
-        <w:rPr>
-          <w:lang w:val="en-US"/>
-        </w:rPr>
-      </w:pPr>
-      <w:r>
-        <w:rPr>
-          <w:lang w:val="en-US"/>
-        </w:rPr>
-        <w:t>&lt;Hàng&gt; là ma trận có 1 hàng</w:t>
-      </w:r>
-    </w:p>
-    <w:p>
-      <w:pPr>
-        <w:pStyle w:val="ListParagraph"/>
-        <w:numPr>
-          <w:ilvl w:val="0"/>
-          <w:numId w:val="4"/>
-        </w:numPr>
-        <w:rPr>
-          <w:lang w:val="en-US"/>
-        </w:rPr>
-      </w:pPr>
-      <w:r>
-        <w:rPr>
-          <w:lang w:val="en-US"/>
-        </w:rPr>
-        <w:t xml:space="preserve">Trả Về Bản Copy </w:t>
-      </w:r>
-      <w:r>
-        <w:rPr>
-          <w:lang w:val="en-US"/>
-        </w:rPr>
-        <w:t>Cột Của 1 Ma Trận?</w:t>
-      </w:r>
-    </w:p>
-    <w:p>
-      <w:pPr>
-        <w:pStyle w:val="ListParagraph"/>
-        <w:pBdr>
-          <w:top w:val="single" w:sz="4" w:space="1" w:color="auto"/>
-          <w:left w:val="single" w:sz="4" w:space="4" w:color="auto"/>
-          <w:bottom w:val="single" w:sz="4" w:space="1" w:color="auto"/>
-          <w:right w:val="single" w:sz="4" w:space="4" w:color="auto"/>
-        </w:pBdr>
-        <w:ind w:left="1080"/>
-        <w:rPr>
-          <w:lang w:val="en-US"/>
-        </w:rPr>
-      </w:pPr>
-      <w:r>
-        <w:rPr>
-          <w:lang w:val="en-US"/>
-        </w:rPr>
-        <w:t>&lt;Cột&gt; = &lt;Ma Trận&gt;(:, &lt;Index Cột&gt;)</w:t>
-      </w:r>
-    </w:p>
-    <w:p>
-      <w:pPr>
-        <w:pStyle w:val="ListParagraph"/>
-        <w:numPr>
-          <w:ilvl w:val="0"/>
-          <w:numId w:val="3"/>
-        </w:numPr>
-        <w:rPr>
-          <w:lang w:val="en-US"/>
-        </w:rPr>
-      </w:pPr>
-      <w:r>
-        <w:rPr>
-          <w:lang w:val="en-US"/>
-        </w:rPr>
-        <w:t>&lt;Cột&gt; là ma trận có 1 cột</w:t>
-      </w:r>
-    </w:p>
-    <w:p>
-      <w:pPr>
-        <w:pStyle w:val="ListParagraph"/>
-        <w:numPr>
-          <w:ilvl w:val="0"/>
-          <w:numId w:val="4"/>
-        </w:numPr>
-        <w:rPr>
-          <w:lang w:val="en-US"/>
-        </w:rPr>
-      </w:pPr>
-      <w:r>
-        <w:rPr>
-          <w:lang w:val="en-US"/>
-        </w:rPr>
-        <w:t>Tr</w:t>
-      </w:r>
-      <w:r>
-        <w:rPr>
-          <w:lang w:val="en-US"/>
-        </w:rPr>
-        <w:t xml:space="preserve">ả Về Bản Copy 1 </w:t>
-      </w:r>
-      <w:r>
-        <w:rPr>
-          <w:lang w:val="en-US"/>
-        </w:rPr>
-        <w:t xml:space="preserve">Phần Tử Của </w:t>
-      </w:r>
-      <w:r>
-        <w:rPr>
-          <w:lang w:val="en-US"/>
-        </w:rPr>
-        <w:t xml:space="preserve">1 </w:t>
-      </w:r>
-      <w:r>
-        <w:rPr>
-          <w:lang w:val="en-US"/>
-        </w:rPr>
-        <w:t>Ma Trận</w:t>
-      </w:r>
-      <w:r>
-        <w:rPr>
-          <w:lang w:val="en-US"/>
-        </w:rPr>
-        <w:t>?</w:t>
-      </w:r>
-    </w:p>
-    <w:p>
-      <w:pPr>
-        <w:pStyle w:val="ListParagraph"/>
-        <w:pBdr>
-          <w:top w:val="single" w:sz="4" w:space="1" w:color="auto"/>
-          <w:left w:val="single" w:sz="4" w:space="4" w:color="auto"/>
-          <w:bottom w:val="single" w:sz="4" w:space="1" w:color="auto"/>
-          <w:right w:val="single" w:sz="4" w:space="4" w:color="auto"/>
-        </w:pBdr>
-        <w:ind w:left="1080"/>
-        <w:rPr>
-          <w:lang w:val="en-US"/>
-        </w:rPr>
-      </w:pPr>
-      <w:r>
-        <w:rPr>
-          <w:lang w:val="en-US"/>
-        </w:rPr>
-        <w:t>&lt;Ma Trận&gt;(&lt;Index Hàng&gt;, &lt;Index Cột&gt;)</w:t>
-      </w:r>
-    </w:p>
-    <w:p>
-      <w:pPr>
-        <w:pStyle w:val="ListParagraph"/>
-        <w:numPr>
-          <w:ilvl w:val="0"/>
-          <w:numId w:val="3"/>
-        </w:numPr>
-        <w:rPr>
-          <w:lang w:val="en-US"/>
-        </w:rPr>
-      </w:pPr>
-      <w:r>
-        <w:rPr>
-          <w:lang w:val="en-US"/>
-        </w:rPr>
-        <w:t xml:space="preserve">Để truy cập sử dụng &lt;Số Thứ Tự&gt; của </w:t>
-      </w:r>
-      <w:r>
-        <w:rPr>
-          <w:lang w:val="en-US"/>
-        </w:rPr>
-        <w:t>phần tử</w:t>
-      </w:r>
-      <w:r>
-        <w:rPr>
-          <w:lang w:val="en-US"/>
-        </w:rPr>
-        <w:t>, &lt;Số Thứ Tự&gt; được đánh từ trái qua phải từ trên xuống dưới, bắt đầu từ 1</w:t>
-      </w:r>
-    </w:p>
-    <w:p>
-      <w:pPr>
-        <w:pStyle w:val="ListParagraph"/>
-        <w:pBdr>
-          <w:top w:val="single" w:sz="4" w:space="1" w:color="auto"/>
-          <w:left w:val="single" w:sz="4" w:space="4" w:color="auto"/>
-          <w:bottom w:val="single" w:sz="4" w:space="1" w:color="auto"/>
-          <w:right w:val="single" w:sz="4" w:space="4" w:color="auto"/>
-        </w:pBdr>
-        <w:ind w:left="1080"/>
-        <w:rPr>
-          <w:lang w:val="en-US"/>
-        </w:rPr>
-      </w:pPr>
-      <w:r>
-        <w:rPr>
-          <w:lang w:val="en-US"/>
-        </w:rPr>
-        <w:t>&lt;Ma Trận&gt;(&lt;Số Thứ Tự&gt;)</w:t>
-      </w:r>
-    </w:p>
-    <w:p>
-      <w:pPr>
-        <w:pStyle w:val="ListParagraph"/>
-        <w:numPr>
-          <w:ilvl w:val="0"/>
-          <w:numId w:val="3"/>
-        </w:numPr>
-        <w:rPr>
-          <w:lang w:val="en-US"/>
-        </w:rPr>
-      </w:pPr>
-      <w:r>
-        <w:rPr>
-          <w:lang w:val="en-US"/>
-        </w:rPr>
-        <w:t>Để trả về phần tử có &lt;Số Thứ Tự&gt; lớn nhất, hay cuối cùng</w:t>
-      </w:r>
-    </w:p>
-    <w:p>
-      <w:pPr>
-        <w:pStyle w:val="ListParagraph"/>
-        <w:pBdr>
-          <w:top w:val="single" w:sz="4" w:space="1" w:color="auto"/>
-          <w:left w:val="single" w:sz="4" w:space="4" w:color="auto"/>
-          <w:bottom w:val="single" w:sz="4" w:space="1" w:color="auto"/>
-          <w:right w:val="single" w:sz="4" w:space="4" w:color="auto"/>
-        </w:pBdr>
-        <w:ind w:left="1080"/>
-        <w:rPr>
-          <w:lang w:val="en-US"/>
-        </w:rPr>
-      </w:pPr>
-      <w:r>
-        <w:rPr>
-          <w:lang w:val="en-US"/>
-        </w:rPr>
-        <w:t>&lt;Ma Trận&gt;(end)</w:t>
-      </w:r>
-    </w:p>
-    <w:p>
-      <w:pPr>
-        <w:pStyle w:val="ListParagraph"/>
-        <w:numPr>
-          <w:ilvl w:val="0"/>
-          <w:numId w:val="4"/>
-        </w:numPr>
-        <w:rPr>
-          <w:lang w:val="en-US"/>
-        </w:rPr>
-      </w:pPr>
-      <w:r>
-        <w:rPr>
-          <w:lang w:val="en-US"/>
-        </w:rPr>
-        <w:t>Tạo 1 Ma Trận Với Giá Trị Ngẫu Nhiên Từ Phân Phối Đều Liên Tục Trong Khoảng Từ 0 Đến 1?</w:t>
-      </w:r>
-    </w:p>
-    <w:p>
-      <w:pPr>
-        <w:pStyle w:val="ListParagraph"/>
-        <w:pBdr>
-          <w:top w:val="single" w:sz="4" w:space="1" w:color="auto"/>
-          <w:left w:val="single" w:sz="4" w:space="4" w:color="auto"/>
-          <w:bottom w:val="single" w:sz="4" w:space="1" w:color="auto"/>
-          <w:right w:val="single" w:sz="4" w:space="4" w:color="auto"/>
-        </w:pBdr>
-        <w:ind w:left="1080"/>
-        <w:rPr>
-          <w:lang w:val="en-US"/>
-        </w:rPr>
-      </w:pPr>
-      <w:r>
-        <w:rPr>
-          <w:lang w:val="en-US"/>
-        </w:rPr>
-        <w:t>&lt;Ma Trận&gt; = rand(&lt;Số Dòng&gt;, &lt;Số Cột&gt;)</w:t>
-      </w:r>
-    </w:p>
-    <w:p>
-      <w:pPr>
-        <w:pStyle w:val="ListParagraph"/>
-        <w:numPr>
-          <w:ilvl w:val="0"/>
-          <w:numId w:val="4"/>
-        </w:numPr>
-        <w:rPr>
-          <w:lang w:val="en-US"/>
-        </w:rPr>
-      </w:pPr>
-    </w:p>
-    <w:p>
-      <w:pPr>
-        <w:pStyle w:val="ListParagraph"/>
-        <w:numPr>
-          <w:ilvl w:val="0"/>
-          <w:numId w:val="4"/>
-        </w:numPr>
-        <w:rPr>
-          <w:lang w:val="en-US"/>
-        </w:rPr>
-      </w:pPr>
-      <w:r>
-        <w:rPr>
-          <w:lang w:val="en-US"/>
-        </w:rPr>
-        <w:t>Trả Về Chuyển Vị Của Ma Trận?</w:t>
-      </w:r>
-    </w:p>
-    <w:p>
-      <w:pPr>
-        <w:pStyle w:val="ListParagraph"/>
-        <w:pBdr>
-          <w:top w:val="single" w:sz="4" w:space="1" w:color="auto"/>
-          <w:left w:val="single" w:sz="4" w:space="4" w:color="auto"/>
-          <w:bottom w:val="single" w:sz="4" w:space="1" w:color="auto"/>
-          <w:right w:val="single" w:sz="4" w:space="4" w:color="auto"/>
-        </w:pBdr>
-        <w:ind w:left="1080"/>
-        <w:rPr>
-          <w:lang w:val="en-US"/>
-        </w:rPr>
-      </w:pPr>
-      <w:r>
-        <w:rPr>
-          <w:lang w:val="en-US"/>
-        </w:rPr>
-        <w:t>&lt;Ma Trận&gt;.’</w:t>
-      </w:r>
-    </w:p>
-    <w:p>
-      <w:pPr>
-        <w:pStyle w:val="ListParagraph"/>
-        <w:numPr>
-          <w:ilvl w:val="0"/>
-          <w:numId w:val="4"/>
-        </w:numPr>
-        <w:rPr>
-          <w:lang w:val="en-US"/>
-        </w:rPr>
-      </w:pPr>
-      <w:r>
-        <w:rPr>
-          <w:lang w:val="en-US"/>
-        </w:rPr>
-        <w:t xml:space="preserve">Trả Về Chuyển Vị </w:t>
-      </w:r>
-      <w:r>
-        <w:rPr>
-          <w:lang w:val="en-US"/>
-        </w:rPr>
-        <w:t xml:space="preserve">Liên Hợp Phức </w:t>
-      </w:r>
-      <w:r>
-        <w:rPr>
-          <w:lang w:val="en-US"/>
-        </w:rPr>
-        <w:t>Của Ma Trận?</w:t>
-      </w:r>
-    </w:p>
-    <w:p>
-      <w:pPr>
-        <w:pStyle w:val="ListParagraph"/>
-        <w:pBdr>
-          <w:top w:val="single" w:sz="4" w:space="1" w:color="auto"/>
-          <w:left w:val="single" w:sz="4" w:space="4" w:color="auto"/>
-          <w:bottom w:val="single" w:sz="4" w:space="1" w:color="auto"/>
-          <w:right w:val="single" w:sz="4" w:space="4" w:color="auto"/>
-        </w:pBdr>
-        <w:ind w:left="1080"/>
-        <w:rPr>
-          <w:lang w:val="en-US"/>
-        </w:rPr>
-      </w:pPr>
-      <w:r>
-        <w:rPr>
-          <w:lang w:val="en-US"/>
-        </w:rPr>
-        <w:t>&lt;Ma Trận&gt;’</w:t>
-      </w:r>
-    </w:p>
-    <w:p>
-      <w:pPr>
-        <w:pStyle w:val="ListParagraph"/>
-        <w:numPr>
-          <w:ilvl w:val="0"/>
-          <w:numId w:val="4"/>
-        </w:numPr>
-        <w:rPr>
-          <w:lang w:val="en-US"/>
-        </w:rPr>
-      </w:pPr>
-      <w:r>
-        <w:rPr>
-          <w:lang w:val="en-US"/>
-        </w:rPr>
-        <w:t>Trả Về Dạng Hàng Bậc Thang Rút Gọn Của Ma Trận?</w:t>
-      </w:r>
-    </w:p>
-    <w:p>
-      <w:pPr>
-        <w:pStyle w:val="ListParagraph"/>
-        <w:pBdr>
-          <w:top w:val="single" w:sz="4" w:space="1" w:color="auto"/>
-          <w:left w:val="single" w:sz="4" w:space="4" w:color="auto"/>
-          <w:bottom w:val="single" w:sz="4" w:space="1" w:color="auto"/>
-          <w:right w:val="single" w:sz="4" w:space="4" w:color="auto"/>
-        </w:pBdr>
-        <w:ind w:left="1080"/>
-        <w:rPr>
-          <w:lang w:val="en-US"/>
-        </w:rPr>
-      </w:pPr>
-      <w:r>
-        <w:rPr>
-          <w:lang w:val="en-US"/>
-        </w:rPr>
-        <w:t>rref(&lt;Ma Trận&gt;)</w:t>
-      </w:r>
-    </w:p>
-    <w:p>
-      <w:pPr>
-        <w:pStyle w:val="ListParagraph"/>
-        <w:numPr>
-          <w:ilvl w:val="0"/>
-          <w:numId w:val="4"/>
-        </w:numPr>
-        <w:rPr>
-          <w:lang w:val="en-US"/>
-        </w:rPr>
-      </w:pPr>
-      <w:r>
-        <w:rPr>
-          <w:lang w:val="en-US"/>
-        </w:rPr>
-        <w:t>Trả Về Eigen Vector Và Eigen Value Của Ma Trận?</w:t>
-      </w:r>
-    </w:p>
-    <w:p>
-      <w:pPr>
-        <w:pStyle w:val="ListParagraph"/>
-        <w:pBdr>
-          <w:top w:val="single" w:sz="4" w:space="1" w:color="auto"/>
-          <w:left w:val="single" w:sz="4" w:space="4" w:color="auto"/>
-          <w:bottom w:val="single" w:sz="4" w:space="1" w:color="auto"/>
-          <w:right w:val="single" w:sz="4" w:space="4" w:color="auto"/>
-        </w:pBdr>
-        <w:ind w:left="1080"/>
-        <w:rPr>
-          <w:lang w:val="en-US"/>
-        </w:rPr>
-      </w:pPr>
-      <w:r>
-        <w:rPr>
-          <w:lang w:val="en-US"/>
-        </w:rPr>
-        <w:t>[&lt;Eigen Vector&gt;, &lt;Eigen Value&gt;] = eig(&lt;Ma Trận&gt;)</w:t>
-      </w:r>
-    </w:p>
-    <w:p>
-      <w:pPr>
-        <w:pStyle w:val="ListParagraph"/>
-        <w:numPr>
-          <w:ilvl w:val="0"/>
-          <w:numId w:val="3"/>
-        </w:numPr>
-        <w:rPr>
-          <w:lang w:val="en-US"/>
-        </w:rPr>
-      </w:pPr>
-      <w:r>
-        <w:rPr>
-          <w:lang w:val="en-US"/>
-        </w:rPr>
-        <w:t>&lt;Eigen Vector&gt; là 1 ma trận mà các cột của nó là Eigen Vector của &lt;Ma Trận&gt;</w:t>
-      </w:r>
-      <w:r>
-        <w:rPr>
-          <w:lang w:val="en-US"/>
-        </w:rPr>
-        <w:t>, các Eigen Vector này có độ dài = 1</w:t>
-      </w:r>
-    </w:p>
-    <w:p>
-      <w:pPr>
-        <w:pStyle w:val="ListParagraph"/>
-        <w:numPr>
-          <w:ilvl w:val="0"/>
-          <w:numId w:val="3"/>
-        </w:numPr>
-        <w:rPr>
-          <w:lang w:val="en-US"/>
-        </w:rPr>
-      </w:pPr>
-      <w:r>
-        <w:rPr>
-          <w:lang w:val="en-US"/>
-        </w:rPr>
-        <w:t>&lt;Eigen Value&gt; là 1 ma trận đường chéo mà giá trị trên đường chéo chính của nó là Eigen Value tương ứng với mỗi Eigen Vector</w:t>
-      </w:r>
-    </w:p>
-    <w:p>
-      <w:pPr>
-        <w:pStyle w:val="ListParagraph"/>
-        <w:numPr>
-          <w:ilvl w:val="0"/>
-          <w:numId w:val="4"/>
-        </w:numPr>
-        <w:rPr>
-          <w:lang w:val="en-US"/>
-        </w:rPr>
-      </w:pPr>
-      <w:r>
-        <w:rPr>
-          <w:lang w:val="en-US"/>
-        </w:rPr>
-        <w:t>Tạo Ma Trận Chỉ Có 1 Hàng Và Là Cấp Số Cộng Với Công Sai = 1?</w:t>
-      </w:r>
-    </w:p>
-    <w:p>
-      <w:pPr>
-        <w:pStyle w:val="ListParagraph"/>
-        <w:pBdr>
-          <w:top w:val="single" w:sz="4" w:space="1" w:color="auto"/>
-          <w:left w:val="single" w:sz="4" w:space="4" w:color="auto"/>
-          <w:bottom w:val="single" w:sz="4" w:space="1" w:color="auto"/>
-          <w:right w:val="single" w:sz="4" w:space="4" w:color="auto"/>
-        </w:pBdr>
-        <w:ind w:left="1080"/>
-        <w:rPr>
-          <w:lang w:val="en-US"/>
-        </w:rPr>
-      </w:pPr>
-      <w:r>
-        <w:rPr>
-          <w:lang w:val="en-US"/>
-        </w:rPr>
-        <w:t>&lt;Ma Trận&gt; = &lt;</w:t>
-      </w:r>
-      <w:r>
-        <w:rPr>
-          <w:lang w:val="en-US"/>
-        </w:rPr>
-        <w:t>Start</w:t>
-      </w:r>
-      <w:r>
-        <w:rPr>
-          <w:lang w:val="en-US"/>
-        </w:rPr>
-        <w:t>&gt;:&lt;</w:t>
-      </w:r>
-      <w:r>
-        <w:rPr>
-          <w:lang w:val="en-US"/>
-        </w:rPr>
-        <w:t>End</w:t>
-      </w:r>
-      <w:r>
-        <w:rPr>
-          <w:lang w:val="en-US"/>
-        </w:rPr>
-        <w:t>&gt;</w:t>
-      </w:r>
-    </w:p>
-    <w:p>
-      <w:pPr>
-        <w:pStyle w:val="ListParagraph"/>
-        <w:numPr>
-          <w:ilvl w:val="0"/>
-          <w:numId w:val="3"/>
-        </w:numPr>
-        <w:rPr>
-          <w:lang w:val="en-US"/>
-        </w:rPr>
-      </w:pPr>
-      <w:r>
-        <w:rPr>
-          <w:lang w:val="en-US"/>
-        </w:rPr>
-        <w:t>Phần tử đầu tiên = &lt;</w:t>
-      </w:r>
-      <w:r>
-        <w:rPr>
-          <w:lang w:val="en-US"/>
-        </w:rPr>
-        <w:t>Start</w:t>
-      </w:r>
-      <w:r>
-        <w:rPr>
-          <w:lang w:val="en-US"/>
-        </w:rPr>
-        <w:t>&gt;, tăng dần sao cho không vượt quá &lt;</w:t>
-      </w:r>
-      <w:r>
-        <w:rPr>
-          <w:lang w:val="en-US"/>
-        </w:rPr>
-        <w:t>End</w:t>
-      </w:r>
-      <w:r>
-        <w:rPr>
-          <w:lang w:val="en-US"/>
-        </w:rPr>
-        <w:t>&gt;</w:t>
-      </w:r>
-    </w:p>
-    <w:p>
-      <w:pPr>
-        <w:pStyle w:val="ListParagraph"/>
-        <w:numPr>
-          <w:ilvl w:val="0"/>
-          <w:numId w:val="3"/>
-        </w:numPr>
-        <w:rPr>
-          <w:lang w:val="en-US"/>
-        </w:rPr>
-      </w:pPr>
-      <w:r>
-        <w:rPr>
-          <w:lang w:val="en-US"/>
-        </w:rPr>
-        <w:t>Ví dụ</w:t>
-      </w:r>
-    </w:p>
-    <w:p>
-      <w:pPr>
-        <w:pStyle w:val="ListParagraph"/>
-        <w:pBdr>
-          <w:top w:val="single" w:sz="4" w:space="1" w:color="auto"/>
-          <w:left w:val="single" w:sz="4" w:space="4" w:color="auto"/>
-          <w:bottom w:val="single" w:sz="4" w:space="1" w:color="auto"/>
-          <w:right w:val="single" w:sz="4" w:space="4" w:color="auto"/>
-        </w:pBdr>
-        <w:ind w:left="1080"/>
-        <w:rPr>
-          <w:lang w:val="en-US"/>
-        </w:rPr>
-      </w:pPr>
-      <w:r>
-        <w:rPr>
-          <w:lang w:val="en-US"/>
-        </w:rPr>
         <w:t>foo = 4.3:9.1</w:t>
       </w:r>
     </w:p>
@@ -5427,7 +5471,6 @@
         <w:rPr>
           <w:lang w:val="en-US"/>
         </w:rPr>
-        <w:lastRenderedPageBreak/>
         <w:t>&lt;Ma Trận&gt; = linspace(&lt;Start&gt;, &lt;End&gt;, &lt;Số Phần Tử&gt;)</w:t>
       </w:r>
     </w:p>
@@ -6277,6 +6320,7 @@
         <w:rPr>
           <w:lang w:val="en-US"/>
         </w:rPr>
+        <w:lastRenderedPageBreak/>
         <w:t>Để trả về thêm &lt;Index&gt; của &lt;Max&gt;</w:t>
       </w:r>
     </w:p>
@@ -6385,7 +6429,6 @@
         <w:rPr>
           <w:lang w:val="en-US"/>
         </w:rPr>
-        <w:lastRenderedPageBreak/>
         <w:t>Ví dụ</w:t>
       </w:r>
     </w:p>
@@ -7236,6 +7279,7 @@
         <w:rPr>
           <w:lang w:val="en-US"/>
         </w:rPr>
+        <w:lastRenderedPageBreak/>
         <w:t>syms x y z foo bar</w:t>
       </w:r>
     </w:p>
@@ -7332,7 +7376,6 @@
         <w:rPr>
           <w:lang w:val="en-US"/>
         </w:rPr>
-        <w:lastRenderedPageBreak/>
         <w:t>Để tạo 1 Symbolic Function mà khi in ra là tên của hàm luôn, đồng thời tạo các Symbol đối số luôn</w:t>
       </w:r>
     </w:p>
@@ -7860,7 +7903,19 @@
         <w:rPr>
           <w:lang w:val="en-US"/>
         </w:rPr>
-        <w:t>&lt;Các Nghiệm&gt; là 1 ma trận chỉ có 1 cột, mỗi phần tử là 1 Symbol, sao cho khi &lt;Symbol&gt; = chúng thì &lt;Symbolic Function Hoặc Expression&gt; =0</w:t>
+        <w:t>&lt;Các Nghiệm&gt; là 1 ma trận chỉ có 1 cột, mỗi phần tử là 1 Symbol, sao cho khi &lt;Symbol&gt; = chúng thì &lt;Symbolic Function Hoặc Expression&gt; =</w:t>
+      </w:r>
+      <w:r>
+        <w:rPr>
+          <w:lang w:val="en-US"/>
+        </w:rPr>
+        <w:t xml:space="preserve"> </w:t>
+      </w:r>
+      <w:r>
+        <w:rPr>
+          <w:lang w:val="en-US"/>
+        </w:rPr>
+        <w:t>0</w:t>
       </w:r>
     </w:p>
     <w:p>
@@ -8150,6 +8205,7 @@
         <w:rPr>
           <w:lang w:val="en-US"/>
         </w:rPr>
+        <w:lastRenderedPageBreak/>
         <w:t>Ta có</w:t>
       </w:r>
     </w:p>
@@ -8211,6 +8267,543 @@
     </w:tbl>
     <w:p>
       <w:pPr>
+        <w:pStyle w:val="ListParagraph"/>
+        <w:numPr>
+          <w:ilvl w:val="0"/>
+          <w:numId w:val="19"/>
+        </w:numPr>
+        <w:rPr>
+          <w:lang w:val="en-US"/>
+        </w:rPr>
+      </w:pPr>
+      <w:r>
+        <w:rPr>
+          <w:lang w:val="en-US"/>
+        </w:rPr>
+        <w:t>Symbolic Equation?</w:t>
+      </w:r>
+    </w:p>
+    <w:p>
+      <w:pPr>
+        <w:pStyle w:val="ListParagraph"/>
+        <w:numPr>
+          <w:ilvl w:val="0"/>
+          <w:numId w:val="3"/>
+        </w:numPr>
+        <w:rPr>
+          <w:lang w:val="en-US"/>
+        </w:rPr>
+      </w:pPr>
+      <w:r>
+        <w:rPr>
+          <w:lang w:val="en-US"/>
+        </w:rPr>
+        <w:t>Tạo 1 Symbolic Equation</w:t>
+      </w:r>
+    </w:p>
+    <w:p>
+      <w:pPr>
+        <w:pStyle w:val="ListParagraph"/>
+        <w:pBdr>
+          <w:top w:val="single" w:sz="4" w:space="1" w:color="auto"/>
+          <w:left w:val="single" w:sz="4" w:space="4" w:color="auto"/>
+          <w:bottom w:val="single" w:sz="4" w:space="1" w:color="auto"/>
+          <w:right w:val="single" w:sz="4" w:space="4" w:color="auto"/>
+        </w:pBdr>
+        <w:ind w:left="1080"/>
+        <w:rPr>
+          <w:lang w:val="en-US"/>
+        </w:rPr>
+      </w:pPr>
+      <w:r>
+        <w:rPr>
+          <w:lang w:val="en-US"/>
+        </w:rPr>
+        <w:t>&lt;Symbolic Equation&gt; = &lt;Symbolic Expression 1&gt; == &lt;Symbolic Expression 2&gt;</w:t>
+      </w:r>
+    </w:p>
+    <w:p>
+      <w:pPr>
+        <w:pStyle w:val="ListParagraph"/>
+        <w:numPr>
+          <w:ilvl w:val="0"/>
+          <w:numId w:val="3"/>
+        </w:numPr>
+        <w:rPr>
+          <w:lang w:val="en-US"/>
+        </w:rPr>
+      </w:pPr>
+      <w:r>
+        <w:rPr>
+          <w:lang w:val="en-US"/>
+        </w:rPr>
+        <w:t>Ví dụ</w:t>
+      </w:r>
+    </w:p>
+    <w:p>
+      <w:pPr>
+        <w:pStyle w:val="ListParagraph"/>
+        <w:pBdr>
+          <w:top w:val="single" w:sz="4" w:space="1" w:color="auto"/>
+          <w:left w:val="single" w:sz="4" w:space="4" w:color="auto"/>
+          <w:bottom w:val="single" w:sz="4" w:space="1" w:color="auto"/>
+          <w:right w:val="single" w:sz="4" w:space="4" w:color="auto"/>
+        </w:pBdr>
+        <w:ind w:left="1080"/>
+        <w:rPr>
+          <w:lang w:val="en-US"/>
+        </w:rPr>
+      </w:pPr>
+      <w:r>
+        <w:rPr>
+          <w:lang w:val="en-US"/>
+        </w:rPr>
+        <w:t>foo = x^2 – 2 * x + 1 == y + x</w:t>
+      </w:r>
+    </w:p>
+    <w:p>
+      <w:pPr>
+        <w:pStyle w:val="ListParagraph"/>
+        <w:numPr>
+          <w:ilvl w:val="0"/>
+          <w:numId w:val="19"/>
+        </w:numPr>
+        <w:rPr>
+          <w:lang w:val="en-US"/>
+        </w:rPr>
+      </w:pPr>
+      <w:r>
+        <w:rPr>
+          <w:lang w:val="en-US"/>
+        </w:rPr>
+        <w:t xml:space="preserve">Giải </w:t>
+      </w:r>
+      <w:r>
+        <w:rPr>
+          <w:lang w:val="en-US"/>
+        </w:rPr>
+        <w:t>Hệ Phương Trình?</w:t>
+      </w:r>
+    </w:p>
+    <w:p>
+      <w:pPr>
+        <w:pStyle w:val="ListParagraph"/>
+        <w:numPr>
+          <w:ilvl w:val="0"/>
+          <w:numId w:val="3"/>
+        </w:numPr>
+        <w:rPr>
+          <w:lang w:val="en-US"/>
+        </w:rPr>
+      </w:pPr>
+      <w:r>
+        <w:rPr>
+          <w:lang w:val="en-US"/>
+        </w:rPr>
+        <w:t>Để trả về ma trận bên trái dấu = và ma trận 1 cột bên phải dấu = của hệ phương trình</w:t>
+      </w:r>
+    </w:p>
+    <w:p>
+      <w:pPr>
+        <w:pStyle w:val="ListParagraph"/>
+        <w:pBdr>
+          <w:top w:val="single" w:sz="4" w:space="1" w:color="auto"/>
+          <w:left w:val="single" w:sz="4" w:space="4" w:color="auto"/>
+          <w:bottom w:val="single" w:sz="4" w:space="1" w:color="auto"/>
+          <w:right w:val="single" w:sz="4" w:space="4" w:color="auto"/>
+        </w:pBdr>
+        <w:ind w:left="1080"/>
+        <w:rPr>
+          <w:lang w:val="en-US"/>
+        </w:rPr>
+      </w:pPr>
+      <w:r>
+        <w:rPr>
+          <w:lang w:val="en-US"/>
+        </w:rPr>
+        <w:t xml:space="preserve">[&lt;Ma </w:t>
+      </w:r>
+      <w:r>
+        <w:rPr>
+          <w:lang w:val="en-US"/>
+        </w:rPr>
+        <w:t>Trận Trái&gt; &lt;</w:t>
+      </w:r>
+      <w:r>
+        <w:rPr>
+          <w:lang w:val="en-US"/>
+        </w:rPr>
+        <w:t xml:space="preserve">Ma Trận </w:t>
+      </w:r>
+      <w:r>
+        <w:rPr>
+          <w:lang w:val="en-US"/>
+        </w:rPr>
+        <w:t>Phải</w:t>
+      </w:r>
+      <w:r>
+        <w:rPr>
+          <w:lang w:val="en-US"/>
+        </w:rPr>
+        <w:t>&gt;] = equationsToMatrix(</w:t>
+      </w:r>
+    </w:p>
+    <w:p>
+      <w:pPr>
+        <w:pStyle w:val="ListParagraph"/>
+        <w:pBdr>
+          <w:top w:val="single" w:sz="4" w:space="1" w:color="auto"/>
+          <w:left w:val="single" w:sz="4" w:space="4" w:color="auto"/>
+          <w:bottom w:val="single" w:sz="4" w:space="1" w:color="auto"/>
+          <w:right w:val="single" w:sz="4" w:space="4" w:color="auto"/>
+        </w:pBdr>
+        <w:ind w:left="1080"/>
+        <w:rPr>
+          <w:lang w:val="en-US"/>
+        </w:rPr>
+      </w:pPr>
+      <w:r>
+        <w:rPr>
+          <w:lang w:val="en-US"/>
+        </w:rPr>
+        <w:t xml:space="preserve">    </w:t>
+      </w:r>
+      <w:r>
+        <w:rPr>
+          <w:lang w:val="en-US"/>
+        </w:rPr>
+        <w:t>&lt;Các Symbolic Equation&gt;, &lt;Các Symbol&gt;</w:t>
+      </w:r>
+    </w:p>
+    <w:p>
+      <w:pPr>
+        <w:pStyle w:val="ListParagraph"/>
+        <w:pBdr>
+          <w:top w:val="single" w:sz="4" w:space="1" w:color="auto"/>
+          <w:left w:val="single" w:sz="4" w:space="4" w:color="auto"/>
+          <w:bottom w:val="single" w:sz="4" w:space="1" w:color="auto"/>
+          <w:right w:val="single" w:sz="4" w:space="4" w:color="auto"/>
+        </w:pBdr>
+        <w:ind w:left="1080"/>
+        <w:rPr>
+          <w:lang w:val="en-US"/>
+        </w:rPr>
+      </w:pPr>
+      <w:r>
+        <w:rPr>
+          <w:lang w:val="en-US"/>
+        </w:rPr>
+        <w:t>)</w:t>
+      </w:r>
+    </w:p>
+    <w:p>
+      <w:pPr>
+        <w:pStyle w:val="ListParagraph"/>
+        <w:numPr>
+          <w:ilvl w:val="0"/>
+          <w:numId w:val="3"/>
+        </w:numPr>
+        <w:rPr>
+          <w:lang w:val="en-US"/>
+        </w:rPr>
+      </w:pPr>
+      <w:r>
+        <w:rPr>
+          <w:lang w:val="en-US"/>
+        </w:rPr>
+        <w:t>&lt;Các Symbolic Equation&gt; phải là các phương trình tuyến tính</w:t>
+      </w:r>
+    </w:p>
+    <w:p>
+      <w:pPr>
+        <w:pStyle w:val="ListParagraph"/>
+        <w:numPr>
+          <w:ilvl w:val="0"/>
+          <w:numId w:val="3"/>
+        </w:numPr>
+        <w:rPr>
+          <w:lang w:val="en-US"/>
+        </w:rPr>
+      </w:pPr>
+      <w:r>
+        <w:rPr>
+          <w:lang w:val="en-US"/>
+        </w:rPr>
+        <w:t>Thứ tự các biến được cho bởi &lt;Các Symbol&gt;</w:t>
+      </w:r>
+    </w:p>
+    <w:p>
+      <w:pPr>
+        <w:pStyle w:val="ListParagraph"/>
+        <w:numPr>
+          <w:ilvl w:val="0"/>
+          <w:numId w:val="3"/>
+        </w:numPr>
+        <w:rPr>
+          <w:lang w:val="en-US"/>
+        </w:rPr>
+      </w:pPr>
+      <w:r>
+        <w:rPr>
+          <w:lang w:val="en-US"/>
+        </w:rPr>
+        <w:t>Ví dụ</w:t>
+      </w:r>
+    </w:p>
+    <w:p>
+      <w:pPr>
+        <w:pStyle w:val="ListParagraph"/>
+        <w:pBdr>
+          <w:top w:val="single" w:sz="4" w:space="1" w:color="auto"/>
+          <w:left w:val="single" w:sz="4" w:space="4" w:color="auto"/>
+          <w:bottom w:val="single" w:sz="4" w:space="1" w:color="auto"/>
+          <w:right w:val="single" w:sz="4" w:space="4" w:color="auto"/>
+        </w:pBdr>
+        <w:ind w:left="1080"/>
+        <w:rPr>
+          <w:lang w:val="en-US"/>
+        </w:rPr>
+      </w:pPr>
+      <w:r>
+        <w:rPr>
+          <w:lang w:val="en-US"/>
+        </w:rPr>
+        <w:t>[foo bar] = equationsToMatrix([e1 e2 e3], [x y z])</w:t>
+      </w:r>
+    </w:p>
+    <w:p>
+      <w:pPr>
+        <w:pStyle w:val="ListParagraph"/>
+        <w:numPr>
+          <w:ilvl w:val="0"/>
+          <w:numId w:val="3"/>
+        </w:numPr>
+        <w:rPr>
+          <w:lang w:val="en-US"/>
+        </w:rPr>
+      </w:pPr>
+      <w:r>
+        <w:rPr>
+          <w:lang w:val="en-US"/>
+        </w:rPr>
+        <w:t>Ta có</w:t>
+      </w:r>
+    </w:p>
+    <w:tbl>
+      <w:tblPr>
+        <w:tblStyle w:val="TableGrid"/>
+        <w:tblW w:w="0" w:type="auto"/>
+        <w:tblInd w:w="1080" w:type="dxa"/>
+        <w:tblLook w:val="04A0" w:firstRow="1" w:lastRow="0" w:firstColumn="1" w:lastColumn="0" w:noHBand="0" w:noVBand="1"/>
+      </w:tblPr>
+      <w:tblGrid>
+        <w:gridCol w:w="4078"/>
+        <w:gridCol w:w="4084"/>
+      </w:tblGrid>
+      <w:tr>
+        <w:tc>
+          <w:tcPr>
+            <w:tcW w:w="4621" w:type="dxa"/>
+            <w:vAlign w:val="center"/>
+          </w:tcPr>
+          <w:p>
+            <w:pPr>
+              <w:pStyle w:val="ListParagraph"/>
+              <w:ind w:left="0"/>
+              <w:jc w:val="center"/>
+              <w:rPr>
+                <w:lang w:val="en-US"/>
+              </w:rPr>
+            </w:pPr>
+            <w:r>
+              <w:rPr>
+                <w:lang w:val="en-US"/>
+              </w:rPr>
+              <w:t>foo</w:t>
+            </w:r>
+          </w:p>
+        </w:tc>
+        <w:tc>
+          <w:tcPr>
+            <w:tcW w:w="4621" w:type="dxa"/>
+            <w:vAlign w:val="center"/>
+          </w:tcPr>
+          <w:p>
+            <w:pPr>
+              <w:pStyle w:val="ListParagraph"/>
+              <w:ind w:left="0"/>
+              <w:jc w:val="center"/>
+              <w:rPr>
+                <w:lang w:val="en-US"/>
+              </w:rPr>
+            </w:pPr>
+            <w:r>
+              <w:rPr>
+                <w:lang w:val="en-US"/>
+              </w:rPr>
+              <w:t>[[1, 2, 3],</w:t>
+            </w:r>
+          </w:p>
+          <w:p>
+            <w:pPr>
+              <w:pStyle w:val="ListParagraph"/>
+              <w:ind w:left="0"/>
+              <w:jc w:val="center"/>
+              <w:rPr>
+                <w:lang w:val="en-US"/>
+              </w:rPr>
+            </w:pPr>
+            <w:r>
+              <w:rPr>
+                <w:lang w:val="en-US"/>
+              </w:rPr>
+              <w:t>[5, 6, 7],</w:t>
+            </w:r>
+          </w:p>
+          <w:p>
+            <w:pPr>
+              <w:pStyle w:val="ListParagraph"/>
+              <w:ind w:left="0"/>
+              <w:jc w:val="center"/>
+              <w:rPr>
+                <w:lang w:val="en-US"/>
+              </w:rPr>
+            </w:pPr>
+            <w:r>
+              <w:rPr>
+                <w:lang w:val="en-US"/>
+              </w:rPr>
+              <w:t>[9, 8, 7]]</w:t>
+            </w:r>
+          </w:p>
+        </w:tc>
+      </w:tr>
+      <w:tr>
+        <w:tc>
+          <w:tcPr>
+            <w:tcW w:w="4621" w:type="dxa"/>
+            <w:vAlign w:val="center"/>
+          </w:tcPr>
+          <w:p>
+            <w:pPr>
+              <w:pStyle w:val="ListParagraph"/>
+              <w:ind w:left="0"/>
+              <w:jc w:val="center"/>
+              <w:rPr>
+                <w:lang w:val="en-US"/>
+              </w:rPr>
+            </w:pPr>
+            <w:r>
+              <w:rPr>
+                <w:lang w:val="en-US"/>
+              </w:rPr>
+              <w:t>b</w:t>
+            </w:r>
+            <w:r>
+              <w:rPr>
+                <w:lang w:val="en-US"/>
+              </w:rPr>
+              <w:t>ar</w:t>
+            </w:r>
+          </w:p>
+        </w:tc>
+        <w:tc>
+          <w:tcPr>
+            <w:tcW w:w="4621" w:type="dxa"/>
+            <w:vAlign w:val="center"/>
+          </w:tcPr>
+          <w:p>
+            <w:pPr>
+              <w:pStyle w:val="ListParagraph"/>
+              <w:ind w:left="0"/>
+              <w:jc w:val="center"/>
+              <w:rPr>
+                <w:lang w:val="en-US"/>
+              </w:rPr>
+            </w:pPr>
+            <w:r>
+              <w:rPr>
+                <w:lang w:val="en-US"/>
+              </w:rPr>
+              <w:t>[[4],</w:t>
+            </w:r>
+          </w:p>
+          <w:p>
+            <w:pPr>
+              <w:pStyle w:val="ListParagraph"/>
+              <w:ind w:left="0"/>
+              <w:jc w:val="center"/>
+              <w:rPr>
+                <w:lang w:val="en-US"/>
+              </w:rPr>
+            </w:pPr>
+            <w:r>
+              <w:rPr>
+                <w:lang w:val="en-US"/>
+              </w:rPr>
+              <w:t>[5],</w:t>
+            </w:r>
+          </w:p>
+          <w:p>
+            <w:pPr>
+              <w:pStyle w:val="ListParagraph"/>
+              <w:ind w:left="0"/>
+              <w:jc w:val="center"/>
+              <w:rPr>
+                <w:lang w:val="en-US"/>
+              </w:rPr>
+            </w:pPr>
+            <w:r>
+              <w:rPr>
+                <w:lang w:val="en-US"/>
+              </w:rPr>
+              <w:t>[1]]</w:t>
+            </w:r>
+          </w:p>
+        </w:tc>
+      </w:tr>
+    </w:tbl>
+    <w:p>
+      <w:pPr>
+        <w:pStyle w:val="ListParagraph"/>
+        <w:numPr>
+          <w:ilvl w:val="0"/>
+          <w:numId w:val="3"/>
+        </w:numPr>
+        <w:rPr>
+          <w:lang w:val="en-US"/>
+        </w:rPr>
+      </w:pPr>
+      <w:r>
+        <w:rPr>
+          <w:lang w:val="en-US"/>
+        </w:rPr>
+        <w:t>Để giải phương trình dạng AX = B, A, X, B là các ma trận, A, B đã biết, tìm X</w:t>
+      </w:r>
+    </w:p>
+    <w:p>
+      <w:pPr>
+        <w:pStyle w:val="ListParagraph"/>
+        <w:pBdr>
+          <w:top w:val="single" w:sz="4" w:space="1" w:color="auto"/>
+          <w:left w:val="single" w:sz="4" w:space="4" w:color="auto"/>
+          <w:bottom w:val="single" w:sz="4" w:space="1" w:color="auto"/>
+          <w:right w:val="single" w:sz="4" w:space="4" w:color="auto"/>
+        </w:pBdr>
+        <w:ind w:left="1080"/>
+        <w:rPr>
+          <w:lang w:val="en-US"/>
+        </w:rPr>
+      </w:pPr>
+      <w:r>
+        <w:rPr>
+          <w:lang w:val="en-US"/>
+        </w:rPr>
+        <w:t>&lt;X&gt; = linsolve(&lt;A&gt;, &lt;B&gt;)</w:t>
+      </w:r>
+    </w:p>
+    <w:p>
+      <w:pPr>
         <w:rPr>
           <w:lang w:val="en-US"/>
         </w:rPr>
@@ -8262,286 +8855,286 @@
         <w:rPr>
           <w:lang w:val="en-US"/>
         </w:rPr>
+        <w:t>Y chang Matplotlib nhưng các Figure chạy song song và không làm tạm dừng chương trình, đồng thời có thể qua lại giữa các Figure</w:t>
+      </w:r>
+      <w:r>
+        <w:rPr>
+          <w:lang w:val="en-US"/>
+        </w:rPr>
+        <w:t xml:space="preserve"> và các Subplot</w:t>
+      </w:r>
+    </w:p>
+    <w:p>
+      <w:pPr>
+        <w:pStyle w:val="ListParagraph"/>
+        <w:numPr>
+          <w:ilvl w:val="0"/>
+          <w:numId w:val="11"/>
+        </w:numPr>
+        <w:rPr>
+          <w:lang w:val="en-US"/>
+        </w:rPr>
+      </w:pPr>
+      <w:r>
+        <w:rPr>
+          <w:lang w:val="en-US"/>
+        </w:rPr>
+        <w:t>Tạo 1 Figure Mới Và Chuyển Sang Làm Việc Trên Figure Này?</w:t>
+      </w:r>
+    </w:p>
+    <w:p>
+      <w:pPr>
+        <w:pStyle w:val="ListParagraph"/>
+        <w:pBdr>
+          <w:top w:val="single" w:sz="4" w:space="1" w:color="auto"/>
+          <w:left w:val="single" w:sz="4" w:space="4" w:color="auto"/>
+          <w:bottom w:val="single" w:sz="4" w:space="1" w:color="auto"/>
+          <w:right w:val="single" w:sz="4" w:space="4" w:color="auto"/>
+        </w:pBdr>
+        <w:ind w:left="1080"/>
+        <w:rPr>
+          <w:lang w:val="en-US"/>
+        </w:rPr>
+      </w:pPr>
+      <w:r>
+        <w:rPr>
+          <w:lang w:val="en-US"/>
+        </w:rPr>
+        <w:t>figure(&lt;Index&gt;)</w:t>
+      </w:r>
+    </w:p>
+    <w:p>
+      <w:pPr>
+        <w:pStyle w:val="ListParagraph"/>
+        <w:numPr>
+          <w:ilvl w:val="0"/>
+          <w:numId w:val="3"/>
+        </w:numPr>
+        <w:rPr>
+          <w:lang w:val="en-US"/>
+        </w:rPr>
+      </w:pPr>
+      <w:r>
+        <w:rPr>
+          <w:lang w:val="en-US"/>
+        </w:rPr>
+        <w:t>Nếu đã có Figure với &lt;Index&gt; rồi thì chỉ chuyển sang làm việc trên Figure này</w:t>
+      </w:r>
+    </w:p>
+    <w:p>
+      <w:pPr>
+        <w:pStyle w:val="ListParagraph"/>
+        <w:numPr>
+          <w:ilvl w:val="0"/>
+          <w:numId w:val="11"/>
+        </w:numPr>
+        <w:rPr>
+          <w:lang w:val="en-US"/>
+        </w:rPr>
+      </w:pPr>
+      <w:r>
+        <w:rPr>
+          <w:lang w:val="en-US"/>
+        </w:rPr>
+        <w:t>Tạo 1 Subplot Trong Figure Hiện Tại</w:t>
+      </w:r>
+      <w:r>
+        <w:rPr>
+          <w:lang w:val="en-US"/>
+        </w:rPr>
+        <w:t xml:space="preserve"> Và Chuyển Sang Làm Việc Trên Đó?</w:t>
+      </w:r>
+    </w:p>
+    <w:p>
+      <w:pPr>
+        <w:pStyle w:val="ListParagraph"/>
+        <w:pBdr>
+          <w:top w:val="single" w:sz="4" w:space="1" w:color="auto"/>
+          <w:left w:val="single" w:sz="4" w:space="4" w:color="auto"/>
+          <w:bottom w:val="single" w:sz="4" w:space="1" w:color="auto"/>
+          <w:right w:val="single" w:sz="4" w:space="4" w:color="auto"/>
+        </w:pBdr>
+        <w:ind w:left="1080"/>
+        <w:rPr>
+          <w:lang w:val="en-US"/>
+        </w:rPr>
+      </w:pPr>
+      <w:r>
+        <w:rPr>
+          <w:lang w:val="en-US"/>
+        </w:rPr>
+        <w:t>subplot(</w:t>
+      </w:r>
+      <w:r>
+        <w:rPr>
+          <w:lang w:val="en-US"/>
+        </w:rPr>
+        <w:t>&lt;Số Hàng&gt;, &lt;Số Cột&gt;, &lt;Index&gt;)</w:t>
+      </w:r>
+    </w:p>
+    <w:p>
+      <w:pPr>
+        <w:pStyle w:val="ListParagraph"/>
+        <w:numPr>
+          <w:ilvl w:val="0"/>
+          <w:numId w:val="15"/>
+        </w:numPr>
+        <w:rPr>
+          <w:lang w:val="en-US"/>
+        </w:rPr>
+      </w:pPr>
+      <w:r>
+        <w:rPr>
+          <w:lang w:val="en-US"/>
+        </w:rPr>
+        <w:t>Y chang khi tạo Subplot trong Matplotlib</w:t>
+      </w:r>
+    </w:p>
+    <w:p>
+      <w:pPr>
+        <w:pStyle w:val="ListParagraph"/>
+        <w:numPr>
+          <w:ilvl w:val="0"/>
+          <w:numId w:val="15"/>
+        </w:numPr>
+        <w:rPr>
+          <w:lang w:val="en-US"/>
+        </w:rPr>
+      </w:pPr>
+      <w:r>
+        <w:rPr>
+          <w:lang w:val="en-US"/>
+        </w:rPr>
+        <w:t xml:space="preserve">Nếu đã có Subplot vừa khít với Subplot này thì chuyển </w:t>
+      </w:r>
+      <w:r>
+        <w:rPr>
+          <w:lang w:val="en-US"/>
+        </w:rPr>
+        <w:t xml:space="preserve">ngay </w:t>
+      </w:r>
+      <w:r>
+        <w:rPr>
+          <w:lang w:val="en-US"/>
+        </w:rPr>
+        <w:t>sang làm việc trên Subplot đó</w:t>
+      </w:r>
+    </w:p>
+    <w:p>
+      <w:pPr>
+        <w:pStyle w:val="ListParagraph"/>
+        <w:numPr>
+          <w:ilvl w:val="0"/>
+          <w:numId w:val="15"/>
+        </w:numPr>
+        <w:rPr>
+          <w:lang w:val="en-US"/>
+        </w:rPr>
+      </w:pPr>
+      <w:r>
+        <w:rPr>
+          <w:lang w:val="en-US"/>
+        </w:rPr>
+        <w:t>Nếu Subplot này đè lên 1 tí Subplot khác là Subplot khác bay màu</w:t>
+      </w:r>
+    </w:p>
+    <w:p>
+      <w:pPr>
+        <w:pStyle w:val="ListParagraph"/>
+        <w:numPr>
+          <w:ilvl w:val="0"/>
+          <w:numId w:val="11"/>
+        </w:numPr>
+        <w:rPr>
+          <w:lang w:val="en-US"/>
+        </w:rPr>
+      </w:pPr>
+      <w:r>
+        <w:rPr>
+          <w:lang w:val="en-US"/>
+        </w:rPr>
+        <w:t>Chỉ Định Trạng Thái Của Subplot Hiện Tại?</w:t>
+      </w:r>
+    </w:p>
+    <w:p>
+      <w:pPr>
+        <w:pStyle w:val="ListParagraph"/>
+        <w:numPr>
+          <w:ilvl w:val="0"/>
+          <w:numId w:val="15"/>
+        </w:numPr>
+        <w:rPr>
+          <w:lang w:val="en-US"/>
+        </w:rPr>
+      </w:pPr>
+      <w:r>
+        <w:rPr>
+          <w:lang w:val="en-US"/>
+        </w:rPr>
+        <w:t>Trạng thái mặc định của Subplot là nếu có Plot mới thì xóa toàn bộ Plot cũ trên nó</w:t>
+      </w:r>
+      <w:r>
+        <w:rPr>
+          <w:lang w:val="en-US"/>
+        </w:rPr>
+        <w:t>, đồng thời không có lưới tọa độ, lưới tọa độ y chang Matplotlib</w:t>
+      </w:r>
+    </w:p>
+    <w:p>
+      <w:pPr>
+        <w:pStyle w:val="ListParagraph"/>
+        <w:numPr>
+          <w:ilvl w:val="0"/>
+          <w:numId w:val="15"/>
+        </w:numPr>
+        <w:rPr>
+          <w:lang w:val="en-US"/>
+        </w:rPr>
+      </w:pPr>
+      <w:r>
+        <w:rPr>
+          <w:lang w:val="en-US"/>
+        </w:rPr>
+        <w:t>Để chuyển sang trạng thái không xóa Plot cũ</w:t>
+      </w:r>
+    </w:p>
+    <w:p>
+      <w:pPr>
+        <w:pStyle w:val="ListParagraph"/>
+        <w:pBdr>
+          <w:top w:val="single" w:sz="4" w:space="1" w:color="auto"/>
+          <w:left w:val="single" w:sz="4" w:space="4" w:color="auto"/>
+          <w:bottom w:val="single" w:sz="4" w:space="1" w:color="auto"/>
+          <w:right w:val="single" w:sz="4" w:space="4" w:color="auto"/>
+        </w:pBdr>
+        <w:ind w:left="1080"/>
+        <w:rPr>
+          <w:lang w:val="en-US"/>
+        </w:rPr>
+      </w:pPr>
+      <w:r>
+        <w:rPr>
+          <w:lang w:val="en-US"/>
+        </w:rPr>
+        <w:t>hold on</w:t>
+      </w:r>
+    </w:p>
+    <w:p>
+      <w:pPr>
+        <w:pStyle w:val="ListParagraph"/>
+        <w:numPr>
+          <w:ilvl w:val="0"/>
+          <w:numId w:val="15"/>
+        </w:numPr>
+        <w:rPr>
+          <w:lang w:val="en-US"/>
+        </w:rPr>
+      </w:pPr>
+      <w:r>
+        <w:rPr>
+          <w:lang w:val="en-US"/>
+        </w:rPr>
         <w:lastRenderedPageBreak/>
-        <w:t>Y chang Matplotlib nhưng các Figure chạy song song và không làm tạm dừng chương trình, đồng thời có thể qua lại giữa các Figure</w:t>
-      </w:r>
-      <w:r>
-        <w:rPr>
-          <w:lang w:val="en-US"/>
-        </w:rPr>
-        <w:t xml:space="preserve"> và các Subplot</w:t>
-      </w:r>
-    </w:p>
-    <w:p>
-      <w:pPr>
-        <w:pStyle w:val="ListParagraph"/>
-        <w:numPr>
-          <w:ilvl w:val="0"/>
-          <w:numId w:val="11"/>
-        </w:numPr>
-        <w:rPr>
-          <w:lang w:val="en-US"/>
-        </w:rPr>
-      </w:pPr>
-      <w:r>
-        <w:rPr>
-          <w:lang w:val="en-US"/>
-        </w:rPr>
-        <w:t>Tạo 1 Figure Mới Và Chuyển Sang Làm Việc Trên Figure Này?</w:t>
-      </w:r>
-    </w:p>
-    <w:p>
-      <w:pPr>
-        <w:pStyle w:val="ListParagraph"/>
-        <w:pBdr>
-          <w:top w:val="single" w:sz="4" w:space="1" w:color="auto"/>
-          <w:left w:val="single" w:sz="4" w:space="4" w:color="auto"/>
-          <w:bottom w:val="single" w:sz="4" w:space="1" w:color="auto"/>
-          <w:right w:val="single" w:sz="4" w:space="4" w:color="auto"/>
-        </w:pBdr>
-        <w:ind w:left="1080"/>
-        <w:rPr>
-          <w:lang w:val="en-US"/>
-        </w:rPr>
-      </w:pPr>
-      <w:r>
-        <w:rPr>
-          <w:lang w:val="en-US"/>
-        </w:rPr>
-        <w:t>figure(&lt;Index&gt;)</w:t>
-      </w:r>
-    </w:p>
-    <w:p>
-      <w:pPr>
-        <w:pStyle w:val="ListParagraph"/>
-        <w:numPr>
-          <w:ilvl w:val="0"/>
-          <w:numId w:val="3"/>
-        </w:numPr>
-        <w:rPr>
-          <w:lang w:val="en-US"/>
-        </w:rPr>
-      </w:pPr>
-      <w:r>
-        <w:rPr>
-          <w:lang w:val="en-US"/>
-        </w:rPr>
-        <w:t>Nếu đã có Figure với &lt;Index&gt; rồi thì chỉ chuyển sang làm việc trên Figure này</w:t>
-      </w:r>
-    </w:p>
-    <w:p>
-      <w:pPr>
-        <w:pStyle w:val="ListParagraph"/>
-        <w:numPr>
-          <w:ilvl w:val="0"/>
-          <w:numId w:val="11"/>
-        </w:numPr>
-        <w:rPr>
-          <w:lang w:val="en-US"/>
-        </w:rPr>
-      </w:pPr>
-      <w:r>
-        <w:rPr>
-          <w:lang w:val="en-US"/>
-        </w:rPr>
-        <w:t>Tạo 1 Subplot Trong Figure Hiện Tại</w:t>
-      </w:r>
-      <w:r>
-        <w:rPr>
-          <w:lang w:val="en-US"/>
-        </w:rPr>
-        <w:t xml:space="preserve"> Và Chuyển Sang Làm Việc Trên Đó?</w:t>
-      </w:r>
-    </w:p>
-    <w:p>
-      <w:pPr>
-        <w:pStyle w:val="ListParagraph"/>
-        <w:pBdr>
-          <w:top w:val="single" w:sz="4" w:space="1" w:color="auto"/>
-          <w:left w:val="single" w:sz="4" w:space="4" w:color="auto"/>
-          <w:bottom w:val="single" w:sz="4" w:space="1" w:color="auto"/>
-          <w:right w:val="single" w:sz="4" w:space="4" w:color="auto"/>
-        </w:pBdr>
-        <w:ind w:left="1080"/>
-        <w:rPr>
-          <w:lang w:val="en-US"/>
-        </w:rPr>
-      </w:pPr>
-      <w:r>
-        <w:rPr>
-          <w:lang w:val="en-US"/>
-        </w:rPr>
-        <w:t>subplot(</w:t>
-      </w:r>
-      <w:r>
-        <w:rPr>
-          <w:lang w:val="en-US"/>
-        </w:rPr>
-        <w:t>&lt;Số Hàng&gt;, &lt;Số Cột&gt;, &lt;Index&gt;)</w:t>
-      </w:r>
-    </w:p>
-    <w:p>
-      <w:pPr>
-        <w:pStyle w:val="ListParagraph"/>
-        <w:numPr>
-          <w:ilvl w:val="0"/>
-          <w:numId w:val="15"/>
-        </w:numPr>
-        <w:rPr>
-          <w:lang w:val="en-US"/>
-        </w:rPr>
-      </w:pPr>
-      <w:r>
-        <w:rPr>
-          <w:lang w:val="en-US"/>
-        </w:rPr>
-        <w:t>Y chang khi tạo Subplot trong Matplotlib</w:t>
-      </w:r>
-    </w:p>
-    <w:p>
-      <w:pPr>
-        <w:pStyle w:val="ListParagraph"/>
-        <w:numPr>
-          <w:ilvl w:val="0"/>
-          <w:numId w:val="15"/>
-        </w:numPr>
-        <w:rPr>
-          <w:lang w:val="en-US"/>
-        </w:rPr>
-      </w:pPr>
-      <w:r>
-        <w:rPr>
-          <w:lang w:val="en-US"/>
-        </w:rPr>
-        <w:t xml:space="preserve">Nếu đã có Subplot vừa khít với Subplot này thì chuyển </w:t>
-      </w:r>
-      <w:r>
-        <w:rPr>
-          <w:lang w:val="en-US"/>
-        </w:rPr>
-        <w:t xml:space="preserve">ngay </w:t>
-      </w:r>
-      <w:r>
-        <w:rPr>
-          <w:lang w:val="en-US"/>
-        </w:rPr>
-        <w:t>sang làm việc trên Subplot đó</w:t>
-      </w:r>
-    </w:p>
-    <w:p>
-      <w:pPr>
-        <w:pStyle w:val="ListParagraph"/>
-        <w:numPr>
-          <w:ilvl w:val="0"/>
-          <w:numId w:val="15"/>
-        </w:numPr>
-        <w:rPr>
-          <w:lang w:val="en-US"/>
-        </w:rPr>
-      </w:pPr>
-      <w:r>
-        <w:rPr>
-          <w:lang w:val="en-US"/>
-        </w:rPr>
-        <w:t>Nếu Subplot này đè lên 1 tí Subplot khác là Subplot khác bay màu</w:t>
-      </w:r>
-    </w:p>
-    <w:p>
-      <w:pPr>
-        <w:pStyle w:val="ListParagraph"/>
-        <w:numPr>
-          <w:ilvl w:val="0"/>
-          <w:numId w:val="11"/>
-        </w:numPr>
-        <w:rPr>
-          <w:lang w:val="en-US"/>
-        </w:rPr>
-      </w:pPr>
-      <w:r>
-        <w:rPr>
-          <w:lang w:val="en-US"/>
-        </w:rPr>
-        <w:t>Chỉ Định Trạng Thái Của Subplot Hiện Tại?</w:t>
-      </w:r>
-    </w:p>
-    <w:p>
-      <w:pPr>
-        <w:pStyle w:val="ListParagraph"/>
-        <w:numPr>
-          <w:ilvl w:val="0"/>
-          <w:numId w:val="15"/>
-        </w:numPr>
-        <w:rPr>
-          <w:lang w:val="en-US"/>
-        </w:rPr>
-      </w:pPr>
-      <w:r>
-        <w:rPr>
-          <w:lang w:val="en-US"/>
-        </w:rPr>
-        <w:t>Trạng thái mặc định của Subplot là nếu có Plot mới thì xóa toàn bộ Plot cũ trên nó</w:t>
-      </w:r>
-      <w:r>
-        <w:rPr>
-          <w:lang w:val="en-US"/>
-        </w:rPr>
-        <w:t>, đồng thời không có lưới tọa độ, lưới tọa độ y chang Matplotlib</w:t>
-      </w:r>
-    </w:p>
-    <w:p>
-      <w:pPr>
-        <w:pStyle w:val="ListParagraph"/>
-        <w:numPr>
-          <w:ilvl w:val="0"/>
-          <w:numId w:val="15"/>
-        </w:numPr>
-        <w:rPr>
-          <w:lang w:val="en-US"/>
-        </w:rPr>
-      </w:pPr>
-      <w:r>
-        <w:rPr>
-          <w:lang w:val="en-US"/>
-        </w:rPr>
-        <w:t>Để chuyển sang trạng thái không xóa Plot cũ</w:t>
-      </w:r>
-    </w:p>
-    <w:p>
-      <w:pPr>
-        <w:pStyle w:val="ListParagraph"/>
-        <w:pBdr>
-          <w:top w:val="single" w:sz="4" w:space="1" w:color="auto"/>
-          <w:left w:val="single" w:sz="4" w:space="4" w:color="auto"/>
-          <w:bottom w:val="single" w:sz="4" w:space="1" w:color="auto"/>
-          <w:right w:val="single" w:sz="4" w:space="4" w:color="auto"/>
-        </w:pBdr>
-        <w:ind w:left="1080"/>
-        <w:rPr>
-          <w:lang w:val="en-US"/>
-        </w:rPr>
-      </w:pPr>
-      <w:r>
-        <w:rPr>
-          <w:lang w:val="en-US"/>
-        </w:rPr>
-        <w:t>hold on</w:t>
-      </w:r>
-    </w:p>
-    <w:p>
-      <w:pPr>
-        <w:pStyle w:val="ListParagraph"/>
-        <w:numPr>
-          <w:ilvl w:val="0"/>
-          <w:numId w:val="15"/>
-        </w:numPr>
-        <w:rPr>
-          <w:lang w:val="en-US"/>
-        </w:rPr>
-      </w:pPr>
-      <w:r>
-        <w:rPr>
-          <w:lang w:val="en-US"/>
-        </w:rPr>
         <w:t>Để chuyển sang trạng thái</w:t>
       </w:r>
       <w:r>
@@ -9261,295 +9854,295 @@
         <w:rPr>
           <w:lang w:val="en-US"/>
         </w:rPr>
+        <w:t>syms foo bar t</w:t>
+      </w:r>
+    </w:p>
+    <w:p>
+      <w:pPr>
+        <w:pStyle w:val="ListParagraph"/>
+        <w:pBdr>
+          <w:top w:val="single" w:sz="4" w:space="1" w:color="auto"/>
+          <w:left w:val="single" w:sz="4" w:space="4" w:color="auto"/>
+          <w:bottom w:val="single" w:sz="4" w:space="1" w:color="auto"/>
+          <w:right w:val="single" w:sz="4" w:space="4" w:color="auto"/>
+        </w:pBdr>
+        <w:ind w:left="1080"/>
+        <w:rPr>
+          <w:lang w:val="en-US"/>
+        </w:rPr>
+      </w:pPr>
+      <w:r>
+        <w:rPr>
+          <w:lang w:val="en-US"/>
+        </w:rPr>
+        <w:t>foo = sin(t)</w:t>
+      </w:r>
+    </w:p>
+    <w:p>
+      <w:pPr>
+        <w:pStyle w:val="ListParagraph"/>
+        <w:pBdr>
+          <w:top w:val="single" w:sz="4" w:space="1" w:color="auto"/>
+          <w:left w:val="single" w:sz="4" w:space="4" w:color="auto"/>
+          <w:bottom w:val="single" w:sz="4" w:space="1" w:color="auto"/>
+          <w:right w:val="single" w:sz="4" w:space="4" w:color="auto"/>
+        </w:pBdr>
+        <w:ind w:left="1080"/>
+        <w:rPr>
+          <w:lang w:val="en-US"/>
+        </w:rPr>
+      </w:pPr>
+      <w:r>
+        <w:rPr>
+          <w:lang w:val="en-US"/>
+        </w:rPr>
+        <w:t>bar = cos(t)</w:t>
+      </w:r>
+    </w:p>
+    <w:p>
+      <w:pPr>
+        <w:pStyle w:val="ListParagraph"/>
+        <w:pBdr>
+          <w:top w:val="single" w:sz="4" w:space="1" w:color="auto"/>
+          <w:left w:val="single" w:sz="4" w:space="4" w:color="auto"/>
+          <w:bottom w:val="single" w:sz="4" w:space="1" w:color="auto"/>
+          <w:right w:val="single" w:sz="4" w:space="4" w:color="auto"/>
+        </w:pBdr>
+        <w:ind w:left="1080"/>
+        <w:rPr>
+          <w:lang w:val="en-US"/>
+        </w:rPr>
+      </w:pPr>
+      <w:r>
+        <w:rPr>
+          <w:lang w:val="en-US"/>
+        </w:rPr>
+        <w:t>fplot(foo, bar, [3 9])</w:t>
+      </w:r>
+    </w:p>
+    <w:p>
+      <w:pPr>
+        <w:pStyle w:val="ListParagraph"/>
+        <w:numPr>
+          <w:ilvl w:val="0"/>
+          <w:numId w:val="11"/>
+        </w:numPr>
+        <w:rPr>
+          <w:lang w:val="en-US"/>
+        </w:rPr>
+      </w:pPr>
+      <w:r>
+        <w:rPr>
+          <w:lang w:val="en-US"/>
+        </w:rPr>
+        <w:t>Chỉ Định Tên Của Trục Của Subplot Hiện Tại?</w:t>
+      </w:r>
+    </w:p>
+    <w:p>
+      <w:pPr>
+        <w:pStyle w:val="ListParagraph"/>
+        <w:numPr>
+          <w:ilvl w:val="0"/>
+          <w:numId w:val="15"/>
+        </w:numPr>
+        <w:rPr>
+          <w:lang w:val="en-US"/>
+        </w:rPr>
+      </w:pPr>
+      <w:r>
+        <w:rPr>
+          <w:lang w:val="en-US"/>
+        </w:rPr>
+        <w:t>Giống y chang trong Matplotlib</w:t>
+      </w:r>
+    </w:p>
+    <w:p>
+      <w:pPr>
+        <w:pStyle w:val="ListParagraph"/>
+        <w:numPr>
+          <w:ilvl w:val="0"/>
+          <w:numId w:val="15"/>
+        </w:numPr>
+        <w:rPr>
+          <w:lang w:val="en-US"/>
+        </w:rPr>
+      </w:pPr>
+      <w:r>
+        <w:rPr>
+          <w:lang w:val="en-US"/>
+        </w:rPr>
+        <w:t>Chỉ định tên trục hoành</w:t>
+      </w:r>
+    </w:p>
+    <w:p>
+      <w:pPr>
+        <w:pStyle w:val="ListParagraph"/>
+        <w:pBdr>
+          <w:top w:val="single" w:sz="4" w:space="1" w:color="auto"/>
+          <w:left w:val="single" w:sz="4" w:space="4" w:color="auto"/>
+          <w:bottom w:val="single" w:sz="4" w:space="1" w:color="auto"/>
+          <w:right w:val="single" w:sz="4" w:space="4" w:color="auto"/>
+        </w:pBdr>
+        <w:ind w:left="1080"/>
+        <w:rPr>
+          <w:lang w:val="en-US"/>
+        </w:rPr>
+      </w:pPr>
+      <w:r>
+        <w:rPr>
+          <w:lang w:val="en-US"/>
+        </w:rPr>
+        <w:t>xlabel(&lt;Tên Trục Hoành&gt;)</w:t>
+      </w:r>
+    </w:p>
+    <w:p>
+      <w:pPr>
+        <w:pStyle w:val="ListParagraph"/>
+        <w:numPr>
+          <w:ilvl w:val="0"/>
+          <w:numId w:val="15"/>
+        </w:numPr>
+        <w:rPr>
+          <w:lang w:val="en-US"/>
+        </w:rPr>
+      </w:pPr>
+      <w:r>
+        <w:rPr>
+          <w:lang w:val="en-US"/>
+        </w:rPr>
+        <w:t>Tương tự với các trục còn lại</w:t>
+      </w:r>
+    </w:p>
+    <w:p>
+      <w:pPr>
+        <w:pStyle w:val="ListParagraph"/>
+        <w:numPr>
+          <w:ilvl w:val="0"/>
+          <w:numId w:val="11"/>
+        </w:numPr>
+        <w:rPr>
+          <w:lang w:val="en-US"/>
+        </w:rPr>
+      </w:pPr>
+      <w:r>
+        <w:rPr>
+          <w:lang w:val="en-US"/>
+        </w:rPr>
+        <w:t>Chỉ Định Tên Của Subplot Hiện Tại?</w:t>
+      </w:r>
+    </w:p>
+    <w:p>
+      <w:pPr>
+        <w:pStyle w:val="ListParagraph"/>
+        <w:pBdr>
+          <w:top w:val="single" w:sz="4" w:space="1" w:color="auto"/>
+          <w:left w:val="single" w:sz="4" w:space="4" w:color="auto"/>
+          <w:bottom w:val="single" w:sz="4" w:space="1" w:color="auto"/>
+          <w:right w:val="single" w:sz="4" w:space="4" w:color="auto"/>
+        </w:pBdr>
+        <w:ind w:left="1080"/>
+        <w:rPr>
+          <w:lang w:val="en-US"/>
+        </w:rPr>
+      </w:pPr>
+      <w:r>
+        <w:rPr>
+          <w:lang w:val="en-US"/>
+        </w:rPr>
+        <w:t>title(&lt;Tên Subplot&gt;)</w:t>
+      </w:r>
+    </w:p>
+    <w:p>
+      <w:pPr>
+        <w:pStyle w:val="ListParagraph"/>
+        <w:numPr>
+          <w:ilvl w:val="0"/>
+          <w:numId w:val="11"/>
+        </w:numPr>
+        <w:rPr>
+          <w:lang w:val="en-US"/>
+        </w:rPr>
+      </w:pPr>
+      <w:r>
+        <w:rPr>
+          <w:lang w:val="en-US"/>
+        </w:rPr>
+        <w:t>Chú Thích Các Plot Trong Subplot Hiện Tại?</w:t>
+      </w:r>
+    </w:p>
+    <w:p>
+      <w:pPr>
+        <w:pStyle w:val="ListParagraph"/>
+        <w:pBdr>
+          <w:top w:val="single" w:sz="4" w:space="1" w:color="auto"/>
+          <w:left w:val="single" w:sz="4" w:space="4" w:color="auto"/>
+          <w:bottom w:val="single" w:sz="4" w:space="1" w:color="auto"/>
+          <w:right w:val="single" w:sz="4" w:space="4" w:color="auto"/>
+        </w:pBdr>
+        <w:ind w:left="1080"/>
+        <w:rPr>
+          <w:lang w:val="en-US"/>
+        </w:rPr>
+      </w:pPr>
+      <w:r>
+        <w:rPr>
+          <w:lang w:val="en-US"/>
+        </w:rPr>
+        <w:t>legend(&lt;Các Chú Thích&gt;)</w:t>
+      </w:r>
+    </w:p>
+    <w:p>
+      <w:pPr>
+        <w:pStyle w:val="ListParagraph"/>
+        <w:numPr>
+          <w:ilvl w:val="0"/>
+          <w:numId w:val="15"/>
+        </w:numPr>
+        <w:rPr>
+          <w:lang w:val="en-US"/>
+        </w:rPr>
+      </w:pPr>
+      <w:r>
+        <w:rPr>
+          <w:lang w:val="en-US"/>
+        </w:rPr>
+        <w:t>&lt;Các Chú Thích&gt; phải có số lượng = số Plot hiện tại</w:t>
+      </w:r>
+    </w:p>
+    <w:p>
+      <w:pPr>
+        <w:pStyle w:val="ListParagraph"/>
+        <w:numPr>
+          <w:ilvl w:val="0"/>
+          <w:numId w:val="15"/>
+        </w:numPr>
+        <w:rPr>
+          <w:lang w:val="en-US"/>
+        </w:rPr>
+      </w:pPr>
+      <w:r>
+        <w:rPr>
+          <w:lang w:val="en-US"/>
+        </w:rPr>
+        <w:t>Chú thích đầu tiên sẽ áp dụng cho cái Plot được Plot sớm nhất, chú thích thứ 2 sẽ áp dụng cho cái Plot được Plot thứ 2, …</w:t>
+      </w:r>
+    </w:p>
+    <w:p>
+      <w:pPr>
+        <w:pStyle w:val="ListParagraph"/>
+        <w:numPr>
+          <w:ilvl w:val="0"/>
+          <w:numId w:val="15"/>
+        </w:numPr>
+        <w:rPr>
+          <w:lang w:val="en-US"/>
+        </w:rPr>
+      </w:pPr>
+      <w:r>
+        <w:rPr>
+          <w:lang w:val="en-US"/>
+        </w:rPr>
         <w:lastRenderedPageBreak/>
-        <w:t>syms foo bar t</w:t>
-      </w:r>
-    </w:p>
-    <w:p>
-      <w:pPr>
-        <w:pStyle w:val="ListParagraph"/>
-        <w:pBdr>
-          <w:top w:val="single" w:sz="4" w:space="1" w:color="auto"/>
-          <w:left w:val="single" w:sz="4" w:space="4" w:color="auto"/>
-          <w:bottom w:val="single" w:sz="4" w:space="1" w:color="auto"/>
-          <w:right w:val="single" w:sz="4" w:space="4" w:color="auto"/>
-        </w:pBdr>
-        <w:ind w:left="1080"/>
-        <w:rPr>
-          <w:lang w:val="en-US"/>
-        </w:rPr>
-      </w:pPr>
-      <w:r>
-        <w:rPr>
-          <w:lang w:val="en-US"/>
-        </w:rPr>
-        <w:t>foo = sin(t)</w:t>
-      </w:r>
-    </w:p>
-    <w:p>
-      <w:pPr>
-        <w:pStyle w:val="ListParagraph"/>
-        <w:pBdr>
-          <w:top w:val="single" w:sz="4" w:space="1" w:color="auto"/>
-          <w:left w:val="single" w:sz="4" w:space="4" w:color="auto"/>
-          <w:bottom w:val="single" w:sz="4" w:space="1" w:color="auto"/>
-          <w:right w:val="single" w:sz="4" w:space="4" w:color="auto"/>
-        </w:pBdr>
-        <w:ind w:left="1080"/>
-        <w:rPr>
-          <w:lang w:val="en-US"/>
-        </w:rPr>
-      </w:pPr>
-      <w:r>
-        <w:rPr>
-          <w:lang w:val="en-US"/>
-        </w:rPr>
-        <w:t>bar = cos(t)</w:t>
-      </w:r>
-    </w:p>
-    <w:p>
-      <w:pPr>
-        <w:pStyle w:val="ListParagraph"/>
-        <w:pBdr>
-          <w:top w:val="single" w:sz="4" w:space="1" w:color="auto"/>
-          <w:left w:val="single" w:sz="4" w:space="4" w:color="auto"/>
-          <w:bottom w:val="single" w:sz="4" w:space="1" w:color="auto"/>
-          <w:right w:val="single" w:sz="4" w:space="4" w:color="auto"/>
-        </w:pBdr>
-        <w:ind w:left="1080"/>
-        <w:rPr>
-          <w:lang w:val="en-US"/>
-        </w:rPr>
-      </w:pPr>
-      <w:r>
-        <w:rPr>
-          <w:lang w:val="en-US"/>
-        </w:rPr>
-        <w:t>fplot(foo, bar, [3 9])</w:t>
-      </w:r>
-    </w:p>
-    <w:p>
-      <w:pPr>
-        <w:pStyle w:val="ListParagraph"/>
-        <w:numPr>
-          <w:ilvl w:val="0"/>
-          <w:numId w:val="11"/>
-        </w:numPr>
-        <w:rPr>
-          <w:lang w:val="en-US"/>
-        </w:rPr>
-      </w:pPr>
-      <w:r>
-        <w:rPr>
-          <w:lang w:val="en-US"/>
-        </w:rPr>
-        <w:t>Chỉ Định Tên Của Trục Của Subplot Hiện Tại?</w:t>
-      </w:r>
-    </w:p>
-    <w:p>
-      <w:pPr>
-        <w:pStyle w:val="ListParagraph"/>
-        <w:numPr>
-          <w:ilvl w:val="0"/>
-          <w:numId w:val="15"/>
-        </w:numPr>
-        <w:rPr>
-          <w:lang w:val="en-US"/>
-        </w:rPr>
-      </w:pPr>
-      <w:r>
-        <w:rPr>
-          <w:lang w:val="en-US"/>
-        </w:rPr>
-        <w:t>Giống y chang trong Matplotlib</w:t>
-      </w:r>
-    </w:p>
-    <w:p>
-      <w:pPr>
-        <w:pStyle w:val="ListParagraph"/>
-        <w:numPr>
-          <w:ilvl w:val="0"/>
-          <w:numId w:val="15"/>
-        </w:numPr>
-        <w:rPr>
-          <w:lang w:val="en-US"/>
-        </w:rPr>
-      </w:pPr>
-      <w:r>
-        <w:rPr>
-          <w:lang w:val="en-US"/>
-        </w:rPr>
-        <w:t>Chỉ định tên trục hoành</w:t>
-      </w:r>
-    </w:p>
-    <w:p>
-      <w:pPr>
-        <w:pStyle w:val="ListParagraph"/>
-        <w:pBdr>
-          <w:top w:val="single" w:sz="4" w:space="1" w:color="auto"/>
-          <w:left w:val="single" w:sz="4" w:space="4" w:color="auto"/>
-          <w:bottom w:val="single" w:sz="4" w:space="1" w:color="auto"/>
-          <w:right w:val="single" w:sz="4" w:space="4" w:color="auto"/>
-        </w:pBdr>
-        <w:ind w:left="1080"/>
-        <w:rPr>
-          <w:lang w:val="en-US"/>
-        </w:rPr>
-      </w:pPr>
-      <w:r>
-        <w:rPr>
-          <w:lang w:val="en-US"/>
-        </w:rPr>
-        <w:t>xlabel(&lt;Tên Trục Hoành&gt;)</w:t>
-      </w:r>
-    </w:p>
-    <w:p>
-      <w:pPr>
-        <w:pStyle w:val="ListParagraph"/>
-        <w:numPr>
-          <w:ilvl w:val="0"/>
-          <w:numId w:val="15"/>
-        </w:numPr>
-        <w:rPr>
-          <w:lang w:val="en-US"/>
-        </w:rPr>
-      </w:pPr>
-      <w:r>
-        <w:rPr>
-          <w:lang w:val="en-US"/>
-        </w:rPr>
-        <w:t>Tương tự với các trục còn lại</w:t>
-      </w:r>
-    </w:p>
-    <w:p>
-      <w:pPr>
-        <w:pStyle w:val="ListParagraph"/>
-        <w:numPr>
-          <w:ilvl w:val="0"/>
-          <w:numId w:val="11"/>
-        </w:numPr>
-        <w:rPr>
-          <w:lang w:val="en-US"/>
-        </w:rPr>
-      </w:pPr>
-      <w:r>
-        <w:rPr>
-          <w:lang w:val="en-US"/>
-        </w:rPr>
-        <w:t>Chỉ Định Tên Của Subplot Hiện Tại?</w:t>
-      </w:r>
-    </w:p>
-    <w:p>
-      <w:pPr>
-        <w:pStyle w:val="ListParagraph"/>
-        <w:pBdr>
-          <w:top w:val="single" w:sz="4" w:space="1" w:color="auto"/>
-          <w:left w:val="single" w:sz="4" w:space="4" w:color="auto"/>
-          <w:bottom w:val="single" w:sz="4" w:space="1" w:color="auto"/>
-          <w:right w:val="single" w:sz="4" w:space="4" w:color="auto"/>
-        </w:pBdr>
-        <w:ind w:left="1080"/>
-        <w:rPr>
-          <w:lang w:val="en-US"/>
-        </w:rPr>
-      </w:pPr>
-      <w:r>
-        <w:rPr>
-          <w:lang w:val="en-US"/>
-        </w:rPr>
-        <w:t>title(&lt;Tên Subplot&gt;)</w:t>
-      </w:r>
-    </w:p>
-    <w:p>
-      <w:pPr>
-        <w:pStyle w:val="ListParagraph"/>
-        <w:numPr>
-          <w:ilvl w:val="0"/>
-          <w:numId w:val="11"/>
-        </w:numPr>
-        <w:rPr>
-          <w:lang w:val="en-US"/>
-        </w:rPr>
-      </w:pPr>
-      <w:r>
-        <w:rPr>
-          <w:lang w:val="en-US"/>
-        </w:rPr>
-        <w:t>Chú Thích Các Plot Trong Subplot Hiện Tại?</w:t>
-      </w:r>
-    </w:p>
-    <w:p>
-      <w:pPr>
-        <w:pStyle w:val="ListParagraph"/>
-        <w:pBdr>
-          <w:top w:val="single" w:sz="4" w:space="1" w:color="auto"/>
-          <w:left w:val="single" w:sz="4" w:space="4" w:color="auto"/>
-          <w:bottom w:val="single" w:sz="4" w:space="1" w:color="auto"/>
-          <w:right w:val="single" w:sz="4" w:space="4" w:color="auto"/>
-        </w:pBdr>
-        <w:ind w:left="1080"/>
-        <w:rPr>
-          <w:lang w:val="en-US"/>
-        </w:rPr>
-      </w:pPr>
-      <w:r>
-        <w:rPr>
-          <w:lang w:val="en-US"/>
-        </w:rPr>
-        <w:t>legend(&lt;Các Chú Thích&gt;)</w:t>
-      </w:r>
-    </w:p>
-    <w:p>
-      <w:pPr>
-        <w:pStyle w:val="ListParagraph"/>
-        <w:numPr>
-          <w:ilvl w:val="0"/>
-          <w:numId w:val="15"/>
-        </w:numPr>
-        <w:rPr>
-          <w:lang w:val="en-US"/>
-        </w:rPr>
-      </w:pPr>
-      <w:r>
-        <w:rPr>
-          <w:lang w:val="en-US"/>
-        </w:rPr>
-        <w:t>&lt;Các Chú Thích&gt; phải có số lượng = số Plot hiện tại</w:t>
-      </w:r>
-    </w:p>
-    <w:p>
-      <w:pPr>
-        <w:pStyle w:val="ListParagraph"/>
-        <w:numPr>
-          <w:ilvl w:val="0"/>
-          <w:numId w:val="15"/>
-        </w:numPr>
-        <w:rPr>
-          <w:lang w:val="en-US"/>
-        </w:rPr>
-      </w:pPr>
-      <w:r>
-        <w:rPr>
-          <w:lang w:val="en-US"/>
-        </w:rPr>
-        <w:t>Chú thích đầu tiên sẽ áp dụng cho cái Plot được Plot sớm nhất, chú thích thứ 2 sẽ áp dụng cho cái Plot được Plot thứ 2, …</w:t>
-      </w:r>
-    </w:p>
-    <w:p>
-      <w:pPr>
-        <w:pStyle w:val="ListParagraph"/>
-        <w:numPr>
-          <w:ilvl w:val="0"/>
-          <w:numId w:val="15"/>
-        </w:numPr>
-        <w:rPr>
-          <w:lang w:val="en-US"/>
-        </w:rPr>
-      </w:pPr>
-      <w:r>
-        <w:rPr>
-          <w:lang w:val="en-US"/>
-        </w:rPr>
         <w:t>Ví dụ</w:t>
       </w:r>
     </w:p>

--- a/matlab.docx
+++ b/matlab.docx
@@ -1697,6 +1697,60 @@
         <w:pStyle w:val="ListParagraph"/>
         <w:numPr>
           <w:ilvl w:val="0"/>
+          <w:numId w:val="3"/>
+        </w:numPr>
+        <w:rPr>
+          <w:lang w:val="en-US"/>
+        </w:rPr>
+      </w:pPr>
+      <w:r>
+        <w:rPr>
+          <w:lang w:val="en-US"/>
+        </w:rPr>
+        <w:t xml:space="preserve">Để loại bỏ dấu </w:t>
+      </w:r>
+      <w:r>
+        <w:rPr>
+          <w:lang w:val="en-US"/>
+        </w:rPr>
+        <w:t>“%“ ở đầu tất cả các dòng Code được chọn</w:t>
+      </w:r>
+    </w:p>
+    <w:p>
+      <w:pPr>
+        <w:pStyle w:val="ListParagraph"/>
+        <w:numPr>
+          <w:ilvl w:val="0"/>
+          <w:numId w:val="3"/>
+        </w:numPr>
+        <w:rPr>
+          <w:lang w:val="en-US"/>
+        </w:rPr>
+      </w:pPr>
+      <w:r>
+        <w:rPr>
+          <w:lang w:val="en-US"/>
+        </w:rPr>
+        <w:t>Nhấn “Ctrl” + “</w:t>
+      </w:r>
+      <w:r>
+        <w:rPr>
+          <w:lang w:val="en-US"/>
+        </w:rPr>
+        <w:t>T</w:t>
+      </w:r>
+      <w:r>
+        <w:rPr>
+          <w:lang w:val="en-US"/>
+        </w:rPr>
+        <w:t>”</w:t>
+      </w:r>
+    </w:p>
+    <w:p>
+      <w:pPr>
+        <w:pStyle w:val="ListParagraph"/>
+        <w:numPr>
+          <w:ilvl w:val="0"/>
           <w:numId w:val="9"/>
         </w:numPr>
         <w:rPr>
@@ -2040,6 +2094,7 @@
         <w:rPr>
           <w:lang w:val="en-US"/>
         </w:rPr>
+        <w:lastRenderedPageBreak/>
         <w:t>disp(&lt;Giá Trị&gt;)</w:t>
       </w:r>
     </w:p>
@@ -2079,7 +2134,6 @@
         <w:rPr>
           <w:lang w:val="en-US"/>
         </w:rPr>
-        <w:lastRenderedPageBreak/>
         <w:t>disp(</w:t>
       </w:r>
       <w:r>
@@ -2759,6 +2813,7 @@
         <w:rPr>
           <w:lang w:val="en-US"/>
         </w:rPr>
+        <w:lastRenderedPageBreak/>
         <w:t>Đặt dấu chấm đằng trước các toán tử để thực hiện phép tính trên từng phần tử tương ứng của 2 ma trận</w:t>
       </w:r>
     </w:p>
@@ -2798,7 +2853,6 @@
         <w:rPr>
           <w:lang w:val="en-US"/>
         </w:rPr>
-        <w:lastRenderedPageBreak/>
         <w:t>~=</w:t>
       </w:r>
     </w:p>
@@ -3670,6 +3724,7 @@
               <w:rPr>
                 <w:lang w:val="en-US"/>
               </w:rPr>
+              <w:lastRenderedPageBreak/>
               <w:t>bar</w:t>
             </w:r>
           </w:p>
@@ -3763,8 +3818,614 @@
         <w:rPr>
           <w:lang w:val="en-US"/>
         </w:rPr>
+        <w:t>Cơ chế là cho biến chạy từ &lt;Cận Dưới&gt; tới &lt;Cận Trên&gt; rồi tính từng giá trị hàm trả về để tìm &lt;X Min&gt; là giá trị biến cho giá trị nhỏ nhất</w:t>
+      </w:r>
+    </w:p>
+    <w:p>
+      <w:pPr>
+        <w:pStyle w:val="ListParagraph"/>
+        <w:numPr>
+          <w:ilvl w:val="0"/>
+          <w:numId w:val="3"/>
+        </w:numPr>
+        <w:rPr>
+          <w:lang w:val="en-US"/>
+        </w:rPr>
+      </w:pPr>
+      <w:r>
+        <w:rPr>
+          <w:lang w:val="en-US"/>
+        </w:rPr>
+        <w:t>Ví dụ</w:t>
+      </w:r>
+    </w:p>
+    <w:p>
+      <w:pPr>
+        <w:pStyle w:val="ListParagraph"/>
+        <w:pBdr>
+          <w:top w:val="single" w:sz="4" w:space="1" w:color="auto"/>
+          <w:left w:val="single" w:sz="4" w:space="4" w:color="auto"/>
+          <w:bottom w:val="single" w:sz="4" w:space="1" w:color="auto"/>
+          <w:right w:val="single" w:sz="4" w:space="4" w:color="auto"/>
+        </w:pBdr>
+        <w:ind w:left="1080"/>
+        <w:rPr>
+          <w:lang w:val="en-US"/>
+        </w:rPr>
+      </w:pPr>
+      <w:r>
+        <w:rPr>
+          <w:lang w:val="en-US"/>
+        </w:rPr>
+        <w:t>foo = fminbnd(@sin, 1, 2)</w:t>
+      </w:r>
+    </w:p>
+    <w:p>
+      <w:pPr>
+        <w:pStyle w:val="ListParagraph"/>
+        <w:numPr>
+          <w:ilvl w:val="0"/>
+          <w:numId w:val="3"/>
+        </w:numPr>
+        <w:rPr>
+          <w:lang w:val="en-US"/>
+        </w:rPr>
+      </w:pPr>
+    </w:p>
+    <w:p>
+      <w:pPr>
+        <w:rPr>
+          <w:lang w:val="en-US"/>
+        </w:rPr>
+      </w:pPr>
+    </w:p>
+    <w:p>
+      <w:pPr>
+        <w:rPr>
+          <w:lang w:val="en-US"/>
+        </w:rPr>
+      </w:pPr>
+      <w:r>
+        <w:rPr>
+          <w:lang w:val="en-US"/>
+        </w:rPr>
+        <w:t>Condition – Điều Kiện:</w:t>
+      </w:r>
+    </w:p>
+    <w:p>
+      <w:pPr>
+        <w:pStyle w:val="ListParagraph"/>
+        <w:numPr>
+          <w:ilvl w:val="0"/>
+          <w:numId w:val="16"/>
+        </w:numPr>
+        <w:rPr>
+          <w:lang w:val="en-US"/>
+        </w:rPr>
+      </w:pPr>
+      <w:r>
+        <w:rPr>
+          <w:lang w:val="en-US"/>
+        </w:rPr>
+        <w:t>Cấu Trúc Câu Điều Kiện?</w:t>
+      </w:r>
+    </w:p>
+    <w:p>
+      <w:pPr>
+        <w:pStyle w:val="ListParagraph"/>
+        <w:pBdr>
+          <w:top w:val="single" w:sz="4" w:space="1" w:color="auto"/>
+          <w:left w:val="single" w:sz="4" w:space="4" w:color="auto"/>
+          <w:bottom w:val="single" w:sz="4" w:space="1" w:color="auto"/>
+          <w:right w:val="single" w:sz="4" w:space="4" w:color="auto"/>
+        </w:pBdr>
+        <w:ind w:left="1080"/>
+        <w:rPr>
+          <w:lang w:val="en-US"/>
+        </w:rPr>
+      </w:pPr>
+      <w:r>
+        <w:rPr>
+          <w:lang w:val="en-US"/>
+        </w:rPr>
+        <w:t>if &lt;Biểu Thức&gt;</w:t>
+      </w:r>
+    </w:p>
+    <w:p>
+      <w:pPr>
+        <w:pStyle w:val="ListParagraph"/>
+        <w:pBdr>
+          <w:top w:val="single" w:sz="4" w:space="1" w:color="auto"/>
+          <w:left w:val="single" w:sz="4" w:space="4" w:color="auto"/>
+          <w:bottom w:val="single" w:sz="4" w:space="1" w:color="auto"/>
+          <w:right w:val="single" w:sz="4" w:space="4" w:color="auto"/>
+        </w:pBdr>
+        <w:ind w:left="1080"/>
+        <w:rPr>
+          <w:lang w:val="en-US"/>
+        </w:rPr>
+      </w:pPr>
+      <w:r>
+        <w:rPr>
+          <w:lang w:val="en-US"/>
+        </w:rPr>
+        <w:t xml:space="preserve">    &lt;Làm Gì Đó&gt;</w:t>
+      </w:r>
+    </w:p>
+    <w:p>
+      <w:pPr>
+        <w:pStyle w:val="ListParagraph"/>
+        <w:pBdr>
+          <w:top w:val="single" w:sz="4" w:space="1" w:color="auto"/>
+          <w:left w:val="single" w:sz="4" w:space="4" w:color="auto"/>
+          <w:bottom w:val="single" w:sz="4" w:space="1" w:color="auto"/>
+          <w:right w:val="single" w:sz="4" w:space="4" w:color="auto"/>
+        </w:pBdr>
+        <w:ind w:left="1080"/>
+        <w:rPr>
+          <w:lang w:val="en-US"/>
+        </w:rPr>
+      </w:pPr>
+      <w:r>
+        <w:rPr>
+          <w:lang w:val="en-US"/>
+        </w:rPr>
+        <w:t>elseif &lt;Biểu Thức&gt;</w:t>
+      </w:r>
+    </w:p>
+    <w:p>
+      <w:pPr>
+        <w:pStyle w:val="ListParagraph"/>
+        <w:pBdr>
+          <w:top w:val="single" w:sz="4" w:space="1" w:color="auto"/>
+          <w:left w:val="single" w:sz="4" w:space="4" w:color="auto"/>
+          <w:bottom w:val="single" w:sz="4" w:space="1" w:color="auto"/>
+          <w:right w:val="single" w:sz="4" w:space="4" w:color="auto"/>
+        </w:pBdr>
+        <w:ind w:left="1080"/>
+        <w:rPr>
+          <w:lang w:val="en-US"/>
+        </w:rPr>
+      </w:pPr>
+      <w:r>
+        <w:rPr>
+          <w:lang w:val="en-US"/>
+        </w:rPr>
+        <w:t xml:space="preserve">    &lt;Làm Gì Đó&gt;</w:t>
+      </w:r>
+    </w:p>
+    <w:p>
+      <w:pPr>
+        <w:pStyle w:val="ListParagraph"/>
+        <w:pBdr>
+          <w:top w:val="single" w:sz="4" w:space="1" w:color="auto"/>
+          <w:left w:val="single" w:sz="4" w:space="4" w:color="auto"/>
+          <w:bottom w:val="single" w:sz="4" w:space="1" w:color="auto"/>
+          <w:right w:val="single" w:sz="4" w:space="4" w:color="auto"/>
+        </w:pBdr>
+        <w:ind w:left="1080"/>
+        <w:rPr>
+          <w:lang w:val="en-US"/>
+        </w:rPr>
+      </w:pPr>
+      <w:r>
+        <w:rPr>
+          <w:lang w:val="en-US"/>
+        </w:rPr>
+        <w:t>else</w:t>
+      </w:r>
+    </w:p>
+    <w:p>
+      <w:pPr>
+        <w:pStyle w:val="ListParagraph"/>
+        <w:pBdr>
+          <w:top w:val="single" w:sz="4" w:space="1" w:color="auto"/>
+          <w:left w:val="single" w:sz="4" w:space="4" w:color="auto"/>
+          <w:bottom w:val="single" w:sz="4" w:space="1" w:color="auto"/>
+          <w:right w:val="single" w:sz="4" w:space="4" w:color="auto"/>
+        </w:pBdr>
+        <w:ind w:left="1080"/>
+        <w:rPr>
+          <w:lang w:val="en-US"/>
+        </w:rPr>
+      </w:pPr>
+      <w:r>
+        <w:rPr>
+          <w:lang w:val="en-US"/>
+        </w:rPr>
+        <w:t xml:space="preserve">    &lt;Làm Gì Đó&gt;</w:t>
+      </w:r>
+    </w:p>
+    <w:p>
+      <w:pPr>
+        <w:pStyle w:val="ListParagraph"/>
+        <w:pBdr>
+          <w:top w:val="single" w:sz="4" w:space="1" w:color="auto"/>
+          <w:left w:val="single" w:sz="4" w:space="4" w:color="auto"/>
+          <w:bottom w:val="single" w:sz="4" w:space="1" w:color="auto"/>
+          <w:right w:val="single" w:sz="4" w:space="4" w:color="auto"/>
+        </w:pBdr>
+        <w:ind w:left="1080"/>
+        <w:rPr>
+          <w:lang w:val="en-US"/>
+        </w:rPr>
+      </w:pPr>
+      <w:r>
+        <w:rPr>
+          <w:lang w:val="en-US"/>
+        </w:rPr>
+        <w:t>end</w:t>
+      </w:r>
+    </w:p>
+    <w:p>
+      <w:pPr>
+        <w:pStyle w:val="ListParagraph"/>
+        <w:numPr>
+          <w:ilvl w:val="0"/>
+          <w:numId w:val="3"/>
+        </w:numPr>
+        <w:rPr>
+          <w:lang w:val="en-US"/>
+        </w:rPr>
+      </w:pPr>
+      <w:r>
+        <w:rPr>
+          <w:lang w:val="en-US"/>
+        </w:rPr>
+        <w:t>Ví dụ</w:t>
+      </w:r>
+    </w:p>
+    <w:p>
+      <w:pPr>
+        <w:pStyle w:val="ListParagraph"/>
+        <w:pBdr>
+          <w:top w:val="single" w:sz="4" w:space="1" w:color="auto"/>
+          <w:left w:val="single" w:sz="4" w:space="4" w:color="auto"/>
+          <w:bottom w:val="single" w:sz="4" w:space="1" w:color="auto"/>
+          <w:right w:val="single" w:sz="4" w:space="4" w:color="auto"/>
+        </w:pBdr>
+        <w:ind w:left="1080"/>
+        <w:rPr>
+          <w:lang w:val="en-US"/>
+        </w:rPr>
+      </w:pPr>
+      <w:r>
+        <w:rPr>
+          <w:lang w:val="en-US"/>
+        </w:rPr>
+        <w:t>if 2 &gt; 1</w:t>
+      </w:r>
+    </w:p>
+    <w:p>
+      <w:pPr>
+        <w:pStyle w:val="ListParagraph"/>
+        <w:pBdr>
+          <w:top w:val="single" w:sz="4" w:space="1" w:color="auto"/>
+          <w:left w:val="single" w:sz="4" w:space="4" w:color="auto"/>
+          <w:bottom w:val="single" w:sz="4" w:space="1" w:color="auto"/>
+          <w:right w:val="single" w:sz="4" w:space="4" w:color="auto"/>
+        </w:pBdr>
+        <w:ind w:left="1080"/>
+        <w:rPr>
+          <w:lang w:val="en-US"/>
+        </w:rPr>
+      </w:pPr>
+      <w:r>
+        <w:rPr>
+          <w:lang w:val="en-US"/>
+        </w:rPr>
+        <w:t xml:space="preserve">    foo = bar + 1</w:t>
+      </w:r>
+    </w:p>
+    <w:p>
+      <w:pPr>
+        <w:pStyle w:val="ListParagraph"/>
+        <w:pBdr>
+          <w:top w:val="single" w:sz="4" w:space="1" w:color="auto"/>
+          <w:left w:val="single" w:sz="4" w:space="4" w:color="auto"/>
+          <w:bottom w:val="single" w:sz="4" w:space="1" w:color="auto"/>
+          <w:right w:val="single" w:sz="4" w:space="4" w:color="auto"/>
+        </w:pBdr>
+        <w:ind w:left="1080"/>
+        <w:rPr>
+          <w:lang w:val="en-US"/>
+        </w:rPr>
+      </w:pPr>
+      <w:r>
+        <w:rPr>
+          <w:lang w:val="en-US"/>
+        </w:rPr>
+        <w:t>else</w:t>
+      </w:r>
+    </w:p>
+    <w:p>
+      <w:pPr>
+        <w:pStyle w:val="ListParagraph"/>
+        <w:pBdr>
+          <w:top w:val="single" w:sz="4" w:space="1" w:color="auto"/>
+          <w:left w:val="single" w:sz="4" w:space="4" w:color="auto"/>
+          <w:bottom w:val="single" w:sz="4" w:space="1" w:color="auto"/>
+          <w:right w:val="single" w:sz="4" w:space="4" w:color="auto"/>
+        </w:pBdr>
+        <w:ind w:left="1080"/>
+        <w:rPr>
+          <w:lang w:val="en-US"/>
+        </w:rPr>
+      </w:pPr>
+      <w:r>
+        <w:rPr>
+          <w:lang w:val="en-US"/>
+        </w:rPr>
+        <w:t xml:space="preserve">    bar = foo</w:t>
+      </w:r>
+    </w:p>
+    <w:p>
+      <w:pPr>
+        <w:pStyle w:val="ListParagraph"/>
+        <w:pBdr>
+          <w:top w:val="single" w:sz="4" w:space="1" w:color="auto"/>
+          <w:left w:val="single" w:sz="4" w:space="4" w:color="auto"/>
+          <w:bottom w:val="single" w:sz="4" w:space="1" w:color="auto"/>
+          <w:right w:val="single" w:sz="4" w:space="4" w:color="auto"/>
+        </w:pBdr>
+        <w:ind w:left="1080"/>
+        <w:rPr>
+          <w:lang w:val="en-US"/>
+        </w:rPr>
+      </w:pPr>
+      <w:r>
+        <w:rPr>
+          <w:lang w:val="en-US"/>
+        </w:rPr>
+        <w:t>end</w:t>
+      </w:r>
+    </w:p>
+    <w:p>
+      <w:pPr>
+        <w:pStyle w:val="ListParagraph"/>
+        <w:numPr>
+          <w:ilvl w:val="0"/>
+          <w:numId w:val="3"/>
+        </w:numPr>
+        <w:rPr>
+          <w:lang w:val="en-US"/>
+        </w:rPr>
+      </w:pPr>
+    </w:p>
+    <w:p>
+      <w:pPr>
+        <w:rPr>
+          <w:lang w:val="en-US"/>
+        </w:rPr>
+      </w:pPr>
+    </w:p>
+    <w:p>
+      <w:pPr>
+        <w:rPr>
+          <w:lang w:val="en-US"/>
+        </w:rPr>
+      </w:pPr>
+      <w:r>
+        <w:rPr>
+          <w:lang w:val="en-US"/>
+        </w:rPr>
+        <w:t>Loop – Lặp:</w:t>
+      </w:r>
+    </w:p>
+    <w:p>
+      <w:pPr>
+        <w:pStyle w:val="ListParagraph"/>
+        <w:numPr>
+          <w:ilvl w:val="0"/>
+          <w:numId w:val="17"/>
+        </w:numPr>
+        <w:rPr>
+          <w:lang w:val="en-US"/>
+        </w:rPr>
+      </w:pPr>
+      <w:r>
+        <w:rPr>
+          <w:lang w:val="en-US"/>
+        </w:rPr>
+        <w:t>For Loop?</w:t>
+      </w:r>
+    </w:p>
+    <w:p>
+      <w:pPr>
+        <w:pStyle w:val="ListParagraph"/>
+        <w:pBdr>
+          <w:top w:val="single" w:sz="4" w:space="1" w:color="auto"/>
+          <w:left w:val="single" w:sz="4" w:space="4" w:color="auto"/>
+          <w:bottom w:val="single" w:sz="4" w:space="1" w:color="auto"/>
+          <w:right w:val="single" w:sz="4" w:space="4" w:color="auto"/>
+        </w:pBdr>
+        <w:ind w:left="1080"/>
+        <w:rPr>
+          <w:lang w:val="en-US"/>
+        </w:rPr>
+      </w:pPr>
+      <w:r>
+        <w:rPr>
+          <w:lang w:val="en-US"/>
+        </w:rPr>
+        <w:t>for &lt;Biến Đếm&gt; = &lt;Tensor&gt;</w:t>
+      </w:r>
+    </w:p>
+    <w:p>
+      <w:pPr>
+        <w:pStyle w:val="ListParagraph"/>
+        <w:pBdr>
+          <w:top w:val="single" w:sz="4" w:space="1" w:color="auto"/>
+          <w:left w:val="single" w:sz="4" w:space="4" w:color="auto"/>
+          <w:bottom w:val="single" w:sz="4" w:space="1" w:color="auto"/>
+          <w:right w:val="single" w:sz="4" w:space="4" w:color="auto"/>
+        </w:pBdr>
+        <w:ind w:left="1080"/>
+        <w:rPr>
+          <w:lang w:val="en-US"/>
+        </w:rPr>
+      </w:pPr>
+      <w:r>
+        <w:rPr>
+          <w:lang w:val="en-US"/>
+        </w:rPr>
+        <w:t xml:space="preserve">    &lt;Làm Gì Đó&gt;</w:t>
+      </w:r>
+    </w:p>
+    <w:p>
+      <w:pPr>
+        <w:pStyle w:val="ListParagraph"/>
+        <w:pBdr>
+          <w:top w:val="single" w:sz="4" w:space="1" w:color="auto"/>
+          <w:left w:val="single" w:sz="4" w:space="4" w:color="auto"/>
+          <w:bottom w:val="single" w:sz="4" w:space="1" w:color="auto"/>
+          <w:right w:val="single" w:sz="4" w:space="4" w:color="auto"/>
+        </w:pBdr>
+        <w:ind w:left="1080"/>
+        <w:rPr>
+          <w:lang w:val="en-US"/>
+        </w:rPr>
+      </w:pPr>
+      <w:r>
+        <w:rPr>
+          <w:lang w:val="en-US"/>
+        </w:rPr>
+        <w:t>end</w:t>
+      </w:r>
+    </w:p>
+    <w:p>
+      <w:pPr>
+        <w:pStyle w:val="ListParagraph"/>
+        <w:numPr>
+          <w:ilvl w:val="0"/>
+          <w:numId w:val="3"/>
+        </w:numPr>
+        <w:rPr>
+          <w:lang w:val="en-US"/>
+        </w:rPr>
+      </w:pPr>
+      <w:r>
+        <w:rPr>
+          <w:lang w:val="en-US"/>
+        </w:rPr>
+        <w:t xml:space="preserve">Vòng lặp này sẽ lặp qua toàn bộ phần tử của &lt;Tensor&gt; và trả về giá trị cho </w:t>
+      </w:r>
+    </w:p>
+    <w:p>
+      <w:pPr>
+        <w:pStyle w:val="ListParagraph"/>
+        <w:ind w:left="1080"/>
+        <w:rPr>
+          <w:lang w:val="en-US"/>
+        </w:rPr>
+      </w:pPr>
+      <w:r>
+        <w:rPr>
+          <w:lang w:val="en-US"/>
+        </w:rPr>
+        <w:t>&lt;Biến Đếm&gt;, nếu tưởng tượng xấp ảnh, thì đọc mỗi tấm ảnh theo đúng thứ tự, khi đọc mỗi ảnh, thì đọc từ trên xuống dưới từ trái sang phải</w:t>
+      </w:r>
+    </w:p>
+    <w:p>
+      <w:pPr>
+        <w:rPr>
+          <w:lang w:val="en-US"/>
+        </w:rPr>
+      </w:pPr>
+    </w:p>
+    <w:p>
+      <w:pPr>
+        <w:rPr>
+          <w:lang w:val="en-US"/>
+        </w:rPr>
+      </w:pPr>
+      <w:r>
+        <w:rPr>
+          <w:lang w:val="en-US"/>
+        </w:rPr>
+        <w:t>Data Type – Kiểu Dữ Liệu:</w:t>
+      </w:r>
+    </w:p>
+    <w:p>
+      <w:pPr>
+        <w:pStyle w:val="ListParagraph"/>
+        <w:numPr>
+          <w:ilvl w:val="0"/>
+          <w:numId w:val="10"/>
+        </w:numPr>
+        <w:rPr>
+          <w:lang w:val="en-US"/>
+        </w:rPr>
+      </w:pPr>
+      <w:r>
+        <w:rPr>
+          <w:lang w:val="en-US"/>
+        </w:rPr>
+        <w:t>Có Phải Tất Cả Các Biến Đều Là Ma Trận 2 Chiều?</w:t>
+      </w:r>
+    </w:p>
+    <w:p>
+      <w:pPr>
+        <w:pStyle w:val="ListParagraph"/>
+        <w:numPr>
+          <w:ilvl w:val="0"/>
+          <w:numId w:val="3"/>
+        </w:numPr>
+        <w:rPr>
+          <w:lang w:val="en-US"/>
+        </w:rPr>
+      </w:pPr>
+      <w:r>
+        <w:rPr>
+          <w:lang w:val="en-US"/>
+        </w:rPr>
+        <w:t>Đúng, đại lượng vô hướng là ma trận 1 x 1, …</w:t>
+      </w:r>
+      <w:r>
+        <w:rPr>
+          <w:lang w:val="en-US"/>
+        </w:rPr>
+        <w:t>, các biến này có thể mở rộng lên Tensor bậc 3, 4, …</w:t>
+      </w:r>
+    </w:p>
+    <w:p>
+      <w:pPr>
+        <w:pStyle w:val="ListParagraph"/>
+        <w:numPr>
+          <w:ilvl w:val="0"/>
+          <w:numId w:val="10"/>
+        </w:numPr>
+        <w:rPr>
+          <w:lang w:val="en-US"/>
+        </w:rPr>
+      </w:pPr>
+      <w:r>
+        <w:rPr>
+          <w:lang w:val="en-US"/>
+        </w:rPr>
+        <w:t>Trả Về Kiểu Dữ Liệu Của 1 Biến Hoặc 1 Phần Tử Trong Ma Trận?</w:t>
+      </w:r>
+    </w:p>
+    <w:p>
+      <w:pPr>
+        <w:pStyle w:val="ListParagraph"/>
+        <w:pBdr>
+          <w:top w:val="single" w:sz="4" w:space="1" w:color="auto"/>
+          <w:left w:val="single" w:sz="4" w:space="4" w:color="auto"/>
+          <w:bottom w:val="single" w:sz="4" w:space="1" w:color="auto"/>
+          <w:right w:val="single" w:sz="4" w:space="4" w:color="auto"/>
+        </w:pBdr>
+        <w:ind w:left="1080"/>
+        <w:rPr>
+          <w:lang w:val="en-US"/>
+        </w:rPr>
+      </w:pPr>
+      <w:r>
+        <w:rPr>
+          <w:lang w:val="en-US"/>
+        </w:rPr>
         <w:lastRenderedPageBreak/>
-        <w:t>Cơ chế là cho biến chạy từ &lt;Cận Dưới&gt; tới &lt;Cận Trên&gt; rồi tính từng giá trị hàm trả về để tìm &lt;X Min&gt; là giá trị biến cho giá trị nhỏ nhất</w:t>
+        <w:t>&lt;Kiểu Dữ Liệu&gt; = class(&lt;Biến&gt;)</w:t>
       </w:r>
     </w:p>
     <w:p>
@@ -3803,612 +4464,6 @@
         <w:rPr>
           <w:lang w:val="en-US"/>
         </w:rPr>
-        <w:t>foo = fminbnd(@sin, 1, 2)</w:t>
-      </w:r>
-    </w:p>
-    <w:p>
-      <w:pPr>
-        <w:pStyle w:val="ListParagraph"/>
-        <w:numPr>
-          <w:ilvl w:val="0"/>
-          <w:numId w:val="3"/>
-        </w:numPr>
-        <w:rPr>
-          <w:lang w:val="en-US"/>
-        </w:rPr>
-      </w:pPr>
-    </w:p>
-    <w:p>
-      <w:pPr>
-        <w:rPr>
-          <w:lang w:val="en-US"/>
-        </w:rPr>
-      </w:pPr>
-    </w:p>
-    <w:p>
-      <w:pPr>
-        <w:rPr>
-          <w:lang w:val="en-US"/>
-        </w:rPr>
-      </w:pPr>
-      <w:r>
-        <w:rPr>
-          <w:lang w:val="en-US"/>
-        </w:rPr>
-        <w:t>Condition – Điều Kiện:</w:t>
-      </w:r>
-    </w:p>
-    <w:p>
-      <w:pPr>
-        <w:pStyle w:val="ListParagraph"/>
-        <w:numPr>
-          <w:ilvl w:val="0"/>
-          <w:numId w:val="16"/>
-        </w:numPr>
-        <w:rPr>
-          <w:lang w:val="en-US"/>
-        </w:rPr>
-      </w:pPr>
-      <w:r>
-        <w:rPr>
-          <w:lang w:val="en-US"/>
-        </w:rPr>
-        <w:t>Cấu Trúc Câu Điều Kiện?</w:t>
-      </w:r>
-    </w:p>
-    <w:p>
-      <w:pPr>
-        <w:pStyle w:val="ListParagraph"/>
-        <w:pBdr>
-          <w:top w:val="single" w:sz="4" w:space="1" w:color="auto"/>
-          <w:left w:val="single" w:sz="4" w:space="4" w:color="auto"/>
-          <w:bottom w:val="single" w:sz="4" w:space="1" w:color="auto"/>
-          <w:right w:val="single" w:sz="4" w:space="4" w:color="auto"/>
-        </w:pBdr>
-        <w:ind w:left="1080"/>
-        <w:rPr>
-          <w:lang w:val="en-US"/>
-        </w:rPr>
-      </w:pPr>
-      <w:r>
-        <w:rPr>
-          <w:lang w:val="en-US"/>
-        </w:rPr>
-        <w:t>if &lt;Biểu Thức&gt;</w:t>
-      </w:r>
-    </w:p>
-    <w:p>
-      <w:pPr>
-        <w:pStyle w:val="ListParagraph"/>
-        <w:pBdr>
-          <w:top w:val="single" w:sz="4" w:space="1" w:color="auto"/>
-          <w:left w:val="single" w:sz="4" w:space="4" w:color="auto"/>
-          <w:bottom w:val="single" w:sz="4" w:space="1" w:color="auto"/>
-          <w:right w:val="single" w:sz="4" w:space="4" w:color="auto"/>
-        </w:pBdr>
-        <w:ind w:left="1080"/>
-        <w:rPr>
-          <w:lang w:val="en-US"/>
-        </w:rPr>
-      </w:pPr>
-      <w:r>
-        <w:rPr>
-          <w:lang w:val="en-US"/>
-        </w:rPr>
-        <w:t xml:space="preserve">    &lt;Làm Gì Đó&gt;</w:t>
-      </w:r>
-    </w:p>
-    <w:p>
-      <w:pPr>
-        <w:pStyle w:val="ListParagraph"/>
-        <w:pBdr>
-          <w:top w:val="single" w:sz="4" w:space="1" w:color="auto"/>
-          <w:left w:val="single" w:sz="4" w:space="4" w:color="auto"/>
-          <w:bottom w:val="single" w:sz="4" w:space="1" w:color="auto"/>
-          <w:right w:val="single" w:sz="4" w:space="4" w:color="auto"/>
-        </w:pBdr>
-        <w:ind w:left="1080"/>
-        <w:rPr>
-          <w:lang w:val="en-US"/>
-        </w:rPr>
-      </w:pPr>
-      <w:r>
-        <w:rPr>
-          <w:lang w:val="en-US"/>
-        </w:rPr>
-        <w:t>elseif &lt;Biểu Thức&gt;</w:t>
-      </w:r>
-    </w:p>
-    <w:p>
-      <w:pPr>
-        <w:pStyle w:val="ListParagraph"/>
-        <w:pBdr>
-          <w:top w:val="single" w:sz="4" w:space="1" w:color="auto"/>
-          <w:left w:val="single" w:sz="4" w:space="4" w:color="auto"/>
-          <w:bottom w:val="single" w:sz="4" w:space="1" w:color="auto"/>
-          <w:right w:val="single" w:sz="4" w:space="4" w:color="auto"/>
-        </w:pBdr>
-        <w:ind w:left="1080"/>
-        <w:rPr>
-          <w:lang w:val="en-US"/>
-        </w:rPr>
-      </w:pPr>
-      <w:r>
-        <w:rPr>
-          <w:lang w:val="en-US"/>
-        </w:rPr>
-        <w:t xml:space="preserve">    &lt;Làm Gì Đó&gt;</w:t>
-      </w:r>
-    </w:p>
-    <w:p>
-      <w:pPr>
-        <w:pStyle w:val="ListParagraph"/>
-        <w:pBdr>
-          <w:top w:val="single" w:sz="4" w:space="1" w:color="auto"/>
-          <w:left w:val="single" w:sz="4" w:space="4" w:color="auto"/>
-          <w:bottom w:val="single" w:sz="4" w:space="1" w:color="auto"/>
-          <w:right w:val="single" w:sz="4" w:space="4" w:color="auto"/>
-        </w:pBdr>
-        <w:ind w:left="1080"/>
-        <w:rPr>
-          <w:lang w:val="en-US"/>
-        </w:rPr>
-      </w:pPr>
-      <w:r>
-        <w:rPr>
-          <w:lang w:val="en-US"/>
-        </w:rPr>
-        <w:t>else</w:t>
-      </w:r>
-    </w:p>
-    <w:p>
-      <w:pPr>
-        <w:pStyle w:val="ListParagraph"/>
-        <w:pBdr>
-          <w:top w:val="single" w:sz="4" w:space="1" w:color="auto"/>
-          <w:left w:val="single" w:sz="4" w:space="4" w:color="auto"/>
-          <w:bottom w:val="single" w:sz="4" w:space="1" w:color="auto"/>
-          <w:right w:val="single" w:sz="4" w:space="4" w:color="auto"/>
-        </w:pBdr>
-        <w:ind w:left="1080"/>
-        <w:rPr>
-          <w:lang w:val="en-US"/>
-        </w:rPr>
-      </w:pPr>
-      <w:r>
-        <w:rPr>
-          <w:lang w:val="en-US"/>
-        </w:rPr>
-        <w:t xml:space="preserve">    &lt;Làm Gì Đó&gt;</w:t>
-      </w:r>
-    </w:p>
-    <w:p>
-      <w:pPr>
-        <w:pStyle w:val="ListParagraph"/>
-        <w:pBdr>
-          <w:top w:val="single" w:sz="4" w:space="1" w:color="auto"/>
-          <w:left w:val="single" w:sz="4" w:space="4" w:color="auto"/>
-          <w:bottom w:val="single" w:sz="4" w:space="1" w:color="auto"/>
-          <w:right w:val="single" w:sz="4" w:space="4" w:color="auto"/>
-        </w:pBdr>
-        <w:ind w:left="1080"/>
-        <w:rPr>
-          <w:lang w:val="en-US"/>
-        </w:rPr>
-      </w:pPr>
-      <w:r>
-        <w:rPr>
-          <w:lang w:val="en-US"/>
-        </w:rPr>
-        <w:t>end</w:t>
-      </w:r>
-    </w:p>
-    <w:p>
-      <w:pPr>
-        <w:pStyle w:val="ListParagraph"/>
-        <w:numPr>
-          <w:ilvl w:val="0"/>
-          <w:numId w:val="3"/>
-        </w:numPr>
-        <w:rPr>
-          <w:lang w:val="en-US"/>
-        </w:rPr>
-      </w:pPr>
-      <w:r>
-        <w:rPr>
-          <w:lang w:val="en-US"/>
-        </w:rPr>
-        <w:t>Ví dụ</w:t>
-      </w:r>
-    </w:p>
-    <w:p>
-      <w:pPr>
-        <w:pStyle w:val="ListParagraph"/>
-        <w:pBdr>
-          <w:top w:val="single" w:sz="4" w:space="1" w:color="auto"/>
-          <w:left w:val="single" w:sz="4" w:space="4" w:color="auto"/>
-          <w:bottom w:val="single" w:sz="4" w:space="1" w:color="auto"/>
-          <w:right w:val="single" w:sz="4" w:space="4" w:color="auto"/>
-        </w:pBdr>
-        <w:ind w:left="1080"/>
-        <w:rPr>
-          <w:lang w:val="en-US"/>
-        </w:rPr>
-      </w:pPr>
-      <w:r>
-        <w:rPr>
-          <w:lang w:val="en-US"/>
-        </w:rPr>
-        <w:t>if 2 &gt; 1</w:t>
-      </w:r>
-    </w:p>
-    <w:p>
-      <w:pPr>
-        <w:pStyle w:val="ListParagraph"/>
-        <w:pBdr>
-          <w:top w:val="single" w:sz="4" w:space="1" w:color="auto"/>
-          <w:left w:val="single" w:sz="4" w:space="4" w:color="auto"/>
-          <w:bottom w:val="single" w:sz="4" w:space="1" w:color="auto"/>
-          <w:right w:val="single" w:sz="4" w:space="4" w:color="auto"/>
-        </w:pBdr>
-        <w:ind w:left="1080"/>
-        <w:rPr>
-          <w:lang w:val="en-US"/>
-        </w:rPr>
-      </w:pPr>
-      <w:r>
-        <w:rPr>
-          <w:lang w:val="en-US"/>
-        </w:rPr>
-        <w:t xml:space="preserve">    foo = bar + 1</w:t>
-      </w:r>
-    </w:p>
-    <w:p>
-      <w:pPr>
-        <w:pStyle w:val="ListParagraph"/>
-        <w:pBdr>
-          <w:top w:val="single" w:sz="4" w:space="1" w:color="auto"/>
-          <w:left w:val="single" w:sz="4" w:space="4" w:color="auto"/>
-          <w:bottom w:val="single" w:sz="4" w:space="1" w:color="auto"/>
-          <w:right w:val="single" w:sz="4" w:space="4" w:color="auto"/>
-        </w:pBdr>
-        <w:ind w:left="1080"/>
-        <w:rPr>
-          <w:lang w:val="en-US"/>
-        </w:rPr>
-      </w:pPr>
-      <w:r>
-        <w:rPr>
-          <w:lang w:val="en-US"/>
-        </w:rPr>
-        <w:t>else</w:t>
-      </w:r>
-    </w:p>
-    <w:p>
-      <w:pPr>
-        <w:pStyle w:val="ListParagraph"/>
-        <w:pBdr>
-          <w:top w:val="single" w:sz="4" w:space="1" w:color="auto"/>
-          <w:left w:val="single" w:sz="4" w:space="4" w:color="auto"/>
-          <w:bottom w:val="single" w:sz="4" w:space="1" w:color="auto"/>
-          <w:right w:val="single" w:sz="4" w:space="4" w:color="auto"/>
-        </w:pBdr>
-        <w:ind w:left="1080"/>
-        <w:rPr>
-          <w:lang w:val="en-US"/>
-        </w:rPr>
-      </w:pPr>
-      <w:r>
-        <w:rPr>
-          <w:lang w:val="en-US"/>
-        </w:rPr>
-        <w:t xml:space="preserve">    bar = foo</w:t>
-      </w:r>
-    </w:p>
-    <w:p>
-      <w:pPr>
-        <w:pStyle w:val="ListParagraph"/>
-        <w:pBdr>
-          <w:top w:val="single" w:sz="4" w:space="1" w:color="auto"/>
-          <w:left w:val="single" w:sz="4" w:space="4" w:color="auto"/>
-          <w:bottom w:val="single" w:sz="4" w:space="1" w:color="auto"/>
-          <w:right w:val="single" w:sz="4" w:space="4" w:color="auto"/>
-        </w:pBdr>
-        <w:ind w:left="1080"/>
-        <w:rPr>
-          <w:lang w:val="en-US"/>
-        </w:rPr>
-      </w:pPr>
-      <w:r>
-        <w:rPr>
-          <w:lang w:val="en-US"/>
-        </w:rPr>
-        <w:t>end</w:t>
-      </w:r>
-    </w:p>
-    <w:p>
-      <w:pPr>
-        <w:pStyle w:val="ListParagraph"/>
-        <w:numPr>
-          <w:ilvl w:val="0"/>
-          <w:numId w:val="3"/>
-        </w:numPr>
-        <w:rPr>
-          <w:lang w:val="en-US"/>
-        </w:rPr>
-      </w:pPr>
-    </w:p>
-    <w:p>
-      <w:pPr>
-        <w:rPr>
-          <w:lang w:val="en-US"/>
-        </w:rPr>
-      </w:pPr>
-    </w:p>
-    <w:p>
-      <w:pPr>
-        <w:rPr>
-          <w:lang w:val="en-US"/>
-        </w:rPr>
-      </w:pPr>
-      <w:r>
-        <w:rPr>
-          <w:lang w:val="en-US"/>
-        </w:rPr>
-        <w:t>Loop – Lặp:</w:t>
-      </w:r>
-    </w:p>
-    <w:p>
-      <w:pPr>
-        <w:pStyle w:val="ListParagraph"/>
-        <w:numPr>
-          <w:ilvl w:val="0"/>
-          <w:numId w:val="17"/>
-        </w:numPr>
-        <w:rPr>
-          <w:lang w:val="en-US"/>
-        </w:rPr>
-      </w:pPr>
-      <w:r>
-        <w:rPr>
-          <w:lang w:val="en-US"/>
-        </w:rPr>
-        <w:t>For Loop?</w:t>
-      </w:r>
-    </w:p>
-    <w:p>
-      <w:pPr>
-        <w:pStyle w:val="ListParagraph"/>
-        <w:pBdr>
-          <w:top w:val="single" w:sz="4" w:space="1" w:color="auto"/>
-          <w:left w:val="single" w:sz="4" w:space="4" w:color="auto"/>
-          <w:bottom w:val="single" w:sz="4" w:space="1" w:color="auto"/>
-          <w:right w:val="single" w:sz="4" w:space="4" w:color="auto"/>
-        </w:pBdr>
-        <w:ind w:left="1080"/>
-        <w:rPr>
-          <w:lang w:val="en-US"/>
-        </w:rPr>
-      </w:pPr>
-      <w:r>
-        <w:rPr>
-          <w:lang w:val="en-US"/>
-        </w:rPr>
-        <w:t>for &lt;Biến Đếm&gt; = &lt;Tensor&gt;</w:t>
-      </w:r>
-    </w:p>
-    <w:p>
-      <w:pPr>
-        <w:pStyle w:val="ListParagraph"/>
-        <w:pBdr>
-          <w:top w:val="single" w:sz="4" w:space="1" w:color="auto"/>
-          <w:left w:val="single" w:sz="4" w:space="4" w:color="auto"/>
-          <w:bottom w:val="single" w:sz="4" w:space="1" w:color="auto"/>
-          <w:right w:val="single" w:sz="4" w:space="4" w:color="auto"/>
-        </w:pBdr>
-        <w:ind w:left="1080"/>
-        <w:rPr>
-          <w:lang w:val="en-US"/>
-        </w:rPr>
-      </w:pPr>
-      <w:r>
-        <w:rPr>
-          <w:lang w:val="en-US"/>
-        </w:rPr>
-        <w:t xml:space="preserve">    &lt;Làm Gì Đó&gt;</w:t>
-      </w:r>
-    </w:p>
-    <w:p>
-      <w:pPr>
-        <w:pStyle w:val="ListParagraph"/>
-        <w:pBdr>
-          <w:top w:val="single" w:sz="4" w:space="1" w:color="auto"/>
-          <w:left w:val="single" w:sz="4" w:space="4" w:color="auto"/>
-          <w:bottom w:val="single" w:sz="4" w:space="1" w:color="auto"/>
-          <w:right w:val="single" w:sz="4" w:space="4" w:color="auto"/>
-        </w:pBdr>
-        <w:ind w:left="1080"/>
-        <w:rPr>
-          <w:lang w:val="en-US"/>
-        </w:rPr>
-      </w:pPr>
-      <w:r>
-        <w:rPr>
-          <w:lang w:val="en-US"/>
-        </w:rPr>
-        <w:t>end</w:t>
-      </w:r>
-    </w:p>
-    <w:p>
-      <w:pPr>
-        <w:pStyle w:val="ListParagraph"/>
-        <w:numPr>
-          <w:ilvl w:val="0"/>
-          <w:numId w:val="3"/>
-        </w:numPr>
-        <w:rPr>
-          <w:lang w:val="en-US"/>
-        </w:rPr>
-      </w:pPr>
-      <w:r>
-        <w:rPr>
-          <w:lang w:val="en-US"/>
-        </w:rPr>
-        <w:t xml:space="preserve">Vòng lặp này sẽ lặp qua toàn bộ phần tử của &lt;Tensor&gt; và trả về giá trị cho </w:t>
-      </w:r>
-    </w:p>
-    <w:p>
-      <w:pPr>
-        <w:pStyle w:val="ListParagraph"/>
-        <w:ind w:left="1080"/>
-        <w:rPr>
-          <w:lang w:val="en-US"/>
-        </w:rPr>
-      </w:pPr>
-      <w:r>
-        <w:rPr>
-          <w:lang w:val="en-US"/>
-        </w:rPr>
-        <w:t>&lt;Biến Đếm&gt;, nếu tưởng tượng xấp ảnh, thì đọc mỗi tấm ảnh theo đúng thứ tự, khi đọc mỗi ảnh, thì đọc từ trên xuống dưới từ trái sang phải</w:t>
-      </w:r>
-    </w:p>
-    <w:p>
-      <w:pPr>
-        <w:rPr>
-          <w:lang w:val="en-US"/>
-        </w:rPr>
-      </w:pPr>
-    </w:p>
-    <w:p>
-      <w:pPr>
-        <w:rPr>
-          <w:lang w:val="en-US"/>
-        </w:rPr>
-      </w:pPr>
-      <w:r>
-        <w:rPr>
-          <w:lang w:val="en-US"/>
-        </w:rPr>
-        <w:t>Data Type – Kiểu Dữ Liệu:</w:t>
-      </w:r>
-    </w:p>
-    <w:p>
-      <w:pPr>
-        <w:pStyle w:val="ListParagraph"/>
-        <w:numPr>
-          <w:ilvl w:val="0"/>
-          <w:numId w:val="10"/>
-        </w:numPr>
-        <w:rPr>
-          <w:lang w:val="en-US"/>
-        </w:rPr>
-      </w:pPr>
-      <w:r>
-        <w:rPr>
-          <w:lang w:val="en-US"/>
-        </w:rPr>
-        <w:t>Có Phải Tất Cả Các Biến Đều Là Ma Trận 2 Chiều?</w:t>
-      </w:r>
-    </w:p>
-    <w:p>
-      <w:pPr>
-        <w:pStyle w:val="ListParagraph"/>
-        <w:numPr>
-          <w:ilvl w:val="0"/>
-          <w:numId w:val="3"/>
-        </w:numPr>
-        <w:rPr>
-          <w:lang w:val="en-US"/>
-        </w:rPr>
-      </w:pPr>
-      <w:r>
-        <w:rPr>
-          <w:lang w:val="en-US"/>
-        </w:rPr>
-        <w:t>Đúng, đại lượng vô hướng là ma trận 1 x 1, …</w:t>
-      </w:r>
-      <w:r>
-        <w:rPr>
-          <w:lang w:val="en-US"/>
-        </w:rPr>
-        <w:t>, các biến này có thể mở rộng lên Tensor bậc 3, 4, …</w:t>
-      </w:r>
-    </w:p>
-    <w:p>
-      <w:pPr>
-        <w:pStyle w:val="ListParagraph"/>
-        <w:numPr>
-          <w:ilvl w:val="0"/>
-          <w:numId w:val="10"/>
-        </w:numPr>
-        <w:rPr>
-          <w:lang w:val="en-US"/>
-        </w:rPr>
-      </w:pPr>
-      <w:r>
-        <w:rPr>
-          <w:lang w:val="en-US"/>
-        </w:rPr>
-        <w:t>Trả Về Kiểu Dữ Liệu Của 1 Biến Hoặc 1 Phần Tử Trong Ma Trận?</w:t>
-      </w:r>
-    </w:p>
-    <w:p>
-      <w:pPr>
-        <w:pStyle w:val="ListParagraph"/>
-        <w:pBdr>
-          <w:top w:val="single" w:sz="4" w:space="1" w:color="auto"/>
-          <w:left w:val="single" w:sz="4" w:space="4" w:color="auto"/>
-          <w:bottom w:val="single" w:sz="4" w:space="1" w:color="auto"/>
-          <w:right w:val="single" w:sz="4" w:space="4" w:color="auto"/>
-        </w:pBdr>
-        <w:ind w:left="1080"/>
-        <w:rPr>
-          <w:lang w:val="en-US"/>
-        </w:rPr>
-      </w:pPr>
-      <w:r>
-        <w:rPr>
-          <w:lang w:val="en-US"/>
-        </w:rPr>
-        <w:t>&lt;Kiểu Dữ Liệu&gt; = class(&lt;Biến&gt;)</w:t>
-      </w:r>
-    </w:p>
-    <w:p>
-      <w:pPr>
-        <w:pStyle w:val="ListParagraph"/>
-        <w:numPr>
-          <w:ilvl w:val="0"/>
-          <w:numId w:val="3"/>
-        </w:numPr>
-        <w:rPr>
-          <w:lang w:val="en-US"/>
-        </w:rPr>
-      </w:pPr>
-      <w:r>
-        <w:rPr>
-          <w:lang w:val="en-US"/>
-        </w:rPr>
-        <w:t>Ví dụ</w:t>
-      </w:r>
-    </w:p>
-    <w:p>
-      <w:pPr>
-        <w:pStyle w:val="ListParagraph"/>
-        <w:pBdr>
-          <w:top w:val="single" w:sz="4" w:space="1" w:color="auto"/>
-          <w:left w:val="single" w:sz="4" w:space="4" w:color="auto"/>
-          <w:bottom w:val="single" w:sz="4" w:space="1" w:color="auto"/>
-          <w:right w:val="single" w:sz="4" w:space="4" w:color="auto"/>
-        </w:pBdr>
-        <w:ind w:left="1080"/>
-        <w:rPr>
-          <w:lang w:val="en-US"/>
-        </w:rPr>
-      </w:pPr>
-      <w:r>
-        <w:rPr>
-          <w:lang w:val="en-US"/>
-        </w:rPr>
         <w:t>foo = class(bar)</w:t>
       </w:r>
     </w:p>
@@ -4427,7 +4482,6 @@
         <w:rPr>
           <w:lang w:val="en-US"/>
         </w:rPr>
-        <w:lastRenderedPageBreak/>
         <w:t>Ta có</w:t>
       </w:r>
     </w:p>
@@ -5207,6 +5261,7 @@
         <w:rPr>
           <w:lang w:val="en-US"/>
         </w:rPr>
+        <w:lastRenderedPageBreak/>
         <w:t>&lt;Ma Trận&gt; = &lt;</w:t>
       </w:r>
       <w:r>
@@ -5312,7 +5367,6 @@
         <w:rPr>
           <w:lang w:val="en-US"/>
         </w:rPr>
-        <w:lastRenderedPageBreak/>
         <w:t>foo = 4.3:9.1</w:t>
       </w:r>
     </w:p>
@@ -6146,6 +6200,7 @@
         <w:rPr>
           <w:lang w:val="en-US"/>
         </w:rPr>
+        <w:lastRenderedPageBreak/>
         <w:t>Ta có</w:t>
       </w:r>
     </w:p>
@@ -6320,7 +6375,6 @@
         <w:rPr>
           <w:lang w:val="en-US"/>
         </w:rPr>
-        <w:lastRenderedPageBreak/>
         <w:t>Để trả về thêm &lt;Index&gt; của &lt;Max&gt;</w:t>
       </w:r>
     </w:p>
@@ -6638,23 +6692,29 @@
         </w:rPr>
         <w:t>1 Symbol là 1 biến, chứa dữ liệu không phải số mà là kí tự</w:t>
       </w:r>
-    </w:p>
-    <w:p>
-      <w:pPr>
-        <w:pStyle w:val="ListParagraph"/>
-        <w:numPr>
-          <w:ilvl w:val="0"/>
-          <w:numId w:val="3"/>
-        </w:numPr>
-        <w:rPr>
-          <w:lang w:val="en-US"/>
-        </w:rPr>
-      </w:pPr>
-      <w:r>
-        <w:rPr>
-          <w:lang w:val="en-US"/>
-        </w:rPr>
-        <w:t>Khi bạn in 1 Symbolic Expression ra, tức 1 biểu thức chứa Symbol, thì nó không in ra kết quả số mà là biểu thức dạng chữ</w:t>
+      <w:r>
+        <w:rPr>
+          <w:lang w:val="en-US"/>
+        </w:rPr>
+        <w:t>, nói cách khác, 1 Symbol có giá trị là 1 Symbol Expression</w:t>
+      </w:r>
+    </w:p>
+    <w:p>
+      <w:pPr>
+        <w:pStyle w:val="ListParagraph"/>
+        <w:numPr>
+          <w:ilvl w:val="0"/>
+          <w:numId w:val="3"/>
+        </w:numPr>
+        <w:rPr>
+          <w:lang w:val="en-US"/>
+        </w:rPr>
+      </w:pPr>
+      <w:r>
+        <w:rPr>
+          <w:lang w:val="en-US"/>
+        </w:rPr>
+        <w:t>Khi bạn in 1 Symbol, thì nó không in ra kết quả số mà là biểu thức dạng chữ</w:t>
       </w:r>
     </w:p>
     <w:p>
@@ -7204,6 +7264,7 @@
         <w:rPr>
           <w:lang w:val="en-US"/>
         </w:rPr>
+        <w:lastRenderedPageBreak/>
         <w:t>syms &lt;Các Biến&gt;</w:t>
       </w:r>
     </w:p>
@@ -7279,7 +7340,6 @@
         <w:rPr>
           <w:lang w:val="en-US"/>
         </w:rPr>
-        <w:lastRenderedPageBreak/>
         <w:t>syms x y z foo bar</w:t>
       </w:r>
     </w:p>
@@ -7376,7 +7436,49 @@
         <w:rPr>
           <w:lang w:val="en-US"/>
         </w:rPr>
-        <w:t>Để tạo 1 Symbolic Function mà khi in ra là tên của hàm luôn, đồng thời tạo các Symbol đối số luôn</w:t>
+        <w:t>Để tạo 1</w:t>
+      </w:r>
+      <w:r>
+        <w:rPr>
+          <w:lang w:val="en-US"/>
+        </w:rPr>
+        <w:t xml:space="preserve"> Hidden</w:t>
+      </w:r>
+      <w:r>
+        <w:rPr>
+          <w:lang w:val="en-US"/>
+        </w:rPr>
+        <w:t xml:space="preserve"> Symbolic Function</w:t>
+      </w:r>
+      <w:r>
+        <w:rPr>
+          <w:lang w:val="en-US"/>
+        </w:rPr>
+        <w:t xml:space="preserve">, </w:t>
+      </w:r>
+      <w:r>
+        <w:rPr>
+          <w:lang w:val="en-US"/>
+        </w:rPr>
+        <w:t>khi in ra là tên của hàm luôn, đồng thời tạo các Symbol đối số luôn</w:t>
+      </w:r>
+      <w:r>
+        <w:rPr>
+          <w:lang w:val="en-US"/>
+        </w:rPr>
+        <w:t xml:space="preserve">, </w:t>
+      </w:r>
+      <w:r>
+        <w:rPr>
+          <w:lang w:val="en-US"/>
+        </w:rPr>
+        <w:t>nghĩa là đây</w:t>
+      </w:r>
+      <w:r>
+        <w:rPr>
+          <w:lang w:val="en-US"/>
+        </w:rPr>
+        <w:t xml:space="preserve"> là hàm chưa biết biểu thức</w:t>
       </w:r>
     </w:p>
     <w:p>
@@ -7553,7 +7655,55 @@
         <w:rPr>
           <w:lang w:val="en-US"/>
         </w:rPr>
-        <w:t>&lt;Giới Hạn&gt; = limit(&lt;Symbolic Function Hoặc Expression&gt;, &lt;Symbol&gt;, &lt;Điểm&gt;)</w:t>
+        <w:t>&lt;Giới Hạn&gt; = limit(&lt;</w:t>
+      </w:r>
+      <w:r>
+        <w:rPr>
+          <w:lang w:val="en-US"/>
+        </w:rPr>
+        <w:t>Biểu Thức</w:t>
+      </w:r>
+      <w:r>
+        <w:rPr>
+          <w:lang w:val="en-US"/>
+        </w:rPr>
+        <w:t>&gt;, &lt;Symbol&gt;, &lt;Điểm&gt;)</w:t>
+      </w:r>
+    </w:p>
+    <w:p>
+      <w:pPr>
+        <w:pStyle w:val="ListParagraph"/>
+        <w:numPr>
+          <w:ilvl w:val="0"/>
+          <w:numId w:val="3"/>
+        </w:numPr>
+        <w:rPr>
+          <w:lang w:val="en-US"/>
+        </w:rPr>
+      </w:pPr>
+      <w:r>
+        <w:rPr>
+          <w:lang w:val="en-US"/>
+        </w:rPr>
+        <w:t>&lt;Biểu Thức&gt; có thể là Symbol, Symbolic Expression hoặc Symbolic Function</w:t>
+      </w:r>
+    </w:p>
+    <w:p>
+      <w:pPr>
+        <w:pStyle w:val="ListParagraph"/>
+        <w:numPr>
+          <w:ilvl w:val="0"/>
+          <w:numId w:val="3"/>
+        </w:numPr>
+        <w:rPr>
+          <w:lang w:val="en-US"/>
+        </w:rPr>
+      </w:pPr>
+      <w:r>
+        <w:rPr>
+          <w:lang w:val="en-US"/>
+        </w:rPr>
+        <w:t>&lt;Giới Hạn&gt; là Symbol</w:t>
       </w:r>
     </w:p>
     <w:p>
@@ -7673,28 +7823,88 @@
         <w:rPr>
           <w:lang w:val="en-US"/>
         </w:rPr>
-        <w:t>Để tìm đạo hàm cấp N của 1 Symbolic Function theo 1 Symbol cụ thể</w:t>
-      </w:r>
-    </w:p>
-    <w:p>
-      <w:pPr>
-        <w:pStyle w:val="ListParagraph"/>
-        <w:pBdr>
-          <w:top w:val="single" w:sz="4" w:space="1" w:color="auto"/>
-          <w:left w:val="single" w:sz="4" w:space="4" w:color="auto"/>
-          <w:bottom w:val="single" w:sz="4" w:space="1" w:color="auto"/>
-          <w:right w:val="single" w:sz="4" w:space="4" w:color="auto"/>
-        </w:pBdr>
-        <w:ind w:left="1080"/>
-        <w:rPr>
-          <w:lang w:val="en-US"/>
-        </w:rPr>
-      </w:pPr>
-      <w:r>
-        <w:rPr>
-          <w:lang w:val="en-US"/>
-        </w:rPr>
-        <w:t>&lt;Đạo Hàm&gt; = diff(&lt;Symbolic Function Hoặc Expression&gt;, &lt;Symbol&gt;, &lt;N&gt;)</w:t>
+        <w:t>Để tìm đạo hàm cấp N theo 1 Symbol cụ thể</w:t>
+      </w:r>
+    </w:p>
+    <w:p>
+      <w:pPr>
+        <w:pStyle w:val="ListParagraph"/>
+        <w:pBdr>
+          <w:top w:val="single" w:sz="4" w:space="1" w:color="auto"/>
+          <w:left w:val="single" w:sz="4" w:space="4" w:color="auto"/>
+          <w:bottom w:val="single" w:sz="4" w:space="1" w:color="auto"/>
+          <w:right w:val="single" w:sz="4" w:space="4" w:color="auto"/>
+        </w:pBdr>
+        <w:ind w:left="1080"/>
+        <w:rPr>
+          <w:lang w:val="en-US"/>
+        </w:rPr>
+      </w:pPr>
+      <w:r>
+        <w:rPr>
+          <w:lang w:val="en-US"/>
+        </w:rPr>
+        <w:t>&lt;Đạo Hàm&gt; = diff(&lt;</w:t>
+      </w:r>
+      <w:r>
+        <w:rPr>
+          <w:lang w:val="en-US"/>
+        </w:rPr>
+        <w:t>Biểu Thức</w:t>
+      </w:r>
+      <w:r>
+        <w:rPr>
+          <w:lang w:val="en-US"/>
+        </w:rPr>
+        <w:t>&gt;, &lt;Symbol&gt;, &lt;N&gt;)</w:t>
+      </w:r>
+    </w:p>
+    <w:p>
+      <w:pPr>
+        <w:pStyle w:val="ListParagraph"/>
+        <w:numPr>
+          <w:ilvl w:val="0"/>
+          <w:numId w:val="3"/>
+        </w:numPr>
+        <w:rPr>
+          <w:lang w:val="en-US"/>
+        </w:rPr>
+      </w:pPr>
+      <w:r>
+        <w:rPr>
+          <w:lang w:val="en-US"/>
+        </w:rPr>
+        <w:t>&lt;Biểu Thức&gt; có thể là Symbol, Symbolic Expression hoặc Symbolic Function</w:t>
+      </w:r>
+    </w:p>
+    <w:p>
+      <w:pPr>
+        <w:pStyle w:val="ListParagraph"/>
+        <w:numPr>
+          <w:ilvl w:val="0"/>
+          <w:numId w:val="3"/>
+        </w:numPr>
+        <w:rPr>
+          <w:lang w:val="en-US"/>
+        </w:rPr>
+      </w:pPr>
+      <w:r>
+        <w:rPr>
+          <w:lang w:val="en-US"/>
+        </w:rPr>
+        <w:t>&lt;</w:t>
+      </w:r>
+      <w:r>
+        <w:rPr>
+          <w:lang w:val="en-US"/>
+        </w:rPr>
+        <w:t>Đạo Hàm</w:t>
+      </w:r>
+      <w:r>
+        <w:rPr>
+          <w:lang w:val="en-US"/>
+        </w:rPr>
+        <w:t>&gt; là Symbol, nhưng sẽ là Symbolic Function nếu &lt;Biểu Thức&gt; cũng vậy</w:t>
       </w:r>
     </w:p>
     <w:p>
@@ -7885,25 +8095,97 @@
         <w:rPr>
           <w:lang w:val="en-US"/>
         </w:rPr>
-        <w:t>&lt;Các Nghiệm&gt; = solve(&lt;Symbolic Function Hoặc Expression&gt;, &lt;Symbol&gt;)</w:t>
-      </w:r>
-    </w:p>
-    <w:p>
-      <w:pPr>
-        <w:pStyle w:val="ListParagraph"/>
-        <w:numPr>
-          <w:ilvl w:val="0"/>
-          <w:numId w:val="3"/>
-        </w:numPr>
-        <w:rPr>
-          <w:lang w:val="en-US"/>
-        </w:rPr>
-      </w:pPr>
-      <w:r>
-        <w:rPr>
-          <w:lang w:val="en-US"/>
-        </w:rPr>
-        <w:t>&lt;Các Nghiệm&gt; là 1 ma trận chỉ có 1 cột, mỗi phần tử là 1 Symbol, sao cho khi &lt;Symbol&gt; = chúng thì &lt;Symbolic Function Hoặc Expression&gt; =</w:t>
+        <w:t>&lt;Các Nghiệm&gt; = solve(&lt;</w:t>
+      </w:r>
+      <w:r>
+        <w:rPr>
+          <w:lang w:val="en-US"/>
+        </w:rPr>
+        <w:t>Biểu Thức</w:t>
+      </w:r>
+      <w:r>
+        <w:rPr>
+          <w:lang w:val="en-US"/>
+        </w:rPr>
+        <w:t>&gt;, &lt;Symbol&gt;)</w:t>
+      </w:r>
+    </w:p>
+    <w:p>
+      <w:pPr>
+        <w:pStyle w:val="ListParagraph"/>
+        <w:numPr>
+          <w:ilvl w:val="0"/>
+          <w:numId w:val="3"/>
+        </w:numPr>
+        <w:rPr>
+          <w:lang w:val="en-US"/>
+        </w:rPr>
+      </w:pPr>
+      <w:r>
+        <w:rPr>
+          <w:lang w:val="en-US"/>
+        </w:rPr>
+        <w:t>&lt;Biểu Thức&gt; có thể là Symbol, Symbolic Expression hoặc Symbolic Function</w:t>
+      </w:r>
+    </w:p>
+    <w:p>
+      <w:pPr>
+        <w:pStyle w:val="ListParagraph"/>
+        <w:numPr>
+          <w:ilvl w:val="0"/>
+          <w:numId w:val="3"/>
+        </w:numPr>
+        <w:rPr>
+          <w:lang w:val="en-US"/>
+        </w:rPr>
+      </w:pPr>
+      <w:r>
+        <w:rPr>
+          <w:lang w:val="en-US"/>
+        </w:rPr>
+        <w:t xml:space="preserve">&lt;Các Nghiệm&gt; là </w:t>
+      </w:r>
+      <w:r>
+        <w:rPr>
+          <w:lang w:val="en-US"/>
+        </w:rPr>
+        <w:t xml:space="preserve">Symbol, là </w:t>
+      </w:r>
+      <w:r>
+        <w:rPr>
+          <w:lang w:val="en-US"/>
+        </w:rPr>
+        <w:t>1 ma trận chỉ có 1 cột, mỗi phần tử là 1 Symbol</w:t>
+      </w:r>
+      <w:r>
+        <w:rPr>
+          <w:lang w:val="en-US"/>
+        </w:rPr>
+        <w:t>ic Expression</w:t>
+      </w:r>
+      <w:r>
+        <w:rPr>
+          <w:lang w:val="en-US"/>
+        </w:rPr>
+        <w:t>, sao cho khi &lt;Symbol&gt; = chúng thì &lt;</w:t>
+      </w:r>
+      <w:r>
+        <w:rPr>
+          <w:lang w:val="en-US"/>
+        </w:rPr>
+        <w:t>Biểu Thứ</w:t>
+      </w:r>
+      <w:r>
+        <w:rPr>
+          <w:lang w:val="en-US"/>
+        </w:rPr>
+        <w:t>c</w:t>
+      </w:r>
+      <w:r>
+        <w:rPr>
+          <w:lang w:val="en-US"/>
+        </w:rPr>
+        <w:t>&gt; =</w:t>
       </w:r>
       <w:r>
         <w:rPr>
@@ -7954,6 +8236,7 @@
         <w:rPr>
           <w:lang w:val="en-US"/>
         </w:rPr>
+        <w:lastRenderedPageBreak/>
         <w:t>f</w:t>
       </w:r>
       <w:r>
@@ -8091,43 +8374,37 @@
         <w:rPr>
           <w:lang w:val="en-US"/>
         </w:rPr>
-        <w:t>&lt;Kết Quả&gt; = subs</w:t>
-      </w:r>
-      <w:r>
-        <w:rPr>
-          <w:lang w:val="en-US"/>
-        </w:rPr>
-        <w:t>(</w:t>
-      </w:r>
-      <w:r>
-        <w:rPr>
-          <w:lang w:val="en-US"/>
-        </w:rPr>
-        <w:t>&lt;Symbolic Function&gt;(&lt;Các Giá Trị&gt;)</w:t>
-      </w:r>
-      <w:r>
-        <w:rPr>
-          <w:lang w:val="en-US"/>
-        </w:rPr>
-        <w:t>)</w:t>
-      </w:r>
-    </w:p>
-    <w:p>
-      <w:pPr>
-        <w:pStyle w:val="ListParagraph"/>
-        <w:numPr>
-          <w:ilvl w:val="0"/>
-          <w:numId w:val="3"/>
-        </w:numPr>
-        <w:rPr>
-          <w:lang w:val="en-US"/>
-        </w:rPr>
-      </w:pPr>
-      <w:r>
-        <w:rPr>
-          <w:lang w:val="en-US"/>
-        </w:rPr>
-        <w:t>&lt;Kết Quả&gt; sẽ là 1 biểu thức số cực chính xác không thể rút gọn hơn nữa</w:t>
+        <w:t>&lt;Kết Quả&gt; = &lt;Symbolic Function&gt;(&lt;Các Giá Trị&gt;)</w:t>
+      </w:r>
+    </w:p>
+    <w:p>
+      <w:pPr>
+        <w:pStyle w:val="ListParagraph"/>
+        <w:numPr>
+          <w:ilvl w:val="0"/>
+          <w:numId w:val="3"/>
+        </w:numPr>
+        <w:rPr>
+          <w:lang w:val="en-US"/>
+        </w:rPr>
+      </w:pPr>
+      <w:r>
+        <w:rPr>
+          <w:lang w:val="en-US"/>
+        </w:rPr>
+        <w:t>&lt;Kết Quả&gt;</w:t>
+      </w:r>
+      <w:r>
+        <w:rPr>
+          <w:lang w:val="en-US"/>
+        </w:rPr>
+        <w:t xml:space="preserve"> là Symbol, </w:t>
+      </w:r>
+      <w:r>
+        <w:rPr>
+          <w:lang w:val="en-US"/>
+        </w:rPr>
+        <w:t>là 1 biểu thức số cực chính xác không thể rút gọn hơn nữa</w:t>
       </w:r>
     </w:p>
     <w:p>
@@ -8187,25 +8464,24 @@
         <w:rPr>
           <w:lang w:val="en-US"/>
         </w:rPr>
-        <w:t>foo = subs(bar(1, 2))</w:t>
-      </w:r>
-    </w:p>
-    <w:p>
-      <w:pPr>
-        <w:pStyle w:val="ListParagraph"/>
-        <w:numPr>
-          <w:ilvl w:val="0"/>
-          <w:numId w:val="3"/>
-        </w:numPr>
-        <w:rPr>
-          <w:lang w:val="en-US"/>
-        </w:rPr>
-      </w:pPr>
-      <w:r>
-        <w:rPr>
-          <w:lang w:val="en-US"/>
-        </w:rPr>
-        <w:lastRenderedPageBreak/>
+        <w:t>foo = bar(1, 2)</w:t>
+      </w:r>
+    </w:p>
+    <w:p>
+      <w:pPr>
+        <w:pStyle w:val="ListParagraph"/>
+        <w:numPr>
+          <w:ilvl w:val="0"/>
+          <w:numId w:val="3"/>
+        </w:numPr>
+        <w:rPr>
+          <w:lang w:val="en-US"/>
+        </w:rPr>
+      </w:pPr>
+      <w:r>
+        <w:rPr>
+          <w:lang w:val="en-US"/>
+        </w:rPr>
         <w:t>Ta có</w:t>
       </w:r>
     </w:p>
@@ -8298,28 +8574,7 @@
         <w:rPr>
           <w:lang w:val="en-US"/>
         </w:rPr>
-        <w:t>Tạo 1 Symbolic Equation</w:t>
-      </w:r>
-    </w:p>
-    <w:p>
-      <w:pPr>
-        <w:pStyle w:val="ListParagraph"/>
-        <w:pBdr>
-          <w:top w:val="single" w:sz="4" w:space="1" w:color="auto"/>
-          <w:left w:val="single" w:sz="4" w:space="4" w:color="auto"/>
-          <w:bottom w:val="single" w:sz="4" w:space="1" w:color="auto"/>
-          <w:right w:val="single" w:sz="4" w:space="4" w:color="auto"/>
-        </w:pBdr>
-        <w:ind w:left="1080"/>
-        <w:rPr>
-          <w:lang w:val="en-US"/>
-        </w:rPr>
-      </w:pPr>
-      <w:r>
-        <w:rPr>
-          <w:lang w:val="en-US"/>
-        </w:rPr>
-        <w:t>&lt;Symbolic Equation&gt; = &lt;Symbolic Expression 1&gt; == &lt;Symbolic Expression 2&gt;</w:t>
+        <w:t>1 Symbolic Equation có thể là Symbol, Symbolic Expression hoặc Symbolic Function, miễn là có toán tử so sánh bằng</w:t>
       </w:r>
     </w:p>
     <w:p>
@@ -8804,6 +9059,1189 @@
     </w:p>
     <w:p>
       <w:pPr>
+        <w:pStyle w:val="ListParagraph"/>
+        <w:numPr>
+          <w:ilvl w:val="0"/>
+          <w:numId w:val="19"/>
+        </w:numPr>
+        <w:rPr>
+          <w:lang w:val="en-US"/>
+        </w:rPr>
+      </w:pPr>
+      <w:r>
+        <w:rPr>
+          <w:lang w:val="en-US"/>
+        </w:rPr>
+        <w:t xml:space="preserve">Giải </w:t>
+      </w:r>
+      <w:r>
+        <w:rPr>
+          <w:lang w:val="en-US"/>
+        </w:rPr>
+        <w:t>Phương Trình Vi Phân?</w:t>
+      </w:r>
+    </w:p>
+    <w:p>
+      <w:pPr>
+        <w:pStyle w:val="ListParagraph"/>
+        <w:numPr>
+          <w:ilvl w:val="0"/>
+          <w:numId w:val="3"/>
+        </w:numPr>
+        <w:rPr>
+          <w:lang w:val="en-US"/>
+        </w:rPr>
+      </w:pPr>
+      <w:r>
+        <w:rPr>
+          <w:lang w:val="en-US"/>
+        </w:rPr>
+        <w:t>Bước 1, tạo</w:t>
+      </w:r>
+      <w:r>
+        <w:rPr>
+          <w:lang w:val="en-US"/>
+        </w:rPr>
+        <w:t xml:space="preserve"> Hidden</w:t>
+      </w:r>
+      <w:r>
+        <w:rPr>
+          <w:lang w:val="en-US"/>
+        </w:rPr>
+        <w:t xml:space="preserve"> Symbolic Function </w:t>
+      </w:r>
+      <w:r>
+        <w:rPr>
+          <w:lang w:val="en-US"/>
+        </w:rPr>
+        <w:t>A</w:t>
+      </w:r>
+      <w:r>
+        <w:rPr>
+          <w:lang w:val="en-US"/>
+        </w:rPr>
+        <w:t>, mình muốn tìm biểu thức của nó</w:t>
+      </w:r>
+    </w:p>
+    <w:p>
+      <w:pPr>
+        <w:pStyle w:val="ListParagraph"/>
+        <w:numPr>
+          <w:ilvl w:val="0"/>
+          <w:numId w:val="3"/>
+        </w:numPr>
+        <w:rPr>
+          <w:lang w:val="en-US"/>
+        </w:rPr>
+      </w:pPr>
+      <w:r>
+        <w:rPr>
+          <w:lang w:val="en-US"/>
+        </w:rPr>
+        <w:t>Bước 2, tạo Symbolic Equation B là 1 phương trình vi phân, chứa đạo hàm của A</w:t>
+      </w:r>
+    </w:p>
+    <w:p>
+      <w:pPr>
+        <w:pStyle w:val="ListParagraph"/>
+        <w:numPr>
+          <w:ilvl w:val="0"/>
+          <w:numId w:val="3"/>
+        </w:numPr>
+        <w:rPr>
+          <w:lang w:val="en-US"/>
+        </w:rPr>
+      </w:pPr>
+      <w:r>
+        <w:rPr>
+          <w:lang w:val="en-US"/>
+        </w:rPr>
+        <w:t>Bước 3, đưa B vào hàm giải phương trình vi phân, để trả về biểu thức của A</w:t>
+      </w:r>
+    </w:p>
+    <w:p>
+      <w:pPr>
+        <w:pStyle w:val="ListParagraph"/>
+        <w:pBdr>
+          <w:top w:val="single" w:sz="4" w:space="1" w:color="auto"/>
+          <w:left w:val="single" w:sz="4" w:space="4" w:color="auto"/>
+          <w:bottom w:val="single" w:sz="4" w:space="1" w:color="auto"/>
+          <w:right w:val="single" w:sz="4" w:space="4" w:color="auto"/>
+        </w:pBdr>
+        <w:ind w:left="1080"/>
+        <w:rPr>
+          <w:lang w:val="en-US"/>
+        </w:rPr>
+      </w:pPr>
+      <w:r>
+        <w:rPr>
+          <w:lang w:val="en-US"/>
+        </w:rPr>
+        <w:t>&lt;Solution&gt; = dsolve(&lt;</w:t>
+      </w:r>
+      <w:r>
+        <w:rPr>
+          <w:lang w:val="en-US"/>
+        </w:rPr>
+        <w:t>B</w:t>
+      </w:r>
+      <w:r>
+        <w:rPr>
+          <w:lang w:val="en-US"/>
+        </w:rPr>
+        <w:t>&gt;)</w:t>
+      </w:r>
+    </w:p>
+    <w:p>
+      <w:pPr>
+        <w:pStyle w:val="ListParagraph"/>
+        <w:numPr>
+          <w:ilvl w:val="0"/>
+          <w:numId w:val="3"/>
+        </w:numPr>
+        <w:rPr>
+          <w:lang w:val="en-US"/>
+        </w:rPr>
+      </w:pPr>
+      <w:r>
+        <w:rPr>
+          <w:lang w:val="en-US"/>
+        </w:rPr>
+        <w:t>&lt;</w:t>
+      </w:r>
+      <w:r>
+        <w:rPr>
+          <w:lang w:val="en-US"/>
+        </w:rPr>
+        <w:t>Solution&gt; là Symbol</w:t>
+      </w:r>
+    </w:p>
+    <w:p>
+      <w:pPr>
+        <w:pStyle w:val="ListParagraph"/>
+        <w:numPr>
+          <w:ilvl w:val="0"/>
+          <w:numId w:val="3"/>
+        </w:numPr>
+        <w:rPr>
+          <w:lang w:val="en-US"/>
+        </w:rPr>
+      </w:pPr>
+      <w:r>
+        <w:rPr>
+          <w:lang w:val="en-US"/>
+        </w:rPr>
+        <w:t>Ví dụ</w:t>
+      </w:r>
+    </w:p>
+    <w:p>
+      <w:pPr>
+        <w:pStyle w:val="ListParagraph"/>
+        <w:numPr>
+          <w:ilvl w:val="0"/>
+          <w:numId w:val="3"/>
+        </w:numPr>
+        <w:rPr>
+          <w:lang w:val="en-US"/>
+        </w:rPr>
+      </w:pPr>
+      <w:r>
+        <w:rPr>
+          <w:lang w:val="en-US"/>
+        </w:rPr>
+        <w:t>Giải phương trình</w:t>
+      </w:r>
+    </w:p>
+    <w:p>
+      <w:pPr>
+        <w:pStyle w:val="ListParagraph"/>
+        <w:pBdr>
+          <w:top w:val="single" w:sz="4" w:space="1" w:color="auto"/>
+          <w:left w:val="single" w:sz="4" w:space="4" w:color="auto"/>
+          <w:bottom w:val="single" w:sz="4" w:space="1" w:color="auto"/>
+          <w:right w:val="single" w:sz="4" w:space="4" w:color="auto"/>
+        </w:pBdr>
+        <w:ind w:left="1080"/>
+        <w:rPr>
+          <w:lang w:val="en-US"/>
+        </w:rPr>
+      </w:pPr>
+      <m:oMath>
+        <m:f>
+          <m:fPr>
+            <m:ctrlPr>
+              <w:rPr>
+                <w:rFonts w:ascii="Cambria Math" w:hAnsi="Cambria Math"/>
+                <w:i/>
+                <w:lang w:val="en-US"/>
+              </w:rPr>
+            </m:ctrlPr>
+          </m:fPr>
+          <m:num>
+            <m:r>
+              <w:rPr>
+                <w:rFonts w:ascii="Cambria Math" w:hAnsi="Cambria Math"/>
+                <w:lang w:val="en-US"/>
+              </w:rPr>
+              <m:t>dy</m:t>
+            </m:r>
+          </m:num>
+          <m:den>
+            <m:r>
+              <w:rPr>
+                <w:rFonts w:ascii="Cambria Math" w:hAnsi="Cambria Math"/>
+                <w:lang w:val="en-US"/>
+              </w:rPr>
+              <m:t>dx</m:t>
+            </m:r>
+          </m:den>
+        </m:f>
+        <m:r>
+          <w:rPr>
+            <w:rFonts w:ascii="Cambria Math" w:hAnsi="Cambria Math"/>
+            <w:lang w:val="en-US"/>
+          </w:rPr>
+          <m:t xml:space="preserve">=y </m:t>
+        </m:r>
+      </m:oMath>
+      <w:r>
+        <w:rPr>
+          <w:rFonts w:eastAsiaTheme="minorEastAsia"/>
+          <w:lang w:val="en-US"/>
+        </w:rPr>
+        <w:t xml:space="preserve"> </w:t>
+      </w:r>
+    </w:p>
+    <w:p>
+      <w:pPr>
+        <w:pStyle w:val="ListParagraph"/>
+        <w:numPr>
+          <w:ilvl w:val="0"/>
+          <w:numId w:val="3"/>
+        </w:numPr>
+        <w:rPr>
+          <w:lang w:val="en-US"/>
+        </w:rPr>
+      </w:pPr>
+      <w:r>
+        <w:rPr>
+          <w:lang w:val="en-US"/>
+        </w:rPr>
+        <w:lastRenderedPageBreak/>
+        <w:t>Ta có</w:t>
+      </w:r>
+    </w:p>
+    <w:p>
+      <w:pPr>
+        <w:pStyle w:val="ListParagraph"/>
+        <w:pBdr>
+          <w:top w:val="single" w:sz="4" w:space="1" w:color="auto"/>
+          <w:left w:val="single" w:sz="4" w:space="4" w:color="auto"/>
+          <w:bottom w:val="single" w:sz="4" w:space="1" w:color="auto"/>
+          <w:right w:val="single" w:sz="4" w:space="4" w:color="auto"/>
+        </w:pBdr>
+        <w:ind w:left="1080"/>
+        <w:rPr>
+          <w:lang w:val="en-US"/>
+        </w:rPr>
+      </w:pPr>
+      <w:r>
+        <w:rPr>
+          <w:lang w:val="en-US"/>
+        </w:rPr>
+        <w:t>syms y(x)</w:t>
+      </w:r>
+    </w:p>
+    <w:p>
+      <w:pPr>
+        <w:pStyle w:val="ListParagraph"/>
+        <w:pBdr>
+          <w:top w:val="single" w:sz="4" w:space="1" w:color="auto"/>
+          <w:left w:val="single" w:sz="4" w:space="4" w:color="auto"/>
+          <w:bottom w:val="single" w:sz="4" w:space="1" w:color="auto"/>
+          <w:right w:val="single" w:sz="4" w:space="4" w:color="auto"/>
+        </w:pBdr>
+        <w:ind w:left="1080"/>
+        <w:rPr>
+          <w:lang w:val="en-US"/>
+        </w:rPr>
+      </w:pPr>
+      <w:r>
+        <w:rPr>
+          <w:lang w:val="en-US"/>
+        </w:rPr>
+        <w:t>diffequa = diff(y, x) == y</w:t>
+      </w:r>
+    </w:p>
+    <w:p>
+      <w:pPr>
+        <w:pStyle w:val="ListParagraph"/>
+        <w:pBdr>
+          <w:top w:val="single" w:sz="4" w:space="1" w:color="auto"/>
+          <w:left w:val="single" w:sz="4" w:space="4" w:color="auto"/>
+          <w:bottom w:val="single" w:sz="4" w:space="1" w:color="auto"/>
+          <w:right w:val="single" w:sz="4" w:space="4" w:color="auto"/>
+        </w:pBdr>
+        <w:ind w:left="1080"/>
+        <w:rPr>
+          <w:lang w:val="en-US"/>
+        </w:rPr>
+      </w:pPr>
+      <w:r>
+        <w:rPr>
+          <w:lang w:val="en-US"/>
+        </w:rPr>
+        <w:t>solution = dsolve(diffequa)</w:t>
+      </w:r>
+    </w:p>
+    <w:p>
+      <w:pPr>
+        <w:pStyle w:val="ListParagraph"/>
+        <w:numPr>
+          <w:ilvl w:val="0"/>
+          <w:numId w:val="3"/>
+        </w:numPr>
+        <w:rPr>
+          <w:lang w:val="en-US"/>
+        </w:rPr>
+      </w:pPr>
+      <w:r>
+        <w:rPr>
+          <w:lang w:val="en-US"/>
+        </w:rPr>
+        <w:t>In ra Solution</w:t>
+      </w:r>
+    </w:p>
+    <w:p>
+      <w:pPr>
+        <w:pStyle w:val="ListParagraph"/>
+        <w:pBdr>
+          <w:top w:val="single" w:sz="4" w:space="1" w:color="auto"/>
+          <w:left w:val="single" w:sz="4" w:space="4" w:color="auto"/>
+          <w:bottom w:val="single" w:sz="4" w:space="1" w:color="auto"/>
+          <w:right w:val="single" w:sz="4" w:space="4" w:color="auto"/>
+        </w:pBdr>
+        <w:ind w:left="1080"/>
+        <w:rPr>
+          <w:lang w:val="en-US"/>
+        </w:rPr>
+      </w:pPr>
+      <m:oMath>
+        <m:sSub>
+          <m:sSubPr>
+            <m:ctrlPr>
+              <w:rPr>
+                <w:rFonts w:ascii="Cambria Math" w:hAnsi="Cambria Math"/>
+                <w:i/>
+                <w:lang w:val="en-US"/>
+              </w:rPr>
+            </m:ctrlPr>
+          </m:sSubPr>
+          <m:e>
+            <m:r>
+              <w:rPr>
+                <w:rFonts w:ascii="Cambria Math" w:hAnsi="Cambria Math"/>
+                <w:lang w:val="en-US"/>
+              </w:rPr>
+              <m:t>C</m:t>
+            </m:r>
+          </m:e>
+          <m:sub>
+            <m:r>
+              <w:rPr>
+                <w:rFonts w:ascii="Cambria Math" w:hAnsi="Cambria Math"/>
+                <w:lang w:val="en-US"/>
+              </w:rPr>
+              <m:t>1</m:t>
+            </m:r>
+          </m:sub>
+        </m:sSub>
+        <m:sSup>
+          <m:sSupPr>
+            <m:ctrlPr>
+              <w:rPr>
+                <w:rFonts w:ascii="Cambria Math" w:hAnsi="Cambria Math"/>
+                <w:i/>
+                <w:lang w:val="en-US"/>
+              </w:rPr>
+            </m:ctrlPr>
+          </m:sSupPr>
+          <m:e>
+            <m:r>
+              <w:rPr>
+                <w:rFonts w:ascii="Cambria Math" w:hAnsi="Cambria Math"/>
+                <w:lang w:val="en-US"/>
+              </w:rPr>
+              <m:t>e</m:t>
+            </m:r>
+          </m:e>
+          <m:sup>
+            <m:r>
+              <w:rPr>
+                <w:rFonts w:ascii="Cambria Math" w:hAnsi="Cambria Math"/>
+                <w:lang w:val="en-US"/>
+              </w:rPr>
+              <m:t>x</m:t>
+            </m:r>
+          </m:sup>
+        </m:sSup>
+        <m:r>
+          <w:rPr>
+            <w:rFonts w:ascii="Cambria Math" w:hAnsi="Cambria Math"/>
+            <w:lang w:val="en-US"/>
+          </w:rPr>
+          <m:t xml:space="preserve"> </m:t>
+        </m:r>
+      </m:oMath>
+      <w:r>
+        <w:rPr>
+          <w:rFonts w:eastAsiaTheme="minorEastAsia"/>
+          <w:lang w:val="en-US"/>
+        </w:rPr>
+        <w:t xml:space="preserve"> </w:t>
+      </w:r>
+    </w:p>
+    <w:p>
+      <w:pPr>
+        <w:pStyle w:val="ListParagraph"/>
+        <w:numPr>
+          <w:ilvl w:val="0"/>
+          <w:numId w:val="3"/>
+        </w:numPr>
+        <w:rPr>
+          <w:lang w:val="en-US"/>
+        </w:rPr>
+      </w:pPr>
+      <w:r>
+        <w:rPr>
+          <w:lang w:val="en-US"/>
+        </w:rPr>
+        <w:t>Để đặt ra điều kiện ban đầu</w:t>
+      </w:r>
+    </w:p>
+    <w:p>
+      <w:pPr>
+        <w:pStyle w:val="ListParagraph"/>
+        <w:pBdr>
+          <w:top w:val="single" w:sz="4" w:space="1" w:color="auto"/>
+          <w:left w:val="single" w:sz="4" w:space="4" w:color="auto"/>
+          <w:bottom w:val="single" w:sz="4" w:space="1" w:color="auto"/>
+          <w:right w:val="single" w:sz="4" w:space="4" w:color="auto"/>
+        </w:pBdr>
+        <w:ind w:left="1080"/>
+        <w:rPr>
+          <w:lang w:val="en-US"/>
+        </w:rPr>
+      </w:pPr>
+      <w:r>
+        <w:rPr>
+          <w:lang w:val="en-US"/>
+        </w:rPr>
+        <w:t>&lt;Solution</w:t>
+      </w:r>
+      <w:r>
+        <w:rPr>
+          <w:lang w:val="en-US"/>
+        </w:rPr>
+        <w:t xml:space="preserve"> Cụ Thể</w:t>
+      </w:r>
+      <w:r>
+        <w:rPr>
+          <w:lang w:val="en-US"/>
+        </w:rPr>
+        <w:t>&gt; = dsolve(&lt;Phương Trình Vi Phân&gt;</w:t>
+      </w:r>
+      <w:r>
+        <w:rPr>
+          <w:lang w:val="en-US"/>
+        </w:rPr>
+        <w:t>, &lt;Các Điều Kiện&gt;</w:t>
+      </w:r>
+      <w:r>
+        <w:rPr>
+          <w:lang w:val="en-US"/>
+        </w:rPr>
+        <w:t>)</w:t>
+      </w:r>
+    </w:p>
+    <w:p>
+      <w:pPr>
+        <w:pStyle w:val="ListParagraph"/>
+        <w:numPr>
+          <w:ilvl w:val="0"/>
+          <w:numId w:val="3"/>
+        </w:numPr>
+        <w:rPr>
+          <w:lang w:val="en-US"/>
+        </w:rPr>
+      </w:pPr>
+      <w:r>
+        <w:rPr>
+          <w:lang w:val="en-US"/>
+        </w:rPr>
+        <w:t>Cách viết &lt;Các Điều Kiện&gt; giống như cách bạn viết trên giấy</w:t>
+      </w:r>
+    </w:p>
+    <w:p>
+      <w:pPr>
+        <w:pStyle w:val="ListParagraph"/>
+        <w:numPr>
+          <w:ilvl w:val="0"/>
+          <w:numId w:val="3"/>
+        </w:numPr>
+        <w:rPr>
+          <w:lang w:val="en-US"/>
+        </w:rPr>
+      </w:pPr>
+      <w:r>
+        <w:rPr>
+          <w:lang w:val="en-US"/>
+        </w:rPr>
+        <w:t>Ví dụ</w:t>
+      </w:r>
+    </w:p>
+    <w:p>
+      <w:pPr>
+        <w:pStyle w:val="ListParagraph"/>
+        <w:numPr>
+          <w:ilvl w:val="0"/>
+          <w:numId w:val="3"/>
+        </w:numPr>
+        <w:rPr>
+          <w:lang w:val="en-US"/>
+        </w:rPr>
+      </w:pPr>
+      <w:r>
+        <w:rPr>
+          <w:lang w:val="en-US"/>
+        </w:rPr>
+        <w:t>Giải phương trình</w:t>
+      </w:r>
+    </w:p>
+    <w:p>
+      <w:pPr>
+        <w:pStyle w:val="ListParagraph"/>
+        <w:pBdr>
+          <w:top w:val="single" w:sz="4" w:space="1" w:color="auto"/>
+          <w:left w:val="single" w:sz="4" w:space="4" w:color="auto"/>
+          <w:bottom w:val="single" w:sz="4" w:space="1" w:color="auto"/>
+          <w:right w:val="single" w:sz="4" w:space="4" w:color="auto"/>
+        </w:pBdr>
+        <w:ind w:left="1080"/>
+        <w:rPr>
+          <w:lang w:val="en-US"/>
+        </w:rPr>
+      </w:pPr>
+      <m:oMath>
+        <m:f>
+          <m:fPr>
+            <m:ctrlPr>
+              <w:rPr>
+                <w:rFonts w:ascii="Cambria Math" w:hAnsi="Cambria Math"/>
+                <w:i/>
+                <w:lang w:val="en-US"/>
+              </w:rPr>
+            </m:ctrlPr>
+          </m:fPr>
+          <m:num>
+            <m:sSup>
+              <m:sSupPr>
+                <m:ctrlPr>
+                  <w:rPr>
+                    <w:rFonts w:ascii="Cambria Math" w:hAnsi="Cambria Math"/>
+                    <w:i/>
+                    <w:lang w:val="en-US"/>
+                  </w:rPr>
+                </m:ctrlPr>
+              </m:sSupPr>
+              <m:e>
+                <m:r>
+                  <w:rPr>
+                    <w:rFonts w:ascii="Cambria Math" w:hAnsi="Cambria Math"/>
+                    <w:lang w:val="en-US"/>
+                  </w:rPr>
+                  <m:t>d</m:t>
+                </m:r>
+              </m:e>
+              <m:sup>
+                <m:r>
+                  <w:rPr>
+                    <w:rFonts w:ascii="Cambria Math" w:hAnsi="Cambria Math"/>
+                    <w:lang w:val="en-US"/>
+                  </w:rPr>
+                  <m:t>2</m:t>
+                </m:r>
+              </m:sup>
+            </m:sSup>
+            <m:r>
+              <w:rPr>
+                <w:rFonts w:ascii="Cambria Math" w:hAnsi="Cambria Math"/>
+                <w:lang w:val="en-US"/>
+              </w:rPr>
+              <m:t>y</m:t>
+            </m:r>
+          </m:num>
+          <m:den>
+            <m:r>
+              <w:rPr>
+                <w:rFonts w:ascii="Cambria Math" w:hAnsi="Cambria Math"/>
+                <w:lang w:val="en-US"/>
+              </w:rPr>
+              <m:t>d</m:t>
+            </m:r>
+            <m:sSup>
+              <m:sSupPr>
+                <m:ctrlPr>
+                  <w:rPr>
+                    <w:rFonts w:ascii="Cambria Math" w:hAnsi="Cambria Math"/>
+                    <w:i/>
+                    <w:lang w:val="en-US"/>
+                  </w:rPr>
+                </m:ctrlPr>
+              </m:sSupPr>
+              <m:e>
+                <m:r>
+                  <w:rPr>
+                    <w:rFonts w:ascii="Cambria Math" w:hAnsi="Cambria Math"/>
+                    <w:lang w:val="en-US"/>
+                  </w:rPr>
+                  <m:t>x</m:t>
+                </m:r>
+              </m:e>
+              <m:sup>
+                <m:r>
+                  <w:rPr>
+                    <w:rFonts w:ascii="Cambria Math" w:hAnsi="Cambria Math"/>
+                    <w:lang w:val="en-US"/>
+                  </w:rPr>
+                  <m:t>2</m:t>
+                </m:r>
+              </m:sup>
+            </m:sSup>
+          </m:den>
+        </m:f>
+        <m:r>
+          <w:rPr>
+            <w:rFonts w:ascii="Cambria Math" w:hAnsi="Cambria Math"/>
+            <w:lang w:val="en-US"/>
+          </w:rPr>
+          <m:t>=y</m:t>
+        </m:r>
+        <m:r>
+          <w:rPr>
+            <w:rFonts w:ascii="Cambria Math" w:hAnsi="Cambria Math"/>
+            <w:lang w:val="en-US"/>
+          </w:rPr>
+          <m:t>,y</m:t>
+        </m:r>
+        <m:d>
+          <m:dPr>
+            <m:ctrlPr>
+              <w:rPr>
+                <w:rFonts w:ascii="Cambria Math" w:hAnsi="Cambria Math"/>
+                <w:i/>
+                <w:lang w:val="en-US"/>
+              </w:rPr>
+            </m:ctrlPr>
+          </m:dPr>
+          <m:e>
+            <m:r>
+              <w:rPr>
+                <w:rFonts w:ascii="Cambria Math" w:hAnsi="Cambria Math"/>
+                <w:lang w:val="en-US"/>
+              </w:rPr>
+              <m:t>0</m:t>
+            </m:r>
+          </m:e>
+        </m:d>
+        <m:r>
+          <w:rPr>
+            <w:rFonts w:ascii="Cambria Math" w:hAnsi="Cambria Math"/>
+            <w:lang w:val="en-US"/>
+          </w:rPr>
+          <m:t>=1,y'</m:t>
+        </m:r>
+        <m:d>
+          <m:dPr>
+            <m:ctrlPr>
+              <w:rPr>
+                <w:rFonts w:ascii="Cambria Math" w:hAnsi="Cambria Math"/>
+                <w:i/>
+                <w:lang w:val="en-US"/>
+              </w:rPr>
+            </m:ctrlPr>
+          </m:dPr>
+          <m:e>
+            <m:r>
+              <w:rPr>
+                <w:rFonts w:ascii="Cambria Math" w:hAnsi="Cambria Math"/>
+                <w:lang w:val="en-US"/>
+              </w:rPr>
+              <m:t>1</m:t>
+            </m:r>
+          </m:e>
+        </m:d>
+        <m:r>
+          <w:rPr>
+            <w:rFonts w:ascii="Cambria Math" w:hAnsi="Cambria Math"/>
+            <w:lang w:val="en-US"/>
+          </w:rPr>
+          <m:t>=12</m:t>
+        </m:r>
+        <m:r>
+          <w:rPr>
+            <w:rFonts w:ascii="Cambria Math" w:hAnsi="Cambria Math"/>
+            <w:lang w:val="en-US"/>
+          </w:rPr>
+          <m:t xml:space="preserve"> </m:t>
+        </m:r>
+      </m:oMath>
+      <w:r>
+        <w:rPr>
+          <w:rFonts w:eastAsiaTheme="minorEastAsia"/>
+          <w:lang w:val="en-US"/>
+        </w:rPr>
+        <w:t xml:space="preserve"> </w:t>
+      </w:r>
+    </w:p>
+    <w:p>
+      <w:pPr>
+        <w:pStyle w:val="ListParagraph"/>
+        <w:numPr>
+          <w:ilvl w:val="0"/>
+          <w:numId w:val="3"/>
+        </w:numPr>
+        <w:rPr>
+          <w:lang w:val="en-US"/>
+        </w:rPr>
+      </w:pPr>
+      <w:r>
+        <w:rPr>
+          <w:lang w:val="en-US"/>
+        </w:rPr>
+        <w:t>Ta có</w:t>
+      </w:r>
+    </w:p>
+    <w:p>
+      <w:pPr>
+        <w:pStyle w:val="ListParagraph"/>
+        <w:pBdr>
+          <w:top w:val="single" w:sz="4" w:space="1" w:color="auto"/>
+          <w:left w:val="single" w:sz="4" w:space="4" w:color="auto"/>
+          <w:bottom w:val="single" w:sz="4" w:space="1" w:color="auto"/>
+          <w:right w:val="single" w:sz="4" w:space="4" w:color="auto"/>
+        </w:pBdr>
+        <w:ind w:left="1080"/>
+        <w:rPr>
+          <w:lang w:val="en-US"/>
+        </w:rPr>
+      </w:pPr>
+      <w:r>
+        <w:rPr>
+          <w:lang w:val="en-US"/>
+        </w:rPr>
+        <w:t>syms y(x)</w:t>
+      </w:r>
+    </w:p>
+    <w:p>
+      <w:pPr>
+        <w:pStyle w:val="ListParagraph"/>
+        <w:pBdr>
+          <w:top w:val="single" w:sz="4" w:space="1" w:color="auto"/>
+          <w:left w:val="single" w:sz="4" w:space="4" w:color="auto"/>
+          <w:bottom w:val="single" w:sz="4" w:space="1" w:color="auto"/>
+          <w:right w:val="single" w:sz="4" w:space="4" w:color="auto"/>
+        </w:pBdr>
+        <w:ind w:left="1080"/>
+        <w:rPr>
+          <w:lang w:val="en-US"/>
+        </w:rPr>
+      </w:pPr>
+      <w:r>
+        <w:rPr>
+          <w:lang w:val="en-US"/>
+        </w:rPr>
+        <w:t>diffequa = diff(y, x</w:t>
+      </w:r>
+      <w:r>
+        <w:rPr>
+          <w:lang w:val="en-US"/>
+        </w:rPr>
+        <w:t>, 2</w:t>
+      </w:r>
+      <w:r>
+        <w:rPr>
+          <w:lang w:val="en-US"/>
+        </w:rPr>
+        <w:t>) == y</w:t>
+      </w:r>
+    </w:p>
+    <w:p>
+      <w:pPr>
+        <w:pStyle w:val="ListParagraph"/>
+        <w:pBdr>
+          <w:top w:val="single" w:sz="4" w:space="1" w:color="auto"/>
+          <w:left w:val="single" w:sz="4" w:space="4" w:color="auto"/>
+          <w:bottom w:val="single" w:sz="4" w:space="1" w:color="auto"/>
+          <w:right w:val="single" w:sz="4" w:space="4" w:color="auto"/>
+        </w:pBdr>
+        <w:ind w:left="1080"/>
+        <w:rPr>
+          <w:lang w:val="en-US"/>
+        </w:rPr>
+      </w:pPr>
+      <w:r>
+        <w:rPr>
+          <w:lang w:val="en-US"/>
+        </w:rPr>
+        <w:t xml:space="preserve">dy = </w:t>
+      </w:r>
+      <w:r>
+        <w:rPr>
+          <w:lang w:val="en-US"/>
+        </w:rPr>
+        <w:t>diff(y, x)</w:t>
+      </w:r>
+    </w:p>
+    <w:p>
+      <w:pPr>
+        <w:pStyle w:val="ListParagraph"/>
+        <w:pBdr>
+          <w:top w:val="single" w:sz="4" w:space="1" w:color="auto"/>
+          <w:left w:val="single" w:sz="4" w:space="4" w:color="auto"/>
+          <w:bottom w:val="single" w:sz="4" w:space="1" w:color="auto"/>
+          <w:right w:val="single" w:sz="4" w:space="4" w:color="auto"/>
+        </w:pBdr>
+        <w:ind w:left="1080"/>
+        <w:rPr>
+          <w:lang w:val="en-US"/>
+        </w:rPr>
+      </w:pPr>
+      <w:r>
+        <w:rPr>
+          <w:lang w:val="en-US"/>
+        </w:rPr>
+        <w:t>solution = dsolve(diffequa</w:t>
+      </w:r>
+      <w:r>
+        <w:rPr>
+          <w:lang w:val="en-US"/>
+        </w:rPr>
+        <w:t>, [y(0) == 1 dy(1) == 12]</w:t>
+      </w:r>
+      <w:r>
+        <w:rPr>
+          <w:lang w:val="en-US"/>
+        </w:rPr>
+        <w:t>)</w:t>
+      </w:r>
+    </w:p>
+    <w:p>
+      <w:pPr>
+        <w:pStyle w:val="ListParagraph"/>
+        <w:numPr>
+          <w:ilvl w:val="0"/>
+          <w:numId w:val="3"/>
+        </w:numPr>
+        <w:rPr>
+          <w:lang w:val="en-US"/>
+        </w:rPr>
+      </w:pPr>
+      <w:r>
+        <w:rPr>
+          <w:lang w:val="en-US"/>
+        </w:rPr>
+        <w:t>In ra Solution</w:t>
+      </w:r>
+    </w:p>
+    <w:p>
+      <w:pPr>
+        <w:pStyle w:val="ListParagraph"/>
+        <w:pBdr>
+          <w:top w:val="single" w:sz="4" w:space="1" w:color="auto"/>
+          <w:left w:val="single" w:sz="4" w:space="4" w:color="auto"/>
+          <w:bottom w:val="single" w:sz="4" w:space="1" w:color="auto"/>
+          <w:right w:val="single" w:sz="4" w:space="4" w:color="auto"/>
+        </w:pBdr>
+        <w:ind w:left="1080"/>
+        <w:rPr>
+          <w:lang w:val="en-US"/>
+        </w:rPr>
+      </w:pPr>
+      <m:oMath>
+        <m:f>
+          <m:fPr>
+            <m:ctrlPr>
+              <w:rPr>
+                <w:rFonts w:ascii="Cambria Math" w:hAnsi="Cambria Math"/>
+                <w:i/>
+                <w:lang w:val="en-US"/>
+              </w:rPr>
+            </m:ctrlPr>
+          </m:fPr>
+          <m:num>
+            <m:sSup>
+              <m:sSupPr>
+                <m:ctrlPr>
+                  <w:rPr>
+                    <w:rFonts w:ascii="Cambria Math" w:hAnsi="Cambria Math"/>
+                    <w:i/>
+                    <w:lang w:val="en-US"/>
+                  </w:rPr>
+                </m:ctrlPr>
+              </m:sSupPr>
+              <m:e>
+                <m:r>
+                  <w:rPr>
+                    <w:rFonts w:ascii="Cambria Math" w:hAnsi="Cambria Math"/>
+                    <w:lang w:val="en-US"/>
+                  </w:rPr>
+                  <m:t>e</m:t>
+                </m:r>
+              </m:e>
+              <m:sup>
+                <m:r>
+                  <w:rPr>
+                    <w:rFonts w:ascii="Cambria Math" w:hAnsi="Cambria Math"/>
+                    <w:lang w:val="en-US"/>
+                  </w:rPr>
+                  <m:t>x</m:t>
+                </m:r>
+              </m:sup>
+            </m:sSup>
+            <m:d>
+              <m:dPr>
+                <m:ctrlPr>
+                  <w:rPr>
+                    <w:rFonts w:ascii="Cambria Math" w:hAnsi="Cambria Math"/>
+                    <w:i/>
+                    <w:lang w:val="en-US"/>
+                  </w:rPr>
+                </m:ctrlPr>
+              </m:dPr>
+              <m:e>
+                <m:r>
+                  <w:rPr>
+                    <w:rFonts w:ascii="Cambria Math" w:hAnsi="Cambria Math"/>
+                    <w:lang w:val="en-US"/>
+                  </w:rPr>
+                  <m:t>2e+1</m:t>
+                </m:r>
+              </m:e>
+            </m:d>
+          </m:num>
+          <m:den>
+            <m:sSup>
+              <m:sSupPr>
+                <m:ctrlPr>
+                  <w:rPr>
+                    <w:rFonts w:ascii="Cambria Math" w:hAnsi="Cambria Math"/>
+                    <w:i/>
+                    <w:lang w:val="en-US"/>
+                  </w:rPr>
+                </m:ctrlPr>
+              </m:sSupPr>
+              <m:e>
+                <m:r>
+                  <w:rPr>
+                    <w:rFonts w:ascii="Cambria Math" w:hAnsi="Cambria Math"/>
+                    <w:lang w:val="en-US"/>
+                  </w:rPr>
+                  <m:t>e</m:t>
+                </m:r>
+              </m:e>
+              <m:sup>
+                <m:r>
+                  <w:rPr>
+                    <w:rFonts w:ascii="Cambria Math" w:hAnsi="Cambria Math"/>
+                    <w:lang w:val="en-US"/>
+                  </w:rPr>
+                  <m:t>2</m:t>
+                </m:r>
+              </m:sup>
+            </m:sSup>
+            <m:r>
+              <w:rPr>
+                <w:rFonts w:ascii="Cambria Math" w:hAnsi="Cambria Math"/>
+                <w:lang w:val="en-US"/>
+              </w:rPr>
+              <m:t>+1</m:t>
+            </m:r>
+          </m:den>
+        </m:f>
+        <m:r>
+          <w:rPr>
+            <w:rFonts w:ascii="Cambria Math" w:hAnsi="Cambria Math"/>
+            <w:lang w:val="en-US"/>
+          </w:rPr>
+          <m:t>-</m:t>
+        </m:r>
+        <m:f>
+          <m:fPr>
+            <m:ctrlPr>
+              <w:rPr>
+                <w:rFonts w:ascii="Cambria Math" w:hAnsi="Cambria Math"/>
+                <w:i/>
+                <w:lang w:val="en-US"/>
+              </w:rPr>
+            </m:ctrlPr>
+          </m:fPr>
+          <m:num>
+            <m:sSup>
+              <m:sSupPr>
+                <m:ctrlPr>
+                  <w:rPr>
+                    <w:rFonts w:ascii="Cambria Math" w:hAnsi="Cambria Math"/>
+                    <w:i/>
+                    <w:lang w:val="en-US"/>
+                  </w:rPr>
+                </m:ctrlPr>
+              </m:sSupPr>
+              <m:e>
+                <m:r>
+                  <w:rPr>
+                    <w:rFonts w:ascii="Cambria Math" w:hAnsi="Cambria Math"/>
+                    <w:lang w:val="en-US"/>
+                  </w:rPr>
+                  <m:t>e</m:t>
+                </m:r>
+              </m:e>
+              <m:sup>
+                <m:r>
+                  <w:rPr>
+                    <w:rFonts w:ascii="Cambria Math" w:hAnsi="Cambria Math"/>
+                    <w:lang w:val="en-US"/>
+                  </w:rPr>
+                  <m:t>-</m:t>
+                </m:r>
+                <m:r>
+                  <w:rPr>
+                    <w:rFonts w:ascii="Cambria Math" w:hAnsi="Cambria Math"/>
+                    <w:lang w:val="en-US"/>
+                  </w:rPr>
+                  <m:t>x</m:t>
+                </m:r>
+              </m:sup>
+            </m:sSup>
+            <m:d>
+              <m:dPr>
+                <m:ctrlPr>
+                  <w:rPr>
+                    <w:rFonts w:ascii="Cambria Math" w:hAnsi="Cambria Math"/>
+                    <w:i/>
+                    <w:lang w:val="en-US"/>
+                  </w:rPr>
+                </m:ctrlPr>
+              </m:dPr>
+              <m:e>
+                <m:r>
+                  <w:rPr>
+                    <w:rFonts w:ascii="Cambria Math" w:hAnsi="Cambria Math"/>
+                    <w:lang w:val="en-US"/>
+                  </w:rPr>
+                  <m:t>2e</m:t>
+                </m:r>
+                <m:r>
+                  <w:rPr>
+                    <w:rFonts w:ascii="Cambria Math" w:hAnsi="Cambria Math"/>
+                    <w:lang w:val="en-US"/>
+                  </w:rPr>
+                  <m:t>-</m:t>
+                </m:r>
+                <m:sSup>
+                  <m:sSupPr>
+                    <m:ctrlPr>
+                      <w:rPr>
+                        <w:rFonts w:ascii="Cambria Math" w:hAnsi="Cambria Math"/>
+                        <w:i/>
+                        <w:lang w:val="en-US"/>
+                      </w:rPr>
+                    </m:ctrlPr>
+                  </m:sSupPr>
+                  <m:e>
+                    <m:r>
+                      <w:rPr>
+                        <w:rFonts w:ascii="Cambria Math" w:hAnsi="Cambria Math"/>
+                        <w:lang w:val="en-US"/>
+                      </w:rPr>
+                      <m:t>e</m:t>
+                    </m:r>
+                  </m:e>
+                  <m:sup>
+                    <m:r>
+                      <w:rPr>
+                        <w:rFonts w:ascii="Cambria Math" w:hAnsi="Cambria Math"/>
+                        <w:lang w:val="en-US"/>
+                      </w:rPr>
+                      <m:t>2</m:t>
+                    </m:r>
+                  </m:sup>
+                </m:sSup>
+              </m:e>
+            </m:d>
+          </m:num>
+          <m:den>
+            <m:sSup>
+              <m:sSupPr>
+                <m:ctrlPr>
+                  <w:rPr>
+                    <w:rFonts w:ascii="Cambria Math" w:hAnsi="Cambria Math"/>
+                    <w:i/>
+                    <w:lang w:val="en-US"/>
+                  </w:rPr>
+                </m:ctrlPr>
+              </m:sSupPr>
+              <m:e>
+                <m:r>
+                  <w:rPr>
+                    <w:rFonts w:ascii="Cambria Math" w:hAnsi="Cambria Math"/>
+                    <w:lang w:val="en-US"/>
+                  </w:rPr>
+                  <m:t>e</m:t>
+                </m:r>
+              </m:e>
+              <m:sup>
+                <m:r>
+                  <w:rPr>
+                    <w:rFonts w:ascii="Cambria Math" w:hAnsi="Cambria Math"/>
+                    <w:lang w:val="en-US"/>
+                  </w:rPr>
+                  <m:t>2</m:t>
+                </m:r>
+              </m:sup>
+            </m:sSup>
+            <m:r>
+              <w:rPr>
+                <w:rFonts w:ascii="Cambria Math" w:hAnsi="Cambria Math"/>
+                <w:lang w:val="en-US"/>
+              </w:rPr>
+              <m:t>+1</m:t>
+            </m:r>
+          </m:den>
+        </m:f>
+      </m:oMath>
+      <w:r>
+        <w:rPr>
+          <w:rFonts w:eastAsiaTheme="minorEastAsia"/>
+          <w:lang w:val="en-US"/>
+        </w:rPr>
+        <w:t xml:space="preserve"> </w:t>
+      </w:r>
+    </w:p>
+    <w:p>
+      <w:pPr>
+        <w:pStyle w:val="ListParagraph"/>
+        <w:numPr>
+          <w:ilvl w:val="0"/>
+          <w:numId w:val="3"/>
+        </w:numPr>
+        <w:rPr>
+          <w:lang w:val="en-US"/>
+        </w:rPr>
+      </w:pPr>
+    </w:p>
+    <w:p>
+      <w:pPr>
         <w:rPr>
           <w:lang w:val="en-US"/>
         </w:rPr>
@@ -9134,91 +10572,91 @@
         <w:rPr>
           <w:lang w:val="en-US"/>
         </w:rPr>
+        <w:t>Để chuyển sang trạng thái</w:t>
+      </w:r>
+      <w:r>
+        <w:rPr>
+          <w:lang w:val="en-US"/>
+        </w:rPr>
+        <w:t xml:space="preserve"> </w:t>
+      </w:r>
+      <w:r>
+        <w:rPr>
+          <w:lang w:val="en-US"/>
+        </w:rPr>
+        <w:t>mặc định</w:t>
+      </w:r>
+      <w:r>
+        <w:rPr>
+          <w:lang w:val="en-US"/>
+        </w:rPr>
+        <w:t xml:space="preserve"> </w:t>
+      </w:r>
+      <w:r>
+        <w:rPr>
+          <w:lang w:val="en-US"/>
+        </w:rPr>
+        <w:t>sẽ xóa Plot cũ</w:t>
+      </w:r>
+    </w:p>
+    <w:p>
+      <w:pPr>
+        <w:pStyle w:val="ListParagraph"/>
+        <w:pBdr>
+          <w:top w:val="single" w:sz="4" w:space="1" w:color="auto"/>
+          <w:left w:val="single" w:sz="4" w:space="4" w:color="auto"/>
+          <w:bottom w:val="single" w:sz="4" w:space="1" w:color="auto"/>
+          <w:right w:val="single" w:sz="4" w:space="4" w:color="auto"/>
+        </w:pBdr>
+        <w:ind w:left="1080"/>
+        <w:rPr>
+          <w:lang w:val="en-US"/>
+        </w:rPr>
+      </w:pPr>
+      <w:r>
+        <w:rPr>
+          <w:lang w:val="en-US"/>
+        </w:rPr>
+        <w:t>hold off</w:t>
+      </w:r>
+    </w:p>
+    <w:p>
+      <w:pPr>
+        <w:pStyle w:val="ListParagraph"/>
+        <w:numPr>
+          <w:ilvl w:val="0"/>
+          <w:numId w:val="15"/>
+        </w:numPr>
+        <w:rPr>
+          <w:lang w:val="en-US"/>
+        </w:rPr>
+      </w:pPr>
+      <w:r>
+        <w:rPr>
+          <w:lang w:val="en-US"/>
+        </w:rPr>
+        <w:t>Để chuyển sang trạng thái có lưới tọa độ</w:t>
+      </w:r>
+    </w:p>
+    <w:p>
+      <w:pPr>
+        <w:pStyle w:val="ListParagraph"/>
+        <w:pBdr>
+          <w:top w:val="single" w:sz="4" w:space="1" w:color="auto"/>
+          <w:left w:val="single" w:sz="4" w:space="4" w:color="auto"/>
+          <w:bottom w:val="single" w:sz="4" w:space="1" w:color="auto"/>
+          <w:right w:val="single" w:sz="4" w:space="4" w:color="auto"/>
+        </w:pBdr>
+        <w:ind w:left="1080"/>
+        <w:rPr>
+          <w:lang w:val="en-US"/>
+        </w:rPr>
+      </w:pPr>
+      <w:r>
+        <w:rPr>
+          <w:lang w:val="en-US"/>
+        </w:rPr>
         <w:lastRenderedPageBreak/>
-        <w:t>Để chuyển sang trạng thái</w:t>
-      </w:r>
-      <w:r>
-        <w:rPr>
-          <w:lang w:val="en-US"/>
-        </w:rPr>
-        <w:t xml:space="preserve"> </w:t>
-      </w:r>
-      <w:r>
-        <w:rPr>
-          <w:lang w:val="en-US"/>
-        </w:rPr>
-        <w:t>mặc định</w:t>
-      </w:r>
-      <w:r>
-        <w:rPr>
-          <w:lang w:val="en-US"/>
-        </w:rPr>
-        <w:t xml:space="preserve"> </w:t>
-      </w:r>
-      <w:r>
-        <w:rPr>
-          <w:lang w:val="en-US"/>
-        </w:rPr>
-        <w:t>sẽ xóa Plot cũ</w:t>
-      </w:r>
-    </w:p>
-    <w:p>
-      <w:pPr>
-        <w:pStyle w:val="ListParagraph"/>
-        <w:pBdr>
-          <w:top w:val="single" w:sz="4" w:space="1" w:color="auto"/>
-          <w:left w:val="single" w:sz="4" w:space="4" w:color="auto"/>
-          <w:bottom w:val="single" w:sz="4" w:space="1" w:color="auto"/>
-          <w:right w:val="single" w:sz="4" w:space="4" w:color="auto"/>
-        </w:pBdr>
-        <w:ind w:left="1080"/>
-        <w:rPr>
-          <w:lang w:val="en-US"/>
-        </w:rPr>
-      </w:pPr>
-      <w:r>
-        <w:rPr>
-          <w:lang w:val="en-US"/>
-        </w:rPr>
-        <w:t>hold off</w:t>
-      </w:r>
-    </w:p>
-    <w:p>
-      <w:pPr>
-        <w:pStyle w:val="ListParagraph"/>
-        <w:numPr>
-          <w:ilvl w:val="0"/>
-          <w:numId w:val="15"/>
-        </w:numPr>
-        <w:rPr>
-          <w:lang w:val="en-US"/>
-        </w:rPr>
-      </w:pPr>
-      <w:r>
-        <w:rPr>
-          <w:lang w:val="en-US"/>
-        </w:rPr>
-        <w:t>Để chuyển sang trạng thái có lưới tọa độ</w:t>
-      </w:r>
-    </w:p>
-    <w:p>
-      <w:pPr>
-        <w:pStyle w:val="ListParagraph"/>
-        <w:pBdr>
-          <w:top w:val="single" w:sz="4" w:space="1" w:color="auto"/>
-          <w:left w:val="single" w:sz="4" w:space="4" w:color="auto"/>
-          <w:bottom w:val="single" w:sz="4" w:space="1" w:color="auto"/>
-          <w:right w:val="single" w:sz="4" w:space="4" w:color="auto"/>
-        </w:pBdr>
-        <w:ind w:left="1080"/>
-        <w:rPr>
-          <w:lang w:val="en-US"/>
-        </w:rPr>
-      </w:pPr>
-      <w:r>
-        <w:rPr>
-          <w:lang w:val="en-US"/>
-        </w:rPr>
         <w:t>grid on</w:t>
       </w:r>
     </w:p>
@@ -10142,76 +11580,76 @@
         <w:rPr>
           <w:lang w:val="en-US"/>
         </w:rPr>
+        <w:t>Ví dụ</w:t>
+      </w:r>
+    </w:p>
+    <w:p>
+      <w:pPr>
+        <w:pStyle w:val="ListParagraph"/>
+        <w:pBdr>
+          <w:top w:val="single" w:sz="4" w:space="1" w:color="auto"/>
+          <w:left w:val="single" w:sz="4" w:space="4" w:color="auto"/>
+          <w:bottom w:val="single" w:sz="4" w:space="1" w:color="auto"/>
+          <w:right w:val="single" w:sz="4" w:space="4" w:color="auto"/>
+        </w:pBdr>
+        <w:ind w:left="1080"/>
+        <w:rPr>
+          <w:lang w:val="en-US"/>
+        </w:rPr>
+      </w:pPr>
+      <w:r>
+        <w:rPr>
+          <w:lang w:val="en-US"/>
+        </w:rPr>
+        <w:t>legend(</w:t>
+      </w:r>
+      <w:r>
+        <w:rPr>
+          <w:lang w:val="en-US"/>
+        </w:rPr>
+        <w:t>"foo", "bar", "far"</w:t>
+      </w:r>
+      <w:r>
+        <w:rPr>
+          <w:lang w:val="en-US"/>
+        </w:rPr>
+        <w:t>)</w:t>
+      </w:r>
+    </w:p>
+    <w:p>
+      <w:pPr>
+        <w:pStyle w:val="ListParagraph"/>
+        <w:numPr>
+          <w:ilvl w:val="0"/>
+          <w:numId w:val="15"/>
+        </w:numPr>
+        <w:rPr>
+          <w:lang w:val="en-US"/>
+        </w:rPr>
+      </w:pPr>
+      <w:r>
+        <w:rPr>
+          <w:lang w:val="en-US"/>
+        </w:rPr>
+        <w:t>Lưu ý bảng chú thích có thể di chuyển được = cách kéo thả chuột</w:t>
+      </w:r>
+    </w:p>
+    <w:p>
+      <w:pPr>
+        <w:pStyle w:val="ListParagraph"/>
+        <w:numPr>
+          <w:ilvl w:val="0"/>
+          <w:numId w:val="11"/>
+        </w:numPr>
+        <w:rPr>
+          <w:lang w:val="en-US"/>
+        </w:rPr>
+      </w:pPr>
+      <w:r>
+        <w:rPr>
+          <w:lang w:val="en-US"/>
+        </w:rPr>
         <w:lastRenderedPageBreak/>
-        <w:t>Ví dụ</w:t>
-      </w:r>
-    </w:p>
-    <w:p>
-      <w:pPr>
-        <w:pStyle w:val="ListParagraph"/>
-        <w:pBdr>
-          <w:top w:val="single" w:sz="4" w:space="1" w:color="auto"/>
-          <w:left w:val="single" w:sz="4" w:space="4" w:color="auto"/>
-          <w:bottom w:val="single" w:sz="4" w:space="1" w:color="auto"/>
-          <w:right w:val="single" w:sz="4" w:space="4" w:color="auto"/>
-        </w:pBdr>
-        <w:ind w:left="1080"/>
-        <w:rPr>
-          <w:lang w:val="en-US"/>
-        </w:rPr>
-      </w:pPr>
-      <w:r>
-        <w:rPr>
-          <w:lang w:val="en-US"/>
-        </w:rPr>
-        <w:t>legend(</w:t>
-      </w:r>
-      <w:r>
-        <w:rPr>
-          <w:lang w:val="en-US"/>
-        </w:rPr>
-        <w:t>"foo", "bar", "far"</w:t>
-      </w:r>
-      <w:r>
-        <w:rPr>
-          <w:lang w:val="en-US"/>
-        </w:rPr>
-        <w:t>)</w:t>
-      </w:r>
-    </w:p>
-    <w:p>
-      <w:pPr>
-        <w:pStyle w:val="ListParagraph"/>
-        <w:numPr>
-          <w:ilvl w:val="0"/>
-          <w:numId w:val="15"/>
-        </w:numPr>
-        <w:rPr>
-          <w:lang w:val="en-US"/>
-        </w:rPr>
-      </w:pPr>
-      <w:r>
-        <w:rPr>
-          <w:lang w:val="en-US"/>
-        </w:rPr>
-        <w:t>Lưu ý bảng chú thích có thể di chuyển được = cách kéo thả chuột</w:t>
-      </w:r>
-    </w:p>
-    <w:p>
-      <w:pPr>
-        <w:pStyle w:val="ListParagraph"/>
-        <w:numPr>
-          <w:ilvl w:val="0"/>
-          <w:numId w:val="11"/>
-        </w:numPr>
-        <w:rPr>
-          <w:lang w:val="en-US"/>
-        </w:rPr>
-      </w:pPr>
-      <w:r>
-        <w:rPr>
-          <w:lang w:val="en-US"/>
-        </w:rPr>
         <w:t>Chỉ định cận của Subplot hiện tại?</w:t>
       </w:r>
     </w:p>

--- a/matlab.docx
+++ b/matlab.docx
@@ -1707,43 +1707,25 @@
         <w:rPr>
           <w:lang w:val="en-US"/>
         </w:rPr>
-        <w:t xml:space="preserve">Để loại bỏ dấu </w:t>
-      </w:r>
-      <w:r>
-        <w:rPr>
-          <w:lang w:val="en-US"/>
-        </w:rPr>
-        <w:t>“%“ ở đầu tất cả các dòng Code được chọn</w:t>
-      </w:r>
-    </w:p>
-    <w:p>
-      <w:pPr>
-        <w:pStyle w:val="ListParagraph"/>
-        <w:numPr>
-          <w:ilvl w:val="0"/>
-          <w:numId w:val="3"/>
-        </w:numPr>
-        <w:rPr>
-          <w:lang w:val="en-US"/>
-        </w:rPr>
-      </w:pPr>
-      <w:r>
-        <w:rPr>
-          <w:lang w:val="en-US"/>
-        </w:rPr>
-        <w:t>Nhấn “Ctrl” + “</w:t>
-      </w:r>
-      <w:r>
-        <w:rPr>
-          <w:lang w:val="en-US"/>
-        </w:rPr>
-        <w:t>T</w:t>
-      </w:r>
-      <w:r>
-        <w:rPr>
-          <w:lang w:val="en-US"/>
-        </w:rPr>
-        <w:t>”</w:t>
+        <w:t>Để loại bỏ dấu “%“ ở đầu tất cả các dòng Code được chọn</w:t>
+      </w:r>
+    </w:p>
+    <w:p>
+      <w:pPr>
+        <w:pStyle w:val="ListParagraph"/>
+        <w:numPr>
+          <w:ilvl w:val="0"/>
+          <w:numId w:val="3"/>
+        </w:numPr>
+        <w:rPr>
+          <w:lang w:val="en-US"/>
+        </w:rPr>
+      </w:pPr>
+      <w:r>
+        <w:rPr>
+          <w:lang w:val="en-US"/>
+        </w:rPr>
+        <w:t>Nhấn “Ctrl” + “T”</w:t>
       </w:r>
     </w:p>
     <w:p>
@@ -7892,19 +7874,7 @@
         <w:rPr>
           <w:lang w:val="en-US"/>
         </w:rPr>
-        <w:t>&lt;</w:t>
-      </w:r>
-      <w:r>
-        <w:rPr>
-          <w:lang w:val="en-US"/>
-        </w:rPr>
-        <w:t>Đạo Hàm</w:t>
-      </w:r>
-      <w:r>
-        <w:rPr>
-          <w:lang w:val="en-US"/>
-        </w:rPr>
-        <w:t>&gt; là Symbol, nhưng sẽ là Symbolic Function nếu &lt;Biểu Thức&gt; cũng vậy</w:t>
+        <w:t>&lt;Đạo Hàm&gt; là Symbol, nhưng sẽ là Symbolic Function nếu &lt;Biểu Thức&gt; cũng vậy</w:t>
       </w:r>
     </w:p>
     <w:p>
@@ -8173,13 +8143,7 @@
         <w:rPr>
           <w:lang w:val="en-US"/>
         </w:rPr>
-        <w:t>Biểu Thứ</w:t>
-      </w:r>
-      <w:r>
-        <w:rPr>
-          <w:lang w:val="en-US"/>
-        </w:rPr>
-        <w:t>c</w:t>
+        <w:t>Biểu Thức</w:t>
       </w:r>
       <w:r>
         <w:rPr>
@@ -9537,31 +9501,7 @@
         <w:rPr>
           <w:lang w:val="en-US"/>
         </w:rPr>
-        <w:t>&lt;Solution</w:t>
-      </w:r>
-      <w:r>
-        <w:rPr>
-          <w:lang w:val="en-US"/>
-        </w:rPr>
-        <w:t xml:space="preserve"> Cụ Thể</w:t>
-      </w:r>
-      <w:r>
-        <w:rPr>
-          <w:lang w:val="en-US"/>
-        </w:rPr>
-        <w:t>&gt; = dsolve(&lt;Phương Trình Vi Phân&gt;</w:t>
-      </w:r>
-      <w:r>
-        <w:rPr>
-          <w:lang w:val="en-US"/>
-        </w:rPr>
-        <w:t>, &lt;Các Điều Kiện&gt;</w:t>
-      </w:r>
-      <w:r>
-        <w:rPr>
-          <w:lang w:val="en-US"/>
-        </w:rPr>
-        <w:t>)</w:t>
+        <w:t>&lt;Solution Cụ Thể&gt; = dsolve(&lt;Phương Trình Vi Phân&gt;, &lt;Các Điều Kiện&gt;)</w:t>
       </w:r>
     </w:p>
     <w:p>
@@ -9725,14 +9665,7 @@
             <w:rFonts w:ascii="Cambria Math" w:hAnsi="Cambria Math"/>
             <w:lang w:val="en-US"/>
           </w:rPr>
-          <m:t>=y</m:t>
-        </m:r>
-        <m:r>
-          <w:rPr>
-            <w:rFonts w:ascii="Cambria Math" w:hAnsi="Cambria Math"/>
-            <w:lang w:val="en-US"/>
-          </w:rPr>
-          <m:t>,y</m:t>
+          <m:t>=y,y</m:t>
         </m:r>
         <m:d>
           <m:dPr>
@@ -9786,14 +9719,7 @@
             <w:rFonts w:ascii="Cambria Math" w:hAnsi="Cambria Math"/>
             <w:lang w:val="en-US"/>
           </w:rPr>
-          <m:t>=12</m:t>
-        </m:r>
-        <m:r>
-          <w:rPr>
-            <w:rFonts w:ascii="Cambria Math" w:hAnsi="Cambria Math"/>
-            <w:lang w:val="en-US"/>
-          </w:rPr>
-          <m:t xml:space="preserve"> </m:t>
+          <m:t xml:space="preserve">=12 </m:t>
         </m:r>
       </m:oMath>
       <w:r>
@@ -9861,19 +9787,7 @@
         <w:rPr>
           <w:lang w:val="en-US"/>
         </w:rPr>
-        <w:t>diffequa = diff(y, x</w:t>
-      </w:r>
-      <w:r>
-        <w:rPr>
-          <w:lang w:val="en-US"/>
-        </w:rPr>
-        <w:t>, 2</w:t>
-      </w:r>
-      <w:r>
-        <w:rPr>
-          <w:lang w:val="en-US"/>
-        </w:rPr>
-        <w:t>) == y</w:t>
+        <w:t>diffequa = diff(y, x, 2) == y</w:t>
       </w:r>
     </w:p>
     <w:p>
@@ -9951,7 +9865,19 @@
         <w:rPr>
           <w:lang w:val="en-US"/>
         </w:rPr>
-        <w:t>In ra Solution</w:t>
+        <w:t xml:space="preserve">In ra </w:t>
+      </w:r>
+      <w:r>
+        <w:rPr>
+          <w:lang w:val="en-US"/>
+        </w:rPr>
+        <w:t>s</w:t>
+      </w:r>
+      <w:r>
+        <w:rPr>
+          <w:lang w:val="en-US"/>
+        </w:rPr>
+        <w:t>olution</w:t>
       </w:r>
     </w:p>
     <w:p>
@@ -10112,14 +10038,7 @@
                     <w:rFonts w:ascii="Cambria Math" w:hAnsi="Cambria Math"/>
                     <w:lang w:val="en-US"/>
                   </w:rPr>
-                  <m:t>-</m:t>
-                </m:r>
-                <m:r>
-                  <w:rPr>
-                    <w:rFonts w:ascii="Cambria Math" w:hAnsi="Cambria Math"/>
-                    <w:lang w:val="en-US"/>
-                  </w:rPr>
-                  <m:t>x</m:t>
+                  <m:t>-x</m:t>
                 </m:r>
               </m:sup>
             </m:sSup>
@@ -10139,14 +10058,7 @@
                     <w:rFonts w:ascii="Cambria Math" w:hAnsi="Cambria Math"/>
                     <w:lang w:val="en-US"/>
                   </w:rPr>
-                  <m:t>2e</m:t>
-                </m:r>
-                <m:r>
-                  <w:rPr>
-                    <w:rFonts w:ascii="Cambria Math" w:hAnsi="Cambria Math"/>
-                    <w:lang w:val="en-US"/>
-                  </w:rPr>
-                  <m:t>-</m:t>
+                  <m:t>2e-</m:t>
                 </m:r>
                 <m:sSup>
                   <m:sSupPr>
@@ -10233,12 +10145,244 @@
         <w:pStyle w:val="ListParagraph"/>
         <w:numPr>
           <w:ilvl w:val="0"/>
-          <w:numId w:val="3"/>
-        </w:numPr>
-        <w:rPr>
-          <w:lang w:val="en-US"/>
-        </w:rPr>
-      </w:pPr>
+          <w:numId w:val="19"/>
+        </w:numPr>
+        <w:rPr>
+          <w:lang w:val="en-US"/>
+        </w:rPr>
+      </w:pPr>
+      <w:r>
+        <w:rPr>
+          <w:lang w:val="en-US"/>
+        </w:rPr>
+        <w:t>Khai Triển Taylor?</w:t>
+      </w:r>
+    </w:p>
+    <w:p>
+      <w:pPr>
+        <w:pStyle w:val="ListParagraph"/>
+        <w:pBdr>
+          <w:top w:val="single" w:sz="4" w:space="1" w:color="auto"/>
+          <w:left w:val="single" w:sz="4" w:space="4" w:color="auto"/>
+          <w:bottom w:val="single" w:sz="4" w:space="1" w:color="auto"/>
+          <w:right w:val="single" w:sz="4" w:space="4" w:color="auto"/>
+        </w:pBdr>
+        <w:ind w:left="1080"/>
+        <w:rPr>
+          <w:lang w:val="en-US"/>
+        </w:rPr>
+      </w:pPr>
+      <w:r>
+        <w:rPr>
+          <w:lang w:val="en-US"/>
+        </w:rPr>
+        <w:t xml:space="preserve">&lt;Chuỗi Taylor&gt; = taylor(&lt;Biểu Thức&gt;, &lt;Các Symbol&gt;, &lt;Vị Trí&gt;, </w:t>
+      </w:r>
+      <w:r>
+        <w:rPr>
+          <w:lang w:val="en-US"/>
+        </w:rPr>
+        <w:t>"Order"</w:t>
+      </w:r>
+      <w:r>
+        <w:rPr>
+          <w:lang w:val="en-US"/>
+        </w:rPr>
+        <w:t>, &lt;Cấp&gt;)</w:t>
+      </w:r>
+    </w:p>
+    <w:p>
+      <w:pPr>
+        <w:pStyle w:val="ListParagraph"/>
+        <w:numPr>
+          <w:ilvl w:val="0"/>
+          <w:numId w:val="3"/>
+        </w:numPr>
+        <w:rPr>
+          <w:lang w:val="en-US"/>
+        </w:rPr>
+      </w:pPr>
+      <w:r>
+        <w:rPr>
+          <w:lang w:val="en-US"/>
+        </w:rPr>
+        <w:t>&lt;Biểu Thức&gt; có thể là Symbol, Symbolic Expression hoặc Symbolic Function</w:t>
+      </w:r>
+    </w:p>
+    <w:p>
+      <w:pPr>
+        <w:pStyle w:val="ListParagraph"/>
+        <w:numPr>
+          <w:ilvl w:val="0"/>
+          <w:numId w:val="3"/>
+        </w:numPr>
+        <w:rPr>
+          <w:lang w:val="en-US"/>
+        </w:rPr>
+      </w:pPr>
+      <w:r>
+        <w:rPr>
+          <w:lang w:val="en-US"/>
+        </w:rPr>
+        <w:t>&lt;Đạo Hàm&gt; là Symbol, nhưng sẽ là Symbolic Function nếu &lt;Biểu Thức&gt; cũng vậy</w:t>
+      </w:r>
+    </w:p>
+    <w:p>
+      <w:pPr>
+        <w:pStyle w:val="ListParagraph"/>
+        <w:numPr>
+          <w:ilvl w:val="0"/>
+          <w:numId w:val="3"/>
+        </w:numPr>
+        <w:rPr>
+          <w:lang w:val="en-US"/>
+        </w:rPr>
+      </w:pPr>
+      <w:r>
+        <w:rPr>
+          <w:lang w:val="en-US"/>
+        </w:rPr>
+        <w:t>Ví dụ</w:t>
+      </w:r>
+    </w:p>
+    <w:p>
+      <w:pPr>
+        <w:pStyle w:val="ListParagraph"/>
+        <w:pBdr>
+          <w:top w:val="single" w:sz="4" w:space="1" w:color="auto"/>
+          <w:left w:val="single" w:sz="4" w:space="4" w:color="auto"/>
+          <w:bottom w:val="single" w:sz="4" w:space="1" w:color="auto"/>
+          <w:right w:val="single" w:sz="4" w:space="4" w:color="auto"/>
+        </w:pBdr>
+        <w:ind w:left="1080"/>
+        <w:rPr>
+          <w:lang w:val="en-US"/>
+        </w:rPr>
+      </w:pPr>
+      <w:r>
+        <w:rPr>
+          <w:lang w:val="en-US"/>
+        </w:rPr>
+        <w:t xml:space="preserve">foo = taylor(sin(a), a, 0, </w:t>
+      </w:r>
+      <w:r>
+        <w:rPr>
+          <w:lang w:val="en-US"/>
+        </w:rPr>
+        <w:t>"Order"</w:t>
+      </w:r>
+      <w:r>
+        <w:rPr>
+          <w:lang w:val="en-US"/>
+        </w:rPr>
+        <w:t xml:space="preserve">, </w:t>
+      </w:r>
+      <w:r>
+        <w:rPr>
+          <w:lang w:val="en-US"/>
+        </w:rPr>
+        <w:t>5)</w:t>
+      </w:r>
+    </w:p>
+    <w:p>
+      <w:pPr>
+        <w:pStyle w:val="ListParagraph"/>
+        <w:numPr>
+          <w:ilvl w:val="0"/>
+          <w:numId w:val="3"/>
+        </w:numPr>
+        <w:rPr>
+          <w:lang w:val="en-US"/>
+        </w:rPr>
+      </w:pPr>
+      <w:r>
+        <w:rPr>
+          <w:lang w:val="en-US"/>
+        </w:rPr>
+        <w:t>In ra foo</w:t>
+      </w:r>
+    </w:p>
+    <w:p>
+      <w:pPr>
+        <w:pStyle w:val="ListParagraph"/>
+        <w:pBdr>
+          <w:top w:val="single" w:sz="4" w:space="1" w:color="auto"/>
+          <w:left w:val="single" w:sz="4" w:space="4" w:color="auto"/>
+          <w:bottom w:val="single" w:sz="4" w:space="1" w:color="auto"/>
+          <w:right w:val="single" w:sz="4" w:space="4" w:color="auto"/>
+        </w:pBdr>
+        <w:ind w:left="1080"/>
+        <w:rPr>
+          <w:lang w:val="en-US"/>
+        </w:rPr>
+      </w:pPr>
+      <m:oMath>
+        <m:r>
+          <w:rPr>
+            <w:rFonts w:ascii="Cambria Math" w:hAnsi="Cambria Math"/>
+            <w:lang w:val="en-US"/>
+          </w:rPr>
+          <m:t>a-</m:t>
+        </m:r>
+        <m:f>
+          <m:fPr>
+            <m:ctrlPr>
+              <w:rPr>
+                <w:rFonts w:ascii="Cambria Math" w:hAnsi="Cambria Math"/>
+                <w:i/>
+                <w:lang w:val="en-US"/>
+              </w:rPr>
+            </m:ctrlPr>
+          </m:fPr>
+          <m:num>
+            <m:sSup>
+              <m:sSupPr>
+                <m:ctrlPr>
+                  <w:rPr>
+                    <w:rFonts w:ascii="Cambria Math" w:hAnsi="Cambria Math"/>
+                    <w:i/>
+                    <w:lang w:val="en-US"/>
+                  </w:rPr>
+                </m:ctrlPr>
+              </m:sSupPr>
+              <m:e>
+                <m:r>
+                  <w:rPr>
+                    <w:rFonts w:ascii="Cambria Math" w:hAnsi="Cambria Math"/>
+                    <w:lang w:val="en-US"/>
+                  </w:rPr>
+                  <m:t>a</m:t>
+                </m:r>
+              </m:e>
+              <m:sup>
+                <m:r>
+                  <w:rPr>
+                    <w:rFonts w:ascii="Cambria Math" w:hAnsi="Cambria Math"/>
+                    <w:lang w:val="en-US"/>
+                  </w:rPr>
+                  <m:t>3</m:t>
+                </m:r>
+              </m:sup>
+            </m:sSup>
+          </m:num>
+          <m:den>
+            <m:r>
+              <w:rPr>
+                <w:rFonts w:ascii="Cambria Math" w:hAnsi="Cambria Math"/>
+                <w:lang w:val="en-US"/>
+              </w:rPr>
+              <m:t>6</m:t>
+            </m:r>
+          </m:den>
+        </m:f>
+      </m:oMath>
+      <w:r>
+        <w:rPr>
+          <w:rFonts w:eastAsiaTheme="minorEastAsia"/>
+          <w:lang w:val="en-US"/>
+        </w:rPr>
+        <w:t xml:space="preserve"> </w:t>
+      </w:r>
     </w:p>
     <w:p>
       <w:pPr>
@@ -10491,6 +10635,7 @@
         <w:rPr>
           <w:lang w:val="en-US"/>
         </w:rPr>
+        <w:lastRenderedPageBreak/>
         <w:t>Chỉ Định Trạng Thái Của Subplot Hiện Tại?</w:t>
       </w:r>
     </w:p>
@@ -10656,7 +10801,6 @@
         <w:rPr>
           <w:lang w:val="en-US"/>
         </w:rPr>
-        <w:lastRenderedPageBreak/>
         <w:t>grid on</w:t>
       </w:r>
     </w:p>
@@ -11505,6 +11649,7 @@
         <w:rPr>
           <w:lang w:val="en-US"/>
         </w:rPr>
+        <w:lastRenderedPageBreak/>
         <w:t>Chú Thích Các Plot Trong Subplot Hiện Tại?</w:t>
       </w:r>
     </w:p>
@@ -11649,7 +11794,6 @@
         <w:rPr>
           <w:lang w:val="en-US"/>
         </w:rPr>
-        <w:lastRenderedPageBreak/>
         <w:t>Chỉ định cận của Subplot hiện tại?</w:t>
       </w:r>
     </w:p>

--- a/matlab.docx
+++ b/matlab.docx
@@ -3847,6 +3847,176 @@
         <w:pStyle w:val="ListParagraph"/>
         <w:numPr>
           <w:ilvl w:val="0"/>
+          <w:numId w:val="14"/>
+        </w:numPr>
+        <w:rPr>
+          <w:lang w:val="en-US"/>
+        </w:rPr>
+      </w:pPr>
+      <w:r>
+        <w:rPr>
+          <w:lang w:val="en-US"/>
+        </w:rPr>
+        <w:t>Tính Tích Phân Của 1 Hàm?</w:t>
+      </w:r>
+    </w:p>
+    <w:p>
+      <w:pPr>
+        <w:pStyle w:val="ListParagraph"/>
+        <w:pBdr>
+          <w:top w:val="single" w:sz="4" w:space="1" w:color="auto"/>
+          <w:left w:val="single" w:sz="4" w:space="4" w:color="auto"/>
+          <w:bottom w:val="single" w:sz="4" w:space="1" w:color="auto"/>
+          <w:right w:val="single" w:sz="4" w:space="4" w:color="auto"/>
+        </w:pBdr>
+        <w:ind w:left="1080"/>
+        <w:rPr>
+          <w:lang w:val="en-US"/>
+        </w:rPr>
+      </w:pPr>
+      <w:r>
+        <w:rPr>
+          <w:lang w:val="en-US"/>
+        </w:rPr>
+        <w:t>&lt;Tích Phân&gt; = integral(&lt;Function Handle&gt;, &lt;Cận Dưới&gt;, &lt;Cận Trên&gt;)</w:t>
+      </w:r>
+    </w:p>
+    <w:p>
+      <w:pPr>
+        <w:pStyle w:val="ListParagraph"/>
+        <w:numPr>
+          <w:ilvl w:val="0"/>
+          <w:numId w:val="3"/>
+        </w:numPr>
+        <w:rPr>
+          <w:lang w:val="en-US"/>
+        </w:rPr>
+      </w:pPr>
+      <w:r>
+        <w:rPr>
+          <w:lang w:val="en-US"/>
+        </w:rPr>
+        <w:t>&lt;Function Handle&gt; phải là hàm 1 biến</w:t>
+      </w:r>
+    </w:p>
+    <w:p>
+      <w:pPr>
+        <w:pStyle w:val="ListParagraph"/>
+        <w:numPr>
+          <w:ilvl w:val="0"/>
+          <w:numId w:val="3"/>
+        </w:numPr>
+        <w:rPr>
+          <w:lang w:val="en-US"/>
+        </w:rPr>
+      </w:pPr>
+      <w:r>
+        <w:rPr>
+          <w:lang w:val="en-US"/>
+        </w:rPr>
+        <w:t>Ví dụ</w:t>
+      </w:r>
+    </w:p>
+    <w:p>
+      <w:pPr>
+        <w:pStyle w:val="ListParagraph"/>
+        <w:pBdr>
+          <w:top w:val="single" w:sz="4" w:space="1" w:color="auto"/>
+          <w:left w:val="single" w:sz="4" w:space="4" w:color="auto"/>
+          <w:bottom w:val="single" w:sz="4" w:space="1" w:color="auto"/>
+          <w:right w:val="single" w:sz="4" w:space="4" w:color="auto"/>
+        </w:pBdr>
+        <w:ind w:left="1080"/>
+        <w:rPr>
+          <w:lang w:val="en-US"/>
+        </w:rPr>
+      </w:pPr>
+      <w:r>
+        <w:rPr>
+          <w:lang w:val="en-US"/>
+        </w:rPr>
+        <w:t>foo = integral(@(x) x.^2, 3, 6)</w:t>
+      </w:r>
+    </w:p>
+    <w:p>
+      <w:pPr>
+        <w:pStyle w:val="ListParagraph"/>
+        <w:numPr>
+          <w:ilvl w:val="0"/>
+          <w:numId w:val="3"/>
+        </w:numPr>
+        <w:rPr>
+          <w:lang w:val="en-US"/>
+        </w:rPr>
+      </w:pPr>
+      <w:r>
+        <w:rPr>
+          <w:lang w:val="en-US"/>
+        </w:rPr>
+        <w:t>Ta có</w:t>
+      </w:r>
+    </w:p>
+    <w:tbl>
+      <w:tblPr>
+        <w:tblStyle w:val="TableGrid"/>
+        <w:tblW w:w="0" w:type="auto"/>
+        <w:tblInd w:w="1080" w:type="dxa"/>
+        <w:tblLook w:val="04A0" w:firstRow="1" w:lastRow="0" w:firstColumn="1" w:lastColumn="0" w:noHBand="0" w:noVBand="1"/>
+      </w:tblPr>
+      <w:tblGrid>
+        <w:gridCol w:w="4085"/>
+        <w:gridCol w:w="4077"/>
+      </w:tblGrid>
+      <w:tr>
+        <w:tc>
+          <w:tcPr>
+            <w:tcW w:w="4621" w:type="dxa"/>
+          </w:tcPr>
+          <w:p>
+            <w:pPr>
+              <w:pStyle w:val="ListParagraph"/>
+              <w:ind w:left="0"/>
+              <w:jc w:val="center"/>
+              <w:rPr>
+                <w:lang w:val="en-US"/>
+              </w:rPr>
+            </w:pPr>
+            <w:r>
+              <w:rPr>
+                <w:lang w:val="en-US"/>
+              </w:rPr>
+              <w:t>foo</w:t>
+            </w:r>
+          </w:p>
+        </w:tc>
+        <w:tc>
+          <w:tcPr>
+            <w:tcW w:w="4621" w:type="dxa"/>
+          </w:tcPr>
+          <w:p>
+            <w:pPr>
+              <w:pStyle w:val="ListParagraph"/>
+              <w:ind w:left="0"/>
+              <w:jc w:val="center"/>
+              <w:rPr>
+                <w:lang w:val="en-US"/>
+              </w:rPr>
+            </w:pPr>
+            <w:r>
+              <w:rPr>
+                <w:lang w:val="en-US"/>
+              </w:rPr>
+              <w:t>63</w:t>
+            </w:r>
+          </w:p>
+        </w:tc>
+      </w:tr>
+    </w:tbl>
+    <w:p>
+      <w:pPr>
+        <w:pStyle w:val="ListParagraph"/>
+        <w:numPr>
+          <w:ilvl w:val="0"/>
           <w:numId w:val="3"/>
         </w:numPr>
         <w:rPr>
@@ -4406,7 +4576,6 @@
         <w:rPr>
           <w:lang w:val="en-US"/>
         </w:rPr>
-        <w:lastRenderedPageBreak/>
         <w:t>&lt;Kiểu Dữ Liệu&gt; = class(&lt;Biến&gt;)</w:t>
       </w:r>
     </w:p>
@@ -5141,6 +5310,7 @@
         <w:rPr>
           <w:lang w:val="en-US"/>
         </w:rPr>
+        <w:lastRenderedPageBreak/>
         <w:t>Trả Về Eigen Vector Và Eigen Value Của Ma Trận?</w:t>
       </w:r>
     </w:p>
@@ -5243,7 +5413,6 @@
         <w:rPr>
           <w:lang w:val="en-US"/>
         </w:rPr>
-        <w:lastRenderedPageBreak/>
         <w:t>&lt;Ma Trận&gt; = &lt;</w:t>
       </w:r>
       <w:r>
@@ -6026,6 +6195,7 @@
         <w:rPr>
           <w:lang w:val="en-US"/>
         </w:rPr>
+        <w:lastRenderedPageBreak/>
         <w:t>foo = randi(10, 3, 4, 5, 6)</w:t>
       </w:r>
     </w:p>
@@ -6182,7 +6352,6 @@
         <w:rPr>
           <w:lang w:val="en-US"/>
         </w:rPr>
-        <w:lastRenderedPageBreak/>
         <w:t>Ta có</w:t>
       </w:r>
     </w:p>
@@ -7108,6 +7277,7 @@
         <w:rPr>
           <w:lang w:val="en-US"/>
         </w:rPr>
+        <w:lastRenderedPageBreak/>
         <w:t>&lt;Symbolic Function&gt; = symfun(&lt;Symbolic Expression&gt;, &lt;Các Đối Số Symbol&gt;)</w:t>
       </w:r>
     </w:p>
@@ -7246,7 +7416,6 @@
         <w:rPr>
           <w:lang w:val="en-US"/>
         </w:rPr>
-        <w:lastRenderedPageBreak/>
         <w:t>syms &lt;Các Biến&gt;</w:t>
       </w:r>
     </w:p>
@@ -8026,6 +8195,7 @@
         <w:rPr>
           <w:lang w:val="en-US"/>
         </w:rPr>
+        <w:lastRenderedPageBreak/>
         <w:t>foo = 6X – sin(X)</w:t>
       </w:r>
     </w:p>
@@ -8200,7 +8370,6 @@
         <w:rPr>
           <w:lang w:val="en-US"/>
         </w:rPr>
-        <w:lastRenderedPageBreak/>
         <w:t>f</w:t>
       </w:r>
       <w:r>
@@ -9120,6 +9289,7 @@
         <w:rPr>
           <w:lang w:val="en-US"/>
         </w:rPr>
+        <w:lastRenderedPageBreak/>
         <w:t>Bước 3, đưa B vào hàm giải phương trình vi phân, để trả về biểu thức của A</w:t>
       </w:r>
     </w:p>
@@ -9291,7 +9461,6 @@
         <w:rPr>
           <w:lang w:val="en-US"/>
         </w:rPr>
-        <w:lastRenderedPageBreak/>
         <w:t>Ta có</w:t>
       </w:r>
     </w:p>
@@ -10275,13 +10444,7 @@
         <w:rPr>
           <w:lang w:val="en-US"/>
         </w:rPr>
-        <w:t xml:space="preserve">, </w:t>
-      </w:r>
-      <w:r>
-        <w:rPr>
-          <w:lang w:val="en-US"/>
-        </w:rPr>
-        <w:t>5)</w:t>
+        <w:t>, 5)</w:t>
       </w:r>
     </w:p>
     <w:p>
@@ -10500,6 +10663,7 @@
         <w:rPr>
           <w:lang w:val="en-US"/>
         </w:rPr>
+        <w:lastRenderedPageBreak/>
         <w:t>Nếu đã có Figure với &lt;Index&gt; rồi thì chỉ chuyển sang làm việc trên Figure này</w:t>
       </w:r>
     </w:p>
@@ -10635,7 +10799,6 @@
         <w:rPr>
           <w:lang w:val="en-US"/>
         </w:rPr>
-        <w:lastRenderedPageBreak/>
         <w:t>Chỉ Định Trạng Thái Của Subplot Hiện Tại?</w:t>
       </w:r>
     </w:p>
@@ -11517,6 +11680,7 @@
         <w:rPr>
           <w:lang w:val="en-US"/>
         </w:rPr>
+        <w:lastRenderedPageBreak/>
         <w:t>Chỉ Định Tên Của Trục Của Subplot Hiện Tại?</w:t>
       </w:r>
     </w:p>
@@ -11649,7 +11813,6 @@
         <w:rPr>
           <w:lang w:val="en-US"/>
         </w:rPr>
-        <w:lastRenderedPageBreak/>
         <w:t>Chú Thích Các Plot Trong Subplot Hiện Tại?</w:t>
       </w:r>
     </w:p>

--- a/matlab.docx
+++ b/matlab.docx
@@ -10393,7 +10393,19 @@
         <w:rPr>
           <w:lang w:val="en-US"/>
         </w:rPr>
-        <w:t>&lt;Đạo Hàm&gt; là Symbol, nhưng sẽ là Symbolic Function nếu &lt;Biểu Thức&gt; cũng vậy</w:t>
+        <w:t>&lt;</w:t>
+      </w:r>
+      <w:r>
+        <w:rPr>
+          <w:lang w:val="en-US"/>
+        </w:rPr>
+        <w:t>Chuỗi Taylor</w:t>
+      </w:r>
+      <w:r>
+        <w:rPr>
+          <w:lang w:val="en-US"/>
+        </w:rPr>
+        <w:t>&gt; là Symbol, nhưng sẽ là Symbolic Function nếu &lt;Biểu Thức&gt; cũng vậy</w:t>
       </w:r>
     </w:p>
     <w:p>

--- a/matlab.docx
+++ b/matlab.docx
@@ -244,7 +244,7 @@
             <w:rStyle w:val="Hyperlink"/>
             <w:lang w:val="en-US"/>
           </w:rPr>
-          <w:t>https://phanmem123-my.sharepoint.com/personal/data_phanmem123_onmicrosoft_com/_layouts/15/onedrive.aspx?id=%2Fpersonal%2Fdata%5Fphanmem123%5Fonmicrosoft%5Fcom%2FDocuments%2F%5BPhanmem123%2Ecom%5D%20MATLAB%20R2019b%2Erar&amp;parent=%2Fpersonal%2Fdata%5Fphanmem123%5Fonmicrosoft%5Fcom%2FDocuments&amp;ga=1</w:t>
+          <w:t>https://phanmem123.com/download-matlab-2019/</w:t>
         </w:r>
       </w:hyperlink>
     </w:p>
@@ -263,19 +263,13 @@
         <w:rPr>
           <w:lang w:val="en-US"/>
         </w:rPr>
-        <w:t>Click “Download” + chờ nó tải lâu vãi đái + giải nén File vừa tải với mật khẩu “</w:t>
-      </w:r>
-      <w:r>
-        <w:rPr>
-          <w:lang w:val="en-US"/>
-        </w:rPr>
-        <w:t>Phanmem123.com</w:t>
-      </w:r>
-      <w:r>
-        <w:rPr>
-          <w:lang w:val="en-US"/>
-        </w:rPr>
-        <w:t>” được 1 thư mục + vào thư mục này</w:t>
+        <w:t xml:space="preserve">Cuộn xuống Click “Download” màu đỏ bên dưới “MATLAB R2019b” + </w:t>
+      </w:r>
+      <w:r>
+        <w:rPr>
+          <w:lang w:val="en-US"/>
+        </w:rPr>
+        <w:t>Click “Download” + chờ nó tải lâu vãi đái + giải nén File vừa tải với mật khẩu “Phanmem123.com” được 1 thư mục + vào thư mục này</w:t>
       </w:r>
       <w:r>
         <w:rPr>
@@ -287,19 +281,7 @@
         <w:rPr>
           <w:lang w:val="en-US"/>
         </w:rPr>
-        <w:t xml:space="preserve"> + giải nén File ISO + chạy File “setup” + Tick “Use a File Installation Key” + chọn “Next” + Tick “Yes” + chọn “Next” + Tick “I have the File Installation Key for my license:” + nhập “</w:t>
-      </w:r>
-      <w:r>
-        <w:rPr>
-          <w:lang w:val="en-US"/>
-        </w:rPr>
-        <w:t>09806-07443-53955-64350-21751-41297</w:t>
-      </w:r>
-      <w:r>
-        <w:rPr>
-          <w:lang w:val="en-US"/>
-        </w:rPr>
-        <w:t>” vào ô + chọn “Next” + tiến hành cài đặt như thường</w:t>
+        <w:t xml:space="preserve"> + giải nén File ISO + chạy File “setup” + Tick “Use a File Installation Key” + chọn “Next” + Tick “Yes” + chọn “Next” + Tick “I have the File Installation Key for my license:” + nhập “09806-07443-53955-64350-21751-41297” vào ô + chọn “Next” + tiến hành cài đặt như thường</w:t>
       </w:r>
       <w:r>
         <w:rPr>
@@ -311,19 +293,7 @@
         <w:rPr>
           <w:lang w:val="en-US"/>
         </w:rPr>
-        <w:t xml:space="preserve"> + chờ nó cài đặt xong + đóng cửa sổ + giải nén File nén kế File ISO lúc đầu với mật khẩu  “</w:t>
-      </w:r>
-      <w:r>
-        <w:rPr>
-          <w:lang w:val="en-US"/>
-        </w:rPr>
-        <w:t>Phanmem123.com</w:t>
-      </w:r>
-      <w:r>
-        <w:rPr>
-          <w:lang w:val="en-US"/>
-        </w:rPr>
-        <w:t>”</w:t>
+        <w:t xml:space="preserve"> + chờ nó cài đặt xong + đóng cửa sổ + giải nén File nén kế File ISO lúc đầu với mật khẩu  “Phanmem123.com”</w:t>
       </w:r>
       <w:r>
         <w:rPr>
@@ -335,19 +305,7 @@
         <w:rPr>
           <w:lang w:val="en-US"/>
         </w:rPr>
-        <w:t xml:space="preserve"> + chạy Matlab + Tick “Activate manually without the Internet” + chọn “Next” + Tick “Enter the full path …” + Click “Browse…” + chọn đường dẫn đến File “</w:t>
-      </w:r>
-      <w:r>
-        <w:rPr>
-          <w:lang w:val="en-US"/>
-        </w:rPr>
-        <w:t>license_standalone</w:t>
-      </w:r>
-      <w:r>
-        <w:rPr>
-          <w:lang w:val="en-US"/>
-        </w:rPr>
-        <w:t>”</w:t>
+        <w:t xml:space="preserve"> + chạy Matlab + Tick “Activate manually without the Internet” + chọn “Next” + Tick “Enter the full path …” + Click “Browse…” + chọn đường dẫn đến File “license_standalone”</w:t>
       </w:r>
       <w:r>
         <w:rPr>
@@ -365,7 +323,25 @@
         <w:rPr>
           <w:lang w:val="en-US"/>
         </w:rPr>
-        <w:t xml:space="preserve"> + Copy thư mục “bin” nằm trong thư mục “R2019b” trong A + Paste nó vào trong thư mục “</w:t>
+        <w:t xml:space="preserve"> + Copy thư mục “bin” nằm trong thư mục “R2019b” trong A + Paste nó vào trong thư mục “C:\Program Files\Polyspace\R2019b” để thay thế cái cũ</w:t>
+      </w:r>
+    </w:p>
+    <w:p>
+      <w:pPr>
+        <w:pStyle w:val="ListParagraph"/>
+        <w:numPr>
+          <w:ilvl w:val="0"/>
+          <w:numId w:val="3"/>
+        </w:numPr>
+        <w:rPr>
+          <w:lang w:val="en-US"/>
+        </w:rPr>
+      </w:pPr>
+      <w:r>
+        <w:rPr>
+          <w:lang w:val="en-US"/>
+        </w:rPr>
+        <w:t>Khi này, trong thư mục “</w:t>
       </w:r>
       <w:r>
         <w:rPr>
@@ -377,36 +353,6 @@
         <w:rPr>
           <w:lang w:val="en-US"/>
         </w:rPr>
-        <w:t>” để thay thế cái cũ</w:t>
-      </w:r>
-    </w:p>
-    <w:p>
-      <w:pPr>
-        <w:pStyle w:val="ListParagraph"/>
-        <w:numPr>
-          <w:ilvl w:val="0"/>
-          <w:numId w:val="3"/>
-        </w:numPr>
-        <w:rPr>
-          <w:lang w:val="en-US"/>
-        </w:rPr>
-      </w:pPr>
-      <w:r>
-        <w:rPr>
-          <w:lang w:val="en-US"/>
-        </w:rPr>
-        <w:t>Khi này, trong thư mục “</w:t>
-      </w:r>
-      <w:r>
-        <w:rPr>
-          <w:lang w:val="en-US"/>
-        </w:rPr>
-        <w:t>C:\Program Files\Polyspace\R2019b</w:t>
-      </w:r>
-      <w:r>
-        <w:rPr>
-          <w:lang w:val="en-US"/>
-        </w:rPr>
         <w:t>\bin” sẽ có File “matlab”,</w:t>
       </w:r>
       <w:r>
@@ -653,26 +599,116 @@
         <w:rPr>
           <w:lang w:val="en-US"/>
         </w:rPr>
+        <w:t>Cửa Sổ Current Folder?</w:t>
+      </w:r>
+    </w:p>
+    <w:p>
+      <w:pPr>
+        <w:pStyle w:val="ListParagraph"/>
+        <w:numPr>
+          <w:ilvl w:val="0"/>
+          <w:numId w:val="3"/>
+        </w:numPr>
+        <w:rPr>
+          <w:lang w:val="en-US"/>
+        </w:rPr>
+      </w:pPr>
+      <w:r>
+        <w:rPr>
+          <w:lang w:val="en-US"/>
+        </w:rPr>
+        <w:t>Hiển thị các File và thư mục bên trong thư mục làm việc hiện tại</w:t>
+      </w:r>
+    </w:p>
+    <w:p>
+      <w:pPr>
+        <w:pStyle w:val="ListParagraph"/>
+        <w:numPr>
+          <w:ilvl w:val="0"/>
+          <w:numId w:val="7"/>
+        </w:numPr>
+        <w:rPr>
+          <w:lang w:val="en-US"/>
+        </w:rPr>
+      </w:pPr>
+      <w:r>
+        <w:rPr>
+          <w:lang w:val="en-US"/>
+        </w:rPr>
+        <w:t>Cửa Sổ Command Window?</w:t>
+      </w:r>
+    </w:p>
+    <w:p>
+      <w:pPr>
+        <w:pStyle w:val="ListParagraph"/>
+        <w:numPr>
+          <w:ilvl w:val="0"/>
+          <w:numId w:val="3"/>
+        </w:numPr>
+        <w:rPr>
+          <w:lang w:val="en-US"/>
+        </w:rPr>
+      </w:pPr>
+      <w:r>
+        <w:rPr>
+          <w:lang w:val="en-US"/>
+        </w:rPr>
+        <w:t>Giống Interactive Mode trong Python</w:t>
+      </w:r>
+    </w:p>
+    <w:p>
+      <w:pPr>
+        <w:pStyle w:val="ListParagraph"/>
+        <w:numPr>
+          <w:ilvl w:val="0"/>
+          <w:numId w:val="7"/>
+        </w:numPr>
+        <w:rPr>
+          <w:lang w:val="en-US"/>
+        </w:rPr>
+      </w:pPr>
+      <w:r>
+        <w:rPr>
+          <w:lang w:val="en-US"/>
+        </w:rPr>
         <w:lastRenderedPageBreak/>
-        <w:t>Cửa Sổ Current Folder?</w:t>
-      </w:r>
-    </w:p>
-    <w:p>
-      <w:pPr>
-        <w:pStyle w:val="ListParagraph"/>
-        <w:numPr>
-          <w:ilvl w:val="0"/>
-          <w:numId w:val="3"/>
-        </w:numPr>
-        <w:rPr>
-          <w:lang w:val="en-US"/>
-        </w:rPr>
-      </w:pPr>
-      <w:r>
-        <w:rPr>
-          <w:lang w:val="en-US"/>
-        </w:rPr>
-        <w:t>Hiển thị các File và thư mục bên trong thư mục làm việc hiện tại</w:t>
+        <w:t xml:space="preserve">Cách </w:t>
+      </w:r>
+      <w:r>
+        <w:rPr>
+          <w:lang w:val="en-US"/>
+        </w:rPr>
+        <w:t xml:space="preserve">Chỉnh Sửa 1 </w:t>
+      </w:r>
+      <w:r>
+        <w:rPr>
+          <w:lang w:val="en-US"/>
+        </w:rPr>
+        <w:t>File</w:t>
+      </w:r>
+      <w:r>
+        <w:rPr>
+          <w:lang w:val="en-US"/>
+        </w:rPr>
+        <w:t>?</w:t>
+      </w:r>
+    </w:p>
+    <w:p>
+      <w:pPr>
+        <w:pStyle w:val="ListParagraph"/>
+        <w:numPr>
+          <w:ilvl w:val="0"/>
+          <w:numId w:val="3"/>
+        </w:numPr>
+        <w:rPr>
+          <w:lang w:val="en-US"/>
+        </w:rPr>
+      </w:pPr>
+      <w:r>
+        <w:rPr>
+          <w:lang w:val="en-US"/>
+        </w:rPr>
+        <w:t>Double Click vào File trong thư mục làm việc hiện tại + cửa sổ Editor hiện bên trên cửa sổ Workspace + tiến hành chỉnh sửa trong cửa sổ Editor + lưu + đóng cửa sổ</w:t>
       </w:r>
     </w:p>
     <w:p>
@@ -690,25 +726,115 @@
         <w:rPr>
           <w:lang w:val="en-US"/>
         </w:rPr>
-        <w:t>Cửa Sổ Command Window?</w:t>
-      </w:r>
-    </w:p>
-    <w:p>
-      <w:pPr>
-        <w:pStyle w:val="ListParagraph"/>
-        <w:numPr>
-          <w:ilvl w:val="0"/>
-          <w:numId w:val="3"/>
-        </w:numPr>
-        <w:rPr>
-          <w:lang w:val="en-US"/>
-        </w:rPr>
-      </w:pPr>
-      <w:r>
-        <w:rPr>
-          <w:lang w:val="en-US"/>
-        </w:rPr>
-        <w:t>Giống Interactive Mode trong Python</w:t>
+        <w:t>Cách Chạy 1 File?</w:t>
+      </w:r>
+    </w:p>
+    <w:p>
+      <w:pPr>
+        <w:pStyle w:val="ListParagraph"/>
+        <w:numPr>
+          <w:ilvl w:val="0"/>
+          <w:numId w:val="3"/>
+        </w:numPr>
+        <w:rPr>
+          <w:lang w:val="en-US"/>
+        </w:rPr>
+      </w:pPr>
+      <w:r>
+        <w:rPr>
+          <w:lang w:val="en-US"/>
+        </w:rPr>
+        <w:t>Cách 1</w:t>
+      </w:r>
+    </w:p>
+    <w:p>
+      <w:pPr>
+        <w:pStyle w:val="ListParagraph"/>
+        <w:numPr>
+          <w:ilvl w:val="0"/>
+          <w:numId w:val="3"/>
+        </w:numPr>
+        <w:rPr>
+          <w:lang w:val="en-US"/>
+        </w:rPr>
+      </w:pPr>
+      <w:r>
+        <w:rPr>
+          <w:lang w:val="en-US"/>
+        </w:rPr>
+        <w:t>Đầu tiên, thư mục làm việc hiện tại phải chứa File muốn chạy</w:t>
+      </w:r>
+    </w:p>
+    <w:p>
+      <w:pPr>
+        <w:pStyle w:val="ListParagraph"/>
+        <w:numPr>
+          <w:ilvl w:val="0"/>
+          <w:numId w:val="3"/>
+        </w:numPr>
+        <w:rPr>
+          <w:lang w:val="en-US"/>
+        </w:rPr>
+      </w:pPr>
+      <w:r>
+        <w:rPr>
+          <w:lang w:val="en-US"/>
+        </w:rPr>
+        <w:t>Tiếp theo, gõ tên của File vào cửa sổ Command Window, không có phần mở rộng + nhấn “Enter”</w:t>
+      </w:r>
+    </w:p>
+    <w:p>
+      <w:pPr>
+        <w:pStyle w:val="ListParagraph"/>
+        <w:numPr>
+          <w:ilvl w:val="0"/>
+          <w:numId w:val="3"/>
+        </w:numPr>
+        <w:rPr>
+          <w:lang w:val="en-US"/>
+        </w:rPr>
+      </w:pPr>
+      <w:r>
+        <w:rPr>
+          <w:lang w:val="en-US"/>
+        </w:rPr>
+        <w:t>Cách 2</w:t>
+      </w:r>
+    </w:p>
+    <w:p>
+      <w:pPr>
+        <w:pStyle w:val="ListParagraph"/>
+        <w:numPr>
+          <w:ilvl w:val="0"/>
+          <w:numId w:val="3"/>
+        </w:numPr>
+        <w:rPr>
+          <w:lang w:val="en-US"/>
+        </w:rPr>
+      </w:pPr>
+      <w:r>
+        <w:rPr>
+          <w:lang w:val="en-US"/>
+        </w:rPr>
+        <w:t>Mở File trong cửa sổ Editor + nhấn “F5”</w:t>
+      </w:r>
+      <w:r>
+        <w:rPr>
+          <w:lang w:val="en-US"/>
+        </w:rPr>
+        <w:t xml:space="preserve"> hoặc “Ctrl” + “Enter”</w:t>
+      </w:r>
+      <w:r>
+        <w:rPr>
+          <w:lang w:val="en-US"/>
+        </w:rPr>
+        <w:t>, cách này y chang cách 1, cũng hiển thị lên Command Window</w:t>
+      </w:r>
+      <w:r>
+        <w:rPr>
+          <w:lang w:val="en-US"/>
+        </w:rPr>
+        <w:t>, chỉ có điều nó sẽ lưu File rồi mới chạy</w:t>
       </w:r>
     </w:p>
     <w:p>
@@ -726,43 +852,25 @@
         <w:rPr>
           <w:lang w:val="en-US"/>
         </w:rPr>
-        <w:t xml:space="preserve">Cách </w:t>
-      </w:r>
-      <w:r>
-        <w:rPr>
-          <w:lang w:val="en-US"/>
-        </w:rPr>
-        <w:t xml:space="preserve">Chỉnh Sửa 1 </w:t>
-      </w:r>
-      <w:r>
-        <w:rPr>
-          <w:lang w:val="en-US"/>
-        </w:rPr>
-        <w:t>File</w:t>
-      </w:r>
-      <w:r>
-        <w:rPr>
-          <w:lang w:val="en-US"/>
-        </w:rPr>
-        <w:t>?</w:t>
-      </w:r>
-    </w:p>
-    <w:p>
-      <w:pPr>
-        <w:pStyle w:val="ListParagraph"/>
-        <w:numPr>
-          <w:ilvl w:val="0"/>
-          <w:numId w:val="3"/>
-        </w:numPr>
-        <w:rPr>
-          <w:lang w:val="en-US"/>
-        </w:rPr>
-      </w:pPr>
-      <w:r>
-        <w:rPr>
-          <w:lang w:val="en-US"/>
-        </w:rPr>
-        <w:t>Double Click vào File trong thư mục làm việc hiện tại + cửa sổ Editor hiện bên trên cửa sổ Workspace + tiến hành chỉnh sửa trong cửa sổ Editor + lưu + đóng cửa sổ</w:t>
+        <w:t>Tạo 1 File Matlab?</w:t>
+      </w:r>
+    </w:p>
+    <w:p>
+      <w:pPr>
+        <w:pStyle w:val="ListParagraph"/>
+        <w:numPr>
+          <w:ilvl w:val="0"/>
+          <w:numId w:val="3"/>
+        </w:numPr>
+        <w:rPr>
+          <w:lang w:val="en-US"/>
+        </w:rPr>
+      </w:pPr>
+      <w:r>
+        <w:rPr>
+          <w:lang w:val="en-US"/>
+        </w:rPr>
+        <w:t>Phải chuột vào cửa sổ Current Folder + chọn “New” + chọn “Script”</w:t>
       </w:r>
     </w:p>
     <w:p>
@@ -780,168 +888,6 @@
         <w:rPr>
           <w:lang w:val="en-US"/>
         </w:rPr>
-        <w:t>Cách Chạy 1 File?</w:t>
-      </w:r>
-    </w:p>
-    <w:p>
-      <w:pPr>
-        <w:pStyle w:val="ListParagraph"/>
-        <w:numPr>
-          <w:ilvl w:val="0"/>
-          <w:numId w:val="3"/>
-        </w:numPr>
-        <w:rPr>
-          <w:lang w:val="en-US"/>
-        </w:rPr>
-      </w:pPr>
-      <w:r>
-        <w:rPr>
-          <w:lang w:val="en-US"/>
-        </w:rPr>
-        <w:t>Cách 1</w:t>
-      </w:r>
-    </w:p>
-    <w:p>
-      <w:pPr>
-        <w:pStyle w:val="ListParagraph"/>
-        <w:numPr>
-          <w:ilvl w:val="0"/>
-          <w:numId w:val="3"/>
-        </w:numPr>
-        <w:rPr>
-          <w:lang w:val="en-US"/>
-        </w:rPr>
-      </w:pPr>
-      <w:r>
-        <w:rPr>
-          <w:lang w:val="en-US"/>
-        </w:rPr>
-        <w:t>Đầu tiên, thư mục làm việc hiện tại phải chứa File muốn chạy</w:t>
-      </w:r>
-    </w:p>
-    <w:p>
-      <w:pPr>
-        <w:pStyle w:val="ListParagraph"/>
-        <w:numPr>
-          <w:ilvl w:val="0"/>
-          <w:numId w:val="3"/>
-        </w:numPr>
-        <w:rPr>
-          <w:lang w:val="en-US"/>
-        </w:rPr>
-      </w:pPr>
-      <w:r>
-        <w:rPr>
-          <w:lang w:val="en-US"/>
-        </w:rPr>
-        <w:t>Tiếp theo, gõ tên của File vào cửa sổ Command Window, không có phần mở rộng + nhấn “Enter”</w:t>
-      </w:r>
-    </w:p>
-    <w:p>
-      <w:pPr>
-        <w:pStyle w:val="ListParagraph"/>
-        <w:numPr>
-          <w:ilvl w:val="0"/>
-          <w:numId w:val="3"/>
-        </w:numPr>
-        <w:rPr>
-          <w:lang w:val="en-US"/>
-        </w:rPr>
-      </w:pPr>
-      <w:r>
-        <w:rPr>
-          <w:lang w:val="en-US"/>
-        </w:rPr>
-        <w:t>Cách 2</w:t>
-      </w:r>
-    </w:p>
-    <w:p>
-      <w:pPr>
-        <w:pStyle w:val="ListParagraph"/>
-        <w:numPr>
-          <w:ilvl w:val="0"/>
-          <w:numId w:val="3"/>
-        </w:numPr>
-        <w:rPr>
-          <w:lang w:val="en-US"/>
-        </w:rPr>
-      </w:pPr>
-      <w:r>
-        <w:rPr>
-          <w:lang w:val="en-US"/>
-        </w:rPr>
-        <w:t>Mở File trong cửa sổ Editor + nhấn “F5”</w:t>
-      </w:r>
-      <w:r>
-        <w:rPr>
-          <w:lang w:val="en-US"/>
-        </w:rPr>
-        <w:t xml:space="preserve"> hoặc “Ctrl” + “Enter”</w:t>
-      </w:r>
-      <w:r>
-        <w:rPr>
-          <w:lang w:val="en-US"/>
-        </w:rPr>
-        <w:t>, cách này y chang cách 1, cũng hiển thị lên Command Window</w:t>
-      </w:r>
-      <w:r>
-        <w:rPr>
-          <w:lang w:val="en-US"/>
-        </w:rPr>
-        <w:t>, chỉ có điều nó sẽ lưu File rồi mới chạy</w:t>
-      </w:r>
-    </w:p>
-    <w:p>
-      <w:pPr>
-        <w:pStyle w:val="ListParagraph"/>
-        <w:numPr>
-          <w:ilvl w:val="0"/>
-          <w:numId w:val="7"/>
-        </w:numPr>
-        <w:rPr>
-          <w:lang w:val="en-US"/>
-        </w:rPr>
-      </w:pPr>
-      <w:r>
-        <w:rPr>
-          <w:lang w:val="en-US"/>
-        </w:rPr>
-        <w:t>Tạo 1 File Matlab?</w:t>
-      </w:r>
-    </w:p>
-    <w:p>
-      <w:pPr>
-        <w:pStyle w:val="ListParagraph"/>
-        <w:numPr>
-          <w:ilvl w:val="0"/>
-          <w:numId w:val="3"/>
-        </w:numPr>
-        <w:rPr>
-          <w:lang w:val="en-US"/>
-        </w:rPr>
-      </w:pPr>
-      <w:r>
-        <w:rPr>
-          <w:lang w:val="en-US"/>
-        </w:rPr>
-        <w:t>Phải chuột vào cửa sổ Current Folder + chọn “New” + chọn “Script”</w:t>
-      </w:r>
-    </w:p>
-    <w:p>
-      <w:pPr>
-        <w:pStyle w:val="ListParagraph"/>
-        <w:numPr>
-          <w:ilvl w:val="0"/>
-          <w:numId w:val="7"/>
-        </w:numPr>
-        <w:rPr>
-          <w:lang w:val="en-US"/>
-        </w:rPr>
-      </w:pPr>
-      <w:r>
-        <w:rPr>
-          <w:lang w:val="en-US"/>
-        </w:rPr>
         <w:t>Chia File Thành Các Khối Code Để Chạy Riêng Lẻ?</w:t>
       </w:r>
     </w:p>
@@ -1276,6 +1222,7 @@
         <w:rPr>
           <w:lang w:val="en-US"/>
         </w:rPr>
+        <w:lastRenderedPageBreak/>
         <w:t>Xóa Toàn Bộ Những Gì Trên Command Window?</w:t>
       </w:r>
     </w:p>
@@ -2076,94 +2023,94 @@
         <w:rPr>
           <w:lang w:val="en-US"/>
         </w:rPr>
+        <w:t>disp(&lt;Giá Trị&gt;)</w:t>
+      </w:r>
+    </w:p>
+    <w:p>
+      <w:pPr>
+        <w:pStyle w:val="ListParagraph"/>
+        <w:numPr>
+          <w:ilvl w:val="0"/>
+          <w:numId w:val="3"/>
+        </w:numPr>
+        <w:rPr>
+          <w:lang w:val="en-US"/>
+        </w:rPr>
+      </w:pPr>
+      <w:r>
+        <w:rPr>
+          <w:lang w:val="en-US"/>
+        </w:rPr>
+        <w:t>Ví dụ</w:t>
+      </w:r>
+    </w:p>
+    <w:p>
+      <w:pPr>
+        <w:pStyle w:val="ListParagraph"/>
+        <w:pBdr>
+          <w:top w:val="single" w:sz="4" w:space="1" w:color="auto"/>
+          <w:left w:val="single" w:sz="4" w:space="4" w:color="auto"/>
+          <w:bottom w:val="single" w:sz="4" w:space="1" w:color="auto"/>
+          <w:right w:val="single" w:sz="4" w:space="4" w:color="auto"/>
+        </w:pBdr>
+        <w:ind w:left="1080"/>
+        <w:rPr>
+          <w:lang w:val="en-US"/>
+        </w:rPr>
+      </w:pPr>
+      <w:r>
+        <w:rPr>
+          <w:lang w:val="en-US"/>
+        </w:rPr>
+        <w:t>disp(</w:t>
+      </w:r>
+      <w:r>
+        <w:rPr>
+          <w:lang w:val="en-US"/>
+        </w:rPr>
+        <w:t>"Hello Mom"</w:t>
+      </w:r>
+      <w:r>
+        <w:rPr>
+          <w:lang w:val="en-US"/>
+        </w:rPr>
+        <w:t>)</w:t>
+      </w:r>
+    </w:p>
+    <w:p>
+      <w:pPr>
+        <w:pStyle w:val="ListParagraph"/>
+        <w:numPr>
+          <w:ilvl w:val="0"/>
+          <w:numId w:val="9"/>
+        </w:numPr>
+        <w:rPr>
+          <w:lang w:val="en-US"/>
+        </w:rPr>
+      </w:pPr>
+      <w:r>
+        <w:rPr>
+          <w:lang w:val="en-US"/>
+        </w:rPr>
+        <w:t>Đo Thời Gian Chạy Code?</w:t>
+      </w:r>
+    </w:p>
+    <w:p>
+      <w:pPr>
+        <w:pStyle w:val="ListParagraph"/>
+        <w:numPr>
+          <w:ilvl w:val="0"/>
+          <w:numId w:val="3"/>
+        </w:numPr>
+        <w:rPr>
+          <w:lang w:val="en-US"/>
+        </w:rPr>
+      </w:pPr>
+      <w:r>
+        <w:rPr>
+          <w:lang w:val="en-US"/>
+        </w:rPr>
         <w:lastRenderedPageBreak/>
-        <w:t>disp(&lt;Giá Trị&gt;)</w:t>
-      </w:r>
-    </w:p>
-    <w:p>
-      <w:pPr>
-        <w:pStyle w:val="ListParagraph"/>
-        <w:numPr>
-          <w:ilvl w:val="0"/>
-          <w:numId w:val="3"/>
-        </w:numPr>
-        <w:rPr>
-          <w:lang w:val="en-US"/>
-        </w:rPr>
-      </w:pPr>
-      <w:r>
-        <w:rPr>
-          <w:lang w:val="en-US"/>
-        </w:rPr>
-        <w:t>Ví dụ</w:t>
-      </w:r>
-    </w:p>
-    <w:p>
-      <w:pPr>
-        <w:pStyle w:val="ListParagraph"/>
-        <w:pBdr>
-          <w:top w:val="single" w:sz="4" w:space="1" w:color="auto"/>
-          <w:left w:val="single" w:sz="4" w:space="4" w:color="auto"/>
-          <w:bottom w:val="single" w:sz="4" w:space="1" w:color="auto"/>
-          <w:right w:val="single" w:sz="4" w:space="4" w:color="auto"/>
-        </w:pBdr>
-        <w:ind w:left="1080"/>
-        <w:rPr>
-          <w:lang w:val="en-US"/>
-        </w:rPr>
-      </w:pPr>
-      <w:r>
-        <w:rPr>
-          <w:lang w:val="en-US"/>
-        </w:rPr>
-        <w:t>disp(</w:t>
-      </w:r>
-      <w:r>
-        <w:rPr>
-          <w:lang w:val="en-US"/>
-        </w:rPr>
-        <w:t>"Hello Mom"</w:t>
-      </w:r>
-      <w:r>
-        <w:rPr>
-          <w:lang w:val="en-US"/>
-        </w:rPr>
-        <w:t>)</w:t>
-      </w:r>
-    </w:p>
-    <w:p>
-      <w:pPr>
-        <w:pStyle w:val="ListParagraph"/>
-        <w:numPr>
-          <w:ilvl w:val="0"/>
-          <w:numId w:val="9"/>
-        </w:numPr>
-        <w:rPr>
-          <w:lang w:val="en-US"/>
-        </w:rPr>
-      </w:pPr>
-      <w:r>
-        <w:rPr>
-          <w:lang w:val="en-US"/>
-        </w:rPr>
-        <w:t>Đo Thời Gian Chạy Code?</w:t>
-      </w:r>
-    </w:p>
-    <w:p>
-      <w:pPr>
-        <w:pStyle w:val="ListParagraph"/>
-        <w:numPr>
-          <w:ilvl w:val="0"/>
-          <w:numId w:val="3"/>
-        </w:numPr>
-        <w:rPr>
-          <w:lang w:val="en-US"/>
-        </w:rPr>
-      </w:pPr>
-      <w:r>
-        <w:rPr>
-          <w:lang w:val="en-US"/>
-        </w:rPr>
         <w:t>Chạy lệnh sau để bắt đầu đếm giây, hoặc đặt lại đồng hồ</w:t>
       </w:r>
     </w:p>
@@ -2795,85 +2742,85 @@
         <w:rPr>
           <w:lang w:val="en-US"/>
         </w:rPr>
+        <w:t>Đặt dấu chấm đằng trước các toán tử để thực hiện phép tính trên từng phần tử tương ứng của 2 ma trận</w:t>
+      </w:r>
+    </w:p>
+    <w:p>
+      <w:pPr>
+        <w:pStyle w:val="ListParagraph"/>
+        <w:numPr>
+          <w:ilvl w:val="0"/>
+          <w:numId w:val="6"/>
+        </w:numPr>
+        <w:rPr>
+          <w:lang w:val="en-US"/>
+        </w:rPr>
+      </w:pPr>
+      <w:r>
+        <w:rPr>
+          <w:lang w:val="en-US"/>
+        </w:rPr>
+        <w:t>Không Bằng?</w:t>
+      </w:r>
+    </w:p>
+    <w:p>
+      <w:pPr>
+        <w:pStyle w:val="ListParagraph"/>
+        <w:pBdr>
+          <w:top w:val="single" w:sz="4" w:space="1" w:color="auto"/>
+          <w:left w:val="single" w:sz="4" w:space="4" w:color="auto"/>
+          <w:bottom w:val="single" w:sz="4" w:space="1" w:color="auto"/>
+          <w:right w:val="single" w:sz="4" w:space="4" w:color="auto"/>
+        </w:pBdr>
+        <w:ind w:left="1080"/>
+        <w:rPr>
+          <w:lang w:val="en-US"/>
+        </w:rPr>
+      </w:pPr>
+      <w:r>
+        <w:rPr>
+          <w:lang w:val="en-US"/>
+        </w:rPr>
+        <w:t>~=</w:t>
+      </w:r>
+    </w:p>
+    <w:p>
+      <w:pPr>
+        <w:pStyle w:val="ListParagraph"/>
+        <w:numPr>
+          <w:ilvl w:val="0"/>
+          <w:numId w:val="6"/>
+        </w:numPr>
+        <w:rPr>
+          <w:lang w:val="en-US"/>
+        </w:rPr>
+      </w:pPr>
+      <w:r>
+        <w:rPr>
+          <w:lang w:val="en-US"/>
+        </w:rPr>
+        <w:t>Toán Tử NOT?</w:t>
+      </w:r>
+    </w:p>
+    <w:p>
+      <w:pPr>
+        <w:pStyle w:val="ListParagraph"/>
+        <w:pBdr>
+          <w:top w:val="single" w:sz="4" w:space="1" w:color="auto"/>
+          <w:left w:val="single" w:sz="4" w:space="4" w:color="auto"/>
+          <w:bottom w:val="single" w:sz="4" w:space="1" w:color="auto"/>
+          <w:right w:val="single" w:sz="4" w:space="4" w:color="auto"/>
+        </w:pBdr>
+        <w:ind w:left="1080"/>
+        <w:rPr>
+          <w:lang w:val="en-US"/>
+        </w:rPr>
+      </w:pPr>
+      <w:r>
+        <w:rPr>
+          <w:lang w:val="en-US"/>
+        </w:rPr>
         <w:lastRenderedPageBreak/>
-        <w:t>Đặt dấu chấm đằng trước các toán tử để thực hiện phép tính trên từng phần tử tương ứng của 2 ma trận</w:t>
-      </w:r>
-    </w:p>
-    <w:p>
-      <w:pPr>
-        <w:pStyle w:val="ListParagraph"/>
-        <w:numPr>
-          <w:ilvl w:val="0"/>
-          <w:numId w:val="6"/>
-        </w:numPr>
-        <w:rPr>
-          <w:lang w:val="en-US"/>
-        </w:rPr>
-      </w:pPr>
-      <w:r>
-        <w:rPr>
-          <w:lang w:val="en-US"/>
-        </w:rPr>
-        <w:t>Không Bằng?</w:t>
-      </w:r>
-    </w:p>
-    <w:p>
-      <w:pPr>
-        <w:pStyle w:val="ListParagraph"/>
-        <w:pBdr>
-          <w:top w:val="single" w:sz="4" w:space="1" w:color="auto"/>
-          <w:left w:val="single" w:sz="4" w:space="4" w:color="auto"/>
-          <w:bottom w:val="single" w:sz="4" w:space="1" w:color="auto"/>
-          <w:right w:val="single" w:sz="4" w:space="4" w:color="auto"/>
-        </w:pBdr>
-        <w:ind w:left="1080"/>
-        <w:rPr>
-          <w:lang w:val="en-US"/>
-        </w:rPr>
-      </w:pPr>
-      <w:r>
-        <w:rPr>
-          <w:lang w:val="en-US"/>
-        </w:rPr>
-        <w:t>~=</w:t>
-      </w:r>
-    </w:p>
-    <w:p>
-      <w:pPr>
-        <w:pStyle w:val="ListParagraph"/>
-        <w:numPr>
-          <w:ilvl w:val="0"/>
-          <w:numId w:val="6"/>
-        </w:numPr>
-        <w:rPr>
-          <w:lang w:val="en-US"/>
-        </w:rPr>
-      </w:pPr>
-      <w:r>
-        <w:rPr>
-          <w:lang w:val="en-US"/>
-        </w:rPr>
-        <w:t>Toán Tử NOT?</w:t>
-      </w:r>
-    </w:p>
-    <w:p>
-      <w:pPr>
-        <w:pStyle w:val="ListParagraph"/>
-        <w:pBdr>
-          <w:top w:val="single" w:sz="4" w:space="1" w:color="auto"/>
-          <w:left w:val="single" w:sz="4" w:space="4" w:color="auto"/>
-          <w:bottom w:val="single" w:sz="4" w:space="1" w:color="auto"/>
-          <w:right w:val="single" w:sz="4" w:space="4" w:color="auto"/>
-        </w:pBdr>
-        <w:ind w:left="1080"/>
-        <w:rPr>
-          <w:lang w:val="en-US"/>
-        </w:rPr>
-      </w:pPr>
-      <w:r>
-        <w:rPr>
-          <w:lang w:val="en-US"/>
-        </w:rPr>
         <w:t>~</w:t>
       </w:r>
     </w:p>
@@ -3706,7 +3653,6 @@
               <w:rPr>
                 <w:lang w:val="en-US"/>
               </w:rPr>
-              <w:lastRenderedPageBreak/>
               <w:t>bar</w:t>
             </w:r>
           </w:p>
@@ -3818,6 +3764,7 @@
         <w:rPr>
           <w:lang w:val="en-US"/>
         </w:rPr>
+        <w:lastRenderedPageBreak/>
         <w:t>Ví dụ</w:t>
       </w:r>
     </w:p>
@@ -4531,6 +4478,7 @@
         <w:rPr>
           <w:lang w:val="en-US"/>
         </w:rPr>
+        <w:lastRenderedPageBreak/>
         <w:t>Đúng, đại lượng vô hướng là ma trận 1 x 1, …</w:t>
       </w:r>
       <w:r>
@@ -5310,70 +5258,70 @@
         <w:rPr>
           <w:lang w:val="en-US"/>
         </w:rPr>
+        <w:t>Trả Về Eigen Vector Và Eigen Value Của Ma Trận?</w:t>
+      </w:r>
+    </w:p>
+    <w:p>
+      <w:pPr>
+        <w:pStyle w:val="ListParagraph"/>
+        <w:pBdr>
+          <w:top w:val="single" w:sz="4" w:space="1" w:color="auto"/>
+          <w:left w:val="single" w:sz="4" w:space="4" w:color="auto"/>
+          <w:bottom w:val="single" w:sz="4" w:space="1" w:color="auto"/>
+          <w:right w:val="single" w:sz="4" w:space="4" w:color="auto"/>
+        </w:pBdr>
+        <w:ind w:left="1080"/>
+        <w:rPr>
+          <w:lang w:val="en-US"/>
+        </w:rPr>
+      </w:pPr>
+      <w:r>
+        <w:rPr>
+          <w:lang w:val="en-US"/>
+        </w:rPr>
+        <w:t>[&lt;Eigen Vector&gt;, &lt;Eigen Value&gt;] = eig(&lt;Ma Trận&gt;)</w:t>
+      </w:r>
+    </w:p>
+    <w:p>
+      <w:pPr>
+        <w:pStyle w:val="ListParagraph"/>
+        <w:numPr>
+          <w:ilvl w:val="0"/>
+          <w:numId w:val="3"/>
+        </w:numPr>
+        <w:rPr>
+          <w:lang w:val="en-US"/>
+        </w:rPr>
+      </w:pPr>
+      <w:r>
+        <w:rPr>
+          <w:lang w:val="en-US"/>
+        </w:rPr>
+        <w:t>&lt;Eigen Vector&gt; là 1 ma trận mà các cột của nó là Eigen Vector của &lt;Ma Trận&gt;</w:t>
+      </w:r>
+      <w:r>
+        <w:rPr>
+          <w:lang w:val="en-US"/>
+        </w:rPr>
+        <w:t>, các Eigen Vector này có độ dài = 1</w:t>
+      </w:r>
+    </w:p>
+    <w:p>
+      <w:pPr>
+        <w:pStyle w:val="ListParagraph"/>
+        <w:numPr>
+          <w:ilvl w:val="0"/>
+          <w:numId w:val="3"/>
+        </w:numPr>
+        <w:rPr>
+          <w:lang w:val="en-US"/>
+        </w:rPr>
+      </w:pPr>
+      <w:r>
+        <w:rPr>
+          <w:lang w:val="en-US"/>
+        </w:rPr>
         <w:lastRenderedPageBreak/>
-        <w:t>Trả Về Eigen Vector Và Eigen Value Của Ma Trận?</w:t>
-      </w:r>
-    </w:p>
-    <w:p>
-      <w:pPr>
-        <w:pStyle w:val="ListParagraph"/>
-        <w:pBdr>
-          <w:top w:val="single" w:sz="4" w:space="1" w:color="auto"/>
-          <w:left w:val="single" w:sz="4" w:space="4" w:color="auto"/>
-          <w:bottom w:val="single" w:sz="4" w:space="1" w:color="auto"/>
-          <w:right w:val="single" w:sz="4" w:space="4" w:color="auto"/>
-        </w:pBdr>
-        <w:ind w:left="1080"/>
-        <w:rPr>
-          <w:lang w:val="en-US"/>
-        </w:rPr>
-      </w:pPr>
-      <w:r>
-        <w:rPr>
-          <w:lang w:val="en-US"/>
-        </w:rPr>
-        <w:t>[&lt;Eigen Vector&gt;, &lt;Eigen Value&gt;] = eig(&lt;Ma Trận&gt;)</w:t>
-      </w:r>
-    </w:p>
-    <w:p>
-      <w:pPr>
-        <w:pStyle w:val="ListParagraph"/>
-        <w:numPr>
-          <w:ilvl w:val="0"/>
-          <w:numId w:val="3"/>
-        </w:numPr>
-        <w:rPr>
-          <w:lang w:val="en-US"/>
-        </w:rPr>
-      </w:pPr>
-      <w:r>
-        <w:rPr>
-          <w:lang w:val="en-US"/>
-        </w:rPr>
-        <w:t>&lt;Eigen Vector&gt; là 1 ma trận mà các cột của nó là Eigen Vector của &lt;Ma Trận&gt;</w:t>
-      </w:r>
-      <w:r>
-        <w:rPr>
-          <w:lang w:val="en-US"/>
-        </w:rPr>
-        <w:t>, các Eigen Vector này có độ dài = 1</w:t>
-      </w:r>
-    </w:p>
-    <w:p>
-      <w:pPr>
-        <w:pStyle w:val="ListParagraph"/>
-        <w:numPr>
-          <w:ilvl w:val="0"/>
-          <w:numId w:val="3"/>
-        </w:numPr>
-        <w:rPr>
-          <w:lang w:val="en-US"/>
-        </w:rPr>
-      </w:pPr>
-      <w:r>
-        <w:rPr>
-          <w:lang w:val="en-US"/>
-        </w:rPr>
         <w:t>&lt;Eigen Value&gt; là 1 ma trận đường chéo mà giá trị trên đường chéo chính của nó là Eigen Value tương ứng với mỗi Eigen Vector</w:t>
       </w:r>
     </w:p>
@@ -6195,100 +6143,100 @@
         <w:rPr>
           <w:lang w:val="en-US"/>
         </w:rPr>
+        <w:t>foo = randi(10, 3, 4, 5, 6)</w:t>
+      </w:r>
+    </w:p>
+    <w:p>
+      <w:pPr>
+        <w:pStyle w:val="ListParagraph"/>
+        <w:numPr>
+          <w:ilvl w:val="0"/>
+          <w:numId w:val="13"/>
+        </w:numPr>
+        <w:rPr>
+          <w:lang w:val="en-US"/>
+        </w:rPr>
+      </w:pPr>
+      <w:r>
+        <w:rPr>
+          <w:lang w:val="en-US"/>
+        </w:rPr>
+        <w:t xml:space="preserve">Trả </w:t>
+      </w:r>
+      <w:r>
+        <w:rPr>
+          <w:lang w:val="en-US"/>
+        </w:rPr>
+        <w:t xml:space="preserve">Về Giá Trị Lớn Nhất Trong </w:t>
+      </w:r>
+      <w:r>
+        <w:rPr>
+          <w:lang w:val="en-US"/>
+        </w:rPr>
+        <w:t>Tensor</w:t>
+      </w:r>
+      <w:r>
+        <w:rPr>
+          <w:lang w:val="en-US"/>
+        </w:rPr>
+        <w:t>?</w:t>
+      </w:r>
+    </w:p>
+    <w:p>
+      <w:pPr>
+        <w:pStyle w:val="ListParagraph"/>
+        <w:pBdr>
+          <w:top w:val="single" w:sz="4" w:space="1" w:color="auto"/>
+          <w:left w:val="single" w:sz="4" w:space="4" w:color="auto"/>
+          <w:bottom w:val="single" w:sz="4" w:space="1" w:color="auto"/>
+          <w:right w:val="single" w:sz="4" w:space="4" w:color="auto"/>
+        </w:pBdr>
+        <w:ind w:left="1080"/>
+        <w:rPr>
+          <w:lang w:val="en-US"/>
+        </w:rPr>
+      </w:pPr>
+      <w:r>
+        <w:rPr>
+          <w:lang w:val="en-US"/>
+        </w:rPr>
+        <w:t>&lt;Max&gt; = max(&lt;Tensor&gt;)</w:t>
+      </w:r>
+    </w:p>
+    <w:p>
+      <w:pPr>
+        <w:pStyle w:val="ListParagraph"/>
+        <w:numPr>
+          <w:ilvl w:val="0"/>
+          <w:numId w:val="3"/>
+        </w:numPr>
+        <w:rPr>
+          <w:lang w:val="en-US"/>
+        </w:rPr>
+      </w:pPr>
+      <w:r>
+        <w:rPr>
+          <w:lang w:val="en-US"/>
+        </w:rPr>
+        <w:t>Tính &lt;Max&gt; theo chiều đầu tiên có kích thước &gt; 1</w:t>
+      </w:r>
+    </w:p>
+    <w:p>
+      <w:pPr>
+        <w:pStyle w:val="ListParagraph"/>
+        <w:numPr>
+          <w:ilvl w:val="0"/>
+          <w:numId w:val="3"/>
+        </w:numPr>
+        <w:rPr>
+          <w:lang w:val="en-US"/>
+        </w:rPr>
+      </w:pPr>
+      <w:r>
+        <w:rPr>
+          <w:lang w:val="en-US"/>
+        </w:rPr>
         <w:lastRenderedPageBreak/>
-        <w:t>foo = randi(10, 3, 4, 5, 6)</w:t>
-      </w:r>
-    </w:p>
-    <w:p>
-      <w:pPr>
-        <w:pStyle w:val="ListParagraph"/>
-        <w:numPr>
-          <w:ilvl w:val="0"/>
-          <w:numId w:val="13"/>
-        </w:numPr>
-        <w:rPr>
-          <w:lang w:val="en-US"/>
-        </w:rPr>
-      </w:pPr>
-      <w:r>
-        <w:rPr>
-          <w:lang w:val="en-US"/>
-        </w:rPr>
-        <w:t xml:space="preserve">Trả </w:t>
-      </w:r>
-      <w:r>
-        <w:rPr>
-          <w:lang w:val="en-US"/>
-        </w:rPr>
-        <w:t xml:space="preserve">Về Giá Trị Lớn Nhất Trong </w:t>
-      </w:r>
-      <w:r>
-        <w:rPr>
-          <w:lang w:val="en-US"/>
-        </w:rPr>
-        <w:t>Tensor</w:t>
-      </w:r>
-      <w:r>
-        <w:rPr>
-          <w:lang w:val="en-US"/>
-        </w:rPr>
-        <w:t>?</w:t>
-      </w:r>
-    </w:p>
-    <w:p>
-      <w:pPr>
-        <w:pStyle w:val="ListParagraph"/>
-        <w:pBdr>
-          <w:top w:val="single" w:sz="4" w:space="1" w:color="auto"/>
-          <w:left w:val="single" w:sz="4" w:space="4" w:color="auto"/>
-          <w:bottom w:val="single" w:sz="4" w:space="1" w:color="auto"/>
-          <w:right w:val="single" w:sz="4" w:space="4" w:color="auto"/>
-        </w:pBdr>
-        <w:ind w:left="1080"/>
-        <w:rPr>
-          <w:lang w:val="en-US"/>
-        </w:rPr>
-      </w:pPr>
-      <w:r>
-        <w:rPr>
-          <w:lang w:val="en-US"/>
-        </w:rPr>
-        <w:t>&lt;Max&gt; = max(&lt;Tensor&gt;)</w:t>
-      </w:r>
-    </w:p>
-    <w:p>
-      <w:pPr>
-        <w:pStyle w:val="ListParagraph"/>
-        <w:numPr>
-          <w:ilvl w:val="0"/>
-          <w:numId w:val="3"/>
-        </w:numPr>
-        <w:rPr>
-          <w:lang w:val="en-US"/>
-        </w:rPr>
-      </w:pPr>
-      <w:r>
-        <w:rPr>
-          <w:lang w:val="en-US"/>
-        </w:rPr>
-        <w:t>Tính &lt;Max&gt; theo chiều đầu tiên có kích thước &gt; 1</w:t>
-      </w:r>
-    </w:p>
-    <w:p>
-      <w:pPr>
-        <w:pStyle w:val="ListParagraph"/>
-        <w:numPr>
-          <w:ilvl w:val="0"/>
-          <w:numId w:val="3"/>
-        </w:numPr>
-        <w:rPr>
-          <w:lang w:val="en-US"/>
-        </w:rPr>
-      </w:pPr>
-      <w:r>
-        <w:rPr>
-          <w:lang w:val="en-US"/>
-        </w:rPr>
         <w:t>Ví dụ nếu &lt;Tensor&gt; Shape là (1, 1, 4, 5) thì nó nó tính &lt;Max&gt; theo chiều thứ 3</w:t>
       </w:r>
     </w:p>
@@ -7277,85 +7225,85 @@
         <w:rPr>
           <w:lang w:val="en-US"/>
         </w:rPr>
+        <w:t>&lt;Symbolic Function&gt; = symfun(&lt;Symbolic Expression&gt;, &lt;Các Đối Số Symbol&gt;)</w:t>
+      </w:r>
+    </w:p>
+    <w:p>
+      <w:pPr>
+        <w:pStyle w:val="ListParagraph"/>
+        <w:numPr>
+          <w:ilvl w:val="0"/>
+          <w:numId w:val="3"/>
+        </w:numPr>
+        <w:rPr>
+          <w:lang w:val="en-US"/>
+        </w:rPr>
+      </w:pPr>
+      <w:r>
+        <w:rPr>
+          <w:lang w:val="en-US"/>
+        </w:rPr>
+        <w:t>Ví dụ</w:t>
+      </w:r>
+    </w:p>
+    <w:p>
+      <w:pPr>
+        <w:pStyle w:val="ListParagraph"/>
+        <w:pBdr>
+          <w:top w:val="single" w:sz="4" w:space="1" w:color="auto"/>
+          <w:left w:val="single" w:sz="4" w:space="4" w:color="auto"/>
+          <w:bottom w:val="single" w:sz="4" w:space="1" w:color="auto"/>
+          <w:right w:val="single" w:sz="4" w:space="4" w:color="auto"/>
+        </w:pBdr>
+        <w:ind w:left="1080"/>
+        <w:rPr>
+          <w:lang w:val="en-US"/>
+        </w:rPr>
+      </w:pPr>
+      <w:r>
+        <w:rPr>
+          <w:lang w:val="en-US"/>
+        </w:rPr>
+        <w:t>foo =  symfun(bar + far + fool, [bar far])</w:t>
+      </w:r>
+    </w:p>
+    <w:p>
+      <w:pPr>
+        <w:pStyle w:val="ListParagraph"/>
+        <w:pBdr>
+          <w:top w:val="single" w:sz="4" w:space="1" w:color="auto"/>
+          <w:left w:val="single" w:sz="4" w:space="4" w:color="auto"/>
+          <w:bottom w:val="single" w:sz="4" w:space="1" w:color="auto"/>
+          <w:right w:val="single" w:sz="4" w:space="4" w:color="auto"/>
+        </w:pBdr>
+        <w:ind w:left="1080"/>
+        <w:rPr>
+          <w:lang w:val="en-US"/>
+        </w:rPr>
+      </w:pPr>
+      <w:r>
+        <w:rPr>
+          <w:lang w:val="en-US"/>
+        </w:rPr>
+        <w:t>boy = foo(con, cac)</w:t>
+      </w:r>
+    </w:p>
+    <w:p>
+      <w:pPr>
+        <w:pStyle w:val="ListParagraph"/>
+        <w:numPr>
+          <w:ilvl w:val="0"/>
+          <w:numId w:val="3"/>
+        </w:numPr>
+        <w:rPr>
+          <w:lang w:val="en-US"/>
+        </w:rPr>
+      </w:pPr>
+      <w:r>
+        <w:rPr>
+          <w:lang w:val="en-US"/>
+        </w:rPr>
         <w:lastRenderedPageBreak/>
-        <w:t>&lt;Symbolic Function&gt; = symfun(&lt;Symbolic Expression&gt;, &lt;Các Đối Số Symbol&gt;)</w:t>
-      </w:r>
-    </w:p>
-    <w:p>
-      <w:pPr>
-        <w:pStyle w:val="ListParagraph"/>
-        <w:numPr>
-          <w:ilvl w:val="0"/>
-          <w:numId w:val="3"/>
-        </w:numPr>
-        <w:rPr>
-          <w:lang w:val="en-US"/>
-        </w:rPr>
-      </w:pPr>
-      <w:r>
-        <w:rPr>
-          <w:lang w:val="en-US"/>
-        </w:rPr>
-        <w:t>Ví dụ</w:t>
-      </w:r>
-    </w:p>
-    <w:p>
-      <w:pPr>
-        <w:pStyle w:val="ListParagraph"/>
-        <w:pBdr>
-          <w:top w:val="single" w:sz="4" w:space="1" w:color="auto"/>
-          <w:left w:val="single" w:sz="4" w:space="4" w:color="auto"/>
-          <w:bottom w:val="single" w:sz="4" w:space="1" w:color="auto"/>
-          <w:right w:val="single" w:sz="4" w:space="4" w:color="auto"/>
-        </w:pBdr>
-        <w:ind w:left="1080"/>
-        <w:rPr>
-          <w:lang w:val="en-US"/>
-        </w:rPr>
-      </w:pPr>
-      <w:r>
-        <w:rPr>
-          <w:lang w:val="en-US"/>
-        </w:rPr>
-        <w:t>foo =  symfun(bar + far + fool, [bar far])</w:t>
-      </w:r>
-    </w:p>
-    <w:p>
-      <w:pPr>
-        <w:pStyle w:val="ListParagraph"/>
-        <w:pBdr>
-          <w:top w:val="single" w:sz="4" w:space="1" w:color="auto"/>
-          <w:left w:val="single" w:sz="4" w:space="4" w:color="auto"/>
-          <w:bottom w:val="single" w:sz="4" w:space="1" w:color="auto"/>
-          <w:right w:val="single" w:sz="4" w:space="4" w:color="auto"/>
-        </w:pBdr>
-        <w:ind w:left="1080"/>
-        <w:rPr>
-          <w:lang w:val="en-US"/>
-        </w:rPr>
-      </w:pPr>
-      <w:r>
-        <w:rPr>
-          <w:lang w:val="en-US"/>
-        </w:rPr>
-        <w:t>boy = foo(con, cac)</w:t>
-      </w:r>
-    </w:p>
-    <w:p>
-      <w:pPr>
-        <w:pStyle w:val="ListParagraph"/>
-        <w:numPr>
-          <w:ilvl w:val="0"/>
-          <w:numId w:val="3"/>
-        </w:numPr>
-        <w:rPr>
-          <w:lang w:val="en-US"/>
-        </w:rPr>
-      </w:pPr>
-      <w:r>
-        <w:rPr>
-          <w:lang w:val="en-US"/>
-        </w:rPr>
         <w:t>Khi in boy ra màn hình</w:t>
       </w:r>
     </w:p>
@@ -8195,94 +8143,94 @@
         <w:rPr>
           <w:lang w:val="en-US"/>
         </w:rPr>
+        <w:t>foo = 6X – sin(X)</w:t>
+      </w:r>
+    </w:p>
+    <w:p>
+      <w:pPr>
+        <w:pStyle w:val="ListParagraph"/>
+        <w:numPr>
+          <w:ilvl w:val="0"/>
+          <w:numId w:val="19"/>
+        </w:numPr>
+        <w:rPr>
+          <w:lang w:val="en-US"/>
+        </w:rPr>
+      </w:pPr>
+      <w:r>
+        <w:rPr>
+          <w:lang w:val="en-US"/>
+        </w:rPr>
+        <w:t>Giải Phương Trình?</w:t>
+      </w:r>
+    </w:p>
+    <w:p>
+      <w:pPr>
+        <w:pStyle w:val="ListParagraph"/>
+        <w:pBdr>
+          <w:top w:val="single" w:sz="4" w:space="1" w:color="auto"/>
+          <w:left w:val="single" w:sz="4" w:space="4" w:color="auto"/>
+          <w:bottom w:val="single" w:sz="4" w:space="1" w:color="auto"/>
+          <w:right w:val="single" w:sz="4" w:space="4" w:color="auto"/>
+        </w:pBdr>
+        <w:ind w:left="1080"/>
+        <w:rPr>
+          <w:lang w:val="en-US"/>
+        </w:rPr>
+      </w:pPr>
+      <w:r>
+        <w:rPr>
+          <w:lang w:val="en-US"/>
+        </w:rPr>
+        <w:t>&lt;Các Nghiệm&gt; = solve(&lt;</w:t>
+      </w:r>
+      <w:r>
+        <w:rPr>
+          <w:lang w:val="en-US"/>
+        </w:rPr>
+        <w:t>Biểu Thức</w:t>
+      </w:r>
+      <w:r>
+        <w:rPr>
+          <w:lang w:val="en-US"/>
+        </w:rPr>
+        <w:t>&gt;, &lt;Symbol&gt;)</w:t>
+      </w:r>
+    </w:p>
+    <w:p>
+      <w:pPr>
+        <w:pStyle w:val="ListParagraph"/>
+        <w:numPr>
+          <w:ilvl w:val="0"/>
+          <w:numId w:val="3"/>
+        </w:numPr>
+        <w:rPr>
+          <w:lang w:val="en-US"/>
+        </w:rPr>
+      </w:pPr>
+      <w:r>
+        <w:rPr>
+          <w:lang w:val="en-US"/>
+        </w:rPr>
+        <w:t>&lt;Biểu Thức&gt; có thể là Symbol, Symbolic Expression hoặc Symbolic Function</w:t>
+      </w:r>
+    </w:p>
+    <w:p>
+      <w:pPr>
+        <w:pStyle w:val="ListParagraph"/>
+        <w:numPr>
+          <w:ilvl w:val="0"/>
+          <w:numId w:val="3"/>
+        </w:numPr>
+        <w:rPr>
+          <w:lang w:val="en-US"/>
+        </w:rPr>
+      </w:pPr>
+      <w:r>
+        <w:rPr>
+          <w:lang w:val="en-US"/>
+        </w:rPr>
         <w:lastRenderedPageBreak/>
-        <w:t>foo = 6X – sin(X)</w:t>
-      </w:r>
-    </w:p>
-    <w:p>
-      <w:pPr>
-        <w:pStyle w:val="ListParagraph"/>
-        <w:numPr>
-          <w:ilvl w:val="0"/>
-          <w:numId w:val="19"/>
-        </w:numPr>
-        <w:rPr>
-          <w:lang w:val="en-US"/>
-        </w:rPr>
-      </w:pPr>
-      <w:r>
-        <w:rPr>
-          <w:lang w:val="en-US"/>
-        </w:rPr>
-        <w:t>Giải Phương Trình?</w:t>
-      </w:r>
-    </w:p>
-    <w:p>
-      <w:pPr>
-        <w:pStyle w:val="ListParagraph"/>
-        <w:pBdr>
-          <w:top w:val="single" w:sz="4" w:space="1" w:color="auto"/>
-          <w:left w:val="single" w:sz="4" w:space="4" w:color="auto"/>
-          <w:bottom w:val="single" w:sz="4" w:space="1" w:color="auto"/>
-          <w:right w:val="single" w:sz="4" w:space="4" w:color="auto"/>
-        </w:pBdr>
-        <w:ind w:left="1080"/>
-        <w:rPr>
-          <w:lang w:val="en-US"/>
-        </w:rPr>
-      </w:pPr>
-      <w:r>
-        <w:rPr>
-          <w:lang w:val="en-US"/>
-        </w:rPr>
-        <w:t>&lt;Các Nghiệm&gt; = solve(&lt;</w:t>
-      </w:r>
-      <w:r>
-        <w:rPr>
-          <w:lang w:val="en-US"/>
-        </w:rPr>
-        <w:t>Biểu Thức</w:t>
-      </w:r>
-      <w:r>
-        <w:rPr>
-          <w:lang w:val="en-US"/>
-        </w:rPr>
-        <w:t>&gt;, &lt;Symbol&gt;)</w:t>
-      </w:r>
-    </w:p>
-    <w:p>
-      <w:pPr>
-        <w:pStyle w:val="ListParagraph"/>
-        <w:numPr>
-          <w:ilvl w:val="0"/>
-          <w:numId w:val="3"/>
-        </w:numPr>
-        <w:rPr>
-          <w:lang w:val="en-US"/>
-        </w:rPr>
-      </w:pPr>
-      <w:r>
-        <w:rPr>
-          <w:lang w:val="en-US"/>
-        </w:rPr>
-        <w:t>&lt;Biểu Thức&gt; có thể là Symbol, Symbolic Expression hoặc Symbolic Function</w:t>
-      </w:r>
-    </w:p>
-    <w:p>
-      <w:pPr>
-        <w:pStyle w:val="ListParagraph"/>
-        <w:numPr>
-          <w:ilvl w:val="0"/>
-          <w:numId w:val="3"/>
-        </w:numPr>
-        <w:rPr>
-          <w:lang w:val="en-US"/>
-        </w:rPr>
-      </w:pPr>
-      <w:r>
-        <w:rPr>
-          <w:lang w:val="en-US"/>
-        </w:rPr>
         <w:t xml:space="preserve">&lt;Các Nghiệm&gt; là </w:t>
       </w:r>
       <w:r>
@@ -9289,100 +9237,100 @@
         <w:rPr>
           <w:lang w:val="en-US"/>
         </w:rPr>
+        <w:t>Bước 3, đưa B vào hàm giải phương trình vi phân, để trả về biểu thức của A</w:t>
+      </w:r>
+    </w:p>
+    <w:p>
+      <w:pPr>
+        <w:pStyle w:val="ListParagraph"/>
+        <w:pBdr>
+          <w:top w:val="single" w:sz="4" w:space="1" w:color="auto"/>
+          <w:left w:val="single" w:sz="4" w:space="4" w:color="auto"/>
+          <w:bottom w:val="single" w:sz="4" w:space="1" w:color="auto"/>
+          <w:right w:val="single" w:sz="4" w:space="4" w:color="auto"/>
+        </w:pBdr>
+        <w:ind w:left="1080"/>
+        <w:rPr>
+          <w:lang w:val="en-US"/>
+        </w:rPr>
+      </w:pPr>
+      <w:r>
+        <w:rPr>
+          <w:lang w:val="en-US"/>
+        </w:rPr>
+        <w:t>&lt;Solution&gt; = dsolve(&lt;</w:t>
+      </w:r>
+      <w:r>
+        <w:rPr>
+          <w:lang w:val="en-US"/>
+        </w:rPr>
+        <w:t>B</w:t>
+      </w:r>
+      <w:r>
+        <w:rPr>
+          <w:lang w:val="en-US"/>
+        </w:rPr>
+        <w:t>&gt;)</w:t>
+      </w:r>
+    </w:p>
+    <w:p>
+      <w:pPr>
+        <w:pStyle w:val="ListParagraph"/>
+        <w:numPr>
+          <w:ilvl w:val="0"/>
+          <w:numId w:val="3"/>
+        </w:numPr>
+        <w:rPr>
+          <w:lang w:val="en-US"/>
+        </w:rPr>
+      </w:pPr>
+      <w:r>
+        <w:rPr>
+          <w:lang w:val="en-US"/>
+        </w:rPr>
+        <w:t>&lt;</w:t>
+      </w:r>
+      <w:r>
+        <w:rPr>
+          <w:lang w:val="en-US"/>
+        </w:rPr>
+        <w:t>Solution&gt; là Symbol</w:t>
+      </w:r>
+    </w:p>
+    <w:p>
+      <w:pPr>
+        <w:pStyle w:val="ListParagraph"/>
+        <w:numPr>
+          <w:ilvl w:val="0"/>
+          <w:numId w:val="3"/>
+        </w:numPr>
+        <w:rPr>
+          <w:lang w:val="en-US"/>
+        </w:rPr>
+      </w:pPr>
+      <w:r>
+        <w:rPr>
+          <w:lang w:val="en-US"/>
+        </w:rPr>
+        <w:t>Ví dụ</w:t>
+      </w:r>
+    </w:p>
+    <w:p>
+      <w:pPr>
+        <w:pStyle w:val="ListParagraph"/>
+        <w:numPr>
+          <w:ilvl w:val="0"/>
+          <w:numId w:val="3"/>
+        </w:numPr>
+        <w:rPr>
+          <w:lang w:val="en-US"/>
+        </w:rPr>
+      </w:pPr>
+      <w:r>
+        <w:rPr>
+          <w:lang w:val="en-US"/>
+        </w:rPr>
         <w:lastRenderedPageBreak/>
-        <w:t>Bước 3, đưa B vào hàm giải phương trình vi phân, để trả về biểu thức của A</w:t>
-      </w:r>
-    </w:p>
-    <w:p>
-      <w:pPr>
-        <w:pStyle w:val="ListParagraph"/>
-        <w:pBdr>
-          <w:top w:val="single" w:sz="4" w:space="1" w:color="auto"/>
-          <w:left w:val="single" w:sz="4" w:space="4" w:color="auto"/>
-          <w:bottom w:val="single" w:sz="4" w:space="1" w:color="auto"/>
-          <w:right w:val="single" w:sz="4" w:space="4" w:color="auto"/>
-        </w:pBdr>
-        <w:ind w:left="1080"/>
-        <w:rPr>
-          <w:lang w:val="en-US"/>
-        </w:rPr>
-      </w:pPr>
-      <w:r>
-        <w:rPr>
-          <w:lang w:val="en-US"/>
-        </w:rPr>
-        <w:t>&lt;Solution&gt; = dsolve(&lt;</w:t>
-      </w:r>
-      <w:r>
-        <w:rPr>
-          <w:lang w:val="en-US"/>
-        </w:rPr>
-        <w:t>B</w:t>
-      </w:r>
-      <w:r>
-        <w:rPr>
-          <w:lang w:val="en-US"/>
-        </w:rPr>
-        <w:t>&gt;)</w:t>
-      </w:r>
-    </w:p>
-    <w:p>
-      <w:pPr>
-        <w:pStyle w:val="ListParagraph"/>
-        <w:numPr>
-          <w:ilvl w:val="0"/>
-          <w:numId w:val="3"/>
-        </w:numPr>
-        <w:rPr>
-          <w:lang w:val="en-US"/>
-        </w:rPr>
-      </w:pPr>
-      <w:r>
-        <w:rPr>
-          <w:lang w:val="en-US"/>
-        </w:rPr>
-        <w:t>&lt;</w:t>
-      </w:r>
-      <w:r>
-        <w:rPr>
-          <w:lang w:val="en-US"/>
-        </w:rPr>
-        <w:t>Solution&gt; là Symbol</w:t>
-      </w:r>
-    </w:p>
-    <w:p>
-      <w:pPr>
-        <w:pStyle w:val="ListParagraph"/>
-        <w:numPr>
-          <w:ilvl w:val="0"/>
-          <w:numId w:val="3"/>
-        </w:numPr>
-        <w:rPr>
-          <w:lang w:val="en-US"/>
-        </w:rPr>
-      </w:pPr>
-      <w:r>
-        <w:rPr>
-          <w:lang w:val="en-US"/>
-        </w:rPr>
-        <w:t>Ví dụ</w:t>
-      </w:r>
-    </w:p>
-    <w:p>
-      <w:pPr>
-        <w:pStyle w:val="ListParagraph"/>
-        <w:numPr>
-          <w:ilvl w:val="0"/>
-          <w:numId w:val="3"/>
-        </w:numPr>
-        <w:rPr>
-          <w:lang w:val="en-US"/>
-        </w:rPr>
-      </w:pPr>
-      <w:r>
-        <w:rPr>
-          <w:lang w:val="en-US"/>
-        </w:rPr>
         <w:t>Giải phương trình</w:t>
       </w:r>
     </w:p>
@@ -10675,94 +10623,94 @@
         <w:rPr>
           <w:lang w:val="en-US"/>
         </w:rPr>
+        <w:t>Nếu đã có Figure với &lt;Index&gt; rồi thì chỉ chuyển sang làm việc trên Figure này</w:t>
+      </w:r>
+    </w:p>
+    <w:p>
+      <w:pPr>
+        <w:pStyle w:val="ListParagraph"/>
+        <w:numPr>
+          <w:ilvl w:val="0"/>
+          <w:numId w:val="11"/>
+        </w:numPr>
+        <w:rPr>
+          <w:lang w:val="en-US"/>
+        </w:rPr>
+      </w:pPr>
+      <w:r>
+        <w:rPr>
+          <w:lang w:val="en-US"/>
+        </w:rPr>
+        <w:t>Tạo 1 Subplot Trong Figure Hiện Tại</w:t>
+      </w:r>
+      <w:r>
+        <w:rPr>
+          <w:lang w:val="en-US"/>
+        </w:rPr>
+        <w:t xml:space="preserve"> Và Chuyển Sang Làm Việc Trên Đó?</w:t>
+      </w:r>
+    </w:p>
+    <w:p>
+      <w:pPr>
+        <w:pStyle w:val="ListParagraph"/>
+        <w:pBdr>
+          <w:top w:val="single" w:sz="4" w:space="1" w:color="auto"/>
+          <w:left w:val="single" w:sz="4" w:space="4" w:color="auto"/>
+          <w:bottom w:val="single" w:sz="4" w:space="1" w:color="auto"/>
+          <w:right w:val="single" w:sz="4" w:space="4" w:color="auto"/>
+        </w:pBdr>
+        <w:ind w:left="1080"/>
+        <w:rPr>
+          <w:lang w:val="en-US"/>
+        </w:rPr>
+      </w:pPr>
+      <w:r>
+        <w:rPr>
+          <w:lang w:val="en-US"/>
+        </w:rPr>
+        <w:t>subplot(</w:t>
+      </w:r>
+      <w:r>
+        <w:rPr>
+          <w:lang w:val="en-US"/>
+        </w:rPr>
+        <w:t>&lt;Số Hàng&gt;, &lt;Số Cột&gt;, &lt;Index&gt;)</w:t>
+      </w:r>
+    </w:p>
+    <w:p>
+      <w:pPr>
+        <w:pStyle w:val="ListParagraph"/>
+        <w:numPr>
+          <w:ilvl w:val="0"/>
+          <w:numId w:val="15"/>
+        </w:numPr>
+        <w:rPr>
+          <w:lang w:val="en-US"/>
+        </w:rPr>
+      </w:pPr>
+      <w:r>
+        <w:rPr>
+          <w:lang w:val="en-US"/>
+        </w:rPr>
+        <w:t>Y chang khi tạo Subplot trong Matplotlib</w:t>
+      </w:r>
+    </w:p>
+    <w:p>
+      <w:pPr>
+        <w:pStyle w:val="ListParagraph"/>
+        <w:numPr>
+          <w:ilvl w:val="0"/>
+          <w:numId w:val="15"/>
+        </w:numPr>
+        <w:rPr>
+          <w:lang w:val="en-US"/>
+        </w:rPr>
+      </w:pPr>
+      <w:r>
+        <w:rPr>
+          <w:lang w:val="en-US"/>
+        </w:rPr>
         <w:lastRenderedPageBreak/>
-        <w:t>Nếu đã có Figure với &lt;Index&gt; rồi thì chỉ chuyển sang làm việc trên Figure này</w:t>
-      </w:r>
-    </w:p>
-    <w:p>
-      <w:pPr>
-        <w:pStyle w:val="ListParagraph"/>
-        <w:numPr>
-          <w:ilvl w:val="0"/>
-          <w:numId w:val="11"/>
-        </w:numPr>
-        <w:rPr>
-          <w:lang w:val="en-US"/>
-        </w:rPr>
-      </w:pPr>
-      <w:r>
-        <w:rPr>
-          <w:lang w:val="en-US"/>
-        </w:rPr>
-        <w:t>Tạo 1 Subplot Trong Figure Hiện Tại</w:t>
-      </w:r>
-      <w:r>
-        <w:rPr>
-          <w:lang w:val="en-US"/>
-        </w:rPr>
-        <w:t xml:space="preserve"> Và Chuyển Sang Làm Việc Trên Đó?</w:t>
-      </w:r>
-    </w:p>
-    <w:p>
-      <w:pPr>
-        <w:pStyle w:val="ListParagraph"/>
-        <w:pBdr>
-          <w:top w:val="single" w:sz="4" w:space="1" w:color="auto"/>
-          <w:left w:val="single" w:sz="4" w:space="4" w:color="auto"/>
-          <w:bottom w:val="single" w:sz="4" w:space="1" w:color="auto"/>
-          <w:right w:val="single" w:sz="4" w:space="4" w:color="auto"/>
-        </w:pBdr>
-        <w:ind w:left="1080"/>
-        <w:rPr>
-          <w:lang w:val="en-US"/>
-        </w:rPr>
-      </w:pPr>
-      <w:r>
-        <w:rPr>
-          <w:lang w:val="en-US"/>
-        </w:rPr>
-        <w:t>subplot(</w:t>
-      </w:r>
-      <w:r>
-        <w:rPr>
-          <w:lang w:val="en-US"/>
-        </w:rPr>
-        <w:t>&lt;Số Hàng&gt;, &lt;Số Cột&gt;, &lt;Index&gt;)</w:t>
-      </w:r>
-    </w:p>
-    <w:p>
-      <w:pPr>
-        <w:pStyle w:val="ListParagraph"/>
-        <w:numPr>
-          <w:ilvl w:val="0"/>
-          <w:numId w:val="15"/>
-        </w:numPr>
-        <w:rPr>
-          <w:lang w:val="en-US"/>
-        </w:rPr>
-      </w:pPr>
-      <w:r>
-        <w:rPr>
-          <w:lang w:val="en-US"/>
-        </w:rPr>
-        <w:t>Y chang khi tạo Subplot trong Matplotlib</w:t>
-      </w:r>
-    </w:p>
-    <w:p>
-      <w:pPr>
-        <w:pStyle w:val="ListParagraph"/>
-        <w:numPr>
-          <w:ilvl w:val="0"/>
-          <w:numId w:val="15"/>
-        </w:numPr>
-        <w:rPr>
-          <w:lang w:val="en-US"/>
-        </w:rPr>
-      </w:pPr>
-      <w:r>
-        <w:rPr>
-          <w:lang w:val="en-US"/>
-        </w:rPr>
         <w:t xml:space="preserve">Nếu đã có Subplot vừa khít với Subplot này thì chuyển </w:t>
       </w:r>
       <w:r>
@@ -11692,82 +11640,82 @@
         <w:rPr>
           <w:lang w:val="en-US"/>
         </w:rPr>
+        <w:t>Chỉ Định Tên Của Trục Của Subplot Hiện Tại?</w:t>
+      </w:r>
+    </w:p>
+    <w:p>
+      <w:pPr>
+        <w:pStyle w:val="ListParagraph"/>
+        <w:numPr>
+          <w:ilvl w:val="0"/>
+          <w:numId w:val="15"/>
+        </w:numPr>
+        <w:rPr>
+          <w:lang w:val="en-US"/>
+        </w:rPr>
+      </w:pPr>
+      <w:r>
+        <w:rPr>
+          <w:lang w:val="en-US"/>
+        </w:rPr>
+        <w:t>Giống y chang trong Matplotlib</w:t>
+      </w:r>
+    </w:p>
+    <w:p>
+      <w:pPr>
+        <w:pStyle w:val="ListParagraph"/>
+        <w:numPr>
+          <w:ilvl w:val="0"/>
+          <w:numId w:val="15"/>
+        </w:numPr>
+        <w:rPr>
+          <w:lang w:val="en-US"/>
+        </w:rPr>
+      </w:pPr>
+      <w:r>
+        <w:rPr>
+          <w:lang w:val="en-US"/>
+        </w:rPr>
+        <w:t>Chỉ định tên trục hoành</w:t>
+      </w:r>
+    </w:p>
+    <w:p>
+      <w:pPr>
+        <w:pStyle w:val="ListParagraph"/>
+        <w:pBdr>
+          <w:top w:val="single" w:sz="4" w:space="1" w:color="auto"/>
+          <w:left w:val="single" w:sz="4" w:space="4" w:color="auto"/>
+          <w:bottom w:val="single" w:sz="4" w:space="1" w:color="auto"/>
+          <w:right w:val="single" w:sz="4" w:space="4" w:color="auto"/>
+        </w:pBdr>
+        <w:ind w:left="1080"/>
+        <w:rPr>
+          <w:lang w:val="en-US"/>
+        </w:rPr>
+      </w:pPr>
+      <w:r>
+        <w:rPr>
+          <w:lang w:val="en-US"/>
+        </w:rPr>
+        <w:t>xlabel(&lt;Tên Trục Hoành&gt;)</w:t>
+      </w:r>
+    </w:p>
+    <w:p>
+      <w:pPr>
+        <w:pStyle w:val="ListParagraph"/>
+        <w:numPr>
+          <w:ilvl w:val="0"/>
+          <w:numId w:val="15"/>
+        </w:numPr>
+        <w:rPr>
+          <w:lang w:val="en-US"/>
+        </w:rPr>
+      </w:pPr>
+      <w:r>
+        <w:rPr>
+          <w:lang w:val="en-US"/>
+        </w:rPr>
         <w:lastRenderedPageBreak/>
-        <w:t>Chỉ Định Tên Của Trục Của Subplot Hiện Tại?</w:t>
-      </w:r>
-    </w:p>
-    <w:p>
-      <w:pPr>
-        <w:pStyle w:val="ListParagraph"/>
-        <w:numPr>
-          <w:ilvl w:val="0"/>
-          <w:numId w:val="15"/>
-        </w:numPr>
-        <w:rPr>
-          <w:lang w:val="en-US"/>
-        </w:rPr>
-      </w:pPr>
-      <w:r>
-        <w:rPr>
-          <w:lang w:val="en-US"/>
-        </w:rPr>
-        <w:t>Giống y chang trong Matplotlib</w:t>
-      </w:r>
-    </w:p>
-    <w:p>
-      <w:pPr>
-        <w:pStyle w:val="ListParagraph"/>
-        <w:numPr>
-          <w:ilvl w:val="0"/>
-          <w:numId w:val="15"/>
-        </w:numPr>
-        <w:rPr>
-          <w:lang w:val="en-US"/>
-        </w:rPr>
-      </w:pPr>
-      <w:r>
-        <w:rPr>
-          <w:lang w:val="en-US"/>
-        </w:rPr>
-        <w:t>Chỉ định tên trục hoành</w:t>
-      </w:r>
-    </w:p>
-    <w:p>
-      <w:pPr>
-        <w:pStyle w:val="ListParagraph"/>
-        <w:pBdr>
-          <w:top w:val="single" w:sz="4" w:space="1" w:color="auto"/>
-          <w:left w:val="single" w:sz="4" w:space="4" w:color="auto"/>
-          <w:bottom w:val="single" w:sz="4" w:space="1" w:color="auto"/>
-          <w:right w:val="single" w:sz="4" w:space="4" w:color="auto"/>
-        </w:pBdr>
-        <w:ind w:left="1080"/>
-        <w:rPr>
-          <w:lang w:val="en-US"/>
-        </w:rPr>
-      </w:pPr>
-      <w:r>
-        <w:rPr>
-          <w:lang w:val="en-US"/>
-        </w:rPr>
-        <w:t>xlabel(&lt;Tên Trục Hoành&gt;)</w:t>
-      </w:r>
-    </w:p>
-    <w:p>
-      <w:pPr>
-        <w:pStyle w:val="ListParagraph"/>
-        <w:numPr>
-          <w:ilvl w:val="0"/>
-          <w:numId w:val="15"/>
-        </w:numPr>
-        <w:rPr>
-          <w:lang w:val="en-US"/>
-        </w:rPr>
-      </w:pPr>
-      <w:r>
-        <w:rPr>
-          <w:lang w:val="en-US"/>
-        </w:rPr>
         <w:t>Tương tự với các trục còn lại</w:t>
       </w:r>
     </w:p>

--- a/matlab.docx
+++ b/matlab.docx
@@ -3964,6 +3964,177 @@
         <w:pStyle w:val="ListParagraph"/>
         <w:numPr>
           <w:ilvl w:val="0"/>
+          <w:numId w:val="14"/>
+        </w:numPr>
+        <w:rPr>
+          <w:lang w:val="en-US"/>
+        </w:rPr>
+      </w:pPr>
+      <w:r>
+        <w:rPr>
+          <w:lang w:val="en-US"/>
+        </w:rPr>
+        <w:t xml:space="preserve">Giải </w:t>
+      </w:r>
+      <w:r>
+        <w:rPr>
+          <w:lang w:val="en-US"/>
+        </w:rPr>
+        <w:t>Hệ Phương Trình Phi Tuyến?</w:t>
+      </w:r>
+    </w:p>
+    <w:p>
+      <w:pPr>
+        <w:pStyle w:val="ListParagraph"/>
+        <w:pBdr>
+          <w:top w:val="single" w:sz="4" w:space="1" w:color="auto"/>
+          <w:left w:val="single" w:sz="4" w:space="4" w:color="auto"/>
+          <w:bottom w:val="single" w:sz="4" w:space="1" w:color="auto"/>
+          <w:right w:val="single" w:sz="4" w:space="4" w:color="auto"/>
+        </w:pBdr>
+        <w:ind w:left="1080"/>
+        <w:rPr>
+          <w:lang w:val="en-US"/>
+        </w:rPr>
+      </w:pPr>
+      <w:r>
+        <w:rPr>
+          <w:lang w:val="en-US"/>
+        </w:rPr>
+        <w:t>&lt;Solution&gt; = fsolve(&lt;Function Handle&gt;, &lt;Giá Trị Khởi Đầu&gt;)</w:t>
+      </w:r>
+    </w:p>
+    <w:p>
+      <w:pPr>
+        <w:pStyle w:val="ListParagraph"/>
+        <w:numPr>
+          <w:ilvl w:val="0"/>
+          <w:numId w:val="3"/>
+        </w:numPr>
+        <w:rPr>
+          <w:lang w:val="en-US"/>
+        </w:rPr>
+      </w:pPr>
+      <w:r>
+        <w:rPr>
+          <w:lang w:val="en-US"/>
+        </w:rPr>
+        <w:t>&lt;Function Handle&gt; phải là hàm 1 biến</w:t>
+      </w:r>
+      <w:r>
+        <w:rPr>
+          <w:lang w:val="en-US"/>
+        </w:rPr>
+        <w:t>, trả về 1 Tensor</w:t>
+      </w:r>
+    </w:p>
+    <w:p>
+      <w:pPr>
+        <w:pStyle w:val="ListParagraph"/>
+        <w:numPr>
+          <w:ilvl w:val="0"/>
+          <w:numId w:val="3"/>
+        </w:numPr>
+        <w:rPr>
+          <w:lang w:val="en-US"/>
+        </w:rPr>
+      </w:pPr>
+      <w:r>
+        <w:rPr>
+          <w:lang w:val="en-US"/>
+        </w:rPr>
+        <w:t>&lt;Giá Trị Khởi Đầu&gt; sẽ được Pass vào &lt;Function Handle&gt;, làm vị trí xuất phát để tìm nghiệm</w:t>
+      </w:r>
+    </w:p>
+    <w:p>
+      <w:pPr>
+        <w:pStyle w:val="ListParagraph"/>
+        <w:numPr>
+          <w:ilvl w:val="0"/>
+          <w:numId w:val="3"/>
+        </w:numPr>
+        <w:rPr>
+          <w:lang w:val="en-US"/>
+        </w:rPr>
+      </w:pPr>
+      <w:r>
+        <w:rPr>
+          <w:lang w:val="en-US"/>
+        </w:rPr>
+        <w:t>&lt;Solution&gt; là 1 Tensor mà khi Pass vào &lt;Function Handle&gt; sẽ trả về Tensor Full 0</w:t>
+      </w:r>
+    </w:p>
+    <w:p>
+      <w:pPr>
+        <w:pStyle w:val="ListParagraph"/>
+        <w:numPr>
+          <w:ilvl w:val="0"/>
+          <w:numId w:val="3"/>
+        </w:numPr>
+        <w:rPr>
+          <w:lang w:val="en-US"/>
+        </w:rPr>
+      </w:pPr>
+      <w:r>
+        <w:rPr>
+          <w:lang w:val="en-US"/>
+        </w:rPr>
+        <w:t>Ví dụ</w:t>
+      </w:r>
+    </w:p>
+    <w:p>
+      <w:pPr>
+        <w:pStyle w:val="ListParagraph"/>
+        <w:pBdr>
+          <w:top w:val="single" w:sz="4" w:space="1" w:color="auto"/>
+          <w:left w:val="single" w:sz="4" w:space="4" w:color="auto"/>
+          <w:bottom w:val="single" w:sz="4" w:space="1" w:color="auto"/>
+          <w:right w:val="single" w:sz="4" w:space="4" w:color="auto"/>
+        </w:pBdr>
+        <w:ind w:left="1080"/>
+        <w:rPr>
+          <w:lang w:val="en-US"/>
+        </w:rPr>
+      </w:pPr>
+      <w:r>
+        <w:rPr>
+          <w:lang w:val="en-US"/>
+        </w:rPr>
+        <w:t>f = @(x) [x(1) + x(3), x(3) + x(1)]</w:t>
+      </w:r>
+    </w:p>
+    <w:p>
+      <w:pPr>
+        <w:pStyle w:val="ListParagraph"/>
+        <w:pBdr>
+          <w:top w:val="single" w:sz="4" w:space="1" w:color="auto"/>
+          <w:left w:val="single" w:sz="4" w:space="4" w:color="auto"/>
+          <w:bottom w:val="single" w:sz="4" w:space="1" w:color="auto"/>
+          <w:right w:val="single" w:sz="4" w:space="4" w:color="auto"/>
+        </w:pBdr>
+        <w:ind w:left="1080"/>
+        <w:rPr>
+          <w:lang w:val="en-US"/>
+        </w:rPr>
+      </w:pPr>
+      <w:r>
+        <w:rPr>
+          <w:lang w:val="en-US"/>
+        </w:rPr>
+        <w:t xml:space="preserve">nghiem = </w:t>
+      </w:r>
+      <w:r>
+        <w:rPr>
+          <w:lang w:val="en-US"/>
+        </w:rPr>
+        <w:t>fsolve(f, randi(3, 4))</w:t>
+      </w:r>
+    </w:p>
+    <w:p>
+      <w:pPr>
+        <w:pStyle w:val="ListParagraph"/>
+        <w:numPr>
+          <w:ilvl w:val="0"/>
           <w:numId w:val="3"/>
         </w:numPr>
         <w:rPr>
@@ -4389,6 +4560,7 @@
         <w:rPr>
           <w:lang w:val="en-US"/>
         </w:rPr>
+        <w:lastRenderedPageBreak/>
         <w:t>end</w:t>
       </w:r>
     </w:p>
@@ -4478,7 +4650,6 @@
         <w:rPr>
           <w:lang w:val="en-US"/>
         </w:rPr>
-        <w:lastRenderedPageBreak/>
         <w:t>Đúng, đại lượng vô hướng là ma trận 1 x 1, …</w:t>
       </w:r>
       <w:r>
@@ -5168,6 +5339,7 @@
         <w:rPr>
           <w:lang w:val="en-US"/>
         </w:rPr>
+        <w:lastRenderedPageBreak/>
         <w:t xml:space="preserve">Trả Về Chuyển Vị </w:t>
       </w:r>
       <w:r>
@@ -5321,7 +5493,6 @@
         <w:rPr>
           <w:lang w:val="en-US"/>
         </w:rPr>
-        <w:lastRenderedPageBreak/>
         <w:t>&lt;Eigen Value&gt; là 1 ma trận đường chéo mà giá trị trên đường chéo chính của nó là Eigen Value tương ứng với mỗi Eigen Vector</w:t>
       </w:r>
     </w:p>
@@ -6065,6 +6236,7 @@
         <w:rPr>
           <w:lang w:val="en-US"/>
         </w:rPr>
+        <w:lastRenderedPageBreak/>
         <w:t>Tạo 1 Tensor Với Giá Trị Nguyên Ngẫu Nhiên Từ Phân Phối Đều Trong Khoảng Từ 1 Đến Giá Trị Nào Đó?</w:t>
       </w:r>
     </w:p>
@@ -6236,7 +6408,6 @@
         <w:rPr>
           <w:lang w:val="en-US"/>
         </w:rPr>
-        <w:lastRenderedPageBreak/>
         <w:t>Ví dụ nếu &lt;Tensor&gt; Shape là (1, 1, 4, 5) thì nó nó tính &lt;Max&gt; theo chiều thứ 3</w:t>
       </w:r>
     </w:p>
@@ -6729,12 +6900,132 @@
         <w:pStyle w:val="ListParagraph"/>
         <w:numPr>
           <w:ilvl w:val="0"/>
-          <w:numId w:val="3"/>
-        </w:numPr>
-        <w:rPr>
-          <w:lang w:val="en-US"/>
-        </w:rPr>
-      </w:pPr>
+          <w:numId w:val="13"/>
+        </w:numPr>
+        <w:rPr>
+          <w:lang w:val="en-US"/>
+        </w:rPr>
+      </w:pPr>
+      <w:r>
+        <w:rPr>
+          <w:lang w:val="en-US"/>
+        </w:rPr>
+        <w:t xml:space="preserve">Trả </w:t>
+      </w:r>
+      <w:r>
+        <w:rPr>
+          <w:lang w:val="en-US"/>
+        </w:rPr>
+        <w:t>Về Bản Copy 1 Phần Tử Trong Tensor?</w:t>
+      </w:r>
+    </w:p>
+    <w:p>
+      <w:pPr>
+        <w:pStyle w:val="ListParagraph"/>
+        <w:numPr>
+          <w:ilvl w:val="0"/>
+          <w:numId w:val="3"/>
+        </w:numPr>
+        <w:rPr>
+          <w:lang w:val="en-US"/>
+        </w:rPr>
+      </w:pPr>
+      <w:r>
+        <w:rPr>
+          <w:lang w:val="en-US"/>
+        </w:rPr>
+        <w:t xml:space="preserve">Để truy cập sử dụng &lt;Số Thứ Tự&gt; của phần tử, &lt;Số Thứ Tự&gt; được </w:t>
+      </w:r>
+      <w:r>
+        <w:rPr>
+          <w:lang w:val="en-US"/>
+        </w:rPr>
+        <w:t>đếm theo chiều thứ 1, rồi mới đến thứ 2, …, bắt đầu từ 1</w:t>
+      </w:r>
+    </w:p>
+    <w:p>
+      <w:pPr>
+        <w:pStyle w:val="ListParagraph"/>
+        <w:pBdr>
+          <w:top w:val="single" w:sz="4" w:space="1" w:color="auto"/>
+          <w:left w:val="single" w:sz="4" w:space="4" w:color="auto"/>
+          <w:bottom w:val="single" w:sz="4" w:space="1" w:color="auto"/>
+          <w:right w:val="single" w:sz="4" w:space="4" w:color="auto"/>
+        </w:pBdr>
+        <w:ind w:left="1080"/>
+        <w:rPr>
+          <w:lang w:val="en-US"/>
+        </w:rPr>
+      </w:pPr>
+      <w:r>
+        <w:rPr>
+          <w:lang w:val="en-US"/>
+        </w:rPr>
+        <w:t>&lt;</w:t>
+      </w:r>
+      <w:r>
+        <w:rPr>
+          <w:lang w:val="en-US"/>
+        </w:rPr>
+        <w:t>Tensor</w:t>
+      </w:r>
+      <w:r>
+        <w:rPr>
+          <w:lang w:val="en-US"/>
+        </w:rPr>
+        <w:t>&gt;(&lt;Số Thứ Tự&gt;)</w:t>
+      </w:r>
+    </w:p>
+    <w:p>
+      <w:pPr>
+        <w:pStyle w:val="ListParagraph"/>
+        <w:numPr>
+          <w:ilvl w:val="0"/>
+          <w:numId w:val="3"/>
+        </w:numPr>
+        <w:rPr>
+          <w:lang w:val="en-US"/>
+        </w:rPr>
+      </w:pPr>
+      <w:r>
+        <w:rPr>
+          <w:lang w:val="en-US"/>
+        </w:rPr>
+        <w:t>Để trả về phần tử có &lt;Số Thứ Tự&gt; lớn nhất, hay cuối cùng</w:t>
+      </w:r>
+    </w:p>
+    <w:p>
+      <w:pPr>
+        <w:pStyle w:val="ListParagraph"/>
+        <w:pBdr>
+          <w:top w:val="single" w:sz="4" w:space="1" w:color="auto"/>
+          <w:left w:val="single" w:sz="4" w:space="4" w:color="auto"/>
+          <w:bottom w:val="single" w:sz="4" w:space="1" w:color="auto"/>
+          <w:right w:val="single" w:sz="4" w:space="4" w:color="auto"/>
+        </w:pBdr>
+        <w:ind w:left="1080"/>
+        <w:rPr>
+          <w:lang w:val="en-US"/>
+        </w:rPr>
+      </w:pPr>
+      <w:r>
+        <w:rPr>
+          <w:lang w:val="en-US"/>
+        </w:rPr>
+        <w:t>&lt;</w:t>
+      </w:r>
+      <w:r>
+        <w:rPr>
+          <w:lang w:val="en-US"/>
+        </w:rPr>
+        <w:t>Tensor</w:t>
+      </w:r>
+      <w:r>
+        <w:rPr>
+          <w:lang w:val="en-US"/>
+        </w:rPr>
+        <w:t>&gt;(end)</w:t>
+      </w:r>
     </w:p>
     <w:p>
       <w:pPr>
@@ -6789,31 +7080,25 @@
         <w:rPr>
           <w:lang w:val="en-US"/>
         </w:rPr>
-        <w:t>1 Symbol là 1 biến, chứa dữ liệu không phải số mà là kí tự</w:t>
-      </w:r>
-      <w:r>
-        <w:rPr>
-          <w:lang w:val="en-US"/>
-        </w:rPr>
-        <w:t>, nói cách khác, 1 Symbol có giá trị là 1 Symbol Expression</w:t>
-      </w:r>
-    </w:p>
-    <w:p>
-      <w:pPr>
-        <w:pStyle w:val="ListParagraph"/>
-        <w:numPr>
-          <w:ilvl w:val="0"/>
-          <w:numId w:val="3"/>
-        </w:numPr>
-        <w:rPr>
-          <w:lang w:val="en-US"/>
-        </w:rPr>
-      </w:pPr>
-      <w:r>
-        <w:rPr>
-          <w:lang w:val="en-US"/>
-        </w:rPr>
-        <w:t>Khi bạn in 1 Symbol, thì nó không in ra kết quả số mà là biểu thức dạng chữ</w:t>
+        <w:t>Mỗi Symbol bản chất là 1 Container, nó là Tensor mà mỗi ô là 1 biểu thức chữ của những đại lượng vô hướng</w:t>
+      </w:r>
+    </w:p>
+    <w:p>
+      <w:pPr>
+        <w:pStyle w:val="ListParagraph"/>
+        <w:numPr>
+          <w:ilvl w:val="0"/>
+          <w:numId w:val="3"/>
+        </w:numPr>
+        <w:rPr>
+          <w:lang w:val="en-US"/>
+        </w:rPr>
+      </w:pPr>
+      <w:r>
+        <w:rPr>
+          <w:lang w:val="en-US"/>
+        </w:rPr>
+        <w:t>Khi bạn in 1 Symbol, thì nó không in ra kết quả số mà là chữ</w:t>
       </w:r>
     </w:p>
     <w:p>
@@ -6831,7 +7116,19 @@
         <w:rPr>
           <w:lang w:val="en-US"/>
         </w:rPr>
-        <w:t>Tạo 1 Symbol?</w:t>
+        <w:t>Tạo 1 Symbol</w:t>
+      </w:r>
+      <w:r>
+        <w:rPr>
+          <w:lang w:val="en-US"/>
+        </w:rPr>
+        <w:t xml:space="preserve"> 1 x 1</w:t>
+      </w:r>
+      <w:r>
+        <w:rPr>
+          <w:lang w:val="en-US"/>
+        </w:rPr>
+        <w:t>?</w:t>
       </w:r>
     </w:p>
     <w:p>
@@ -6925,6 +7222,68 @@
           <w:lang w:val="en-US"/>
         </w:rPr>
         <w:t>bar = 1/foo^2</w:t>
+      </w:r>
+    </w:p>
+    <w:p>
+      <w:pPr>
+        <w:pStyle w:val="ListParagraph"/>
+        <w:numPr>
+          <w:ilvl w:val="0"/>
+          <w:numId w:val="3"/>
+        </w:numPr>
+        <w:rPr>
+          <w:lang w:val="en-US"/>
+        </w:rPr>
+      </w:pPr>
+      <w:r>
+        <w:rPr>
+          <w:lang w:val="en-US"/>
+        </w:rPr>
+        <w:lastRenderedPageBreak/>
+        <w:t>Ở đây, foo là Container 1 x 1, “x” là biểu thức dạng chữ chứa trong ô duy nhất của nó, và bar cũng là Container 1 x 1, “1</w:t>
+      </w:r>
+      <w:r>
+        <w:rPr>
+          <w:lang w:val="en-US"/>
+        </w:rPr>
+        <w:t xml:space="preserve"> </w:t>
+      </w:r>
+      <w:r>
+        <w:rPr>
+          <w:lang w:val="en-US"/>
+        </w:rPr>
+        <w:t>/</w:t>
+      </w:r>
+      <w:r>
+        <w:rPr>
+          <w:lang w:val="en-US"/>
+        </w:rPr>
+        <w:t xml:space="preserve"> </w:t>
+      </w:r>
+      <w:r>
+        <w:rPr>
+          <w:lang w:val="en-US"/>
+        </w:rPr>
+        <w:t>x</w:t>
+      </w:r>
+      <w:r>
+        <w:rPr>
+          <w:vertAlign w:val="superscript"/>
+          <w:lang w:val="en-US"/>
+        </w:rPr>
+        <w:t>2</w:t>
+      </w:r>
+      <w:r>
+        <w:rPr>
+          <w:lang w:val="en-US"/>
+        </w:rPr>
+        <w:t>”</w:t>
+      </w:r>
+      <w:r>
+        <w:rPr>
+          <w:lang w:val="en-US"/>
+        </w:rPr>
+        <w:t xml:space="preserve"> là biểu thức dạng chữ chứa trong ô duy nhất của nó</w:t>
       </w:r>
     </w:p>
     <w:p>
@@ -7042,13 +7401,7 @@
         <w:rPr>
           <w:lang w:val="en-US"/>
         </w:rPr>
-        <w:t xml:space="preserve">Mặc định đây là đại lượng vô hướng, để tạo 1 Symbol </w:t>
-      </w:r>
-      <w:r>
-        <w:rPr>
-          <w:lang w:val="en-US"/>
-        </w:rPr>
-        <w:t>Tensor</w:t>
+        <w:t>Để tạo 1 Symbol với Shape khác 1 x 1</w:t>
       </w:r>
     </w:p>
     <w:p>
@@ -7087,6 +7440,30 @@
         <w:rPr>
           <w:lang w:val="en-US"/>
         </w:rPr>
+        <w:t xml:space="preserve">Khi này, mặc định mỗi ô trong &lt;Symbol&gt; sẽ chứa 1 kí tự có tên = </w:t>
+      </w:r>
+      <w:r>
+        <w:rPr>
+          <w:lang w:val="en-US"/>
+        </w:rPr>
+        <w:t>&lt;Kí Hiệu&gt; + &lt;Index&gt;</w:t>
+      </w:r>
+    </w:p>
+    <w:p>
+      <w:pPr>
+        <w:pStyle w:val="ListParagraph"/>
+        <w:numPr>
+          <w:ilvl w:val="0"/>
+          <w:numId w:val="3"/>
+        </w:numPr>
+        <w:rPr>
+          <w:lang w:val="en-US"/>
+        </w:rPr>
+      </w:pPr>
+      <w:r>
+        <w:rPr>
+          <w:lang w:val="en-US"/>
+        </w:rPr>
         <w:t>Ví dụ</w:t>
       </w:r>
     </w:p>
@@ -7138,13 +7515,37 @@
         <w:rPr>
           <w:lang w:val="en-US"/>
         </w:rPr>
-        <w:t>, [3 4</w:t>
-      </w:r>
-      <w:r>
-        <w:rPr>
-          <w:lang w:val="en-US"/>
-        </w:rPr>
-        <w:t xml:space="preserve"> 5</w:t>
+        <w:t>, [</w:t>
+      </w:r>
+      <w:r>
+        <w:rPr>
+          <w:lang w:val="en-US"/>
+        </w:rPr>
+        <w:t>2</w:t>
+      </w:r>
+      <w:r>
+        <w:rPr>
+          <w:lang w:val="en-US"/>
+        </w:rPr>
+        <w:t xml:space="preserve"> </w:t>
+      </w:r>
+      <w:r>
+        <w:rPr>
+          <w:lang w:val="en-US"/>
+        </w:rPr>
+        <w:t>3</w:t>
+      </w:r>
+      <w:r>
+        <w:rPr>
+          <w:lang w:val="en-US"/>
+        </w:rPr>
+        <w:t xml:space="preserve"> </w:t>
+      </w:r>
+      <w:r>
+        <w:rPr>
+          <w:lang w:val="en-US"/>
+        </w:rPr>
+        <w:t>4</w:t>
       </w:r>
       <w:r>
         <w:rPr>
@@ -7158,6 +7559,24 @@
         <w:pStyle w:val="ListParagraph"/>
         <w:numPr>
           <w:ilvl w:val="0"/>
+          <w:numId w:val="3"/>
+        </w:numPr>
+        <w:rPr>
+          <w:lang w:val="en-US"/>
+        </w:rPr>
+      </w:pPr>
+      <w:r>
+        <w:rPr>
+          <w:lang w:val="en-US"/>
+        </w:rPr>
+        <w:t>Thì ô đầu tiên ghi “M1_1_1”, ô thứ 2 ghi “M1_1_2”, …, ô cuối ghi “M2_3_4”</w:t>
+      </w:r>
+    </w:p>
+    <w:p>
+      <w:pPr>
+        <w:pStyle w:val="ListParagraph"/>
+        <w:numPr>
+          <w:ilvl w:val="0"/>
           <w:numId w:val="19"/>
         </w:numPr>
         <w:rPr>
@@ -7186,7 +7605,25 @@
         <w:rPr>
           <w:lang w:val="en-US"/>
         </w:rPr>
-        <w:t>Là hàm mà đối số của nó là Symbol, giống kiểu thế chữ</w:t>
+        <w:t xml:space="preserve">Là 1 hàm nhận đối số là các kí tự và trả về </w:t>
+      </w:r>
+      <w:r>
+        <w:rPr>
+          <w:lang w:val="en-US"/>
+        </w:rPr>
+        <w:t xml:space="preserve">Tensor mà các ô chứa </w:t>
+      </w:r>
+      <w:r>
+        <w:rPr>
+          <w:lang w:val="en-US"/>
+        </w:rPr>
+        <w:t>biểu thức của các kí tự</w:t>
+      </w:r>
+      <w:r>
+        <w:rPr>
+          <w:lang w:val="en-US"/>
+        </w:rPr>
+        <w:t xml:space="preserve"> hoặc kí hiệu 1 hàm</w:t>
       </w:r>
     </w:p>
     <w:p>
@@ -7225,7 +7662,124 @@
         <w:rPr>
           <w:lang w:val="en-US"/>
         </w:rPr>
-        <w:t>&lt;Symbolic Function&gt; = symfun(&lt;Symbolic Expression&gt;, &lt;Các Đối Số Symbol&gt;)</w:t>
+        <w:t>&lt;</w:t>
+      </w:r>
+      <w:r>
+        <w:rPr>
+          <w:lang w:val="en-US"/>
+        </w:rPr>
+        <w:t>Symbolic Function</w:t>
+      </w:r>
+      <w:r>
+        <w:rPr>
+          <w:lang w:val="en-US"/>
+        </w:rPr>
+        <w:t>&gt; = symfun(</w:t>
+      </w:r>
+    </w:p>
+    <w:p>
+      <w:pPr>
+        <w:pStyle w:val="ListParagraph"/>
+        <w:pBdr>
+          <w:top w:val="single" w:sz="4" w:space="1" w:color="auto"/>
+          <w:left w:val="single" w:sz="4" w:space="4" w:color="auto"/>
+          <w:bottom w:val="single" w:sz="4" w:space="1" w:color="auto"/>
+          <w:right w:val="single" w:sz="4" w:space="4" w:color="auto"/>
+        </w:pBdr>
+        <w:ind w:left="1080"/>
+        <w:rPr>
+          <w:lang w:val="en-US"/>
+        </w:rPr>
+      </w:pPr>
+      <w:r>
+        <w:rPr>
+          <w:lang w:val="en-US"/>
+        </w:rPr>
+        <w:t xml:space="preserve">    </w:t>
+      </w:r>
+      <w:r>
+        <w:rPr>
+          <w:lang w:val="en-US"/>
+        </w:rPr>
+        <w:t>&lt;</w:t>
+      </w:r>
+      <w:r>
+        <w:rPr>
+          <w:lang w:val="en-US"/>
+        </w:rPr>
+        <w:t xml:space="preserve">Biểu Thức Các </w:t>
+      </w:r>
+      <w:r>
+        <w:rPr>
+          <w:lang w:val="en-US"/>
+        </w:rPr>
+        <w:t xml:space="preserve">Symbol&gt;, </w:t>
+      </w:r>
+    </w:p>
+    <w:p>
+      <w:pPr>
+        <w:pStyle w:val="ListParagraph"/>
+        <w:pBdr>
+          <w:top w:val="single" w:sz="4" w:space="1" w:color="auto"/>
+          <w:left w:val="single" w:sz="4" w:space="4" w:color="auto"/>
+          <w:bottom w:val="single" w:sz="4" w:space="1" w:color="auto"/>
+          <w:right w:val="single" w:sz="4" w:space="4" w:color="auto"/>
+        </w:pBdr>
+        <w:ind w:left="1080"/>
+        <w:rPr>
+          <w:lang w:val="en-US"/>
+        </w:rPr>
+      </w:pPr>
+      <w:r>
+        <w:rPr>
+          <w:lang w:val="en-US"/>
+        </w:rPr>
+        <w:t xml:space="preserve">    </w:t>
+      </w:r>
+      <w:r>
+        <w:rPr>
+          <w:lang w:val="en-US"/>
+        </w:rPr>
+        <w:t>&lt;Các Đối Số Symbol&gt;</w:t>
+      </w:r>
+    </w:p>
+    <w:p>
+      <w:pPr>
+        <w:pStyle w:val="ListParagraph"/>
+        <w:pBdr>
+          <w:top w:val="single" w:sz="4" w:space="1" w:color="auto"/>
+          <w:left w:val="single" w:sz="4" w:space="4" w:color="auto"/>
+          <w:bottom w:val="single" w:sz="4" w:space="1" w:color="auto"/>
+          <w:right w:val="single" w:sz="4" w:space="4" w:color="auto"/>
+        </w:pBdr>
+        <w:ind w:left="1080"/>
+        <w:rPr>
+          <w:lang w:val="en-US"/>
+        </w:rPr>
+      </w:pPr>
+      <w:r>
+        <w:rPr>
+          <w:lang w:val="en-US"/>
+        </w:rPr>
+        <w:t>)</w:t>
+      </w:r>
+    </w:p>
+    <w:p>
+      <w:pPr>
+        <w:pStyle w:val="ListParagraph"/>
+        <w:numPr>
+          <w:ilvl w:val="0"/>
+          <w:numId w:val="3"/>
+        </w:numPr>
+        <w:rPr>
+          <w:lang w:val="en-US"/>
+        </w:rPr>
+      </w:pPr>
+      <w:r>
+        <w:rPr>
+          <w:lang w:val="en-US"/>
+        </w:rPr>
+        <w:t>&lt;Các Đối Số Symbol&gt; phải là các Symbol với Shape 2 chiều, chỉ gồm 1 dòng, khi này các Symbol sẽ được Concat với nhau</w:t>
       </w:r>
     </w:p>
     <w:p>
@@ -7264,37 +7818,612 @@
         <w:rPr>
           <w:lang w:val="en-US"/>
         </w:rPr>
-        <w:t>foo =  symfun(bar + far + fool, [bar far])</w:t>
-      </w:r>
-    </w:p>
-    <w:p>
-      <w:pPr>
-        <w:pStyle w:val="ListParagraph"/>
-        <w:pBdr>
-          <w:top w:val="single" w:sz="4" w:space="1" w:color="auto"/>
-          <w:left w:val="single" w:sz="4" w:space="4" w:color="auto"/>
-          <w:bottom w:val="single" w:sz="4" w:space="1" w:color="auto"/>
-          <w:right w:val="single" w:sz="4" w:space="4" w:color="auto"/>
-        </w:pBdr>
-        <w:ind w:left="1080"/>
-        <w:rPr>
-          <w:lang w:val="en-US"/>
-        </w:rPr>
-      </w:pPr>
-      <w:r>
-        <w:rPr>
-          <w:lang w:val="en-US"/>
-        </w:rPr>
-        <w:t>boy = foo(con, cac)</w:t>
-      </w:r>
-    </w:p>
-    <w:p>
-      <w:pPr>
-        <w:pStyle w:val="ListParagraph"/>
-        <w:numPr>
-          <w:ilvl w:val="0"/>
-          <w:numId w:val="3"/>
-        </w:numPr>
+        <w:t>bar = sym(</w:t>
+      </w:r>
+      <w:r>
+        <w:rPr>
+          <w:lang w:val="en-US"/>
+        </w:rPr>
+        <w:t>"x"</w:t>
+      </w:r>
+      <w:r>
+        <w:rPr>
+          <w:lang w:val="en-US"/>
+        </w:rPr>
+        <w:t>, [1 2])</w:t>
+      </w:r>
+    </w:p>
+    <w:p>
+      <w:pPr>
+        <w:pStyle w:val="ListParagraph"/>
+        <w:pBdr>
+          <w:top w:val="single" w:sz="4" w:space="1" w:color="auto"/>
+          <w:left w:val="single" w:sz="4" w:space="4" w:color="auto"/>
+          <w:bottom w:val="single" w:sz="4" w:space="1" w:color="auto"/>
+          <w:right w:val="single" w:sz="4" w:space="4" w:color="auto"/>
+        </w:pBdr>
+        <w:ind w:left="1080"/>
+        <w:rPr>
+          <w:lang w:val="en-US"/>
+        </w:rPr>
+      </w:pPr>
+      <w:r>
+        <w:rPr>
+          <w:lang w:val="en-US"/>
+        </w:rPr>
+        <w:t>far = sym(</w:t>
+      </w:r>
+      <w:r>
+        <w:rPr>
+          <w:lang w:val="en-US"/>
+        </w:rPr>
+        <w:t>"</w:t>
+      </w:r>
+      <w:r>
+        <w:rPr>
+          <w:lang w:val="en-US"/>
+        </w:rPr>
+        <w:t>y</w:t>
+      </w:r>
+      <w:r>
+        <w:rPr>
+          <w:lang w:val="en-US"/>
+        </w:rPr>
+        <w:t>"</w:t>
+      </w:r>
+      <w:r>
+        <w:rPr>
+          <w:lang w:val="en-US"/>
+        </w:rPr>
+        <w:t>, [1 3])</w:t>
+      </w:r>
+    </w:p>
+    <w:p>
+      <w:pPr>
+        <w:pStyle w:val="ListParagraph"/>
+        <w:pBdr>
+          <w:top w:val="single" w:sz="4" w:space="1" w:color="auto"/>
+          <w:left w:val="single" w:sz="4" w:space="4" w:color="auto"/>
+          <w:bottom w:val="single" w:sz="4" w:space="1" w:color="auto"/>
+          <w:right w:val="single" w:sz="4" w:space="4" w:color="auto"/>
+        </w:pBdr>
+        <w:ind w:left="1080"/>
+        <w:rPr>
+          <w:lang w:val="en-US"/>
+        </w:rPr>
+      </w:pPr>
+      <w:r>
+        <w:rPr>
+          <w:lang w:val="en-US"/>
+        </w:rPr>
+        <w:t>fool = sym(</w:t>
+      </w:r>
+      <w:r>
+        <w:rPr>
+          <w:lang w:val="en-US"/>
+        </w:rPr>
+        <w:t>"</w:t>
+      </w:r>
+      <w:r>
+        <w:rPr>
+          <w:lang w:val="en-US"/>
+        </w:rPr>
+        <w:t>z</w:t>
+      </w:r>
+      <w:r>
+        <w:rPr>
+          <w:lang w:val="en-US"/>
+        </w:rPr>
+        <w:t>"</w:t>
+      </w:r>
+      <w:r>
+        <w:rPr>
+          <w:lang w:val="en-US"/>
+        </w:rPr>
+        <w:t>)</w:t>
+      </w:r>
+    </w:p>
+    <w:p>
+      <w:pPr>
+        <w:pStyle w:val="ListParagraph"/>
+        <w:pBdr>
+          <w:top w:val="single" w:sz="4" w:space="1" w:color="auto"/>
+          <w:left w:val="single" w:sz="4" w:space="4" w:color="auto"/>
+          <w:bottom w:val="single" w:sz="4" w:space="1" w:color="auto"/>
+          <w:right w:val="single" w:sz="4" w:space="4" w:color="auto"/>
+        </w:pBdr>
+        <w:ind w:left="1080"/>
+        <w:rPr>
+          <w:lang w:val="en-US"/>
+        </w:rPr>
+      </w:pPr>
+      <w:r>
+        <w:rPr>
+          <w:lang w:val="en-US"/>
+        </w:rPr>
+        <w:t>foo =  symfun(bar</w:t>
+      </w:r>
+      <w:r>
+        <w:rPr>
+          <w:lang w:val="en-US"/>
+        </w:rPr>
+        <w:t xml:space="preserve"> * bar.</w:t>
+      </w:r>
+      <w:r>
+        <w:rPr>
+          <w:lang w:val="en-US"/>
+        </w:rPr>
+        <w:t>'</w:t>
+      </w:r>
+      <w:r>
+        <w:rPr>
+          <w:lang w:val="en-US"/>
+        </w:rPr>
+        <w:t xml:space="preserve"> + far(3) + fool</w:t>
+      </w:r>
+      <w:r>
+        <w:rPr>
+          <w:lang w:val="en-US"/>
+        </w:rPr>
+        <w:t>, [bar far])</w:t>
+      </w:r>
+    </w:p>
+    <w:p>
+      <w:pPr>
+        <w:pStyle w:val="ListParagraph"/>
+        <w:numPr>
+          <w:ilvl w:val="0"/>
+          <w:numId w:val="3"/>
+        </w:numPr>
+        <w:rPr>
+          <w:lang w:val="en-US"/>
+        </w:rPr>
+      </w:pPr>
+      <w:r>
+        <w:rPr>
+          <w:lang w:val="en-US"/>
+        </w:rPr>
+        <w:t xml:space="preserve">Khi in </w:t>
+      </w:r>
+      <w:r>
+        <w:rPr>
+          <w:lang w:val="en-US"/>
+        </w:rPr>
+        <w:t>foo</w:t>
+      </w:r>
+      <w:r>
+        <w:rPr>
+          <w:lang w:val="en-US"/>
+        </w:rPr>
+        <w:t xml:space="preserve"> ra màn hình</w:t>
+      </w:r>
+    </w:p>
+    <w:p>
+      <w:pPr>
+        <w:pStyle w:val="ListParagraph"/>
+        <w:pBdr>
+          <w:top w:val="single" w:sz="4" w:space="1" w:color="auto"/>
+          <w:left w:val="single" w:sz="4" w:space="4" w:color="auto"/>
+          <w:bottom w:val="single" w:sz="4" w:space="1" w:color="auto"/>
+          <w:right w:val="single" w:sz="4" w:space="4" w:color="auto"/>
+        </w:pBdr>
+        <w:ind w:left="1080"/>
+        <w:rPr>
+          <w:lang w:val="en-US"/>
+        </w:rPr>
+      </w:pPr>
+      <w:r>
+        <w:rPr>
+          <w:lang w:val="en-US"/>
+        </w:rPr>
+        <w:t>foo(x1, x2, y1, y2, y3)</w:t>
+      </w:r>
+      <w:r>
+        <w:rPr>
+          <w:lang w:val="en-US"/>
+        </w:rPr>
+        <w:t xml:space="preserve"> = </w:t>
+      </w:r>
+      <w:r>
+        <w:rPr>
+          <w:lang w:val="en-US"/>
+        </w:rPr>
+        <w:t>x1</w:t>
+      </w:r>
+      <w:r>
+        <w:rPr>
+          <w:vertAlign w:val="superscript"/>
+          <w:lang w:val="en-US"/>
+        </w:rPr>
+        <w:t>2</w:t>
+      </w:r>
+      <w:r>
+        <w:rPr>
+          <w:lang w:val="en-US"/>
+        </w:rPr>
+        <w:t xml:space="preserve"> + x2</w:t>
+      </w:r>
+      <w:r>
+        <w:rPr>
+          <w:vertAlign w:val="superscript"/>
+          <w:lang w:val="en-US"/>
+        </w:rPr>
+        <w:t>2</w:t>
+      </w:r>
+      <w:r>
+        <w:rPr>
+          <w:lang w:val="en-US"/>
+        </w:rPr>
+        <w:t xml:space="preserve"> + y</w:t>
+      </w:r>
+      <w:r>
+        <w:rPr>
+          <w:lang w:val="en-US"/>
+        </w:rPr>
+        <w:t>3 + z</w:t>
+      </w:r>
+    </w:p>
+    <w:p>
+      <w:pPr>
+        <w:pStyle w:val="ListParagraph"/>
+        <w:numPr>
+          <w:ilvl w:val="0"/>
+          <w:numId w:val="19"/>
+        </w:numPr>
+        <w:rPr>
+          <w:lang w:val="en-US"/>
+        </w:rPr>
+      </w:pPr>
+      <w:r>
+        <w:rPr>
+          <w:lang w:val="en-US"/>
+        </w:rPr>
+        <w:t>Tạo 1 Lúc Nhiều Symbol?</w:t>
+      </w:r>
+    </w:p>
+    <w:p>
+      <w:pPr>
+        <w:pStyle w:val="ListParagraph"/>
+        <w:numPr>
+          <w:ilvl w:val="0"/>
+          <w:numId w:val="3"/>
+        </w:numPr>
+        <w:rPr>
+          <w:lang w:val="en-US"/>
+        </w:rPr>
+      </w:pPr>
+      <w:r>
+        <w:rPr>
+          <w:lang w:val="en-US"/>
+        </w:rPr>
+        <w:t>Tạo nhiều Symbol 1 x 1</w:t>
+      </w:r>
+    </w:p>
+    <w:p>
+      <w:pPr>
+        <w:pStyle w:val="ListParagraph"/>
+        <w:pBdr>
+          <w:top w:val="single" w:sz="4" w:space="1" w:color="auto"/>
+          <w:left w:val="single" w:sz="4" w:space="4" w:color="auto"/>
+          <w:bottom w:val="single" w:sz="4" w:space="1" w:color="auto"/>
+          <w:right w:val="single" w:sz="4" w:space="4" w:color="auto"/>
+        </w:pBdr>
+        <w:ind w:left="1080"/>
+        <w:rPr>
+          <w:lang w:val="en-US"/>
+        </w:rPr>
+      </w:pPr>
+      <w:r>
+        <w:rPr>
+          <w:lang w:val="en-US"/>
+        </w:rPr>
+        <w:t xml:space="preserve">syms &lt;Các </w:t>
+      </w:r>
+      <w:r>
+        <w:rPr>
+          <w:lang w:val="en-US"/>
+        </w:rPr>
+        <w:t>Symbol</w:t>
+      </w:r>
+      <w:r>
+        <w:rPr>
+          <w:lang w:val="en-US"/>
+        </w:rPr>
+        <w:t>&gt;</w:t>
+      </w:r>
+    </w:p>
+    <w:p>
+      <w:pPr>
+        <w:pStyle w:val="ListParagraph"/>
+        <w:numPr>
+          <w:ilvl w:val="0"/>
+          <w:numId w:val="3"/>
+        </w:numPr>
+        <w:rPr>
+          <w:lang w:val="en-US"/>
+        </w:rPr>
+      </w:pPr>
+      <w:r>
+        <w:rPr>
+          <w:lang w:val="en-US"/>
+        </w:rPr>
+        <w:t>&lt;Kí Hiệu&gt; mặc định = tên &lt;</w:t>
+      </w:r>
+      <w:r>
+        <w:rPr>
+          <w:lang w:val="en-US"/>
+        </w:rPr>
+        <w:t>Symbol</w:t>
+      </w:r>
+      <w:r>
+        <w:rPr>
+          <w:lang w:val="en-US"/>
+        </w:rPr>
+        <w:t>&gt;</w:t>
+      </w:r>
+    </w:p>
+    <w:p>
+      <w:pPr>
+        <w:pStyle w:val="ListParagraph"/>
+        <w:numPr>
+          <w:ilvl w:val="0"/>
+          <w:numId w:val="3"/>
+        </w:numPr>
+        <w:rPr>
+          <w:lang w:val="en-US"/>
+        </w:rPr>
+      </w:pPr>
+      <w:r>
+        <w:rPr>
+          <w:lang w:val="en-US"/>
+        </w:rPr>
+        <w:t>Ví dụ</w:t>
+      </w:r>
+    </w:p>
+    <w:p>
+      <w:pPr>
+        <w:pStyle w:val="ListParagraph"/>
+        <w:pBdr>
+          <w:top w:val="single" w:sz="4" w:space="1" w:color="auto"/>
+          <w:left w:val="single" w:sz="4" w:space="4" w:color="auto"/>
+          <w:bottom w:val="single" w:sz="4" w:space="1" w:color="auto"/>
+          <w:right w:val="single" w:sz="4" w:space="4" w:color="auto"/>
+        </w:pBdr>
+        <w:ind w:left="1080"/>
+        <w:rPr>
+          <w:lang w:val="en-US"/>
+        </w:rPr>
+      </w:pPr>
+      <w:r>
+        <w:rPr>
+          <w:lang w:val="en-US"/>
+        </w:rPr>
+        <w:t>syms x y z foo bar</w:t>
+      </w:r>
+    </w:p>
+    <w:p>
+      <w:pPr>
+        <w:pStyle w:val="ListParagraph"/>
+        <w:numPr>
+          <w:ilvl w:val="0"/>
+          <w:numId w:val="3"/>
+        </w:numPr>
+        <w:rPr>
+          <w:lang w:val="en-US"/>
+        </w:rPr>
+      </w:pPr>
+      <w:r>
+        <w:rPr>
+          <w:lang w:val="en-US"/>
+        </w:rPr>
+        <w:t xml:space="preserve">Để tạo 1 lúc nhiều </w:t>
+      </w:r>
+      <w:r>
+        <w:rPr>
+          <w:lang w:val="en-US"/>
+        </w:rPr>
+        <w:t>Symbol</w:t>
+      </w:r>
+      <w:r>
+        <w:rPr>
+          <w:lang w:val="en-US"/>
+        </w:rPr>
+        <w:t xml:space="preserve"> là Tensor với Shape y chang nhau</w:t>
+      </w:r>
+    </w:p>
+    <w:p>
+      <w:pPr>
+        <w:pStyle w:val="ListParagraph"/>
+        <w:pBdr>
+          <w:top w:val="single" w:sz="4" w:space="1" w:color="auto"/>
+          <w:left w:val="single" w:sz="4" w:space="4" w:color="auto"/>
+          <w:bottom w:val="single" w:sz="4" w:space="1" w:color="auto"/>
+          <w:right w:val="single" w:sz="4" w:space="4" w:color="auto"/>
+        </w:pBdr>
+        <w:ind w:left="1080"/>
+        <w:rPr>
+          <w:lang w:val="en-US"/>
+        </w:rPr>
+      </w:pPr>
+      <w:r>
+        <w:rPr>
+          <w:lang w:val="en-US"/>
+        </w:rPr>
+        <w:t>syms &lt;Các Biến&gt; &lt;Shape&gt;</w:t>
+      </w:r>
+    </w:p>
+    <w:p>
+      <w:pPr>
+        <w:pStyle w:val="ListParagraph"/>
+        <w:numPr>
+          <w:ilvl w:val="0"/>
+          <w:numId w:val="3"/>
+        </w:numPr>
+        <w:rPr>
+          <w:lang w:val="en-US"/>
+        </w:rPr>
+      </w:pPr>
+      <w:r>
+        <w:rPr>
+          <w:lang w:val="en-US"/>
+        </w:rPr>
+        <w:t>Ví dụ</w:t>
+      </w:r>
+    </w:p>
+    <w:p>
+      <w:pPr>
+        <w:pStyle w:val="ListParagraph"/>
+        <w:pBdr>
+          <w:top w:val="single" w:sz="4" w:space="1" w:color="auto"/>
+          <w:left w:val="single" w:sz="4" w:space="4" w:color="auto"/>
+          <w:bottom w:val="single" w:sz="4" w:space="1" w:color="auto"/>
+          <w:right w:val="single" w:sz="4" w:space="4" w:color="auto"/>
+        </w:pBdr>
+        <w:ind w:left="1080"/>
+        <w:rPr>
+          <w:lang w:val="en-US"/>
+        </w:rPr>
+      </w:pPr>
+      <w:r>
+        <w:rPr>
+          <w:lang w:val="en-US"/>
+        </w:rPr>
+        <w:t>syms x y z foo bar [3 4 5]</w:t>
+      </w:r>
+    </w:p>
+    <w:p>
+      <w:pPr>
+        <w:pStyle w:val="ListParagraph"/>
+        <w:numPr>
+          <w:ilvl w:val="0"/>
+          <w:numId w:val="3"/>
+        </w:numPr>
+        <w:rPr>
+          <w:lang w:val="en-US"/>
+        </w:rPr>
+      </w:pPr>
+      <w:r>
+        <w:rPr>
+          <w:lang w:val="en-US"/>
+        </w:rPr>
+        <w:t>Khi này các Symbol với tên “x1_1_1”, “x1_1_2”, … cũng sẽ được tạo, Shape 1 x 1 và chứa kí tự cùng tên</w:t>
+      </w:r>
+    </w:p>
+    <w:p>
+      <w:pPr>
+        <w:pStyle w:val="ListParagraph"/>
+        <w:numPr>
+          <w:ilvl w:val="0"/>
+          <w:numId w:val="3"/>
+        </w:numPr>
+        <w:rPr>
+          <w:lang w:val="en-US"/>
+        </w:rPr>
+      </w:pPr>
+      <w:r>
+        <w:rPr>
+          <w:lang w:val="en-US"/>
+        </w:rPr>
+        <w:t>Để tạo 1</w:t>
+      </w:r>
+      <w:r>
+        <w:rPr>
+          <w:lang w:val="en-US"/>
+        </w:rPr>
+        <w:t xml:space="preserve"> </w:t>
+      </w:r>
+      <w:r>
+        <w:rPr>
+          <w:lang w:val="en-US"/>
+        </w:rPr>
+        <w:t>Symbolic Function</w:t>
+      </w:r>
+      <w:r>
+        <w:rPr>
+          <w:lang w:val="en-US"/>
+        </w:rPr>
+        <w:t xml:space="preserve"> 1 x 1 mà trong ô duy nhất của nó chứa kí hiệu hàm</w:t>
+      </w:r>
+      <w:r>
+        <w:rPr>
+          <w:lang w:val="en-US"/>
+        </w:rPr>
+        <w:t xml:space="preserve">, </w:t>
+      </w:r>
+      <w:r>
+        <w:rPr>
+          <w:lang w:val="en-US"/>
+        </w:rPr>
+        <w:t>đồng thời tạo các Symbol đối số luôn</w:t>
+      </w:r>
+      <w:r>
+        <w:rPr>
+          <w:lang w:val="en-US"/>
+        </w:rPr>
+        <w:t xml:space="preserve">, </w:t>
+      </w:r>
+      <w:r>
+        <w:rPr>
+          <w:lang w:val="en-US"/>
+        </w:rPr>
+        <w:t>nghĩa là đây</w:t>
+      </w:r>
+      <w:r>
+        <w:rPr>
+          <w:lang w:val="en-US"/>
+        </w:rPr>
+        <w:t xml:space="preserve"> là hàm chưa biết biểu thức</w:t>
+      </w:r>
+    </w:p>
+    <w:p>
+      <w:pPr>
+        <w:pStyle w:val="ListParagraph"/>
+        <w:pBdr>
+          <w:top w:val="single" w:sz="4" w:space="1" w:color="auto"/>
+          <w:left w:val="single" w:sz="4" w:space="4" w:color="auto"/>
+          <w:bottom w:val="single" w:sz="4" w:space="1" w:color="auto"/>
+          <w:right w:val="single" w:sz="4" w:space="4" w:color="auto"/>
+        </w:pBdr>
+        <w:ind w:left="1080"/>
+        <w:rPr>
+          <w:lang w:val="en-US"/>
+        </w:rPr>
+      </w:pPr>
+      <w:r>
+        <w:rPr>
+          <w:lang w:val="en-US"/>
+        </w:rPr>
+        <w:t>syms &lt;Symbolic Function&gt;(&lt;Các Đối Số&gt;)</w:t>
+      </w:r>
+    </w:p>
+    <w:p>
+      <w:pPr>
+        <w:pStyle w:val="ListParagraph"/>
+        <w:numPr>
+          <w:ilvl w:val="0"/>
+          <w:numId w:val="3"/>
+        </w:numPr>
+        <w:rPr>
+          <w:lang w:val="en-US"/>
+        </w:rPr>
+      </w:pPr>
+      <w:r>
+        <w:rPr>
+          <w:lang w:val="en-US"/>
+        </w:rPr>
+        <w:t>Ví dụ</w:t>
+      </w:r>
+    </w:p>
+    <w:p>
+      <w:pPr>
+        <w:pStyle w:val="ListParagraph"/>
+        <w:pBdr>
+          <w:top w:val="single" w:sz="4" w:space="1" w:color="auto"/>
+          <w:left w:val="single" w:sz="4" w:space="4" w:color="auto"/>
+          <w:bottom w:val="single" w:sz="4" w:space="1" w:color="auto"/>
+          <w:right w:val="single" w:sz="4" w:space="4" w:color="auto"/>
+        </w:pBdr>
+        <w:ind w:left="1080"/>
         <w:rPr>
           <w:lang w:val="en-US"/>
         </w:rPr>
@@ -7304,103 +8433,103 @@
           <w:lang w:val="en-US"/>
         </w:rPr>
         <w:lastRenderedPageBreak/>
-        <w:t>Khi in boy ra màn hình</w:t>
-      </w:r>
-    </w:p>
-    <w:p>
-      <w:pPr>
-        <w:pStyle w:val="ListParagraph"/>
-        <w:pBdr>
-          <w:top w:val="single" w:sz="4" w:space="1" w:color="auto"/>
-          <w:left w:val="single" w:sz="4" w:space="4" w:color="auto"/>
-          <w:bottom w:val="single" w:sz="4" w:space="1" w:color="auto"/>
-          <w:right w:val="single" w:sz="4" w:space="4" w:color="auto"/>
-        </w:pBdr>
-        <w:ind w:left="1080"/>
-        <w:rPr>
-          <w:lang w:val="en-US"/>
-        </w:rPr>
-      </w:pPr>
-      <w:r>
-        <w:rPr>
-          <w:lang w:val="en-US"/>
-        </w:rPr>
-        <w:t>boy = con + cac + fool</w:t>
-      </w:r>
-    </w:p>
-    <w:p>
-      <w:pPr>
-        <w:pStyle w:val="ListParagraph"/>
-        <w:numPr>
-          <w:ilvl w:val="0"/>
-          <w:numId w:val="19"/>
-        </w:numPr>
-        <w:rPr>
-          <w:lang w:val="en-US"/>
-        </w:rPr>
-      </w:pPr>
-      <w:r>
-        <w:rPr>
-          <w:lang w:val="en-US"/>
-        </w:rPr>
-        <w:t>Tạo 1 Lúc Nhiều Symbol?</w:t>
-      </w:r>
-    </w:p>
-    <w:p>
-      <w:pPr>
-        <w:pStyle w:val="ListParagraph"/>
-        <w:pBdr>
-          <w:top w:val="single" w:sz="4" w:space="1" w:color="auto"/>
-          <w:left w:val="single" w:sz="4" w:space="4" w:color="auto"/>
-          <w:bottom w:val="single" w:sz="4" w:space="1" w:color="auto"/>
-          <w:right w:val="single" w:sz="4" w:space="4" w:color="auto"/>
-        </w:pBdr>
-        <w:ind w:left="1080"/>
-        <w:rPr>
-          <w:lang w:val="en-US"/>
-        </w:rPr>
-      </w:pPr>
-      <w:r>
-        <w:rPr>
-          <w:lang w:val="en-US"/>
-        </w:rPr>
-        <w:t>syms &lt;Các Biến&gt;</w:t>
-      </w:r>
-    </w:p>
-    <w:p>
-      <w:pPr>
-        <w:pStyle w:val="ListParagraph"/>
-        <w:numPr>
-          <w:ilvl w:val="0"/>
-          <w:numId w:val="3"/>
-        </w:numPr>
-        <w:rPr>
-          <w:lang w:val="en-US"/>
-        </w:rPr>
-      </w:pPr>
-      <w:r>
-        <w:rPr>
-          <w:lang w:val="en-US"/>
-        </w:rPr>
-        <w:t>&lt;Kí Hiệu&gt; mặc định = tên &lt;Biến&gt;</w:t>
-      </w:r>
-    </w:p>
-    <w:p>
-      <w:pPr>
-        <w:pStyle w:val="ListParagraph"/>
-        <w:numPr>
-          <w:ilvl w:val="0"/>
-          <w:numId w:val="3"/>
-        </w:numPr>
-        <w:rPr>
-          <w:lang w:val="en-US"/>
-        </w:rPr>
-      </w:pPr>
-      <w:r>
-        <w:rPr>
-          <w:lang w:val="en-US"/>
-        </w:rPr>
-        <w:t>Đây là các đại lượng vô hướng</w:t>
+        <w:t>syms foo(bar, far)</w:t>
+      </w:r>
+    </w:p>
+    <w:p>
+      <w:pPr>
+        <w:pStyle w:val="ListParagraph"/>
+        <w:numPr>
+          <w:ilvl w:val="0"/>
+          <w:numId w:val="3"/>
+        </w:numPr>
+        <w:rPr>
+          <w:lang w:val="en-US"/>
+        </w:rPr>
+      </w:pPr>
+      <w:r>
+        <w:rPr>
+          <w:lang w:val="en-US"/>
+        </w:rPr>
+        <w:t>Khi in foo ra màn hình</w:t>
+      </w:r>
+    </w:p>
+    <w:p>
+      <w:pPr>
+        <w:pStyle w:val="ListParagraph"/>
+        <w:pBdr>
+          <w:top w:val="single" w:sz="4" w:space="1" w:color="auto"/>
+          <w:left w:val="single" w:sz="4" w:space="4" w:color="auto"/>
+          <w:bottom w:val="single" w:sz="4" w:space="1" w:color="auto"/>
+          <w:right w:val="single" w:sz="4" w:space="4" w:color="auto"/>
+        </w:pBdr>
+        <w:ind w:left="1080"/>
+        <w:rPr>
+          <w:lang w:val="en-US"/>
+        </w:rPr>
+      </w:pPr>
+      <w:r>
+        <w:rPr>
+          <w:lang w:val="en-US"/>
+        </w:rPr>
+        <w:t>foo(bar, far) = foo(bar, far)</w:t>
+      </w:r>
+    </w:p>
+    <w:p>
+      <w:pPr>
+        <w:pStyle w:val="ListParagraph"/>
+        <w:numPr>
+          <w:ilvl w:val="0"/>
+          <w:numId w:val="3"/>
+        </w:numPr>
+        <w:rPr>
+          <w:lang w:val="en-US"/>
+        </w:rPr>
+      </w:pPr>
+      <w:r>
+        <w:rPr>
+          <w:lang w:val="en-US"/>
+        </w:rPr>
+        <w:t>Cũng như trên, nhưn</w:t>
+      </w:r>
+      <w:r>
+        <w:rPr>
+          <w:lang w:val="en-US"/>
+        </w:rPr>
+        <w:t xml:space="preserve">g </w:t>
+      </w:r>
+      <w:r>
+        <w:rPr>
+          <w:lang w:val="en-US"/>
+        </w:rPr>
+        <w:t>tạo Symbolic Function với Shape to hơn</w:t>
+      </w:r>
+      <w:r>
+        <w:rPr>
+          <w:lang w:val="en-US"/>
+        </w:rPr>
+        <w:t>, các hàm trong ô cũng sẽ được tạo 1 Symbolic Function cho riêng nó</w:t>
+      </w:r>
+    </w:p>
+    <w:p>
+      <w:pPr>
+        <w:pStyle w:val="ListParagraph"/>
+        <w:pBdr>
+          <w:top w:val="single" w:sz="4" w:space="1" w:color="auto"/>
+          <w:left w:val="single" w:sz="4" w:space="4" w:color="auto"/>
+          <w:bottom w:val="single" w:sz="4" w:space="1" w:color="auto"/>
+          <w:right w:val="single" w:sz="4" w:space="4" w:color="auto"/>
+        </w:pBdr>
+        <w:ind w:left="1080"/>
+        <w:rPr>
+          <w:lang w:val="en-US"/>
+        </w:rPr>
+      </w:pPr>
+      <w:r>
+        <w:rPr>
+          <w:lang w:val="en-US"/>
+        </w:rPr>
+        <w:t>syms &lt;Symbolic Function&gt;(&lt;Các Đối Số&gt;) &lt;Shape&gt;</w:t>
       </w:r>
     </w:p>
     <w:p>
@@ -7439,283 +8568,25 @@
         <w:rPr>
           <w:lang w:val="en-US"/>
         </w:rPr>
-        <w:t>syms x y z foo bar</w:t>
-      </w:r>
-    </w:p>
-    <w:p>
-      <w:pPr>
-        <w:pStyle w:val="ListParagraph"/>
-        <w:numPr>
-          <w:ilvl w:val="0"/>
-          <w:numId w:val="3"/>
-        </w:numPr>
-        <w:rPr>
-          <w:lang w:val="en-US"/>
-        </w:rPr>
-      </w:pPr>
-      <w:r>
-        <w:rPr>
-          <w:lang w:val="en-US"/>
-        </w:rPr>
-        <w:t>Để tạo 1 lúc nhiều biến là Tensor với Shape y chang nhau</w:t>
-      </w:r>
-    </w:p>
-    <w:p>
-      <w:pPr>
-        <w:pStyle w:val="ListParagraph"/>
-        <w:pBdr>
-          <w:top w:val="single" w:sz="4" w:space="1" w:color="auto"/>
-          <w:left w:val="single" w:sz="4" w:space="4" w:color="auto"/>
-          <w:bottom w:val="single" w:sz="4" w:space="1" w:color="auto"/>
-          <w:right w:val="single" w:sz="4" w:space="4" w:color="auto"/>
-        </w:pBdr>
-        <w:ind w:left="1080"/>
-        <w:rPr>
-          <w:lang w:val="en-US"/>
-        </w:rPr>
-      </w:pPr>
-      <w:r>
-        <w:rPr>
-          <w:lang w:val="en-US"/>
-        </w:rPr>
-        <w:t>syms &lt;Các Biến&gt; &lt;Shape&gt;</w:t>
-      </w:r>
-    </w:p>
-    <w:p>
-      <w:pPr>
-        <w:pStyle w:val="ListParagraph"/>
-        <w:numPr>
-          <w:ilvl w:val="0"/>
-          <w:numId w:val="3"/>
-        </w:numPr>
-        <w:rPr>
-          <w:lang w:val="en-US"/>
-        </w:rPr>
-      </w:pPr>
-      <w:r>
-        <w:rPr>
-          <w:lang w:val="en-US"/>
-        </w:rPr>
-        <w:t>Ví dụ</w:t>
-      </w:r>
-    </w:p>
-    <w:p>
-      <w:pPr>
-        <w:pStyle w:val="ListParagraph"/>
-        <w:pBdr>
-          <w:top w:val="single" w:sz="4" w:space="1" w:color="auto"/>
-          <w:left w:val="single" w:sz="4" w:space="4" w:color="auto"/>
-          <w:bottom w:val="single" w:sz="4" w:space="1" w:color="auto"/>
-          <w:right w:val="single" w:sz="4" w:space="4" w:color="auto"/>
-        </w:pBdr>
-        <w:ind w:left="1080"/>
-        <w:rPr>
-          <w:lang w:val="en-US"/>
-        </w:rPr>
-      </w:pPr>
-      <w:r>
-        <w:rPr>
-          <w:lang w:val="en-US"/>
-        </w:rPr>
-        <w:t>syms x y z foo bar [3 4 5]</w:t>
-      </w:r>
-    </w:p>
-    <w:p>
-      <w:pPr>
-        <w:pStyle w:val="ListParagraph"/>
-        <w:numPr>
-          <w:ilvl w:val="0"/>
-          <w:numId w:val="3"/>
-        </w:numPr>
-        <w:rPr>
-          <w:lang w:val="en-US"/>
-        </w:rPr>
-      </w:pPr>
-      <w:r>
-        <w:rPr>
-          <w:lang w:val="en-US"/>
-        </w:rPr>
-        <w:t>Để tạo 1</w:t>
-      </w:r>
-      <w:r>
-        <w:rPr>
-          <w:lang w:val="en-US"/>
-        </w:rPr>
-        <w:t xml:space="preserve"> Hidden</w:t>
-      </w:r>
-      <w:r>
-        <w:rPr>
-          <w:lang w:val="en-US"/>
-        </w:rPr>
-        <w:t xml:space="preserve"> Symbolic Function</w:t>
-      </w:r>
-      <w:r>
-        <w:rPr>
-          <w:lang w:val="en-US"/>
-        </w:rPr>
-        <w:t xml:space="preserve">, </w:t>
-      </w:r>
-      <w:r>
-        <w:rPr>
-          <w:lang w:val="en-US"/>
-        </w:rPr>
-        <w:t>khi in ra là tên của hàm luôn, đồng thời tạo các Symbol đối số luôn</w:t>
-      </w:r>
-      <w:r>
-        <w:rPr>
-          <w:lang w:val="en-US"/>
-        </w:rPr>
-        <w:t xml:space="preserve">, </w:t>
-      </w:r>
-      <w:r>
-        <w:rPr>
-          <w:lang w:val="en-US"/>
-        </w:rPr>
-        <w:t>nghĩa là đây</w:t>
-      </w:r>
-      <w:r>
-        <w:rPr>
-          <w:lang w:val="en-US"/>
-        </w:rPr>
-        <w:t xml:space="preserve"> là hàm chưa biết biểu thức</w:t>
-      </w:r>
-    </w:p>
-    <w:p>
-      <w:pPr>
-        <w:pStyle w:val="ListParagraph"/>
-        <w:pBdr>
-          <w:top w:val="single" w:sz="4" w:space="1" w:color="auto"/>
-          <w:left w:val="single" w:sz="4" w:space="4" w:color="auto"/>
-          <w:bottom w:val="single" w:sz="4" w:space="1" w:color="auto"/>
-          <w:right w:val="single" w:sz="4" w:space="4" w:color="auto"/>
-        </w:pBdr>
-        <w:ind w:left="1080"/>
-        <w:rPr>
-          <w:lang w:val="en-US"/>
-        </w:rPr>
-      </w:pPr>
-      <w:r>
-        <w:rPr>
-          <w:lang w:val="en-US"/>
-        </w:rPr>
-        <w:t>syms &lt;Symbolic Function&gt;(&lt;Các Đối Số&gt;)</w:t>
-      </w:r>
-    </w:p>
-    <w:p>
-      <w:pPr>
-        <w:pStyle w:val="ListParagraph"/>
-        <w:numPr>
-          <w:ilvl w:val="0"/>
-          <w:numId w:val="3"/>
-        </w:numPr>
-        <w:rPr>
-          <w:lang w:val="en-US"/>
-        </w:rPr>
-      </w:pPr>
-      <w:r>
-        <w:rPr>
-          <w:lang w:val="en-US"/>
-        </w:rPr>
-        <w:t>Ví dụ</w:t>
-      </w:r>
-    </w:p>
-    <w:p>
-      <w:pPr>
-        <w:pStyle w:val="ListParagraph"/>
-        <w:pBdr>
-          <w:top w:val="single" w:sz="4" w:space="1" w:color="auto"/>
-          <w:left w:val="single" w:sz="4" w:space="4" w:color="auto"/>
-          <w:bottom w:val="single" w:sz="4" w:space="1" w:color="auto"/>
-          <w:right w:val="single" w:sz="4" w:space="4" w:color="auto"/>
-        </w:pBdr>
-        <w:ind w:left="1080"/>
-        <w:rPr>
-          <w:lang w:val="en-US"/>
-        </w:rPr>
-      </w:pPr>
-      <w:r>
-        <w:rPr>
-          <w:lang w:val="en-US"/>
-        </w:rPr>
-        <w:t>syms foo(bar, far)</w:t>
-      </w:r>
-    </w:p>
-    <w:p>
-      <w:pPr>
-        <w:pStyle w:val="ListParagraph"/>
-        <w:numPr>
-          <w:ilvl w:val="0"/>
-          <w:numId w:val="3"/>
-        </w:numPr>
-        <w:rPr>
-          <w:lang w:val="en-US"/>
-        </w:rPr>
-      </w:pPr>
-      <w:r>
-        <w:rPr>
-          <w:lang w:val="en-US"/>
-        </w:rPr>
-        <w:t>Cũng như trên, nhưng hàm nhận đối số là các Tensor cùng Shape</w:t>
-      </w:r>
-    </w:p>
-    <w:p>
-      <w:pPr>
-        <w:pStyle w:val="ListParagraph"/>
-        <w:pBdr>
-          <w:top w:val="single" w:sz="4" w:space="1" w:color="auto"/>
-          <w:left w:val="single" w:sz="4" w:space="4" w:color="auto"/>
-          <w:bottom w:val="single" w:sz="4" w:space="1" w:color="auto"/>
-          <w:right w:val="single" w:sz="4" w:space="4" w:color="auto"/>
-        </w:pBdr>
-        <w:ind w:left="1080"/>
-        <w:rPr>
-          <w:lang w:val="en-US"/>
-        </w:rPr>
-      </w:pPr>
-      <w:r>
-        <w:rPr>
-          <w:lang w:val="en-US"/>
-        </w:rPr>
-        <w:t>syms &lt;Symbolic Function&gt;(&lt;Các Đối Số&gt;) &lt;Shape&gt;</w:t>
-      </w:r>
-    </w:p>
-    <w:p>
-      <w:pPr>
-        <w:pStyle w:val="ListParagraph"/>
-        <w:numPr>
-          <w:ilvl w:val="0"/>
-          <w:numId w:val="3"/>
-        </w:numPr>
-        <w:rPr>
-          <w:lang w:val="en-US"/>
-        </w:rPr>
-      </w:pPr>
-      <w:r>
-        <w:rPr>
-          <w:lang w:val="en-US"/>
-        </w:rPr>
-        <w:t>Ví dụ</w:t>
-      </w:r>
-    </w:p>
-    <w:p>
-      <w:pPr>
-        <w:pStyle w:val="ListParagraph"/>
-        <w:pBdr>
-          <w:top w:val="single" w:sz="4" w:space="1" w:color="auto"/>
-          <w:left w:val="single" w:sz="4" w:space="4" w:color="auto"/>
-          <w:bottom w:val="single" w:sz="4" w:space="1" w:color="auto"/>
-          <w:right w:val="single" w:sz="4" w:space="4" w:color="auto"/>
-        </w:pBdr>
-        <w:ind w:left="1080"/>
-        <w:rPr>
-          <w:lang w:val="en-US"/>
-        </w:rPr>
-      </w:pPr>
-      <w:r>
-        <w:rPr>
-          <w:lang w:val="en-US"/>
-        </w:rPr>
         <w:t>syms foo(bar, far) [3 4 5]</w:t>
+      </w:r>
+    </w:p>
+    <w:p>
+      <w:pPr>
+        <w:pStyle w:val="ListParagraph"/>
+        <w:numPr>
+          <w:ilvl w:val="0"/>
+          <w:numId w:val="3"/>
+        </w:numPr>
+        <w:rPr>
+          <w:lang w:val="en-US"/>
+        </w:rPr>
+      </w:pPr>
+      <w:r>
+        <w:rPr>
+          <w:lang w:val="en-US"/>
+        </w:rPr>
+        <w:t>Ô đầu tiên sẽ ghi “foo1_1_1(bar, far)”, ô thứ 2 ghi “foo1_1_2(bar, far)”, …</w:t>
       </w:r>
     </w:p>
     <w:p>
@@ -8230,7 +9101,6 @@
         <w:rPr>
           <w:lang w:val="en-US"/>
         </w:rPr>
-        <w:lastRenderedPageBreak/>
         <w:t xml:space="preserve">&lt;Các Nghiệm&gt; là </w:t>
       </w:r>
       <w:r>
@@ -8545,6 +9415,7 @@
         <w:rPr>
           <w:lang w:val="en-US"/>
         </w:rPr>
+        <w:lastRenderedPageBreak/>
         <w:t>foo = bar(1, 2)</w:t>
       </w:r>
     </w:p>
@@ -8718,7 +9589,19 @@
         <w:rPr>
           <w:lang w:val="en-US"/>
         </w:rPr>
-        <w:t>Hệ Phương Trình?</w:t>
+        <w:t>Hệ Phương Trình</w:t>
+      </w:r>
+      <w:r>
+        <w:rPr>
+          <w:lang w:val="en-US"/>
+        </w:rPr>
+        <w:t xml:space="preserve"> Tuyến Tính</w:t>
+      </w:r>
+      <w:r>
+        <w:rPr>
+          <w:lang w:val="en-US"/>
+        </w:rPr>
+        <w:t>?</w:t>
       </w:r>
     </w:p>
     <w:p>
@@ -9183,13 +10066,13 @@
         <w:rPr>
           <w:lang w:val="en-US"/>
         </w:rPr>
-        <w:t xml:space="preserve"> Hidden</w:t>
-      </w:r>
-      <w:r>
-        <w:rPr>
-          <w:lang w:val="en-US"/>
-        </w:rPr>
-        <w:t xml:space="preserve"> Symbolic Function </w:t>
+        <w:t xml:space="preserve"> </w:t>
+      </w:r>
+      <w:r>
+        <w:rPr>
+          <w:lang w:val="en-US"/>
+        </w:rPr>
+        <w:t xml:space="preserve">Symbolic Function </w:t>
       </w:r>
       <w:r>
         <w:rPr>
@@ -9201,6 +10084,12 @@
         <w:rPr>
           <w:lang w:val="en-US"/>
         </w:rPr>
+        <w:t xml:space="preserve"> 1 x 1, trong ô duy nhất của nó chứa kí hiệu hàm chưa biết biểu thức</w:t>
+      </w:r>
+      <w:r>
+        <w:rPr>
+          <w:lang w:val="en-US"/>
+        </w:rPr>
         <w:t>, mình muốn tìm biểu thức của nó</w:t>
       </w:r>
     </w:p>
@@ -9330,7 +10219,6 @@
         <w:rPr>
           <w:lang w:val="en-US"/>
         </w:rPr>
-        <w:lastRenderedPageBreak/>
         <w:t>Giải phương trình</w:t>
       </w:r>
     </w:p>
@@ -9654,6 +10542,7 @@
         <w:rPr>
           <w:lang w:val="en-US"/>
         </w:rPr>
+        <w:lastRenderedPageBreak/>
         <w:t>Ví dụ</w:t>
       </w:r>
     </w:p>
@@ -10710,238 +11599,238 @@
         <w:rPr>
           <w:lang w:val="en-US"/>
         </w:rPr>
+        <w:t xml:space="preserve">Nếu đã có Subplot vừa khít với Subplot này thì chuyển </w:t>
+      </w:r>
+      <w:r>
+        <w:rPr>
+          <w:lang w:val="en-US"/>
+        </w:rPr>
+        <w:t xml:space="preserve">ngay </w:t>
+      </w:r>
+      <w:r>
+        <w:rPr>
+          <w:lang w:val="en-US"/>
+        </w:rPr>
+        <w:t>sang làm việc trên Subplot đó</w:t>
+      </w:r>
+    </w:p>
+    <w:p>
+      <w:pPr>
+        <w:pStyle w:val="ListParagraph"/>
+        <w:numPr>
+          <w:ilvl w:val="0"/>
+          <w:numId w:val="15"/>
+        </w:numPr>
+        <w:rPr>
+          <w:lang w:val="en-US"/>
+        </w:rPr>
+      </w:pPr>
+      <w:r>
+        <w:rPr>
+          <w:lang w:val="en-US"/>
+        </w:rPr>
+        <w:t>Nếu Subplot này đè lên 1 tí Subplot khác là Subplot khác bay màu</w:t>
+      </w:r>
+    </w:p>
+    <w:p>
+      <w:pPr>
+        <w:pStyle w:val="ListParagraph"/>
+        <w:numPr>
+          <w:ilvl w:val="0"/>
+          <w:numId w:val="11"/>
+        </w:numPr>
+        <w:rPr>
+          <w:lang w:val="en-US"/>
+        </w:rPr>
+      </w:pPr>
+      <w:r>
+        <w:rPr>
+          <w:lang w:val="en-US"/>
+        </w:rPr>
+        <w:t>Chỉ Định Trạng Thái Của Subplot Hiện Tại?</w:t>
+      </w:r>
+    </w:p>
+    <w:p>
+      <w:pPr>
+        <w:pStyle w:val="ListParagraph"/>
+        <w:numPr>
+          <w:ilvl w:val="0"/>
+          <w:numId w:val="15"/>
+        </w:numPr>
+        <w:rPr>
+          <w:lang w:val="en-US"/>
+        </w:rPr>
+      </w:pPr>
+      <w:r>
+        <w:rPr>
+          <w:lang w:val="en-US"/>
+        </w:rPr>
+        <w:t>Trạng thái mặc định của Subplot là nếu có Plot mới thì xóa toàn bộ Plot cũ trên nó</w:t>
+      </w:r>
+      <w:r>
+        <w:rPr>
+          <w:lang w:val="en-US"/>
+        </w:rPr>
+        <w:t>, đồng thời không có lưới tọa độ, lưới tọa độ y chang Matplotlib</w:t>
+      </w:r>
+    </w:p>
+    <w:p>
+      <w:pPr>
+        <w:pStyle w:val="ListParagraph"/>
+        <w:numPr>
+          <w:ilvl w:val="0"/>
+          <w:numId w:val="15"/>
+        </w:numPr>
+        <w:rPr>
+          <w:lang w:val="en-US"/>
+        </w:rPr>
+      </w:pPr>
+      <w:r>
+        <w:rPr>
+          <w:lang w:val="en-US"/>
+        </w:rPr>
+        <w:t>Để chuyển sang trạng thái không xóa Plot cũ</w:t>
+      </w:r>
+    </w:p>
+    <w:p>
+      <w:pPr>
+        <w:pStyle w:val="ListParagraph"/>
+        <w:pBdr>
+          <w:top w:val="single" w:sz="4" w:space="1" w:color="auto"/>
+          <w:left w:val="single" w:sz="4" w:space="4" w:color="auto"/>
+          <w:bottom w:val="single" w:sz="4" w:space="1" w:color="auto"/>
+          <w:right w:val="single" w:sz="4" w:space="4" w:color="auto"/>
+        </w:pBdr>
+        <w:ind w:left="1080"/>
+        <w:rPr>
+          <w:lang w:val="en-US"/>
+        </w:rPr>
+      </w:pPr>
+      <w:r>
+        <w:rPr>
+          <w:lang w:val="en-US"/>
+        </w:rPr>
+        <w:t>hold on</w:t>
+      </w:r>
+    </w:p>
+    <w:p>
+      <w:pPr>
+        <w:pStyle w:val="ListParagraph"/>
+        <w:numPr>
+          <w:ilvl w:val="0"/>
+          <w:numId w:val="15"/>
+        </w:numPr>
+        <w:rPr>
+          <w:lang w:val="en-US"/>
+        </w:rPr>
+      </w:pPr>
+      <w:r>
+        <w:rPr>
+          <w:lang w:val="en-US"/>
+        </w:rPr>
+        <w:t>Để chuyển sang trạng thái</w:t>
+      </w:r>
+      <w:r>
+        <w:rPr>
+          <w:lang w:val="en-US"/>
+        </w:rPr>
+        <w:t xml:space="preserve"> </w:t>
+      </w:r>
+      <w:r>
+        <w:rPr>
+          <w:lang w:val="en-US"/>
+        </w:rPr>
+        <w:t>mặc định</w:t>
+      </w:r>
+      <w:r>
+        <w:rPr>
+          <w:lang w:val="en-US"/>
+        </w:rPr>
+        <w:t xml:space="preserve"> </w:t>
+      </w:r>
+      <w:r>
+        <w:rPr>
+          <w:lang w:val="en-US"/>
+        </w:rPr>
+        <w:t>sẽ xóa Plot cũ</w:t>
+      </w:r>
+    </w:p>
+    <w:p>
+      <w:pPr>
+        <w:pStyle w:val="ListParagraph"/>
+        <w:pBdr>
+          <w:top w:val="single" w:sz="4" w:space="1" w:color="auto"/>
+          <w:left w:val="single" w:sz="4" w:space="4" w:color="auto"/>
+          <w:bottom w:val="single" w:sz="4" w:space="1" w:color="auto"/>
+          <w:right w:val="single" w:sz="4" w:space="4" w:color="auto"/>
+        </w:pBdr>
+        <w:ind w:left="1080"/>
+        <w:rPr>
+          <w:lang w:val="en-US"/>
+        </w:rPr>
+      </w:pPr>
+      <w:r>
+        <w:rPr>
+          <w:lang w:val="en-US"/>
+        </w:rPr>
+        <w:t>hold off</w:t>
+      </w:r>
+    </w:p>
+    <w:p>
+      <w:pPr>
+        <w:pStyle w:val="ListParagraph"/>
+        <w:numPr>
+          <w:ilvl w:val="0"/>
+          <w:numId w:val="15"/>
+        </w:numPr>
+        <w:rPr>
+          <w:lang w:val="en-US"/>
+        </w:rPr>
+      </w:pPr>
+      <w:r>
+        <w:rPr>
+          <w:lang w:val="en-US"/>
+        </w:rPr>
+        <w:t>Để chuyển sang trạng thái có lưới tọa độ</w:t>
+      </w:r>
+    </w:p>
+    <w:p>
+      <w:pPr>
+        <w:pStyle w:val="ListParagraph"/>
+        <w:pBdr>
+          <w:top w:val="single" w:sz="4" w:space="1" w:color="auto"/>
+          <w:left w:val="single" w:sz="4" w:space="4" w:color="auto"/>
+          <w:bottom w:val="single" w:sz="4" w:space="1" w:color="auto"/>
+          <w:right w:val="single" w:sz="4" w:space="4" w:color="auto"/>
+        </w:pBdr>
+        <w:ind w:left="1080"/>
+        <w:rPr>
+          <w:lang w:val="en-US"/>
+        </w:rPr>
+      </w:pPr>
+      <w:r>
+        <w:rPr>
+          <w:lang w:val="en-US"/>
+        </w:rPr>
+        <w:t>grid on</w:t>
+      </w:r>
+    </w:p>
+    <w:p>
+      <w:pPr>
+        <w:pStyle w:val="ListParagraph"/>
+        <w:numPr>
+          <w:ilvl w:val="0"/>
+          <w:numId w:val="15"/>
+        </w:numPr>
+        <w:rPr>
+          <w:lang w:val="en-US"/>
+        </w:rPr>
+      </w:pPr>
+      <w:r>
+        <w:rPr>
+          <w:lang w:val="en-US"/>
+        </w:rPr>
         <w:lastRenderedPageBreak/>
-        <w:t xml:space="preserve">Nếu đã có Subplot vừa khít với Subplot này thì chuyển </w:t>
-      </w:r>
-      <w:r>
-        <w:rPr>
-          <w:lang w:val="en-US"/>
-        </w:rPr>
-        <w:t xml:space="preserve">ngay </w:t>
-      </w:r>
-      <w:r>
-        <w:rPr>
-          <w:lang w:val="en-US"/>
-        </w:rPr>
-        <w:t>sang làm việc trên Subplot đó</w:t>
-      </w:r>
-    </w:p>
-    <w:p>
-      <w:pPr>
-        <w:pStyle w:val="ListParagraph"/>
-        <w:numPr>
-          <w:ilvl w:val="0"/>
-          <w:numId w:val="15"/>
-        </w:numPr>
-        <w:rPr>
-          <w:lang w:val="en-US"/>
-        </w:rPr>
-      </w:pPr>
-      <w:r>
-        <w:rPr>
-          <w:lang w:val="en-US"/>
-        </w:rPr>
-        <w:t>Nếu Subplot này đè lên 1 tí Subplot khác là Subplot khác bay màu</w:t>
-      </w:r>
-    </w:p>
-    <w:p>
-      <w:pPr>
-        <w:pStyle w:val="ListParagraph"/>
-        <w:numPr>
-          <w:ilvl w:val="0"/>
-          <w:numId w:val="11"/>
-        </w:numPr>
-        <w:rPr>
-          <w:lang w:val="en-US"/>
-        </w:rPr>
-      </w:pPr>
-      <w:r>
-        <w:rPr>
-          <w:lang w:val="en-US"/>
-        </w:rPr>
-        <w:t>Chỉ Định Trạng Thái Của Subplot Hiện Tại?</w:t>
-      </w:r>
-    </w:p>
-    <w:p>
-      <w:pPr>
-        <w:pStyle w:val="ListParagraph"/>
-        <w:numPr>
-          <w:ilvl w:val="0"/>
-          <w:numId w:val="15"/>
-        </w:numPr>
-        <w:rPr>
-          <w:lang w:val="en-US"/>
-        </w:rPr>
-      </w:pPr>
-      <w:r>
-        <w:rPr>
-          <w:lang w:val="en-US"/>
-        </w:rPr>
-        <w:t>Trạng thái mặc định của Subplot là nếu có Plot mới thì xóa toàn bộ Plot cũ trên nó</w:t>
-      </w:r>
-      <w:r>
-        <w:rPr>
-          <w:lang w:val="en-US"/>
-        </w:rPr>
-        <w:t>, đồng thời không có lưới tọa độ, lưới tọa độ y chang Matplotlib</w:t>
-      </w:r>
-    </w:p>
-    <w:p>
-      <w:pPr>
-        <w:pStyle w:val="ListParagraph"/>
-        <w:numPr>
-          <w:ilvl w:val="0"/>
-          <w:numId w:val="15"/>
-        </w:numPr>
-        <w:rPr>
-          <w:lang w:val="en-US"/>
-        </w:rPr>
-      </w:pPr>
-      <w:r>
-        <w:rPr>
-          <w:lang w:val="en-US"/>
-        </w:rPr>
-        <w:t>Để chuyển sang trạng thái không xóa Plot cũ</w:t>
-      </w:r>
-    </w:p>
-    <w:p>
-      <w:pPr>
-        <w:pStyle w:val="ListParagraph"/>
-        <w:pBdr>
-          <w:top w:val="single" w:sz="4" w:space="1" w:color="auto"/>
-          <w:left w:val="single" w:sz="4" w:space="4" w:color="auto"/>
-          <w:bottom w:val="single" w:sz="4" w:space="1" w:color="auto"/>
-          <w:right w:val="single" w:sz="4" w:space="4" w:color="auto"/>
-        </w:pBdr>
-        <w:ind w:left="1080"/>
-        <w:rPr>
-          <w:lang w:val="en-US"/>
-        </w:rPr>
-      </w:pPr>
-      <w:r>
-        <w:rPr>
-          <w:lang w:val="en-US"/>
-        </w:rPr>
-        <w:t>hold on</w:t>
-      </w:r>
-    </w:p>
-    <w:p>
-      <w:pPr>
-        <w:pStyle w:val="ListParagraph"/>
-        <w:numPr>
-          <w:ilvl w:val="0"/>
-          <w:numId w:val="15"/>
-        </w:numPr>
-        <w:rPr>
-          <w:lang w:val="en-US"/>
-        </w:rPr>
-      </w:pPr>
-      <w:r>
-        <w:rPr>
-          <w:lang w:val="en-US"/>
-        </w:rPr>
-        <w:t>Để chuyển sang trạng thái</w:t>
-      </w:r>
-      <w:r>
-        <w:rPr>
-          <w:lang w:val="en-US"/>
-        </w:rPr>
-        <w:t xml:space="preserve"> </w:t>
-      </w:r>
-      <w:r>
-        <w:rPr>
-          <w:lang w:val="en-US"/>
-        </w:rPr>
-        <w:t>mặc định</w:t>
-      </w:r>
-      <w:r>
-        <w:rPr>
-          <w:lang w:val="en-US"/>
-        </w:rPr>
-        <w:t xml:space="preserve"> </w:t>
-      </w:r>
-      <w:r>
-        <w:rPr>
-          <w:lang w:val="en-US"/>
-        </w:rPr>
-        <w:t>sẽ xóa Plot cũ</w:t>
-      </w:r>
-    </w:p>
-    <w:p>
-      <w:pPr>
-        <w:pStyle w:val="ListParagraph"/>
-        <w:pBdr>
-          <w:top w:val="single" w:sz="4" w:space="1" w:color="auto"/>
-          <w:left w:val="single" w:sz="4" w:space="4" w:color="auto"/>
-          <w:bottom w:val="single" w:sz="4" w:space="1" w:color="auto"/>
-          <w:right w:val="single" w:sz="4" w:space="4" w:color="auto"/>
-        </w:pBdr>
-        <w:ind w:left="1080"/>
-        <w:rPr>
-          <w:lang w:val="en-US"/>
-        </w:rPr>
-      </w:pPr>
-      <w:r>
-        <w:rPr>
-          <w:lang w:val="en-US"/>
-        </w:rPr>
-        <w:t>hold off</w:t>
-      </w:r>
-    </w:p>
-    <w:p>
-      <w:pPr>
-        <w:pStyle w:val="ListParagraph"/>
-        <w:numPr>
-          <w:ilvl w:val="0"/>
-          <w:numId w:val="15"/>
-        </w:numPr>
-        <w:rPr>
-          <w:lang w:val="en-US"/>
-        </w:rPr>
-      </w:pPr>
-      <w:r>
-        <w:rPr>
-          <w:lang w:val="en-US"/>
-        </w:rPr>
-        <w:t>Để chuyển sang trạng thái có lưới tọa độ</w:t>
-      </w:r>
-    </w:p>
-    <w:p>
-      <w:pPr>
-        <w:pStyle w:val="ListParagraph"/>
-        <w:pBdr>
-          <w:top w:val="single" w:sz="4" w:space="1" w:color="auto"/>
-          <w:left w:val="single" w:sz="4" w:space="4" w:color="auto"/>
-          <w:bottom w:val="single" w:sz="4" w:space="1" w:color="auto"/>
-          <w:right w:val="single" w:sz="4" w:space="4" w:color="auto"/>
-        </w:pBdr>
-        <w:ind w:left="1080"/>
-        <w:rPr>
-          <w:lang w:val="en-US"/>
-        </w:rPr>
-      </w:pPr>
-      <w:r>
-        <w:rPr>
-          <w:lang w:val="en-US"/>
-        </w:rPr>
-        <w:t>grid on</w:t>
-      </w:r>
-    </w:p>
-    <w:p>
-      <w:pPr>
-        <w:pStyle w:val="ListParagraph"/>
-        <w:numPr>
-          <w:ilvl w:val="0"/>
-          <w:numId w:val="15"/>
-        </w:numPr>
-        <w:rPr>
-          <w:lang w:val="en-US"/>
-        </w:rPr>
-      </w:pPr>
-      <w:r>
-        <w:rPr>
-          <w:lang w:val="en-US"/>
-        </w:rPr>
         <w:t>Để chuyển sang trạng thái mặc định không có lưới tọa độ</w:t>
       </w:r>
     </w:p>
@@ -11715,226 +12604,226 @@
         <w:rPr>
           <w:lang w:val="en-US"/>
         </w:rPr>
+        <w:t>Tương tự với các trục còn lại</w:t>
+      </w:r>
+    </w:p>
+    <w:p>
+      <w:pPr>
+        <w:pStyle w:val="ListParagraph"/>
+        <w:numPr>
+          <w:ilvl w:val="0"/>
+          <w:numId w:val="11"/>
+        </w:numPr>
+        <w:rPr>
+          <w:lang w:val="en-US"/>
+        </w:rPr>
+      </w:pPr>
+      <w:r>
+        <w:rPr>
+          <w:lang w:val="en-US"/>
+        </w:rPr>
+        <w:t>Chỉ Định Tên Của Subplot Hiện Tại?</w:t>
+      </w:r>
+    </w:p>
+    <w:p>
+      <w:pPr>
+        <w:pStyle w:val="ListParagraph"/>
+        <w:pBdr>
+          <w:top w:val="single" w:sz="4" w:space="1" w:color="auto"/>
+          <w:left w:val="single" w:sz="4" w:space="4" w:color="auto"/>
+          <w:bottom w:val="single" w:sz="4" w:space="1" w:color="auto"/>
+          <w:right w:val="single" w:sz="4" w:space="4" w:color="auto"/>
+        </w:pBdr>
+        <w:ind w:left="1080"/>
+        <w:rPr>
+          <w:lang w:val="en-US"/>
+        </w:rPr>
+      </w:pPr>
+      <w:r>
+        <w:rPr>
+          <w:lang w:val="en-US"/>
+        </w:rPr>
+        <w:t>title(&lt;Tên Subplot&gt;)</w:t>
+      </w:r>
+    </w:p>
+    <w:p>
+      <w:pPr>
+        <w:pStyle w:val="ListParagraph"/>
+        <w:numPr>
+          <w:ilvl w:val="0"/>
+          <w:numId w:val="11"/>
+        </w:numPr>
+        <w:rPr>
+          <w:lang w:val="en-US"/>
+        </w:rPr>
+      </w:pPr>
+      <w:r>
+        <w:rPr>
+          <w:lang w:val="en-US"/>
+        </w:rPr>
+        <w:t>Chú Thích Các Plot Trong Subplot Hiện Tại?</w:t>
+      </w:r>
+    </w:p>
+    <w:p>
+      <w:pPr>
+        <w:pStyle w:val="ListParagraph"/>
+        <w:pBdr>
+          <w:top w:val="single" w:sz="4" w:space="1" w:color="auto"/>
+          <w:left w:val="single" w:sz="4" w:space="4" w:color="auto"/>
+          <w:bottom w:val="single" w:sz="4" w:space="1" w:color="auto"/>
+          <w:right w:val="single" w:sz="4" w:space="4" w:color="auto"/>
+        </w:pBdr>
+        <w:ind w:left="1080"/>
+        <w:rPr>
+          <w:lang w:val="en-US"/>
+        </w:rPr>
+      </w:pPr>
+      <w:r>
+        <w:rPr>
+          <w:lang w:val="en-US"/>
+        </w:rPr>
+        <w:t>legend(&lt;Các Chú Thích&gt;)</w:t>
+      </w:r>
+    </w:p>
+    <w:p>
+      <w:pPr>
+        <w:pStyle w:val="ListParagraph"/>
+        <w:numPr>
+          <w:ilvl w:val="0"/>
+          <w:numId w:val="15"/>
+        </w:numPr>
+        <w:rPr>
+          <w:lang w:val="en-US"/>
+        </w:rPr>
+      </w:pPr>
+      <w:r>
+        <w:rPr>
+          <w:lang w:val="en-US"/>
+        </w:rPr>
+        <w:t>&lt;Các Chú Thích&gt; phải có số lượng = số Plot hiện tại</w:t>
+      </w:r>
+    </w:p>
+    <w:p>
+      <w:pPr>
+        <w:pStyle w:val="ListParagraph"/>
+        <w:numPr>
+          <w:ilvl w:val="0"/>
+          <w:numId w:val="15"/>
+        </w:numPr>
+        <w:rPr>
+          <w:lang w:val="en-US"/>
+        </w:rPr>
+      </w:pPr>
+      <w:r>
+        <w:rPr>
+          <w:lang w:val="en-US"/>
+        </w:rPr>
+        <w:t>Chú thích đầu tiên sẽ áp dụng cho cái Plot được Plot sớm nhất, chú thích thứ 2 sẽ áp dụng cho cái Plot được Plot thứ 2, …</w:t>
+      </w:r>
+    </w:p>
+    <w:p>
+      <w:pPr>
+        <w:pStyle w:val="ListParagraph"/>
+        <w:numPr>
+          <w:ilvl w:val="0"/>
+          <w:numId w:val="15"/>
+        </w:numPr>
+        <w:rPr>
+          <w:lang w:val="en-US"/>
+        </w:rPr>
+      </w:pPr>
+      <w:r>
+        <w:rPr>
+          <w:lang w:val="en-US"/>
+        </w:rPr>
+        <w:t>Ví dụ</w:t>
+      </w:r>
+    </w:p>
+    <w:p>
+      <w:pPr>
+        <w:pStyle w:val="ListParagraph"/>
+        <w:pBdr>
+          <w:top w:val="single" w:sz="4" w:space="1" w:color="auto"/>
+          <w:left w:val="single" w:sz="4" w:space="4" w:color="auto"/>
+          <w:bottom w:val="single" w:sz="4" w:space="1" w:color="auto"/>
+          <w:right w:val="single" w:sz="4" w:space="4" w:color="auto"/>
+        </w:pBdr>
+        <w:ind w:left="1080"/>
+        <w:rPr>
+          <w:lang w:val="en-US"/>
+        </w:rPr>
+      </w:pPr>
+      <w:r>
+        <w:rPr>
+          <w:lang w:val="en-US"/>
+        </w:rPr>
+        <w:t>legend(</w:t>
+      </w:r>
+      <w:r>
+        <w:rPr>
+          <w:lang w:val="en-US"/>
+        </w:rPr>
+        <w:t>"foo", "bar", "far"</w:t>
+      </w:r>
+      <w:r>
+        <w:rPr>
+          <w:lang w:val="en-US"/>
+        </w:rPr>
+        <w:t>)</w:t>
+      </w:r>
+    </w:p>
+    <w:p>
+      <w:pPr>
+        <w:pStyle w:val="ListParagraph"/>
+        <w:numPr>
+          <w:ilvl w:val="0"/>
+          <w:numId w:val="15"/>
+        </w:numPr>
+        <w:rPr>
+          <w:lang w:val="en-US"/>
+        </w:rPr>
+      </w:pPr>
+      <w:r>
+        <w:rPr>
+          <w:lang w:val="en-US"/>
+        </w:rPr>
+        <w:t>Lưu ý bảng chú thích có thể di chuyển được = cách kéo thả chuột</w:t>
+      </w:r>
+    </w:p>
+    <w:p>
+      <w:pPr>
+        <w:pStyle w:val="ListParagraph"/>
+        <w:numPr>
+          <w:ilvl w:val="0"/>
+          <w:numId w:val="11"/>
+        </w:numPr>
+        <w:rPr>
+          <w:lang w:val="en-US"/>
+        </w:rPr>
+      </w:pPr>
+      <w:r>
+        <w:rPr>
+          <w:lang w:val="en-US"/>
+        </w:rPr>
+        <w:t>Chỉ định cận của Subplot hiện tại?</w:t>
+      </w:r>
+    </w:p>
+    <w:p>
+      <w:pPr>
+        <w:pStyle w:val="ListParagraph"/>
+        <w:numPr>
+          <w:ilvl w:val="0"/>
+          <w:numId w:val="15"/>
+        </w:numPr>
+        <w:rPr>
+          <w:lang w:val="en-US"/>
+        </w:rPr>
+      </w:pPr>
+      <w:r>
+        <w:rPr>
+          <w:lang w:val="en-US"/>
+        </w:rPr>
         <w:lastRenderedPageBreak/>
-        <w:t>Tương tự với các trục còn lại</w:t>
-      </w:r>
-    </w:p>
-    <w:p>
-      <w:pPr>
-        <w:pStyle w:val="ListParagraph"/>
-        <w:numPr>
-          <w:ilvl w:val="0"/>
-          <w:numId w:val="11"/>
-        </w:numPr>
-        <w:rPr>
-          <w:lang w:val="en-US"/>
-        </w:rPr>
-      </w:pPr>
-      <w:r>
-        <w:rPr>
-          <w:lang w:val="en-US"/>
-        </w:rPr>
-        <w:t>Chỉ Định Tên Của Subplot Hiện Tại?</w:t>
-      </w:r>
-    </w:p>
-    <w:p>
-      <w:pPr>
-        <w:pStyle w:val="ListParagraph"/>
-        <w:pBdr>
-          <w:top w:val="single" w:sz="4" w:space="1" w:color="auto"/>
-          <w:left w:val="single" w:sz="4" w:space="4" w:color="auto"/>
-          <w:bottom w:val="single" w:sz="4" w:space="1" w:color="auto"/>
-          <w:right w:val="single" w:sz="4" w:space="4" w:color="auto"/>
-        </w:pBdr>
-        <w:ind w:left="1080"/>
-        <w:rPr>
-          <w:lang w:val="en-US"/>
-        </w:rPr>
-      </w:pPr>
-      <w:r>
-        <w:rPr>
-          <w:lang w:val="en-US"/>
-        </w:rPr>
-        <w:t>title(&lt;Tên Subplot&gt;)</w:t>
-      </w:r>
-    </w:p>
-    <w:p>
-      <w:pPr>
-        <w:pStyle w:val="ListParagraph"/>
-        <w:numPr>
-          <w:ilvl w:val="0"/>
-          <w:numId w:val="11"/>
-        </w:numPr>
-        <w:rPr>
-          <w:lang w:val="en-US"/>
-        </w:rPr>
-      </w:pPr>
-      <w:r>
-        <w:rPr>
-          <w:lang w:val="en-US"/>
-        </w:rPr>
-        <w:t>Chú Thích Các Plot Trong Subplot Hiện Tại?</w:t>
-      </w:r>
-    </w:p>
-    <w:p>
-      <w:pPr>
-        <w:pStyle w:val="ListParagraph"/>
-        <w:pBdr>
-          <w:top w:val="single" w:sz="4" w:space="1" w:color="auto"/>
-          <w:left w:val="single" w:sz="4" w:space="4" w:color="auto"/>
-          <w:bottom w:val="single" w:sz="4" w:space="1" w:color="auto"/>
-          <w:right w:val="single" w:sz="4" w:space="4" w:color="auto"/>
-        </w:pBdr>
-        <w:ind w:left="1080"/>
-        <w:rPr>
-          <w:lang w:val="en-US"/>
-        </w:rPr>
-      </w:pPr>
-      <w:r>
-        <w:rPr>
-          <w:lang w:val="en-US"/>
-        </w:rPr>
-        <w:t>legend(&lt;Các Chú Thích&gt;)</w:t>
-      </w:r>
-    </w:p>
-    <w:p>
-      <w:pPr>
-        <w:pStyle w:val="ListParagraph"/>
-        <w:numPr>
-          <w:ilvl w:val="0"/>
-          <w:numId w:val="15"/>
-        </w:numPr>
-        <w:rPr>
-          <w:lang w:val="en-US"/>
-        </w:rPr>
-      </w:pPr>
-      <w:r>
-        <w:rPr>
-          <w:lang w:val="en-US"/>
-        </w:rPr>
-        <w:t>&lt;Các Chú Thích&gt; phải có số lượng = số Plot hiện tại</w:t>
-      </w:r>
-    </w:p>
-    <w:p>
-      <w:pPr>
-        <w:pStyle w:val="ListParagraph"/>
-        <w:numPr>
-          <w:ilvl w:val="0"/>
-          <w:numId w:val="15"/>
-        </w:numPr>
-        <w:rPr>
-          <w:lang w:val="en-US"/>
-        </w:rPr>
-      </w:pPr>
-      <w:r>
-        <w:rPr>
-          <w:lang w:val="en-US"/>
-        </w:rPr>
-        <w:t>Chú thích đầu tiên sẽ áp dụng cho cái Plot được Plot sớm nhất, chú thích thứ 2 sẽ áp dụng cho cái Plot được Plot thứ 2, …</w:t>
-      </w:r>
-    </w:p>
-    <w:p>
-      <w:pPr>
-        <w:pStyle w:val="ListParagraph"/>
-        <w:numPr>
-          <w:ilvl w:val="0"/>
-          <w:numId w:val="15"/>
-        </w:numPr>
-        <w:rPr>
-          <w:lang w:val="en-US"/>
-        </w:rPr>
-      </w:pPr>
-      <w:r>
-        <w:rPr>
-          <w:lang w:val="en-US"/>
-        </w:rPr>
-        <w:t>Ví dụ</w:t>
-      </w:r>
-    </w:p>
-    <w:p>
-      <w:pPr>
-        <w:pStyle w:val="ListParagraph"/>
-        <w:pBdr>
-          <w:top w:val="single" w:sz="4" w:space="1" w:color="auto"/>
-          <w:left w:val="single" w:sz="4" w:space="4" w:color="auto"/>
-          <w:bottom w:val="single" w:sz="4" w:space="1" w:color="auto"/>
-          <w:right w:val="single" w:sz="4" w:space="4" w:color="auto"/>
-        </w:pBdr>
-        <w:ind w:left="1080"/>
-        <w:rPr>
-          <w:lang w:val="en-US"/>
-        </w:rPr>
-      </w:pPr>
-      <w:r>
-        <w:rPr>
-          <w:lang w:val="en-US"/>
-        </w:rPr>
-        <w:t>legend(</w:t>
-      </w:r>
-      <w:r>
-        <w:rPr>
-          <w:lang w:val="en-US"/>
-        </w:rPr>
-        <w:t>"foo", "bar", "far"</w:t>
-      </w:r>
-      <w:r>
-        <w:rPr>
-          <w:lang w:val="en-US"/>
-        </w:rPr>
-        <w:t>)</w:t>
-      </w:r>
-    </w:p>
-    <w:p>
-      <w:pPr>
-        <w:pStyle w:val="ListParagraph"/>
-        <w:numPr>
-          <w:ilvl w:val="0"/>
-          <w:numId w:val="15"/>
-        </w:numPr>
-        <w:rPr>
-          <w:lang w:val="en-US"/>
-        </w:rPr>
-      </w:pPr>
-      <w:r>
-        <w:rPr>
-          <w:lang w:val="en-US"/>
-        </w:rPr>
-        <w:t>Lưu ý bảng chú thích có thể di chuyển được = cách kéo thả chuột</w:t>
-      </w:r>
-    </w:p>
-    <w:p>
-      <w:pPr>
-        <w:pStyle w:val="ListParagraph"/>
-        <w:numPr>
-          <w:ilvl w:val="0"/>
-          <w:numId w:val="11"/>
-        </w:numPr>
-        <w:rPr>
-          <w:lang w:val="en-US"/>
-        </w:rPr>
-      </w:pPr>
-      <w:r>
-        <w:rPr>
-          <w:lang w:val="en-US"/>
-        </w:rPr>
-        <w:t>Chỉ định cận của Subplot hiện tại?</w:t>
-      </w:r>
-    </w:p>
-    <w:p>
-      <w:pPr>
-        <w:pStyle w:val="ListParagraph"/>
-        <w:numPr>
-          <w:ilvl w:val="0"/>
-          <w:numId w:val="15"/>
-        </w:numPr>
-        <w:rPr>
-          <w:lang w:val="en-US"/>
-        </w:rPr>
-      </w:pPr>
-      <w:r>
-        <w:rPr>
-          <w:lang w:val="en-US"/>
-        </w:rPr>
         <w:t>Giống y chang trong Matplotlib</w:t>
       </w:r>
     </w:p>

--- a/matlab.docx
+++ b/matlab.docx
@@ -359,7 +359,13 @@
         <w:rPr>
           <w:lang w:val="en-US"/>
         </w:rPr>
-        <w:t xml:space="preserve"> chính là phần mềm Matlab</w:t>
+        <w:t xml:space="preserve"> </w:t>
+      </w:r>
+      <w:r>
+        <w:rPr>
+          <w:lang w:val="en-US"/>
+        </w:rPr>
+        <w:t>mở lên chạy</w:t>
       </w:r>
     </w:p>
     <w:p>

--- a/matlab.docx
+++ b/matlab.docx
@@ -2203,6 +2203,231 @@
         <w:pStyle w:val="ListParagraph"/>
         <w:numPr>
           <w:ilvl w:val="0"/>
+          <w:numId w:val="9"/>
+        </w:numPr>
+        <w:rPr>
+          <w:lang w:val="en-US"/>
+        </w:rPr>
+      </w:pPr>
+      <w:r>
+        <w:rPr>
+          <w:lang w:val="en-US"/>
+        </w:rPr>
+        <w:t>Hỏi Người Dùng Nhập Input?</w:t>
+      </w:r>
+    </w:p>
+    <w:p>
+      <w:pPr>
+        <w:pStyle w:val="ListParagraph"/>
+        <w:pBdr>
+          <w:top w:val="single" w:sz="4" w:space="1" w:color="auto"/>
+          <w:left w:val="single" w:sz="4" w:space="4" w:color="auto"/>
+          <w:bottom w:val="single" w:sz="4" w:space="1" w:color="auto"/>
+          <w:right w:val="single" w:sz="4" w:space="4" w:color="auto"/>
+        </w:pBdr>
+        <w:ind w:left="1080"/>
+        <w:rPr>
+          <w:lang w:val="en-US"/>
+        </w:rPr>
+      </w:pPr>
+      <w:r>
+        <w:rPr>
+          <w:lang w:val="en-US"/>
+        </w:rPr>
+        <w:t>&lt;G</w:t>
+      </w:r>
+      <w:r>
+        <w:rPr>
+          <w:lang w:val="en-US"/>
+        </w:rPr>
+        <w:t>iá</w:t>
+      </w:r>
+      <w:r>
+        <w:rPr>
+          <w:lang w:val="en-US"/>
+        </w:rPr>
+        <w:t xml:space="preserve"> Trị Nhập&gt; = input(&lt;Câu Hỏi&gt;)</w:t>
+      </w:r>
+    </w:p>
+    <w:p>
+      <w:pPr>
+        <w:pStyle w:val="ListParagraph"/>
+        <w:numPr>
+          <w:ilvl w:val="0"/>
+          <w:numId w:val="3"/>
+        </w:numPr>
+        <w:rPr>
+          <w:lang w:val="en-US"/>
+        </w:rPr>
+      </w:pPr>
+      <w:r>
+        <w:rPr>
+          <w:lang w:val="en-US"/>
+        </w:rPr>
+        <w:t>Khi đến dòng lệnh này, tại Command Window sẽ in ra &lt;Câu Hỏi&gt;, khi này bạn cần nhập 1 biểu thức sử dụng các biến tại Workspace, nó sẽ tự tính ra và trả về giá trị cho bạn, và lưu trong &lt;Giá Trị Nhập&gt;</w:t>
+      </w:r>
+    </w:p>
+    <w:p>
+      <w:pPr>
+        <w:pStyle w:val="ListParagraph"/>
+        <w:numPr>
+          <w:ilvl w:val="0"/>
+          <w:numId w:val="3"/>
+        </w:numPr>
+        <w:rPr>
+          <w:lang w:val="en-US"/>
+        </w:rPr>
+      </w:pPr>
+      <w:r>
+        <w:rPr>
+          <w:lang w:val="en-US"/>
+        </w:rPr>
+        <w:t>Ví dụ</w:t>
+      </w:r>
+    </w:p>
+    <w:p>
+      <w:pPr>
+        <w:pStyle w:val="ListParagraph"/>
+        <w:pBdr>
+          <w:top w:val="single" w:sz="4" w:space="1" w:color="auto"/>
+          <w:left w:val="single" w:sz="4" w:space="4" w:color="auto"/>
+          <w:bottom w:val="single" w:sz="4" w:space="1" w:color="auto"/>
+          <w:right w:val="single" w:sz="4" w:space="4" w:color="auto"/>
+        </w:pBdr>
+        <w:ind w:left="1080"/>
+        <w:rPr>
+          <w:lang w:val="en-US"/>
+        </w:rPr>
+      </w:pPr>
+      <w:r>
+        <w:rPr>
+          <w:lang w:val="en-US"/>
+        </w:rPr>
+        <w:t>foo = input(</w:t>
+      </w:r>
+      <w:r>
+        <w:rPr>
+          <w:lang w:val="en-US"/>
+        </w:rPr>
+        <w:t>"bar?"</w:t>
+      </w:r>
+      <w:r>
+        <w:rPr>
+          <w:lang w:val="en-US"/>
+        </w:rPr>
+        <w:t>)</w:t>
+      </w:r>
+    </w:p>
+    <w:p>
+      <w:pPr>
+        <w:pStyle w:val="ListParagraph"/>
+        <w:numPr>
+          <w:ilvl w:val="0"/>
+          <w:numId w:val="3"/>
+        </w:numPr>
+        <w:rPr>
+          <w:lang w:val="en-US"/>
+        </w:rPr>
+      </w:pPr>
+      <w:r>
+        <w:rPr>
+          <w:lang w:val="en-US"/>
+        </w:rPr>
+        <w:t>Khi này nếu bạn nhập x + y, mà x = 2 và y = 5, thì foo = 7</w:t>
+      </w:r>
+    </w:p>
+    <w:p>
+      <w:pPr>
+        <w:pStyle w:val="ListParagraph"/>
+        <w:numPr>
+          <w:ilvl w:val="0"/>
+          <w:numId w:val="3"/>
+        </w:numPr>
+        <w:rPr>
+          <w:lang w:val="en-US"/>
+        </w:rPr>
+      </w:pPr>
+      <w:r>
+        <w:rPr>
+          <w:lang w:val="en-US"/>
+        </w:rPr>
+        <w:t>Nếu bạn nhập 1 biểu thức không thể tính được hay nhập tào lao, thì &lt;Câu Hỏi&gt; sẽ lại được in ra và bạn phải nhập lại</w:t>
+      </w:r>
+    </w:p>
+    <w:p>
+      <w:pPr>
+        <w:pStyle w:val="ListParagraph"/>
+        <w:numPr>
+          <w:ilvl w:val="0"/>
+          <w:numId w:val="3"/>
+        </w:numPr>
+        <w:rPr>
+          <w:lang w:val="en-US"/>
+        </w:rPr>
+      </w:pPr>
+      <w:r>
+        <w:rPr>
+          <w:lang w:val="en-US"/>
+        </w:rPr>
+        <w:t>Nếu không muốn nó tính giá trị biểu thức nhập vào, mà chỉ muốn lưu String bạn nhập vào, thì viết</w:t>
+      </w:r>
+    </w:p>
+    <w:p>
+      <w:pPr>
+        <w:pStyle w:val="ListParagraph"/>
+        <w:pBdr>
+          <w:top w:val="single" w:sz="4" w:space="1" w:color="auto"/>
+          <w:left w:val="single" w:sz="4" w:space="4" w:color="auto"/>
+          <w:bottom w:val="single" w:sz="4" w:space="1" w:color="auto"/>
+          <w:right w:val="single" w:sz="4" w:space="4" w:color="auto"/>
+        </w:pBdr>
+        <w:ind w:left="1080"/>
+        <w:rPr>
+          <w:lang w:val="en-US"/>
+        </w:rPr>
+      </w:pPr>
+      <w:r>
+        <w:rPr>
+          <w:lang w:val="en-US"/>
+        </w:rPr>
+        <w:t>&lt;</w:t>
+      </w:r>
+      <w:r>
+        <w:rPr>
+          <w:lang w:val="en-US"/>
+        </w:rPr>
+        <w:t>String</w:t>
+      </w:r>
+      <w:r>
+        <w:rPr>
+          <w:lang w:val="en-US"/>
+        </w:rPr>
+        <w:t>&gt; = input(&lt;Câu Hỏi&gt;</w:t>
+      </w:r>
+      <w:r>
+        <w:rPr>
+          <w:lang w:val="en-US"/>
+        </w:rPr>
+        <w:t xml:space="preserve">, </w:t>
+      </w:r>
+      <w:r>
+        <w:rPr>
+          <w:lang w:val="en-US"/>
+        </w:rPr>
+        <w:t>'s'</w:t>
+      </w:r>
+      <w:r>
+        <w:rPr>
+          <w:lang w:val="en-US"/>
+        </w:rPr>
+        <w:t>)</w:t>
+      </w:r>
+    </w:p>
+    <w:p>
+      <w:pPr>
+        <w:pStyle w:val="ListParagraph"/>
+        <w:numPr>
+          <w:ilvl w:val="0"/>
           <w:numId w:val="3"/>
         </w:numPr>
         <w:rPr>
@@ -2595,6 +2820,7 @@
         <w:rPr>
           <w:lang w:val="en-US"/>
         </w:rPr>
+        <w:lastRenderedPageBreak/>
         <w:t>Trả Về Căn Bậc 2 Của 1 Giá Trị?</w:t>
       </w:r>
     </w:p>
@@ -2826,7 +3052,6 @@
         <w:rPr>
           <w:lang w:val="en-US"/>
         </w:rPr>
-        <w:lastRenderedPageBreak/>
         <w:t>~</w:t>
       </w:r>
     </w:p>
@@ -3492,6 +3717,7 @@
         <w:rPr>
           <w:lang w:val="en-US"/>
         </w:rPr>
+        <w:lastRenderedPageBreak/>
         <w:t>fool = far(2, 3)</w:t>
       </w:r>
     </w:p>
@@ -3770,7 +3996,6 @@
         <w:rPr>
           <w:lang w:val="en-US"/>
         </w:rPr>
-        <w:lastRenderedPageBreak/>
         <w:t>Ví dụ</w:t>
       </w:r>
     </w:p>
@@ -4369,6 +4594,7 @@
         <w:rPr>
           <w:lang w:val="en-US"/>
         </w:rPr>
+        <w:lastRenderedPageBreak/>
         <w:t>if 2 &gt; 1</w:t>
       </w:r>
     </w:p>
@@ -4566,7 +4792,6 @@
         <w:rPr>
           <w:lang w:val="en-US"/>
         </w:rPr>
-        <w:lastRenderedPageBreak/>
         <w:t>end</w:t>
       </w:r>
     </w:p>
@@ -5147,6 +5372,7 @@
         <w:rPr>
           <w:lang w:val="en-US"/>
         </w:rPr>
+        <w:lastRenderedPageBreak/>
         <w:t>&lt;Ma Trận&gt;(&lt;Index Hàng&gt;, &lt;Index Cột&gt;)</w:t>
       </w:r>
     </w:p>
@@ -5345,7 +5571,6 @@
         <w:rPr>
           <w:lang w:val="en-US"/>
         </w:rPr>
-        <w:lastRenderedPageBreak/>
         <w:t xml:space="preserve">Trả Về Chuyển Vị </w:t>
       </w:r>
       <w:r>
@@ -6062,6 +6287,7 @@
         <w:rPr>
           <w:lang w:val="en-US"/>
         </w:rPr>
+        <w:lastRenderedPageBreak/>
         <w:t>Ví dụ Tensor 3D, tưởng tượng xấp ảnh như trong Torch, nhưng mặt ảnh úp vào tường bên trái</w:t>
       </w:r>
     </w:p>
@@ -6242,7 +6468,6 @@
         <w:rPr>
           <w:lang w:val="en-US"/>
         </w:rPr>
-        <w:lastRenderedPageBreak/>
         <w:t>Tạo 1 Tensor Với Giá Trị Nguyên Ngẫu Nhiên Từ Phân Phối Đều Trong Khoảng Từ 1 Đến Giá Trị Nào Đó?</w:t>
       </w:r>
     </w:p>
@@ -7050,6 +7275,375 @@
         <w:rPr>
           <w:lang w:val="en-US"/>
         </w:rPr>
+        <w:lastRenderedPageBreak/>
+        <w:t>Cell:</w:t>
+      </w:r>
+    </w:p>
+    <w:p>
+      <w:pPr>
+        <w:pStyle w:val="ListParagraph"/>
+        <w:numPr>
+          <w:ilvl w:val="0"/>
+          <w:numId w:val="20"/>
+        </w:numPr>
+        <w:rPr>
+          <w:lang w:val="en-US"/>
+        </w:rPr>
+      </w:pPr>
+      <w:r>
+        <w:rPr>
+          <w:lang w:val="en-US"/>
+        </w:rPr>
+        <w:t>Cell Là Cái Đéo Gì?</w:t>
+      </w:r>
+    </w:p>
+    <w:p>
+      <w:pPr>
+        <w:pStyle w:val="ListParagraph"/>
+        <w:numPr>
+          <w:ilvl w:val="0"/>
+          <w:numId w:val="3"/>
+        </w:numPr>
+        <w:rPr>
+          <w:lang w:val="en-US"/>
+        </w:rPr>
+      </w:pPr>
+      <w:r>
+        <w:rPr>
+          <w:lang w:val="en-US"/>
+        </w:rPr>
+        <w:t>Giống Tensor nhưng mỗi ô có thể lưu những giá trị thuộc kiểu dữ liệu khác nhau, kể cả Tensor, Symbol, String, …</w:t>
+      </w:r>
+      <w:r>
+        <w:rPr>
+          <w:lang w:val="en-US"/>
+        </w:rPr>
+        <w:t xml:space="preserve"> hay 1 Cell con</w:t>
+      </w:r>
+    </w:p>
+    <w:p>
+      <w:pPr>
+        <w:pStyle w:val="ListParagraph"/>
+        <w:numPr>
+          <w:ilvl w:val="0"/>
+          <w:numId w:val="3"/>
+        </w:numPr>
+        <w:rPr>
+          <w:lang w:val="en-US"/>
+        </w:rPr>
+      </w:pPr>
+      <w:r>
+        <w:rPr>
+          <w:lang w:val="en-US"/>
+        </w:rPr>
+        <w:t>Để tạo 1 Cell mặc định mà mỗi ô chứa Tensor với Shape (0, 0)</w:t>
+      </w:r>
+    </w:p>
+    <w:p>
+      <w:pPr>
+        <w:pStyle w:val="ListParagraph"/>
+        <w:pBdr>
+          <w:top w:val="single" w:sz="4" w:space="1" w:color="auto"/>
+          <w:left w:val="single" w:sz="4" w:space="4" w:color="auto"/>
+          <w:bottom w:val="single" w:sz="4" w:space="1" w:color="auto"/>
+          <w:right w:val="single" w:sz="4" w:space="4" w:color="auto"/>
+        </w:pBdr>
+        <w:ind w:left="1080"/>
+        <w:rPr>
+          <w:lang w:val="en-US"/>
+        </w:rPr>
+      </w:pPr>
+      <w:r>
+        <w:rPr>
+          <w:lang w:val="en-US"/>
+        </w:rPr>
+        <w:t>&lt;Cell&gt; = cell(&lt;Shape&gt;)</w:t>
+      </w:r>
+    </w:p>
+    <w:p>
+      <w:pPr>
+        <w:pStyle w:val="ListParagraph"/>
+        <w:numPr>
+          <w:ilvl w:val="0"/>
+          <w:numId w:val="3"/>
+        </w:numPr>
+        <w:rPr>
+          <w:lang w:val="en-US"/>
+        </w:rPr>
+      </w:pPr>
+      <w:r>
+        <w:rPr>
+          <w:lang w:val="en-US"/>
+        </w:rPr>
+        <w:t>Ví dụ</w:t>
+      </w:r>
+    </w:p>
+    <w:p>
+      <w:pPr>
+        <w:pStyle w:val="ListParagraph"/>
+        <w:pBdr>
+          <w:top w:val="single" w:sz="4" w:space="1" w:color="auto"/>
+          <w:left w:val="single" w:sz="4" w:space="4" w:color="auto"/>
+          <w:bottom w:val="single" w:sz="4" w:space="1" w:color="auto"/>
+          <w:right w:val="single" w:sz="4" w:space="4" w:color="auto"/>
+        </w:pBdr>
+        <w:ind w:left="1080"/>
+        <w:rPr>
+          <w:lang w:val="en-US"/>
+        </w:rPr>
+      </w:pPr>
+      <w:r>
+        <w:rPr>
+          <w:lang w:val="en-US"/>
+        </w:rPr>
+        <w:t>foo = cell(4, 5, 6)</w:t>
+      </w:r>
+    </w:p>
+    <w:p>
+      <w:pPr>
+        <w:pStyle w:val="ListParagraph"/>
+        <w:numPr>
+          <w:ilvl w:val="0"/>
+          <w:numId w:val="3"/>
+        </w:numPr>
+        <w:rPr>
+          <w:lang w:val="en-US"/>
+        </w:rPr>
+      </w:pPr>
+      <w:r>
+        <w:rPr>
+          <w:lang w:val="en-US"/>
+        </w:rPr>
+        <w:t>Để tạo 1 khởi tạo 1 Cell với giá trị do mình chỉ định</w:t>
+      </w:r>
+    </w:p>
+    <w:p>
+      <w:pPr>
+        <w:pStyle w:val="ListParagraph"/>
+        <w:numPr>
+          <w:ilvl w:val="0"/>
+          <w:numId w:val="3"/>
+        </w:numPr>
+        <w:rPr>
+          <w:lang w:val="en-US"/>
+        </w:rPr>
+      </w:pPr>
+      <w:r>
+        <w:rPr>
+          <w:lang w:val="en-US"/>
+        </w:rPr>
+        <w:t>&lt;Cell&gt; = {&lt;</w:t>
+      </w:r>
+      <w:r>
+        <w:rPr>
+          <w:lang w:val="en-US"/>
+        </w:rPr>
+        <w:t>Ma Trận Các Giá Trị</w:t>
+      </w:r>
+      <w:r>
+        <w:rPr>
+          <w:lang w:val="en-US"/>
+        </w:rPr>
+        <w:t>&gt;}</w:t>
+      </w:r>
+    </w:p>
+    <w:p>
+      <w:pPr>
+        <w:pStyle w:val="ListParagraph"/>
+        <w:numPr>
+          <w:ilvl w:val="0"/>
+          <w:numId w:val="3"/>
+        </w:numPr>
+        <w:rPr>
+          <w:lang w:val="en-US"/>
+        </w:rPr>
+      </w:pPr>
+      <w:r>
+        <w:rPr>
+          <w:lang w:val="en-US"/>
+        </w:rPr>
+        <w:t xml:space="preserve">Giống như khi khởi tạo giá trị </w:t>
+      </w:r>
+      <w:r>
+        <w:rPr>
+          <w:lang w:val="en-US"/>
+        </w:rPr>
+        <w:t>cho Tensor</w:t>
+      </w:r>
+    </w:p>
+    <w:p>
+      <w:pPr>
+        <w:pStyle w:val="ListParagraph"/>
+        <w:numPr>
+          <w:ilvl w:val="0"/>
+          <w:numId w:val="3"/>
+        </w:numPr>
+        <w:rPr>
+          <w:lang w:val="en-US"/>
+        </w:rPr>
+      </w:pPr>
+      <w:r>
+        <w:rPr>
+          <w:lang w:val="en-US"/>
+        </w:rPr>
+        <w:t>Ví dụ</w:t>
+      </w:r>
+    </w:p>
+    <w:p>
+      <w:pPr>
+        <w:pStyle w:val="ListParagraph"/>
+        <w:pBdr>
+          <w:top w:val="single" w:sz="4" w:space="1" w:color="auto"/>
+          <w:left w:val="single" w:sz="4" w:space="4" w:color="auto"/>
+          <w:bottom w:val="single" w:sz="4" w:space="1" w:color="auto"/>
+          <w:right w:val="single" w:sz="4" w:space="4" w:color="auto"/>
+        </w:pBdr>
+        <w:ind w:left="1080"/>
+        <w:rPr>
+          <w:lang w:val="en-US"/>
+        </w:rPr>
+      </w:pPr>
+      <w:r>
+        <w:rPr>
+          <w:lang w:val="en-US"/>
+        </w:rPr>
+        <w:t>f</w:t>
+      </w:r>
+      <w:r>
+        <w:rPr>
+          <w:lang w:val="en-US"/>
+        </w:rPr>
+        <w:t>oo = {</w:t>
+      </w:r>
+    </w:p>
+    <w:p>
+      <w:pPr>
+        <w:pStyle w:val="ListParagraph"/>
+        <w:pBdr>
+          <w:top w:val="single" w:sz="4" w:space="1" w:color="auto"/>
+          <w:left w:val="single" w:sz="4" w:space="4" w:color="auto"/>
+          <w:bottom w:val="single" w:sz="4" w:space="1" w:color="auto"/>
+          <w:right w:val="single" w:sz="4" w:space="4" w:color="auto"/>
+        </w:pBdr>
+        <w:ind w:left="1080"/>
+        <w:rPr>
+          <w:lang w:val="en-US"/>
+        </w:rPr>
+      </w:pPr>
+      <w:r>
+        <w:rPr>
+          <w:lang w:val="en-US"/>
+        </w:rPr>
+        <w:t xml:space="preserve">    1 2 3 4;</w:t>
+      </w:r>
+    </w:p>
+    <w:p>
+      <w:pPr>
+        <w:pStyle w:val="ListParagraph"/>
+        <w:pBdr>
+          <w:top w:val="single" w:sz="4" w:space="1" w:color="auto"/>
+          <w:left w:val="single" w:sz="4" w:space="4" w:color="auto"/>
+          <w:bottom w:val="single" w:sz="4" w:space="1" w:color="auto"/>
+          <w:right w:val="single" w:sz="4" w:space="4" w:color="auto"/>
+        </w:pBdr>
+        <w:ind w:left="1080"/>
+        <w:rPr>
+          <w:lang w:val="en-US"/>
+        </w:rPr>
+      </w:pPr>
+      <w:r>
+        <w:rPr>
+          <w:lang w:val="en-US"/>
+        </w:rPr>
+        <w:t xml:space="preserve">    [4 7 8] </w:t>
+      </w:r>
+      <w:r>
+        <w:rPr>
+          <w:lang w:val="en-US"/>
+        </w:rPr>
+        <w:t>'a'</w:t>
+      </w:r>
+      <w:r>
+        <w:rPr>
+          <w:lang w:val="en-US"/>
+        </w:rPr>
+        <w:t xml:space="preserve"> </w:t>
+      </w:r>
+      <w:r>
+        <w:rPr>
+          <w:lang w:val="en-US"/>
+        </w:rPr>
+        <w:t>'</w:t>
+      </w:r>
+      <w:r>
+        <w:rPr>
+          <w:lang w:val="en-US"/>
+        </w:rPr>
+        <w:t>ba</w:t>
+      </w:r>
+      <w:r>
+        <w:rPr>
+          <w:lang w:val="en-US"/>
+        </w:rPr>
+        <w:t>'</w:t>
+      </w:r>
+      <w:r>
+        <w:rPr>
+          <w:lang w:val="en-US"/>
+        </w:rPr>
+        <w:t xml:space="preserve"> 7</w:t>
+      </w:r>
+    </w:p>
+    <w:p>
+      <w:pPr>
+        <w:pStyle w:val="ListParagraph"/>
+        <w:pBdr>
+          <w:top w:val="single" w:sz="4" w:space="1" w:color="auto"/>
+          <w:left w:val="single" w:sz="4" w:space="4" w:color="auto"/>
+          <w:bottom w:val="single" w:sz="4" w:space="1" w:color="auto"/>
+          <w:right w:val="single" w:sz="4" w:space="4" w:color="auto"/>
+        </w:pBdr>
+        <w:ind w:left="1080"/>
+        <w:rPr>
+          <w:lang w:val="en-US"/>
+        </w:rPr>
+      </w:pPr>
+      <w:r>
+        <w:rPr>
+          <w:lang w:val="en-US"/>
+        </w:rPr>
+        <w:t>}</w:t>
+      </w:r>
+    </w:p>
+    <w:p>
+      <w:pPr>
+        <w:pStyle w:val="ListParagraph"/>
+        <w:numPr>
+          <w:ilvl w:val="0"/>
+          <w:numId w:val="3"/>
+        </w:numPr>
+        <w:rPr>
+          <w:lang w:val="en-US"/>
+        </w:rPr>
+      </w:pPr>
+    </w:p>
+    <w:p>
+      <w:pPr>
+        <w:rPr>
+          <w:lang w:val="en-US"/>
+        </w:rPr>
+      </w:pPr>
+    </w:p>
+    <w:p>
+      <w:pPr>
+        <w:rPr>
+          <w:lang w:val="en-US"/>
+        </w:rPr>
+      </w:pPr>
+      <w:r>
+        <w:rPr>
+          <w:lang w:val="en-US"/>
+        </w:rPr>
         <w:t>Symbolic Expression:</w:t>
       </w:r>
     </w:p>
@@ -7245,7 +7839,6 @@
         <w:rPr>
           <w:lang w:val="en-US"/>
         </w:rPr>
-        <w:lastRenderedPageBreak/>
         <w:t>Ở đây, foo là Container 1 x 1, “x” là biểu thức dạng chữ chứa trong ô duy nhất của nó, và bar cũng là Container 1 x 1, “1</w:t>
       </w:r>
       <w:r>
@@ -7647,6 +8240,7 @@
         <w:rPr>
           <w:lang w:val="en-US"/>
         </w:rPr>
+        <w:lastRenderedPageBreak/>
         <w:t>Để tạo 1 Symbolic Function</w:t>
       </w:r>
     </w:p>
@@ -8074,6 +8668,258 @@
         <w:pStyle w:val="ListParagraph"/>
         <w:numPr>
           <w:ilvl w:val="0"/>
+          <w:numId w:val="3"/>
+        </w:numPr>
+        <w:rPr>
+          <w:lang w:val="en-US"/>
+        </w:rPr>
+      </w:pPr>
+      <w:r>
+        <w:rPr>
+          <w:lang w:val="en-US"/>
+        </w:rPr>
+        <w:t xml:space="preserve">Ta có </w:t>
+      </w:r>
+      <w:r>
+        <w:rPr>
+          <w:lang w:val="en-US"/>
+        </w:rPr>
+        <w:t>Pass giá trị cụ thể cho hàm, giá trị này có thể là Symbol, Tensor, … miễn là tính được giá trị, kết quả trả về là Symbol, lưu ý ở đây tính kiểu Bit Wise giữa các tham số</w:t>
+      </w:r>
+    </w:p>
+    <w:p>
+      <w:pPr>
+        <w:pStyle w:val="ListParagraph"/>
+        <w:numPr>
+          <w:ilvl w:val="0"/>
+          <w:numId w:val="3"/>
+        </w:numPr>
+        <w:rPr>
+          <w:lang w:val="en-US"/>
+        </w:rPr>
+      </w:pPr>
+      <w:r>
+        <w:rPr>
+          <w:lang w:val="en-US"/>
+        </w:rPr>
+        <w:t>Tiếp tục với ví dụ trên</w:t>
+      </w:r>
+    </w:p>
+    <w:p>
+      <w:pPr>
+        <w:pStyle w:val="ListParagraph"/>
+        <w:pBdr>
+          <w:top w:val="single" w:sz="4" w:space="1" w:color="auto"/>
+          <w:left w:val="single" w:sz="4" w:space="4" w:color="auto"/>
+          <w:bottom w:val="single" w:sz="4" w:space="1" w:color="auto"/>
+          <w:right w:val="single" w:sz="4" w:space="4" w:color="auto"/>
+        </w:pBdr>
+        <w:ind w:left="1080"/>
+        <w:rPr>
+          <w:lang w:val="en-US"/>
+        </w:rPr>
+      </w:pPr>
+      <w:r>
+        <w:rPr>
+          <w:lang w:val="en-US"/>
+        </w:rPr>
+        <w:t>a</w:t>
+      </w:r>
+      <w:r>
+        <w:rPr>
+          <w:lang w:val="en-US"/>
+        </w:rPr>
+        <w:t>lice</w:t>
+      </w:r>
+      <w:r>
+        <w:rPr>
+          <w:lang w:val="en-US"/>
+        </w:rPr>
+        <w:t>1</w:t>
+      </w:r>
+      <w:r>
+        <w:rPr>
+          <w:lang w:val="en-US"/>
+        </w:rPr>
+        <w:t xml:space="preserve"> = rand(4, 5, 6)</w:t>
+      </w:r>
+    </w:p>
+    <w:p>
+      <w:pPr>
+        <w:pStyle w:val="ListParagraph"/>
+        <w:pBdr>
+          <w:top w:val="single" w:sz="4" w:space="1" w:color="auto"/>
+          <w:left w:val="single" w:sz="4" w:space="4" w:color="auto"/>
+          <w:bottom w:val="single" w:sz="4" w:space="1" w:color="auto"/>
+          <w:right w:val="single" w:sz="4" w:space="4" w:color="auto"/>
+        </w:pBdr>
+        <w:ind w:left="1080"/>
+        <w:rPr>
+          <w:lang w:val="en-US"/>
+        </w:rPr>
+      </w:pPr>
+      <w:r>
+        <w:rPr>
+          <w:lang w:val="en-US"/>
+        </w:rPr>
+        <w:t>alice2 = rand(4, 5, 6)</w:t>
+      </w:r>
+    </w:p>
+    <w:p>
+      <w:pPr>
+        <w:pStyle w:val="ListParagraph"/>
+        <w:pBdr>
+          <w:top w:val="single" w:sz="4" w:space="1" w:color="auto"/>
+          <w:left w:val="single" w:sz="4" w:space="4" w:color="auto"/>
+          <w:bottom w:val="single" w:sz="4" w:space="1" w:color="auto"/>
+          <w:right w:val="single" w:sz="4" w:space="4" w:color="auto"/>
+        </w:pBdr>
+        <w:ind w:left="1080"/>
+        <w:rPr>
+          <w:lang w:val="en-US"/>
+        </w:rPr>
+      </w:pPr>
+      <w:r>
+        <w:rPr>
+          <w:lang w:val="en-US"/>
+        </w:rPr>
+        <w:t>…</w:t>
+      </w:r>
+    </w:p>
+    <w:p>
+      <w:pPr>
+        <w:pStyle w:val="ListParagraph"/>
+        <w:pBdr>
+          <w:top w:val="single" w:sz="4" w:space="1" w:color="auto"/>
+          <w:left w:val="single" w:sz="4" w:space="4" w:color="auto"/>
+          <w:bottom w:val="single" w:sz="4" w:space="1" w:color="auto"/>
+          <w:right w:val="single" w:sz="4" w:space="4" w:color="auto"/>
+        </w:pBdr>
+        <w:ind w:left="1080"/>
+        <w:rPr>
+          <w:lang w:val="en-US"/>
+        </w:rPr>
+      </w:pPr>
+      <w:r>
+        <w:rPr>
+          <w:lang w:val="en-US"/>
+        </w:rPr>
+        <w:t>bob = f</w:t>
+      </w:r>
+      <w:r>
+        <w:rPr>
+          <w:lang w:val="en-US"/>
+        </w:rPr>
+        <w:t>oo(</w:t>
+      </w:r>
+      <w:r>
+        <w:rPr>
+          <w:lang w:val="en-US"/>
+        </w:rPr>
+        <w:t>alice1</w:t>
+      </w:r>
+      <w:r>
+        <w:rPr>
+          <w:lang w:val="en-US"/>
+        </w:rPr>
+        <w:t xml:space="preserve">, </w:t>
+      </w:r>
+      <w:r>
+        <w:rPr>
+          <w:lang w:val="en-US"/>
+        </w:rPr>
+        <w:t>alice2</w:t>
+      </w:r>
+      <w:r>
+        <w:rPr>
+          <w:lang w:val="en-US"/>
+        </w:rPr>
+        <w:t xml:space="preserve">, </w:t>
+      </w:r>
+      <w:r>
+        <w:rPr>
+          <w:lang w:val="en-US"/>
+        </w:rPr>
+        <w:t>alice3</w:t>
+      </w:r>
+      <w:r>
+        <w:rPr>
+          <w:lang w:val="en-US"/>
+        </w:rPr>
+        <w:t xml:space="preserve">, </w:t>
+      </w:r>
+      <w:r>
+        <w:rPr>
+          <w:lang w:val="en-US"/>
+        </w:rPr>
+        <w:t>alice4</w:t>
+      </w:r>
+      <w:r>
+        <w:rPr>
+          <w:lang w:val="en-US"/>
+        </w:rPr>
+        <w:t xml:space="preserve">, </w:t>
+      </w:r>
+      <w:r>
+        <w:rPr>
+          <w:lang w:val="en-US"/>
+        </w:rPr>
+        <w:t>alice5</w:t>
+      </w:r>
+      <w:r>
+        <w:rPr>
+          <w:lang w:val="en-US"/>
+        </w:rPr>
+        <w:t>)</w:t>
+      </w:r>
+    </w:p>
+    <w:p>
+      <w:pPr>
+        <w:pStyle w:val="ListParagraph"/>
+        <w:numPr>
+          <w:ilvl w:val="0"/>
+          <w:numId w:val="3"/>
+        </w:numPr>
+        <w:rPr>
+          <w:lang w:val="en-US"/>
+        </w:rPr>
+      </w:pPr>
+      <w:r>
+        <w:rPr>
+          <w:lang w:val="en-US"/>
+        </w:rPr>
+        <w:t>b</w:t>
+      </w:r>
+      <w:r>
+        <w:rPr>
+          <w:lang w:val="en-US"/>
+        </w:rPr>
+        <w:t xml:space="preserve">ob là </w:t>
+      </w:r>
+      <w:r>
+        <w:rPr>
+          <w:lang w:val="en-US"/>
+        </w:rPr>
+        <w:t>S</w:t>
+      </w:r>
+      <w:r>
+        <w:rPr>
+          <w:lang w:val="en-US"/>
+        </w:rPr>
+        <w:t>ymbol với Shape (4, 5, 6)</w:t>
+      </w:r>
+      <w:r>
+        <w:rPr>
+          <w:lang w:val="en-US"/>
+        </w:rPr>
+        <w:t>, = alice1.^2 + alice.^2 + alice5 + z</w:t>
+      </w:r>
+    </w:p>
+    <w:p>
+      <w:pPr>
+        <w:pStyle w:val="ListParagraph"/>
+        <w:numPr>
+          <w:ilvl w:val="0"/>
           <w:numId w:val="19"/>
         </w:numPr>
         <w:rPr>
@@ -8438,121 +9284,121 @@
         <w:rPr>
           <w:lang w:val="en-US"/>
         </w:rPr>
+        <w:t>syms foo(bar, far)</w:t>
+      </w:r>
+    </w:p>
+    <w:p>
+      <w:pPr>
+        <w:pStyle w:val="ListParagraph"/>
+        <w:numPr>
+          <w:ilvl w:val="0"/>
+          <w:numId w:val="3"/>
+        </w:numPr>
+        <w:rPr>
+          <w:lang w:val="en-US"/>
+        </w:rPr>
+      </w:pPr>
+      <w:r>
+        <w:rPr>
+          <w:lang w:val="en-US"/>
+        </w:rPr>
+        <w:t>Khi in foo ra màn hình</w:t>
+      </w:r>
+    </w:p>
+    <w:p>
+      <w:pPr>
+        <w:pStyle w:val="ListParagraph"/>
+        <w:pBdr>
+          <w:top w:val="single" w:sz="4" w:space="1" w:color="auto"/>
+          <w:left w:val="single" w:sz="4" w:space="4" w:color="auto"/>
+          <w:bottom w:val="single" w:sz="4" w:space="1" w:color="auto"/>
+          <w:right w:val="single" w:sz="4" w:space="4" w:color="auto"/>
+        </w:pBdr>
+        <w:ind w:left="1080"/>
+        <w:rPr>
+          <w:lang w:val="en-US"/>
+        </w:rPr>
+      </w:pPr>
+      <w:r>
+        <w:rPr>
+          <w:lang w:val="en-US"/>
+        </w:rPr>
+        <w:t>foo(bar, far) = foo(bar, far)</w:t>
+      </w:r>
+    </w:p>
+    <w:p>
+      <w:pPr>
+        <w:pStyle w:val="ListParagraph"/>
+        <w:numPr>
+          <w:ilvl w:val="0"/>
+          <w:numId w:val="3"/>
+        </w:numPr>
+        <w:rPr>
+          <w:lang w:val="en-US"/>
+        </w:rPr>
+      </w:pPr>
+      <w:r>
+        <w:rPr>
+          <w:lang w:val="en-US"/>
+        </w:rPr>
+        <w:t>Cũng như trên, nhưn</w:t>
+      </w:r>
+      <w:r>
+        <w:rPr>
+          <w:lang w:val="en-US"/>
+        </w:rPr>
+        <w:t xml:space="preserve">g </w:t>
+      </w:r>
+      <w:r>
+        <w:rPr>
+          <w:lang w:val="en-US"/>
+        </w:rPr>
+        <w:t>tạo Symbolic Function với Shape to hơn</w:t>
+      </w:r>
+      <w:r>
+        <w:rPr>
+          <w:lang w:val="en-US"/>
+        </w:rPr>
+        <w:t>, các hàm trong ô cũng sẽ được tạo 1 Symbolic Function cho riêng nó</w:t>
+      </w:r>
+    </w:p>
+    <w:p>
+      <w:pPr>
+        <w:pStyle w:val="ListParagraph"/>
+        <w:pBdr>
+          <w:top w:val="single" w:sz="4" w:space="1" w:color="auto"/>
+          <w:left w:val="single" w:sz="4" w:space="4" w:color="auto"/>
+          <w:bottom w:val="single" w:sz="4" w:space="1" w:color="auto"/>
+          <w:right w:val="single" w:sz="4" w:space="4" w:color="auto"/>
+        </w:pBdr>
+        <w:ind w:left="1080"/>
+        <w:rPr>
+          <w:lang w:val="en-US"/>
+        </w:rPr>
+      </w:pPr>
+      <w:r>
+        <w:rPr>
+          <w:lang w:val="en-US"/>
+        </w:rPr>
+        <w:t>syms &lt;Symbolic Function&gt;(&lt;Các Đối Số&gt;) &lt;Shape&gt;</w:t>
+      </w:r>
+    </w:p>
+    <w:p>
+      <w:pPr>
+        <w:pStyle w:val="ListParagraph"/>
+        <w:numPr>
+          <w:ilvl w:val="0"/>
+          <w:numId w:val="3"/>
+        </w:numPr>
+        <w:rPr>
+          <w:lang w:val="en-US"/>
+        </w:rPr>
+      </w:pPr>
+      <w:r>
+        <w:rPr>
+          <w:lang w:val="en-US"/>
+        </w:rPr>
         <w:lastRenderedPageBreak/>
-        <w:t>syms foo(bar, far)</w:t>
-      </w:r>
-    </w:p>
-    <w:p>
-      <w:pPr>
-        <w:pStyle w:val="ListParagraph"/>
-        <w:numPr>
-          <w:ilvl w:val="0"/>
-          <w:numId w:val="3"/>
-        </w:numPr>
-        <w:rPr>
-          <w:lang w:val="en-US"/>
-        </w:rPr>
-      </w:pPr>
-      <w:r>
-        <w:rPr>
-          <w:lang w:val="en-US"/>
-        </w:rPr>
-        <w:t>Khi in foo ra màn hình</w:t>
-      </w:r>
-    </w:p>
-    <w:p>
-      <w:pPr>
-        <w:pStyle w:val="ListParagraph"/>
-        <w:pBdr>
-          <w:top w:val="single" w:sz="4" w:space="1" w:color="auto"/>
-          <w:left w:val="single" w:sz="4" w:space="4" w:color="auto"/>
-          <w:bottom w:val="single" w:sz="4" w:space="1" w:color="auto"/>
-          <w:right w:val="single" w:sz="4" w:space="4" w:color="auto"/>
-        </w:pBdr>
-        <w:ind w:left="1080"/>
-        <w:rPr>
-          <w:lang w:val="en-US"/>
-        </w:rPr>
-      </w:pPr>
-      <w:r>
-        <w:rPr>
-          <w:lang w:val="en-US"/>
-        </w:rPr>
-        <w:t>foo(bar, far) = foo(bar, far)</w:t>
-      </w:r>
-    </w:p>
-    <w:p>
-      <w:pPr>
-        <w:pStyle w:val="ListParagraph"/>
-        <w:numPr>
-          <w:ilvl w:val="0"/>
-          <w:numId w:val="3"/>
-        </w:numPr>
-        <w:rPr>
-          <w:lang w:val="en-US"/>
-        </w:rPr>
-      </w:pPr>
-      <w:r>
-        <w:rPr>
-          <w:lang w:val="en-US"/>
-        </w:rPr>
-        <w:t>Cũng như trên, nhưn</w:t>
-      </w:r>
-      <w:r>
-        <w:rPr>
-          <w:lang w:val="en-US"/>
-        </w:rPr>
-        <w:t xml:space="preserve">g </w:t>
-      </w:r>
-      <w:r>
-        <w:rPr>
-          <w:lang w:val="en-US"/>
-        </w:rPr>
-        <w:t>tạo Symbolic Function với Shape to hơn</w:t>
-      </w:r>
-      <w:r>
-        <w:rPr>
-          <w:lang w:val="en-US"/>
-        </w:rPr>
-        <w:t>, các hàm trong ô cũng sẽ được tạo 1 Symbolic Function cho riêng nó</w:t>
-      </w:r>
-    </w:p>
-    <w:p>
-      <w:pPr>
-        <w:pStyle w:val="ListParagraph"/>
-        <w:pBdr>
-          <w:top w:val="single" w:sz="4" w:space="1" w:color="auto"/>
-          <w:left w:val="single" w:sz="4" w:space="4" w:color="auto"/>
-          <w:bottom w:val="single" w:sz="4" w:space="1" w:color="auto"/>
-          <w:right w:val="single" w:sz="4" w:space="4" w:color="auto"/>
-        </w:pBdr>
-        <w:ind w:left="1080"/>
-        <w:rPr>
-          <w:lang w:val="en-US"/>
-        </w:rPr>
-      </w:pPr>
-      <w:r>
-        <w:rPr>
-          <w:lang w:val="en-US"/>
-        </w:rPr>
-        <w:t>syms &lt;Symbolic Function&gt;(&lt;Các Đối Số&gt;) &lt;Shape&gt;</w:t>
-      </w:r>
-    </w:p>
-    <w:p>
-      <w:pPr>
-        <w:pStyle w:val="ListParagraph"/>
-        <w:numPr>
-          <w:ilvl w:val="0"/>
-          <w:numId w:val="3"/>
-        </w:numPr>
-        <w:rPr>
-          <w:lang w:val="en-US"/>
-        </w:rPr>
-      </w:pPr>
-      <w:r>
-        <w:rPr>
-          <w:lang w:val="en-US"/>
-        </w:rPr>
         <w:t>Ví dụ</w:t>
       </w:r>
     </w:p>
@@ -9421,7 +10267,6 @@
         <w:rPr>
           <w:lang w:val="en-US"/>
         </w:rPr>
-        <w:lastRenderedPageBreak/>
         <w:t>foo = bar(1, 2)</w:t>
       </w:r>
     </w:p>
@@ -9571,6 +10416,7 @@
         <w:rPr>
           <w:lang w:val="en-US"/>
         </w:rPr>
+        <w:lastRenderedPageBreak/>
         <w:t>foo = x^2 – 2 * x + 1 == y + x</w:t>
       </w:r>
     </w:p>
@@ -10548,7 +11394,6 @@
         <w:rPr>
           <w:lang w:val="en-US"/>
         </w:rPr>
-        <w:lastRenderedPageBreak/>
         <w:t>Ví dụ</w:t>
       </w:r>
     </w:p>
@@ -10820,6 +11665,7 @@
         <w:rPr>
           <w:lang w:val="en-US"/>
         </w:rPr>
+        <w:lastRenderedPageBreak/>
         <w:t xml:space="preserve">dy = </w:t>
       </w:r>
       <w:r>
@@ -11836,121 +12682,121 @@
         <w:rPr>
           <w:lang w:val="en-US"/>
         </w:rPr>
+        <w:t>Để chuyển sang trạng thái mặc định không có lưới tọa độ</w:t>
+      </w:r>
+    </w:p>
+    <w:p>
+      <w:pPr>
+        <w:pStyle w:val="ListParagraph"/>
+        <w:pBdr>
+          <w:top w:val="single" w:sz="4" w:space="1" w:color="auto"/>
+          <w:left w:val="single" w:sz="4" w:space="4" w:color="auto"/>
+          <w:bottom w:val="single" w:sz="4" w:space="1" w:color="auto"/>
+          <w:right w:val="single" w:sz="4" w:space="4" w:color="auto"/>
+        </w:pBdr>
+        <w:ind w:left="1080"/>
+        <w:rPr>
+          <w:lang w:val="en-US"/>
+        </w:rPr>
+      </w:pPr>
+      <w:r>
+        <w:rPr>
+          <w:lang w:val="en-US"/>
+        </w:rPr>
+        <w:t>grid off</w:t>
+      </w:r>
+    </w:p>
+    <w:p>
+      <w:pPr>
+        <w:pStyle w:val="ListParagraph"/>
+        <w:numPr>
+          <w:ilvl w:val="0"/>
+          <w:numId w:val="11"/>
+        </w:numPr>
+        <w:rPr>
+          <w:lang w:val="en-US"/>
+        </w:rPr>
+      </w:pPr>
+      <w:r>
+        <w:rPr>
+          <w:lang w:val="en-US"/>
+        </w:rPr>
+        <w:t>Plot Đồ Thị 2D</w:t>
+      </w:r>
+      <w:r>
+        <w:rPr>
+          <w:lang w:val="en-US"/>
+        </w:rPr>
+        <w:t xml:space="preserve"> Vào Subplot Hiện Tại?</w:t>
+      </w:r>
+    </w:p>
+    <w:p>
+      <w:pPr>
+        <w:pStyle w:val="ListParagraph"/>
+        <w:pBdr>
+          <w:top w:val="single" w:sz="4" w:space="1" w:color="auto"/>
+          <w:left w:val="single" w:sz="4" w:space="4" w:color="auto"/>
+          <w:bottom w:val="single" w:sz="4" w:space="1" w:color="auto"/>
+          <w:right w:val="single" w:sz="4" w:space="4" w:color="auto"/>
+        </w:pBdr>
+        <w:ind w:left="1080"/>
+        <w:rPr>
+          <w:lang w:val="en-US"/>
+        </w:rPr>
+      </w:pPr>
+      <w:r>
+        <w:rPr>
+          <w:lang w:val="en-US"/>
+        </w:rPr>
+        <w:t>plot(&lt;X&gt;, &lt;Y&gt;</w:t>
+      </w:r>
+      <w:r>
+        <w:rPr>
+          <w:lang w:val="en-US"/>
+        </w:rPr>
+        <w:t>, &lt;Style&gt;</w:t>
+      </w:r>
+      <w:r>
+        <w:rPr>
+          <w:lang w:val="en-US"/>
+        </w:rPr>
+        <w:t>)</w:t>
+      </w:r>
+    </w:p>
+    <w:p>
+      <w:pPr>
+        <w:pStyle w:val="ListParagraph"/>
+        <w:numPr>
+          <w:ilvl w:val="0"/>
+          <w:numId w:val="3"/>
+        </w:numPr>
+        <w:rPr>
+          <w:lang w:val="en-US"/>
+        </w:rPr>
+      </w:pPr>
+      <w:r>
+        <w:rPr>
+          <w:lang w:val="en-US"/>
+        </w:rPr>
+        <w:t>Trường hợp 1, &lt;X&gt; và &lt;Y&gt; là ma trận chỉ có 1 hàng hoặc cột, nhưng có số phần tử = nhau</w:t>
+      </w:r>
+    </w:p>
+    <w:p>
+      <w:pPr>
+        <w:pStyle w:val="ListParagraph"/>
+        <w:numPr>
+          <w:ilvl w:val="0"/>
+          <w:numId w:val="3"/>
+        </w:numPr>
+        <w:rPr>
+          <w:lang w:val="en-US"/>
+        </w:rPr>
+      </w:pPr>
+      <w:r>
+        <w:rPr>
+          <w:lang w:val="en-US"/>
+        </w:rPr>
         <w:lastRenderedPageBreak/>
-        <w:t>Để chuyển sang trạng thái mặc định không có lưới tọa độ</w:t>
-      </w:r>
-    </w:p>
-    <w:p>
-      <w:pPr>
-        <w:pStyle w:val="ListParagraph"/>
-        <w:pBdr>
-          <w:top w:val="single" w:sz="4" w:space="1" w:color="auto"/>
-          <w:left w:val="single" w:sz="4" w:space="4" w:color="auto"/>
-          <w:bottom w:val="single" w:sz="4" w:space="1" w:color="auto"/>
-          <w:right w:val="single" w:sz="4" w:space="4" w:color="auto"/>
-        </w:pBdr>
-        <w:ind w:left="1080"/>
-        <w:rPr>
-          <w:lang w:val="en-US"/>
-        </w:rPr>
-      </w:pPr>
-      <w:r>
-        <w:rPr>
-          <w:lang w:val="en-US"/>
-        </w:rPr>
-        <w:t>grid off</w:t>
-      </w:r>
-    </w:p>
-    <w:p>
-      <w:pPr>
-        <w:pStyle w:val="ListParagraph"/>
-        <w:numPr>
-          <w:ilvl w:val="0"/>
-          <w:numId w:val="11"/>
-        </w:numPr>
-        <w:rPr>
-          <w:lang w:val="en-US"/>
-        </w:rPr>
-      </w:pPr>
-      <w:r>
-        <w:rPr>
-          <w:lang w:val="en-US"/>
-        </w:rPr>
-        <w:t>Plot Đồ Thị 2D</w:t>
-      </w:r>
-      <w:r>
-        <w:rPr>
-          <w:lang w:val="en-US"/>
-        </w:rPr>
-        <w:t xml:space="preserve"> Vào Subplot Hiện Tại?</w:t>
-      </w:r>
-    </w:p>
-    <w:p>
-      <w:pPr>
-        <w:pStyle w:val="ListParagraph"/>
-        <w:pBdr>
-          <w:top w:val="single" w:sz="4" w:space="1" w:color="auto"/>
-          <w:left w:val="single" w:sz="4" w:space="4" w:color="auto"/>
-          <w:bottom w:val="single" w:sz="4" w:space="1" w:color="auto"/>
-          <w:right w:val="single" w:sz="4" w:space="4" w:color="auto"/>
-        </w:pBdr>
-        <w:ind w:left="1080"/>
-        <w:rPr>
-          <w:lang w:val="en-US"/>
-        </w:rPr>
-      </w:pPr>
-      <w:r>
-        <w:rPr>
-          <w:lang w:val="en-US"/>
-        </w:rPr>
-        <w:t>plot(&lt;X&gt;, &lt;Y&gt;</w:t>
-      </w:r>
-      <w:r>
-        <w:rPr>
-          <w:lang w:val="en-US"/>
-        </w:rPr>
-        <w:t>, &lt;Style&gt;</w:t>
-      </w:r>
-      <w:r>
-        <w:rPr>
-          <w:lang w:val="en-US"/>
-        </w:rPr>
-        <w:t>)</w:t>
-      </w:r>
-    </w:p>
-    <w:p>
-      <w:pPr>
-        <w:pStyle w:val="ListParagraph"/>
-        <w:numPr>
-          <w:ilvl w:val="0"/>
-          <w:numId w:val="3"/>
-        </w:numPr>
-        <w:rPr>
-          <w:lang w:val="en-US"/>
-        </w:rPr>
-      </w:pPr>
-      <w:r>
-        <w:rPr>
-          <w:lang w:val="en-US"/>
-        </w:rPr>
-        <w:t>Trường hợp 1, &lt;X&gt; và &lt;Y&gt; là ma trận chỉ có 1 hàng hoặc cột, nhưng có số phần tử = nhau</w:t>
-      </w:r>
-    </w:p>
-    <w:p>
-      <w:pPr>
-        <w:pStyle w:val="ListParagraph"/>
-        <w:numPr>
-          <w:ilvl w:val="0"/>
-          <w:numId w:val="3"/>
-        </w:numPr>
-        <w:rPr>
-          <w:lang w:val="en-US"/>
-        </w:rPr>
-      </w:pPr>
-      <w:r>
-        <w:rPr>
-          <w:lang w:val="en-US"/>
-        </w:rPr>
         <w:t xml:space="preserve">Giống Plot </w:t>
       </w:r>
       <w:r>
@@ -12829,121 +13675,121 @@
         <w:rPr>
           <w:lang w:val="en-US"/>
         </w:rPr>
+        <w:t>Giống y chang trong Matplotlib</w:t>
+      </w:r>
+    </w:p>
+    <w:p>
+      <w:pPr>
+        <w:pStyle w:val="ListParagraph"/>
+        <w:numPr>
+          <w:ilvl w:val="0"/>
+          <w:numId w:val="15"/>
+        </w:numPr>
+        <w:rPr>
+          <w:lang w:val="en-US"/>
+        </w:rPr>
+      </w:pPr>
+      <w:r>
+        <w:rPr>
+          <w:lang w:val="en-US"/>
+        </w:rPr>
+        <w:t>Chỉ định cận trục hoành</w:t>
+      </w:r>
+    </w:p>
+    <w:p>
+      <w:pPr>
+        <w:pStyle w:val="ListParagraph"/>
+        <w:pBdr>
+          <w:top w:val="single" w:sz="4" w:space="1" w:color="auto"/>
+          <w:left w:val="single" w:sz="4" w:space="4" w:color="auto"/>
+          <w:bottom w:val="single" w:sz="4" w:space="1" w:color="auto"/>
+          <w:right w:val="single" w:sz="4" w:space="4" w:color="auto"/>
+        </w:pBdr>
+        <w:ind w:left="1080"/>
+        <w:rPr>
+          <w:lang w:val="en-US"/>
+        </w:rPr>
+      </w:pPr>
+      <w:r>
+        <w:rPr>
+          <w:lang w:val="en-US"/>
+        </w:rPr>
+        <w:t>xlim([&lt;Cận Trái&gt; &lt;Cận Phải&gt;])</w:t>
+      </w:r>
+    </w:p>
+    <w:p>
+      <w:pPr>
+        <w:pStyle w:val="ListParagraph"/>
+        <w:numPr>
+          <w:ilvl w:val="0"/>
+          <w:numId w:val="15"/>
+        </w:numPr>
+        <w:rPr>
+          <w:lang w:val="en-US"/>
+        </w:rPr>
+      </w:pPr>
+      <w:r>
+        <w:rPr>
+          <w:lang w:val="en-US"/>
+        </w:rPr>
+        <w:t>Tương tự với các trục còn lại</w:t>
+      </w:r>
+    </w:p>
+    <w:p>
+      <w:pPr>
+        <w:pStyle w:val="ListParagraph"/>
+        <w:numPr>
+          <w:ilvl w:val="0"/>
+          <w:numId w:val="11"/>
+        </w:numPr>
+        <w:rPr>
+          <w:lang w:val="en-US"/>
+        </w:rPr>
+      </w:pPr>
+      <w:r>
+        <w:rPr>
+          <w:lang w:val="en-US"/>
+        </w:rPr>
+        <w:t>Đóng Figure Hiện Tại?</w:t>
+      </w:r>
+    </w:p>
+    <w:p>
+      <w:pPr>
+        <w:pStyle w:val="ListParagraph"/>
+        <w:pBdr>
+          <w:top w:val="single" w:sz="4" w:space="1" w:color="auto"/>
+          <w:left w:val="single" w:sz="4" w:space="4" w:color="auto"/>
+          <w:bottom w:val="single" w:sz="4" w:space="1" w:color="auto"/>
+          <w:right w:val="single" w:sz="4" w:space="4" w:color="auto"/>
+        </w:pBdr>
+        <w:ind w:left="1080"/>
+        <w:rPr>
+          <w:lang w:val="en-US"/>
+        </w:rPr>
+      </w:pPr>
+      <w:r>
+        <w:rPr>
+          <w:lang w:val="en-US"/>
+        </w:rPr>
+        <w:t>close</w:t>
+      </w:r>
+    </w:p>
+    <w:p>
+      <w:pPr>
+        <w:pStyle w:val="ListParagraph"/>
+        <w:numPr>
+          <w:ilvl w:val="0"/>
+          <w:numId w:val="3"/>
+        </w:numPr>
+        <w:rPr>
+          <w:lang w:val="en-US"/>
+        </w:rPr>
+      </w:pPr>
+      <w:r>
+        <w:rPr>
+          <w:lang w:val="en-US"/>
+        </w:rPr>
         <w:lastRenderedPageBreak/>
-        <w:t>Giống y chang trong Matplotlib</w:t>
-      </w:r>
-    </w:p>
-    <w:p>
-      <w:pPr>
-        <w:pStyle w:val="ListParagraph"/>
-        <w:numPr>
-          <w:ilvl w:val="0"/>
-          <w:numId w:val="15"/>
-        </w:numPr>
-        <w:rPr>
-          <w:lang w:val="en-US"/>
-        </w:rPr>
-      </w:pPr>
-      <w:r>
-        <w:rPr>
-          <w:lang w:val="en-US"/>
-        </w:rPr>
-        <w:t>Chỉ định cận trục hoành</w:t>
-      </w:r>
-    </w:p>
-    <w:p>
-      <w:pPr>
-        <w:pStyle w:val="ListParagraph"/>
-        <w:pBdr>
-          <w:top w:val="single" w:sz="4" w:space="1" w:color="auto"/>
-          <w:left w:val="single" w:sz="4" w:space="4" w:color="auto"/>
-          <w:bottom w:val="single" w:sz="4" w:space="1" w:color="auto"/>
-          <w:right w:val="single" w:sz="4" w:space="4" w:color="auto"/>
-        </w:pBdr>
-        <w:ind w:left="1080"/>
-        <w:rPr>
-          <w:lang w:val="en-US"/>
-        </w:rPr>
-      </w:pPr>
-      <w:r>
-        <w:rPr>
-          <w:lang w:val="en-US"/>
-        </w:rPr>
-        <w:t>xlim([&lt;Cận Trái&gt; &lt;Cận Phải&gt;])</w:t>
-      </w:r>
-    </w:p>
-    <w:p>
-      <w:pPr>
-        <w:pStyle w:val="ListParagraph"/>
-        <w:numPr>
-          <w:ilvl w:val="0"/>
-          <w:numId w:val="15"/>
-        </w:numPr>
-        <w:rPr>
-          <w:lang w:val="en-US"/>
-        </w:rPr>
-      </w:pPr>
-      <w:r>
-        <w:rPr>
-          <w:lang w:val="en-US"/>
-        </w:rPr>
-        <w:t>Tương tự với các trục còn lại</w:t>
-      </w:r>
-    </w:p>
-    <w:p>
-      <w:pPr>
-        <w:pStyle w:val="ListParagraph"/>
-        <w:numPr>
-          <w:ilvl w:val="0"/>
-          <w:numId w:val="11"/>
-        </w:numPr>
-        <w:rPr>
-          <w:lang w:val="en-US"/>
-        </w:rPr>
-      </w:pPr>
-      <w:r>
-        <w:rPr>
-          <w:lang w:val="en-US"/>
-        </w:rPr>
-        <w:t>Đóng Figure Hiện Tại?</w:t>
-      </w:r>
-    </w:p>
-    <w:p>
-      <w:pPr>
-        <w:pStyle w:val="ListParagraph"/>
-        <w:pBdr>
-          <w:top w:val="single" w:sz="4" w:space="1" w:color="auto"/>
-          <w:left w:val="single" w:sz="4" w:space="4" w:color="auto"/>
-          <w:bottom w:val="single" w:sz="4" w:space="1" w:color="auto"/>
-          <w:right w:val="single" w:sz="4" w:space="4" w:color="auto"/>
-        </w:pBdr>
-        <w:ind w:left="1080"/>
-        <w:rPr>
-          <w:lang w:val="en-US"/>
-        </w:rPr>
-      </w:pPr>
-      <w:r>
-        <w:rPr>
-          <w:lang w:val="en-US"/>
-        </w:rPr>
-        <w:t>close</w:t>
-      </w:r>
-    </w:p>
-    <w:p>
-      <w:pPr>
-        <w:pStyle w:val="ListParagraph"/>
-        <w:numPr>
-          <w:ilvl w:val="0"/>
-          <w:numId w:val="3"/>
-        </w:numPr>
-        <w:rPr>
-          <w:lang w:val="en-US"/>
-        </w:rPr>
-      </w:pPr>
-      <w:r>
-        <w:rPr>
-          <w:lang w:val="en-US"/>
-        </w:rPr>
         <w:t>Để đóng toàn bộ Figure</w:t>
       </w:r>
     </w:p>
@@ -14263,6 +15109,95 @@
     </w:lvl>
   </w:abstractNum>
   <w:abstractNum w:abstractNumId="14" w15:restartNumberingAfterBreak="0">
+    <w:nsid w:val="52053F5A"/>
+    <w:multiLevelType w:val="hybridMultilevel"/>
+    <w:tmpl w:val="13AE6236"/>
+    <w:lvl w:ilvl="0" w:tplc="EF62164E">
+      <w:start w:val="1"/>
+      <w:numFmt w:val="decimal"/>
+      <w:lvlText w:val="%1."/>
+      <w:lvlJc w:val="left"/>
+      <w:pPr>
+        <w:ind w:left="1080" w:hanging="360"/>
+      </w:pPr>
+      <w:rPr>
+        <w:rFonts w:hint="default"/>
+      </w:rPr>
+    </w:lvl>
+    <w:lvl w:ilvl="1" w:tplc="04090019" w:tentative="1">
+      <w:start w:val="1"/>
+      <w:numFmt w:val="lowerLetter"/>
+      <w:lvlText w:val="%2."/>
+      <w:lvlJc w:val="left"/>
+      <w:pPr>
+        <w:ind w:left="1800" w:hanging="360"/>
+      </w:pPr>
+    </w:lvl>
+    <w:lvl w:ilvl="2" w:tplc="0409001B" w:tentative="1">
+      <w:start w:val="1"/>
+      <w:numFmt w:val="lowerRoman"/>
+      <w:lvlText w:val="%3."/>
+      <w:lvlJc w:val="right"/>
+      <w:pPr>
+        <w:ind w:left="2520" w:hanging="180"/>
+      </w:pPr>
+    </w:lvl>
+    <w:lvl w:ilvl="3" w:tplc="0409000F" w:tentative="1">
+      <w:start w:val="1"/>
+      <w:numFmt w:val="decimal"/>
+      <w:lvlText w:val="%4."/>
+      <w:lvlJc w:val="left"/>
+      <w:pPr>
+        <w:ind w:left="3240" w:hanging="360"/>
+      </w:pPr>
+    </w:lvl>
+    <w:lvl w:ilvl="4" w:tplc="04090019" w:tentative="1">
+      <w:start w:val="1"/>
+      <w:numFmt w:val="lowerLetter"/>
+      <w:lvlText w:val="%5."/>
+      <w:lvlJc w:val="left"/>
+      <w:pPr>
+        <w:ind w:left="3960" w:hanging="360"/>
+      </w:pPr>
+    </w:lvl>
+    <w:lvl w:ilvl="5" w:tplc="0409001B" w:tentative="1">
+      <w:start w:val="1"/>
+      <w:numFmt w:val="lowerRoman"/>
+      <w:lvlText w:val="%6."/>
+      <w:lvlJc w:val="right"/>
+      <w:pPr>
+        <w:ind w:left="4680" w:hanging="180"/>
+      </w:pPr>
+    </w:lvl>
+    <w:lvl w:ilvl="6" w:tplc="0409000F" w:tentative="1">
+      <w:start w:val="1"/>
+      <w:numFmt w:val="decimal"/>
+      <w:lvlText w:val="%7."/>
+      <w:lvlJc w:val="left"/>
+      <w:pPr>
+        <w:ind w:left="5400" w:hanging="360"/>
+      </w:pPr>
+    </w:lvl>
+    <w:lvl w:ilvl="7" w:tplc="04090019" w:tentative="1">
+      <w:start w:val="1"/>
+      <w:numFmt w:val="lowerLetter"/>
+      <w:lvlText w:val="%8."/>
+      <w:lvlJc w:val="left"/>
+      <w:pPr>
+        <w:ind w:left="6120" w:hanging="360"/>
+      </w:pPr>
+    </w:lvl>
+    <w:lvl w:ilvl="8" w:tplc="0409001B" w:tentative="1">
+      <w:start w:val="1"/>
+      <w:numFmt w:val="lowerRoman"/>
+      <w:lvlText w:val="%9."/>
+      <w:lvlJc w:val="right"/>
+      <w:pPr>
+        <w:ind w:left="6840" w:hanging="180"/>
+      </w:pPr>
+    </w:lvl>
+  </w:abstractNum>
+  <w:abstractNum w:abstractNumId="15" w15:restartNumberingAfterBreak="0">
     <w:nsid w:val="561640A3"/>
     <w:multiLevelType w:val="hybridMultilevel"/>
     <w:tmpl w:val="663ED04E"/>
@@ -14351,7 +15286,7 @@
       </w:pPr>
     </w:lvl>
   </w:abstractNum>
-  <w:abstractNum w:abstractNumId="15" w15:restartNumberingAfterBreak="0">
+  <w:abstractNum w:abstractNumId="16" w15:restartNumberingAfterBreak="0">
     <w:nsid w:val="5AE427A8"/>
     <w:multiLevelType w:val="hybridMultilevel"/>
     <w:tmpl w:val="0C929334"/>
@@ -14440,7 +15375,7 @@
       </w:pPr>
     </w:lvl>
   </w:abstractNum>
-  <w:abstractNum w:abstractNumId="16" w15:restartNumberingAfterBreak="0">
+  <w:abstractNum w:abstractNumId="17" w15:restartNumberingAfterBreak="0">
     <w:nsid w:val="669062BD"/>
     <w:multiLevelType w:val="hybridMultilevel"/>
     <w:tmpl w:val="010A4522"/>
@@ -14529,7 +15464,7 @@
       </w:pPr>
     </w:lvl>
   </w:abstractNum>
-  <w:abstractNum w:abstractNumId="17" w15:restartNumberingAfterBreak="0">
+  <w:abstractNum w:abstractNumId="18" w15:restartNumberingAfterBreak="0">
     <w:nsid w:val="6EA02C5C"/>
     <w:multiLevelType w:val="hybridMultilevel"/>
     <w:tmpl w:val="93A0FAF2"/>
@@ -14642,7 +15577,7 @@
       </w:rPr>
     </w:lvl>
   </w:abstractNum>
-  <w:abstractNum w:abstractNumId="18" w15:restartNumberingAfterBreak="0">
+  <w:abstractNum w:abstractNumId="19" w15:restartNumberingAfterBreak="0">
     <w:nsid w:val="6EE76795"/>
     <w:multiLevelType w:val="hybridMultilevel"/>
     <w:tmpl w:val="E29AE982"/>
@@ -14738,7 +15673,7 @@
     <w:abstractNumId w:val="12"/>
   </w:num>
   <w:num w:numId="3" w16cid:durableId="579799846">
-    <w:abstractNumId w:val="17"/>
+    <w:abstractNumId w:val="18"/>
   </w:num>
   <w:num w:numId="4" w16cid:durableId="1081215143">
     <w:abstractNumId w:val="6"/>
@@ -14753,7 +15688,7 @@
     <w:abstractNumId w:val="0"/>
   </w:num>
   <w:num w:numId="8" w16cid:durableId="117116186">
-    <w:abstractNumId w:val="18"/>
+    <w:abstractNumId w:val="19"/>
   </w:num>
   <w:num w:numId="9" w16cid:durableId="353118514">
     <w:abstractNumId w:val="5"/>
@@ -14762,7 +15697,7 @@
     <w:abstractNumId w:val="8"/>
   </w:num>
   <w:num w:numId="11" w16cid:durableId="385834222">
-    <w:abstractNumId w:val="16"/>
+    <w:abstractNumId w:val="17"/>
   </w:num>
   <w:num w:numId="12" w16cid:durableId="1147891060">
     <w:abstractNumId w:val="2"/>
@@ -14771,13 +15706,13 @@
     <w:abstractNumId w:val="1"/>
   </w:num>
   <w:num w:numId="14" w16cid:durableId="1664353762">
-    <w:abstractNumId w:val="15"/>
+    <w:abstractNumId w:val="16"/>
   </w:num>
   <w:num w:numId="15" w16cid:durableId="671374831">
     <w:abstractNumId w:val="3"/>
   </w:num>
   <w:num w:numId="16" w16cid:durableId="156118344">
-    <w:abstractNumId w:val="14"/>
+    <w:abstractNumId w:val="15"/>
   </w:num>
   <w:num w:numId="17" w16cid:durableId="435180199">
     <w:abstractNumId w:val="13"/>
@@ -14787,6 +15722,9 @@
   </w:num>
   <w:num w:numId="19" w16cid:durableId="391776047">
     <w:abstractNumId w:val="11"/>
+  </w:num>
+  <w:num w:numId="20" w16cid:durableId="1748577579">
+    <w:abstractNumId w:val="14"/>
   </w:num>
 </w:numbering>
 </file>

--- a/matlab.docx
+++ b/matlab.docx
@@ -631,6 +631,43 @@
         <w:pStyle w:val="ListParagraph"/>
         <w:numPr>
           <w:ilvl w:val="0"/>
+          <w:numId w:val="3"/>
+        </w:numPr>
+        <w:rPr>
+          <w:lang w:val="en-US"/>
+        </w:rPr>
+      </w:pPr>
+      <w:r>
+        <w:rPr>
+          <w:lang w:val="en-US"/>
+        </w:rPr>
+        <w:t>Để thay đổi thư mục làm việc hiện tại mặc định khi mở Matlab</w:t>
+      </w:r>
+    </w:p>
+    <w:p>
+      <w:pPr>
+        <w:pStyle w:val="ListParagraph"/>
+        <w:numPr>
+          <w:ilvl w:val="0"/>
+          <w:numId w:val="3"/>
+        </w:numPr>
+        <w:rPr>
+          <w:lang w:val="en-US"/>
+        </w:rPr>
+      </w:pPr>
+      <w:r>
+        <w:rPr>
+          <w:lang w:val="en-US"/>
+        </w:rPr>
+        <w:lastRenderedPageBreak/>
+        <w:t>Phải chuột vào biểu tượng Matlab ngoài Desktop + chọn “Properties” + vào Tab “Shortcut” + tại thuộc tính “Start in” + điền đường dẫn đến thư mục mong muốn + Click “OK”</w:t>
+      </w:r>
+    </w:p>
+    <w:p>
+      <w:pPr>
+        <w:pStyle w:val="ListParagraph"/>
+        <w:numPr>
+          <w:ilvl w:val="0"/>
           <w:numId w:val="7"/>
         </w:numPr>
         <w:rPr>
@@ -677,7 +714,6 @@
         <w:rPr>
           <w:lang w:val="en-US"/>
         </w:rPr>
-        <w:lastRenderedPageBreak/>
         <w:t xml:space="preserve">Cách </w:t>
       </w:r>
       <w:r>
@@ -1228,7 +1264,6 @@
         <w:rPr>
           <w:lang w:val="en-US"/>
         </w:rPr>
-        <w:lastRenderedPageBreak/>
         <w:t>Xóa Toàn Bộ Những Gì Trên Command Window?</w:t>
       </w:r>
     </w:p>
@@ -2029,6 +2064,7 @@
         <w:rPr>
           <w:lang w:val="en-US"/>
         </w:rPr>
+        <w:lastRenderedPageBreak/>
         <w:t>disp(&lt;Giá Trị&gt;)</w:t>
       </w:r>
     </w:p>
@@ -2116,155 +2152,618 @@
         <w:rPr>
           <w:lang w:val="en-US"/>
         </w:rPr>
+        <w:t>Chạy lệnh sau để bắt đầu đếm giây, hoặc đặt lại đồng hồ</w:t>
+      </w:r>
+    </w:p>
+    <w:p>
+      <w:pPr>
+        <w:pStyle w:val="ListParagraph"/>
+        <w:pBdr>
+          <w:top w:val="single" w:sz="4" w:space="1" w:color="auto"/>
+          <w:left w:val="single" w:sz="4" w:space="4" w:color="auto"/>
+          <w:bottom w:val="single" w:sz="4" w:space="1" w:color="auto"/>
+          <w:right w:val="single" w:sz="4" w:space="4" w:color="auto"/>
+        </w:pBdr>
+        <w:ind w:left="1080"/>
+        <w:rPr>
+          <w:lang w:val="en-US"/>
+        </w:rPr>
+      </w:pPr>
+      <w:r>
+        <w:rPr>
+          <w:lang w:val="en-US"/>
+        </w:rPr>
+        <w:t>tic</w:t>
+      </w:r>
+    </w:p>
+    <w:p>
+      <w:pPr>
+        <w:pStyle w:val="ListParagraph"/>
+        <w:numPr>
+          <w:ilvl w:val="0"/>
+          <w:numId w:val="3"/>
+        </w:numPr>
+        <w:rPr>
+          <w:lang w:val="en-US"/>
+        </w:rPr>
+      </w:pPr>
+      <w:r>
+        <w:rPr>
+          <w:lang w:val="en-US"/>
+        </w:rPr>
+        <w:t>Khi câu lệnh trên chạy, thì sẽ có 1 đồng hồ chạy ngầm trong phần mềm Matlab, bắt đầu từ 0 giây</w:t>
+      </w:r>
+    </w:p>
+    <w:p>
+      <w:pPr>
+        <w:pStyle w:val="ListParagraph"/>
+        <w:numPr>
+          <w:ilvl w:val="0"/>
+          <w:numId w:val="3"/>
+        </w:numPr>
+        <w:rPr>
+          <w:lang w:val="en-US"/>
+        </w:rPr>
+      </w:pPr>
+      <w:r>
+        <w:rPr>
+          <w:lang w:val="en-US"/>
+        </w:rPr>
+        <w:t>Để in giá trị từ đồng hồ tại thời điểm hiện tại</w:t>
+      </w:r>
+    </w:p>
+    <w:p>
+      <w:pPr>
+        <w:pStyle w:val="ListParagraph"/>
+        <w:pBdr>
+          <w:top w:val="single" w:sz="4" w:space="1" w:color="auto"/>
+          <w:left w:val="single" w:sz="4" w:space="4" w:color="auto"/>
+          <w:bottom w:val="single" w:sz="4" w:space="1" w:color="auto"/>
+          <w:right w:val="single" w:sz="4" w:space="4" w:color="auto"/>
+        </w:pBdr>
+        <w:ind w:left="1080"/>
+        <w:rPr>
+          <w:lang w:val="en-US"/>
+        </w:rPr>
+      </w:pPr>
+      <w:r>
+        <w:rPr>
+          <w:lang w:val="en-US"/>
+        </w:rPr>
+        <w:t>toc</w:t>
+      </w:r>
+    </w:p>
+    <w:p>
+      <w:pPr>
+        <w:pStyle w:val="ListParagraph"/>
+        <w:numPr>
+          <w:ilvl w:val="0"/>
+          <w:numId w:val="9"/>
+        </w:numPr>
+        <w:rPr>
+          <w:lang w:val="en-US"/>
+        </w:rPr>
+      </w:pPr>
+      <w:r>
+        <w:rPr>
+          <w:lang w:val="en-US"/>
+        </w:rPr>
+        <w:t>Hỏi Người Dùng Nhập Input?</w:t>
+      </w:r>
+    </w:p>
+    <w:p>
+      <w:pPr>
+        <w:pStyle w:val="ListParagraph"/>
+        <w:pBdr>
+          <w:top w:val="single" w:sz="4" w:space="1" w:color="auto"/>
+          <w:left w:val="single" w:sz="4" w:space="4" w:color="auto"/>
+          <w:bottom w:val="single" w:sz="4" w:space="1" w:color="auto"/>
+          <w:right w:val="single" w:sz="4" w:space="4" w:color="auto"/>
+        </w:pBdr>
+        <w:ind w:left="1080"/>
+        <w:rPr>
+          <w:lang w:val="en-US"/>
+        </w:rPr>
+      </w:pPr>
+      <w:r>
+        <w:rPr>
+          <w:lang w:val="en-US"/>
+        </w:rPr>
+        <w:t>&lt;G</w:t>
+      </w:r>
+      <w:r>
+        <w:rPr>
+          <w:lang w:val="en-US"/>
+        </w:rPr>
+        <w:t>iá</w:t>
+      </w:r>
+      <w:r>
+        <w:rPr>
+          <w:lang w:val="en-US"/>
+        </w:rPr>
+        <w:t xml:space="preserve"> Trị Nhập&gt; = input(&lt;Câu Hỏi&gt;)</w:t>
+      </w:r>
+    </w:p>
+    <w:p>
+      <w:pPr>
+        <w:pStyle w:val="ListParagraph"/>
+        <w:numPr>
+          <w:ilvl w:val="0"/>
+          <w:numId w:val="3"/>
+        </w:numPr>
+        <w:rPr>
+          <w:lang w:val="en-US"/>
+        </w:rPr>
+      </w:pPr>
+      <w:r>
+        <w:rPr>
+          <w:lang w:val="en-US"/>
+        </w:rPr>
+        <w:t>Khi đến dòng lệnh này, tại Command Window sẽ in ra &lt;Câu Hỏi&gt;, khi này bạn cần nhập 1 biểu thức sử dụng các biến tại Workspace, nó sẽ tự tính ra và trả về giá trị cho bạn, và lưu trong &lt;Giá Trị Nhập&gt;</w:t>
+      </w:r>
+    </w:p>
+    <w:p>
+      <w:pPr>
+        <w:pStyle w:val="ListParagraph"/>
+        <w:numPr>
+          <w:ilvl w:val="0"/>
+          <w:numId w:val="3"/>
+        </w:numPr>
+        <w:rPr>
+          <w:lang w:val="en-US"/>
+        </w:rPr>
+      </w:pPr>
+      <w:r>
+        <w:rPr>
+          <w:lang w:val="en-US"/>
+        </w:rPr>
+        <w:t>Ví dụ</w:t>
+      </w:r>
+    </w:p>
+    <w:p>
+      <w:pPr>
+        <w:pStyle w:val="ListParagraph"/>
+        <w:pBdr>
+          <w:top w:val="single" w:sz="4" w:space="1" w:color="auto"/>
+          <w:left w:val="single" w:sz="4" w:space="4" w:color="auto"/>
+          <w:bottom w:val="single" w:sz="4" w:space="1" w:color="auto"/>
+          <w:right w:val="single" w:sz="4" w:space="4" w:color="auto"/>
+        </w:pBdr>
+        <w:ind w:left="1080"/>
+        <w:rPr>
+          <w:lang w:val="en-US"/>
+        </w:rPr>
+      </w:pPr>
+      <w:r>
+        <w:rPr>
+          <w:lang w:val="en-US"/>
+        </w:rPr>
+        <w:t>foo = input(</w:t>
+      </w:r>
+      <w:r>
+        <w:rPr>
+          <w:lang w:val="en-US"/>
+        </w:rPr>
+        <w:t>"bar?"</w:t>
+      </w:r>
+      <w:r>
+        <w:rPr>
+          <w:lang w:val="en-US"/>
+        </w:rPr>
+        <w:t>)</w:t>
+      </w:r>
+    </w:p>
+    <w:p>
+      <w:pPr>
+        <w:pStyle w:val="ListParagraph"/>
+        <w:numPr>
+          <w:ilvl w:val="0"/>
+          <w:numId w:val="3"/>
+        </w:numPr>
+        <w:rPr>
+          <w:lang w:val="en-US"/>
+        </w:rPr>
+      </w:pPr>
+      <w:r>
+        <w:rPr>
+          <w:lang w:val="en-US"/>
+        </w:rPr>
+        <w:t>Khi này nếu bạn nhập x + y, mà x = 2 và y = 5, thì foo = 7</w:t>
+      </w:r>
+    </w:p>
+    <w:p>
+      <w:pPr>
+        <w:pStyle w:val="ListParagraph"/>
+        <w:numPr>
+          <w:ilvl w:val="0"/>
+          <w:numId w:val="3"/>
+        </w:numPr>
+        <w:rPr>
+          <w:lang w:val="en-US"/>
+        </w:rPr>
+      </w:pPr>
+      <w:r>
+        <w:rPr>
+          <w:lang w:val="en-US"/>
+        </w:rPr>
+        <w:t>Nếu bạn nhập 1 biểu thức không thể tính được hay nhập tào lao, thì &lt;Câu Hỏi&gt; sẽ lại được in ra và bạn phải nhập lại</w:t>
+      </w:r>
+    </w:p>
+    <w:p>
+      <w:pPr>
+        <w:pStyle w:val="ListParagraph"/>
+        <w:numPr>
+          <w:ilvl w:val="0"/>
+          <w:numId w:val="3"/>
+        </w:numPr>
+        <w:rPr>
+          <w:lang w:val="en-US"/>
+        </w:rPr>
+      </w:pPr>
+      <w:r>
+        <w:rPr>
+          <w:lang w:val="en-US"/>
+        </w:rPr>
+        <w:t>Nếu không muốn nó tính giá trị biểu thức nhập vào, mà chỉ muốn lưu String bạn nhập vào, thì viết</w:t>
+      </w:r>
+    </w:p>
+    <w:p>
+      <w:pPr>
+        <w:pStyle w:val="ListParagraph"/>
+        <w:pBdr>
+          <w:top w:val="single" w:sz="4" w:space="1" w:color="auto"/>
+          <w:left w:val="single" w:sz="4" w:space="4" w:color="auto"/>
+          <w:bottom w:val="single" w:sz="4" w:space="1" w:color="auto"/>
+          <w:right w:val="single" w:sz="4" w:space="4" w:color="auto"/>
+        </w:pBdr>
+        <w:ind w:left="1080"/>
+        <w:rPr>
+          <w:lang w:val="en-US"/>
+        </w:rPr>
+      </w:pPr>
+      <w:r>
+        <w:rPr>
+          <w:lang w:val="en-US"/>
+        </w:rPr>
+        <w:t xml:space="preserve">&lt;String&gt; = input(&lt;Câu Hỏi&gt;, </w:t>
+      </w:r>
+      <w:r>
+        <w:rPr>
+          <w:lang w:val="en-US"/>
+        </w:rPr>
+        <w:t>'s'</w:t>
+      </w:r>
+      <w:r>
+        <w:rPr>
+          <w:lang w:val="en-US"/>
+        </w:rPr>
+        <w:t>)</w:t>
+      </w:r>
+    </w:p>
+    <w:p>
+      <w:pPr>
+        <w:pStyle w:val="ListParagraph"/>
+        <w:numPr>
+          <w:ilvl w:val="0"/>
+          <w:numId w:val="3"/>
+        </w:numPr>
+        <w:rPr>
+          <w:lang w:val="en-US"/>
+        </w:rPr>
+      </w:pPr>
+    </w:p>
+    <w:p>
+      <w:pPr>
+        <w:rPr>
+          <w:lang w:val="en-US"/>
+        </w:rPr>
+      </w:pPr>
+    </w:p>
+    <w:p>
+      <w:pPr>
+        <w:rPr>
+          <w:lang w:val="en-US"/>
+        </w:rPr>
+      </w:pPr>
+      <w:r>
+        <w:rPr>
+          <w:lang w:val="en-US"/>
+        </w:rPr>
+        <w:t>Workspace:</w:t>
+      </w:r>
+    </w:p>
+    <w:p>
+      <w:pPr>
+        <w:pStyle w:val="ListParagraph"/>
+        <w:numPr>
+          <w:ilvl w:val="0"/>
+          <w:numId w:val="8"/>
+        </w:numPr>
+        <w:rPr>
+          <w:lang w:val="en-US"/>
+        </w:rPr>
+      </w:pPr>
+      <w:r>
+        <w:rPr>
+          <w:lang w:val="en-US"/>
+        </w:rPr>
+        <w:t>Xóa Toàn Bộ Biến Hiện Tại Trong Workspace?</w:t>
+      </w:r>
+    </w:p>
+    <w:p>
+      <w:pPr>
+        <w:pStyle w:val="ListParagraph"/>
+        <w:pBdr>
+          <w:top w:val="single" w:sz="4" w:space="1" w:color="auto"/>
+          <w:left w:val="single" w:sz="4" w:space="4" w:color="auto"/>
+          <w:bottom w:val="single" w:sz="4" w:space="1" w:color="auto"/>
+          <w:right w:val="single" w:sz="4" w:space="4" w:color="auto"/>
+        </w:pBdr>
+        <w:ind w:left="1080"/>
+        <w:rPr>
+          <w:lang w:val="en-US"/>
+        </w:rPr>
+      </w:pPr>
+      <w:r>
+        <w:rPr>
+          <w:lang w:val="en-US"/>
+        </w:rPr>
+        <w:t>clearvars</w:t>
+      </w:r>
+    </w:p>
+    <w:p>
+      <w:pPr>
+        <w:pStyle w:val="ListParagraph"/>
+        <w:numPr>
+          <w:ilvl w:val="0"/>
+          <w:numId w:val="8"/>
+        </w:numPr>
+        <w:rPr>
+          <w:lang w:val="en-US"/>
+        </w:rPr>
+      </w:pPr>
+      <w:r>
+        <w:rPr>
+          <w:lang w:val="en-US"/>
+        </w:rPr>
+        <w:t>Xóa Toàn Bộ Biến Hiện Tại Trong Workspace Ngoại Trừ 1 Số Biến?</w:t>
+      </w:r>
+    </w:p>
+    <w:p>
+      <w:pPr>
+        <w:pStyle w:val="ListParagraph"/>
+        <w:pBdr>
+          <w:top w:val="single" w:sz="4" w:space="1" w:color="auto"/>
+          <w:left w:val="single" w:sz="4" w:space="4" w:color="auto"/>
+          <w:bottom w:val="single" w:sz="4" w:space="1" w:color="auto"/>
+          <w:right w:val="single" w:sz="4" w:space="4" w:color="auto"/>
+        </w:pBdr>
+        <w:ind w:left="1080"/>
+        <w:rPr>
+          <w:lang w:val="en-US"/>
+        </w:rPr>
+      </w:pPr>
+      <w:r>
+        <w:rPr>
+          <w:lang w:val="en-US"/>
+        </w:rPr>
+        <w:t>clearvars -except &lt;Các Biến Không Bị Xóa&gt;</w:t>
+      </w:r>
+    </w:p>
+    <w:p>
+      <w:pPr>
+        <w:pStyle w:val="ListParagraph"/>
+        <w:numPr>
+          <w:ilvl w:val="0"/>
+          <w:numId w:val="3"/>
+        </w:numPr>
+        <w:rPr>
+          <w:lang w:val="en-US"/>
+        </w:rPr>
+      </w:pPr>
+      <w:r>
+        <w:rPr>
+          <w:lang w:val="en-US"/>
+        </w:rPr>
+        <w:t>Ví dụ</w:t>
+      </w:r>
+    </w:p>
+    <w:p>
+      <w:pPr>
+        <w:pStyle w:val="ListParagraph"/>
+        <w:pBdr>
+          <w:top w:val="single" w:sz="4" w:space="1" w:color="auto"/>
+          <w:left w:val="single" w:sz="4" w:space="4" w:color="auto"/>
+          <w:bottom w:val="single" w:sz="4" w:space="1" w:color="auto"/>
+          <w:right w:val="single" w:sz="4" w:space="4" w:color="auto"/>
+        </w:pBdr>
+        <w:ind w:left="1080"/>
+        <w:rPr>
+          <w:lang w:val="en-US"/>
+        </w:rPr>
+      </w:pPr>
+      <w:r>
+        <w:rPr>
+          <w:lang w:val="en-US"/>
+        </w:rPr>
+        <w:t>clearvars -except foo bar</w:t>
+      </w:r>
+    </w:p>
+    <w:p>
+      <w:pPr>
+        <w:pStyle w:val="ListParagraph"/>
+        <w:numPr>
+          <w:ilvl w:val="0"/>
+          <w:numId w:val="8"/>
+        </w:numPr>
+        <w:rPr>
+          <w:lang w:val="en-US"/>
+        </w:rPr>
+      </w:pPr>
+      <w:r>
+        <w:rPr>
+          <w:lang w:val="en-US"/>
+        </w:rPr>
+        <w:t>In Ra Thông Tin Tất Cả Các Biến Hiện Tại Trong Workspace?</w:t>
+      </w:r>
+    </w:p>
+    <w:p>
+      <w:pPr>
+        <w:pStyle w:val="ListParagraph"/>
+        <w:pBdr>
+          <w:top w:val="single" w:sz="4" w:space="1" w:color="auto"/>
+          <w:left w:val="single" w:sz="4" w:space="4" w:color="auto"/>
+          <w:bottom w:val="single" w:sz="4" w:space="1" w:color="auto"/>
+          <w:right w:val="single" w:sz="4" w:space="4" w:color="auto"/>
+        </w:pBdr>
+        <w:ind w:left="1080"/>
+        <w:rPr>
+          <w:lang w:val="en-US"/>
+        </w:rPr>
+      </w:pPr>
+      <w:r>
+        <w:rPr>
+          <w:lang w:val="en-US"/>
+        </w:rPr>
+        <w:t>whos</w:t>
+      </w:r>
+    </w:p>
+    <w:p>
+      <w:pPr>
+        <w:rPr>
+          <w:lang w:val="en-US"/>
+        </w:rPr>
+      </w:pPr>
+    </w:p>
+    <w:p>
+      <w:pPr>
+        <w:rPr>
+          <w:lang w:val="en-US"/>
+        </w:rPr>
+      </w:pPr>
+      <w:r>
+        <w:rPr>
+          <w:lang w:val="en-US"/>
+        </w:rPr>
+        <w:t>File – Tệp:</w:t>
+      </w:r>
+    </w:p>
+    <w:p>
+      <w:pPr>
+        <w:pStyle w:val="ListParagraph"/>
+        <w:numPr>
+          <w:ilvl w:val="0"/>
+          <w:numId w:val="21"/>
+        </w:numPr>
+        <w:rPr>
+          <w:lang w:val="en-US"/>
+        </w:rPr>
+      </w:pPr>
+      <w:r>
+        <w:rPr>
+          <w:lang w:val="en-US"/>
+        </w:rPr>
+        <w:t>Cách Mở 1 File Văn Bản?</w:t>
+      </w:r>
+    </w:p>
+    <w:p>
+      <w:pPr>
+        <w:pStyle w:val="ListParagraph"/>
+        <w:numPr>
+          <w:ilvl w:val="0"/>
+          <w:numId w:val="3"/>
+        </w:numPr>
+        <w:rPr>
+          <w:lang w:val="en-US"/>
+        </w:rPr>
+      </w:pPr>
+      <w:r>
+        <w:rPr>
+          <w:lang w:val="en-US"/>
+        </w:rPr>
+        <w:t>Khi chương trình Matlab mở 1 File nào đó, nó sẽ chạy ngầm, được đánh Index bắt đầu = 3, mở File tiếp theo, thì Index File này = 4, …, khi bạn đóng 1 File, thì do Index bị thiếu nên khi mở lại 1 File khác</w:t>
+      </w:r>
+      <w:r>
+        <w:rPr>
+          <w:lang w:val="en-US"/>
+        </w:rPr>
+        <w:t xml:space="preserve"> hoặc File cũ</w:t>
+      </w:r>
+      <w:r>
+        <w:rPr>
+          <w:lang w:val="en-US"/>
+        </w:rPr>
+        <w:t>, thì Index File này sẽ Fill vào những chỗ bị thiếu, theo chiều tăng dần Index</w:t>
+      </w:r>
+    </w:p>
+    <w:p>
+      <w:pPr>
+        <w:pStyle w:val="ListParagraph"/>
+        <w:numPr>
+          <w:ilvl w:val="0"/>
+          <w:numId w:val="3"/>
+        </w:numPr>
+        <w:rPr>
+          <w:lang w:val="en-US"/>
+        </w:rPr>
+      </w:pPr>
+      <w:r>
+        <w:rPr>
+          <w:lang w:val="en-US"/>
+        </w:rPr>
         <w:lastRenderedPageBreak/>
-        <w:t>Chạy lệnh sau để bắt đầu đếm giây, hoặc đặt lại đồng hồ</w:t>
-      </w:r>
-    </w:p>
-    <w:p>
-      <w:pPr>
-        <w:pStyle w:val="ListParagraph"/>
-        <w:pBdr>
-          <w:top w:val="single" w:sz="4" w:space="1" w:color="auto"/>
-          <w:left w:val="single" w:sz="4" w:space="4" w:color="auto"/>
-          <w:bottom w:val="single" w:sz="4" w:space="1" w:color="auto"/>
-          <w:right w:val="single" w:sz="4" w:space="4" w:color="auto"/>
-        </w:pBdr>
-        <w:ind w:left="1080"/>
-        <w:rPr>
-          <w:lang w:val="en-US"/>
-        </w:rPr>
-      </w:pPr>
-      <w:r>
-        <w:rPr>
-          <w:lang w:val="en-US"/>
-        </w:rPr>
-        <w:t>tic</w:t>
-      </w:r>
-    </w:p>
-    <w:p>
-      <w:pPr>
-        <w:pStyle w:val="ListParagraph"/>
-        <w:numPr>
-          <w:ilvl w:val="0"/>
-          <w:numId w:val="3"/>
-        </w:numPr>
-        <w:rPr>
-          <w:lang w:val="en-US"/>
-        </w:rPr>
-      </w:pPr>
-      <w:r>
-        <w:rPr>
-          <w:lang w:val="en-US"/>
-        </w:rPr>
-        <w:t>Khi câu lệnh trên chạy, thì sẽ có 1 đồng hồ chạy ngầm trong phần mềm Matlab, bắt đầu từ 0 giây</w:t>
-      </w:r>
-    </w:p>
-    <w:p>
-      <w:pPr>
-        <w:pStyle w:val="ListParagraph"/>
-        <w:numPr>
-          <w:ilvl w:val="0"/>
-          <w:numId w:val="3"/>
-        </w:numPr>
-        <w:rPr>
-          <w:lang w:val="en-US"/>
-        </w:rPr>
-      </w:pPr>
-      <w:r>
-        <w:rPr>
-          <w:lang w:val="en-US"/>
-        </w:rPr>
-        <w:t>Để in giá trị từ đồng hồ tại thời điểm hiện tại</w:t>
-      </w:r>
-    </w:p>
-    <w:p>
-      <w:pPr>
-        <w:pStyle w:val="ListParagraph"/>
-        <w:pBdr>
-          <w:top w:val="single" w:sz="4" w:space="1" w:color="auto"/>
-          <w:left w:val="single" w:sz="4" w:space="4" w:color="auto"/>
-          <w:bottom w:val="single" w:sz="4" w:space="1" w:color="auto"/>
-          <w:right w:val="single" w:sz="4" w:space="4" w:color="auto"/>
-        </w:pBdr>
-        <w:ind w:left="1080"/>
-        <w:rPr>
-          <w:lang w:val="en-US"/>
-        </w:rPr>
-      </w:pPr>
-      <w:r>
-        <w:rPr>
-          <w:lang w:val="en-US"/>
-        </w:rPr>
-        <w:t>toc</w:t>
-      </w:r>
-    </w:p>
-    <w:p>
-      <w:pPr>
-        <w:pStyle w:val="ListParagraph"/>
-        <w:numPr>
-          <w:ilvl w:val="0"/>
-          <w:numId w:val="9"/>
-        </w:numPr>
-        <w:rPr>
-          <w:lang w:val="en-US"/>
-        </w:rPr>
-      </w:pPr>
-      <w:r>
-        <w:rPr>
-          <w:lang w:val="en-US"/>
-        </w:rPr>
-        <w:t>Hỏi Người Dùng Nhập Input?</w:t>
-      </w:r>
-    </w:p>
-    <w:p>
-      <w:pPr>
-        <w:pStyle w:val="ListParagraph"/>
-        <w:pBdr>
-          <w:top w:val="single" w:sz="4" w:space="1" w:color="auto"/>
-          <w:left w:val="single" w:sz="4" w:space="4" w:color="auto"/>
-          <w:bottom w:val="single" w:sz="4" w:space="1" w:color="auto"/>
-          <w:right w:val="single" w:sz="4" w:space="4" w:color="auto"/>
-        </w:pBdr>
-        <w:ind w:left="1080"/>
-        <w:rPr>
-          <w:lang w:val="en-US"/>
-        </w:rPr>
-      </w:pPr>
-      <w:r>
-        <w:rPr>
-          <w:lang w:val="en-US"/>
-        </w:rPr>
-        <w:t>&lt;G</w:t>
-      </w:r>
-      <w:r>
-        <w:rPr>
-          <w:lang w:val="en-US"/>
-        </w:rPr>
-        <w:t>iá</w:t>
-      </w:r>
-      <w:r>
-        <w:rPr>
-          <w:lang w:val="en-US"/>
-        </w:rPr>
-        <w:t xml:space="preserve"> Trị Nhập&gt; = input(&lt;Câu Hỏi&gt;)</w:t>
-      </w:r>
-    </w:p>
-    <w:p>
-      <w:pPr>
-        <w:pStyle w:val="ListParagraph"/>
-        <w:numPr>
-          <w:ilvl w:val="0"/>
-          <w:numId w:val="3"/>
-        </w:numPr>
-        <w:rPr>
-          <w:lang w:val="en-US"/>
-        </w:rPr>
-      </w:pPr>
-      <w:r>
-        <w:rPr>
-          <w:lang w:val="en-US"/>
-        </w:rPr>
-        <w:t>Khi đến dòng lệnh này, tại Command Window sẽ in ra &lt;Câu Hỏi&gt;, khi này bạn cần nhập 1 biểu thức sử dụng các biến tại Workspace, nó sẽ tự tính ra và trả về giá trị cho bạn, và lưu trong &lt;Giá Trị Nhập&gt;</w:t>
+        <w:t>Để mở 1 File và trả về Index của nó</w:t>
+      </w:r>
+    </w:p>
+    <w:p>
+      <w:pPr>
+        <w:pStyle w:val="ListParagraph"/>
+        <w:pBdr>
+          <w:top w:val="single" w:sz="4" w:space="1" w:color="auto"/>
+          <w:left w:val="single" w:sz="4" w:space="4" w:color="auto"/>
+          <w:bottom w:val="single" w:sz="4" w:space="1" w:color="auto"/>
+          <w:right w:val="single" w:sz="4" w:space="4" w:color="auto"/>
+        </w:pBdr>
+        <w:ind w:left="1080"/>
+        <w:rPr>
+          <w:lang w:val="en-US"/>
+        </w:rPr>
+      </w:pPr>
+      <w:r>
+        <w:rPr>
+          <w:lang w:val="en-US"/>
+        </w:rPr>
+        <w:t>&lt;File Index&gt; = fopen(&lt;Đường Dẫn Đến File Có Phần Mở Rộng&gt;)</w:t>
+      </w:r>
+    </w:p>
+    <w:p>
+      <w:pPr>
+        <w:pStyle w:val="ListParagraph"/>
+        <w:numPr>
+          <w:ilvl w:val="0"/>
+          <w:numId w:val="3"/>
+        </w:numPr>
+        <w:rPr>
+          <w:lang w:val="en-US"/>
+        </w:rPr>
+      </w:pPr>
+      <w:r>
+        <w:rPr>
+          <w:lang w:val="en-US"/>
+        </w:rPr>
+        <w:t>&lt;</w:t>
+      </w:r>
+      <w:r>
+        <w:rPr>
+          <w:lang w:val="en-US"/>
+        </w:rPr>
+        <w:t>Đường Dẫn Đến File Có Phần Mở Rộng</w:t>
+      </w:r>
+      <w:r>
+        <w:rPr>
+          <w:lang w:val="en-US"/>
+        </w:rPr>
+        <w:t>&gt; giống trong Batch</w:t>
       </w:r>
     </w:p>
     <w:p>
@@ -2303,13 +2802,13 @@
         <w:rPr>
           <w:lang w:val="en-US"/>
         </w:rPr>
-        <w:t>foo = input(</w:t>
-      </w:r>
-      <w:r>
-        <w:rPr>
-          <w:lang w:val="en-US"/>
-        </w:rPr>
-        <w:t>"bar?"</w:t>
+        <w:t>foo = fopen(</w:t>
+      </w:r>
+      <w:r>
+        <w:rPr>
+          <w:lang w:val="en-US"/>
+        </w:rPr>
+        <w:t>'..\bar.txt'</w:t>
       </w:r>
       <w:r>
         <w:rPr>
@@ -2333,88 +2832,97 @@
         <w:rPr>
           <w:lang w:val="en-US"/>
         </w:rPr>
-        <w:t>Khi này nếu bạn nhập x + y, mà x = 2 và y = 5, thì foo = 7</w:t>
-      </w:r>
-    </w:p>
-    <w:p>
-      <w:pPr>
-        <w:pStyle w:val="ListParagraph"/>
-        <w:numPr>
-          <w:ilvl w:val="0"/>
-          <w:numId w:val="3"/>
-        </w:numPr>
-        <w:rPr>
-          <w:lang w:val="en-US"/>
-        </w:rPr>
-      </w:pPr>
-      <w:r>
-        <w:rPr>
-          <w:lang w:val="en-US"/>
-        </w:rPr>
-        <w:t>Nếu bạn nhập 1 biểu thức không thể tính được hay nhập tào lao, thì &lt;Câu Hỏi&gt; sẽ lại được in ra và bạn phải nhập lại</w:t>
-      </w:r>
-    </w:p>
-    <w:p>
-      <w:pPr>
-        <w:pStyle w:val="ListParagraph"/>
-        <w:numPr>
-          <w:ilvl w:val="0"/>
-          <w:numId w:val="3"/>
-        </w:numPr>
-        <w:rPr>
-          <w:lang w:val="en-US"/>
-        </w:rPr>
-      </w:pPr>
-      <w:r>
-        <w:rPr>
-          <w:lang w:val="en-US"/>
-        </w:rPr>
-        <w:t>Nếu không muốn nó tính giá trị biểu thức nhập vào, mà chỉ muốn lưu String bạn nhập vào, thì viết</w:t>
-      </w:r>
-    </w:p>
-    <w:p>
-      <w:pPr>
-        <w:pStyle w:val="ListParagraph"/>
-        <w:pBdr>
-          <w:top w:val="single" w:sz="4" w:space="1" w:color="auto"/>
-          <w:left w:val="single" w:sz="4" w:space="4" w:color="auto"/>
-          <w:bottom w:val="single" w:sz="4" w:space="1" w:color="auto"/>
-          <w:right w:val="single" w:sz="4" w:space="4" w:color="auto"/>
-        </w:pBdr>
-        <w:ind w:left="1080"/>
-        <w:rPr>
-          <w:lang w:val="en-US"/>
-        </w:rPr>
-      </w:pPr>
-      <w:r>
-        <w:rPr>
-          <w:lang w:val="en-US"/>
-        </w:rPr>
-        <w:t>&lt;</w:t>
-      </w:r>
-      <w:r>
-        <w:rPr>
-          <w:lang w:val="en-US"/>
-        </w:rPr>
-        <w:t>String</w:t>
-      </w:r>
-      <w:r>
-        <w:rPr>
-          <w:lang w:val="en-US"/>
-        </w:rPr>
-        <w:t>&gt; = input(&lt;Câu Hỏi&gt;</w:t>
-      </w:r>
-      <w:r>
-        <w:rPr>
-          <w:lang w:val="en-US"/>
-        </w:rPr>
-        <w:t xml:space="preserve">, </w:t>
-      </w:r>
-      <w:r>
-        <w:rPr>
-          <w:lang w:val="en-US"/>
-        </w:rPr>
-        <w:t>'s'</w:t>
+        <w:t>Để đóng 1 File</w:t>
+      </w:r>
+    </w:p>
+    <w:p>
+      <w:pPr>
+        <w:pStyle w:val="ListParagraph"/>
+        <w:pBdr>
+          <w:top w:val="single" w:sz="4" w:space="1" w:color="auto"/>
+          <w:left w:val="single" w:sz="4" w:space="4" w:color="auto"/>
+          <w:bottom w:val="single" w:sz="4" w:space="1" w:color="auto"/>
+          <w:right w:val="single" w:sz="4" w:space="4" w:color="auto"/>
+        </w:pBdr>
+        <w:ind w:left="1080"/>
+        <w:rPr>
+          <w:lang w:val="en-US"/>
+        </w:rPr>
+      </w:pPr>
+      <w:r>
+        <w:rPr>
+          <w:lang w:val="en-US"/>
+        </w:rPr>
+        <w:t>f</w:t>
+      </w:r>
+      <w:r>
+        <w:rPr>
+          <w:lang w:val="en-US"/>
+        </w:rPr>
+        <w:t>close</w:t>
+      </w:r>
+      <w:r>
+        <w:rPr>
+          <w:lang w:val="en-US"/>
+        </w:rPr>
+        <w:t>(&lt;File Index&gt;)</w:t>
+      </w:r>
+    </w:p>
+    <w:p>
+      <w:pPr>
+        <w:pStyle w:val="ListParagraph"/>
+        <w:numPr>
+          <w:ilvl w:val="0"/>
+          <w:numId w:val="3"/>
+        </w:numPr>
+        <w:rPr>
+          <w:lang w:val="en-US"/>
+        </w:rPr>
+      </w:pPr>
+      <w:r>
+        <w:rPr>
+          <w:lang w:val="en-US"/>
+        </w:rPr>
+        <w:t>Để đóng toàn bộ File</w:t>
+      </w:r>
+    </w:p>
+    <w:p>
+      <w:pPr>
+        <w:pStyle w:val="ListParagraph"/>
+        <w:pBdr>
+          <w:top w:val="single" w:sz="4" w:space="1" w:color="auto"/>
+          <w:left w:val="single" w:sz="4" w:space="4" w:color="auto"/>
+          <w:bottom w:val="single" w:sz="4" w:space="1" w:color="auto"/>
+          <w:right w:val="single" w:sz="4" w:space="4" w:color="auto"/>
+        </w:pBdr>
+        <w:ind w:left="1080"/>
+        <w:rPr>
+          <w:lang w:val="en-US"/>
+        </w:rPr>
+      </w:pPr>
+      <w:r>
+        <w:rPr>
+          <w:lang w:val="en-US"/>
+        </w:rPr>
+        <w:t>fclose(</w:t>
+      </w:r>
+      <w:r>
+        <w:rPr>
+          <w:lang w:val="en-US"/>
+        </w:rPr>
+        <w:t>'</w:t>
+      </w:r>
+      <w:r>
+        <w:rPr>
+          <w:lang w:val="en-US"/>
+        </w:rPr>
+        <w:t>all</w:t>
+      </w:r>
+      <w:r>
+        <w:rPr>
+          <w:lang w:val="en-US"/>
+        </w:rPr>
+        <w:t>'</w:t>
       </w:r>
       <w:r>
         <w:rPr>
@@ -2434,182 +2942,6 @@
           <w:lang w:val="en-US"/>
         </w:rPr>
       </w:pPr>
-    </w:p>
-    <w:p>
-      <w:pPr>
-        <w:rPr>
-          <w:lang w:val="en-US"/>
-        </w:rPr>
-      </w:pPr>
-    </w:p>
-    <w:p>
-      <w:pPr>
-        <w:rPr>
-          <w:lang w:val="en-US"/>
-        </w:rPr>
-      </w:pPr>
-      <w:r>
-        <w:rPr>
-          <w:lang w:val="en-US"/>
-        </w:rPr>
-        <w:t>Workspace:</w:t>
-      </w:r>
-    </w:p>
-    <w:p>
-      <w:pPr>
-        <w:pStyle w:val="ListParagraph"/>
-        <w:numPr>
-          <w:ilvl w:val="0"/>
-          <w:numId w:val="8"/>
-        </w:numPr>
-        <w:rPr>
-          <w:lang w:val="en-US"/>
-        </w:rPr>
-      </w:pPr>
-      <w:r>
-        <w:rPr>
-          <w:lang w:val="en-US"/>
-        </w:rPr>
-        <w:t>Xóa Toàn Bộ Biến Hiện Tại Trong Workspace?</w:t>
-      </w:r>
-    </w:p>
-    <w:p>
-      <w:pPr>
-        <w:pStyle w:val="ListParagraph"/>
-        <w:pBdr>
-          <w:top w:val="single" w:sz="4" w:space="1" w:color="auto"/>
-          <w:left w:val="single" w:sz="4" w:space="4" w:color="auto"/>
-          <w:bottom w:val="single" w:sz="4" w:space="1" w:color="auto"/>
-          <w:right w:val="single" w:sz="4" w:space="4" w:color="auto"/>
-        </w:pBdr>
-        <w:ind w:left="1080"/>
-        <w:rPr>
-          <w:lang w:val="en-US"/>
-        </w:rPr>
-      </w:pPr>
-      <w:r>
-        <w:rPr>
-          <w:lang w:val="en-US"/>
-        </w:rPr>
-        <w:t>clearvars</w:t>
-      </w:r>
-    </w:p>
-    <w:p>
-      <w:pPr>
-        <w:pStyle w:val="ListParagraph"/>
-        <w:numPr>
-          <w:ilvl w:val="0"/>
-          <w:numId w:val="8"/>
-        </w:numPr>
-        <w:rPr>
-          <w:lang w:val="en-US"/>
-        </w:rPr>
-      </w:pPr>
-      <w:r>
-        <w:rPr>
-          <w:lang w:val="en-US"/>
-        </w:rPr>
-        <w:t>Xóa Toàn Bộ Biến Hiện Tại Trong Workspace Ngoại Trừ 1 Số Biến?</w:t>
-      </w:r>
-    </w:p>
-    <w:p>
-      <w:pPr>
-        <w:pStyle w:val="ListParagraph"/>
-        <w:pBdr>
-          <w:top w:val="single" w:sz="4" w:space="1" w:color="auto"/>
-          <w:left w:val="single" w:sz="4" w:space="4" w:color="auto"/>
-          <w:bottom w:val="single" w:sz="4" w:space="1" w:color="auto"/>
-          <w:right w:val="single" w:sz="4" w:space="4" w:color="auto"/>
-        </w:pBdr>
-        <w:ind w:left="1080"/>
-        <w:rPr>
-          <w:lang w:val="en-US"/>
-        </w:rPr>
-      </w:pPr>
-      <w:r>
-        <w:rPr>
-          <w:lang w:val="en-US"/>
-        </w:rPr>
-        <w:t>clearvars -except &lt;Các Biến Không Bị Xóa&gt;</w:t>
-      </w:r>
-    </w:p>
-    <w:p>
-      <w:pPr>
-        <w:pStyle w:val="ListParagraph"/>
-        <w:numPr>
-          <w:ilvl w:val="0"/>
-          <w:numId w:val="3"/>
-        </w:numPr>
-        <w:rPr>
-          <w:lang w:val="en-US"/>
-        </w:rPr>
-      </w:pPr>
-      <w:r>
-        <w:rPr>
-          <w:lang w:val="en-US"/>
-        </w:rPr>
-        <w:t>Ví dụ</w:t>
-      </w:r>
-    </w:p>
-    <w:p>
-      <w:pPr>
-        <w:pStyle w:val="ListParagraph"/>
-        <w:pBdr>
-          <w:top w:val="single" w:sz="4" w:space="1" w:color="auto"/>
-          <w:left w:val="single" w:sz="4" w:space="4" w:color="auto"/>
-          <w:bottom w:val="single" w:sz="4" w:space="1" w:color="auto"/>
-          <w:right w:val="single" w:sz="4" w:space="4" w:color="auto"/>
-        </w:pBdr>
-        <w:ind w:left="1080"/>
-        <w:rPr>
-          <w:lang w:val="en-US"/>
-        </w:rPr>
-      </w:pPr>
-      <w:r>
-        <w:rPr>
-          <w:lang w:val="en-US"/>
-        </w:rPr>
-        <w:t>clearvars -except foo bar</w:t>
-      </w:r>
-    </w:p>
-    <w:p>
-      <w:pPr>
-        <w:pStyle w:val="ListParagraph"/>
-        <w:numPr>
-          <w:ilvl w:val="0"/>
-          <w:numId w:val="8"/>
-        </w:numPr>
-        <w:rPr>
-          <w:lang w:val="en-US"/>
-        </w:rPr>
-      </w:pPr>
-      <w:r>
-        <w:rPr>
-          <w:lang w:val="en-US"/>
-        </w:rPr>
-        <w:t>In Ra Thông Tin Tất Cả Các Biến Hiện Tại Trong Workspace?</w:t>
-      </w:r>
-    </w:p>
-    <w:p>
-      <w:pPr>
-        <w:pStyle w:val="ListParagraph"/>
-        <w:pBdr>
-          <w:top w:val="single" w:sz="4" w:space="1" w:color="auto"/>
-          <w:left w:val="single" w:sz="4" w:space="4" w:color="auto"/>
-          <w:bottom w:val="single" w:sz="4" w:space="1" w:color="auto"/>
-          <w:right w:val="single" w:sz="4" w:space="4" w:color="auto"/>
-        </w:pBdr>
-        <w:ind w:left="1080"/>
-        <w:rPr>
-          <w:lang w:val="en-US"/>
-        </w:rPr>
-      </w:pPr>
-      <w:r>
-        <w:rPr>
-          <w:lang w:val="en-US"/>
-        </w:rPr>
-        <w:t>whos</w:t>
-      </w:r>
     </w:p>
     <w:p>
       <w:pPr>
@@ -2820,324 +3152,324 @@
         <w:rPr>
           <w:lang w:val="en-US"/>
         </w:rPr>
+        <w:t>Trả Về Căn Bậc 2 Của 1 Giá Trị?</w:t>
+      </w:r>
+    </w:p>
+    <w:p>
+      <w:pPr>
+        <w:pStyle w:val="ListParagraph"/>
+        <w:pBdr>
+          <w:top w:val="single" w:sz="4" w:space="1" w:color="auto"/>
+          <w:left w:val="single" w:sz="4" w:space="4" w:color="auto"/>
+          <w:bottom w:val="single" w:sz="4" w:space="1" w:color="auto"/>
+          <w:right w:val="single" w:sz="4" w:space="4" w:color="auto"/>
+        </w:pBdr>
+        <w:ind w:left="1080"/>
+        <w:rPr>
+          <w:lang w:val="en-US"/>
+        </w:rPr>
+      </w:pPr>
+      <w:r>
+        <w:rPr>
+          <w:lang w:val="en-US"/>
+        </w:rPr>
+        <w:t>sqrt(&lt;Giá Trị&gt;)</w:t>
+      </w:r>
+    </w:p>
+    <w:p>
+      <w:pPr>
+        <w:pStyle w:val="ListParagraph"/>
+        <w:numPr>
+          <w:ilvl w:val="0"/>
+          <w:numId w:val="6"/>
+        </w:numPr>
+        <w:rPr>
+          <w:lang w:val="en-US"/>
+        </w:rPr>
+      </w:pPr>
+      <w:r>
+        <w:rPr>
+          <w:lang w:val="en-US"/>
+        </w:rPr>
+        <w:t>Index?</w:t>
+      </w:r>
+    </w:p>
+    <w:p>
+      <w:pPr>
+        <w:pStyle w:val="ListParagraph"/>
+        <w:numPr>
+          <w:ilvl w:val="0"/>
+          <w:numId w:val="3"/>
+        </w:numPr>
+        <w:rPr>
+          <w:lang w:val="en-US"/>
+        </w:rPr>
+      </w:pPr>
+      <w:r>
+        <w:rPr>
+          <w:lang w:val="en-US"/>
+        </w:rPr>
+        <w:t>Bắt đầu từ 1 chứ đéo phải 0</w:t>
+      </w:r>
+    </w:p>
+    <w:p>
+      <w:pPr>
+        <w:pStyle w:val="ListParagraph"/>
+        <w:numPr>
+          <w:ilvl w:val="0"/>
+          <w:numId w:val="6"/>
+        </w:numPr>
+        <w:rPr>
+          <w:lang w:val="en-US"/>
+        </w:rPr>
+      </w:pPr>
+      <w:r>
+        <w:rPr>
+          <w:lang w:val="en-US"/>
+        </w:rPr>
+        <w:t>Nhân Ma Trận?</w:t>
+      </w:r>
+    </w:p>
+    <w:p>
+      <w:pPr>
+        <w:pStyle w:val="ListParagraph"/>
+        <w:pBdr>
+          <w:top w:val="single" w:sz="4" w:space="1" w:color="auto"/>
+          <w:left w:val="single" w:sz="4" w:space="4" w:color="auto"/>
+          <w:bottom w:val="single" w:sz="4" w:space="1" w:color="auto"/>
+          <w:right w:val="single" w:sz="4" w:space="4" w:color="auto"/>
+        </w:pBdr>
+        <w:ind w:left="1080"/>
+        <w:rPr>
+          <w:lang w:val="en-US"/>
+        </w:rPr>
+      </w:pPr>
+      <w:r>
+        <w:rPr>
+          <w:lang w:val="en-US"/>
+        </w:rPr>
+        <w:t>*</w:t>
+      </w:r>
+    </w:p>
+    <w:p>
+      <w:pPr>
+        <w:pStyle w:val="ListParagraph"/>
+        <w:numPr>
+          <w:ilvl w:val="0"/>
+          <w:numId w:val="6"/>
+        </w:numPr>
+        <w:rPr>
+          <w:lang w:val="en-US"/>
+        </w:rPr>
+      </w:pPr>
+      <w:r>
+        <w:rPr>
+          <w:lang w:val="en-US"/>
+        </w:rPr>
+        <w:t>Tích Hadamard?</w:t>
+      </w:r>
+    </w:p>
+    <w:p>
+      <w:pPr>
+        <w:pStyle w:val="ListParagraph"/>
+        <w:pBdr>
+          <w:top w:val="single" w:sz="4" w:space="1" w:color="auto"/>
+          <w:left w:val="single" w:sz="4" w:space="4" w:color="auto"/>
+          <w:bottom w:val="single" w:sz="4" w:space="1" w:color="auto"/>
+          <w:right w:val="single" w:sz="4" w:space="4" w:color="auto"/>
+        </w:pBdr>
+        <w:ind w:left="1080"/>
+        <w:rPr>
+          <w:lang w:val="en-US"/>
+        </w:rPr>
+      </w:pPr>
+      <w:r>
+        <w:rPr>
+          <w:lang w:val="en-US"/>
+        </w:rPr>
+        <w:t>.*</w:t>
+      </w:r>
+    </w:p>
+    <w:p>
+      <w:pPr>
+        <w:pStyle w:val="ListParagraph"/>
+        <w:numPr>
+          <w:ilvl w:val="0"/>
+          <w:numId w:val="3"/>
+        </w:numPr>
+        <w:rPr>
+          <w:lang w:val="en-US"/>
+        </w:rPr>
+      </w:pPr>
+      <w:r>
+        <w:rPr>
+          <w:lang w:val="en-US"/>
+        </w:rPr>
+        <w:t>Đặt dấu chấm đằng trước các toán tử để thực hiện phép tính trên từng phần tử tương ứng của 2 ma trận</w:t>
+      </w:r>
+    </w:p>
+    <w:p>
+      <w:pPr>
+        <w:pStyle w:val="ListParagraph"/>
+        <w:numPr>
+          <w:ilvl w:val="0"/>
+          <w:numId w:val="6"/>
+        </w:numPr>
+        <w:rPr>
+          <w:lang w:val="en-US"/>
+        </w:rPr>
+      </w:pPr>
+      <w:r>
+        <w:rPr>
+          <w:lang w:val="en-US"/>
+        </w:rPr>
+        <w:t>Không Bằng?</w:t>
+      </w:r>
+    </w:p>
+    <w:p>
+      <w:pPr>
+        <w:pStyle w:val="ListParagraph"/>
+        <w:pBdr>
+          <w:top w:val="single" w:sz="4" w:space="1" w:color="auto"/>
+          <w:left w:val="single" w:sz="4" w:space="4" w:color="auto"/>
+          <w:bottom w:val="single" w:sz="4" w:space="1" w:color="auto"/>
+          <w:right w:val="single" w:sz="4" w:space="4" w:color="auto"/>
+        </w:pBdr>
+        <w:ind w:left="1080"/>
+        <w:rPr>
+          <w:lang w:val="en-US"/>
+        </w:rPr>
+      </w:pPr>
+      <w:r>
+        <w:rPr>
+          <w:lang w:val="en-US"/>
+        </w:rPr>
+        <w:t>~=</w:t>
+      </w:r>
+    </w:p>
+    <w:p>
+      <w:pPr>
+        <w:pStyle w:val="ListParagraph"/>
+        <w:numPr>
+          <w:ilvl w:val="0"/>
+          <w:numId w:val="6"/>
+        </w:numPr>
+        <w:rPr>
+          <w:lang w:val="en-US"/>
+        </w:rPr>
+      </w:pPr>
+      <w:r>
+        <w:rPr>
+          <w:lang w:val="en-US"/>
+        </w:rPr>
+        <w:t>Toán Tử NOT?</w:t>
+      </w:r>
+    </w:p>
+    <w:p>
+      <w:pPr>
+        <w:pStyle w:val="ListParagraph"/>
+        <w:pBdr>
+          <w:top w:val="single" w:sz="4" w:space="1" w:color="auto"/>
+          <w:left w:val="single" w:sz="4" w:space="4" w:color="auto"/>
+          <w:bottom w:val="single" w:sz="4" w:space="1" w:color="auto"/>
+          <w:right w:val="single" w:sz="4" w:space="4" w:color="auto"/>
+        </w:pBdr>
+        <w:ind w:left="1080"/>
+        <w:rPr>
+          <w:lang w:val="en-US"/>
+        </w:rPr>
+      </w:pPr>
+      <w:r>
+        <w:rPr>
+          <w:lang w:val="en-US"/>
+        </w:rPr>
+        <w:t>~</w:t>
+      </w:r>
+    </w:p>
+    <w:p>
+      <w:pPr>
+        <w:pStyle w:val="ListParagraph"/>
+        <w:numPr>
+          <w:ilvl w:val="0"/>
+          <w:numId w:val="3"/>
+        </w:numPr>
+        <w:rPr>
+          <w:lang w:val="en-US"/>
+        </w:rPr>
+      </w:pPr>
+    </w:p>
+    <w:p>
+      <w:pPr>
+        <w:rPr>
+          <w:lang w:val="en-US"/>
+        </w:rPr>
+      </w:pPr>
+    </w:p>
+    <w:p>
+      <w:pPr>
+        <w:rPr>
+          <w:lang w:val="en-US"/>
+        </w:rPr>
+      </w:pPr>
+      <w:r>
+        <w:rPr>
+          <w:lang w:val="en-US"/>
+        </w:rPr>
+        <w:t>Function – Hàm:</w:t>
+      </w:r>
+    </w:p>
+    <w:p>
+      <w:pPr>
+        <w:pStyle w:val="ListParagraph"/>
+        <w:numPr>
+          <w:ilvl w:val="0"/>
+          <w:numId w:val="14"/>
+        </w:numPr>
+        <w:rPr>
+          <w:lang w:val="en-US"/>
+        </w:rPr>
+      </w:pPr>
+      <w:r>
+        <w:rPr>
+          <w:lang w:val="en-US"/>
+        </w:rPr>
+        <w:t>Hàm Và Function Handle?</w:t>
+      </w:r>
+    </w:p>
+    <w:p>
+      <w:pPr>
+        <w:pStyle w:val="ListParagraph"/>
+        <w:numPr>
+          <w:ilvl w:val="0"/>
+          <w:numId w:val="3"/>
+        </w:numPr>
+        <w:rPr>
+          <w:lang w:val="en-US"/>
+        </w:rPr>
+      </w:pPr>
+      <w:r>
+        <w:rPr>
+          <w:lang w:val="en-US"/>
+        </w:rPr>
+        <w:t>1 hàm phải khai báo ở cuối File</w:t>
+      </w:r>
+    </w:p>
+    <w:p>
+      <w:pPr>
+        <w:pStyle w:val="ListParagraph"/>
+        <w:numPr>
+          <w:ilvl w:val="0"/>
+          <w:numId w:val="3"/>
+        </w:numPr>
+        <w:rPr>
+          <w:lang w:val="en-US"/>
+        </w:rPr>
+      </w:pPr>
+      <w:r>
+        <w:rPr>
+          <w:lang w:val="en-US"/>
+        </w:rPr>
         <w:lastRenderedPageBreak/>
-        <w:t>Trả Về Căn Bậc 2 Của 1 Giá Trị?</w:t>
-      </w:r>
-    </w:p>
-    <w:p>
-      <w:pPr>
-        <w:pStyle w:val="ListParagraph"/>
-        <w:pBdr>
-          <w:top w:val="single" w:sz="4" w:space="1" w:color="auto"/>
-          <w:left w:val="single" w:sz="4" w:space="4" w:color="auto"/>
-          <w:bottom w:val="single" w:sz="4" w:space="1" w:color="auto"/>
-          <w:right w:val="single" w:sz="4" w:space="4" w:color="auto"/>
-        </w:pBdr>
-        <w:ind w:left="1080"/>
-        <w:rPr>
-          <w:lang w:val="en-US"/>
-        </w:rPr>
-      </w:pPr>
-      <w:r>
-        <w:rPr>
-          <w:lang w:val="en-US"/>
-        </w:rPr>
-        <w:t>sqrt(&lt;Giá Trị&gt;)</w:t>
-      </w:r>
-    </w:p>
-    <w:p>
-      <w:pPr>
-        <w:pStyle w:val="ListParagraph"/>
-        <w:numPr>
-          <w:ilvl w:val="0"/>
-          <w:numId w:val="6"/>
-        </w:numPr>
-        <w:rPr>
-          <w:lang w:val="en-US"/>
-        </w:rPr>
-      </w:pPr>
-      <w:r>
-        <w:rPr>
-          <w:lang w:val="en-US"/>
-        </w:rPr>
-        <w:t>Index?</w:t>
-      </w:r>
-    </w:p>
-    <w:p>
-      <w:pPr>
-        <w:pStyle w:val="ListParagraph"/>
-        <w:numPr>
-          <w:ilvl w:val="0"/>
-          <w:numId w:val="3"/>
-        </w:numPr>
-        <w:rPr>
-          <w:lang w:val="en-US"/>
-        </w:rPr>
-      </w:pPr>
-      <w:r>
-        <w:rPr>
-          <w:lang w:val="en-US"/>
-        </w:rPr>
-        <w:t>Bắt đầu từ 1 chứ đéo phải 0</w:t>
-      </w:r>
-    </w:p>
-    <w:p>
-      <w:pPr>
-        <w:pStyle w:val="ListParagraph"/>
-        <w:numPr>
-          <w:ilvl w:val="0"/>
-          <w:numId w:val="6"/>
-        </w:numPr>
-        <w:rPr>
-          <w:lang w:val="en-US"/>
-        </w:rPr>
-      </w:pPr>
-      <w:r>
-        <w:rPr>
-          <w:lang w:val="en-US"/>
-        </w:rPr>
-        <w:t>Nhân Ma Trận?</w:t>
-      </w:r>
-    </w:p>
-    <w:p>
-      <w:pPr>
-        <w:pStyle w:val="ListParagraph"/>
-        <w:pBdr>
-          <w:top w:val="single" w:sz="4" w:space="1" w:color="auto"/>
-          <w:left w:val="single" w:sz="4" w:space="4" w:color="auto"/>
-          <w:bottom w:val="single" w:sz="4" w:space="1" w:color="auto"/>
-          <w:right w:val="single" w:sz="4" w:space="4" w:color="auto"/>
-        </w:pBdr>
-        <w:ind w:left="1080"/>
-        <w:rPr>
-          <w:lang w:val="en-US"/>
-        </w:rPr>
-      </w:pPr>
-      <w:r>
-        <w:rPr>
-          <w:lang w:val="en-US"/>
-        </w:rPr>
-        <w:t>*</w:t>
-      </w:r>
-    </w:p>
-    <w:p>
-      <w:pPr>
-        <w:pStyle w:val="ListParagraph"/>
-        <w:numPr>
-          <w:ilvl w:val="0"/>
-          <w:numId w:val="6"/>
-        </w:numPr>
-        <w:rPr>
-          <w:lang w:val="en-US"/>
-        </w:rPr>
-      </w:pPr>
-      <w:r>
-        <w:rPr>
-          <w:lang w:val="en-US"/>
-        </w:rPr>
-        <w:t>Tích Hadamard?</w:t>
-      </w:r>
-    </w:p>
-    <w:p>
-      <w:pPr>
-        <w:pStyle w:val="ListParagraph"/>
-        <w:pBdr>
-          <w:top w:val="single" w:sz="4" w:space="1" w:color="auto"/>
-          <w:left w:val="single" w:sz="4" w:space="4" w:color="auto"/>
-          <w:bottom w:val="single" w:sz="4" w:space="1" w:color="auto"/>
-          <w:right w:val="single" w:sz="4" w:space="4" w:color="auto"/>
-        </w:pBdr>
-        <w:ind w:left="1080"/>
-        <w:rPr>
-          <w:lang w:val="en-US"/>
-        </w:rPr>
-      </w:pPr>
-      <w:r>
-        <w:rPr>
-          <w:lang w:val="en-US"/>
-        </w:rPr>
-        <w:t>.*</w:t>
-      </w:r>
-    </w:p>
-    <w:p>
-      <w:pPr>
-        <w:pStyle w:val="ListParagraph"/>
-        <w:numPr>
-          <w:ilvl w:val="0"/>
-          <w:numId w:val="3"/>
-        </w:numPr>
-        <w:rPr>
-          <w:lang w:val="en-US"/>
-        </w:rPr>
-      </w:pPr>
-      <w:r>
-        <w:rPr>
-          <w:lang w:val="en-US"/>
-        </w:rPr>
-        <w:t>Đặt dấu chấm đằng trước các toán tử để thực hiện phép tính trên từng phần tử tương ứng của 2 ma trận</w:t>
-      </w:r>
-    </w:p>
-    <w:p>
-      <w:pPr>
-        <w:pStyle w:val="ListParagraph"/>
-        <w:numPr>
-          <w:ilvl w:val="0"/>
-          <w:numId w:val="6"/>
-        </w:numPr>
-        <w:rPr>
-          <w:lang w:val="en-US"/>
-        </w:rPr>
-      </w:pPr>
-      <w:r>
-        <w:rPr>
-          <w:lang w:val="en-US"/>
-        </w:rPr>
-        <w:t>Không Bằng?</w:t>
-      </w:r>
-    </w:p>
-    <w:p>
-      <w:pPr>
-        <w:pStyle w:val="ListParagraph"/>
-        <w:pBdr>
-          <w:top w:val="single" w:sz="4" w:space="1" w:color="auto"/>
-          <w:left w:val="single" w:sz="4" w:space="4" w:color="auto"/>
-          <w:bottom w:val="single" w:sz="4" w:space="1" w:color="auto"/>
-          <w:right w:val="single" w:sz="4" w:space="4" w:color="auto"/>
-        </w:pBdr>
-        <w:ind w:left="1080"/>
-        <w:rPr>
-          <w:lang w:val="en-US"/>
-        </w:rPr>
-      </w:pPr>
-      <w:r>
-        <w:rPr>
-          <w:lang w:val="en-US"/>
-        </w:rPr>
-        <w:t>~=</w:t>
-      </w:r>
-    </w:p>
-    <w:p>
-      <w:pPr>
-        <w:pStyle w:val="ListParagraph"/>
-        <w:numPr>
-          <w:ilvl w:val="0"/>
-          <w:numId w:val="6"/>
-        </w:numPr>
-        <w:rPr>
-          <w:lang w:val="en-US"/>
-        </w:rPr>
-      </w:pPr>
-      <w:r>
-        <w:rPr>
-          <w:lang w:val="en-US"/>
-        </w:rPr>
-        <w:t>Toán Tử NOT?</w:t>
-      </w:r>
-    </w:p>
-    <w:p>
-      <w:pPr>
-        <w:pStyle w:val="ListParagraph"/>
-        <w:pBdr>
-          <w:top w:val="single" w:sz="4" w:space="1" w:color="auto"/>
-          <w:left w:val="single" w:sz="4" w:space="4" w:color="auto"/>
-          <w:bottom w:val="single" w:sz="4" w:space="1" w:color="auto"/>
-          <w:right w:val="single" w:sz="4" w:space="4" w:color="auto"/>
-        </w:pBdr>
-        <w:ind w:left="1080"/>
-        <w:rPr>
-          <w:lang w:val="en-US"/>
-        </w:rPr>
-      </w:pPr>
-      <w:r>
-        <w:rPr>
-          <w:lang w:val="en-US"/>
-        </w:rPr>
-        <w:t>~</w:t>
-      </w:r>
-    </w:p>
-    <w:p>
-      <w:pPr>
-        <w:pStyle w:val="ListParagraph"/>
-        <w:numPr>
-          <w:ilvl w:val="0"/>
-          <w:numId w:val="3"/>
-        </w:numPr>
-        <w:rPr>
-          <w:lang w:val="en-US"/>
-        </w:rPr>
-      </w:pPr>
-    </w:p>
-    <w:p>
-      <w:pPr>
-        <w:rPr>
-          <w:lang w:val="en-US"/>
-        </w:rPr>
-      </w:pPr>
-    </w:p>
-    <w:p>
-      <w:pPr>
-        <w:rPr>
-          <w:lang w:val="en-US"/>
-        </w:rPr>
-      </w:pPr>
-      <w:r>
-        <w:rPr>
-          <w:lang w:val="en-US"/>
-        </w:rPr>
-        <w:t>Function – Hàm:</w:t>
-      </w:r>
-    </w:p>
-    <w:p>
-      <w:pPr>
-        <w:pStyle w:val="ListParagraph"/>
-        <w:numPr>
-          <w:ilvl w:val="0"/>
-          <w:numId w:val="14"/>
-        </w:numPr>
-        <w:rPr>
-          <w:lang w:val="en-US"/>
-        </w:rPr>
-      </w:pPr>
-      <w:r>
-        <w:rPr>
-          <w:lang w:val="en-US"/>
-        </w:rPr>
-        <w:t>Hàm Và Function Handle?</w:t>
-      </w:r>
-    </w:p>
-    <w:p>
-      <w:pPr>
-        <w:pStyle w:val="ListParagraph"/>
-        <w:numPr>
-          <w:ilvl w:val="0"/>
-          <w:numId w:val="3"/>
-        </w:numPr>
-        <w:rPr>
-          <w:lang w:val="en-US"/>
-        </w:rPr>
-      </w:pPr>
-      <w:r>
-        <w:rPr>
-          <w:lang w:val="en-US"/>
-        </w:rPr>
-        <w:t>1 hàm phải khai báo ở cuối File</w:t>
-      </w:r>
-    </w:p>
-    <w:p>
-      <w:pPr>
-        <w:pStyle w:val="ListParagraph"/>
-        <w:numPr>
-          <w:ilvl w:val="0"/>
-          <w:numId w:val="3"/>
-        </w:numPr>
-        <w:rPr>
-          <w:lang w:val="en-US"/>
-        </w:rPr>
-      </w:pPr>
-      <w:r>
-        <w:rPr>
-          <w:lang w:val="en-US"/>
-        </w:rPr>
         <w:t>Để sử dụng hàm, 1 là gọi trực tiếp tên hàm, 2 là thông qua Function Handle, tức là 1 biến tham chiếu đến hàm đó</w:t>
       </w:r>
     </w:p>
@@ -3717,7 +4049,6 @@
         <w:rPr>
           <w:lang w:val="en-US"/>
         </w:rPr>
-        <w:lastRenderedPageBreak/>
         <w:t>fool = far(2, 3)</w:t>
       </w:r>
     </w:p>
@@ -4163,6 +4494,7 @@
               <w:rPr>
                 <w:lang w:val="en-US"/>
               </w:rPr>
+              <w:lastRenderedPageBreak/>
               <w:t>foo</w:t>
             </w:r>
           </w:p>
@@ -4594,275 +4926,275 @@
         <w:rPr>
           <w:lang w:val="en-US"/>
         </w:rPr>
+        <w:t>if 2 &gt; 1</w:t>
+      </w:r>
+    </w:p>
+    <w:p>
+      <w:pPr>
+        <w:pStyle w:val="ListParagraph"/>
+        <w:pBdr>
+          <w:top w:val="single" w:sz="4" w:space="1" w:color="auto"/>
+          <w:left w:val="single" w:sz="4" w:space="4" w:color="auto"/>
+          <w:bottom w:val="single" w:sz="4" w:space="1" w:color="auto"/>
+          <w:right w:val="single" w:sz="4" w:space="4" w:color="auto"/>
+        </w:pBdr>
+        <w:ind w:left="1080"/>
+        <w:rPr>
+          <w:lang w:val="en-US"/>
+        </w:rPr>
+      </w:pPr>
+      <w:r>
+        <w:rPr>
+          <w:lang w:val="en-US"/>
+        </w:rPr>
+        <w:t xml:space="preserve">    foo = bar + 1</w:t>
+      </w:r>
+    </w:p>
+    <w:p>
+      <w:pPr>
+        <w:pStyle w:val="ListParagraph"/>
+        <w:pBdr>
+          <w:top w:val="single" w:sz="4" w:space="1" w:color="auto"/>
+          <w:left w:val="single" w:sz="4" w:space="4" w:color="auto"/>
+          <w:bottom w:val="single" w:sz="4" w:space="1" w:color="auto"/>
+          <w:right w:val="single" w:sz="4" w:space="4" w:color="auto"/>
+        </w:pBdr>
+        <w:ind w:left="1080"/>
+        <w:rPr>
+          <w:lang w:val="en-US"/>
+        </w:rPr>
+      </w:pPr>
+      <w:r>
+        <w:rPr>
+          <w:lang w:val="en-US"/>
+        </w:rPr>
+        <w:t>else</w:t>
+      </w:r>
+    </w:p>
+    <w:p>
+      <w:pPr>
+        <w:pStyle w:val="ListParagraph"/>
+        <w:pBdr>
+          <w:top w:val="single" w:sz="4" w:space="1" w:color="auto"/>
+          <w:left w:val="single" w:sz="4" w:space="4" w:color="auto"/>
+          <w:bottom w:val="single" w:sz="4" w:space="1" w:color="auto"/>
+          <w:right w:val="single" w:sz="4" w:space="4" w:color="auto"/>
+        </w:pBdr>
+        <w:ind w:left="1080"/>
+        <w:rPr>
+          <w:lang w:val="en-US"/>
+        </w:rPr>
+      </w:pPr>
+      <w:r>
+        <w:rPr>
+          <w:lang w:val="en-US"/>
+        </w:rPr>
+        <w:t xml:space="preserve">    bar = foo</w:t>
+      </w:r>
+    </w:p>
+    <w:p>
+      <w:pPr>
+        <w:pStyle w:val="ListParagraph"/>
+        <w:pBdr>
+          <w:top w:val="single" w:sz="4" w:space="1" w:color="auto"/>
+          <w:left w:val="single" w:sz="4" w:space="4" w:color="auto"/>
+          <w:bottom w:val="single" w:sz="4" w:space="1" w:color="auto"/>
+          <w:right w:val="single" w:sz="4" w:space="4" w:color="auto"/>
+        </w:pBdr>
+        <w:ind w:left="1080"/>
+        <w:rPr>
+          <w:lang w:val="en-US"/>
+        </w:rPr>
+      </w:pPr>
+      <w:r>
+        <w:rPr>
+          <w:lang w:val="en-US"/>
+        </w:rPr>
+        <w:t>end</w:t>
+      </w:r>
+    </w:p>
+    <w:p>
+      <w:pPr>
+        <w:pStyle w:val="ListParagraph"/>
+        <w:numPr>
+          <w:ilvl w:val="0"/>
+          <w:numId w:val="3"/>
+        </w:numPr>
+        <w:rPr>
+          <w:lang w:val="en-US"/>
+        </w:rPr>
+      </w:pPr>
+    </w:p>
+    <w:p>
+      <w:pPr>
+        <w:rPr>
+          <w:lang w:val="en-US"/>
+        </w:rPr>
+      </w:pPr>
+    </w:p>
+    <w:p>
+      <w:pPr>
+        <w:rPr>
+          <w:lang w:val="en-US"/>
+        </w:rPr>
+      </w:pPr>
+      <w:r>
+        <w:rPr>
+          <w:lang w:val="en-US"/>
+        </w:rPr>
+        <w:t>Loop – Lặp:</w:t>
+      </w:r>
+    </w:p>
+    <w:p>
+      <w:pPr>
+        <w:pStyle w:val="ListParagraph"/>
+        <w:numPr>
+          <w:ilvl w:val="0"/>
+          <w:numId w:val="17"/>
+        </w:numPr>
+        <w:rPr>
+          <w:lang w:val="en-US"/>
+        </w:rPr>
+      </w:pPr>
+      <w:r>
+        <w:rPr>
+          <w:lang w:val="en-US"/>
+        </w:rPr>
+        <w:t>For Loop?</w:t>
+      </w:r>
+    </w:p>
+    <w:p>
+      <w:pPr>
+        <w:pStyle w:val="ListParagraph"/>
+        <w:pBdr>
+          <w:top w:val="single" w:sz="4" w:space="1" w:color="auto"/>
+          <w:left w:val="single" w:sz="4" w:space="4" w:color="auto"/>
+          <w:bottom w:val="single" w:sz="4" w:space="1" w:color="auto"/>
+          <w:right w:val="single" w:sz="4" w:space="4" w:color="auto"/>
+        </w:pBdr>
+        <w:ind w:left="1080"/>
+        <w:rPr>
+          <w:lang w:val="en-US"/>
+        </w:rPr>
+      </w:pPr>
+      <w:r>
+        <w:rPr>
+          <w:lang w:val="en-US"/>
+        </w:rPr>
+        <w:t>for &lt;Biến Đếm&gt; = &lt;Tensor&gt;</w:t>
+      </w:r>
+    </w:p>
+    <w:p>
+      <w:pPr>
+        <w:pStyle w:val="ListParagraph"/>
+        <w:pBdr>
+          <w:top w:val="single" w:sz="4" w:space="1" w:color="auto"/>
+          <w:left w:val="single" w:sz="4" w:space="4" w:color="auto"/>
+          <w:bottom w:val="single" w:sz="4" w:space="1" w:color="auto"/>
+          <w:right w:val="single" w:sz="4" w:space="4" w:color="auto"/>
+        </w:pBdr>
+        <w:ind w:left="1080"/>
+        <w:rPr>
+          <w:lang w:val="en-US"/>
+        </w:rPr>
+      </w:pPr>
+      <w:r>
+        <w:rPr>
+          <w:lang w:val="en-US"/>
+        </w:rPr>
+        <w:t xml:space="preserve">    &lt;Làm Gì Đó&gt;</w:t>
+      </w:r>
+    </w:p>
+    <w:p>
+      <w:pPr>
+        <w:pStyle w:val="ListParagraph"/>
+        <w:pBdr>
+          <w:top w:val="single" w:sz="4" w:space="1" w:color="auto"/>
+          <w:left w:val="single" w:sz="4" w:space="4" w:color="auto"/>
+          <w:bottom w:val="single" w:sz="4" w:space="1" w:color="auto"/>
+          <w:right w:val="single" w:sz="4" w:space="4" w:color="auto"/>
+        </w:pBdr>
+        <w:ind w:left="1080"/>
+        <w:rPr>
+          <w:lang w:val="en-US"/>
+        </w:rPr>
+      </w:pPr>
+      <w:r>
+        <w:rPr>
+          <w:lang w:val="en-US"/>
+        </w:rPr>
+        <w:t>end</w:t>
+      </w:r>
+    </w:p>
+    <w:p>
+      <w:pPr>
+        <w:pStyle w:val="ListParagraph"/>
+        <w:numPr>
+          <w:ilvl w:val="0"/>
+          <w:numId w:val="3"/>
+        </w:numPr>
+        <w:rPr>
+          <w:lang w:val="en-US"/>
+        </w:rPr>
+      </w:pPr>
+      <w:r>
+        <w:rPr>
+          <w:lang w:val="en-US"/>
+        </w:rPr>
+        <w:t xml:space="preserve">Vòng lặp này sẽ lặp qua toàn bộ phần tử của &lt;Tensor&gt; và trả về giá trị cho </w:t>
+      </w:r>
+    </w:p>
+    <w:p>
+      <w:pPr>
+        <w:pStyle w:val="ListParagraph"/>
+        <w:ind w:left="1080"/>
+        <w:rPr>
+          <w:lang w:val="en-US"/>
+        </w:rPr>
+      </w:pPr>
+      <w:r>
+        <w:rPr>
+          <w:lang w:val="en-US"/>
+        </w:rPr>
+        <w:t>&lt;Biến Đếm&gt;, nếu tưởng tượng xấp ảnh, thì đọc mỗi tấm ảnh theo đúng thứ tự, khi đọc mỗi ảnh, thì đọc từ trên xuống dưới từ trái sang phải</w:t>
+      </w:r>
+    </w:p>
+    <w:p>
+      <w:pPr>
+        <w:rPr>
+          <w:lang w:val="en-US"/>
+        </w:rPr>
+      </w:pPr>
+    </w:p>
+    <w:p>
+      <w:pPr>
+        <w:rPr>
+          <w:lang w:val="en-US"/>
+        </w:rPr>
+      </w:pPr>
+      <w:r>
+        <w:rPr>
+          <w:lang w:val="en-US"/>
+        </w:rPr>
+        <w:t>Data Type – Kiểu Dữ Liệu:</w:t>
+      </w:r>
+    </w:p>
+    <w:p>
+      <w:pPr>
+        <w:pStyle w:val="ListParagraph"/>
+        <w:numPr>
+          <w:ilvl w:val="0"/>
+          <w:numId w:val="10"/>
+        </w:numPr>
+        <w:rPr>
+          <w:lang w:val="en-US"/>
+        </w:rPr>
+      </w:pPr>
+      <w:r>
+        <w:rPr>
+          <w:lang w:val="en-US"/>
+        </w:rPr>
         <w:lastRenderedPageBreak/>
-        <w:t>if 2 &gt; 1</w:t>
-      </w:r>
-    </w:p>
-    <w:p>
-      <w:pPr>
-        <w:pStyle w:val="ListParagraph"/>
-        <w:pBdr>
-          <w:top w:val="single" w:sz="4" w:space="1" w:color="auto"/>
-          <w:left w:val="single" w:sz="4" w:space="4" w:color="auto"/>
-          <w:bottom w:val="single" w:sz="4" w:space="1" w:color="auto"/>
-          <w:right w:val="single" w:sz="4" w:space="4" w:color="auto"/>
-        </w:pBdr>
-        <w:ind w:left="1080"/>
-        <w:rPr>
-          <w:lang w:val="en-US"/>
-        </w:rPr>
-      </w:pPr>
-      <w:r>
-        <w:rPr>
-          <w:lang w:val="en-US"/>
-        </w:rPr>
-        <w:t xml:space="preserve">    foo = bar + 1</w:t>
-      </w:r>
-    </w:p>
-    <w:p>
-      <w:pPr>
-        <w:pStyle w:val="ListParagraph"/>
-        <w:pBdr>
-          <w:top w:val="single" w:sz="4" w:space="1" w:color="auto"/>
-          <w:left w:val="single" w:sz="4" w:space="4" w:color="auto"/>
-          <w:bottom w:val="single" w:sz="4" w:space="1" w:color="auto"/>
-          <w:right w:val="single" w:sz="4" w:space="4" w:color="auto"/>
-        </w:pBdr>
-        <w:ind w:left="1080"/>
-        <w:rPr>
-          <w:lang w:val="en-US"/>
-        </w:rPr>
-      </w:pPr>
-      <w:r>
-        <w:rPr>
-          <w:lang w:val="en-US"/>
-        </w:rPr>
-        <w:t>else</w:t>
-      </w:r>
-    </w:p>
-    <w:p>
-      <w:pPr>
-        <w:pStyle w:val="ListParagraph"/>
-        <w:pBdr>
-          <w:top w:val="single" w:sz="4" w:space="1" w:color="auto"/>
-          <w:left w:val="single" w:sz="4" w:space="4" w:color="auto"/>
-          <w:bottom w:val="single" w:sz="4" w:space="1" w:color="auto"/>
-          <w:right w:val="single" w:sz="4" w:space="4" w:color="auto"/>
-        </w:pBdr>
-        <w:ind w:left="1080"/>
-        <w:rPr>
-          <w:lang w:val="en-US"/>
-        </w:rPr>
-      </w:pPr>
-      <w:r>
-        <w:rPr>
-          <w:lang w:val="en-US"/>
-        </w:rPr>
-        <w:t xml:space="preserve">    bar = foo</w:t>
-      </w:r>
-    </w:p>
-    <w:p>
-      <w:pPr>
-        <w:pStyle w:val="ListParagraph"/>
-        <w:pBdr>
-          <w:top w:val="single" w:sz="4" w:space="1" w:color="auto"/>
-          <w:left w:val="single" w:sz="4" w:space="4" w:color="auto"/>
-          <w:bottom w:val="single" w:sz="4" w:space="1" w:color="auto"/>
-          <w:right w:val="single" w:sz="4" w:space="4" w:color="auto"/>
-        </w:pBdr>
-        <w:ind w:left="1080"/>
-        <w:rPr>
-          <w:lang w:val="en-US"/>
-        </w:rPr>
-      </w:pPr>
-      <w:r>
-        <w:rPr>
-          <w:lang w:val="en-US"/>
-        </w:rPr>
-        <w:t>end</w:t>
-      </w:r>
-    </w:p>
-    <w:p>
-      <w:pPr>
-        <w:pStyle w:val="ListParagraph"/>
-        <w:numPr>
-          <w:ilvl w:val="0"/>
-          <w:numId w:val="3"/>
-        </w:numPr>
-        <w:rPr>
-          <w:lang w:val="en-US"/>
-        </w:rPr>
-      </w:pPr>
-    </w:p>
-    <w:p>
-      <w:pPr>
-        <w:rPr>
-          <w:lang w:val="en-US"/>
-        </w:rPr>
-      </w:pPr>
-    </w:p>
-    <w:p>
-      <w:pPr>
-        <w:rPr>
-          <w:lang w:val="en-US"/>
-        </w:rPr>
-      </w:pPr>
-      <w:r>
-        <w:rPr>
-          <w:lang w:val="en-US"/>
-        </w:rPr>
-        <w:t>Loop – Lặp:</w:t>
-      </w:r>
-    </w:p>
-    <w:p>
-      <w:pPr>
-        <w:pStyle w:val="ListParagraph"/>
-        <w:numPr>
-          <w:ilvl w:val="0"/>
-          <w:numId w:val="17"/>
-        </w:numPr>
-        <w:rPr>
-          <w:lang w:val="en-US"/>
-        </w:rPr>
-      </w:pPr>
-      <w:r>
-        <w:rPr>
-          <w:lang w:val="en-US"/>
-        </w:rPr>
-        <w:t>For Loop?</w:t>
-      </w:r>
-    </w:p>
-    <w:p>
-      <w:pPr>
-        <w:pStyle w:val="ListParagraph"/>
-        <w:pBdr>
-          <w:top w:val="single" w:sz="4" w:space="1" w:color="auto"/>
-          <w:left w:val="single" w:sz="4" w:space="4" w:color="auto"/>
-          <w:bottom w:val="single" w:sz="4" w:space="1" w:color="auto"/>
-          <w:right w:val="single" w:sz="4" w:space="4" w:color="auto"/>
-        </w:pBdr>
-        <w:ind w:left="1080"/>
-        <w:rPr>
-          <w:lang w:val="en-US"/>
-        </w:rPr>
-      </w:pPr>
-      <w:r>
-        <w:rPr>
-          <w:lang w:val="en-US"/>
-        </w:rPr>
-        <w:t>for &lt;Biến Đếm&gt; = &lt;Tensor&gt;</w:t>
-      </w:r>
-    </w:p>
-    <w:p>
-      <w:pPr>
-        <w:pStyle w:val="ListParagraph"/>
-        <w:pBdr>
-          <w:top w:val="single" w:sz="4" w:space="1" w:color="auto"/>
-          <w:left w:val="single" w:sz="4" w:space="4" w:color="auto"/>
-          <w:bottom w:val="single" w:sz="4" w:space="1" w:color="auto"/>
-          <w:right w:val="single" w:sz="4" w:space="4" w:color="auto"/>
-        </w:pBdr>
-        <w:ind w:left="1080"/>
-        <w:rPr>
-          <w:lang w:val="en-US"/>
-        </w:rPr>
-      </w:pPr>
-      <w:r>
-        <w:rPr>
-          <w:lang w:val="en-US"/>
-        </w:rPr>
-        <w:t xml:space="preserve">    &lt;Làm Gì Đó&gt;</w:t>
-      </w:r>
-    </w:p>
-    <w:p>
-      <w:pPr>
-        <w:pStyle w:val="ListParagraph"/>
-        <w:pBdr>
-          <w:top w:val="single" w:sz="4" w:space="1" w:color="auto"/>
-          <w:left w:val="single" w:sz="4" w:space="4" w:color="auto"/>
-          <w:bottom w:val="single" w:sz="4" w:space="1" w:color="auto"/>
-          <w:right w:val="single" w:sz="4" w:space="4" w:color="auto"/>
-        </w:pBdr>
-        <w:ind w:left="1080"/>
-        <w:rPr>
-          <w:lang w:val="en-US"/>
-        </w:rPr>
-      </w:pPr>
-      <w:r>
-        <w:rPr>
-          <w:lang w:val="en-US"/>
-        </w:rPr>
-        <w:t>end</w:t>
-      </w:r>
-    </w:p>
-    <w:p>
-      <w:pPr>
-        <w:pStyle w:val="ListParagraph"/>
-        <w:numPr>
-          <w:ilvl w:val="0"/>
-          <w:numId w:val="3"/>
-        </w:numPr>
-        <w:rPr>
-          <w:lang w:val="en-US"/>
-        </w:rPr>
-      </w:pPr>
-      <w:r>
-        <w:rPr>
-          <w:lang w:val="en-US"/>
-        </w:rPr>
-        <w:t xml:space="preserve">Vòng lặp này sẽ lặp qua toàn bộ phần tử của &lt;Tensor&gt; và trả về giá trị cho </w:t>
-      </w:r>
-    </w:p>
-    <w:p>
-      <w:pPr>
-        <w:pStyle w:val="ListParagraph"/>
-        <w:ind w:left="1080"/>
-        <w:rPr>
-          <w:lang w:val="en-US"/>
-        </w:rPr>
-      </w:pPr>
-      <w:r>
-        <w:rPr>
-          <w:lang w:val="en-US"/>
-        </w:rPr>
-        <w:t>&lt;Biến Đếm&gt;, nếu tưởng tượng xấp ảnh, thì đọc mỗi tấm ảnh theo đúng thứ tự, khi đọc mỗi ảnh, thì đọc từ trên xuống dưới từ trái sang phải</w:t>
-      </w:r>
-    </w:p>
-    <w:p>
-      <w:pPr>
-        <w:rPr>
-          <w:lang w:val="en-US"/>
-        </w:rPr>
-      </w:pPr>
-    </w:p>
-    <w:p>
-      <w:pPr>
-        <w:rPr>
-          <w:lang w:val="en-US"/>
-        </w:rPr>
-      </w:pPr>
-      <w:r>
-        <w:rPr>
-          <w:lang w:val="en-US"/>
-        </w:rPr>
-        <w:t>Data Type – Kiểu Dữ Liệu:</w:t>
-      </w:r>
-    </w:p>
-    <w:p>
-      <w:pPr>
-        <w:pStyle w:val="ListParagraph"/>
-        <w:numPr>
-          <w:ilvl w:val="0"/>
-          <w:numId w:val="10"/>
-        </w:numPr>
-        <w:rPr>
-          <w:lang w:val="en-US"/>
-        </w:rPr>
-      </w:pPr>
-      <w:r>
-        <w:rPr>
-          <w:lang w:val="en-US"/>
-        </w:rPr>
         <w:t>Có Phải Tất Cả Các Biến Đều Là Ma Trận 2 Chiều?</w:t>
       </w:r>
     </w:p>
@@ -5372,334 +5704,334 @@
         <w:rPr>
           <w:lang w:val="en-US"/>
         </w:rPr>
+        <w:t>&lt;Ma Trận&gt;(&lt;Index Hàng&gt;, &lt;Index Cột&gt;)</w:t>
+      </w:r>
+    </w:p>
+    <w:p>
+      <w:pPr>
+        <w:pStyle w:val="ListParagraph"/>
+        <w:numPr>
+          <w:ilvl w:val="0"/>
+          <w:numId w:val="3"/>
+        </w:numPr>
+        <w:rPr>
+          <w:lang w:val="en-US"/>
+        </w:rPr>
+      </w:pPr>
+      <w:r>
+        <w:rPr>
+          <w:lang w:val="en-US"/>
+        </w:rPr>
+        <w:t xml:space="preserve">Để truy cập sử dụng &lt;Số Thứ Tự&gt; của </w:t>
+      </w:r>
+      <w:r>
+        <w:rPr>
+          <w:lang w:val="en-US"/>
+        </w:rPr>
+        <w:t>phần tử</w:t>
+      </w:r>
+      <w:r>
+        <w:rPr>
+          <w:lang w:val="en-US"/>
+        </w:rPr>
+        <w:t>, &lt;Số Thứ Tự&gt; được đánh từ trái qua phải từ trên xuống dưới, bắt đầu từ 1</w:t>
+      </w:r>
+    </w:p>
+    <w:p>
+      <w:pPr>
+        <w:pStyle w:val="ListParagraph"/>
+        <w:pBdr>
+          <w:top w:val="single" w:sz="4" w:space="1" w:color="auto"/>
+          <w:left w:val="single" w:sz="4" w:space="4" w:color="auto"/>
+          <w:bottom w:val="single" w:sz="4" w:space="1" w:color="auto"/>
+          <w:right w:val="single" w:sz="4" w:space="4" w:color="auto"/>
+        </w:pBdr>
+        <w:ind w:left="1080"/>
+        <w:rPr>
+          <w:lang w:val="en-US"/>
+        </w:rPr>
+      </w:pPr>
+      <w:r>
+        <w:rPr>
+          <w:lang w:val="en-US"/>
+        </w:rPr>
+        <w:t>&lt;Ma Trận&gt;(&lt;Số Thứ Tự&gt;)</w:t>
+      </w:r>
+    </w:p>
+    <w:p>
+      <w:pPr>
+        <w:pStyle w:val="ListParagraph"/>
+        <w:numPr>
+          <w:ilvl w:val="0"/>
+          <w:numId w:val="3"/>
+        </w:numPr>
+        <w:rPr>
+          <w:lang w:val="en-US"/>
+        </w:rPr>
+      </w:pPr>
+      <w:r>
+        <w:rPr>
+          <w:lang w:val="en-US"/>
+        </w:rPr>
+        <w:t>Để trả về phần tử có &lt;Số Thứ Tự&gt; lớn nhất, hay cuối cùng</w:t>
+      </w:r>
+    </w:p>
+    <w:p>
+      <w:pPr>
+        <w:pStyle w:val="ListParagraph"/>
+        <w:pBdr>
+          <w:top w:val="single" w:sz="4" w:space="1" w:color="auto"/>
+          <w:left w:val="single" w:sz="4" w:space="4" w:color="auto"/>
+          <w:bottom w:val="single" w:sz="4" w:space="1" w:color="auto"/>
+          <w:right w:val="single" w:sz="4" w:space="4" w:color="auto"/>
+        </w:pBdr>
+        <w:ind w:left="1080"/>
+        <w:rPr>
+          <w:lang w:val="en-US"/>
+        </w:rPr>
+      </w:pPr>
+      <w:r>
+        <w:rPr>
+          <w:lang w:val="en-US"/>
+        </w:rPr>
+        <w:t>&lt;Ma Trận&gt;(end)</w:t>
+      </w:r>
+    </w:p>
+    <w:p>
+      <w:pPr>
+        <w:pStyle w:val="ListParagraph"/>
+        <w:numPr>
+          <w:ilvl w:val="0"/>
+          <w:numId w:val="4"/>
+        </w:numPr>
+        <w:rPr>
+          <w:lang w:val="en-US"/>
+        </w:rPr>
+      </w:pPr>
+      <w:r>
+        <w:rPr>
+          <w:lang w:val="en-US"/>
+        </w:rPr>
+        <w:t>Tạo 1 Ma Trận Với Giá Trị Ngẫu Nhiên Từ Phân Phối Đều Liên Tục Trong Khoảng Từ 0 Đến 1?</w:t>
+      </w:r>
+    </w:p>
+    <w:p>
+      <w:pPr>
+        <w:pStyle w:val="ListParagraph"/>
+        <w:pBdr>
+          <w:top w:val="single" w:sz="4" w:space="1" w:color="auto"/>
+          <w:left w:val="single" w:sz="4" w:space="4" w:color="auto"/>
+          <w:bottom w:val="single" w:sz="4" w:space="1" w:color="auto"/>
+          <w:right w:val="single" w:sz="4" w:space="4" w:color="auto"/>
+        </w:pBdr>
+        <w:ind w:left="1080"/>
+        <w:rPr>
+          <w:lang w:val="en-US"/>
+        </w:rPr>
+      </w:pPr>
+      <w:r>
+        <w:rPr>
+          <w:lang w:val="en-US"/>
+        </w:rPr>
+        <w:t>&lt;Ma Trận&gt; = rand(&lt;Số Dòng&gt;, &lt;Số Cột&gt;)</w:t>
+      </w:r>
+    </w:p>
+    <w:p>
+      <w:pPr>
+        <w:pStyle w:val="ListParagraph"/>
+        <w:numPr>
+          <w:ilvl w:val="0"/>
+          <w:numId w:val="4"/>
+        </w:numPr>
+        <w:rPr>
+          <w:lang w:val="en-US"/>
+        </w:rPr>
+      </w:pPr>
+    </w:p>
+    <w:p>
+      <w:pPr>
+        <w:pStyle w:val="ListParagraph"/>
+        <w:numPr>
+          <w:ilvl w:val="0"/>
+          <w:numId w:val="4"/>
+        </w:numPr>
+        <w:rPr>
+          <w:lang w:val="en-US"/>
+        </w:rPr>
+      </w:pPr>
+      <w:r>
+        <w:rPr>
+          <w:lang w:val="en-US"/>
+        </w:rPr>
+        <w:t>Trả Về Chuyển Vị Của Ma Trận?</w:t>
+      </w:r>
+    </w:p>
+    <w:p>
+      <w:pPr>
+        <w:pStyle w:val="ListParagraph"/>
+        <w:pBdr>
+          <w:top w:val="single" w:sz="4" w:space="1" w:color="auto"/>
+          <w:left w:val="single" w:sz="4" w:space="4" w:color="auto"/>
+          <w:bottom w:val="single" w:sz="4" w:space="1" w:color="auto"/>
+          <w:right w:val="single" w:sz="4" w:space="4" w:color="auto"/>
+        </w:pBdr>
+        <w:ind w:left="1080"/>
+        <w:rPr>
+          <w:lang w:val="en-US"/>
+        </w:rPr>
+      </w:pPr>
+      <w:r>
+        <w:rPr>
+          <w:lang w:val="en-US"/>
+        </w:rPr>
+        <w:t>&lt;Ma Trận&gt;.’</w:t>
+      </w:r>
+    </w:p>
+    <w:p>
+      <w:pPr>
+        <w:pStyle w:val="ListParagraph"/>
+        <w:numPr>
+          <w:ilvl w:val="0"/>
+          <w:numId w:val="4"/>
+        </w:numPr>
+        <w:rPr>
+          <w:lang w:val="en-US"/>
+        </w:rPr>
+      </w:pPr>
+      <w:r>
+        <w:rPr>
+          <w:lang w:val="en-US"/>
+        </w:rPr>
+        <w:t xml:space="preserve">Trả Về Chuyển Vị </w:t>
+      </w:r>
+      <w:r>
+        <w:rPr>
+          <w:lang w:val="en-US"/>
+        </w:rPr>
+        <w:t xml:space="preserve">Liên Hợp Phức </w:t>
+      </w:r>
+      <w:r>
+        <w:rPr>
+          <w:lang w:val="en-US"/>
+        </w:rPr>
+        <w:t>Của Ma Trận?</w:t>
+      </w:r>
+    </w:p>
+    <w:p>
+      <w:pPr>
+        <w:pStyle w:val="ListParagraph"/>
+        <w:pBdr>
+          <w:top w:val="single" w:sz="4" w:space="1" w:color="auto"/>
+          <w:left w:val="single" w:sz="4" w:space="4" w:color="auto"/>
+          <w:bottom w:val="single" w:sz="4" w:space="1" w:color="auto"/>
+          <w:right w:val="single" w:sz="4" w:space="4" w:color="auto"/>
+        </w:pBdr>
+        <w:ind w:left="1080"/>
+        <w:rPr>
+          <w:lang w:val="en-US"/>
+        </w:rPr>
+      </w:pPr>
+      <w:r>
+        <w:rPr>
+          <w:lang w:val="en-US"/>
+        </w:rPr>
+        <w:t>&lt;Ma Trận&gt;’</w:t>
+      </w:r>
+    </w:p>
+    <w:p>
+      <w:pPr>
+        <w:pStyle w:val="ListParagraph"/>
+        <w:numPr>
+          <w:ilvl w:val="0"/>
+          <w:numId w:val="4"/>
+        </w:numPr>
+        <w:rPr>
+          <w:lang w:val="en-US"/>
+        </w:rPr>
+      </w:pPr>
+      <w:r>
+        <w:rPr>
+          <w:lang w:val="en-US"/>
+        </w:rPr>
+        <w:t>Trả Về Dạng Hàng Bậc Thang Rút Gọn Của Ma Trận?</w:t>
+      </w:r>
+    </w:p>
+    <w:p>
+      <w:pPr>
+        <w:pStyle w:val="ListParagraph"/>
+        <w:pBdr>
+          <w:top w:val="single" w:sz="4" w:space="1" w:color="auto"/>
+          <w:left w:val="single" w:sz="4" w:space="4" w:color="auto"/>
+          <w:bottom w:val="single" w:sz="4" w:space="1" w:color="auto"/>
+          <w:right w:val="single" w:sz="4" w:space="4" w:color="auto"/>
+        </w:pBdr>
+        <w:ind w:left="1080"/>
+        <w:rPr>
+          <w:lang w:val="en-US"/>
+        </w:rPr>
+      </w:pPr>
+      <w:r>
+        <w:rPr>
+          <w:lang w:val="en-US"/>
+        </w:rPr>
+        <w:t>rref(&lt;Ma Trận&gt;)</w:t>
+      </w:r>
+    </w:p>
+    <w:p>
+      <w:pPr>
+        <w:pStyle w:val="ListParagraph"/>
+        <w:numPr>
+          <w:ilvl w:val="0"/>
+          <w:numId w:val="4"/>
+        </w:numPr>
+        <w:rPr>
+          <w:lang w:val="en-US"/>
+        </w:rPr>
+      </w:pPr>
+      <w:r>
+        <w:rPr>
+          <w:lang w:val="en-US"/>
+        </w:rPr>
+        <w:t>Trả Về Eigen Vector Và Eigen Value Của Ma Trận?</w:t>
+      </w:r>
+    </w:p>
+    <w:p>
+      <w:pPr>
+        <w:pStyle w:val="ListParagraph"/>
+        <w:pBdr>
+          <w:top w:val="single" w:sz="4" w:space="1" w:color="auto"/>
+          <w:left w:val="single" w:sz="4" w:space="4" w:color="auto"/>
+          <w:bottom w:val="single" w:sz="4" w:space="1" w:color="auto"/>
+          <w:right w:val="single" w:sz="4" w:space="4" w:color="auto"/>
+        </w:pBdr>
+        <w:ind w:left="1080"/>
+        <w:rPr>
+          <w:lang w:val="en-US"/>
+        </w:rPr>
+      </w:pPr>
+      <w:r>
+        <w:rPr>
+          <w:lang w:val="en-US"/>
+        </w:rPr>
+        <w:t>[&lt;Eigen Vector&gt;, &lt;Eigen Value&gt;] = eig(&lt;Ma Trận&gt;)</w:t>
+      </w:r>
+    </w:p>
+    <w:p>
+      <w:pPr>
+        <w:pStyle w:val="ListParagraph"/>
+        <w:numPr>
+          <w:ilvl w:val="0"/>
+          <w:numId w:val="3"/>
+        </w:numPr>
+        <w:rPr>
+          <w:lang w:val="en-US"/>
+        </w:rPr>
+      </w:pPr>
+      <w:r>
+        <w:rPr>
+          <w:lang w:val="en-US"/>
+        </w:rPr>
         <w:lastRenderedPageBreak/>
-        <w:t>&lt;Ma Trận&gt;(&lt;Index Hàng&gt;, &lt;Index Cột&gt;)</w:t>
-      </w:r>
-    </w:p>
-    <w:p>
-      <w:pPr>
-        <w:pStyle w:val="ListParagraph"/>
-        <w:numPr>
-          <w:ilvl w:val="0"/>
-          <w:numId w:val="3"/>
-        </w:numPr>
-        <w:rPr>
-          <w:lang w:val="en-US"/>
-        </w:rPr>
-      </w:pPr>
-      <w:r>
-        <w:rPr>
-          <w:lang w:val="en-US"/>
-        </w:rPr>
-        <w:t xml:space="preserve">Để truy cập sử dụng &lt;Số Thứ Tự&gt; của </w:t>
-      </w:r>
-      <w:r>
-        <w:rPr>
-          <w:lang w:val="en-US"/>
-        </w:rPr>
-        <w:t>phần tử</w:t>
-      </w:r>
-      <w:r>
-        <w:rPr>
-          <w:lang w:val="en-US"/>
-        </w:rPr>
-        <w:t>, &lt;Số Thứ Tự&gt; được đánh từ trái qua phải từ trên xuống dưới, bắt đầu từ 1</w:t>
-      </w:r>
-    </w:p>
-    <w:p>
-      <w:pPr>
-        <w:pStyle w:val="ListParagraph"/>
-        <w:pBdr>
-          <w:top w:val="single" w:sz="4" w:space="1" w:color="auto"/>
-          <w:left w:val="single" w:sz="4" w:space="4" w:color="auto"/>
-          <w:bottom w:val="single" w:sz="4" w:space="1" w:color="auto"/>
-          <w:right w:val="single" w:sz="4" w:space="4" w:color="auto"/>
-        </w:pBdr>
-        <w:ind w:left="1080"/>
-        <w:rPr>
-          <w:lang w:val="en-US"/>
-        </w:rPr>
-      </w:pPr>
-      <w:r>
-        <w:rPr>
-          <w:lang w:val="en-US"/>
-        </w:rPr>
-        <w:t>&lt;Ma Trận&gt;(&lt;Số Thứ Tự&gt;)</w:t>
-      </w:r>
-    </w:p>
-    <w:p>
-      <w:pPr>
-        <w:pStyle w:val="ListParagraph"/>
-        <w:numPr>
-          <w:ilvl w:val="0"/>
-          <w:numId w:val="3"/>
-        </w:numPr>
-        <w:rPr>
-          <w:lang w:val="en-US"/>
-        </w:rPr>
-      </w:pPr>
-      <w:r>
-        <w:rPr>
-          <w:lang w:val="en-US"/>
-        </w:rPr>
-        <w:t>Để trả về phần tử có &lt;Số Thứ Tự&gt; lớn nhất, hay cuối cùng</w:t>
-      </w:r>
-    </w:p>
-    <w:p>
-      <w:pPr>
-        <w:pStyle w:val="ListParagraph"/>
-        <w:pBdr>
-          <w:top w:val="single" w:sz="4" w:space="1" w:color="auto"/>
-          <w:left w:val="single" w:sz="4" w:space="4" w:color="auto"/>
-          <w:bottom w:val="single" w:sz="4" w:space="1" w:color="auto"/>
-          <w:right w:val="single" w:sz="4" w:space="4" w:color="auto"/>
-        </w:pBdr>
-        <w:ind w:left="1080"/>
-        <w:rPr>
-          <w:lang w:val="en-US"/>
-        </w:rPr>
-      </w:pPr>
-      <w:r>
-        <w:rPr>
-          <w:lang w:val="en-US"/>
-        </w:rPr>
-        <w:t>&lt;Ma Trận&gt;(end)</w:t>
-      </w:r>
-    </w:p>
-    <w:p>
-      <w:pPr>
-        <w:pStyle w:val="ListParagraph"/>
-        <w:numPr>
-          <w:ilvl w:val="0"/>
-          <w:numId w:val="4"/>
-        </w:numPr>
-        <w:rPr>
-          <w:lang w:val="en-US"/>
-        </w:rPr>
-      </w:pPr>
-      <w:r>
-        <w:rPr>
-          <w:lang w:val="en-US"/>
-        </w:rPr>
-        <w:t>Tạo 1 Ma Trận Với Giá Trị Ngẫu Nhiên Từ Phân Phối Đều Liên Tục Trong Khoảng Từ 0 Đến 1?</w:t>
-      </w:r>
-    </w:p>
-    <w:p>
-      <w:pPr>
-        <w:pStyle w:val="ListParagraph"/>
-        <w:pBdr>
-          <w:top w:val="single" w:sz="4" w:space="1" w:color="auto"/>
-          <w:left w:val="single" w:sz="4" w:space="4" w:color="auto"/>
-          <w:bottom w:val="single" w:sz="4" w:space="1" w:color="auto"/>
-          <w:right w:val="single" w:sz="4" w:space="4" w:color="auto"/>
-        </w:pBdr>
-        <w:ind w:left="1080"/>
-        <w:rPr>
-          <w:lang w:val="en-US"/>
-        </w:rPr>
-      </w:pPr>
-      <w:r>
-        <w:rPr>
-          <w:lang w:val="en-US"/>
-        </w:rPr>
-        <w:t>&lt;Ma Trận&gt; = rand(&lt;Số Dòng&gt;, &lt;Số Cột&gt;)</w:t>
-      </w:r>
-    </w:p>
-    <w:p>
-      <w:pPr>
-        <w:pStyle w:val="ListParagraph"/>
-        <w:numPr>
-          <w:ilvl w:val="0"/>
-          <w:numId w:val="4"/>
-        </w:numPr>
-        <w:rPr>
-          <w:lang w:val="en-US"/>
-        </w:rPr>
-      </w:pPr>
-    </w:p>
-    <w:p>
-      <w:pPr>
-        <w:pStyle w:val="ListParagraph"/>
-        <w:numPr>
-          <w:ilvl w:val="0"/>
-          <w:numId w:val="4"/>
-        </w:numPr>
-        <w:rPr>
-          <w:lang w:val="en-US"/>
-        </w:rPr>
-      </w:pPr>
-      <w:r>
-        <w:rPr>
-          <w:lang w:val="en-US"/>
-        </w:rPr>
-        <w:t>Trả Về Chuyển Vị Của Ma Trận?</w:t>
-      </w:r>
-    </w:p>
-    <w:p>
-      <w:pPr>
-        <w:pStyle w:val="ListParagraph"/>
-        <w:pBdr>
-          <w:top w:val="single" w:sz="4" w:space="1" w:color="auto"/>
-          <w:left w:val="single" w:sz="4" w:space="4" w:color="auto"/>
-          <w:bottom w:val="single" w:sz="4" w:space="1" w:color="auto"/>
-          <w:right w:val="single" w:sz="4" w:space="4" w:color="auto"/>
-        </w:pBdr>
-        <w:ind w:left="1080"/>
-        <w:rPr>
-          <w:lang w:val="en-US"/>
-        </w:rPr>
-      </w:pPr>
-      <w:r>
-        <w:rPr>
-          <w:lang w:val="en-US"/>
-        </w:rPr>
-        <w:t>&lt;Ma Trận&gt;.’</w:t>
-      </w:r>
-    </w:p>
-    <w:p>
-      <w:pPr>
-        <w:pStyle w:val="ListParagraph"/>
-        <w:numPr>
-          <w:ilvl w:val="0"/>
-          <w:numId w:val="4"/>
-        </w:numPr>
-        <w:rPr>
-          <w:lang w:val="en-US"/>
-        </w:rPr>
-      </w:pPr>
-      <w:r>
-        <w:rPr>
-          <w:lang w:val="en-US"/>
-        </w:rPr>
-        <w:t xml:space="preserve">Trả Về Chuyển Vị </w:t>
-      </w:r>
-      <w:r>
-        <w:rPr>
-          <w:lang w:val="en-US"/>
-        </w:rPr>
-        <w:t xml:space="preserve">Liên Hợp Phức </w:t>
-      </w:r>
-      <w:r>
-        <w:rPr>
-          <w:lang w:val="en-US"/>
-        </w:rPr>
-        <w:t>Của Ma Trận?</w:t>
-      </w:r>
-    </w:p>
-    <w:p>
-      <w:pPr>
-        <w:pStyle w:val="ListParagraph"/>
-        <w:pBdr>
-          <w:top w:val="single" w:sz="4" w:space="1" w:color="auto"/>
-          <w:left w:val="single" w:sz="4" w:space="4" w:color="auto"/>
-          <w:bottom w:val="single" w:sz="4" w:space="1" w:color="auto"/>
-          <w:right w:val="single" w:sz="4" w:space="4" w:color="auto"/>
-        </w:pBdr>
-        <w:ind w:left="1080"/>
-        <w:rPr>
-          <w:lang w:val="en-US"/>
-        </w:rPr>
-      </w:pPr>
-      <w:r>
-        <w:rPr>
-          <w:lang w:val="en-US"/>
-        </w:rPr>
-        <w:t>&lt;Ma Trận&gt;’</w:t>
-      </w:r>
-    </w:p>
-    <w:p>
-      <w:pPr>
-        <w:pStyle w:val="ListParagraph"/>
-        <w:numPr>
-          <w:ilvl w:val="0"/>
-          <w:numId w:val="4"/>
-        </w:numPr>
-        <w:rPr>
-          <w:lang w:val="en-US"/>
-        </w:rPr>
-      </w:pPr>
-      <w:r>
-        <w:rPr>
-          <w:lang w:val="en-US"/>
-        </w:rPr>
-        <w:t>Trả Về Dạng Hàng Bậc Thang Rút Gọn Của Ma Trận?</w:t>
-      </w:r>
-    </w:p>
-    <w:p>
-      <w:pPr>
-        <w:pStyle w:val="ListParagraph"/>
-        <w:pBdr>
-          <w:top w:val="single" w:sz="4" w:space="1" w:color="auto"/>
-          <w:left w:val="single" w:sz="4" w:space="4" w:color="auto"/>
-          <w:bottom w:val="single" w:sz="4" w:space="1" w:color="auto"/>
-          <w:right w:val="single" w:sz="4" w:space="4" w:color="auto"/>
-        </w:pBdr>
-        <w:ind w:left="1080"/>
-        <w:rPr>
-          <w:lang w:val="en-US"/>
-        </w:rPr>
-      </w:pPr>
-      <w:r>
-        <w:rPr>
-          <w:lang w:val="en-US"/>
-        </w:rPr>
-        <w:t>rref(&lt;Ma Trận&gt;)</w:t>
-      </w:r>
-    </w:p>
-    <w:p>
-      <w:pPr>
-        <w:pStyle w:val="ListParagraph"/>
-        <w:numPr>
-          <w:ilvl w:val="0"/>
-          <w:numId w:val="4"/>
-        </w:numPr>
-        <w:rPr>
-          <w:lang w:val="en-US"/>
-        </w:rPr>
-      </w:pPr>
-      <w:r>
-        <w:rPr>
-          <w:lang w:val="en-US"/>
-        </w:rPr>
-        <w:t>Trả Về Eigen Vector Và Eigen Value Của Ma Trận?</w:t>
-      </w:r>
-    </w:p>
-    <w:p>
-      <w:pPr>
-        <w:pStyle w:val="ListParagraph"/>
-        <w:pBdr>
-          <w:top w:val="single" w:sz="4" w:space="1" w:color="auto"/>
-          <w:left w:val="single" w:sz="4" w:space="4" w:color="auto"/>
-          <w:bottom w:val="single" w:sz="4" w:space="1" w:color="auto"/>
-          <w:right w:val="single" w:sz="4" w:space="4" w:color="auto"/>
-        </w:pBdr>
-        <w:ind w:left="1080"/>
-        <w:rPr>
-          <w:lang w:val="en-US"/>
-        </w:rPr>
-      </w:pPr>
-      <w:r>
-        <w:rPr>
-          <w:lang w:val="en-US"/>
-        </w:rPr>
-        <w:t>[&lt;Eigen Vector&gt;, &lt;Eigen Value&gt;] = eig(&lt;Ma Trận&gt;)</w:t>
-      </w:r>
-    </w:p>
-    <w:p>
-      <w:pPr>
-        <w:pStyle w:val="ListParagraph"/>
-        <w:numPr>
-          <w:ilvl w:val="0"/>
-          <w:numId w:val="3"/>
-        </w:numPr>
-        <w:rPr>
-          <w:lang w:val="en-US"/>
-        </w:rPr>
-      </w:pPr>
-      <w:r>
-        <w:rPr>
-          <w:lang w:val="en-US"/>
-        </w:rPr>
         <w:t>&lt;Eigen Vector&gt; là 1 ma trận mà các cột của nó là Eigen Vector của &lt;Ma Trận&gt;</w:t>
       </w:r>
       <w:r>
@@ -6287,322 +6619,322 @@
         <w:rPr>
           <w:lang w:val="en-US"/>
         </w:rPr>
+        <w:t>Ví dụ Tensor 3D, tưởng tượng xấp ảnh như trong Torch, nhưng mặt ảnh úp vào tường bên trái</w:t>
+      </w:r>
+    </w:p>
+    <w:p>
+      <w:pPr>
+        <w:pStyle w:val="ListParagraph"/>
+        <w:numPr>
+          <w:ilvl w:val="0"/>
+          <w:numId w:val="3"/>
+        </w:numPr>
+        <w:rPr>
+          <w:lang w:val="en-US"/>
+        </w:rPr>
+      </w:pPr>
+      <w:r>
+        <w:rPr>
+          <w:lang w:val="en-US"/>
+        </w:rPr>
+        <w:t>Mỗi ảnh là 1 ma trận riêng biệt</w:t>
+      </w:r>
+    </w:p>
+    <w:p>
+      <w:pPr>
+        <w:pStyle w:val="ListParagraph"/>
+        <w:numPr>
+          <w:ilvl w:val="0"/>
+          <w:numId w:val="3"/>
+        </w:numPr>
+        <w:rPr>
+          <w:lang w:val="en-US"/>
+        </w:rPr>
+      </w:pPr>
+      <w:r>
+        <w:rPr>
+          <w:lang w:val="en-US"/>
+        </w:rPr>
+        <w:t>Mỗi khi 1 Tensor được tạo, Shape của nó sẽ được rút gọn từ phải sang trái, quy tắc chiều cuối cùng = 1 thì rút gọn</w:t>
+      </w:r>
+      <w:r>
+        <w:rPr>
+          <w:lang w:val="en-US"/>
+        </w:rPr>
+        <w:t>, không rút nữa nếu đạt đến Tensor bậc 2</w:t>
+      </w:r>
+    </w:p>
+    <w:p>
+      <w:pPr>
+        <w:pStyle w:val="ListParagraph"/>
+        <w:numPr>
+          <w:ilvl w:val="0"/>
+          <w:numId w:val="3"/>
+        </w:numPr>
+        <w:rPr>
+          <w:lang w:val="en-US"/>
+        </w:rPr>
+      </w:pPr>
+      <w:r>
+        <w:rPr>
+          <w:lang w:val="en-US"/>
+        </w:rPr>
+        <w:t>Ví dụ ban đầu Tensor có Shape là (4, 5, 1, 6, 1, 1) thì sẽ thành (4, 5, 1, 6)</w:t>
+      </w:r>
+    </w:p>
+    <w:p>
+      <w:pPr>
+        <w:pStyle w:val="ListParagraph"/>
+        <w:numPr>
+          <w:ilvl w:val="0"/>
+          <w:numId w:val="13"/>
+        </w:numPr>
+        <w:rPr>
+          <w:lang w:val="en-US"/>
+        </w:rPr>
+      </w:pPr>
+      <w:r>
+        <w:rPr>
+          <w:lang w:val="en-US"/>
+        </w:rPr>
+        <w:t>Tạo 1 Tensor Với Giá Trị Ngẫu Nhiên Từ Phân Phối Đều Liên Tục Trong Khoảng Từ 0 Đến 1?</w:t>
+      </w:r>
+    </w:p>
+    <w:p>
+      <w:pPr>
+        <w:pStyle w:val="ListParagraph"/>
+        <w:pBdr>
+          <w:top w:val="single" w:sz="4" w:space="1" w:color="auto"/>
+          <w:left w:val="single" w:sz="4" w:space="4" w:color="auto"/>
+          <w:bottom w:val="single" w:sz="4" w:space="1" w:color="auto"/>
+          <w:right w:val="single" w:sz="4" w:space="4" w:color="auto"/>
+        </w:pBdr>
+        <w:ind w:left="1080"/>
+        <w:rPr>
+          <w:lang w:val="en-US"/>
+        </w:rPr>
+      </w:pPr>
+      <w:r>
+        <w:rPr>
+          <w:lang w:val="en-US"/>
+        </w:rPr>
+        <w:t>&lt;Tensor&gt; = rand(&lt;</w:t>
+      </w:r>
+      <w:r>
+        <w:rPr>
+          <w:lang w:val="en-US"/>
+        </w:rPr>
+        <w:t>Shape</w:t>
+      </w:r>
+      <w:r>
+        <w:rPr>
+          <w:lang w:val="en-US"/>
+        </w:rPr>
+        <w:t>&gt;)</w:t>
+      </w:r>
+    </w:p>
+    <w:p>
+      <w:pPr>
+        <w:pStyle w:val="ListParagraph"/>
+        <w:numPr>
+          <w:ilvl w:val="0"/>
+          <w:numId w:val="3"/>
+        </w:numPr>
+        <w:rPr>
+          <w:lang w:val="en-US"/>
+        </w:rPr>
+      </w:pPr>
+      <w:r>
+        <w:rPr>
+          <w:lang w:val="en-US"/>
+        </w:rPr>
+        <w:t>Ví dụ</w:t>
+      </w:r>
+    </w:p>
+    <w:p>
+      <w:pPr>
+        <w:pStyle w:val="ListParagraph"/>
+        <w:pBdr>
+          <w:top w:val="single" w:sz="4" w:space="1" w:color="auto"/>
+          <w:left w:val="single" w:sz="4" w:space="4" w:color="auto"/>
+          <w:bottom w:val="single" w:sz="4" w:space="1" w:color="auto"/>
+          <w:right w:val="single" w:sz="4" w:space="4" w:color="auto"/>
+        </w:pBdr>
+        <w:ind w:left="1080"/>
+        <w:rPr>
+          <w:lang w:val="en-US"/>
+        </w:rPr>
+      </w:pPr>
+      <w:r>
+        <w:rPr>
+          <w:lang w:val="en-US"/>
+        </w:rPr>
+        <w:t>foo = rand(4, 5, 6</w:t>
+      </w:r>
+      <w:r>
+        <w:rPr>
+          <w:lang w:val="en-US"/>
+        </w:rPr>
+        <w:t>, 7</w:t>
+      </w:r>
+      <w:r>
+        <w:rPr>
+          <w:lang w:val="en-US"/>
+        </w:rPr>
+        <w:t>)</w:t>
+      </w:r>
+    </w:p>
+    <w:p>
+      <w:pPr>
+        <w:pStyle w:val="ListParagraph"/>
+        <w:numPr>
+          <w:ilvl w:val="0"/>
+          <w:numId w:val="13"/>
+        </w:numPr>
+        <w:rPr>
+          <w:lang w:val="en-US"/>
+        </w:rPr>
+      </w:pPr>
+      <w:r>
+        <w:rPr>
+          <w:lang w:val="en-US"/>
+        </w:rPr>
+        <w:t>Tạo 1 Tensor Với Giá Trị Nguyên Ngẫu Nhiên Từ Phân Phối Đều Trong Khoảng Từ 1 Đến Giá Trị Nào Đó?</w:t>
+      </w:r>
+    </w:p>
+    <w:p>
+      <w:pPr>
+        <w:pStyle w:val="ListParagraph"/>
+        <w:pBdr>
+          <w:top w:val="single" w:sz="4" w:space="1" w:color="auto"/>
+          <w:left w:val="single" w:sz="4" w:space="4" w:color="auto"/>
+          <w:bottom w:val="single" w:sz="4" w:space="1" w:color="auto"/>
+          <w:right w:val="single" w:sz="4" w:space="4" w:color="auto"/>
+        </w:pBdr>
+        <w:ind w:left="1080"/>
+        <w:rPr>
+          <w:lang w:val="en-US"/>
+        </w:rPr>
+      </w:pPr>
+      <w:r>
+        <w:rPr>
+          <w:lang w:val="en-US"/>
+        </w:rPr>
+        <w:t>&lt;Tensor&gt; = randi(&lt;Max&gt;, &lt;Shape&gt;)</w:t>
+      </w:r>
+    </w:p>
+    <w:p>
+      <w:pPr>
+        <w:pStyle w:val="ListParagraph"/>
+        <w:numPr>
+          <w:ilvl w:val="0"/>
+          <w:numId w:val="3"/>
+        </w:numPr>
+        <w:rPr>
+          <w:lang w:val="en-US"/>
+        </w:rPr>
+      </w:pPr>
+      <w:r>
+        <w:rPr>
+          <w:lang w:val="en-US"/>
+        </w:rPr>
+        <w:t>&lt;Tensor&gt; sẽ có giá trị nguyên từ 1 đến &lt;Max&gt;</w:t>
+      </w:r>
+    </w:p>
+    <w:p>
+      <w:pPr>
+        <w:pStyle w:val="ListParagraph"/>
+        <w:numPr>
+          <w:ilvl w:val="0"/>
+          <w:numId w:val="3"/>
+        </w:numPr>
+        <w:rPr>
+          <w:lang w:val="en-US"/>
+        </w:rPr>
+      </w:pPr>
+      <w:r>
+        <w:rPr>
+          <w:lang w:val="en-US"/>
+        </w:rPr>
+        <w:t>Ví dụ</w:t>
+      </w:r>
+    </w:p>
+    <w:p>
+      <w:pPr>
+        <w:pStyle w:val="ListParagraph"/>
+        <w:pBdr>
+          <w:top w:val="single" w:sz="4" w:space="1" w:color="auto"/>
+          <w:left w:val="single" w:sz="4" w:space="4" w:color="auto"/>
+          <w:bottom w:val="single" w:sz="4" w:space="1" w:color="auto"/>
+          <w:right w:val="single" w:sz="4" w:space="4" w:color="auto"/>
+        </w:pBdr>
+        <w:ind w:left="1080"/>
+        <w:rPr>
+          <w:lang w:val="en-US"/>
+        </w:rPr>
+      </w:pPr>
+      <w:r>
+        <w:rPr>
+          <w:lang w:val="en-US"/>
+        </w:rPr>
+        <w:t>foo = randi(10, 3, 4, 5, 6)</w:t>
+      </w:r>
+    </w:p>
+    <w:p>
+      <w:pPr>
+        <w:pStyle w:val="ListParagraph"/>
+        <w:numPr>
+          <w:ilvl w:val="0"/>
+          <w:numId w:val="13"/>
+        </w:numPr>
+        <w:rPr>
+          <w:lang w:val="en-US"/>
+        </w:rPr>
+      </w:pPr>
+      <w:r>
+        <w:rPr>
+          <w:lang w:val="en-US"/>
+        </w:rPr>
+        <w:t xml:space="preserve">Trả </w:t>
+      </w:r>
+      <w:r>
+        <w:rPr>
+          <w:lang w:val="en-US"/>
+        </w:rPr>
+        <w:t xml:space="preserve">Về Giá Trị Lớn Nhất Trong </w:t>
+      </w:r>
+      <w:r>
+        <w:rPr>
+          <w:lang w:val="en-US"/>
+        </w:rPr>
+        <w:t>Tensor</w:t>
+      </w:r>
+      <w:r>
+        <w:rPr>
+          <w:lang w:val="en-US"/>
+        </w:rPr>
+        <w:t>?</w:t>
+      </w:r>
+    </w:p>
+    <w:p>
+      <w:pPr>
+        <w:pStyle w:val="ListParagraph"/>
+        <w:pBdr>
+          <w:top w:val="single" w:sz="4" w:space="1" w:color="auto"/>
+          <w:left w:val="single" w:sz="4" w:space="4" w:color="auto"/>
+          <w:bottom w:val="single" w:sz="4" w:space="1" w:color="auto"/>
+          <w:right w:val="single" w:sz="4" w:space="4" w:color="auto"/>
+        </w:pBdr>
+        <w:ind w:left="1080"/>
+        <w:rPr>
+          <w:lang w:val="en-US"/>
+        </w:rPr>
+      </w:pPr>
+      <w:r>
+        <w:rPr>
+          <w:lang w:val="en-US"/>
+        </w:rPr>
         <w:lastRenderedPageBreak/>
-        <w:t>Ví dụ Tensor 3D, tưởng tượng xấp ảnh như trong Torch, nhưng mặt ảnh úp vào tường bên trái</w:t>
-      </w:r>
-    </w:p>
-    <w:p>
-      <w:pPr>
-        <w:pStyle w:val="ListParagraph"/>
-        <w:numPr>
-          <w:ilvl w:val="0"/>
-          <w:numId w:val="3"/>
-        </w:numPr>
-        <w:rPr>
-          <w:lang w:val="en-US"/>
-        </w:rPr>
-      </w:pPr>
-      <w:r>
-        <w:rPr>
-          <w:lang w:val="en-US"/>
-        </w:rPr>
-        <w:t>Mỗi ảnh là 1 ma trận riêng biệt</w:t>
-      </w:r>
-    </w:p>
-    <w:p>
-      <w:pPr>
-        <w:pStyle w:val="ListParagraph"/>
-        <w:numPr>
-          <w:ilvl w:val="0"/>
-          <w:numId w:val="3"/>
-        </w:numPr>
-        <w:rPr>
-          <w:lang w:val="en-US"/>
-        </w:rPr>
-      </w:pPr>
-      <w:r>
-        <w:rPr>
-          <w:lang w:val="en-US"/>
-        </w:rPr>
-        <w:t>Mỗi khi 1 Tensor được tạo, Shape của nó sẽ được rút gọn từ phải sang trái, quy tắc chiều cuối cùng = 1 thì rút gọn</w:t>
-      </w:r>
-      <w:r>
-        <w:rPr>
-          <w:lang w:val="en-US"/>
-        </w:rPr>
-        <w:t>, không rút nữa nếu đạt đến Tensor bậc 2</w:t>
-      </w:r>
-    </w:p>
-    <w:p>
-      <w:pPr>
-        <w:pStyle w:val="ListParagraph"/>
-        <w:numPr>
-          <w:ilvl w:val="0"/>
-          <w:numId w:val="3"/>
-        </w:numPr>
-        <w:rPr>
-          <w:lang w:val="en-US"/>
-        </w:rPr>
-      </w:pPr>
-      <w:r>
-        <w:rPr>
-          <w:lang w:val="en-US"/>
-        </w:rPr>
-        <w:t>Ví dụ ban đầu Tensor có Shape là (4, 5, 1, 6, 1, 1) thì sẽ thành (4, 5, 1, 6)</w:t>
-      </w:r>
-    </w:p>
-    <w:p>
-      <w:pPr>
-        <w:pStyle w:val="ListParagraph"/>
-        <w:numPr>
-          <w:ilvl w:val="0"/>
-          <w:numId w:val="13"/>
-        </w:numPr>
-        <w:rPr>
-          <w:lang w:val="en-US"/>
-        </w:rPr>
-      </w:pPr>
-      <w:r>
-        <w:rPr>
-          <w:lang w:val="en-US"/>
-        </w:rPr>
-        <w:t>Tạo 1 Tensor Với Giá Trị Ngẫu Nhiên Từ Phân Phối Đều Liên Tục Trong Khoảng Từ 0 Đến 1?</w:t>
-      </w:r>
-    </w:p>
-    <w:p>
-      <w:pPr>
-        <w:pStyle w:val="ListParagraph"/>
-        <w:pBdr>
-          <w:top w:val="single" w:sz="4" w:space="1" w:color="auto"/>
-          <w:left w:val="single" w:sz="4" w:space="4" w:color="auto"/>
-          <w:bottom w:val="single" w:sz="4" w:space="1" w:color="auto"/>
-          <w:right w:val="single" w:sz="4" w:space="4" w:color="auto"/>
-        </w:pBdr>
-        <w:ind w:left="1080"/>
-        <w:rPr>
-          <w:lang w:val="en-US"/>
-        </w:rPr>
-      </w:pPr>
-      <w:r>
-        <w:rPr>
-          <w:lang w:val="en-US"/>
-        </w:rPr>
-        <w:t>&lt;Tensor&gt; = rand(&lt;</w:t>
-      </w:r>
-      <w:r>
-        <w:rPr>
-          <w:lang w:val="en-US"/>
-        </w:rPr>
-        <w:t>Shape</w:t>
-      </w:r>
-      <w:r>
-        <w:rPr>
-          <w:lang w:val="en-US"/>
-        </w:rPr>
-        <w:t>&gt;)</w:t>
-      </w:r>
-    </w:p>
-    <w:p>
-      <w:pPr>
-        <w:pStyle w:val="ListParagraph"/>
-        <w:numPr>
-          <w:ilvl w:val="0"/>
-          <w:numId w:val="3"/>
-        </w:numPr>
-        <w:rPr>
-          <w:lang w:val="en-US"/>
-        </w:rPr>
-      </w:pPr>
-      <w:r>
-        <w:rPr>
-          <w:lang w:val="en-US"/>
-        </w:rPr>
-        <w:t>Ví dụ</w:t>
-      </w:r>
-    </w:p>
-    <w:p>
-      <w:pPr>
-        <w:pStyle w:val="ListParagraph"/>
-        <w:pBdr>
-          <w:top w:val="single" w:sz="4" w:space="1" w:color="auto"/>
-          <w:left w:val="single" w:sz="4" w:space="4" w:color="auto"/>
-          <w:bottom w:val="single" w:sz="4" w:space="1" w:color="auto"/>
-          <w:right w:val="single" w:sz="4" w:space="4" w:color="auto"/>
-        </w:pBdr>
-        <w:ind w:left="1080"/>
-        <w:rPr>
-          <w:lang w:val="en-US"/>
-        </w:rPr>
-      </w:pPr>
-      <w:r>
-        <w:rPr>
-          <w:lang w:val="en-US"/>
-        </w:rPr>
-        <w:t>foo = rand(4, 5, 6</w:t>
-      </w:r>
-      <w:r>
-        <w:rPr>
-          <w:lang w:val="en-US"/>
-        </w:rPr>
-        <w:t>, 7</w:t>
-      </w:r>
-      <w:r>
-        <w:rPr>
-          <w:lang w:val="en-US"/>
-        </w:rPr>
-        <w:t>)</w:t>
-      </w:r>
-    </w:p>
-    <w:p>
-      <w:pPr>
-        <w:pStyle w:val="ListParagraph"/>
-        <w:numPr>
-          <w:ilvl w:val="0"/>
-          <w:numId w:val="13"/>
-        </w:numPr>
-        <w:rPr>
-          <w:lang w:val="en-US"/>
-        </w:rPr>
-      </w:pPr>
-      <w:r>
-        <w:rPr>
-          <w:lang w:val="en-US"/>
-        </w:rPr>
-        <w:t>Tạo 1 Tensor Với Giá Trị Nguyên Ngẫu Nhiên Từ Phân Phối Đều Trong Khoảng Từ 1 Đến Giá Trị Nào Đó?</w:t>
-      </w:r>
-    </w:p>
-    <w:p>
-      <w:pPr>
-        <w:pStyle w:val="ListParagraph"/>
-        <w:pBdr>
-          <w:top w:val="single" w:sz="4" w:space="1" w:color="auto"/>
-          <w:left w:val="single" w:sz="4" w:space="4" w:color="auto"/>
-          <w:bottom w:val="single" w:sz="4" w:space="1" w:color="auto"/>
-          <w:right w:val="single" w:sz="4" w:space="4" w:color="auto"/>
-        </w:pBdr>
-        <w:ind w:left="1080"/>
-        <w:rPr>
-          <w:lang w:val="en-US"/>
-        </w:rPr>
-      </w:pPr>
-      <w:r>
-        <w:rPr>
-          <w:lang w:val="en-US"/>
-        </w:rPr>
-        <w:t>&lt;Tensor&gt; = randi(&lt;Max&gt;, &lt;Shape&gt;)</w:t>
-      </w:r>
-    </w:p>
-    <w:p>
-      <w:pPr>
-        <w:pStyle w:val="ListParagraph"/>
-        <w:numPr>
-          <w:ilvl w:val="0"/>
-          <w:numId w:val="3"/>
-        </w:numPr>
-        <w:rPr>
-          <w:lang w:val="en-US"/>
-        </w:rPr>
-      </w:pPr>
-      <w:r>
-        <w:rPr>
-          <w:lang w:val="en-US"/>
-        </w:rPr>
-        <w:t>&lt;Tensor&gt; sẽ có giá trị nguyên từ 1 đến &lt;Max&gt;</w:t>
-      </w:r>
-    </w:p>
-    <w:p>
-      <w:pPr>
-        <w:pStyle w:val="ListParagraph"/>
-        <w:numPr>
-          <w:ilvl w:val="0"/>
-          <w:numId w:val="3"/>
-        </w:numPr>
-        <w:rPr>
-          <w:lang w:val="en-US"/>
-        </w:rPr>
-      </w:pPr>
-      <w:r>
-        <w:rPr>
-          <w:lang w:val="en-US"/>
-        </w:rPr>
-        <w:t>Ví dụ</w:t>
-      </w:r>
-    </w:p>
-    <w:p>
-      <w:pPr>
-        <w:pStyle w:val="ListParagraph"/>
-        <w:pBdr>
-          <w:top w:val="single" w:sz="4" w:space="1" w:color="auto"/>
-          <w:left w:val="single" w:sz="4" w:space="4" w:color="auto"/>
-          <w:bottom w:val="single" w:sz="4" w:space="1" w:color="auto"/>
-          <w:right w:val="single" w:sz="4" w:space="4" w:color="auto"/>
-        </w:pBdr>
-        <w:ind w:left="1080"/>
-        <w:rPr>
-          <w:lang w:val="en-US"/>
-        </w:rPr>
-      </w:pPr>
-      <w:r>
-        <w:rPr>
-          <w:lang w:val="en-US"/>
-        </w:rPr>
-        <w:t>foo = randi(10, 3, 4, 5, 6)</w:t>
-      </w:r>
-    </w:p>
-    <w:p>
-      <w:pPr>
-        <w:pStyle w:val="ListParagraph"/>
-        <w:numPr>
-          <w:ilvl w:val="0"/>
-          <w:numId w:val="13"/>
-        </w:numPr>
-        <w:rPr>
-          <w:lang w:val="en-US"/>
-        </w:rPr>
-      </w:pPr>
-      <w:r>
-        <w:rPr>
-          <w:lang w:val="en-US"/>
-        </w:rPr>
-        <w:t xml:space="preserve">Trả </w:t>
-      </w:r>
-      <w:r>
-        <w:rPr>
-          <w:lang w:val="en-US"/>
-        </w:rPr>
-        <w:t xml:space="preserve">Về Giá Trị Lớn Nhất Trong </w:t>
-      </w:r>
-      <w:r>
-        <w:rPr>
-          <w:lang w:val="en-US"/>
-        </w:rPr>
-        <w:t>Tensor</w:t>
-      </w:r>
-      <w:r>
-        <w:rPr>
-          <w:lang w:val="en-US"/>
-        </w:rPr>
-        <w:t>?</w:t>
-      </w:r>
-    </w:p>
-    <w:p>
-      <w:pPr>
-        <w:pStyle w:val="ListParagraph"/>
-        <w:pBdr>
-          <w:top w:val="single" w:sz="4" w:space="1" w:color="auto"/>
-          <w:left w:val="single" w:sz="4" w:space="4" w:color="auto"/>
-          <w:bottom w:val="single" w:sz="4" w:space="1" w:color="auto"/>
-          <w:right w:val="single" w:sz="4" w:space="4" w:color="auto"/>
-        </w:pBdr>
-        <w:ind w:left="1080"/>
-        <w:rPr>
-          <w:lang w:val="en-US"/>
-        </w:rPr>
-      </w:pPr>
-      <w:r>
-        <w:rPr>
-          <w:lang w:val="en-US"/>
-        </w:rPr>
         <w:t>&lt;Max&gt; = max(&lt;Tensor&gt;)</w:t>
       </w:r>
     </w:p>
@@ -7275,7 +7607,6 @@
         <w:rPr>
           <w:lang w:val="en-US"/>
         </w:rPr>
-        <w:lastRenderedPageBreak/>
         <w:t>Cell:</w:t>
       </w:r>
     </w:p>
@@ -8240,29 +8571,949 @@
         <w:rPr>
           <w:lang w:val="en-US"/>
         </w:rPr>
+        <w:t>Để tạo 1 Symbolic Function</w:t>
+      </w:r>
+    </w:p>
+    <w:p>
+      <w:pPr>
+        <w:pStyle w:val="ListParagraph"/>
+        <w:pBdr>
+          <w:top w:val="single" w:sz="4" w:space="1" w:color="auto"/>
+          <w:left w:val="single" w:sz="4" w:space="4" w:color="auto"/>
+          <w:bottom w:val="single" w:sz="4" w:space="1" w:color="auto"/>
+          <w:right w:val="single" w:sz="4" w:space="4" w:color="auto"/>
+        </w:pBdr>
+        <w:ind w:left="1080"/>
+        <w:rPr>
+          <w:lang w:val="en-US"/>
+        </w:rPr>
+      </w:pPr>
+      <w:r>
+        <w:rPr>
+          <w:lang w:val="en-US"/>
+        </w:rPr>
+        <w:t>&lt;</w:t>
+      </w:r>
+      <w:r>
+        <w:rPr>
+          <w:lang w:val="en-US"/>
+        </w:rPr>
+        <w:t>Symbolic Function</w:t>
+      </w:r>
+      <w:r>
+        <w:rPr>
+          <w:lang w:val="en-US"/>
+        </w:rPr>
+        <w:t>&gt; = symfun(</w:t>
+      </w:r>
+    </w:p>
+    <w:p>
+      <w:pPr>
+        <w:pStyle w:val="ListParagraph"/>
+        <w:pBdr>
+          <w:top w:val="single" w:sz="4" w:space="1" w:color="auto"/>
+          <w:left w:val="single" w:sz="4" w:space="4" w:color="auto"/>
+          <w:bottom w:val="single" w:sz="4" w:space="1" w:color="auto"/>
+          <w:right w:val="single" w:sz="4" w:space="4" w:color="auto"/>
+        </w:pBdr>
+        <w:ind w:left="1080"/>
+        <w:rPr>
+          <w:lang w:val="en-US"/>
+        </w:rPr>
+      </w:pPr>
+      <w:r>
+        <w:rPr>
+          <w:lang w:val="en-US"/>
+        </w:rPr>
+        <w:t xml:space="preserve">    </w:t>
+      </w:r>
+      <w:r>
+        <w:rPr>
+          <w:lang w:val="en-US"/>
+        </w:rPr>
+        <w:t>&lt;</w:t>
+      </w:r>
+      <w:r>
+        <w:rPr>
+          <w:lang w:val="en-US"/>
+        </w:rPr>
+        <w:t xml:space="preserve">Biểu Thức Các </w:t>
+      </w:r>
+      <w:r>
+        <w:rPr>
+          <w:lang w:val="en-US"/>
+        </w:rPr>
+        <w:t xml:space="preserve">Symbol&gt;, </w:t>
+      </w:r>
+    </w:p>
+    <w:p>
+      <w:pPr>
+        <w:pStyle w:val="ListParagraph"/>
+        <w:pBdr>
+          <w:top w:val="single" w:sz="4" w:space="1" w:color="auto"/>
+          <w:left w:val="single" w:sz="4" w:space="4" w:color="auto"/>
+          <w:bottom w:val="single" w:sz="4" w:space="1" w:color="auto"/>
+          <w:right w:val="single" w:sz="4" w:space="4" w:color="auto"/>
+        </w:pBdr>
+        <w:ind w:left="1080"/>
+        <w:rPr>
+          <w:lang w:val="en-US"/>
+        </w:rPr>
+      </w:pPr>
+      <w:r>
+        <w:rPr>
+          <w:lang w:val="en-US"/>
+        </w:rPr>
+        <w:t xml:space="preserve">    </w:t>
+      </w:r>
+      <w:r>
+        <w:rPr>
+          <w:lang w:val="en-US"/>
+        </w:rPr>
+        <w:t>&lt;Các Đối Số Symbol&gt;</w:t>
+      </w:r>
+    </w:p>
+    <w:p>
+      <w:pPr>
+        <w:pStyle w:val="ListParagraph"/>
+        <w:pBdr>
+          <w:top w:val="single" w:sz="4" w:space="1" w:color="auto"/>
+          <w:left w:val="single" w:sz="4" w:space="4" w:color="auto"/>
+          <w:bottom w:val="single" w:sz="4" w:space="1" w:color="auto"/>
+          <w:right w:val="single" w:sz="4" w:space="4" w:color="auto"/>
+        </w:pBdr>
+        <w:ind w:left="1080"/>
+        <w:rPr>
+          <w:lang w:val="en-US"/>
+        </w:rPr>
+      </w:pPr>
+      <w:r>
+        <w:rPr>
+          <w:lang w:val="en-US"/>
+        </w:rPr>
+        <w:t>)</w:t>
+      </w:r>
+    </w:p>
+    <w:p>
+      <w:pPr>
+        <w:pStyle w:val="ListParagraph"/>
+        <w:numPr>
+          <w:ilvl w:val="0"/>
+          <w:numId w:val="3"/>
+        </w:numPr>
+        <w:rPr>
+          <w:lang w:val="en-US"/>
+        </w:rPr>
+      </w:pPr>
+      <w:r>
+        <w:rPr>
+          <w:lang w:val="en-US"/>
+        </w:rPr>
+        <w:t>&lt;Các Đối Số Symbol&gt; phải là các Symbol với Shape 2 chiều, chỉ gồm 1 dòng, khi này các Symbol sẽ được Concat với nhau</w:t>
+      </w:r>
+    </w:p>
+    <w:p>
+      <w:pPr>
+        <w:pStyle w:val="ListParagraph"/>
+        <w:numPr>
+          <w:ilvl w:val="0"/>
+          <w:numId w:val="3"/>
+        </w:numPr>
+        <w:rPr>
+          <w:lang w:val="en-US"/>
+        </w:rPr>
+      </w:pPr>
+      <w:r>
+        <w:rPr>
+          <w:lang w:val="en-US"/>
+        </w:rPr>
+        <w:t>Ví dụ</w:t>
+      </w:r>
+    </w:p>
+    <w:p>
+      <w:pPr>
+        <w:pStyle w:val="ListParagraph"/>
+        <w:pBdr>
+          <w:top w:val="single" w:sz="4" w:space="1" w:color="auto"/>
+          <w:left w:val="single" w:sz="4" w:space="4" w:color="auto"/>
+          <w:bottom w:val="single" w:sz="4" w:space="1" w:color="auto"/>
+          <w:right w:val="single" w:sz="4" w:space="4" w:color="auto"/>
+        </w:pBdr>
+        <w:ind w:left="1080"/>
+        <w:rPr>
+          <w:lang w:val="en-US"/>
+        </w:rPr>
+      </w:pPr>
+      <w:r>
+        <w:rPr>
+          <w:lang w:val="en-US"/>
+        </w:rPr>
+        <w:t>bar = sym(</w:t>
+      </w:r>
+      <w:r>
+        <w:rPr>
+          <w:lang w:val="en-US"/>
+        </w:rPr>
+        <w:t>"x"</w:t>
+      </w:r>
+      <w:r>
+        <w:rPr>
+          <w:lang w:val="en-US"/>
+        </w:rPr>
+        <w:t>, [1 2])</w:t>
+      </w:r>
+    </w:p>
+    <w:p>
+      <w:pPr>
+        <w:pStyle w:val="ListParagraph"/>
+        <w:pBdr>
+          <w:top w:val="single" w:sz="4" w:space="1" w:color="auto"/>
+          <w:left w:val="single" w:sz="4" w:space="4" w:color="auto"/>
+          <w:bottom w:val="single" w:sz="4" w:space="1" w:color="auto"/>
+          <w:right w:val="single" w:sz="4" w:space="4" w:color="auto"/>
+        </w:pBdr>
+        <w:ind w:left="1080"/>
+        <w:rPr>
+          <w:lang w:val="en-US"/>
+        </w:rPr>
+      </w:pPr>
+      <w:r>
+        <w:rPr>
+          <w:lang w:val="en-US"/>
+        </w:rPr>
+        <w:t>far = sym(</w:t>
+      </w:r>
+      <w:r>
+        <w:rPr>
+          <w:lang w:val="en-US"/>
+        </w:rPr>
+        <w:t>"</w:t>
+      </w:r>
+      <w:r>
+        <w:rPr>
+          <w:lang w:val="en-US"/>
+        </w:rPr>
+        <w:t>y</w:t>
+      </w:r>
+      <w:r>
+        <w:rPr>
+          <w:lang w:val="en-US"/>
+        </w:rPr>
+        <w:t>"</w:t>
+      </w:r>
+      <w:r>
+        <w:rPr>
+          <w:lang w:val="en-US"/>
+        </w:rPr>
+        <w:t>, [1 3])</w:t>
+      </w:r>
+    </w:p>
+    <w:p>
+      <w:pPr>
+        <w:pStyle w:val="ListParagraph"/>
+        <w:pBdr>
+          <w:top w:val="single" w:sz="4" w:space="1" w:color="auto"/>
+          <w:left w:val="single" w:sz="4" w:space="4" w:color="auto"/>
+          <w:bottom w:val="single" w:sz="4" w:space="1" w:color="auto"/>
+          <w:right w:val="single" w:sz="4" w:space="4" w:color="auto"/>
+        </w:pBdr>
+        <w:ind w:left="1080"/>
+        <w:rPr>
+          <w:lang w:val="en-US"/>
+        </w:rPr>
+      </w:pPr>
+      <w:r>
+        <w:rPr>
+          <w:lang w:val="en-US"/>
+        </w:rPr>
+        <w:t>fool = sym(</w:t>
+      </w:r>
+      <w:r>
+        <w:rPr>
+          <w:lang w:val="en-US"/>
+        </w:rPr>
+        <w:t>"</w:t>
+      </w:r>
+      <w:r>
+        <w:rPr>
+          <w:lang w:val="en-US"/>
+        </w:rPr>
+        <w:t>z</w:t>
+      </w:r>
+      <w:r>
+        <w:rPr>
+          <w:lang w:val="en-US"/>
+        </w:rPr>
+        <w:t>"</w:t>
+      </w:r>
+      <w:r>
+        <w:rPr>
+          <w:lang w:val="en-US"/>
+        </w:rPr>
+        <w:t>)</w:t>
+      </w:r>
+    </w:p>
+    <w:p>
+      <w:pPr>
+        <w:pStyle w:val="ListParagraph"/>
+        <w:pBdr>
+          <w:top w:val="single" w:sz="4" w:space="1" w:color="auto"/>
+          <w:left w:val="single" w:sz="4" w:space="4" w:color="auto"/>
+          <w:bottom w:val="single" w:sz="4" w:space="1" w:color="auto"/>
+          <w:right w:val="single" w:sz="4" w:space="4" w:color="auto"/>
+        </w:pBdr>
+        <w:ind w:left="1080"/>
+        <w:rPr>
+          <w:lang w:val="en-US"/>
+        </w:rPr>
+      </w:pPr>
+      <w:r>
+        <w:rPr>
+          <w:lang w:val="en-US"/>
+        </w:rPr>
+        <w:t>foo =  symfun(bar</w:t>
+      </w:r>
+      <w:r>
+        <w:rPr>
+          <w:lang w:val="en-US"/>
+        </w:rPr>
+        <w:t xml:space="preserve"> * bar.</w:t>
+      </w:r>
+      <w:r>
+        <w:rPr>
+          <w:lang w:val="en-US"/>
+        </w:rPr>
+        <w:t>'</w:t>
+      </w:r>
+      <w:r>
+        <w:rPr>
+          <w:lang w:val="en-US"/>
+        </w:rPr>
+        <w:t xml:space="preserve"> + far(3) + fool</w:t>
+      </w:r>
+      <w:r>
+        <w:rPr>
+          <w:lang w:val="en-US"/>
+        </w:rPr>
+        <w:t>, [bar far])</w:t>
+      </w:r>
+    </w:p>
+    <w:p>
+      <w:pPr>
+        <w:pStyle w:val="ListParagraph"/>
+        <w:numPr>
+          <w:ilvl w:val="0"/>
+          <w:numId w:val="3"/>
+        </w:numPr>
+        <w:rPr>
+          <w:lang w:val="en-US"/>
+        </w:rPr>
+      </w:pPr>
+      <w:r>
+        <w:rPr>
+          <w:lang w:val="en-US"/>
+        </w:rPr>
+        <w:t xml:space="preserve">Khi in </w:t>
+      </w:r>
+      <w:r>
+        <w:rPr>
+          <w:lang w:val="en-US"/>
+        </w:rPr>
+        <w:t>foo</w:t>
+      </w:r>
+      <w:r>
+        <w:rPr>
+          <w:lang w:val="en-US"/>
+        </w:rPr>
+        <w:t xml:space="preserve"> ra màn hình</w:t>
+      </w:r>
+    </w:p>
+    <w:p>
+      <w:pPr>
+        <w:pStyle w:val="ListParagraph"/>
+        <w:pBdr>
+          <w:top w:val="single" w:sz="4" w:space="1" w:color="auto"/>
+          <w:left w:val="single" w:sz="4" w:space="4" w:color="auto"/>
+          <w:bottom w:val="single" w:sz="4" w:space="1" w:color="auto"/>
+          <w:right w:val="single" w:sz="4" w:space="4" w:color="auto"/>
+        </w:pBdr>
+        <w:ind w:left="1080"/>
+        <w:rPr>
+          <w:lang w:val="en-US"/>
+        </w:rPr>
+      </w:pPr>
+      <w:r>
+        <w:rPr>
+          <w:lang w:val="en-US"/>
+        </w:rPr>
+        <w:t>foo(x1, x2, y1, y2, y3)</w:t>
+      </w:r>
+      <w:r>
+        <w:rPr>
+          <w:lang w:val="en-US"/>
+        </w:rPr>
+        <w:t xml:space="preserve"> = </w:t>
+      </w:r>
+      <w:r>
+        <w:rPr>
+          <w:lang w:val="en-US"/>
+        </w:rPr>
+        <w:t>x1</w:t>
+      </w:r>
+      <w:r>
+        <w:rPr>
+          <w:vertAlign w:val="superscript"/>
+          <w:lang w:val="en-US"/>
+        </w:rPr>
+        <w:t>2</w:t>
+      </w:r>
+      <w:r>
+        <w:rPr>
+          <w:lang w:val="en-US"/>
+        </w:rPr>
+        <w:t xml:space="preserve"> + x2</w:t>
+      </w:r>
+      <w:r>
+        <w:rPr>
+          <w:vertAlign w:val="superscript"/>
+          <w:lang w:val="en-US"/>
+        </w:rPr>
+        <w:t>2</w:t>
+      </w:r>
+      <w:r>
+        <w:rPr>
+          <w:lang w:val="en-US"/>
+        </w:rPr>
+        <w:t xml:space="preserve"> + y</w:t>
+      </w:r>
+      <w:r>
+        <w:rPr>
+          <w:lang w:val="en-US"/>
+        </w:rPr>
+        <w:t>3 + z</w:t>
+      </w:r>
+    </w:p>
+    <w:p>
+      <w:pPr>
+        <w:pStyle w:val="ListParagraph"/>
+        <w:numPr>
+          <w:ilvl w:val="0"/>
+          <w:numId w:val="3"/>
+        </w:numPr>
+        <w:rPr>
+          <w:lang w:val="en-US"/>
+        </w:rPr>
+      </w:pPr>
+      <w:r>
+        <w:rPr>
+          <w:lang w:val="en-US"/>
+        </w:rPr>
+        <w:t xml:space="preserve">Ta có </w:t>
+      </w:r>
+      <w:r>
+        <w:rPr>
+          <w:lang w:val="en-US"/>
+        </w:rPr>
+        <w:t>Pass giá trị cụ thể cho hàm, giá trị này có thể là Symbol, Tensor, … miễn là tính được giá trị, kết quả trả về là Symbol, lưu ý ở đây tính kiểu Bit Wise giữa các tham số</w:t>
+      </w:r>
+    </w:p>
+    <w:p>
+      <w:pPr>
+        <w:pStyle w:val="ListParagraph"/>
+        <w:numPr>
+          <w:ilvl w:val="0"/>
+          <w:numId w:val="3"/>
+        </w:numPr>
+        <w:rPr>
+          <w:lang w:val="en-US"/>
+        </w:rPr>
+      </w:pPr>
+      <w:r>
+        <w:rPr>
+          <w:lang w:val="en-US"/>
+        </w:rPr>
+        <w:t>Tiếp tục với ví dụ trên</w:t>
+      </w:r>
+    </w:p>
+    <w:p>
+      <w:pPr>
+        <w:pStyle w:val="ListParagraph"/>
+        <w:pBdr>
+          <w:top w:val="single" w:sz="4" w:space="1" w:color="auto"/>
+          <w:left w:val="single" w:sz="4" w:space="4" w:color="auto"/>
+          <w:bottom w:val="single" w:sz="4" w:space="1" w:color="auto"/>
+          <w:right w:val="single" w:sz="4" w:space="4" w:color="auto"/>
+        </w:pBdr>
+        <w:ind w:left="1080"/>
+        <w:rPr>
+          <w:lang w:val="en-US"/>
+        </w:rPr>
+      </w:pPr>
+      <w:r>
+        <w:rPr>
+          <w:lang w:val="en-US"/>
+        </w:rPr>
         <w:lastRenderedPageBreak/>
-        <w:t>Để tạo 1 Symbolic Function</w:t>
-      </w:r>
-    </w:p>
-    <w:p>
-      <w:pPr>
-        <w:pStyle w:val="ListParagraph"/>
-        <w:pBdr>
-          <w:top w:val="single" w:sz="4" w:space="1" w:color="auto"/>
-          <w:left w:val="single" w:sz="4" w:space="4" w:color="auto"/>
-          <w:bottom w:val="single" w:sz="4" w:space="1" w:color="auto"/>
-          <w:right w:val="single" w:sz="4" w:space="4" w:color="auto"/>
-        </w:pBdr>
-        <w:ind w:left="1080"/>
-        <w:rPr>
-          <w:lang w:val="en-US"/>
-        </w:rPr>
-      </w:pPr>
-      <w:r>
-        <w:rPr>
-          <w:lang w:val="en-US"/>
-        </w:rPr>
-        <w:t>&lt;</w:t>
+        <w:t>a</w:t>
+      </w:r>
+      <w:r>
+        <w:rPr>
+          <w:lang w:val="en-US"/>
+        </w:rPr>
+        <w:t>lice</w:t>
+      </w:r>
+      <w:r>
+        <w:rPr>
+          <w:lang w:val="en-US"/>
+        </w:rPr>
+        <w:t>1</w:t>
+      </w:r>
+      <w:r>
+        <w:rPr>
+          <w:lang w:val="en-US"/>
+        </w:rPr>
+        <w:t xml:space="preserve"> = rand(4, 5, 6)</w:t>
+      </w:r>
+    </w:p>
+    <w:p>
+      <w:pPr>
+        <w:pStyle w:val="ListParagraph"/>
+        <w:pBdr>
+          <w:top w:val="single" w:sz="4" w:space="1" w:color="auto"/>
+          <w:left w:val="single" w:sz="4" w:space="4" w:color="auto"/>
+          <w:bottom w:val="single" w:sz="4" w:space="1" w:color="auto"/>
+          <w:right w:val="single" w:sz="4" w:space="4" w:color="auto"/>
+        </w:pBdr>
+        <w:ind w:left="1080"/>
+        <w:rPr>
+          <w:lang w:val="en-US"/>
+        </w:rPr>
+      </w:pPr>
+      <w:r>
+        <w:rPr>
+          <w:lang w:val="en-US"/>
+        </w:rPr>
+        <w:t>alice2 = rand(4, 5, 6)</w:t>
+      </w:r>
+    </w:p>
+    <w:p>
+      <w:pPr>
+        <w:pStyle w:val="ListParagraph"/>
+        <w:pBdr>
+          <w:top w:val="single" w:sz="4" w:space="1" w:color="auto"/>
+          <w:left w:val="single" w:sz="4" w:space="4" w:color="auto"/>
+          <w:bottom w:val="single" w:sz="4" w:space="1" w:color="auto"/>
+          <w:right w:val="single" w:sz="4" w:space="4" w:color="auto"/>
+        </w:pBdr>
+        <w:ind w:left="1080"/>
+        <w:rPr>
+          <w:lang w:val="en-US"/>
+        </w:rPr>
+      </w:pPr>
+      <w:r>
+        <w:rPr>
+          <w:lang w:val="en-US"/>
+        </w:rPr>
+        <w:t>…</w:t>
+      </w:r>
+    </w:p>
+    <w:p>
+      <w:pPr>
+        <w:pStyle w:val="ListParagraph"/>
+        <w:pBdr>
+          <w:top w:val="single" w:sz="4" w:space="1" w:color="auto"/>
+          <w:left w:val="single" w:sz="4" w:space="4" w:color="auto"/>
+          <w:bottom w:val="single" w:sz="4" w:space="1" w:color="auto"/>
+          <w:right w:val="single" w:sz="4" w:space="4" w:color="auto"/>
+        </w:pBdr>
+        <w:ind w:left="1080"/>
+        <w:rPr>
+          <w:lang w:val="en-US"/>
+        </w:rPr>
+      </w:pPr>
+      <w:r>
+        <w:rPr>
+          <w:lang w:val="en-US"/>
+        </w:rPr>
+        <w:t>bob = f</w:t>
+      </w:r>
+      <w:r>
+        <w:rPr>
+          <w:lang w:val="en-US"/>
+        </w:rPr>
+        <w:t>oo(</w:t>
+      </w:r>
+      <w:r>
+        <w:rPr>
+          <w:lang w:val="en-US"/>
+        </w:rPr>
+        <w:t>alice1</w:t>
+      </w:r>
+      <w:r>
+        <w:rPr>
+          <w:lang w:val="en-US"/>
+        </w:rPr>
+        <w:t xml:space="preserve">, </w:t>
+      </w:r>
+      <w:r>
+        <w:rPr>
+          <w:lang w:val="en-US"/>
+        </w:rPr>
+        <w:t>alice2</w:t>
+      </w:r>
+      <w:r>
+        <w:rPr>
+          <w:lang w:val="en-US"/>
+        </w:rPr>
+        <w:t xml:space="preserve">, </w:t>
+      </w:r>
+      <w:r>
+        <w:rPr>
+          <w:lang w:val="en-US"/>
+        </w:rPr>
+        <w:t>alice3</w:t>
+      </w:r>
+      <w:r>
+        <w:rPr>
+          <w:lang w:val="en-US"/>
+        </w:rPr>
+        <w:t xml:space="preserve">, </w:t>
+      </w:r>
+      <w:r>
+        <w:rPr>
+          <w:lang w:val="en-US"/>
+        </w:rPr>
+        <w:t>alice4</w:t>
+      </w:r>
+      <w:r>
+        <w:rPr>
+          <w:lang w:val="en-US"/>
+        </w:rPr>
+        <w:t xml:space="preserve">, </w:t>
+      </w:r>
+      <w:r>
+        <w:rPr>
+          <w:lang w:val="en-US"/>
+        </w:rPr>
+        <w:t>alice5</w:t>
+      </w:r>
+      <w:r>
+        <w:rPr>
+          <w:lang w:val="en-US"/>
+        </w:rPr>
+        <w:t>)</w:t>
+      </w:r>
+    </w:p>
+    <w:p>
+      <w:pPr>
+        <w:pStyle w:val="ListParagraph"/>
+        <w:numPr>
+          <w:ilvl w:val="0"/>
+          <w:numId w:val="3"/>
+        </w:numPr>
+        <w:rPr>
+          <w:lang w:val="en-US"/>
+        </w:rPr>
+      </w:pPr>
+      <w:r>
+        <w:rPr>
+          <w:lang w:val="en-US"/>
+        </w:rPr>
+        <w:t>b</w:t>
+      </w:r>
+      <w:r>
+        <w:rPr>
+          <w:lang w:val="en-US"/>
+        </w:rPr>
+        <w:t xml:space="preserve">ob là </w:t>
+      </w:r>
+      <w:r>
+        <w:rPr>
+          <w:lang w:val="en-US"/>
+        </w:rPr>
+        <w:t>S</w:t>
+      </w:r>
+      <w:r>
+        <w:rPr>
+          <w:lang w:val="en-US"/>
+        </w:rPr>
+        <w:t>ymbol với Shape (4, 5, 6)</w:t>
+      </w:r>
+      <w:r>
+        <w:rPr>
+          <w:lang w:val="en-US"/>
+        </w:rPr>
+        <w:t>, = alice1.^2 + alice.^2 + alice5 + z</w:t>
+      </w:r>
+    </w:p>
+    <w:p>
+      <w:pPr>
+        <w:pStyle w:val="ListParagraph"/>
+        <w:numPr>
+          <w:ilvl w:val="0"/>
+          <w:numId w:val="19"/>
+        </w:numPr>
+        <w:rPr>
+          <w:lang w:val="en-US"/>
+        </w:rPr>
+      </w:pPr>
+      <w:r>
+        <w:rPr>
+          <w:lang w:val="en-US"/>
+        </w:rPr>
+        <w:t>Tạo 1 Lúc Nhiều Symbol?</w:t>
+      </w:r>
+    </w:p>
+    <w:p>
+      <w:pPr>
+        <w:pStyle w:val="ListParagraph"/>
+        <w:numPr>
+          <w:ilvl w:val="0"/>
+          <w:numId w:val="3"/>
+        </w:numPr>
+        <w:rPr>
+          <w:lang w:val="en-US"/>
+        </w:rPr>
+      </w:pPr>
+      <w:r>
+        <w:rPr>
+          <w:lang w:val="en-US"/>
+        </w:rPr>
+        <w:t>Tạo nhiều Symbol 1 x 1</w:t>
+      </w:r>
+    </w:p>
+    <w:p>
+      <w:pPr>
+        <w:pStyle w:val="ListParagraph"/>
+        <w:pBdr>
+          <w:top w:val="single" w:sz="4" w:space="1" w:color="auto"/>
+          <w:left w:val="single" w:sz="4" w:space="4" w:color="auto"/>
+          <w:bottom w:val="single" w:sz="4" w:space="1" w:color="auto"/>
+          <w:right w:val="single" w:sz="4" w:space="4" w:color="auto"/>
+        </w:pBdr>
+        <w:ind w:left="1080"/>
+        <w:rPr>
+          <w:lang w:val="en-US"/>
+        </w:rPr>
+      </w:pPr>
+      <w:r>
+        <w:rPr>
+          <w:lang w:val="en-US"/>
+        </w:rPr>
+        <w:t xml:space="preserve">syms &lt;Các </w:t>
+      </w:r>
+      <w:r>
+        <w:rPr>
+          <w:lang w:val="en-US"/>
+        </w:rPr>
+        <w:t>Symbol</w:t>
+      </w:r>
+      <w:r>
+        <w:rPr>
+          <w:lang w:val="en-US"/>
+        </w:rPr>
+        <w:t>&gt;</w:t>
+      </w:r>
+    </w:p>
+    <w:p>
+      <w:pPr>
+        <w:pStyle w:val="ListParagraph"/>
+        <w:numPr>
+          <w:ilvl w:val="0"/>
+          <w:numId w:val="3"/>
+        </w:numPr>
+        <w:rPr>
+          <w:lang w:val="en-US"/>
+        </w:rPr>
+      </w:pPr>
+      <w:r>
+        <w:rPr>
+          <w:lang w:val="en-US"/>
+        </w:rPr>
+        <w:t>&lt;Kí Hiệu&gt; mặc định = tên &lt;</w:t>
+      </w:r>
+      <w:r>
+        <w:rPr>
+          <w:lang w:val="en-US"/>
+        </w:rPr>
+        <w:t>Symbol</w:t>
+      </w:r>
+      <w:r>
+        <w:rPr>
+          <w:lang w:val="en-US"/>
+        </w:rPr>
+        <w:t>&gt;</w:t>
+      </w:r>
+    </w:p>
+    <w:p>
+      <w:pPr>
+        <w:pStyle w:val="ListParagraph"/>
+        <w:numPr>
+          <w:ilvl w:val="0"/>
+          <w:numId w:val="3"/>
+        </w:numPr>
+        <w:rPr>
+          <w:lang w:val="en-US"/>
+        </w:rPr>
+      </w:pPr>
+      <w:r>
+        <w:rPr>
+          <w:lang w:val="en-US"/>
+        </w:rPr>
+        <w:t>Ví dụ</w:t>
+      </w:r>
+    </w:p>
+    <w:p>
+      <w:pPr>
+        <w:pStyle w:val="ListParagraph"/>
+        <w:pBdr>
+          <w:top w:val="single" w:sz="4" w:space="1" w:color="auto"/>
+          <w:left w:val="single" w:sz="4" w:space="4" w:color="auto"/>
+          <w:bottom w:val="single" w:sz="4" w:space="1" w:color="auto"/>
+          <w:right w:val="single" w:sz="4" w:space="4" w:color="auto"/>
+        </w:pBdr>
+        <w:ind w:left="1080"/>
+        <w:rPr>
+          <w:lang w:val="en-US"/>
+        </w:rPr>
+      </w:pPr>
+      <w:r>
+        <w:rPr>
+          <w:lang w:val="en-US"/>
+        </w:rPr>
+        <w:t>syms x y z foo bar</w:t>
+      </w:r>
+    </w:p>
+    <w:p>
+      <w:pPr>
+        <w:pStyle w:val="ListParagraph"/>
+        <w:numPr>
+          <w:ilvl w:val="0"/>
+          <w:numId w:val="3"/>
+        </w:numPr>
+        <w:rPr>
+          <w:lang w:val="en-US"/>
+        </w:rPr>
+      </w:pPr>
+      <w:r>
+        <w:rPr>
+          <w:lang w:val="en-US"/>
+        </w:rPr>
+        <w:t xml:space="preserve">Để tạo 1 lúc nhiều </w:t>
+      </w:r>
+      <w:r>
+        <w:rPr>
+          <w:lang w:val="en-US"/>
+        </w:rPr>
+        <w:t>Symbol</w:t>
+      </w:r>
+      <w:r>
+        <w:rPr>
+          <w:lang w:val="en-US"/>
+        </w:rPr>
+        <w:t xml:space="preserve"> là Tensor với Shape y chang nhau</w:t>
+      </w:r>
+    </w:p>
+    <w:p>
+      <w:pPr>
+        <w:pStyle w:val="ListParagraph"/>
+        <w:pBdr>
+          <w:top w:val="single" w:sz="4" w:space="1" w:color="auto"/>
+          <w:left w:val="single" w:sz="4" w:space="4" w:color="auto"/>
+          <w:bottom w:val="single" w:sz="4" w:space="1" w:color="auto"/>
+          <w:right w:val="single" w:sz="4" w:space="4" w:color="auto"/>
+        </w:pBdr>
+        <w:ind w:left="1080"/>
+        <w:rPr>
+          <w:lang w:val="en-US"/>
+        </w:rPr>
+      </w:pPr>
+      <w:r>
+        <w:rPr>
+          <w:lang w:val="en-US"/>
+        </w:rPr>
+        <w:t>syms &lt;Các Biến&gt; &lt;Shape&gt;</w:t>
+      </w:r>
+    </w:p>
+    <w:p>
+      <w:pPr>
+        <w:pStyle w:val="ListParagraph"/>
+        <w:numPr>
+          <w:ilvl w:val="0"/>
+          <w:numId w:val="3"/>
+        </w:numPr>
+        <w:rPr>
+          <w:lang w:val="en-US"/>
+        </w:rPr>
+      </w:pPr>
+      <w:r>
+        <w:rPr>
+          <w:lang w:val="en-US"/>
+        </w:rPr>
+        <w:t>Ví dụ</w:t>
+      </w:r>
+    </w:p>
+    <w:p>
+      <w:pPr>
+        <w:pStyle w:val="ListParagraph"/>
+        <w:pBdr>
+          <w:top w:val="single" w:sz="4" w:space="1" w:color="auto"/>
+          <w:left w:val="single" w:sz="4" w:space="4" w:color="auto"/>
+          <w:bottom w:val="single" w:sz="4" w:space="1" w:color="auto"/>
+          <w:right w:val="single" w:sz="4" w:space="4" w:color="auto"/>
+        </w:pBdr>
+        <w:ind w:left="1080"/>
+        <w:rPr>
+          <w:lang w:val="en-US"/>
+        </w:rPr>
+      </w:pPr>
+      <w:r>
+        <w:rPr>
+          <w:lang w:val="en-US"/>
+        </w:rPr>
+        <w:t>syms x y z foo bar [3 4 5]</w:t>
+      </w:r>
+    </w:p>
+    <w:p>
+      <w:pPr>
+        <w:pStyle w:val="ListParagraph"/>
+        <w:numPr>
+          <w:ilvl w:val="0"/>
+          <w:numId w:val="3"/>
+        </w:numPr>
+        <w:rPr>
+          <w:lang w:val="en-US"/>
+        </w:rPr>
+      </w:pPr>
+      <w:r>
+        <w:rPr>
+          <w:lang w:val="en-US"/>
+        </w:rPr>
+        <w:t>Khi này các Symbol với tên “x1_1_1”, “x1_1_2”, … cũng sẽ được tạo, Shape 1 x 1 và chứa kí tự cùng tên</w:t>
+      </w:r>
+    </w:p>
+    <w:p>
+      <w:pPr>
+        <w:pStyle w:val="ListParagraph"/>
+        <w:numPr>
+          <w:ilvl w:val="0"/>
+          <w:numId w:val="3"/>
+        </w:numPr>
+        <w:rPr>
+          <w:lang w:val="en-US"/>
+        </w:rPr>
+      </w:pPr>
+      <w:r>
+        <w:rPr>
+          <w:lang w:val="en-US"/>
+        </w:rPr>
+        <w:t>Để tạo 1</w:t>
+      </w:r>
+      <w:r>
+        <w:rPr>
+          <w:lang w:val="en-US"/>
+        </w:rPr>
+        <w:t xml:space="preserve"> </w:t>
       </w:r>
       <w:r>
         <w:rPr>
@@ -8274,112 +9525,58 @@
         <w:rPr>
           <w:lang w:val="en-US"/>
         </w:rPr>
-        <w:t>&gt; = symfun(</w:t>
-      </w:r>
-    </w:p>
-    <w:p>
-      <w:pPr>
-        <w:pStyle w:val="ListParagraph"/>
-        <w:pBdr>
-          <w:top w:val="single" w:sz="4" w:space="1" w:color="auto"/>
-          <w:left w:val="single" w:sz="4" w:space="4" w:color="auto"/>
-          <w:bottom w:val="single" w:sz="4" w:space="1" w:color="auto"/>
-          <w:right w:val="single" w:sz="4" w:space="4" w:color="auto"/>
-        </w:pBdr>
-        <w:ind w:left="1080"/>
-        <w:rPr>
-          <w:lang w:val="en-US"/>
-        </w:rPr>
-      </w:pPr>
-      <w:r>
-        <w:rPr>
-          <w:lang w:val="en-US"/>
-        </w:rPr>
-        <w:t xml:space="preserve">    </w:t>
-      </w:r>
-      <w:r>
-        <w:rPr>
-          <w:lang w:val="en-US"/>
-        </w:rPr>
-        <w:t>&lt;</w:t>
-      </w:r>
-      <w:r>
-        <w:rPr>
-          <w:lang w:val="en-US"/>
-        </w:rPr>
-        <w:t xml:space="preserve">Biểu Thức Các </w:t>
-      </w:r>
-      <w:r>
-        <w:rPr>
-          <w:lang w:val="en-US"/>
-        </w:rPr>
-        <w:t xml:space="preserve">Symbol&gt;, </w:t>
-      </w:r>
-    </w:p>
-    <w:p>
-      <w:pPr>
-        <w:pStyle w:val="ListParagraph"/>
-        <w:pBdr>
-          <w:top w:val="single" w:sz="4" w:space="1" w:color="auto"/>
-          <w:left w:val="single" w:sz="4" w:space="4" w:color="auto"/>
-          <w:bottom w:val="single" w:sz="4" w:space="1" w:color="auto"/>
-          <w:right w:val="single" w:sz="4" w:space="4" w:color="auto"/>
-        </w:pBdr>
-        <w:ind w:left="1080"/>
-        <w:rPr>
-          <w:lang w:val="en-US"/>
-        </w:rPr>
-      </w:pPr>
-      <w:r>
-        <w:rPr>
-          <w:lang w:val="en-US"/>
-        </w:rPr>
-        <w:t xml:space="preserve">    </w:t>
-      </w:r>
-      <w:r>
-        <w:rPr>
-          <w:lang w:val="en-US"/>
-        </w:rPr>
-        <w:t>&lt;Các Đối Số Symbol&gt;</w:t>
-      </w:r>
-    </w:p>
-    <w:p>
-      <w:pPr>
-        <w:pStyle w:val="ListParagraph"/>
-        <w:pBdr>
-          <w:top w:val="single" w:sz="4" w:space="1" w:color="auto"/>
-          <w:left w:val="single" w:sz="4" w:space="4" w:color="auto"/>
-          <w:bottom w:val="single" w:sz="4" w:space="1" w:color="auto"/>
-          <w:right w:val="single" w:sz="4" w:space="4" w:color="auto"/>
-        </w:pBdr>
-        <w:ind w:left="1080"/>
-        <w:rPr>
-          <w:lang w:val="en-US"/>
-        </w:rPr>
-      </w:pPr>
-      <w:r>
-        <w:rPr>
-          <w:lang w:val="en-US"/>
-        </w:rPr>
-        <w:t>)</w:t>
-      </w:r>
-    </w:p>
-    <w:p>
-      <w:pPr>
-        <w:pStyle w:val="ListParagraph"/>
-        <w:numPr>
-          <w:ilvl w:val="0"/>
-          <w:numId w:val="3"/>
-        </w:numPr>
-        <w:rPr>
-          <w:lang w:val="en-US"/>
-        </w:rPr>
-      </w:pPr>
-      <w:r>
-        <w:rPr>
-          <w:lang w:val="en-US"/>
-        </w:rPr>
-        <w:t>&lt;Các Đối Số Symbol&gt; phải là các Symbol với Shape 2 chiều, chỉ gồm 1 dòng, khi này các Symbol sẽ được Concat với nhau</w:t>
+        <w:t xml:space="preserve"> 1 x 1 mà trong ô duy nhất của nó chứa kí hiệu hàm</w:t>
+      </w:r>
+      <w:r>
+        <w:rPr>
+          <w:lang w:val="en-US"/>
+        </w:rPr>
+        <w:t xml:space="preserve">, </w:t>
+      </w:r>
+      <w:r>
+        <w:rPr>
+          <w:lang w:val="en-US"/>
+        </w:rPr>
+        <w:t>đồng thời tạo các Symbol đối số luôn</w:t>
+      </w:r>
+      <w:r>
+        <w:rPr>
+          <w:lang w:val="en-US"/>
+        </w:rPr>
+        <w:t xml:space="preserve">, </w:t>
+      </w:r>
+      <w:r>
+        <w:rPr>
+          <w:lang w:val="en-US"/>
+        </w:rPr>
+        <w:t>nghĩa là đây</w:t>
+      </w:r>
+      <w:r>
+        <w:rPr>
+          <w:lang w:val="en-US"/>
+        </w:rPr>
+        <w:t xml:space="preserve"> là hàm chưa biết biểu thức</w:t>
+      </w:r>
+    </w:p>
+    <w:p>
+      <w:pPr>
+        <w:pStyle w:val="ListParagraph"/>
+        <w:pBdr>
+          <w:top w:val="single" w:sz="4" w:space="1" w:color="auto"/>
+          <w:left w:val="single" w:sz="4" w:space="4" w:color="auto"/>
+          <w:bottom w:val="single" w:sz="4" w:space="1" w:color="auto"/>
+          <w:right w:val="single" w:sz="4" w:space="4" w:color="auto"/>
+        </w:pBdr>
+        <w:ind w:left="1080"/>
+        <w:rPr>
+          <w:lang w:val="en-US"/>
+        </w:rPr>
+      </w:pPr>
+      <w:r>
+        <w:rPr>
+          <w:lang w:val="en-US"/>
+        </w:rPr>
+        <w:t>syms &lt;Symbolic Function&gt;(&lt;Các Đối Số&gt;)</w:t>
       </w:r>
     </w:p>
     <w:p>
@@ -8418,872 +9615,6 @@
         <w:rPr>
           <w:lang w:val="en-US"/>
         </w:rPr>
-        <w:t>bar = sym(</w:t>
-      </w:r>
-      <w:r>
-        <w:rPr>
-          <w:lang w:val="en-US"/>
-        </w:rPr>
-        <w:t>"x"</w:t>
-      </w:r>
-      <w:r>
-        <w:rPr>
-          <w:lang w:val="en-US"/>
-        </w:rPr>
-        <w:t>, [1 2])</w:t>
-      </w:r>
-    </w:p>
-    <w:p>
-      <w:pPr>
-        <w:pStyle w:val="ListParagraph"/>
-        <w:pBdr>
-          <w:top w:val="single" w:sz="4" w:space="1" w:color="auto"/>
-          <w:left w:val="single" w:sz="4" w:space="4" w:color="auto"/>
-          <w:bottom w:val="single" w:sz="4" w:space="1" w:color="auto"/>
-          <w:right w:val="single" w:sz="4" w:space="4" w:color="auto"/>
-        </w:pBdr>
-        <w:ind w:left="1080"/>
-        <w:rPr>
-          <w:lang w:val="en-US"/>
-        </w:rPr>
-      </w:pPr>
-      <w:r>
-        <w:rPr>
-          <w:lang w:val="en-US"/>
-        </w:rPr>
-        <w:t>far = sym(</w:t>
-      </w:r>
-      <w:r>
-        <w:rPr>
-          <w:lang w:val="en-US"/>
-        </w:rPr>
-        <w:t>"</w:t>
-      </w:r>
-      <w:r>
-        <w:rPr>
-          <w:lang w:val="en-US"/>
-        </w:rPr>
-        <w:t>y</w:t>
-      </w:r>
-      <w:r>
-        <w:rPr>
-          <w:lang w:val="en-US"/>
-        </w:rPr>
-        <w:t>"</w:t>
-      </w:r>
-      <w:r>
-        <w:rPr>
-          <w:lang w:val="en-US"/>
-        </w:rPr>
-        <w:t>, [1 3])</w:t>
-      </w:r>
-    </w:p>
-    <w:p>
-      <w:pPr>
-        <w:pStyle w:val="ListParagraph"/>
-        <w:pBdr>
-          <w:top w:val="single" w:sz="4" w:space="1" w:color="auto"/>
-          <w:left w:val="single" w:sz="4" w:space="4" w:color="auto"/>
-          <w:bottom w:val="single" w:sz="4" w:space="1" w:color="auto"/>
-          <w:right w:val="single" w:sz="4" w:space="4" w:color="auto"/>
-        </w:pBdr>
-        <w:ind w:left="1080"/>
-        <w:rPr>
-          <w:lang w:val="en-US"/>
-        </w:rPr>
-      </w:pPr>
-      <w:r>
-        <w:rPr>
-          <w:lang w:val="en-US"/>
-        </w:rPr>
-        <w:t>fool = sym(</w:t>
-      </w:r>
-      <w:r>
-        <w:rPr>
-          <w:lang w:val="en-US"/>
-        </w:rPr>
-        <w:t>"</w:t>
-      </w:r>
-      <w:r>
-        <w:rPr>
-          <w:lang w:val="en-US"/>
-        </w:rPr>
-        <w:t>z</w:t>
-      </w:r>
-      <w:r>
-        <w:rPr>
-          <w:lang w:val="en-US"/>
-        </w:rPr>
-        <w:t>"</w:t>
-      </w:r>
-      <w:r>
-        <w:rPr>
-          <w:lang w:val="en-US"/>
-        </w:rPr>
-        <w:t>)</w:t>
-      </w:r>
-    </w:p>
-    <w:p>
-      <w:pPr>
-        <w:pStyle w:val="ListParagraph"/>
-        <w:pBdr>
-          <w:top w:val="single" w:sz="4" w:space="1" w:color="auto"/>
-          <w:left w:val="single" w:sz="4" w:space="4" w:color="auto"/>
-          <w:bottom w:val="single" w:sz="4" w:space="1" w:color="auto"/>
-          <w:right w:val="single" w:sz="4" w:space="4" w:color="auto"/>
-        </w:pBdr>
-        <w:ind w:left="1080"/>
-        <w:rPr>
-          <w:lang w:val="en-US"/>
-        </w:rPr>
-      </w:pPr>
-      <w:r>
-        <w:rPr>
-          <w:lang w:val="en-US"/>
-        </w:rPr>
-        <w:t>foo =  symfun(bar</w:t>
-      </w:r>
-      <w:r>
-        <w:rPr>
-          <w:lang w:val="en-US"/>
-        </w:rPr>
-        <w:t xml:space="preserve"> * bar.</w:t>
-      </w:r>
-      <w:r>
-        <w:rPr>
-          <w:lang w:val="en-US"/>
-        </w:rPr>
-        <w:t>'</w:t>
-      </w:r>
-      <w:r>
-        <w:rPr>
-          <w:lang w:val="en-US"/>
-        </w:rPr>
-        <w:t xml:space="preserve"> + far(3) + fool</w:t>
-      </w:r>
-      <w:r>
-        <w:rPr>
-          <w:lang w:val="en-US"/>
-        </w:rPr>
-        <w:t>, [bar far])</w:t>
-      </w:r>
-    </w:p>
-    <w:p>
-      <w:pPr>
-        <w:pStyle w:val="ListParagraph"/>
-        <w:numPr>
-          <w:ilvl w:val="0"/>
-          <w:numId w:val="3"/>
-        </w:numPr>
-        <w:rPr>
-          <w:lang w:val="en-US"/>
-        </w:rPr>
-      </w:pPr>
-      <w:r>
-        <w:rPr>
-          <w:lang w:val="en-US"/>
-        </w:rPr>
-        <w:t xml:space="preserve">Khi in </w:t>
-      </w:r>
-      <w:r>
-        <w:rPr>
-          <w:lang w:val="en-US"/>
-        </w:rPr>
-        <w:t>foo</w:t>
-      </w:r>
-      <w:r>
-        <w:rPr>
-          <w:lang w:val="en-US"/>
-        </w:rPr>
-        <w:t xml:space="preserve"> ra màn hình</w:t>
-      </w:r>
-    </w:p>
-    <w:p>
-      <w:pPr>
-        <w:pStyle w:val="ListParagraph"/>
-        <w:pBdr>
-          <w:top w:val="single" w:sz="4" w:space="1" w:color="auto"/>
-          <w:left w:val="single" w:sz="4" w:space="4" w:color="auto"/>
-          <w:bottom w:val="single" w:sz="4" w:space="1" w:color="auto"/>
-          <w:right w:val="single" w:sz="4" w:space="4" w:color="auto"/>
-        </w:pBdr>
-        <w:ind w:left="1080"/>
-        <w:rPr>
-          <w:lang w:val="en-US"/>
-        </w:rPr>
-      </w:pPr>
-      <w:r>
-        <w:rPr>
-          <w:lang w:val="en-US"/>
-        </w:rPr>
-        <w:t>foo(x1, x2, y1, y2, y3)</w:t>
-      </w:r>
-      <w:r>
-        <w:rPr>
-          <w:lang w:val="en-US"/>
-        </w:rPr>
-        <w:t xml:space="preserve"> = </w:t>
-      </w:r>
-      <w:r>
-        <w:rPr>
-          <w:lang w:val="en-US"/>
-        </w:rPr>
-        <w:t>x1</w:t>
-      </w:r>
-      <w:r>
-        <w:rPr>
-          <w:vertAlign w:val="superscript"/>
-          <w:lang w:val="en-US"/>
-        </w:rPr>
-        <w:t>2</w:t>
-      </w:r>
-      <w:r>
-        <w:rPr>
-          <w:lang w:val="en-US"/>
-        </w:rPr>
-        <w:t xml:space="preserve"> + x2</w:t>
-      </w:r>
-      <w:r>
-        <w:rPr>
-          <w:vertAlign w:val="superscript"/>
-          <w:lang w:val="en-US"/>
-        </w:rPr>
-        <w:t>2</w:t>
-      </w:r>
-      <w:r>
-        <w:rPr>
-          <w:lang w:val="en-US"/>
-        </w:rPr>
-        <w:t xml:space="preserve"> + y</w:t>
-      </w:r>
-      <w:r>
-        <w:rPr>
-          <w:lang w:val="en-US"/>
-        </w:rPr>
-        <w:t>3 + z</w:t>
-      </w:r>
-    </w:p>
-    <w:p>
-      <w:pPr>
-        <w:pStyle w:val="ListParagraph"/>
-        <w:numPr>
-          <w:ilvl w:val="0"/>
-          <w:numId w:val="3"/>
-        </w:numPr>
-        <w:rPr>
-          <w:lang w:val="en-US"/>
-        </w:rPr>
-      </w:pPr>
-      <w:r>
-        <w:rPr>
-          <w:lang w:val="en-US"/>
-        </w:rPr>
-        <w:t xml:space="preserve">Ta có </w:t>
-      </w:r>
-      <w:r>
-        <w:rPr>
-          <w:lang w:val="en-US"/>
-        </w:rPr>
-        <w:t>Pass giá trị cụ thể cho hàm, giá trị này có thể là Symbol, Tensor, … miễn là tính được giá trị, kết quả trả về là Symbol, lưu ý ở đây tính kiểu Bit Wise giữa các tham số</w:t>
-      </w:r>
-    </w:p>
-    <w:p>
-      <w:pPr>
-        <w:pStyle w:val="ListParagraph"/>
-        <w:numPr>
-          <w:ilvl w:val="0"/>
-          <w:numId w:val="3"/>
-        </w:numPr>
-        <w:rPr>
-          <w:lang w:val="en-US"/>
-        </w:rPr>
-      </w:pPr>
-      <w:r>
-        <w:rPr>
-          <w:lang w:val="en-US"/>
-        </w:rPr>
-        <w:t>Tiếp tục với ví dụ trên</w:t>
-      </w:r>
-    </w:p>
-    <w:p>
-      <w:pPr>
-        <w:pStyle w:val="ListParagraph"/>
-        <w:pBdr>
-          <w:top w:val="single" w:sz="4" w:space="1" w:color="auto"/>
-          <w:left w:val="single" w:sz="4" w:space="4" w:color="auto"/>
-          <w:bottom w:val="single" w:sz="4" w:space="1" w:color="auto"/>
-          <w:right w:val="single" w:sz="4" w:space="4" w:color="auto"/>
-        </w:pBdr>
-        <w:ind w:left="1080"/>
-        <w:rPr>
-          <w:lang w:val="en-US"/>
-        </w:rPr>
-      </w:pPr>
-      <w:r>
-        <w:rPr>
-          <w:lang w:val="en-US"/>
-        </w:rPr>
-        <w:t>a</w:t>
-      </w:r>
-      <w:r>
-        <w:rPr>
-          <w:lang w:val="en-US"/>
-        </w:rPr>
-        <w:t>lice</w:t>
-      </w:r>
-      <w:r>
-        <w:rPr>
-          <w:lang w:val="en-US"/>
-        </w:rPr>
-        <w:t>1</w:t>
-      </w:r>
-      <w:r>
-        <w:rPr>
-          <w:lang w:val="en-US"/>
-        </w:rPr>
-        <w:t xml:space="preserve"> = rand(4, 5, 6)</w:t>
-      </w:r>
-    </w:p>
-    <w:p>
-      <w:pPr>
-        <w:pStyle w:val="ListParagraph"/>
-        <w:pBdr>
-          <w:top w:val="single" w:sz="4" w:space="1" w:color="auto"/>
-          <w:left w:val="single" w:sz="4" w:space="4" w:color="auto"/>
-          <w:bottom w:val="single" w:sz="4" w:space="1" w:color="auto"/>
-          <w:right w:val="single" w:sz="4" w:space="4" w:color="auto"/>
-        </w:pBdr>
-        <w:ind w:left="1080"/>
-        <w:rPr>
-          <w:lang w:val="en-US"/>
-        </w:rPr>
-      </w:pPr>
-      <w:r>
-        <w:rPr>
-          <w:lang w:val="en-US"/>
-        </w:rPr>
-        <w:t>alice2 = rand(4, 5, 6)</w:t>
-      </w:r>
-    </w:p>
-    <w:p>
-      <w:pPr>
-        <w:pStyle w:val="ListParagraph"/>
-        <w:pBdr>
-          <w:top w:val="single" w:sz="4" w:space="1" w:color="auto"/>
-          <w:left w:val="single" w:sz="4" w:space="4" w:color="auto"/>
-          <w:bottom w:val="single" w:sz="4" w:space="1" w:color="auto"/>
-          <w:right w:val="single" w:sz="4" w:space="4" w:color="auto"/>
-        </w:pBdr>
-        <w:ind w:left="1080"/>
-        <w:rPr>
-          <w:lang w:val="en-US"/>
-        </w:rPr>
-      </w:pPr>
-      <w:r>
-        <w:rPr>
-          <w:lang w:val="en-US"/>
-        </w:rPr>
-        <w:t>…</w:t>
-      </w:r>
-    </w:p>
-    <w:p>
-      <w:pPr>
-        <w:pStyle w:val="ListParagraph"/>
-        <w:pBdr>
-          <w:top w:val="single" w:sz="4" w:space="1" w:color="auto"/>
-          <w:left w:val="single" w:sz="4" w:space="4" w:color="auto"/>
-          <w:bottom w:val="single" w:sz="4" w:space="1" w:color="auto"/>
-          <w:right w:val="single" w:sz="4" w:space="4" w:color="auto"/>
-        </w:pBdr>
-        <w:ind w:left="1080"/>
-        <w:rPr>
-          <w:lang w:val="en-US"/>
-        </w:rPr>
-      </w:pPr>
-      <w:r>
-        <w:rPr>
-          <w:lang w:val="en-US"/>
-        </w:rPr>
-        <w:t>bob = f</w:t>
-      </w:r>
-      <w:r>
-        <w:rPr>
-          <w:lang w:val="en-US"/>
-        </w:rPr>
-        <w:t>oo(</w:t>
-      </w:r>
-      <w:r>
-        <w:rPr>
-          <w:lang w:val="en-US"/>
-        </w:rPr>
-        <w:t>alice1</w:t>
-      </w:r>
-      <w:r>
-        <w:rPr>
-          <w:lang w:val="en-US"/>
-        </w:rPr>
-        <w:t xml:space="preserve">, </w:t>
-      </w:r>
-      <w:r>
-        <w:rPr>
-          <w:lang w:val="en-US"/>
-        </w:rPr>
-        <w:t>alice2</w:t>
-      </w:r>
-      <w:r>
-        <w:rPr>
-          <w:lang w:val="en-US"/>
-        </w:rPr>
-        <w:t xml:space="preserve">, </w:t>
-      </w:r>
-      <w:r>
-        <w:rPr>
-          <w:lang w:val="en-US"/>
-        </w:rPr>
-        <w:t>alice3</w:t>
-      </w:r>
-      <w:r>
-        <w:rPr>
-          <w:lang w:val="en-US"/>
-        </w:rPr>
-        <w:t xml:space="preserve">, </w:t>
-      </w:r>
-      <w:r>
-        <w:rPr>
-          <w:lang w:val="en-US"/>
-        </w:rPr>
-        <w:t>alice4</w:t>
-      </w:r>
-      <w:r>
-        <w:rPr>
-          <w:lang w:val="en-US"/>
-        </w:rPr>
-        <w:t xml:space="preserve">, </w:t>
-      </w:r>
-      <w:r>
-        <w:rPr>
-          <w:lang w:val="en-US"/>
-        </w:rPr>
-        <w:t>alice5</w:t>
-      </w:r>
-      <w:r>
-        <w:rPr>
-          <w:lang w:val="en-US"/>
-        </w:rPr>
-        <w:t>)</w:t>
-      </w:r>
-    </w:p>
-    <w:p>
-      <w:pPr>
-        <w:pStyle w:val="ListParagraph"/>
-        <w:numPr>
-          <w:ilvl w:val="0"/>
-          <w:numId w:val="3"/>
-        </w:numPr>
-        <w:rPr>
-          <w:lang w:val="en-US"/>
-        </w:rPr>
-      </w:pPr>
-      <w:r>
-        <w:rPr>
-          <w:lang w:val="en-US"/>
-        </w:rPr>
-        <w:t>b</w:t>
-      </w:r>
-      <w:r>
-        <w:rPr>
-          <w:lang w:val="en-US"/>
-        </w:rPr>
-        <w:t xml:space="preserve">ob là </w:t>
-      </w:r>
-      <w:r>
-        <w:rPr>
-          <w:lang w:val="en-US"/>
-        </w:rPr>
-        <w:t>S</w:t>
-      </w:r>
-      <w:r>
-        <w:rPr>
-          <w:lang w:val="en-US"/>
-        </w:rPr>
-        <w:t>ymbol với Shape (4, 5, 6)</w:t>
-      </w:r>
-      <w:r>
-        <w:rPr>
-          <w:lang w:val="en-US"/>
-        </w:rPr>
-        <w:t>, = alice1.^2 + alice.^2 + alice5 + z</w:t>
-      </w:r>
-    </w:p>
-    <w:p>
-      <w:pPr>
-        <w:pStyle w:val="ListParagraph"/>
-        <w:numPr>
-          <w:ilvl w:val="0"/>
-          <w:numId w:val="19"/>
-        </w:numPr>
-        <w:rPr>
-          <w:lang w:val="en-US"/>
-        </w:rPr>
-      </w:pPr>
-      <w:r>
-        <w:rPr>
-          <w:lang w:val="en-US"/>
-        </w:rPr>
-        <w:t>Tạo 1 Lúc Nhiều Symbol?</w:t>
-      </w:r>
-    </w:p>
-    <w:p>
-      <w:pPr>
-        <w:pStyle w:val="ListParagraph"/>
-        <w:numPr>
-          <w:ilvl w:val="0"/>
-          <w:numId w:val="3"/>
-        </w:numPr>
-        <w:rPr>
-          <w:lang w:val="en-US"/>
-        </w:rPr>
-      </w:pPr>
-      <w:r>
-        <w:rPr>
-          <w:lang w:val="en-US"/>
-        </w:rPr>
-        <w:t>Tạo nhiều Symbol 1 x 1</w:t>
-      </w:r>
-    </w:p>
-    <w:p>
-      <w:pPr>
-        <w:pStyle w:val="ListParagraph"/>
-        <w:pBdr>
-          <w:top w:val="single" w:sz="4" w:space="1" w:color="auto"/>
-          <w:left w:val="single" w:sz="4" w:space="4" w:color="auto"/>
-          <w:bottom w:val="single" w:sz="4" w:space="1" w:color="auto"/>
-          <w:right w:val="single" w:sz="4" w:space="4" w:color="auto"/>
-        </w:pBdr>
-        <w:ind w:left="1080"/>
-        <w:rPr>
-          <w:lang w:val="en-US"/>
-        </w:rPr>
-      </w:pPr>
-      <w:r>
-        <w:rPr>
-          <w:lang w:val="en-US"/>
-        </w:rPr>
-        <w:t xml:space="preserve">syms &lt;Các </w:t>
-      </w:r>
-      <w:r>
-        <w:rPr>
-          <w:lang w:val="en-US"/>
-        </w:rPr>
-        <w:t>Symbol</w:t>
-      </w:r>
-      <w:r>
-        <w:rPr>
-          <w:lang w:val="en-US"/>
-        </w:rPr>
-        <w:t>&gt;</w:t>
-      </w:r>
-    </w:p>
-    <w:p>
-      <w:pPr>
-        <w:pStyle w:val="ListParagraph"/>
-        <w:numPr>
-          <w:ilvl w:val="0"/>
-          <w:numId w:val="3"/>
-        </w:numPr>
-        <w:rPr>
-          <w:lang w:val="en-US"/>
-        </w:rPr>
-      </w:pPr>
-      <w:r>
-        <w:rPr>
-          <w:lang w:val="en-US"/>
-        </w:rPr>
-        <w:t>&lt;Kí Hiệu&gt; mặc định = tên &lt;</w:t>
-      </w:r>
-      <w:r>
-        <w:rPr>
-          <w:lang w:val="en-US"/>
-        </w:rPr>
-        <w:t>Symbol</w:t>
-      </w:r>
-      <w:r>
-        <w:rPr>
-          <w:lang w:val="en-US"/>
-        </w:rPr>
-        <w:t>&gt;</w:t>
-      </w:r>
-    </w:p>
-    <w:p>
-      <w:pPr>
-        <w:pStyle w:val="ListParagraph"/>
-        <w:numPr>
-          <w:ilvl w:val="0"/>
-          <w:numId w:val="3"/>
-        </w:numPr>
-        <w:rPr>
-          <w:lang w:val="en-US"/>
-        </w:rPr>
-      </w:pPr>
-      <w:r>
-        <w:rPr>
-          <w:lang w:val="en-US"/>
-        </w:rPr>
-        <w:t>Ví dụ</w:t>
-      </w:r>
-    </w:p>
-    <w:p>
-      <w:pPr>
-        <w:pStyle w:val="ListParagraph"/>
-        <w:pBdr>
-          <w:top w:val="single" w:sz="4" w:space="1" w:color="auto"/>
-          <w:left w:val="single" w:sz="4" w:space="4" w:color="auto"/>
-          <w:bottom w:val="single" w:sz="4" w:space="1" w:color="auto"/>
-          <w:right w:val="single" w:sz="4" w:space="4" w:color="auto"/>
-        </w:pBdr>
-        <w:ind w:left="1080"/>
-        <w:rPr>
-          <w:lang w:val="en-US"/>
-        </w:rPr>
-      </w:pPr>
-      <w:r>
-        <w:rPr>
-          <w:lang w:val="en-US"/>
-        </w:rPr>
-        <w:t>syms x y z foo bar</w:t>
-      </w:r>
-    </w:p>
-    <w:p>
-      <w:pPr>
-        <w:pStyle w:val="ListParagraph"/>
-        <w:numPr>
-          <w:ilvl w:val="0"/>
-          <w:numId w:val="3"/>
-        </w:numPr>
-        <w:rPr>
-          <w:lang w:val="en-US"/>
-        </w:rPr>
-      </w:pPr>
-      <w:r>
-        <w:rPr>
-          <w:lang w:val="en-US"/>
-        </w:rPr>
-        <w:t xml:space="preserve">Để tạo 1 lúc nhiều </w:t>
-      </w:r>
-      <w:r>
-        <w:rPr>
-          <w:lang w:val="en-US"/>
-        </w:rPr>
-        <w:t>Symbol</w:t>
-      </w:r>
-      <w:r>
-        <w:rPr>
-          <w:lang w:val="en-US"/>
-        </w:rPr>
-        <w:t xml:space="preserve"> là Tensor với Shape y chang nhau</w:t>
-      </w:r>
-    </w:p>
-    <w:p>
-      <w:pPr>
-        <w:pStyle w:val="ListParagraph"/>
-        <w:pBdr>
-          <w:top w:val="single" w:sz="4" w:space="1" w:color="auto"/>
-          <w:left w:val="single" w:sz="4" w:space="4" w:color="auto"/>
-          <w:bottom w:val="single" w:sz="4" w:space="1" w:color="auto"/>
-          <w:right w:val="single" w:sz="4" w:space="4" w:color="auto"/>
-        </w:pBdr>
-        <w:ind w:left="1080"/>
-        <w:rPr>
-          <w:lang w:val="en-US"/>
-        </w:rPr>
-      </w:pPr>
-      <w:r>
-        <w:rPr>
-          <w:lang w:val="en-US"/>
-        </w:rPr>
-        <w:t>syms &lt;Các Biến&gt; &lt;Shape&gt;</w:t>
-      </w:r>
-    </w:p>
-    <w:p>
-      <w:pPr>
-        <w:pStyle w:val="ListParagraph"/>
-        <w:numPr>
-          <w:ilvl w:val="0"/>
-          <w:numId w:val="3"/>
-        </w:numPr>
-        <w:rPr>
-          <w:lang w:val="en-US"/>
-        </w:rPr>
-      </w:pPr>
-      <w:r>
-        <w:rPr>
-          <w:lang w:val="en-US"/>
-        </w:rPr>
-        <w:t>Ví dụ</w:t>
-      </w:r>
-    </w:p>
-    <w:p>
-      <w:pPr>
-        <w:pStyle w:val="ListParagraph"/>
-        <w:pBdr>
-          <w:top w:val="single" w:sz="4" w:space="1" w:color="auto"/>
-          <w:left w:val="single" w:sz="4" w:space="4" w:color="auto"/>
-          <w:bottom w:val="single" w:sz="4" w:space="1" w:color="auto"/>
-          <w:right w:val="single" w:sz="4" w:space="4" w:color="auto"/>
-        </w:pBdr>
-        <w:ind w:left="1080"/>
-        <w:rPr>
-          <w:lang w:val="en-US"/>
-        </w:rPr>
-      </w:pPr>
-      <w:r>
-        <w:rPr>
-          <w:lang w:val="en-US"/>
-        </w:rPr>
-        <w:t>syms x y z foo bar [3 4 5]</w:t>
-      </w:r>
-    </w:p>
-    <w:p>
-      <w:pPr>
-        <w:pStyle w:val="ListParagraph"/>
-        <w:numPr>
-          <w:ilvl w:val="0"/>
-          <w:numId w:val="3"/>
-        </w:numPr>
-        <w:rPr>
-          <w:lang w:val="en-US"/>
-        </w:rPr>
-      </w:pPr>
-      <w:r>
-        <w:rPr>
-          <w:lang w:val="en-US"/>
-        </w:rPr>
-        <w:t>Khi này các Symbol với tên “x1_1_1”, “x1_1_2”, … cũng sẽ được tạo, Shape 1 x 1 và chứa kí tự cùng tên</w:t>
-      </w:r>
-    </w:p>
-    <w:p>
-      <w:pPr>
-        <w:pStyle w:val="ListParagraph"/>
-        <w:numPr>
-          <w:ilvl w:val="0"/>
-          <w:numId w:val="3"/>
-        </w:numPr>
-        <w:rPr>
-          <w:lang w:val="en-US"/>
-        </w:rPr>
-      </w:pPr>
-      <w:r>
-        <w:rPr>
-          <w:lang w:val="en-US"/>
-        </w:rPr>
-        <w:t>Để tạo 1</w:t>
-      </w:r>
-      <w:r>
-        <w:rPr>
-          <w:lang w:val="en-US"/>
-        </w:rPr>
-        <w:t xml:space="preserve"> </w:t>
-      </w:r>
-      <w:r>
-        <w:rPr>
-          <w:lang w:val="en-US"/>
-        </w:rPr>
-        <w:t>Symbolic Function</w:t>
-      </w:r>
-      <w:r>
-        <w:rPr>
-          <w:lang w:val="en-US"/>
-        </w:rPr>
-        <w:t xml:space="preserve"> 1 x 1 mà trong ô duy nhất của nó chứa kí hiệu hàm</w:t>
-      </w:r>
-      <w:r>
-        <w:rPr>
-          <w:lang w:val="en-US"/>
-        </w:rPr>
-        <w:t xml:space="preserve">, </w:t>
-      </w:r>
-      <w:r>
-        <w:rPr>
-          <w:lang w:val="en-US"/>
-        </w:rPr>
-        <w:t>đồng thời tạo các Symbol đối số luôn</w:t>
-      </w:r>
-      <w:r>
-        <w:rPr>
-          <w:lang w:val="en-US"/>
-        </w:rPr>
-        <w:t xml:space="preserve">, </w:t>
-      </w:r>
-      <w:r>
-        <w:rPr>
-          <w:lang w:val="en-US"/>
-        </w:rPr>
-        <w:t>nghĩa là đây</w:t>
-      </w:r>
-      <w:r>
-        <w:rPr>
-          <w:lang w:val="en-US"/>
-        </w:rPr>
-        <w:t xml:space="preserve"> là hàm chưa biết biểu thức</w:t>
-      </w:r>
-    </w:p>
-    <w:p>
-      <w:pPr>
-        <w:pStyle w:val="ListParagraph"/>
-        <w:pBdr>
-          <w:top w:val="single" w:sz="4" w:space="1" w:color="auto"/>
-          <w:left w:val="single" w:sz="4" w:space="4" w:color="auto"/>
-          <w:bottom w:val="single" w:sz="4" w:space="1" w:color="auto"/>
-          <w:right w:val="single" w:sz="4" w:space="4" w:color="auto"/>
-        </w:pBdr>
-        <w:ind w:left="1080"/>
-        <w:rPr>
-          <w:lang w:val="en-US"/>
-        </w:rPr>
-      </w:pPr>
-      <w:r>
-        <w:rPr>
-          <w:lang w:val="en-US"/>
-        </w:rPr>
-        <w:t>syms &lt;Symbolic Function&gt;(&lt;Các Đối Số&gt;)</w:t>
-      </w:r>
-    </w:p>
-    <w:p>
-      <w:pPr>
-        <w:pStyle w:val="ListParagraph"/>
-        <w:numPr>
-          <w:ilvl w:val="0"/>
-          <w:numId w:val="3"/>
-        </w:numPr>
-        <w:rPr>
-          <w:lang w:val="en-US"/>
-        </w:rPr>
-      </w:pPr>
-      <w:r>
-        <w:rPr>
-          <w:lang w:val="en-US"/>
-        </w:rPr>
-        <w:t>Ví dụ</w:t>
-      </w:r>
-    </w:p>
-    <w:p>
-      <w:pPr>
-        <w:pStyle w:val="ListParagraph"/>
-        <w:pBdr>
-          <w:top w:val="single" w:sz="4" w:space="1" w:color="auto"/>
-          <w:left w:val="single" w:sz="4" w:space="4" w:color="auto"/>
-          <w:bottom w:val="single" w:sz="4" w:space="1" w:color="auto"/>
-          <w:right w:val="single" w:sz="4" w:space="4" w:color="auto"/>
-        </w:pBdr>
-        <w:ind w:left="1080"/>
-        <w:rPr>
-          <w:lang w:val="en-US"/>
-        </w:rPr>
-      </w:pPr>
-      <w:r>
-        <w:rPr>
-          <w:lang w:val="en-US"/>
-        </w:rPr>
         <w:t>syms foo(bar, far)</w:t>
       </w:r>
     </w:p>
@@ -9398,7 +9729,6 @@
         <w:rPr>
           <w:lang w:val="en-US"/>
         </w:rPr>
-        <w:lastRenderedPageBreak/>
         <w:t>Ví dụ</w:t>
       </w:r>
     </w:p>
@@ -9764,6 +10094,7 @@
               <w:rPr>
                 <w:lang w:val="en-US"/>
               </w:rPr>
+              <w:lastRenderedPageBreak/>
               <w:t>&lt;N&gt;</w:t>
             </w:r>
           </w:p>
@@ -10416,7 +10747,6 @@
         <w:rPr>
           <w:lang w:val="en-US"/>
         </w:rPr>
-        <w:lastRenderedPageBreak/>
         <w:t>foo = x^2 – 2 * x + 1 == y + x</w:t>
       </w:r>
     </w:p>
@@ -10870,6 +11200,7 @@
         <w:rPr>
           <w:lang w:val="en-US"/>
         </w:rPr>
+        <w:lastRenderedPageBreak/>
         <w:t>&lt;X&gt; = linsolve(&lt;A&gt;, &lt;B&gt;)</w:t>
       </w:r>
     </w:p>
@@ -11665,7 +11996,6 @@
         <w:rPr>
           <w:lang w:val="en-US"/>
         </w:rPr>
-        <w:lastRenderedPageBreak/>
         <w:t xml:space="preserve">dy = </w:t>
       </w:r>
       <w:r>
@@ -12283,6 +12613,7 @@
         <w:rPr>
           <w:lang w:val="en-US"/>
         </w:rPr>
+        <w:lastRenderedPageBreak/>
         <w:t>Cách Hoạt Động?</w:t>
       </w:r>
     </w:p>
@@ -12346,6 +12677,12 @@
         <w:rPr>
           <w:lang w:val="en-US"/>
         </w:rPr>
+        <w:t xml:space="preserve">&lt;Figure&gt; = </w:t>
+      </w:r>
+      <w:r>
+        <w:rPr>
+          <w:lang w:val="en-US"/>
+        </w:rPr>
         <w:t>figure(&lt;Index&gt;)</w:t>
       </w:r>
     </w:p>
@@ -12372,6 +12709,123 @@
         <w:pStyle w:val="ListParagraph"/>
         <w:numPr>
           <w:ilvl w:val="0"/>
+          <w:numId w:val="3"/>
+        </w:numPr>
+        <w:rPr>
+          <w:lang w:val="en-US"/>
+        </w:rPr>
+      </w:pPr>
+      <w:r>
+        <w:rPr>
+          <w:lang w:val="en-US"/>
+        </w:rPr>
+        <w:t>Để trả Tensor có Shape (1, 4), lấy góc trái dưới của &lt;Figure&gt; làm mốc, 4 giá trị từ trái qua phải lần lượt có ý nghĩa là mốc ở bên phải cạnh trái màn hình bao nhiêu Pixel, mốc ở trên cạnh dưới màn hình bao nhiêu Pixel, chiều rộng và chiều cao &lt;Figure&gt; tính theo Pixel</w:t>
+      </w:r>
+    </w:p>
+    <w:p>
+      <w:pPr>
+        <w:pStyle w:val="ListParagraph"/>
+        <w:pBdr>
+          <w:top w:val="single" w:sz="4" w:space="1" w:color="auto"/>
+          <w:left w:val="single" w:sz="4" w:space="4" w:color="auto"/>
+          <w:bottom w:val="single" w:sz="4" w:space="1" w:color="auto"/>
+          <w:right w:val="single" w:sz="4" w:space="4" w:color="auto"/>
+        </w:pBdr>
+        <w:ind w:left="1080"/>
+        <w:rPr>
+          <w:lang w:val="en-US"/>
+        </w:rPr>
+      </w:pPr>
+      <w:r>
+        <w:rPr>
+          <w:lang w:val="en-US"/>
+        </w:rPr>
+        <w:t>&lt;Figure&gt;.Position</w:t>
+      </w:r>
+    </w:p>
+    <w:p>
+      <w:pPr>
+        <w:pStyle w:val="ListParagraph"/>
+        <w:numPr>
+          <w:ilvl w:val="0"/>
+          <w:numId w:val="3"/>
+        </w:numPr>
+        <w:rPr>
+          <w:lang w:val="en-US"/>
+        </w:rPr>
+      </w:pPr>
+      <w:r>
+        <w:rPr>
+          <w:lang w:val="en-US"/>
+        </w:rPr>
+        <w:t>Để chỉnh lại các thông số trên</w:t>
+      </w:r>
+    </w:p>
+    <w:p>
+      <w:pPr>
+        <w:pStyle w:val="ListParagraph"/>
+        <w:pBdr>
+          <w:top w:val="single" w:sz="4" w:space="1" w:color="auto"/>
+          <w:left w:val="single" w:sz="4" w:space="4" w:color="auto"/>
+          <w:bottom w:val="single" w:sz="4" w:space="1" w:color="auto"/>
+          <w:right w:val="single" w:sz="4" w:space="4" w:color="auto"/>
+        </w:pBdr>
+        <w:ind w:left="1080"/>
+        <w:rPr>
+          <w:lang w:val="en-US"/>
+        </w:rPr>
+      </w:pPr>
+      <w:r>
+        <w:rPr>
+          <w:lang w:val="en-US"/>
+        </w:rPr>
+        <w:t>&lt;Figure&gt;.Position = [&lt;4 Thông Số&gt;]</w:t>
+      </w:r>
+    </w:p>
+    <w:p>
+      <w:pPr>
+        <w:pStyle w:val="ListParagraph"/>
+        <w:numPr>
+          <w:ilvl w:val="0"/>
+          <w:numId w:val="3"/>
+        </w:numPr>
+        <w:rPr>
+          <w:lang w:val="en-US"/>
+        </w:rPr>
+      </w:pPr>
+      <w:r>
+        <w:rPr>
+          <w:lang w:val="en-US"/>
+        </w:rPr>
+        <w:t>Ví dụ</w:t>
+      </w:r>
+    </w:p>
+    <w:p>
+      <w:pPr>
+        <w:pStyle w:val="ListParagraph"/>
+        <w:pBdr>
+          <w:top w:val="single" w:sz="4" w:space="1" w:color="auto"/>
+          <w:left w:val="single" w:sz="4" w:space="4" w:color="auto"/>
+          <w:bottom w:val="single" w:sz="4" w:space="1" w:color="auto"/>
+          <w:right w:val="single" w:sz="4" w:space="4" w:color="auto"/>
+        </w:pBdr>
+        <w:ind w:left="1080"/>
+        <w:rPr>
+          <w:lang w:val="en-US"/>
+        </w:rPr>
+      </w:pPr>
+      <w:r>
+        <w:rPr>
+          <w:lang w:val="en-US"/>
+        </w:rPr>
+        <w:t>foo.Position = [0 0 500 500]</w:t>
+      </w:r>
+    </w:p>
+    <w:p>
+      <w:pPr>
+        <w:pStyle w:val="ListParagraph"/>
+        <w:numPr>
+          <w:ilvl w:val="0"/>
           <w:numId w:val="11"/>
         </w:numPr>
         <w:rPr>
@@ -12796,7 +13250,6 @@
         <w:rPr>
           <w:lang w:val="en-US"/>
         </w:rPr>
-        <w:lastRenderedPageBreak/>
         <w:t xml:space="preserve">Giống Plot </w:t>
       </w:r>
       <w:r>
@@ -13002,6 +13455,7 @@
               <w:rPr>
                 <w:lang w:val="en-US"/>
               </w:rPr>
+              <w:lastRenderedPageBreak/>
               <w:t>&lt;Cận Trên&gt;</w:t>
             </w:r>
           </w:p>
@@ -13789,7 +14243,6 @@
         <w:rPr>
           <w:lang w:val="en-US"/>
         </w:rPr>
-        <w:lastRenderedPageBreak/>
         <w:t>Để đóng toàn bộ Figure</w:t>
       </w:r>
     </w:p>
@@ -14575,6 +15028,95 @@
     </w:lvl>
   </w:abstractNum>
   <w:abstractNum w:abstractNumId="8" w15:restartNumberingAfterBreak="0">
+    <w:nsid w:val="37880FF1"/>
+    <w:multiLevelType w:val="hybridMultilevel"/>
+    <w:tmpl w:val="7578F790"/>
+    <w:lvl w:ilvl="0" w:tplc="F9C6D15C">
+      <w:start w:val="1"/>
+      <w:numFmt w:val="decimal"/>
+      <w:lvlText w:val="%1."/>
+      <w:lvlJc w:val="left"/>
+      <w:pPr>
+        <w:ind w:left="1080" w:hanging="360"/>
+      </w:pPr>
+      <w:rPr>
+        <w:rFonts w:hint="default"/>
+      </w:rPr>
+    </w:lvl>
+    <w:lvl w:ilvl="1" w:tplc="04090019" w:tentative="1">
+      <w:start w:val="1"/>
+      <w:numFmt w:val="lowerLetter"/>
+      <w:lvlText w:val="%2."/>
+      <w:lvlJc w:val="left"/>
+      <w:pPr>
+        <w:ind w:left="1800" w:hanging="360"/>
+      </w:pPr>
+    </w:lvl>
+    <w:lvl w:ilvl="2" w:tplc="0409001B" w:tentative="1">
+      <w:start w:val="1"/>
+      <w:numFmt w:val="lowerRoman"/>
+      <w:lvlText w:val="%3."/>
+      <w:lvlJc w:val="right"/>
+      <w:pPr>
+        <w:ind w:left="2520" w:hanging="180"/>
+      </w:pPr>
+    </w:lvl>
+    <w:lvl w:ilvl="3" w:tplc="0409000F" w:tentative="1">
+      <w:start w:val="1"/>
+      <w:numFmt w:val="decimal"/>
+      <w:lvlText w:val="%4."/>
+      <w:lvlJc w:val="left"/>
+      <w:pPr>
+        <w:ind w:left="3240" w:hanging="360"/>
+      </w:pPr>
+    </w:lvl>
+    <w:lvl w:ilvl="4" w:tplc="04090019" w:tentative="1">
+      <w:start w:val="1"/>
+      <w:numFmt w:val="lowerLetter"/>
+      <w:lvlText w:val="%5."/>
+      <w:lvlJc w:val="left"/>
+      <w:pPr>
+        <w:ind w:left="3960" w:hanging="360"/>
+      </w:pPr>
+    </w:lvl>
+    <w:lvl w:ilvl="5" w:tplc="0409001B" w:tentative="1">
+      <w:start w:val="1"/>
+      <w:numFmt w:val="lowerRoman"/>
+      <w:lvlText w:val="%6."/>
+      <w:lvlJc w:val="right"/>
+      <w:pPr>
+        <w:ind w:left="4680" w:hanging="180"/>
+      </w:pPr>
+    </w:lvl>
+    <w:lvl w:ilvl="6" w:tplc="0409000F" w:tentative="1">
+      <w:start w:val="1"/>
+      <w:numFmt w:val="decimal"/>
+      <w:lvlText w:val="%7."/>
+      <w:lvlJc w:val="left"/>
+      <w:pPr>
+        <w:ind w:left="5400" w:hanging="360"/>
+      </w:pPr>
+    </w:lvl>
+    <w:lvl w:ilvl="7" w:tplc="04090019" w:tentative="1">
+      <w:start w:val="1"/>
+      <w:numFmt w:val="lowerLetter"/>
+      <w:lvlText w:val="%8."/>
+      <w:lvlJc w:val="left"/>
+      <w:pPr>
+        <w:ind w:left="6120" w:hanging="360"/>
+      </w:pPr>
+    </w:lvl>
+    <w:lvl w:ilvl="8" w:tplc="0409001B" w:tentative="1">
+      <w:start w:val="1"/>
+      <w:numFmt w:val="lowerRoman"/>
+      <w:lvlText w:val="%9."/>
+      <w:lvlJc w:val="right"/>
+      <w:pPr>
+        <w:ind w:left="6840" w:hanging="180"/>
+      </w:pPr>
+    </w:lvl>
+  </w:abstractNum>
+  <w:abstractNum w:abstractNumId="9" w15:restartNumberingAfterBreak="0">
     <w:nsid w:val="383A35A5"/>
     <w:multiLevelType w:val="hybridMultilevel"/>
     <w:tmpl w:val="F53A6BB4"/>
@@ -14663,7 +15205,7 @@
       </w:pPr>
     </w:lvl>
   </w:abstractNum>
-  <w:abstractNum w:abstractNumId="9" w15:restartNumberingAfterBreak="0">
+  <w:abstractNum w:abstractNumId="10" w15:restartNumberingAfterBreak="0">
     <w:nsid w:val="3A050E5A"/>
     <w:multiLevelType w:val="hybridMultilevel"/>
     <w:tmpl w:val="A112D88E"/>
@@ -14752,7 +15294,7 @@
       </w:pPr>
     </w:lvl>
   </w:abstractNum>
-  <w:abstractNum w:abstractNumId="10" w15:restartNumberingAfterBreak="0">
+  <w:abstractNum w:abstractNumId="11" w15:restartNumberingAfterBreak="0">
     <w:nsid w:val="3A8E18F2"/>
     <w:multiLevelType w:val="hybridMultilevel"/>
     <w:tmpl w:val="6CD49E16"/>
@@ -14841,7 +15383,7 @@
       </w:pPr>
     </w:lvl>
   </w:abstractNum>
-  <w:abstractNum w:abstractNumId="11" w15:restartNumberingAfterBreak="0">
+  <w:abstractNum w:abstractNumId="12" w15:restartNumberingAfterBreak="0">
     <w:nsid w:val="47A3694A"/>
     <w:multiLevelType w:val="hybridMultilevel"/>
     <w:tmpl w:val="94866668"/>
@@ -14930,7 +15472,7 @@
       </w:pPr>
     </w:lvl>
   </w:abstractNum>
-  <w:abstractNum w:abstractNumId="12" w15:restartNumberingAfterBreak="0">
+  <w:abstractNum w:abstractNumId="13" w15:restartNumberingAfterBreak="0">
     <w:nsid w:val="4CC4413D"/>
     <w:multiLevelType w:val="hybridMultilevel"/>
     <w:tmpl w:val="9872EA18"/>
@@ -15019,7 +15561,7 @@
       </w:pPr>
     </w:lvl>
   </w:abstractNum>
-  <w:abstractNum w:abstractNumId="13" w15:restartNumberingAfterBreak="0">
+  <w:abstractNum w:abstractNumId="14" w15:restartNumberingAfterBreak="0">
     <w:nsid w:val="4D382039"/>
     <w:multiLevelType w:val="hybridMultilevel"/>
     <w:tmpl w:val="5880B58E"/>
@@ -15108,7 +15650,7 @@
       </w:pPr>
     </w:lvl>
   </w:abstractNum>
-  <w:abstractNum w:abstractNumId="14" w15:restartNumberingAfterBreak="0">
+  <w:abstractNum w:abstractNumId="15" w15:restartNumberingAfterBreak="0">
     <w:nsid w:val="52053F5A"/>
     <w:multiLevelType w:val="hybridMultilevel"/>
     <w:tmpl w:val="13AE6236"/>
@@ -15197,7 +15739,7 @@
       </w:pPr>
     </w:lvl>
   </w:abstractNum>
-  <w:abstractNum w:abstractNumId="15" w15:restartNumberingAfterBreak="0">
+  <w:abstractNum w:abstractNumId="16" w15:restartNumberingAfterBreak="0">
     <w:nsid w:val="561640A3"/>
     <w:multiLevelType w:val="hybridMultilevel"/>
     <w:tmpl w:val="663ED04E"/>
@@ -15286,7 +15828,7 @@
       </w:pPr>
     </w:lvl>
   </w:abstractNum>
-  <w:abstractNum w:abstractNumId="16" w15:restartNumberingAfterBreak="0">
+  <w:abstractNum w:abstractNumId="17" w15:restartNumberingAfterBreak="0">
     <w:nsid w:val="5AE427A8"/>
     <w:multiLevelType w:val="hybridMultilevel"/>
     <w:tmpl w:val="0C929334"/>
@@ -15375,7 +15917,7 @@
       </w:pPr>
     </w:lvl>
   </w:abstractNum>
-  <w:abstractNum w:abstractNumId="17" w15:restartNumberingAfterBreak="0">
+  <w:abstractNum w:abstractNumId="18" w15:restartNumberingAfterBreak="0">
     <w:nsid w:val="669062BD"/>
     <w:multiLevelType w:val="hybridMultilevel"/>
     <w:tmpl w:val="010A4522"/>
@@ -15464,7 +16006,7 @@
       </w:pPr>
     </w:lvl>
   </w:abstractNum>
-  <w:abstractNum w:abstractNumId="18" w15:restartNumberingAfterBreak="0">
+  <w:abstractNum w:abstractNumId="19" w15:restartNumberingAfterBreak="0">
     <w:nsid w:val="6EA02C5C"/>
     <w:multiLevelType w:val="hybridMultilevel"/>
     <w:tmpl w:val="93A0FAF2"/>
@@ -15577,7 +16119,7 @@
       </w:rPr>
     </w:lvl>
   </w:abstractNum>
-  <w:abstractNum w:abstractNumId="19" w15:restartNumberingAfterBreak="0">
+  <w:abstractNum w:abstractNumId="20" w15:restartNumberingAfterBreak="0">
     <w:nsid w:val="6EE76795"/>
     <w:multiLevelType w:val="hybridMultilevel"/>
     <w:tmpl w:val="E29AE982"/>
@@ -15670,10 +16212,10 @@
     <w:abstractNumId w:val="4"/>
   </w:num>
   <w:num w:numId="2" w16cid:durableId="979265608">
-    <w:abstractNumId w:val="12"/>
+    <w:abstractNumId w:val="13"/>
   </w:num>
   <w:num w:numId="3" w16cid:durableId="579799846">
-    <w:abstractNumId w:val="18"/>
+    <w:abstractNumId w:val="19"/>
   </w:num>
   <w:num w:numId="4" w16cid:durableId="1081215143">
     <w:abstractNumId w:val="6"/>
@@ -15682,22 +16224,22 @@
     <w:abstractNumId w:val="7"/>
   </w:num>
   <w:num w:numId="6" w16cid:durableId="1599561250">
-    <w:abstractNumId w:val="10"/>
+    <w:abstractNumId w:val="11"/>
   </w:num>
   <w:num w:numId="7" w16cid:durableId="1390882582">
     <w:abstractNumId w:val="0"/>
   </w:num>
   <w:num w:numId="8" w16cid:durableId="117116186">
-    <w:abstractNumId w:val="19"/>
+    <w:abstractNumId w:val="20"/>
   </w:num>
   <w:num w:numId="9" w16cid:durableId="353118514">
     <w:abstractNumId w:val="5"/>
   </w:num>
   <w:num w:numId="10" w16cid:durableId="2128036822">
-    <w:abstractNumId w:val="8"/>
+    <w:abstractNumId w:val="9"/>
   </w:num>
   <w:num w:numId="11" w16cid:durableId="385834222">
-    <w:abstractNumId w:val="17"/>
+    <w:abstractNumId w:val="18"/>
   </w:num>
   <w:num w:numId="12" w16cid:durableId="1147891060">
     <w:abstractNumId w:val="2"/>
@@ -15706,25 +16248,28 @@
     <w:abstractNumId w:val="1"/>
   </w:num>
   <w:num w:numId="14" w16cid:durableId="1664353762">
-    <w:abstractNumId w:val="16"/>
+    <w:abstractNumId w:val="17"/>
   </w:num>
   <w:num w:numId="15" w16cid:durableId="671374831">
     <w:abstractNumId w:val="3"/>
   </w:num>
   <w:num w:numId="16" w16cid:durableId="156118344">
+    <w:abstractNumId w:val="16"/>
+  </w:num>
+  <w:num w:numId="17" w16cid:durableId="435180199">
+    <w:abstractNumId w:val="14"/>
+  </w:num>
+  <w:num w:numId="18" w16cid:durableId="1631204123">
+    <w:abstractNumId w:val="10"/>
+  </w:num>
+  <w:num w:numId="19" w16cid:durableId="391776047">
+    <w:abstractNumId w:val="12"/>
+  </w:num>
+  <w:num w:numId="20" w16cid:durableId="1748577579">
     <w:abstractNumId w:val="15"/>
   </w:num>
-  <w:num w:numId="17" w16cid:durableId="435180199">
-    <w:abstractNumId w:val="13"/>
-  </w:num>
-  <w:num w:numId="18" w16cid:durableId="1631204123">
-    <w:abstractNumId w:val="9"/>
-  </w:num>
-  <w:num w:numId="19" w16cid:durableId="391776047">
-    <w:abstractNumId w:val="11"/>
-  </w:num>
-  <w:num w:numId="20" w16cid:durableId="1748577579">
-    <w:abstractNumId w:val="14"/>
+  <w:num w:numId="21" w16cid:durableId="1361710887">
+    <w:abstractNumId w:val="8"/>
   </w:num>
 </w:numbering>
 </file>

--- a/matlab.docx
+++ b/matlab.docx
@@ -2751,19 +2751,7 @@
         <w:rPr>
           <w:lang w:val="en-US"/>
         </w:rPr>
-        <w:t>&lt;</w:t>
-      </w:r>
-      <w:r>
-        <w:rPr>
-          <w:lang w:val="en-US"/>
-        </w:rPr>
-        <w:t>Đường Dẫn Đến File Có Phần Mở Rộng</w:t>
-      </w:r>
-      <w:r>
-        <w:rPr>
-          <w:lang w:val="en-US"/>
-        </w:rPr>
-        <w:t>&gt; giống trong Batch</w:t>
+        <w:t>&lt;Đường Dẫn Đến File Có Phần Mở Rộng&gt; giống trong Batch</w:t>
       </w:r>
     </w:p>
     <w:p>
@@ -13918,6 +13906,134 @@
         <w:pStyle w:val="ListParagraph"/>
         <w:numPr>
           <w:ilvl w:val="0"/>
+          <w:numId w:val="15"/>
+        </w:numPr>
+        <w:rPr>
+          <w:lang w:val="en-US"/>
+        </w:rPr>
+      </w:pPr>
+      <w:r>
+        <w:rPr>
+          <w:lang w:val="en-US"/>
+        </w:rPr>
+        <w:t>Nếu muốn kiểu mũ mà không phải kiểu “^2”, … mà là kiểu “</w:t>
+      </w:r>
+      <w:r>
+        <w:rPr>
+          <w:vertAlign w:val="superscript"/>
+          <w:lang w:val="en-US"/>
+        </w:rPr>
+        <w:t>2</w:t>
+      </w:r>
+      <w:r>
+        <w:rPr>
+          <w:lang w:val="en-US"/>
+        </w:rPr>
+        <w:t>” thì viết</w:t>
+      </w:r>
+    </w:p>
+    <w:p>
+      <w:pPr>
+        <w:pStyle w:val="ListParagraph"/>
+        <w:pBdr>
+          <w:top w:val="single" w:sz="4" w:space="1" w:color="auto"/>
+          <w:left w:val="single" w:sz="4" w:space="4" w:color="auto"/>
+          <w:bottom w:val="single" w:sz="4" w:space="1" w:color="auto"/>
+          <w:right w:val="single" w:sz="4" w:space="4" w:color="auto"/>
+        </w:pBdr>
+        <w:ind w:left="1080"/>
+        <w:rPr>
+          <w:lang w:val="en-US"/>
+        </w:rPr>
+      </w:pPr>
+      <w:r>
+        <w:rPr>
+          <w:lang w:val="en-US"/>
+        </w:rPr>
+        <w:t>&lt;String Đẹp&gt; = sprintf(&lt;String&gt;)</w:t>
+      </w:r>
+    </w:p>
+    <w:p>
+      <w:pPr>
+        <w:pStyle w:val="ListParagraph"/>
+        <w:numPr>
+          <w:ilvl w:val="0"/>
+          <w:numId w:val="15"/>
+        </w:numPr>
+        <w:rPr>
+          <w:lang w:val="en-US"/>
+        </w:rPr>
+      </w:pPr>
+      <w:r>
+        <w:rPr>
+          <w:lang w:val="en-US"/>
+        </w:rPr>
+        <w:t>Ví dụ</w:t>
+      </w:r>
+    </w:p>
+    <w:p>
+      <w:pPr>
+        <w:pStyle w:val="ListParagraph"/>
+        <w:pBdr>
+          <w:top w:val="single" w:sz="4" w:space="1" w:color="auto"/>
+          <w:left w:val="single" w:sz="4" w:space="4" w:color="auto"/>
+          <w:bottom w:val="single" w:sz="4" w:space="1" w:color="auto"/>
+          <w:right w:val="single" w:sz="4" w:space="4" w:color="auto"/>
+        </w:pBdr>
+        <w:ind w:left="1080"/>
+        <w:rPr>
+          <w:lang w:val="en-US"/>
+        </w:rPr>
+      </w:pPr>
+      <w:r>
+        <w:rPr>
+          <w:lang w:val="en-US"/>
+        </w:rPr>
+        <w:t>foo = sprintf(</w:t>
+      </w:r>
+      <w:r>
+        <w:rPr>
+          <w:lang w:val="en-US"/>
+        </w:rPr>
+        <w:t>"m/s^2"</w:t>
+      </w:r>
+      <w:r>
+        <w:rPr>
+          <w:lang w:val="en-US"/>
+        </w:rPr>
+        <w:t>)</w:t>
+      </w:r>
+    </w:p>
+    <w:p>
+      <w:pPr>
+        <w:pStyle w:val="ListParagraph"/>
+        <w:numPr>
+          <w:ilvl w:val="0"/>
+          <w:numId w:val="15"/>
+        </w:numPr>
+        <w:rPr>
+          <w:lang w:val="en-US"/>
+        </w:rPr>
+      </w:pPr>
+      <w:r>
+        <w:rPr>
+          <w:lang w:val="en-US"/>
+        </w:rPr>
+        <w:t>Khi này, khi dùng foo để làm tên trục, nó sẽ hiện m/s</w:t>
+      </w:r>
+      <w:r>
+        <w:rPr>
+          <w:vertAlign w:val="superscript"/>
+          <w:lang w:val="en-US"/>
+        </w:rPr>
+        <w:t>2</w:t>
+      </w:r>
+    </w:p>
+    <w:p>
+      <w:pPr>
+        <w:pStyle w:val="ListParagraph"/>
+        <w:numPr>
+          <w:ilvl w:val="0"/>
           <w:numId w:val="11"/>
         </w:numPr>
         <w:rPr>
@@ -14266,18 +14382,6 @@
         </w:rPr>
         <w:t>close all</w:t>
       </w:r>
-    </w:p>
-    <w:p>
-      <w:pPr>
-        <w:pStyle w:val="ListParagraph"/>
-        <w:numPr>
-          <w:ilvl w:val="0"/>
-          <w:numId w:val="3"/>
-        </w:numPr>
-        <w:rPr>
-          <w:lang w:val="en-US"/>
-        </w:rPr>
-      </w:pPr>
     </w:p>
     <w:sectPr>
       <w:pgSz w:w="11906" w:h="16838"/>

--- a/matlab.docx
+++ b/matlab.docx
@@ -2445,6 +2445,81 @@
         <w:pStyle w:val="ListParagraph"/>
         <w:numPr>
           <w:ilvl w:val="0"/>
+          <w:numId w:val="9"/>
+        </w:numPr>
+        <w:rPr>
+          <w:lang w:val="en-US"/>
+        </w:rPr>
+      </w:pPr>
+      <w:r>
+        <w:rPr>
+          <w:lang w:val="en-US"/>
+        </w:rPr>
+        <w:t>Dừng Chương Trình Khi Nó Lặp Vô Tận?</w:t>
+      </w:r>
+    </w:p>
+    <w:p>
+      <w:pPr>
+        <w:pStyle w:val="ListParagraph"/>
+        <w:numPr>
+          <w:ilvl w:val="0"/>
+          <w:numId w:val="3"/>
+        </w:numPr>
+        <w:rPr>
+          <w:lang w:val="en-US"/>
+        </w:rPr>
+      </w:pPr>
+      <w:r>
+        <w:rPr>
+          <w:lang w:val="en-US"/>
+        </w:rPr>
+        <w:t>“Ctrl” + “C”</w:t>
+      </w:r>
+    </w:p>
+    <w:p>
+      <w:pPr>
+        <w:pStyle w:val="ListParagraph"/>
+        <w:numPr>
+          <w:ilvl w:val="0"/>
+          <w:numId w:val="9"/>
+        </w:numPr>
+        <w:rPr>
+          <w:lang w:val="en-US"/>
+        </w:rPr>
+      </w:pPr>
+      <w:r>
+        <w:rPr>
+          <w:lang w:val="en-US"/>
+        </w:rPr>
+        <w:t>Tạm Dừng Chương Trình Trong Vài Giây?</w:t>
+      </w:r>
+    </w:p>
+    <w:p>
+      <w:pPr>
+        <w:pStyle w:val="ListParagraph"/>
+        <w:pBdr>
+          <w:top w:val="single" w:sz="4" w:space="1" w:color="auto"/>
+          <w:left w:val="single" w:sz="4" w:space="4" w:color="auto"/>
+          <w:bottom w:val="single" w:sz="4" w:space="1" w:color="auto"/>
+          <w:right w:val="single" w:sz="4" w:space="4" w:color="auto"/>
+        </w:pBdr>
+        <w:ind w:left="1080"/>
+        <w:rPr>
+          <w:lang w:val="en-US"/>
+        </w:rPr>
+      </w:pPr>
+      <w:r>
+        <w:rPr>
+          <w:lang w:val="en-US"/>
+        </w:rPr>
+        <w:t>pause(&lt;Số Giây&gt;)</w:t>
+      </w:r>
+    </w:p>
+    <w:p>
+      <w:pPr>
+        <w:pStyle w:val="ListParagraph"/>
+        <w:numPr>
+          <w:ilvl w:val="0"/>
           <w:numId w:val="3"/>
         </w:numPr>
         <w:rPr>
@@ -2681,6 +2756,7 @@
         <w:rPr>
           <w:lang w:val="en-US"/>
         </w:rPr>
+        <w:lastRenderedPageBreak/>
         <w:t>Khi chương trình Matlab mở 1 File nào đó, nó sẽ chạy ngầm, được đánh Index bắt đầu = 3, mở File tiếp theo, thì Index File này = 4, …, khi bạn đóng 1 File, thì do Index bị thiếu nên khi mở lại 1 File khác</w:t>
       </w:r>
       <w:r>
@@ -2711,7 +2787,6 @@
         <w:rPr>
           <w:lang w:val="en-US"/>
         </w:rPr>
-        <w:lastRenderedPageBreak/>
         <w:t>Để mở 1 File và trả về Index của nó</w:t>
       </w:r>
     </w:p>
@@ -3379,8 +3454,502 @@
         <w:pStyle w:val="ListParagraph"/>
         <w:numPr>
           <w:ilvl w:val="0"/>
-          <w:numId w:val="3"/>
-        </w:numPr>
+          <w:numId w:val="6"/>
+        </w:numPr>
+        <w:rPr>
+          <w:lang w:val="en-US"/>
+        </w:rPr>
+      </w:pPr>
+      <w:r>
+        <w:rPr>
+          <w:lang w:val="en-US"/>
+        </w:rPr>
+        <w:t>Cách Gán 1 Giá Trị Cho Nhiều Biến 1 Lúc?</w:t>
+      </w:r>
+    </w:p>
+    <w:p>
+      <w:pPr>
+        <w:pStyle w:val="ListParagraph"/>
+        <w:numPr>
+          <w:ilvl w:val="0"/>
+          <w:numId w:val="3"/>
+        </w:numPr>
+        <w:rPr>
+          <w:lang w:val="en-US"/>
+        </w:rPr>
+      </w:pPr>
+      <w:r>
+        <w:rPr>
+          <w:lang w:val="en-US"/>
+        </w:rPr>
+        <w:t>Để gán từng giá trị khác nhau cho từng biến trên 1 dòng</w:t>
+      </w:r>
+    </w:p>
+    <w:p>
+      <w:pPr>
+        <w:pStyle w:val="ListParagraph"/>
+        <w:pBdr>
+          <w:top w:val="single" w:sz="4" w:space="1" w:color="auto"/>
+          <w:left w:val="single" w:sz="4" w:space="4" w:color="auto"/>
+          <w:bottom w:val="single" w:sz="4" w:space="1" w:color="auto"/>
+          <w:right w:val="single" w:sz="4" w:space="4" w:color="auto"/>
+        </w:pBdr>
+        <w:ind w:left="1080"/>
+        <w:rPr>
+          <w:lang w:val="en-US"/>
+        </w:rPr>
+      </w:pPr>
+      <w:r>
+        <w:rPr>
+          <w:lang w:val="en-US"/>
+        </w:rPr>
+        <w:t>&lt;Các Biến&gt; = deal(&lt;Các Giá Trị&gt;)</w:t>
+      </w:r>
+    </w:p>
+    <w:p>
+      <w:pPr>
+        <w:pStyle w:val="ListParagraph"/>
+        <w:numPr>
+          <w:ilvl w:val="0"/>
+          <w:numId w:val="3"/>
+        </w:numPr>
+        <w:rPr>
+          <w:lang w:val="en-US"/>
+        </w:rPr>
+      </w:pPr>
+      <w:r>
+        <w:rPr>
+          <w:lang w:val="en-US"/>
+        </w:rPr>
+        <w:t>Ví dụ</w:t>
+      </w:r>
+    </w:p>
+    <w:p>
+      <w:pPr>
+        <w:pStyle w:val="ListParagraph"/>
+        <w:pBdr>
+          <w:top w:val="single" w:sz="4" w:space="1" w:color="auto"/>
+          <w:left w:val="single" w:sz="4" w:space="4" w:color="auto"/>
+          <w:bottom w:val="single" w:sz="4" w:space="1" w:color="auto"/>
+          <w:right w:val="single" w:sz="4" w:space="4" w:color="auto"/>
+        </w:pBdr>
+        <w:ind w:left="1080"/>
+        <w:rPr>
+          <w:lang w:val="en-US"/>
+        </w:rPr>
+      </w:pPr>
+      <w:r>
+        <w:rPr>
+          <w:lang w:val="en-US"/>
+        </w:rPr>
+        <w:lastRenderedPageBreak/>
+        <w:t>[a b c] = deal(1, 2, 3)</w:t>
+      </w:r>
+    </w:p>
+    <w:p>
+      <w:pPr>
+        <w:pStyle w:val="ListParagraph"/>
+        <w:numPr>
+          <w:ilvl w:val="0"/>
+          <w:numId w:val="3"/>
+        </w:numPr>
+        <w:rPr>
+          <w:lang w:val="en-US"/>
+        </w:rPr>
+      </w:pPr>
+      <w:r>
+        <w:rPr>
+          <w:lang w:val="en-US"/>
+        </w:rPr>
+        <w:t>Ta có</w:t>
+      </w:r>
+    </w:p>
+    <w:tbl>
+      <w:tblPr>
+        <w:tblStyle w:val="TableGrid"/>
+        <w:tblW w:w="0" w:type="auto"/>
+        <w:tblInd w:w="1080" w:type="dxa"/>
+        <w:tblLook w:val="04A0" w:firstRow="1" w:lastRow="0" w:firstColumn="1" w:lastColumn="0" w:noHBand="0" w:noVBand="1"/>
+      </w:tblPr>
+      <w:tblGrid>
+        <w:gridCol w:w="4081"/>
+        <w:gridCol w:w="4081"/>
+      </w:tblGrid>
+      <w:tr>
+        <w:tc>
+          <w:tcPr>
+            <w:tcW w:w="4621" w:type="dxa"/>
+          </w:tcPr>
+          <w:p>
+            <w:pPr>
+              <w:pStyle w:val="ListParagraph"/>
+              <w:ind w:left="0"/>
+              <w:jc w:val="center"/>
+              <w:rPr>
+                <w:lang w:val="en-US"/>
+              </w:rPr>
+            </w:pPr>
+            <w:r>
+              <w:rPr>
+                <w:lang w:val="en-US"/>
+              </w:rPr>
+              <w:t>a</w:t>
+            </w:r>
+          </w:p>
+        </w:tc>
+        <w:tc>
+          <w:tcPr>
+            <w:tcW w:w="4621" w:type="dxa"/>
+          </w:tcPr>
+          <w:p>
+            <w:pPr>
+              <w:pStyle w:val="ListParagraph"/>
+              <w:ind w:left="0"/>
+              <w:jc w:val="center"/>
+              <w:rPr>
+                <w:lang w:val="en-US"/>
+              </w:rPr>
+            </w:pPr>
+            <w:r>
+              <w:rPr>
+                <w:lang w:val="en-US"/>
+              </w:rPr>
+              <w:t>1</w:t>
+            </w:r>
+          </w:p>
+        </w:tc>
+      </w:tr>
+      <w:tr>
+        <w:tc>
+          <w:tcPr>
+            <w:tcW w:w="4621" w:type="dxa"/>
+          </w:tcPr>
+          <w:p>
+            <w:pPr>
+              <w:pStyle w:val="ListParagraph"/>
+              <w:ind w:left="0"/>
+              <w:jc w:val="center"/>
+              <w:rPr>
+                <w:lang w:val="en-US"/>
+              </w:rPr>
+            </w:pPr>
+            <w:r>
+              <w:rPr>
+                <w:lang w:val="en-US"/>
+              </w:rPr>
+              <w:t>b</w:t>
+            </w:r>
+          </w:p>
+        </w:tc>
+        <w:tc>
+          <w:tcPr>
+            <w:tcW w:w="4621" w:type="dxa"/>
+          </w:tcPr>
+          <w:p>
+            <w:pPr>
+              <w:pStyle w:val="ListParagraph"/>
+              <w:ind w:left="0"/>
+              <w:jc w:val="center"/>
+              <w:rPr>
+                <w:lang w:val="en-US"/>
+              </w:rPr>
+            </w:pPr>
+            <w:r>
+              <w:rPr>
+                <w:lang w:val="en-US"/>
+              </w:rPr>
+              <w:t>2</w:t>
+            </w:r>
+          </w:p>
+        </w:tc>
+      </w:tr>
+      <w:tr>
+        <w:tc>
+          <w:tcPr>
+            <w:tcW w:w="4621" w:type="dxa"/>
+          </w:tcPr>
+          <w:p>
+            <w:pPr>
+              <w:pStyle w:val="ListParagraph"/>
+              <w:ind w:left="0"/>
+              <w:jc w:val="center"/>
+              <w:rPr>
+                <w:lang w:val="en-US"/>
+              </w:rPr>
+            </w:pPr>
+            <w:r>
+              <w:rPr>
+                <w:lang w:val="en-US"/>
+              </w:rPr>
+              <w:t>c</w:t>
+            </w:r>
+          </w:p>
+        </w:tc>
+        <w:tc>
+          <w:tcPr>
+            <w:tcW w:w="4621" w:type="dxa"/>
+          </w:tcPr>
+          <w:p>
+            <w:pPr>
+              <w:pStyle w:val="ListParagraph"/>
+              <w:ind w:left="0"/>
+              <w:jc w:val="center"/>
+              <w:rPr>
+                <w:lang w:val="en-US"/>
+              </w:rPr>
+            </w:pPr>
+            <w:r>
+              <w:rPr>
+                <w:lang w:val="en-US"/>
+              </w:rPr>
+              <w:t>3</w:t>
+            </w:r>
+          </w:p>
+        </w:tc>
+      </w:tr>
+    </w:tbl>
+    <w:p>
+      <w:pPr>
+        <w:pStyle w:val="ListParagraph"/>
+        <w:numPr>
+          <w:ilvl w:val="0"/>
+          <w:numId w:val="3"/>
+        </w:numPr>
+        <w:rPr>
+          <w:lang w:val="en-US"/>
+        </w:rPr>
+      </w:pPr>
+      <w:r>
+        <w:rPr>
+          <w:lang w:val="en-US"/>
+        </w:rPr>
+        <w:t>Để gán 1 giá trị cho tất cả các biến</w:t>
+      </w:r>
+    </w:p>
+    <w:p>
+      <w:pPr>
+        <w:pStyle w:val="ListParagraph"/>
+        <w:pBdr>
+          <w:top w:val="single" w:sz="4" w:space="1" w:color="auto"/>
+          <w:left w:val="single" w:sz="4" w:space="4" w:color="auto"/>
+          <w:bottom w:val="single" w:sz="4" w:space="1" w:color="auto"/>
+          <w:right w:val="single" w:sz="4" w:space="4" w:color="auto"/>
+        </w:pBdr>
+        <w:ind w:left="1080"/>
+        <w:rPr>
+          <w:lang w:val="en-US"/>
+        </w:rPr>
+      </w:pPr>
+      <w:r>
+        <w:rPr>
+          <w:lang w:val="en-US"/>
+        </w:rPr>
+        <w:t>&lt;Các Biến&gt; = deal(&lt;Giá Trị)</w:t>
+      </w:r>
+    </w:p>
+    <w:p>
+      <w:pPr>
+        <w:pStyle w:val="ListParagraph"/>
+        <w:numPr>
+          <w:ilvl w:val="0"/>
+          <w:numId w:val="3"/>
+        </w:numPr>
+        <w:rPr>
+          <w:lang w:val="en-US"/>
+        </w:rPr>
+      </w:pPr>
+      <w:r>
+        <w:rPr>
+          <w:lang w:val="en-US"/>
+        </w:rPr>
+        <w:t>Ví dụ</w:t>
+      </w:r>
+    </w:p>
+    <w:p>
+      <w:pPr>
+        <w:pStyle w:val="ListParagraph"/>
+        <w:pBdr>
+          <w:top w:val="single" w:sz="4" w:space="1" w:color="auto"/>
+          <w:left w:val="single" w:sz="4" w:space="4" w:color="auto"/>
+          <w:bottom w:val="single" w:sz="4" w:space="1" w:color="auto"/>
+          <w:right w:val="single" w:sz="4" w:space="4" w:color="auto"/>
+        </w:pBdr>
+        <w:ind w:left="1080"/>
+        <w:rPr>
+          <w:lang w:val="en-US"/>
+        </w:rPr>
+      </w:pPr>
+      <w:r>
+        <w:rPr>
+          <w:lang w:val="en-US"/>
+        </w:rPr>
+        <w:t>[a b c] = deal(5)</w:t>
+      </w:r>
+    </w:p>
+    <w:p>
+      <w:pPr>
+        <w:pStyle w:val="ListParagraph"/>
+        <w:numPr>
+          <w:ilvl w:val="0"/>
+          <w:numId w:val="3"/>
+        </w:numPr>
+        <w:rPr>
+          <w:lang w:val="en-US"/>
+        </w:rPr>
+      </w:pPr>
+      <w:r>
+        <w:rPr>
+          <w:lang w:val="en-US"/>
+        </w:rPr>
+        <w:t>Ta có</w:t>
+      </w:r>
+    </w:p>
+    <w:tbl>
+      <w:tblPr>
+        <w:tblStyle w:val="TableGrid"/>
+        <w:tblW w:w="0" w:type="auto"/>
+        <w:tblInd w:w="1080" w:type="dxa"/>
+        <w:tblLook w:val="04A0" w:firstRow="1" w:lastRow="0" w:firstColumn="1" w:lastColumn="0" w:noHBand="0" w:noVBand="1"/>
+      </w:tblPr>
+      <w:tblGrid>
+        <w:gridCol w:w="4081"/>
+        <w:gridCol w:w="4081"/>
+      </w:tblGrid>
+      <w:tr>
+        <w:tc>
+          <w:tcPr>
+            <w:tcW w:w="4621" w:type="dxa"/>
+          </w:tcPr>
+          <w:p>
+            <w:pPr>
+              <w:pStyle w:val="ListParagraph"/>
+              <w:ind w:left="0"/>
+              <w:jc w:val="center"/>
+              <w:rPr>
+                <w:lang w:val="en-US"/>
+              </w:rPr>
+            </w:pPr>
+            <w:r>
+              <w:rPr>
+                <w:lang w:val="en-US"/>
+              </w:rPr>
+              <w:t>a</w:t>
+            </w:r>
+          </w:p>
+        </w:tc>
+        <w:tc>
+          <w:tcPr>
+            <w:tcW w:w="4621" w:type="dxa"/>
+          </w:tcPr>
+          <w:p>
+            <w:pPr>
+              <w:pStyle w:val="ListParagraph"/>
+              <w:ind w:left="0"/>
+              <w:jc w:val="center"/>
+              <w:rPr>
+                <w:lang w:val="en-US"/>
+              </w:rPr>
+            </w:pPr>
+            <w:r>
+              <w:rPr>
+                <w:lang w:val="en-US"/>
+              </w:rPr>
+              <w:t>5</w:t>
+            </w:r>
+          </w:p>
+        </w:tc>
+      </w:tr>
+      <w:tr>
+        <w:tc>
+          <w:tcPr>
+            <w:tcW w:w="4621" w:type="dxa"/>
+          </w:tcPr>
+          <w:p>
+            <w:pPr>
+              <w:pStyle w:val="ListParagraph"/>
+              <w:ind w:left="0"/>
+              <w:jc w:val="center"/>
+              <w:rPr>
+                <w:lang w:val="en-US"/>
+              </w:rPr>
+            </w:pPr>
+            <w:r>
+              <w:rPr>
+                <w:lang w:val="en-US"/>
+              </w:rPr>
+              <w:t>b</w:t>
+            </w:r>
+          </w:p>
+        </w:tc>
+        <w:tc>
+          <w:tcPr>
+            <w:tcW w:w="4621" w:type="dxa"/>
+          </w:tcPr>
+          <w:p>
+            <w:pPr>
+              <w:pStyle w:val="ListParagraph"/>
+              <w:ind w:left="0"/>
+              <w:jc w:val="center"/>
+              <w:rPr>
+                <w:lang w:val="en-US"/>
+              </w:rPr>
+            </w:pPr>
+            <w:r>
+              <w:rPr>
+                <w:lang w:val="en-US"/>
+              </w:rPr>
+              <w:t>5</w:t>
+            </w:r>
+          </w:p>
+        </w:tc>
+      </w:tr>
+      <w:tr>
+        <w:tc>
+          <w:tcPr>
+            <w:tcW w:w="4621" w:type="dxa"/>
+          </w:tcPr>
+          <w:p>
+            <w:pPr>
+              <w:pStyle w:val="ListParagraph"/>
+              <w:ind w:left="0"/>
+              <w:jc w:val="center"/>
+              <w:rPr>
+                <w:lang w:val="en-US"/>
+              </w:rPr>
+            </w:pPr>
+            <w:r>
+              <w:rPr>
+                <w:lang w:val="en-US"/>
+              </w:rPr>
+              <w:t>c</w:t>
+            </w:r>
+          </w:p>
+        </w:tc>
+        <w:tc>
+          <w:tcPr>
+            <w:tcW w:w="4621" w:type="dxa"/>
+          </w:tcPr>
+          <w:p>
+            <w:pPr>
+              <w:pStyle w:val="ListParagraph"/>
+              <w:ind w:left="0"/>
+              <w:jc w:val="center"/>
+              <w:rPr>
+                <w:lang w:val="en-US"/>
+              </w:rPr>
+            </w:pPr>
+            <w:r>
+              <w:rPr>
+                <w:lang w:val="en-US"/>
+              </w:rPr>
+              <w:t>5</w:t>
+            </w:r>
+          </w:p>
+        </w:tc>
+      </w:tr>
+    </w:tbl>
+    <w:p>
+      <w:pPr>
         <w:rPr>
           <w:lang w:val="en-US"/>
         </w:rPr>
@@ -3457,7 +4026,6 @@
         <w:rPr>
           <w:lang w:val="en-US"/>
         </w:rPr>
-        <w:lastRenderedPageBreak/>
         <w:t>Để sử dụng hàm, 1 là gọi trực tiếp tên hàm, 2 là thông qua Function Handle, tức là 1 biến tham chiếu đến hàm đó</w:t>
       </w:r>
     </w:p>
@@ -4073,6 +4641,7 @@
         <w:rPr>
           <w:lang w:val="en-US"/>
         </w:rPr>
+        <w:lastRenderedPageBreak/>
         <w:t>Tạo 1 Function Handle Từ 1 Hàm Có Sẵn?</w:t>
       </w:r>
     </w:p>
@@ -4482,7 +5051,6 @@
               <w:rPr>
                 <w:lang w:val="en-US"/>
               </w:rPr>
-              <w:lastRenderedPageBreak/>
               <w:t>foo</w:t>
             </w:r>
           </w:p>
@@ -4956,6 +5524,7 @@
         <w:rPr>
           <w:lang w:val="en-US"/>
         </w:rPr>
+        <w:lastRenderedPageBreak/>
         <w:t>else</w:t>
       </w:r>
     </w:p>
@@ -5129,22 +5698,211 @@
         <w:rPr>
           <w:lang w:val="en-US"/>
         </w:rPr>
-        <w:t xml:space="preserve">Vòng lặp này sẽ lặp qua toàn bộ phần tử của &lt;Tensor&gt; và trả về giá trị cho </w:t>
-      </w:r>
-    </w:p>
-    <w:p>
-      <w:pPr>
-        <w:pStyle w:val="ListParagraph"/>
-        <w:ind w:left="1080"/>
-        <w:rPr>
-          <w:lang w:val="en-US"/>
-        </w:rPr>
-      </w:pPr>
-      <w:r>
-        <w:rPr>
-          <w:lang w:val="en-US"/>
-        </w:rPr>
-        <w:t>&lt;Biến Đếm&gt;, nếu tưởng tượng xấp ảnh, thì đọc mỗi tấm ảnh theo đúng thứ tự, khi đọc mỗi ảnh, thì đọc từ trên xuống dưới từ trái sang phải</w:t>
+        <w:t xml:space="preserve">Vòng lặp này sẽ lặp qua toàn bộ </w:t>
+      </w:r>
+      <w:r>
+        <w:rPr>
+          <w:lang w:val="en-US"/>
+        </w:rPr>
+        <w:t>cột</w:t>
+      </w:r>
+      <w:r>
+        <w:rPr>
+          <w:lang w:val="en-US"/>
+        </w:rPr>
+        <w:t xml:space="preserve"> của &lt;Tensor&gt; và trả về </w:t>
+      </w:r>
+      <w:r>
+        <w:rPr>
+          <w:lang w:val="en-US"/>
+        </w:rPr>
+        <w:t>cột đó</w:t>
+      </w:r>
+      <w:r>
+        <w:rPr>
+          <w:lang w:val="en-US"/>
+        </w:rPr>
+        <w:t xml:space="preserve"> cho </w:t>
+      </w:r>
+    </w:p>
+    <w:p>
+      <w:pPr>
+        <w:pStyle w:val="ListParagraph"/>
+        <w:ind w:left="1080"/>
+        <w:rPr>
+          <w:lang w:val="en-US"/>
+        </w:rPr>
+      </w:pPr>
+      <w:r>
+        <w:rPr>
+          <w:lang w:val="en-US"/>
+        </w:rPr>
+        <w:t xml:space="preserve">&lt;Biến Đếm&gt;, </w:t>
+      </w:r>
+      <w:r>
+        <w:rPr>
+          <w:lang w:val="en-US"/>
+        </w:rPr>
+        <w:t xml:space="preserve">đọc theo thứ tự tăng dần Index, từ chiều </w:t>
+      </w:r>
+      <w:r>
+        <w:rPr>
+          <w:lang w:val="en-US"/>
+        </w:rPr>
+        <w:t xml:space="preserve">thứ 2 </w:t>
+      </w:r>
+      <w:r>
+        <w:rPr>
+          <w:lang w:val="en-US"/>
+        </w:rPr>
+        <w:t>tới chiều cuối cùng, ví dụ (1</w:t>
+      </w:r>
+      <w:r>
+        <w:rPr>
+          <w:lang w:val="en-US"/>
+        </w:rPr>
+        <w:t>:3</w:t>
+      </w:r>
+      <w:r>
+        <w:rPr>
+          <w:lang w:val="en-US"/>
+        </w:rPr>
+        <w:t xml:space="preserve">, 1, 1), </w:t>
+      </w:r>
+      <w:r>
+        <w:rPr>
+          <w:lang w:val="en-US"/>
+        </w:rPr>
+        <w:t>(1:3, 2, 1), (1:3, 1, 2), …, ở ví dụ này &lt;Biến Đếm&gt; có Shape là (3, 1)</w:t>
+      </w:r>
+    </w:p>
+    <w:p>
+      <w:pPr>
+        <w:pStyle w:val="ListParagraph"/>
+        <w:numPr>
+          <w:ilvl w:val="0"/>
+          <w:numId w:val="17"/>
+        </w:numPr>
+        <w:rPr>
+          <w:lang w:val="en-US"/>
+        </w:rPr>
+      </w:pPr>
+      <w:r>
+        <w:rPr>
+          <w:lang w:val="en-US"/>
+        </w:rPr>
+        <w:t>While Loop?</w:t>
+      </w:r>
+    </w:p>
+    <w:p>
+      <w:pPr>
+        <w:pStyle w:val="ListParagraph"/>
+        <w:pBdr>
+          <w:top w:val="single" w:sz="4" w:space="1" w:color="auto"/>
+          <w:left w:val="single" w:sz="4" w:space="4" w:color="auto"/>
+          <w:bottom w:val="single" w:sz="4" w:space="1" w:color="auto"/>
+          <w:right w:val="single" w:sz="4" w:space="4" w:color="auto"/>
+        </w:pBdr>
+        <w:ind w:left="1080"/>
+        <w:rPr>
+          <w:lang w:val="en-US"/>
+        </w:rPr>
+      </w:pPr>
+      <w:r>
+        <w:rPr>
+          <w:lang w:val="en-US"/>
+        </w:rPr>
+        <w:t>w</w:t>
+      </w:r>
+      <w:r>
+        <w:rPr>
+          <w:lang w:val="en-US"/>
+        </w:rPr>
+        <w:t>hile &lt;Tensor Kiểm Tra&gt;</w:t>
+      </w:r>
+    </w:p>
+    <w:p>
+      <w:pPr>
+        <w:pStyle w:val="ListParagraph"/>
+        <w:pBdr>
+          <w:top w:val="single" w:sz="4" w:space="1" w:color="auto"/>
+          <w:left w:val="single" w:sz="4" w:space="4" w:color="auto"/>
+          <w:bottom w:val="single" w:sz="4" w:space="1" w:color="auto"/>
+          <w:right w:val="single" w:sz="4" w:space="4" w:color="auto"/>
+        </w:pBdr>
+        <w:ind w:left="1080"/>
+        <w:rPr>
+          <w:lang w:val="en-US"/>
+        </w:rPr>
+      </w:pPr>
+      <w:r>
+        <w:rPr>
+          <w:lang w:val="en-US"/>
+        </w:rPr>
+        <w:t xml:space="preserve">    &lt;Làm Gì Đó&gt;</w:t>
+      </w:r>
+    </w:p>
+    <w:p>
+      <w:pPr>
+        <w:pStyle w:val="ListParagraph"/>
+        <w:pBdr>
+          <w:top w:val="single" w:sz="4" w:space="1" w:color="auto"/>
+          <w:left w:val="single" w:sz="4" w:space="4" w:color="auto"/>
+          <w:bottom w:val="single" w:sz="4" w:space="1" w:color="auto"/>
+          <w:right w:val="single" w:sz="4" w:space="4" w:color="auto"/>
+        </w:pBdr>
+        <w:ind w:left="1080"/>
+        <w:rPr>
+          <w:lang w:val="en-US"/>
+        </w:rPr>
+      </w:pPr>
+      <w:r>
+        <w:rPr>
+          <w:lang w:val="en-US"/>
+        </w:rPr>
+        <w:t>e</w:t>
+      </w:r>
+      <w:r>
+        <w:rPr>
+          <w:lang w:val="en-US"/>
+        </w:rPr>
+        <w:t>nd</w:t>
+      </w:r>
+    </w:p>
+    <w:p>
+      <w:pPr>
+        <w:pStyle w:val="ListParagraph"/>
+        <w:numPr>
+          <w:ilvl w:val="0"/>
+          <w:numId w:val="3"/>
+        </w:numPr>
+        <w:rPr>
+          <w:lang w:val="en-US"/>
+        </w:rPr>
+      </w:pPr>
+      <w:r>
+        <w:rPr>
+          <w:lang w:val="en-US"/>
+        </w:rPr>
+        <w:t>Nếu &lt;Tensor Kiểm Tra&gt;  khi quy đổi về Boolean mà toàn 1 thì &lt;Làm Gì Đó&gt; được thực thi và tiếp tục vòng lặp, nếu không thì kết thúc vòng lặp</w:t>
+      </w:r>
+    </w:p>
+    <w:p>
+      <w:pPr>
+        <w:pStyle w:val="ListParagraph"/>
+        <w:numPr>
+          <w:ilvl w:val="0"/>
+          <w:numId w:val="3"/>
+        </w:numPr>
+        <w:rPr>
+          <w:lang w:val="en-US"/>
+        </w:rPr>
+      </w:pPr>
+      <w:r>
+        <w:rPr>
+          <w:lang w:val="en-US"/>
+        </w:rPr>
+        <w:t>Ví dụ</w:t>
       </w:r>
     </w:p>
     <w:p>
@@ -5182,7 +5940,6 @@
         <w:rPr>
           <w:lang w:val="en-US"/>
         </w:rPr>
-        <w:lastRenderedPageBreak/>
         <w:t>Có Phải Tất Cả Các Biến Đều Là Ma Trận 2 Chiều?</w:t>
       </w:r>
     </w:p>
@@ -5542,6 +6299,7 @@
         <w:rPr>
           <w:lang w:val="en-US"/>
         </w:rPr>
+        <w:lastRenderedPageBreak/>
         <w:t>&lt;Hàng&gt; = &lt;Ma Trận&gt;(&lt;Index Hàng&gt;, :)</w:t>
       </w:r>
     </w:p>
@@ -6019,7 +6777,6 @@
         <w:rPr>
           <w:lang w:val="en-US"/>
         </w:rPr>
-        <w:lastRenderedPageBreak/>
         <w:t>&lt;Eigen Vector&gt; là 1 ma trận mà các cột của nó là Eigen Vector của &lt;Ma Trận&gt;</w:t>
       </w:r>
       <w:r>
@@ -6495,6 +7252,7 @@
         <w:rPr>
           <w:lang w:val="en-US"/>
         </w:rPr>
+        <w:lastRenderedPageBreak/>
         <w:t>Ta có</w:t>
       </w:r>
     </w:p>
@@ -6883,6 +7641,81 @@
         <w:rPr>
           <w:lang w:val="en-US"/>
         </w:rPr>
+        <w:t>Tạo 1 Tensor Với Giá Trị Ngẫu Nhiên Từ Phân Phối Chuẩn?</w:t>
+      </w:r>
+    </w:p>
+    <w:p>
+      <w:pPr>
+        <w:pStyle w:val="ListParagraph"/>
+        <w:numPr>
+          <w:ilvl w:val="0"/>
+          <w:numId w:val="3"/>
+        </w:numPr>
+        <w:rPr>
+          <w:lang w:val="en-US"/>
+        </w:rPr>
+      </w:pPr>
+      <w:r>
+        <w:rPr>
+          <w:lang w:val="en-US"/>
+        </w:rPr>
+        <w:t>&lt;Tensor&gt; = normrnd(&lt;Mean&gt;, &lt;Độ Lệch Chuẩn&gt;, &lt;Shape&gt;)</w:t>
+      </w:r>
+    </w:p>
+    <w:p>
+      <w:pPr>
+        <w:pStyle w:val="ListParagraph"/>
+        <w:numPr>
+          <w:ilvl w:val="0"/>
+          <w:numId w:val="3"/>
+        </w:numPr>
+        <w:rPr>
+          <w:lang w:val="en-US"/>
+        </w:rPr>
+      </w:pPr>
+      <w:r>
+        <w:rPr>
+          <w:lang w:val="en-US"/>
+        </w:rPr>
+        <w:t>Ví dụ</w:t>
+      </w:r>
+    </w:p>
+    <w:p>
+      <w:pPr>
+        <w:pStyle w:val="ListParagraph"/>
+        <w:pBdr>
+          <w:top w:val="single" w:sz="4" w:space="1" w:color="auto"/>
+          <w:left w:val="single" w:sz="4" w:space="4" w:color="auto"/>
+          <w:bottom w:val="single" w:sz="4" w:space="1" w:color="auto"/>
+          <w:right w:val="single" w:sz="4" w:space="4" w:color="auto"/>
+        </w:pBdr>
+        <w:ind w:left="1080"/>
+        <w:rPr>
+          <w:lang w:val="en-US"/>
+        </w:rPr>
+      </w:pPr>
+      <w:r>
+        <w:rPr>
+          <w:lang w:val="en-US"/>
+        </w:rPr>
+        <w:t>foo = normrnd(1, 2, 3, 4, 5)</w:t>
+      </w:r>
+    </w:p>
+    <w:p>
+      <w:pPr>
+        <w:pStyle w:val="ListParagraph"/>
+        <w:numPr>
+          <w:ilvl w:val="0"/>
+          <w:numId w:val="13"/>
+        </w:numPr>
+        <w:rPr>
+          <w:lang w:val="en-US"/>
+        </w:rPr>
+      </w:pPr>
+      <w:r>
+        <w:rPr>
+          <w:lang w:val="en-US"/>
+        </w:rPr>
         <w:t xml:space="preserve">Trả </w:t>
       </w:r>
       <w:r>
@@ -6922,7 +7755,6 @@
         <w:rPr>
           <w:lang w:val="en-US"/>
         </w:rPr>
-        <w:lastRenderedPageBreak/>
         <w:t>&lt;Max&gt; = max(&lt;Tensor&gt;)</w:t>
       </w:r>
     </w:p>
@@ -7375,6 +8207,7 @@
               <w:rPr>
                 <w:lang w:val="en-US"/>
               </w:rPr>
+              <w:lastRenderedPageBreak/>
               <w:t>bar Shape</w:t>
             </w:r>
           </w:p>
@@ -7580,6 +8413,165 @@
     </w:p>
     <w:p>
       <w:pPr>
+        <w:pStyle w:val="ListParagraph"/>
+        <w:numPr>
+          <w:ilvl w:val="0"/>
+          <w:numId w:val="13"/>
+        </w:numPr>
+        <w:rPr>
+          <w:lang w:val="en-US"/>
+        </w:rPr>
+      </w:pPr>
+      <w:r>
+        <w:rPr>
+          <w:lang w:val="en-US"/>
+        </w:rPr>
+        <w:t>Trả Về Chiều Dài 1 Vector?</w:t>
+      </w:r>
+    </w:p>
+    <w:p>
+      <w:pPr>
+        <w:pStyle w:val="ListParagraph"/>
+        <w:pBdr>
+          <w:top w:val="single" w:sz="4" w:space="1" w:color="auto"/>
+          <w:left w:val="single" w:sz="4" w:space="4" w:color="auto"/>
+          <w:bottom w:val="single" w:sz="4" w:space="1" w:color="auto"/>
+          <w:right w:val="single" w:sz="4" w:space="4" w:color="auto"/>
+        </w:pBdr>
+        <w:ind w:left="1080"/>
+        <w:rPr>
+          <w:lang w:val="en-US"/>
+        </w:rPr>
+      </w:pPr>
+      <w:r>
+        <w:rPr>
+          <w:lang w:val="en-US"/>
+        </w:rPr>
+        <w:t>&lt;Chiều Dài&gt; = norm(&lt;Vector&gt;)</w:t>
+      </w:r>
+    </w:p>
+    <w:p>
+      <w:pPr>
+        <w:pStyle w:val="ListParagraph"/>
+        <w:numPr>
+          <w:ilvl w:val="0"/>
+          <w:numId w:val="3"/>
+        </w:numPr>
+        <w:rPr>
+          <w:lang w:val="en-US"/>
+        </w:rPr>
+      </w:pPr>
+      <w:r>
+        <w:rPr>
+          <w:lang w:val="en-US"/>
+        </w:rPr>
+        <w:t>&lt;Vector&gt; phải là Tensor sao cho có nhiều nhất 1 chiều có kích thước &gt; 1</w:t>
+      </w:r>
+    </w:p>
+    <w:p>
+      <w:pPr>
+        <w:pStyle w:val="ListParagraph"/>
+        <w:numPr>
+          <w:ilvl w:val="0"/>
+          <w:numId w:val="13"/>
+        </w:numPr>
+        <w:rPr>
+          <w:lang w:val="en-US"/>
+        </w:rPr>
+      </w:pPr>
+      <w:r>
+        <w:rPr>
+          <w:lang w:val="en-US"/>
+        </w:rPr>
+        <w:t>Trả Về Tensor Bị Lặp?</w:t>
+      </w:r>
+    </w:p>
+    <w:p>
+      <w:pPr>
+        <w:pStyle w:val="ListParagraph"/>
+        <w:pBdr>
+          <w:top w:val="single" w:sz="4" w:space="1" w:color="auto"/>
+          <w:left w:val="single" w:sz="4" w:space="4" w:color="auto"/>
+          <w:bottom w:val="single" w:sz="4" w:space="1" w:color="auto"/>
+          <w:right w:val="single" w:sz="4" w:space="4" w:color="auto"/>
+        </w:pBdr>
+        <w:ind w:left="1080"/>
+        <w:rPr>
+          <w:lang w:val="en-US"/>
+        </w:rPr>
+      </w:pPr>
+      <w:r>
+        <w:rPr>
+          <w:lang w:val="en-US"/>
+        </w:rPr>
+        <w:t>&lt;Tensor Lặp&gt; = repmat(&lt;Tensor&gt;, &lt;Số Lần Lặp Từng Chiều&gt;)</w:t>
+      </w:r>
+    </w:p>
+    <w:p>
+      <w:pPr>
+        <w:pStyle w:val="ListParagraph"/>
+        <w:numPr>
+          <w:ilvl w:val="0"/>
+          <w:numId w:val="3"/>
+        </w:numPr>
+        <w:rPr>
+          <w:lang w:val="en-US"/>
+        </w:rPr>
+      </w:pPr>
+      <w:r>
+        <w:rPr>
+          <w:lang w:val="en-US"/>
+        </w:rPr>
+        <w:t>Ví dụ</w:t>
+      </w:r>
+    </w:p>
+    <w:p>
+      <w:pPr>
+        <w:pStyle w:val="ListParagraph"/>
+        <w:pBdr>
+          <w:top w:val="single" w:sz="4" w:space="1" w:color="auto"/>
+          <w:left w:val="single" w:sz="4" w:space="4" w:color="auto"/>
+          <w:bottom w:val="single" w:sz="4" w:space="1" w:color="auto"/>
+          <w:right w:val="single" w:sz="4" w:space="4" w:color="auto"/>
+        </w:pBdr>
+        <w:ind w:left="1080"/>
+        <w:rPr>
+          <w:lang w:val="en-US"/>
+        </w:rPr>
+      </w:pPr>
+      <w:r>
+        <w:rPr>
+          <w:lang w:val="en-US"/>
+        </w:rPr>
+        <w:t>foo = repmat(bar, 2, 3)</w:t>
+      </w:r>
+    </w:p>
+    <w:p>
+      <w:pPr>
+        <w:pStyle w:val="ListParagraph"/>
+        <w:numPr>
+          <w:ilvl w:val="0"/>
+          <w:numId w:val="3"/>
+        </w:numPr>
+        <w:rPr>
+          <w:lang w:val="en-US"/>
+        </w:rPr>
+      </w:pPr>
+      <w:r>
+        <w:rPr>
+          <w:lang w:val="en-US"/>
+        </w:rPr>
+        <w:t>b</w:t>
+      </w:r>
+      <w:r>
+        <w:rPr>
+          <w:lang w:val="en-US"/>
+        </w:rPr>
+        <w:t>ar có Shape là (4, 5) thì foo có Shape là (8, 15)</w:t>
+      </w:r>
+    </w:p>
+    <w:p>
+      <w:pPr>
         <w:rPr>
           <w:lang w:val="en-US"/>
         </w:rPr>
@@ -8086,6 +9078,7 @@
         <w:rPr>
           <w:lang w:val="en-US"/>
         </w:rPr>
+        <w:lastRenderedPageBreak/>
         <w:t>Ví dụ</w:t>
       </w:r>
     </w:p>
@@ -8495,6 +9488,45 @@
         <w:pStyle w:val="ListParagraph"/>
         <w:numPr>
           <w:ilvl w:val="0"/>
+          <w:numId w:val="3"/>
+        </w:numPr>
+        <w:rPr>
+          <w:lang w:val="en-US"/>
+        </w:rPr>
+      </w:pPr>
+      <w:r>
+        <w:rPr>
+          <w:lang w:val="en-US"/>
+        </w:rPr>
+        <w:t>Để thay thế các kí tự trong &lt;Symbol&gt; = 1 giá trị nào đó</w:t>
+      </w:r>
+    </w:p>
+    <w:p>
+      <w:pPr>
+        <w:pStyle w:val="ListParagraph"/>
+        <w:pBdr>
+          <w:top w:val="single" w:sz="4" w:space="1" w:color="auto"/>
+          <w:left w:val="single" w:sz="4" w:space="4" w:color="auto"/>
+          <w:bottom w:val="single" w:sz="4" w:space="1" w:color="auto"/>
+          <w:right w:val="single" w:sz="4" w:space="4" w:color="auto"/>
+        </w:pBdr>
+        <w:ind w:left="1080"/>
+        <w:rPr>
+          <w:lang w:val="en-US"/>
+        </w:rPr>
+      </w:pPr>
+      <w:r>
+        <w:rPr>
+          <w:lang w:val="en-US"/>
+        </w:rPr>
+        <w:t>&lt;Kết Quả&gt; = subs(&lt;Symbol&gt;, &lt;Kí Tự Cũ&gt;, &lt;Giá Trị Mới&gt;)</w:t>
+      </w:r>
+    </w:p>
+    <w:p>
+      <w:pPr>
+        <w:pStyle w:val="ListParagraph"/>
+        <w:numPr>
+          <w:ilvl w:val="0"/>
           <w:numId w:val="19"/>
         </w:numPr>
         <w:rPr>
@@ -9041,253 +10073,253 @@
         <w:rPr>
           <w:lang w:val="en-US"/>
         </w:rPr>
+        <w:t>a</w:t>
+      </w:r>
+      <w:r>
+        <w:rPr>
+          <w:lang w:val="en-US"/>
+        </w:rPr>
+        <w:t>lice</w:t>
+      </w:r>
+      <w:r>
+        <w:rPr>
+          <w:lang w:val="en-US"/>
+        </w:rPr>
+        <w:t>1</w:t>
+      </w:r>
+      <w:r>
+        <w:rPr>
+          <w:lang w:val="en-US"/>
+        </w:rPr>
+        <w:t xml:space="preserve"> = rand(4, 5, 6)</w:t>
+      </w:r>
+    </w:p>
+    <w:p>
+      <w:pPr>
+        <w:pStyle w:val="ListParagraph"/>
+        <w:pBdr>
+          <w:top w:val="single" w:sz="4" w:space="1" w:color="auto"/>
+          <w:left w:val="single" w:sz="4" w:space="4" w:color="auto"/>
+          <w:bottom w:val="single" w:sz="4" w:space="1" w:color="auto"/>
+          <w:right w:val="single" w:sz="4" w:space="4" w:color="auto"/>
+        </w:pBdr>
+        <w:ind w:left="1080"/>
+        <w:rPr>
+          <w:lang w:val="en-US"/>
+        </w:rPr>
+      </w:pPr>
+      <w:r>
+        <w:rPr>
+          <w:lang w:val="en-US"/>
+        </w:rPr>
+        <w:t>alice2 = rand(4, 5, 6)</w:t>
+      </w:r>
+    </w:p>
+    <w:p>
+      <w:pPr>
+        <w:pStyle w:val="ListParagraph"/>
+        <w:pBdr>
+          <w:top w:val="single" w:sz="4" w:space="1" w:color="auto"/>
+          <w:left w:val="single" w:sz="4" w:space="4" w:color="auto"/>
+          <w:bottom w:val="single" w:sz="4" w:space="1" w:color="auto"/>
+          <w:right w:val="single" w:sz="4" w:space="4" w:color="auto"/>
+        </w:pBdr>
+        <w:ind w:left="1080"/>
+        <w:rPr>
+          <w:lang w:val="en-US"/>
+        </w:rPr>
+      </w:pPr>
+      <w:r>
+        <w:rPr>
+          <w:lang w:val="en-US"/>
+        </w:rPr>
+        <w:t>…</w:t>
+      </w:r>
+    </w:p>
+    <w:p>
+      <w:pPr>
+        <w:pStyle w:val="ListParagraph"/>
+        <w:pBdr>
+          <w:top w:val="single" w:sz="4" w:space="1" w:color="auto"/>
+          <w:left w:val="single" w:sz="4" w:space="4" w:color="auto"/>
+          <w:bottom w:val="single" w:sz="4" w:space="1" w:color="auto"/>
+          <w:right w:val="single" w:sz="4" w:space="4" w:color="auto"/>
+        </w:pBdr>
+        <w:ind w:left="1080"/>
+        <w:rPr>
+          <w:lang w:val="en-US"/>
+        </w:rPr>
+      </w:pPr>
+      <w:r>
+        <w:rPr>
+          <w:lang w:val="en-US"/>
+        </w:rPr>
+        <w:t>bob = f</w:t>
+      </w:r>
+      <w:r>
+        <w:rPr>
+          <w:lang w:val="en-US"/>
+        </w:rPr>
+        <w:t>oo(</w:t>
+      </w:r>
+      <w:r>
+        <w:rPr>
+          <w:lang w:val="en-US"/>
+        </w:rPr>
+        <w:t>alice1</w:t>
+      </w:r>
+      <w:r>
+        <w:rPr>
+          <w:lang w:val="en-US"/>
+        </w:rPr>
+        <w:t xml:space="preserve">, </w:t>
+      </w:r>
+      <w:r>
+        <w:rPr>
+          <w:lang w:val="en-US"/>
+        </w:rPr>
+        <w:t>alice2</w:t>
+      </w:r>
+      <w:r>
+        <w:rPr>
+          <w:lang w:val="en-US"/>
+        </w:rPr>
+        <w:t xml:space="preserve">, </w:t>
+      </w:r>
+      <w:r>
+        <w:rPr>
+          <w:lang w:val="en-US"/>
+        </w:rPr>
+        <w:t>alice3</w:t>
+      </w:r>
+      <w:r>
+        <w:rPr>
+          <w:lang w:val="en-US"/>
+        </w:rPr>
+        <w:t xml:space="preserve">, </w:t>
+      </w:r>
+      <w:r>
+        <w:rPr>
+          <w:lang w:val="en-US"/>
+        </w:rPr>
+        <w:t>alice4</w:t>
+      </w:r>
+      <w:r>
+        <w:rPr>
+          <w:lang w:val="en-US"/>
+        </w:rPr>
+        <w:t xml:space="preserve">, </w:t>
+      </w:r>
+      <w:r>
+        <w:rPr>
+          <w:lang w:val="en-US"/>
+        </w:rPr>
+        <w:t>alice5</w:t>
+      </w:r>
+      <w:r>
+        <w:rPr>
+          <w:lang w:val="en-US"/>
+        </w:rPr>
+        <w:t>)</w:t>
+      </w:r>
+    </w:p>
+    <w:p>
+      <w:pPr>
+        <w:pStyle w:val="ListParagraph"/>
+        <w:numPr>
+          <w:ilvl w:val="0"/>
+          <w:numId w:val="3"/>
+        </w:numPr>
+        <w:rPr>
+          <w:lang w:val="en-US"/>
+        </w:rPr>
+      </w:pPr>
+      <w:r>
+        <w:rPr>
+          <w:lang w:val="en-US"/>
+        </w:rPr>
+        <w:t>b</w:t>
+      </w:r>
+      <w:r>
+        <w:rPr>
+          <w:lang w:val="en-US"/>
+        </w:rPr>
+        <w:t xml:space="preserve">ob là </w:t>
+      </w:r>
+      <w:r>
+        <w:rPr>
+          <w:lang w:val="en-US"/>
+        </w:rPr>
+        <w:t>S</w:t>
+      </w:r>
+      <w:r>
+        <w:rPr>
+          <w:lang w:val="en-US"/>
+        </w:rPr>
+        <w:t>ymbol với Shape (4, 5, 6)</w:t>
+      </w:r>
+      <w:r>
+        <w:rPr>
+          <w:lang w:val="en-US"/>
+        </w:rPr>
+        <w:t>, = alice1.^2 + alice.^2 + alice5 + z</w:t>
+      </w:r>
+    </w:p>
+    <w:p>
+      <w:pPr>
+        <w:pStyle w:val="ListParagraph"/>
+        <w:numPr>
+          <w:ilvl w:val="0"/>
+          <w:numId w:val="19"/>
+        </w:numPr>
+        <w:rPr>
+          <w:lang w:val="en-US"/>
+        </w:rPr>
+      </w:pPr>
+      <w:r>
+        <w:rPr>
+          <w:lang w:val="en-US"/>
+        </w:rPr>
+        <w:t>Tạo 1 Lúc Nhiều Symbol?</w:t>
+      </w:r>
+    </w:p>
+    <w:p>
+      <w:pPr>
+        <w:pStyle w:val="ListParagraph"/>
+        <w:numPr>
+          <w:ilvl w:val="0"/>
+          <w:numId w:val="3"/>
+        </w:numPr>
+        <w:rPr>
+          <w:lang w:val="en-US"/>
+        </w:rPr>
+      </w:pPr>
+      <w:r>
+        <w:rPr>
+          <w:lang w:val="en-US"/>
+        </w:rPr>
+        <w:t>Tạo nhiều Symbol 1 x 1</w:t>
+      </w:r>
+    </w:p>
+    <w:p>
+      <w:pPr>
+        <w:pStyle w:val="ListParagraph"/>
+        <w:pBdr>
+          <w:top w:val="single" w:sz="4" w:space="1" w:color="auto"/>
+          <w:left w:val="single" w:sz="4" w:space="4" w:color="auto"/>
+          <w:bottom w:val="single" w:sz="4" w:space="1" w:color="auto"/>
+          <w:right w:val="single" w:sz="4" w:space="4" w:color="auto"/>
+        </w:pBdr>
+        <w:ind w:left="1080"/>
+        <w:rPr>
+          <w:lang w:val="en-US"/>
+        </w:rPr>
+      </w:pPr>
+      <w:r>
+        <w:rPr>
+          <w:lang w:val="en-US"/>
+        </w:rPr>
         <w:lastRenderedPageBreak/>
-        <w:t>a</w:t>
-      </w:r>
-      <w:r>
-        <w:rPr>
-          <w:lang w:val="en-US"/>
-        </w:rPr>
-        <w:t>lice</w:t>
-      </w:r>
-      <w:r>
-        <w:rPr>
-          <w:lang w:val="en-US"/>
-        </w:rPr>
-        <w:t>1</w:t>
-      </w:r>
-      <w:r>
-        <w:rPr>
-          <w:lang w:val="en-US"/>
-        </w:rPr>
-        <w:t xml:space="preserve"> = rand(4, 5, 6)</w:t>
-      </w:r>
-    </w:p>
-    <w:p>
-      <w:pPr>
-        <w:pStyle w:val="ListParagraph"/>
-        <w:pBdr>
-          <w:top w:val="single" w:sz="4" w:space="1" w:color="auto"/>
-          <w:left w:val="single" w:sz="4" w:space="4" w:color="auto"/>
-          <w:bottom w:val="single" w:sz="4" w:space="1" w:color="auto"/>
-          <w:right w:val="single" w:sz="4" w:space="4" w:color="auto"/>
-        </w:pBdr>
-        <w:ind w:left="1080"/>
-        <w:rPr>
-          <w:lang w:val="en-US"/>
-        </w:rPr>
-      </w:pPr>
-      <w:r>
-        <w:rPr>
-          <w:lang w:val="en-US"/>
-        </w:rPr>
-        <w:t>alice2 = rand(4, 5, 6)</w:t>
-      </w:r>
-    </w:p>
-    <w:p>
-      <w:pPr>
-        <w:pStyle w:val="ListParagraph"/>
-        <w:pBdr>
-          <w:top w:val="single" w:sz="4" w:space="1" w:color="auto"/>
-          <w:left w:val="single" w:sz="4" w:space="4" w:color="auto"/>
-          <w:bottom w:val="single" w:sz="4" w:space="1" w:color="auto"/>
-          <w:right w:val="single" w:sz="4" w:space="4" w:color="auto"/>
-        </w:pBdr>
-        <w:ind w:left="1080"/>
-        <w:rPr>
-          <w:lang w:val="en-US"/>
-        </w:rPr>
-      </w:pPr>
-      <w:r>
-        <w:rPr>
-          <w:lang w:val="en-US"/>
-        </w:rPr>
-        <w:t>…</w:t>
-      </w:r>
-    </w:p>
-    <w:p>
-      <w:pPr>
-        <w:pStyle w:val="ListParagraph"/>
-        <w:pBdr>
-          <w:top w:val="single" w:sz="4" w:space="1" w:color="auto"/>
-          <w:left w:val="single" w:sz="4" w:space="4" w:color="auto"/>
-          <w:bottom w:val="single" w:sz="4" w:space="1" w:color="auto"/>
-          <w:right w:val="single" w:sz="4" w:space="4" w:color="auto"/>
-        </w:pBdr>
-        <w:ind w:left="1080"/>
-        <w:rPr>
-          <w:lang w:val="en-US"/>
-        </w:rPr>
-      </w:pPr>
-      <w:r>
-        <w:rPr>
-          <w:lang w:val="en-US"/>
-        </w:rPr>
-        <w:t>bob = f</w:t>
-      </w:r>
-      <w:r>
-        <w:rPr>
-          <w:lang w:val="en-US"/>
-        </w:rPr>
-        <w:t>oo(</w:t>
-      </w:r>
-      <w:r>
-        <w:rPr>
-          <w:lang w:val="en-US"/>
-        </w:rPr>
-        <w:t>alice1</w:t>
-      </w:r>
-      <w:r>
-        <w:rPr>
-          <w:lang w:val="en-US"/>
-        </w:rPr>
-        <w:t xml:space="preserve">, </w:t>
-      </w:r>
-      <w:r>
-        <w:rPr>
-          <w:lang w:val="en-US"/>
-        </w:rPr>
-        <w:t>alice2</w:t>
-      </w:r>
-      <w:r>
-        <w:rPr>
-          <w:lang w:val="en-US"/>
-        </w:rPr>
-        <w:t xml:space="preserve">, </w:t>
-      </w:r>
-      <w:r>
-        <w:rPr>
-          <w:lang w:val="en-US"/>
-        </w:rPr>
-        <w:t>alice3</w:t>
-      </w:r>
-      <w:r>
-        <w:rPr>
-          <w:lang w:val="en-US"/>
-        </w:rPr>
-        <w:t xml:space="preserve">, </w:t>
-      </w:r>
-      <w:r>
-        <w:rPr>
-          <w:lang w:val="en-US"/>
-        </w:rPr>
-        <w:t>alice4</w:t>
-      </w:r>
-      <w:r>
-        <w:rPr>
-          <w:lang w:val="en-US"/>
-        </w:rPr>
-        <w:t xml:space="preserve">, </w:t>
-      </w:r>
-      <w:r>
-        <w:rPr>
-          <w:lang w:val="en-US"/>
-        </w:rPr>
-        <w:t>alice5</w:t>
-      </w:r>
-      <w:r>
-        <w:rPr>
-          <w:lang w:val="en-US"/>
-        </w:rPr>
-        <w:t>)</w:t>
-      </w:r>
-    </w:p>
-    <w:p>
-      <w:pPr>
-        <w:pStyle w:val="ListParagraph"/>
-        <w:numPr>
-          <w:ilvl w:val="0"/>
-          <w:numId w:val="3"/>
-        </w:numPr>
-        <w:rPr>
-          <w:lang w:val="en-US"/>
-        </w:rPr>
-      </w:pPr>
-      <w:r>
-        <w:rPr>
-          <w:lang w:val="en-US"/>
-        </w:rPr>
-        <w:t>b</w:t>
-      </w:r>
-      <w:r>
-        <w:rPr>
-          <w:lang w:val="en-US"/>
-        </w:rPr>
-        <w:t xml:space="preserve">ob là </w:t>
-      </w:r>
-      <w:r>
-        <w:rPr>
-          <w:lang w:val="en-US"/>
-        </w:rPr>
-        <w:t>S</w:t>
-      </w:r>
-      <w:r>
-        <w:rPr>
-          <w:lang w:val="en-US"/>
-        </w:rPr>
-        <w:t>ymbol với Shape (4, 5, 6)</w:t>
-      </w:r>
-      <w:r>
-        <w:rPr>
-          <w:lang w:val="en-US"/>
-        </w:rPr>
-        <w:t>, = alice1.^2 + alice.^2 + alice5 + z</w:t>
-      </w:r>
-    </w:p>
-    <w:p>
-      <w:pPr>
-        <w:pStyle w:val="ListParagraph"/>
-        <w:numPr>
-          <w:ilvl w:val="0"/>
-          <w:numId w:val="19"/>
-        </w:numPr>
-        <w:rPr>
-          <w:lang w:val="en-US"/>
-        </w:rPr>
-      </w:pPr>
-      <w:r>
-        <w:rPr>
-          <w:lang w:val="en-US"/>
-        </w:rPr>
-        <w:t>Tạo 1 Lúc Nhiều Symbol?</w:t>
-      </w:r>
-    </w:p>
-    <w:p>
-      <w:pPr>
-        <w:pStyle w:val="ListParagraph"/>
-        <w:numPr>
-          <w:ilvl w:val="0"/>
-          <w:numId w:val="3"/>
-        </w:numPr>
-        <w:rPr>
-          <w:lang w:val="en-US"/>
-        </w:rPr>
-      </w:pPr>
-      <w:r>
-        <w:rPr>
-          <w:lang w:val="en-US"/>
-        </w:rPr>
-        <w:t>Tạo nhiều Symbol 1 x 1</w:t>
-      </w:r>
-    </w:p>
-    <w:p>
-      <w:pPr>
-        <w:pStyle w:val="ListParagraph"/>
-        <w:pBdr>
-          <w:top w:val="single" w:sz="4" w:space="1" w:color="auto"/>
-          <w:left w:val="single" w:sz="4" w:space="4" w:color="auto"/>
-          <w:bottom w:val="single" w:sz="4" w:space="1" w:color="auto"/>
-          <w:right w:val="single" w:sz="4" w:space="4" w:color="auto"/>
-        </w:pBdr>
-        <w:ind w:left="1080"/>
-        <w:rPr>
-          <w:lang w:val="en-US"/>
-        </w:rPr>
-      </w:pPr>
-      <w:r>
-        <w:rPr>
-          <w:lang w:val="en-US"/>
-        </w:rPr>
         <w:t xml:space="preserve">syms &lt;Các </w:t>
       </w:r>
       <w:r>
@@ -10082,7 +11114,6 @@
               <w:rPr>
                 <w:lang w:val="en-US"/>
               </w:rPr>
-              <w:lastRenderedPageBreak/>
               <w:t>&lt;N&gt;</w:t>
             </w:r>
           </w:p>
@@ -10224,6 +11255,7 @@
         <w:rPr>
           <w:lang w:val="en-US"/>
         </w:rPr>
+        <w:lastRenderedPageBreak/>
         <w:t>&lt;Các Nghiệm&gt; = solve(&lt;</w:t>
       </w:r>
       <w:r>
@@ -11188,136 +12220,136 @@
         <w:rPr>
           <w:lang w:val="en-US"/>
         </w:rPr>
+        <w:t>&lt;X&gt; = linsolve(&lt;A&gt;, &lt;B&gt;)</w:t>
+      </w:r>
+    </w:p>
+    <w:p>
+      <w:pPr>
+        <w:pStyle w:val="ListParagraph"/>
+        <w:numPr>
+          <w:ilvl w:val="0"/>
+          <w:numId w:val="19"/>
+        </w:numPr>
+        <w:rPr>
+          <w:lang w:val="en-US"/>
+        </w:rPr>
+      </w:pPr>
+      <w:r>
+        <w:rPr>
+          <w:lang w:val="en-US"/>
+        </w:rPr>
+        <w:t xml:space="preserve">Giải </w:t>
+      </w:r>
+      <w:r>
+        <w:rPr>
+          <w:lang w:val="en-US"/>
+        </w:rPr>
+        <w:t>Phương Trình Vi Phân?</w:t>
+      </w:r>
+    </w:p>
+    <w:p>
+      <w:pPr>
+        <w:pStyle w:val="ListParagraph"/>
+        <w:numPr>
+          <w:ilvl w:val="0"/>
+          <w:numId w:val="3"/>
+        </w:numPr>
+        <w:rPr>
+          <w:lang w:val="en-US"/>
+        </w:rPr>
+      </w:pPr>
+      <w:r>
+        <w:rPr>
+          <w:lang w:val="en-US"/>
+        </w:rPr>
+        <w:t>Bước 1, tạo</w:t>
+      </w:r>
+      <w:r>
+        <w:rPr>
+          <w:lang w:val="en-US"/>
+        </w:rPr>
+        <w:t xml:space="preserve"> </w:t>
+      </w:r>
+      <w:r>
+        <w:rPr>
+          <w:lang w:val="en-US"/>
+        </w:rPr>
+        <w:t xml:space="preserve">Symbolic Function </w:t>
+      </w:r>
+      <w:r>
+        <w:rPr>
+          <w:lang w:val="en-US"/>
+        </w:rPr>
+        <w:t>A</w:t>
+      </w:r>
+      <w:r>
+        <w:rPr>
+          <w:lang w:val="en-US"/>
+        </w:rPr>
+        <w:t xml:space="preserve"> 1 x 1, trong ô duy nhất của nó chứa kí hiệu hàm chưa biết biểu thức</w:t>
+      </w:r>
+      <w:r>
+        <w:rPr>
+          <w:lang w:val="en-US"/>
+        </w:rPr>
+        <w:t>, mình muốn tìm biểu thức của nó</w:t>
+      </w:r>
+    </w:p>
+    <w:p>
+      <w:pPr>
+        <w:pStyle w:val="ListParagraph"/>
+        <w:numPr>
+          <w:ilvl w:val="0"/>
+          <w:numId w:val="3"/>
+        </w:numPr>
+        <w:rPr>
+          <w:lang w:val="en-US"/>
+        </w:rPr>
+      </w:pPr>
+      <w:r>
+        <w:rPr>
+          <w:lang w:val="en-US"/>
+        </w:rPr>
+        <w:t>Bước 2, tạo Symbolic Equation B là 1 phương trình vi phân, chứa đạo hàm của A</w:t>
+      </w:r>
+    </w:p>
+    <w:p>
+      <w:pPr>
+        <w:pStyle w:val="ListParagraph"/>
+        <w:numPr>
+          <w:ilvl w:val="0"/>
+          <w:numId w:val="3"/>
+        </w:numPr>
+        <w:rPr>
+          <w:lang w:val="en-US"/>
+        </w:rPr>
+      </w:pPr>
+      <w:r>
+        <w:rPr>
+          <w:lang w:val="en-US"/>
+        </w:rPr>
+        <w:t>Bước 3, đưa B vào hàm giải phương trình vi phân, để trả về biểu thức của A</w:t>
+      </w:r>
+    </w:p>
+    <w:p>
+      <w:pPr>
+        <w:pStyle w:val="ListParagraph"/>
+        <w:pBdr>
+          <w:top w:val="single" w:sz="4" w:space="1" w:color="auto"/>
+          <w:left w:val="single" w:sz="4" w:space="4" w:color="auto"/>
+          <w:bottom w:val="single" w:sz="4" w:space="1" w:color="auto"/>
+          <w:right w:val="single" w:sz="4" w:space="4" w:color="auto"/>
+        </w:pBdr>
+        <w:ind w:left="1080"/>
+        <w:rPr>
+          <w:lang w:val="en-US"/>
+        </w:rPr>
+      </w:pPr>
+      <w:r>
+        <w:rPr>
+          <w:lang w:val="en-US"/>
+        </w:rPr>
         <w:lastRenderedPageBreak/>
-        <w:t>&lt;X&gt; = linsolve(&lt;A&gt;, &lt;B&gt;)</w:t>
-      </w:r>
-    </w:p>
-    <w:p>
-      <w:pPr>
-        <w:pStyle w:val="ListParagraph"/>
-        <w:numPr>
-          <w:ilvl w:val="0"/>
-          <w:numId w:val="19"/>
-        </w:numPr>
-        <w:rPr>
-          <w:lang w:val="en-US"/>
-        </w:rPr>
-      </w:pPr>
-      <w:r>
-        <w:rPr>
-          <w:lang w:val="en-US"/>
-        </w:rPr>
-        <w:t xml:space="preserve">Giải </w:t>
-      </w:r>
-      <w:r>
-        <w:rPr>
-          <w:lang w:val="en-US"/>
-        </w:rPr>
-        <w:t>Phương Trình Vi Phân?</w:t>
-      </w:r>
-    </w:p>
-    <w:p>
-      <w:pPr>
-        <w:pStyle w:val="ListParagraph"/>
-        <w:numPr>
-          <w:ilvl w:val="0"/>
-          <w:numId w:val="3"/>
-        </w:numPr>
-        <w:rPr>
-          <w:lang w:val="en-US"/>
-        </w:rPr>
-      </w:pPr>
-      <w:r>
-        <w:rPr>
-          <w:lang w:val="en-US"/>
-        </w:rPr>
-        <w:t>Bước 1, tạo</w:t>
-      </w:r>
-      <w:r>
-        <w:rPr>
-          <w:lang w:val="en-US"/>
-        </w:rPr>
-        <w:t xml:space="preserve"> </w:t>
-      </w:r>
-      <w:r>
-        <w:rPr>
-          <w:lang w:val="en-US"/>
-        </w:rPr>
-        <w:t xml:space="preserve">Symbolic Function </w:t>
-      </w:r>
-      <w:r>
-        <w:rPr>
-          <w:lang w:val="en-US"/>
-        </w:rPr>
-        <w:t>A</w:t>
-      </w:r>
-      <w:r>
-        <w:rPr>
-          <w:lang w:val="en-US"/>
-        </w:rPr>
-        <w:t xml:space="preserve"> 1 x 1, trong ô duy nhất của nó chứa kí hiệu hàm chưa biết biểu thức</w:t>
-      </w:r>
-      <w:r>
-        <w:rPr>
-          <w:lang w:val="en-US"/>
-        </w:rPr>
-        <w:t>, mình muốn tìm biểu thức của nó</w:t>
-      </w:r>
-    </w:p>
-    <w:p>
-      <w:pPr>
-        <w:pStyle w:val="ListParagraph"/>
-        <w:numPr>
-          <w:ilvl w:val="0"/>
-          <w:numId w:val="3"/>
-        </w:numPr>
-        <w:rPr>
-          <w:lang w:val="en-US"/>
-        </w:rPr>
-      </w:pPr>
-      <w:r>
-        <w:rPr>
-          <w:lang w:val="en-US"/>
-        </w:rPr>
-        <w:t>Bước 2, tạo Symbolic Equation B là 1 phương trình vi phân, chứa đạo hàm của A</w:t>
-      </w:r>
-    </w:p>
-    <w:p>
-      <w:pPr>
-        <w:pStyle w:val="ListParagraph"/>
-        <w:numPr>
-          <w:ilvl w:val="0"/>
-          <w:numId w:val="3"/>
-        </w:numPr>
-        <w:rPr>
-          <w:lang w:val="en-US"/>
-        </w:rPr>
-      </w:pPr>
-      <w:r>
-        <w:rPr>
-          <w:lang w:val="en-US"/>
-        </w:rPr>
-        <w:t>Bước 3, đưa B vào hàm giải phương trình vi phân, để trả về biểu thức của A</w:t>
-      </w:r>
-    </w:p>
-    <w:p>
-      <w:pPr>
-        <w:pStyle w:val="ListParagraph"/>
-        <w:pBdr>
-          <w:top w:val="single" w:sz="4" w:space="1" w:color="auto"/>
-          <w:left w:val="single" w:sz="4" w:space="4" w:color="auto"/>
-          <w:bottom w:val="single" w:sz="4" w:space="1" w:color="auto"/>
-          <w:right w:val="single" w:sz="4" w:space="4" w:color="auto"/>
-        </w:pBdr>
-        <w:ind w:left="1080"/>
-        <w:rPr>
-          <w:lang w:val="en-US"/>
-        </w:rPr>
-      </w:pPr>
-      <w:r>
-        <w:rPr>
-          <w:lang w:val="en-US"/>
-        </w:rPr>
         <w:t>&lt;Solution&gt; = dsolve(&lt;</w:t>
       </w:r>
       <w:r>
@@ -12601,32 +13633,368 @@
         <w:rPr>
           <w:lang w:val="en-US"/>
         </w:rPr>
+        <w:t>Cách Hoạt Động?</w:t>
+      </w:r>
+    </w:p>
+    <w:p>
+      <w:pPr>
+        <w:pStyle w:val="ListParagraph"/>
+        <w:numPr>
+          <w:ilvl w:val="0"/>
+          <w:numId w:val="3"/>
+        </w:numPr>
+        <w:rPr>
+          <w:lang w:val="en-US"/>
+        </w:rPr>
+      </w:pPr>
+      <w:r>
+        <w:rPr>
+          <w:lang w:val="en-US"/>
+        </w:rPr>
+        <w:t>Y chang Matplotlib nhưng các Figure chạy song song và không làm tạm dừng chương trình, đồng thời có thể qua lại giữa các Figure</w:t>
+      </w:r>
+      <w:r>
+        <w:rPr>
+          <w:lang w:val="en-US"/>
+        </w:rPr>
+        <w:t xml:space="preserve"> và các Subplot</w:t>
+      </w:r>
+    </w:p>
+    <w:p>
+      <w:pPr>
+        <w:pStyle w:val="ListParagraph"/>
+        <w:numPr>
+          <w:ilvl w:val="0"/>
+          <w:numId w:val="11"/>
+        </w:numPr>
+        <w:rPr>
+          <w:lang w:val="en-US"/>
+        </w:rPr>
+      </w:pPr>
+      <w:r>
+        <w:rPr>
+          <w:lang w:val="en-US"/>
+        </w:rPr>
+        <w:t>Tạo 1 Figure Mới Và Chuyển Sang Làm Việc Trên Figure Này?</w:t>
+      </w:r>
+    </w:p>
+    <w:p>
+      <w:pPr>
+        <w:pStyle w:val="ListParagraph"/>
+        <w:pBdr>
+          <w:top w:val="single" w:sz="4" w:space="1" w:color="auto"/>
+          <w:left w:val="single" w:sz="4" w:space="4" w:color="auto"/>
+          <w:bottom w:val="single" w:sz="4" w:space="1" w:color="auto"/>
+          <w:right w:val="single" w:sz="4" w:space="4" w:color="auto"/>
+        </w:pBdr>
+        <w:ind w:left="1080"/>
+        <w:rPr>
+          <w:lang w:val="en-US"/>
+        </w:rPr>
+      </w:pPr>
+      <w:r>
+        <w:rPr>
+          <w:lang w:val="en-US"/>
+        </w:rPr>
+        <w:t xml:space="preserve">&lt;Figure&gt; = </w:t>
+      </w:r>
+      <w:r>
+        <w:rPr>
+          <w:lang w:val="en-US"/>
+        </w:rPr>
+        <w:t>figure(&lt;Index&gt;)</w:t>
+      </w:r>
+    </w:p>
+    <w:p>
+      <w:pPr>
+        <w:pStyle w:val="ListParagraph"/>
+        <w:numPr>
+          <w:ilvl w:val="0"/>
+          <w:numId w:val="3"/>
+        </w:numPr>
+        <w:rPr>
+          <w:lang w:val="en-US"/>
+        </w:rPr>
+      </w:pPr>
+      <w:r>
+        <w:rPr>
+          <w:lang w:val="en-US"/>
+        </w:rPr>
+        <w:t>Nếu đã có Figure với &lt;Index&gt; rồi thì chỉ chuyển sang làm việc trên Figure này</w:t>
+      </w:r>
+    </w:p>
+    <w:p>
+      <w:pPr>
+        <w:pStyle w:val="ListParagraph"/>
+        <w:numPr>
+          <w:ilvl w:val="0"/>
+          <w:numId w:val="3"/>
+        </w:numPr>
+        <w:rPr>
+          <w:lang w:val="en-US"/>
+        </w:rPr>
+      </w:pPr>
+      <w:r>
+        <w:rPr>
+          <w:lang w:val="en-US"/>
+        </w:rPr>
         <w:lastRenderedPageBreak/>
-        <w:t>Cách Hoạt Động?</w:t>
-      </w:r>
-    </w:p>
-    <w:p>
-      <w:pPr>
-        <w:pStyle w:val="ListParagraph"/>
-        <w:numPr>
-          <w:ilvl w:val="0"/>
-          <w:numId w:val="3"/>
-        </w:numPr>
-        <w:rPr>
-          <w:lang w:val="en-US"/>
-        </w:rPr>
-      </w:pPr>
-      <w:r>
-        <w:rPr>
-          <w:lang w:val="en-US"/>
-        </w:rPr>
-        <w:t>Y chang Matplotlib nhưng các Figure chạy song song và không làm tạm dừng chương trình, đồng thời có thể qua lại giữa các Figure</w:t>
-      </w:r>
-      <w:r>
-        <w:rPr>
-          <w:lang w:val="en-US"/>
-        </w:rPr>
-        <w:t xml:space="preserve"> và các Subplot</w:t>
+        <w:t>Để trả Tensor có Shape (1, 4), lấy góc trái dưới của &lt;Figure&gt; làm mốc, 4 giá trị từ trái qua phải lần lượt có ý nghĩa là mốc ở bên phải cạnh trái màn hình bao nhiêu Pixel, mốc ở trên cạnh dưới màn hình bao nhiêu Pixel, chiều rộng và chiều cao &lt;Figure&gt; tính theo Pixel</w:t>
+      </w:r>
+    </w:p>
+    <w:p>
+      <w:pPr>
+        <w:pStyle w:val="ListParagraph"/>
+        <w:pBdr>
+          <w:top w:val="single" w:sz="4" w:space="1" w:color="auto"/>
+          <w:left w:val="single" w:sz="4" w:space="4" w:color="auto"/>
+          <w:bottom w:val="single" w:sz="4" w:space="1" w:color="auto"/>
+          <w:right w:val="single" w:sz="4" w:space="4" w:color="auto"/>
+        </w:pBdr>
+        <w:ind w:left="1080"/>
+        <w:rPr>
+          <w:lang w:val="en-US"/>
+        </w:rPr>
+      </w:pPr>
+      <w:r>
+        <w:rPr>
+          <w:lang w:val="en-US"/>
+        </w:rPr>
+        <w:t>&lt;Figure&gt;.Position</w:t>
+      </w:r>
+    </w:p>
+    <w:p>
+      <w:pPr>
+        <w:pStyle w:val="ListParagraph"/>
+        <w:numPr>
+          <w:ilvl w:val="0"/>
+          <w:numId w:val="3"/>
+        </w:numPr>
+        <w:rPr>
+          <w:lang w:val="en-US"/>
+        </w:rPr>
+      </w:pPr>
+      <w:r>
+        <w:rPr>
+          <w:lang w:val="en-US"/>
+        </w:rPr>
+        <w:t>Để chỉnh lại các thông số trên</w:t>
+      </w:r>
+    </w:p>
+    <w:p>
+      <w:pPr>
+        <w:pStyle w:val="ListParagraph"/>
+        <w:pBdr>
+          <w:top w:val="single" w:sz="4" w:space="1" w:color="auto"/>
+          <w:left w:val="single" w:sz="4" w:space="4" w:color="auto"/>
+          <w:bottom w:val="single" w:sz="4" w:space="1" w:color="auto"/>
+          <w:right w:val="single" w:sz="4" w:space="4" w:color="auto"/>
+        </w:pBdr>
+        <w:ind w:left="1080"/>
+        <w:rPr>
+          <w:lang w:val="en-US"/>
+        </w:rPr>
+      </w:pPr>
+      <w:r>
+        <w:rPr>
+          <w:lang w:val="en-US"/>
+        </w:rPr>
+        <w:t>&lt;Figure&gt;.Position = [&lt;4 Thông Số&gt;]</w:t>
+      </w:r>
+    </w:p>
+    <w:p>
+      <w:pPr>
+        <w:pStyle w:val="ListParagraph"/>
+        <w:numPr>
+          <w:ilvl w:val="0"/>
+          <w:numId w:val="3"/>
+        </w:numPr>
+        <w:rPr>
+          <w:lang w:val="en-US"/>
+        </w:rPr>
+      </w:pPr>
+      <w:r>
+        <w:rPr>
+          <w:lang w:val="en-US"/>
+        </w:rPr>
+        <w:t>Ví dụ</w:t>
+      </w:r>
+    </w:p>
+    <w:p>
+      <w:pPr>
+        <w:pStyle w:val="ListParagraph"/>
+        <w:pBdr>
+          <w:top w:val="single" w:sz="4" w:space="1" w:color="auto"/>
+          <w:left w:val="single" w:sz="4" w:space="4" w:color="auto"/>
+          <w:bottom w:val="single" w:sz="4" w:space="1" w:color="auto"/>
+          <w:right w:val="single" w:sz="4" w:space="4" w:color="auto"/>
+        </w:pBdr>
+        <w:ind w:left="1080"/>
+        <w:rPr>
+          <w:lang w:val="en-US"/>
+        </w:rPr>
+      </w:pPr>
+      <w:r>
+        <w:rPr>
+          <w:lang w:val="en-US"/>
+        </w:rPr>
+        <w:t>foo.Position = [0 0 500 500]</w:t>
+      </w:r>
+    </w:p>
+    <w:p>
+      <w:pPr>
+        <w:pStyle w:val="ListParagraph"/>
+        <w:numPr>
+          <w:ilvl w:val="0"/>
+          <w:numId w:val="3"/>
+        </w:numPr>
+        <w:rPr>
+          <w:lang w:val="en-US"/>
+        </w:rPr>
+      </w:pPr>
+      <w:r>
+        <w:rPr>
+          <w:lang w:val="en-US"/>
+        </w:rPr>
+        <w:t>Để trả về &lt;Index&gt; của &lt;Figure&gt;</w:t>
+      </w:r>
+    </w:p>
+    <w:p>
+      <w:pPr>
+        <w:pStyle w:val="ListParagraph"/>
+        <w:pBdr>
+          <w:top w:val="single" w:sz="4" w:space="1" w:color="auto"/>
+          <w:left w:val="single" w:sz="4" w:space="4" w:color="auto"/>
+          <w:bottom w:val="single" w:sz="4" w:space="1" w:color="auto"/>
+          <w:right w:val="single" w:sz="4" w:space="4" w:color="auto"/>
+        </w:pBdr>
+        <w:ind w:left="1080"/>
+        <w:rPr>
+          <w:lang w:val="en-US"/>
+        </w:rPr>
+      </w:pPr>
+      <w:r>
+        <w:rPr>
+          <w:lang w:val="en-US"/>
+        </w:rPr>
+        <w:t>&lt;Figure&gt;.Number</w:t>
+      </w:r>
+    </w:p>
+    <w:p>
+      <w:pPr>
+        <w:pStyle w:val="ListParagraph"/>
+        <w:numPr>
+          <w:ilvl w:val="0"/>
+          <w:numId w:val="3"/>
+        </w:numPr>
+        <w:rPr>
+          <w:lang w:val="en-US"/>
+        </w:rPr>
+      </w:pPr>
+      <w:r>
+        <w:rPr>
+          <w:lang w:val="en-US"/>
+        </w:rPr>
+        <w:t xml:space="preserve">Để kiểm tra xem </w:t>
+      </w:r>
+      <w:r>
+        <w:rPr>
+          <w:lang w:val="en-US"/>
+        </w:rPr>
+        <w:t>&lt;Figure&gt; có bị đóng</w:t>
+      </w:r>
+    </w:p>
+    <w:p>
+      <w:pPr>
+        <w:pStyle w:val="ListParagraph"/>
+        <w:pBdr>
+          <w:top w:val="single" w:sz="4" w:space="1" w:color="auto"/>
+          <w:left w:val="single" w:sz="4" w:space="4" w:color="auto"/>
+          <w:bottom w:val="single" w:sz="4" w:space="1" w:color="auto"/>
+          <w:right w:val="single" w:sz="4" w:space="4" w:color="auto"/>
+        </w:pBdr>
+        <w:ind w:left="1080"/>
+        <w:rPr>
+          <w:lang w:val="en-US"/>
+        </w:rPr>
+      </w:pPr>
+      <w:r>
+        <w:rPr>
+          <w:lang w:val="en-US"/>
+        </w:rPr>
+        <w:t>&lt;Check&gt; = ishandle(&lt;</w:t>
+      </w:r>
+      <w:r>
+        <w:rPr>
+          <w:lang w:val="en-US"/>
+        </w:rPr>
+        <w:t>Figure</w:t>
+      </w:r>
+      <w:r>
+        <w:rPr>
+          <w:lang w:val="en-US"/>
+        </w:rPr>
+        <w:t>&gt;)</w:t>
+      </w:r>
+    </w:p>
+    <w:p>
+      <w:pPr>
+        <w:pStyle w:val="ListParagraph"/>
+        <w:numPr>
+          <w:ilvl w:val="0"/>
+          <w:numId w:val="3"/>
+        </w:numPr>
+        <w:rPr>
+          <w:lang w:val="en-US"/>
+        </w:rPr>
+      </w:pPr>
+      <w:r>
+        <w:rPr>
+          <w:lang w:val="en-US"/>
+        </w:rPr>
+        <w:t xml:space="preserve">&lt;Check&gt; = 1 khi có </w:t>
+      </w:r>
+      <w:r>
+        <w:rPr>
+          <w:lang w:val="en-US"/>
+        </w:rPr>
+        <w:t>&lt;</w:t>
+      </w:r>
+      <w:r>
+        <w:rPr>
+          <w:lang w:val="en-US"/>
+        </w:rPr>
+        <w:t>Figure</w:t>
+      </w:r>
+      <w:r>
+        <w:rPr>
+          <w:lang w:val="en-US"/>
+        </w:rPr>
+        <w:t>&gt;</w:t>
+      </w:r>
+      <w:r>
+        <w:rPr>
+          <w:lang w:val="en-US"/>
+        </w:rPr>
+        <w:t xml:space="preserve">, = 0 khi </w:t>
+      </w:r>
+      <w:r>
+        <w:rPr>
+          <w:lang w:val="en-US"/>
+        </w:rPr>
+        <w:t>&lt;</w:t>
+      </w:r>
+      <w:r>
+        <w:rPr>
+          <w:lang w:val="en-US"/>
+        </w:rPr>
+        <w:t>Figure</w:t>
+      </w:r>
+      <w:r>
+        <w:rPr>
+          <w:lang w:val="en-US"/>
+        </w:rPr>
+        <w:t>&gt; bị đóng</w:t>
       </w:r>
     </w:p>
     <w:p>
@@ -12644,169 +14012,106 @@
         <w:rPr>
           <w:lang w:val="en-US"/>
         </w:rPr>
-        <w:t>Tạo 1 Figure Mới Và Chuyển Sang Làm Việc Trên Figure Này?</w:t>
-      </w:r>
-    </w:p>
-    <w:p>
-      <w:pPr>
-        <w:pStyle w:val="ListParagraph"/>
-        <w:pBdr>
-          <w:top w:val="single" w:sz="4" w:space="1" w:color="auto"/>
-          <w:left w:val="single" w:sz="4" w:space="4" w:color="auto"/>
-          <w:bottom w:val="single" w:sz="4" w:space="1" w:color="auto"/>
-          <w:right w:val="single" w:sz="4" w:space="4" w:color="auto"/>
-        </w:pBdr>
-        <w:ind w:left="1080"/>
-        <w:rPr>
-          <w:lang w:val="en-US"/>
-        </w:rPr>
-      </w:pPr>
-      <w:r>
-        <w:rPr>
-          <w:lang w:val="en-US"/>
-        </w:rPr>
-        <w:t xml:space="preserve">&lt;Figure&gt; = </w:t>
-      </w:r>
-      <w:r>
-        <w:rPr>
-          <w:lang w:val="en-US"/>
-        </w:rPr>
-        <w:t>figure(&lt;Index&gt;)</w:t>
-      </w:r>
-    </w:p>
-    <w:p>
-      <w:pPr>
-        <w:pStyle w:val="ListParagraph"/>
-        <w:numPr>
-          <w:ilvl w:val="0"/>
-          <w:numId w:val="3"/>
-        </w:numPr>
-        <w:rPr>
-          <w:lang w:val="en-US"/>
-        </w:rPr>
-      </w:pPr>
-      <w:r>
-        <w:rPr>
-          <w:lang w:val="en-US"/>
-        </w:rPr>
-        <w:t>Nếu đã có Figure với &lt;Index&gt; rồi thì chỉ chuyển sang làm việc trên Figure này</w:t>
-      </w:r>
-    </w:p>
-    <w:p>
-      <w:pPr>
-        <w:pStyle w:val="ListParagraph"/>
-        <w:numPr>
-          <w:ilvl w:val="0"/>
-          <w:numId w:val="3"/>
-        </w:numPr>
-        <w:rPr>
-          <w:lang w:val="en-US"/>
-        </w:rPr>
-      </w:pPr>
-      <w:r>
-        <w:rPr>
-          <w:lang w:val="en-US"/>
-        </w:rPr>
-        <w:t>Để trả Tensor có Shape (1, 4), lấy góc trái dưới của &lt;Figure&gt; làm mốc, 4 giá trị từ trái qua phải lần lượt có ý nghĩa là mốc ở bên phải cạnh trái màn hình bao nhiêu Pixel, mốc ở trên cạnh dưới màn hình bao nhiêu Pixel, chiều rộng và chiều cao &lt;Figure&gt; tính theo Pixel</w:t>
-      </w:r>
-    </w:p>
-    <w:p>
-      <w:pPr>
-        <w:pStyle w:val="ListParagraph"/>
-        <w:pBdr>
-          <w:top w:val="single" w:sz="4" w:space="1" w:color="auto"/>
-          <w:left w:val="single" w:sz="4" w:space="4" w:color="auto"/>
-          <w:bottom w:val="single" w:sz="4" w:space="1" w:color="auto"/>
-          <w:right w:val="single" w:sz="4" w:space="4" w:color="auto"/>
-        </w:pBdr>
-        <w:ind w:left="1080"/>
-        <w:rPr>
-          <w:lang w:val="en-US"/>
-        </w:rPr>
-      </w:pPr>
-      <w:r>
-        <w:rPr>
-          <w:lang w:val="en-US"/>
-        </w:rPr>
-        <w:t>&lt;Figure&gt;.Position</w:t>
-      </w:r>
-    </w:p>
-    <w:p>
-      <w:pPr>
-        <w:pStyle w:val="ListParagraph"/>
-        <w:numPr>
-          <w:ilvl w:val="0"/>
-          <w:numId w:val="3"/>
-        </w:numPr>
-        <w:rPr>
-          <w:lang w:val="en-US"/>
-        </w:rPr>
-      </w:pPr>
-      <w:r>
-        <w:rPr>
-          <w:lang w:val="en-US"/>
-        </w:rPr>
-        <w:t>Để chỉnh lại các thông số trên</w:t>
-      </w:r>
-    </w:p>
-    <w:p>
-      <w:pPr>
-        <w:pStyle w:val="ListParagraph"/>
-        <w:pBdr>
-          <w:top w:val="single" w:sz="4" w:space="1" w:color="auto"/>
-          <w:left w:val="single" w:sz="4" w:space="4" w:color="auto"/>
-          <w:bottom w:val="single" w:sz="4" w:space="1" w:color="auto"/>
-          <w:right w:val="single" w:sz="4" w:space="4" w:color="auto"/>
-        </w:pBdr>
-        <w:ind w:left="1080"/>
-        <w:rPr>
-          <w:lang w:val="en-US"/>
-        </w:rPr>
-      </w:pPr>
-      <w:r>
-        <w:rPr>
-          <w:lang w:val="en-US"/>
-        </w:rPr>
-        <w:t>&lt;Figure&gt;.Position = [&lt;4 Thông Số&gt;]</w:t>
-      </w:r>
-    </w:p>
-    <w:p>
-      <w:pPr>
-        <w:pStyle w:val="ListParagraph"/>
-        <w:numPr>
-          <w:ilvl w:val="0"/>
-          <w:numId w:val="3"/>
-        </w:numPr>
-        <w:rPr>
-          <w:lang w:val="en-US"/>
-        </w:rPr>
-      </w:pPr>
-      <w:r>
-        <w:rPr>
-          <w:lang w:val="en-US"/>
-        </w:rPr>
-        <w:t>Ví dụ</w:t>
-      </w:r>
-    </w:p>
-    <w:p>
-      <w:pPr>
-        <w:pStyle w:val="ListParagraph"/>
-        <w:pBdr>
-          <w:top w:val="single" w:sz="4" w:space="1" w:color="auto"/>
-          <w:left w:val="single" w:sz="4" w:space="4" w:color="auto"/>
-          <w:bottom w:val="single" w:sz="4" w:space="1" w:color="auto"/>
-          <w:right w:val="single" w:sz="4" w:space="4" w:color="auto"/>
-        </w:pBdr>
-        <w:ind w:left="1080"/>
-        <w:rPr>
-          <w:lang w:val="en-US"/>
-        </w:rPr>
-      </w:pPr>
-      <w:r>
-        <w:rPr>
-          <w:lang w:val="en-US"/>
-        </w:rPr>
-        <w:t>foo.Position = [0 0 500 500]</w:t>
+        <w:t>Tạo 1 Subplot Trong Figure Hiện Tại</w:t>
+      </w:r>
+      <w:r>
+        <w:rPr>
+          <w:lang w:val="en-US"/>
+        </w:rPr>
+        <w:t xml:space="preserve"> Và Chuyển Sang Làm Việc Trên Đó?</w:t>
+      </w:r>
+    </w:p>
+    <w:p>
+      <w:pPr>
+        <w:pStyle w:val="ListParagraph"/>
+        <w:pBdr>
+          <w:top w:val="single" w:sz="4" w:space="1" w:color="auto"/>
+          <w:left w:val="single" w:sz="4" w:space="4" w:color="auto"/>
+          <w:bottom w:val="single" w:sz="4" w:space="1" w:color="auto"/>
+          <w:right w:val="single" w:sz="4" w:space="4" w:color="auto"/>
+        </w:pBdr>
+        <w:ind w:left="1080"/>
+        <w:rPr>
+          <w:lang w:val="en-US"/>
+        </w:rPr>
+      </w:pPr>
+      <w:r>
+        <w:rPr>
+          <w:lang w:val="en-US"/>
+        </w:rPr>
+        <w:t>subplot(</w:t>
+      </w:r>
+      <w:r>
+        <w:rPr>
+          <w:lang w:val="en-US"/>
+        </w:rPr>
+        <w:t>&lt;Số Hàng&gt;, &lt;Số Cột&gt;, &lt;Index&gt;)</w:t>
+      </w:r>
+    </w:p>
+    <w:p>
+      <w:pPr>
+        <w:pStyle w:val="ListParagraph"/>
+        <w:numPr>
+          <w:ilvl w:val="0"/>
+          <w:numId w:val="15"/>
+        </w:numPr>
+        <w:rPr>
+          <w:lang w:val="en-US"/>
+        </w:rPr>
+      </w:pPr>
+      <w:r>
+        <w:rPr>
+          <w:lang w:val="en-US"/>
+        </w:rPr>
+        <w:t>Y chang khi tạo Subplot trong Matplotlib</w:t>
+      </w:r>
+    </w:p>
+    <w:p>
+      <w:pPr>
+        <w:pStyle w:val="ListParagraph"/>
+        <w:numPr>
+          <w:ilvl w:val="0"/>
+          <w:numId w:val="15"/>
+        </w:numPr>
+        <w:rPr>
+          <w:lang w:val="en-US"/>
+        </w:rPr>
+      </w:pPr>
+      <w:r>
+        <w:rPr>
+          <w:lang w:val="en-US"/>
+        </w:rPr>
+        <w:t xml:space="preserve">Nếu đã có Subplot vừa khít với Subplot này thì chuyển </w:t>
+      </w:r>
+      <w:r>
+        <w:rPr>
+          <w:lang w:val="en-US"/>
+        </w:rPr>
+        <w:t xml:space="preserve">ngay </w:t>
+      </w:r>
+      <w:r>
+        <w:rPr>
+          <w:lang w:val="en-US"/>
+        </w:rPr>
+        <w:t>sang làm việc trên Subplot đó</w:t>
+      </w:r>
+    </w:p>
+    <w:p>
+      <w:pPr>
+        <w:pStyle w:val="ListParagraph"/>
+        <w:numPr>
+          <w:ilvl w:val="0"/>
+          <w:numId w:val="15"/>
+        </w:numPr>
+        <w:rPr>
+          <w:lang w:val="en-US"/>
+        </w:rPr>
+      </w:pPr>
+      <w:r>
+        <w:rPr>
+          <w:lang w:val="en-US"/>
+        </w:rPr>
+        <w:t>Nếu Subplot này đè lên 1 tí Subplot khác là Subplot khác bay màu</w:t>
       </w:r>
     </w:p>
     <w:p>
@@ -12824,40 +14129,7 @@
         <w:rPr>
           <w:lang w:val="en-US"/>
         </w:rPr>
-        <w:t>Tạo 1 Subplot Trong Figure Hiện Tại</w:t>
-      </w:r>
-      <w:r>
-        <w:rPr>
-          <w:lang w:val="en-US"/>
-        </w:rPr>
-        <w:t xml:space="preserve"> Và Chuyển Sang Làm Việc Trên Đó?</w:t>
-      </w:r>
-    </w:p>
-    <w:p>
-      <w:pPr>
-        <w:pStyle w:val="ListParagraph"/>
-        <w:pBdr>
-          <w:top w:val="single" w:sz="4" w:space="1" w:color="auto"/>
-          <w:left w:val="single" w:sz="4" w:space="4" w:color="auto"/>
-          <w:bottom w:val="single" w:sz="4" w:space="1" w:color="auto"/>
-          <w:right w:val="single" w:sz="4" w:space="4" w:color="auto"/>
-        </w:pBdr>
-        <w:ind w:left="1080"/>
-        <w:rPr>
-          <w:lang w:val="en-US"/>
-        </w:rPr>
-      </w:pPr>
-      <w:r>
-        <w:rPr>
-          <w:lang w:val="en-US"/>
-        </w:rPr>
-        <w:t>subplot(</w:t>
-      </w:r>
-      <w:r>
-        <w:rPr>
-          <w:lang w:val="en-US"/>
-        </w:rPr>
-        <w:t>&lt;Số Hàng&gt;, &lt;Số Cột&gt;, &lt;Index&gt;)</w:t>
+        <w:t>Chỉ Định Trạng Thái Của Subplot Hiện Tại?</w:t>
       </w:r>
     </w:p>
     <w:p>
@@ -12875,7 +14147,13 @@
         <w:rPr>
           <w:lang w:val="en-US"/>
         </w:rPr>
-        <w:t>Y chang khi tạo Subplot trong Matplotlib</w:t>
+        <w:t>Trạng thái mặc định của Subplot là nếu có Plot mới thì xóa toàn bộ Plot cũ trên nó</w:t>
+      </w:r>
+      <w:r>
+        <w:rPr>
+          <w:lang w:val="en-US"/>
+        </w:rPr>
+        <w:t>, đồng thời không có lưới tọa độ, lưới tọa độ y chang Matplotlib</w:t>
       </w:r>
     </w:p>
     <w:p>
@@ -12893,19 +14171,28 @@
         <w:rPr>
           <w:lang w:val="en-US"/>
         </w:rPr>
-        <w:t xml:space="preserve">Nếu đã có Subplot vừa khít với Subplot này thì chuyển </w:t>
-      </w:r>
-      <w:r>
-        <w:rPr>
-          <w:lang w:val="en-US"/>
-        </w:rPr>
-        <w:t xml:space="preserve">ngay </w:t>
-      </w:r>
-      <w:r>
-        <w:rPr>
-          <w:lang w:val="en-US"/>
-        </w:rPr>
-        <w:t>sang làm việc trên Subplot đó</w:t>
+        <w:t>Để chuyển sang trạng thái không xóa Plot cũ</w:t>
+      </w:r>
+    </w:p>
+    <w:p>
+      <w:pPr>
+        <w:pStyle w:val="ListParagraph"/>
+        <w:pBdr>
+          <w:top w:val="single" w:sz="4" w:space="1" w:color="auto"/>
+          <w:left w:val="single" w:sz="4" w:space="4" w:color="auto"/>
+          <w:bottom w:val="single" w:sz="4" w:space="1" w:color="auto"/>
+          <w:right w:val="single" w:sz="4" w:space="4" w:color="auto"/>
+        </w:pBdr>
+        <w:ind w:left="1080"/>
+        <w:rPr>
+          <w:lang w:val="en-US"/>
+        </w:rPr>
+      </w:pPr>
+      <w:r>
+        <w:rPr>
+          <w:lang w:val="en-US"/>
+        </w:rPr>
+        <w:t>hold on</w:t>
       </w:r>
     </w:p>
     <w:p>
@@ -12923,7 +14210,130 @@
         <w:rPr>
           <w:lang w:val="en-US"/>
         </w:rPr>
-        <w:t>Nếu Subplot này đè lên 1 tí Subplot khác là Subplot khác bay màu</w:t>
+        <w:t>Để chuyển sang trạng thái</w:t>
+      </w:r>
+      <w:r>
+        <w:rPr>
+          <w:lang w:val="en-US"/>
+        </w:rPr>
+        <w:t xml:space="preserve"> </w:t>
+      </w:r>
+      <w:r>
+        <w:rPr>
+          <w:lang w:val="en-US"/>
+        </w:rPr>
+        <w:t>mặc định</w:t>
+      </w:r>
+      <w:r>
+        <w:rPr>
+          <w:lang w:val="en-US"/>
+        </w:rPr>
+        <w:t xml:space="preserve"> </w:t>
+      </w:r>
+      <w:r>
+        <w:rPr>
+          <w:lang w:val="en-US"/>
+        </w:rPr>
+        <w:t>sẽ xóa Plot cũ</w:t>
+      </w:r>
+    </w:p>
+    <w:p>
+      <w:pPr>
+        <w:pStyle w:val="ListParagraph"/>
+        <w:pBdr>
+          <w:top w:val="single" w:sz="4" w:space="1" w:color="auto"/>
+          <w:left w:val="single" w:sz="4" w:space="4" w:color="auto"/>
+          <w:bottom w:val="single" w:sz="4" w:space="1" w:color="auto"/>
+          <w:right w:val="single" w:sz="4" w:space="4" w:color="auto"/>
+        </w:pBdr>
+        <w:ind w:left="1080"/>
+        <w:rPr>
+          <w:lang w:val="en-US"/>
+        </w:rPr>
+      </w:pPr>
+      <w:r>
+        <w:rPr>
+          <w:lang w:val="en-US"/>
+        </w:rPr>
+        <w:t>hold off</w:t>
+      </w:r>
+    </w:p>
+    <w:p>
+      <w:pPr>
+        <w:pStyle w:val="ListParagraph"/>
+        <w:numPr>
+          <w:ilvl w:val="0"/>
+          <w:numId w:val="15"/>
+        </w:numPr>
+        <w:rPr>
+          <w:lang w:val="en-US"/>
+        </w:rPr>
+      </w:pPr>
+      <w:r>
+        <w:rPr>
+          <w:lang w:val="en-US"/>
+        </w:rPr>
+        <w:t>Để chuyển sang trạng thái có lưới tọa độ</w:t>
+      </w:r>
+    </w:p>
+    <w:p>
+      <w:pPr>
+        <w:pStyle w:val="ListParagraph"/>
+        <w:pBdr>
+          <w:top w:val="single" w:sz="4" w:space="1" w:color="auto"/>
+          <w:left w:val="single" w:sz="4" w:space="4" w:color="auto"/>
+          <w:bottom w:val="single" w:sz="4" w:space="1" w:color="auto"/>
+          <w:right w:val="single" w:sz="4" w:space="4" w:color="auto"/>
+        </w:pBdr>
+        <w:ind w:left="1080"/>
+        <w:rPr>
+          <w:lang w:val="en-US"/>
+        </w:rPr>
+      </w:pPr>
+      <w:r>
+        <w:rPr>
+          <w:lang w:val="en-US"/>
+        </w:rPr>
+        <w:t>grid on</w:t>
+      </w:r>
+    </w:p>
+    <w:p>
+      <w:pPr>
+        <w:pStyle w:val="ListParagraph"/>
+        <w:numPr>
+          <w:ilvl w:val="0"/>
+          <w:numId w:val="15"/>
+        </w:numPr>
+        <w:rPr>
+          <w:lang w:val="en-US"/>
+        </w:rPr>
+      </w:pPr>
+      <w:r>
+        <w:rPr>
+          <w:lang w:val="en-US"/>
+        </w:rPr>
+        <w:t>Để chuyển sang trạng thái mặc định không có lưới tọa độ</w:t>
+      </w:r>
+    </w:p>
+    <w:p>
+      <w:pPr>
+        <w:pStyle w:val="ListParagraph"/>
+        <w:pBdr>
+          <w:top w:val="single" w:sz="4" w:space="1" w:color="auto"/>
+          <w:left w:val="single" w:sz="4" w:space="4" w:color="auto"/>
+          <w:bottom w:val="single" w:sz="4" w:space="1" w:color="auto"/>
+          <w:right w:val="single" w:sz="4" w:space="4" w:color="auto"/>
+        </w:pBdr>
+        <w:ind w:left="1080"/>
+        <w:rPr>
+          <w:lang w:val="en-US"/>
+        </w:rPr>
+      </w:pPr>
+      <w:r>
+        <w:rPr>
+          <w:lang w:val="en-US"/>
+        </w:rPr>
+        <w:t>grid off</w:t>
       </w:r>
     </w:p>
     <w:p>
@@ -12941,211 +14351,220 @@
         <w:rPr>
           <w:lang w:val="en-US"/>
         </w:rPr>
-        <w:t>Chỉ Định Trạng Thái Của Subplot Hiện Tại?</w:t>
-      </w:r>
-    </w:p>
-    <w:p>
-      <w:pPr>
-        <w:pStyle w:val="ListParagraph"/>
-        <w:numPr>
-          <w:ilvl w:val="0"/>
-          <w:numId w:val="15"/>
-        </w:numPr>
-        <w:rPr>
-          <w:lang w:val="en-US"/>
-        </w:rPr>
-      </w:pPr>
-      <w:r>
-        <w:rPr>
-          <w:lang w:val="en-US"/>
-        </w:rPr>
-        <w:t>Trạng thái mặc định của Subplot là nếu có Plot mới thì xóa toàn bộ Plot cũ trên nó</w:t>
-      </w:r>
-      <w:r>
-        <w:rPr>
-          <w:lang w:val="en-US"/>
-        </w:rPr>
-        <w:t>, đồng thời không có lưới tọa độ, lưới tọa độ y chang Matplotlib</w:t>
-      </w:r>
-    </w:p>
-    <w:p>
-      <w:pPr>
-        <w:pStyle w:val="ListParagraph"/>
-        <w:numPr>
-          <w:ilvl w:val="0"/>
-          <w:numId w:val="15"/>
-        </w:numPr>
-        <w:rPr>
-          <w:lang w:val="en-US"/>
-        </w:rPr>
-      </w:pPr>
-      <w:r>
-        <w:rPr>
-          <w:lang w:val="en-US"/>
-        </w:rPr>
-        <w:t>Để chuyển sang trạng thái không xóa Plot cũ</w:t>
-      </w:r>
-    </w:p>
-    <w:p>
-      <w:pPr>
-        <w:pStyle w:val="ListParagraph"/>
-        <w:pBdr>
-          <w:top w:val="single" w:sz="4" w:space="1" w:color="auto"/>
-          <w:left w:val="single" w:sz="4" w:space="4" w:color="auto"/>
-          <w:bottom w:val="single" w:sz="4" w:space="1" w:color="auto"/>
-          <w:right w:val="single" w:sz="4" w:space="4" w:color="auto"/>
-        </w:pBdr>
-        <w:ind w:left="1080"/>
-        <w:rPr>
-          <w:lang w:val="en-US"/>
-        </w:rPr>
-      </w:pPr>
-      <w:r>
-        <w:rPr>
-          <w:lang w:val="en-US"/>
-        </w:rPr>
-        <w:t>hold on</w:t>
-      </w:r>
-    </w:p>
-    <w:p>
-      <w:pPr>
-        <w:pStyle w:val="ListParagraph"/>
-        <w:numPr>
-          <w:ilvl w:val="0"/>
-          <w:numId w:val="15"/>
-        </w:numPr>
-        <w:rPr>
-          <w:lang w:val="en-US"/>
-        </w:rPr>
-      </w:pPr>
-      <w:r>
-        <w:rPr>
-          <w:lang w:val="en-US"/>
-        </w:rPr>
-        <w:t>Để chuyển sang trạng thái</w:t>
-      </w:r>
-      <w:r>
-        <w:rPr>
-          <w:lang w:val="en-US"/>
-        </w:rPr>
-        <w:t xml:space="preserve"> </w:t>
-      </w:r>
-      <w:r>
-        <w:rPr>
-          <w:lang w:val="en-US"/>
-        </w:rPr>
-        <w:t>mặc định</w:t>
-      </w:r>
-      <w:r>
-        <w:rPr>
-          <w:lang w:val="en-US"/>
-        </w:rPr>
-        <w:t xml:space="preserve"> </w:t>
-      </w:r>
-      <w:r>
-        <w:rPr>
-          <w:lang w:val="en-US"/>
-        </w:rPr>
-        <w:t>sẽ xóa Plot cũ</w:t>
-      </w:r>
-    </w:p>
-    <w:p>
-      <w:pPr>
-        <w:pStyle w:val="ListParagraph"/>
-        <w:pBdr>
-          <w:top w:val="single" w:sz="4" w:space="1" w:color="auto"/>
-          <w:left w:val="single" w:sz="4" w:space="4" w:color="auto"/>
-          <w:bottom w:val="single" w:sz="4" w:space="1" w:color="auto"/>
-          <w:right w:val="single" w:sz="4" w:space="4" w:color="auto"/>
-        </w:pBdr>
-        <w:ind w:left="1080"/>
-        <w:rPr>
-          <w:lang w:val="en-US"/>
-        </w:rPr>
-      </w:pPr>
-      <w:r>
-        <w:rPr>
-          <w:lang w:val="en-US"/>
-        </w:rPr>
-        <w:t>hold off</w:t>
-      </w:r>
-    </w:p>
-    <w:p>
-      <w:pPr>
-        <w:pStyle w:val="ListParagraph"/>
-        <w:numPr>
-          <w:ilvl w:val="0"/>
-          <w:numId w:val="15"/>
-        </w:numPr>
-        <w:rPr>
-          <w:lang w:val="en-US"/>
-        </w:rPr>
-      </w:pPr>
-      <w:r>
-        <w:rPr>
-          <w:lang w:val="en-US"/>
-        </w:rPr>
-        <w:t>Để chuyển sang trạng thái có lưới tọa độ</w:t>
-      </w:r>
-    </w:p>
-    <w:p>
-      <w:pPr>
-        <w:pStyle w:val="ListParagraph"/>
-        <w:pBdr>
-          <w:top w:val="single" w:sz="4" w:space="1" w:color="auto"/>
-          <w:left w:val="single" w:sz="4" w:space="4" w:color="auto"/>
-          <w:bottom w:val="single" w:sz="4" w:space="1" w:color="auto"/>
-          <w:right w:val="single" w:sz="4" w:space="4" w:color="auto"/>
-        </w:pBdr>
-        <w:ind w:left="1080"/>
-        <w:rPr>
-          <w:lang w:val="en-US"/>
-        </w:rPr>
-      </w:pPr>
-      <w:r>
-        <w:rPr>
-          <w:lang w:val="en-US"/>
-        </w:rPr>
-        <w:t>grid on</w:t>
-      </w:r>
-    </w:p>
-    <w:p>
-      <w:pPr>
-        <w:pStyle w:val="ListParagraph"/>
-        <w:numPr>
-          <w:ilvl w:val="0"/>
-          <w:numId w:val="15"/>
-        </w:numPr>
-        <w:rPr>
-          <w:lang w:val="en-US"/>
-        </w:rPr>
-      </w:pPr>
-      <w:r>
-        <w:rPr>
-          <w:lang w:val="en-US"/>
-        </w:rPr>
-        <w:t>Để chuyển sang trạng thái mặc định không có lưới tọa độ</w:t>
-      </w:r>
-    </w:p>
-    <w:p>
-      <w:pPr>
-        <w:pStyle w:val="ListParagraph"/>
-        <w:pBdr>
-          <w:top w:val="single" w:sz="4" w:space="1" w:color="auto"/>
-          <w:left w:val="single" w:sz="4" w:space="4" w:color="auto"/>
-          <w:bottom w:val="single" w:sz="4" w:space="1" w:color="auto"/>
-          <w:right w:val="single" w:sz="4" w:space="4" w:color="auto"/>
-        </w:pBdr>
-        <w:ind w:left="1080"/>
-        <w:rPr>
-          <w:lang w:val="en-US"/>
-        </w:rPr>
-      </w:pPr>
-      <w:r>
-        <w:rPr>
-          <w:lang w:val="en-US"/>
-        </w:rPr>
-        <w:t>grid off</w:t>
+        <w:t>Plot Đồ Thị 2D</w:t>
+      </w:r>
+      <w:r>
+        <w:rPr>
+          <w:lang w:val="en-US"/>
+        </w:rPr>
+        <w:t xml:space="preserve"> Vào Subplot Hiện Tại?</w:t>
+      </w:r>
+    </w:p>
+    <w:p>
+      <w:pPr>
+        <w:pStyle w:val="ListParagraph"/>
+        <w:pBdr>
+          <w:top w:val="single" w:sz="4" w:space="1" w:color="auto"/>
+          <w:left w:val="single" w:sz="4" w:space="4" w:color="auto"/>
+          <w:bottom w:val="single" w:sz="4" w:space="1" w:color="auto"/>
+          <w:right w:val="single" w:sz="4" w:space="4" w:color="auto"/>
+        </w:pBdr>
+        <w:ind w:left="1080"/>
+        <w:rPr>
+          <w:lang w:val="en-US"/>
+        </w:rPr>
+      </w:pPr>
+      <w:r>
+        <w:rPr>
+          <w:lang w:val="en-US"/>
+        </w:rPr>
+        <w:t xml:space="preserve">&lt;Line&gt; = </w:t>
+      </w:r>
+      <w:r>
+        <w:rPr>
+          <w:lang w:val="en-US"/>
+        </w:rPr>
+        <w:t>plot(&lt;X&gt;, &lt;Y&gt;</w:t>
+      </w:r>
+      <w:r>
+        <w:rPr>
+          <w:lang w:val="en-US"/>
+        </w:rPr>
+        <w:t>, &lt;Style&gt;</w:t>
+      </w:r>
+      <w:r>
+        <w:rPr>
+          <w:lang w:val="en-US"/>
+        </w:rPr>
+        <w:t>)</w:t>
+      </w:r>
+    </w:p>
+    <w:p>
+      <w:pPr>
+        <w:pStyle w:val="ListParagraph"/>
+        <w:numPr>
+          <w:ilvl w:val="0"/>
+          <w:numId w:val="3"/>
+        </w:numPr>
+        <w:rPr>
+          <w:lang w:val="en-US"/>
+        </w:rPr>
+      </w:pPr>
+      <w:r>
+        <w:rPr>
+          <w:lang w:val="en-US"/>
+        </w:rPr>
+        <w:t>Trường hợp 1, &lt;X&gt; và &lt;Y&gt; là ma trận chỉ có 1 hàng hoặc cột, nhưng có số phần tử = nhau</w:t>
+      </w:r>
+    </w:p>
+    <w:p>
+      <w:pPr>
+        <w:pStyle w:val="ListParagraph"/>
+        <w:numPr>
+          <w:ilvl w:val="0"/>
+          <w:numId w:val="3"/>
+        </w:numPr>
+        <w:rPr>
+          <w:lang w:val="en-US"/>
+        </w:rPr>
+      </w:pPr>
+      <w:r>
+        <w:rPr>
+          <w:lang w:val="en-US"/>
+        </w:rPr>
+        <w:t xml:space="preserve">Giống Plot </w:t>
+      </w:r>
+      <w:r>
+        <w:rPr>
+          <w:lang w:val="en-US"/>
+        </w:rPr>
+        <w:t xml:space="preserve">1 </w:t>
+      </w:r>
+      <w:r>
+        <w:rPr>
+          <w:lang w:val="en-US"/>
+        </w:rPr>
+        <w:t>Line trong Matplotlib</w:t>
+      </w:r>
+    </w:p>
+    <w:p>
+      <w:pPr>
+        <w:pStyle w:val="ListParagraph"/>
+        <w:numPr>
+          <w:ilvl w:val="0"/>
+          <w:numId w:val="3"/>
+        </w:numPr>
+        <w:rPr>
+          <w:lang w:val="en-US"/>
+        </w:rPr>
+      </w:pPr>
+      <w:r>
+        <w:rPr>
+          <w:lang w:val="en-US"/>
+        </w:rPr>
+        <w:t xml:space="preserve">Trường hợp 2, &lt;X&gt; và &lt;Y&gt; là 2 ma trận </w:t>
+      </w:r>
+      <w:r>
+        <w:rPr>
+          <w:lang w:val="en-US"/>
+        </w:rPr>
+        <w:t>cùng Shape, hoặc 1 trong 2 là cột hoặc hàng, khi đó số phần tử phải = số dòng của ma trận còn lại để Broadcast</w:t>
+      </w:r>
+    </w:p>
+    <w:p>
+      <w:pPr>
+        <w:pStyle w:val="ListParagraph"/>
+        <w:numPr>
+          <w:ilvl w:val="0"/>
+          <w:numId w:val="3"/>
+        </w:numPr>
+        <w:rPr>
+          <w:lang w:val="en-US"/>
+        </w:rPr>
+      </w:pPr>
+      <w:r>
+        <w:rPr>
+          <w:lang w:val="en-US"/>
+        </w:rPr>
+        <w:t>Giống Plot nhiều Line trong Matplotlib, mỗi cột trong ma trận là 1 Line</w:t>
+      </w:r>
+    </w:p>
+    <w:p>
+      <w:pPr>
+        <w:pStyle w:val="ListParagraph"/>
+        <w:numPr>
+          <w:ilvl w:val="0"/>
+          <w:numId w:val="3"/>
+        </w:numPr>
+        <w:rPr>
+          <w:lang w:val="en-US"/>
+        </w:rPr>
+      </w:pPr>
+      <w:r>
+        <w:rPr>
+          <w:lang w:val="en-US"/>
+        </w:rPr>
+        <w:t>&lt;Style&gt; là 1 String chỉ định màu, kiểu đường, … của tất cả các Line</w:t>
+      </w:r>
+    </w:p>
+    <w:p>
+      <w:pPr>
+        <w:pStyle w:val="ListParagraph"/>
+        <w:numPr>
+          <w:ilvl w:val="0"/>
+          <w:numId w:val="3"/>
+        </w:numPr>
+        <w:rPr>
+          <w:lang w:val="en-US"/>
+        </w:rPr>
+      </w:pPr>
+      <w:r>
+        <w:rPr>
+          <w:lang w:val="en-US"/>
+        </w:rPr>
+        <w:t>Ta có thể cập nhật lại &lt;X&gt; và &lt;Y&gt; của &lt;Line&gt; và ngay lập tức đồ thị của nó được cập nhật</w:t>
+      </w:r>
+    </w:p>
+    <w:p>
+      <w:pPr>
+        <w:pStyle w:val="ListParagraph"/>
+        <w:pBdr>
+          <w:top w:val="single" w:sz="4" w:space="1" w:color="auto"/>
+          <w:left w:val="single" w:sz="4" w:space="4" w:color="auto"/>
+          <w:bottom w:val="single" w:sz="4" w:space="1" w:color="auto"/>
+          <w:right w:val="single" w:sz="4" w:space="4" w:color="auto"/>
+        </w:pBdr>
+        <w:ind w:left="1080"/>
+        <w:rPr>
+          <w:lang w:val="en-US"/>
+        </w:rPr>
+      </w:pPr>
+      <w:r>
+        <w:rPr>
+          <w:lang w:val="en-US"/>
+        </w:rPr>
+        <w:t>&lt;Line&gt;.XData = &lt;X Mới&gt;</w:t>
+      </w:r>
+    </w:p>
+    <w:p>
+      <w:pPr>
+        <w:pStyle w:val="ListParagraph"/>
+        <w:pBdr>
+          <w:top w:val="single" w:sz="4" w:space="1" w:color="auto"/>
+          <w:left w:val="single" w:sz="4" w:space="4" w:color="auto"/>
+          <w:bottom w:val="single" w:sz="4" w:space="1" w:color="auto"/>
+          <w:right w:val="single" w:sz="4" w:space="4" w:color="auto"/>
+        </w:pBdr>
+        <w:ind w:left="1080"/>
+        <w:rPr>
+          <w:lang w:val="en-US"/>
+        </w:rPr>
+      </w:pPr>
+      <w:r>
+        <w:rPr>
+          <w:lang w:val="en-US"/>
+        </w:rPr>
+        <w:t>&lt;Line&gt;.YData = &lt;Y Mới&gt;</w:t>
       </w:r>
     </w:p>
     <w:p>
@@ -13163,41 +14582,150 @@
         <w:rPr>
           <w:lang w:val="en-US"/>
         </w:rPr>
-        <w:t>Plot Đồ Thị 2D</w:t>
-      </w:r>
-      <w:r>
-        <w:rPr>
-          <w:lang w:val="en-US"/>
-        </w:rPr>
-        <w:t xml:space="preserve"> Vào Subplot Hiện Tại?</w:t>
-      </w:r>
-    </w:p>
-    <w:p>
-      <w:pPr>
-        <w:pStyle w:val="ListParagraph"/>
-        <w:pBdr>
-          <w:top w:val="single" w:sz="4" w:space="1" w:color="auto"/>
-          <w:left w:val="single" w:sz="4" w:space="4" w:color="auto"/>
-          <w:bottom w:val="single" w:sz="4" w:space="1" w:color="auto"/>
-          <w:right w:val="single" w:sz="4" w:space="4" w:color="auto"/>
-        </w:pBdr>
-        <w:ind w:left="1080"/>
-        <w:rPr>
-          <w:lang w:val="en-US"/>
-        </w:rPr>
-      </w:pPr>
-      <w:r>
-        <w:rPr>
-          <w:lang w:val="en-US"/>
-        </w:rPr>
-        <w:t>plot(&lt;X&gt;, &lt;Y&gt;</w:t>
-      </w:r>
-      <w:r>
-        <w:rPr>
-          <w:lang w:val="en-US"/>
-        </w:rPr>
-        <w:t>, &lt;Style&gt;</w:t>
-      </w:r>
+        <w:t>Plot 1 Đống Vector Vào Subplot Hiện Tại?</w:t>
+      </w:r>
+    </w:p>
+    <w:p>
+      <w:pPr>
+        <w:pStyle w:val="ListParagraph"/>
+        <w:pBdr>
+          <w:top w:val="single" w:sz="4" w:space="1" w:color="auto"/>
+          <w:left w:val="single" w:sz="4" w:space="4" w:color="auto"/>
+          <w:bottom w:val="single" w:sz="4" w:space="1" w:color="auto"/>
+          <w:right w:val="single" w:sz="4" w:space="4" w:color="auto"/>
+        </w:pBdr>
+        <w:ind w:left="1080"/>
+        <w:rPr>
+          <w:lang w:val="en-US"/>
+        </w:rPr>
+      </w:pPr>
+      <w:r>
+        <w:rPr>
+          <w:lang w:val="en-US"/>
+        </w:rPr>
+        <w:lastRenderedPageBreak/>
+        <w:t xml:space="preserve">&lt;Quiver&gt; = </w:t>
+      </w:r>
+      <w:r>
+        <w:rPr>
+          <w:lang w:val="en-US"/>
+        </w:rPr>
+        <w:t>quiver(</w:t>
+      </w:r>
+    </w:p>
+    <w:p>
+      <w:pPr>
+        <w:pStyle w:val="ListParagraph"/>
+        <w:pBdr>
+          <w:top w:val="single" w:sz="4" w:space="1" w:color="auto"/>
+          <w:left w:val="single" w:sz="4" w:space="4" w:color="auto"/>
+          <w:bottom w:val="single" w:sz="4" w:space="1" w:color="auto"/>
+          <w:right w:val="single" w:sz="4" w:space="4" w:color="auto"/>
+        </w:pBdr>
+        <w:ind w:left="1080"/>
+        <w:rPr>
+          <w:lang w:val="en-US"/>
+        </w:rPr>
+      </w:pPr>
+      <w:r>
+        <w:rPr>
+          <w:lang w:val="en-US"/>
+        </w:rPr>
+        <w:t xml:space="preserve">    </w:t>
+      </w:r>
+      <w:r>
+        <w:rPr>
+          <w:lang w:val="en-US"/>
+        </w:rPr>
+        <w:t>&lt;X&gt;, &lt;Y&gt;, &lt;U&gt;, &lt;V&gt;, 0</w:t>
+      </w:r>
+      <w:r>
+        <w:rPr>
+          <w:lang w:val="en-US"/>
+        </w:rPr>
+        <w:t xml:space="preserve">, </w:t>
+      </w:r>
+    </w:p>
+    <w:p>
+      <w:pPr>
+        <w:pStyle w:val="ListParagraph"/>
+        <w:pBdr>
+          <w:top w:val="single" w:sz="4" w:space="1" w:color="auto"/>
+          <w:left w:val="single" w:sz="4" w:space="4" w:color="auto"/>
+          <w:bottom w:val="single" w:sz="4" w:space="1" w:color="auto"/>
+          <w:right w:val="single" w:sz="4" w:space="4" w:color="auto"/>
+        </w:pBdr>
+        <w:ind w:left="1080"/>
+        <w:rPr>
+          <w:lang w:val="en-US"/>
+        </w:rPr>
+      </w:pPr>
+      <w:r>
+        <w:rPr>
+          <w:lang w:val="en-US"/>
+        </w:rPr>
+        <w:t xml:space="preserve">    </w:t>
+      </w:r>
+      <w:r>
+        <w:rPr>
+          <w:lang w:val="en-US"/>
+        </w:rPr>
+        <w:t>'linewidth"</w:t>
+      </w:r>
+      <w:r>
+        <w:rPr>
+          <w:lang w:val="en-US"/>
+        </w:rPr>
+        <w:t xml:space="preserve">, &lt;Độ Rộng Vector&gt;, </w:t>
+      </w:r>
+    </w:p>
+    <w:p>
+      <w:pPr>
+        <w:pStyle w:val="ListParagraph"/>
+        <w:pBdr>
+          <w:top w:val="single" w:sz="4" w:space="1" w:color="auto"/>
+          <w:left w:val="single" w:sz="4" w:space="4" w:color="auto"/>
+          <w:bottom w:val="single" w:sz="4" w:space="1" w:color="auto"/>
+          <w:right w:val="single" w:sz="4" w:space="4" w:color="auto"/>
+        </w:pBdr>
+        <w:ind w:left="1080"/>
+        <w:rPr>
+          <w:lang w:val="en-US"/>
+        </w:rPr>
+      </w:pPr>
+      <w:r>
+        <w:rPr>
+          <w:lang w:val="en-US"/>
+        </w:rPr>
+        <w:t xml:space="preserve">    </w:t>
+      </w:r>
+      <w:r>
+        <w:rPr>
+          <w:lang w:val="en-US"/>
+        </w:rPr>
+        <w:t>'MaxHeadSize'</w:t>
+      </w:r>
+      <w:r>
+        <w:rPr>
+          <w:lang w:val="en-US"/>
+        </w:rPr>
+        <w:t>, &lt;Độ To Đầu Mũi Tên&gt;</w:t>
+      </w:r>
+    </w:p>
+    <w:p>
+      <w:pPr>
+        <w:pStyle w:val="ListParagraph"/>
+        <w:pBdr>
+          <w:top w:val="single" w:sz="4" w:space="1" w:color="auto"/>
+          <w:left w:val="single" w:sz="4" w:space="4" w:color="auto"/>
+          <w:bottom w:val="single" w:sz="4" w:space="1" w:color="auto"/>
+          <w:right w:val="single" w:sz="4" w:space="4" w:color="auto"/>
+        </w:pBdr>
+        <w:ind w:left="1080"/>
+        <w:rPr>
+          <w:lang w:val="en-US"/>
+        </w:rPr>
+      </w:pPr>
       <w:r>
         <w:rPr>
           <w:lang w:val="en-US"/>
@@ -13220,97 +14748,478 @@
         <w:rPr>
           <w:lang w:val="en-US"/>
         </w:rPr>
-        <w:t>Trường hợp 1, &lt;X&gt; và &lt;Y&gt; là ma trận chỉ có 1 hàng hoặc cột, nhưng có số phần tử = nhau</w:t>
-      </w:r>
-    </w:p>
-    <w:p>
-      <w:pPr>
-        <w:pStyle w:val="ListParagraph"/>
-        <w:numPr>
-          <w:ilvl w:val="0"/>
-          <w:numId w:val="3"/>
-        </w:numPr>
-        <w:rPr>
-          <w:lang w:val="en-US"/>
-        </w:rPr>
-      </w:pPr>
-      <w:r>
-        <w:rPr>
-          <w:lang w:val="en-US"/>
-        </w:rPr>
-        <w:t xml:space="preserve">Giống Plot </w:t>
-      </w:r>
-      <w:r>
-        <w:rPr>
-          <w:lang w:val="en-US"/>
-        </w:rPr>
-        <w:t xml:space="preserve">1 </w:t>
-      </w:r>
-      <w:r>
-        <w:rPr>
-          <w:lang w:val="en-US"/>
-        </w:rPr>
-        <w:t>Line trong Matplotlib</w:t>
-      </w:r>
-    </w:p>
-    <w:p>
-      <w:pPr>
-        <w:pStyle w:val="ListParagraph"/>
-        <w:numPr>
-          <w:ilvl w:val="0"/>
-          <w:numId w:val="3"/>
-        </w:numPr>
-        <w:rPr>
-          <w:lang w:val="en-US"/>
-        </w:rPr>
-      </w:pPr>
-      <w:r>
-        <w:rPr>
-          <w:lang w:val="en-US"/>
-        </w:rPr>
-        <w:t xml:space="preserve">Trường hợp 2, &lt;X&gt; và &lt;Y&gt; là 2 ma trận </w:t>
-      </w:r>
-      <w:r>
-        <w:rPr>
-          <w:lang w:val="en-US"/>
-        </w:rPr>
-        <w:t>cùng Shape, hoặc 1 trong 2 là cột hoặc hàng, khi đó số phần tử phải = số dòng của ma trận còn lại để Broadcast</w:t>
-      </w:r>
-    </w:p>
-    <w:p>
-      <w:pPr>
-        <w:pStyle w:val="ListParagraph"/>
-        <w:numPr>
-          <w:ilvl w:val="0"/>
-          <w:numId w:val="3"/>
-        </w:numPr>
-        <w:rPr>
-          <w:lang w:val="en-US"/>
-        </w:rPr>
-      </w:pPr>
-      <w:r>
-        <w:rPr>
-          <w:lang w:val="en-US"/>
-        </w:rPr>
-        <w:t>Giống Plot nhiều Line trong Matplotlib, mỗi cột trong ma trận là 1 Line</w:t>
-      </w:r>
-    </w:p>
-    <w:p>
-      <w:pPr>
-        <w:pStyle w:val="ListParagraph"/>
-        <w:numPr>
-          <w:ilvl w:val="0"/>
-          <w:numId w:val="3"/>
-        </w:numPr>
-        <w:rPr>
-          <w:lang w:val="en-US"/>
-        </w:rPr>
-      </w:pPr>
-      <w:r>
-        <w:rPr>
-          <w:lang w:val="en-US"/>
-        </w:rPr>
-        <w:t>&lt;Style&gt; là 1 String chỉ định màu, kiểu đường, … của tất cả các Line</w:t>
+        <w:t>&lt;X&gt;, &lt;Y&gt;, &lt;U&gt;, &lt;V&gt; phải là các Tensor cùng Shape, gốc của các Vector sẽ có hoành độ là &lt;X&gt;, tung độ là &lt;Y&gt;, hướng phải là &lt;U&gt;, hướng trên là &lt;V&gt;</w:t>
+      </w:r>
+    </w:p>
+    <w:p>
+      <w:pPr>
+        <w:pStyle w:val="ListParagraph"/>
+        <w:numPr>
+          <w:ilvl w:val="0"/>
+          <w:numId w:val="3"/>
+        </w:numPr>
+        <w:rPr>
+          <w:lang w:val="en-US"/>
+        </w:rPr>
+      </w:pPr>
+      <w:r>
+        <w:rPr>
+          <w:lang w:val="en-US"/>
+        </w:rPr>
+        <w:t>Ta có thể cập nhật lại &lt;X&gt;, &lt;Y&gt;, &lt;U&gt;, &lt;V&gt; của &lt;Quiver&gt; và ngay lập tức đồ thị của nó được cập nhật</w:t>
+      </w:r>
+    </w:p>
+    <w:p>
+      <w:pPr>
+        <w:pStyle w:val="ListParagraph"/>
+        <w:pBdr>
+          <w:top w:val="single" w:sz="4" w:space="1" w:color="auto"/>
+          <w:left w:val="single" w:sz="4" w:space="4" w:color="auto"/>
+          <w:bottom w:val="single" w:sz="4" w:space="1" w:color="auto"/>
+          <w:right w:val="single" w:sz="4" w:space="4" w:color="auto"/>
+        </w:pBdr>
+        <w:ind w:left="1080"/>
+        <w:rPr>
+          <w:lang w:val="en-US"/>
+        </w:rPr>
+      </w:pPr>
+      <w:r>
+        <w:rPr>
+          <w:lang w:val="en-US"/>
+        </w:rPr>
+        <w:t>&lt;Quiver&gt;.XData = &lt;X Mới&gt;</w:t>
+      </w:r>
+    </w:p>
+    <w:p>
+      <w:pPr>
+        <w:pStyle w:val="ListParagraph"/>
+        <w:pBdr>
+          <w:top w:val="single" w:sz="4" w:space="1" w:color="auto"/>
+          <w:left w:val="single" w:sz="4" w:space="4" w:color="auto"/>
+          <w:bottom w:val="single" w:sz="4" w:space="1" w:color="auto"/>
+          <w:right w:val="single" w:sz="4" w:space="4" w:color="auto"/>
+        </w:pBdr>
+        <w:ind w:left="1080"/>
+        <w:rPr>
+          <w:lang w:val="en-US"/>
+        </w:rPr>
+      </w:pPr>
+      <w:r>
+        <w:rPr>
+          <w:lang w:val="en-US"/>
+        </w:rPr>
+        <w:t>&lt;Quiver&gt;.YData = &lt;Y Mới&gt;</w:t>
+      </w:r>
+    </w:p>
+    <w:p>
+      <w:pPr>
+        <w:pStyle w:val="ListParagraph"/>
+        <w:pBdr>
+          <w:top w:val="single" w:sz="4" w:space="1" w:color="auto"/>
+          <w:left w:val="single" w:sz="4" w:space="4" w:color="auto"/>
+          <w:bottom w:val="single" w:sz="4" w:space="1" w:color="auto"/>
+          <w:right w:val="single" w:sz="4" w:space="4" w:color="auto"/>
+        </w:pBdr>
+        <w:ind w:left="1080"/>
+        <w:rPr>
+          <w:lang w:val="en-US"/>
+        </w:rPr>
+      </w:pPr>
+      <w:r>
+        <w:rPr>
+          <w:lang w:val="en-US"/>
+        </w:rPr>
+        <w:t>&lt;Quiver&gt;.UData = &lt;U Mới&gt;</w:t>
+      </w:r>
+    </w:p>
+    <w:p>
+      <w:pPr>
+        <w:pStyle w:val="ListParagraph"/>
+        <w:pBdr>
+          <w:top w:val="single" w:sz="4" w:space="1" w:color="auto"/>
+          <w:left w:val="single" w:sz="4" w:space="4" w:color="auto"/>
+          <w:bottom w:val="single" w:sz="4" w:space="1" w:color="auto"/>
+          <w:right w:val="single" w:sz="4" w:space="4" w:color="auto"/>
+        </w:pBdr>
+        <w:ind w:left="1080"/>
+        <w:rPr>
+          <w:lang w:val="en-US"/>
+        </w:rPr>
+      </w:pPr>
+      <w:r>
+        <w:rPr>
+          <w:lang w:val="en-US"/>
+        </w:rPr>
+        <w:t>&lt;Quiver&gt;.VData = &lt;V Mới&gt;</w:t>
+      </w:r>
+    </w:p>
+    <w:p>
+      <w:pPr>
+        <w:pStyle w:val="ListParagraph"/>
+        <w:numPr>
+          <w:ilvl w:val="0"/>
+          <w:numId w:val="11"/>
+        </w:numPr>
+        <w:rPr>
+          <w:lang w:val="en-US"/>
+        </w:rPr>
+      </w:pPr>
+      <w:r>
+        <w:rPr>
+          <w:lang w:val="en-US"/>
+        </w:rPr>
+        <w:t>Plot 1 Đống Điểm Rời Rạc Vào Subplot Hiện Tại?</w:t>
+      </w:r>
+    </w:p>
+    <w:p>
+      <w:pPr>
+        <w:pStyle w:val="ListParagraph"/>
+        <w:pBdr>
+          <w:top w:val="single" w:sz="4" w:space="1" w:color="auto"/>
+          <w:left w:val="single" w:sz="4" w:space="4" w:color="auto"/>
+          <w:bottom w:val="single" w:sz="4" w:space="1" w:color="auto"/>
+          <w:right w:val="single" w:sz="4" w:space="4" w:color="auto"/>
+        </w:pBdr>
+        <w:ind w:left="1080"/>
+        <w:rPr>
+          <w:lang w:val="en-US"/>
+        </w:rPr>
+      </w:pPr>
+      <w:r>
+        <w:rPr>
+          <w:lang w:val="en-US"/>
+        </w:rPr>
+        <w:t>&lt;Scatter&gt; = scatter(&lt;X&gt;, &lt;Y&gt;)</w:t>
+      </w:r>
+    </w:p>
+    <w:p>
+      <w:pPr>
+        <w:pStyle w:val="ListParagraph"/>
+        <w:numPr>
+          <w:ilvl w:val="0"/>
+          <w:numId w:val="3"/>
+        </w:numPr>
+        <w:rPr>
+          <w:lang w:val="en-US"/>
+        </w:rPr>
+      </w:pPr>
+      <w:r>
+        <w:rPr>
+          <w:lang w:val="en-US"/>
+        </w:rPr>
+        <w:t>&lt;X&gt; và &lt;Y&gt; phải là các Tensor sao cho số phần tử = nhau, đồng thời chỉ có tối đa 1 chiều có kích thước &gt; 1</w:t>
+      </w:r>
+    </w:p>
+    <w:p>
+      <w:pPr>
+        <w:pStyle w:val="ListParagraph"/>
+        <w:numPr>
+          <w:ilvl w:val="0"/>
+          <w:numId w:val="3"/>
+        </w:numPr>
+        <w:rPr>
+          <w:lang w:val="en-US"/>
+        </w:rPr>
+      </w:pPr>
+      <w:r>
+        <w:rPr>
+          <w:lang w:val="en-US"/>
+        </w:rPr>
+        <w:t>Các điểm sẽ có hoành độ là &lt;X&gt; và tung độ là &lt;Y&gt;</w:t>
+      </w:r>
+    </w:p>
+    <w:p>
+      <w:pPr>
+        <w:pStyle w:val="ListParagraph"/>
+        <w:numPr>
+          <w:ilvl w:val="0"/>
+          <w:numId w:val="11"/>
+        </w:numPr>
+        <w:rPr>
+          <w:lang w:val="en-US"/>
+        </w:rPr>
+      </w:pPr>
+      <w:r>
+        <w:rPr>
+          <w:lang w:val="en-US"/>
+        </w:rPr>
+        <w:t>Plot 1 Đống Chữ Vào Subplot Hiện Tại?</w:t>
+      </w:r>
+    </w:p>
+    <w:p>
+      <w:pPr>
+        <w:pStyle w:val="ListParagraph"/>
+        <w:pBdr>
+          <w:top w:val="single" w:sz="4" w:space="1" w:color="auto"/>
+          <w:left w:val="single" w:sz="4" w:space="4" w:color="auto"/>
+          <w:bottom w:val="single" w:sz="4" w:space="1" w:color="auto"/>
+          <w:right w:val="single" w:sz="4" w:space="4" w:color="auto"/>
+        </w:pBdr>
+        <w:ind w:left="1080"/>
+        <w:rPr>
+          <w:lang w:val="en-US"/>
+        </w:rPr>
+      </w:pPr>
+      <w:r>
+        <w:rPr>
+          <w:lang w:val="en-US"/>
+        </w:rPr>
+        <w:t>&lt;</w:t>
+      </w:r>
+      <w:r>
+        <w:rPr>
+          <w:lang w:val="en-US"/>
+        </w:rPr>
+        <w:t xml:space="preserve">Các </w:t>
+      </w:r>
+      <w:r>
+        <w:rPr>
+          <w:lang w:val="en-US"/>
+        </w:rPr>
+        <w:t>Text&gt; = text(&lt;X&gt;, &lt;Y&gt;, &lt;Chữ&gt;)</w:t>
+      </w:r>
+    </w:p>
+    <w:p>
+      <w:pPr>
+        <w:pStyle w:val="ListParagraph"/>
+        <w:numPr>
+          <w:ilvl w:val="0"/>
+          <w:numId w:val="3"/>
+        </w:numPr>
+        <w:rPr>
+          <w:lang w:val="en-US"/>
+        </w:rPr>
+      </w:pPr>
+      <w:r>
+        <w:rPr>
+          <w:lang w:val="en-US"/>
+        </w:rPr>
+        <w:t>&lt;X&gt;, &lt;Y&gt; phải là các Tensor sao cho số phần tử = nhau, đồng thời chỉ có tối đa 1 chiều có kích thước &gt; 1</w:t>
+      </w:r>
+    </w:p>
+    <w:p>
+      <w:pPr>
+        <w:pStyle w:val="ListParagraph"/>
+        <w:numPr>
+          <w:ilvl w:val="0"/>
+          <w:numId w:val="3"/>
+        </w:numPr>
+        <w:rPr>
+          <w:lang w:val="en-US"/>
+        </w:rPr>
+      </w:pPr>
+      <w:r>
+        <w:rPr>
+          <w:lang w:val="en-US"/>
+        </w:rPr>
+        <w:t>&lt;Chữ&gt; phải là Tensor kiểu String sao cho Broadcast được với &lt;X&gt; và &lt;Y&gt;</w:t>
+      </w:r>
+    </w:p>
+    <w:p>
+      <w:pPr>
+        <w:pStyle w:val="ListParagraph"/>
+        <w:numPr>
+          <w:ilvl w:val="0"/>
+          <w:numId w:val="3"/>
+        </w:numPr>
+        <w:rPr>
+          <w:lang w:val="en-US"/>
+        </w:rPr>
+      </w:pPr>
+      <w:r>
+        <w:rPr>
+          <w:lang w:val="en-US"/>
+        </w:rPr>
+        <w:t>&lt;Các Text&gt; là 1 mảng gồm các &lt;Text&gt;</w:t>
+      </w:r>
+    </w:p>
+    <w:p>
+      <w:pPr>
+        <w:pStyle w:val="ListParagraph"/>
+        <w:numPr>
+          <w:ilvl w:val="0"/>
+          <w:numId w:val="3"/>
+        </w:numPr>
+        <w:rPr>
+          <w:lang w:val="en-US"/>
+        </w:rPr>
+      </w:pPr>
+      <w:r>
+        <w:rPr>
+          <w:lang w:val="en-US"/>
+        </w:rPr>
+        <w:t>Để thay đổi vị trí 1 &lt;Text&gt;</w:t>
+      </w:r>
+    </w:p>
+    <w:p>
+      <w:pPr>
+        <w:pStyle w:val="ListParagraph"/>
+        <w:pBdr>
+          <w:top w:val="single" w:sz="4" w:space="1" w:color="auto"/>
+          <w:left w:val="single" w:sz="4" w:space="4" w:color="auto"/>
+          <w:bottom w:val="single" w:sz="4" w:space="1" w:color="auto"/>
+          <w:right w:val="single" w:sz="4" w:space="4" w:color="auto"/>
+        </w:pBdr>
+        <w:ind w:left="1080"/>
+        <w:rPr>
+          <w:lang w:val="en-US"/>
+        </w:rPr>
+      </w:pPr>
+      <w:r>
+        <w:rPr>
+          <w:lang w:val="en-US"/>
+        </w:rPr>
+        <w:t>&lt;Text&gt;.Position = [&lt;X&gt; &lt;Y&gt;]</w:t>
+      </w:r>
+    </w:p>
+    <w:p>
+      <w:pPr>
+        <w:pStyle w:val="ListParagraph"/>
+        <w:numPr>
+          <w:ilvl w:val="0"/>
+          <w:numId w:val="3"/>
+        </w:numPr>
+        <w:rPr>
+          <w:lang w:val="en-US"/>
+        </w:rPr>
+      </w:pPr>
+      <w:r>
+        <w:rPr>
+          <w:lang w:val="en-US"/>
+        </w:rPr>
+        <w:t>Để thay đổi chữ của 1 &lt;Text&gt;</w:t>
+      </w:r>
+    </w:p>
+    <w:p>
+      <w:pPr>
+        <w:pStyle w:val="ListParagraph"/>
+        <w:pBdr>
+          <w:top w:val="single" w:sz="4" w:space="1" w:color="auto"/>
+          <w:left w:val="single" w:sz="4" w:space="4" w:color="auto"/>
+          <w:bottom w:val="single" w:sz="4" w:space="1" w:color="auto"/>
+          <w:right w:val="single" w:sz="4" w:space="4" w:color="auto"/>
+        </w:pBdr>
+        <w:ind w:left="1080"/>
+        <w:rPr>
+          <w:lang w:val="en-US"/>
+        </w:rPr>
+      </w:pPr>
+      <w:r>
+        <w:rPr>
+          <w:lang w:val="en-US"/>
+        </w:rPr>
+        <w:t xml:space="preserve">set(&lt;Text&gt;, </w:t>
+      </w:r>
+      <w:r>
+        <w:rPr>
+          <w:lang w:val="en-US"/>
+        </w:rPr>
+        <w:t>"String"</w:t>
+      </w:r>
+      <w:r>
+        <w:rPr>
+          <w:lang w:val="en-US"/>
+        </w:rPr>
+        <w:t>, &lt;Chữ&gt;)</w:t>
+      </w:r>
+    </w:p>
+    <w:p>
+      <w:pPr>
+        <w:pStyle w:val="ListParagraph"/>
+        <w:numPr>
+          <w:ilvl w:val="0"/>
+          <w:numId w:val="11"/>
+        </w:numPr>
+        <w:rPr>
+          <w:lang w:val="en-US"/>
+        </w:rPr>
+      </w:pPr>
+      <w:r>
+        <w:rPr>
+          <w:lang w:val="en-US"/>
+        </w:rPr>
+        <w:t>Xóa 1 Đối Tượng Line</w:t>
+      </w:r>
+      <w:r>
+        <w:rPr>
+          <w:lang w:val="en-US"/>
+        </w:rPr>
+        <w:t xml:space="preserve">, </w:t>
+      </w:r>
+      <w:r>
+        <w:rPr>
+          <w:lang w:val="en-US"/>
+        </w:rPr>
+        <w:t>Quiver</w:t>
+      </w:r>
+      <w:r>
+        <w:rPr>
+          <w:lang w:val="en-US"/>
+        </w:rPr>
+        <w:t xml:space="preserve">, </w:t>
+      </w:r>
+      <w:r>
+        <w:rPr>
+          <w:lang w:val="en-US"/>
+        </w:rPr>
+        <w:t xml:space="preserve">Scatter </w:t>
+      </w:r>
+      <w:r>
+        <w:rPr>
+          <w:lang w:val="en-US"/>
+        </w:rPr>
+        <w:t xml:space="preserve">Hoặc Text </w:t>
+      </w:r>
+      <w:r>
+        <w:rPr>
+          <w:lang w:val="en-US"/>
+        </w:rPr>
+        <w:t>Ra Khỏi Subplot?</w:t>
+      </w:r>
+    </w:p>
+    <w:p>
+      <w:pPr>
+        <w:pStyle w:val="ListParagraph"/>
+        <w:pBdr>
+          <w:top w:val="single" w:sz="4" w:space="1" w:color="auto"/>
+          <w:left w:val="single" w:sz="4" w:space="4" w:color="auto"/>
+          <w:bottom w:val="single" w:sz="4" w:space="1" w:color="auto"/>
+          <w:right w:val="single" w:sz="4" w:space="4" w:color="auto"/>
+        </w:pBdr>
+        <w:ind w:left="1080"/>
+        <w:rPr>
+          <w:lang w:val="en-US"/>
+        </w:rPr>
+      </w:pPr>
+      <w:r>
+        <w:rPr>
+          <w:lang w:val="en-US"/>
+        </w:rPr>
+        <w:t>delete(&lt;Line Hoặc Quive</w:t>
+      </w:r>
+      <w:r>
+        <w:rPr>
+          <w:lang w:val="en-US"/>
+        </w:rPr>
+        <w:t xml:space="preserve"> Hoặc Scatte</w:t>
+      </w:r>
+      <w:r>
+        <w:rPr>
+          <w:lang w:val="en-US"/>
+        </w:rPr>
+        <w:t>r</w:t>
+      </w:r>
+      <w:r>
+        <w:rPr>
+          <w:lang w:val="en-US"/>
+        </w:rPr>
+        <w:t xml:space="preserve"> Hoặc Text</w:t>
+      </w:r>
+      <w:r>
+        <w:rPr>
+          <w:lang w:val="en-US"/>
+        </w:rPr>
+        <w:t>&gt;)</w:t>
       </w:r>
     </w:p>
     <w:p>
@@ -13443,7 +15352,6 @@
               <w:rPr>
                 <w:lang w:val="en-US"/>
               </w:rPr>
-              <w:lastRenderedPageBreak/>
               <w:t>&lt;Cận Trên&gt;</w:t>
             </w:r>
           </w:p>
@@ -13763,6 +15671,7 @@
         <w:rPr>
           <w:lang w:val="en-US"/>
         </w:rPr>
+        <w:lastRenderedPageBreak/>
         <w:t>foo = sin(t)</w:t>
       </w:r>
     </w:p>
@@ -14227,7 +16136,25 @@
         <w:rPr>
           <w:lang w:val="en-US"/>
         </w:rPr>
-        <w:t>Chỉ định cận của Subplot hiện tại?</w:t>
+        <w:t xml:space="preserve">Chỉ </w:t>
+      </w:r>
+      <w:r>
+        <w:rPr>
+          <w:lang w:val="en-US"/>
+        </w:rPr>
+        <w:t xml:space="preserve">Định Cận Của </w:t>
+      </w:r>
+      <w:r>
+        <w:rPr>
+          <w:lang w:val="en-US"/>
+        </w:rPr>
+        <w:t xml:space="preserve">Subplot </w:t>
+      </w:r>
+      <w:r>
+        <w:rPr>
+          <w:lang w:val="en-US"/>
+        </w:rPr>
+        <w:t>Hiện Tại?</w:t>
       </w:r>
     </w:p>
     <w:p>

--- a/matlab.docx
+++ b/matlab.docx
@@ -9519,7 +9519,70 @@
         <w:rPr>
           <w:lang w:val="en-US"/>
         </w:rPr>
-        <w:t>&lt;Kết Quả&gt; = subs(&lt;Symbol&gt;, &lt;Kí Tự Cũ&gt;, &lt;Giá Trị Mới&gt;)</w:t>
+        <w:t>&lt;Kết Quả&gt; = subs(&lt;Symbol&gt;, &lt;</w:t>
+      </w:r>
+      <w:r>
+        <w:rPr>
+          <w:lang w:val="en-US"/>
+        </w:rPr>
+        <w:t xml:space="preserve">Các </w:t>
+      </w:r>
+      <w:r>
+        <w:rPr>
+          <w:lang w:val="en-US"/>
+        </w:rPr>
+        <w:t>Kí Tự Cũ&gt;, &lt;</w:t>
+      </w:r>
+      <w:r>
+        <w:rPr>
+          <w:lang w:val="en-US"/>
+        </w:rPr>
+        <w:t xml:space="preserve">Các </w:t>
+      </w:r>
+      <w:r>
+        <w:rPr>
+          <w:lang w:val="en-US"/>
+        </w:rPr>
+        <w:t>Giá Trị Mới&gt;)</w:t>
+      </w:r>
+    </w:p>
+    <w:p>
+      <w:pPr>
+        <w:pStyle w:val="ListParagraph"/>
+        <w:numPr>
+          <w:ilvl w:val="0"/>
+          <w:numId w:val="3"/>
+        </w:numPr>
+        <w:rPr>
+          <w:lang w:val="en-US"/>
+        </w:rPr>
+      </w:pPr>
+      <w:r>
+        <w:rPr>
+          <w:lang w:val="en-US"/>
+        </w:rPr>
+        <w:t>Ví dụ</w:t>
+      </w:r>
+    </w:p>
+    <w:p>
+      <w:pPr>
+        <w:pStyle w:val="ListParagraph"/>
+        <w:pBdr>
+          <w:top w:val="single" w:sz="4" w:space="1" w:color="auto"/>
+          <w:left w:val="single" w:sz="4" w:space="4" w:color="auto"/>
+          <w:bottom w:val="single" w:sz="4" w:space="1" w:color="auto"/>
+          <w:right w:val="single" w:sz="4" w:space="4" w:color="auto"/>
+        </w:pBdr>
+        <w:ind w:left="1080"/>
+        <w:rPr>
+          <w:lang w:val="en-US"/>
+        </w:rPr>
+      </w:pPr>
+      <w:r>
+        <w:rPr>
+          <w:lang w:val="en-US"/>
+        </w:rPr>
+        <w:t>foo = subs(bar, [bob alice], [1 2])</w:t>
       </w:r>
     </w:p>
     <w:p>
@@ -10280,6 +10343,7 @@
         <w:rPr>
           <w:lang w:val="en-US"/>
         </w:rPr>
+        <w:lastRenderedPageBreak/>
         <w:t>Tạo 1 Lúc Nhiều Symbol?</w:t>
       </w:r>
     </w:p>
@@ -10319,7 +10383,6 @@
         <w:rPr>
           <w:lang w:val="en-US"/>
         </w:rPr>
-        <w:lastRenderedPageBreak/>
         <w:t xml:space="preserve">syms &lt;Các </w:t>
       </w:r>
       <w:r>
@@ -11234,6 +11297,7 @@
         <w:rPr>
           <w:lang w:val="en-US"/>
         </w:rPr>
+        <w:lastRenderedPageBreak/>
         <w:t>Giải Phương Trình?</w:t>
       </w:r>
     </w:p>
@@ -11255,7 +11319,6 @@
         <w:rPr>
           <w:lang w:val="en-US"/>
         </w:rPr>
-        <w:lastRenderedPageBreak/>
         <w:t>&lt;Các Nghiệm&gt; = solve(&lt;</w:t>
       </w:r>
       <w:r>
@@ -12310,46 +12373,88 @@
         <w:rPr>
           <w:lang w:val="en-US"/>
         </w:rPr>
-        <w:t>Bước 2, tạo Symbolic Equation B là 1 phương trình vi phân, chứa đạo hàm của A</w:t>
-      </w:r>
-    </w:p>
-    <w:p>
-      <w:pPr>
-        <w:pStyle w:val="ListParagraph"/>
-        <w:numPr>
-          <w:ilvl w:val="0"/>
-          <w:numId w:val="3"/>
-        </w:numPr>
-        <w:rPr>
-          <w:lang w:val="en-US"/>
-        </w:rPr>
-      </w:pPr>
-      <w:r>
-        <w:rPr>
-          <w:lang w:val="en-US"/>
-        </w:rPr>
-        <w:t>Bước 3, đưa B vào hàm giải phương trình vi phân, để trả về biểu thức của A</w:t>
-      </w:r>
-    </w:p>
-    <w:p>
-      <w:pPr>
-        <w:pStyle w:val="ListParagraph"/>
-        <w:pBdr>
-          <w:top w:val="single" w:sz="4" w:space="1" w:color="auto"/>
-          <w:left w:val="single" w:sz="4" w:space="4" w:color="auto"/>
-          <w:bottom w:val="single" w:sz="4" w:space="1" w:color="auto"/>
-          <w:right w:val="single" w:sz="4" w:space="4" w:color="auto"/>
-        </w:pBdr>
-        <w:ind w:left="1080"/>
-        <w:rPr>
-          <w:lang w:val="en-US"/>
-        </w:rPr>
-      </w:pPr>
-      <w:r>
-        <w:rPr>
-          <w:lang w:val="en-US"/>
-        </w:rPr>
         <w:lastRenderedPageBreak/>
+        <w:t xml:space="preserve">Bước 2, tạo Symbol B </w:t>
+      </w:r>
+      <w:r>
+        <w:rPr>
+          <w:lang w:val="en-US"/>
+        </w:rPr>
+        <w:t>1 x 1, trong ô duy nhất của nó chứa đẳng thức</w:t>
+      </w:r>
+      <w:r>
+        <w:rPr>
+          <w:lang w:val="en-US"/>
+        </w:rPr>
+        <w:t>,</w:t>
+      </w:r>
+      <w:r>
+        <w:rPr>
+          <w:lang w:val="en-US"/>
+        </w:rPr>
+        <w:t xml:space="preserve"> mà trong đó</w:t>
+      </w:r>
+      <w:r>
+        <w:rPr>
+          <w:lang w:val="en-US"/>
+        </w:rPr>
+        <w:t xml:space="preserve"> chứa đạo hàm của A</w:t>
+      </w:r>
+    </w:p>
+    <w:p>
+      <w:pPr>
+        <w:pStyle w:val="ListParagraph"/>
+        <w:numPr>
+          <w:ilvl w:val="0"/>
+          <w:numId w:val="3"/>
+        </w:numPr>
+        <w:rPr>
+          <w:lang w:val="en-US"/>
+        </w:rPr>
+      </w:pPr>
+      <w:r>
+        <w:rPr>
+          <w:lang w:val="en-US"/>
+        </w:rPr>
+        <w:t xml:space="preserve">Bước 3, đưa B vào hàm giải phương trình vi phân, để trả về </w:t>
+      </w:r>
+      <w:r>
+        <w:rPr>
+          <w:lang w:val="en-US"/>
+        </w:rPr>
+        <w:t>Symbol</w:t>
+      </w:r>
+      <w:r>
+        <w:rPr>
+          <w:lang w:val="en-US"/>
+        </w:rPr>
+        <w:t xml:space="preserve"> A</w:t>
+      </w:r>
+      <w:r>
+        <w:rPr>
+          <w:lang w:val="en-US"/>
+        </w:rPr>
+        <w:t xml:space="preserve"> 1 x 1 chứa lời giải</w:t>
+      </w:r>
+    </w:p>
+    <w:p>
+      <w:pPr>
+        <w:pStyle w:val="ListParagraph"/>
+        <w:pBdr>
+          <w:top w:val="single" w:sz="4" w:space="1" w:color="auto"/>
+          <w:left w:val="single" w:sz="4" w:space="4" w:color="auto"/>
+          <w:bottom w:val="single" w:sz="4" w:space="1" w:color="auto"/>
+          <w:right w:val="single" w:sz="4" w:space="4" w:color="auto"/>
+        </w:pBdr>
+        <w:ind w:left="1080"/>
+        <w:rPr>
+          <w:lang w:val="en-US"/>
+        </w:rPr>
+      </w:pPr>
+      <w:r>
+        <w:rPr>
+          <w:lang w:val="en-US"/>
+        </w:rPr>
         <w:t>&lt;Solution&gt; = dsolve(&lt;</w:t>
       </w:r>
       <w:r>
@@ -13651,6 +13756,7 @@
         <w:rPr>
           <w:lang w:val="en-US"/>
         </w:rPr>
+        <w:lastRenderedPageBreak/>
         <w:t>Y chang Matplotlib nhưng các Figure chạy song song và không làm tạm dừng chương trình, đồng thời có thể qua lại giữa các Figure</w:t>
       </w:r>
       <w:r>
@@ -13738,263 +13844,833 @@
         <w:rPr>
           <w:lang w:val="en-US"/>
         </w:rPr>
+        <w:t>Để trả Tensor có Shape (1, 4), lấy góc trái dưới của &lt;Figure&gt; làm mốc, 4 giá trị từ trái qua phải lần lượt có ý nghĩa là mốc ở bên phải cạnh trái màn hình bao nhiêu Pixel, mốc ở trên cạnh dưới màn hình bao nhiêu Pixel, chiều rộng và chiều cao &lt;Figure&gt; tính theo Pixel</w:t>
+      </w:r>
+    </w:p>
+    <w:p>
+      <w:pPr>
+        <w:pStyle w:val="ListParagraph"/>
+        <w:pBdr>
+          <w:top w:val="single" w:sz="4" w:space="1" w:color="auto"/>
+          <w:left w:val="single" w:sz="4" w:space="4" w:color="auto"/>
+          <w:bottom w:val="single" w:sz="4" w:space="1" w:color="auto"/>
+          <w:right w:val="single" w:sz="4" w:space="4" w:color="auto"/>
+        </w:pBdr>
+        <w:ind w:left="1080"/>
+        <w:rPr>
+          <w:lang w:val="en-US"/>
+        </w:rPr>
+      </w:pPr>
+      <w:r>
+        <w:rPr>
+          <w:lang w:val="en-US"/>
+        </w:rPr>
+        <w:t>&lt;Figure&gt;.Position</w:t>
+      </w:r>
+    </w:p>
+    <w:p>
+      <w:pPr>
+        <w:pStyle w:val="ListParagraph"/>
+        <w:numPr>
+          <w:ilvl w:val="0"/>
+          <w:numId w:val="3"/>
+        </w:numPr>
+        <w:rPr>
+          <w:lang w:val="en-US"/>
+        </w:rPr>
+      </w:pPr>
+      <w:r>
+        <w:rPr>
+          <w:lang w:val="en-US"/>
+        </w:rPr>
+        <w:t>Để chỉnh lại các thông số trên</w:t>
+      </w:r>
+    </w:p>
+    <w:p>
+      <w:pPr>
+        <w:pStyle w:val="ListParagraph"/>
+        <w:pBdr>
+          <w:top w:val="single" w:sz="4" w:space="1" w:color="auto"/>
+          <w:left w:val="single" w:sz="4" w:space="4" w:color="auto"/>
+          <w:bottom w:val="single" w:sz="4" w:space="1" w:color="auto"/>
+          <w:right w:val="single" w:sz="4" w:space="4" w:color="auto"/>
+        </w:pBdr>
+        <w:ind w:left="1080"/>
+        <w:rPr>
+          <w:lang w:val="en-US"/>
+        </w:rPr>
+      </w:pPr>
+      <w:r>
+        <w:rPr>
+          <w:lang w:val="en-US"/>
+        </w:rPr>
+        <w:t>&lt;Figure&gt;.Position = [&lt;4 Thông Số&gt;]</w:t>
+      </w:r>
+    </w:p>
+    <w:p>
+      <w:pPr>
+        <w:pStyle w:val="ListParagraph"/>
+        <w:numPr>
+          <w:ilvl w:val="0"/>
+          <w:numId w:val="3"/>
+        </w:numPr>
+        <w:rPr>
+          <w:lang w:val="en-US"/>
+        </w:rPr>
+      </w:pPr>
+      <w:r>
+        <w:rPr>
+          <w:lang w:val="en-US"/>
+        </w:rPr>
+        <w:t>Ví dụ</w:t>
+      </w:r>
+    </w:p>
+    <w:p>
+      <w:pPr>
+        <w:pStyle w:val="ListParagraph"/>
+        <w:pBdr>
+          <w:top w:val="single" w:sz="4" w:space="1" w:color="auto"/>
+          <w:left w:val="single" w:sz="4" w:space="4" w:color="auto"/>
+          <w:bottom w:val="single" w:sz="4" w:space="1" w:color="auto"/>
+          <w:right w:val="single" w:sz="4" w:space="4" w:color="auto"/>
+        </w:pBdr>
+        <w:ind w:left="1080"/>
+        <w:rPr>
+          <w:lang w:val="en-US"/>
+        </w:rPr>
+      </w:pPr>
+      <w:r>
+        <w:rPr>
+          <w:lang w:val="en-US"/>
+        </w:rPr>
+        <w:t>foo.Position = [0 0 500 500]</w:t>
+      </w:r>
+    </w:p>
+    <w:p>
+      <w:pPr>
+        <w:pStyle w:val="ListParagraph"/>
+        <w:numPr>
+          <w:ilvl w:val="0"/>
+          <w:numId w:val="3"/>
+        </w:numPr>
+        <w:rPr>
+          <w:lang w:val="en-US"/>
+        </w:rPr>
+      </w:pPr>
+      <w:r>
+        <w:rPr>
+          <w:lang w:val="en-US"/>
+        </w:rPr>
+        <w:t>Để trả về &lt;Index&gt; của &lt;Figure&gt;</w:t>
+      </w:r>
+    </w:p>
+    <w:p>
+      <w:pPr>
+        <w:pStyle w:val="ListParagraph"/>
+        <w:pBdr>
+          <w:top w:val="single" w:sz="4" w:space="1" w:color="auto"/>
+          <w:left w:val="single" w:sz="4" w:space="4" w:color="auto"/>
+          <w:bottom w:val="single" w:sz="4" w:space="1" w:color="auto"/>
+          <w:right w:val="single" w:sz="4" w:space="4" w:color="auto"/>
+        </w:pBdr>
+        <w:ind w:left="1080"/>
+        <w:rPr>
+          <w:lang w:val="en-US"/>
+        </w:rPr>
+      </w:pPr>
+      <w:r>
+        <w:rPr>
+          <w:lang w:val="en-US"/>
+        </w:rPr>
+        <w:t>&lt;Figure&gt;.Number</w:t>
+      </w:r>
+    </w:p>
+    <w:p>
+      <w:pPr>
+        <w:pStyle w:val="ListParagraph"/>
+        <w:numPr>
+          <w:ilvl w:val="0"/>
+          <w:numId w:val="3"/>
+        </w:numPr>
+        <w:rPr>
+          <w:lang w:val="en-US"/>
+        </w:rPr>
+      </w:pPr>
+      <w:r>
+        <w:rPr>
+          <w:lang w:val="en-US"/>
+        </w:rPr>
+        <w:t xml:space="preserve">Để kiểm tra xem </w:t>
+      </w:r>
+      <w:r>
+        <w:rPr>
+          <w:lang w:val="en-US"/>
+        </w:rPr>
+        <w:t>&lt;Figure&gt; có bị đóng</w:t>
+      </w:r>
+    </w:p>
+    <w:p>
+      <w:pPr>
+        <w:pStyle w:val="ListParagraph"/>
+        <w:pBdr>
+          <w:top w:val="single" w:sz="4" w:space="1" w:color="auto"/>
+          <w:left w:val="single" w:sz="4" w:space="4" w:color="auto"/>
+          <w:bottom w:val="single" w:sz="4" w:space="1" w:color="auto"/>
+          <w:right w:val="single" w:sz="4" w:space="4" w:color="auto"/>
+        </w:pBdr>
+        <w:ind w:left="1080"/>
+        <w:rPr>
+          <w:lang w:val="en-US"/>
+        </w:rPr>
+      </w:pPr>
+      <w:r>
+        <w:rPr>
+          <w:lang w:val="en-US"/>
+        </w:rPr>
+        <w:t>&lt;Check&gt; = ishandle(&lt;</w:t>
+      </w:r>
+      <w:r>
+        <w:rPr>
+          <w:lang w:val="en-US"/>
+        </w:rPr>
+        <w:t>Figure</w:t>
+      </w:r>
+      <w:r>
+        <w:rPr>
+          <w:lang w:val="en-US"/>
+        </w:rPr>
+        <w:t>&gt;)</w:t>
+      </w:r>
+    </w:p>
+    <w:p>
+      <w:pPr>
+        <w:pStyle w:val="ListParagraph"/>
+        <w:numPr>
+          <w:ilvl w:val="0"/>
+          <w:numId w:val="3"/>
+        </w:numPr>
+        <w:rPr>
+          <w:lang w:val="en-US"/>
+        </w:rPr>
+      </w:pPr>
+      <w:r>
+        <w:rPr>
+          <w:lang w:val="en-US"/>
+        </w:rPr>
+        <w:t xml:space="preserve">&lt;Check&gt; = 1 khi có </w:t>
+      </w:r>
+      <w:r>
+        <w:rPr>
+          <w:lang w:val="en-US"/>
+        </w:rPr>
+        <w:t>&lt;</w:t>
+      </w:r>
+      <w:r>
+        <w:rPr>
+          <w:lang w:val="en-US"/>
+        </w:rPr>
+        <w:t>Figure</w:t>
+      </w:r>
+      <w:r>
+        <w:rPr>
+          <w:lang w:val="en-US"/>
+        </w:rPr>
+        <w:t>&gt;</w:t>
+      </w:r>
+      <w:r>
+        <w:rPr>
+          <w:lang w:val="en-US"/>
+        </w:rPr>
+        <w:t xml:space="preserve">, = 0 khi </w:t>
+      </w:r>
+      <w:r>
+        <w:rPr>
+          <w:lang w:val="en-US"/>
+        </w:rPr>
+        <w:t>&lt;</w:t>
+      </w:r>
+      <w:r>
+        <w:rPr>
+          <w:lang w:val="en-US"/>
+        </w:rPr>
+        <w:t>Figure</w:t>
+      </w:r>
+      <w:r>
+        <w:rPr>
+          <w:lang w:val="en-US"/>
+        </w:rPr>
+        <w:t>&gt; bị đóng</w:t>
+      </w:r>
+    </w:p>
+    <w:p>
+      <w:pPr>
+        <w:pStyle w:val="ListParagraph"/>
+        <w:numPr>
+          <w:ilvl w:val="0"/>
+          <w:numId w:val="11"/>
+        </w:numPr>
+        <w:rPr>
+          <w:lang w:val="en-US"/>
+        </w:rPr>
+      </w:pPr>
+      <w:r>
+        <w:rPr>
+          <w:lang w:val="en-US"/>
+        </w:rPr>
+        <w:t>Tạo 1 Subplot Trong Figure Hiện Tại</w:t>
+      </w:r>
+      <w:r>
+        <w:rPr>
+          <w:lang w:val="en-US"/>
+        </w:rPr>
+        <w:t xml:space="preserve"> Và Chuyển Sang Làm Việc Trên Đó?</w:t>
+      </w:r>
+    </w:p>
+    <w:p>
+      <w:pPr>
+        <w:pStyle w:val="ListParagraph"/>
+        <w:pBdr>
+          <w:top w:val="single" w:sz="4" w:space="1" w:color="auto"/>
+          <w:left w:val="single" w:sz="4" w:space="4" w:color="auto"/>
+          <w:bottom w:val="single" w:sz="4" w:space="1" w:color="auto"/>
+          <w:right w:val="single" w:sz="4" w:space="4" w:color="auto"/>
+        </w:pBdr>
+        <w:ind w:left="1080"/>
+        <w:rPr>
+          <w:lang w:val="en-US"/>
+        </w:rPr>
+      </w:pPr>
+      <w:r>
+        <w:rPr>
+          <w:lang w:val="en-US"/>
+        </w:rPr>
+        <w:t>subplot(</w:t>
+      </w:r>
+      <w:r>
+        <w:rPr>
+          <w:lang w:val="en-US"/>
+        </w:rPr>
+        <w:t>&lt;Số Hàng&gt;, &lt;Số Cột&gt;, &lt;Index&gt;)</w:t>
+      </w:r>
+    </w:p>
+    <w:p>
+      <w:pPr>
+        <w:pStyle w:val="ListParagraph"/>
+        <w:numPr>
+          <w:ilvl w:val="0"/>
+          <w:numId w:val="15"/>
+        </w:numPr>
+        <w:rPr>
+          <w:lang w:val="en-US"/>
+        </w:rPr>
+      </w:pPr>
+      <w:r>
+        <w:rPr>
+          <w:lang w:val="en-US"/>
+        </w:rPr>
+        <w:t>Y chang khi tạo Subplot trong Matplotlib</w:t>
+      </w:r>
+    </w:p>
+    <w:p>
+      <w:pPr>
+        <w:pStyle w:val="ListParagraph"/>
+        <w:numPr>
+          <w:ilvl w:val="0"/>
+          <w:numId w:val="15"/>
+        </w:numPr>
+        <w:rPr>
+          <w:lang w:val="en-US"/>
+        </w:rPr>
+      </w:pPr>
+      <w:r>
+        <w:rPr>
+          <w:lang w:val="en-US"/>
+        </w:rPr>
+        <w:t xml:space="preserve">Nếu đã có Subplot vừa khít với Subplot này thì chuyển </w:t>
+      </w:r>
+      <w:r>
+        <w:rPr>
+          <w:lang w:val="en-US"/>
+        </w:rPr>
+        <w:t xml:space="preserve">ngay </w:t>
+      </w:r>
+      <w:r>
+        <w:rPr>
+          <w:lang w:val="en-US"/>
+        </w:rPr>
+        <w:t>sang làm việc trên Subplot đó</w:t>
+      </w:r>
+    </w:p>
+    <w:p>
+      <w:pPr>
+        <w:pStyle w:val="ListParagraph"/>
+        <w:numPr>
+          <w:ilvl w:val="0"/>
+          <w:numId w:val="15"/>
+        </w:numPr>
+        <w:rPr>
+          <w:lang w:val="en-US"/>
+        </w:rPr>
+      </w:pPr>
+      <w:r>
+        <w:rPr>
+          <w:lang w:val="en-US"/>
+        </w:rPr>
+        <w:t>Nếu Subplot này đè lên 1 tí Subplot khác là Subplot khác bay màu</w:t>
+      </w:r>
+    </w:p>
+    <w:p>
+      <w:pPr>
+        <w:pStyle w:val="ListParagraph"/>
+        <w:numPr>
+          <w:ilvl w:val="0"/>
+          <w:numId w:val="11"/>
+        </w:numPr>
+        <w:rPr>
+          <w:lang w:val="en-US"/>
+        </w:rPr>
+      </w:pPr>
+      <w:r>
+        <w:rPr>
+          <w:lang w:val="en-US"/>
+        </w:rPr>
+        <w:t>Chỉ Định Trạng Thái Của Subplot Hiện Tại?</w:t>
+      </w:r>
+    </w:p>
+    <w:p>
+      <w:pPr>
+        <w:pStyle w:val="ListParagraph"/>
+        <w:numPr>
+          <w:ilvl w:val="0"/>
+          <w:numId w:val="15"/>
+        </w:numPr>
+        <w:rPr>
+          <w:lang w:val="en-US"/>
+        </w:rPr>
+      </w:pPr>
+      <w:r>
+        <w:rPr>
+          <w:lang w:val="en-US"/>
+        </w:rPr>
+        <w:t>Trạng thái mặc định của Subplot là nếu có Plot mới thì xóa toàn bộ Plot cũ trên nó</w:t>
+      </w:r>
+      <w:r>
+        <w:rPr>
+          <w:lang w:val="en-US"/>
+        </w:rPr>
+        <w:t>, đồng thời không có lưới tọa độ, lưới tọa độ y chang Matplotlib</w:t>
+      </w:r>
+    </w:p>
+    <w:p>
+      <w:pPr>
+        <w:pStyle w:val="ListParagraph"/>
+        <w:numPr>
+          <w:ilvl w:val="0"/>
+          <w:numId w:val="15"/>
+        </w:numPr>
+        <w:rPr>
+          <w:lang w:val="en-US"/>
+        </w:rPr>
+      </w:pPr>
+      <w:r>
+        <w:rPr>
+          <w:lang w:val="en-US"/>
+        </w:rPr>
+        <w:t>Để chuyển sang trạng thái không xóa Plot cũ</w:t>
+      </w:r>
+    </w:p>
+    <w:p>
+      <w:pPr>
+        <w:pStyle w:val="ListParagraph"/>
+        <w:pBdr>
+          <w:top w:val="single" w:sz="4" w:space="1" w:color="auto"/>
+          <w:left w:val="single" w:sz="4" w:space="4" w:color="auto"/>
+          <w:bottom w:val="single" w:sz="4" w:space="1" w:color="auto"/>
+          <w:right w:val="single" w:sz="4" w:space="4" w:color="auto"/>
+        </w:pBdr>
+        <w:ind w:left="1080"/>
+        <w:rPr>
+          <w:lang w:val="en-US"/>
+        </w:rPr>
+      </w:pPr>
+      <w:r>
+        <w:rPr>
+          <w:lang w:val="en-US"/>
+        </w:rPr>
+        <w:t>hold on</w:t>
+      </w:r>
+    </w:p>
+    <w:p>
+      <w:pPr>
+        <w:pStyle w:val="ListParagraph"/>
+        <w:numPr>
+          <w:ilvl w:val="0"/>
+          <w:numId w:val="15"/>
+        </w:numPr>
+        <w:rPr>
+          <w:lang w:val="en-US"/>
+        </w:rPr>
+      </w:pPr>
+      <w:r>
+        <w:rPr>
+          <w:lang w:val="en-US"/>
+        </w:rPr>
+        <w:t>Để chuyển sang trạng thái</w:t>
+      </w:r>
+      <w:r>
+        <w:rPr>
+          <w:lang w:val="en-US"/>
+        </w:rPr>
+        <w:t xml:space="preserve"> </w:t>
+      </w:r>
+      <w:r>
+        <w:rPr>
+          <w:lang w:val="en-US"/>
+        </w:rPr>
+        <w:t>mặc định</w:t>
+      </w:r>
+      <w:r>
+        <w:rPr>
+          <w:lang w:val="en-US"/>
+        </w:rPr>
+        <w:t xml:space="preserve"> </w:t>
+      </w:r>
+      <w:r>
+        <w:rPr>
+          <w:lang w:val="en-US"/>
+        </w:rPr>
+        <w:t>sẽ xóa Plot cũ</w:t>
+      </w:r>
+    </w:p>
+    <w:p>
+      <w:pPr>
+        <w:pStyle w:val="ListParagraph"/>
+        <w:pBdr>
+          <w:top w:val="single" w:sz="4" w:space="1" w:color="auto"/>
+          <w:left w:val="single" w:sz="4" w:space="4" w:color="auto"/>
+          <w:bottom w:val="single" w:sz="4" w:space="1" w:color="auto"/>
+          <w:right w:val="single" w:sz="4" w:space="4" w:color="auto"/>
+        </w:pBdr>
+        <w:ind w:left="1080"/>
+        <w:rPr>
+          <w:lang w:val="en-US"/>
+        </w:rPr>
+      </w:pPr>
+      <w:r>
+        <w:rPr>
+          <w:lang w:val="en-US"/>
+        </w:rPr>
+        <w:t>hold off</w:t>
+      </w:r>
+    </w:p>
+    <w:p>
+      <w:pPr>
+        <w:pStyle w:val="ListParagraph"/>
+        <w:numPr>
+          <w:ilvl w:val="0"/>
+          <w:numId w:val="15"/>
+        </w:numPr>
+        <w:rPr>
+          <w:lang w:val="en-US"/>
+        </w:rPr>
+      </w:pPr>
+      <w:r>
+        <w:rPr>
+          <w:lang w:val="en-US"/>
+        </w:rPr>
+        <w:t>Để chuyển sang trạng thái có lưới tọa độ</w:t>
+      </w:r>
+    </w:p>
+    <w:p>
+      <w:pPr>
+        <w:pStyle w:val="ListParagraph"/>
+        <w:pBdr>
+          <w:top w:val="single" w:sz="4" w:space="1" w:color="auto"/>
+          <w:left w:val="single" w:sz="4" w:space="4" w:color="auto"/>
+          <w:bottom w:val="single" w:sz="4" w:space="1" w:color="auto"/>
+          <w:right w:val="single" w:sz="4" w:space="4" w:color="auto"/>
+        </w:pBdr>
+        <w:ind w:left="1080"/>
+        <w:rPr>
+          <w:lang w:val="en-US"/>
+        </w:rPr>
+      </w:pPr>
+      <w:r>
+        <w:rPr>
+          <w:lang w:val="en-US"/>
+        </w:rPr>
+        <w:t>grid on</w:t>
+      </w:r>
+    </w:p>
+    <w:p>
+      <w:pPr>
+        <w:pStyle w:val="ListParagraph"/>
+        <w:numPr>
+          <w:ilvl w:val="0"/>
+          <w:numId w:val="15"/>
+        </w:numPr>
+        <w:rPr>
+          <w:lang w:val="en-US"/>
+        </w:rPr>
+      </w:pPr>
+      <w:r>
+        <w:rPr>
+          <w:lang w:val="en-US"/>
+        </w:rPr>
+        <w:t>Để chuyển sang trạng thái mặc định không có lưới tọa độ</w:t>
+      </w:r>
+    </w:p>
+    <w:p>
+      <w:pPr>
+        <w:pStyle w:val="ListParagraph"/>
+        <w:pBdr>
+          <w:top w:val="single" w:sz="4" w:space="1" w:color="auto"/>
+          <w:left w:val="single" w:sz="4" w:space="4" w:color="auto"/>
+          <w:bottom w:val="single" w:sz="4" w:space="1" w:color="auto"/>
+          <w:right w:val="single" w:sz="4" w:space="4" w:color="auto"/>
+        </w:pBdr>
+        <w:ind w:left="1080"/>
+        <w:rPr>
+          <w:lang w:val="en-US"/>
+        </w:rPr>
+      </w:pPr>
+      <w:r>
+        <w:rPr>
+          <w:lang w:val="en-US"/>
+        </w:rPr>
+        <w:t>grid off</w:t>
+      </w:r>
+    </w:p>
+    <w:p>
+      <w:pPr>
+        <w:pStyle w:val="ListParagraph"/>
+        <w:numPr>
+          <w:ilvl w:val="0"/>
+          <w:numId w:val="11"/>
+        </w:numPr>
+        <w:rPr>
+          <w:lang w:val="en-US"/>
+        </w:rPr>
+      </w:pPr>
+      <w:r>
+        <w:rPr>
+          <w:lang w:val="en-US"/>
+        </w:rPr>
+        <w:t>Plot Đồ Thị 2D</w:t>
+      </w:r>
+      <w:r>
+        <w:rPr>
+          <w:lang w:val="en-US"/>
+        </w:rPr>
+        <w:t xml:space="preserve"> Vào Subplot Hiện Tại?</w:t>
+      </w:r>
+    </w:p>
+    <w:p>
+      <w:pPr>
+        <w:pStyle w:val="ListParagraph"/>
+        <w:pBdr>
+          <w:top w:val="single" w:sz="4" w:space="1" w:color="auto"/>
+          <w:left w:val="single" w:sz="4" w:space="4" w:color="auto"/>
+          <w:bottom w:val="single" w:sz="4" w:space="1" w:color="auto"/>
+          <w:right w:val="single" w:sz="4" w:space="4" w:color="auto"/>
+        </w:pBdr>
+        <w:ind w:left="1080"/>
+        <w:rPr>
+          <w:lang w:val="en-US"/>
+        </w:rPr>
+      </w:pPr>
+      <w:r>
+        <w:rPr>
+          <w:lang w:val="en-US"/>
+        </w:rPr>
+        <w:t xml:space="preserve">&lt;Line&gt; = </w:t>
+      </w:r>
+      <w:r>
+        <w:rPr>
+          <w:lang w:val="en-US"/>
+        </w:rPr>
+        <w:t>plot(&lt;X&gt;, &lt;Y&gt;</w:t>
+      </w:r>
+      <w:r>
+        <w:rPr>
+          <w:lang w:val="en-US"/>
+        </w:rPr>
+        <w:t>, &lt;Style&gt;</w:t>
+      </w:r>
+      <w:r>
+        <w:rPr>
+          <w:lang w:val="en-US"/>
+        </w:rPr>
+        <w:t>)</w:t>
+      </w:r>
+    </w:p>
+    <w:p>
+      <w:pPr>
+        <w:pStyle w:val="ListParagraph"/>
+        <w:numPr>
+          <w:ilvl w:val="0"/>
+          <w:numId w:val="3"/>
+        </w:numPr>
+        <w:rPr>
+          <w:lang w:val="en-US"/>
+        </w:rPr>
+      </w:pPr>
+      <w:r>
+        <w:rPr>
+          <w:lang w:val="en-US"/>
+        </w:rPr>
+        <w:t>Trường hợp 1, &lt;X&gt; và &lt;Y&gt; là ma trận chỉ có 1 hàng hoặc cột, nhưng có số phần tử = nhau</w:t>
+      </w:r>
+    </w:p>
+    <w:p>
+      <w:pPr>
+        <w:pStyle w:val="ListParagraph"/>
+        <w:numPr>
+          <w:ilvl w:val="0"/>
+          <w:numId w:val="3"/>
+        </w:numPr>
+        <w:rPr>
+          <w:lang w:val="en-US"/>
+        </w:rPr>
+      </w:pPr>
+      <w:r>
+        <w:rPr>
+          <w:lang w:val="en-US"/>
+        </w:rPr>
+        <w:t xml:space="preserve">Giống Plot </w:t>
+      </w:r>
+      <w:r>
+        <w:rPr>
+          <w:lang w:val="en-US"/>
+        </w:rPr>
+        <w:t xml:space="preserve">1 </w:t>
+      </w:r>
+      <w:r>
+        <w:rPr>
+          <w:lang w:val="en-US"/>
+        </w:rPr>
+        <w:t>Line trong Matplotlib</w:t>
+      </w:r>
+    </w:p>
+    <w:p>
+      <w:pPr>
+        <w:pStyle w:val="ListParagraph"/>
+        <w:numPr>
+          <w:ilvl w:val="0"/>
+          <w:numId w:val="3"/>
+        </w:numPr>
+        <w:rPr>
+          <w:lang w:val="en-US"/>
+        </w:rPr>
+      </w:pPr>
+      <w:r>
+        <w:rPr>
+          <w:lang w:val="en-US"/>
+        </w:rPr>
+        <w:t xml:space="preserve">Trường hợp 2, &lt;X&gt; và &lt;Y&gt; là 2 ma trận </w:t>
+      </w:r>
+      <w:r>
+        <w:rPr>
+          <w:lang w:val="en-US"/>
+        </w:rPr>
+        <w:t>cùng Shape, hoặc 1 trong 2 là cột hoặc hàng, khi đó số phần tử phải = số dòng của ma trận còn lại để Broadcast</w:t>
+      </w:r>
+    </w:p>
+    <w:p>
+      <w:pPr>
+        <w:pStyle w:val="ListParagraph"/>
+        <w:numPr>
+          <w:ilvl w:val="0"/>
+          <w:numId w:val="3"/>
+        </w:numPr>
+        <w:rPr>
+          <w:lang w:val="en-US"/>
+        </w:rPr>
+      </w:pPr>
+      <w:r>
+        <w:rPr>
+          <w:lang w:val="en-US"/>
+        </w:rPr>
+        <w:t>Giống Plot nhiều Line trong Matplotlib, mỗi cột trong ma trận là 1 Line</w:t>
+      </w:r>
+    </w:p>
+    <w:p>
+      <w:pPr>
+        <w:pStyle w:val="ListParagraph"/>
+        <w:numPr>
+          <w:ilvl w:val="0"/>
+          <w:numId w:val="3"/>
+        </w:numPr>
+        <w:rPr>
+          <w:lang w:val="en-US"/>
+        </w:rPr>
+      </w:pPr>
+      <w:r>
+        <w:rPr>
+          <w:lang w:val="en-US"/>
+        </w:rPr>
+        <w:t>&lt;Style&gt; là 1 String chỉ định màu, kiểu đường, … của tất cả các Line</w:t>
+      </w:r>
+    </w:p>
+    <w:p>
+      <w:pPr>
+        <w:pStyle w:val="ListParagraph"/>
+        <w:numPr>
+          <w:ilvl w:val="0"/>
+          <w:numId w:val="3"/>
+        </w:numPr>
+        <w:rPr>
+          <w:lang w:val="en-US"/>
+        </w:rPr>
+      </w:pPr>
+      <w:r>
+        <w:rPr>
+          <w:lang w:val="en-US"/>
+        </w:rPr>
         <w:lastRenderedPageBreak/>
-        <w:t>Để trả Tensor có Shape (1, 4), lấy góc trái dưới của &lt;Figure&gt; làm mốc, 4 giá trị từ trái qua phải lần lượt có ý nghĩa là mốc ở bên phải cạnh trái màn hình bao nhiêu Pixel, mốc ở trên cạnh dưới màn hình bao nhiêu Pixel, chiều rộng và chiều cao &lt;Figure&gt; tính theo Pixel</w:t>
-      </w:r>
-    </w:p>
-    <w:p>
-      <w:pPr>
-        <w:pStyle w:val="ListParagraph"/>
-        <w:pBdr>
-          <w:top w:val="single" w:sz="4" w:space="1" w:color="auto"/>
-          <w:left w:val="single" w:sz="4" w:space="4" w:color="auto"/>
-          <w:bottom w:val="single" w:sz="4" w:space="1" w:color="auto"/>
-          <w:right w:val="single" w:sz="4" w:space="4" w:color="auto"/>
-        </w:pBdr>
-        <w:ind w:left="1080"/>
-        <w:rPr>
-          <w:lang w:val="en-US"/>
-        </w:rPr>
-      </w:pPr>
-      <w:r>
-        <w:rPr>
-          <w:lang w:val="en-US"/>
-        </w:rPr>
-        <w:t>&lt;Figure&gt;.Position</w:t>
-      </w:r>
-    </w:p>
-    <w:p>
-      <w:pPr>
-        <w:pStyle w:val="ListParagraph"/>
-        <w:numPr>
-          <w:ilvl w:val="0"/>
-          <w:numId w:val="3"/>
-        </w:numPr>
-        <w:rPr>
-          <w:lang w:val="en-US"/>
-        </w:rPr>
-      </w:pPr>
-      <w:r>
-        <w:rPr>
-          <w:lang w:val="en-US"/>
-        </w:rPr>
-        <w:t>Để chỉnh lại các thông số trên</w:t>
-      </w:r>
-    </w:p>
-    <w:p>
-      <w:pPr>
-        <w:pStyle w:val="ListParagraph"/>
-        <w:pBdr>
-          <w:top w:val="single" w:sz="4" w:space="1" w:color="auto"/>
-          <w:left w:val="single" w:sz="4" w:space="4" w:color="auto"/>
-          <w:bottom w:val="single" w:sz="4" w:space="1" w:color="auto"/>
-          <w:right w:val="single" w:sz="4" w:space="4" w:color="auto"/>
-        </w:pBdr>
-        <w:ind w:left="1080"/>
-        <w:rPr>
-          <w:lang w:val="en-US"/>
-        </w:rPr>
-      </w:pPr>
-      <w:r>
-        <w:rPr>
-          <w:lang w:val="en-US"/>
-        </w:rPr>
-        <w:t>&lt;Figure&gt;.Position = [&lt;4 Thông Số&gt;]</w:t>
-      </w:r>
-    </w:p>
-    <w:p>
-      <w:pPr>
-        <w:pStyle w:val="ListParagraph"/>
-        <w:numPr>
-          <w:ilvl w:val="0"/>
-          <w:numId w:val="3"/>
-        </w:numPr>
-        <w:rPr>
-          <w:lang w:val="en-US"/>
-        </w:rPr>
-      </w:pPr>
-      <w:r>
-        <w:rPr>
-          <w:lang w:val="en-US"/>
-        </w:rPr>
-        <w:t>Ví dụ</w:t>
-      </w:r>
-    </w:p>
-    <w:p>
-      <w:pPr>
-        <w:pStyle w:val="ListParagraph"/>
-        <w:pBdr>
-          <w:top w:val="single" w:sz="4" w:space="1" w:color="auto"/>
-          <w:left w:val="single" w:sz="4" w:space="4" w:color="auto"/>
-          <w:bottom w:val="single" w:sz="4" w:space="1" w:color="auto"/>
-          <w:right w:val="single" w:sz="4" w:space="4" w:color="auto"/>
-        </w:pBdr>
-        <w:ind w:left="1080"/>
-        <w:rPr>
-          <w:lang w:val="en-US"/>
-        </w:rPr>
-      </w:pPr>
-      <w:r>
-        <w:rPr>
-          <w:lang w:val="en-US"/>
-        </w:rPr>
-        <w:t>foo.Position = [0 0 500 500]</w:t>
-      </w:r>
-    </w:p>
-    <w:p>
-      <w:pPr>
-        <w:pStyle w:val="ListParagraph"/>
-        <w:numPr>
-          <w:ilvl w:val="0"/>
-          <w:numId w:val="3"/>
-        </w:numPr>
-        <w:rPr>
-          <w:lang w:val="en-US"/>
-        </w:rPr>
-      </w:pPr>
-      <w:r>
-        <w:rPr>
-          <w:lang w:val="en-US"/>
-        </w:rPr>
-        <w:t>Để trả về &lt;Index&gt; của &lt;Figure&gt;</w:t>
-      </w:r>
-    </w:p>
-    <w:p>
-      <w:pPr>
-        <w:pStyle w:val="ListParagraph"/>
-        <w:pBdr>
-          <w:top w:val="single" w:sz="4" w:space="1" w:color="auto"/>
-          <w:left w:val="single" w:sz="4" w:space="4" w:color="auto"/>
-          <w:bottom w:val="single" w:sz="4" w:space="1" w:color="auto"/>
-          <w:right w:val="single" w:sz="4" w:space="4" w:color="auto"/>
-        </w:pBdr>
-        <w:ind w:left="1080"/>
-        <w:rPr>
-          <w:lang w:val="en-US"/>
-        </w:rPr>
-      </w:pPr>
-      <w:r>
-        <w:rPr>
-          <w:lang w:val="en-US"/>
-        </w:rPr>
-        <w:t>&lt;Figure&gt;.Number</w:t>
-      </w:r>
-    </w:p>
-    <w:p>
-      <w:pPr>
-        <w:pStyle w:val="ListParagraph"/>
-        <w:numPr>
-          <w:ilvl w:val="0"/>
-          <w:numId w:val="3"/>
-        </w:numPr>
-        <w:rPr>
-          <w:lang w:val="en-US"/>
-        </w:rPr>
-      </w:pPr>
-      <w:r>
-        <w:rPr>
-          <w:lang w:val="en-US"/>
-        </w:rPr>
-        <w:t xml:space="preserve">Để kiểm tra xem </w:t>
-      </w:r>
-      <w:r>
-        <w:rPr>
-          <w:lang w:val="en-US"/>
-        </w:rPr>
-        <w:t>&lt;Figure&gt; có bị đóng</w:t>
-      </w:r>
-    </w:p>
-    <w:p>
-      <w:pPr>
-        <w:pStyle w:val="ListParagraph"/>
-        <w:pBdr>
-          <w:top w:val="single" w:sz="4" w:space="1" w:color="auto"/>
-          <w:left w:val="single" w:sz="4" w:space="4" w:color="auto"/>
-          <w:bottom w:val="single" w:sz="4" w:space="1" w:color="auto"/>
-          <w:right w:val="single" w:sz="4" w:space="4" w:color="auto"/>
-        </w:pBdr>
-        <w:ind w:left="1080"/>
-        <w:rPr>
-          <w:lang w:val="en-US"/>
-        </w:rPr>
-      </w:pPr>
-      <w:r>
-        <w:rPr>
-          <w:lang w:val="en-US"/>
-        </w:rPr>
-        <w:t>&lt;Check&gt; = ishandle(&lt;</w:t>
-      </w:r>
-      <w:r>
-        <w:rPr>
-          <w:lang w:val="en-US"/>
-        </w:rPr>
-        <w:t>Figure</w:t>
-      </w:r>
-      <w:r>
-        <w:rPr>
-          <w:lang w:val="en-US"/>
-        </w:rPr>
-        <w:t>&gt;)</w:t>
-      </w:r>
-    </w:p>
-    <w:p>
-      <w:pPr>
-        <w:pStyle w:val="ListParagraph"/>
-        <w:numPr>
-          <w:ilvl w:val="0"/>
-          <w:numId w:val="3"/>
-        </w:numPr>
-        <w:rPr>
-          <w:lang w:val="en-US"/>
-        </w:rPr>
-      </w:pPr>
-      <w:r>
-        <w:rPr>
-          <w:lang w:val="en-US"/>
-        </w:rPr>
-        <w:t xml:space="preserve">&lt;Check&gt; = 1 khi có </w:t>
-      </w:r>
-      <w:r>
-        <w:rPr>
-          <w:lang w:val="en-US"/>
-        </w:rPr>
-        <w:t>&lt;</w:t>
-      </w:r>
-      <w:r>
-        <w:rPr>
-          <w:lang w:val="en-US"/>
-        </w:rPr>
-        <w:t>Figure</w:t>
-      </w:r>
-      <w:r>
-        <w:rPr>
-          <w:lang w:val="en-US"/>
-        </w:rPr>
-        <w:t>&gt;</w:t>
-      </w:r>
-      <w:r>
-        <w:rPr>
-          <w:lang w:val="en-US"/>
-        </w:rPr>
-        <w:t xml:space="preserve">, = 0 khi </w:t>
-      </w:r>
-      <w:r>
-        <w:rPr>
-          <w:lang w:val="en-US"/>
-        </w:rPr>
-        <w:t>&lt;</w:t>
-      </w:r>
-      <w:r>
-        <w:rPr>
-          <w:lang w:val="en-US"/>
-        </w:rPr>
-        <w:t>Figure</w:t>
-      </w:r>
-      <w:r>
-        <w:rPr>
-          <w:lang w:val="en-US"/>
-        </w:rPr>
-        <w:t>&gt; bị đóng</w:t>
+        <w:t>Ta có thể cập nhật lại &lt;X&gt; và &lt;Y&gt; của &lt;Line&gt; và ngay lập tức đồ thị của nó được cập nhật</w:t>
+      </w:r>
+    </w:p>
+    <w:p>
+      <w:pPr>
+        <w:pStyle w:val="ListParagraph"/>
+        <w:pBdr>
+          <w:top w:val="single" w:sz="4" w:space="1" w:color="auto"/>
+          <w:left w:val="single" w:sz="4" w:space="4" w:color="auto"/>
+          <w:bottom w:val="single" w:sz="4" w:space="1" w:color="auto"/>
+          <w:right w:val="single" w:sz="4" w:space="4" w:color="auto"/>
+        </w:pBdr>
+        <w:ind w:left="1080"/>
+        <w:rPr>
+          <w:lang w:val="en-US"/>
+        </w:rPr>
+      </w:pPr>
+      <w:r>
+        <w:rPr>
+          <w:lang w:val="en-US"/>
+        </w:rPr>
+        <w:t>&lt;Line&gt;.XData = &lt;X Mới&gt;</w:t>
+      </w:r>
+    </w:p>
+    <w:p>
+      <w:pPr>
+        <w:pStyle w:val="ListParagraph"/>
+        <w:pBdr>
+          <w:top w:val="single" w:sz="4" w:space="1" w:color="auto"/>
+          <w:left w:val="single" w:sz="4" w:space="4" w:color="auto"/>
+          <w:bottom w:val="single" w:sz="4" w:space="1" w:color="auto"/>
+          <w:right w:val="single" w:sz="4" w:space="4" w:color="auto"/>
+        </w:pBdr>
+        <w:ind w:left="1080"/>
+        <w:rPr>
+          <w:lang w:val="en-US"/>
+        </w:rPr>
+      </w:pPr>
+      <w:r>
+        <w:rPr>
+          <w:lang w:val="en-US"/>
+        </w:rPr>
+        <w:t>&lt;Line&gt;.YData = &lt;Y Mới&gt;</w:t>
       </w:r>
     </w:p>
     <w:p>
@@ -14012,576 +14688,6 @@
         <w:rPr>
           <w:lang w:val="en-US"/>
         </w:rPr>
-        <w:t>Tạo 1 Subplot Trong Figure Hiện Tại</w:t>
-      </w:r>
-      <w:r>
-        <w:rPr>
-          <w:lang w:val="en-US"/>
-        </w:rPr>
-        <w:t xml:space="preserve"> Và Chuyển Sang Làm Việc Trên Đó?</w:t>
-      </w:r>
-    </w:p>
-    <w:p>
-      <w:pPr>
-        <w:pStyle w:val="ListParagraph"/>
-        <w:pBdr>
-          <w:top w:val="single" w:sz="4" w:space="1" w:color="auto"/>
-          <w:left w:val="single" w:sz="4" w:space="4" w:color="auto"/>
-          <w:bottom w:val="single" w:sz="4" w:space="1" w:color="auto"/>
-          <w:right w:val="single" w:sz="4" w:space="4" w:color="auto"/>
-        </w:pBdr>
-        <w:ind w:left="1080"/>
-        <w:rPr>
-          <w:lang w:val="en-US"/>
-        </w:rPr>
-      </w:pPr>
-      <w:r>
-        <w:rPr>
-          <w:lang w:val="en-US"/>
-        </w:rPr>
-        <w:t>subplot(</w:t>
-      </w:r>
-      <w:r>
-        <w:rPr>
-          <w:lang w:val="en-US"/>
-        </w:rPr>
-        <w:t>&lt;Số Hàng&gt;, &lt;Số Cột&gt;, &lt;Index&gt;)</w:t>
-      </w:r>
-    </w:p>
-    <w:p>
-      <w:pPr>
-        <w:pStyle w:val="ListParagraph"/>
-        <w:numPr>
-          <w:ilvl w:val="0"/>
-          <w:numId w:val="15"/>
-        </w:numPr>
-        <w:rPr>
-          <w:lang w:val="en-US"/>
-        </w:rPr>
-      </w:pPr>
-      <w:r>
-        <w:rPr>
-          <w:lang w:val="en-US"/>
-        </w:rPr>
-        <w:t>Y chang khi tạo Subplot trong Matplotlib</w:t>
-      </w:r>
-    </w:p>
-    <w:p>
-      <w:pPr>
-        <w:pStyle w:val="ListParagraph"/>
-        <w:numPr>
-          <w:ilvl w:val="0"/>
-          <w:numId w:val="15"/>
-        </w:numPr>
-        <w:rPr>
-          <w:lang w:val="en-US"/>
-        </w:rPr>
-      </w:pPr>
-      <w:r>
-        <w:rPr>
-          <w:lang w:val="en-US"/>
-        </w:rPr>
-        <w:t xml:space="preserve">Nếu đã có Subplot vừa khít với Subplot này thì chuyển </w:t>
-      </w:r>
-      <w:r>
-        <w:rPr>
-          <w:lang w:val="en-US"/>
-        </w:rPr>
-        <w:t xml:space="preserve">ngay </w:t>
-      </w:r>
-      <w:r>
-        <w:rPr>
-          <w:lang w:val="en-US"/>
-        </w:rPr>
-        <w:t>sang làm việc trên Subplot đó</w:t>
-      </w:r>
-    </w:p>
-    <w:p>
-      <w:pPr>
-        <w:pStyle w:val="ListParagraph"/>
-        <w:numPr>
-          <w:ilvl w:val="0"/>
-          <w:numId w:val="15"/>
-        </w:numPr>
-        <w:rPr>
-          <w:lang w:val="en-US"/>
-        </w:rPr>
-      </w:pPr>
-      <w:r>
-        <w:rPr>
-          <w:lang w:val="en-US"/>
-        </w:rPr>
-        <w:t>Nếu Subplot này đè lên 1 tí Subplot khác là Subplot khác bay màu</w:t>
-      </w:r>
-    </w:p>
-    <w:p>
-      <w:pPr>
-        <w:pStyle w:val="ListParagraph"/>
-        <w:numPr>
-          <w:ilvl w:val="0"/>
-          <w:numId w:val="11"/>
-        </w:numPr>
-        <w:rPr>
-          <w:lang w:val="en-US"/>
-        </w:rPr>
-      </w:pPr>
-      <w:r>
-        <w:rPr>
-          <w:lang w:val="en-US"/>
-        </w:rPr>
-        <w:t>Chỉ Định Trạng Thái Của Subplot Hiện Tại?</w:t>
-      </w:r>
-    </w:p>
-    <w:p>
-      <w:pPr>
-        <w:pStyle w:val="ListParagraph"/>
-        <w:numPr>
-          <w:ilvl w:val="0"/>
-          <w:numId w:val="15"/>
-        </w:numPr>
-        <w:rPr>
-          <w:lang w:val="en-US"/>
-        </w:rPr>
-      </w:pPr>
-      <w:r>
-        <w:rPr>
-          <w:lang w:val="en-US"/>
-        </w:rPr>
-        <w:t>Trạng thái mặc định của Subplot là nếu có Plot mới thì xóa toàn bộ Plot cũ trên nó</w:t>
-      </w:r>
-      <w:r>
-        <w:rPr>
-          <w:lang w:val="en-US"/>
-        </w:rPr>
-        <w:t>, đồng thời không có lưới tọa độ, lưới tọa độ y chang Matplotlib</w:t>
-      </w:r>
-    </w:p>
-    <w:p>
-      <w:pPr>
-        <w:pStyle w:val="ListParagraph"/>
-        <w:numPr>
-          <w:ilvl w:val="0"/>
-          <w:numId w:val="15"/>
-        </w:numPr>
-        <w:rPr>
-          <w:lang w:val="en-US"/>
-        </w:rPr>
-      </w:pPr>
-      <w:r>
-        <w:rPr>
-          <w:lang w:val="en-US"/>
-        </w:rPr>
-        <w:t>Để chuyển sang trạng thái không xóa Plot cũ</w:t>
-      </w:r>
-    </w:p>
-    <w:p>
-      <w:pPr>
-        <w:pStyle w:val="ListParagraph"/>
-        <w:pBdr>
-          <w:top w:val="single" w:sz="4" w:space="1" w:color="auto"/>
-          <w:left w:val="single" w:sz="4" w:space="4" w:color="auto"/>
-          <w:bottom w:val="single" w:sz="4" w:space="1" w:color="auto"/>
-          <w:right w:val="single" w:sz="4" w:space="4" w:color="auto"/>
-        </w:pBdr>
-        <w:ind w:left="1080"/>
-        <w:rPr>
-          <w:lang w:val="en-US"/>
-        </w:rPr>
-      </w:pPr>
-      <w:r>
-        <w:rPr>
-          <w:lang w:val="en-US"/>
-        </w:rPr>
-        <w:t>hold on</w:t>
-      </w:r>
-    </w:p>
-    <w:p>
-      <w:pPr>
-        <w:pStyle w:val="ListParagraph"/>
-        <w:numPr>
-          <w:ilvl w:val="0"/>
-          <w:numId w:val="15"/>
-        </w:numPr>
-        <w:rPr>
-          <w:lang w:val="en-US"/>
-        </w:rPr>
-      </w:pPr>
-      <w:r>
-        <w:rPr>
-          <w:lang w:val="en-US"/>
-        </w:rPr>
-        <w:t>Để chuyển sang trạng thái</w:t>
-      </w:r>
-      <w:r>
-        <w:rPr>
-          <w:lang w:val="en-US"/>
-        </w:rPr>
-        <w:t xml:space="preserve"> </w:t>
-      </w:r>
-      <w:r>
-        <w:rPr>
-          <w:lang w:val="en-US"/>
-        </w:rPr>
-        <w:t>mặc định</w:t>
-      </w:r>
-      <w:r>
-        <w:rPr>
-          <w:lang w:val="en-US"/>
-        </w:rPr>
-        <w:t xml:space="preserve"> </w:t>
-      </w:r>
-      <w:r>
-        <w:rPr>
-          <w:lang w:val="en-US"/>
-        </w:rPr>
-        <w:t>sẽ xóa Plot cũ</w:t>
-      </w:r>
-    </w:p>
-    <w:p>
-      <w:pPr>
-        <w:pStyle w:val="ListParagraph"/>
-        <w:pBdr>
-          <w:top w:val="single" w:sz="4" w:space="1" w:color="auto"/>
-          <w:left w:val="single" w:sz="4" w:space="4" w:color="auto"/>
-          <w:bottom w:val="single" w:sz="4" w:space="1" w:color="auto"/>
-          <w:right w:val="single" w:sz="4" w:space="4" w:color="auto"/>
-        </w:pBdr>
-        <w:ind w:left="1080"/>
-        <w:rPr>
-          <w:lang w:val="en-US"/>
-        </w:rPr>
-      </w:pPr>
-      <w:r>
-        <w:rPr>
-          <w:lang w:val="en-US"/>
-        </w:rPr>
-        <w:t>hold off</w:t>
-      </w:r>
-    </w:p>
-    <w:p>
-      <w:pPr>
-        <w:pStyle w:val="ListParagraph"/>
-        <w:numPr>
-          <w:ilvl w:val="0"/>
-          <w:numId w:val="15"/>
-        </w:numPr>
-        <w:rPr>
-          <w:lang w:val="en-US"/>
-        </w:rPr>
-      </w:pPr>
-      <w:r>
-        <w:rPr>
-          <w:lang w:val="en-US"/>
-        </w:rPr>
-        <w:t>Để chuyển sang trạng thái có lưới tọa độ</w:t>
-      </w:r>
-    </w:p>
-    <w:p>
-      <w:pPr>
-        <w:pStyle w:val="ListParagraph"/>
-        <w:pBdr>
-          <w:top w:val="single" w:sz="4" w:space="1" w:color="auto"/>
-          <w:left w:val="single" w:sz="4" w:space="4" w:color="auto"/>
-          <w:bottom w:val="single" w:sz="4" w:space="1" w:color="auto"/>
-          <w:right w:val="single" w:sz="4" w:space="4" w:color="auto"/>
-        </w:pBdr>
-        <w:ind w:left="1080"/>
-        <w:rPr>
-          <w:lang w:val="en-US"/>
-        </w:rPr>
-      </w:pPr>
-      <w:r>
-        <w:rPr>
-          <w:lang w:val="en-US"/>
-        </w:rPr>
-        <w:t>grid on</w:t>
-      </w:r>
-    </w:p>
-    <w:p>
-      <w:pPr>
-        <w:pStyle w:val="ListParagraph"/>
-        <w:numPr>
-          <w:ilvl w:val="0"/>
-          <w:numId w:val="15"/>
-        </w:numPr>
-        <w:rPr>
-          <w:lang w:val="en-US"/>
-        </w:rPr>
-      </w:pPr>
-      <w:r>
-        <w:rPr>
-          <w:lang w:val="en-US"/>
-        </w:rPr>
-        <w:t>Để chuyển sang trạng thái mặc định không có lưới tọa độ</w:t>
-      </w:r>
-    </w:p>
-    <w:p>
-      <w:pPr>
-        <w:pStyle w:val="ListParagraph"/>
-        <w:pBdr>
-          <w:top w:val="single" w:sz="4" w:space="1" w:color="auto"/>
-          <w:left w:val="single" w:sz="4" w:space="4" w:color="auto"/>
-          <w:bottom w:val="single" w:sz="4" w:space="1" w:color="auto"/>
-          <w:right w:val="single" w:sz="4" w:space="4" w:color="auto"/>
-        </w:pBdr>
-        <w:ind w:left="1080"/>
-        <w:rPr>
-          <w:lang w:val="en-US"/>
-        </w:rPr>
-      </w:pPr>
-      <w:r>
-        <w:rPr>
-          <w:lang w:val="en-US"/>
-        </w:rPr>
-        <w:t>grid off</w:t>
-      </w:r>
-    </w:p>
-    <w:p>
-      <w:pPr>
-        <w:pStyle w:val="ListParagraph"/>
-        <w:numPr>
-          <w:ilvl w:val="0"/>
-          <w:numId w:val="11"/>
-        </w:numPr>
-        <w:rPr>
-          <w:lang w:val="en-US"/>
-        </w:rPr>
-      </w:pPr>
-      <w:r>
-        <w:rPr>
-          <w:lang w:val="en-US"/>
-        </w:rPr>
-        <w:t>Plot Đồ Thị 2D</w:t>
-      </w:r>
-      <w:r>
-        <w:rPr>
-          <w:lang w:val="en-US"/>
-        </w:rPr>
-        <w:t xml:space="preserve"> Vào Subplot Hiện Tại?</w:t>
-      </w:r>
-    </w:p>
-    <w:p>
-      <w:pPr>
-        <w:pStyle w:val="ListParagraph"/>
-        <w:pBdr>
-          <w:top w:val="single" w:sz="4" w:space="1" w:color="auto"/>
-          <w:left w:val="single" w:sz="4" w:space="4" w:color="auto"/>
-          <w:bottom w:val="single" w:sz="4" w:space="1" w:color="auto"/>
-          <w:right w:val="single" w:sz="4" w:space="4" w:color="auto"/>
-        </w:pBdr>
-        <w:ind w:left="1080"/>
-        <w:rPr>
-          <w:lang w:val="en-US"/>
-        </w:rPr>
-      </w:pPr>
-      <w:r>
-        <w:rPr>
-          <w:lang w:val="en-US"/>
-        </w:rPr>
-        <w:t xml:space="preserve">&lt;Line&gt; = </w:t>
-      </w:r>
-      <w:r>
-        <w:rPr>
-          <w:lang w:val="en-US"/>
-        </w:rPr>
-        <w:t>plot(&lt;X&gt;, &lt;Y&gt;</w:t>
-      </w:r>
-      <w:r>
-        <w:rPr>
-          <w:lang w:val="en-US"/>
-        </w:rPr>
-        <w:t>, &lt;Style&gt;</w:t>
-      </w:r>
-      <w:r>
-        <w:rPr>
-          <w:lang w:val="en-US"/>
-        </w:rPr>
-        <w:t>)</w:t>
-      </w:r>
-    </w:p>
-    <w:p>
-      <w:pPr>
-        <w:pStyle w:val="ListParagraph"/>
-        <w:numPr>
-          <w:ilvl w:val="0"/>
-          <w:numId w:val="3"/>
-        </w:numPr>
-        <w:rPr>
-          <w:lang w:val="en-US"/>
-        </w:rPr>
-      </w:pPr>
-      <w:r>
-        <w:rPr>
-          <w:lang w:val="en-US"/>
-        </w:rPr>
-        <w:t>Trường hợp 1, &lt;X&gt; và &lt;Y&gt; là ma trận chỉ có 1 hàng hoặc cột, nhưng có số phần tử = nhau</w:t>
-      </w:r>
-    </w:p>
-    <w:p>
-      <w:pPr>
-        <w:pStyle w:val="ListParagraph"/>
-        <w:numPr>
-          <w:ilvl w:val="0"/>
-          <w:numId w:val="3"/>
-        </w:numPr>
-        <w:rPr>
-          <w:lang w:val="en-US"/>
-        </w:rPr>
-      </w:pPr>
-      <w:r>
-        <w:rPr>
-          <w:lang w:val="en-US"/>
-        </w:rPr>
-        <w:t xml:space="preserve">Giống Plot </w:t>
-      </w:r>
-      <w:r>
-        <w:rPr>
-          <w:lang w:val="en-US"/>
-        </w:rPr>
-        <w:t xml:space="preserve">1 </w:t>
-      </w:r>
-      <w:r>
-        <w:rPr>
-          <w:lang w:val="en-US"/>
-        </w:rPr>
-        <w:t>Line trong Matplotlib</w:t>
-      </w:r>
-    </w:p>
-    <w:p>
-      <w:pPr>
-        <w:pStyle w:val="ListParagraph"/>
-        <w:numPr>
-          <w:ilvl w:val="0"/>
-          <w:numId w:val="3"/>
-        </w:numPr>
-        <w:rPr>
-          <w:lang w:val="en-US"/>
-        </w:rPr>
-      </w:pPr>
-      <w:r>
-        <w:rPr>
-          <w:lang w:val="en-US"/>
-        </w:rPr>
-        <w:t xml:space="preserve">Trường hợp 2, &lt;X&gt; và &lt;Y&gt; là 2 ma trận </w:t>
-      </w:r>
-      <w:r>
-        <w:rPr>
-          <w:lang w:val="en-US"/>
-        </w:rPr>
-        <w:t>cùng Shape, hoặc 1 trong 2 là cột hoặc hàng, khi đó số phần tử phải = số dòng của ma trận còn lại để Broadcast</w:t>
-      </w:r>
-    </w:p>
-    <w:p>
-      <w:pPr>
-        <w:pStyle w:val="ListParagraph"/>
-        <w:numPr>
-          <w:ilvl w:val="0"/>
-          <w:numId w:val="3"/>
-        </w:numPr>
-        <w:rPr>
-          <w:lang w:val="en-US"/>
-        </w:rPr>
-      </w:pPr>
-      <w:r>
-        <w:rPr>
-          <w:lang w:val="en-US"/>
-        </w:rPr>
-        <w:t>Giống Plot nhiều Line trong Matplotlib, mỗi cột trong ma trận là 1 Line</w:t>
-      </w:r>
-    </w:p>
-    <w:p>
-      <w:pPr>
-        <w:pStyle w:val="ListParagraph"/>
-        <w:numPr>
-          <w:ilvl w:val="0"/>
-          <w:numId w:val="3"/>
-        </w:numPr>
-        <w:rPr>
-          <w:lang w:val="en-US"/>
-        </w:rPr>
-      </w:pPr>
-      <w:r>
-        <w:rPr>
-          <w:lang w:val="en-US"/>
-        </w:rPr>
-        <w:t>&lt;Style&gt; là 1 String chỉ định màu, kiểu đường, … của tất cả các Line</w:t>
-      </w:r>
-    </w:p>
-    <w:p>
-      <w:pPr>
-        <w:pStyle w:val="ListParagraph"/>
-        <w:numPr>
-          <w:ilvl w:val="0"/>
-          <w:numId w:val="3"/>
-        </w:numPr>
-        <w:rPr>
-          <w:lang w:val="en-US"/>
-        </w:rPr>
-      </w:pPr>
-      <w:r>
-        <w:rPr>
-          <w:lang w:val="en-US"/>
-        </w:rPr>
-        <w:t>Ta có thể cập nhật lại &lt;X&gt; và &lt;Y&gt; của &lt;Line&gt; và ngay lập tức đồ thị của nó được cập nhật</w:t>
-      </w:r>
-    </w:p>
-    <w:p>
-      <w:pPr>
-        <w:pStyle w:val="ListParagraph"/>
-        <w:pBdr>
-          <w:top w:val="single" w:sz="4" w:space="1" w:color="auto"/>
-          <w:left w:val="single" w:sz="4" w:space="4" w:color="auto"/>
-          <w:bottom w:val="single" w:sz="4" w:space="1" w:color="auto"/>
-          <w:right w:val="single" w:sz="4" w:space="4" w:color="auto"/>
-        </w:pBdr>
-        <w:ind w:left="1080"/>
-        <w:rPr>
-          <w:lang w:val="en-US"/>
-        </w:rPr>
-      </w:pPr>
-      <w:r>
-        <w:rPr>
-          <w:lang w:val="en-US"/>
-        </w:rPr>
-        <w:t>&lt;Line&gt;.XData = &lt;X Mới&gt;</w:t>
-      </w:r>
-    </w:p>
-    <w:p>
-      <w:pPr>
-        <w:pStyle w:val="ListParagraph"/>
-        <w:pBdr>
-          <w:top w:val="single" w:sz="4" w:space="1" w:color="auto"/>
-          <w:left w:val="single" w:sz="4" w:space="4" w:color="auto"/>
-          <w:bottom w:val="single" w:sz="4" w:space="1" w:color="auto"/>
-          <w:right w:val="single" w:sz="4" w:space="4" w:color="auto"/>
-        </w:pBdr>
-        <w:ind w:left="1080"/>
-        <w:rPr>
-          <w:lang w:val="en-US"/>
-        </w:rPr>
-      </w:pPr>
-      <w:r>
-        <w:rPr>
-          <w:lang w:val="en-US"/>
-        </w:rPr>
-        <w:t>&lt;Line&gt;.YData = &lt;Y Mới&gt;</w:t>
-      </w:r>
-    </w:p>
-    <w:p>
-      <w:pPr>
-        <w:pStyle w:val="ListParagraph"/>
-        <w:numPr>
-          <w:ilvl w:val="0"/>
-          <w:numId w:val="11"/>
-        </w:numPr>
-        <w:rPr>
-          <w:lang w:val="en-US"/>
-        </w:rPr>
-      </w:pPr>
-      <w:r>
-        <w:rPr>
-          <w:lang w:val="en-US"/>
-        </w:rPr>
         <w:t>Plot 1 Đống Vector Vào Subplot Hiện Tại?</w:t>
       </w:r>
     </w:p>
@@ -14603,7 +14709,6 @@
         <w:rPr>
           <w:lang w:val="en-US"/>
         </w:rPr>
-        <w:lastRenderedPageBreak/>
         <w:t xml:space="preserve">&lt;Quiver&gt; = </w:t>
       </w:r>
       <w:r>
@@ -15493,6 +15598,7 @@
         <w:rPr>
           <w:lang w:val="en-US"/>
         </w:rPr>
+        <w:lastRenderedPageBreak/>
         <w:t>fplot(&lt;X Là Hàm Theo T&gt;, &lt;Y Là Hàm Theo T&gt;, [&lt;Cận Trên T&gt; &lt;Cận Dưới T&gt;])</w:t>
       </w:r>
     </w:p>
@@ -15671,7 +15777,6 @@
         <w:rPr>
           <w:lang w:val="en-US"/>
         </w:rPr>
-        <w:lastRenderedPageBreak/>
         <w:t>foo = sin(t)</w:t>
       </w:r>
     </w:p>

--- a/matlab.docx
+++ b/matlab.docx
@@ -16415,6 +16415,1528 @@
         <w:t>close all</w:t>
       </w:r>
     </w:p>
+    <w:p>
+      <w:pPr>
+        <w:rPr>
+          <w:lang w:val="en-US"/>
+        </w:rPr>
+      </w:pPr>
+    </w:p>
+    <w:p>
+      <w:pPr>
+        <w:rPr>
+          <w:lang w:val="en-US"/>
+        </w:rPr>
+      </w:pPr>
+      <w:r>
+        <w:rPr>
+          <w:lang w:val="en-US"/>
+        </w:rPr>
+        <w:t>Simulink:</w:t>
+      </w:r>
+    </w:p>
+    <w:p>
+      <w:pPr>
+        <w:pStyle w:val="ListParagraph"/>
+        <w:numPr>
+          <w:ilvl w:val="0"/>
+          <w:numId w:val="22"/>
+        </w:numPr>
+        <w:rPr>
+          <w:lang w:val="en-US"/>
+        </w:rPr>
+      </w:pPr>
+      <w:r>
+        <w:rPr>
+          <w:lang w:val="en-US"/>
+        </w:rPr>
+        <w:t xml:space="preserve">Phần </w:t>
+      </w:r>
+      <w:r>
+        <w:rPr>
+          <w:lang w:val="en-US"/>
+        </w:rPr>
+        <w:t xml:space="preserve">Mở Rộng </w:t>
+      </w:r>
+      <w:r>
+        <w:rPr>
+          <w:lang w:val="en-US"/>
+        </w:rPr>
+        <w:t>File Simulink</w:t>
+      </w:r>
+      <w:r>
+        <w:rPr>
+          <w:lang w:val="en-US"/>
+        </w:rPr>
+        <w:t>?</w:t>
+      </w:r>
+    </w:p>
+    <w:p>
+      <w:pPr>
+        <w:pStyle w:val="ListParagraph"/>
+        <w:numPr>
+          <w:ilvl w:val="0"/>
+          <w:numId w:val="3"/>
+        </w:numPr>
+        <w:rPr>
+          <w:lang w:val="en-US"/>
+        </w:rPr>
+      </w:pPr>
+      <w:r>
+        <w:rPr>
+          <w:lang w:val="en-US"/>
+        </w:rPr>
+        <w:t>“.slx”</w:t>
+      </w:r>
+    </w:p>
+    <w:p>
+      <w:pPr>
+        <w:pStyle w:val="ListParagraph"/>
+        <w:numPr>
+          <w:ilvl w:val="0"/>
+          <w:numId w:val="22"/>
+        </w:numPr>
+        <w:rPr>
+          <w:lang w:val="en-US"/>
+        </w:rPr>
+      </w:pPr>
+      <w:r>
+        <w:rPr>
+          <w:lang w:val="en-US"/>
+        </w:rPr>
+        <w:t xml:space="preserve">Mở </w:t>
+      </w:r>
+      <w:r>
+        <w:rPr>
+          <w:lang w:val="en-US"/>
+        </w:rPr>
+        <w:t>1 File Simulink</w:t>
+      </w:r>
+      <w:r>
+        <w:rPr>
+          <w:lang w:val="en-US"/>
+        </w:rPr>
+        <w:t>?</w:t>
+      </w:r>
+    </w:p>
+    <w:p>
+      <w:pPr>
+        <w:pStyle w:val="ListParagraph"/>
+        <w:numPr>
+          <w:ilvl w:val="0"/>
+          <w:numId w:val="3"/>
+        </w:numPr>
+        <w:rPr>
+          <w:lang w:val="en-US"/>
+        </w:rPr>
+      </w:pPr>
+      <w:r>
+        <w:rPr>
+          <w:lang w:val="en-US"/>
+        </w:rPr>
+        <w:lastRenderedPageBreak/>
+        <w:t>Mỗi 1 File Simulink mở ra sẽ cần 1 cửa sổ dành riêng cho nó</w:t>
+      </w:r>
+    </w:p>
+    <w:p>
+      <w:pPr>
+        <w:pStyle w:val="ListParagraph"/>
+        <w:numPr>
+          <w:ilvl w:val="0"/>
+          <w:numId w:val="3"/>
+        </w:numPr>
+        <w:rPr>
+          <w:lang w:val="en-US"/>
+        </w:rPr>
+      </w:pPr>
+      <w:r>
+        <w:rPr>
+          <w:lang w:val="en-US"/>
+        </w:rPr>
+        <w:t xml:space="preserve">Vào Tab “HOME” + tại mục “SIMULINK” + Click biểu tượng “Simulink” + </w:t>
+      </w:r>
+      <w:r>
+        <w:rPr>
+          <w:lang w:val="en-US"/>
+        </w:rPr>
+        <w:t xml:space="preserve">Click biểu tượng “Open…” góc trái trên + </w:t>
+      </w:r>
+      <w:r>
+        <w:rPr>
+          <w:lang w:val="en-US"/>
+        </w:rPr>
+        <w:t>chọn File Simulink + Click “Open”</w:t>
+      </w:r>
+      <w:r>
+        <w:rPr>
+          <w:lang w:val="en-US"/>
+        </w:rPr>
+        <w:t xml:space="preserve"> = mở File trong cửa sổ “Current Folder”</w:t>
+      </w:r>
+    </w:p>
+    <w:p>
+      <w:pPr>
+        <w:pStyle w:val="ListParagraph"/>
+        <w:numPr>
+          <w:ilvl w:val="0"/>
+          <w:numId w:val="22"/>
+        </w:numPr>
+        <w:rPr>
+          <w:lang w:val="en-US"/>
+        </w:rPr>
+      </w:pPr>
+      <w:r>
+        <w:rPr>
+          <w:lang w:val="en-US"/>
+        </w:rPr>
+        <w:t xml:space="preserve">Thêm </w:t>
+      </w:r>
+      <w:r>
+        <w:rPr>
+          <w:lang w:val="en-US"/>
+        </w:rPr>
+        <w:t>1 Phần Tử Vào Mạch?</w:t>
+      </w:r>
+    </w:p>
+    <w:p>
+      <w:pPr>
+        <w:pStyle w:val="ListParagraph"/>
+        <w:numPr>
+          <w:ilvl w:val="0"/>
+          <w:numId w:val="3"/>
+        </w:numPr>
+        <w:rPr>
+          <w:lang w:val="en-US"/>
+        </w:rPr>
+      </w:pPr>
+      <w:r>
+        <w:rPr>
+          <w:lang w:val="en-US"/>
+        </w:rPr>
+        <w:t>Vào Tab “SIMULATION” + tại mục “LIBRARY” + Click biểu tượng “Library Browser” để mở cửa sổ thư viện + kéo thả phần tử vào cửa sổ chính</w:t>
+      </w:r>
+      <w:r>
+        <w:rPr>
+          <w:lang w:val="en-US"/>
+        </w:rPr>
+        <w:t xml:space="preserve"> </w:t>
+      </w:r>
+      <w:r>
+        <w:rPr>
+          <w:lang w:val="en-US"/>
+        </w:rPr>
+        <w:t xml:space="preserve">hoặc chọn phần tử rồi nhấn “Ctrl” + “I” </w:t>
+      </w:r>
+      <w:r>
+        <w:rPr>
+          <w:lang w:val="en-US"/>
+        </w:rPr>
+        <w:t>= Double Click vào chỗ bất kì trong cửa sổ chính + gõ tên phần tử + chọn phần tử</w:t>
+      </w:r>
+    </w:p>
+    <w:p>
+      <w:pPr>
+        <w:pStyle w:val="ListParagraph"/>
+        <w:numPr>
+          <w:ilvl w:val="0"/>
+          <w:numId w:val="3"/>
+        </w:numPr>
+        <w:rPr>
+          <w:lang w:val="en-US"/>
+        </w:rPr>
+      </w:pPr>
+      <w:r>
+        <w:rPr>
+          <w:lang w:val="en-US"/>
+        </w:rPr>
+        <w:t>Để nối cổng này của phần tử này với cổng kia của phần tử kia, kéo thả cổng này vào cổng kia, nếu xuất hiện mũi tên đen thì kết nối được, đỏ thì không được</w:t>
+      </w:r>
+      <w:r>
+        <w:rPr>
+          <w:lang w:val="en-US"/>
+        </w:rPr>
+        <w:t>, 2 phần tử nối được với nhau chỉ khi chúng thuộc cùng 1 thẻ trong cửa sổ thư viện</w:t>
+      </w:r>
+    </w:p>
+    <w:p>
+      <w:pPr>
+        <w:pStyle w:val="ListParagraph"/>
+        <w:numPr>
+          <w:ilvl w:val="0"/>
+          <w:numId w:val="3"/>
+        </w:numPr>
+        <w:rPr>
+          <w:lang w:val="en-US"/>
+        </w:rPr>
+      </w:pPr>
+      <w:r>
+        <w:rPr>
+          <w:lang w:val="en-US"/>
+        </w:rPr>
+        <w:t>Để rẽ nhánh dây điện</w:t>
+      </w:r>
+    </w:p>
+    <w:p>
+      <w:pPr>
+        <w:pStyle w:val="ListParagraph"/>
+        <w:numPr>
+          <w:ilvl w:val="0"/>
+          <w:numId w:val="3"/>
+        </w:numPr>
+        <w:rPr>
+          <w:lang w:val="en-US"/>
+        </w:rPr>
+      </w:pPr>
+      <w:r>
+        <w:rPr>
+          <w:lang w:val="en-US"/>
+        </w:rPr>
+        <w:t>Nhấn giữ “Ctrl” + kéo thả 1 điểm trên dây</w:t>
+      </w:r>
+    </w:p>
+    <w:p>
+      <w:pPr>
+        <w:pStyle w:val="ListParagraph"/>
+        <w:numPr>
+          <w:ilvl w:val="0"/>
+          <w:numId w:val="3"/>
+        </w:numPr>
+        <w:rPr>
+          <w:lang w:val="en-US"/>
+        </w:rPr>
+      </w:pPr>
+      <w:r>
+        <w:rPr>
+          <w:lang w:val="en-US"/>
+        </w:rPr>
+        <w:t>Để chọn 1 phần tử</w:t>
+      </w:r>
+    </w:p>
+    <w:p>
+      <w:pPr>
+        <w:pStyle w:val="ListParagraph"/>
+        <w:numPr>
+          <w:ilvl w:val="0"/>
+          <w:numId w:val="3"/>
+        </w:numPr>
+        <w:rPr>
+          <w:lang w:val="en-US"/>
+        </w:rPr>
+      </w:pPr>
+      <w:r>
+        <w:rPr>
+          <w:lang w:val="en-US"/>
+        </w:rPr>
+        <w:t>Click chuột vào phần tử đó</w:t>
+      </w:r>
+    </w:p>
+    <w:p>
+      <w:pPr>
+        <w:pStyle w:val="ListParagraph"/>
+        <w:numPr>
+          <w:ilvl w:val="0"/>
+          <w:numId w:val="3"/>
+        </w:numPr>
+        <w:rPr>
+          <w:lang w:val="en-US"/>
+        </w:rPr>
+      </w:pPr>
+      <w:r>
+        <w:rPr>
+          <w:lang w:val="en-US"/>
+        </w:rPr>
+        <w:t xml:space="preserve">Để </w:t>
+      </w:r>
+      <w:r>
+        <w:rPr>
+          <w:lang w:val="en-US"/>
+        </w:rPr>
+        <w:t>hiện hoặc ẩn tên bên dưới phần tử được chọn</w:t>
+      </w:r>
+    </w:p>
+    <w:p>
+      <w:pPr>
+        <w:pStyle w:val="ListParagraph"/>
+        <w:numPr>
+          <w:ilvl w:val="0"/>
+          <w:numId w:val="3"/>
+        </w:numPr>
+        <w:rPr>
+          <w:lang w:val="en-US"/>
+        </w:rPr>
+      </w:pPr>
+      <w:r>
+        <w:rPr>
+          <w:lang w:val="en-US"/>
+        </w:rPr>
+        <w:t>Di chuột lên dấu 3 chấm phía trên phần tử + Click biểu tượng thứ 2 từ trái sang</w:t>
+      </w:r>
+    </w:p>
+    <w:p>
+      <w:pPr>
+        <w:pStyle w:val="ListParagraph"/>
+        <w:numPr>
+          <w:ilvl w:val="0"/>
+          <w:numId w:val="3"/>
+        </w:numPr>
+        <w:rPr>
+          <w:lang w:val="en-US"/>
+        </w:rPr>
+      </w:pPr>
+      <w:r>
+        <w:rPr>
+          <w:lang w:val="en-US"/>
+        </w:rPr>
+        <w:t>Để kích hoạt hoặc vô hiệu hóa phần tử được chọn</w:t>
+      </w:r>
+    </w:p>
+    <w:p>
+      <w:pPr>
+        <w:pStyle w:val="ListParagraph"/>
+        <w:numPr>
+          <w:ilvl w:val="0"/>
+          <w:numId w:val="3"/>
+        </w:numPr>
+        <w:rPr>
+          <w:lang w:val="en-US"/>
+        </w:rPr>
+      </w:pPr>
+      <w:r>
+        <w:rPr>
+          <w:lang w:val="en-US"/>
+        </w:rPr>
+        <w:t>Di chuột lên dấu 3 chấm phía trên phần tử + Click biểu tượng thứ 1 từ trái sang</w:t>
+      </w:r>
+    </w:p>
+    <w:p>
+      <w:pPr>
+        <w:pStyle w:val="ListParagraph"/>
+        <w:numPr>
+          <w:ilvl w:val="0"/>
+          <w:numId w:val="3"/>
+        </w:numPr>
+        <w:rPr>
+          <w:lang w:val="en-US"/>
+        </w:rPr>
+      </w:pPr>
+      <w:r>
+        <w:rPr>
+          <w:lang w:val="en-US"/>
+        </w:rPr>
+        <w:t>Để hiện cửa sổ tham số của phần tử</w:t>
+      </w:r>
+    </w:p>
+    <w:p>
+      <w:pPr>
+        <w:pStyle w:val="ListParagraph"/>
+        <w:numPr>
+          <w:ilvl w:val="0"/>
+          <w:numId w:val="3"/>
+        </w:numPr>
+        <w:rPr>
+          <w:lang w:val="en-US"/>
+        </w:rPr>
+      </w:pPr>
+      <w:r>
+        <w:rPr>
+          <w:lang w:val="en-US"/>
+        </w:rPr>
+        <w:t xml:space="preserve">Phải chuột vào phần tử + chọn “Block Parameters” + </w:t>
+      </w:r>
+      <w:r>
+        <w:rPr>
+          <w:lang w:val="en-US"/>
+        </w:rPr>
+        <w:t>chỉnh tham số + Click “OK”</w:t>
+      </w:r>
+      <w:r>
+        <w:rPr>
+          <w:lang w:val="en-US"/>
+        </w:rPr>
+        <w:t xml:space="preserve"> = Double Click vào phần tử + chỉnh tham số + Click “OK”</w:t>
+      </w:r>
+    </w:p>
+    <w:p>
+      <w:pPr>
+        <w:pStyle w:val="ListParagraph"/>
+        <w:numPr>
+          <w:ilvl w:val="0"/>
+          <w:numId w:val="3"/>
+        </w:numPr>
+        <w:rPr>
+          <w:lang w:val="en-US"/>
+        </w:rPr>
+      </w:pPr>
+      <w:r>
+        <w:rPr>
+          <w:lang w:val="en-US"/>
+        </w:rPr>
+        <w:t>Để nhân đôi nhanh 1 phần tử</w:t>
+      </w:r>
+    </w:p>
+    <w:p>
+      <w:pPr>
+        <w:pStyle w:val="ListParagraph"/>
+        <w:numPr>
+          <w:ilvl w:val="0"/>
+          <w:numId w:val="3"/>
+        </w:numPr>
+        <w:rPr>
+          <w:lang w:val="en-US"/>
+        </w:rPr>
+      </w:pPr>
+      <w:r>
+        <w:rPr>
+          <w:lang w:val="en-US"/>
+        </w:rPr>
+        <w:t>Nhấn giữ phải chuột vào phần tử rồi kéo thả</w:t>
+      </w:r>
+    </w:p>
+    <w:p>
+      <w:pPr>
+        <w:pStyle w:val="ListParagraph"/>
+        <w:numPr>
+          <w:ilvl w:val="0"/>
+          <w:numId w:val="3"/>
+        </w:numPr>
+        <w:rPr>
+          <w:lang w:val="en-US"/>
+        </w:rPr>
+      </w:pPr>
+      <w:r>
+        <w:rPr>
+          <w:lang w:val="en-US"/>
+        </w:rPr>
+        <w:t>Để quay 1 phần tử được chọn 90 độ sang phải</w:t>
+      </w:r>
+    </w:p>
+    <w:p>
+      <w:pPr>
+        <w:pStyle w:val="ListParagraph"/>
+        <w:numPr>
+          <w:ilvl w:val="0"/>
+          <w:numId w:val="3"/>
+        </w:numPr>
+        <w:rPr>
+          <w:lang w:val="en-US"/>
+        </w:rPr>
+      </w:pPr>
+      <w:r>
+        <w:rPr>
+          <w:lang w:val="en-US"/>
+        </w:rPr>
+        <w:t>Nhấn “Ctrl” + “R”</w:t>
+      </w:r>
+    </w:p>
+    <w:p>
+      <w:pPr>
+        <w:pStyle w:val="ListParagraph"/>
+        <w:numPr>
+          <w:ilvl w:val="0"/>
+          <w:numId w:val="22"/>
+        </w:numPr>
+        <w:rPr>
+          <w:lang w:val="en-US"/>
+        </w:rPr>
+      </w:pPr>
+      <w:r>
+        <w:rPr>
+          <w:lang w:val="en-US"/>
+        </w:rPr>
+        <w:t xml:space="preserve">Chạy </w:t>
+      </w:r>
+      <w:r>
+        <w:rPr>
+          <w:lang w:val="en-US"/>
+        </w:rPr>
+        <w:t>Mô Phỏng Mạch?</w:t>
+      </w:r>
+    </w:p>
+    <w:p>
+      <w:pPr>
+        <w:pStyle w:val="ListParagraph"/>
+        <w:numPr>
+          <w:ilvl w:val="0"/>
+          <w:numId w:val="3"/>
+        </w:numPr>
+        <w:rPr>
+          <w:lang w:val="en-US"/>
+        </w:rPr>
+      </w:pPr>
+      <w:r>
+        <w:rPr>
+          <w:lang w:val="en-US"/>
+        </w:rPr>
+        <w:t>Để chỉnh thời gian kết thúc mô phỏng</w:t>
+      </w:r>
+    </w:p>
+    <w:p>
+      <w:pPr>
+        <w:pStyle w:val="ListParagraph"/>
+        <w:numPr>
+          <w:ilvl w:val="0"/>
+          <w:numId w:val="3"/>
+        </w:numPr>
+        <w:rPr>
+          <w:lang w:val="en-US"/>
+        </w:rPr>
+      </w:pPr>
+      <w:r>
+        <w:rPr>
+          <w:lang w:val="en-US"/>
+        </w:rPr>
+        <w:t>Vào Tab “SIMULATION” + tại mục “SIMULATE” + điền số giây vào thuộc tính “Stop Time”</w:t>
+      </w:r>
+      <w:r>
+        <w:rPr>
+          <w:lang w:val="en-US"/>
+        </w:rPr>
+        <w:t>, lưu ý đây không phải là thời gian để máy bạn chạy mô phỏng mà là thời gian ảo nên trôi rất nhanh</w:t>
+      </w:r>
+    </w:p>
+    <w:p>
+      <w:pPr>
+        <w:pStyle w:val="ListParagraph"/>
+        <w:numPr>
+          <w:ilvl w:val="0"/>
+          <w:numId w:val="3"/>
+        </w:numPr>
+        <w:rPr>
+          <w:lang w:val="en-US"/>
+        </w:rPr>
+      </w:pPr>
+      <w:r>
+        <w:rPr>
+          <w:lang w:val="en-US"/>
+        </w:rPr>
+        <w:t>Để chỉ mô phỏng sang giây tiếp theo rồi tạm dừng</w:t>
+      </w:r>
+    </w:p>
+    <w:p>
+      <w:pPr>
+        <w:pStyle w:val="ListParagraph"/>
+        <w:numPr>
+          <w:ilvl w:val="0"/>
+          <w:numId w:val="3"/>
+        </w:numPr>
+        <w:rPr>
+          <w:lang w:val="en-US"/>
+        </w:rPr>
+      </w:pPr>
+      <w:r>
+        <w:rPr>
+          <w:lang w:val="en-US"/>
+        </w:rPr>
+        <w:t>Vào Tab “SIMULATION” + tại mục “SIMULATE” + Click biểu tượng “Step Forward”</w:t>
+      </w:r>
+    </w:p>
+    <w:p>
+      <w:pPr>
+        <w:pStyle w:val="ListParagraph"/>
+        <w:numPr>
+          <w:ilvl w:val="0"/>
+          <w:numId w:val="3"/>
+        </w:numPr>
+        <w:rPr>
+          <w:lang w:val="en-US"/>
+        </w:rPr>
+      </w:pPr>
+      <w:r>
+        <w:rPr>
+          <w:lang w:val="en-US"/>
+        </w:rPr>
+        <w:t>Để tiếp tục mô phỏng hết thời gian còn lại</w:t>
+      </w:r>
+    </w:p>
+    <w:p>
+      <w:pPr>
+        <w:pStyle w:val="ListParagraph"/>
+        <w:numPr>
+          <w:ilvl w:val="0"/>
+          <w:numId w:val="3"/>
+        </w:numPr>
+        <w:rPr>
+          <w:lang w:val="en-US"/>
+        </w:rPr>
+      </w:pPr>
+      <w:r>
+        <w:rPr>
+          <w:lang w:val="en-US"/>
+        </w:rPr>
+        <w:t>Nhấn “Ctrl” + “T”</w:t>
+      </w:r>
+    </w:p>
+    <w:p>
+      <w:pPr>
+        <w:pStyle w:val="ListParagraph"/>
+        <w:numPr>
+          <w:ilvl w:val="0"/>
+          <w:numId w:val="22"/>
+        </w:numPr>
+        <w:rPr>
+          <w:lang w:val="en-US"/>
+        </w:rPr>
+      </w:pPr>
+      <w:r>
+        <w:rPr>
+          <w:lang w:val="en-US"/>
+        </w:rPr>
+        <w:t>Thẻ Simulink</w:t>
+      </w:r>
+      <w:r>
+        <w:rPr>
+          <w:lang w:val="en-US"/>
+        </w:rPr>
+        <w:t>?</w:t>
+      </w:r>
+    </w:p>
+    <w:p>
+      <w:pPr>
+        <w:pStyle w:val="ListParagraph"/>
+        <w:numPr>
+          <w:ilvl w:val="0"/>
+          <w:numId w:val="3"/>
+        </w:numPr>
+        <w:rPr>
+          <w:lang w:val="en-US"/>
+        </w:rPr>
+      </w:pPr>
+      <w:r>
+        <w:rPr>
+          <w:lang w:val="en-US"/>
+        </w:rPr>
+        <w:t>Nguồn điện thế hình Sin</w:t>
+      </w:r>
+    </w:p>
+    <w:p>
+      <w:pPr>
+        <w:pStyle w:val="ListParagraph"/>
+        <w:numPr>
+          <w:ilvl w:val="0"/>
+          <w:numId w:val="3"/>
+        </w:numPr>
+        <w:rPr>
+          <w:lang w:val="en-US"/>
+        </w:rPr>
+      </w:pPr>
+      <w:r>
+        <w:rPr>
+          <w:lang w:val="en-US"/>
+        </w:rPr>
+        <w:t>V</w:t>
+      </w:r>
+      <w:r>
+        <w:rPr>
+          <w:lang w:val="en-US"/>
+        </w:rPr>
+        <w:t>ào “Sources” + kéo thả “Sine Wave”</w:t>
+      </w:r>
+    </w:p>
+    <w:p>
+      <w:pPr>
+        <w:pStyle w:val="ListParagraph"/>
+        <w:numPr>
+          <w:ilvl w:val="0"/>
+          <w:numId w:val="3"/>
+        </w:numPr>
+        <w:rPr>
+          <w:lang w:val="en-US"/>
+        </w:rPr>
+      </w:pPr>
+      <w:r>
+        <w:rPr>
+          <w:lang w:val="en-US"/>
+        </w:rPr>
+        <w:t>Oscilloscope</w:t>
+      </w:r>
+    </w:p>
+    <w:p>
+      <w:pPr>
+        <w:pStyle w:val="ListParagraph"/>
+        <w:numPr>
+          <w:ilvl w:val="0"/>
+          <w:numId w:val="3"/>
+        </w:numPr>
+        <w:rPr>
+          <w:lang w:val="en-US"/>
+        </w:rPr>
+      </w:pPr>
+      <w:r>
+        <w:rPr>
+          <w:lang w:val="en-US"/>
+        </w:rPr>
+        <w:t>Vào “Sinks” + kéo thả “Scope”</w:t>
+      </w:r>
+    </w:p>
+    <w:p>
+      <w:pPr>
+        <w:pStyle w:val="ListParagraph"/>
+        <w:numPr>
+          <w:ilvl w:val="0"/>
+          <w:numId w:val="3"/>
+        </w:numPr>
+        <w:rPr>
+          <w:lang w:val="en-US"/>
+        </w:rPr>
+      </w:pPr>
+      <w:r>
+        <w:rPr>
+          <w:lang w:val="en-US"/>
+        </w:rPr>
+        <w:t>Cửa sổ tham số của Oscilloscope sẽ hiển thị đồ thị tín hiệu chân Input của nó khi chạy mô phỏng</w:t>
+      </w:r>
+    </w:p>
+    <w:p>
+      <w:pPr>
+        <w:pStyle w:val="ListParagraph"/>
+        <w:numPr>
+          <w:ilvl w:val="0"/>
+          <w:numId w:val="3"/>
+        </w:numPr>
+        <w:rPr>
+          <w:lang w:val="en-US"/>
+        </w:rPr>
+      </w:pPr>
+      <w:r>
+        <w:rPr>
+          <w:lang w:val="en-US"/>
+        </w:rPr>
+        <w:t>Display</w:t>
+      </w:r>
+    </w:p>
+    <w:p>
+      <w:pPr>
+        <w:pStyle w:val="ListParagraph"/>
+        <w:numPr>
+          <w:ilvl w:val="0"/>
+          <w:numId w:val="3"/>
+        </w:numPr>
+        <w:rPr>
+          <w:lang w:val="en-US"/>
+        </w:rPr>
+      </w:pPr>
+      <w:r>
+        <w:rPr>
+          <w:lang w:val="en-US"/>
+        </w:rPr>
+        <w:t>Vào “Sinks” + kéo thả “Display”</w:t>
+      </w:r>
+    </w:p>
+    <w:p>
+      <w:pPr>
+        <w:pStyle w:val="ListParagraph"/>
+        <w:numPr>
+          <w:ilvl w:val="0"/>
+          <w:numId w:val="3"/>
+        </w:numPr>
+        <w:rPr>
+          <w:lang w:val="en-US"/>
+        </w:rPr>
+      </w:pPr>
+      <w:r>
+        <w:rPr>
+          <w:lang w:val="en-US"/>
+        </w:rPr>
+        <w:t>Phần tử này hiện điện thế của chân Input của nó khi chạy mô phỏng</w:t>
+      </w:r>
+    </w:p>
+    <w:p>
+      <w:pPr>
+        <w:pStyle w:val="ListParagraph"/>
+        <w:numPr>
+          <w:ilvl w:val="0"/>
+          <w:numId w:val="22"/>
+        </w:numPr>
+        <w:rPr>
+          <w:lang w:val="en-US"/>
+        </w:rPr>
+      </w:pPr>
+      <w:r>
+        <w:rPr>
+          <w:lang w:val="en-US"/>
+        </w:rPr>
+        <w:t>Thẻ Simscape</w:t>
+      </w:r>
+      <w:r>
+        <w:rPr>
+          <w:lang w:val="en-US"/>
+        </w:rPr>
+        <w:t>?</w:t>
+      </w:r>
+    </w:p>
+    <w:p>
+      <w:pPr>
+        <w:pStyle w:val="ListParagraph"/>
+        <w:numPr>
+          <w:ilvl w:val="0"/>
+          <w:numId w:val="3"/>
+        </w:numPr>
+        <w:rPr>
+          <w:lang w:val="en-US"/>
+        </w:rPr>
+      </w:pPr>
+      <w:r>
+        <w:rPr>
+          <w:lang w:val="en-US"/>
+        </w:rPr>
+        <w:lastRenderedPageBreak/>
+        <w:t>Nguồn AC</w:t>
+      </w:r>
+    </w:p>
+    <w:p>
+      <w:pPr>
+        <w:pStyle w:val="ListParagraph"/>
+        <w:numPr>
+          <w:ilvl w:val="0"/>
+          <w:numId w:val="3"/>
+        </w:numPr>
+        <w:rPr>
+          <w:lang w:val="en-US"/>
+        </w:rPr>
+      </w:pPr>
+      <w:r>
+        <w:rPr>
+          <w:lang w:val="en-US"/>
+        </w:rPr>
+        <w:t>V</w:t>
+      </w:r>
+      <w:r>
+        <w:rPr>
+          <w:lang w:val="en-US"/>
+        </w:rPr>
+        <w:t>ào “</w:t>
+      </w:r>
+      <w:r>
+        <w:rPr>
+          <w:lang w:val="en-US"/>
+        </w:rPr>
+        <w:t>Foundation Library” + vào “Electrical” + vào</w:t>
+      </w:r>
+      <w:r>
+        <w:rPr>
+          <w:lang w:val="en-US"/>
+        </w:rPr>
+        <w:t xml:space="preserve"> “Electrical Sources” + kéo thả “AC Voltage Source”</w:t>
+      </w:r>
+    </w:p>
+    <w:p>
+      <w:pPr>
+        <w:pStyle w:val="ListParagraph"/>
+        <w:numPr>
+          <w:ilvl w:val="0"/>
+          <w:numId w:val="3"/>
+        </w:numPr>
+        <w:rPr>
+          <w:lang w:val="en-US"/>
+        </w:rPr>
+      </w:pPr>
+      <w:r>
+        <w:rPr>
+          <w:lang w:val="en-US"/>
+        </w:rPr>
+        <w:t>Cảm biến hiệu điện thế</w:t>
+      </w:r>
+    </w:p>
+    <w:p>
+      <w:pPr>
+        <w:pStyle w:val="ListParagraph"/>
+        <w:numPr>
+          <w:ilvl w:val="0"/>
+          <w:numId w:val="3"/>
+        </w:numPr>
+        <w:rPr>
+          <w:lang w:val="en-US"/>
+        </w:rPr>
+      </w:pPr>
+      <w:r>
+        <w:rPr>
+          <w:lang w:val="en-US"/>
+        </w:rPr>
+        <w:t>V</w:t>
+      </w:r>
+      <w:r>
+        <w:rPr>
+          <w:lang w:val="en-US"/>
+        </w:rPr>
+        <w:t>ào “</w:t>
+      </w:r>
+      <w:r>
+        <w:rPr>
+          <w:lang w:val="en-US"/>
+        </w:rPr>
+        <w:t>Foundation Library” + vào “Electrical” + vào “Electrical Sensors” + kéo thả “Voltage Sensor”</w:t>
+      </w:r>
+    </w:p>
+    <w:p>
+      <w:pPr>
+        <w:pStyle w:val="ListParagraph"/>
+        <w:numPr>
+          <w:ilvl w:val="0"/>
+          <w:numId w:val="3"/>
+        </w:numPr>
+        <w:rPr>
+          <w:lang w:val="en-US"/>
+        </w:rPr>
+      </w:pPr>
+      <w:r>
+        <w:rPr>
+          <w:lang w:val="en-US"/>
+        </w:rPr>
+        <w:t>Chân V = chân dương – chân âm</w:t>
+      </w:r>
+      <w:r>
+        <w:rPr>
+          <w:lang w:val="en-US"/>
+        </w:rPr>
+        <w:t>, tín hiệu thuộc loại Simscape</w:t>
+      </w:r>
+    </w:p>
+    <w:p>
+      <w:pPr>
+        <w:pStyle w:val="ListParagraph"/>
+        <w:numPr>
+          <w:ilvl w:val="0"/>
+          <w:numId w:val="3"/>
+        </w:numPr>
+        <w:rPr>
+          <w:lang w:val="en-US"/>
+        </w:rPr>
+      </w:pPr>
+      <w:r>
+        <w:rPr>
+          <w:lang w:val="en-US"/>
+        </w:rPr>
+        <w:t>Cấu hình Solver</w:t>
+      </w:r>
+    </w:p>
+    <w:p>
+      <w:pPr>
+        <w:pStyle w:val="ListParagraph"/>
+        <w:numPr>
+          <w:ilvl w:val="0"/>
+          <w:numId w:val="3"/>
+        </w:numPr>
+        <w:rPr>
+          <w:lang w:val="en-US"/>
+        </w:rPr>
+      </w:pPr>
+      <w:r>
+        <w:rPr>
+          <w:lang w:val="en-US"/>
+        </w:rPr>
+        <w:t xml:space="preserve">Vào </w:t>
+      </w:r>
+      <w:r>
+        <w:rPr>
+          <w:lang w:val="en-US"/>
+        </w:rPr>
+        <w:t>“Utilities” + kéo thả “Solver Configuration”</w:t>
+      </w:r>
+    </w:p>
+    <w:p>
+      <w:pPr>
+        <w:pStyle w:val="ListParagraph"/>
+        <w:numPr>
+          <w:ilvl w:val="0"/>
+          <w:numId w:val="3"/>
+        </w:numPr>
+        <w:rPr>
+          <w:lang w:val="en-US"/>
+        </w:rPr>
+      </w:pPr>
+      <w:r>
+        <w:rPr>
+          <w:lang w:val="en-US"/>
+        </w:rPr>
+        <w:t xml:space="preserve">Mỗi 1 mạch Simscape riêng biệt, nghĩa là giữa 2 điểm bất kì trên mạch luôn tồn tại 1 đường đi, đều phải </w:t>
+      </w:r>
+      <w:r>
+        <w:rPr>
+          <w:lang w:val="en-US"/>
+        </w:rPr>
+        <w:t>được nối với duy nhất 1 cấu hình Solver, nối cấu hình Solver vào điểm nào trên mạch cũng được</w:t>
+      </w:r>
+    </w:p>
+    <w:p>
+      <w:pPr>
+        <w:pStyle w:val="ListParagraph"/>
+        <w:numPr>
+          <w:ilvl w:val="0"/>
+          <w:numId w:val="3"/>
+        </w:numPr>
+        <w:rPr>
+          <w:lang w:val="en-US"/>
+        </w:rPr>
+      </w:pPr>
+      <w:r>
+        <w:rPr>
+          <w:lang w:val="en-US"/>
+        </w:rPr>
+        <w:t>Chuyển đổi tín hiệu Simscape sang Simulink</w:t>
+      </w:r>
+    </w:p>
+    <w:p>
+      <w:pPr>
+        <w:pStyle w:val="ListParagraph"/>
+        <w:numPr>
+          <w:ilvl w:val="0"/>
+          <w:numId w:val="3"/>
+        </w:numPr>
+        <w:rPr>
+          <w:lang w:val="en-US"/>
+        </w:rPr>
+      </w:pPr>
+      <w:r>
+        <w:rPr>
+          <w:lang w:val="en-US"/>
+        </w:rPr>
+        <w:t>Vào “Utilites” + kéo thả “PS Simulink Converter”</w:t>
+      </w:r>
+    </w:p>
+    <w:p>
+      <w:pPr>
+        <w:pStyle w:val="ListParagraph"/>
+        <w:numPr>
+          <w:ilvl w:val="0"/>
+          <w:numId w:val="3"/>
+        </w:numPr>
+        <w:rPr>
+          <w:lang w:val="en-US"/>
+        </w:rPr>
+      </w:pPr>
+      <w:r>
+        <w:rPr>
+          <w:lang w:val="en-US"/>
+        </w:rPr>
+        <w:t>Điện trở</w:t>
+      </w:r>
+    </w:p>
+    <w:p>
+      <w:pPr>
+        <w:pStyle w:val="ListParagraph"/>
+        <w:numPr>
+          <w:ilvl w:val="0"/>
+          <w:numId w:val="3"/>
+        </w:numPr>
+        <w:rPr>
+          <w:lang w:val="en-US"/>
+        </w:rPr>
+      </w:pPr>
+      <w:r>
+        <w:rPr>
+          <w:lang w:val="en-US"/>
+        </w:rPr>
+        <w:t>V</w:t>
+      </w:r>
+      <w:r>
+        <w:rPr>
+          <w:lang w:val="en-US"/>
+        </w:rPr>
+        <w:t>ào “</w:t>
+      </w:r>
+      <w:r>
+        <w:rPr>
+          <w:lang w:val="en-US"/>
+        </w:rPr>
+        <w:t>Foundation Library” + vào “Electrical” + vào “Electrical Elements” + kéo thả “Resistor”</w:t>
+      </w:r>
+    </w:p>
+    <w:p>
+      <w:pPr>
+        <w:pStyle w:val="ListParagraph"/>
+        <w:numPr>
+          <w:ilvl w:val="0"/>
+          <w:numId w:val="3"/>
+        </w:numPr>
+        <w:rPr>
+          <w:lang w:val="en-US"/>
+        </w:rPr>
+      </w:pPr>
+      <w:r>
+        <w:rPr>
+          <w:lang w:val="en-US"/>
+        </w:rPr>
+        <w:t>Tụ điện</w:t>
+      </w:r>
+    </w:p>
+    <w:p>
+      <w:pPr>
+        <w:pStyle w:val="ListParagraph"/>
+        <w:numPr>
+          <w:ilvl w:val="0"/>
+          <w:numId w:val="3"/>
+        </w:numPr>
+        <w:rPr>
+          <w:lang w:val="en-US"/>
+        </w:rPr>
+      </w:pPr>
+      <w:r>
+        <w:rPr>
+          <w:lang w:val="en-US"/>
+        </w:rPr>
+        <w:t>V</w:t>
+      </w:r>
+      <w:r>
+        <w:rPr>
+          <w:lang w:val="en-US"/>
+        </w:rPr>
+        <w:t>ào “</w:t>
+      </w:r>
+      <w:r>
+        <w:rPr>
+          <w:lang w:val="en-US"/>
+        </w:rPr>
+        <w:t>Foundation Library” + vào “Electrical” + vào “Electrical Elements” + kéo thả “Capacitor”</w:t>
+      </w:r>
+    </w:p>
+    <w:p>
+      <w:pPr>
+        <w:pStyle w:val="ListParagraph"/>
+        <w:numPr>
+          <w:ilvl w:val="0"/>
+          <w:numId w:val="3"/>
+        </w:numPr>
+        <w:rPr>
+          <w:lang w:val="en-US"/>
+        </w:rPr>
+      </w:pPr>
+      <w:r>
+        <w:rPr>
+          <w:lang w:val="en-US"/>
+        </w:rPr>
+        <w:t>Mặc định = tụ điện thuần</w:t>
+      </w:r>
+      <w:r>
+        <w:rPr>
+          <w:lang w:val="en-US"/>
+        </w:rPr>
+        <w:t xml:space="preserve"> + chút điện trở</w:t>
+      </w:r>
+    </w:p>
+    <w:p>
+      <w:pPr>
+        <w:pStyle w:val="ListParagraph"/>
+        <w:numPr>
+          <w:ilvl w:val="0"/>
+          <w:numId w:val="3"/>
+        </w:numPr>
+        <w:rPr>
+          <w:lang w:val="en-US"/>
+        </w:rPr>
+      </w:pPr>
+      <w:r>
+        <w:rPr>
+          <w:lang w:val="en-US"/>
+        </w:rPr>
+        <w:t>Cuộn cảm</w:t>
+      </w:r>
+    </w:p>
+    <w:p>
+      <w:pPr>
+        <w:pStyle w:val="ListParagraph"/>
+        <w:numPr>
+          <w:ilvl w:val="0"/>
+          <w:numId w:val="3"/>
+        </w:numPr>
+        <w:rPr>
+          <w:lang w:val="en-US"/>
+        </w:rPr>
+      </w:pPr>
+      <w:r>
+        <w:rPr>
+          <w:lang w:val="en-US"/>
+        </w:rPr>
+        <w:t>V</w:t>
+      </w:r>
+      <w:r>
+        <w:rPr>
+          <w:lang w:val="en-US"/>
+        </w:rPr>
+        <w:t>ào “</w:t>
+      </w:r>
+      <w:r>
+        <w:rPr>
+          <w:lang w:val="en-US"/>
+        </w:rPr>
+        <w:t>Foundation Library” + vào “Electrical” + vào “Electrical Elements” + kéo thả “Inductor”</w:t>
+      </w:r>
+    </w:p>
+    <w:p>
+      <w:pPr>
+        <w:pStyle w:val="ListParagraph"/>
+        <w:numPr>
+          <w:ilvl w:val="0"/>
+          <w:numId w:val="3"/>
+        </w:numPr>
+        <w:rPr>
+          <w:lang w:val="en-US"/>
+        </w:rPr>
+      </w:pPr>
+      <w:r>
+        <w:rPr>
+          <w:lang w:val="en-US"/>
+        </w:rPr>
+        <w:t xml:space="preserve">Mặc định = cuộn cảm thuần + chút </w:t>
+      </w:r>
+      <w:r>
+        <w:rPr>
+          <w:lang w:val="en-US"/>
+        </w:rPr>
+        <w:t>điện trở</w:t>
+      </w:r>
+    </w:p>
+    <w:p>
+      <w:pPr>
+        <w:pStyle w:val="ListParagraph"/>
+        <w:numPr>
+          <w:ilvl w:val="0"/>
+          <w:numId w:val="3"/>
+        </w:numPr>
+        <w:rPr>
+          <w:lang w:val="en-US"/>
+        </w:rPr>
+      </w:pPr>
+      <w:r>
+        <w:rPr>
+          <w:lang w:val="en-US"/>
+        </w:rPr>
+        <w:t>GND</w:t>
+      </w:r>
+    </w:p>
+    <w:p>
+      <w:pPr>
+        <w:pStyle w:val="ListParagraph"/>
+        <w:numPr>
+          <w:ilvl w:val="0"/>
+          <w:numId w:val="3"/>
+        </w:numPr>
+        <w:rPr>
+          <w:lang w:val="en-US"/>
+        </w:rPr>
+      </w:pPr>
+      <w:r>
+        <w:rPr>
+          <w:lang w:val="en-US"/>
+        </w:rPr>
+        <w:t>V</w:t>
+      </w:r>
+      <w:r>
+        <w:rPr>
+          <w:lang w:val="en-US"/>
+        </w:rPr>
+        <w:t>ào “</w:t>
+      </w:r>
+      <w:r>
+        <w:rPr>
+          <w:lang w:val="en-US"/>
+        </w:rPr>
+        <w:t>Foundation Library” + vào “Electrical” + vào “Electrical Elements” + kéo thả “Electrical Reference”</w:t>
+      </w:r>
+    </w:p>
+    <w:p>
+      <w:pPr>
+        <w:pStyle w:val="ListParagraph"/>
+        <w:numPr>
+          <w:ilvl w:val="0"/>
+          <w:numId w:val="22"/>
+        </w:numPr>
+        <w:rPr>
+          <w:lang w:val="en-US"/>
+        </w:rPr>
+      </w:pPr>
+      <w:r>
+        <w:rPr>
+          <w:lang w:val="en-US"/>
+        </w:rPr>
+        <w:t>Thẻ RF Blocks?</w:t>
+      </w:r>
+    </w:p>
+    <w:p>
+      <w:pPr>
+        <w:pStyle w:val="ListParagraph"/>
+        <w:numPr>
+          <w:ilvl w:val="0"/>
+          <w:numId w:val="3"/>
+        </w:numPr>
+        <w:rPr>
+          <w:lang w:val="en-US"/>
+        </w:rPr>
+      </w:pPr>
+      <w:r>
+        <w:rPr>
+          <w:lang w:val="en-US"/>
+        </w:rPr>
+        <w:t>Nguồn điện thế hình Sin</w:t>
+      </w:r>
+    </w:p>
+    <w:p>
+      <w:pPr>
+        <w:pStyle w:val="ListParagraph"/>
+        <w:numPr>
+          <w:ilvl w:val="0"/>
+          <w:numId w:val="3"/>
+        </w:numPr>
+        <w:rPr>
+          <w:lang w:val="en-US"/>
+        </w:rPr>
+      </w:pPr>
+      <w:r>
+        <w:rPr>
+          <w:lang w:val="en-US"/>
+        </w:rPr>
+        <w:t>Vào “Circuit Envelope” + vào “Sources” + kéo thả “Sinusoid”</w:t>
+      </w:r>
+    </w:p>
+    <w:p>
+      <w:pPr>
+        <w:pStyle w:val="ListParagraph"/>
+        <w:numPr>
+          <w:ilvl w:val="0"/>
+          <w:numId w:val="3"/>
+        </w:numPr>
+        <w:rPr>
+          <w:lang w:val="en-US"/>
+        </w:rPr>
+      </w:pPr>
+      <w:r>
+        <w:rPr>
+          <w:lang w:val="en-US"/>
+        </w:rPr>
+        <w:t>Điện trở</w:t>
+      </w:r>
+    </w:p>
+    <w:p>
+      <w:pPr>
+        <w:pStyle w:val="ListParagraph"/>
+        <w:numPr>
+          <w:ilvl w:val="0"/>
+          <w:numId w:val="3"/>
+        </w:numPr>
+        <w:rPr>
+          <w:lang w:val="en-US"/>
+        </w:rPr>
+      </w:pPr>
+      <w:r>
+        <w:rPr>
+          <w:lang w:val="en-US"/>
+        </w:rPr>
+        <w:t>Vào “Circuit Envelope” + vào “Elements” + kéo thả “R”</w:t>
+      </w:r>
+    </w:p>
+    <w:p>
+      <w:pPr>
+        <w:pStyle w:val="ListParagraph"/>
+        <w:numPr>
+          <w:ilvl w:val="0"/>
+          <w:numId w:val="3"/>
+        </w:numPr>
+        <w:rPr>
+          <w:lang w:val="en-US"/>
+        </w:rPr>
+      </w:pPr>
+      <w:r>
+        <w:rPr>
+          <w:lang w:val="en-US"/>
+        </w:rPr>
+        <w:t>Tụ điện</w:t>
+      </w:r>
+    </w:p>
+    <w:p>
+      <w:pPr>
+        <w:pStyle w:val="ListParagraph"/>
+        <w:numPr>
+          <w:ilvl w:val="0"/>
+          <w:numId w:val="3"/>
+        </w:numPr>
+        <w:rPr>
+          <w:lang w:val="en-US"/>
+        </w:rPr>
+      </w:pPr>
+      <w:r>
+        <w:rPr>
+          <w:lang w:val="en-US"/>
+        </w:rPr>
+        <w:t>Vào “Circuit Envelope” + vào “Elements” + kéo thả “C”</w:t>
+      </w:r>
+    </w:p>
+    <w:p>
+      <w:pPr>
+        <w:pStyle w:val="ListParagraph"/>
+        <w:numPr>
+          <w:ilvl w:val="0"/>
+          <w:numId w:val="3"/>
+        </w:numPr>
+        <w:rPr>
+          <w:lang w:val="en-US"/>
+        </w:rPr>
+      </w:pPr>
+      <w:r>
+        <w:rPr>
+          <w:lang w:val="en-US"/>
+        </w:rPr>
+        <w:t>Cuộn cảm</w:t>
+      </w:r>
+    </w:p>
+    <w:p>
+      <w:pPr>
+        <w:pStyle w:val="ListParagraph"/>
+        <w:numPr>
+          <w:ilvl w:val="0"/>
+          <w:numId w:val="3"/>
+        </w:numPr>
+        <w:rPr>
+          <w:lang w:val="en-US"/>
+        </w:rPr>
+      </w:pPr>
+      <w:r>
+        <w:rPr>
+          <w:lang w:val="en-US"/>
+        </w:rPr>
+        <w:t>Vào “Circuit Envelope” + vào “Elements” + kéo thả “L</w:t>
+      </w:r>
+      <w:r>
+        <w:rPr>
+          <w:lang w:val="en-US"/>
+        </w:rPr>
+        <w:t>”</w:t>
+      </w:r>
+    </w:p>
+    <w:p>
+      <w:pPr>
+        <w:pStyle w:val="ListParagraph"/>
+        <w:numPr>
+          <w:ilvl w:val="0"/>
+          <w:numId w:val="3"/>
+        </w:numPr>
+        <w:rPr>
+          <w:lang w:val="en-US"/>
+        </w:rPr>
+      </w:pPr>
+      <w:r>
+        <w:rPr>
+          <w:lang w:val="en-US"/>
+        </w:rPr>
+        <w:t>GND</w:t>
+      </w:r>
+    </w:p>
+    <w:p>
+      <w:pPr>
+        <w:pStyle w:val="ListParagraph"/>
+        <w:numPr>
+          <w:ilvl w:val="0"/>
+          <w:numId w:val="3"/>
+        </w:numPr>
+        <w:rPr>
+          <w:lang w:val="en-US"/>
+        </w:rPr>
+      </w:pPr>
+      <w:r>
+        <w:rPr>
+          <w:lang w:val="en-US"/>
+        </w:rPr>
+        <w:t>Vào “Circuit Envelope” + vào “Elements” + kéo thả “Gnd”</w:t>
+      </w:r>
+    </w:p>
     <w:sectPr>
       <w:pgSz w:w="11906" w:h="16838"/>
       <w:pgMar w:top="1440" w:right="1440" w:bottom="1440" w:left="1440" w:header="708" w:footer="708" w:gutter="0"/>
@@ -16986,6 +18508,95 @@
     </w:lvl>
   </w:abstractNum>
   <w:abstractNum w:abstractNumId="6" w15:restartNumberingAfterBreak="0">
+    <w:nsid w:val="315E20DF"/>
+    <w:multiLevelType w:val="hybridMultilevel"/>
+    <w:tmpl w:val="8B1E5ED6"/>
+    <w:lvl w:ilvl="0" w:tplc="138A0CFC">
+      <w:start w:val="1"/>
+      <w:numFmt w:val="decimal"/>
+      <w:lvlText w:val="%1."/>
+      <w:lvlJc w:val="left"/>
+      <w:pPr>
+        <w:ind w:left="1080" w:hanging="360"/>
+      </w:pPr>
+      <w:rPr>
+        <w:rFonts w:hint="default"/>
+      </w:rPr>
+    </w:lvl>
+    <w:lvl w:ilvl="1" w:tplc="04090019" w:tentative="1">
+      <w:start w:val="1"/>
+      <w:numFmt w:val="lowerLetter"/>
+      <w:lvlText w:val="%2."/>
+      <w:lvlJc w:val="left"/>
+      <w:pPr>
+        <w:ind w:left="1800" w:hanging="360"/>
+      </w:pPr>
+    </w:lvl>
+    <w:lvl w:ilvl="2" w:tplc="0409001B" w:tentative="1">
+      <w:start w:val="1"/>
+      <w:numFmt w:val="lowerRoman"/>
+      <w:lvlText w:val="%3."/>
+      <w:lvlJc w:val="right"/>
+      <w:pPr>
+        <w:ind w:left="2520" w:hanging="180"/>
+      </w:pPr>
+    </w:lvl>
+    <w:lvl w:ilvl="3" w:tplc="0409000F" w:tentative="1">
+      <w:start w:val="1"/>
+      <w:numFmt w:val="decimal"/>
+      <w:lvlText w:val="%4."/>
+      <w:lvlJc w:val="left"/>
+      <w:pPr>
+        <w:ind w:left="3240" w:hanging="360"/>
+      </w:pPr>
+    </w:lvl>
+    <w:lvl w:ilvl="4" w:tplc="04090019" w:tentative="1">
+      <w:start w:val="1"/>
+      <w:numFmt w:val="lowerLetter"/>
+      <w:lvlText w:val="%5."/>
+      <w:lvlJc w:val="left"/>
+      <w:pPr>
+        <w:ind w:left="3960" w:hanging="360"/>
+      </w:pPr>
+    </w:lvl>
+    <w:lvl w:ilvl="5" w:tplc="0409001B" w:tentative="1">
+      <w:start w:val="1"/>
+      <w:numFmt w:val="lowerRoman"/>
+      <w:lvlText w:val="%6."/>
+      <w:lvlJc w:val="right"/>
+      <w:pPr>
+        <w:ind w:left="4680" w:hanging="180"/>
+      </w:pPr>
+    </w:lvl>
+    <w:lvl w:ilvl="6" w:tplc="0409000F" w:tentative="1">
+      <w:start w:val="1"/>
+      <w:numFmt w:val="decimal"/>
+      <w:lvlText w:val="%7."/>
+      <w:lvlJc w:val="left"/>
+      <w:pPr>
+        <w:ind w:left="5400" w:hanging="360"/>
+      </w:pPr>
+    </w:lvl>
+    <w:lvl w:ilvl="7" w:tplc="04090019" w:tentative="1">
+      <w:start w:val="1"/>
+      <w:numFmt w:val="lowerLetter"/>
+      <w:lvlText w:val="%8."/>
+      <w:lvlJc w:val="left"/>
+      <w:pPr>
+        <w:ind w:left="6120" w:hanging="360"/>
+      </w:pPr>
+    </w:lvl>
+    <w:lvl w:ilvl="8" w:tplc="0409001B" w:tentative="1">
+      <w:start w:val="1"/>
+      <w:numFmt w:val="lowerRoman"/>
+      <w:lvlText w:val="%9."/>
+      <w:lvlJc w:val="right"/>
+      <w:pPr>
+        <w:ind w:left="6840" w:hanging="180"/>
+      </w:pPr>
+    </w:lvl>
+  </w:abstractNum>
+  <w:abstractNum w:abstractNumId="7" w15:restartNumberingAfterBreak="0">
     <w:nsid w:val="34696CFE"/>
     <w:multiLevelType w:val="hybridMultilevel"/>
     <w:tmpl w:val="D57EC0F2"/>
@@ -17074,7 +18685,7 @@
       </w:pPr>
     </w:lvl>
   </w:abstractNum>
-  <w:abstractNum w:abstractNumId="7" w15:restartNumberingAfterBreak="0">
+  <w:abstractNum w:abstractNumId="8" w15:restartNumberingAfterBreak="0">
     <w:nsid w:val="36A80456"/>
     <w:multiLevelType w:val="hybridMultilevel"/>
     <w:tmpl w:val="5BAC69E0"/>
@@ -17163,7 +18774,7 @@
       </w:pPr>
     </w:lvl>
   </w:abstractNum>
-  <w:abstractNum w:abstractNumId="8" w15:restartNumberingAfterBreak="0">
+  <w:abstractNum w:abstractNumId="9" w15:restartNumberingAfterBreak="0">
     <w:nsid w:val="37880FF1"/>
     <w:multiLevelType w:val="hybridMultilevel"/>
     <w:tmpl w:val="7578F790"/>
@@ -17252,7 +18863,7 @@
       </w:pPr>
     </w:lvl>
   </w:abstractNum>
-  <w:abstractNum w:abstractNumId="9" w15:restartNumberingAfterBreak="0">
+  <w:abstractNum w:abstractNumId="10" w15:restartNumberingAfterBreak="0">
     <w:nsid w:val="383A35A5"/>
     <w:multiLevelType w:val="hybridMultilevel"/>
     <w:tmpl w:val="F53A6BB4"/>
@@ -17341,7 +18952,7 @@
       </w:pPr>
     </w:lvl>
   </w:abstractNum>
-  <w:abstractNum w:abstractNumId="10" w15:restartNumberingAfterBreak="0">
+  <w:abstractNum w:abstractNumId="11" w15:restartNumberingAfterBreak="0">
     <w:nsid w:val="3A050E5A"/>
     <w:multiLevelType w:val="hybridMultilevel"/>
     <w:tmpl w:val="A112D88E"/>
@@ -17430,7 +19041,7 @@
       </w:pPr>
     </w:lvl>
   </w:abstractNum>
-  <w:abstractNum w:abstractNumId="11" w15:restartNumberingAfterBreak="0">
+  <w:abstractNum w:abstractNumId="12" w15:restartNumberingAfterBreak="0">
     <w:nsid w:val="3A8E18F2"/>
     <w:multiLevelType w:val="hybridMultilevel"/>
     <w:tmpl w:val="6CD49E16"/>
@@ -17519,7 +19130,7 @@
       </w:pPr>
     </w:lvl>
   </w:abstractNum>
-  <w:abstractNum w:abstractNumId="12" w15:restartNumberingAfterBreak="0">
+  <w:abstractNum w:abstractNumId="13" w15:restartNumberingAfterBreak="0">
     <w:nsid w:val="47A3694A"/>
     <w:multiLevelType w:val="hybridMultilevel"/>
     <w:tmpl w:val="94866668"/>
@@ -17608,7 +19219,7 @@
       </w:pPr>
     </w:lvl>
   </w:abstractNum>
-  <w:abstractNum w:abstractNumId="13" w15:restartNumberingAfterBreak="0">
+  <w:abstractNum w:abstractNumId="14" w15:restartNumberingAfterBreak="0">
     <w:nsid w:val="4CC4413D"/>
     <w:multiLevelType w:val="hybridMultilevel"/>
     <w:tmpl w:val="9872EA18"/>
@@ -17697,7 +19308,7 @@
       </w:pPr>
     </w:lvl>
   </w:abstractNum>
-  <w:abstractNum w:abstractNumId="14" w15:restartNumberingAfterBreak="0">
+  <w:abstractNum w:abstractNumId="15" w15:restartNumberingAfterBreak="0">
     <w:nsid w:val="4D382039"/>
     <w:multiLevelType w:val="hybridMultilevel"/>
     <w:tmpl w:val="5880B58E"/>
@@ -17786,7 +19397,7 @@
       </w:pPr>
     </w:lvl>
   </w:abstractNum>
-  <w:abstractNum w:abstractNumId="15" w15:restartNumberingAfterBreak="0">
+  <w:abstractNum w:abstractNumId="16" w15:restartNumberingAfterBreak="0">
     <w:nsid w:val="52053F5A"/>
     <w:multiLevelType w:val="hybridMultilevel"/>
     <w:tmpl w:val="13AE6236"/>
@@ -17875,7 +19486,7 @@
       </w:pPr>
     </w:lvl>
   </w:abstractNum>
-  <w:abstractNum w:abstractNumId="16" w15:restartNumberingAfterBreak="0">
+  <w:abstractNum w:abstractNumId="17" w15:restartNumberingAfterBreak="0">
     <w:nsid w:val="561640A3"/>
     <w:multiLevelType w:val="hybridMultilevel"/>
     <w:tmpl w:val="663ED04E"/>
@@ -17964,7 +19575,7 @@
       </w:pPr>
     </w:lvl>
   </w:abstractNum>
-  <w:abstractNum w:abstractNumId="17" w15:restartNumberingAfterBreak="0">
+  <w:abstractNum w:abstractNumId="18" w15:restartNumberingAfterBreak="0">
     <w:nsid w:val="5AE427A8"/>
     <w:multiLevelType w:val="hybridMultilevel"/>
     <w:tmpl w:val="0C929334"/>
@@ -18053,7 +19664,7 @@
       </w:pPr>
     </w:lvl>
   </w:abstractNum>
-  <w:abstractNum w:abstractNumId="18" w15:restartNumberingAfterBreak="0">
+  <w:abstractNum w:abstractNumId="19" w15:restartNumberingAfterBreak="0">
     <w:nsid w:val="669062BD"/>
     <w:multiLevelType w:val="hybridMultilevel"/>
     <w:tmpl w:val="010A4522"/>
@@ -18142,7 +19753,7 @@
       </w:pPr>
     </w:lvl>
   </w:abstractNum>
-  <w:abstractNum w:abstractNumId="19" w15:restartNumberingAfterBreak="0">
+  <w:abstractNum w:abstractNumId="20" w15:restartNumberingAfterBreak="0">
     <w:nsid w:val="6EA02C5C"/>
     <w:multiLevelType w:val="hybridMultilevel"/>
     <w:tmpl w:val="93A0FAF2"/>
@@ -18255,7 +19866,7 @@
       </w:rPr>
     </w:lvl>
   </w:abstractNum>
-  <w:abstractNum w:abstractNumId="20" w15:restartNumberingAfterBreak="0">
+  <w:abstractNum w:abstractNumId="21" w15:restartNumberingAfterBreak="0">
     <w:nsid w:val="6EE76795"/>
     <w:multiLevelType w:val="hybridMultilevel"/>
     <w:tmpl w:val="E29AE982"/>
@@ -18348,34 +19959,34 @@
     <w:abstractNumId w:val="4"/>
   </w:num>
   <w:num w:numId="2" w16cid:durableId="979265608">
-    <w:abstractNumId w:val="13"/>
+    <w:abstractNumId w:val="14"/>
   </w:num>
   <w:num w:numId="3" w16cid:durableId="579799846">
-    <w:abstractNumId w:val="19"/>
+    <w:abstractNumId w:val="20"/>
   </w:num>
   <w:num w:numId="4" w16cid:durableId="1081215143">
-    <w:abstractNumId w:val="6"/>
+    <w:abstractNumId w:val="7"/>
   </w:num>
   <w:num w:numId="5" w16cid:durableId="1422794264">
-    <w:abstractNumId w:val="7"/>
+    <w:abstractNumId w:val="8"/>
   </w:num>
   <w:num w:numId="6" w16cid:durableId="1599561250">
-    <w:abstractNumId w:val="11"/>
+    <w:abstractNumId w:val="12"/>
   </w:num>
   <w:num w:numId="7" w16cid:durableId="1390882582">
     <w:abstractNumId w:val="0"/>
   </w:num>
   <w:num w:numId="8" w16cid:durableId="117116186">
-    <w:abstractNumId w:val="20"/>
+    <w:abstractNumId w:val="21"/>
   </w:num>
   <w:num w:numId="9" w16cid:durableId="353118514">
     <w:abstractNumId w:val="5"/>
   </w:num>
   <w:num w:numId="10" w16cid:durableId="2128036822">
-    <w:abstractNumId w:val="9"/>
+    <w:abstractNumId w:val="10"/>
   </w:num>
   <w:num w:numId="11" w16cid:durableId="385834222">
-    <w:abstractNumId w:val="18"/>
+    <w:abstractNumId w:val="19"/>
   </w:num>
   <w:num w:numId="12" w16cid:durableId="1147891060">
     <w:abstractNumId w:val="2"/>
@@ -18384,28 +19995,31 @@
     <w:abstractNumId w:val="1"/>
   </w:num>
   <w:num w:numId="14" w16cid:durableId="1664353762">
-    <w:abstractNumId w:val="17"/>
+    <w:abstractNumId w:val="18"/>
   </w:num>
   <w:num w:numId="15" w16cid:durableId="671374831">
     <w:abstractNumId w:val="3"/>
   </w:num>
   <w:num w:numId="16" w16cid:durableId="156118344">
+    <w:abstractNumId w:val="17"/>
+  </w:num>
+  <w:num w:numId="17" w16cid:durableId="435180199">
+    <w:abstractNumId w:val="15"/>
+  </w:num>
+  <w:num w:numId="18" w16cid:durableId="1631204123">
+    <w:abstractNumId w:val="11"/>
+  </w:num>
+  <w:num w:numId="19" w16cid:durableId="391776047">
+    <w:abstractNumId w:val="13"/>
+  </w:num>
+  <w:num w:numId="20" w16cid:durableId="1748577579">
     <w:abstractNumId w:val="16"/>
   </w:num>
-  <w:num w:numId="17" w16cid:durableId="435180199">
-    <w:abstractNumId w:val="14"/>
+  <w:num w:numId="21" w16cid:durableId="1361710887">
+    <w:abstractNumId w:val="9"/>
   </w:num>
-  <w:num w:numId="18" w16cid:durableId="1631204123">
-    <w:abstractNumId w:val="10"/>
-  </w:num>
-  <w:num w:numId="19" w16cid:durableId="391776047">
-    <w:abstractNumId w:val="12"/>
-  </w:num>
-  <w:num w:numId="20" w16cid:durableId="1748577579">
-    <w:abstractNumId w:val="15"/>
-  </w:num>
-  <w:num w:numId="21" w16cid:durableId="1361710887">
-    <w:abstractNumId w:val="8"/>
+  <w:num w:numId="22" w16cid:durableId="9262085">
+    <w:abstractNumId w:val="6"/>
   </w:num>
 </w:numbering>
 </file>

--- a/matlab.docx
+++ b/matlab.docx
@@ -13705,21 +13705,103 @@
     </w:p>
     <w:p>
       <w:pPr>
-        <w:rPr>
-          <w:lang w:val="en-US"/>
-        </w:rPr>
-      </w:pPr>
-    </w:p>
-    <w:p>
-      <w:pPr>
-        <w:rPr>
-          <w:lang w:val="en-US"/>
-        </w:rPr>
-      </w:pPr>
-      <w:r>
-        <w:rPr>
-          <w:lang w:val="en-US"/>
-        </w:rPr>
+        <w:pStyle w:val="ListParagraph"/>
+        <w:numPr>
+          <w:ilvl w:val="0"/>
+          <w:numId w:val="19"/>
+        </w:numPr>
+        <w:rPr>
+          <w:lang w:val="en-US"/>
+        </w:rPr>
+      </w:pPr>
+      <w:r>
+        <w:rPr>
+          <w:lang w:val="en-US"/>
+        </w:rPr>
+        <w:t xml:space="preserve">Rút </w:t>
+      </w:r>
+      <w:r>
+        <w:rPr>
+          <w:lang w:val="en-US"/>
+        </w:rPr>
+        <w:t>Gọn Biểu Thức?</w:t>
+      </w:r>
+    </w:p>
+    <w:p>
+      <w:pPr>
+        <w:pStyle w:val="ListParagraph"/>
+        <w:pBdr>
+          <w:top w:val="single" w:sz="4" w:space="1" w:color="auto"/>
+          <w:left w:val="single" w:sz="4" w:space="4" w:color="auto"/>
+          <w:bottom w:val="single" w:sz="4" w:space="1" w:color="auto"/>
+          <w:right w:val="single" w:sz="4" w:space="4" w:color="auto"/>
+        </w:pBdr>
+        <w:ind w:left="1080"/>
+        <w:rPr>
+          <w:lang w:val="en-US"/>
+        </w:rPr>
+      </w:pPr>
+      <w:r>
+        <w:rPr>
+          <w:lang w:val="en-US"/>
+        </w:rPr>
+        <w:t>&lt;</w:t>
+      </w:r>
+      <w:r>
+        <w:rPr>
+          <w:lang w:val="en-US"/>
+        </w:rPr>
+        <w:t xml:space="preserve">Biểu </w:t>
+      </w:r>
+      <w:r>
+        <w:rPr>
+          <w:lang w:val="en-US"/>
+        </w:rPr>
+        <w:t>Thức Rút Gọn</w:t>
+      </w:r>
+      <w:r>
+        <w:rPr>
+          <w:lang w:val="en-US"/>
+        </w:rPr>
+        <w:t>&gt; = simplify(&lt;Biểu Thức&gt;)</w:t>
+      </w:r>
+    </w:p>
+    <w:p>
+      <w:pPr>
+        <w:pStyle w:val="ListParagraph"/>
+        <w:numPr>
+          <w:ilvl w:val="0"/>
+          <w:numId w:val="3"/>
+        </w:numPr>
+        <w:rPr>
+          <w:lang w:val="en-US"/>
+        </w:rPr>
+      </w:pPr>
+      <w:r>
+        <w:rPr>
+          <w:lang w:val="en-US"/>
+        </w:rPr>
+        <w:t>&lt;Biểu Thức&gt; phải là Symbol hoặc Symbolic Function, &lt;Biểu Thức Rút gọn&gt; sẽ cùng kiểu với &lt;Biểu Thức&gt;</w:t>
+      </w:r>
+    </w:p>
+    <w:p>
+      <w:pPr>
+        <w:rPr>
+          <w:lang w:val="en-US"/>
+        </w:rPr>
+      </w:pPr>
+    </w:p>
+    <w:p>
+      <w:pPr>
+        <w:rPr>
+          <w:lang w:val="en-US"/>
+        </w:rPr>
+      </w:pPr>
+      <w:r>
+        <w:rPr>
+          <w:lang w:val="en-US"/>
+        </w:rPr>
+        <w:lastRenderedPageBreak/>
         <w:t>Plot:</w:t>
       </w:r>
     </w:p>
@@ -13756,817 +13838,817 @@
         <w:rPr>
           <w:lang w:val="en-US"/>
         </w:rPr>
+        <w:t>Y chang Matplotlib nhưng các Figure chạy song song và không làm tạm dừng chương trình, đồng thời có thể qua lại giữa các Figure</w:t>
+      </w:r>
+      <w:r>
+        <w:rPr>
+          <w:lang w:val="en-US"/>
+        </w:rPr>
+        <w:t xml:space="preserve"> và các Subplot</w:t>
+      </w:r>
+    </w:p>
+    <w:p>
+      <w:pPr>
+        <w:pStyle w:val="ListParagraph"/>
+        <w:numPr>
+          <w:ilvl w:val="0"/>
+          <w:numId w:val="11"/>
+        </w:numPr>
+        <w:rPr>
+          <w:lang w:val="en-US"/>
+        </w:rPr>
+      </w:pPr>
+      <w:r>
+        <w:rPr>
+          <w:lang w:val="en-US"/>
+        </w:rPr>
+        <w:t>Tạo 1 Figure Mới Và Chuyển Sang Làm Việc Trên Figure Này?</w:t>
+      </w:r>
+    </w:p>
+    <w:p>
+      <w:pPr>
+        <w:pStyle w:val="ListParagraph"/>
+        <w:pBdr>
+          <w:top w:val="single" w:sz="4" w:space="1" w:color="auto"/>
+          <w:left w:val="single" w:sz="4" w:space="4" w:color="auto"/>
+          <w:bottom w:val="single" w:sz="4" w:space="1" w:color="auto"/>
+          <w:right w:val="single" w:sz="4" w:space="4" w:color="auto"/>
+        </w:pBdr>
+        <w:ind w:left="1080"/>
+        <w:rPr>
+          <w:lang w:val="en-US"/>
+        </w:rPr>
+      </w:pPr>
+      <w:r>
+        <w:rPr>
+          <w:lang w:val="en-US"/>
+        </w:rPr>
+        <w:t xml:space="preserve">&lt;Figure&gt; = </w:t>
+      </w:r>
+      <w:r>
+        <w:rPr>
+          <w:lang w:val="en-US"/>
+        </w:rPr>
+        <w:t>figure(&lt;Index&gt;)</w:t>
+      </w:r>
+    </w:p>
+    <w:p>
+      <w:pPr>
+        <w:pStyle w:val="ListParagraph"/>
+        <w:numPr>
+          <w:ilvl w:val="0"/>
+          <w:numId w:val="3"/>
+        </w:numPr>
+        <w:rPr>
+          <w:lang w:val="en-US"/>
+        </w:rPr>
+      </w:pPr>
+      <w:r>
+        <w:rPr>
+          <w:lang w:val="en-US"/>
+        </w:rPr>
+        <w:t>Nếu đã có Figure với &lt;Index&gt; rồi thì chỉ chuyển sang làm việc trên Figure này</w:t>
+      </w:r>
+    </w:p>
+    <w:p>
+      <w:pPr>
+        <w:pStyle w:val="ListParagraph"/>
+        <w:numPr>
+          <w:ilvl w:val="0"/>
+          <w:numId w:val="3"/>
+        </w:numPr>
+        <w:rPr>
+          <w:lang w:val="en-US"/>
+        </w:rPr>
+      </w:pPr>
+      <w:r>
+        <w:rPr>
+          <w:lang w:val="en-US"/>
+        </w:rPr>
+        <w:t>Để trả Tensor có Shape (1, 4), lấy góc trái dưới của &lt;Figure&gt; làm mốc, 4 giá trị từ trái qua phải lần lượt có ý nghĩa là mốc ở bên phải cạnh trái màn hình bao nhiêu Pixel, mốc ở trên cạnh dưới màn hình bao nhiêu Pixel, chiều rộng và chiều cao &lt;Figure&gt; tính theo Pixel</w:t>
+      </w:r>
+    </w:p>
+    <w:p>
+      <w:pPr>
+        <w:pStyle w:val="ListParagraph"/>
+        <w:pBdr>
+          <w:top w:val="single" w:sz="4" w:space="1" w:color="auto"/>
+          <w:left w:val="single" w:sz="4" w:space="4" w:color="auto"/>
+          <w:bottom w:val="single" w:sz="4" w:space="1" w:color="auto"/>
+          <w:right w:val="single" w:sz="4" w:space="4" w:color="auto"/>
+        </w:pBdr>
+        <w:ind w:left="1080"/>
+        <w:rPr>
+          <w:lang w:val="en-US"/>
+        </w:rPr>
+      </w:pPr>
+      <w:r>
+        <w:rPr>
+          <w:lang w:val="en-US"/>
+        </w:rPr>
+        <w:t>&lt;Figure&gt;.Position</w:t>
+      </w:r>
+    </w:p>
+    <w:p>
+      <w:pPr>
+        <w:pStyle w:val="ListParagraph"/>
+        <w:numPr>
+          <w:ilvl w:val="0"/>
+          <w:numId w:val="3"/>
+        </w:numPr>
+        <w:rPr>
+          <w:lang w:val="en-US"/>
+        </w:rPr>
+      </w:pPr>
+      <w:r>
+        <w:rPr>
+          <w:lang w:val="en-US"/>
+        </w:rPr>
+        <w:t>Để chỉnh lại các thông số trên</w:t>
+      </w:r>
+    </w:p>
+    <w:p>
+      <w:pPr>
+        <w:pStyle w:val="ListParagraph"/>
+        <w:pBdr>
+          <w:top w:val="single" w:sz="4" w:space="1" w:color="auto"/>
+          <w:left w:val="single" w:sz="4" w:space="4" w:color="auto"/>
+          <w:bottom w:val="single" w:sz="4" w:space="1" w:color="auto"/>
+          <w:right w:val="single" w:sz="4" w:space="4" w:color="auto"/>
+        </w:pBdr>
+        <w:ind w:left="1080"/>
+        <w:rPr>
+          <w:lang w:val="en-US"/>
+        </w:rPr>
+      </w:pPr>
+      <w:r>
+        <w:rPr>
+          <w:lang w:val="en-US"/>
+        </w:rPr>
+        <w:t>&lt;Figure&gt;.Position = [&lt;4 Thông Số&gt;]</w:t>
+      </w:r>
+    </w:p>
+    <w:p>
+      <w:pPr>
+        <w:pStyle w:val="ListParagraph"/>
+        <w:numPr>
+          <w:ilvl w:val="0"/>
+          <w:numId w:val="3"/>
+        </w:numPr>
+        <w:rPr>
+          <w:lang w:val="en-US"/>
+        </w:rPr>
+      </w:pPr>
+      <w:r>
+        <w:rPr>
+          <w:lang w:val="en-US"/>
+        </w:rPr>
+        <w:t>Ví dụ</w:t>
+      </w:r>
+    </w:p>
+    <w:p>
+      <w:pPr>
+        <w:pStyle w:val="ListParagraph"/>
+        <w:pBdr>
+          <w:top w:val="single" w:sz="4" w:space="1" w:color="auto"/>
+          <w:left w:val="single" w:sz="4" w:space="4" w:color="auto"/>
+          <w:bottom w:val="single" w:sz="4" w:space="1" w:color="auto"/>
+          <w:right w:val="single" w:sz="4" w:space="4" w:color="auto"/>
+        </w:pBdr>
+        <w:ind w:left="1080"/>
+        <w:rPr>
+          <w:lang w:val="en-US"/>
+        </w:rPr>
+      </w:pPr>
+      <w:r>
+        <w:rPr>
+          <w:lang w:val="en-US"/>
+        </w:rPr>
+        <w:t>foo.Position = [0 0 500 500]</w:t>
+      </w:r>
+    </w:p>
+    <w:p>
+      <w:pPr>
+        <w:pStyle w:val="ListParagraph"/>
+        <w:numPr>
+          <w:ilvl w:val="0"/>
+          <w:numId w:val="3"/>
+        </w:numPr>
+        <w:rPr>
+          <w:lang w:val="en-US"/>
+        </w:rPr>
+      </w:pPr>
+      <w:r>
+        <w:rPr>
+          <w:lang w:val="en-US"/>
+        </w:rPr>
+        <w:t>Để trả về &lt;Index&gt; của &lt;Figure&gt;</w:t>
+      </w:r>
+    </w:p>
+    <w:p>
+      <w:pPr>
+        <w:pStyle w:val="ListParagraph"/>
+        <w:pBdr>
+          <w:top w:val="single" w:sz="4" w:space="1" w:color="auto"/>
+          <w:left w:val="single" w:sz="4" w:space="4" w:color="auto"/>
+          <w:bottom w:val="single" w:sz="4" w:space="1" w:color="auto"/>
+          <w:right w:val="single" w:sz="4" w:space="4" w:color="auto"/>
+        </w:pBdr>
+        <w:ind w:left="1080"/>
+        <w:rPr>
+          <w:lang w:val="en-US"/>
+        </w:rPr>
+      </w:pPr>
+      <w:r>
+        <w:rPr>
+          <w:lang w:val="en-US"/>
+        </w:rPr>
+        <w:t>&lt;Figure&gt;.Number</w:t>
+      </w:r>
+    </w:p>
+    <w:p>
+      <w:pPr>
+        <w:pStyle w:val="ListParagraph"/>
+        <w:numPr>
+          <w:ilvl w:val="0"/>
+          <w:numId w:val="3"/>
+        </w:numPr>
+        <w:rPr>
+          <w:lang w:val="en-US"/>
+        </w:rPr>
+      </w:pPr>
+      <w:r>
+        <w:rPr>
+          <w:lang w:val="en-US"/>
+        </w:rPr>
+        <w:t xml:space="preserve">Để kiểm tra xem </w:t>
+      </w:r>
+      <w:r>
+        <w:rPr>
+          <w:lang w:val="en-US"/>
+        </w:rPr>
+        <w:t>&lt;Figure&gt; có bị đóng</w:t>
+      </w:r>
+    </w:p>
+    <w:p>
+      <w:pPr>
+        <w:pStyle w:val="ListParagraph"/>
+        <w:pBdr>
+          <w:top w:val="single" w:sz="4" w:space="1" w:color="auto"/>
+          <w:left w:val="single" w:sz="4" w:space="4" w:color="auto"/>
+          <w:bottom w:val="single" w:sz="4" w:space="1" w:color="auto"/>
+          <w:right w:val="single" w:sz="4" w:space="4" w:color="auto"/>
+        </w:pBdr>
+        <w:ind w:left="1080"/>
+        <w:rPr>
+          <w:lang w:val="en-US"/>
+        </w:rPr>
+      </w:pPr>
+      <w:r>
+        <w:rPr>
+          <w:lang w:val="en-US"/>
+        </w:rPr>
+        <w:t>&lt;Check&gt; = ishandle(&lt;</w:t>
+      </w:r>
+      <w:r>
+        <w:rPr>
+          <w:lang w:val="en-US"/>
+        </w:rPr>
+        <w:t>Figure</w:t>
+      </w:r>
+      <w:r>
+        <w:rPr>
+          <w:lang w:val="en-US"/>
+        </w:rPr>
+        <w:t>&gt;)</w:t>
+      </w:r>
+    </w:p>
+    <w:p>
+      <w:pPr>
+        <w:pStyle w:val="ListParagraph"/>
+        <w:numPr>
+          <w:ilvl w:val="0"/>
+          <w:numId w:val="3"/>
+        </w:numPr>
+        <w:rPr>
+          <w:lang w:val="en-US"/>
+        </w:rPr>
+      </w:pPr>
+      <w:r>
+        <w:rPr>
+          <w:lang w:val="en-US"/>
+        </w:rPr>
+        <w:t xml:space="preserve">&lt;Check&gt; = 1 khi có </w:t>
+      </w:r>
+      <w:r>
+        <w:rPr>
+          <w:lang w:val="en-US"/>
+        </w:rPr>
+        <w:t>&lt;</w:t>
+      </w:r>
+      <w:r>
+        <w:rPr>
+          <w:lang w:val="en-US"/>
+        </w:rPr>
+        <w:t>Figure</w:t>
+      </w:r>
+      <w:r>
+        <w:rPr>
+          <w:lang w:val="en-US"/>
+        </w:rPr>
+        <w:t>&gt;</w:t>
+      </w:r>
+      <w:r>
+        <w:rPr>
+          <w:lang w:val="en-US"/>
+        </w:rPr>
+        <w:t xml:space="preserve">, = 0 khi </w:t>
+      </w:r>
+      <w:r>
+        <w:rPr>
+          <w:lang w:val="en-US"/>
+        </w:rPr>
+        <w:t>&lt;</w:t>
+      </w:r>
+      <w:r>
+        <w:rPr>
+          <w:lang w:val="en-US"/>
+        </w:rPr>
+        <w:t>Figure</w:t>
+      </w:r>
+      <w:r>
+        <w:rPr>
+          <w:lang w:val="en-US"/>
+        </w:rPr>
+        <w:t>&gt; bị đóng</w:t>
+      </w:r>
+    </w:p>
+    <w:p>
+      <w:pPr>
+        <w:pStyle w:val="ListParagraph"/>
+        <w:numPr>
+          <w:ilvl w:val="0"/>
+          <w:numId w:val="11"/>
+        </w:numPr>
+        <w:rPr>
+          <w:lang w:val="en-US"/>
+        </w:rPr>
+      </w:pPr>
+      <w:r>
+        <w:rPr>
+          <w:lang w:val="en-US"/>
+        </w:rPr>
+        <w:t>Tạo 1 Subplot Trong Figure Hiện Tại</w:t>
+      </w:r>
+      <w:r>
+        <w:rPr>
+          <w:lang w:val="en-US"/>
+        </w:rPr>
+        <w:t xml:space="preserve"> Và Chuyển Sang Làm Việc Trên Đó?</w:t>
+      </w:r>
+    </w:p>
+    <w:p>
+      <w:pPr>
+        <w:pStyle w:val="ListParagraph"/>
+        <w:pBdr>
+          <w:top w:val="single" w:sz="4" w:space="1" w:color="auto"/>
+          <w:left w:val="single" w:sz="4" w:space="4" w:color="auto"/>
+          <w:bottom w:val="single" w:sz="4" w:space="1" w:color="auto"/>
+          <w:right w:val="single" w:sz="4" w:space="4" w:color="auto"/>
+        </w:pBdr>
+        <w:ind w:left="1080"/>
+        <w:rPr>
+          <w:lang w:val="en-US"/>
+        </w:rPr>
+      </w:pPr>
+      <w:r>
+        <w:rPr>
+          <w:lang w:val="en-US"/>
+        </w:rPr>
+        <w:t>subplot(</w:t>
+      </w:r>
+      <w:r>
+        <w:rPr>
+          <w:lang w:val="en-US"/>
+        </w:rPr>
+        <w:t>&lt;Số Hàng&gt;, &lt;Số Cột&gt;, &lt;Index&gt;)</w:t>
+      </w:r>
+    </w:p>
+    <w:p>
+      <w:pPr>
+        <w:pStyle w:val="ListParagraph"/>
+        <w:numPr>
+          <w:ilvl w:val="0"/>
+          <w:numId w:val="15"/>
+        </w:numPr>
+        <w:rPr>
+          <w:lang w:val="en-US"/>
+        </w:rPr>
+      </w:pPr>
+      <w:r>
+        <w:rPr>
+          <w:lang w:val="en-US"/>
+        </w:rPr>
+        <w:t>Y chang khi tạo Subplot trong Matplotlib</w:t>
+      </w:r>
+    </w:p>
+    <w:p>
+      <w:pPr>
+        <w:pStyle w:val="ListParagraph"/>
+        <w:numPr>
+          <w:ilvl w:val="0"/>
+          <w:numId w:val="15"/>
+        </w:numPr>
+        <w:rPr>
+          <w:lang w:val="en-US"/>
+        </w:rPr>
+      </w:pPr>
+      <w:r>
+        <w:rPr>
+          <w:lang w:val="en-US"/>
+        </w:rPr>
+        <w:t xml:space="preserve">Nếu đã có Subplot vừa khít với Subplot này thì chuyển </w:t>
+      </w:r>
+      <w:r>
+        <w:rPr>
+          <w:lang w:val="en-US"/>
+        </w:rPr>
+        <w:t xml:space="preserve">ngay </w:t>
+      </w:r>
+      <w:r>
+        <w:rPr>
+          <w:lang w:val="en-US"/>
+        </w:rPr>
+        <w:t>sang làm việc trên Subplot đó</w:t>
+      </w:r>
+    </w:p>
+    <w:p>
+      <w:pPr>
+        <w:pStyle w:val="ListParagraph"/>
+        <w:numPr>
+          <w:ilvl w:val="0"/>
+          <w:numId w:val="15"/>
+        </w:numPr>
+        <w:rPr>
+          <w:lang w:val="en-US"/>
+        </w:rPr>
+      </w:pPr>
+      <w:r>
+        <w:rPr>
+          <w:lang w:val="en-US"/>
+        </w:rPr>
+        <w:t>Nếu Subplot này đè lên 1 tí Subplot khác là Subplot khác bay màu</w:t>
+      </w:r>
+    </w:p>
+    <w:p>
+      <w:pPr>
+        <w:pStyle w:val="ListParagraph"/>
+        <w:numPr>
+          <w:ilvl w:val="0"/>
+          <w:numId w:val="11"/>
+        </w:numPr>
+        <w:rPr>
+          <w:lang w:val="en-US"/>
+        </w:rPr>
+      </w:pPr>
+      <w:r>
+        <w:rPr>
+          <w:lang w:val="en-US"/>
+        </w:rPr>
+        <w:t>Chỉ Định Trạng Thái Của Subplot Hiện Tại?</w:t>
+      </w:r>
+    </w:p>
+    <w:p>
+      <w:pPr>
+        <w:pStyle w:val="ListParagraph"/>
+        <w:numPr>
+          <w:ilvl w:val="0"/>
+          <w:numId w:val="15"/>
+        </w:numPr>
+        <w:rPr>
+          <w:lang w:val="en-US"/>
+        </w:rPr>
+      </w:pPr>
+      <w:r>
+        <w:rPr>
+          <w:lang w:val="en-US"/>
+        </w:rPr>
+        <w:t>Trạng thái mặc định của Subplot là nếu có Plot mới thì xóa toàn bộ Plot cũ trên nó</w:t>
+      </w:r>
+      <w:r>
+        <w:rPr>
+          <w:lang w:val="en-US"/>
+        </w:rPr>
+        <w:t>, đồng thời không có lưới tọa độ, lưới tọa độ y chang Matplotlib</w:t>
+      </w:r>
+    </w:p>
+    <w:p>
+      <w:pPr>
+        <w:pStyle w:val="ListParagraph"/>
+        <w:numPr>
+          <w:ilvl w:val="0"/>
+          <w:numId w:val="15"/>
+        </w:numPr>
+        <w:rPr>
+          <w:lang w:val="en-US"/>
+        </w:rPr>
+      </w:pPr>
+      <w:r>
+        <w:rPr>
+          <w:lang w:val="en-US"/>
+        </w:rPr>
+        <w:t>Để chuyển sang trạng thái không xóa Plot cũ</w:t>
+      </w:r>
+    </w:p>
+    <w:p>
+      <w:pPr>
+        <w:pStyle w:val="ListParagraph"/>
+        <w:pBdr>
+          <w:top w:val="single" w:sz="4" w:space="1" w:color="auto"/>
+          <w:left w:val="single" w:sz="4" w:space="4" w:color="auto"/>
+          <w:bottom w:val="single" w:sz="4" w:space="1" w:color="auto"/>
+          <w:right w:val="single" w:sz="4" w:space="4" w:color="auto"/>
+        </w:pBdr>
+        <w:ind w:left="1080"/>
+        <w:rPr>
+          <w:lang w:val="en-US"/>
+        </w:rPr>
+      </w:pPr>
+      <w:r>
+        <w:rPr>
+          <w:lang w:val="en-US"/>
+        </w:rPr>
+        <w:t>hold on</w:t>
+      </w:r>
+    </w:p>
+    <w:p>
+      <w:pPr>
+        <w:pStyle w:val="ListParagraph"/>
+        <w:numPr>
+          <w:ilvl w:val="0"/>
+          <w:numId w:val="15"/>
+        </w:numPr>
+        <w:rPr>
+          <w:lang w:val="en-US"/>
+        </w:rPr>
+      </w:pPr>
+      <w:r>
+        <w:rPr>
+          <w:lang w:val="en-US"/>
+        </w:rPr>
+        <w:t>Để chuyển sang trạng thái</w:t>
+      </w:r>
+      <w:r>
+        <w:rPr>
+          <w:lang w:val="en-US"/>
+        </w:rPr>
+        <w:t xml:space="preserve"> </w:t>
+      </w:r>
+      <w:r>
+        <w:rPr>
+          <w:lang w:val="en-US"/>
+        </w:rPr>
+        <w:t>mặc định</w:t>
+      </w:r>
+      <w:r>
+        <w:rPr>
+          <w:lang w:val="en-US"/>
+        </w:rPr>
+        <w:t xml:space="preserve"> </w:t>
+      </w:r>
+      <w:r>
+        <w:rPr>
+          <w:lang w:val="en-US"/>
+        </w:rPr>
+        <w:t>sẽ xóa Plot cũ</w:t>
+      </w:r>
+    </w:p>
+    <w:p>
+      <w:pPr>
+        <w:pStyle w:val="ListParagraph"/>
+        <w:pBdr>
+          <w:top w:val="single" w:sz="4" w:space="1" w:color="auto"/>
+          <w:left w:val="single" w:sz="4" w:space="4" w:color="auto"/>
+          <w:bottom w:val="single" w:sz="4" w:space="1" w:color="auto"/>
+          <w:right w:val="single" w:sz="4" w:space="4" w:color="auto"/>
+        </w:pBdr>
+        <w:ind w:left="1080"/>
+        <w:rPr>
+          <w:lang w:val="en-US"/>
+        </w:rPr>
+      </w:pPr>
+      <w:r>
+        <w:rPr>
+          <w:lang w:val="en-US"/>
+        </w:rPr>
+        <w:t>hold off</w:t>
+      </w:r>
+    </w:p>
+    <w:p>
+      <w:pPr>
+        <w:pStyle w:val="ListParagraph"/>
+        <w:numPr>
+          <w:ilvl w:val="0"/>
+          <w:numId w:val="15"/>
+        </w:numPr>
+        <w:rPr>
+          <w:lang w:val="en-US"/>
+        </w:rPr>
+      </w:pPr>
+      <w:r>
+        <w:rPr>
+          <w:lang w:val="en-US"/>
+        </w:rPr>
+        <w:t>Để chuyển sang trạng thái có lưới tọa độ</w:t>
+      </w:r>
+    </w:p>
+    <w:p>
+      <w:pPr>
+        <w:pStyle w:val="ListParagraph"/>
+        <w:pBdr>
+          <w:top w:val="single" w:sz="4" w:space="1" w:color="auto"/>
+          <w:left w:val="single" w:sz="4" w:space="4" w:color="auto"/>
+          <w:bottom w:val="single" w:sz="4" w:space="1" w:color="auto"/>
+          <w:right w:val="single" w:sz="4" w:space="4" w:color="auto"/>
+        </w:pBdr>
+        <w:ind w:left="1080"/>
+        <w:rPr>
+          <w:lang w:val="en-US"/>
+        </w:rPr>
+      </w:pPr>
+      <w:r>
+        <w:rPr>
+          <w:lang w:val="en-US"/>
+        </w:rPr>
+        <w:t>grid on</w:t>
+      </w:r>
+    </w:p>
+    <w:p>
+      <w:pPr>
+        <w:pStyle w:val="ListParagraph"/>
+        <w:numPr>
+          <w:ilvl w:val="0"/>
+          <w:numId w:val="15"/>
+        </w:numPr>
+        <w:rPr>
+          <w:lang w:val="en-US"/>
+        </w:rPr>
+      </w:pPr>
+      <w:r>
+        <w:rPr>
+          <w:lang w:val="en-US"/>
+        </w:rPr>
+        <w:t>Để chuyển sang trạng thái mặc định không có lưới tọa độ</w:t>
+      </w:r>
+    </w:p>
+    <w:p>
+      <w:pPr>
+        <w:pStyle w:val="ListParagraph"/>
+        <w:pBdr>
+          <w:top w:val="single" w:sz="4" w:space="1" w:color="auto"/>
+          <w:left w:val="single" w:sz="4" w:space="4" w:color="auto"/>
+          <w:bottom w:val="single" w:sz="4" w:space="1" w:color="auto"/>
+          <w:right w:val="single" w:sz="4" w:space="4" w:color="auto"/>
+        </w:pBdr>
+        <w:ind w:left="1080"/>
+        <w:rPr>
+          <w:lang w:val="en-US"/>
+        </w:rPr>
+      </w:pPr>
+      <w:r>
+        <w:rPr>
+          <w:lang w:val="en-US"/>
+        </w:rPr>
+        <w:t>grid off</w:t>
+      </w:r>
+    </w:p>
+    <w:p>
+      <w:pPr>
+        <w:pStyle w:val="ListParagraph"/>
+        <w:numPr>
+          <w:ilvl w:val="0"/>
+          <w:numId w:val="11"/>
+        </w:numPr>
+        <w:rPr>
+          <w:lang w:val="en-US"/>
+        </w:rPr>
+      </w:pPr>
+      <w:r>
+        <w:rPr>
+          <w:lang w:val="en-US"/>
+        </w:rPr>
+        <w:t>Plot Đồ Thị 2D</w:t>
+      </w:r>
+      <w:r>
+        <w:rPr>
+          <w:lang w:val="en-US"/>
+        </w:rPr>
+        <w:t xml:space="preserve"> Vào Subplot Hiện Tại?</w:t>
+      </w:r>
+    </w:p>
+    <w:p>
+      <w:pPr>
+        <w:pStyle w:val="ListParagraph"/>
+        <w:pBdr>
+          <w:top w:val="single" w:sz="4" w:space="1" w:color="auto"/>
+          <w:left w:val="single" w:sz="4" w:space="4" w:color="auto"/>
+          <w:bottom w:val="single" w:sz="4" w:space="1" w:color="auto"/>
+          <w:right w:val="single" w:sz="4" w:space="4" w:color="auto"/>
+        </w:pBdr>
+        <w:ind w:left="1080"/>
+        <w:rPr>
+          <w:lang w:val="en-US"/>
+        </w:rPr>
+      </w:pPr>
+      <w:r>
+        <w:rPr>
+          <w:lang w:val="en-US"/>
+        </w:rPr>
+        <w:t xml:space="preserve">&lt;Line&gt; = </w:t>
+      </w:r>
+      <w:r>
+        <w:rPr>
+          <w:lang w:val="en-US"/>
+        </w:rPr>
+        <w:t>plot(&lt;X&gt;, &lt;Y&gt;</w:t>
+      </w:r>
+      <w:r>
+        <w:rPr>
+          <w:lang w:val="en-US"/>
+        </w:rPr>
+        <w:t>, &lt;Style&gt;</w:t>
+      </w:r>
+      <w:r>
+        <w:rPr>
+          <w:lang w:val="en-US"/>
+        </w:rPr>
+        <w:t>)</w:t>
+      </w:r>
+    </w:p>
+    <w:p>
+      <w:pPr>
+        <w:pStyle w:val="ListParagraph"/>
+        <w:numPr>
+          <w:ilvl w:val="0"/>
+          <w:numId w:val="3"/>
+        </w:numPr>
+        <w:rPr>
+          <w:lang w:val="en-US"/>
+        </w:rPr>
+      </w:pPr>
+      <w:r>
+        <w:rPr>
+          <w:lang w:val="en-US"/>
+        </w:rPr>
+        <w:t>Trường hợp 1, &lt;X&gt; và &lt;Y&gt; là ma trận chỉ có 1 hàng hoặc cột, nhưng có số phần tử = nhau</w:t>
+      </w:r>
+    </w:p>
+    <w:p>
+      <w:pPr>
+        <w:pStyle w:val="ListParagraph"/>
+        <w:numPr>
+          <w:ilvl w:val="0"/>
+          <w:numId w:val="3"/>
+        </w:numPr>
+        <w:rPr>
+          <w:lang w:val="en-US"/>
+        </w:rPr>
+      </w:pPr>
+      <w:r>
+        <w:rPr>
+          <w:lang w:val="en-US"/>
+        </w:rPr>
+        <w:t xml:space="preserve">Giống Plot </w:t>
+      </w:r>
+      <w:r>
+        <w:rPr>
+          <w:lang w:val="en-US"/>
+        </w:rPr>
+        <w:t xml:space="preserve">1 </w:t>
+      </w:r>
+      <w:r>
+        <w:rPr>
+          <w:lang w:val="en-US"/>
+        </w:rPr>
+        <w:t>Line trong Matplotlib</w:t>
+      </w:r>
+    </w:p>
+    <w:p>
+      <w:pPr>
+        <w:pStyle w:val="ListParagraph"/>
+        <w:numPr>
+          <w:ilvl w:val="0"/>
+          <w:numId w:val="3"/>
+        </w:numPr>
+        <w:rPr>
+          <w:lang w:val="en-US"/>
+        </w:rPr>
+      </w:pPr>
+      <w:r>
+        <w:rPr>
+          <w:lang w:val="en-US"/>
+        </w:rPr>
         <w:lastRenderedPageBreak/>
-        <w:t>Y chang Matplotlib nhưng các Figure chạy song song và không làm tạm dừng chương trình, đồng thời có thể qua lại giữa các Figure</w:t>
-      </w:r>
-      <w:r>
-        <w:rPr>
-          <w:lang w:val="en-US"/>
-        </w:rPr>
-        <w:t xml:space="preserve"> và các Subplot</w:t>
-      </w:r>
-    </w:p>
-    <w:p>
-      <w:pPr>
-        <w:pStyle w:val="ListParagraph"/>
-        <w:numPr>
-          <w:ilvl w:val="0"/>
-          <w:numId w:val="11"/>
-        </w:numPr>
-        <w:rPr>
-          <w:lang w:val="en-US"/>
-        </w:rPr>
-      </w:pPr>
-      <w:r>
-        <w:rPr>
-          <w:lang w:val="en-US"/>
-        </w:rPr>
-        <w:t>Tạo 1 Figure Mới Và Chuyển Sang Làm Việc Trên Figure Này?</w:t>
-      </w:r>
-    </w:p>
-    <w:p>
-      <w:pPr>
-        <w:pStyle w:val="ListParagraph"/>
-        <w:pBdr>
-          <w:top w:val="single" w:sz="4" w:space="1" w:color="auto"/>
-          <w:left w:val="single" w:sz="4" w:space="4" w:color="auto"/>
-          <w:bottom w:val="single" w:sz="4" w:space="1" w:color="auto"/>
-          <w:right w:val="single" w:sz="4" w:space="4" w:color="auto"/>
-        </w:pBdr>
-        <w:ind w:left="1080"/>
-        <w:rPr>
-          <w:lang w:val="en-US"/>
-        </w:rPr>
-      </w:pPr>
-      <w:r>
-        <w:rPr>
-          <w:lang w:val="en-US"/>
-        </w:rPr>
-        <w:t xml:space="preserve">&lt;Figure&gt; = </w:t>
-      </w:r>
-      <w:r>
-        <w:rPr>
-          <w:lang w:val="en-US"/>
-        </w:rPr>
-        <w:t>figure(&lt;Index&gt;)</w:t>
-      </w:r>
-    </w:p>
-    <w:p>
-      <w:pPr>
-        <w:pStyle w:val="ListParagraph"/>
-        <w:numPr>
-          <w:ilvl w:val="0"/>
-          <w:numId w:val="3"/>
-        </w:numPr>
-        <w:rPr>
-          <w:lang w:val="en-US"/>
-        </w:rPr>
-      </w:pPr>
-      <w:r>
-        <w:rPr>
-          <w:lang w:val="en-US"/>
-        </w:rPr>
-        <w:t>Nếu đã có Figure với &lt;Index&gt; rồi thì chỉ chuyển sang làm việc trên Figure này</w:t>
-      </w:r>
-    </w:p>
-    <w:p>
-      <w:pPr>
-        <w:pStyle w:val="ListParagraph"/>
-        <w:numPr>
-          <w:ilvl w:val="0"/>
-          <w:numId w:val="3"/>
-        </w:numPr>
-        <w:rPr>
-          <w:lang w:val="en-US"/>
-        </w:rPr>
-      </w:pPr>
-      <w:r>
-        <w:rPr>
-          <w:lang w:val="en-US"/>
-        </w:rPr>
-        <w:t>Để trả Tensor có Shape (1, 4), lấy góc trái dưới của &lt;Figure&gt; làm mốc, 4 giá trị từ trái qua phải lần lượt có ý nghĩa là mốc ở bên phải cạnh trái màn hình bao nhiêu Pixel, mốc ở trên cạnh dưới màn hình bao nhiêu Pixel, chiều rộng và chiều cao &lt;Figure&gt; tính theo Pixel</w:t>
-      </w:r>
-    </w:p>
-    <w:p>
-      <w:pPr>
-        <w:pStyle w:val="ListParagraph"/>
-        <w:pBdr>
-          <w:top w:val="single" w:sz="4" w:space="1" w:color="auto"/>
-          <w:left w:val="single" w:sz="4" w:space="4" w:color="auto"/>
-          <w:bottom w:val="single" w:sz="4" w:space="1" w:color="auto"/>
-          <w:right w:val="single" w:sz="4" w:space="4" w:color="auto"/>
-        </w:pBdr>
-        <w:ind w:left="1080"/>
-        <w:rPr>
-          <w:lang w:val="en-US"/>
-        </w:rPr>
-      </w:pPr>
-      <w:r>
-        <w:rPr>
-          <w:lang w:val="en-US"/>
-        </w:rPr>
-        <w:t>&lt;Figure&gt;.Position</w:t>
-      </w:r>
-    </w:p>
-    <w:p>
-      <w:pPr>
-        <w:pStyle w:val="ListParagraph"/>
-        <w:numPr>
-          <w:ilvl w:val="0"/>
-          <w:numId w:val="3"/>
-        </w:numPr>
-        <w:rPr>
-          <w:lang w:val="en-US"/>
-        </w:rPr>
-      </w:pPr>
-      <w:r>
-        <w:rPr>
-          <w:lang w:val="en-US"/>
-        </w:rPr>
-        <w:t>Để chỉnh lại các thông số trên</w:t>
-      </w:r>
-    </w:p>
-    <w:p>
-      <w:pPr>
-        <w:pStyle w:val="ListParagraph"/>
-        <w:pBdr>
-          <w:top w:val="single" w:sz="4" w:space="1" w:color="auto"/>
-          <w:left w:val="single" w:sz="4" w:space="4" w:color="auto"/>
-          <w:bottom w:val="single" w:sz="4" w:space="1" w:color="auto"/>
-          <w:right w:val="single" w:sz="4" w:space="4" w:color="auto"/>
-        </w:pBdr>
-        <w:ind w:left="1080"/>
-        <w:rPr>
-          <w:lang w:val="en-US"/>
-        </w:rPr>
-      </w:pPr>
-      <w:r>
-        <w:rPr>
-          <w:lang w:val="en-US"/>
-        </w:rPr>
-        <w:t>&lt;Figure&gt;.Position = [&lt;4 Thông Số&gt;]</w:t>
-      </w:r>
-    </w:p>
-    <w:p>
-      <w:pPr>
-        <w:pStyle w:val="ListParagraph"/>
-        <w:numPr>
-          <w:ilvl w:val="0"/>
-          <w:numId w:val="3"/>
-        </w:numPr>
-        <w:rPr>
-          <w:lang w:val="en-US"/>
-        </w:rPr>
-      </w:pPr>
-      <w:r>
-        <w:rPr>
-          <w:lang w:val="en-US"/>
-        </w:rPr>
-        <w:t>Ví dụ</w:t>
-      </w:r>
-    </w:p>
-    <w:p>
-      <w:pPr>
-        <w:pStyle w:val="ListParagraph"/>
-        <w:pBdr>
-          <w:top w:val="single" w:sz="4" w:space="1" w:color="auto"/>
-          <w:left w:val="single" w:sz="4" w:space="4" w:color="auto"/>
-          <w:bottom w:val="single" w:sz="4" w:space="1" w:color="auto"/>
-          <w:right w:val="single" w:sz="4" w:space="4" w:color="auto"/>
-        </w:pBdr>
-        <w:ind w:left="1080"/>
-        <w:rPr>
-          <w:lang w:val="en-US"/>
-        </w:rPr>
-      </w:pPr>
-      <w:r>
-        <w:rPr>
-          <w:lang w:val="en-US"/>
-        </w:rPr>
-        <w:t>foo.Position = [0 0 500 500]</w:t>
-      </w:r>
-    </w:p>
-    <w:p>
-      <w:pPr>
-        <w:pStyle w:val="ListParagraph"/>
-        <w:numPr>
-          <w:ilvl w:val="0"/>
-          <w:numId w:val="3"/>
-        </w:numPr>
-        <w:rPr>
-          <w:lang w:val="en-US"/>
-        </w:rPr>
-      </w:pPr>
-      <w:r>
-        <w:rPr>
-          <w:lang w:val="en-US"/>
-        </w:rPr>
-        <w:t>Để trả về &lt;Index&gt; của &lt;Figure&gt;</w:t>
-      </w:r>
-    </w:p>
-    <w:p>
-      <w:pPr>
-        <w:pStyle w:val="ListParagraph"/>
-        <w:pBdr>
-          <w:top w:val="single" w:sz="4" w:space="1" w:color="auto"/>
-          <w:left w:val="single" w:sz="4" w:space="4" w:color="auto"/>
-          <w:bottom w:val="single" w:sz="4" w:space="1" w:color="auto"/>
-          <w:right w:val="single" w:sz="4" w:space="4" w:color="auto"/>
-        </w:pBdr>
-        <w:ind w:left="1080"/>
-        <w:rPr>
-          <w:lang w:val="en-US"/>
-        </w:rPr>
-      </w:pPr>
-      <w:r>
-        <w:rPr>
-          <w:lang w:val="en-US"/>
-        </w:rPr>
-        <w:t>&lt;Figure&gt;.Number</w:t>
-      </w:r>
-    </w:p>
-    <w:p>
-      <w:pPr>
-        <w:pStyle w:val="ListParagraph"/>
-        <w:numPr>
-          <w:ilvl w:val="0"/>
-          <w:numId w:val="3"/>
-        </w:numPr>
-        <w:rPr>
-          <w:lang w:val="en-US"/>
-        </w:rPr>
-      </w:pPr>
-      <w:r>
-        <w:rPr>
-          <w:lang w:val="en-US"/>
-        </w:rPr>
-        <w:t xml:space="preserve">Để kiểm tra xem </w:t>
-      </w:r>
-      <w:r>
-        <w:rPr>
-          <w:lang w:val="en-US"/>
-        </w:rPr>
-        <w:t>&lt;Figure&gt; có bị đóng</w:t>
-      </w:r>
-    </w:p>
-    <w:p>
-      <w:pPr>
-        <w:pStyle w:val="ListParagraph"/>
-        <w:pBdr>
-          <w:top w:val="single" w:sz="4" w:space="1" w:color="auto"/>
-          <w:left w:val="single" w:sz="4" w:space="4" w:color="auto"/>
-          <w:bottom w:val="single" w:sz="4" w:space="1" w:color="auto"/>
-          <w:right w:val="single" w:sz="4" w:space="4" w:color="auto"/>
-        </w:pBdr>
-        <w:ind w:left="1080"/>
-        <w:rPr>
-          <w:lang w:val="en-US"/>
-        </w:rPr>
-      </w:pPr>
-      <w:r>
-        <w:rPr>
-          <w:lang w:val="en-US"/>
-        </w:rPr>
-        <w:t>&lt;Check&gt; = ishandle(&lt;</w:t>
-      </w:r>
-      <w:r>
-        <w:rPr>
-          <w:lang w:val="en-US"/>
-        </w:rPr>
-        <w:t>Figure</w:t>
-      </w:r>
-      <w:r>
-        <w:rPr>
-          <w:lang w:val="en-US"/>
-        </w:rPr>
-        <w:t>&gt;)</w:t>
-      </w:r>
-    </w:p>
-    <w:p>
-      <w:pPr>
-        <w:pStyle w:val="ListParagraph"/>
-        <w:numPr>
-          <w:ilvl w:val="0"/>
-          <w:numId w:val="3"/>
-        </w:numPr>
-        <w:rPr>
-          <w:lang w:val="en-US"/>
-        </w:rPr>
-      </w:pPr>
-      <w:r>
-        <w:rPr>
-          <w:lang w:val="en-US"/>
-        </w:rPr>
-        <w:t xml:space="preserve">&lt;Check&gt; = 1 khi có </w:t>
-      </w:r>
-      <w:r>
-        <w:rPr>
-          <w:lang w:val="en-US"/>
-        </w:rPr>
-        <w:t>&lt;</w:t>
-      </w:r>
-      <w:r>
-        <w:rPr>
-          <w:lang w:val="en-US"/>
-        </w:rPr>
-        <w:t>Figure</w:t>
-      </w:r>
-      <w:r>
-        <w:rPr>
-          <w:lang w:val="en-US"/>
-        </w:rPr>
-        <w:t>&gt;</w:t>
-      </w:r>
-      <w:r>
-        <w:rPr>
-          <w:lang w:val="en-US"/>
-        </w:rPr>
-        <w:t xml:space="preserve">, = 0 khi </w:t>
-      </w:r>
-      <w:r>
-        <w:rPr>
-          <w:lang w:val="en-US"/>
-        </w:rPr>
-        <w:t>&lt;</w:t>
-      </w:r>
-      <w:r>
-        <w:rPr>
-          <w:lang w:val="en-US"/>
-        </w:rPr>
-        <w:t>Figure</w:t>
-      </w:r>
-      <w:r>
-        <w:rPr>
-          <w:lang w:val="en-US"/>
-        </w:rPr>
-        <w:t>&gt; bị đóng</w:t>
-      </w:r>
-    </w:p>
-    <w:p>
-      <w:pPr>
-        <w:pStyle w:val="ListParagraph"/>
-        <w:numPr>
-          <w:ilvl w:val="0"/>
-          <w:numId w:val="11"/>
-        </w:numPr>
-        <w:rPr>
-          <w:lang w:val="en-US"/>
-        </w:rPr>
-      </w:pPr>
-      <w:r>
-        <w:rPr>
-          <w:lang w:val="en-US"/>
-        </w:rPr>
-        <w:t>Tạo 1 Subplot Trong Figure Hiện Tại</w:t>
-      </w:r>
-      <w:r>
-        <w:rPr>
-          <w:lang w:val="en-US"/>
-        </w:rPr>
-        <w:t xml:space="preserve"> Và Chuyển Sang Làm Việc Trên Đó?</w:t>
-      </w:r>
-    </w:p>
-    <w:p>
-      <w:pPr>
-        <w:pStyle w:val="ListParagraph"/>
-        <w:pBdr>
-          <w:top w:val="single" w:sz="4" w:space="1" w:color="auto"/>
-          <w:left w:val="single" w:sz="4" w:space="4" w:color="auto"/>
-          <w:bottom w:val="single" w:sz="4" w:space="1" w:color="auto"/>
-          <w:right w:val="single" w:sz="4" w:space="4" w:color="auto"/>
-        </w:pBdr>
-        <w:ind w:left="1080"/>
-        <w:rPr>
-          <w:lang w:val="en-US"/>
-        </w:rPr>
-      </w:pPr>
-      <w:r>
-        <w:rPr>
-          <w:lang w:val="en-US"/>
-        </w:rPr>
-        <w:t>subplot(</w:t>
-      </w:r>
-      <w:r>
-        <w:rPr>
-          <w:lang w:val="en-US"/>
-        </w:rPr>
-        <w:t>&lt;Số Hàng&gt;, &lt;Số Cột&gt;, &lt;Index&gt;)</w:t>
-      </w:r>
-    </w:p>
-    <w:p>
-      <w:pPr>
-        <w:pStyle w:val="ListParagraph"/>
-        <w:numPr>
-          <w:ilvl w:val="0"/>
-          <w:numId w:val="15"/>
-        </w:numPr>
-        <w:rPr>
-          <w:lang w:val="en-US"/>
-        </w:rPr>
-      </w:pPr>
-      <w:r>
-        <w:rPr>
-          <w:lang w:val="en-US"/>
-        </w:rPr>
-        <w:t>Y chang khi tạo Subplot trong Matplotlib</w:t>
-      </w:r>
-    </w:p>
-    <w:p>
-      <w:pPr>
-        <w:pStyle w:val="ListParagraph"/>
-        <w:numPr>
-          <w:ilvl w:val="0"/>
-          <w:numId w:val="15"/>
-        </w:numPr>
-        <w:rPr>
-          <w:lang w:val="en-US"/>
-        </w:rPr>
-      </w:pPr>
-      <w:r>
-        <w:rPr>
-          <w:lang w:val="en-US"/>
-        </w:rPr>
-        <w:t xml:space="preserve">Nếu đã có Subplot vừa khít với Subplot này thì chuyển </w:t>
-      </w:r>
-      <w:r>
-        <w:rPr>
-          <w:lang w:val="en-US"/>
-        </w:rPr>
-        <w:t xml:space="preserve">ngay </w:t>
-      </w:r>
-      <w:r>
-        <w:rPr>
-          <w:lang w:val="en-US"/>
-        </w:rPr>
-        <w:t>sang làm việc trên Subplot đó</w:t>
-      </w:r>
-    </w:p>
-    <w:p>
-      <w:pPr>
-        <w:pStyle w:val="ListParagraph"/>
-        <w:numPr>
-          <w:ilvl w:val="0"/>
-          <w:numId w:val="15"/>
-        </w:numPr>
-        <w:rPr>
-          <w:lang w:val="en-US"/>
-        </w:rPr>
-      </w:pPr>
-      <w:r>
-        <w:rPr>
-          <w:lang w:val="en-US"/>
-        </w:rPr>
-        <w:t>Nếu Subplot này đè lên 1 tí Subplot khác là Subplot khác bay màu</w:t>
-      </w:r>
-    </w:p>
-    <w:p>
-      <w:pPr>
-        <w:pStyle w:val="ListParagraph"/>
-        <w:numPr>
-          <w:ilvl w:val="0"/>
-          <w:numId w:val="11"/>
-        </w:numPr>
-        <w:rPr>
-          <w:lang w:val="en-US"/>
-        </w:rPr>
-      </w:pPr>
-      <w:r>
-        <w:rPr>
-          <w:lang w:val="en-US"/>
-        </w:rPr>
-        <w:t>Chỉ Định Trạng Thái Của Subplot Hiện Tại?</w:t>
-      </w:r>
-    </w:p>
-    <w:p>
-      <w:pPr>
-        <w:pStyle w:val="ListParagraph"/>
-        <w:numPr>
-          <w:ilvl w:val="0"/>
-          <w:numId w:val="15"/>
-        </w:numPr>
-        <w:rPr>
-          <w:lang w:val="en-US"/>
-        </w:rPr>
-      </w:pPr>
-      <w:r>
-        <w:rPr>
-          <w:lang w:val="en-US"/>
-        </w:rPr>
-        <w:t>Trạng thái mặc định của Subplot là nếu có Plot mới thì xóa toàn bộ Plot cũ trên nó</w:t>
-      </w:r>
-      <w:r>
-        <w:rPr>
-          <w:lang w:val="en-US"/>
-        </w:rPr>
-        <w:t>, đồng thời không có lưới tọa độ, lưới tọa độ y chang Matplotlib</w:t>
-      </w:r>
-    </w:p>
-    <w:p>
-      <w:pPr>
-        <w:pStyle w:val="ListParagraph"/>
-        <w:numPr>
-          <w:ilvl w:val="0"/>
-          <w:numId w:val="15"/>
-        </w:numPr>
-        <w:rPr>
-          <w:lang w:val="en-US"/>
-        </w:rPr>
-      </w:pPr>
-      <w:r>
-        <w:rPr>
-          <w:lang w:val="en-US"/>
-        </w:rPr>
-        <w:t>Để chuyển sang trạng thái không xóa Plot cũ</w:t>
-      </w:r>
-    </w:p>
-    <w:p>
-      <w:pPr>
-        <w:pStyle w:val="ListParagraph"/>
-        <w:pBdr>
-          <w:top w:val="single" w:sz="4" w:space="1" w:color="auto"/>
-          <w:left w:val="single" w:sz="4" w:space="4" w:color="auto"/>
-          <w:bottom w:val="single" w:sz="4" w:space="1" w:color="auto"/>
-          <w:right w:val="single" w:sz="4" w:space="4" w:color="auto"/>
-        </w:pBdr>
-        <w:ind w:left="1080"/>
-        <w:rPr>
-          <w:lang w:val="en-US"/>
-        </w:rPr>
-      </w:pPr>
-      <w:r>
-        <w:rPr>
-          <w:lang w:val="en-US"/>
-        </w:rPr>
-        <w:t>hold on</w:t>
-      </w:r>
-    </w:p>
-    <w:p>
-      <w:pPr>
-        <w:pStyle w:val="ListParagraph"/>
-        <w:numPr>
-          <w:ilvl w:val="0"/>
-          <w:numId w:val="15"/>
-        </w:numPr>
-        <w:rPr>
-          <w:lang w:val="en-US"/>
-        </w:rPr>
-      </w:pPr>
-      <w:r>
-        <w:rPr>
-          <w:lang w:val="en-US"/>
-        </w:rPr>
-        <w:t>Để chuyển sang trạng thái</w:t>
-      </w:r>
-      <w:r>
-        <w:rPr>
-          <w:lang w:val="en-US"/>
-        </w:rPr>
-        <w:t xml:space="preserve"> </w:t>
-      </w:r>
-      <w:r>
-        <w:rPr>
-          <w:lang w:val="en-US"/>
-        </w:rPr>
-        <w:t>mặc định</w:t>
-      </w:r>
-      <w:r>
-        <w:rPr>
-          <w:lang w:val="en-US"/>
-        </w:rPr>
-        <w:t xml:space="preserve"> </w:t>
-      </w:r>
-      <w:r>
-        <w:rPr>
-          <w:lang w:val="en-US"/>
-        </w:rPr>
-        <w:t>sẽ xóa Plot cũ</w:t>
-      </w:r>
-    </w:p>
-    <w:p>
-      <w:pPr>
-        <w:pStyle w:val="ListParagraph"/>
-        <w:pBdr>
-          <w:top w:val="single" w:sz="4" w:space="1" w:color="auto"/>
-          <w:left w:val="single" w:sz="4" w:space="4" w:color="auto"/>
-          <w:bottom w:val="single" w:sz="4" w:space="1" w:color="auto"/>
-          <w:right w:val="single" w:sz="4" w:space="4" w:color="auto"/>
-        </w:pBdr>
-        <w:ind w:left="1080"/>
-        <w:rPr>
-          <w:lang w:val="en-US"/>
-        </w:rPr>
-      </w:pPr>
-      <w:r>
-        <w:rPr>
-          <w:lang w:val="en-US"/>
-        </w:rPr>
-        <w:t>hold off</w:t>
-      </w:r>
-    </w:p>
-    <w:p>
-      <w:pPr>
-        <w:pStyle w:val="ListParagraph"/>
-        <w:numPr>
-          <w:ilvl w:val="0"/>
-          <w:numId w:val="15"/>
-        </w:numPr>
-        <w:rPr>
-          <w:lang w:val="en-US"/>
-        </w:rPr>
-      </w:pPr>
-      <w:r>
-        <w:rPr>
-          <w:lang w:val="en-US"/>
-        </w:rPr>
-        <w:t>Để chuyển sang trạng thái có lưới tọa độ</w:t>
-      </w:r>
-    </w:p>
-    <w:p>
-      <w:pPr>
-        <w:pStyle w:val="ListParagraph"/>
-        <w:pBdr>
-          <w:top w:val="single" w:sz="4" w:space="1" w:color="auto"/>
-          <w:left w:val="single" w:sz="4" w:space="4" w:color="auto"/>
-          <w:bottom w:val="single" w:sz="4" w:space="1" w:color="auto"/>
-          <w:right w:val="single" w:sz="4" w:space="4" w:color="auto"/>
-        </w:pBdr>
-        <w:ind w:left="1080"/>
-        <w:rPr>
-          <w:lang w:val="en-US"/>
-        </w:rPr>
-      </w:pPr>
-      <w:r>
-        <w:rPr>
-          <w:lang w:val="en-US"/>
-        </w:rPr>
-        <w:t>grid on</w:t>
-      </w:r>
-    </w:p>
-    <w:p>
-      <w:pPr>
-        <w:pStyle w:val="ListParagraph"/>
-        <w:numPr>
-          <w:ilvl w:val="0"/>
-          <w:numId w:val="15"/>
-        </w:numPr>
-        <w:rPr>
-          <w:lang w:val="en-US"/>
-        </w:rPr>
-      </w:pPr>
-      <w:r>
-        <w:rPr>
-          <w:lang w:val="en-US"/>
-        </w:rPr>
-        <w:t>Để chuyển sang trạng thái mặc định không có lưới tọa độ</w:t>
-      </w:r>
-    </w:p>
-    <w:p>
-      <w:pPr>
-        <w:pStyle w:val="ListParagraph"/>
-        <w:pBdr>
-          <w:top w:val="single" w:sz="4" w:space="1" w:color="auto"/>
-          <w:left w:val="single" w:sz="4" w:space="4" w:color="auto"/>
-          <w:bottom w:val="single" w:sz="4" w:space="1" w:color="auto"/>
-          <w:right w:val="single" w:sz="4" w:space="4" w:color="auto"/>
-        </w:pBdr>
-        <w:ind w:left="1080"/>
-        <w:rPr>
-          <w:lang w:val="en-US"/>
-        </w:rPr>
-      </w:pPr>
-      <w:r>
-        <w:rPr>
-          <w:lang w:val="en-US"/>
-        </w:rPr>
-        <w:t>grid off</w:t>
-      </w:r>
-    </w:p>
-    <w:p>
-      <w:pPr>
-        <w:pStyle w:val="ListParagraph"/>
-        <w:numPr>
-          <w:ilvl w:val="0"/>
-          <w:numId w:val="11"/>
-        </w:numPr>
-        <w:rPr>
-          <w:lang w:val="en-US"/>
-        </w:rPr>
-      </w:pPr>
-      <w:r>
-        <w:rPr>
-          <w:lang w:val="en-US"/>
-        </w:rPr>
-        <w:t>Plot Đồ Thị 2D</w:t>
-      </w:r>
-      <w:r>
-        <w:rPr>
-          <w:lang w:val="en-US"/>
-        </w:rPr>
-        <w:t xml:space="preserve"> Vào Subplot Hiện Tại?</w:t>
-      </w:r>
-    </w:p>
-    <w:p>
-      <w:pPr>
-        <w:pStyle w:val="ListParagraph"/>
-        <w:pBdr>
-          <w:top w:val="single" w:sz="4" w:space="1" w:color="auto"/>
-          <w:left w:val="single" w:sz="4" w:space="4" w:color="auto"/>
-          <w:bottom w:val="single" w:sz="4" w:space="1" w:color="auto"/>
-          <w:right w:val="single" w:sz="4" w:space="4" w:color="auto"/>
-        </w:pBdr>
-        <w:ind w:left="1080"/>
-        <w:rPr>
-          <w:lang w:val="en-US"/>
-        </w:rPr>
-      </w:pPr>
-      <w:r>
-        <w:rPr>
-          <w:lang w:val="en-US"/>
-        </w:rPr>
-        <w:t xml:space="preserve">&lt;Line&gt; = </w:t>
-      </w:r>
-      <w:r>
-        <w:rPr>
-          <w:lang w:val="en-US"/>
-        </w:rPr>
-        <w:t>plot(&lt;X&gt;, &lt;Y&gt;</w:t>
-      </w:r>
-      <w:r>
-        <w:rPr>
-          <w:lang w:val="en-US"/>
-        </w:rPr>
-        <w:t>, &lt;Style&gt;</w:t>
-      </w:r>
-      <w:r>
-        <w:rPr>
-          <w:lang w:val="en-US"/>
-        </w:rPr>
-        <w:t>)</w:t>
-      </w:r>
-    </w:p>
-    <w:p>
-      <w:pPr>
-        <w:pStyle w:val="ListParagraph"/>
-        <w:numPr>
-          <w:ilvl w:val="0"/>
-          <w:numId w:val="3"/>
-        </w:numPr>
-        <w:rPr>
-          <w:lang w:val="en-US"/>
-        </w:rPr>
-      </w:pPr>
-      <w:r>
-        <w:rPr>
-          <w:lang w:val="en-US"/>
-        </w:rPr>
-        <w:t>Trường hợp 1, &lt;X&gt; và &lt;Y&gt; là ma trận chỉ có 1 hàng hoặc cột, nhưng có số phần tử = nhau</w:t>
-      </w:r>
-    </w:p>
-    <w:p>
-      <w:pPr>
-        <w:pStyle w:val="ListParagraph"/>
-        <w:numPr>
-          <w:ilvl w:val="0"/>
-          <w:numId w:val="3"/>
-        </w:numPr>
-        <w:rPr>
-          <w:lang w:val="en-US"/>
-        </w:rPr>
-      </w:pPr>
-      <w:r>
-        <w:rPr>
-          <w:lang w:val="en-US"/>
-        </w:rPr>
-        <w:t xml:space="preserve">Giống Plot </w:t>
-      </w:r>
-      <w:r>
-        <w:rPr>
-          <w:lang w:val="en-US"/>
-        </w:rPr>
-        <w:t xml:space="preserve">1 </w:t>
-      </w:r>
-      <w:r>
-        <w:rPr>
-          <w:lang w:val="en-US"/>
-        </w:rPr>
-        <w:t>Line trong Matplotlib</w:t>
-      </w:r>
-    </w:p>
-    <w:p>
-      <w:pPr>
-        <w:pStyle w:val="ListParagraph"/>
-        <w:numPr>
-          <w:ilvl w:val="0"/>
-          <w:numId w:val="3"/>
-        </w:numPr>
-        <w:rPr>
-          <w:lang w:val="en-US"/>
-        </w:rPr>
-      </w:pPr>
-      <w:r>
-        <w:rPr>
-          <w:lang w:val="en-US"/>
-        </w:rPr>
         <w:t xml:space="preserve">Trường hợp 2, &lt;X&gt; và &lt;Y&gt; là 2 ma trận </w:t>
       </w:r>
       <w:r>
@@ -14627,7 +14709,6 @@
         <w:rPr>
           <w:lang w:val="en-US"/>
         </w:rPr>
-        <w:lastRenderedPageBreak/>
         <w:t>Ta có thể cập nhật lại &lt;X&gt; và &lt;Y&gt; của &lt;Line&gt; và ngay lập tức đồ thị của nó được cập nhật</w:t>
       </w:r>
     </w:p>
@@ -15538,6 +15619,7 @@
         <w:rPr>
           <w:lang w:val="en-US"/>
         </w:rPr>
+        <w:lastRenderedPageBreak/>
         <w:t>foo = symfun(sin(X), [X])</w:t>
       </w:r>
     </w:p>
@@ -15598,7 +15680,6 @@
         <w:rPr>
           <w:lang w:val="en-US"/>
         </w:rPr>
-        <w:lastRenderedPageBreak/>
         <w:t>fplot(&lt;X Là Hàm Theo T&gt;, &lt;Y Là Hàm Theo T&gt;, [&lt;Cận Trên T&gt; &lt;Cận Dưới T&gt;])</w:t>
       </w:r>
     </w:p>
@@ -16450,6 +16531,7 @@
         <w:rPr>
           <w:lang w:val="en-US"/>
         </w:rPr>
+        <w:lastRenderedPageBreak/>
         <w:t xml:space="preserve">Phần </w:t>
       </w:r>
       <w:r>
@@ -16534,44 +16616,710 @@
         <w:rPr>
           <w:lang w:val="en-US"/>
         </w:rPr>
+        <w:t>Mỗi 1 File Simulink mở ra sẽ cần 1 cửa sổ dành riêng cho nó</w:t>
+      </w:r>
+    </w:p>
+    <w:p>
+      <w:pPr>
+        <w:pStyle w:val="ListParagraph"/>
+        <w:numPr>
+          <w:ilvl w:val="0"/>
+          <w:numId w:val="3"/>
+        </w:numPr>
+        <w:rPr>
+          <w:lang w:val="en-US"/>
+        </w:rPr>
+      </w:pPr>
+      <w:r>
+        <w:rPr>
+          <w:lang w:val="en-US"/>
+        </w:rPr>
+        <w:t xml:space="preserve">Vào Tab “HOME” + tại mục “SIMULINK” + Click biểu tượng “Simulink” + </w:t>
+      </w:r>
+      <w:r>
+        <w:rPr>
+          <w:lang w:val="en-US"/>
+        </w:rPr>
+        <w:t xml:space="preserve">Click biểu tượng “Open…” góc trái trên + </w:t>
+      </w:r>
+      <w:r>
+        <w:rPr>
+          <w:lang w:val="en-US"/>
+        </w:rPr>
+        <w:t>chọn File Simulink + Click “Open”</w:t>
+      </w:r>
+      <w:r>
+        <w:rPr>
+          <w:lang w:val="en-US"/>
+        </w:rPr>
+        <w:t xml:space="preserve"> = mở File trong cửa sổ “Current Folder”</w:t>
+      </w:r>
+    </w:p>
+    <w:p>
+      <w:pPr>
+        <w:pStyle w:val="ListParagraph"/>
+        <w:numPr>
+          <w:ilvl w:val="0"/>
+          <w:numId w:val="22"/>
+        </w:numPr>
+        <w:rPr>
+          <w:lang w:val="en-US"/>
+        </w:rPr>
+      </w:pPr>
+      <w:r>
+        <w:rPr>
+          <w:lang w:val="en-US"/>
+        </w:rPr>
+        <w:t xml:space="preserve">Thêm </w:t>
+      </w:r>
+      <w:r>
+        <w:rPr>
+          <w:lang w:val="en-US"/>
+        </w:rPr>
+        <w:t>1 Phần Tử Vào Mạch?</w:t>
+      </w:r>
+    </w:p>
+    <w:p>
+      <w:pPr>
+        <w:pStyle w:val="ListParagraph"/>
+        <w:numPr>
+          <w:ilvl w:val="0"/>
+          <w:numId w:val="3"/>
+        </w:numPr>
+        <w:rPr>
+          <w:lang w:val="en-US"/>
+        </w:rPr>
+      </w:pPr>
+      <w:r>
+        <w:rPr>
+          <w:lang w:val="en-US"/>
+        </w:rPr>
+        <w:t>Vào Tab “SIMULATION” + tại mục “LIBRARY” + Click biểu tượng “Library Browser” để mở cửa sổ thư viện + kéo thả phần tử vào cửa sổ chính</w:t>
+      </w:r>
+      <w:r>
+        <w:rPr>
+          <w:lang w:val="en-US"/>
+        </w:rPr>
+        <w:t xml:space="preserve"> </w:t>
+      </w:r>
+      <w:r>
+        <w:rPr>
+          <w:lang w:val="en-US"/>
+        </w:rPr>
+        <w:t xml:space="preserve">hoặc chọn phần tử rồi nhấn “Ctrl” + “I” </w:t>
+      </w:r>
+      <w:r>
+        <w:rPr>
+          <w:lang w:val="en-US"/>
+        </w:rPr>
+        <w:t>= Double Click vào chỗ bất kì trong cửa sổ chính + gõ tên phần tử + chọn phần tử</w:t>
+      </w:r>
+    </w:p>
+    <w:p>
+      <w:pPr>
+        <w:pStyle w:val="ListParagraph"/>
+        <w:numPr>
+          <w:ilvl w:val="0"/>
+          <w:numId w:val="3"/>
+        </w:numPr>
+        <w:rPr>
+          <w:lang w:val="en-US"/>
+        </w:rPr>
+      </w:pPr>
+      <w:r>
+        <w:rPr>
+          <w:lang w:val="en-US"/>
+        </w:rPr>
+        <w:t>Để nối cổng này của phần tử này với cổng kia của phần tử kia, kéo thả cổng này vào cổng kia, nếu xuất hiện mũi tên đen thì kết nối được, đỏ thì không được</w:t>
+      </w:r>
+      <w:r>
+        <w:rPr>
+          <w:lang w:val="en-US"/>
+        </w:rPr>
+        <w:t>, 2 phần tử nối được với nhau chỉ khi chúng thuộc cùng 1 thẻ trong cửa sổ thư viện</w:t>
+      </w:r>
+    </w:p>
+    <w:p>
+      <w:pPr>
+        <w:pStyle w:val="ListParagraph"/>
+        <w:numPr>
+          <w:ilvl w:val="0"/>
+          <w:numId w:val="3"/>
+        </w:numPr>
+        <w:rPr>
+          <w:lang w:val="en-US"/>
+        </w:rPr>
+      </w:pPr>
+      <w:r>
+        <w:rPr>
+          <w:lang w:val="en-US"/>
+        </w:rPr>
+        <w:t>Để rẽ nhánh dây điện</w:t>
+      </w:r>
+    </w:p>
+    <w:p>
+      <w:pPr>
+        <w:pStyle w:val="ListParagraph"/>
+        <w:numPr>
+          <w:ilvl w:val="0"/>
+          <w:numId w:val="3"/>
+        </w:numPr>
+        <w:rPr>
+          <w:lang w:val="en-US"/>
+        </w:rPr>
+      </w:pPr>
+      <w:r>
+        <w:rPr>
+          <w:lang w:val="en-US"/>
+        </w:rPr>
+        <w:t>Nhấn giữ “Ctrl” + kéo thả 1 điểm trên dây</w:t>
+      </w:r>
+    </w:p>
+    <w:p>
+      <w:pPr>
+        <w:pStyle w:val="ListParagraph"/>
+        <w:numPr>
+          <w:ilvl w:val="0"/>
+          <w:numId w:val="3"/>
+        </w:numPr>
+        <w:rPr>
+          <w:lang w:val="en-US"/>
+        </w:rPr>
+      </w:pPr>
+      <w:r>
+        <w:rPr>
+          <w:lang w:val="en-US"/>
+        </w:rPr>
+        <w:t>Để chọn 1 phần tử</w:t>
+      </w:r>
+    </w:p>
+    <w:p>
+      <w:pPr>
+        <w:pStyle w:val="ListParagraph"/>
+        <w:numPr>
+          <w:ilvl w:val="0"/>
+          <w:numId w:val="3"/>
+        </w:numPr>
+        <w:rPr>
+          <w:lang w:val="en-US"/>
+        </w:rPr>
+      </w:pPr>
+      <w:r>
+        <w:rPr>
+          <w:lang w:val="en-US"/>
+        </w:rPr>
+        <w:t>Click chuột vào phần tử đó</w:t>
+      </w:r>
+    </w:p>
+    <w:p>
+      <w:pPr>
+        <w:pStyle w:val="ListParagraph"/>
+        <w:numPr>
+          <w:ilvl w:val="0"/>
+          <w:numId w:val="3"/>
+        </w:numPr>
+        <w:rPr>
+          <w:lang w:val="en-US"/>
+        </w:rPr>
+      </w:pPr>
+      <w:r>
+        <w:rPr>
+          <w:lang w:val="en-US"/>
+        </w:rPr>
+        <w:t xml:space="preserve">Để </w:t>
+      </w:r>
+      <w:r>
+        <w:rPr>
+          <w:lang w:val="en-US"/>
+        </w:rPr>
+        <w:t>hiện hoặc ẩn tên bên dưới phần tử được chọn</w:t>
+      </w:r>
+    </w:p>
+    <w:p>
+      <w:pPr>
+        <w:pStyle w:val="ListParagraph"/>
+        <w:numPr>
+          <w:ilvl w:val="0"/>
+          <w:numId w:val="3"/>
+        </w:numPr>
+        <w:rPr>
+          <w:lang w:val="en-US"/>
+        </w:rPr>
+      </w:pPr>
+      <w:r>
+        <w:rPr>
+          <w:lang w:val="en-US"/>
+        </w:rPr>
+        <w:t>Di chuột lên dấu 3 chấm phía trên phần tử + Click biểu tượng thứ 2 từ trái sang</w:t>
+      </w:r>
+    </w:p>
+    <w:p>
+      <w:pPr>
+        <w:pStyle w:val="ListParagraph"/>
+        <w:numPr>
+          <w:ilvl w:val="0"/>
+          <w:numId w:val="3"/>
+        </w:numPr>
+        <w:rPr>
+          <w:lang w:val="en-US"/>
+        </w:rPr>
+      </w:pPr>
+      <w:r>
+        <w:rPr>
+          <w:lang w:val="en-US"/>
+        </w:rPr>
+        <w:t>Để kích hoạt hoặc vô hiệu hóa phần tử được chọn</w:t>
+      </w:r>
+    </w:p>
+    <w:p>
+      <w:pPr>
+        <w:pStyle w:val="ListParagraph"/>
+        <w:numPr>
+          <w:ilvl w:val="0"/>
+          <w:numId w:val="3"/>
+        </w:numPr>
+        <w:rPr>
+          <w:lang w:val="en-US"/>
+        </w:rPr>
+      </w:pPr>
+      <w:r>
+        <w:rPr>
+          <w:lang w:val="en-US"/>
+        </w:rPr>
+        <w:t>Di chuột lên dấu 3 chấm phía trên phần tử + Click biểu tượng thứ 1 từ trái sang</w:t>
+      </w:r>
+    </w:p>
+    <w:p>
+      <w:pPr>
+        <w:pStyle w:val="ListParagraph"/>
+        <w:numPr>
+          <w:ilvl w:val="0"/>
+          <w:numId w:val="3"/>
+        </w:numPr>
+        <w:rPr>
+          <w:lang w:val="en-US"/>
+        </w:rPr>
+      </w:pPr>
+      <w:r>
+        <w:rPr>
+          <w:lang w:val="en-US"/>
+        </w:rPr>
+        <w:t>Để hiện cửa sổ tham số của phần tử</w:t>
+      </w:r>
+    </w:p>
+    <w:p>
+      <w:pPr>
+        <w:pStyle w:val="ListParagraph"/>
+        <w:numPr>
+          <w:ilvl w:val="0"/>
+          <w:numId w:val="3"/>
+        </w:numPr>
+        <w:rPr>
+          <w:lang w:val="en-US"/>
+        </w:rPr>
+      </w:pPr>
+      <w:r>
+        <w:rPr>
+          <w:lang w:val="en-US"/>
+        </w:rPr>
+        <w:t xml:space="preserve">Phải chuột vào phần tử + chọn “Block Parameters” + </w:t>
+      </w:r>
+      <w:r>
+        <w:rPr>
+          <w:lang w:val="en-US"/>
+        </w:rPr>
+        <w:t>chỉnh tham số + Click “OK”</w:t>
+      </w:r>
+      <w:r>
+        <w:rPr>
+          <w:lang w:val="en-US"/>
+        </w:rPr>
+        <w:t xml:space="preserve"> = Double Click vào phần tử + chỉnh tham số + Click “OK”</w:t>
+      </w:r>
+    </w:p>
+    <w:p>
+      <w:pPr>
+        <w:pStyle w:val="ListParagraph"/>
+        <w:numPr>
+          <w:ilvl w:val="0"/>
+          <w:numId w:val="3"/>
+        </w:numPr>
+        <w:rPr>
+          <w:lang w:val="en-US"/>
+        </w:rPr>
+      </w:pPr>
+      <w:r>
+        <w:rPr>
+          <w:lang w:val="en-US"/>
+        </w:rPr>
+        <w:t>Để nhân đôi nhanh 1 phần tử</w:t>
+      </w:r>
+    </w:p>
+    <w:p>
+      <w:pPr>
+        <w:pStyle w:val="ListParagraph"/>
+        <w:numPr>
+          <w:ilvl w:val="0"/>
+          <w:numId w:val="3"/>
+        </w:numPr>
+        <w:rPr>
+          <w:lang w:val="en-US"/>
+        </w:rPr>
+      </w:pPr>
+      <w:r>
+        <w:rPr>
+          <w:lang w:val="en-US"/>
+        </w:rPr>
+        <w:t>Nhấn giữ phải chuột vào phần tử rồi kéo thả</w:t>
+      </w:r>
+    </w:p>
+    <w:p>
+      <w:pPr>
+        <w:pStyle w:val="ListParagraph"/>
+        <w:numPr>
+          <w:ilvl w:val="0"/>
+          <w:numId w:val="3"/>
+        </w:numPr>
+        <w:rPr>
+          <w:lang w:val="en-US"/>
+        </w:rPr>
+      </w:pPr>
+      <w:r>
+        <w:rPr>
+          <w:lang w:val="en-US"/>
+        </w:rPr>
+        <w:t>Để quay 1 phần tử được chọn 90 độ sang phải</w:t>
+      </w:r>
+    </w:p>
+    <w:p>
+      <w:pPr>
+        <w:pStyle w:val="ListParagraph"/>
+        <w:numPr>
+          <w:ilvl w:val="0"/>
+          <w:numId w:val="3"/>
+        </w:numPr>
+        <w:rPr>
+          <w:lang w:val="en-US"/>
+        </w:rPr>
+      </w:pPr>
+      <w:r>
+        <w:rPr>
+          <w:lang w:val="en-US"/>
+        </w:rPr>
+        <w:t>Nhấn “Ctrl” + “R”</w:t>
+      </w:r>
+    </w:p>
+    <w:p>
+      <w:pPr>
+        <w:pStyle w:val="ListParagraph"/>
+        <w:numPr>
+          <w:ilvl w:val="0"/>
+          <w:numId w:val="22"/>
+        </w:numPr>
+        <w:rPr>
+          <w:lang w:val="en-US"/>
+        </w:rPr>
+      </w:pPr>
+      <w:r>
+        <w:rPr>
+          <w:lang w:val="en-US"/>
+        </w:rPr>
+        <w:t xml:space="preserve">Chạy </w:t>
+      </w:r>
+      <w:r>
+        <w:rPr>
+          <w:lang w:val="en-US"/>
+        </w:rPr>
+        <w:t>Mô Phỏng Mạch?</w:t>
+      </w:r>
+    </w:p>
+    <w:p>
+      <w:pPr>
+        <w:pStyle w:val="ListParagraph"/>
+        <w:numPr>
+          <w:ilvl w:val="0"/>
+          <w:numId w:val="3"/>
+        </w:numPr>
+        <w:rPr>
+          <w:lang w:val="en-US"/>
+        </w:rPr>
+      </w:pPr>
+      <w:r>
+        <w:rPr>
+          <w:lang w:val="en-US"/>
+        </w:rPr>
+        <w:t>Để chỉnh thời gian kết thúc mô phỏng</w:t>
+      </w:r>
+    </w:p>
+    <w:p>
+      <w:pPr>
+        <w:pStyle w:val="ListParagraph"/>
+        <w:numPr>
+          <w:ilvl w:val="0"/>
+          <w:numId w:val="3"/>
+        </w:numPr>
+        <w:rPr>
+          <w:lang w:val="en-US"/>
+        </w:rPr>
+      </w:pPr>
+      <w:r>
+        <w:rPr>
+          <w:lang w:val="en-US"/>
+        </w:rPr>
+        <w:t>Vào Tab “SIMULATION” + tại mục “SIMULATE” + điền số giây vào thuộc tính “Stop Time”</w:t>
+      </w:r>
+      <w:r>
+        <w:rPr>
+          <w:lang w:val="en-US"/>
+        </w:rPr>
+        <w:t>, lưu ý đây không phải là thời gian để máy bạn chạy mô phỏng mà là thời gian ảo nên trôi rất nhanh</w:t>
+      </w:r>
+    </w:p>
+    <w:p>
+      <w:pPr>
+        <w:pStyle w:val="ListParagraph"/>
+        <w:numPr>
+          <w:ilvl w:val="0"/>
+          <w:numId w:val="3"/>
+        </w:numPr>
+        <w:rPr>
+          <w:lang w:val="en-US"/>
+        </w:rPr>
+      </w:pPr>
+      <w:r>
+        <w:rPr>
+          <w:lang w:val="en-US"/>
+        </w:rPr>
+        <w:t>Để chỉ mô phỏng sang giây tiếp theo rồi tạm dừng</w:t>
+      </w:r>
+    </w:p>
+    <w:p>
+      <w:pPr>
+        <w:pStyle w:val="ListParagraph"/>
+        <w:numPr>
+          <w:ilvl w:val="0"/>
+          <w:numId w:val="3"/>
+        </w:numPr>
+        <w:rPr>
+          <w:lang w:val="en-US"/>
+        </w:rPr>
+      </w:pPr>
+      <w:r>
+        <w:rPr>
+          <w:lang w:val="en-US"/>
+        </w:rPr>
+        <w:t>Vào Tab “SIMULATION” + tại mục “SIMULATE” + Click biểu tượng “Step Forward”</w:t>
+      </w:r>
+    </w:p>
+    <w:p>
+      <w:pPr>
+        <w:pStyle w:val="ListParagraph"/>
+        <w:numPr>
+          <w:ilvl w:val="0"/>
+          <w:numId w:val="3"/>
+        </w:numPr>
+        <w:rPr>
+          <w:lang w:val="en-US"/>
+        </w:rPr>
+      </w:pPr>
+      <w:r>
+        <w:rPr>
+          <w:lang w:val="en-US"/>
+        </w:rPr>
+        <w:t>Để tiếp tục mô phỏng hết thời gian còn lại</w:t>
+      </w:r>
+    </w:p>
+    <w:p>
+      <w:pPr>
+        <w:pStyle w:val="ListParagraph"/>
+        <w:numPr>
+          <w:ilvl w:val="0"/>
+          <w:numId w:val="3"/>
+        </w:numPr>
+        <w:rPr>
+          <w:lang w:val="en-US"/>
+        </w:rPr>
+      </w:pPr>
+      <w:r>
+        <w:rPr>
+          <w:lang w:val="en-US"/>
+        </w:rPr>
+        <w:t>Nhấn “Ctrl” + “T”</w:t>
+      </w:r>
+    </w:p>
+    <w:p>
+      <w:pPr>
+        <w:pStyle w:val="ListParagraph"/>
+        <w:numPr>
+          <w:ilvl w:val="0"/>
+          <w:numId w:val="22"/>
+        </w:numPr>
+        <w:rPr>
+          <w:lang w:val="en-US"/>
+        </w:rPr>
+      </w:pPr>
+      <w:r>
+        <w:rPr>
+          <w:lang w:val="en-US"/>
+        </w:rPr>
+        <w:t>Thẻ Simulink</w:t>
+      </w:r>
+      <w:r>
+        <w:rPr>
+          <w:lang w:val="en-US"/>
+        </w:rPr>
+        <w:t>?</w:t>
+      </w:r>
+    </w:p>
+    <w:p>
+      <w:pPr>
+        <w:pStyle w:val="ListParagraph"/>
+        <w:numPr>
+          <w:ilvl w:val="0"/>
+          <w:numId w:val="3"/>
+        </w:numPr>
+        <w:rPr>
+          <w:lang w:val="en-US"/>
+        </w:rPr>
+      </w:pPr>
+      <w:r>
+        <w:rPr>
+          <w:lang w:val="en-US"/>
+        </w:rPr>
+        <w:t>Nguồn điện thế hình Sin</w:t>
+      </w:r>
+    </w:p>
+    <w:p>
+      <w:pPr>
+        <w:pStyle w:val="ListParagraph"/>
+        <w:numPr>
+          <w:ilvl w:val="0"/>
+          <w:numId w:val="3"/>
+        </w:numPr>
+        <w:rPr>
+          <w:lang w:val="en-US"/>
+        </w:rPr>
+      </w:pPr>
+      <w:r>
+        <w:rPr>
+          <w:lang w:val="en-US"/>
+        </w:rPr>
+        <w:t>V</w:t>
+      </w:r>
+      <w:r>
+        <w:rPr>
+          <w:lang w:val="en-US"/>
+        </w:rPr>
+        <w:t>ào “Sources” + kéo thả “Sine Wave”</w:t>
+      </w:r>
+    </w:p>
+    <w:p>
+      <w:pPr>
+        <w:pStyle w:val="ListParagraph"/>
+        <w:numPr>
+          <w:ilvl w:val="0"/>
+          <w:numId w:val="3"/>
+        </w:numPr>
+        <w:rPr>
+          <w:lang w:val="en-US"/>
+        </w:rPr>
+      </w:pPr>
+      <w:r>
+        <w:rPr>
+          <w:lang w:val="en-US"/>
+        </w:rPr>
+        <w:t>Oscilloscope</w:t>
+      </w:r>
+    </w:p>
+    <w:p>
+      <w:pPr>
+        <w:pStyle w:val="ListParagraph"/>
+        <w:numPr>
+          <w:ilvl w:val="0"/>
+          <w:numId w:val="3"/>
+        </w:numPr>
+        <w:rPr>
+          <w:lang w:val="en-US"/>
+        </w:rPr>
+      </w:pPr>
+      <w:r>
+        <w:rPr>
+          <w:lang w:val="en-US"/>
+        </w:rPr>
+        <w:t>Vào “Sinks” + kéo thả “Scope”</w:t>
+      </w:r>
+    </w:p>
+    <w:p>
+      <w:pPr>
+        <w:pStyle w:val="ListParagraph"/>
+        <w:numPr>
+          <w:ilvl w:val="0"/>
+          <w:numId w:val="3"/>
+        </w:numPr>
+        <w:rPr>
+          <w:lang w:val="en-US"/>
+        </w:rPr>
+      </w:pPr>
+      <w:r>
+        <w:rPr>
+          <w:lang w:val="en-US"/>
+        </w:rPr>
+        <w:t>Cửa sổ tham số của Oscilloscope sẽ hiển thị đồ thị tín hiệu chân Input của nó khi chạy mô phỏng</w:t>
+      </w:r>
+    </w:p>
+    <w:p>
+      <w:pPr>
+        <w:pStyle w:val="ListParagraph"/>
+        <w:numPr>
+          <w:ilvl w:val="0"/>
+          <w:numId w:val="3"/>
+        </w:numPr>
+        <w:rPr>
+          <w:lang w:val="en-US"/>
+        </w:rPr>
+      </w:pPr>
+      <w:r>
+        <w:rPr>
+          <w:lang w:val="en-US"/>
+        </w:rPr>
+        <w:t>Display</w:t>
+      </w:r>
+    </w:p>
+    <w:p>
+      <w:pPr>
+        <w:pStyle w:val="ListParagraph"/>
+        <w:numPr>
+          <w:ilvl w:val="0"/>
+          <w:numId w:val="3"/>
+        </w:numPr>
+        <w:rPr>
+          <w:lang w:val="en-US"/>
+        </w:rPr>
+      </w:pPr>
+      <w:r>
+        <w:rPr>
+          <w:lang w:val="en-US"/>
+        </w:rPr>
         <w:lastRenderedPageBreak/>
-        <w:t>Mỗi 1 File Simulink mở ra sẽ cần 1 cửa sổ dành riêng cho nó</w:t>
-      </w:r>
-    </w:p>
-    <w:p>
-      <w:pPr>
-        <w:pStyle w:val="ListParagraph"/>
-        <w:numPr>
-          <w:ilvl w:val="0"/>
-          <w:numId w:val="3"/>
-        </w:numPr>
-        <w:rPr>
-          <w:lang w:val="en-US"/>
-        </w:rPr>
-      </w:pPr>
-      <w:r>
-        <w:rPr>
-          <w:lang w:val="en-US"/>
-        </w:rPr>
-        <w:t xml:space="preserve">Vào Tab “HOME” + tại mục “SIMULINK” + Click biểu tượng “Simulink” + </w:t>
-      </w:r>
-      <w:r>
-        <w:rPr>
-          <w:lang w:val="en-US"/>
-        </w:rPr>
-        <w:t xml:space="preserve">Click biểu tượng “Open…” góc trái trên + </w:t>
-      </w:r>
-      <w:r>
-        <w:rPr>
-          <w:lang w:val="en-US"/>
-        </w:rPr>
-        <w:t>chọn File Simulink + Click “Open”</w:t>
-      </w:r>
-      <w:r>
-        <w:rPr>
-          <w:lang w:val="en-US"/>
-        </w:rPr>
-        <w:t xml:space="preserve"> = mở File trong cửa sổ “Current Folder”</w:t>
+        <w:t>Vào “Sinks” + kéo thả “Display”</w:t>
+      </w:r>
+    </w:p>
+    <w:p>
+      <w:pPr>
+        <w:pStyle w:val="ListParagraph"/>
+        <w:numPr>
+          <w:ilvl w:val="0"/>
+          <w:numId w:val="3"/>
+        </w:numPr>
+        <w:rPr>
+          <w:lang w:val="en-US"/>
+        </w:rPr>
+      </w:pPr>
+      <w:r>
+        <w:rPr>
+          <w:lang w:val="en-US"/>
+        </w:rPr>
+        <w:t>Phần tử này hiện điện thế của chân Input của nó khi chạy mô phỏng</w:t>
       </w:r>
     </w:p>
     <w:p>
@@ -16589,499 +17337,7 @@
         <w:rPr>
           <w:lang w:val="en-US"/>
         </w:rPr>
-        <w:t xml:space="preserve">Thêm </w:t>
-      </w:r>
-      <w:r>
-        <w:rPr>
-          <w:lang w:val="en-US"/>
-        </w:rPr>
-        <w:t>1 Phần Tử Vào Mạch?</w:t>
-      </w:r>
-    </w:p>
-    <w:p>
-      <w:pPr>
-        <w:pStyle w:val="ListParagraph"/>
-        <w:numPr>
-          <w:ilvl w:val="0"/>
-          <w:numId w:val="3"/>
-        </w:numPr>
-        <w:rPr>
-          <w:lang w:val="en-US"/>
-        </w:rPr>
-      </w:pPr>
-      <w:r>
-        <w:rPr>
-          <w:lang w:val="en-US"/>
-        </w:rPr>
-        <w:t>Vào Tab “SIMULATION” + tại mục “LIBRARY” + Click biểu tượng “Library Browser” để mở cửa sổ thư viện + kéo thả phần tử vào cửa sổ chính</w:t>
-      </w:r>
-      <w:r>
-        <w:rPr>
-          <w:lang w:val="en-US"/>
-        </w:rPr>
-        <w:t xml:space="preserve"> </w:t>
-      </w:r>
-      <w:r>
-        <w:rPr>
-          <w:lang w:val="en-US"/>
-        </w:rPr>
-        <w:t xml:space="preserve">hoặc chọn phần tử rồi nhấn “Ctrl” + “I” </w:t>
-      </w:r>
-      <w:r>
-        <w:rPr>
-          <w:lang w:val="en-US"/>
-        </w:rPr>
-        <w:t>= Double Click vào chỗ bất kì trong cửa sổ chính + gõ tên phần tử + chọn phần tử</w:t>
-      </w:r>
-    </w:p>
-    <w:p>
-      <w:pPr>
-        <w:pStyle w:val="ListParagraph"/>
-        <w:numPr>
-          <w:ilvl w:val="0"/>
-          <w:numId w:val="3"/>
-        </w:numPr>
-        <w:rPr>
-          <w:lang w:val="en-US"/>
-        </w:rPr>
-      </w:pPr>
-      <w:r>
-        <w:rPr>
-          <w:lang w:val="en-US"/>
-        </w:rPr>
-        <w:t>Để nối cổng này của phần tử này với cổng kia của phần tử kia, kéo thả cổng này vào cổng kia, nếu xuất hiện mũi tên đen thì kết nối được, đỏ thì không được</w:t>
-      </w:r>
-      <w:r>
-        <w:rPr>
-          <w:lang w:val="en-US"/>
-        </w:rPr>
-        <w:t>, 2 phần tử nối được với nhau chỉ khi chúng thuộc cùng 1 thẻ trong cửa sổ thư viện</w:t>
-      </w:r>
-    </w:p>
-    <w:p>
-      <w:pPr>
-        <w:pStyle w:val="ListParagraph"/>
-        <w:numPr>
-          <w:ilvl w:val="0"/>
-          <w:numId w:val="3"/>
-        </w:numPr>
-        <w:rPr>
-          <w:lang w:val="en-US"/>
-        </w:rPr>
-      </w:pPr>
-      <w:r>
-        <w:rPr>
-          <w:lang w:val="en-US"/>
-        </w:rPr>
-        <w:t>Để rẽ nhánh dây điện</w:t>
-      </w:r>
-    </w:p>
-    <w:p>
-      <w:pPr>
-        <w:pStyle w:val="ListParagraph"/>
-        <w:numPr>
-          <w:ilvl w:val="0"/>
-          <w:numId w:val="3"/>
-        </w:numPr>
-        <w:rPr>
-          <w:lang w:val="en-US"/>
-        </w:rPr>
-      </w:pPr>
-      <w:r>
-        <w:rPr>
-          <w:lang w:val="en-US"/>
-        </w:rPr>
-        <w:t>Nhấn giữ “Ctrl” + kéo thả 1 điểm trên dây</w:t>
-      </w:r>
-    </w:p>
-    <w:p>
-      <w:pPr>
-        <w:pStyle w:val="ListParagraph"/>
-        <w:numPr>
-          <w:ilvl w:val="0"/>
-          <w:numId w:val="3"/>
-        </w:numPr>
-        <w:rPr>
-          <w:lang w:val="en-US"/>
-        </w:rPr>
-      </w:pPr>
-      <w:r>
-        <w:rPr>
-          <w:lang w:val="en-US"/>
-        </w:rPr>
-        <w:t>Để chọn 1 phần tử</w:t>
-      </w:r>
-    </w:p>
-    <w:p>
-      <w:pPr>
-        <w:pStyle w:val="ListParagraph"/>
-        <w:numPr>
-          <w:ilvl w:val="0"/>
-          <w:numId w:val="3"/>
-        </w:numPr>
-        <w:rPr>
-          <w:lang w:val="en-US"/>
-        </w:rPr>
-      </w:pPr>
-      <w:r>
-        <w:rPr>
-          <w:lang w:val="en-US"/>
-        </w:rPr>
-        <w:t>Click chuột vào phần tử đó</w:t>
-      </w:r>
-    </w:p>
-    <w:p>
-      <w:pPr>
-        <w:pStyle w:val="ListParagraph"/>
-        <w:numPr>
-          <w:ilvl w:val="0"/>
-          <w:numId w:val="3"/>
-        </w:numPr>
-        <w:rPr>
-          <w:lang w:val="en-US"/>
-        </w:rPr>
-      </w:pPr>
-      <w:r>
-        <w:rPr>
-          <w:lang w:val="en-US"/>
-        </w:rPr>
-        <w:t xml:space="preserve">Để </w:t>
-      </w:r>
-      <w:r>
-        <w:rPr>
-          <w:lang w:val="en-US"/>
-        </w:rPr>
-        <w:t>hiện hoặc ẩn tên bên dưới phần tử được chọn</w:t>
-      </w:r>
-    </w:p>
-    <w:p>
-      <w:pPr>
-        <w:pStyle w:val="ListParagraph"/>
-        <w:numPr>
-          <w:ilvl w:val="0"/>
-          <w:numId w:val="3"/>
-        </w:numPr>
-        <w:rPr>
-          <w:lang w:val="en-US"/>
-        </w:rPr>
-      </w:pPr>
-      <w:r>
-        <w:rPr>
-          <w:lang w:val="en-US"/>
-        </w:rPr>
-        <w:t>Di chuột lên dấu 3 chấm phía trên phần tử + Click biểu tượng thứ 2 từ trái sang</w:t>
-      </w:r>
-    </w:p>
-    <w:p>
-      <w:pPr>
-        <w:pStyle w:val="ListParagraph"/>
-        <w:numPr>
-          <w:ilvl w:val="0"/>
-          <w:numId w:val="3"/>
-        </w:numPr>
-        <w:rPr>
-          <w:lang w:val="en-US"/>
-        </w:rPr>
-      </w:pPr>
-      <w:r>
-        <w:rPr>
-          <w:lang w:val="en-US"/>
-        </w:rPr>
-        <w:t>Để kích hoạt hoặc vô hiệu hóa phần tử được chọn</w:t>
-      </w:r>
-    </w:p>
-    <w:p>
-      <w:pPr>
-        <w:pStyle w:val="ListParagraph"/>
-        <w:numPr>
-          <w:ilvl w:val="0"/>
-          <w:numId w:val="3"/>
-        </w:numPr>
-        <w:rPr>
-          <w:lang w:val="en-US"/>
-        </w:rPr>
-      </w:pPr>
-      <w:r>
-        <w:rPr>
-          <w:lang w:val="en-US"/>
-        </w:rPr>
-        <w:t>Di chuột lên dấu 3 chấm phía trên phần tử + Click biểu tượng thứ 1 từ trái sang</w:t>
-      </w:r>
-    </w:p>
-    <w:p>
-      <w:pPr>
-        <w:pStyle w:val="ListParagraph"/>
-        <w:numPr>
-          <w:ilvl w:val="0"/>
-          <w:numId w:val="3"/>
-        </w:numPr>
-        <w:rPr>
-          <w:lang w:val="en-US"/>
-        </w:rPr>
-      </w:pPr>
-      <w:r>
-        <w:rPr>
-          <w:lang w:val="en-US"/>
-        </w:rPr>
-        <w:t>Để hiện cửa sổ tham số của phần tử</w:t>
-      </w:r>
-    </w:p>
-    <w:p>
-      <w:pPr>
-        <w:pStyle w:val="ListParagraph"/>
-        <w:numPr>
-          <w:ilvl w:val="0"/>
-          <w:numId w:val="3"/>
-        </w:numPr>
-        <w:rPr>
-          <w:lang w:val="en-US"/>
-        </w:rPr>
-      </w:pPr>
-      <w:r>
-        <w:rPr>
-          <w:lang w:val="en-US"/>
-        </w:rPr>
-        <w:t xml:space="preserve">Phải chuột vào phần tử + chọn “Block Parameters” + </w:t>
-      </w:r>
-      <w:r>
-        <w:rPr>
-          <w:lang w:val="en-US"/>
-        </w:rPr>
-        <w:t>chỉnh tham số + Click “OK”</w:t>
-      </w:r>
-      <w:r>
-        <w:rPr>
-          <w:lang w:val="en-US"/>
-        </w:rPr>
-        <w:t xml:space="preserve"> = Double Click vào phần tử + chỉnh tham số + Click “OK”</w:t>
-      </w:r>
-    </w:p>
-    <w:p>
-      <w:pPr>
-        <w:pStyle w:val="ListParagraph"/>
-        <w:numPr>
-          <w:ilvl w:val="0"/>
-          <w:numId w:val="3"/>
-        </w:numPr>
-        <w:rPr>
-          <w:lang w:val="en-US"/>
-        </w:rPr>
-      </w:pPr>
-      <w:r>
-        <w:rPr>
-          <w:lang w:val="en-US"/>
-        </w:rPr>
-        <w:t>Để nhân đôi nhanh 1 phần tử</w:t>
-      </w:r>
-    </w:p>
-    <w:p>
-      <w:pPr>
-        <w:pStyle w:val="ListParagraph"/>
-        <w:numPr>
-          <w:ilvl w:val="0"/>
-          <w:numId w:val="3"/>
-        </w:numPr>
-        <w:rPr>
-          <w:lang w:val="en-US"/>
-        </w:rPr>
-      </w:pPr>
-      <w:r>
-        <w:rPr>
-          <w:lang w:val="en-US"/>
-        </w:rPr>
-        <w:t>Nhấn giữ phải chuột vào phần tử rồi kéo thả</w:t>
-      </w:r>
-    </w:p>
-    <w:p>
-      <w:pPr>
-        <w:pStyle w:val="ListParagraph"/>
-        <w:numPr>
-          <w:ilvl w:val="0"/>
-          <w:numId w:val="3"/>
-        </w:numPr>
-        <w:rPr>
-          <w:lang w:val="en-US"/>
-        </w:rPr>
-      </w:pPr>
-      <w:r>
-        <w:rPr>
-          <w:lang w:val="en-US"/>
-        </w:rPr>
-        <w:t>Để quay 1 phần tử được chọn 90 độ sang phải</w:t>
-      </w:r>
-    </w:p>
-    <w:p>
-      <w:pPr>
-        <w:pStyle w:val="ListParagraph"/>
-        <w:numPr>
-          <w:ilvl w:val="0"/>
-          <w:numId w:val="3"/>
-        </w:numPr>
-        <w:rPr>
-          <w:lang w:val="en-US"/>
-        </w:rPr>
-      </w:pPr>
-      <w:r>
-        <w:rPr>
-          <w:lang w:val="en-US"/>
-        </w:rPr>
-        <w:t>Nhấn “Ctrl” + “R”</w:t>
-      </w:r>
-    </w:p>
-    <w:p>
-      <w:pPr>
-        <w:pStyle w:val="ListParagraph"/>
-        <w:numPr>
-          <w:ilvl w:val="0"/>
-          <w:numId w:val="22"/>
-        </w:numPr>
-        <w:rPr>
-          <w:lang w:val="en-US"/>
-        </w:rPr>
-      </w:pPr>
-      <w:r>
-        <w:rPr>
-          <w:lang w:val="en-US"/>
-        </w:rPr>
-        <w:t xml:space="preserve">Chạy </w:t>
-      </w:r>
-      <w:r>
-        <w:rPr>
-          <w:lang w:val="en-US"/>
-        </w:rPr>
-        <w:t>Mô Phỏng Mạch?</w:t>
-      </w:r>
-    </w:p>
-    <w:p>
-      <w:pPr>
-        <w:pStyle w:val="ListParagraph"/>
-        <w:numPr>
-          <w:ilvl w:val="0"/>
-          <w:numId w:val="3"/>
-        </w:numPr>
-        <w:rPr>
-          <w:lang w:val="en-US"/>
-        </w:rPr>
-      </w:pPr>
-      <w:r>
-        <w:rPr>
-          <w:lang w:val="en-US"/>
-        </w:rPr>
-        <w:t>Để chỉnh thời gian kết thúc mô phỏng</w:t>
-      </w:r>
-    </w:p>
-    <w:p>
-      <w:pPr>
-        <w:pStyle w:val="ListParagraph"/>
-        <w:numPr>
-          <w:ilvl w:val="0"/>
-          <w:numId w:val="3"/>
-        </w:numPr>
-        <w:rPr>
-          <w:lang w:val="en-US"/>
-        </w:rPr>
-      </w:pPr>
-      <w:r>
-        <w:rPr>
-          <w:lang w:val="en-US"/>
-        </w:rPr>
-        <w:t>Vào Tab “SIMULATION” + tại mục “SIMULATE” + điền số giây vào thuộc tính “Stop Time”</w:t>
-      </w:r>
-      <w:r>
-        <w:rPr>
-          <w:lang w:val="en-US"/>
-        </w:rPr>
-        <w:t>, lưu ý đây không phải là thời gian để máy bạn chạy mô phỏng mà là thời gian ảo nên trôi rất nhanh</w:t>
-      </w:r>
-    </w:p>
-    <w:p>
-      <w:pPr>
-        <w:pStyle w:val="ListParagraph"/>
-        <w:numPr>
-          <w:ilvl w:val="0"/>
-          <w:numId w:val="3"/>
-        </w:numPr>
-        <w:rPr>
-          <w:lang w:val="en-US"/>
-        </w:rPr>
-      </w:pPr>
-      <w:r>
-        <w:rPr>
-          <w:lang w:val="en-US"/>
-        </w:rPr>
-        <w:t>Để chỉ mô phỏng sang giây tiếp theo rồi tạm dừng</w:t>
-      </w:r>
-    </w:p>
-    <w:p>
-      <w:pPr>
-        <w:pStyle w:val="ListParagraph"/>
-        <w:numPr>
-          <w:ilvl w:val="0"/>
-          <w:numId w:val="3"/>
-        </w:numPr>
-        <w:rPr>
-          <w:lang w:val="en-US"/>
-        </w:rPr>
-      </w:pPr>
-      <w:r>
-        <w:rPr>
-          <w:lang w:val="en-US"/>
-        </w:rPr>
-        <w:t>Vào Tab “SIMULATION” + tại mục “SIMULATE” + Click biểu tượng “Step Forward”</w:t>
-      </w:r>
-    </w:p>
-    <w:p>
-      <w:pPr>
-        <w:pStyle w:val="ListParagraph"/>
-        <w:numPr>
-          <w:ilvl w:val="0"/>
-          <w:numId w:val="3"/>
-        </w:numPr>
-        <w:rPr>
-          <w:lang w:val="en-US"/>
-        </w:rPr>
-      </w:pPr>
-      <w:r>
-        <w:rPr>
-          <w:lang w:val="en-US"/>
-        </w:rPr>
-        <w:t>Để tiếp tục mô phỏng hết thời gian còn lại</w:t>
-      </w:r>
-    </w:p>
-    <w:p>
-      <w:pPr>
-        <w:pStyle w:val="ListParagraph"/>
-        <w:numPr>
-          <w:ilvl w:val="0"/>
-          <w:numId w:val="3"/>
-        </w:numPr>
-        <w:rPr>
-          <w:lang w:val="en-US"/>
-        </w:rPr>
-      </w:pPr>
-      <w:r>
-        <w:rPr>
-          <w:lang w:val="en-US"/>
-        </w:rPr>
-        <w:t>Nhấn “Ctrl” + “T”</w:t>
-      </w:r>
-    </w:p>
-    <w:p>
-      <w:pPr>
-        <w:pStyle w:val="ListParagraph"/>
-        <w:numPr>
-          <w:ilvl w:val="0"/>
-          <w:numId w:val="22"/>
-        </w:numPr>
-        <w:rPr>
-          <w:lang w:val="en-US"/>
-        </w:rPr>
-      </w:pPr>
-      <w:r>
-        <w:rPr>
-          <w:lang w:val="en-US"/>
-        </w:rPr>
-        <w:t>Thẻ Simulink</w:t>
+        <w:t>Thẻ Simscape</w:t>
       </w:r>
       <w:r>
         <w:rPr>
@@ -17105,181 +17361,6 @@
         <w:rPr>
           <w:lang w:val="en-US"/>
         </w:rPr>
-        <w:t>Nguồn điện thế hình Sin</w:t>
-      </w:r>
-    </w:p>
-    <w:p>
-      <w:pPr>
-        <w:pStyle w:val="ListParagraph"/>
-        <w:numPr>
-          <w:ilvl w:val="0"/>
-          <w:numId w:val="3"/>
-        </w:numPr>
-        <w:rPr>
-          <w:lang w:val="en-US"/>
-        </w:rPr>
-      </w:pPr>
-      <w:r>
-        <w:rPr>
-          <w:lang w:val="en-US"/>
-        </w:rPr>
-        <w:t>V</w:t>
-      </w:r>
-      <w:r>
-        <w:rPr>
-          <w:lang w:val="en-US"/>
-        </w:rPr>
-        <w:t>ào “Sources” + kéo thả “Sine Wave”</w:t>
-      </w:r>
-    </w:p>
-    <w:p>
-      <w:pPr>
-        <w:pStyle w:val="ListParagraph"/>
-        <w:numPr>
-          <w:ilvl w:val="0"/>
-          <w:numId w:val="3"/>
-        </w:numPr>
-        <w:rPr>
-          <w:lang w:val="en-US"/>
-        </w:rPr>
-      </w:pPr>
-      <w:r>
-        <w:rPr>
-          <w:lang w:val="en-US"/>
-        </w:rPr>
-        <w:t>Oscilloscope</w:t>
-      </w:r>
-    </w:p>
-    <w:p>
-      <w:pPr>
-        <w:pStyle w:val="ListParagraph"/>
-        <w:numPr>
-          <w:ilvl w:val="0"/>
-          <w:numId w:val="3"/>
-        </w:numPr>
-        <w:rPr>
-          <w:lang w:val="en-US"/>
-        </w:rPr>
-      </w:pPr>
-      <w:r>
-        <w:rPr>
-          <w:lang w:val="en-US"/>
-        </w:rPr>
-        <w:t>Vào “Sinks” + kéo thả “Scope”</w:t>
-      </w:r>
-    </w:p>
-    <w:p>
-      <w:pPr>
-        <w:pStyle w:val="ListParagraph"/>
-        <w:numPr>
-          <w:ilvl w:val="0"/>
-          <w:numId w:val="3"/>
-        </w:numPr>
-        <w:rPr>
-          <w:lang w:val="en-US"/>
-        </w:rPr>
-      </w:pPr>
-      <w:r>
-        <w:rPr>
-          <w:lang w:val="en-US"/>
-        </w:rPr>
-        <w:t>Cửa sổ tham số của Oscilloscope sẽ hiển thị đồ thị tín hiệu chân Input của nó khi chạy mô phỏng</w:t>
-      </w:r>
-    </w:p>
-    <w:p>
-      <w:pPr>
-        <w:pStyle w:val="ListParagraph"/>
-        <w:numPr>
-          <w:ilvl w:val="0"/>
-          <w:numId w:val="3"/>
-        </w:numPr>
-        <w:rPr>
-          <w:lang w:val="en-US"/>
-        </w:rPr>
-      </w:pPr>
-      <w:r>
-        <w:rPr>
-          <w:lang w:val="en-US"/>
-        </w:rPr>
-        <w:t>Display</w:t>
-      </w:r>
-    </w:p>
-    <w:p>
-      <w:pPr>
-        <w:pStyle w:val="ListParagraph"/>
-        <w:numPr>
-          <w:ilvl w:val="0"/>
-          <w:numId w:val="3"/>
-        </w:numPr>
-        <w:rPr>
-          <w:lang w:val="en-US"/>
-        </w:rPr>
-      </w:pPr>
-      <w:r>
-        <w:rPr>
-          <w:lang w:val="en-US"/>
-        </w:rPr>
-        <w:t>Vào “Sinks” + kéo thả “Display”</w:t>
-      </w:r>
-    </w:p>
-    <w:p>
-      <w:pPr>
-        <w:pStyle w:val="ListParagraph"/>
-        <w:numPr>
-          <w:ilvl w:val="0"/>
-          <w:numId w:val="3"/>
-        </w:numPr>
-        <w:rPr>
-          <w:lang w:val="en-US"/>
-        </w:rPr>
-      </w:pPr>
-      <w:r>
-        <w:rPr>
-          <w:lang w:val="en-US"/>
-        </w:rPr>
-        <w:t>Phần tử này hiện điện thế của chân Input của nó khi chạy mô phỏng</w:t>
-      </w:r>
-    </w:p>
-    <w:p>
-      <w:pPr>
-        <w:pStyle w:val="ListParagraph"/>
-        <w:numPr>
-          <w:ilvl w:val="0"/>
-          <w:numId w:val="22"/>
-        </w:numPr>
-        <w:rPr>
-          <w:lang w:val="en-US"/>
-        </w:rPr>
-      </w:pPr>
-      <w:r>
-        <w:rPr>
-          <w:lang w:val="en-US"/>
-        </w:rPr>
-        <w:t>Thẻ Simscape</w:t>
-      </w:r>
-      <w:r>
-        <w:rPr>
-          <w:lang w:val="en-US"/>
-        </w:rPr>
-        <w:t>?</w:t>
-      </w:r>
-    </w:p>
-    <w:p>
-      <w:pPr>
-        <w:pStyle w:val="ListParagraph"/>
-        <w:numPr>
-          <w:ilvl w:val="0"/>
-          <w:numId w:val="3"/>
-        </w:numPr>
-        <w:rPr>
-          <w:lang w:val="en-US"/>
-        </w:rPr>
-      </w:pPr>
-      <w:r>
-        <w:rPr>
-          <w:lang w:val="en-US"/>
-        </w:rPr>
-        <w:lastRenderedPageBreak/>
         <w:t>Nguồn AC</w:t>
       </w:r>
     </w:p>

--- a/matlab.docx
+++ b/matlab.docx
@@ -13786,13 +13786,68 @@
     </w:p>
     <w:p>
       <w:pPr>
-        <w:rPr>
-          <w:lang w:val="en-US"/>
-        </w:rPr>
-      </w:pPr>
-    </w:p>
-    <w:p>
-      <w:pPr>
+        <w:pStyle w:val="ListParagraph"/>
+        <w:numPr>
+          <w:ilvl w:val="0"/>
+          <w:numId w:val="19"/>
+        </w:numPr>
+        <w:rPr>
+          <w:lang w:val="en-US"/>
+        </w:rPr>
+      </w:pPr>
+      <w:r>
+        <w:rPr>
+          <w:lang w:val="en-US"/>
+        </w:rPr>
+        <w:t xml:space="preserve">Tìm </w:t>
+      </w:r>
+      <w:r>
+        <w:rPr>
+          <w:lang w:val="en-US"/>
+        </w:rPr>
+        <w:t>Nguyên Hàm?</w:t>
+      </w:r>
+    </w:p>
+    <w:p>
+      <w:pPr>
+        <w:pStyle w:val="ListParagraph"/>
+        <w:pBdr>
+          <w:top w:val="single" w:sz="4" w:space="1" w:color="auto"/>
+          <w:left w:val="single" w:sz="4" w:space="4" w:color="auto"/>
+          <w:bottom w:val="single" w:sz="4" w:space="1" w:color="auto"/>
+          <w:right w:val="single" w:sz="4" w:space="4" w:color="auto"/>
+        </w:pBdr>
+        <w:ind w:left="1080"/>
+        <w:rPr>
+          <w:lang w:val="en-US"/>
+        </w:rPr>
+      </w:pPr>
+      <w:r>
+        <w:rPr>
+          <w:lang w:val="en-US"/>
+        </w:rPr>
+        <w:t>&lt;Nguyên Hàm&gt; = int(&lt;Biểu Thức&gt;, &lt;Symbol</w:t>
+      </w:r>
+      <w:r>
+        <w:rPr>
+          <w:lang w:val="en-US"/>
+        </w:rPr>
+        <w:t xml:space="preserve"> Muốn Tính Nguyên Hàm Theo</w:t>
+      </w:r>
+      <w:r>
+        <w:rPr>
+          <w:lang w:val="en-US"/>
+        </w:rPr>
+        <w:t>&gt;)</w:t>
+      </w:r>
+    </w:p>
+    <w:p>
+      <w:pPr>
+        <w:pStyle w:val="ListParagraph"/>
+        <w:numPr>
+          <w:ilvl w:val="0"/>
+          <w:numId w:val="3"/>
+        </w:numPr>
         <w:rPr>
           <w:lang w:val="en-US"/>
         </w:rPr>
@@ -13802,6 +13857,757 @@
           <w:lang w:val="en-US"/>
         </w:rPr>
         <w:lastRenderedPageBreak/>
+        <w:t>&lt;Biểu Thức&gt; phải là Symbol hoặc Symbolic Function, &lt;Nguyên Hàm&gt; sẽ cùng kiểu với &lt;Biểu Thức&gt;</w:t>
+      </w:r>
+    </w:p>
+    <w:p>
+      <w:pPr>
+        <w:pStyle w:val="ListParagraph"/>
+        <w:numPr>
+          <w:ilvl w:val="0"/>
+          <w:numId w:val="3"/>
+        </w:numPr>
+        <w:rPr>
+          <w:lang w:val="en-US"/>
+        </w:rPr>
+      </w:pPr>
+      <w:r>
+        <w:rPr>
+          <w:lang w:val="en-US"/>
+        </w:rPr>
+        <w:t>&lt;Nguyên Hàm&gt; ở đây được tính giống như khi tính tay, và không có hằng số C</w:t>
+      </w:r>
+    </w:p>
+    <w:p>
+      <w:pPr>
+        <w:pStyle w:val="ListParagraph"/>
+        <w:numPr>
+          <w:ilvl w:val="0"/>
+          <w:numId w:val="3"/>
+        </w:numPr>
+        <w:rPr>
+          <w:lang w:val="en-US"/>
+        </w:rPr>
+      </w:pPr>
+      <w:r>
+        <w:rPr>
+          <w:lang w:val="en-US"/>
+        </w:rPr>
+        <w:t>Nếu không thể xác định được biểu thức của &lt;Nguyên Hàm&gt;, thì nó ở dạng tích phân luôn</w:t>
+      </w:r>
+    </w:p>
+    <w:p>
+      <w:pPr>
+        <w:pStyle w:val="ListParagraph"/>
+        <w:numPr>
+          <w:ilvl w:val="0"/>
+          <w:numId w:val="3"/>
+        </w:numPr>
+        <w:rPr>
+          <w:lang w:val="en-US"/>
+        </w:rPr>
+      </w:pPr>
+      <w:r>
+        <w:rPr>
+          <w:lang w:val="en-US"/>
+        </w:rPr>
+        <w:t>Ví dụ</w:t>
+      </w:r>
+    </w:p>
+    <w:p>
+      <w:pPr>
+        <w:pStyle w:val="ListParagraph"/>
+        <w:pBdr>
+          <w:top w:val="single" w:sz="4" w:space="1" w:color="auto"/>
+          <w:left w:val="single" w:sz="4" w:space="4" w:color="auto"/>
+          <w:bottom w:val="single" w:sz="4" w:space="1" w:color="auto"/>
+          <w:right w:val="single" w:sz="4" w:space="4" w:color="auto"/>
+        </w:pBdr>
+        <w:ind w:left="1080"/>
+        <w:rPr>
+          <w:lang w:val="en-US"/>
+        </w:rPr>
+      </w:pPr>
+      <w:r>
+        <w:rPr>
+          <w:lang w:val="en-US"/>
+        </w:rPr>
+        <w:t>f</w:t>
+      </w:r>
+      <w:r>
+        <w:rPr>
+          <w:lang w:val="en-US"/>
+        </w:rPr>
+        <w:t>oo = int(</w:t>
+      </w:r>
+      <w:r>
+        <w:rPr>
+          <w:lang w:val="en-US"/>
+        </w:rPr>
+        <w:t>sin(x)/log(x), x)</w:t>
+      </w:r>
+    </w:p>
+    <w:p>
+      <w:pPr>
+        <w:pStyle w:val="ListParagraph"/>
+        <w:numPr>
+          <w:ilvl w:val="0"/>
+          <w:numId w:val="3"/>
+        </w:numPr>
+        <w:rPr>
+          <w:lang w:val="en-US"/>
+        </w:rPr>
+      </w:pPr>
+      <w:r>
+        <w:rPr>
+          <w:lang w:val="en-US"/>
+        </w:rPr>
+        <w:t>In ra foo</w:t>
+      </w:r>
+    </w:p>
+    <w:p>
+      <w:pPr>
+        <w:pStyle w:val="ListParagraph"/>
+        <w:pBdr>
+          <w:top w:val="single" w:sz="4" w:space="1" w:color="auto"/>
+          <w:left w:val="single" w:sz="4" w:space="4" w:color="auto"/>
+          <w:bottom w:val="single" w:sz="4" w:space="1" w:color="auto"/>
+          <w:right w:val="single" w:sz="4" w:space="4" w:color="auto"/>
+        </w:pBdr>
+        <w:ind w:left="1080"/>
+        <w:rPr>
+          <w:lang w:val="en-US"/>
+        </w:rPr>
+      </w:pPr>
+      <m:oMath>
+        <m:nary>
+          <m:naryPr>
+            <m:limLoc m:val="undOvr"/>
+            <m:subHide m:val="1"/>
+            <m:supHide m:val="1"/>
+            <m:ctrlPr>
+              <w:rPr>
+                <w:rFonts w:ascii="Cambria Math" w:hAnsi="Cambria Math"/>
+                <w:i/>
+                <w:lang w:val="en-US"/>
+              </w:rPr>
+            </m:ctrlPr>
+          </m:naryPr>
+          <m:sub/>
+          <m:sup/>
+          <m:e>
+            <m:f>
+              <m:fPr>
+                <m:ctrlPr>
+                  <w:rPr>
+                    <w:rFonts w:ascii="Cambria Math" w:hAnsi="Cambria Math"/>
+                    <w:i/>
+                    <w:lang w:val="en-US"/>
+                  </w:rPr>
+                </m:ctrlPr>
+              </m:fPr>
+              <m:num>
+                <m:r>
+                  <w:rPr>
+                    <w:rFonts w:ascii="Cambria Math" w:hAnsi="Cambria Math"/>
+                    <w:lang w:val="en-US"/>
+                  </w:rPr>
+                  <m:t>sin</m:t>
+                </m:r>
+                <m:d>
+                  <m:dPr>
+                    <m:ctrlPr>
+                      <w:rPr>
+                        <w:rFonts w:ascii="Cambria Math" w:hAnsi="Cambria Math"/>
+                        <w:i/>
+                        <w:lang w:val="en-US"/>
+                      </w:rPr>
+                    </m:ctrlPr>
+                  </m:dPr>
+                  <m:e>
+                    <m:r>
+                      <w:rPr>
+                        <w:rFonts w:ascii="Cambria Math" w:hAnsi="Cambria Math"/>
+                        <w:lang w:val="en-US"/>
+                      </w:rPr>
+                      <m:t>x</m:t>
+                    </m:r>
+                  </m:e>
+                </m:d>
+              </m:num>
+              <m:den>
+                <m:r>
+                  <w:rPr>
+                    <w:rFonts w:ascii="Cambria Math" w:hAnsi="Cambria Math"/>
+                    <w:lang w:val="en-US"/>
+                  </w:rPr>
+                  <m:t>log</m:t>
+                </m:r>
+                <m:d>
+                  <m:dPr>
+                    <m:ctrlPr>
+                      <w:rPr>
+                        <w:rFonts w:ascii="Cambria Math" w:hAnsi="Cambria Math"/>
+                        <w:i/>
+                        <w:lang w:val="en-US"/>
+                      </w:rPr>
+                    </m:ctrlPr>
+                  </m:dPr>
+                  <m:e>
+                    <m:r>
+                      <w:rPr>
+                        <w:rFonts w:ascii="Cambria Math" w:hAnsi="Cambria Math"/>
+                        <w:lang w:val="en-US"/>
+                      </w:rPr>
+                      <m:t>x</m:t>
+                    </m:r>
+                  </m:e>
+                </m:d>
+              </m:den>
+            </m:f>
+            <m:r>
+              <w:rPr>
+                <w:rFonts w:ascii="Cambria Math" w:hAnsi="Cambria Math"/>
+                <w:lang w:val="en-US"/>
+              </w:rPr>
+              <m:t>dx</m:t>
+            </m:r>
+          </m:e>
+        </m:nary>
+      </m:oMath>
+      <w:r>
+        <w:rPr>
+          <w:rFonts w:eastAsiaTheme="minorEastAsia"/>
+          <w:lang w:val="en-US"/>
+        </w:rPr>
+        <w:t xml:space="preserve"> </w:t>
+      </w:r>
+    </w:p>
+    <w:p>
+      <w:pPr>
+        <w:pStyle w:val="ListParagraph"/>
+        <w:numPr>
+          <w:ilvl w:val="0"/>
+          <w:numId w:val="19"/>
+        </w:numPr>
+        <w:rPr>
+          <w:lang w:val="en-US"/>
+        </w:rPr>
+      </w:pPr>
+      <w:r>
+        <w:rPr>
+          <w:lang w:val="en-US"/>
+        </w:rPr>
+        <w:t xml:space="preserve">Hàm </w:t>
+      </w:r>
+      <w:r>
+        <w:rPr>
+          <w:lang w:val="en-US"/>
+        </w:rPr>
+        <w:t>Rẽ Nhánh?</w:t>
+      </w:r>
+    </w:p>
+    <w:p>
+      <w:pPr>
+        <w:pStyle w:val="ListParagraph"/>
+        <w:pBdr>
+          <w:top w:val="single" w:sz="4" w:space="1" w:color="auto"/>
+          <w:left w:val="single" w:sz="4" w:space="4" w:color="auto"/>
+          <w:bottom w:val="single" w:sz="4" w:space="1" w:color="auto"/>
+          <w:right w:val="single" w:sz="4" w:space="4" w:color="auto"/>
+        </w:pBdr>
+        <w:ind w:left="1080"/>
+        <w:rPr>
+          <w:lang w:val="en-US"/>
+        </w:rPr>
+      </w:pPr>
+      <w:r>
+        <w:rPr>
+          <w:lang w:val="en-US"/>
+        </w:rPr>
+        <w:t xml:space="preserve">&lt;Hàm </w:t>
+      </w:r>
+      <w:r>
+        <w:rPr>
+          <w:lang w:val="en-US"/>
+        </w:rPr>
+        <w:t>Rẽ Nhánh</w:t>
+      </w:r>
+      <w:r>
+        <w:rPr>
+          <w:lang w:val="en-US"/>
+        </w:rPr>
+        <w:t>&gt; = piecewise(</w:t>
+      </w:r>
+    </w:p>
+    <w:p>
+      <w:pPr>
+        <w:pStyle w:val="ListParagraph"/>
+        <w:pBdr>
+          <w:top w:val="single" w:sz="4" w:space="1" w:color="auto"/>
+          <w:left w:val="single" w:sz="4" w:space="4" w:color="auto"/>
+          <w:bottom w:val="single" w:sz="4" w:space="1" w:color="auto"/>
+          <w:right w:val="single" w:sz="4" w:space="4" w:color="auto"/>
+        </w:pBdr>
+        <w:ind w:left="1080"/>
+        <w:rPr>
+          <w:lang w:val="en-US"/>
+        </w:rPr>
+      </w:pPr>
+      <w:r>
+        <w:rPr>
+          <w:lang w:val="en-US"/>
+        </w:rPr>
+        <w:t xml:space="preserve">    </w:t>
+      </w:r>
+      <w:r>
+        <w:rPr>
+          <w:lang w:val="en-US"/>
+        </w:rPr>
+        <w:t xml:space="preserve">&lt;Điều Kiện 1&gt;, &lt;Biểu Thức 1&gt;, </w:t>
+      </w:r>
+    </w:p>
+    <w:p>
+      <w:pPr>
+        <w:pStyle w:val="ListParagraph"/>
+        <w:pBdr>
+          <w:top w:val="single" w:sz="4" w:space="1" w:color="auto"/>
+          <w:left w:val="single" w:sz="4" w:space="4" w:color="auto"/>
+          <w:bottom w:val="single" w:sz="4" w:space="1" w:color="auto"/>
+          <w:right w:val="single" w:sz="4" w:space="4" w:color="auto"/>
+        </w:pBdr>
+        <w:ind w:left="1080"/>
+        <w:rPr>
+          <w:lang w:val="en-US"/>
+        </w:rPr>
+      </w:pPr>
+      <w:r>
+        <w:rPr>
+          <w:lang w:val="en-US"/>
+        </w:rPr>
+        <w:t xml:space="preserve">    </w:t>
+      </w:r>
+      <w:r>
+        <w:rPr>
+          <w:lang w:val="en-US"/>
+        </w:rPr>
+        <w:t xml:space="preserve">&lt;Điều Kiện 2&gt;, &lt;Biểu Thức 2&gt;, </w:t>
+      </w:r>
+    </w:p>
+    <w:p>
+      <w:pPr>
+        <w:pStyle w:val="ListParagraph"/>
+        <w:pBdr>
+          <w:top w:val="single" w:sz="4" w:space="1" w:color="auto"/>
+          <w:left w:val="single" w:sz="4" w:space="4" w:color="auto"/>
+          <w:bottom w:val="single" w:sz="4" w:space="1" w:color="auto"/>
+          <w:right w:val="single" w:sz="4" w:space="4" w:color="auto"/>
+        </w:pBdr>
+        <w:ind w:left="1080"/>
+        <w:rPr>
+          <w:lang w:val="en-US"/>
+        </w:rPr>
+      </w:pPr>
+      <w:r>
+        <w:rPr>
+          <w:lang w:val="en-US"/>
+        </w:rPr>
+        <w:t xml:space="preserve">    </w:t>
+      </w:r>
+      <w:r>
+        <w:rPr>
+          <w:lang w:val="en-US"/>
+        </w:rPr>
+        <w:t xml:space="preserve">…, </w:t>
+      </w:r>
+    </w:p>
+    <w:p>
+      <w:pPr>
+        <w:pStyle w:val="ListParagraph"/>
+        <w:pBdr>
+          <w:top w:val="single" w:sz="4" w:space="1" w:color="auto"/>
+          <w:left w:val="single" w:sz="4" w:space="4" w:color="auto"/>
+          <w:bottom w:val="single" w:sz="4" w:space="1" w:color="auto"/>
+          <w:right w:val="single" w:sz="4" w:space="4" w:color="auto"/>
+        </w:pBdr>
+        <w:ind w:left="1080"/>
+        <w:rPr>
+          <w:lang w:val="en-US"/>
+        </w:rPr>
+      </w:pPr>
+      <w:r>
+        <w:rPr>
+          <w:lang w:val="en-US"/>
+        </w:rPr>
+        <w:t xml:space="preserve">    </w:t>
+      </w:r>
+      <w:r>
+        <w:rPr>
+          <w:lang w:val="en-US"/>
+        </w:rPr>
+        <w:t>&lt;Điều Kiện N</w:t>
+      </w:r>
+      <w:r>
+        <w:rPr>
+          <w:lang w:val="en-US"/>
+        </w:rPr>
+        <w:t>&gt;, &lt;Biểu Thức N&gt;, &lt;Biểu Thức Còn Lại&gt;</w:t>
+      </w:r>
+    </w:p>
+    <w:p>
+      <w:pPr>
+        <w:pStyle w:val="ListParagraph"/>
+        <w:pBdr>
+          <w:top w:val="single" w:sz="4" w:space="1" w:color="auto"/>
+          <w:left w:val="single" w:sz="4" w:space="4" w:color="auto"/>
+          <w:bottom w:val="single" w:sz="4" w:space="1" w:color="auto"/>
+          <w:right w:val="single" w:sz="4" w:space="4" w:color="auto"/>
+        </w:pBdr>
+        <w:ind w:left="1080"/>
+        <w:rPr>
+          <w:lang w:val="en-US"/>
+        </w:rPr>
+      </w:pPr>
+      <w:r>
+        <w:rPr>
+          <w:lang w:val="en-US"/>
+        </w:rPr>
+        <w:t>)</w:t>
+      </w:r>
+    </w:p>
+    <w:p>
+      <w:pPr>
+        <w:pStyle w:val="ListParagraph"/>
+        <w:numPr>
+          <w:ilvl w:val="0"/>
+          <w:numId w:val="3"/>
+        </w:numPr>
+        <w:rPr>
+          <w:lang w:val="en-US"/>
+        </w:rPr>
+      </w:pPr>
+      <w:r>
+        <w:rPr>
+          <w:lang w:val="en-US"/>
+        </w:rPr>
+        <w:t xml:space="preserve">Các &lt;Điều Kiện&gt; và &lt;Biểu Thức&gt; phải là Symbol hoặc Symbolic Function, </w:t>
+      </w:r>
+    </w:p>
+    <w:p>
+      <w:pPr>
+        <w:pStyle w:val="ListParagraph"/>
+        <w:ind w:left="1080"/>
+        <w:rPr>
+          <w:lang w:val="en-US"/>
+        </w:rPr>
+      </w:pPr>
+      <w:r>
+        <w:rPr>
+          <w:lang w:val="en-US"/>
+        </w:rPr>
+        <w:t xml:space="preserve">&lt;Hàm Rẽ Nhánh&gt; sẽ là Symbolic Function chỉ cần 1 trong số </w:t>
+      </w:r>
+      <w:r>
+        <w:rPr>
+          <w:lang w:val="en-US"/>
+        </w:rPr>
+        <w:t xml:space="preserve">chúng là </w:t>
+      </w:r>
+      <w:r>
+        <w:rPr>
+          <w:lang w:val="en-US"/>
+        </w:rPr>
+        <w:t>Symbolic Function, còn không thì là Symbol</w:t>
+      </w:r>
+    </w:p>
+    <w:p>
+      <w:pPr>
+        <w:pStyle w:val="ListParagraph"/>
+        <w:numPr>
+          <w:ilvl w:val="0"/>
+          <w:numId w:val="3"/>
+        </w:numPr>
+        <w:rPr>
+          <w:lang w:val="en-US"/>
+        </w:rPr>
+      </w:pPr>
+      <w:r>
+        <w:rPr>
+          <w:lang w:val="en-US"/>
+        </w:rPr>
+        <w:t>Cách hoạt động của &lt;Điều Kiện&gt; giống If Else</w:t>
+      </w:r>
+    </w:p>
+    <w:p>
+      <w:pPr>
+        <w:pStyle w:val="ListParagraph"/>
+        <w:numPr>
+          <w:ilvl w:val="0"/>
+          <w:numId w:val="3"/>
+        </w:numPr>
+        <w:rPr>
+          <w:lang w:val="en-US"/>
+        </w:rPr>
+      </w:pPr>
+      <w:r>
+        <w:rPr>
+          <w:lang w:val="en-US"/>
+        </w:rPr>
+        <w:t>Ví dụ</w:t>
+      </w:r>
+    </w:p>
+    <w:p>
+      <w:pPr>
+        <w:pStyle w:val="ListParagraph"/>
+        <w:pBdr>
+          <w:top w:val="single" w:sz="4" w:space="1" w:color="auto"/>
+          <w:left w:val="single" w:sz="4" w:space="4" w:color="auto"/>
+          <w:bottom w:val="single" w:sz="4" w:space="1" w:color="auto"/>
+          <w:right w:val="single" w:sz="4" w:space="4" w:color="auto"/>
+        </w:pBdr>
+        <w:ind w:left="1080"/>
+        <w:rPr>
+          <w:lang w:val="en-US"/>
+        </w:rPr>
+      </w:pPr>
+      <w:r>
+        <w:rPr>
+          <w:lang w:val="en-US"/>
+        </w:rPr>
+        <w:t>f</w:t>
+      </w:r>
+      <w:r>
+        <w:rPr>
+          <w:lang w:val="en-US"/>
+        </w:rPr>
+        <w:t>oo = piecewise(x &lt; 0, x^2, x &lt; 5, x^4, x^3)</w:t>
+      </w:r>
+    </w:p>
+    <w:p>
+      <w:pPr>
+        <w:pStyle w:val="ListParagraph"/>
+        <w:numPr>
+          <w:ilvl w:val="0"/>
+          <w:numId w:val="3"/>
+        </w:numPr>
+        <w:rPr>
+          <w:lang w:val="en-US"/>
+        </w:rPr>
+      </w:pPr>
+      <w:r>
+        <w:rPr>
+          <w:lang w:val="en-US"/>
+        </w:rPr>
+        <w:t>In ra foo</w:t>
+      </w:r>
+    </w:p>
+    <w:p>
+      <w:pPr>
+        <w:pStyle w:val="ListParagraph"/>
+        <w:pBdr>
+          <w:top w:val="single" w:sz="4" w:space="1" w:color="auto"/>
+          <w:left w:val="single" w:sz="4" w:space="4" w:color="auto"/>
+          <w:bottom w:val="single" w:sz="4" w:space="1" w:color="auto"/>
+          <w:right w:val="single" w:sz="4" w:space="4" w:color="auto"/>
+        </w:pBdr>
+        <w:ind w:left="1080"/>
+        <w:rPr>
+          <w:lang w:val="en-US"/>
+        </w:rPr>
+      </w:pPr>
+      <m:oMath>
+        <m:d>
+          <m:dPr>
+            <m:begChr m:val="{"/>
+            <m:endChr m:val=""/>
+            <m:ctrlPr>
+              <w:rPr>
+                <w:rFonts w:ascii="Cambria Math" w:hAnsi="Cambria Math"/>
+                <w:i/>
+                <w:lang w:val="en-US"/>
+              </w:rPr>
+            </m:ctrlPr>
+          </m:dPr>
+          <m:e>
+            <m:m>
+              <m:mPr>
+                <m:mcs>
+                  <m:mc>
+                    <m:mcPr>
+                      <m:count m:val="1"/>
+                      <m:mcJc m:val="center"/>
+                    </m:mcPr>
+                  </m:mc>
+                </m:mcs>
+                <m:ctrlPr>
+                  <w:rPr>
+                    <w:rFonts w:ascii="Cambria Math" w:hAnsi="Cambria Math"/>
+                    <w:i/>
+                    <w:lang w:val="en-US"/>
+                  </w:rPr>
+                </m:ctrlPr>
+              </m:mPr>
+              <m:mr>
+                <m:e>
+                  <m:sSup>
+                    <m:sSupPr>
+                      <m:ctrlPr>
+                        <w:rPr>
+                          <w:rFonts w:ascii="Cambria Math" w:hAnsi="Cambria Math"/>
+                          <w:i/>
+                          <w:lang w:val="en-US"/>
+                        </w:rPr>
+                      </m:ctrlPr>
+                    </m:sSupPr>
+                    <m:e>
+                      <m:r>
+                        <w:rPr>
+                          <w:rFonts w:ascii="Cambria Math" w:hAnsi="Cambria Math"/>
+                          <w:lang w:val="en-US"/>
+                        </w:rPr>
+                        <m:t>x</m:t>
+                      </m:r>
+                    </m:e>
+                    <m:sup>
+                      <m:r>
+                        <w:rPr>
+                          <w:rFonts w:ascii="Cambria Math" w:hAnsi="Cambria Math"/>
+                          <w:lang w:val="en-US"/>
+                        </w:rPr>
+                        <m:t>2</m:t>
+                      </m:r>
+                    </m:sup>
+                  </m:sSup>
+                  <m:r>
+                    <w:rPr>
+                      <w:rFonts w:ascii="Cambria Math" w:hAnsi="Cambria Math"/>
+                      <w:lang w:val="en-US"/>
+                    </w:rPr>
+                    <m:t>,x&lt;0</m:t>
+                  </m:r>
+                </m:e>
+              </m:mr>
+              <m:mr>
+                <m:e>
+                  <m:sSup>
+                    <m:sSupPr>
+                      <m:ctrlPr>
+                        <w:rPr>
+                          <w:rFonts w:ascii="Cambria Math" w:hAnsi="Cambria Math"/>
+                          <w:i/>
+                          <w:lang w:val="en-US"/>
+                        </w:rPr>
+                      </m:ctrlPr>
+                    </m:sSupPr>
+                    <m:e>
+                      <m:r>
+                        <w:rPr>
+                          <w:rFonts w:ascii="Cambria Math" w:hAnsi="Cambria Math"/>
+                          <w:lang w:val="en-US"/>
+                        </w:rPr>
+                        <m:t>x</m:t>
+                      </m:r>
+                    </m:e>
+                    <m:sup>
+                      <m:r>
+                        <w:rPr>
+                          <w:rFonts w:ascii="Cambria Math" w:hAnsi="Cambria Math"/>
+                          <w:lang w:val="en-US"/>
+                        </w:rPr>
+                        <m:t>4</m:t>
+                      </m:r>
+                    </m:sup>
+                  </m:sSup>
+                  <m:r>
+                    <w:rPr>
+                      <w:rFonts w:ascii="Cambria Math" w:hAnsi="Cambria Math"/>
+                      <w:lang w:val="en-US"/>
+                    </w:rPr>
+                    <m:t>,x&lt;5</m:t>
+                  </m:r>
+                </m:e>
+              </m:mr>
+              <m:mr>
+                <m:e>
+                  <m:sSup>
+                    <m:sSupPr>
+                      <m:ctrlPr>
+                        <w:rPr>
+                          <w:rFonts w:ascii="Cambria Math" w:hAnsi="Cambria Math"/>
+                          <w:i/>
+                          <w:lang w:val="en-US"/>
+                        </w:rPr>
+                      </m:ctrlPr>
+                    </m:sSupPr>
+                    <m:e>
+                      <m:r>
+                        <w:rPr>
+                          <w:rFonts w:ascii="Cambria Math" w:hAnsi="Cambria Math"/>
+                          <w:lang w:val="en-US"/>
+                        </w:rPr>
+                        <m:t>x</m:t>
+                      </m:r>
+                    </m:e>
+                    <m:sup>
+                      <m:r>
+                        <w:rPr>
+                          <w:rFonts w:ascii="Cambria Math" w:hAnsi="Cambria Math"/>
+                          <w:lang w:val="en-US"/>
+                        </w:rPr>
+                        <m:t>3</m:t>
+                      </m:r>
+                    </m:sup>
+                  </m:sSup>
+                  <m:r>
+                    <w:rPr>
+                      <w:rFonts w:ascii="Cambria Math" w:hAnsi="Cambria Math"/>
+                      <w:lang w:val="en-US"/>
+                    </w:rPr>
+                    <m:t>,otherwise</m:t>
+                  </m:r>
+                </m:e>
+              </m:mr>
+            </m:m>
+          </m:e>
+        </m:d>
+      </m:oMath>
+      <w:r>
+        <w:rPr>
+          <w:rFonts w:eastAsiaTheme="minorEastAsia"/>
+          <w:lang w:val="en-US"/>
+        </w:rPr>
+        <w:t xml:space="preserve"> </w:t>
+      </w:r>
+    </w:p>
+    <w:p>
+      <w:pPr>
+        <w:pStyle w:val="ListParagraph"/>
+        <w:numPr>
+          <w:ilvl w:val="0"/>
+          <w:numId w:val="3"/>
+        </w:numPr>
+        <w:rPr>
+          <w:lang w:val="en-US"/>
+        </w:rPr>
+      </w:pPr>
+    </w:p>
+    <w:p>
+      <w:pPr>
+        <w:rPr>
+          <w:lang w:val="en-US"/>
+        </w:rPr>
+      </w:pPr>
+    </w:p>
+    <w:p>
+      <w:pPr>
+        <w:rPr>
+          <w:lang w:val="en-US"/>
+        </w:rPr>
+      </w:pPr>
+      <w:r>
+        <w:rPr>
+          <w:lang w:val="en-US"/>
+        </w:rPr>
         <w:t>Plot:</w:t>
       </w:r>
     </w:p>
@@ -14024,6 +14830,7 @@
         <w:rPr>
           <w:lang w:val="en-US"/>
         </w:rPr>
+        <w:lastRenderedPageBreak/>
         <w:t>foo.Position = [0 0 500 500]</w:t>
       </w:r>
     </w:p>
@@ -14648,310 +15455,310 @@
         <w:rPr>
           <w:lang w:val="en-US"/>
         </w:rPr>
+        <w:t xml:space="preserve">Trường hợp 2, &lt;X&gt; và &lt;Y&gt; là 2 ma trận </w:t>
+      </w:r>
+      <w:r>
+        <w:rPr>
+          <w:lang w:val="en-US"/>
+        </w:rPr>
+        <w:t>cùng Shape, hoặc 1 trong 2 là cột hoặc hàng, khi đó số phần tử phải = số dòng của ma trận còn lại để Broadcast</w:t>
+      </w:r>
+    </w:p>
+    <w:p>
+      <w:pPr>
+        <w:pStyle w:val="ListParagraph"/>
+        <w:numPr>
+          <w:ilvl w:val="0"/>
+          <w:numId w:val="3"/>
+        </w:numPr>
+        <w:rPr>
+          <w:lang w:val="en-US"/>
+        </w:rPr>
+      </w:pPr>
+      <w:r>
+        <w:rPr>
+          <w:lang w:val="en-US"/>
+        </w:rPr>
+        <w:t>Giống Plot nhiều Line trong Matplotlib, mỗi cột trong ma trận là 1 Line</w:t>
+      </w:r>
+    </w:p>
+    <w:p>
+      <w:pPr>
+        <w:pStyle w:val="ListParagraph"/>
+        <w:numPr>
+          <w:ilvl w:val="0"/>
+          <w:numId w:val="3"/>
+        </w:numPr>
+        <w:rPr>
+          <w:lang w:val="en-US"/>
+        </w:rPr>
+      </w:pPr>
+      <w:r>
+        <w:rPr>
+          <w:lang w:val="en-US"/>
+        </w:rPr>
+        <w:t>&lt;Style&gt; là 1 String chỉ định màu, kiểu đường, … của tất cả các Line</w:t>
+      </w:r>
+    </w:p>
+    <w:p>
+      <w:pPr>
+        <w:pStyle w:val="ListParagraph"/>
+        <w:numPr>
+          <w:ilvl w:val="0"/>
+          <w:numId w:val="3"/>
+        </w:numPr>
+        <w:rPr>
+          <w:lang w:val="en-US"/>
+        </w:rPr>
+      </w:pPr>
+      <w:r>
+        <w:rPr>
+          <w:lang w:val="en-US"/>
+        </w:rPr>
+        <w:t>Ta có thể cập nhật lại &lt;X&gt; và &lt;Y&gt; của &lt;Line&gt; và ngay lập tức đồ thị của nó được cập nhật</w:t>
+      </w:r>
+    </w:p>
+    <w:p>
+      <w:pPr>
+        <w:pStyle w:val="ListParagraph"/>
+        <w:pBdr>
+          <w:top w:val="single" w:sz="4" w:space="1" w:color="auto"/>
+          <w:left w:val="single" w:sz="4" w:space="4" w:color="auto"/>
+          <w:bottom w:val="single" w:sz="4" w:space="1" w:color="auto"/>
+          <w:right w:val="single" w:sz="4" w:space="4" w:color="auto"/>
+        </w:pBdr>
+        <w:ind w:left="1080"/>
+        <w:rPr>
+          <w:lang w:val="en-US"/>
+        </w:rPr>
+      </w:pPr>
+      <w:r>
+        <w:rPr>
+          <w:lang w:val="en-US"/>
+        </w:rPr>
+        <w:t>&lt;Line&gt;.XData = &lt;X Mới&gt;</w:t>
+      </w:r>
+    </w:p>
+    <w:p>
+      <w:pPr>
+        <w:pStyle w:val="ListParagraph"/>
+        <w:pBdr>
+          <w:top w:val="single" w:sz="4" w:space="1" w:color="auto"/>
+          <w:left w:val="single" w:sz="4" w:space="4" w:color="auto"/>
+          <w:bottom w:val="single" w:sz="4" w:space="1" w:color="auto"/>
+          <w:right w:val="single" w:sz="4" w:space="4" w:color="auto"/>
+        </w:pBdr>
+        <w:ind w:left="1080"/>
+        <w:rPr>
+          <w:lang w:val="en-US"/>
+        </w:rPr>
+      </w:pPr>
+      <w:r>
+        <w:rPr>
+          <w:lang w:val="en-US"/>
+        </w:rPr>
+        <w:t>&lt;Line&gt;.YData = &lt;Y Mới&gt;</w:t>
+      </w:r>
+    </w:p>
+    <w:p>
+      <w:pPr>
+        <w:pStyle w:val="ListParagraph"/>
+        <w:numPr>
+          <w:ilvl w:val="0"/>
+          <w:numId w:val="11"/>
+        </w:numPr>
+        <w:rPr>
+          <w:lang w:val="en-US"/>
+        </w:rPr>
+      </w:pPr>
+      <w:r>
+        <w:rPr>
+          <w:lang w:val="en-US"/>
+        </w:rPr>
+        <w:t>Plot 1 Đống Vector Vào Subplot Hiện Tại?</w:t>
+      </w:r>
+    </w:p>
+    <w:p>
+      <w:pPr>
+        <w:pStyle w:val="ListParagraph"/>
+        <w:pBdr>
+          <w:top w:val="single" w:sz="4" w:space="1" w:color="auto"/>
+          <w:left w:val="single" w:sz="4" w:space="4" w:color="auto"/>
+          <w:bottom w:val="single" w:sz="4" w:space="1" w:color="auto"/>
+          <w:right w:val="single" w:sz="4" w:space="4" w:color="auto"/>
+        </w:pBdr>
+        <w:ind w:left="1080"/>
+        <w:rPr>
+          <w:lang w:val="en-US"/>
+        </w:rPr>
+      </w:pPr>
+      <w:r>
+        <w:rPr>
+          <w:lang w:val="en-US"/>
+        </w:rPr>
+        <w:t xml:space="preserve">&lt;Quiver&gt; = </w:t>
+      </w:r>
+      <w:r>
+        <w:rPr>
+          <w:lang w:val="en-US"/>
+        </w:rPr>
+        <w:t>quiver(</w:t>
+      </w:r>
+    </w:p>
+    <w:p>
+      <w:pPr>
+        <w:pStyle w:val="ListParagraph"/>
+        <w:pBdr>
+          <w:top w:val="single" w:sz="4" w:space="1" w:color="auto"/>
+          <w:left w:val="single" w:sz="4" w:space="4" w:color="auto"/>
+          <w:bottom w:val="single" w:sz="4" w:space="1" w:color="auto"/>
+          <w:right w:val="single" w:sz="4" w:space="4" w:color="auto"/>
+        </w:pBdr>
+        <w:ind w:left="1080"/>
+        <w:rPr>
+          <w:lang w:val="en-US"/>
+        </w:rPr>
+      </w:pPr>
+      <w:r>
+        <w:rPr>
+          <w:lang w:val="en-US"/>
+        </w:rPr>
+        <w:t xml:space="preserve">    </w:t>
+      </w:r>
+      <w:r>
+        <w:rPr>
+          <w:lang w:val="en-US"/>
+        </w:rPr>
+        <w:t>&lt;X&gt;, &lt;Y&gt;, &lt;U&gt;, &lt;V&gt;, 0</w:t>
+      </w:r>
+      <w:r>
+        <w:rPr>
+          <w:lang w:val="en-US"/>
+        </w:rPr>
+        <w:t xml:space="preserve">, </w:t>
+      </w:r>
+    </w:p>
+    <w:p>
+      <w:pPr>
+        <w:pStyle w:val="ListParagraph"/>
+        <w:pBdr>
+          <w:top w:val="single" w:sz="4" w:space="1" w:color="auto"/>
+          <w:left w:val="single" w:sz="4" w:space="4" w:color="auto"/>
+          <w:bottom w:val="single" w:sz="4" w:space="1" w:color="auto"/>
+          <w:right w:val="single" w:sz="4" w:space="4" w:color="auto"/>
+        </w:pBdr>
+        <w:ind w:left="1080"/>
+        <w:rPr>
+          <w:lang w:val="en-US"/>
+        </w:rPr>
+      </w:pPr>
+      <w:r>
+        <w:rPr>
+          <w:lang w:val="en-US"/>
+        </w:rPr>
+        <w:t xml:space="preserve">    </w:t>
+      </w:r>
+      <w:r>
+        <w:rPr>
+          <w:lang w:val="en-US"/>
+        </w:rPr>
+        <w:t>'linewidth"</w:t>
+      </w:r>
+      <w:r>
+        <w:rPr>
+          <w:lang w:val="en-US"/>
+        </w:rPr>
+        <w:t xml:space="preserve">, &lt;Độ Rộng Vector&gt;, </w:t>
+      </w:r>
+    </w:p>
+    <w:p>
+      <w:pPr>
+        <w:pStyle w:val="ListParagraph"/>
+        <w:pBdr>
+          <w:top w:val="single" w:sz="4" w:space="1" w:color="auto"/>
+          <w:left w:val="single" w:sz="4" w:space="4" w:color="auto"/>
+          <w:bottom w:val="single" w:sz="4" w:space="1" w:color="auto"/>
+          <w:right w:val="single" w:sz="4" w:space="4" w:color="auto"/>
+        </w:pBdr>
+        <w:ind w:left="1080"/>
+        <w:rPr>
+          <w:lang w:val="en-US"/>
+        </w:rPr>
+      </w:pPr>
+      <w:r>
+        <w:rPr>
+          <w:lang w:val="en-US"/>
+        </w:rPr>
+        <w:t xml:space="preserve">    </w:t>
+      </w:r>
+      <w:r>
+        <w:rPr>
+          <w:lang w:val="en-US"/>
+        </w:rPr>
+        <w:t>'MaxHeadSize'</w:t>
+      </w:r>
+      <w:r>
+        <w:rPr>
+          <w:lang w:val="en-US"/>
+        </w:rPr>
+        <w:t>, &lt;Độ To Đầu Mũi Tên&gt;</w:t>
+      </w:r>
+    </w:p>
+    <w:p>
+      <w:pPr>
+        <w:pStyle w:val="ListParagraph"/>
+        <w:pBdr>
+          <w:top w:val="single" w:sz="4" w:space="1" w:color="auto"/>
+          <w:left w:val="single" w:sz="4" w:space="4" w:color="auto"/>
+          <w:bottom w:val="single" w:sz="4" w:space="1" w:color="auto"/>
+          <w:right w:val="single" w:sz="4" w:space="4" w:color="auto"/>
+        </w:pBdr>
+        <w:ind w:left="1080"/>
+        <w:rPr>
+          <w:lang w:val="en-US"/>
+        </w:rPr>
+      </w:pPr>
+      <w:r>
+        <w:rPr>
+          <w:lang w:val="en-US"/>
+        </w:rPr>
+        <w:t>)</w:t>
+      </w:r>
+    </w:p>
+    <w:p>
+      <w:pPr>
+        <w:pStyle w:val="ListParagraph"/>
+        <w:numPr>
+          <w:ilvl w:val="0"/>
+          <w:numId w:val="3"/>
+        </w:numPr>
+        <w:rPr>
+          <w:lang w:val="en-US"/>
+        </w:rPr>
+      </w:pPr>
+      <w:r>
+        <w:rPr>
+          <w:lang w:val="en-US"/>
+        </w:rPr>
+        <w:t>&lt;X&gt;, &lt;Y&gt;, &lt;U&gt;, &lt;V&gt; phải là các Tensor cùng Shape, gốc của các Vector sẽ có hoành độ là &lt;X&gt;, tung độ là &lt;Y&gt;, hướng phải là &lt;U&gt;, hướng trên là &lt;V&gt;</w:t>
+      </w:r>
+    </w:p>
+    <w:p>
+      <w:pPr>
+        <w:pStyle w:val="ListParagraph"/>
+        <w:numPr>
+          <w:ilvl w:val="0"/>
+          <w:numId w:val="3"/>
+        </w:numPr>
+        <w:rPr>
+          <w:lang w:val="en-US"/>
+        </w:rPr>
+      </w:pPr>
+      <w:r>
+        <w:rPr>
+          <w:lang w:val="en-US"/>
+        </w:rPr>
         <w:lastRenderedPageBreak/>
-        <w:t xml:space="preserve">Trường hợp 2, &lt;X&gt; và &lt;Y&gt; là 2 ma trận </w:t>
-      </w:r>
-      <w:r>
-        <w:rPr>
-          <w:lang w:val="en-US"/>
-        </w:rPr>
-        <w:t>cùng Shape, hoặc 1 trong 2 là cột hoặc hàng, khi đó số phần tử phải = số dòng của ma trận còn lại để Broadcast</w:t>
-      </w:r>
-    </w:p>
-    <w:p>
-      <w:pPr>
-        <w:pStyle w:val="ListParagraph"/>
-        <w:numPr>
-          <w:ilvl w:val="0"/>
-          <w:numId w:val="3"/>
-        </w:numPr>
-        <w:rPr>
-          <w:lang w:val="en-US"/>
-        </w:rPr>
-      </w:pPr>
-      <w:r>
-        <w:rPr>
-          <w:lang w:val="en-US"/>
-        </w:rPr>
-        <w:t>Giống Plot nhiều Line trong Matplotlib, mỗi cột trong ma trận là 1 Line</w:t>
-      </w:r>
-    </w:p>
-    <w:p>
-      <w:pPr>
-        <w:pStyle w:val="ListParagraph"/>
-        <w:numPr>
-          <w:ilvl w:val="0"/>
-          <w:numId w:val="3"/>
-        </w:numPr>
-        <w:rPr>
-          <w:lang w:val="en-US"/>
-        </w:rPr>
-      </w:pPr>
-      <w:r>
-        <w:rPr>
-          <w:lang w:val="en-US"/>
-        </w:rPr>
-        <w:t>&lt;Style&gt; là 1 String chỉ định màu, kiểu đường, … của tất cả các Line</w:t>
-      </w:r>
-    </w:p>
-    <w:p>
-      <w:pPr>
-        <w:pStyle w:val="ListParagraph"/>
-        <w:numPr>
-          <w:ilvl w:val="0"/>
-          <w:numId w:val="3"/>
-        </w:numPr>
-        <w:rPr>
-          <w:lang w:val="en-US"/>
-        </w:rPr>
-      </w:pPr>
-      <w:r>
-        <w:rPr>
-          <w:lang w:val="en-US"/>
-        </w:rPr>
-        <w:t>Ta có thể cập nhật lại &lt;X&gt; và &lt;Y&gt; của &lt;Line&gt; và ngay lập tức đồ thị của nó được cập nhật</w:t>
-      </w:r>
-    </w:p>
-    <w:p>
-      <w:pPr>
-        <w:pStyle w:val="ListParagraph"/>
-        <w:pBdr>
-          <w:top w:val="single" w:sz="4" w:space="1" w:color="auto"/>
-          <w:left w:val="single" w:sz="4" w:space="4" w:color="auto"/>
-          <w:bottom w:val="single" w:sz="4" w:space="1" w:color="auto"/>
-          <w:right w:val="single" w:sz="4" w:space="4" w:color="auto"/>
-        </w:pBdr>
-        <w:ind w:left="1080"/>
-        <w:rPr>
-          <w:lang w:val="en-US"/>
-        </w:rPr>
-      </w:pPr>
-      <w:r>
-        <w:rPr>
-          <w:lang w:val="en-US"/>
-        </w:rPr>
-        <w:t>&lt;Line&gt;.XData = &lt;X Mới&gt;</w:t>
-      </w:r>
-    </w:p>
-    <w:p>
-      <w:pPr>
-        <w:pStyle w:val="ListParagraph"/>
-        <w:pBdr>
-          <w:top w:val="single" w:sz="4" w:space="1" w:color="auto"/>
-          <w:left w:val="single" w:sz="4" w:space="4" w:color="auto"/>
-          <w:bottom w:val="single" w:sz="4" w:space="1" w:color="auto"/>
-          <w:right w:val="single" w:sz="4" w:space="4" w:color="auto"/>
-        </w:pBdr>
-        <w:ind w:left="1080"/>
-        <w:rPr>
-          <w:lang w:val="en-US"/>
-        </w:rPr>
-      </w:pPr>
-      <w:r>
-        <w:rPr>
-          <w:lang w:val="en-US"/>
-        </w:rPr>
-        <w:t>&lt;Line&gt;.YData = &lt;Y Mới&gt;</w:t>
-      </w:r>
-    </w:p>
-    <w:p>
-      <w:pPr>
-        <w:pStyle w:val="ListParagraph"/>
-        <w:numPr>
-          <w:ilvl w:val="0"/>
-          <w:numId w:val="11"/>
-        </w:numPr>
-        <w:rPr>
-          <w:lang w:val="en-US"/>
-        </w:rPr>
-      </w:pPr>
-      <w:r>
-        <w:rPr>
-          <w:lang w:val="en-US"/>
-        </w:rPr>
-        <w:t>Plot 1 Đống Vector Vào Subplot Hiện Tại?</w:t>
-      </w:r>
-    </w:p>
-    <w:p>
-      <w:pPr>
-        <w:pStyle w:val="ListParagraph"/>
-        <w:pBdr>
-          <w:top w:val="single" w:sz="4" w:space="1" w:color="auto"/>
-          <w:left w:val="single" w:sz="4" w:space="4" w:color="auto"/>
-          <w:bottom w:val="single" w:sz="4" w:space="1" w:color="auto"/>
-          <w:right w:val="single" w:sz="4" w:space="4" w:color="auto"/>
-        </w:pBdr>
-        <w:ind w:left="1080"/>
-        <w:rPr>
-          <w:lang w:val="en-US"/>
-        </w:rPr>
-      </w:pPr>
-      <w:r>
-        <w:rPr>
-          <w:lang w:val="en-US"/>
-        </w:rPr>
-        <w:t xml:space="preserve">&lt;Quiver&gt; = </w:t>
-      </w:r>
-      <w:r>
-        <w:rPr>
-          <w:lang w:val="en-US"/>
-        </w:rPr>
-        <w:t>quiver(</w:t>
-      </w:r>
-    </w:p>
-    <w:p>
-      <w:pPr>
-        <w:pStyle w:val="ListParagraph"/>
-        <w:pBdr>
-          <w:top w:val="single" w:sz="4" w:space="1" w:color="auto"/>
-          <w:left w:val="single" w:sz="4" w:space="4" w:color="auto"/>
-          <w:bottom w:val="single" w:sz="4" w:space="1" w:color="auto"/>
-          <w:right w:val="single" w:sz="4" w:space="4" w:color="auto"/>
-        </w:pBdr>
-        <w:ind w:left="1080"/>
-        <w:rPr>
-          <w:lang w:val="en-US"/>
-        </w:rPr>
-      </w:pPr>
-      <w:r>
-        <w:rPr>
-          <w:lang w:val="en-US"/>
-        </w:rPr>
-        <w:t xml:space="preserve">    </w:t>
-      </w:r>
-      <w:r>
-        <w:rPr>
-          <w:lang w:val="en-US"/>
-        </w:rPr>
-        <w:t>&lt;X&gt;, &lt;Y&gt;, &lt;U&gt;, &lt;V&gt;, 0</w:t>
-      </w:r>
-      <w:r>
-        <w:rPr>
-          <w:lang w:val="en-US"/>
-        </w:rPr>
-        <w:t xml:space="preserve">, </w:t>
-      </w:r>
-    </w:p>
-    <w:p>
-      <w:pPr>
-        <w:pStyle w:val="ListParagraph"/>
-        <w:pBdr>
-          <w:top w:val="single" w:sz="4" w:space="1" w:color="auto"/>
-          <w:left w:val="single" w:sz="4" w:space="4" w:color="auto"/>
-          <w:bottom w:val="single" w:sz="4" w:space="1" w:color="auto"/>
-          <w:right w:val="single" w:sz="4" w:space="4" w:color="auto"/>
-        </w:pBdr>
-        <w:ind w:left="1080"/>
-        <w:rPr>
-          <w:lang w:val="en-US"/>
-        </w:rPr>
-      </w:pPr>
-      <w:r>
-        <w:rPr>
-          <w:lang w:val="en-US"/>
-        </w:rPr>
-        <w:t xml:space="preserve">    </w:t>
-      </w:r>
-      <w:r>
-        <w:rPr>
-          <w:lang w:val="en-US"/>
-        </w:rPr>
-        <w:t>'linewidth"</w:t>
-      </w:r>
-      <w:r>
-        <w:rPr>
-          <w:lang w:val="en-US"/>
-        </w:rPr>
-        <w:t xml:space="preserve">, &lt;Độ Rộng Vector&gt;, </w:t>
-      </w:r>
-    </w:p>
-    <w:p>
-      <w:pPr>
-        <w:pStyle w:val="ListParagraph"/>
-        <w:pBdr>
-          <w:top w:val="single" w:sz="4" w:space="1" w:color="auto"/>
-          <w:left w:val="single" w:sz="4" w:space="4" w:color="auto"/>
-          <w:bottom w:val="single" w:sz="4" w:space="1" w:color="auto"/>
-          <w:right w:val="single" w:sz="4" w:space="4" w:color="auto"/>
-        </w:pBdr>
-        <w:ind w:left="1080"/>
-        <w:rPr>
-          <w:lang w:val="en-US"/>
-        </w:rPr>
-      </w:pPr>
-      <w:r>
-        <w:rPr>
-          <w:lang w:val="en-US"/>
-        </w:rPr>
-        <w:t xml:space="preserve">    </w:t>
-      </w:r>
-      <w:r>
-        <w:rPr>
-          <w:lang w:val="en-US"/>
-        </w:rPr>
-        <w:t>'MaxHeadSize'</w:t>
-      </w:r>
-      <w:r>
-        <w:rPr>
-          <w:lang w:val="en-US"/>
-        </w:rPr>
-        <w:t>, &lt;Độ To Đầu Mũi Tên&gt;</w:t>
-      </w:r>
-    </w:p>
-    <w:p>
-      <w:pPr>
-        <w:pStyle w:val="ListParagraph"/>
-        <w:pBdr>
-          <w:top w:val="single" w:sz="4" w:space="1" w:color="auto"/>
-          <w:left w:val="single" w:sz="4" w:space="4" w:color="auto"/>
-          <w:bottom w:val="single" w:sz="4" w:space="1" w:color="auto"/>
-          <w:right w:val="single" w:sz="4" w:space="4" w:color="auto"/>
-        </w:pBdr>
-        <w:ind w:left="1080"/>
-        <w:rPr>
-          <w:lang w:val="en-US"/>
-        </w:rPr>
-      </w:pPr>
-      <w:r>
-        <w:rPr>
-          <w:lang w:val="en-US"/>
-        </w:rPr>
-        <w:t>)</w:t>
-      </w:r>
-    </w:p>
-    <w:p>
-      <w:pPr>
-        <w:pStyle w:val="ListParagraph"/>
-        <w:numPr>
-          <w:ilvl w:val="0"/>
-          <w:numId w:val="3"/>
-        </w:numPr>
-        <w:rPr>
-          <w:lang w:val="en-US"/>
-        </w:rPr>
-      </w:pPr>
-      <w:r>
-        <w:rPr>
-          <w:lang w:val="en-US"/>
-        </w:rPr>
-        <w:t>&lt;X&gt;, &lt;Y&gt;, &lt;U&gt;, &lt;V&gt; phải là các Tensor cùng Shape, gốc của các Vector sẽ có hoành độ là &lt;X&gt;, tung độ là &lt;Y&gt;, hướng phải là &lt;U&gt;, hướng trên là &lt;V&gt;</w:t>
-      </w:r>
-    </w:p>
-    <w:p>
-      <w:pPr>
-        <w:pStyle w:val="ListParagraph"/>
-        <w:numPr>
-          <w:ilvl w:val="0"/>
-          <w:numId w:val="3"/>
-        </w:numPr>
-        <w:rPr>
-          <w:lang w:val="en-US"/>
-        </w:rPr>
-      </w:pPr>
-      <w:r>
-        <w:rPr>
-          <w:lang w:val="en-US"/>
-        </w:rPr>
         <w:t>Ta có thể cập nhật lại &lt;X&gt;, &lt;Y&gt;, &lt;U&gt;, &lt;V&gt; của &lt;Quiver&gt; và ngay lập tức đồ thị của nó được cập nhật</w:t>
       </w:r>
     </w:p>
@@ -15619,7 +16426,6 @@
         <w:rPr>
           <w:lang w:val="en-US"/>
         </w:rPr>
-        <w:lastRenderedPageBreak/>
         <w:t>foo = symfun(sin(X), [X])</w:t>
       </w:r>
     </w:p>
@@ -15993,6 +16799,7 @@
         <w:rPr>
           <w:lang w:val="en-US"/>
         </w:rPr>
+        <w:lastRenderedPageBreak/>
         <w:t>Tương tự với các trục còn lại</w:t>
       </w:r>
     </w:p>
@@ -16531,20 +17338,638 @@
         <w:rPr>
           <w:lang w:val="en-US"/>
         </w:rPr>
+        <w:t xml:space="preserve">Phần </w:t>
+      </w:r>
+      <w:r>
+        <w:rPr>
+          <w:lang w:val="en-US"/>
+        </w:rPr>
+        <w:t xml:space="preserve">Mở Rộng </w:t>
+      </w:r>
+      <w:r>
+        <w:rPr>
+          <w:lang w:val="en-US"/>
+        </w:rPr>
+        <w:t>File Simulink</w:t>
+      </w:r>
+      <w:r>
+        <w:rPr>
+          <w:lang w:val="en-US"/>
+        </w:rPr>
+        <w:t>?</w:t>
+      </w:r>
+    </w:p>
+    <w:p>
+      <w:pPr>
+        <w:pStyle w:val="ListParagraph"/>
+        <w:numPr>
+          <w:ilvl w:val="0"/>
+          <w:numId w:val="3"/>
+        </w:numPr>
+        <w:rPr>
+          <w:lang w:val="en-US"/>
+        </w:rPr>
+      </w:pPr>
+      <w:r>
+        <w:rPr>
+          <w:lang w:val="en-US"/>
+        </w:rPr>
+        <w:t>“.slx”</w:t>
+      </w:r>
+    </w:p>
+    <w:p>
+      <w:pPr>
+        <w:pStyle w:val="ListParagraph"/>
+        <w:numPr>
+          <w:ilvl w:val="0"/>
+          <w:numId w:val="22"/>
+        </w:numPr>
+        <w:rPr>
+          <w:lang w:val="en-US"/>
+        </w:rPr>
+      </w:pPr>
+      <w:r>
+        <w:rPr>
+          <w:lang w:val="en-US"/>
+        </w:rPr>
+        <w:t xml:space="preserve">Mở </w:t>
+      </w:r>
+      <w:r>
+        <w:rPr>
+          <w:lang w:val="en-US"/>
+        </w:rPr>
+        <w:t>1 File Simulink</w:t>
+      </w:r>
+      <w:r>
+        <w:rPr>
+          <w:lang w:val="en-US"/>
+        </w:rPr>
+        <w:t>?</w:t>
+      </w:r>
+    </w:p>
+    <w:p>
+      <w:pPr>
+        <w:pStyle w:val="ListParagraph"/>
+        <w:numPr>
+          <w:ilvl w:val="0"/>
+          <w:numId w:val="3"/>
+        </w:numPr>
+        <w:rPr>
+          <w:lang w:val="en-US"/>
+        </w:rPr>
+      </w:pPr>
+      <w:r>
+        <w:rPr>
+          <w:lang w:val="en-US"/>
+        </w:rPr>
+        <w:t>Mỗi 1 File Simulink mở ra sẽ cần 1 cửa sổ dành riêng cho nó</w:t>
+      </w:r>
+    </w:p>
+    <w:p>
+      <w:pPr>
+        <w:pStyle w:val="ListParagraph"/>
+        <w:numPr>
+          <w:ilvl w:val="0"/>
+          <w:numId w:val="3"/>
+        </w:numPr>
+        <w:rPr>
+          <w:lang w:val="en-US"/>
+        </w:rPr>
+      </w:pPr>
+      <w:r>
+        <w:rPr>
+          <w:lang w:val="en-US"/>
+        </w:rPr>
+        <w:t xml:space="preserve">Vào Tab “HOME” + tại mục “SIMULINK” + Click biểu tượng “Simulink” + </w:t>
+      </w:r>
+      <w:r>
+        <w:rPr>
+          <w:lang w:val="en-US"/>
+        </w:rPr>
+        <w:t xml:space="preserve">Click biểu tượng “Open…” góc trái trên + </w:t>
+      </w:r>
+      <w:r>
+        <w:rPr>
+          <w:lang w:val="en-US"/>
+        </w:rPr>
+        <w:t>chọn File Simulink + Click “Open”</w:t>
+      </w:r>
+      <w:r>
+        <w:rPr>
+          <w:lang w:val="en-US"/>
+        </w:rPr>
+        <w:t xml:space="preserve"> = mở File trong cửa sổ “Current Folder”</w:t>
+      </w:r>
+    </w:p>
+    <w:p>
+      <w:pPr>
+        <w:pStyle w:val="ListParagraph"/>
+        <w:numPr>
+          <w:ilvl w:val="0"/>
+          <w:numId w:val="22"/>
+        </w:numPr>
+        <w:rPr>
+          <w:lang w:val="en-US"/>
+        </w:rPr>
+      </w:pPr>
+      <w:r>
+        <w:rPr>
+          <w:lang w:val="en-US"/>
+        </w:rPr>
+        <w:t xml:space="preserve">Thêm </w:t>
+      </w:r>
+      <w:r>
+        <w:rPr>
+          <w:lang w:val="en-US"/>
+        </w:rPr>
+        <w:t>1 Phần Tử Vào Mạch?</w:t>
+      </w:r>
+    </w:p>
+    <w:p>
+      <w:pPr>
+        <w:pStyle w:val="ListParagraph"/>
+        <w:numPr>
+          <w:ilvl w:val="0"/>
+          <w:numId w:val="3"/>
+        </w:numPr>
+        <w:rPr>
+          <w:lang w:val="en-US"/>
+        </w:rPr>
+      </w:pPr>
+      <w:r>
+        <w:rPr>
+          <w:lang w:val="en-US"/>
+        </w:rPr>
+        <w:t>Vào Tab “SIMULATION” + tại mục “LIBRARY” + Click biểu tượng “Library Browser” để mở cửa sổ thư viện + kéo thả phần tử vào cửa sổ chính</w:t>
+      </w:r>
+      <w:r>
+        <w:rPr>
+          <w:lang w:val="en-US"/>
+        </w:rPr>
+        <w:t xml:space="preserve"> </w:t>
+      </w:r>
+      <w:r>
+        <w:rPr>
+          <w:lang w:val="en-US"/>
+        </w:rPr>
+        <w:t xml:space="preserve">hoặc chọn phần tử rồi nhấn “Ctrl” + “I” </w:t>
+      </w:r>
+      <w:r>
+        <w:rPr>
+          <w:lang w:val="en-US"/>
+        </w:rPr>
+        <w:t>= Double Click vào chỗ bất kì trong cửa sổ chính + gõ tên phần tử + chọn phần tử</w:t>
+      </w:r>
+    </w:p>
+    <w:p>
+      <w:pPr>
+        <w:pStyle w:val="ListParagraph"/>
+        <w:numPr>
+          <w:ilvl w:val="0"/>
+          <w:numId w:val="3"/>
+        </w:numPr>
+        <w:rPr>
+          <w:lang w:val="en-US"/>
+        </w:rPr>
+      </w:pPr>
+      <w:r>
+        <w:rPr>
+          <w:lang w:val="en-US"/>
+        </w:rPr>
+        <w:t>Để nối cổng này của phần tử này với cổng kia của phần tử kia, kéo thả cổng này vào cổng kia, nếu xuất hiện mũi tên đen thì kết nối được, đỏ thì không được</w:t>
+      </w:r>
+      <w:r>
+        <w:rPr>
+          <w:lang w:val="en-US"/>
+        </w:rPr>
+        <w:t>, 2 phần tử nối được với nhau chỉ khi chúng thuộc cùng 1 thẻ trong cửa sổ thư viện</w:t>
+      </w:r>
+    </w:p>
+    <w:p>
+      <w:pPr>
+        <w:pStyle w:val="ListParagraph"/>
+        <w:numPr>
+          <w:ilvl w:val="0"/>
+          <w:numId w:val="3"/>
+        </w:numPr>
+        <w:rPr>
+          <w:lang w:val="en-US"/>
+        </w:rPr>
+      </w:pPr>
+      <w:r>
+        <w:rPr>
+          <w:lang w:val="en-US"/>
+        </w:rPr>
+        <w:t>Để rẽ nhánh dây điện</w:t>
+      </w:r>
+    </w:p>
+    <w:p>
+      <w:pPr>
+        <w:pStyle w:val="ListParagraph"/>
+        <w:numPr>
+          <w:ilvl w:val="0"/>
+          <w:numId w:val="3"/>
+        </w:numPr>
+        <w:rPr>
+          <w:lang w:val="en-US"/>
+        </w:rPr>
+      </w:pPr>
+      <w:r>
+        <w:rPr>
+          <w:lang w:val="en-US"/>
+        </w:rPr>
+        <w:t>Nhấn giữ “Ctrl” + kéo thả 1 điểm trên dây</w:t>
+      </w:r>
+    </w:p>
+    <w:p>
+      <w:pPr>
+        <w:pStyle w:val="ListParagraph"/>
+        <w:numPr>
+          <w:ilvl w:val="0"/>
+          <w:numId w:val="3"/>
+        </w:numPr>
+        <w:rPr>
+          <w:lang w:val="en-US"/>
+        </w:rPr>
+      </w:pPr>
+      <w:r>
+        <w:rPr>
+          <w:lang w:val="en-US"/>
+        </w:rPr>
         <w:lastRenderedPageBreak/>
-        <w:t xml:space="preserve">Phần </w:t>
-      </w:r>
-      <w:r>
-        <w:rPr>
-          <w:lang w:val="en-US"/>
-        </w:rPr>
-        <w:t xml:space="preserve">Mở Rộng </w:t>
-      </w:r>
-      <w:r>
-        <w:rPr>
-          <w:lang w:val="en-US"/>
-        </w:rPr>
-        <w:t>File Simulink</w:t>
+        <w:t>Để chọn 1 phần tử</w:t>
+      </w:r>
+    </w:p>
+    <w:p>
+      <w:pPr>
+        <w:pStyle w:val="ListParagraph"/>
+        <w:numPr>
+          <w:ilvl w:val="0"/>
+          <w:numId w:val="3"/>
+        </w:numPr>
+        <w:rPr>
+          <w:lang w:val="en-US"/>
+        </w:rPr>
+      </w:pPr>
+      <w:r>
+        <w:rPr>
+          <w:lang w:val="en-US"/>
+        </w:rPr>
+        <w:t>Click chuột vào phần tử đó</w:t>
+      </w:r>
+    </w:p>
+    <w:p>
+      <w:pPr>
+        <w:pStyle w:val="ListParagraph"/>
+        <w:numPr>
+          <w:ilvl w:val="0"/>
+          <w:numId w:val="3"/>
+        </w:numPr>
+        <w:rPr>
+          <w:lang w:val="en-US"/>
+        </w:rPr>
+      </w:pPr>
+      <w:r>
+        <w:rPr>
+          <w:lang w:val="en-US"/>
+        </w:rPr>
+        <w:t xml:space="preserve">Để </w:t>
+      </w:r>
+      <w:r>
+        <w:rPr>
+          <w:lang w:val="en-US"/>
+        </w:rPr>
+        <w:t>hiện hoặc ẩn tên bên dưới phần tử được chọn</w:t>
+      </w:r>
+    </w:p>
+    <w:p>
+      <w:pPr>
+        <w:pStyle w:val="ListParagraph"/>
+        <w:numPr>
+          <w:ilvl w:val="0"/>
+          <w:numId w:val="3"/>
+        </w:numPr>
+        <w:rPr>
+          <w:lang w:val="en-US"/>
+        </w:rPr>
+      </w:pPr>
+      <w:r>
+        <w:rPr>
+          <w:lang w:val="en-US"/>
+        </w:rPr>
+        <w:t>Di chuột lên dấu 3 chấm phía trên phần tử + Click biểu tượng thứ 2 từ trái sang</w:t>
+      </w:r>
+    </w:p>
+    <w:p>
+      <w:pPr>
+        <w:pStyle w:val="ListParagraph"/>
+        <w:numPr>
+          <w:ilvl w:val="0"/>
+          <w:numId w:val="3"/>
+        </w:numPr>
+        <w:rPr>
+          <w:lang w:val="en-US"/>
+        </w:rPr>
+      </w:pPr>
+      <w:r>
+        <w:rPr>
+          <w:lang w:val="en-US"/>
+        </w:rPr>
+        <w:t>Để kích hoạt hoặc vô hiệu hóa phần tử được chọn</w:t>
+      </w:r>
+    </w:p>
+    <w:p>
+      <w:pPr>
+        <w:pStyle w:val="ListParagraph"/>
+        <w:numPr>
+          <w:ilvl w:val="0"/>
+          <w:numId w:val="3"/>
+        </w:numPr>
+        <w:rPr>
+          <w:lang w:val="en-US"/>
+        </w:rPr>
+      </w:pPr>
+      <w:r>
+        <w:rPr>
+          <w:lang w:val="en-US"/>
+        </w:rPr>
+        <w:t>Di chuột lên dấu 3 chấm phía trên phần tử + Click biểu tượng thứ 1 từ trái sang</w:t>
+      </w:r>
+    </w:p>
+    <w:p>
+      <w:pPr>
+        <w:pStyle w:val="ListParagraph"/>
+        <w:numPr>
+          <w:ilvl w:val="0"/>
+          <w:numId w:val="3"/>
+        </w:numPr>
+        <w:rPr>
+          <w:lang w:val="en-US"/>
+        </w:rPr>
+      </w:pPr>
+      <w:r>
+        <w:rPr>
+          <w:lang w:val="en-US"/>
+        </w:rPr>
+        <w:t>Để hiện cửa sổ tham số của phần tử</w:t>
+      </w:r>
+    </w:p>
+    <w:p>
+      <w:pPr>
+        <w:pStyle w:val="ListParagraph"/>
+        <w:numPr>
+          <w:ilvl w:val="0"/>
+          <w:numId w:val="3"/>
+        </w:numPr>
+        <w:rPr>
+          <w:lang w:val="en-US"/>
+        </w:rPr>
+      </w:pPr>
+      <w:r>
+        <w:rPr>
+          <w:lang w:val="en-US"/>
+        </w:rPr>
+        <w:t xml:space="preserve">Phải chuột vào phần tử + chọn “Block Parameters” + </w:t>
+      </w:r>
+      <w:r>
+        <w:rPr>
+          <w:lang w:val="en-US"/>
+        </w:rPr>
+        <w:t>chỉnh tham số + Click “OK”</w:t>
+      </w:r>
+      <w:r>
+        <w:rPr>
+          <w:lang w:val="en-US"/>
+        </w:rPr>
+        <w:t xml:space="preserve"> = Double Click vào phần tử + chỉnh tham số + Click “OK”</w:t>
+      </w:r>
+    </w:p>
+    <w:p>
+      <w:pPr>
+        <w:pStyle w:val="ListParagraph"/>
+        <w:numPr>
+          <w:ilvl w:val="0"/>
+          <w:numId w:val="3"/>
+        </w:numPr>
+        <w:rPr>
+          <w:lang w:val="en-US"/>
+        </w:rPr>
+      </w:pPr>
+      <w:r>
+        <w:rPr>
+          <w:lang w:val="en-US"/>
+        </w:rPr>
+        <w:t>Để nhân đôi nhanh 1 phần tử</w:t>
+      </w:r>
+    </w:p>
+    <w:p>
+      <w:pPr>
+        <w:pStyle w:val="ListParagraph"/>
+        <w:numPr>
+          <w:ilvl w:val="0"/>
+          <w:numId w:val="3"/>
+        </w:numPr>
+        <w:rPr>
+          <w:lang w:val="en-US"/>
+        </w:rPr>
+      </w:pPr>
+      <w:r>
+        <w:rPr>
+          <w:lang w:val="en-US"/>
+        </w:rPr>
+        <w:t>Nhấn giữ phải chuột vào phần tử rồi kéo thả</w:t>
+      </w:r>
+    </w:p>
+    <w:p>
+      <w:pPr>
+        <w:pStyle w:val="ListParagraph"/>
+        <w:numPr>
+          <w:ilvl w:val="0"/>
+          <w:numId w:val="3"/>
+        </w:numPr>
+        <w:rPr>
+          <w:lang w:val="en-US"/>
+        </w:rPr>
+      </w:pPr>
+      <w:r>
+        <w:rPr>
+          <w:lang w:val="en-US"/>
+        </w:rPr>
+        <w:t>Để quay 1 phần tử được chọn 90 độ sang phải</w:t>
+      </w:r>
+    </w:p>
+    <w:p>
+      <w:pPr>
+        <w:pStyle w:val="ListParagraph"/>
+        <w:numPr>
+          <w:ilvl w:val="0"/>
+          <w:numId w:val="3"/>
+        </w:numPr>
+        <w:rPr>
+          <w:lang w:val="en-US"/>
+        </w:rPr>
+      </w:pPr>
+      <w:r>
+        <w:rPr>
+          <w:lang w:val="en-US"/>
+        </w:rPr>
+        <w:t>Nhấn “Ctrl” + “R”</w:t>
+      </w:r>
+    </w:p>
+    <w:p>
+      <w:pPr>
+        <w:pStyle w:val="ListParagraph"/>
+        <w:numPr>
+          <w:ilvl w:val="0"/>
+          <w:numId w:val="22"/>
+        </w:numPr>
+        <w:rPr>
+          <w:lang w:val="en-US"/>
+        </w:rPr>
+      </w:pPr>
+      <w:r>
+        <w:rPr>
+          <w:lang w:val="en-US"/>
+        </w:rPr>
+        <w:t xml:space="preserve">Chạy </w:t>
+      </w:r>
+      <w:r>
+        <w:rPr>
+          <w:lang w:val="en-US"/>
+        </w:rPr>
+        <w:t>Mô Phỏng Mạch?</w:t>
+      </w:r>
+    </w:p>
+    <w:p>
+      <w:pPr>
+        <w:pStyle w:val="ListParagraph"/>
+        <w:numPr>
+          <w:ilvl w:val="0"/>
+          <w:numId w:val="3"/>
+        </w:numPr>
+        <w:rPr>
+          <w:lang w:val="en-US"/>
+        </w:rPr>
+      </w:pPr>
+      <w:r>
+        <w:rPr>
+          <w:lang w:val="en-US"/>
+        </w:rPr>
+        <w:t>Để chỉnh thời gian kết thúc mô phỏng</w:t>
+      </w:r>
+    </w:p>
+    <w:p>
+      <w:pPr>
+        <w:pStyle w:val="ListParagraph"/>
+        <w:numPr>
+          <w:ilvl w:val="0"/>
+          <w:numId w:val="3"/>
+        </w:numPr>
+        <w:rPr>
+          <w:lang w:val="en-US"/>
+        </w:rPr>
+      </w:pPr>
+      <w:r>
+        <w:rPr>
+          <w:lang w:val="en-US"/>
+        </w:rPr>
+        <w:t>Vào Tab “SIMULATION” + tại mục “SIMULATE” + điền số giây vào thuộc tính “Stop Time”</w:t>
+      </w:r>
+      <w:r>
+        <w:rPr>
+          <w:lang w:val="en-US"/>
+        </w:rPr>
+        <w:t>, lưu ý đây không phải là thời gian để máy bạn chạy mô phỏng mà là thời gian ảo nên trôi rất nhanh</w:t>
+      </w:r>
+    </w:p>
+    <w:p>
+      <w:pPr>
+        <w:pStyle w:val="ListParagraph"/>
+        <w:numPr>
+          <w:ilvl w:val="0"/>
+          <w:numId w:val="3"/>
+        </w:numPr>
+        <w:rPr>
+          <w:lang w:val="en-US"/>
+        </w:rPr>
+      </w:pPr>
+      <w:r>
+        <w:rPr>
+          <w:lang w:val="en-US"/>
+        </w:rPr>
+        <w:t>Để chỉ mô phỏng sang giây tiếp theo rồi tạm dừng</w:t>
+      </w:r>
+    </w:p>
+    <w:p>
+      <w:pPr>
+        <w:pStyle w:val="ListParagraph"/>
+        <w:numPr>
+          <w:ilvl w:val="0"/>
+          <w:numId w:val="3"/>
+        </w:numPr>
+        <w:rPr>
+          <w:lang w:val="en-US"/>
+        </w:rPr>
+      </w:pPr>
+      <w:r>
+        <w:rPr>
+          <w:lang w:val="en-US"/>
+        </w:rPr>
+        <w:t>Vào Tab “SIMULATION” + tại mục “SIMULATE” + Click biểu tượng “Step Forward”</w:t>
+      </w:r>
+    </w:p>
+    <w:p>
+      <w:pPr>
+        <w:pStyle w:val="ListParagraph"/>
+        <w:numPr>
+          <w:ilvl w:val="0"/>
+          <w:numId w:val="3"/>
+        </w:numPr>
+        <w:rPr>
+          <w:lang w:val="en-US"/>
+        </w:rPr>
+      </w:pPr>
+      <w:r>
+        <w:rPr>
+          <w:lang w:val="en-US"/>
+        </w:rPr>
+        <w:t>Để tiếp tục mô phỏng hết thời gian còn lại</w:t>
+      </w:r>
+    </w:p>
+    <w:p>
+      <w:pPr>
+        <w:pStyle w:val="ListParagraph"/>
+        <w:numPr>
+          <w:ilvl w:val="0"/>
+          <w:numId w:val="3"/>
+        </w:numPr>
+        <w:rPr>
+          <w:lang w:val="en-US"/>
+        </w:rPr>
+      </w:pPr>
+      <w:r>
+        <w:rPr>
+          <w:lang w:val="en-US"/>
+        </w:rPr>
+        <w:t>Nhấn “Ctrl” + “T”</w:t>
+      </w:r>
+    </w:p>
+    <w:p>
+      <w:pPr>
+        <w:pStyle w:val="ListParagraph"/>
+        <w:numPr>
+          <w:ilvl w:val="0"/>
+          <w:numId w:val="22"/>
+        </w:numPr>
+        <w:rPr>
+          <w:lang w:val="en-US"/>
+        </w:rPr>
+      </w:pPr>
+      <w:r>
+        <w:rPr>
+          <w:lang w:val="en-US"/>
+        </w:rPr>
+        <w:t>Thẻ Simulink</w:t>
       </w:r>
       <w:r>
         <w:rPr>
@@ -16568,7 +17993,139 @@
         <w:rPr>
           <w:lang w:val="en-US"/>
         </w:rPr>
-        <w:t>“.slx”</w:t>
+        <w:t>Nguồn điện thế hình Sin</w:t>
+      </w:r>
+    </w:p>
+    <w:p>
+      <w:pPr>
+        <w:pStyle w:val="ListParagraph"/>
+        <w:numPr>
+          <w:ilvl w:val="0"/>
+          <w:numId w:val="3"/>
+        </w:numPr>
+        <w:rPr>
+          <w:lang w:val="en-US"/>
+        </w:rPr>
+      </w:pPr>
+      <w:r>
+        <w:rPr>
+          <w:lang w:val="en-US"/>
+        </w:rPr>
+        <w:t>V</w:t>
+      </w:r>
+      <w:r>
+        <w:rPr>
+          <w:lang w:val="en-US"/>
+        </w:rPr>
+        <w:t>ào “Sources” + kéo thả “Sine Wave”</w:t>
+      </w:r>
+    </w:p>
+    <w:p>
+      <w:pPr>
+        <w:pStyle w:val="ListParagraph"/>
+        <w:numPr>
+          <w:ilvl w:val="0"/>
+          <w:numId w:val="3"/>
+        </w:numPr>
+        <w:rPr>
+          <w:lang w:val="en-US"/>
+        </w:rPr>
+      </w:pPr>
+      <w:r>
+        <w:rPr>
+          <w:lang w:val="en-US"/>
+        </w:rPr>
+        <w:t>Oscilloscope</w:t>
+      </w:r>
+    </w:p>
+    <w:p>
+      <w:pPr>
+        <w:pStyle w:val="ListParagraph"/>
+        <w:numPr>
+          <w:ilvl w:val="0"/>
+          <w:numId w:val="3"/>
+        </w:numPr>
+        <w:rPr>
+          <w:lang w:val="en-US"/>
+        </w:rPr>
+      </w:pPr>
+      <w:r>
+        <w:rPr>
+          <w:lang w:val="en-US"/>
+        </w:rPr>
+        <w:t>Vào “Sinks” + kéo thả “Scope”</w:t>
+      </w:r>
+    </w:p>
+    <w:p>
+      <w:pPr>
+        <w:pStyle w:val="ListParagraph"/>
+        <w:numPr>
+          <w:ilvl w:val="0"/>
+          <w:numId w:val="3"/>
+        </w:numPr>
+        <w:rPr>
+          <w:lang w:val="en-US"/>
+        </w:rPr>
+      </w:pPr>
+      <w:r>
+        <w:rPr>
+          <w:lang w:val="en-US"/>
+        </w:rPr>
+        <w:t>Cửa sổ tham số của Oscilloscope sẽ hiển thị đồ thị tín hiệu chân Input của nó khi chạy mô phỏng</w:t>
+      </w:r>
+    </w:p>
+    <w:p>
+      <w:pPr>
+        <w:pStyle w:val="ListParagraph"/>
+        <w:numPr>
+          <w:ilvl w:val="0"/>
+          <w:numId w:val="3"/>
+        </w:numPr>
+        <w:rPr>
+          <w:lang w:val="en-US"/>
+        </w:rPr>
+      </w:pPr>
+      <w:r>
+        <w:rPr>
+          <w:lang w:val="en-US"/>
+        </w:rPr>
+        <w:t>Display</w:t>
+      </w:r>
+    </w:p>
+    <w:p>
+      <w:pPr>
+        <w:pStyle w:val="ListParagraph"/>
+        <w:numPr>
+          <w:ilvl w:val="0"/>
+          <w:numId w:val="3"/>
+        </w:numPr>
+        <w:rPr>
+          <w:lang w:val="en-US"/>
+        </w:rPr>
+      </w:pPr>
+      <w:r>
+        <w:rPr>
+          <w:lang w:val="en-US"/>
+        </w:rPr>
+        <w:t>Vào “Sinks” + kéo thả “Display”</w:t>
+      </w:r>
+    </w:p>
+    <w:p>
+      <w:pPr>
+        <w:pStyle w:val="ListParagraph"/>
+        <w:numPr>
+          <w:ilvl w:val="0"/>
+          <w:numId w:val="3"/>
+        </w:numPr>
+        <w:rPr>
+          <w:lang w:val="en-US"/>
+        </w:rPr>
+      </w:pPr>
+      <w:r>
+        <w:rPr>
+          <w:lang w:val="en-US"/>
+        </w:rPr>
+        <w:t>Phần tử này hiện điện thế của chân Input của nó khi chạy mô phỏng</w:t>
       </w:r>
     </w:p>
     <w:p>
@@ -16586,13 +18143,7 @@
         <w:rPr>
           <w:lang w:val="en-US"/>
         </w:rPr>
-        <w:t xml:space="preserve">Mở </w:t>
-      </w:r>
-      <w:r>
-        <w:rPr>
-          <w:lang w:val="en-US"/>
-        </w:rPr>
-        <w:t>1 File Simulink</w:t>
+        <w:t>Thẻ Simscape</w:t>
       </w:r>
       <w:r>
         <w:rPr>
@@ -16616,577 +18167,7 @@
         <w:rPr>
           <w:lang w:val="en-US"/>
         </w:rPr>
-        <w:t>Mỗi 1 File Simulink mở ra sẽ cần 1 cửa sổ dành riêng cho nó</w:t>
-      </w:r>
-    </w:p>
-    <w:p>
-      <w:pPr>
-        <w:pStyle w:val="ListParagraph"/>
-        <w:numPr>
-          <w:ilvl w:val="0"/>
-          <w:numId w:val="3"/>
-        </w:numPr>
-        <w:rPr>
-          <w:lang w:val="en-US"/>
-        </w:rPr>
-      </w:pPr>
-      <w:r>
-        <w:rPr>
-          <w:lang w:val="en-US"/>
-        </w:rPr>
-        <w:t xml:space="preserve">Vào Tab “HOME” + tại mục “SIMULINK” + Click biểu tượng “Simulink” + </w:t>
-      </w:r>
-      <w:r>
-        <w:rPr>
-          <w:lang w:val="en-US"/>
-        </w:rPr>
-        <w:t xml:space="preserve">Click biểu tượng “Open…” góc trái trên + </w:t>
-      </w:r>
-      <w:r>
-        <w:rPr>
-          <w:lang w:val="en-US"/>
-        </w:rPr>
-        <w:t>chọn File Simulink + Click “Open”</w:t>
-      </w:r>
-      <w:r>
-        <w:rPr>
-          <w:lang w:val="en-US"/>
-        </w:rPr>
-        <w:t xml:space="preserve"> = mở File trong cửa sổ “Current Folder”</w:t>
-      </w:r>
-    </w:p>
-    <w:p>
-      <w:pPr>
-        <w:pStyle w:val="ListParagraph"/>
-        <w:numPr>
-          <w:ilvl w:val="0"/>
-          <w:numId w:val="22"/>
-        </w:numPr>
-        <w:rPr>
-          <w:lang w:val="en-US"/>
-        </w:rPr>
-      </w:pPr>
-      <w:r>
-        <w:rPr>
-          <w:lang w:val="en-US"/>
-        </w:rPr>
-        <w:t xml:space="preserve">Thêm </w:t>
-      </w:r>
-      <w:r>
-        <w:rPr>
-          <w:lang w:val="en-US"/>
-        </w:rPr>
-        <w:t>1 Phần Tử Vào Mạch?</w:t>
-      </w:r>
-    </w:p>
-    <w:p>
-      <w:pPr>
-        <w:pStyle w:val="ListParagraph"/>
-        <w:numPr>
-          <w:ilvl w:val="0"/>
-          <w:numId w:val="3"/>
-        </w:numPr>
-        <w:rPr>
-          <w:lang w:val="en-US"/>
-        </w:rPr>
-      </w:pPr>
-      <w:r>
-        <w:rPr>
-          <w:lang w:val="en-US"/>
-        </w:rPr>
-        <w:t>Vào Tab “SIMULATION” + tại mục “LIBRARY” + Click biểu tượng “Library Browser” để mở cửa sổ thư viện + kéo thả phần tử vào cửa sổ chính</w:t>
-      </w:r>
-      <w:r>
-        <w:rPr>
-          <w:lang w:val="en-US"/>
-        </w:rPr>
-        <w:t xml:space="preserve"> </w:t>
-      </w:r>
-      <w:r>
-        <w:rPr>
-          <w:lang w:val="en-US"/>
-        </w:rPr>
-        <w:t xml:space="preserve">hoặc chọn phần tử rồi nhấn “Ctrl” + “I” </w:t>
-      </w:r>
-      <w:r>
-        <w:rPr>
-          <w:lang w:val="en-US"/>
-        </w:rPr>
-        <w:t>= Double Click vào chỗ bất kì trong cửa sổ chính + gõ tên phần tử + chọn phần tử</w:t>
-      </w:r>
-    </w:p>
-    <w:p>
-      <w:pPr>
-        <w:pStyle w:val="ListParagraph"/>
-        <w:numPr>
-          <w:ilvl w:val="0"/>
-          <w:numId w:val="3"/>
-        </w:numPr>
-        <w:rPr>
-          <w:lang w:val="en-US"/>
-        </w:rPr>
-      </w:pPr>
-      <w:r>
-        <w:rPr>
-          <w:lang w:val="en-US"/>
-        </w:rPr>
-        <w:t>Để nối cổng này của phần tử này với cổng kia của phần tử kia, kéo thả cổng này vào cổng kia, nếu xuất hiện mũi tên đen thì kết nối được, đỏ thì không được</w:t>
-      </w:r>
-      <w:r>
-        <w:rPr>
-          <w:lang w:val="en-US"/>
-        </w:rPr>
-        <w:t>, 2 phần tử nối được với nhau chỉ khi chúng thuộc cùng 1 thẻ trong cửa sổ thư viện</w:t>
-      </w:r>
-    </w:p>
-    <w:p>
-      <w:pPr>
-        <w:pStyle w:val="ListParagraph"/>
-        <w:numPr>
-          <w:ilvl w:val="0"/>
-          <w:numId w:val="3"/>
-        </w:numPr>
-        <w:rPr>
-          <w:lang w:val="en-US"/>
-        </w:rPr>
-      </w:pPr>
-      <w:r>
-        <w:rPr>
-          <w:lang w:val="en-US"/>
-        </w:rPr>
-        <w:t>Để rẽ nhánh dây điện</w:t>
-      </w:r>
-    </w:p>
-    <w:p>
-      <w:pPr>
-        <w:pStyle w:val="ListParagraph"/>
-        <w:numPr>
-          <w:ilvl w:val="0"/>
-          <w:numId w:val="3"/>
-        </w:numPr>
-        <w:rPr>
-          <w:lang w:val="en-US"/>
-        </w:rPr>
-      </w:pPr>
-      <w:r>
-        <w:rPr>
-          <w:lang w:val="en-US"/>
-        </w:rPr>
-        <w:t>Nhấn giữ “Ctrl” + kéo thả 1 điểm trên dây</w:t>
-      </w:r>
-    </w:p>
-    <w:p>
-      <w:pPr>
-        <w:pStyle w:val="ListParagraph"/>
-        <w:numPr>
-          <w:ilvl w:val="0"/>
-          <w:numId w:val="3"/>
-        </w:numPr>
-        <w:rPr>
-          <w:lang w:val="en-US"/>
-        </w:rPr>
-      </w:pPr>
-      <w:r>
-        <w:rPr>
-          <w:lang w:val="en-US"/>
-        </w:rPr>
-        <w:t>Để chọn 1 phần tử</w:t>
-      </w:r>
-    </w:p>
-    <w:p>
-      <w:pPr>
-        <w:pStyle w:val="ListParagraph"/>
-        <w:numPr>
-          <w:ilvl w:val="0"/>
-          <w:numId w:val="3"/>
-        </w:numPr>
-        <w:rPr>
-          <w:lang w:val="en-US"/>
-        </w:rPr>
-      </w:pPr>
-      <w:r>
-        <w:rPr>
-          <w:lang w:val="en-US"/>
-        </w:rPr>
-        <w:t>Click chuột vào phần tử đó</w:t>
-      </w:r>
-    </w:p>
-    <w:p>
-      <w:pPr>
-        <w:pStyle w:val="ListParagraph"/>
-        <w:numPr>
-          <w:ilvl w:val="0"/>
-          <w:numId w:val="3"/>
-        </w:numPr>
-        <w:rPr>
-          <w:lang w:val="en-US"/>
-        </w:rPr>
-      </w:pPr>
-      <w:r>
-        <w:rPr>
-          <w:lang w:val="en-US"/>
-        </w:rPr>
-        <w:t xml:space="preserve">Để </w:t>
-      </w:r>
-      <w:r>
-        <w:rPr>
-          <w:lang w:val="en-US"/>
-        </w:rPr>
-        <w:t>hiện hoặc ẩn tên bên dưới phần tử được chọn</w:t>
-      </w:r>
-    </w:p>
-    <w:p>
-      <w:pPr>
-        <w:pStyle w:val="ListParagraph"/>
-        <w:numPr>
-          <w:ilvl w:val="0"/>
-          <w:numId w:val="3"/>
-        </w:numPr>
-        <w:rPr>
-          <w:lang w:val="en-US"/>
-        </w:rPr>
-      </w:pPr>
-      <w:r>
-        <w:rPr>
-          <w:lang w:val="en-US"/>
-        </w:rPr>
-        <w:t>Di chuột lên dấu 3 chấm phía trên phần tử + Click biểu tượng thứ 2 từ trái sang</w:t>
-      </w:r>
-    </w:p>
-    <w:p>
-      <w:pPr>
-        <w:pStyle w:val="ListParagraph"/>
-        <w:numPr>
-          <w:ilvl w:val="0"/>
-          <w:numId w:val="3"/>
-        </w:numPr>
-        <w:rPr>
-          <w:lang w:val="en-US"/>
-        </w:rPr>
-      </w:pPr>
-      <w:r>
-        <w:rPr>
-          <w:lang w:val="en-US"/>
-        </w:rPr>
-        <w:t>Để kích hoạt hoặc vô hiệu hóa phần tử được chọn</w:t>
-      </w:r>
-    </w:p>
-    <w:p>
-      <w:pPr>
-        <w:pStyle w:val="ListParagraph"/>
-        <w:numPr>
-          <w:ilvl w:val="0"/>
-          <w:numId w:val="3"/>
-        </w:numPr>
-        <w:rPr>
-          <w:lang w:val="en-US"/>
-        </w:rPr>
-      </w:pPr>
-      <w:r>
-        <w:rPr>
-          <w:lang w:val="en-US"/>
-        </w:rPr>
-        <w:t>Di chuột lên dấu 3 chấm phía trên phần tử + Click biểu tượng thứ 1 từ trái sang</w:t>
-      </w:r>
-    </w:p>
-    <w:p>
-      <w:pPr>
-        <w:pStyle w:val="ListParagraph"/>
-        <w:numPr>
-          <w:ilvl w:val="0"/>
-          <w:numId w:val="3"/>
-        </w:numPr>
-        <w:rPr>
-          <w:lang w:val="en-US"/>
-        </w:rPr>
-      </w:pPr>
-      <w:r>
-        <w:rPr>
-          <w:lang w:val="en-US"/>
-        </w:rPr>
-        <w:t>Để hiện cửa sổ tham số của phần tử</w:t>
-      </w:r>
-    </w:p>
-    <w:p>
-      <w:pPr>
-        <w:pStyle w:val="ListParagraph"/>
-        <w:numPr>
-          <w:ilvl w:val="0"/>
-          <w:numId w:val="3"/>
-        </w:numPr>
-        <w:rPr>
-          <w:lang w:val="en-US"/>
-        </w:rPr>
-      </w:pPr>
-      <w:r>
-        <w:rPr>
-          <w:lang w:val="en-US"/>
-        </w:rPr>
-        <w:t xml:space="preserve">Phải chuột vào phần tử + chọn “Block Parameters” + </w:t>
-      </w:r>
-      <w:r>
-        <w:rPr>
-          <w:lang w:val="en-US"/>
-        </w:rPr>
-        <w:t>chỉnh tham số + Click “OK”</w:t>
-      </w:r>
-      <w:r>
-        <w:rPr>
-          <w:lang w:val="en-US"/>
-        </w:rPr>
-        <w:t xml:space="preserve"> = Double Click vào phần tử + chỉnh tham số + Click “OK”</w:t>
-      </w:r>
-    </w:p>
-    <w:p>
-      <w:pPr>
-        <w:pStyle w:val="ListParagraph"/>
-        <w:numPr>
-          <w:ilvl w:val="0"/>
-          <w:numId w:val="3"/>
-        </w:numPr>
-        <w:rPr>
-          <w:lang w:val="en-US"/>
-        </w:rPr>
-      </w:pPr>
-      <w:r>
-        <w:rPr>
-          <w:lang w:val="en-US"/>
-        </w:rPr>
-        <w:t>Để nhân đôi nhanh 1 phần tử</w:t>
-      </w:r>
-    </w:p>
-    <w:p>
-      <w:pPr>
-        <w:pStyle w:val="ListParagraph"/>
-        <w:numPr>
-          <w:ilvl w:val="0"/>
-          <w:numId w:val="3"/>
-        </w:numPr>
-        <w:rPr>
-          <w:lang w:val="en-US"/>
-        </w:rPr>
-      </w:pPr>
-      <w:r>
-        <w:rPr>
-          <w:lang w:val="en-US"/>
-        </w:rPr>
-        <w:t>Nhấn giữ phải chuột vào phần tử rồi kéo thả</w:t>
-      </w:r>
-    </w:p>
-    <w:p>
-      <w:pPr>
-        <w:pStyle w:val="ListParagraph"/>
-        <w:numPr>
-          <w:ilvl w:val="0"/>
-          <w:numId w:val="3"/>
-        </w:numPr>
-        <w:rPr>
-          <w:lang w:val="en-US"/>
-        </w:rPr>
-      </w:pPr>
-      <w:r>
-        <w:rPr>
-          <w:lang w:val="en-US"/>
-        </w:rPr>
-        <w:t>Để quay 1 phần tử được chọn 90 độ sang phải</w:t>
-      </w:r>
-    </w:p>
-    <w:p>
-      <w:pPr>
-        <w:pStyle w:val="ListParagraph"/>
-        <w:numPr>
-          <w:ilvl w:val="0"/>
-          <w:numId w:val="3"/>
-        </w:numPr>
-        <w:rPr>
-          <w:lang w:val="en-US"/>
-        </w:rPr>
-      </w:pPr>
-      <w:r>
-        <w:rPr>
-          <w:lang w:val="en-US"/>
-        </w:rPr>
-        <w:t>Nhấn “Ctrl” + “R”</w:t>
-      </w:r>
-    </w:p>
-    <w:p>
-      <w:pPr>
-        <w:pStyle w:val="ListParagraph"/>
-        <w:numPr>
-          <w:ilvl w:val="0"/>
-          <w:numId w:val="22"/>
-        </w:numPr>
-        <w:rPr>
-          <w:lang w:val="en-US"/>
-        </w:rPr>
-      </w:pPr>
-      <w:r>
-        <w:rPr>
-          <w:lang w:val="en-US"/>
-        </w:rPr>
-        <w:t xml:space="preserve">Chạy </w:t>
-      </w:r>
-      <w:r>
-        <w:rPr>
-          <w:lang w:val="en-US"/>
-        </w:rPr>
-        <w:t>Mô Phỏng Mạch?</w:t>
-      </w:r>
-    </w:p>
-    <w:p>
-      <w:pPr>
-        <w:pStyle w:val="ListParagraph"/>
-        <w:numPr>
-          <w:ilvl w:val="0"/>
-          <w:numId w:val="3"/>
-        </w:numPr>
-        <w:rPr>
-          <w:lang w:val="en-US"/>
-        </w:rPr>
-      </w:pPr>
-      <w:r>
-        <w:rPr>
-          <w:lang w:val="en-US"/>
-        </w:rPr>
-        <w:t>Để chỉnh thời gian kết thúc mô phỏng</w:t>
-      </w:r>
-    </w:p>
-    <w:p>
-      <w:pPr>
-        <w:pStyle w:val="ListParagraph"/>
-        <w:numPr>
-          <w:ilvl w:val="0"/>
-          <w:numId w:val="3"/>
-        </w:numPr>
-        <w:rPr>
-          <w:lang w:val="en-US"/>
-        </w:rPr>
-      </w:pPr>
-      <w:r>
-        <w:rPr>
-          <w:lang w:val="en-US"/>
-        </w:rPr>
-        <w:t>Vào Tab “SIMULATION” + tại mục “SIMULATE” + điền số giây vào thuộc tính “Stop Time”</w:t>
-      </w:r>
-      <w:r>
-        <w:rPr>
-          <w:lang w:val="en-US"/>
-        </w:rPr>
-        <w:t>, lưu ý đây không phải là thời gian để máy bạn chạy mô phỏng mà là thời gian ảo nên trôi rất nhanh</w:t>
-      </w:r>
-    </w:p>
-    <w:p>
-      <w:pPr>
-        <w:pStyle w:val="ListParagraph"/>
-        <w:numPr>
-          <w:ilvl w:val="0"/>
-          <w:numId w:val="3"/>
-        </w:numPr>
-        <w:rPr>
-          <w:lang w:val="en-US"/>
-        </w:rPr>
-      </w:pPr>
-      <w:r>
-        <w:rPr>
-          <w:lang w:val="en-US"/>
-        </w:rPr>
-        <w:t>Để chỉ mô phỏng sang giây tiếp theo rồi tạm dừng</w:t>
-      </w:r>
-    </w:p>
-    <w:p>
-      <w:pPr>
-        <w:pStyle w:val="ListParagraph"/>
-        <w:numPr>
-          <w:ilvl w:val="0"/>
-          <w:numId w:val="3"/>
-        </w:numPr>
-        <w:rPr>
-          <w:lang w:val="en-US"/>
-        </w:rPr>
-      </w:pPr>
-      <w:r>
-        <w:rPr>
-          <w:lang w:val="en-US"/>
-        </w:rPr>
-        <w:t>Vào Tab “SIMULATION” + tại mục “SIMULATE” + Click biểu tượng “Step Forward”</w:t>
-      </w:r>
-    </w:p>
-    <w:p>
-      <w:pPr>
-        <w:pStyle w:val="ListParagraph"/>
-        <w:numPr>
-          <w:ilvl w:val="0"/>
-          <w:numId w:val="3"/>
-        </w:numPr>
-        <w:rPr>
-          <w:lang w:val="en-US"/>
-        </w:rPr>
-      </w:pPr>
-      <w:r>
-        <w:rPr>
-          <w:lang w:val="en-US"/>
-        </w:rPr>
-        <w:t>Để tiếp tục mô phỏng hết thời gian còn lại</w:t>
-      </w:r>
-    </w:p>
-    <w:p>
-      <w:pPr>
-        <w:pStyle w:val="ListParagraph"/>
-        <w:numPr>
-          <w:ilvl w:val="0"/>
-          <w:numId w:val="3"/>
-        </w:numPr>
-        <w:rPr>
-          <w:lang w:val="en-US"/>
-        </w:rPr>
-      </w:pPr>
-      <w:r>
-        <w:rPr>
-          <w:lang w:val="en-US"/>
-        </w:rPr>
-        <w:t>Nhấn “Ctrl” + “T”</w:t>
-      </w:r>
-    </w:p>
-    <w:p>
-      <w:pPr>
-        <w:pStyle w:val="ListParagraph"/>
-        <w:numPr>
-          <w:ilvl w:val="0"/>
-          <w:numId w:val="22"/>
-        </w:numPr>
-        <w:rPr>
-          <w:lang w:val="en-US"/>
-        </w:rPr>
-      </w:pPr>
-      <w:r>
-        <w:rPr>
-          <w:lang w:val="en-US"/>
-        </w:rPr>
-        <w:t>Thẻ Simulink</w:t>
-      </w:r>
-      <w:r>
-        <w:rPr>
-          <w:lang w:val="en-US"/>
-        </w:rPr>
-        <w:t>?</w:t>
-      </w:r>
-    </w:p>
-    <w:p>
-      <w:pPr>
-        <w:pStyle w:val="ListParagraph"/>
-        <w:numPr>
-          <w:ilvl w:val="0"/>
-          <w:numId w:val="3"/>
-        </w:numPr>
-        <w:rPr>
-          <w:lang w:val="en-US"/>
-        </w:rPr>
-      </w:pPr>
-      <w:r>
-        <w:rPr>
-          <w:lang w:val="en-US"/>
-        </w:rPr>
-        <w:t>Nguồn điện thế hình Sin</w:t>
+        <w:t>Nguồn AC</w:t>
       </w:r>
     </w:p>
     <w:p>
@@ -17210,79 +18191,193 @@
         <w:rPr>
           <w:lang w:val="en-US"/>
         </w:rPr>
-        <w:t>ào “Sources” + kéo thả “Sine Wave”</w:t>
-      </w:r>
-    </w:p>
-    <w:p>
-      <w:pPr>
-        <w:pStyle w:val="ListParagraph"/>
-        <w:numPr>
-          <w:ilvl w:val="0"/>
-          <w:numId w:val="3"/>
-        </w:numPr>
-        <w:rPr>
-          <w:lang w:val="en-US"/>
-        </w:rPr>
-      </w:pPr>
-      <w:r>
-        <w:rPr>
-          <w:lang w:val="en-US"/>
-        </w:rPr>
-        <w:t>Oscilloscope</w:t>
-      </w:r>
-    </w:p>
-    <w:p>
-      <w:pPr>
-        <w:pStyle w:val="ListParagraph"/>
-        <w:numPr>
-          <w:ilvl w:val="0"/>
-          <w:numId w:val="3"/>
-        </w:numPr>
-        <w:rPr>
-          <w:lang w:val="en-US"/>
-        </w:rPr>
-      </w:pPr>
-      <w:r>
-        <w:rPr>
-          <w:lang w:val="en-US"/>
-        </w:rPr>
-        <w:t>Vào “Sinks” + kéo thả “Scope”</w:t>
-      </w:r>
-    </w:p>
-    <w:p>
-      <w:pPr>
-        <w:pStyle w:val="ListParagraph"/>
-        <w:numPr>
-          <w:ilvl w:val="0"/>
-          <w:numId w:val="3"/>
-        </w:numPr>
-        <w:rPr>
-          <w:lang w:val="en-US"/>
-        </w:rPr>
-      </w:pPr>
-      <w:r>
-        <w:rPr>
-          <w:lang w:val="en-US"/>
-        </w:rPr>
-        <w:t>Cửa sổ tham số của Oscilloscope sẽ hiển thị đồ thị tín hiệu chân Input của nó khi chạy mô phỏng</w:t>
-      </w:r>
-    </w:p>
-    <w:p>
-      <w:pPr>
-        <w:pStyle w:val="ListParagraph"/>
-        <w:numPr>
-          <w:ilvl w:val="0"/>
-          <w:numId w:val="3"/>
-        </w:numPr>
-        <w:rPr>
-          <w:lang w:val="en-US"/>
-        </w:rPr>
-      </w:pPr>
-      <w:r>
-        <w:rPr>
-          <w:lang w:val="en-US"/>
-        </w:rPr>
-        <w:t>Display</w:t>
+        <w:t>ào “</w:t>
+      </w:r>
+      <w:r>
+        <w:rPr>
+          <w:lang w:val="en-US"/>
+        </w:rPr>
+        <w:t>Foundation Library” + vào “Electrical” + vào</w:t>
+      </w:r>
+      <w:r>
+        <w:rPr>
+          <w:lang w:val="en-US"/>
+        </w:rPr>
+        <w:t xml:space="preserve"> “Electrical Sources” + kéo thả “AC Voltage Source”</w:t>
+      </w:r>
+    </w:p>
+    <w:p>
+      <w:pPr>
+        <w:pStyle w:val="ListParagraph"/>
+        <w:numPr>
+          <w:ilvl w:val="0"/>
+          <w:numId w:val="3"/>
+        </w:numPr>
+        <w:rPr>
+          <w:lang w:val="en-US"/>
+        </w:rPr>
+      </w:pPr>
+      <w:r>
+        <w:rPr>
+          <w:lang w:val="en-US"/>
+        </w:rPr>
+        <w:t>Cảm biến hiệu điện thế</w:t>
+      </w:r>
+    </w:p>
+    <w:p>
+      <w:pPr>
+        <w:pStyle w:val="ListParagraph"/>
+        <w:numPr>
+          <w:ilvl w:val="0"/>
+          <w:numId w:val="3"/>
+        </w:numPr>
+        <w:rPr>
+          <w:lang w:val="en-US"/>
+        </w:rPr>
+      </w:pPr>
+      <w:r>
+        <w:rPr>
+          <w:lang w:val="en-US"/>
+        </w:rPr>
+        <w:t>V</w:t>
+      </w:r>
+      <w:r>
+        <w:rPr>
+          <w:lang w:val="en-US"/>
+        </w:rPr>
+        <w:t>ào “</w:t>
+      </w:r>
+      <w:r>
+        <w:rPr>
+          <w:lang w:val="en-US"/>
+        </w:rPr>
+        <w:t>Foundation Library” + vào “Electrical” + vào “Electrical Sensors” + kéo thả “Voltage Sensor”</w:t>
+      </w:r>
+    </w:p>
+    <w:p>
+      <w:pPr>
+        <w:pStyle w:val="ListParagraph"/>
+        <w:numPr>
+          <w:ilvl w:val="0"/>
+          <w:numId w:val="3"/>
+        </w:numPr>
+        <w:rPr>
+          <w:lang w:val="en-US"/>
+        </w:rPr>
+      </w:pPr>
+      <w:r>
+        <w:rPr>
+          <w:lang w:val="en-US"/>
+        </w:rPr>
+        <w:t>Chân V = chân dương – chân âm</w:t>
+      </w:r>
+      <w:r>
+        <w:rPr>
+          <w:lang w:val="en-US"/>
+        </w:rPr>
+        <w:t>, tín hiệu thuộc loại Simscape</w:t>
+      </w:r>
+    </w:p>
+    <w:p>
+      <w:pPr>
+        <w:pStyle w:val="ListParagraph"/>
+        <w:numPr>
+          <w:ilvl w:val="0"/>
+          <w:numId w:val="3"/>
+        </w:numPr>
+        <w:rPr>
+          <w:lang w:val="en-US"/>
+        </w:rPr>
+      </w:pPr>
+      <w:r>
+        <w:rPr>
+          <w:lang w:val="en-US"/>
+        </w:rPr>
+        <w:t>Cấu hình Solver</w:t>
+      </w:r>
+    </w:p>
+    <w:p>
+      <w:pPr>
+        <w:pStyle w:val="ListParagraph"/>
+        <w:numPr>
+          <w:ilvl w:val="0"/>
+          <w:numId w:val="3"/>
+        </w:numPr>
+        <w:rPr>
+          <w:lang w:val="en-US"/>
+        </w:rPr>
+      </w:pPr>
+      <w:r>
+        <w:rPr>
+          <w:lang w:val="en-US"/>
+        </w:rPr>
+        <w:t xml:space="preserve">Vào </w:t>
+      </w:r>
+      <w:r>
+        <w:rPr>
+          <w:lang w:val="en-US"/>
+        </w:rPr>
+        <w:t>“Utilities” + kéo thả “Solver Configuration”</w:t>
+      </w:r>
+    </w:p>
+    <w:p>
+      <w:pPr>
+        <w:pStyle w:val="ListParagraph"/>
+        <w:numPr>
+          <w:ilvl w:val="0"/>
+          <w:numId w:val="3"/>
+        </w:numPr>
+        <w:rPr>
+          <w:lang w:val="en-US"/>
+        </w:rPr>
+      </w:pPr>
+      <w:r>
+        <w:rPr>
+          <w:lang w:val="en-US"/>
+        </w:rPr>
+        <w:t xml:space="preserve">Mỗi 1 mạch Simscape riêng biệt, nghĩa là giữa 2 điểm bất kì trên mạch luôn tồn tại 1 đường đi, đều phải </w:t>
+      </w:r>
+      <w:r>
+        <w:rPr>
+          <w:lang w:val="en-US"/>
+        </w:rPr>
+        <w:t>được nối với duy nhất 1 cấu hình Solver, nối cấu hình Solver vào điểm nào trên mạch cũng được</w:t>
+      </w:r>
+    </w:p>
+    <w:p>
+      <w:pPr>
+        <w:pStyle w:val="ListParagraph"/>
+        <w:numPr>
+          <w:ilvl w:val="0"/>
+          <w:numId w:val="3"/>
+        </w:numPr>
+        <w:rPr>
+          <w:lang w:val="en-US"/>
+        </w:rPr>
+      </w:pPr>
+      <w:r>
+        <w:rPr>
+          <w:lang w:val="en-US"/>
+        </w:rPr>
+        <w:t>Chuyển đổi tín hiệu Simscape sang Simulink</w:t>
+      </w:r>
+    </w:p>
+    <w:p>
+      <w:pPr>
+        <w:pStyle w:val="ListParagraph"/>
+        <w:numPr>
+          <w:ilvl w:val="0"/>
+          <w:numId w:val="3"/>
+        </w:numPr>
+        <w:rPr>
+          <w:lang w:val="en-US"/>
+        </w:rPr>
+      </w:pPr>
+      <w:r>
+        <w:rPr>
+          <w:lang w:val="en-US"/>
+        </w:rPr>
+        <w:t>Vào “Utilites” + kéo thả “PS Simulink Converter”</w:t>
       </w:r>
     </w:p>
     <w:p>
@@ -17301,294 +18396,6 @@
           <w:lang w:val="en-US"/>
         </w:rPr>
         <w:lastRenderedPageBreak/>
-        <w:t>Vào “Sinks” + kéo thả “Display”</w:t>
-      </w:r>
-    </w:p>
-    <w:p>
-      <w:pPr>
-        <w:pStyle w:val="ListParagraph"/>
-        <w:numPr>
-          <w:ilvl w:val="0"/>
-          <w:numId w:val="3"/>
-        </w:numPr>
-        <w:rPr>
-          <w:lang w:val="en-US"/>
-        </w:rPr>
-      </w:pPr>
-      <w:r>
-        <w:rPr>
-          <w:lang w:val="en-US"/>
-        </w:rPr>
-        <w:t>Phần tử này hiện điện thế của chân Input của nó khi chạy mô phỏng</w:t>
-      </w:r>
-    </w:p>
-    <w:p>
-      <w:pPr>
-        <w:pStyle w:val="ListParagraph"/>
-        <w:numPr>
-          <w:ilvl w:val="0"/>
-          <w:numId w:val="22"/>
-        </w:numPr>
-        <w:rPr>
-          <w:lang w:val="en-US"/>
-        </w:rPr>
-      </w:pPr>
-      <w:r>
-        <w:rPr>
-          <w:lang w:val="en-US"/>
-        </w:rPr>
-        <w:t>Thẻ Simscape</w:t>
-      </w:r>
-      <w:r>
-        <w:rPr>
-          <w:lang w:val="en-US"/>
-        </w:rPr>
-        <w:t>?</w:t>
-      </w:r>
-    </w:p>
-    <w:p>
-      <w:pPr>
-        <w:pStyle w:val="ListParagraph"/>
-        <w:numPr>
-          <w:ilvl w:val="0"/>
-          <w:numId w:val="3"/>
-        </w:numPr>
-        <w:rPr>
-          <w:lang w:val="en-US"/>
-        </w:rPr>
-      </w:pPr>
-      <w:r>
-        <w:rPr>
-          <w:lang w:val="en-US"/>
-        </w:rPr>
-        <w:t>Nguồn AC</w:t>
-      </w:r>
-    </w:p>
-    <w:p>
-      <w:pPr>
-        <w:pStyle w:val="ListParagraph"/>
-        <w:numPr>
-          <w:ilvl w:val="0"/>
-          <w:numId w:val="3"/>
-        </w:numPr>
-        <w:rPr>
-          <w:lang w:val="en-US"/>
-        </w:rPr>
-      </w:pPr>
-      <w:r>
-        <w:rPr>
-          <w:lang w:val="en-US"/>
-        </w:rPr>
-        <w:t>V</w:t>
-      </w:r>
-      <w:r>
-        <w:rPr>
-          <w:lang w:val="en-US"/>
-        </w:rPr>
-        <w:t>ào “</w:t>
-      </w:r>
-      <w:r>
-        <w:rPr>
-          <w:lang w:val="en-US"/>
-        </w:rPr>
-        <w:t>Foundation Library” + vào “Electrical” + vào</w:t>
-      </w:r>
-      <w:r>
-        <w:rPr>
-          <w:lang w:val="en-US"/>
-        </w:rPr>
-        <w:t xml:space="preserve"> “Electrical Sources” + kéo thả “AC Voltage Source”</w:t>
-      </w:r>
-    </w:p>
-    <w:p>
-      <w:pPr>
-        <w:pStyle w:val="ListParagraph"/>
-        <w:numPr>
-          <w:ilvl w:val="0"/>
-          <w:numId w:val="3"/>
-        </w:numPr>
-        <w:rPr>
-          <w:lang w:val="en-US"/>
-        </w:rPr>
-      </w:pPr>
-      <w:r>
-        <w:rPr>
-          <w:lang w:val="en-US"/>
-        </w:rPr>
-        <w:t>Cảm biến hiệu điện thế</w:t>
-      </w:r>
-    </w:p>
-    <w:p>
-      <w:pPr>
-        <w:pStyle w:val="ListParagraph"/>
-        <w:numPr>
-          <w:ilvl w:val="0"/>
-          <w:numId w:val="3"/>
-        </w:numPr>
-        <w:rPr>
-          <w:lang w:val="en-US"/>
-        </w:rPr>
-      </w:pPr>
-      <w:r>
-        <w:rPr>
-          <w:lang w:val="en-US"/>
-        </w:rPr>
-        <w:t>V</w:t>
-      </w:r>
-      <w:r>
-        <w:rPr>
-          <w:lang w:val="en-US"/>
-        </w:rPr>
-        <w:t>ào “</w:t>
-      </w:r>
-      <w:r>
-        <w:rPr>
-          <w:lang w:val="en-US"/>
-        </w:rPr>
-        <w:t>Foundation Library” + vào “Electrical” + vào “Electrical Sensors” + kéo thả “Voltage Sensor”</w:t>
-      </w:r>
-    </w:p>
-    <w:p>
-      <w:pPr>
-        <w:pStyle w:val="ListParagraph"/>
-        <w:numPr>
-          <w:ilvl w:val="0"/>
-          <w:numId w:val="3"/>
-        </w:numPr>
-        <w:rPr>
-          <w:lang w:val="en-US"/>
-        </w:rPr>
-      </w:pPr>
-      <w:r>
-        <w:rPr>
-          <w:lang w:val="en-US"/>
-        </w:rPr>
-        <w:t>Chân V = chân dương – chân âm</w:t>
-      </w:r>
-      <w:r>
-        <w:rPr>
-          <w:lang w:val="en-US"/>
-        </w:rPr>
-        <w:t>, tín hiệu thuộc loại Simscape</w:t>
-      </w:r>
-    </w:p>
-    <w:p>
-      <w:pPr>
-        <w:pStyle w:val="ListParagraph"/>
-        <w:numPr>
-          <w:ilvl w:val="0"/>
-          <w:numId w:val="3"/>
-        </w:numPr>
-        <w:rPr>
-          <w:lang w:val="en-US"/>
-        </w:rPr>
-      </w:pPr>
-      <w:r>
-        <w:rPr>
-          <w:lang w:val="en-US"/>
-        </w:rPr>
-        <w:t>Cấu hình Solver</w:t>
-      </w:r>
-    </w:p>
-    <w:p>
-      <w:pPr>
-        <w:pStyle w:val="ListParagraph"/>
-        <w:numPr>
-          <w:ilvl w:val="0"/>
-          <w:numId w:val="3"/>
-        </w:numPr>
-        <w:rPr>
-          <w:lang w:val="en-US"/>
-        </w:rPr>
-      </w:pPr>
-      <w:r>
-        <w:rPr>
-          <w:lang w:val="en-US"/>
-        </w:rPr>
-        <w:t xml:space="preserve">Vào </w:t>
-      </w:r>
-      <w:r>
-        <w:rPr>
-          <w:lang w:val="en-US"/>
-        </w:rPr>
-        <w:t>“Utilities” + kéo thả “Solver Configuration”</w:t>
-      </w:r>
-    </w:p>
-    <w:p>
-      <w:pPr>
-        <w:pStyle w:val="ListParagraph"/>
-        <w:numPr>
-          <w:ilvl w:val="0"/>
-          <w:numId w:val="3"/>
-        </w:numPr>
-        <w:rPr>
-          <w:lang w:val="en-US"/>
-        </w:rPr>
-      </w:pPr>
-      <w:r>
-        <w:rPr>
-          <w:lang w:val="en-US"/>
-        </w:rPr>
-        <w:t xml:space="preserve">Mỗi 1 mạch Simscape riêng biệt, nghĩa là giữa 2 điểm bất kì trên mạch luôn tồn tại 1 đường đi, đều phải </w:t>
-      </w:r>
-      <w:r>
-        <w:rPr>
-          <w:lang w:val="en-US"/>
-        </w:rPr>
-        <w:t>được nối với duy nhất 1 cấu hình Solver, nối cấu hình Solver vào điểm nào trên mạch cũng được</w:t>
-      </w:r>
-    </w:p>
-    <w:p>
-      <w:pPr>
-        <w:pStyle w:val="ListParagraph"/>
-        <w:numPr>
-          <w:ilvl w:val="0"/>
-          <w:numId w:val="3"/>
-        </w:numPr>
-        <w:rPr>
-          <w:lang w:val="en-US"/>
-        </w:rPr>
-      </w:pPr>
-      <w:r>
-        <w:rPr>
-          <w:lang w:val="en-US"/>
-        </w:rPr>
-        <w:t>Chuyển đổi tín hiệu Simscape sang Simulink</w:t>
-      </w:r>
-    </w:p>
-    <w:p>
-      <w:pPr>
-        <w:pStyle w:val="ListParagraph"/>
-        <w:numPr>
-          <w:ilvl w:val="0"/>
-          <w:numId w:val="3"/>
-        </w:numPr>
-        <w:rPr>
-          <w:lang w:val="en-US"/>
-        </w:rPr>
-      </w:pPr>
-      <w:r>
-        <w:rPr>
-          <w:lang w:val="en-US"/>
-        </w:rPr>
-        <w:t>Vào “Utilites” + kéo thả “PS Simulink Converter”</w:t>
-      </w:r>
-    </w:p>
-    <w:p>
-      <w:pPr>
-        <w:pStyle w:val="ListParagraph"/>
-        <w:numPr>
-          <w:ilvl w:val="0"/>
-          <w:numId w:val="3"/>
-        </w:numPr>
-        <w:rPr>
-          <w:lang w:val="en-US"/>
-        </w:rPr>
-      </w:pPr>
-      <w:r>
-        <w:rPr>
-          <w:lang w:val="en-US"/>
-        </w:rPr>
         <w:t>Điện trở</w:t>
       </w:r>
     </w:p>

--- a/matlab.docx
+++ b/matlab.docx
@@ -14584,12 +14584,225 @@
         <w:pStyle w:val="ListParagraph"/>
         <w:numPr>
           <w:ilvl w:val="0"/>
-          <w:numId w:val="3"/>
-        </w:numPr>
-        <w:rPr>
-          <w:lang w:val="en-US"/>
-        </w:rPr>
-      </w:pPr>
+          <w:numId w:val="19"/>
+        </w:numPr>
+        <w:rPr>
+          <w:lang w:val="en-US"/>
+        </w:rPr>
+      </w:pPr>
+      <w:r>
+        <w:rPr>
+          <w:lang w:val="en-US"/>
+        </w:rPr>
+        <w:t xml:space="preserve">Tính </w:t>
+      </w:r>
+      <w:r>
+        <w:rPr>
+          <w:lang w:val="en-US"/>
+        </w:rPr>
+        <w:t>Tổng Dãy Số?</w:t>
+      </w:r>
+    </w:p>
+    <w:p>
+      <w:pPr>
+        <w:pStyle w:val="ListParagraph"/>
+        <w:pBdr>
+          <w:top w:val="single" w:sz="4" w:space="1" w:color="auto"/>
+          <w:left w:val="single" w:sz="4" w:space="4" w:color="auto"/>
+          <w:bottom w:val="single" w:sz="4" w:space="1" w:color="auto"/>
+          <w:right w:val="single" w:sz="4" w:space="4" w:color="auto"/>
+        </w:pBdr>
+        <w:ind w:left="1080"/>
+        <w:rPr>
+          <w:lang w:val="en-US"/>
+        </w:rPr>
+      </w:pPr>
+      <w:r>
+        <w:rPr>
+          <w:lang w:val="en-US"/>
+        </w:rPr>
+        <w:t>&lt;Tổng&gt; = symsum(</w:t>
+      </w:r>
+    </w:p>
+    <w:p>
+      <w:pPr>
+        <w:pStyle w:val="ListParagraph"/>
+        <w:pBdr>
+          <w:top w:val="single" w:sz="4" w:space="1" w:color="auto"/>
+          <w:left w:val="single" w:sz="4" w:space="4" w:color="auto"/>
+          <w:bottom w:val="single" w:sz="4" w:space="1" w:color="auto"/>
+          <w:right w:val="single" w:sz="4" w:space="4" w:color="auto"/>
+        </w:pBdr>
+        <w:ind w:left="1080"/>
+        <w:rPr>
+          <w:lang w:val="en-US"/>
+        </w:rPr>
+      </w:pPr>
+      <w:r>
+        <w:rPr>
+          <w:lang w:val="en-US"/>
+        </w:rPr>
+        <w:t xml:space="preserve">    </w:t>
+      </w:r>
+      <w:r>
+        <w:rPr>
+          <w:lang w:val="en-US"/>
+        </w:rPr>
+        <w:t>&lt;Biểu Thức&gt;, &lt;Symbol Biến Đếm&gt;, &lt;Giá Trị Đầu&gt;, &lt;Giá Trị Cuối&gt;</w:t>
+      </w:r>
+    </w:p>
+    <w:p>
+      <w:pPr>
+        <w:pStyle w:val="ListParagraph"/>
+        <w:pBdr>
+          <w:top w:val="single" w:sz="4" w:space="1" w:color="auto"/>
+          <w:left w:val="single" w:sz="4" w:space="4" w:color="auto"/>
+          <w:bottom w:val="single" w:sz="4" w:space="1" w:color="auto"/>
+          <w:right w:val="single" w:sz="4" w:space="4" w:color="auto"/>
+        </w:pBdr>
+        <w:ind w:left="1080"/>
+        <w:rPr>
+          <w:lang w:val="en-US"/>
+        </w:rPr>
+      </w:pPr>
+      <w:r>
+        <w:rPr>
+          <w:lang w:val="en-US"/>
+        </w:rPr>
+        <w:t>)</w:t>
+      </w:r>
+    </w:p>
+    <w:p>
+      <w:pPr>
+        <w:pStyle w:val="ListParagraph"/>
+        <w:numPr>
+          <w:ilvl w:val="0"/>
+          <w:numId w:val="3"/>
+        </w:numPr>
+        <w:rPr>
+          <w:lang w:val="en-US"/>
+        </w:rPr>
+      </w:pPr>
+      <w:r>
+        <w:rPr>
+          <w:lang w:val="en-US"/>
+        </w:rPr>
+        <w:t>&lt;Biểu Thức&gt; phải là Symbol hoặc Symbolic Function,</w:t>
+      </w:r>
+      <w:r>
+        <w:rPr>
+          <w:lang w:val="en-US"/>
+        </w:rPr>
+        <w:t xml:space="preserve"> &lt;Giá Trị Đầu&gt; và </w:t>
+      </w:r>
+    </w:p>
+    <w:p>
+      <w:pPr>
+        <w:pStyle w:val="ListParagraph"/>
+        <w:ind w:left="1080"/>
+        <w:rPr>
+          <w:lang w:val="en-US"/>
+        </w:rPr>
+      </w:pPr>
+      <w:r>
+        <w:rPr>
+          <w:lang w:val="en-US"/>
+        </w:rPr>
+        <w:t>&lt;Giá Trị Cuối&gt; có thể là Symbol, Symbolic Function hoặc số nguyên</w:t>
+      </w:r>
+    </w:p>
+    <w:p>
+      <w:pPr>
+        <w:pStyle w:val="ListParagraph"/>
+        <w:numPr>
+          <w:ilvl w:val="0"/>
+          <w:numId w:val="3"/>
+        </w:numPr>
+        <w:rPr>
+          <w:lang w:val="en-US"/>
+        </w:rPr>
+      </w:pPr>
+      <w:r>
+        <w:rPr>
+          <w:lang w:val="en-US"/>
+        </w:rPr>
+        <w:t>&lt;Tổng&gt; luôn là Symbol</w:t>
+      </w:r>
+      <w:r>
+        <w:rPr>
+          <w:lang w:val="en-US"/>
+        </w:rPr>
+        <w:t xml:space="preserve"> </w:t>
+      </w:r>
+    </w:p>
+    <w:p>
+      <w:pPr>
+        <w:pStyle w:val="ListParagraph"/>
+        <w:numPr>
+          <w:ilvl w:val="0"/>
+          <w:numId w:val="3"/>
+        </w:numPr>
+        <w:rPr>
+          <w:lang w:val="en-US"/>
+        </w:rPr>
+      </w:pPr>
+      <w:r>
+        <w:rPr>
+          <w:lang w:val="en-US"/>
+        </w:rPr>
+        <w:t>Ví dụ</w:t>
+      </w:r>
+    </w:p>
+    <w:p>
+      <w:pPr>
+        <w:pStyle w:val="ListParagraph"/>
+        <w:pBdr>
+          <w:top w:val="single" w:sz="4" w:space="1" w:color="auto"/>
+          <w:left w:val="single" w:sz="4" w:space="4" w:color="auto"/>
+          <w:bottom w:val="single" w:sz="4" w:space="1" w:color="auto"/>
+          <w:right w:val="single" w:sz="4" w:space="4" w:color="auto"/>
+        </w:pBdr>
+        <w:ind w:left="1080"/>
+        <w:rPr>
+          <w:lang w:val="en-US"/>
+        </w:rPr>
+      </w:pPr>
+      <w:r>
+        <w:rPr>
+          <w:lang w:val="en-US"/>
+        </w:rPr>
+        <w:t>f</w:t>
+      </w:r>
+      <w:r>
+        <w:rPr>
+          <w:lang w:val="en-US"/>
+        </w:rPr>
+        <w:t>oo = symsum(x^3, x, 1, 10)</w:t>
+      </w:r>
+    </w:p>
+    <w:p>
+      <w:pPr>
+        <w:pStyle w:val="ListParagraph"/>
+        <w:numPr>
+          <w:ilvl w:val="0"/>
+          <w:numId w:val="3"/>
+        </w:numPr>
+        <w:rPr>
+          <w:lang w:val="en-US"/>
+        </w:rPr>
+      </w:pPr>
+      <w:r>
+        <w:rPr>
+          <w:lang w:val="en-US"/>
+        </w:rPr>
+        <w:t xml:space="preserve">In ra foo được </w:t>
+      </w:r>
+      <w:r>
+        <w:rPr>
+          <w:lang w:val="en-US"/>
+        </w:rPr>
+        <w:t>3025</w:t>
+      </w:r>
     </w:p>
     <w:p>
       <w:pPr>
@@ -14713,6 +14926,7 @@
         <w:rPr>
           <w:lang w:val="en-US"/>
         </w:rPr>
+        <w:lastRenderedPageBreak/>
         <w:t>Nếu đã có Figure với &lt;Index&gt; rồi thì chỉ chuyển sang làm việc trên Figure này</w:t>
       </w:r>
     </w:p>
@@ -14830,561 +15044,894 @@
         <w:rPr>
           <w:lang w:val="en-US"/>
         </w:rPr>
+        <w:t>foo.Position = [0 0 500 500]</w:t>
+      </w:r>
+    </w:p>
+    <w:p>
+      <w:pPr>
+        <w:pStyle w:val="ListParagraph"/>
+        <w:numPr>
+          <w:ilvl w:val="0"/>
+          <w:numId w:val="3"/>
+        </w:numPr>
+        <w:rPr>
+          <w:lang w:val="en-US"/>
+        </w:rPr>
+      </w:pPr>
+      <w:r>
+        <w:rPr>
+          <w:lang w:val="en-US"/>
+        </w:rPr>
+        <w:t>Để trả về &lt;Index&gt; của &lt;Figure&gt;</w:t>
+      </w:r>
+    </w:p>
+    <w:p>
+      <w:pPr>
+        <w:pStyle w:val="ListParagraph"/>
+        <w:pBdr>
+          <w:top w:val="single" w:sz="4" w:space="1" w:color="auto"/>
+          <w:left w:val="single" w:sz="4" w:space="4" w:color="auto"/>
+          <w:bottom w:val="single" w:sz="4" w:space="1" w:color="auto"/>
+          <w:right w:val="single" w:sz="4" w:space="4" w:color="auto"/>
+        </w:pBdr>
+        <w:ind w:left="1080"/>
+        <w:rPr>
+          <w:lang w:val="en-US"/>
+        </w:rPr>
+      </w:pPr>
+      <w:r>
+        <w:rPr>
+          <w:lang w:val="en-US"/>
+        </w:rPr>
+        <w:t>&lt;Figure&gt;.Number</w:t>
+      </w:r>
+    </w:p>
+    <w:p>
+      <w:pPr>
+        <w:pStyle w:val="ListParagraph"/>
+        <w:numPr>
+          <w:ilvl w:val="0"/>
+          <w:numId w:val="3"/>
+        </w:numPr>
+        <w:rPr>
+          <w:lang w:val="en-US"/>
+        </w:rPr>
+      </w:pPr>
+      <w:r>
+        <w:rPr>
+          <w:lang w:val="en-US"/>
+        </w:rPr>
+        <w:t xml:space="preserve">Để kiểm tra xem </w:t>
+      </w:r>
+      <w:r>
+        <w:rPr>
+          <w:lang w:val="en-US"/>
+        </w:rPr>
+        <w:t>&lt;Figure&gt; có bị đóng</w:t>
+      </w:r>
+    </w:p>
+    <w:p>
+      <w:pPr>
+        <w:pStyle w:val="ListParagraph"/>
+        <w:pBdr>
+          <w:top w:val="single" w:sz="4" w:space="1" w:color="auto"/>
+          <w:left w:val="single" w:sz="4" w:space="4" w:color="auto"/>
+          <w:bottom w:val="single" w:sz="4" w:space="1" w:color="auto"/>
+          <w:right w:val="single" w:sz="4" w:space="4" w:color="auto"/>
+        </w:pBdr>
+        <w:ind w:left="1080"/>
+        <w:rPr>
+          <w:lang w:val="en-US"/>
+        </w:rPr>
+      </w:pPr>
+      <w:r>
+        <w:rPr>
+          <w:lang w:val="en-US"/>
+        </w:rPr>
+        <w:t>&lt;Check&gt; = ishandle(&lt;</w:t>
+      </w:r>
+      <w:r>
+        <w:rPr>
+          <w:lang w:val="en-US"/>
+        </w:rPr>
+        <w:t>Figure</w:t>
+      </w:r>
+      <w:r>
+        <w:rPr>
+          <w:lang w:val="en-US"/>
+        </w:rPr>
+        <w:t>&gt;)</w:t>
+      </w:r>
+    </w:p>
+    <w:p>
+      <w:pPr>
+        <w:pStyle w:val="ListParagraph"/>
+        <w:numPr>
+          <w:ilvl w:val="0"/>
+          <w:numId w:val="3"/>
+        </w:numPr>
+        <w:rPr>
+          <w:lang w:val="en-US"/>
+        </w:rPr>
+      </w:pPr>
+      <w:r>
+        <w:rPr>
+          <w:lang w:val="en-US"/>
+        </w:rPr>
+        <w:t xml:space="preserve">&lt;Check&gt; = 1 khi có </w:t>
+      </w:r>
+      <w:r>
+        <w:rPr>
+          <w:lang w:val="en-US"/>
+        </w:rPr>
+        <w:t>&lt;</w:t>
+      </w:r>
+      <w:r>
+        <w:rPr>
+          <w:lang w:val="en-US"/>
+        </w:rPr>
+        <w:t>Figure</w:t>
+      </w:r>
+      <w:r>
+        <w:rPr>
+          <w:lang w:val="en-US"/>
+        </w:rPr>
+        <w:t>&gt;</w:t>
+      </w:r>
+      <w:r>
+        <w:rPr>
+          <w:lang w:val="en-US"/>
+        </w:rPr>
+        <w:t xml:space="preserve">, = 0 khi </w:t>
+      </w:r>
+      <w:r>
+        <w:rPr>
+          <w:lang w:val="en-US"/>
+        </w:rPr>
+        <w:t>&lt;</w:t>
+      </w:r>
+      <w:r>
+        <w:rPr>
+          <w:lang w:val="en-US"/>
+        </w:rPr>
+        <w:t>Figure</w:t>
+      </w:r>
+      <w:r>
+        <w:rPr>
+          <w:lang w:val="en-US"/>
+        </w:rPr>
+        <w:t>&gt; bị đóng</w:t>
+      </w:r>
+    </w:p>
+    <w:p>
+      <w:pPr>
+        <w:pStyle w:val="ListParagraph"/>
+        <w:numPr>
+          <w:ilvl w:val="0"/>
+          <w:numId w:val="11"/>
+        </w:numPr>
+        <w:rPr>
+          <w:lang w:val="en-US"/>
+        </w:rPr>
+      </w:pPr>
+      <w:r>
+        <w:rPr>
+          <w:lang w:val="en-US"/>
+        </w:rPr>
+        <w:t>Tạo 1 Subplot Trong Figure Hiện Tại</w:t>
+      </w:r>
+      <w:r>
+        <w:rPr>
+          <w:lang w:val="en-US"/>
+        </w:rPr>
+        <w:t xml:space="preserve"> Và Chuyển Sang Làm Việc Trên Đó?</w:t>
+      </w:r>
+    </w:p>
+    <w:p>
+      <w:pPr>
+        <w:pStyle w:val="ListParagraph"/>
+        <w:pBdr>
+          <w:top w:val="single" w:sz="4" w:space="1" w:color="auto"/>
+          <w:left w:val="single" w:sz="4" w:space="4" w:color="auto"/>
+          <w:bottom w:val="single" w:sz="4" w:space="1" w:color="auto"/>
+          <w:right w:val="single" w:sz="4" w:space="4" w:color="auto"/>
+        </w:pBdr>
+        <w:ind w:left="1080"/>
+        <w:rPr>
+          <w:lang w:val="en-US"/>
+        </w:rPr>
+      </w:pPr>
+      <w:r>
+        <w:rPr>
+          <w:lang w:val="en-US"/>
+        </w:rPr>
+        <w:t>subplot(</w:t>
+      </w:r>
+      <w:r>
+        <w:rPr>
+          <w:lang w:val="en-US"/>
+        </w:rPr>
+        <w:t>&lt;Số Hàng&gt;, &lt;Số Cột&gt;, &lt;Index&gt;)</w:t>
+      </w:r>
+    </w:p>
+    <w:p>
+      <w:pPr>
+        <w:pStyle w:val="ListParagraph"/>
+        <w:numPr>
+          <w:ilvl w:val="0"/>
+          <w:numId w:val="15"/>
+        </w:numPr>
+        <w:rPr>
+          <w:lang w:val="en-US"/>
+        </w:rPr>
+      </w:pPr>
+      <w:r>
+        <w:rPr>
+          <w:lang w:val="en-US"/>
+        </w:rPr>
+        <w:t>Y chang khi tạo Subplot trong Matplotlib</w:t>
+      </w:r>
+    </w:p>
+    <w:p>
+      <w:pPr>
+        <w:pStyle w:val="ListParagraph"/>
+        <w:numPr>
+          <w:ilvl w:val="0"/>
+          <w:numId w:val="15"/>
+        </w:numPr>
+        <w:rPr>
+          <w:lang w:val="en-US"/>
+        </w:rPr>
+      </w:pPr>
+      <w:r>
+        <w:rPr>
+          <w:lang w:val="en-US"/>
+        </w:rPr>
+        <w:t xml:space="preserve">Nếu đã có Subplot vừa khít với Subplot này thì chuyển </w:t>
+      </w:r>
+      <w:r>
+        <w:rPr>
+          <w:lang w:val="en-US"/>
+        </w:rPr>
+        <w:t xml:space="preserve">ngay </w:t>
+      </w:r>
+      <w:r>
+        <w:rPr>
+          <w:lang w:val="en-US"/>
+        </w:rPr>
+        <w:t>sang làm việc trên Subplot đó</w:t>
+      </w:r>
+    </w:p>
+    <w:p>
+      <w:pPr>
+        <w:pStyle w:val="ListParagraph"/>
+        <w:numPr>
+          <w:ilvl w:val="0"/>
+          <w:numId w:val="15"/>
+        </w:numPr>
+        <w:rPr>
+          <w:lang w:val="en-US"/>
+        </w:rPr>
+      </w:pPr>
+      <w:r>
+        <w:rPr>
+          <w:lang w:val="en-US"/>
+        </w:rPr>
+        <w:t>Nếu Subplot này đè lên 1 tí Subplot khác là Subplot khác bay màu</w:t>
+      </w:r>
+    </w:p>
+    <w:p>
+      <w:pPr>
+        <w:pStyle w:val="ListParagraph"/>
+        <w:numPr>
+          <w:ilvl w:val="0"/>
+          <w:numId w:val="11"/>
+        </w:numPr>
+        <w:rPr>
+          <w:lang w:val="en-US"/>
+        </w:rPr>
+      </w:pPr>
+      <w:r>
+        <w:rPr>
+          <w:lang w:val="en-US"/>
+        </w:rPr>
+        <w:t>Chỉ Định Trạng Thái Của Subplot Hiện Tại?</w:t>
+      </w:r>
+    </w:p>
+    <w:p>
+      <w:pPr>
+        <w:pStyle w:val="ListParagraph"/>
+        <w:numPr>
+          <w:ilvl w:val="0"/>
+          <w:numId w:val="15"/>
+        </w:numPr>
+        <w:rPr>
+          <w:lang w:val="en-US"/>
+        </w:rPr>
+      </w:pPr>
+      <w:r>
+        <w:rPr>
+          <w:lang w:val="en-US"/>
+        </w:rPr>
+        <w:t>Trạng thái mặc định của Subplot là nếu có Plot mới thì xóa toàn bộ Plot cũ trên nó</w:t>
+      </w:r>
+      <w:r>
+        <w:rPr>
+          <w:lang w:val="en-US"/>
+        </w:rPr>
+        <w:t>, đồng thời không có lưới tọa độ, lưới tọa độ y chang Matplotlib</w:t>
+      </w:r>
+    </w:p>
+    <w:p>
+      <w:pPr>
+        <w:pStyle w:val="ListParagraph"/>
+        <w:numPr>
+          <w:ilvl w:val="0"/>
+          <w:numId w:val="15"/>
+        </w:numPr>
+        <w:rPr>
+          <w:lang w:val="en-US"/>
+        </w:rPr>
+      </w:pPr>
+      <w:r>
+        <w:rPr>
+          <w:lang w:val="en-US"/>
+        </w:rPr>
+        <w:t>Để chuyển sang trạng thái không xóa Plot cũ</w:t>
+      </w:r>
+    </w:p>
+    <w:p>
+      <w:pPr>
+        <w:pStyle w:val="ListParagraph"/>
+        <w:pBdr>
+          <w:top w:val="single" w:sz="4" w:space="1" w:color="auto"/>
+          <w:left w:val="single" w:sz="4" w:space="4" w:color="auto"/>
+          <w:bottom w:val="single" w:sz="4" w:space="1" w:color="auto"/>
+          <w:right w:val="single" w:sz="4" w:space="4" w:color="auto"/>
+        </w:pBdr>
+        <w:ind w:left="1080"/>
+        <w:rPr>
+          <w:lang w:val="en-US"/>
+        </w:rPr>
+      </w:pPr>
+      <w:r>
+        <w:rPr>
+          <w:lang w:val="en-US"/>
+        </w:rPr>
+        <w:t>hold on</w:t>
+      </w:r>
+    </w:p>
+    <w:p>
+      <w:pPr>
+        <w:pStyle w:val="ListParagraph"/>
+        <w:numPr>
+          <w:ilvl w:val="0"/>
+          <w:numId w:val="15"/>
+        </w:numPr>
+        <w:rPr>
+          <w:lang w:val="en-US"/>
+        </w:rPr>
+      </w:pPr>
+      <w:r>
+        <w:rPr>
+          <w:lang w:val="en-US"/>
+        </w:rPr>
+        <w:t>Để chuyển sang trạng thái</w:t>
+      </w:r>
+      <w:r>
+        <w:rPr>
+          <w:lang w:val="en-US"/>
+        </w:rPr>
+        <w:t xml:space="preserve"> </w:t>
+      </w:r>
+      <w:r>
+        <w:rPr>
+          <w:lang w:val="en-US"/>
+        </w:rPr>
+        <w:t>mặc định</w:t>
+      </w:r>
+      <w:r>
+        <w:rPr>
+          <w:lang w:val="en-US"/>
+        </w:rPr>
+        <w:t xml:space="preserve"> </w:t>
+      </w:r>
+      <w:r>
+        <w:rPr>
+          <w:lang w:val="en-US"/>
+        </w:rPr>
+        <w:t>sẽ xóa Plot cũ</w:t>
+      </w:r>
+    </w:p>
+    <w:p>
+      <w:pPr>
+        <w:pStyle w:val="ListParagraph"/>
+        <w:pBdr>
+          <w:top w:val="single" w:sz="4" w:space="1" w:color="auto"/>
+          <w:left w:val="single" w:sz="4" w:space="4" w:color="auto"/>
+          <w:bottom w:val="single" w:sz="4" w:space="1" w:color="auto"/>
+          <w:right w:val="single" w:sz="4" w:space="4" w:color="auto"/>
+        </w:pBdr>
+        <w:ind w:left="1080"/>
+        <w:rPr>
+          <w:lang w:val="en-US"/>
+        </w:rPr>
+      </w:pPr>
+      <w:r>
+        <w:rPr>
+          <w:lang w:val="en-US"/>
+        </w:rPr>
+        <w:t>hold off</w:t>
+      </w:r>
+    </w:p>
+    <w:p>
+      <w:pPr>
+        <w:pStyle w:val="ListParagraph"/>
+        <w:numPr>
+          <w:ilvl w:val="0"/>
+          <w:numId w:val="15"/>
+        </w:numPr>
+        <w:rPr>
+          <w:lang w:val="en-US"/>
+        </w:rPr>
+      </w:pPr>
+      <w:r>
+        <w:rPr>
+          <w:lang w:val="en-US"/>
+        </w:rPr>
+        <w:t>Để chuyển sang trạng thái có lưới tọa độ</w:t>
+      </w:r>
+    </w:p>
+    <w:p>
+      <w:pPr>
+        <w:pStyle w:val="ListParagraph"/>
+        <w:pBdr>
+          <w:top w:val="single" w:sz="4" w:space="1" w:color="auto"/>
+          <w:left w:val="single" w:sz="4" w:space="4" w:color="auto"/>
+          <w:bottom w:val="single" w:sz="4" w:space="1" w:color="auto"/>
+          <w:right w:val="single" w:sz="4" w:space="4" w:color="auto"/>
+        </w:pBdr>
+        <w:ind w:left="1080"/>
+        <w:rPr>
+          <w:lang w:val="en-US"/>
+        </w:rPr>
+      </w:pPr>
+      <w:r>
+        <w:rPr>
+          <w:lang w:val="en-US"/>
+        </w:rPr>
+        <w:t>grid on</w:t>
+      </w:r>
+    </w:p>
+    <w:p>
+      <w:pPr>
+        <w:pStyle w:val="ListParagraph"/>
+        <w:numPr>
+          <w:ilvl w:val="0"/>
+          <w:numId w:val="15"/>
+        </w:numPr>
+        <w:rPr>
+          <w:lang w:val="en-US"/>
+        </w:rPr>
+      </w:pPr>
+      <w:r>
+        <w:rPr>
+          <w:lang w:val="en-US"/>
+        </w:rPr>
+        <w:t>Để chuyển sang trạng thái mặc định không có lưới tọa độ</w:t>
+      </w:r>
+    </w:p>
+    <w:p>
+      <w:pPr>
+        <w:pStyle w:val="ListParagraph"/>
+        <w:pBdr>
+          <w:top w:val="single" w:sz="4" w:space="1" w:color="auto"/>
+          <w:left w:val="single" w:sz="4" w:space="4" w:color="auto"/>
+          <w:bottom w:val="single" w:sz="4" w:space="1" w:color="auto"/>
+          <w:right w:val="single" w:sz="4" w:space="4" w:color="auto"/>
+        </w:pBdr>
+        <w:ind w:left="1080"/>
+        <w:rPr>
+          <w:lang w:val="en-US"/>
+        </w:rPr>
+      </w:pPr>
+      <w:r>
+        <w:rPr>
+          <w:lang w:val="en-US"/>
+        </w:rPr>
+        <w:t>grid off</w:t>
+      </w:r>
+    </w:p>
+    <w:p>
+      <w:pPr>
+        <w:pStyle w:val="ListParagraph"/>
+        <w:numPr>
+          <w:ilvl w:val="0"/>
+          <w:numId w:val="11"/>
+        </w:numPr>
+        <w:rPr>
+          <w:lang w:val="en-US"/>
+        </w:rPr>
+      </w:pPr>
+      <w:r>
+        <w:rPr>
+          <w:lang w:val="en-US"/>
+        </w:rPr>
+        <w:t>Plot Đồ Thị 2D</w:t>
+      </w:r>
+      <w:r>
+        <w:rPr>
+          <w:lang w:val="en-US"/>
+        </w:rPr>
+        <w:t xml:space="preserve"> Vào Subplot Hiện Tại?</w:t>
+      </w:r>
+    </w:p>
+    <w:p>
+      <w:pPr>
+        <w:pStyle w:val="ListParagraph"/>
+        <w:pBdr>
+          <w:top w:val="single" w:sz="4" w:space="1" w:color="auto"/>
+          <w:left w:val="single" w:sz="4" w:space="4" w:color="auto"/>
+          <w:bottom w:val="single" w:sz="4" w:space="1" w:color="auto"/>
+          <w:right w:val="single" w:sz="4" w:space="4" w:color="auto"/>
+        </w:pBdr>
+        <w:ind w:left="1080"/>
+        <w:rPr>
+          <w:lang w:val="en-US"/>
+        </w:rPr>
+      </w:pPr>
+      <w:r>
+        <w:rPr>
+          <w:lang w:val="en-US"/>
+        </w:rPr>
+        <w:t xml:space="preserve">&lt;Line&gt; = </w:t>
+      </w:r>
+      <w:r>
+        <w:rPr>
+          <w:lang w:val="en-US"/>
+        </w:rPr>
+        <w:t>plot(&lt;X&gt;, &lt;Y&gt;</w:t>
+      </w:r>
+      <w:r>
+        <w:rPr>
+          <w:lang w:val="en-US"/>
+        </w:rPr>
+        <w:t>, &lt;Style&gt;</w:t>
+      </w:r>
+      <w:r>
+        <w:rPr>
+          <w:lang w:val="en-US"/>
+        </w:rPr>
+        <w:t>)</w:t>
+      </w:r>
+    </w:p>
+    <w:p>
+      <w:pPr>
+        <w:pStyle w:val="ListParagraph"/>
+        <w:numPr>
+          <w:ilvl w:val="0"/>
+          <w:numId w:val="3"/>
+        </w:numPr>
+        <w:rPr>
+          <w:lang w:val="en-US"/>
+        </w:rPr>
+      </w:pPr>
+      <w:r>
+        <w:rPr>
+          <w:lang w:val="en-US"/>
+        </w:rPr>
+        <w:t>Trường hợp 1, &lt;X&gt; và &lt;Y&gt; là ma trận chỉ có 1 hàng hoặc cột, nhưng có số phần tử = nhau</w:t>
+      </w:r>
+    </w:p>
+    <w:p>
+      <w:pPr>
+        <w:pStyle w:val="ListParagraph"/>
+        <w:numPr>
+          <w:ilvl w:val="0"/>
+          <w:numId w:val="3"/>
+        </w:numPr>
+        <w:rPr>
+          <w:lang w:val="en-US"/>
+        </w:rPr>
+      </w:pPr>
+      <w:r>
+        <w:rPr>
+          <w:lang w:val="en-US"/>
+        </w:rPr>
+        <w:t xml:space="preserve">Giống Plot </w:t>
+      </w:r>
+      <w:r>
+        <w:rPr>
+          <w:lang w:val="en-US"/>
+        </w:rPr>
+        <w:t xml:space="preserve">1 </w:t>
+      </w:r>
+      <w:r>
+        <w:rPr>
+          <w:lang w:val="en-US"/>
+        </w:rPr>
+        <w:t>Line trong Matplotlib</w:t>
+      </w:r>
+    </w:p>
+    <w:p>
+      <w:pPr>
+        <w:pStyle w:val="ListParagraph"/>
+        <w:numPr>
+          <w:ilvl w:val="0"/>
+          <w:numId w:val="3"/>
+        </w:numPr>
+        <w:rPr>
+          <w:lang w:val="en-US"/>
+        </w:rPr>
+      </w:pPr>
+      <w:r>
+        <w:rPr>
+          <w:lang w:val="en-US"/>
+        </w:rPr>
+        <w:t xml:space="preserve">Trường hợp 2, &lt;X&gt; và &lt;Y&gt; là 2 ma trận </w:t>
+      </w:r>
+      <w:r>
+        <w:rPr>
+          <w:lang w:val="en-US"/>
+        </w:rPr>
+        <w:t>cùng Shape, hoặc 1 trong 2 là cột hoặc hàng, khi đó số phần tử phải = số dòng của ma trận còn lại để Broadcast</w:t>
+      </w:r>
+    </w:p>
+    <w:p>
+      <w:pPr>
+        <w:pStyle w:val="ListParagraph"/>
+        <w:numPr>
+          <w:ilvl w:val="0"/>
+          <w:numId w:val="3"/>
+        </w:numPr>
+        <w:rPr>
+          <w:lang w:val="en-US"/>
+        </w:rPr>
+      </w:pPr>
+      <w:r>
+        <w:rPr>
+          <w:lang w:val="en-US"/>
+        </w:rPr>
+        <w:t>Giống Plot nhiều Line trong Matplotlib, mỗi cột trong ma trận là 1 Line</w:t>
+      </w:r>
+    </w:p>
+    <w:p>
+      <w:pPr>
+        <w:pStyle w:val="ListParagraph"/>
+        <w:numPr>
+          <w:ilvl w:val="0"/>
+          <w:numId w:val="3"/>
+        </w:numPr>
+        <w:rPr>
+          <w:lang w:val="en-US"/>
+        </w:rPr>
+      </w:pPr>
+      <w:r>
+        <w:rPr>
+          <w:lang w:val="en-US"/>
+        </w:rPr>
+        <w:t>&lt;Style&gt; là 1 String chỉ định màu, kiểu đường, … của tất cả các Line</w:t>
+      </w:r>
+    </w:p>
+    <w:p>
+      <w:pPr>
+        <w:pStyle w:val="ListParagraph"/>
+        <w:numPr>
+          <w:ilvl w:val="0"/>
+          <w:numId w:val="3"/>
+        </w:numPr>
+        <w:rPr>
+          <w:lang w:val="en-US"/>
+        </w:rPr>
+      </w:pPr>
+      <w:r>
+        <w:rPr>
+          <w:lang w:val="en-US"/>
+        </w:rPr>
+        <w:t>Ta có thể cập nhật lại &lt;X&gt; và &lt;Y&gt; của &lt;Line&gt; và ngay lập tức đồ thị của nó được cập nhật</w:t>
+      </w:r>
+    </w:p>
+    <w:p>
+      <w:pPr>
+        <w:pStyle w:val="ListParagraph"/>
+        <w:pBdr>
+          <w:top w:val="single" w:sz="4" w:space="1" w:color="auto"/>
+          <w:left w:val="single" w:sz="4" w:space="4" w:color="auto"/>
+          <w:bottom w:val="single" w:sz="4" w:space="1" w:color="auto"/>
+          <w:right w:val="single" w:sz="4" w:space="4" w:color="auto"/>
+        </w:pBdr>
+        <w:ind w:left="1080"/>
+        <w:rPr>
+          <w:lang w:val="en-US"/>
+        </w:rPr>
+      </w:pPr>
+      <w:r>
+        <w:rPr>
+          <w:lang w:val="en-US"/>
+        </w:rPr>
+        <w:t>&lt;Line&gt;.XData = &lt;X Mới&gt;</w:t>
+      </w:r>
+    </w:p>
+    <w:p>
+      <w:pPr>
+        <w:pStyle w:val="ListParagraph"/>
+        <w:pBdr>
+          <w:top w:val="single" w:sz="4" w:space="1" w:color="auto"/>
+          <w:left w:val="single" w:sz="4" w:space="4" w:color="auto"/>
+          <w:bottom w:val="single" w:sz="4" w:space="1" w:color="auto"/>
+          <w:right w:val="single" w:sz="4" w:space="4" w:color="auto"/>
+        </w:pBdr>
+        <w:ind w:left="1080"/>
+        <w:rPr>
+          <w:lang w:val="en-US"/>
+        </w:rPr>
+      </w:pPr>
+      <w:r>
+        <w:rPr>
+          <w:lang w:val="en-US"/>
+        </w:rPr>
+        <w:t>&lt;Line&gt;.YData = &lt;Y Mới&gt;</w:t>
+      </w:r>
+    </w:p>
+    <w:p>
+      <w:pPr>
+        <w:pStyle w:val="ListParagraph"/>
+        <w:numPr>
+          <w:ilvl w:val="0"/>
+          <w:numId w:val="11"/>
+        </w:numPr>
+        <w:rPr>
+          <w:lang w:val="en-US"/>
+        </w:rPr>
+      </w:pPr>
+      <w:r>
+        <w:rPr>
+          <w:lang w:val="en-US"/>
+        </w:rPr>
         <w:lastRenderedPageBreak/>
-        <w:t>foo.Position = [0 0 500 500]</w:t>
-      </w:r>
-    </w:p>
-    <w:p>
-      <w:pPr>
-        <w:pStyle w:val="ListParagraph"/>
-        <w:numPr>
-          <w:ilvl w:val="0"/>
-          <w:numId w:val="3"/>
-        </w:numPr>
-        <w:rPr>
-          <w:lang w:val="en-US"/>
-        </w:rPr>
-      </w:pPr>
-      <w:r>
-        <w:rPr>
-          <w:lang w:val="en-US"/>
-        </w:rPr>
-        <w:t>Để trả về &lt;Index&gt; của &lt;Figure&gt;</w:t>
-      </w:r>
-    </w:p>
-    <w:p>
-      <w:pPr>
-        <w:pStyle w:val="ListParagraph"/>
-        <w:pBdr>
-          <w:top w:val="single" w:sz="4" w:space="1" w:color="auto"/>
-          <w:left w:val="single" w:sz="4" w:space="4" w:color="auto"/>
-          <w:bottom w:val="single" w:sz="4" w:space="1" w:color="auto"/>
-          <w:right w:val="single" w:sz="4" w:space="4" w:color="auto"/>
-        </w:pBdr>
-        <w:ind w:left="1080"/>
-        <w:rPr>
-          <w:lang w:val="en-US"/>
-        </w:rPr>
-      </w:pPr>
-      <w:r>
-        <w:rPr>
-          <w:lang w:val="en-US"/>
-        </w:rPr>
-        <w:t>&lt;Figure&gt;.Number</w:t>
-      </w:r>
-    </w:p>
-    <w:p>
-      <w:pPr>
-        <w:pStyle w:val="ListParagraph"/>
-        <w:numPr>
-          <w:ilvl w:val="0"/>
-          <w:numId w:val="3"/>
-        </w:numPr>
-        <w:rPr>
-          <w:lang w:val="en-US"/>
-        </w:rPr>
-      </w:pPr>
-      <w:r>
-        <w:rPr>
-          <w:lang w:val="en-US"/>
-        </w:rPr>
-        <w:t xml:space="preserve">Để kiểm tra xem </w:t>
-      </w:r>
-      <w:r>
-        <w:rPr>
-          <w:lang w:val="en-US"/>
-        </w:rPr>
-        <w:t>&lt;Figure&gt; có bị đóng</w:t>
-      </w:r>
-    </w:p>
-    <w:p>
-      <w:pPr>
-        <w:pStyle w:val="ListParagraph"/>
-        <w:pBdr>
-          <w:top w:val="single" w:sz="4" w:space="1" w:color="auto"/>
-          <w:left w:val="single" w:sz="4" w:space="4" w:color="auto"/>
-          <w:bottom w:val="single" w:sz="4" w:space="1" w:color="auto"/>
-          <w:right w:val="single" w:sz="4" w:space="4" w:color="auto"/>
-        </w:pBdr>
-        <w:ind w:left="1080"/>
-        <w:rPr>
-          <w:lang w:val="en-US"/>
-        </w:rPr>
-      </w:pPr>
-      <w:r>
-        <w:rPr>
-          <w:lang w:val="en-US"/>
-        </w:rPr>
-        <w:t>&lt;Check&gt; = ishandle(&lt;</w:t>
-      </w:r>
-      <w:r>
-        <w:rPr>
-          <w:lang w:val="en-US"/>
-        </w:rPr>
-        <w:t>Figure</w:t>
-      </w:r>
-      <w:r>
-        <w:rPr>
-          <w:lang w:val="en-US"/>
-        </w:rPr>
-        <w:t>&gt;)</w:t>
-      </w:r>
-    </w:p>
-    <w:p>
-      <w:pPr>
-        <w:pStyle w:val="ListParagraph"/>
-        <w:numPr>
-          <w:ilvl w:val="0"/>
-          <w:numId w:val="3"/>
-        </w:numPr>
-        <w:rPr>
-          <w:lang w:val="en-US"/>
-        </w:rPr>
-      </w:pPr>
-      <w:r>
-        <w:rPr>
-          <w:lang w:val="en-US"/>
-        </w:rPr>
-        <w:t xml:space="preserve">&lt;Check&gt; = 1 khi có </w:t>
-      </w:r>
-      <w:r>
-        <w:rPr>
-          <w:lang w:val="en-US"/>
-        </w:rPr>
-        <w:t>&lt;</w:t>
-      </w:r>
-      <w:r>
-        <w:rPr>
-          <w:lang w:val="en-US"/>
-        </w:rPr>
-        <w:t>Figure</w:t>
-      </w:r>
-      <w:r>
-        <w:rPr>
-          <w:lang w:val="en-US"/>
-        </w:rPr>
-        <w:t>&gt;</w:t>
-      </w:r>
-      <w:r>
-        <w:rPr>
-          <w:lang w:val="en-US"/>
-        </w:rPr>
-        <w:t xml:space="preserve">, = 0 khi </w:t>
-      </w:r>
-      <w:r>
-        <w:rPr>
-          <w:lang w:val="en-US"/>
-        </w:rPr>
-        <w:t>&lt;</w:t>
-      </w:r>
-      <w:r>
-        <w:rPr>
-          <w:lang w:val="en-US"/>
-        </w:rPr>
-        <w:t>Figure</w:t>
-      </w:r>
-      <w:r>
-        <w:rPr>
-          <w:lang w:val="en-US"/>
-        </w:rPr>
-        <w:t>&gt; bị đóng</w:t>
-      </w:r>
-    </w:p>
-    <w:p>
-      <w:pPr>
-        <w:pStyle w:val="ListParagraph"/>
-        <w:numPr>
-          <w:ilvl w:val="0"/>
-          <w:numId w:val="11"/>
-        </w:numPr>
-        <w:rPr>
-          <w:lang w:val="en-US"/>
-        </w:rPr>
-      </w:pPr>
-      <w:r>
-        <w:rPr>
-          <w:lang w:val="en-US"/>
-        </w:rPr>
-        <w:t>Tạo 1 Subplot Trong Figure Hiện Tại</w:t>
-      </w:r>
-      <w:r>
-        <w:rPr>
-          <w:lang w:val="en-US"/>
-        </w:rPr>
-        <w:t xml:space="preserve"> Và Chuyển Sang Làm Việc Trên Đó?</w:t>
-      </w:r>
-    </w:p>
-    <w:p>
-      <w:pPr>
-        <w:pStyle w:val="ListParagraph"/>
-        <w:pBdr>
-          <w:top w:val="single" w:sz="4" w:space="1" w:color="auto"/>
-          <w:left w:val="single" w:sz="4" w:space="4" w:color="auto"/>
-          <w:bottom w:val="single" w:sz="4" w:space="1" w:color="auto"/>
-          <w:right w:val="single" w:sz="4" w:space="4" w:color="auto"/>
-        </w:pBdr>
-        <w:ind w:left="1080"/>
-        <w:rPr>
-          <w:lang w:val="en-US"/>
-        </w:rPr>
-      </w:pPr>
-      <w:r>
-        <w:rPr>
-          <w:lang w:val="en-US"/>
-        </w:rPr>
-        <w:t>subplot(</w:t>
-      </w:r>
-      <w:r>
-        <w:rPr>
-          <w:lang w:val="en-US"/>
-        </w:rPr>
-        <w:t>&lt;Số Hàng&gt;, &lt;Số Cột&gt;, &lt;Index&gt;)</w:t>
-      </w:r>
-    </w:p>
-    <w:p>
-      <w:pPr>
-        <w:pStyle w:val="ListParagraph"/>
-        <w:numPr>
-          <w:ilvl w:val="0"/>
-          <w:numId w:val="15"/>
-        </w:numPr>
-        <w:rPr>
-          <w:lang w:val="en-US"/>
-        </w:rPr>
-      </w:pPr>
-      <w:r>
-        <w:rPr>
-          <w:lang w:val="en-US"/>
-        </w:rPr>
-        <w:t>Y chang khi tạo Subplot trong Matplotlib</w:t>
-      </w:r>
-    </w:p>
-    <w:p>
-      <w:pPr>
-        <w:pStyle w:val="ListParagraph"/>
-        <w:numPr>
-          <w:ilvl w:val="0"/>
-          <w:numId w:val="15"/>
-        </w:numPr>
-        <w:rPr>
-          <w:lang w:val="en-US"/>
-        </w:rPr>
-      </w:pPr>
-      <w:r>
-        <w:rPr>
-          <w:lang w:val="en-US"/>
-        </w:rPr>
-        <w:t xml:space="preserve">Nếu đã có Subplot vừa khít với Subplot này thì chuyển </w:t>
-      </w:r>
-      <w:r>
-        <w:rPr>
-          <w:lang w:val="en-US"/>
-        </w:rPr>
-        <w:t xml:space="preserve">ngay </w:t>
-      </w:r>
-      <w:r>
-        <w:rPr>
-          <w:lang w:val="en-US"/>
-        </w:rPr>
-        <w:t>sang làm việc trên Subplot đó</w:t>
-      </w:r>
-    </w:p>
-    <w:p>
-      <w:pPr>
-        <w:pStyle w:val="ListParagraph"/>
-        <w:numPr>
-          <w:ilvl w:val="0"/>
-          <w:numId w:val="15"/>
-        </w:numPr>
-        <w:rPr>
-          <w:lang w:val="en-US"/>
-        </w:rPr>
-      </w:pPr>
-      <w:r>
-        <w:rPr>
-          <w:lang w:val="en-US"/>
-        </w:rPr>
-        <w:t>Nếu Subplot này đè lên 1 tí Subplot khác là Subplot khác bay màu</w:t>
-      </w:r>
-    </w:p>
-    <w:p>
-      <w:pPr>
-        <w:pStyle w:val="ListParagraph"/>
-        <w:numPr>
-          <w:ilvl w:val="0"/>
-          <w:numId w:val="11"/>
-        </w:numPr>
-        <w:rPr>
-          <w:lang w:val="en-US"/>
-        </w:rPr>
-      </w:pPr>
-      <w:r>
-        <w:rPr>
-          <w:lang w:val="en-US"/>
-        </w:rPr>
-        <w:t>Chỉ Định Trạng Thái Của Subplot Hiện Tại?</w:t>
-      </w:r>
-    </w:p>
-    <w:p>
-      <w:pPr>
-        <w:pStyle w:val="ListParagraph"/>
-        <w:numPr>
-          <w:ilvl w:val="0"/>
-          <w:numId w:val="15"/>
-        </w:numPr>
-        <w:rPr>
-          <w:lang w:val="en-US"/>
-        </w:rPr>
-      </w:pPr>
-      <w:r>
-        <w:rPr>
-          <w:lang w:val="en-US"/>
-        </w:rPr>
-        <w:t>Trạng thái mặc định của Subplot là nếu có Plot mới thì xóa toàn bộ Plot cũ trên nó</w:t>
-      </w:r>
-      <w:r>
-        <w:rPr>
-          <w:lang w:val="en-US"/>
-        </w:rPr>
-        <w:t>, đồng thời không có lưới tọa độ, lưới tọa độ y chang Matplotlib</w:t>
-      </w:r>
-    </w:p>
-    <w:p>
-      <w:pPr>
-        <w:pStyle w:val="ListParagraph"/>
-        <w:numPr>
-          <w:ilvl w:val="0"/>
-          <w:numId w:val="15"/>
-        </w:numPr>
-        <w:rPr>
-          <w:lang w:val="en-US"/>
-        </w:rPr>
-      </w:pPr>
-      <w:r>
-        <w:rPr>
-          <w:lang w:val="en-US"/>
-        </w:rPr>
-        <w:t>Để chuyển sang trạng thái không xóa Plot cũ</w:t>
-      </w:r>
-    </w:p>
-    <w:p>
-      <w:pPr>
-        <w:pStyle w:val="ListParagraph"/>
-        <w:pBdr>
-          <w:top w:val="single" w:sz="4" w:space="1" w:color="auto"/>
-          <w:left w:val="single" w:sz="4" w:space="4" w:color="auto"/>
-          <w:bottom w:val="single" w:sz="4" w:space="1" w:color="auto"/>
-          <w:right w:val="single" w:sz="4" w:space="4" w:color="auto"/>
-        </w:pBdr>
-        <w:ind w:left="1080"/>
-        <w:rPr>
-          <w:lang w:val="en-US"/>
-        </w:rPr>
-      </w:pPr>
-      <w:r>
-        <w:rPr>
-          <w:lang w:val="en-US"/>
-        </w:rPr>
-        <w:t>hold on</w:t>
-      </w:r>
-    </w:p>
-    <w:p>
-      <w:pPr>
-        <w:pStyle w:val="ListParagraph"/>
-        <w:numPr>
-          <w:ilvl w:val="0"/>
-          <w:numId w:val="15"/>
-        </w:numPr>
-        <w:rPr>
-          <w:lang w:val="en-US"/>
-        </w:rPr>
-      </w:pPr>
-      <w:r>
-        <w:rPr>
-          <w:lang w:val="en-US"/>
-        </w:rPr>
-        <w:t>Để chuyển sang trạng thái</w:t>
-      </w:r>
-      <w:r>
-        <w:rPr>
-          <w:lang w:val="en-US"/>
-        </w:rPr>
-        <w:t xml:space="preserve"> </w:t>
-      </w:r>
-      <w:r>
-        <w:rPr>
-          <w:lang w:val="en-US"/>
-        </w:rPr>
-        <w:t>mặc định</w:t>
-      </w:r>
-      <w:r>
-        <w:rPr>
-          <w:lang w:val="en-US"/>
-        </w:rPr>
-        <w:t xml:space="preserve"> </w:t>
-      </w:r>
-      <w:r>
-        <w:rPr>
-          <w:lang w:val="en-US"/>
-        </w:rPr>
-        <w:t>sẽ xóa Plot cũ</w:t>
-      </w:r>
-    </w:p>
-    <w:p>
-      <w:pPr>
-        <w:pStyle w:val="ListParagraph"/>
-        <w:pBdr>
-          <w:top w:val="single" w:sz="4" w:space="1" w:color="auto"/>
-          <w:left w:val="single" w:sz="4" w:space="4" w:color="auto"/>
-          <w:bottom w:val="single" w:sz="4" w:space="1" w:color="auto"/>
-          <w:right w:val="single" w:sz="4" w:space="4" w:color="auto"/>
-        </w:pBdr>
-        <w:ind w:left="1080"/>
-        <w:rPr>
-          <w:lang w:val="en-US"/>
-        </w:rPr>
-      </w:pPr>
-      <w:r>
-        <w:rPr>
-          <w:lang w:val="en-US"/>
-        </w:rPr>
-        <w:t>hold off</w:t>
-      </w:r>
-    </w:p>
-    <w:p>
-      <w:pPr>
-        <w:pStyle w:val="ListParagraph"/>
-        <w:numPr>
-          <w:ilvl w:val="0"/>
-          <w:numId w:val="15"/>
-        </w:numPr>
-        <w:rPr>
-          <w:lang w:val="en-US"/>
-        </w:rPr>
-      </w:pPr>
-      <w:r>
-        <w:rPr>
-          <w:lang w:val="en-US"/>
-        </w:rPr>
-        <w:t>Để chuyển sang trạng thái có lưới tọa độ</w:t>
-      </w:r>
-    </w:p>
-    <w:p>
-      <w:pPr>
-        <w:pStyle w:val="ListParagraph"/>
-        <w:pBdr>
-          <w:top w:val="single" w:sz="4" w:space="1" w:color="auto"/>
-          <w:left w:val="single" w:sz="4" w:space="4" w:color="auto"/>
-          <w:bottom w:val="single" w:sz="4" w:space="1" w:color="auto"/>
-          <w:right w:val="single" w:sz="4" w:space="4" w:color="auto"/>
-        </w:pBdr>
-        <w:ind w:left="1080"/>
-        <w:rPr>
-          <w:lang w:val="en-US"/>
-        </w:rPr>
-      </w:pPr>
-      <w:r>
-        <w:rPr>
-          <w:lang w:val="en-US"/>
-        </w:rPr>
-        <w:t>grid on</w:t>
-      </w:r>
-    </w:p>
-    <w:p>
-      <w:pPr>
-        <w:pStyle w:val="ListParagraph"/>
-        <w:numPr>
-          <w:ilvl w:val="0"/>
-          <w:numId w:val="15"/>
-        </w:numPr>
-        <w:rPr>
-          <w:lang w:val="en-US"/>
-        </w:rPr>
-      </w:pPr>
-      <w:r>
-        <w:rPr>
-          <w:lang w:val="en-US"/>
-        </w:rPr>
-        <w:t>Để chuyển sang trạng thái mặc định không có lưới tọa độ</w:t>
-      </w:r>
-    </w:p>
-    <w:p>
-      <w:pPr>
-        <w:pStyle w:val="ListParagraph"/>
-        <w:pBdr>
-          <w:top w:val="single" w:sz="4" w:space="1" w:color="auto"/>
-          <w:left w:val="single" w:sz="4" w:space="4" w:color="auto"/>
-          <w:bottom w:val="single" w:sz="4" w:space="1" w:color="auto"/>
-          <w:right w:val="single" w:sz="4" w:space="4" w:color="auto"/>
-        </w:pBdr>
-        <w:ind w:left="1080"/>
-        <w:rPr>
-          <w:lang w:val="en-US"/>
-        </w:rPr>
-      </w:pPr>
-      <w:r>
-        <w:rPr>
-          <w:lang w:val="en-US"/>
-        </w:rPr>
-        <w:t>grid off</w:t>
-      </w:r>
-    </w:p>
-    <w:p>
-      <w:pPr>
-        <w:pStyle w:val="ListParagraph"/>
-        <w:numPr>
-          <w:ilvl w:val="0"/>
-          <w:numId w:val="11"/>
-        </w:numPr>
-        <w:rPr>
-          <w:lang w:val="en-US"/>
-        </w:rPr>
-      </w:pPr>
-      <w:r>
-        <w:rPr>
-          <w:lang w:val="en-US"/>
-        </w:rPr>
-        <w:t>Plot Đồ Thị 2D</w:t>
-      </w:r>
-      <w:r>
-        <w:rPr>
-          <w:lang w:val="en-US"/>
-        </w:rPr>
-        <w:t xml:space="preserve"> Vào Subplot Hiện Tại?</w:t>
-      </w:r>
-    </w:p>
-    <w:p>
-      <w:pPr>
-        <w:pStyle w:val="ListParagraph"/>
-        <w:pBdr>
-          <w:top w:val="single" w:sz="4" w:space="1" w:color="auto"/>
-          <w:left w:val="single" w:sz="4" w:space="4" w:color="auto"/>
-          <w:bottom w:val="single" w:sz="4" w:space="1" w:color="auto"/>
-          <w:right w:val="single" w:sz="4" w:space="4" w:color="auto"/>
-        </w:pBdr>
-        <w:ind w:left="1080"/>
-        <w:rPr>
-          <w:lang w:val="en-US"/>
-        </w:rPr>
-      </w:pPr>
-      <w:r>
-        <w:rPr>
-          <w:lang w:val="en-US"/>
-        </w:rPr>
-        <w:t xml:space="preserve">&lt;Line&gt; = </w:t>
-      </w:r>
-      <w:r>
-        <w:rPr>
-          <w:lang w:val="en-US"/>
-        </w:rPr>
-        <w:t>plot(&lt;X&gt;, &lt;Y&gt;</w:t>
-      </w:r>
-      <w:r>
-        <w:rPr>
-          <w:lang w:val="en-US"/>
-        </w:rPr>
-        <w:t>, &lt;Style&gt;</w:t>
-      </w:r>
+        <w:t>Plot 1 Đống Vector Vào Subplot Hiện Tại?</w:t>
+      </w:r>
+    </w:p>
+    <w:p>
+      <w:pPr>
+        <w:pStyle w:val="ListParagraph"/>
+        <w:pBdr>
+          <w:top w:val="single" w:sz="4" w:space="1" w:color="auto"/>
+          <w:left w:val="single" w:sz="4" w:space="4" w:color="auto"/>
+          <w:bottom w:val="single" w:sz="4" w:space="1" w:color="auto"/>
+          <w:right w:val="single" w:sz="4" w:space="4" w:color="auto"/>
+        </w:pBdr>
+        <w:ind w:left="1080"/>
+        <w:rPr>
+          <w:lang w:val="en-US"/>
+        </w:rPr>
+      </w:pPr>
+      <w:r>
+        <w:rPr>
+          <w:lang w:val="en-US"/>
+        </w:rPr>
+        <w:t xml:space="preserve">&lt;Quiver&gt; = </w:t>
+      </w:r>
+      <w:r>
+        <w:rPr>
+          <w:lang w:val="en-US"/>
+        </w:rPr>
+        <w:t>quiver(</w:t>
+      </w:r>
+    </w:p>
+    <w:p>
+      <w:pPr>
+        <w:pStyle w:val="ListParagraph"/>
+        <w:pBdr>
+          <w:top w:val="single" w:sz="4" w:space="1" w:color="auto"/>
+          <w:left w:val="single" w:sz="4" w:space="4" w:color="auto"/>
+          <w:bottom w:val="single" w:sz="4" w:space="1" w:color="auto"/>
+          <w:right w:val="single" w:sz="4" w:space="4" w:color="auto"/>
+        </w:pBdr>
+        <w:ind w:left="1080"/>
+        <w:rPr>
+          <w:lang w:val="en-US"/>
+        </w:rPr>
+      </w:pPr>
+      <w:r>
+        <w:rPr>
+          <w:lang w:val="en-US"/>
+        </w:rPr>
+        <w:t xml:space="preserve">    </w:t>
+      </w:r>
+      <w:r>
+        <w:rPr>
+          <w:lang w:val="en-US"/>
+        </w:rPr>
+        <w:t>&lt;X&gt;, &lt;Y&gt;, &lt;U&gt;, &lt;V&gt;, 0</w:t>
+      </w:r>
+      <w:r>
+        <w:rPr>
+          <w:lang w:val="en-US"/>
+        </w:rPr>
+        <w:t xml:space="preserve">, </w:t>
+      </w:r>
+    </w:p>
+    <w:p>
+      <w:pPr>
+        <w:pStyle w:val="ListParagraph"/>
+        <w:pBdr>
+          <w:top w:val="single" w:sz="4" w:space="1" w:color="auto"/>
+          <w:left w:val="single" w:sz="4" w:space="4" w:color="auto"/>
+          <w:bottom w:val="single" w:sz="4" w:space="1" w:color="auto"/>
+          <w:right w:val="single" w:sz="4" w:space="4" w:color="auto"/>
+        </w:pBdr>
+        <w:ind w:left="1080"/>
+        <w:rPr>
+          <w:lang w:val="en-US"/>
+        </w:rPr>
+      </w:pPr>
+      <w:r>
+        <w:rPr>
+          <w:lang w:val="en-US"/>
+        </w:rPr>
+        <w:t xml:space="preserve">    </w:t>
+      </w:r>
+      <w:r>
+        <w:rPr>
+          <w:lang w:val="en-US"/>
+        </w:rPr>
+        <w:t>'linewidth"</w:t>
+      </w:r>
+      <w:r>
+        <w:rPr>
+          <w:lang w:val="en-US"/>
+        </w:rPr>
+        <w:t xml:space="preserve">, &lt;Độ Rộng Vector&gt;, </w:t>
+      </w:r>
+    </w:p>
+    <w:p>
+      <w:pPr>
+        <w:pStyle w:val="ListParagraph"/>
+        <w:pBdr>
+          <w:top w:val="single" w:sz="4" w:space="1" w:color="auto"/>
+          <w:left w:val="single" w:sz="4" w:space="4" w:color="auto"/>
+          <w:bottom w:val="single" w:sz="4" w:space="1" w:color="auto"/>
+          <w:right w:val="single" w:sz="4" w:space="4" w:color="auto"/>
+        </w:pBdr>
+        <w:ind w:left="1080"/>
+        <w:rPr>
+          <w:lang w:val="en-US"/>
+        </w:rPr>
+      </w:pPr>
+      <w:r>
+        <w:rPr>
+          <w:lang w:val="en-US"/>
+        </w:rPr>
+        <w:t xml:space="preserve">    </w:t>
+      </w:r>
+      <w:r>
+        <w:rPr>
+          <w:lang w:val="en-US"/>
+        </w:rPr>
+        <w:t>'MaxHeadSize'</w:t>
+      </w:r>
+      <w:r>
+        <w:rPr>
+          <w:lang w:val="en-US"/>
+        </w:rPr>
+        <w:t>, &lt;Độ To Đầu Mũi Tên&gt;</w:t>
+      </w:r>
+    </w:p>
+    <w:p>
+      <w:pPr>
+        <w:pStyle w:val="ListParagraph"/>
+        <w:pBdr>
+          <w:top w:val="single" w:sz="4" w:space="1" w:color="auto"/>
+          <w:left w:val="single" w:sz="4" w:space="4" w:color="auto"/>
+          <w:bottom w:val="single" w:sz="4" w:space="1" w:color="auto"/>
+          <w:right w:val="single" w:sz="4" w:space="4" w:color="auto"/>
+        </w:pBdr>
+        <w:ind w:left="1080"/>
+        <w:rPr>
+          <w:lang w:val="en-US"/>
+        </w:rPr>
+      </w:pPr>
       <w:r>
         <w:rPr>
           <w:lang w:val="en-US"/>
@@ -15407,339 +15954,6 @@
         <w:rPr>
           <w:lang w:val="en-US"/>
         </w:rPr>
-        <w:t>Trường hợp 1, &lt;X&gt; và &lt;Y&gt; là ma trận chỉ có 1 hàng hoặc cột, nhưng có số phần tử = nhau</w:t>
-      </w:r>
-    </w:p>
-    <w:p>
-      <w:pPr>
-        <w:pStyle w:val="ListParagraph"/>
-        <w:numPr>
-          <w:ilvl w:val="0"/>
-          <w:numId w:val="3"/>
-        </w:numPr>
-        <w:rPr>
-          <w:lang w:val="en-US"/>
-        </w:rPr>
-      </w:pPr>
-      <w:r>
-        <w:rPr>
-          <w:lang w:val="en-US"/>
-        </w:rPr>
-        <w:t xml:space="preserve">Giống Plot </w:t>
-      </w:r>
-      <w:r>
-        <w:rPr>
-          <w:lang w:val="en-US"/>
-        </w:rPr>
-        <w:t xml:space="preserve">1 </w:t>
-      </w:r>
-      <w:r>
-        <w:rPr>
-          <w:lang w:val="en-US"/>
-        </w:rPr>
-        <w:t>Line trong Matplotlib</w:t>
-      </w:r>
-    </w:p>
-    <w:p>
-      <w:pPr>
-        <w:pStyle w:val="ListParagraph"/>
-        <w:numPr>
-          <w:ilvl w:val="0"/>
-          <w:numId w:val="3"/>
-        </w:numPr>
-        <w:rPr>
-          <w:lang w:val="en-US"/>
-        </w:rPr>
-      </w:pPr>
-      <w:r>
-        <w:rPr>
-          <w:lang w:val="en-US"/>
-        </w:rPr>
-        <w:t xml:space="preserve">Trường hợp 2, &lt;X&gt; và &lt;Y&gt; là 2 ma trận </w:t>
-      </w:r>
-      <w:r>
-        <w:rPr>
-          <w:lang w:val="en-US"/>
-        </w:rPr>
-        <w:t>cùng Shape, hoặc 1 trong 2 là cột hoặc hàng, khi đó số phần tử phải = số dòng của ma trận còn lại để Broadcast</w:t>
-      </w:r>
-    </w:p>
-    <w:p>
-      <w:pPr>
-        <w:pStyle w:val="ListParagraph"/>
-        <w:numPr>
-          <w:ilvl w:val="0"/>
-          <w:numId w:val="3"/>
-        </w:numPr>
-        <w:rPr>
-          <w:lang w:val="en-US"/>
-        </w:rPr>
-      </w:pPr>
-      <w:r>
-        <w:rPr>
-          <w:lang w:val="en-US"/>
-        </w:rPr>
-        <w:t>Giống Plot nhiều Line trong Matplotlib, mỗi cột trong ma trận là 1 Line</w:t>
-      </w:r>
-    </w:p>
-    <w:p>
-      <w:pPr>
-        <w:pStyle w:val="ListParagraph"/>
-        <w:numPr>
-          <w:ilvl w:val="0"/>
-          <w:numId w:val="3"/>
-        </w:numPr>
-        <w:rPr>
-          <w:lang w:val="en-US"/>
-        </w:rPr>
-      </w:pPr>
-      <w:r>
-        <w:rPr>
-          <w:lang w:val="en-US"/>
-        </w:rPr>
-        <w:t>&lt;Style&gt; là 1 String chỉ định màu, kiểu đường, … của tất cả các Line</w:t>
-      </w:r>
-    </w:p>
-    <w:p>
-      <w:pPr>
-        <w:pStyle w:val="ListParagraph"/>
-        <w:numPr>
-          <w:ilvl w:val="0"/>
-          <w:numId w:val="3"/>
-        </w:numPr>
-        <w:rPr>
-          <w:lang w:val="en-US"/>
-        </w:rPr>
-      </w:pPr>
-      <w:r>
-        <w:rPr>
-          <w:lang w:val="en-US"/>
-        </w:rPr>
-        <w:t>Ta có thể cập nhật lại &lt;X&gt; và &lt;Y&gt; của &lt;Line&gt; và ngay lập tức đồ thị của nó được cập nhật</w:t>
-      </w:r>
-    </w:p>
-    <w:p>
-      <w:pPr>
-        <w:pStyle w:val="ListParagraph"/>
-        <w:pBdr>
-          <w:top w:val="single" w:sz="4" w:space="1" w:color="auto"/>
-          <w:left w:val="single" w:sz="4" w:space="4" w:color="auto"/>
-          <w:bottom w:val="single" w:sz="4" w:space="1" w:color="auto"/>
-          <w:right w:val="single" w:sz="4" w:space="4" w:color="auto"/>
-        </w:pBdr>
-        <w:ind w:left="1080"/>
-        <w:rPr>
-          <w:lang w:val="en-US"/>
-        </w:rPr>
-      </w:pPr>
-      <w:r>
-        <w:rPr>
-          <w:lang w:val="en-US"/>
-        </w:rPr>
-        <w:t>&lt;Line&gt;.XData = &lt;X Mới&gt;</w:t>
-      </w:r>
-    </w:p>
-    <w:p>
-      <w:pPr>
-        <w:pStyle w:val="ListParagraph"/>
-        <w:pBdr>
-          <w:top w:val="single" w:sz="4" w:space="1" w:color="auto"/>
-          <w:left w:val="single" w:sz="4" w:space="4" w:color="auto"/>
-          <w:bottom w:val="single" w:sz="4" w:space="1" w:color="auto"/>
-          <w:right w:val="single" w:sz="4" w:space="4" w:color="auto"/>
-        </w:pBdr>
-        <w:ind w:left="1080"/>
-        <w:rPr>
-          <w:lang w:val="en-US"/>
-        </w:rPr>
-      </w:pPr>
-      <w:r>
-        <w:rPr>
-          <w:lang w:val="en-US"/>
-        </w:rPr>
-        <w:t>&lt;Line&gt;.YData = &lt;Y Mới&gt;</w:t>
-      </w:r>
-    </w:p>
-    <w:p>
-      <w:pPr>
-        <w:pStyle w:val="ListParagraph"/>
-        <w:numPr>
-          <w:ilvl w:val="0"/>
-          <w:numId w:val="11"/>
-        </w:numPr>
-        <w:rPr>
-          <w:lang w:val="en-US"/>
-        </w:rPr>
-      </w:pPr>
-      <w:r>
-        <w:rPr>
-          <w:lang w:val="en-US"/>
-        </w:rPr>
-        <w:t>Plot 1 Đống Vector Vào Subplot Hiện Tại?</w:t>
-      </w:r>
-    </w:p>
-    <w:p>
-      <w:pPr>
-        <w:pStyle w:val="ListParagraph"/>
-        <w:pBdr>
-          <w:top w:val="single" w:sz="4" w:space="1" w:color="auto"/>
-          <w:left w:val="single" w:sz="4" w:space="4" w:color="auto"/>
-          <w:bottom w:val="single" w:sz="4" w:space="1" w:color="auto"/>
-          <w:right w:val="single" w:sz="4" w:space="4" w:color="auto"/>
-        </w:pBdr>
-        <w:ind w:left="1080"/>
-        <w:rPr>
-          <w:lang w:val="en-US"/>
-        </w:rPr>
-      </w:pPr>
-      <w:r>
-        <w:rPr>
-          <w:lang w:val="en-US"/>
-        </w:rPr>
-        <w:t xml:space="preserve">&lt;Quiver&gt; = </w:t>
-      </w:r>
-      <w:r>
-        <w:rPr>
-          <w:lang w:val="en-US"/>
-        </w:rPr>
-        <w:t>quiver(</w:t>
-      </w:r>
-    </w:p>
-    <w:p>
-      <w:pPr>
-        <w:pStyle w:val="ListParagraph"/>
-        <w:pBdr>
-          <w:top w:val="single" w:sz="4" w:space="1" w:color="auto"/>
-          <w:left w:val="single" w:sz="4" w:space="4" w:color="auto"/>
-          <w:bottom w:val="single" w:sz="4" w:space="1" w:color="auto"/>
-          <w:right w:val="single" w:sz="4" w:space="4" w:color="auto"/>
-        </w:pBdr>
-        <w:ind w:left="1080"/>
-        <w:rPr>
-          <w:lang w:val="en-US"/>
-        </w:rPr>
-      </w:pPr>
-      <w:r>
-        <w:rPr>
-          <w:lang w:val="en-US"/>
-        </w:rPr>
-        <w:t xml:space="preserve">    </w:t>
-      </w:r>
-      <w:r>
-        <w:rPr>
-          <w:lang w:val="en-US"/>
-        </w:rPr>
-        <w:t>&lt;X&gt;, &lt;Y&gt;, &lt;U&gt;, &lt;V&gt;, 0</w:t>
-      </w:r>
-      <w:r>
-        <w:rPr>
-          <w:lang w:val="en-US"/>
-        </w:rPr>
-        <w:t xml:space="preserve">, </w:t>
-      </w:r>
-    </w:p>
-    <w:p>
-      <w:pPr>
-        <w:pStyle w:val="ListParagraph"/>
-        <w:pBdr>
-          <w:top w:val="single" w:sz="4" w:space="1" w:color="auto"/>
-          <w:left w:val="single" w:sz="4" w:space="4" w:color="auto"/>
-          <w:bottom w:val="single" w:sz="4" w:space="1" w:color="auto"/>
-          <w:right w:val="single" w:sz="4" w:space="4" w:color="auto"/>
-        </w:pBdr>
-        <w:ind w:left="1080"/>
-        <w:rPr>
-          <w:lang w:val="en-US"/>
-        </w:rPr>
-      </w:pPr>
-      <w:r>
-        <w:rPr>
-          <w:lang w:val="en-US"/>
-        </w:rPr>
-        <w:t xml:space="preserve">    </w:t>
-      </w:r>
-      <w:r>
-        <w:rPr>
-          <w:lang w:val="en-US"/>
-        </w:rPr>
-        <w:t>'linewidth"</w:t>
-      </w:r>
-      <w:r>
-        <w:rPr>
-          <w:lang w:val="en-US"/>
-        </w:rPr>
-        <w:t xml:space="preserve">, &lt;Độ Rộng Vector&gt;, </w:t>
-      </w:r>
-    </w:p>
-    <w:p>
-      <w:pPr>
-        <w:pStyle w:val="ListParagraph"/>
-        <w:pBdr>
-          <w:top w:val="single" w:sz="4" w:space="1" w:color="auto"/>
-          <w:left w:val="single" w:sz="4" w:space="4" w:color="auto"/>
-          <w:bottom w:val="single" w:sz="4" w:space="1" w:color="auto"/>
-          <w:right w:val="single" w:sz="4" w:space="4" w:color="auto"/>
-        </w:pBdr>
-        <w:ind w:left="1080"/>
-        <w:rPr>
-          <w:lang w:val="en-US"/>
-        </w:rPr>
-      </w:pPr>
-      <w:r>
-        <w:rPr>
-          <w:lang w:val="en-US"/>
-        </w:rPr>
-        <w:t xml:space="preserve">    </w:t>
-      </w:r>
-      <w:r>
-        <w:rPr>
-          <w:lang w:val="en-US"/>
-        </w:rPr>
-        <w:t>'MaxHeadSize'</w:t>
-      </w:r>
-      <w:r>
-        <w:rPr>
-          <w:lang w:val="en-US"/>
-        </w:rPr>
-        <w:t>, &lt;Độ To Đầu Mũi Tên&gt;</w:t>
-      </w:r>
-    </w:p>
-    <w:p>
-      <w:pPr>
-        <w:pStyle w:val="ListParagraph"/>
-        <w:pBdr>
-          <w:top w:val="single" w:sz="4" w:space="1" w:color="auto"/>
-          <w:left w:val="single" w:sz="4" w:space="4" w:color="auto"/>
-          <w:bottom w:val="single" w:sz="4" w:space="1" w:color="auto"/>
-          <w:right w:val="single" w:sz="4" w:space="4" w:color="auto"/>
-        </w:pBdr>
-        <w:ind w:left="1080"/>
-        <w:rPr>
-          <w:lang w:val="en-US"/>
-        </w:rPr>
-      </w:pPr>
-      <w:r>
-        <w:rPr>
-          <w:lang w:val="en-US"/>
-        </w:rPr>
-        <w:t>)</w:t>
-      </w:r>
-    </w:p>
-    <w:p>
-      <w:pPr>
-        <w:pStyle w:val="ListParagraph"/>
-        <w:numPr>
-          <w:ilvl w:val="0"/>
-          <w:numId w:val="3"/>
-        </w:numPr>
-        <w:rPr>
-          <w:lang w:val="en-US"/>
-        </w:rPr>
-      </w:pPr>
-      <w:r>
-        <w:rPr>
-          <w:lang w:val="en-US"/>
-        </w:rPr>
         <w:t>&lt;X&gt;, &lt;Y&gt;, &lt;U&gt;, &lt;V&gt; phải là các Tensor cùng Shape, gốc của các Vector sẽ có hoành độ là &lt;X&gt;, tung độ là &lt;Y&gt;, hướng phải là &lt;U&gt;, hướng trên là &lt;V&gt;</w:t>
       </w:r>
     </w:p>
@@ -15758,7 +15972,6 @@
         <w:rPr>
           <w:lang w:val="en-US"/>
         </w:rPr>
-        <w:lastRenderedPageBreak/>
         <w:t>Ta có thể cập nhật lại &lt;X&gt;, &lt;Y&gt;, &lt;U&gt;, &lt;V&gt; của &lt;Quiver&gt; và ngay lập tức đồ thị của nó được cập nhật</w:t>
       </w:r>
     </w:p>
@@ -16643,6 +16856,7 @@
         <w:rPr>
           <w:lang w:val="en-US"/>
         </w:rPr>
+        <w:lastRenderedPageBreak/>
         <w:t>syms foo bar t</w:t>
       </w:r>
     </w:p>
@@ -16799,528 +17013,1020 @@
         <w:rPr>
           <w:lang w:val="en-US"/>
         </w:rPr>
+        <w:t>Tương tự với các trục còn lại</w:t>
+      </w:r>
+    </w:p>
+    <w:p>
+      <w:pPr>
+        <w:pStyle w:val="ListParagraph"/>
+        <w:numPr>
+          <w:ilvl w:val="0"/>
+          <w:numId w:val="15"/>
+        </w:numPr>
+        <w:rPr>
+          <w:lang w:val="en-US"/>
+        </w:rPr>
+      </w:pPr>
+      <w:r>
+        <w:rPr>
+          <w:lang w:val="en-US"/>
+        </w:rPr>
+        <w:t>Nếu muốn kiểu mũ mà không phải kiểu “^2”, … mà là kiểu “</w:t>
+      </w:r>
+      <w:r>
+        <w:rPr>
+          <w:vertAlign w:val="superscript"/>
+          <w:lang w:val="en-US"/>
+        </w:rPr>
+        <w:t>2</w:t>
+      </w:r>
+      <w:r>
+        <w:rPr>
+          <w:lang w:val="en-US"/>
+        </w:rPr>
+        <w:t>” thì viết</w:t>
+      </w:r>
+    </w:p>
+    <w:p>
+      <w:pPr>
+        <w:pStyle w:val="ListParagraph"/>
+        <w:pBdr>
+          <w:top w:val="single" w:sz="4" w:space="1" w:color="auto"/>
+          <w:left w:val="single" w:sz="4" w:space="4" w:color="auto"/>
+          <w:bottom w:val="single" w:sz="4" w:space="1" w:color="auto"/>
+          <w:right w:val="single" w:sz="4" w:space="4" w:color="auto"/>
+        </w:pBdr>
+        <w:ind w:left="1080"/>
+        <w:rPr>
+          <w:lang w:val="en-US"/>
+        </w:rPr>
+      </w:pPr>
+      <w:r>
+        <w:rPr>
+          <w:lang w:val="en-US"/>
+        </w:rPr>
+        <w:t>&lt;String Đẹp&gt; = sprintf(&lt;String&gt;)</w:t>
+      </w:r>
+    </w:p>
+    <w:p>
+      <w:pPr>
+        <w:pStyle w:val="ListParagraph"/>
+        <w:numPr>
+          <w:ilvl w:val="0"/>
+          <w:numId w:val="15"/>
+        </w:numPr>
+        <w:rPr>
+          <w:lang w:val="en-US"/>
+        </w:rPr>
+      </w:pPr>
+      <w:r>
+        <w:rPr>
+          <w:lang w:val="en-US"/>
+        </w:rPr>
+        <w:t>Ví dụ</w:t>
+      </w:r>
+    </w:p>
+    <w:p>
+      <w:pPr>
+        <w:pStyle w:val="ListParagraph"/>
+        <w:pBdr>
+          <w:top w:val="single" w:sz="4" w:space="1" w:color="auto"/>
+          <w:left w:val="single" w:sz="4" w:space="4" w:color="auto"/>
+          <w:bottom w:val="single" w:sz="4" w:space="1" w:color="auto"/>
+          <w:right w:val="single" w:sz="4" w:space="4" w:color="auto"/>
+        </w:pBdr>
+        <w:ind w:left="1080"/>
+        <w:rPr>
+          <w:lang w:val="en-US"/>
+        </w:rPr>
+      </w:pPr>
+      <w:r>
+        <w:rPr>
+          <w:lang w:val="en-US"/>
+        </w:rPr>
+        <w:t>foo = sprintf(</w:t>
+      </w:r>
+      <w:r>
+        <w:rPr>
+          <w:lang w:val="en-US"/>
+        </w:rPr>
+        <w:t>"m/s^2"</w:t>
+      </w:r>
+      <w:r>
+        <w:rPr>
+          <w:lang w:val="en-US"/>
+        </w:rPr>
+        <w:t>)</w:t>
+      </w:r>
+    </w:p>
+    <w:p>
+      <w:pPr>
+        <w:pStyle w:val="ListParagraph"/>
+        <w:numPr>
+          <w:ilvl w:val="0"/>
+          <w:numId w:val="15"/>
+        </w:numPr>
+        <w:rPr>
+          <w:lang w:val="en-US"/>
+        </w:rPr>
+      </w:pPr>
+      <w:r>
+        <w:rPr>
+          <w:lang w:val="en-US"/>
+        </w:rPr>
+        <w:t>Khi này, khi dùng foo để làm tên trục, nó sẽ hiện m/s</w:t>
+      </w:r>
+      <w:r>
+        <w:rPr>
+          <w:vertAlign w:val="superscript"/>
+          <w:lang w:val="en-US"/>
+        </w:rPr>
+        <w:t>2</w:t>
+      </w:r>
+    </w:p>
+    <w:p>
+      <w:pPr>
+        <w:pStyle w:val="ListParagraph"/>
+        <w:numPr>
+          <w:ilvl w:val="0"/>
+          <w:numId w:val="11"/>
+        </w:numPr>
+        <w:rPr>
+          <w:lang w:val="en-US"/>
+        </w:rPr>
+      </w:pPr>
+      <w:r>
+        <w:rPr>
+          <w:lang w:val="en-US"/>
+        </w:rPr>
+        <w:t>Chỉ Định Tên Của Subplot Hiện Tại?</w:t>
+      </w:r>
+    </w:p>
+    <w:p>
+      <w:pPr>
+        <w:pStyle w:val="ListParagraph"/>
+        <w:pBdr>
+          <w:top w:val="single" w:sz="4" w:space="1" w:color="auto"/>
+          <w:left w:val="single" w:sz="4" w:space="4" w:color="auto"/>
+          <w:bottom w:val="single" w:sz="4" w:space="1" w:color="auto"/>
+          <w:right w:val="single" w:sz="4" w:space="4" w:color="auto"/>
+        </w:pBdr>
+        <w:ind w:left="1080"/>
+        <w:rPr>
+          <w:lang w:val="en-US"/>
+        </w:rPr>
+      </w:pPr>
+      <w:r>
+        <w:rPr>
+          <w:lang w:val="en-US"/>
+        </w:rPr>
+        <w:t>title(&lt;Tên Subplot&gt;)</w:t>
+      </w:r>
+    </w:p>
+    <w:p>
+      <w:pPr>
+        <w:pStyle w:val="ListParagraph"/>
+        <w:numPr>
+          <w:ilvl w:val="0"/>
+          <w:numId w:val="11"/>
+        </w:numPr>
+        <w:rPr>
+          <w:lang w:val="en-US"/>
+        </w:rPr>
+      </w:pPr>
+      <w:r>
+        <w:rPr>
+          <w:lang w:val="en-US"/>
+        </w:rPr>
+        <w:t>Chú Thích Các Plot Trong Subplot Hiện Tại?</w:t>
+      </w:r>
+    </w:p>
+    <w:p>
+      <w:pPr>
+        <w:pStyle w:val="ListParagraph"/>
+        <w:pBdr>
+          <w:top w:val="single" w:sz="4" w:space="1" w:color="auto"/>
+          <w:left w:val="single" w:sz="4" w:space="4" w:color="auto"/>
+          <w:bottom w:val="single" w:sz="4" w:space="1" w:color="auto"/>
+          <w:right w:val="single" w:sz="4" w:space="4" w:color="auto"/>
+        </w:pBdr>
+        <w:ind w:left="1080"/>
+        <w:rPr>
+          <w:lang w:val="en-US"/>
+        </w:rPr>
+      </w:pPr>
+      <w:r>
+        <w:rPr>
+          <w:lang w:val="en-US"/>
+        </w:rPr>
+        <w:t>legend(&lt;Các Chú Thích&gt;)</w:t>
+      </w:r>
+    </w:p>
+    <w:p>
+      <w:pPr>
+        <w:pStyle w:val="ListParagraph"/>
+        <w:numPr>
+          <w:ilvl w:val="0"/>
+          <w:numId w:val="15"/>
+        </w:numPr>
+        <w:rPr>
+          <w:lang w:val="en-US"/>
+        </w:rPr>
+      </w:pPr>
+      <w:r>
+        <w:rPr>
+          <w:lang w:val="en-US"/>
+        </w:rPr>
+        <w:t>&lt;Các Chú Thích&gt; phải có số lượng = số Plot hiện tại</w:t>
+      </w:r>
+    </w:p>
+    <w:p>
+      <w:pPr>
+        <w:pStyle w:val="ListParagraph"/>
+        <w:numPr>
+          <w:ilvl w:val="0"/>
+          <w:numId w:val="15"/>
+        </w:numPr>
+        <w:rPr>
+          <w:lang w:val="en-US"/>
+        </w:rPr>
+      </w:pPr>
+      <w:r>
+        <w:rPr>
+          <w:lang w:val="en-US"/>
+        </w:rPr>
+        <w:t>Chú thích đầu tiên sẽ áp dụng cho cái Plot được Plot sớm nhất, chú thích thứ 2 sẽ áp dụng cho cái Plot được Plot thứ 2, …</w:t>
+      </w:r>
+    </w:p>
+    <w:p>
+      <w:pPr>
+        <w:pStyle w:val="ListParagraph"/>
+        <w:numPr>
+          <w:ilvl w:val="0"/>
+          <w:numId w:val="15"/>
+        </w:numPr>
+        <w:rPr>
+          <w:lang w:val="en-US"/>
+        </w:rPr>
+      </w:pPr>
+      <w:r>
+        <w:rPr>
+          <w:lang w:val="en-US"/>
+        </w:rPr>
+        <w:t>Ví dụ</w:t>
+      </w:r>
+    </w:p>
+    <w:p>
+      <w:pPr>
+        <w:pStyle w:val="ListParagraph"/>
+        <w:pBdr>
+          <w:top w:val="single" w:sz="4" w:space="1" w:color="auto"/>
+          <w:left w:val="single" w:sz="4" w:space="4" w:color="auto"/>
+          <w:bottom w:val="single" w:sz="4" w:space="1" w:color="auto"/>
+          <w:right w:val="single" w:sz="4" w:space="4" w:color="auto"/>
+        </w:pBdr>
+        <w:ind w:left="1080"/>
+        <w:rPr>
+          <w:lang w:val="en-US"/>
+        </w:rPr>
+      </w:pPr>
+      <w:r>
+        <w:rPr>
+          <w:lang w:val="en-US"/>
+        </w:rPr>
+        <w:t>legend(</w:t>
+      </w:r>
+      <w:r>
+        <w:rPr>
+          <w:lang w:val="en-US"/>
+        </w:rPr>
+        <w:t>"foo", "bar", "far"</w:t>
+      </w:r>
+      <w:r>
+        <w:rPr>
+          <w:lang w:val="en-US"/>
+        </w:rPr>
+        <w:t>)</w:t>
+      </w:r>
+    </w:p>
+    <w:p>
+      <w:pPr>
+        <w:pStyle w:val="ListParagraph"/>
+        <w:numPr>
+          <w:ilvl w:val="0"/>
+          <w:numId w:val="15"/>
+        </w:numPr>
+        <w:rPr>
+          <w:lang w:val="en-US"/>
+        </w:rPr>
+      </w:pPr>
+      <w:r>
+        <w:rPr>
+          <w:lang w:val="en-US"/>
+        </w:rPr>
+        <w:t>Lưu ý bảng chú thích có thể di chuyển được = cách kéo thả chuột</w:t>
+      </w:r>
+    </w:p>
+    <w:p>
+      <w:pPr>
+        <w:pStyle w:val="ListParagraph"/>
+        <w:numPr>
+          <w:ilvl w:val="0"/>
+          <w:numId w:val="11"/>
+        </w:numPr>
+        <w:rPr>
+          <w:lang w:val="en-US"/>
+        </w:rPr>
+      </w:pPr>
+      <w:r>
+        <w:rPr>
+          <w:lang w:val="en-US"/>
+        </w:rPr>
+        <w:t xml:space="preserve">Chỉ </w:t>
+      </w:r>
+      <w:r>
+        <w:rPr>
+          <w:lang w:val="en-US"/>
+        </w:rPr>
+        <w:t xml:space="preserve">Định Cận Của </w:t>
+      </w:r>
+      <w:r>
+        <w:rPr>
+          <w:lang w:val="en-US"/>
+        </w:rPr>
+        <w:t xml:space="preserve">Subplot </w:t>
+      </w:r>
+      <w:r>
+        <w:rPr>
+          <w:lang w:val="en-US"/>
+        </w:rPr>
+        <w:t>Hiện Tại?</w:t>
+      </w:r>
+    </w:p>
+    <w:p>
+      <w:pPr>
+        <w:pStyle w:val="ListParagraph"/>
+        <w:numPr>
+          <w:ilvl w:val="0"/>
+          <w:numId w:val="15"/>
+        </w:numPr>
+        <w:rPr>
+          <w:lang w:val="en-US"/>
+        </w:rPr>
+      </w:pPr>
+      <w:r>
+        <w:rPr>
+          <w:lang w:val="en-US"/>
+        </w:rPr>
+        <w:t>Giống y chang trong Matplotlib</w:t>
+      </w:r>
+    </w:p>
+    <w:p>
+      <w:pPr>
+        <w:pStyle w:val="ListParagraph"/>
+        <w:numPr>
+          <w:ilvl w:val="0"/>
+          <w:numId w:val="15"/>
+        </w:numPr>
+        <w:rPr>
+          <w:lang w:val="en-US"/>
+        </w:rPr>
+      </w:pPr>
+      <w:r>
+        <w:rPr>
+          <w:lang w:val="en-US"/>
+        </w:rPr>
+        <w:t>Chỉ định cận trục hoành</w:t>
+      </w:r>
+    </w:p>
+    <w:p>
+      <w:pPr>
+        <w:pStyle w:val="ListParagraph"/>
+        <w:pBdr>
+          <w:top w:val="single" w:sz="4" w:space="1" w:color="auto"/>
+          <w:left w:val="single" w:sz="4" w:space="4" w:color="auto"/>
+          <w:bottom w:val="single" w:sz="4" w:space="1" w:color="auto"/>
+          <w:right w:val="single" w:sz="4" w:space="4" w:color="auto"/>
+        </w:pBdr>
+        <w:ind w:left="1080"/>
+        <w:rPr>
+          <w:lang w:val="en-US"/>
+        </w:rPr>
+      </w:pPr>
+      <w:r>
+        <w:rPr>
+          <w:lang w:val="en-US"/>
+        </w:rPr>
+        <w:t>xlim([&lt;Cận Trái&gt; &lt;Cận Phải&gt;])</w:t>
+      </w:r>
+    </w:p>
+    <w:p>
+      <w:pPr>
+        <w:pStyle w:val="ListParagraph"/>
+        <w:numPr>
+          <w:ilvl w:val="0"/>
+          <w:numId w:val="15"/>
+        </w:numPr>
+        <w:rPr>
+          <w:lang w:val="en-US"/>
+        </w:rPr>
+      </w:pPr>
+      <w:r>
+        <w:rPr>
+          <w:lang w:val="en-US"/>
+        </w:rPr>
+        <w:t>Tương tự với các trục còn lại</w:t>
+      </w:r>
+    </w:p>
+    <w:p>
+      <w:pPr>
+        <w:pStyle w:val="ListParagraph"/>
+        <w:numPr>
+          <w:ilvl w:val="0"/>
+          <w:numId w:val="11"/>
+        </w:numPr>
+        <w:rPr>
+          <w:lang w:val="en-US"/>
+        </w:rPr>
+      </w:pPr>
+      <w:r>
+        <w:rPr>
+          <w:lang w:val="en-US"/>
+        </w:rPr>
+        <w:t>Đóng Figure Hiện Tại?</w:t>
+      </w:r>
+    </w:p>
+    <w:p>
+      <w:pPr>
+        <w:pStyle w:val="ListParagraph"/>
+        <w:pBdr>
+          <w:top w:val="single" w:sz="4" w:space="1" w:color="auto"/>
+          <w:left w:val="single" w:sz="4" w:space="4" w:color="auto"/>
+          <w:bottom w:val="single" w:sz="4" w:space="1" w:color="auto"/>
+          <w:right w:val="single" w:sz="4" w:space="4" w:color="auto"/>
+        </w:pBdr>
+        <w:ind w:left="1080"/>
+        <w:rPr>
+          <w:lang w:val="en-US"/>
+        </w:rPr>
+      </w:pPr>
+      <w:r>
+        <w:rPr>
+          <w:lang w:val="en-US"/>
+        </w:rPr>
+        <w:t>close</w:t>
+      </w:r>
+    </w:p>
+    <w:p>
+      <w:pPr>
+        <w:pStyle w:val="ListParagraph"/>
+        <w:numPr>
+          <w:ilvl w:val="0"/>
+          <w:numId w:val="3"/>
+        </w:numPr>
+        <w:rPr>
+          <w:lang w:val="en-US"/>
+        </w:rPr>
+      </w:pPr>
+      <w:r>
+        <w:rPr>
+          <w:lang w:val="en-US"/>
+        </w:rPr>
+        <w:t>Để đóng toàn bộ Figure</w:t>
+      </w:r>
+    </w:p>
+    <w:p>
+      <w:pPr>
+        <w:pStyle w:val="ListParagraph"/>
+        <w:pBdr>
+          <w:top w:val="single" w:sz="4" w:space="1" w:color="auto"/>
+          <w:left w:val="single" w:sz="4" w:space="4" w:color="auto"/>
+          <w:bottom w:val="single" w:sz="4" w:space="1" w:color="auto"/>
+          <w:right w:val="single" w:sz="4" w:space="4" w:color="auto"/>
+        </w:pBdr>
+        <w:ind w:left="1080"/>
+        <w:rPr>
+          <w:lang w:val="en-US"/>
+        </w:rPr>
+      </w:pPr>
+      <w:r>
+        <w:rPr>
+          <w:lang w:val="en-US"/>
+        </w:rPr>
+        <w:t>close all</w:t>
+      </w:r>
+    </w:p>
+    <w:p>
+      <w:pPr>
+        <w:rPr>
+          <w:lang w:val="en-US"/>
+        </w:rPr>
+      </w:pPr>
+    </w:p>
+    <w:p>
+      <w:pPr>
+        <w:rPr>
+          <w:lang w:val="en-US"/>
+        </w:rPr>
+      </w:pPr>
+      <w:r>
+        <w:rPr>
+          <w:lang w:val="en-US"/>
+        </w:rPr>
+        <w:t>Simulink:</w:t>
+      </w:r>
+    </w:p>
+    <w:p>
+      <w:pPr>
+        <w:pStyle w:val="ListParagraph"/>
+        <w:numPr>
+          <w:ilvl w:val="0"/>
+          <w:numId w:val="22"/>
+        </w:numPr>
+        <w:rPr>
+          <w:lang w:val="en-US"/>
+        </w:rPr>
+      </w:pPr>
+      <w:r>
+        <w:rPr>
+          <w:lang w:val="en-US"/>
+        </w:rPr>
+        <w:t xml:space="preserve">Phần </w:t>
+      </w:r>
+      <w:r>
+        <w:rPr>
+          <w:lang w:val="en-US"/>
+        </w:rPr>
+        <w:t xml:space="preserve">Mở Rộng </w:t>
+      </w:r>
+      <w:r>
+        <w:rPr>
+          <w:lang w:val="en-US"/>
+        </w:rPr>
+        <w:t>File Simulink</w:t>
+      </w:r>
+      <w:r>
+        <w:rPr>
+          <w:lang w:val="en-US"/>
+        </w:rPr>
+        <w:t>?</w:t>
+      </w:r>
+    </w:p>
+    <w:p>
+      <w:pPr>
+        <w:pStyle w:val="ListParagraph"/>
+        <w:numPr>
+          <w:ilvl w:val="0"/>
+          <w:numId w:val="3"/>
+        </w:numPr>
+        <w:rPr>
+          <w:lang w:val="en-US"/>
+        </w:rPr>
+      </w:pPr>
+      <w:r>
+        <w:rPr>
+          <w:lang w:val="en-US"/>
+        </w:rPr>
+        <w:t>“.slx”</w:t>
+      </w:r>
+    </w:p>
+    <w:p>
+      <w:pPr>
+        <w:pStyle w:val="ListParagraph"/>
+        <w:numPr>
+          <w:ilvl w:val="0"/>
+          <w:numId w:val="22"/>
+        </w:numPr>
+        <w:rPr>
+          <w:lang w:val="en-US"/>
+        </w:rPr>
+      </w:pPr>
+      <w:r>
+        <w:rPr>
+          <w:lang w:val="en-US"/>
+        </w:rPr>
+        <w:t xml:space="preserve">Mở </w:t>
+      </w:r>
+      <w:r>
+        <w:rPr>
+          <w:lang w:val="en-US"/>
+        </w:rPr>
+        <w:t>1 File Simulink</w:t>
+      </w:r>
+      <w:r>
+        <w:rPr>
+          <w:lang w:val="en-US"/>
+        </w:rPr>
+        <w:t>?</w:t>
+      </w:r>
+    </w:p>
+    <w:p>
+      <w:pPr>
+        <w:pStyle w:val="ListParagraph"/>
+        <w:numPr>
+          <w:ilvl w:val="0"/>
+          <w:numId w:val="3"/>
+        </w:numPr>
+        <w:rPr>
+          <w:lang w:val="en-US"/>
+        </w:rPr>
+      </w:pPr>
+      <w:r>
+        <w:rPr>
+          <w:lang w:val="en-US"/>
+        </w:rPr>
+        <w:t>Mỗi 1 File Simulink mở ra sẽ cần 1 cửa sổ dành riêng cho nó</w:t>
+      </w:r>
+    </w:p>
+    <w:p>
+      <w:pPr>
+        <w:pStyle w:val="ListParagraph"/>
+        <w:numPr>
+          <w:ilvl w:val="0"/>
+          <w:numId w:val="3"/>
+        </w:numPr>
+        <w:rPr>
+          <w:lang w:val="en-US"/>
+        </w:rPr>
+      </w:pPr>
+      <w:r>
+        <w:rPr>
+          <w:lang w:val="en-US"/>
+        </w:rPr>
+        <w:t xml:space="preserve">Vào Tab “HOME” + tại mục “SIMULINK” + Click biểu tượng “Simulink” + </w:t>
+      </w:r>
+      <w:r>
+        <w:rPr>
+          <w:lang w:val="en-US"/>
+        </w:rPr>
+        <w:t xml:space="preserve">Click biểu tượng “Open…” góc trái trên + </w:t>
+      </w:r>
+      <w:r>
+        <w:rPr>
+          <w:lang w:val="en-US"/>
+        </w:rPr>
+        <w:t>chọn File Simulink + Click “Open”</w:t>
+      </w:r>
+      <w:r>
+        <w:rPr>
+          <w:lang w:val="en-US"/>
+        </w:rPr>
+        <w:t xml:space="preserve"> = mở File trong cửa sổ “Current Folder”</w:t>
+      </w:r>
+    </w:p>
+    <w:p>
+      <w:pPr>
+        <w:pStyle w:val="ListParagraph"/>
+        <w:numPr>
+          <w:ilvl w:val="0"/>
+          <w:numId w:val="22"/>
+        </w:numPr>
+        <w:rPr>
+          <w:lang w:val="en-US"/>
+        </w:rPr>
+      </w:pPr>
+      <w:r>
+        <w:rPr>
+          <w:lang w:val="en-US"/>
+        </w:rPr>
+        <w:t xml:space="preserve">Thêm </w:t>
+      </w:r>
+      <w:r>
+        <w:rPr>
+          <w:lang w:val="en-US"/>
+        </w:rPr>
+        <w:t>1 Phần Tử Vào Mạch?</w:t>
+      </w:r>
+    </w:p>
+    <w:p>
+      <w:pPr>
+        <w:pStyle w:val="ListParagraph"/>
+        <w:numPr>
+          <w:ilvl w:val="0"/>
+          <w:numId w:val="3"/>
+        </w:numPr>
+        <w:rPr>
+          <w:lang w:val="en-US"/>
+        </w:rPr>
+      </w:pPr>
+      <w:r>
+        <w:rPr>
+          <w:lang w:val="en-US"/>
+        </w:rPr>
         <w:lastRenderedPageBreak/>
-        <w:t>Tương tự với các trục còn lại</w:t>
-      </w:r>
-    </w:p>
-    <w:p>
-      <w:pPr>
-        <w:pStyle w:val="ListParagraph"/>
-        <w:numPr>
-          <w:ilvl w:val="0"/>
-          <w:numId w:val="15"/>
-        </w:numPr>
-        <w:rPr>
-          <w:lang w:val="en-US"/>
-        </w:rPr>
-      </w:pPr>
-      <w:r>
-        <w:rPr>
-          <w:lang w:val="en-US"/>
-        </w:rPr>
-        <w:t>Nếu muốn kiểu mũ mà không phải kiểu “^2”, … mà là kiểu “</w:t>
-      </w:r>
-      <w:r>
-        <w:rPr>
-          <w:vertAlign w:val="superscript"/>
-          <w:lang w:val="en-US"/>
-        </w:rPr>
-        <w:t>2</w:t>
-      </w:r>
-      <w:r>
-        <w:rPr>
-          <w:lang w:val="en-US"/>
-        </w:rPr>
-        <w:t>” thì viết</w:t>
-      </w:r>
-    </w:p>
-    <w:p>
-      <w:pPr>
-        <w:pStyle w:val="ListParagraph"/>
-        <w:pBdr>
-          <w:top w:val="single" w:sz="4" w:space="1" w:color="auto"/>
-          <w:left w:val="single" w:sz="4" w:space="4" w:color="auto"/>
-          <w:bottom w:val="single" w:sz="4" w:space="1" w:color="auto"/>
-          <w:right w:val="single" w:sz="4" w:space="4" w:color="auto"/>
-        </w:pBdr>
-        <w:ind w:left="1080"/>
-        <w:rPr>
-          <w:lang w:val="en-US"/>
-        </w:rPr>
-      </w:pPr>
-      <w:r>
-        <w:rPr>
-          <w:lang w:val="en-US"/>
-        </w:rPr>
-        <w:t>&lt;String Đẹp&gt; = sprintf(&lt;String&gt;)</w:t>
-      </w:r>
-    </w:p>
-    <w:p>
-      <w:pPr>
-        <w:pStyle w:val="ListParagraph"/>
-        <w:numPr>
-          <w:ilvl w:val="0"/>
-          <w:numId w:val="15"/>
-        </w:numPr>
-        <w:rPr>
-          <w:lang w:val="en-US"/>
-        </w:rPr>
-      </w:pPr>
-      <w:r>
-        <w:rPr>
-          <w:lang w:val="en-US"/>
-        </w:rPr>
-        <w:t>Ví dụ</w:t>
-      </w:r>
-    </w:p>
-    <w:p>
-      <w:pPr>
-        <w:pStyle w:val="ListParagraph"/>
-        <w:pBdr>
-          <w:top w:val="single" w:sz="4" w:space="1" w:color="auto"/>
-          <w:left w:val="single" w:sz="4" w:space="4" w:color="auto"/>
-          <w:bottom w:val="single" w:sz="4" w:space="1" w:color="auto"/>
-          <w:right w:val="single" w:sz="4" w:space="4" w:color="auto"/>
-        </w:pBdr>
-        <w:ind w:left="1080"/>
-        <w:rPr>
-          <w:lang w:val="en-US"/>
-        </w:rPr>
-      </w:pPr>
-      <w:r>
-        <w:rPr>
-          <w:lang w:val="en-US"/>
-        </w:rPr>
-        <w:t>foo = sprintf(</w:t>
-      </w:r>
-      <w:r>
-        <w:rPr>
-          <w:lang w:val="en-US"/>
-        </w:rPr>
-        <w:t>"m/s^2"</w:t>
-      </w:r>
-      <w:r>
-        <w:rPr>
-          <w:lang w:val="en-US"/>
-        </w:rPr>
-        <w:t>)</w:t>
-      </w:r>
-    </w:p>
-    <w:p>
-      <w:pPr>
-        <w:pStyle w:val="ListParagraph"/>
-        <w:numPr>
-          <w:ilvl w:val="0"/>
-          <w:numId w:val="15"/>
-        </w:numPr>
-        <w:rPr>
-          <w:lang w:val="en-US"/>
-        </w:rPr>
-      </w:pPr>
-      <w:r>
-        <w:rPr>
-          <w:lang w:val="en-US"/>
-        </w:rPr>
-        <w:t>Khi này, khi dùng foo để làm tên trục, nó sẽ hiện m/s</w:t>
-      </w:r>
-      <w:r>
-        <w:rPr>
-          <w:vertAlign w:val="superscript"/>
-          <w:lang w:val="en-US"/>
-        </w:rPr>
-        <w:t>2</w:t>
-      </w:r>
-    </w:p>
-    <w:p>
-      <w:pPr>
-        <w:pStyle w:val="ListParagraph"/>
-        <w:numPr>
-          <w:ilvl w:val="0"/>
-          <w:numId w:val="11"/>
-        </w:numPr>
-        <w:rPr>
-          <w:lang w:val="en-US"/>
-        </w:rPr>
-      </w:pPr>
-      <w:r>
-        <w:rPr>
-          <w:lang w:val="en-US"/>
-        </w:rPr>
-        <w:t>Chỉ Định Tên Của Subplot Hiện Tại?</w:t>
-      </w:r>
-    </w:p>
-    <w:p>
-      <w:pPr>
-        <w:pStyle w:val="ListParagraph"/>
-        <w:pBdr>
-          <w:top w:val="single" w:sz="4" w:space="1" w:color="auto"/>
-          <w:left w:val="single" w:sz="4" w:space="4" w:color="auto"/>
-          <w:bottom w:val="single" w:sz="4" w:space="1" w:color="auto"/>
-          <w:right w:val="single" w:sz="4" w:space="4" w:color="auto"/>
-        </w:pBdr>
-        <w:ind w:left="1080"/>
-        <w:rPr>
-          <w:lang w:val="en-US"/>
-        </w:rPr>
-      </w:pPr>
-      <w:r>
-        <w:rPr>
-          <w:lang w:val="en-US"/>
-        </w:rPr>
-        <w:t>title(&lt;Tên Subplot&gt;)</w:t>
-      </w:r>
-    </w:p>
-    <w:p>
-      <w:pPr>
-        <w:pStyle w:val="ListParagraph"/>
-        <w:numPr>
-          <w:ilvl w:val="0"/>
-          <w:numId w:val="11"/>
-        </w:numPr>
-        <w:rPr>
-          <w:lang w:val="en-US"/>
-        </w:rPr>
-      </w:pPr>
-      <w:r>
-        <w:rPr>
-          <w:lang w:val="en-US"/>
-        </w:rPr>
-        <w:t>Chú Thích Các Plot Trong Subplot Hiện Tại?</w:t>
-      </w:r>
-    </w:p>
-    <w:p>
-      <w:pPr>
-        <w:pStyle w:val="ListParagraph"/>
-        <w:pBdr>
-          <w:top w:val="single" w:sz="4" w:space="1" w:color="auto"/>
-          <w:left w:val="single" w:sz="4" w:space="4" w:color="auto"/>
-          <w:bottom w:val="single" w:sz="4" w:space="1" w:color="auto"/>
-          <w:right w:val="single" w:sz="4" w:space="4" w:color="auto"/>
-        </w:pBdr>
-        <w:ind w:left="1080"/>
-        <w:rPr>
-          <w:lang w:val="en-US"/>
-        </w:rPr>
-      </w:pPr>
-      <w:r>
-        <w:rPr>
-          <w:lang w:val="en-US"/>
-        </w:rPr>
-        <w:t>legend(&lt;Các Chú Thích&gt;)</w:t>
-      </w:r>
-    </w:p>
-    <w:p>
-      <w:pPr>
-        <w:pStyle w:val="ListParagraph"/>
-        <w:numPr>
-          <w:ilvl w:val="0"/>
-          <w:numId w:val="15"/>
-        </w:numPr>
-        <w:rPr>
-          <w:lang w:val="en-US"/>
-        </w:rPr>
-      </w:pPr>
-      <w:r>
-        <w:rPr>
-          <w:lang w:val="en-US"/>
-        </w:rPr>
-        <w:t>&lt;Các Chú Thích&gt; phải có số lượng = số Plot hiện tại</w:t>
-      </w:r>
-    </w:p>
-    <w:p>
-      <w:pPr>
-        <w:pStyle w:val="ListParagraph"/>
-        <w:numPr>
-          <w:ilvl w:val="0"/>
-          <w:numId w:val="15"/>
-        </w:numPr>
-        <w:rPr>
-          <w:lang w:val="en-US"/>
-        </w:rPr>
-      </w:pPr>
-      <w:r>
-        <w:rPr>
-          <w:lang w:val="en-US"/>
-        </w:rPr>
-        <w:t>Chú thích đầu tiên sẽ áp dụng cho cái Plot được Plot sớm nhất, chú thích thứ 2 sẽ áp dụng cho cái Plot được Plot thứ 2, …</w:t>
-      </w:r>
-    </w:p>
-    <w:p>
-      <w:pPr>
-        <w:pStyle w:val="ListParagraph"/>
-        <w:numPr>
-          <w:ilvl w:val="0"/>
-          <w:numId w:val="15"/>
-        </w:numPr>
-        <w:rPr>
-          <w:lang w:val="en-US"/>
-        </w:rPr>
-      </w:pPr>
-      <w:r>
-        <w:rPr>
-          <w:lang w:val="en-US"/>
-        </w:rPr>
-        <w:t>Ví dụ</w:t>
-      </w:r>
-    </w:p>
-    <w:p>
-      <w:pPr>
-        <w:pStyle w:val="ListParagraph"/>
-        <w:pBdr>
-          <w:top w:val="single" w:sz="4" w:space="1" w:color="auto"/>
-          <w:left w:val="single" w:sz="4" w:space="4" w:color="auto"/>
-          <w:bottom w:val="single" w:sz="4" w:space="1" w:color="auto"/>
-          <w:right w:val="single" w:sz="4" w:space="4" w:color="auto"/>
-        </w:pBdr>
-        <w:ind w:left="1080"/>
-        <w:rPr>
-          <w:lang w:val="en-US"/>
-        </w:rPr>
-      </w:pPr>
-      <w:r>
-        <w:rPr>
-          <w:lang w:val="en-US"/>
-        </w:rPr>
-        <w:t>legend(</w:t>
-      </w:r>
-      <w:r>
-        <w:rPr>
-          <w:lang w:val="en-US"/>
-        </w:rPr>
-        <w:t>"foo", "bar", "far"</w:t>
-      </w:r>
-      <w:r>
-        <w:rPr>
-          <w:lang w:val="en-US"/>
-        </w:rPr>
-        <w:t>)</w:t>
-      </w:r>
-    </w:p>
-    <w:p>
-      <w:pPr>
-        <w:pStyle w:val="ListParagraph"/>
-        <w:numPr>
-          <w:ilvl w:val="0"/>
-          <w:numId w:val="15"/>
-        </w:numPr>
-        <w:rPr>
-          <w:lang w:val="en-US"/>
-        </w:rPr>
-      </w:pPr>
-      <w:r>
-        <w:rPr>
-          <w:lang w:val="en-US"/>
-        </w:rPr>
-        <w:t>Lưu ý bảng chú thích có thể di chuyển được = cách kéo thả chuột</w:t>
-      </w:r>
-    </w:p>
-    <w:p>
-      <w:pPr>
-        <w:pStyle w:val="ListParagraph"/>
-        <w:numPr>
-          <w:ilvl w:val="0"/>
-          <w:numId w:val="11"/>
-        </w:numPr>
-        <w:rPr>
-          <w:lang w:val="en-US"/>
-        </w:rPr>
-      </w:pPr>
-      <w:r>
-        <w:rPr>
-          <w:lang w:val="en-US"/>
-        </w:rPr>
-        <w:t xml:space="preserve">Chỉ </w:t>
-      </w:r>
-      <w:r>
-        <w:rPr>
-          <w:lang w:val="en-US"/>
-        </w:rPr>
-        <w:t xml:space="preserve">Định Cận Của </w:t>
-      </w:r>
-      <w:r>
-        <w:rPr>
-          <w:lang w:val="en-US"/>
-        </w:rPr>
-        <w:t xml:space="preserve">Subplot </w:t>
-      </w:r>
-      <w:r>
-        <w:rPr>
-          <w:lang w:val="en-US"/>
-        </w:rPr>
-        <w:t>Hiện Tại?</w:t>
-      </w:r>
-    </w:p>
-    <w:p>
-      <w:pPr>
-        <w:pStyle w:val="ListParagraph"/>
-        <w:numPr>
-          <w:ilvl w:val="0"/>
-          <w:numId w:val="15"/>
-        </w:numPr>
-        <w:rPr>
-          <w:lang w:val="en-US"/>
-        </w:rPr>
-      </w:pPr>
-      <w:r>
-        <w:rPr>
-          <w:lang w:val="en-US"/>
-        </w:rPr>
-        <w:t>Giống y chang trong Matplotlib</w:t>
-      </w:r>
-    </w:p>
-    <w:p>
-      <w:pPr>
-        <w:pStyle w:val="ListParagraph"/>
-        <w:numPr>
-          <w:ilvl w:val="0"/>
-          <w:numId w:val="15"/>
-        </w:numPr>
-        <w:rPr>
-          <w:lang w:val="en-US"/>
-        </w:rPr>
-      </w:pPr>
-      <w:r>
-        <w:rPr>
-          <w:lang w:val="en-US"/>
-        </w:rPr>
-        <w:t>Chỉ định cận trục hoành</w:t>
-      </w:r>
-    </w:p>
-    <w:p>
-      <w:pPr>
-        <w:pStyle w:val="ListParagraph"/>
-        <w:pBdr>
-          <w:top w:val="single" w:sz="4" w:space="1" w:color="auto"/>
-          <w:left w:val="single" w:sz="4" w:space="4" w:color="auto"/>
-          <w:bottom w:val="single" w:sz="4" w:space="1" w:color="auto"/>
-          <w:right w:val="single" w:sz="4" w:space="4" w:color="auto"/>
-        </w:pBdr>
-        <w:ind w:left="1080"/>
-        <w:rPr>
-          <w:lang w:val="en-US"/>
-        </w:rPr>
-      </w:pPr>
-      <w:r>
-        <w:rPr>
-          <w:lang w:val="en-US"/>
-        </w:rPr>
-        <w:t>xlim([&lt;Cận Trái&gt; &lt;Cận Phải&gt;])</w:t>
-      </w:r>
-    </w:p>
-    <w:p>
-      <w:pPr>
-        <w:pStyle w:val="ListParagraph"/>
-        <w:numPr>
-          <w:ilvl w:val="0"/>
-          <w:numId w:val="15"/>
-        </w:numPr>
-        <w:rPr>
-          <w:lang w:val="en-US"/>
-        </w:rPr>
-      </w:pPr>
-      <w:r>
-        <w:rPr>
-          <w:lang w:val="en-US"/>
-        </w:rPr>
-        <w:t>Tương tự với các trục còn lại</w:t>
-      </w:r>
-    </w:p>
-    <w:p>
-      <w:pPr>
-        <w:pStyle w:val="ListParagraph"/>
-        <w:numPr>
-          <w:ilvl w:val="0"/>
-          <w:numId w:val="11"/>
-        </w:numPr>
-        <w:rPr>
-          <w:lang w:val="en-US"/>
-        </w:rPr>
-      </w:pPr>
-      <w:r>
-        <w:rPr>
-          <w:lang w:val="en-US"/>
-        </w:rPr>
-        <w:t>Đóng Figure Hiện Tại?</w:t>
-      </w:r>
-    </w:p>
-    <w:p>
-      <w:pPr>
-        <w:pStyle w:val="ListParagraph"/>
-        <w:pBdr>
-          <w:top w:val="single" w:sz="4" w:space="1" w:color="auto"/>
-          <w:left w:val="single" w:sz="4" w:space="4" w:color="auto"/>
-          <w:bottom w:val="single" w:sz="4" w:space="1" w:color="auto"/>
-          <w:right w:val="single" w:sz="4" w:space="4" w:color="auto"/>
-        </w:pBdr>
-        <w:ind w:left="1080"/>
-        <w:rPr>
-          <w:lang w:val="en-US"/>
-        </w:rPr>
-      </w:pPr>
-      <w:r>
-        <w:rPr>
-          <w:lang w:val="en-US"/>
-        </w:rPr>
-        <w:t>close</w:t>
-      </w:r>
-    </w:p>
-    <w:p>
-      <w:pPr>
-        <w:pStyle w:val="ListParagraph"/>
-        <w:numPr>
-          <w:ilvl w:val="0"/>
-          <w:numId w:val="3"/>
-        </w:numPr>
-        <w:rPr>
-          <w:lang w:val="en-US"/>
-        </w:rPr>
-      </w:pPr>
-      <w:r>
-        <w:rPr>
-          <w:lang w:val="en-US"/>
-        </w:rPr>
-        <w:t>Để đóng toàn bộ Figure</w:t>
-      </w:r>
-    </w:p>
-    <w:p>
-      <w:pPr>
-        <w:pStyle w:val="ListParagraph"/>
-        <w:pBdr>
-          <w:top w:val="single" w:sz="4" w:space="1" w:color="auto"/>
-          <w:left w:val="single" w:sz="4" w:space="4" w:color="auto"/>
-          <w:bottom w:val="single" w:sz="4" w:space="1" w:color="auto"/>
-          <w:right w:val="single" w:sz="4" w:space="4" w:color="auto"/>
-        </w:pBdr>
-        <w:ind w:left="1080"/>
-        <w:rPr>
-          <w:lang w:val="en-US"/>
-        </w:rPr>
-      </w:pPr>
-      <w:r>
-        <w:rPr>
-          <w:lang w:val="en-US"/>
-        </w:rPr>
-        <w:t>close all</w:t>
-      </w:r>
-    </w:p>
-    <w:p>
-      <w:pPr>
-        <w:rPr>
-          <w:lang w:val="en-US"/>
-        </w:rPr>
-      </w:pPr>
-    </w:p>
-    <w:p>
-      <w:pPr>
-        <w:rPr>
-          <w:lang w:val="en-US"/>
-        </w:rPr>
-      </w:pPr>
-      <w:r>
-        <w:rPr>
-          <w:lang w:val="en-US"/>
-        </w:rPr>
-        <w:t>Simulink:</w:t>
+        <w:t>Vào Tab “SIMULATION” + tại mục “LIBRARY” + Click biểu tượng “Library Browser” để mở cửa sổ thư viện + kéo thả phần tử vào cửa sổ chính</w:t>
+      </w:r>
+      <w:r>
+        <w:rPr>
+          <w:lang w:val="en-US"/>
+        </w:rPr>
+        <w:t xml:space="preserve"> </w:t>
+      </w:r>
+      <w:r>
+        <w:rPr>
+          <w:lang w:val="en-US"/>
+        </w:rPr>
+        <w:t xml:space="preserve">hoặc chọn phần tử rồi nhấn “Ctrl” + “I” </w:t>
+      </w:r>
+      <w:r>
+        <w:rPr>
+          <w:lang w:val="en-US"/>
+        </w:rPr>
+        <w:t>= Double Click vào chỗ bất kì trong cửa sổ chính + gõ tên phần tử + chọn phần tử</w:t>
+      </w:r>
+    </w:p>
+    <w:p>
+      <w:pPr>
+        <w:pStyle w:val="ListParagraph"/>
+        <w:numPr>
+          <w:ilvl w:val="0"/>
+          <w:numId w:val="3"/>
+        </w:numPr>
+        <w:rPr>
+          <w:lang w:val="en-US"/>
+        </w:rPr>
+      </w:pPr>
+      <w:r>
+        <w:rPr>
+          <w:lang w:val="en-US"/>
+        </w:rPr>
+        <w:t>Để nối cổng này của phần tử này với cổng kia của phần tử kia, kéo thả cổng này vào cổng kia, nếu xuất hiện mũi tên đen thì kết nối được, đỏ thì không được</w:t>
+      </w:r>
+      <w:r>
+        <w:rPr>
+          <w:lang w:val="en-US"/>
+        </w:rPr>
+        <w:t>, 2 phần tử nối được với nhau chỉ khi chúng thuộc cùng 1 thẻ trong cửa sổ thư viện</w:t>
+      </w:r>
+    </w:p>
+    <w:p>
+      <w:pPr>
+        <w:pStyle w:val="ListParagraph"/>
+        <w:numPr>
+          <w:ilvl w:val="0"/>
+          <w:numId w:val="3"/>
+        </w:numPr>
+        <w:rPr>
+          <w:lang w:val="en-US"/>
+        </w:rPr>
+      </w:pPr>
+      <w:r>
+        <w:rPr>
+          <w:lang w:val="en-US"/>
+        </w:rPr>
+        <w:t>Để rẽ nhánh dây điện</w:t>
+      </w:r>
+    </w:p>
+    <w:p>
+      <w:pPr>
+        <w:pStyle w:val="ListParagraph"/>
+        <w:numPr>
+          <w:ilvl w:val="0"/>
+          <w:numId w:val="3"/>
+        </w:numPr>
+        <w:rPr>
+          <w:lang w:val="en-US"/>
+        </w:rPr>
+      </w:pPr>
+      <w:r>
+        <w:rPr>
+          <w:lang w:val="en-US"/>
+        </w:rPr>
+        <w:t>Nhấn giữ “Ctrl” + kéo thả 1 điểm trên dây</w:t>
+      </w:r>
+    </w:p>
+    <w:p>
+      <w:pPr>
+        <w:pStyle w:val="ListParagraph"/>
+        <w:numPr>
+          <w:ilvl w:val="0"/>
+          <w:numId w:val="3"/>
+        </w:numPr>
+        <w:rPr>
+          <w:lang w:val="en-US"/>
+        </w:rPr>
+      </w:pPr>
+      <w:r>
+        <w:rPr>
+          <w:lang w:val="en-US"/>
+        </w:rPr>
+        <w:t>Để chọn 1 phần tử</w:t>
+      </w:r>
+    </w:p>
+    <w:p>
+      <w:pPr>
+        <w:pStyle w:val="ListParagraph"/>
+        <w:numPr>
+          <w:ilvl w:val="0"/>
+          <w:numId w:val="3"/>
+        </w:numPr>
+        <w:rPr>
+          <w:lang w:val="en-US"/>
+        </w:rPr>
+      </w:pPr>
+      <w:r>
+        <w:rPr>
+          <w:lang w:val="en-US"/>
+        </w:rPr>
+        <w:t>Click chuột vào phần tử đó</w:t>
+      </w:r>
+    </w:p>
+    <w:p>
+      <w:pPr>
+        <w:pStyle w:val="ListParagraph"/>
+        <w:numPr>
+          <w:ilvl w:val="0"/>
+          <w:numId w:val="3"/>
+        </w:numPr>
+        <w:rPr>
+          <w:lang w:val="en-US"/>
+        </w:rPr>
+      </w:pPr>
+      <w:r>
+        <w:rPr>
+          <w:lang w:val="en-US"/>
+        </w:rPr>
+        <w:t xml:space="preserve">Để </w:t>
+      </w:r>
+      <w:r>
+        <w:rPr>
+          <w:lang w:val="en-US"/>
+        </w:rPr>
+        <w:t>hiện hoặc ẩn tên bên dưới phần tử được chọn</w:t>
+      </w:r>
+    </w:p>
+    <w:p>
+      <w:pPr>
+        <w:pStyle w:val="ListParagraph"/>
+        <w:numPr>
+          <w:ilvl w:val="0"/>
+          <w:numId w:val="3"/>
+        </w:numPr>
+        <w:rPr>
+          <w:lang w:val="en-US"/>
+        </w:rPr>
+      </w:pPr>
+      <w:r>
+        <w:rPr>
+          <w:lang w:val="en-US"/>
+        </w:rPr>
+        <w:t>Di chuột lên dấu 3 chấm phía trên phần tử + Click biểu tượng thứ 2 từ trái sang</w:t>
+      </w:r>
+    </w:p>
+    <w:p>
+      <w:pPr>
+        <w:pStyle w:val="ListParagraph"/>
+        <w:numPr>
+          <w:ilvl w:val="0"/>
+          <w:numId w:val="3"/>
+        </w:numPr>
+        <w:rPr>
+          <w:lang w:val="en-US"/>
+        </w:rPr>
+      </w:pPr>
+      <w:r>
+        <w:rPr>
+          <w:lang w:val="en-US"/>
+        </w:rPr>
+        <w:t>Để kích hoạt hoặc vô hiệu hóa phần tử được chọn</w:t>
+      </w:r>
+    </w:p>
+    <w:p>
+      <w:pPr>
+        <w:pStyle w:val="ListParagraph"/>
+        <w:numPr>
+          <w:ilvl w:val="0"/>
+          <w:numId w:val="3"/>
+        </w:numPr>
+        <w:rPr>
+          <w:lang w:val="en-US"/>
+        </w:rPr>
+      </w:pPr>
+      <w:r>
+        <w:rPr>
+          <w:lang w:val="en-US"/>
+        </w:rPr>
+        <w:t>Di chuột lên dấu 3 chấm phía trên phần tử + Click biểu tượng thứ 1 từ trái sang</w:t>
+      </w:r>
+    </w:p>
+    <w:p>
+      <w:pPr>
+        <w:pStyle w:val="ListParagraph"/>
+        <w:numPr>
+          <w:ilvl w:val="0"/>
+          <w:numId w:val="3"/>
+        </w:numPr>
+        <w:rPr>
+          <w:lang w:val="en-US"/>
+        </w:rPr>
+      </w:pPr>
+      <w:r>
+        <w:rPr>
+          <w:lang w:val="en-US"/>
+        </w:rPr>
+        <w:t>Để hiện cửa sổ tham số của phần tử</w:t>
+      </w:r>
+    </w:p>
+    <w:p>
+      <w:pPr>
+        <w:pStyle w:val="ListParagraph"/>
+        <w:numPr>
+          <w:ilvl w:val="0"/>
+          <w:numId w:val="3"/>
+        </w:numPr>
+        <w:rPr>
+          <w:lang w:val="en-US"/>
+        </w:rPr>
+      </w:pPr>
+      <w:r>
+        <w:rPr>
+          <w:lang w:val="en-US"/>
+        </w:rPr>
+        <w:t xml:space="preserve">Phải chuột vào phần tử + chọn “Block Parameters” + </w:t>
+      </w:r>
+      <w:r>
+        <w:rPr>
+          <w:lang w:val="en-US"/>
+        </w:rPr>
+        <w:t>chỉnh tham số + Click “OK”</w:t>
+      </w:r>
+      <w:r>
+        <w:rPr>
+          <w:lang w:val="en-US"/>
+        </w:rPr>
+        <w:t xml:space="preserve"> = Double Click vào phần tử + chỉnh tham số + Click “OK”</w:t>
+      </w:r>
+    </w:p>
+    <w:p>
+      <w:pPr>
+        <w:pStyle w:val="ListParagraph"/>
+        <w:numPr>
+          <w:ilvl w:val="0"/>
+          <w:numId w:val="3"/>
+        </w:numPr>
+        <w:rPr>
+          <w:lang w:val="en-US"/>
+        </w:rPr>
+      </w:pPr>
+      <w:r>
+        <w:rPr>
+          <w:lang w:val="en-US"/>
+        </w:rPr>
+        <w:t>Để nhân đôi nhanh 1 phần tử</w:t>
+      </w:r>
+    </w:p>
+    <w:p>
+      <w:pPr>
+        <w:pStyle w:val="ListParagraph"/>
+        <w:numPr>
+          <w:ilvl w:val="0"/>
+          <w:numId w:val="3"/>
+        </w:numPr>
+        <w:rPr>
+          <w:lang w:val="en-US"/>
+        </w:rPr>
+      </w:pPr>
+      <w:r>
+        <w:rPr>
+          <w:lang w:val="en-US"/>
+        </w:rPr>
+        <w:t>Nhấn giữ phải chuột vào phần tử rồi kéo thả</w:t>
+      </w:r>
+    </w:p>
+    <w:p>
+      <w:pPr>
+        <w:pStyle w:val="ListParagraph"/>
+        <w:numPr>
+          <w:ilvl w:val="0"/>
+          <w:numId w:val="3"/>
+        </w:numPr>
+        <w:rPr>
+          <w:lang w:val="en-US"/>
+        </w:rPr>
+      </w:pPr>
+      <w:r>
+        <w:rPr>
+          <w:lang w:val="en-US"/>
+        </w:rPr>
+        <w:t>Để quay 1 phần tử được chọn 90 độ sang phải</w:t>
+      </w:r>
+    </w:p>
+    <w:p>
+      <w:pPr>
+        <w:pStyle w:val="ListParagraph"/>
+        <w:numPr>
+          <w:ilvl w:val="0"/>
+          <w:numId w:val="3"/>
+        </w:numPr>
+        <w:rPr>
+          <w:lang w:val="en-US"/>
+        </w:rPr>
+      </w:pPr>
+      <w:r>
+        <w:rPr>
+          <w:lang w:val="en-US"/>
+        </w:rPr>
+        <w:t>Nhấn “Ctrl” + “R”</w:t>
       </w:r>
     </w:p>
     <w:p>
@@ -17338,19 +18044,145 @@
         <w:rPr>
           <w:lang w:val="en-US"/>
         </w:rPr>
-        <w:t xml:space="preserve">Phần </w:t>
-      </w:r>
-      <w:r>
-        <w:rPr>
-          <w:lang w:val="en-US"/>
-        </w:rPr>
-        <w:t xml:space="preserve">Mở Rộng </w:t>
-      </w:r>
-      <w:r>
-        <w:rPr>
-          <w:lang w:val="en-US"/>
-        </w:rPr>
-        <w:t>File Simulink</w:t>
+        <w:t xml:space="preserve">Chạy </w:t>
+      </w:r>
+      <w:r>
+        <w:rPr>
+          <w:lang w:val="en-US"/>
+        </w:rPr>
+        <w:t>Mô Phỏng Mạch?</w:t>
+      </w:r>
+    </w:p>
+    <w:p>
+      <w:pPr>
+        <w:pStyle w:val="ListParagraph"/>
+        <w:numPr>
+          <w:ilvl w:val="0"/>
+          <w:numId w:val="3"/>
+        </w:numPr>
+        <w:rPr>
+          <w:lang w:val="en-US"/>
+        </w:rPr>
+      </w:pPr>
+      <w:r>
+        <w:rPr>
+          <w:lang w:val="en-US"/>
+        </w:rPr>
+        <w:t>Để chỉnh thời gian kết thúc mô phỏng</w:t>
+      </w:r>
+    </w:p>
+    <w:p>
+      <w:pPr>
+        <w:pStyle w:val="ListParagraph"/>
+        <w:numPr>
+          <w:ilvl w:val="0"/>
+          <w:numId w:val="3"/>
+        </w:numPr>
+        <w:rPr>
+          <w:lang w:val="en-US"/>
+        </w:rPr>
+      </w:pPr>
+      <w:r>
+        <w:rPr>
+          <w:lang w:val="en-US"/>
+        </w:rPr>
+        <w:t>Vào Tab “SIMULATION” + tại mục “SIMULATE” + điền số giây vào thuộc tính “Stop Time”</w:t>
+      </w:r>
+      <w:r>
+        <w:rPr>
+          <w:lang w:val="en-US"/>
+        </w:rPr>
+        <w:t>, lưu ý đây không phải là thời gian để máy bạn chạy mô phỏng mà là thời gian ảo nên trôi rất nhanh</w:t>
+      </w:r>
+    </w:p>
+    <w:p>
+      <w:pPr>
+        <w:pStyle w:val="ListParagraph"/>
+        <w:numPr>
+          <w:ilvl w:val="0"/>
+          <w:numId w:val="3"/>
+        </w:numPr>
+        <w:rPr>
+          <w:lang w:val="en-US"/>
+        </w:rPr>
+      </w:pPr>
+      <w:r>
+        <w:rPr>
+          <w:lang w:val="en-US"/>
+        </w:rPr>
+        <w:t>Để chỉ mô phỏng sang giây tiếp theo rồi tạm dừng</w:t>
+      </w:r>
+    </w:p>
+    <w:p>
+      <w:pPr>
+        <w:pStyle w:val="ListParagraph"/>
+        <w:numPr>
+          <w:ilvl w:val="0"/>
+          <w:numId w:val="3"/>
+        </w:numPr>
+        <w:rPr>
+          <w:lang w:val="en-US"/>
+        </w:rPr>
+      </w:pPr>
+      <w:r>
+        <w:rPr>
+          <w:lang w:val="en-US"/>
+        </w:rPr>
+        <w:t>Vào Tab “SIMULATION” + tại mục “SIMULATE” + Click biểu tượng “Step Forward”</w:t>
+      </w:r>
+    </w:p>
+    <w:p>
+      <w:pPr>
+        <w:pStyle w:val="ListParagraph"/>
+        <w:numPr>
+          <w:ilvl w:val="0"/>
+          <w:numId w:val="3"/>
+        </w:numPr>
+        <w:rPr>
+          <w:lang w:val="en-US"/>
+        </w:rPr>
+      </w:pPr>
+      <w:r>
+        <w:rPr>
+          <w:lang w:val="en-US"/>
+        </w:rPr>
+        <w:t>Để tiếp tục mô phỏng hết thời gian còn lại</w:t>
+      </w:r>
+    </w:p>
+    <w:p>
+      <w:pPr>
+        <w:pStyle w:val="ListParagraph"/>
+        <w:numPr>
+          <w:ilvl w:val="0"/>
+          <w:numId w:val="3"/>
+        </w:numPr>
+        <w:rPr>
+          <w:lang w:val="en-US"/>
+        </w:rPr>
+      </w:pPr>
+      <w:r>
+        <w:rPr>
+          <w:lang w:val="en-US"/>
+        </w:rPr>
+        <w:t>Nhấn “Ctrl” + “T”</w:t>
+      </w:r>
+    </w:p>
+    <w:p>
+      <w:pPr>
+        <w:pStyle w:val="ListParagraph"/>
+        <w:numPr>
+          <w:ilvl w:val="0"/>
+          <w:numId w:val="22"/>
+        </w:numPr>
+        <w:rPr>
+          <w:lang w:val="en-US"/>
+        </w:rPr>
+      </w:pPr>
+      <w:r>
+        <w:rPr>
+          <w:lang w:val="en-US"/>
+        </w:rPr>
+        <w:t>Thẻ Simulink</w:t>
       </w:r>
       <w:r>
         <w:rPr>
@@ -17374,7 +18206,139 @@
         <w:rPr>
           <w:lang w:val="en-US"/>
         </w:rPr>
-        <w:t>“.slx”</w:t>
+        <w:t>Nguồn điện thế hình Sin</w:t>
+      </w:r>
+    </w:p>
+    <w:p>
+      <w:pPr>
+        <w:pStyle w:val="ListParagraph"/>
+        <w:numPr>
+          <w:ilvl w:val="0"/>
+          <w:numId w:val="3"/>
+        </w:numPr>
+        <w:rPr>
+          <w:lang w:val="en-US"/>
+        </w:rPr>
+      </w:pPr>
+      <w:r>
+        <w:rPr>
+          <w:lang w:val="en-US"/>
+        </w:rPr>
+        <w:t>V</w:t>
+      </w:r>
+      <w:r>
+        <w:rPr>
+          <w:lang w:val="en-US"/>
+        </w:rPr>
+        <w:t>ào “Sources” + kéo thả “Sine Wave”</w:t>
+      </w:r>
+    </w:p>
+    <w:p>
+      <w:pPr>
+        <w:pStyle w:val="ListParagraph"/>
+        <w:numPr>
+          <w:ilvl w:val="0"/>
+          <w:numId w:val="3"/>
+        </w:numPr>
+        <w:rPr>
+          <w:lang w:val="en-US"/>
+        </w:rPr>
+      </w:pPr>
+      <w:r>
+        <w:rPr>
+          <w:lang w:val="en-US"/>
+        </w:rPr>
+        <w:t>Oscilloscope</w:t>
+      </w:r>
+    </w:p>
+    <w:p>
+      <w:pPr>
+        <w:pStyle w:val="ListParagraph"/>
+        <w:numPr>
+          <w:ilvl w:val="0"/>
+          <w:numId w:val="3"/>
+        </w:numPr>
+        <w:rPr>
+          <w:lang w:val="en-US"/>
+        </w:rPr>
+      </w:pPr>
+      <w:r>
+        <w:rPr>
+          <w:lang w:val="en-US"/>
+        </w:rPr>
+        <w:t>Vào “Sinks” + kéo thả “Scope”</w:t>
+      </w:r>
+    </w:p>
+    <w:p>
+      <w:pPr>
+        <w:pStyle w:val="ListParagraph"/>
+        <w:numPr>
+          <w:ilvl w:val="0"/>
+          <w:numId w:val="3"/>
+        </w:numPr>
+        <w:rPr>
+          <w:lang w:val="en-US"/>
+        </w:rPr>
+      </w:pPr>
+      <w:r>
+        <w:rPr>
+          <w:lang w:val="en-US"/>
+        </w:rPr>
+        <w:t>Cửa sổ tham số của Oscilloscope sẽ hiển thị đồ thị tín hiệu chân Input của nó khi chạy mô phỏng</w:t>
+      </w:r>
+    </w:p>
+    <w:p>
+      <w:pPr>
+        <w:pStyle w:val="ListParagraph"/>
+        <w:numPr>
+          <w:ilvl w:val="0"/>
+          <w:numId w:val="3"/>
+        </w:numPr>
+        <w:rPr>
+          <w:lang w:val="en-US"/>
+        </w:rPr>
+      </w:pPr>
+      <w:r>
+        <w:rPr>
+          <w:lang w:val="en-US"/>
+        </w:rPr>
+        <w:t>Display</w:t>
+      </w:r>
+    </w:p>
+    <w:p>
+      <w:pPr>
+        <w:pStyle w:val="ListParagraph"/>
+        <w:numPr>
+          <w:ilvl w:val="0"/>
+          <w:numId w:val="3"/>
+        </w:numPr>
+        <w:rPr>
+          <w:lang w:val="en-US"/>
+        </w:rPr>
+      </w:pPr>
+      <w:r>
+        <w:rPr>
+          <w:lang w:val="en-US"/>
+        </w:rPr>
+        <w:t>Vào “Sinks” + kéo thả “Display”</w:t>
+      </w:r>
+    </w:p>
+    <w:p>
+      <w:pPr>
+        <w:pStyle w:val="ListParagraph"/>
+        <w:numPr>
+          <w:ilvl w:val="0"/>
+          <w:numId w:val="3"/>
+        </w:numPr>
+        <w:rPr>
+          <w:lang w:val="en-US"/>
+        </w:rPr>
+      </w:pPr>
+      <w:r>
+        <w:rPr>
+          <w:lang w:val="en-US"/>
+        </w:rPr>
+        <w:t>Phần tử này hiện điện thế của chân Input của nó khi chạy mô phỏng</w:t>
       </w:r>
     </w:p>
     <w:p>
@@ -17392,13 +18356,7 @@
         <w:rPr>
           <w:lang w:val="en-US"/>
         </w:rPr>
-        <w:t xml:space="preserve">Mở </w:t>
-      </w:r>
-      <w:r>
-        <w:rPr>
-          <w:lang w:val="en-US"/>
-        </w:rPr>
-        <w:t>1 File Simulink</w:t>
+        <w:t>Thẻ Simscape</w:t>
       </w:r>
       <w:r>
         <w:rPr>
@@ -17422,163 +18380,61 @@
         <w:rPr>
           <w:lang w:val="en-US"/>
         </w:rPr>
-        <w:t>Mỗi 1 File Simulink mở ra sẽ cần 1 cửa sổ dành riêng cho nó</w:t>
-      </w:r>
-    </w:p>
-    <w:p>
-      <w:pPr>
-        <w:pStyle w:val="ListParagraph"/>
-        <w:numPr>
-          <w:ilvl w:val="0"/>
-          <w:numId w:val="3"/>
-        </w:numPr>
-        <w:rPr>
-          <w:lang w:val="en-US"/>
-        </w:rPr>
-      </w:pPr>
-      <w:r>
-        <w:rPr>
-          <w:lang w:val="en-US"/>
-        </w:rPr>
-        <w:t xml:space="preserve">Vào Tab “HOME” + tại mục “SIMULINK” + Click biểu tượng “Simulink” + </w:t>
-      </w:r>
-      <w:r>
-        <w:rPr>
-          <w:lang w:val="en-US"/>
-        </w:rPr>
-        <w:t xml:space="preserve">Click biểu tượng “Open…” góc trái trên + </w:t>
-      </w:r>
-      <w:r>
-        <w:rPr>
-          <w:lang w:val="en-US"/>
-        </w:rPr>
-        <w:t>chọn File Simulink + Click “Open”</w:t>
-      </w:r>
-      <w:r>
-        <w:rPr>
-          <w:lang w:val="en-US"/>
-        </w:rPr>
-        <w:t xml:space="preserve"> = mở File trong cửa sổ “Current Folder”</w:t>
-      </w:r>
-    </w:p>
-    <w:p>
-      <w:pPr>
-        <w:pStyle w:val="ListParagraph"/>
-        <w:numPr>
-          <w:ilvl w:val="0"/>
-          <w:numId w:val="22"/>
-        </w:numPr>
-        <w:rPr>
-          <w:lang w:val="en-US"/>
-        </w:rPr>
-      </w:pPr>
-      <w:r>
-        <w:rPr>
-          <w:lang w:val="en-US"/>
-        </w:rPr>
-        <w:t xml:space="preserve">Thêm </w:t>
-      </w:r>
-      <w:r>
-        <w:rPr>
-          <w:lang w:val="en-US"/>
-        </w:rPr>
-        <w:t>1 Phần Tử Vào Mạch?</w:t>
-      </w:r>
-    </w:p>
-    <w:p>
-      <w:pPr>
-        <w:pStyle w:val="ListParagraph"/>
-        <w:numPr>
-          <w:ilvl w:val="0"/>
-          <w:numId w:val="3"/>
-        </w:numPr>
-        <w:rPr>
-          <w:lang w:val="en-US"/>
-        </w:rPr>
-      </w:pPr>
-      <w:r>
-        <w:rPr>
-          <w:lang w:val="en-US"/>
-        </w:rPr>
-        <w:t>Vào Tab “SIMULATION” + tại mục “LIBRARY” + Click biểu tượng “Library Browser” để mở cửa sổ thư viện + kéo thả phần tử vào cửa sổ chính</w:t>
-      </w:r>
-      <w:r>
-        <w:rPr>
-          <w:lang w:val="en-US"/>
-        </w:rPr>
-        <w:t xml:space="preserve"> </w:t>
-      </w:r>
-      <w:r>
-        <w:rPr>
-          <w:lang w:val="en-US"/>
-        </w:rPr>
-        <w:t xml:space="preserve">hoặc chọn phần tử rồi nhấn “Ctrl” + “I” </w:t>
-      </w:r>
-      <w:r>
-        <w:rPr>
-          <w:lang w:val="en-US"/>
-        </w:rPr>
-        <w:t>= Double Click vào chỗ bất kì trong cửa sổ chính + gõ tên phần tử + chọn phần tử</w:t>
-      </w:r>
-    </w:p>
-    <w:p>
-      <w:pPr>
-        <w:pStyle w:val="ListParagraph"/>
-        <w:numPr>
-          <w:ilvl w:val="0"/>
-          <w:numId w:val="3"/>
-        </w:numPr>
-        <w:rPr>
-          <w:lang w:val="en-US"/>
-        </w:rPr>
-      </w:pPr>
-      <w:r>
-        <w:rPr>
-          <w:lang w:val="en-US"/>
-        </w:rPr>
-        <w:t>Để nối cổng này của phần tử này với cổng kia của phần tử kia, kéo thả cổng này vào cổng kia, nếu xuất hiện mũi tên đen thì kết nối được, đỏ thì không được</w:t>
-      </w:r>
-      <w:r>
-        <w:rPr>
-          <w:lang w:val="en-US"/>
-        </w:rPr>
-        <w:t>, 2 phần tử nối được với nhau chỉ khi chúng thuộc cùng 1 thẻ trong cửa sổ thư viện</w:t>
-      </w:r>
-    </w:p>
-    <w:p>
-      <w:pPr>
-        <w:pStyle w:val="ListParagraph"/>
-        <w:numPr>
-          <w:ilvl w:val="0"/>
-          <w:numId w:val="3"/>
-        </w:numPr>
-        <w:rPr>
-          <w:lang w:val="en-US"/>
-        </w:rPr>
-      </w:pPr>
-      <w:r>
-        <w:rPr>
-          <w:lang w:val="en-US"/>
-        </w:rPr>
-        <w:t>Để rẽ nhánh dây điện</w:t>
-      </w:r>
-    </w:p>
-    <w:p>
-      <w:pPr>
-        <w:pStyle w:val="ListParagraph"/>
-        <w:numPr>
-          <w:ilvl w:val="0"/>
-          <w:numId w:val="3"/>
-        </w:numPr>
-        <w:rPr>
-          <w:lang w:val="en-US"/>
-        </w:rPr>
-      </w:pPr>
-      <w:r>
-        <w:rPr>
-          <w:lang w:val="en-US"/>
-        </w:rPr>
-        <w:t>Nhấn giữ “Ctrl” + kéo thả 1 điểm trên dây</w:t>
+        <w:t>Nguồn AC</w:t>
+      </w:r>
+    </w:p>
+    <w:p>
+      <w:pPr>
+        <w:pStyle w:val="ListParagraph"/>
+        <w:numPr>
+          <w:ilvl w:val="0"/>
+          <w:numId w:val="3"/>
+        </w:numPr>
+        <w:rPr>
+          <w:lang w:val="en-US"/>
+        </w:rPr>
+      </w:pPr>
+      <w:r>
+        <w:rPr>
+          <w:lang w:val="en-US"/>
+        </w:rPr>
+        <w:t>V</w:t>
+      </w:r>
+      <w:r>
+        <w:rPr>
+          <w:lang w:val="en-US"/>
+        </w:rPr>
+        <w:t>ào “</w:t>
+      </w:r>
+      <w:r>
+        <w:rPr>
+          <w:lang w:val="en-US"/>
+        </w:rPr>
+        <w:t>Foundation Library” + vào “Electrical” + vào</w:t>
+      </w:r>
+      <w:r>
+        <w:rPr>
+          <w:lang w:val="en-US"/>
+        </w:rPr>
+        <w:t xml:space="preserve"> “Electrical Sources” + kéo thả “AC Voltage Source”</w:t>
+      </w:r>
+    </w:p>
+    <w:p>
+      <w:pPr>
+        <w:pStyle w:val="ListParagraph"/>
+        <w:numPr>
+          <w:ilvl w:val="0"/>
+          <w:numId w:val="3"/>
+        </w:numPr>
+        <w:rPr>
+          <w:lang w:val="en-US"/>
+        </w:rPr>
+      </w:pPr>
+      <w:r>
+        <w:rPr>
+          <w:lang w:val="en-US"/>
+        </w:rPr>
+        <w:t>Cảm biến hiệu điện thế</w:t>
       </w:r>
     </w:p>
     <w:p>
@@ -17597,660 +18453,18 @@
           <w:lang w:val="en-US"/>
         </w:rPr>
         <w:lastRenderedPageBreak/>
-        <w:t>Để chọn 1 phần tử</w:t>
-      </w:r>
-    </w:p>
-    <w:p>
-      <w:pPr>
-        <w:pStyle w:val="ListParagraph"/>
-        <w:numPr>
-          <w:ilvl w:val="0"/>
-          <w:numId w:val="3"/>
-        </w:numPr>
-        <w:rPr>
-          <w:lang w:val="en-US"/>
-        </w:rPr>
-      </w:pPr>
-      <w:r>
-        <w:rPr>
-          <w:lang w:val="en-US"/>
-        </w:rPr>
-        <w:t>Click chuột vào phần tử đó</w:t>
-      </w:r>
-    </w:p>
-    <w:p>
-      <w:pPr>
-        <w:pStyle w:val="ListParagraph"/>
-        <w:numPr>
-          <w:ilvl w:val="0"/>
-          <w:numId w:val="3"/>
-        </w:numPr>
-        <w:rPr>
-          <w:lang w:val="en-US"/>
-        </w:rPr>
-      </w:pPr>
-      <w:r>
-        <w:rPr>
-          <w:lang w:val="en-US"/>
-        </w:rPr>
-        <w:t xml:space="preserve">Để </w:t>
-      </w:r>
-      <w:r>
-        <w:rPr>
-          <w:lang w:val="en-US"/>
-        </w:rPr>
-        <w:t>hiện hoặc ẩn tên bên dưới phần tử được chọn</w:t>
-      </w:r>
-    </w:p>
-    <w:p>
-      <w:pPr>
-        <w:pStyle w:val="ListParagraph"/>
-        <w:numPr>
-          <w:ilvl w:val="0"/>
-          <w:numId w:val="3"/>
-        </w:numPr>
-        <w:rPr>
-          <w:lang w:val="en-US"/>
-        </w:rPr>
-      </w:pPr>
-      <w:r>
-        <w:rPr>
-          <w:lang w:val="en-US"/>
-        </w:rPr>
-        <w:t>Di chuột lên dấu 3 chấm phía trên phần tử + Click biểu tượng thứ 2 từ trái sang</w:t>
-      </w:r>
-    </w:p>
-    <w:p>
-      <w:pPr>
-        <w:pStyle w:val="ListParagraph"/>
-        <w:numPr>
-          <w:ilvl w:val="0"/>
-          <w:numId w:val="3"/>
-        </w:numPr>
-        <w:rPr>
-          <w:lang w:val="en-US"/>
-        </w:rPr>
-      </w:pPr>
-      <w:r>
-        <w:rPr>
-          <w:lang w:val="en-US"/>
-        </w:rPr>
-        <w:t>Để kích hoạt hoặc vô hiệu hóa phần tử được chọn</w:t>
-      </w:r>
-    </w:p>
-    <w:p>
-      <w:pPr>
-        <w:pStyle w:val="ListParagraph"/>
-        <w:numPr>
-          <w:ilvl w:val="0"/>
-          <w:numId w:val="3"/>
-        </w:numPr>
-        <w:rPr>
-          <w:lang w:val="en-US"/>
-        </w:rPr>
-      </w:pPr>
-      <w:r>
-        <w:rPr>
-          <w:lang w:val="en-US"/>
-        </w:rPr>
-        <w:t>Di chuột lên dấu 3 chấm phía trên phần tử + Click biểu tượng thứ 1 từ trái sang</w:t>
-      </w:r>
-    </w:p>
-    <w:p>
-      <w:pPr>
-        <w:pStyle w:val="ListParagraph"/>
-        <w:numPr>
-          <w:ilvl w:val="0"/>
-          <w:numId w:val="3"/>
-        </w:numPr>
-        <w:rPr>
-          <w:lang w:val="en-US"/>
-        </w:rPr>
-      </w:pPr>
-      <w:r>
-        <w:rPr>
-          <w:lang w:val="en-US"/>
-        </w:rPr>
-        <w:t>Để hiện cửa sổ tham số của phần tử</w:t>
-      </w:r>
-    </w:p>
-    <w:p>
-      <w:pPr>
-        <w:pStyle w:val="ListParagraph"/>
-        <w:numPr>
-          <w:ilvl w:val="0"/>
-          <w:numId w:val="3"/>
-        </w:numPr>
-        <w:rPr>
-          <w:lang w:val="en-US"/>
-        </w:rPr>
-      </w:pPr>
-      <w:r>
-        <w:rPr>
-          <w:lang w:val="en-US"/>
-        </w:rPr>
-        <w:t xml:space="preserve">Phải chuột vào phần tử + chọn “Block Parameters” + </w:t>
-      </w:r>
-      <w:r>
-        <w:rPr>
-          <w:lang w:val="en-US"/>
-        </w:rPr>
-        <w:t>chỉnh tham số + Click “OK”</w:t>
-      </w:r>
-      <w:r>
-        <w:rPr>
-          <w:lang w:val="en-US"/>
-        </w:rPr>
-        <w:t xml:space="preserve"> = Double Click vào phần tử + chỉnh tham số + Click “OK”</w:t>
-      </w:r>
-    </w:p>
-    <w:p>
-      <w:pPr>
-        <w:pStyle w:val="ListParagraph"/>
-        <w:numPr>
-          <w:ilvl w:val="0"/>
-          <w:numId w:val="3"/>
-        </w:numPr>
-        <w:rPr>
-          <w:lang w:val="en-US"/>
-        </w:rPr>
-      </w:pPr>
-      <w:r>
-        <w:rPr>
-          <w:lang w:val="en-US"/>
-        </w:rPr>
-        <w:t>Để nhân đôi nhanh 1 phần tử</w:t>
-      </w:r>
-    </w:p>
-    <w:p>
-      <w:pPr>
-        <w:pStyle w:val="ListParagraph"/>
-        <w:numPr>
-          <w:ilvl w:val="0"/>
-          <w:numId w:val="3"/>
-        </w:numPr>
-        <w:rPr>
-          <w:lang w:val="en-US"/>
-        </w:rPr>
-      </w:pPr>
-      <w:r>
-        <w:rPr>
-          <w:lang w:val="en-US"/>
-        </w:rPr>
-        <w:t>Nhấn giữ phải chuột vào phần tử rồi kéo thả</w:t>
-      </w:r>
-    </w:p>
-    <w:p>
-      <w:pPr>
-        <w:pStyle w:val="ListParagraph"/>
-        <w:numPr>
-          <w:ilvl w:val="0"/>
-          <w:numId w:val="3"/>
-        </w:numPr>
-        <w:rPr>
-          <w:lang w:val="en-US"/>
-        </w:rPr>
-      </w:pPr>
-      <w:r>
-        <w:rPr>
-          <w:lang w:val="en-US"/>
-        </w:rPr>
-        <w:t>Để quay 1 phần tử được chọn 90 độ sang phải</w:t>
-      </w:r>
-    </w:p>
-    <w:p>
-      <w:pPr>
-        <w:pStyle w:val="ListParagraph"/>
-        <w:numPr>
-          <w:ilvl w:val="0"/>
-          <w:numId w:val="3"/>
-        </w:numPr>
-        <w:rPr>
-          <w:lang w:val="en-US"/>
-        </w:rPr>
-      </w:pPr>
-      <w:r>
-        <w:rPr>
-          <w:lang w:val="en-US"/>
-        </w:rPr>
-        <w:t>Nhấn “Ctrl” + “R”</w:t>
-      </w:r>
-    </w:p>
-    <w:p>
-      <w:pPr>
-        <w:pStyle w:val="ListParagraph"/>
-        <w:numPr>
-          <w:ilvl w:val="0"/>
-          <w:numId w:val="22"/>
-        </w:numPr>
-        <w:rPr>
-          <w:lang w:val="en-US"/>
-        </w:rPr>
-      </w:pPr>
-      <w:r>
-        <w:rPr>
-          <w:lang w:val="en-US"/>
-        </w:rPr>
-        <w:t xml:space="preserve">Chạy </w:t>
-      </w:r>
-      <w:r>
-        <w:rPr>
-          <w:lang w:val="en-US"/>
-        </w:rPr>
-        <w:t>Mô Phỏng Mạch?</w:t>
-      </w:r>
-    </w:p>
-    <w:p>
-      <w:pPr>
-        <w:pStyle w:val="ListParagraph"/>
-        <w:numPr>
-          <w:ilvl w:val="0"/>
-          <w:numId w:val="3"/>
-        </w:numPr>
-        <w:rPr>
-          <w:lang w:val="en-US"/>
-        </w:rPr>
-      </w:pPr>
-      <w:r>
-        <w:rPr>
-          <w:lang w:val="en-US"/>
-        </w:rPr>
-        <w:t>Để chỉnh thời gian kết thúc mô phỏng</w:t>
-      </w:r>
-    </w:p>
-    <w:p>
-      <w:pPr>
-        <w:pStyle w:val="ListParagraph"/>
-        <w:numPr>
-          <w:ilvl w:val="0"/>
-          <w:numId w:val="3"/>
-        </w:numPr>
-        <w:rPr>
-          <w:lang w:val="en-US"/>
-        </w:rPr>
-      </w:pPr>
-      <w:r>
-        <w:rPr>
-          <w:lang w:val="en-US"/>
-        </w:rPr>
-        <w:t>Vào Tab “SIMULATION” + tại mục “SIMULATE” + điền số giây vào thuộc tính “Stop Time”</w:t>
-      </w:r>
-      <w:r>
-        <w:rPr>
-          <w:lang w:val="en-US"/>
-        </w:rPr>
-        <w:t>, lưu ý đây không phải là thời gian để máy bạn chạy mô phỏng mà là thời gian ảo nên trôi rất nhanh</w:t>
-      </w:r>
-    </w:p>
-    <w:p>
-      <w:pPr>
-        <w:pStyle w:val="ListParagraph"/>
-        <w:numPr>
-          <w:ilvl w:val="0"/>
-          <w:numId w:val="3"/>
-        </w:numPr>
-        <w:rPr>
-          <w:lang w:val="en-US"/>
-        </w:rPr>
-      </w:pPr>
-      <w:r>
-        <w:rPr>
-          <w:lang w:val="en-US"/>
-        </w:rPr>
-        <w:t>Để chỉ mô phỏng sang giây tiếp theo rồi tạm dừng</w:t>
-      </w:r>
-    </w:p>
-    <w:p>
-      <w:pPr>
-        <w:pStyle w:val="ListParagraph"/>
-        <w:numPr>
-          <w:ilvl w:val="0"/>
-          <w:numId w:val="3"/>
-        </w:numPr>
-        <w:rPr>
-          <w:lang w:val="en-US"/>
-        </w:rPr>
-      </w:pPr>
-      <w:r>
-        <w:rPr>
-          <w:lang w:val="en-US"/>
-        </w:rPr>
-        <w:t>Vào Tab “SIMULATION” + tại mục “SIMULATE” + Click biểu tượng “Step Forward”</w:t>
-      </w:r>
-    </w:p>
-    <w:p>
-      <w:pPr>
-        <w:pStyle w:val="ListParagraph"/>
-        <w:numPr>
-          <w:ilvl w:val="0"/>
-          <w:numId w:val="3"/>
-        </w:numPr>
-        <w:rPr>
-          <w:lang w:val="en-US"/>
-        </w:rPr>
-      </w:pPr>
-      <w:r>
-        <w:rPr>
-          <w:lang w:val="en-US"/>
-        </w:rPr>
-        <w:t>Để tiếp tục mô phỏng hết thời gian còn lại</w:t>
-      </w:r>
-    </w:p>
-    <w:p>
-      <w:pPr>
-        <w:pStyle w:val="ListParagraph"/>
-        <w:numPr>
-          <w:ilvl w:val="0"/>
-          <w:numId w:val="3"/>
-        </w:numPr>
-        <w:rPr>
-          <w:lang w:val="en-US"/>
-        </w:rPr>
-      </w:pPr>
-      <w:r>
-        <w:rPr>
-          <w:lang w:val="en-US"/>
-        </w:rPr>
-        <w:t>Nhấn “Ctrl” + “T”</w:t>
-      </w:r>
-    </w:p>
-    <w:p>
-      <w:pPr>
-        <w:pStyle w:val="ListParagraph"/>
-        <w:numPr>
-          <w:ilvl w:val="0"/>
-          <w:numId w:val="22"/>
-        </w:numPr>
-        <w:rPr>
-          <w:lang w:val="en-US"/>
-        </w:rPr>
-      </w:pPr>
-      <w:r>
-        <w:rPr>
-          <w:lang w:val="en-US"/>
-        </w:rPr>
-        <w:t>Thẻ Simulink</w:t>
-      </w:r>
-      <w:r>
-        <w:rPr>
-          <w:lang w:val="en-US"/>
-        </w:rPr>
-        <w:t>?</w:t>
-      </w:r>
-    </w:p>
-    <w:p>
-      <w:pPr>
-        <w:pStyle w:val="ListParagraph"/>
-        <w:numPr>
-          <w:ilvl w:val="0"/>
-          <w:numId w:val="3"/>
-        </w:numPr>
-        <w:rPr>
-          <w:lang w:val="en-US"/>
-        </w:rPr>
-      </w:pPr>
-      <w:r>
-        <w:rPr>
-          <w:lang w:val="en-US"/>
-        </w:rPr>
-        <w:t>Nguồn điện thế hình Sin</w:t>
-      </w:r>
-    </w:p>
-    <w:p>
-      <w:pPr>
-        <w:pStyle w:val="ListParagraph"/>
-        <w:numPr>
-          <w:ilvl w:val="0"/>
-          <w:numId w:val="3"/>
-        </w:numPr>
-        <w:rPr>
-          <w:lang w:val="en-US"/>
-        </w:rPr>
-      </w:pPr>
-      <w:r>
-        <w:rPr>
-          <w:lang w:val="en-US"/>
-        </w:rPr>
         <w:t>V</w:t>
       </w:r>
       <w:r>
         <w:rPr>
           <w:lang w:val="en-US"/>
         </w:rPr>
-        <w:t>ào “Sources” + kéo thả “Sine Wave”</w:t>
-      </w:r>
-    </w:p>
-    <w:p>
-      <w:pPr>
-        <w:pStyle w:val="ListParagraph"/>
-        <w:numPr>
-          <w:ilvl w:val="0"/>
-          <w:numId w:val="3"/>
-        </w:numPr>
-        <w:rPr>
-          <w:lang w:val="en-US"/>
-        </w:rPr>
-      </w:pPr>
-      <w:r>
-        <w:rPr>
-          <w:lang w:val="en-US"/>
-        </w:rPr>
-        <w:t>Oscilloscope</w:t>
-      </w:r>
-    </w:p>
-    <w:p>
-      <w:pPr>
-        <w:pStyle w:val="ListParagraph"/>
-        <w:numPr>
-          <w:ilvl w:val="0"/>
-          <w:numId w:val="3"/>
-        </w:numPr>
-        <w:rPr>
-          <w:lang w:val="en-US"/>
-        </w:rPr>
-      </w:pPr>
-      <w:r>
-        <w:rPr>
-          <w:lang w:val="en-US"/>
-        </w:rPr>
-        <w:t>Vào “Sinks” + kéo thả “Scope”</w:t>
-      </w:r>
-    </w:p>
-    <w:p>
-      <w:pPr>
-        <w:pStyle w:val="ListParagraph"/>
-        <w:numPr>
-          <w:ilvl w:val="0"/>
-          <w:numId w:val="3"/>
-        </w:numPr>
-        <w:rPr>
-          <w:lang w:val="en-US"/>
-        </w:rPr>
-      </w:pPr>
-      <w:r>
-        <w:rPr>
-          <w:lang w:val="en-US"/>
-        </w:rPr>
-        <w:t>Cửa sổ tham số của Oscilloscope sẽ hiển thị đồ thị tín hiệu chân Input của nó khi chạy mô phỏng</w:t>
-      </w:r>
-    </w:p>
-    <w:p>
-      <w:pPr>
-        <w:pStyle w:val="ListParagraph"/>
-        <w:numPr>
-          <w:ilvl w:val="0"/>
-          <w:numId w:val="3"/>
-        </w:numPr>
-        <w:rPr>
-          <w:lang w:val="en-US"/>
-        </w:rPr>
-      </w:pPr>
-      <w:r>
-        <w:rPr>
-          <w:lang w:val="en-US"/>
-        </w:rPr>
-        <w:t>Display</w:t>
-      </w:r>
-    </w:p>
-    <w:p>
-      <w:pPr>
-        <w:pStyle w:val="ListParagraph"/>
-        <w:numPr>
-          <w:ilvl w:val="0"/>
-          <w:numId w:val="3"/>
-        </w:numPr>
-        <w:rPr>
-          <w:lang w:val="en-US"/>
-        </w:rPr>
-      </w:pPr>
-      <w:r>
-        <w:rPr>
-          <w:lang w:val="en-US"/>
-        </w:rPr>
-        <w:t>Vào “Sinks” + kéo thả “Display”</w:t>
-      </w:r>
-    </w:p>
-    <w:p>
-      <w:pPr>
-        <w:pStyle w:val="ListParagraph"/>
-        <w:numPr>
-          <w:ilvl w:val="0"/>
-          <w:numId w:val="3"/>
-        </w:numPr>
-        <w:rPr>
-          <w:lang w:val="en-US"/>
-        </w:rPr>
-      </w:pPr>
-      <w:r>
-        <w:rPr>
-          <w:lang w:val="en-US"/>
-        </w:rPr>
-        <w:t>Phần tử này hiện điện thế của chân Input của nó khi chạy mô phỏng</w:t>
-      </w:r>
-    </w:p>
-    <w:p>
-      <w:pPr>
-        <w:pStyle w:val="ListParagraph"/>
-        <w:numPr>
-          <w:ilvl w:val="0"/>
-          <w:numId w:val="22"/>
-        </w:numPr>
-        <w:rPr>
-          <w:lang w:val="en-US"/>
-        </w:rPr>
-      </w:pPr>
-      <w:r>
-        <w:rPr>
-          <w:lang w:val="en-US"/>
-        </w:rPr>
-        <w:t>Thẻ Simscape</w:t>
-      </w:r>
-      <w:r>
-        <w:rPr>
-          <w:lang w:val="en-US"/>
-        </w:rPr>
-        <w:t>?</w:t>
-      </w:r>
-    </w:p>
-    <w:p>
-      <w:pPr>
-        <w:pStyle w:val="ListParagraph"/>
-        <w:numPr>
-          <w:ilvl w:val="0"/>
-          <w:numId w:val="3"/>
-        </w:numPr>
-        <w:rPr>
-          <w:lang w:val="en-US"/>
-        </w:rPr>
-      </w:pPr>
-      <w:r>
-        <w:rPr>
-          <w:lang w:val="en-US"/>
-        </w:rPr>
-        <w:t>Nguồn AC</w:t>
-      </w:r>
-    </w:p>
-    <w:p>
-      <w:pPr>
-        <w:pStyle w:val="ListParagraph"/>
-        <w:numPr>
-          <w:ilvl w:val="0"/>
-          <w:numId w:val="3"/>
-        </w:numPr>
-        <w:rPr>
-          <w:lang w:val="en-US"/>
-        </w:rPr>
-      </w:pPr>
-      <w:r>
-        <w:rPr>
-          <w:lang w:val="en-US"/>
-        </w:rPr>
-        <w:t>V</w:t>
-      </w:r>
-      <w:r>
-        <w:rPr>
-          <w:lang w:val="en-US"/>
-        </w:rPr>
         <w:t>ào “</w:t>
       </w:r>
       <w:r>
         <w:rPr>
           <w:lang w:val="en-US"/>
         </w:rPr>
-        <w:t>Foundation Library” + vào “Electrical” + vào</w:t>
-      </w:r>
-      <w:r>
-        <w:rPr>
-          <w:lang w:val="en-US"/>
-        </w:rPr>
-        <w:t xml:space="preserve"> “Electrical Sources” + kéo thả “AC Voltage Source”</w:t>
-      </w:r>
-    </w:p>
-    <w:p>
-      <w:pPr>
-        <w:pStyle w:val="ListParagraph"/>
-        <w:numPr>
-          <w:ilvl w:val="0"/>
-          <w:numId w:val="3"/>
-        </w:numPr>
-        <w:rPr>
-          <w:lang w:val="en-US"/>
-        </w:rPr>
-      </w:pPr>
-      <w:r>
-        <w:rPr>
-          <w:lang w:val="en-US"/>
-        </w:rPr>
-        <w:t>Cảm biến hiệu điện thế</w:t>
-      </w:r>
-    </w:p>
-    <w:p>
-      <w:pPr>
-        <w:pStyle w:val="ListParagraph"/>
-        <w:numPr>
-          <w:ilvl w:val="0"/>
-          <w:numId w:val="3"/>
-        </w:numPr>
-        <w:rPr>
-          <w:lang w:val="en-US"/>
-        </w:rPr>
-      </w:pPr>
-      <w:r>
-        <w:rPr>
-          <w:lang w:val="en-US"/>
-        </w:rPr>
-        <w:t>V</w:t>
-      </w:r>
-      <w:r>
-        <w:rPr>
-          <w:lang w:val="en-US"/>
-        </w:rPr>
-        <w:t>ào “</w:t>
-      </w:r>
-      <w:r>
-        <w:rPr>
-          <w:lang w:val="en-US"/>
-        </w:rPr>
         <w:t>Foundation Library” + vào “Electrical” + vào “Electrical Sensors” + kéo thả “Voltage Sensor”</w:t>
       </w:r>
     </w:p>
@@ -18395,7 +18609,6 @@
         <w:rPr>
           <w:lang w:val="en-US"/>
         </w:rPr>
-        <w:lastRenderedPageBreak/>
         <w:t>Điện trở</w:t>
       </w:r>
     </w:p>

--- a/matlab.docx
+++ b/matlab.docx
@@ -1227,6 +1227,1058 @@
           <w:lang w:val="en-US"/>
         </w:rPr>
         <w:t>Để bật thì thay vì chọn “Show on tab” thì chọn “Show automatically”</w:t>
+      </w:r>
+    </w:p>
+    <w:p>
+      <w:pPr>
+        <w:rPr>
+          <w:lang w:val="en-US"/>
+        </w:rPr>
+      </w:pPr>
+    </w:p>
+    <w:p>
+      <w:pPr>
+        <w:rPr>
+          <w:lang w:val="en-US"/>
+        </w:rPr>
+      </w:pPr>
+      <w:r>
+        <w:rPr>
+          <w:lang w:val="en-US"/>
+        </w:rPr>
+        <w:t>Data:</w:t>
+      </w:r>
+    </w:p>
+    <w:p>
+      <w:pPr>
+        <w:pStyle w:val="ListParagraph"/>
+        <w:numPr>
+          <w:ilvl w:val="0"/>
+          <w:numId w:val="23"/>
+        </w:numPr>
+        <w:rPr>
+          <w:lang w:val="en-US"/>
+        </w:rPr>
+      </w:pPr>
+      <w:r>
+        <w:rPr>
+          <w:lang w:val="en-US"/>
+        </w:rPr>
+        <w:t xml:space="preserve">Phần </w:t>
+      </w:r>
+      <w:r>
+        <w:rPr>
+          <w:lang w:val="en-US"/>
+        </w:rPr>
+        <w:t xml:space="preserve">Mở Rộng </w:t>
+      </w:r>
+      <w:r>
+        <w:rPr>
+          <w:lang w:val="en-US"/>
+        </w:rPr>
+        <w:t xml:space="preserve">File </w:t>
+      </w:r>
+      <w:r>
+        <w:rPr>
+          <w:lang w:val="en-US"/>
+        </w:rPr>
+        <w:t>Dữ Liệu?</w:t>
+      </w:r>
+    </w:p>
+    <w:p>
+      <w:pPr>
+        <w:pStyle w:val="ListParagraph"/>
+        <w:numPr>
+          <w:ilvl w:val="0"/>
+          <w:numId w:val="3"/>
+        </w:numPr>
+        <w:rPr>
+          <w:lang w:val="en-US"/>
+        </w:rPr>
+      </w:pPr>
+      <w:r>
+        <w:rPr>
+          <w:lang w:val="en-US"/>
+        </w:rPr>
+        <w:t>“.mat”</w:t>
+      </w:r>
+    </w:p>
+    <w:p>
+      <w:pPr>
+        <w:pStyle w:val="ListParagraph"/>
+        <w:numPr>
+          <w:ilvl w:val="0"/>
+          <w:numId w:val="23"/>
+        </w:numPr>
+        <w:rPr>
+          <w:lang w:val="en-US"/>
+        </w:rPr>
+      </w:pPr>
+      <w:r>
+        <w:rPr>
+          <w:lang w:val="en-US"/>
+        </w:rPr>
+        <w:t xml:space="preserve">Tạo </w:t>
+      </w:r>
+      <w:r>
+        <w:rPr>
+          <w:lang w:val="en-US"/>
+        </w:rPr>
+        <w:t xml:space="preserve">1 </w:t>
+      </w:r>
+      <w:r>
+        <w:rPr>
+          <w:lang w:val="en-US"/>
+        </w:rPr>
+        <w:t xml:space="preserve">File </w:t>
+      </w:r>
+      <w:r>
+        <w:rPr>
+          <w:lang w:val="en-US"/>
+        </w:rPr>
+        <w:t>Dữ Liệu?</w:t>
+      </w:r>
+    </w:p>
+    <w:p>
+      <w:pPr>
+        <w:pStyle w:val="ListParagraph"/>
+        <w:numPr>
+          <w:ilvl w:val="0"/>
+          <w:numId w:val="3"/>
+        </w:numPr>
+        <w:rPr>
+          <w:lang w:val="en-US"/>
+        </w:rPr>
+      </w:pPr>
+      <w:r>
+        <w:rPr>
+          <w:lang w:val="en-US"/>
+        </w:rPr>
+        <w:t xml:space="preserve">Để lưu </w:t>
+      </w:r>
+      <w:r>
+        <w:rPr>
+          <w:lang w:val="en-US"/>
+        </w:rPr>
+        <w:t>tất cả các biến trong Workspace vào 1 File</w:t>
+      </w:r>
+      <w:r>
+        <w:rPr>
+          <w:lang w:val="en-US"/>
+        </w:rPr>
+        <w:t xml:space="preserve"> nhập lệnh sau, nếu File chưa tồn tại, tạo File mới, nếu đã tồn tại thì xóa dữ liệu cũ để ghi đè lên</w:t>
+      </w:r>
+    </w:p>
+    <w:p>
+      <w:pPr>
+        <w:pStyle w:val="ListParagraph"/>
+        <w:pBdr>
+          <w:top w:val="single" w:sz="4" w:space="1" w:color="auto"/>
+          <w:left w:val="single" w:sz="4" w:space="4" w:color="auto"/>
+          <w:bottom w:val="single" w:sz="4" w:space="1" w:color="auto"/>
+          <w:right w:val="single" w:sz="4" w:space="4" w:color="auto"/>
+        </w:pBdr>
+        <w:ind w:left="1080"/>
+        <w:rPr>
+          <w:lang w:val="en-US"/>
+        </w:rPr>
+      </w:pPr>
+      <w:r>
+        <w:rPr>
+          <w:lang w:val="en-US"/>
+        </w:rPr>
+        <w:t>save &lt;Đường Dẫn Tới File Không Có Phần Mở Rộng&gt;</w:t>
+      </w:r>
+    </w:p>
+    <w:p>
+      <w:pPr>
+        <w:pStyle w:val="ListParagraph"/>
+        <w:numPr>
+          <w:ilvl w:val="0"/>
+          <w:numId w:val="3"/>
+        </w:numPr>
+        <w:rPr>
+          <w:lang w:val="en-US"/>
+        </w:rPr>
+      </w:pPr>
+      <w:r>
+        <w:rPr>
+          <w:lang w:val="en-US"/>
+        </w:rPr>
+        <w:t>&lt;Đường Dẫn Tới File Không Có Phần Mở Rộng&gt; giống trong Batch</w:t>
+      </w:r>
+    </w:p>
+    <w:p>
+      <w:pPr>
+        <w:pStyle w:val="ListParagraph"/>
+        <w:numPr>
+          <w:ilvl w:val="0"/>
+          <w:numId w:val="3"/>
+        </w:numPr>
+        <w:rPr>
+          <w:lang w:val="en-US"/>
+        </w:rPr>
+      </w:pPr>
+      <w:r>
+        <w:rPr>
+          <w:lang w:val="en-US"/>
+        </w:rPr>
+        <w:t xml:space="preserve">Như trên, nhưng </w:t>
+      </w:r>
+      <w:r>
+        <w:rPr>
+          <w:lang w:val="en-US"/>
+        </w:rPr>
+        <w:t>chỉ lưu 1 số biến trong Workspace</w:t>
+      </w:r>
+    </w:p>
+    <w:p>
+      <w:pPr>
+        <w:pStyle w:val="ListParagraph"/>
+        <w:pBdr>
+          <w:top w:val="single" w:sz="4" w:space="1" w:color="auto"/>
+          <w:left w:val="single" w:sz="4" w:space="4" w:color="auto"/>
+          <w:bottom w:val="single" w:sz="4" w:space="1" w:color="auto"/>
+          <w:right w:val="single" w:sz="4" w:space="4" w:color="auto"/>
+        </w:pBdr>
+        <w:ind w:left="1080"/>
+        <w:rPr>
+          <w:lang w:val="en-US"/>
+        </w:rPr>
+      </w:pPr>
+      <w:r>
+        <w:rPr>
+          <w:lang w:val="en-US"/>
+        </w:rPr>
+        <w:t>s</w:t>
+      </w:r>
+      <w:r>
+        <w:rPr>
+          <w:lang w:val="en-US"/>
+        </w:rPr>
+        <w:t>ave &lt;Đường Dẫn Tới File Không Có Phần Mở Rộng&gt; &lt;Các Biến&gt;</w:t>
+      </w:r>
+    </w:p>
+    <w:p>
+      <w:pPr>
+        <w:pStyle w:val="ListParagraph"/>
+        <w:numPr>
+          <w:ilvl w:val="0"/>
+          <w:numId w:val="3"/>
+        </w:numPr>
+        <w:rPr>
+          <w:lang w:val="en-US"/>
+        </w:rPr>
+      </w:pPr>
+      <w:r>
+        <w:rPr>
+          <w:lang w:val="en-US"/>
+        </w:rPr>
+        <w:t>Ví dụ</w:t>
+      </w:r>
+    </w:p>
+    <w:p>
+      <w:pPr>
+        <w:pStyle w:val="ListParagraph"/>
+        <w:pBdr>
+          <w:top w:val="single" w:sz="4" w:space="1" w:color="auto"/>
+          <w:left w:val="single" w:sz="4" w:space="4" w:color="auto"/>
+          <w:bottom w:val="single" w:sz="4" w:space="1" w:color="auto"/>
+          <w:right w:val="single" w:sz="4" w:space="4" w:color="auto"/>
+        </w:pBdr>
+        <w:ind w:left="1080"/>
+        <w:rPr>
+          <w:lang w:val="en-US"/>
+        </w:rPr>
+      </w:pPr>
+      <w:r>
+        <w:rPr>
+          <w:lang w:val="en-US"/>
+        </w:rPr>
+        <w:t>s</w:t>
+      </w:r>
+      <w:r>
+        <w:rPr>
+          <w:lang w:val="en-US"/>
+        </w:rPr>
+        <w:t>ave bob</w:t>
+      </w:r>
+      <w:r>
+        <w:rPr>
+          <w:lang w:val="en-US"/>
+        </w:rPr>
+        <w:t>\foo a b c</w:t>
+      </w:r>
+    </w:p>
+    <w:p>
+      <w:pPr>
+        <w:pStyle w:val="ListParagraph"/>
+        <w:numPr>
+          <w:ilvl w:val="0"/>
+          <w:numId w:val="3"/>
+        </w:numPr>
+        <w:rPr>
+          <w:lang w:val="en-US"/>
+        </w:rPr>
+      </w:pPr>
+      <w:r>
+        <w:rPr>
+          <w:lang w:val="en-US"/>
+        </w:rPr>
+        <w:t xml:space="preserve">Để thêm 1 biến vào 1 File, nếu File đã có biến này thì ghi đè lên, nếu chưa có File thì </w:t>
+      </w:r>
+      <w:r>
+        <w:rPr>
+          <w:lang w:val="en-US"/>
+        </w:rPr>
+        <w:t>báo lỗi</w:t>
+      </w:r>
+    </w:p>
+    <w:p>
+      <w:pPr>
+        <w:pStyle w:val="ListParagraph"/>
+        <w:pBdr>
+          <w:top w:val="single" w:sz="4" w:space="1" w:color="auto"/>
+          <w:left w:val="single" w:sz="4" w:space="4" w:color="auto"/>
+          <w:bottom w:val="single" w:sz="4" w:space="1" w:color="auto"/>
+          <w:right w:val="single" w:sz="4" w:space="4" w:color="auto"/>
+        </w:pBdr>
+        <w:ind w:left="1080"/>
+        <w:rPr>
+          <w:lang w:val="en-US"/>
+        </w:rPr>
+      </w:pPr>
+      <w:r>
+        <w:rPr>
+          <w:lang w:val="en-US"/>
+        </w:rPr>
+        <w:t>save(</w:t>
+      </w:r>
+    </w:p>
+    <w:p>
+      <w:pPr>
+        <w:pStyle w:val="ListParagraph"/>
+        <w:pBdr>
+          <w:top w:val="single" w:sz="4" w:space="1" w:color="auto"/>
+          <w:left w:val="single" w:sz="4" w:space="4" w:color="auto"/>
+          <w:bottom w:val="single" w:sz="4" w:space="1" w:color="auto"/>
+          <w:right w:val="single" w:sz="4" w:space="4" w:color="auto"/>
+        </w:pBdr>
+        <w:ind w:left="1080"/>
+        <w:rPr>
+          <w:lang w:val="en-US"/>
+        </w:rPr>
+      </w:pPr>
+      <w:r>
+        <w:rPr>
+          <w:lang w:val="en-US"/>
+        </w:rPr>
+        <w:t xml:space="preserve">    </w:t>
+      </w:r>
+      <w:r>
+        <w:rPr>
+          <w:lang w:val="en-US"/>
+        </w:rPr>
+        <w:t xml:space="preserve">&lt;Đường Dẫn Tới File Không Có Phần Mở Rộng&gt;, </w:t>
+      </w:r>
+    </w:p>
+    <w:p>
+      <w:pPr>
+        <w:pStyle w:val="ListParagraph"/>
+        <w:pBdr>
+          <w:top w:val="single" w:sz="4" w:space="1" w:color="auto"/>
+          <w:left w:val="single" w:sz="4" w:space="4" w:color="auto"/>
+          <w:bottom w:val="single" w:sz="4" w:space="1" w:color="auto"/>
+          <w:right w:val="single" w:sz="4" w:space="4" w:color="auto"/>
+        </w:pBdr>
+        <w:ind w:left="1080"/>
+        <w:rPr>
+          <w:lang w:val="en-US"/>
+        </w:rPr>
+      </w:pPr>
+      <w:r>
+        <w:rPr>
+          <w:lang w:val="en-US"/>
+        </w:rPr>
+        <w:t xml:space="preserve">    </w:t>
+      </w:r>
+      <w:r>
+        <w:rPr>
+          <w:lang w:val="en-US"/>
+        </w:rPr>
+        <w:t xml:space="preserve">&lt;Tên Các Biến Dưới Dạng String&gt;, </w:t>
+      </w:r>
+    </w:p>
+    <w:p>
+      <w:pPr>
+        <w:pStyle w:val="ListParagraph"/>
+        <w:pBdr>
+          <w:top w:val="single" w:sz="4" w:space="1" w:color="auto"/>
+          <w:left w:val="single" w:sz="4" w:space="4" w:color="auto"/>
+          <w:bottom w:val="single" w:sz="4" w:space="1" w:color="auto"/>
+          <w:right w:val="single" w:sz="4" w:space="4" w:color="auto"/>
+        </w:pBdr>
+        <w:ind w:left="1080"/>
+        <w:rPr>
+          <w:lang w:val="en-US"/>
+        </w:rPr>
+      </w:pPr>
+      <w:r>
+        <w:rPr>
+          <w:lang w:val="en-US"/>
+        </w:rPr>
+        <w:t xml:space="preserve">    </w:t>
+      </w:r>
+      <w:r>
+        <w:rPr>
+          <w:lang w:val="en-US"/>
+        </w:rPr>
+        <w:t>"-append"</w:t>
+      </w:r>
+    </w:p>
+    <w:p>
+      <w:pPr>
+        <w:pStyle w:val="ListParagraph"/>
+        <w:pBdr>
+          <w:top w:val="single" w:sz="4" w:space="1" w:color="auto"/>
+          <w:left w:val="single" w:sz="4" w:space="4" w:color="auto"/>
+          <w:bottom w:val="single" w:sz="4" w:space="1" w:color="auto"/>
+          <w:right w:val="single" w:sz="4" w:space="4" w:color="auto"/>
+        </w:pBdr>
+        <w:ind w:left="1080"/>
+        <w:rPr>
+          <w:lang w:val="en-US"/>
+        </w:rPr>
+      </w:pPr>
+      <w:r>
+        <w:rPr>
+          <w:lang w:val="en-US"/>
+        </w:rPr>
+        <w:t>)</w:t>
+      </w:r>
+    </w:p>
+    <w:p>
+      <w:pPr>
+        <w:pStyle w:val="ListParagraph"/>
+        <w:numPr>
+          <w:ilvl w:val="0"/>
+          <w:numId w:val="3"/>
+        </w:numPr>
+        <w:rPr>
+          <w:lang w:val="en-US"/>
+        </w:rPr>
+      </w:pPr>
+      <w:r>
+        <w:rPr>
+          <w:lang w:val="en-US"/>
+        </w:rPr>
+        <w:t>ví dụ</w:t>
+      </w:r>
+    </w:p>
+    <w:p>
+      <w:pPr>
+        <w:pStyle w:val="ListParagraph"/>
+        <w:pBdr>
+          <w:top w:val="single" w:sz="4" w:space="1" w:color="auto"/>
+          <w:left w:val="single" w:sz="4" w:space="4" w:color="auto"/>
+          <w:bottom w:val="single" w:sz="4" w:space="1" w:color="auto"/>
+          <w:right w:val="single" w:sz="4" w:space="4" w:color="auto"/>
+        </w:pBdr>
+        <w:ind w:left="1080"/>
+        <w:rPr>
+          <w:lang w:val="en-US"/>
+        </w:rPr>
+      </w:pPr>
+      <w:r>
+        <w:rPr>
+          <w:lang w:val="en-US"/>
+        </w:rPr>
+        <w:t>save(</w:t>
+      </w:r>
+      <w:r>
+        <w:rPr>
+          <w:lang w:val="en-US"/>
+        </w:rPr>
+        <w:t>"</w:t>
+      </w:r>
+      <w:r>
+        <w:rPr>
+          <w:lang w:val="en-US"/>
+        </w:rPr>
+        <w:t>bob\foo</w:t>
+      </w:r>
+      <w:r>
+        <w:rPr>
+          <w:lang w:val="en-US"/>
+        </w:rPr>
+        <w:t>"</w:t>
+      </w:r>
+      <w:r>
+        <w:rPr>
+          <w:lang w:val="en-US"/>
+        </w:rPr>
+        <w:t xml:space="preserve">, </w:t>
+      </w:r>
+      <w:r>
+        <w:rPr>
+          <w:lang w:val="en-US"/>
+        </w:rPr>
+        <w:t>"</w:t>
+      </w:r>
+      <w:r>
+        <w:rPr>
+          <w:lang w:val="en-US"/>
+        </w:rPr>
+        <w:t>d</w:t>
+      </w:r>
+      <w:r>
+        <w:rPr>
+          <w:lang w:val="en-US"/>
+        </w:rPr>
+        <w:t>"</w:t>
+      </w:r>
+      <w:r>
+        <w:rPr>
+          <w:lang w:val="en-US"/>
+        </w:rPr>
+        <w:t xml:space="preserve">, </w:t>
+      </w:r>
+      <w:r>
+        <w:rPr>
+          <w:lang w:val="en-US"/>
+        </w:rPr>
+        <w:t>"</w:t>
+      </w:r>
+      <w:r>
+        <w:rPr>
+          <w:lang w:val="en-US"/>
+        </w:rPr>
+        <w:t>e</w:t>
+      </w:r>
+      <w:r>
+        <w:rPr>
+          <w:lang w:val="en-US"/>
+        </w:rPr>
+        <w:t>"</w:t>
+      </w:r>
+      <w:r>
+        <w:rPr>
+          <w:lang w:val="en-US"/>
+        </w:rPr>
+        <w:t xml:space="preserve">, </w:t>
+      </w:r>
+      <w:r>
+        <w:rPr>
+          <w:lang w:val="en-US"/>
+        </w:rPr>
+        <w:t>"-append"</w:t>
+      </w:r>
+      <w:r>
+        <w:rPr>
+          <w:lang w:val="en-US"/>
+        </w:rPr>
+        <w:t>)</w:t>
+      </w:r>
+    </w:p>
+    <w:p>
+      <w:pPr>
+        <w:pStyle w:val="ListParagraph"/>
+        <w:numPr>
+          <w:ilvl w:val="0"/>
+          <w:numId w:val="3"/>
+        </w:numPr>
+        <w:rPr>
+          <w:lang w:val="en-US"/>
+        </w:rPr>
+      </w:pPr>
+      <w:r>
+        <w:rPr>
+          <w:lang w:val="en-US"/>
+        </w:rPr>
+        <w:t>Để tải tất cả biến trong 1 File dữ liệu vào Workspace, nếu đã có biến thì ghi đè</w:t>
+      </w:r>
+    </w:p>
+    <w:p>
+      <w:pPr>
+        <w:pStyle w:val="ListParagraph"/>
+        <w:pBdr>
+          <w:top w:val="single" w:sz="4" w:space="1" w:color="auto"/>
+          <w:left w:val="single" w:sz="4" w:space="4" w:color="auto"/>
+          <w:bottom w:val="single" w:sz="4" w:space="1" w:color="auto"/>
+          <w:right w:val="single" w:sz="4" w:space="4" w:color="auto"/>
+        </w:pBdr>
+        <w:ind w:left="1080"/>
+        <w:rPr>
+          <w:lang w:val="en-US"/>
+        </w:rPr>
+      </w:pPr>
+      <w:r>
+        <w:rPr>
+          <w:lang w:val="en-US"/>
+        </w:rPr>
+        <w:t>load &lt;Đường Dẫn Tới File Không Có Phần Mở Rộng&gt;</w:t>
+      </w:r>
+    </w:p>
+    <w:p>
+      <w:pPr>
+        <w:pStyle w:val="ListParagraph"/>
+        <w:numPr>
+          <w:ilvl w:val="0"/>
+          <w:numId w:val="3"/>
+        </w:numPr>
+        <w:rPr>
+          <w:lang w:val="en-US"/>
+        </w:rPr>
+      </w:pPr>
+      <w:r>
+        <w:rPr>
+          <w:lang w:val="en-US"/>
+        </w:rPr>
+        <w:t>Như trên, nhưng chỉ tải 1 số biến</w:t>
+      </w:r>
+    </w:p>
+    <w:p>
+      <w:pPr>
+        <w:pStyle w:val="ListParagraph"/>
+        <w:pBdr>
+          <w:top w:val="single" w:sz="4" w:space="1" w:color="auto"/>
+          <w:left w:val="single" w:sz="4" w:space="4" w:color="auto"/>
+          <w:bottom w:val="single" w:sz="4" w:space="1" w:color="auto"/>
+          <w:right w:val="single" w:sz="4" w:space="4" w:color="auto"/>
+        </w:pBdr>
+        <w:ind w:left="1080"/>
+        <w:rPr>
+          <w:lang w:val="en-US"/>
+        </w:rPr>
+      </w:pPr>
+      <w:r>
+        <w:rPr>
+          <w:lang w:val="en-US"/>
+        </w:rPr>
+        <w:t>load &lt;Đường Dẫn Tới File Không Có Phần Mở Rộng&gt; &lt;Các Biến&gt;</w:t>
+      </w:r>
+    </w:p>
+    <w:p>
+      <w:pPr>
+        <w:rPr>
+          <w:lang w:val="en-US"/>
+        </w:rPr>
+      </w:pPr>
+    </w:p>
+    <w:p>
+      <w:pPr>
+        <w:rPr>
+          <w:lang w:val="en-US"/>
+        </w:rPr>
+      </w:pPr>
+      <w:r>
+        <w:rPr>
+          <w:lang w:val="en-US"/>
+        </w:rPr>
+        <w:t>Curve Fitting Tool:</w:t>
+      </w:r>
+    </w:p>
+    <w:p>
+      <w:pPr>
+        <w:pStyle w:val="ListParagraph"/>
+        <w:numPr>
+          <w:ilvl w:val="0"/>
+          <w:numId w:val="24"/>
+        </w:numPr>
+        <w:rPr>
+          <w:lang w:val="en-US"/>
+        </w:rPr>
+      </w:pPr>
+      <w:r>
+        <w:rPr>
+          <w:lang w:val="en-US"/>
+        </w:rPr>
+        <w:t xml:space="preserve">Phần </w:t>
+      </w:r>
+      <w:r>
+        <w:rPr>
+          <w:lang w:val="en-US"/>
+        </w:rPr>
+        <w:t xml:space="preserve">Mở Rộng </w:t>
+      </w:r>
+      <w:r>
+        <w:rPr>
+          <w:lang w:val="en-US"/>
+        </w:rPr>
+        <w:t>File Curve Fitting</w:t>
+      </w:r>
+      <w:r>
+        <w:rPr>
+          <w:lang w:val="en-US"/>
+        </w:rPr>
+        <w:t>?</w:t>
+      </w:r>
+    </w:p>
+    <w:p>
+      <w:pPr>
+        <w:pStyle w:val="ListParagraph"/>
+        <w:numPr>
+          <w:ilvl w:val="0"/>
+          <w:numId w:val="3"/>
+        </w:numPr>
+        <w:rPr>
+          <w:lang w:val="en-US"/>
+        </w:rPr>
+      </w:pPr>
+      <w:r>
+        <w:rPr>
+          <w:lang w:val="en-US"/>
+        </w:rPr>
+        <w:t>“.sfit”</w:t>
+      </w:r>
+    </w:p>
+    <w:p>
+      <w:pPr>
+        <w:pStyle w:val="ListParagraph"/>
+        <w:numPr>
+          <w:ilvl w:val="0"/>
+          <w:numId w:val="24"/>
+        </w:numPr>
+        <w:rPr>
+          <w:lang w:val="en-US"/>
+        </w:rPr>
+      </w:pPr>
+      <w:r>
+        <w:rPr>
+          <w:lang w:val="en-US"/>
+        </w:rPr>
+        <w:t xml:space="preserve">Cấu </w:t>
+      </w:r>
+      <w:r>
+        <w:rPr>
+          <w:lang w:val="en-US"/>
+        </w:rPr>
+        <w:t>Trúc?</w:t>
+      </w:r>
+    </w:p>
+    <w:p>
+      <w:pPr>
+        <w:pStyle w:val="ListParagraph"/>
+        <w:numPr>
+          <w:ilvl w:val="0"/>
+          <w:numId w:val="3"/>
+        </w:numPr>
+        <w:rPr>
+          <w:lang w:val="en-US"/>
+        </w:rPr>
+      </w:pPr>
+      <w:r>
+        <w:rPr>
+          <w:lang w:val="en-US"/>
+        </w:rPr>
+        <w:t xml:space="preserve">1 File Curve Fitting bao gồm nhiều </w:t>
+      </w:r>
+      <w:r>
+        <w:rPr>
+          <w:lang w:val="en-US"/>
+        </w:rPr>
+        <w:t>Tab</w:t>
+      </w:r>
+      <w:r>
+        <w:rPr>
+          <w:lang w:val="en-US"/>
+        </w:rPr>
+        <w:t xml:space="preserve"> ứng với nhiều đồ thị rời rạc</w:t>
+      </w:r>
+    </w:p>
+    <w:p>
+      <w:pPr>
+        <w:pStyle w:val="ListParagraph"/>
+        <w:numPr>
+          <w:ilvl w:val="0"/>
+          <w:numId w:val="24"/>
+        </w:numPr>
+        <w:rPr>
+          <w:lang w:val="en-US"/>
+        </w:rPr>
+      </w:pPr>
+      <w:r>
+        <w:rPr>
+          <w:lang w:val="en-US"/>
+        </w:rPr>
+        <w:t>Cửa Sổ Curve Fitting?</w:t>
+      </w:r>
+    </w:p>
+    <w:p>
+      <w:pPr>
+        <w:pStyle w:val="ListParagraph"/>
+        <w:numPr>
+          <w:ilvl w:val="0"/>
+          <w:numId w:val="3"/>
+        </w:numPr>
+        <w:rPr>
+          <w:lang w:val="en-US"/>
+        </w:rPr>
+      </w:pPr>
+      <w:r>
+        <w:rPr>
+          <w:lang w:val="en-US"/>
+        </w:rPr>
+        <w:t>Để mở cửa sổ Curve Fitting</w:t>
+      </w:r>
+    </w:p>
+    <w:p>
+      <w:pPr>
+        <w:pStyle w:val="ListParagraph"/>
+        <w:numPr>
+          <w:ilvl w:val="0"/>
+          <w:numId w:val="3"/>
+        </w:numPr>
+        <w:rPr>
+          <w:lang w:val="en-US"/>
+        </w:rPr>
+      </w:pPr>
+      <w:r>
+        <w:rPr>
+          <w:lang w:val="en-US"/>
+        </w:rPr>
+        <w:t>Vào Tab “APPS” + tại mục “APPS” + Click biểu tượng “Curve Fitting”</w:t>
+      </w:r>
+    </w:p>
+    <w:p>
+      <w:pPr>
+        <w:pStyle w:val="ListParagraph"/>
+        <w:numPr>
+          <w:ilvl w:val="0"/>
+          <w:numId w:val="3"/>
+        </w:numPr>
+        <w:rPr>
+          <w:lang w:val="en-US"/>
+        </w:rPr>
+      </w:pPr>
+      <w:r>
+        <w:rPr>
+          <w:lang w:val="en-US"/>
+        </w:rPr>
+        <w:t>Để mở 1 File Curve Fitting</w:t>
+      </w:r>
+    </w:p>
+    <w:p>
+      <w:pPr>
+        <w:pStyle w:val="ListParagraph"/>
+        <w:numPr>
+          <w:ilvl w:val="0"/>
+          <w:numId w:val="3"/>
+        </w:numPr>
+        <w:rPr>
+          <w:lang w:val="en-US"/>
+        </w:rPr>
+      </w:pPr>
+      <w:r>
+        <w:rPr>
+          <w:lang w:val="en-US"/>
+        </w:rPr>
+        <w:t>Vào Tab “File” + chọn “Load Session…” + chọn File Curve Fitting mong muốn + Click “Open”</w:t>
+      </w:r>
+    </w:p>
+    <w:p>
+      <w:pPr>
+        <w:pStyle w:val="ListParagraph"/>
+        <w:numPr>
+          <w:ilvl w:val="0"/>
+          <w:numId w:val="3"/>
+        </w:numPr>
+        <w:rPr>
+          <w:lang w:val="en-US"/>
+        </w:rPr>
+      </w:pPr>
+      <w:r>
+        <w:rPr>
+          <w:lang w:val="en-US"/>
+        </w:rPr>
+        <w:t>Để lưu 1 File Curve Fitting</w:t>
+      </w:r>
+    </w:p>
+    <w:p>
+      <w:pPr>
+        <w:pStyle w:val="ListParagraph"/>
+        <w:numPr>
+          <w:ilvl w:val="0"/>
+          <w:numId w:val="3"/>
+        </w:numPr>
+        <w:rPr>
+          <w:lang w:val="en-US"/>
+        </w:rPr>
+      </w:pPr>
+      <w:r>
+        <w:rPr>
+          <w:lang w:val="en-US"/>
+        </w:rPr>
+        <w:t>Vào Tab “File” + chọn “Save Session As…” + chọn nơi lưu File + nhập tên File + Click “Save”</w:t>
+      </w:r>
+    </w:p>
+    <w:p>
+      <w:pPr>
+        <w:pStyle w:val="ListParagraph"/>
+        <w:numPr>
+          <w:ilvl w:val="0"/>
+          <w:numId w:val="3"/>
+        </w:numPr>
+        <w:rPr>
+          <w:lang w:val="en-US"/>
+        </w:rPr>
+      </w:pPr>
+      <w:r>
+        <w:rPr>
+          <w:lang w:val="en-US"/>
+        </w:rPr>
+        <w:t>Để tạo 1 Tab ứng với đồ thị rời rạc mới</w:t>
+      </w:r>
+    </w:p>
+    <w:p>
+      <w:pPr>
+        <w:pStyle w:val="ListParagraph"/>
+        <w:numPr>
+          <w:ilvl w:val="0"/>
+          <w:numId w:val="3"/>
+        </w:numPr>
+        <w:rPr>
+          <w:lang w:val="en-US"/>
+        </w:rPr>
+      </w:pPr>
+      <w:r>
+        <w:rPr>
+          <w:lang w:val="en-US"/>
+        </w:rPr>
+        <w:t>Vào Tab “Fit” + chọn “New Fit”</w:t>
+      </w:r>
+    </w:p>
+    <w:p>
+      <w:pPr>
+        <w:pStyle w:val="ListParagraph"/>
+        <w:numPr>
+          <w:ilvl w:val="0"/>
+          <w:numId w:val="3"/>
+        </w:numPr>
+        <w:rPr>
+          <w:lang w:val="en-US"/>
+        </w:rPr>
+      </w:pPr>
+      <w:r>
+        <w:rPr>
+          <w:lang w:val="en-US"/>
+        </w:rPr>
+        <w:lastRenderedPageBreak/>
+        <w:t>Để đổi tên 1 Tab</w:t>
+      </w:r>
+    </w:p>
+    <w:p>
+      <w:pPr>
+        <w:pStyle w:val="ListParagraph"/>
+        <w:numPr>
+          <w:ilvl w:val="0"/>
+          <w:numId w:val="3"/>
+        </w:numPr>
+        <w:rPr>
+          <w:lang w:val="en-US"/>
+        </w:rPr>
+      </w:pPr>
+      <w:r>
+        <w:rPr>
+          <w:lang w:val="en-US"/>
+        </w:rPr>
+        <w:t>Vào Tab đó + ghi tên mới vào thuộc tính “Fit name” góc trái trên + nhấn “Enter”</w:t>
+      </w:r>
+    </w:p>
+    <w:p>
+      <w:pPr>
+        <w:pStyle w:val="ListParagraph"/>
+        <w:numPr>
+          <w:ilvl w:val="0"/>
+          <w:numId w:val="24"/>
+        </w:numPr>
+        <w:rPr>
+          <w:lang w:val="en-US"/>
+        </w:rPr>
+      </w:pPr>
+      <w:r>
+        <w:rPr>
+          <w:lang w:val="en-US"/>
+        </w:rPr>
+        <w:t xml:space="preserve">Tìm </w:t>
+      </w:r>
+      <w:r>
+        <w:rPr>
+          <w:lang w:val="en-US"/>
+        </w:rPr>
+        <w:t xml:space="preserve">Đường Cong Khít Nhất Với 1 Đồ Thị Rời Rạc </w:t>
+      </w:r>
+      <w:r>
+        <w:rPr>
+          <w:lang w:val="en-US"/>
+        </w:rPr>
+        <w:t>2D</w:t>
+      </w:r>
+      <w:r>
+        <w:rPr>
+          <w:lang w:val="en-US"/>
+        </w:rPr>
+        <w:t>?</w:t>
+      </w:r>
+    </w:p>
+    <w:p>
+      <w:pPr>
+        <w:pStyle w:val="ListParagraph"/>
+        <w:numPr>
+          <w:ilvl w:val="0"/>
+          <w:numId w:val="3"/>
+        </w:numPr>
+        <w:rPr>
+          <w:lang w:val="en-US"/>
+        </w:rPr>
+      </w:pPr>
+      <w:r>
+        <w:rPr>
+          <w:lang w:val="en-US"/>
+        </w:rPr>
+        <w:t xml:space="preserve">Vào Tab muốn Plot đồ thị rời rạc và đường cong + tại thuộc tính “X data” chọn biến trong Workspace làm trục hoành + tại thuộc tính “Y </w:t>
+      </w:r>
+      <w:r>
+        <w:rPr>
+          <w:lang w:val="en-US"/>
+        </w:rPr>
+        <w:t>d</w:t>
+      </w:r>
+      <w:r>
+        <w:rPr>
+          <w:lang w:val="en-US"/>
+        </w:rPr>
+        <w:t>ata” chọn biến</w:t>
+      </w:r>
+      <w:r>
+        <w:rPr>
+          <w:lang w:val="en-US"/>
+        </w:rPr>
+        <w:t xml:space="preserve"> trong Workspace làm trục tung + </w:t>
+      </w:r>
+      <w:r>
+        <w:rPr>
+          <w:lang w:val="en-US"/>
+        </w:rPr>
+        <w:t>tại ô trên cùng ở giữa chọn kiểu hàm để Fit</w:t>
+      </w:r>
+    </w:p>
+    <w:p>
+      <w:pPr>
+        <w:pStyle w:val="ListParagraph"/>
+        <w:numPr>
+          <w:ilvl w:val="0"/>
+          <w:numId w:val="3"/>
+        </w:numPr>
+        <w:rPr>
+          <w:lang w:val="en-US"/>
+        </w:rPr>
+      </w:pPr>
+      <w:r>
+        <w:rPr>
+          <w:lang w:val="en-US"/>
+        </w:rPr>
+        <w:t>Tại khu vực “Results” sẽ hiển thị các tham số khít nhất</w:t>
       </w:r>
     </w:p>
     <w:p>
@@ -1929,6 +2981,7 @@
         <w:rPr>
           <w:lang w:val="en-US"/>
         </w:rPr>
+        <w:lastRenderedPageBreak/>
         <w:t>Ví dụ</w:t>
       </w:r>
     </w:p>
@@ -2064,621 +3117,621 @@
         <w:rPr>
           <w:lang w:val="en-US"/>
         </w:rPr>
+        <w:t>disp(&lt;Giá Trị&gt;)</w:t>
+      </w:r>
+    </w:p>
+    <w:p>
+      <w:pPr>
+        <w:pStyle w:val="ListParagraph"/>
+        <w:numPr>
+          <w:ilvl w:val="0"/>
+          <w:numId w:val="3"/>
+        </w:numPr>
+        <w:rPr>
+          <w:lang w:val="en-US"/>
+        </w:rPr>
+      </w:pPr>
+      <w:r>
+        <w:rPr>
+          <w:lang w:val="en-US"/>
+        </w:rPr>
+        <w:t>Ví dụ</w:t>
+      </w:r>
+    </w:p>
+    <w:p>
+      <w:pPr>
+        <w:pStyle w:val="ListParagraph"/>
+        <w:pBdr>
+          <w:top w:val="single" w:sz="4" w:space="1" w:color="auto"/>
+          <w:left w:val="single" w:sz="4" w:space="4" w:color="auto"/>
+          <w:bottom w:val="single" w:sz="4" w:space="1" w:color="auto"/>
+          <w:right w:val="single" w:sz="4" w:space="4" w:color="auto"/>
+        </w:pBdr>
+        <w:ind w:left="1080"/>
+        <w:rPr>
+          <w:lang w:val="en-US"/>
+        </w:rPr>
+      </w:pPr>
+      <w:r>
+        <w:rPr>
+          <w:lang w:val="en-US"/>
+        </w:rPr>
+        <w:t>disp(</w:t>
+      </w:r>
+      <w:r>
+        <w:rPr>
+          <w:lang w:val="en-US"/>
+        </w:rPr>
+        <w:t>"Hello Mom"</w:t>
+      </w:r>
+      <w:r>
+        <w:rPr>
+          <w:lang w:val="en-US"/>
+        </w:rPr>
+        <w:t>)</w:t>
+      </w:r>
+    </w:p>
+    <w:p>
+      <w:pPr>
+        <w:pStyle w:val="ListParagraph"/>
+        <w:numPr>
+          <w:ilvl w:val="0"/>
+          <w:numId w:val="9"/>
+        </w:numPr>
+        <w:rPr>
+          <w:lang w:val="en-US"/>
+        </w:rPr>
+      </w:pPr>
+      <w:r>
+        <w:rPr>
+          <w:lang w:val="en-US"/>
+        </w:rPr>
+        <w:t>Đo Thời Gian Chạy Code?</w:t>
+      </w:r>
+    </w:p>
+    <w:p>
+      <w:pPr>
+        <w:pStyle w:val="ListParagraph"/>
+        <w:numPr>
+          <w:ilvl w:val="0"/>
+          <w:numId w:val="3"/>
+        </w:numPr>
+        <w:rPr>
+          <w:lang w:val="en-US"/>
+        </w:rPr>
+      </w:pPr>
+      <w:r>
+        <w:rPr>
+          <w:lang w:val="en-US"/>
+        </w:rPr>
+        <w:t>Chạy lệnh sau để bắt đầu đếm giây, hoặc đặt lại đồng hồ</w:t>
+      </w:r>
+    </w:p>
+    <w:p>
+      <w:pPr>
+        <w:pStyle w:val="ListParagraph"/>
+        <w:pBdr>
+          <w:top w:val="single" w:sz="4" w:space="1" w:color="auto"/>
+          <w:left w:val="single" w:sz="4" w:space="4" w:color="auto"/>
+          <w:bottom w:val="single" w:sz="4" w:space="1" w:color="auto"/>
+          <w:right w:val="single" w:sz="4" w:space="4" w:color="auto"/>
+        </w:pBdr>
+        <w:ind w:left="1080"/>
+        <w:rPr>
+          <w:lang w:val="en-US"/>
+        </w:rPr>
+      </w:pPr>
+      <w:r>
+        <w:rPr>
+          <w:lang w:val="en-US"/>
+        </w:rPr>
+        <w:t>tic</w:t>
+      </w:r>
+    </w:p>
+    <w:p>
+      <w:pPr>
+        <w:pStyle w:val="ListParagraph"/>
+        <w:numPr>
+          <w:ilvl w:val="0"/>
+          <w:numId w:val="3"/>
+        </w:numPr>
+        <w:rPr>
+          <w:lang w:val="en-US"/>
+        </w:rPr>
+      </w:pPr>
+      <w:r>
+        <w:rPr>
+          <w:lang w:val="en-US"/>
+        </w:rPr>
+        <w:t>Khi câu lệnh trên chạy, thì sẽ có 1 đồng hồ chạy ngầm trong phần mềm Matlab, bắt đầu từ 0 giây</w:t>
+      </w:r>
+    </w:p>
+    <w:p>
+      <w:pPr>
+        <w:pStyle w:val="ListParagraph"/>
+        <w:numPr>
+          <w:ilvl w:val="0"/>
+          <w:numId w:val="3"/>
+        </w:numPr>
+        <w:rPr>
+          <w:lang w:val="en-US"/>
+        </w:rPr>
+      </w:pPr>
+      <w:r>
+        <w:rPr>
+          <w:lang w:val="en-US"/>
+        </w:rPr>
+        <w:t>Để in giá trị từ đồng hồ tại thời điểm hiện tại</w:t>
+      </w:r>
+    </w:p>
+    <w:p>
+      <w:pPr>
+        <w:pStyle w:val="ListParagraph"/>
+        <w:pBdr>
+          <w:top w:val="single" w:sz="4" w:space="1" w:color="auto"/>
+          <w:left w:val="single" w:sz="4" w:space="4" w:color="auto"/>
+          <w:bottom w:val="single" w:sz="4" w:space="1" w:color="auto"/>
+          <w:right w:val="single" w:sz="4" w:space="4" w:color="auto"/>
+        </w:pBdr>
+        <w:ind w:left="1080"/>
+        <w:rPr>
+          <w:lang w:val="en-US"/>
+        </w:rPr>
+      </w:pPr>
+      <w:r>
+        <w:rPr>
+          <w:lang w:val="en-US"/>
+        </w:rPr>
+        <w:t>toc</w:t>
+      </w:r>
+    </w:p>
+    <w:p>
+      <w:pPr>
+        <w:pStyle w:val="ListParagraph"/>
+        <w:numPr>
+          <w:ilvl w:val="0"/>
+          <w:numId w:val="9"/>
+        </w:numPr>
+        <w:rPr>
+          <w:lang w:val="en-US"/>
+        </w:rPr>
+      </w:pPr>
+      <w:r>
+        <w:rPr>
+          <w:lang w:val="en-US"/>
+        </w:rPr>
+        <w:t>Hỏi Người Dùng Nhập Input?</w:t>
+      </w:r>
+    </w:p>
+    <w:p>
+      <w:pPr>
+        <w:pStyle w:val="ListParagraph"/>
+        <w:pBdr>
+          <w:top w:val="single" w:sz="4" w:space="1" w:color="auto"/>
+          <w:left w:val="single" w:sz="4" w:space="4" w:color="auto"/>
+          <w:bottom w:val="single" w:sz="4" w:space="1" w:color="auto"/>
+          <w:right w:val="single" w:sz="4" w:space="4" w:color="auto"/>
+        </w:pBdr>
+        <w:ind w:left="1080"/>
+        <w:rPr>
+          <w:lang w:val="en-US"/>
+        </w:rPr>
+      </w:pPr>
+      <w:r>
+        <w:rPr>
+          <w:lang w:val="en-US"/>
+        </w:rPr>
+        <w:t>&lt;G</w:t>
+      </w:r>
+      <w:r>
+        <w:rPr>
+          <w:lang w:val="en-US"/>
+        </w:rPr>
+        <w:t>iá</w:t>
+      </w:r>
+      <w:r>
+        <w:rPr>
+          <w:lang w:val="en-US"/>
+        </w:rPr>
+        <w:t xml:space="preserve"> Trị Nhập&gt; = input(&lt;Câu Hỏi&gt;)</w:t>
+      </w:r>
+    </w:p>
+    <w:p>
+      <w:pPr>
+        <w:pStyle w:val="ListParagraph"/>
+        <w:numPr>
+          <w:ilvl w:val="0"/>
+          <w:numId w:val="3"/>
+        </w:numPr>
+        <w:rPr>
+          <w:lang w:val="en-US"/>
+        </w:rPr>
+      </w:pPr>
+      <w:r>
+        <w:rPr>
+          <w:lang w:val="en-US"/>
+        </w:rPr>
+        <w:t>Khi đến dòng lệnh này, tại Command Window sẽ in ra &lt;Câu Hỏi&gt;, khi này bạn cần nhập 1 biểu thức sử dụng các biến tại Workspace, nó sẽ tự tính ra và trả về giá trị cho bạn, và lưu trong &lt;Giá Trị Nhập&gt;</w:t>
+      </w:r>
+    </w:p>
+    <w:p>
+      <w:pPr>
+        <w:pStyle w:val="ListParagraph"/>
+        <w:numPr>
+          <w:ilvl w:val="0"/>
+          <w:numId w:val="3"/>
+        </w:numPr>
+        <w:rPr>
+          <w:lang w:val="en-US"/>
+        </w:rPr>
+      </w:pPr>
+      <w:r>
+        <w:rPr>
+          <w:lang w:val="en-US"/>
+        </w:rPr>
+        <w:t>Ví dụ</w:t>
+      </w:r>
+    </w:p>
+    <w:p>
+      <w:pPr>
+        <w:pStyle w:val="ListParagraph"/>
+        <w:pBdr>
+          <w:top w:val="single" w:sz="4" w:space="1" w:color="auto"/>
+          <w:left w:val="single" w:sz="4" w:space="4" w:color="auto"/>
+          <w:bottom w:val="single" w:sz="4" w:space="1" w:color="auto"/>
+          <w:right w:val="single" w:sz="4" w:space="4" w:color="auto"/>
+        </w:pBdr>
+        <w:ind w:left="1080"/>
+        <w:rPr>
+          <w:lang w:val="en-US"/>
+        </w:rPr>
+      </w:pPr>
+      <w:r>
+        <w:rPr>
+          <w:lang w:val="en-US"/>
+        </w:rPr>
+        <w:t>foo = input(</w:t>
+      </w:r>
+      <w:r>
+        <w:rPr>
+          <w:lang w:val="en-US"/>
+        </w:rPr>
+        <w:t>"bar?"</w:t>
+      </w:r>
+      <w:r>
+        <w:rPr>
+          <w:lang w:val="en-US"/>
+        </w:rPr>
+        <w:t>)</w:t>
+      </w:r>
+    </w:p>
+    <w:p>
+      <w:pPr>
+        <w:pStyle w:val="ListParagraph"/>
+        <w:numPr>
+          <w:ilvl w:val="0"/>
+          <w:numId w:val="3"/>
+        </w:numPr>
+        <w:rPr>
+          <w:lang w:val="en-US"/>
+        </w:rPr>
+      </w:pPr>
+      <w:r>
+        <w:rPr>
+          <w:lang w:val="en-US"/>
+        </w:rPr>
+        <w:t>Khi này nếu bạn nhập x + y, mà x = 2 và y = 5, thì foo = 7</w:t>
+      </w:r>
+    </w:p>
+    <w:p>
+      <w:pPr>
+        <w:pStyle w:val="ListParagraph"/>
+        <w:numPr>
+          <w:ilvl w:val="0"/>
+          <w:numId w:val="3"/>
+        </w:numPr>
+        <w:rPr>
+          <w:lang w:val="en-US"/>
+        </w:rPr>
+      </w:pPr>
+      <w:r>
+        <w:rPr>
+          <w:lang w:val="en-US"/>
+        </w:rPr>
+        <w:t>Nếu bạn nhập 1 biểu thức không thể tính được hay nhập tào lao, thì &lt;Câu Hỏi&gt; sẽ lại được in ra và bạn phải nhập lại</w:t>
+      </w:r>
+    </w:p>
+    <w:p>
+      <w:pPr>
+        <w:pStyle w:val="ListParagraph"/>
+        <w:numPr>
+          <w:ilvl w:val="0"/>
+          <w:numId w:val="3"/>
+        </w:numPr>
+        <w:rPr>
+          <w:lang w:val="en-US"/>
+        </w:rPr>
+      </w:pPr>
+      <w:r>
+        <w:rPr>
+          <w:lang w:val="en-US"/>
+        </w:rPr>
+        <w:t>Nếu không muốn nó tính giá trị biểu thức nhập vào, mà chỉ muốn lưu String bạn nhập vào, thì viết</w:t>
+      </w:r>
+    </w:p>
+    <w:p>
+      <w:pPr>
+        <w:pStyle w:val="ListParagraph"/>
+        <w:pBdr>
+          <w:top w:val="single" w:sz="4" w:space="1" w:color="auto"/>
+          <w:left w:val="single" w:sz="4" w:space="4" w:color="auto"/>
+          <w:bottom w:val="single" w:sz="4" w:space="1" w:color="auto"/>
+          <w:right w:val="single" w:sz="4" w:space="4" w:color="auto"/>
+        </w:pBdr>
+        <w:ind w:left="1080"/>
+        <w:rPr>
+          <w:lang w:val="en-US"/>
+        </w:rPr>
+      </w:pPr>
+      <w:r>
+        <w:rPr>
+          <w:lang w:val="en-US"/>
+        </w:rPr>
+        <w:t xml:space="preserve">&lt;String&gt; = input(&lt;Câu Hỏi&gt;, </w:t>
+      </w:r>
+      <w:r>
+        <w:rPr>
+          <w:lang w:val="en-US"/>
+        </w:rPr>
+        <w:t>'s'</w:t>
+      </w:r>
+      <w:r>
+        <w:rPr>
+          <w:lang w:val="en-US"/>
+        </w:rPr>
+        <w:t>)</w:t>
+      </w:r>
+    </w:p>
+    <w:p>
+      <w:pPr>
+        <w:pStyle w:val="ListParagraph"/>
+        <w:numPr>
+          <w:ilvl w:val="0"/>
+          <w:numId w:val="9"/>
+        </w:numPr>
+        <w:rPr>
+          <w:lang w:val="en-US"/>
+        </w:rPr>
+      </w:pPr>
+      <w:r>
+        <w:rPr>
+          <w:lang w:val="en-US"/>
+        </w:rPr>
+        <w:t>Dừng Chương Trình Khi Nó Lặp Vô Tận?</w:t>
+      </w:r>
+    </w:p>
+    <w:p>
+      <w:pPr>
+        <w:pStyle w:val="ListParagraph"/>
+        <w:numPr>
+          <w:ilvl w:val="0"/>
+          <w:numId w:val="3"/>
+        </w:numPr>
+        <w:rPr>
+          <w:lang w:val="en-US"/>
+        </w:rPr>
+      </w:pPr>
+      <w:r>
+        <w:rPr>
+          <w:lang w:val="en-US"/>
+        </w:rPr>
+        <w:t>“Ctrl” + “C”</w:t>
+      </w:r>
+    </w:p>
+    <w:p>
+      <w:pPr>
+        <w:pStyle w:val="ListParagraph"/>
+        <w:numPr>
+          <w:ilvl w:val="0"/>
+          <w:numId w:val="9"/>
+        </w:numPr>
+        <w:rPr>
+          <w:lang w:val="en-US"/>
+        </w:rPr>
+      </w:pPr>
+      <w:r>
+        <w:rPr>
+          <w:lang w:val="en-US"/>
+        </w:rPr>
+        <w:t>Tạm Dừng Chương Trình Trong Vài Giây?</w:t>
+      </w:r>
+    </w:p>
+    <w:p>
+      <w:pPr>
+        <w:pStyle w:val="ListParagraph"/>
+        <w:pBdr>
+          <w:top w:val="single" w:sz="4" w:space="1" w:color="auto"/>
+          <w:left w:val="single" w:sz="4" w:space="4" w:color="auto"/>
+          <w:bottom w:val="single" w:sz="4" w:space="1" w:color="auto"/>
+          <w:right w:val="single" w:sz="4" w:space="4" w:color="auto"/>
+        </w:pBdr>
+        <w:ind w:left="1080"/>
+        <w:rPr>
+          <w:lang w:val="en-US"/>
+        </w:rPr>
+      </w:pPr>
+      <w:r>
+        <w:rPr>
+          <w:lang w:val="en-US"/>
+        </w:rPr>
+        <w:t>pause(&lt;Số Giây&gt;)</w:t>
+      </w:r>
+    </w:p>
+    <w:p>
+      <w:pPr>
+        <w:pStyle w:val="ListParagraph"/>
+        <w:numPr>
+          <w:ilvl w:val="0"/>
+          <w:numId w:val="3"/>
+        </w:numPr>
+        <w:rPr>
+          <w:lang w:val="en-US"/>
+        </w:rPr>
+      </w:pPr>
+    </w:p>
+    <w:p>
+      <w:pPr>
+        <w:rPr>
+          <w:lang w:val="en-US"/>
+        </w:rPr>
+      </w:pPr>
+    </w:p>
+    <w:p>
+      <w:pPr>
+        <w:rPr>
+          <w:lang w:val="en-US"/>
+        </w:rPr>
+      </w:pPr>
+      <w:r>
+        <w:rPr>
+          <w:lang w:val="en-US"/>
+        </w:rPr>
+        <w:t>Workspace:</w:t>
+      </w:r>
+    </w:p>
+    <w:p>
+      <w:pPr>
+        <w:pStyle w:val="ListParagraph"/>
+        <w:numPr>
+          <w:ilvl w:val="0"/>
+          <w:numId w:val="8"/>
+        </w:numPr>
+        <w:rPr>
+          <w:lang w:val="en-US"/>
+        </w:rPr>
+      </w:pPr>
+      <w:r>
+        <w:rPr>
+          <w:lang w:val="en-US"/>
+        </w:rPr>
+        <w:t>Xóa Toàn Bộ Biến Hiện Tại Trong Workspace?</w:t>
+      </w:r>
+    </w:p>
+    <w:p>
+      <w:pPr>
+        <w:pStyle w:val="ListParagraph"/>
+        <w:pBdr>
+          <w:top w:val="single" w:sz="4" w:space="1" w:color="auto"/>
+          <w:left w:val="single" w:sz="4" w:space="4" w:color="auto"/>
+          <w:bottom w:val="single" w:sz="4" w:space="1" w:color="auto"/>
+          <w:right w:val="single" w:sz="4" w:space="4" w:color="auto"/>
+        </w:pBdr>
+        <w:ind w:left="1080"/>
+        <w:rPr>
+          <w:lang w:val="en-US"/>
+        </w:rPr>
+      </w:pPr>
+      <w:r>
+        <w:rPr>
+          <w:lang w:val="en-US"/>
+        </w:rPr>
+        <w:t>clearvars</w:t>
+      </w:r>
+    </w:p>
+    <w:p>
+      <w:pPr>
+        <w:pStyle w:val="ListParagraph"/>
+        <w:numPr>
+          <w:ilvl w:val="0"/>
+          <w:numId w:val="8"/>
+        </w:numPr>
+        <w:rPr>
+          <w:lang w:val="en-US"/>
+        </w:rPr>
+      </w:pPr>
+      <w:r>
+        <w:rPr>
+          <w:lang w:val="en-US"/>
+        </w:rPr>
+        <w:t>Xóa Toàn Bộ Biến Hiện Tại Trong Workspace Ngoại Trừ 1 Số Biến?</w:t>
+      </w:r>
+    </w:p>
+    <w:p>
+      <w:pPr>
+        <w:pStyle w:val="ListParagraph"/>
+        <w:pBdr>
+          <w:top w:val="single" w:sz="4" w:space="1" w:color="auto"/>
+          <w:left w:val="single" w:sz="4" w:space="4" w:color="auto"/>
+          <w:bottom w:val="single" w:sz="4" w:space="1" w:color="auto"/>
+          <w:right w:val="single" w:sz="4" w:space="4" w:color="auto"/>
+        </w:pBdr>
+        <w:ind w:left="1080"/>
+        <w:rPr>
+          <w:lang w:val="en-US"/>
+        </w:rPr>
+      </w:pPr>
+      <w:r>
+        <w:rPr>
+          <w:lang w:val="en-US"/>
+        </w:rPr>
+        <w:t>clearvars -except &lt;Các Biến Không Bị Xóa&gt;</w:t>
+      </w:r>
+    </w:p>
+    <w:p>
+      <w:pPr>
+        <w:pStyle w:val="ListParagraph"/>
+        <w:numPr>
+          <w:ilvl w:val="0"/>
+          <w:numId w:val="3"/>
+        </w:numPr>
+        <w:rPr>
+          <w:lang w:val="en-US"/>
+        </w:rPr>
+      </w:pPr>
+      <w:r>
+        <w:rPr>
+          <w:lang w:val="en-US"/>
+        </w:rPr>
+        <w:t>Ví dụ</w:t>
+      </w:r>
+    </w:p>
+    <w:p>
+      <w:pPr>
+        <w:pStyle w:val="ListParagraph"/>
+        <w:pBdr>
+          <w:top w:val="single" w:sz="4" w:space="1" w:color="auto"/>
+          <w:left w:val="single" w:sz="4" w:space="4" w:color="auto"/>
+          <w:bottom w:val="single" w:sz="4" w:space="1" w:color="auto"/>
+          <w:right w:val="single" w:sz="4" w:space="4" w:color="auto"/>
+        </w:pBdr>
+        <w:ind w:left="1080"/>
+        <w:rPr>
+          <w:lang w:val="en-US"/>
+        </w:rPr>
+      </w:pPr>
+      <w:r>
+        <w:rPr>
+          <w:lang w:val="en-US"/>
+        </w:rPr>
+        <w:t>clearvars -except foo bar</w:t>
+      </w:r>
+    </w:p>
+    <w:p>
+      <w:pPr>
+        <w:pStyle w:val="ListParagraph"/>
+        <w:numPr>
+          <w:ilvl w:val="0"/>
+          <w:numId w:val="8"/>
+        </w:numPr>
+        <w:rPr>
+          <w:lang w:val="en-US"/>
+        </w:rPr>
+      </w:pPr>
+      <w:r>
+        <w:rPr>
+          <w:lang w:val="en-US"/>
+        </w:rPr>
         <w:lastRenderedPageBreak/>
-        <w:t>disp(&lt;Giá Trị&gt;)</w:t>
-      </w:r>
-    </w:p>
-    <w:p>
-      <w:pPr>
-        <w:pStyle w:val="ListParagraph"/>
-        <w:numPr>
-          <w:ilvl w:val="0"/>
-          <w:numId w:val="3"/>
-        </w:numPr>
-        <w:rPr>
-          <w:lang w:val="en-US"/>
-        </w:rPr>
-      </w:pPr>
-      <w:r>
-        <w:rPr>
-          <w:lang w:val="en-US"/>
-        </w:rPr>
-        <w:t>Ví dụ</w:t>
-      </w:r>
-    </w:p>
-    <w:p>
-      <w:pPr>
-        <w:pStyle w:val="ListParagraph"/>
-        <w:pBdr>
-          <w:top w:val="single" w:sz="4" w:space="1" w:color="auto"/>
-          <w:left w:val="single" w:sz="4" w:space="4" w:color="auto"/>
-          <w:bottom w:val="single" w:sz="4" w:space="1" w:color="auto"/>
-          <w:right w:val="single" w:sz="4" w:space="4" w:color="auto"/>
-        </w:pBdr>
-        <w:ind w:left="1080"/>
-        <w:rPr>
-          <w:lang w:val="en-US"/>
-        </w:rPr>
-      </w:pPr>
-      <w:r>
-        <w:rPr>
-          <w:lang w:val="en-US"/>
-        </w:rPr>
-        <w:t>disp(</w:t>
-      </w:r>
-      <w:r>
-        <w:rPr>
-          <w:lang w:val="en-US"/>
-        </w:rPr>
-        <w:t>"Hello Mom"</w:t>
-      </w:r>
-      <w:r>
-        <w:rPr>
-          <w:lang w:val="en-US"/>
-        </w:rPr>
-        <w:t>)</w:t>
-      </w:r>
-    </w:p>
-    <w:p>
-      <w:pPr>
-        <w:pStyle w:val="ListParagraph"/>
-        <w:numPr>
-          <w:ilvl w:val="0"/>
-          <w:numId w:val="9"/>
-        </w:numPr>
-        <w:rPr>
-          <w:lang w:val="en-US"/>
-        </w:rPr>
-      </w:pPr>
-      <w:r>
-        <w:rPr>
-          <w:lang w:val="en-US"/>
-        </w:rPr>
-        <w:t>Đo Thời Gian Chạy Code?</w:t>
-      </w:r>
-    </w:p>
-    <w:p>
-      <w:pPr>
-        <w:pStyle w:val="ListParagraph"/>
-        <w:numPr>
-          <w:ilvl w:val="0"/>
-          <w:numId w:val="3"/>
-        </w:numPr>
-        <w:rPr>
-          <w:lang w:val="en-US"/>
-        </w:rPr>
-      </w:pPr>
-      <w:r>
-        <w:rPr>
-          <w:lang w:val="en-US"/>
-        </w:rPr>
-        <w:t>Chạy lệnh sau để bắt đầu đếm giây, hoặc đặt lại đồng hồ</w:t>
-      </w:r>
-    </w:p>
-    <w:p>
-      <w:pPr>
-        <w:pStyle w:val="ListParagraph"/>
-        <w:pBdr>
-          <w:top w:val="single" w:sz="4" w:space="1" w:color="auto"/>
-          <w:left w:val="single" w:sz="4" w:space="4" w:color="auto"/>
-          <w:bottom w:val="single" w:sz="4" w:space="1" w:color="auto"/>
-          <w:right w:val="single" w:sz="4" w:space="4" w:color="auto"/>
-        </w:pBdr>
-        <w:ind w:left="1080"/>
-        <w:rPr>
-          <w:lang w:val="en-US"/>
-        </w:rPr>
-      </w:pPr>
-      <w:r>
-        <w:rPr>
-          <w:lang w:val="en-US"/>
-        </w:rPr>
-        <w:t>tic</w:t>
-      </w:r>
-    </w:p>
-    <w:p>
-      <w:pPr>
-        <w:pStyle w:val="ListParagraph"/>
-        <w:numPr>
-          <w:ilvl w:val="0"/>
-          <w:numId w:val="3"/>
-        </w:numPr>
-        <w:rPr>
-          <w:lang w:val="en-US"/>
-        </w:rPr>
-      </w:pPr>
-      <w:r>
-        <w:rPr>
-          <w:lang w:val="en-US"/>
-        </w:rPr>
-        <w:t>Khi câu lệnh trên chạy, thì sẽ có 1 đồng hồ chạy ngầm trong phần mềm Matlab, bắt đầu từ 0 giây</w:t>
-      </w:r>
-    </w:p>
-    <w:p>
-      <w:pPr>
-        <w:pStyle w:val="ListParagraph"/>
-        <w:numPr>
-          <w:ilvl w:val="0"/>
-          <w:numId w:val="3"/>
-        </w:numPr>
-        <w:rPr>
-          <w:lang w:val="en-US"/>
-        </w:rPr>
-      </w:pPr>
-      <w:r>
-        <w:rPr>
-          <w:lang w:val="en-US"/>
-        </w:rPr>
-        <w:t>Để in giá trị từ đồng hồ tại thời điểm hiện tại</w:t>
-      </w:r>
-    </w:p>
-    <w:p>
-      <w:pPr>
-        <w:pStyle w:val="ListParagraph"/>
-        <w:pBdr>
-          <w:top w:val="single" w:sz="4" w:space="1" w:color="auto"/>
-          <w:left w:val="single" w:sz="4" w:space="4" w:color="auto"/>
-          <w:bottom w:val="single" w:sz="4" w:space="1" w:color="auto"/>
-          <w:right w:val="single" w:sz="4" w:space="4" w:color="auto"/>
-        </w:pBdr>
-        <w:ind w:left="1080"/>
-        <w:rPr>
-          <w:lang w:val="en-US"/>
-        </w:rPr>
-      </w:pPr>
-      <w:r>
-        <w:rPr>
-          <w:lang w:val="en-US"/>
-        </w:rPr>
-        <w:t>toc</w:t>
-      </w:r>
-    </w:p>
-    <w:p>
-      <w:pPr>
-        <w:pStyle w:val="ListParagraph"/>
-        <w:numPr>
-          <w:ilvl w:val="0"/>
-          <w:numId w:val="9"/>
-        </w:numPr>
-        <w:rPr>
-          <w:lang w:val="en-US"/>
-        </w:rPr>
-      </w:pPr>
-      <w:r>
-        <w:rPr>
-          <w:lang w:val="en-US"/>
-        </w:rPr>
-        <w:t>Hỏi Người Dùng Nhập Input?</w:t>
-      </w:r>
-    </w:p>
-    <w:p>
-      <w:pPr>
-        <w:pStyle w:val="ListParagraph"/>
-        <w:pBdr>
-          <w:top w:val="single" w:sz="4" w:space="1" w:color="auto"/>
-          <w:left w:val="single" w:sz="4" w:space="4" w:color="auto"/>
-          <w:bottom w:val="single" w:sz="4" w:space="1" w:color="auto"/>
-          <w:right w:val="single" w:sz="4" w:space="4" w:color="auto"/>
-        </w:pBdr>
-        <w:ind w:left="1080"/>
-        <w:rPr>
-          <w:lang w:val="en-US"/>
-        </w:rPr>
-      </w:pPr>
-      <w:r>
-        <w:rPr>
-          <w:lang w:val="en-US"/>
-        </w:rPr>
-        <w:t>&lt;G</w:t>
-      </w:r>
-      <w:r>
-        <w:rPr>
-          <w:lang w:val="en-US"/>
-        </w:rPr>
-        <w:t>iá</w:t>
-      </w:r>
-      <w:r>
-        <w:rPr>
-          <w:lang w:val="en-US"/>
-        </w:rPr>
-        <w:t xml:space="preserve"> Trị Nhập&gt; = input(&lt;Câu Hỏi&gt;)</w:t>
-      </w:r>
-    </w:p>
-    <w:p>
-      <w:pPr>
-        <w:pStyle w:val="ListParagraph"/>
-        <w:numPr>
-          <w:ilvl w:val="0"/>
-          <w:numId w:val="3"/>
-        </w:numPr>
-        <w:rPr>
-          <w:lang w:val="en-US"/>
-        </w:rPr>
-      </w:pPr>
-      <w:r>
-        <w:rPr>
-          <w:lang w:val="en-US"/>
-        </w:rPr>
-        <w:t>Khi đến dòng lệnh này, tại Command Window sẽ in ra &lt;Câu Hỏi&gt;, khi này bạn cần nhập 1 biểu thức sử dụng các biến tại Workspace, nó sẽ tự tính ra và trả về giá trị cho bạn, và lưu trong &lt;Giá Trị Nhập&gt;</w:t>
-      </w:r>
-    </w:p>
-    <w:p>
-      <w:pPr>
-        <w:pStyle w:val="ListParagraph"/>
-        <w:numPr>
-          <w:ilvl w:val="0"/>
-          <w:numId w:val="3"/>
-        </w:numPr>
-        <w:rPr>
-          <w:lang w:val="en-US"/>
-        </w:rPr>
-      </w:pPr>
-      <w:r>
-        <w:rPr>
-          <w:lang w:val="en-US"/>
-        </w:rPr>
-        <w:t>Ví dụ</w:t>
-      </w:r>
-    </w:p>
-    <w:p>
-      <w:pPr>
-        <w:pStyle w:val="ListParagraph"/>
-        <w:pBdr>
-          <w:top w:val="single" w:sz="4" w:space="1" w:color="auto"/>
-          <w:left w:val="single" w:sz="4" w:space="4" w:color="auto"/>
-          <w:bottom w:val="single" w:sz="4" w:space="1" w:color="auto"/>
-          <w:right w:val="single" w:sz="4" w:space="4" w:color="auto"/>
-        </w:pBdr>
-        <w:ind w:left="1080"/>
-        <w:rPr>
-          <w:lang w:val="en-US"/>
-        </w:rPr>
-      </w:pPr>
-      <w:r>
-        <w:rPr>
-          <w:lang w:val="en-US"/>
-        </w:rPr>
-        <w:t>foo = input(</w:t>
-      </w:r>
-      <w:r>
-        <w:rPr>
-          <w:lang w:val="en-US"/>
-        </w:rPr>
-        <w:t>"bar?"</w:t>
-      </w:r>
-      <w:r>
-        <w:rPr>
-          <w:lang w:val="en-US"/>
-        </w:rPr>
-        <w:t>)</w:t>
-      </w:r>
-    </w:p>
-    <w:p>
-      <w:pPr>
-        <w:pStyle w:val="ListParagraph"/>
-        <w:numPr>
-          <w:ilvl w:val="0"/>
-          <w:numId w:val="3"/>
-        </w:numPr>
-        <w:rPr>
-          <w:lang w:val="en-US"/>
-        </w:rPr>
-      </w:pPr>
-      <w:r>
-        <w:rPr>
-          <w:lang w:val="en-US"/>
-        </w:rPr>
-        <w:t>Khi này nếu bạn nhập x + y, mà x = 2 và y = 5, thì foo = 7</w:t>
-      </w:r>
-    </w:p>
-    <w:p>
-      <w:pPr>
-        <w:pStyle w:val="ListParagraph"/>
-        <w:numPr>
-          <w:ilvl w:val="0"/>
-          <w:numId w:val="3"/>
-        </w:numPr>
-        <w:rPr>
-          <w:lang w:val="en-US"/>
-        </w:rPr>
-      </w:pPr>
-      <w:r>
-        <w:rPr>
-          <w:lang w:val="en-US"/>
-        </w:rPr>
-        <w:t>Nếu bạn nhập 1 biểu thức không thể tính được hay nhập tào lao, thì &lt;Câu Hỏi&gt; sẽ lại được in ra và bạn phải nhập lại</w:t>
-      </w:r>
-    </w:p>
-    <w:p>
-      <w:pPr>
-        <w:pStyle w:val="ListParagraph"/>
-        <w:numPr>
-          <w:ilvl w:val="0"/>
-          <w:numId w:val="3"/>
-        </w:numPr>
-        <w:rPr>
-          <w:lang w:val="en-US"/>
-        </w:rPr>
-      </w:pPr>
-      <w:r>
-        <w:rPr>
-          <w:lang w:val="en-US"/>
-        </w:rPr>
-        <w:t>Nếu không muốn nó tính giá trị biểu thức nhập vào, mà chỉ muốn lưu String bạn nhập vào, thì viết</w:t>
-      </w:r>
-    </w:p>
-    <w:p>
-      <w:pPr>
-        <w:pStyle w:val="ListParagraph"/>
-        <w:pBdr>
-          <w:top w:val="single" w:sz="4" w:space="1" w:color="auto"/>
-          <w:left w:val="single" w:sz="4" w:space="4" w:color="auto"/>
-          <w:bottom w:val="single" w:sz="4" w:space="1" w:color="auto"/>
-          <w:right w:val="single" w:sz="4" w:space="4" w:color="auto"/>
-        </w:pBdr>
-        <w:ind w:left="1080"/>
-        <w:rPr>
-          <w:lang w:val="en-US"/>
-        </w:rPr>
-      </w:pPr>
-      <w:r>
-        <w:rPr>
-          <w:lang w:val="en-US"/>
-        </w:rPr>
-        <w:t xml:space="preserve">&lt;String&gt; = input(&lt;Câu Hỏi&gt;, </w:t>
-      </w:r>
-      <w:r>
-        <w:rPr>
-          <w:lang w:val="en-US"/>
-        </w:rPr>
-        <w:t>'s'</w:t>
-      </w:r>
-      <w:r>
-        <w:rPr>
-          <w:lang w:val="en-US"/>
-        </w:rPr>
-        <w:t>)</w:t>
-      </w:r>
-    </w:p>
-    <w:p>
-      <w:pPr>
-        <w:pStyle w:val="ListParagraph"/>
-        <w:numPr>
-          <w:ilvl w:val="0"/>
-          <w:numId w:val="9"/>
-        </w:numPr>
-        <w:rPr>
-          <w:lang w:val="en-US"/>
-        </w:rPr>
-      </w:pPr>
-      <w:r>
-        <w:rPr>
-          <w:lang w:val="en-US"/>
-        </w:rPr>
-        <w:t>Dừng Chương Trình Khi Nó Lặp Vô Tận?</w:t>
-      </w:r>
-    </w:p>
-    <w:p>
-      <w:pPr>
-        <w:pStyle w:val="ListParagraph"/>
-        <w:numPr>
-          <w:ilvl w:val="0"/>
-          <w:numId w:val="3"/>
-        </w:numPr>
-        <w:rPr>
-          <w:lang w:val="en-US"/>
-        </w:rPr>
-      </w:pPr>
-      <w:r>
-        <w:rPr>
-          <w:lang w:val="en-US"/>
-        </w:rPr>
-        <w:t>“Ctrl” + “C”</w:t>
-      </w:r>
-    </w:p>
-    <w:p>
-      <w:pPr>
-        <w:pStyle w:val="ListParagraph"/>
-        <w:numPr>
-          <w:ilvl w:val="0"/>
-          <w:numId w:val="9"/>
-        </w:numPr>
-        <w:rPr>
-          <w:lang w:val="en-US"/>
-        </w:rPr>
-      </w:pPr>
-      <w:r>
-        <w:rPr>
-          <w:lang w:val="en-US"/>
-        </w:rPr>
-        <w:t>Tạm Dừng Chương Trình Trong Vài Giây?</w:t>
-      </w:r>
-    </w:p>
-    <w:p>
-      <w:pPr>
-        <w:pStyle w:val="ListParagraph"/>
-        <w:pBdr>
-          <w:top w:val="single" w:sz="4" w:space="1" w:color="auto"/>
-          <w:left w:val="single" w:sz="4" w:space="4" w:color="auto"/>
-          <w:bottom w:val="single" w:sz="4" w:space="1" w:color="auto"/>
-          <w:right w:val="single" w:sz="4" w:space="4" w:color="auto"/>
-        </w:pBdr>
-        <w:ind w:left="1080"/>
-        <w:rPr>
-          <w:lang w:val="en-US"/>
-        </w:rPr>
-      </w:pPr>
-      <w:r>
-        <w:rPr>
-          <w:lang w:val="en-US"/>
-        </w:rPr>
-        <w:t>pause(&lt;Số Giây&gt;)</w:t>
-      </w:r>
-    </w:p>
-    <w:p>
-      <w:pPr>
-        <w:pStyle w:val="ListParagraph"/>
-        <w:numPr>
-          <w:ilvl w:val="0"/>
-          <w:numId w:val="3"/>
-        </w:numPr>
-        <w:rPr>
-          <w:lang w:val="en-US"/>
-        </w:rPr>
-      </w:pPr>
-    </w:p>
-    <w:p>
-      <w:pPr>
-        <w:rPr>
-          <w:lang w:val="en-US"/>
-        </w:rPr>
-      </w:pPr>
-    </w:p>
-    <w:p>
-      <w:pPr>
-        <w:rPr>
-          <w:lang w:val="en-US"/>
-        </w:rPr>
-      </w:pPr>
-      <w:r>
-        <w:rPr>
-          <w:lang w:val="en-US"/>
-        </w:rPr>
-        <w:t>Workspace:</w:t>
-      </w:r>
-    </w:p>
-    <w:p>
-      <w:pPr>
-        <w:pStyle w:val="ListParagraph"/>
-        <w:numPr>
-          <w:ilvl w:val="0"/>
-          <w:numId w:val="8"/>
-        </w:numPr>
-        <w:rPr>
-          <w:lang w:val="en-US"/>
-        </w:rPr>
-      </w:pPr>
-      <w:r>
-        <w:rPr>
-          <w:lang w:val="en-US"/>
-        </w:rPr>
-        <w:t>Xóa Toàn Bộ Biến Hiện Tại Trong Workspace?</w:t>
-      </w:r>
-    </w:p>
-    <w:p>
-      <w:pPr>
-        <w:pStyle w:val="ListParagraph"/>
-        <w:pBdr>
-          <w:top w:val="single" w:sz="4" w:space="1" w:color="auto"/>
-          <w:left w:val="single" w:sz="4" w:space="4" w:color="auto"/>
-          <w:bottom w:val="single" w:sz="4" w:space="1" w:color="auto"/>
-          <w:right w:val="single" w:sz="4" w:space="4" w:color="auto"/>
-        </w:pBdr>
-        <w:ind w:left="1080"/>
-        <w:rPr>
-          <w:lang w:val="en-US"/>
-        </w:rPr>
-      </w:pPr>
-      <w:r>
-        <w:rPr>
-          <w:lang w:val="en-US"/>
-        </w:rPr>
-        <w:t>clearvars</w:t>
-      </w:r>
-    </w:p>
-    <w:p>
-      <w:pPr>
-        <w:pStyle w:val="ListParagraph"/>
-        <w:numPr>
-          <w:ilvl w:val="0"/>
-          <w:numId w:val="8"/>
-        </w:numPr>
-        <w:rPr>
-          <w:lang w:val="en-US"/>
-        </w:rPr>
-      </w:pPr>
-      <w:r>
-        <w:rPr>
-          <w:lang w:val="en-US"/>
-        </w:rPr>
-        <w:t>Xóa Toàn Bộ Biến Hiện Tại Trong Workspace Ngoại Trừ 1 Số Biến?</w:t>
-      </w:r>
-    </w:p>
-    <w:p>
-      <w:pPr>
-        <w:pStyle w:val="ListParagraph"/>
-        <w:pBdr>
-          <w:top w:val="single" w:sz="4" w:space="1" w:color="auto"/>
-          <w:left w:val="single" w:sz="4" w:space="4" w:color="auto"/>
-          <w:bottom w:val="single" w:sz="4" w:space="1" w:color="auto"/>
-          <w:right w:val="single" w:sz="4" w:space="4" w:color="auto"/>
-        </w:pBdr>
-        <w:ind w:left="1080"/>
-        <w:rPr>
-          <w:lang w:val="en-US"/>
-        </w:rPr>
-      </w:pPr>
-      <w:r>
-        <w:rPr>
-          <w:lang w:val="en-US"/>
-        </w:rPr>
-        <w:t>clearvars -except &lt;Các Biến Không Bị Xóa&gt;</w:t>
-      </w:r>
-    </w:p>
-    <w:p>
-      <w:pPr>
-        <w:pStyle w:val="ListParagraph"/>
-        <w:numPr>
-          <w:ilvl w:val="0"/>
-          <w:numId w:val="3"/>
-        </w:numPr>
-        <w:rPr>
-          <w:lang w:val="en-US"/>
-        </w:rPr>
-      </w:pPr>
-      <w:r>
-        <w:rPr>
-          <w:lang w:val="en-US"/>
-        </w:rPr>
-        <w:t>Ví dụ</w:t>
-      </w:r>
-    </w:p>
-    <w:p>
-      <w:pPr>
-        <w:pStyle w:val="ListParagraph"/>
-        <w:pBdr>
-          <w:top w:val="single" w:sz="4" w:space="1" w:color="auto"/>
-          <w:left w:val="single" w:sz="4" w:space="4" w:color="auto"/>
-          <w:bottom w:val="single" w:sz="4" w:space="1" w:color="auto"/>
-          <w:right w:val="single" w:sz="4" w:space="4" w:color="auto"/>
-        </w:pBdr>
-        <w:ind w:left="1080"/>
-        <w:rPr>
-          <w:lang w:val="en-US"/>
-        </w:rPr>
-      </w:pPr>
-      <w:r>
-        <w:rPr>
-          <w:lang w:val="en-US"/>
-        </w:rPr>
-        <w:t>clearvars -except foo bar</w:t>
-      </w:r>
-    </w:p>
-    <w:p>
-      <w:pPr>
-        <w:pStyle w:val="ListParagraph"/>
-        <w:numPr>
-          <w:ilvl w:val="0"/>
-          <w:numId w:val="8"/>
-        </w:numPr>
-        <w:rPr>
-          <w:lang w:val="en-US"/>
-        </w:rPr>
-      </w:pPr>
-      <w:r>
-        <w:rPr>
-          <w:lang w:val="en-US"/>
-        </w:rPr>
         <w:t>In Ra Thông Tin Tất Cả Các Biến Hiện Tại Trong Workspace?</w:t>
       </w:r>
     </w:p>
@@ -2756,7 +3809,6 @@
         <w:rPr>
           <w:lang w:val="en-US"/>
         </w:rPr>
-        <w:lastRenderedPageBreak/>
         <w:t>Khi chương trình Matlab mở 1 File nào đó, nó sẽ chạy ngầm, được đánh Index bắt đầu = 3, mở File tiếp theo, thì Index File này = 4, …, khi bạn đóng 1 File, thì do Index bị thiếu nên khi mở lại 1 File khác</w:t>
       </w:r>
       <w:r>
@@ -3407,6 +4459,7 @@
         <w:rPr>
           <w:lang w:val="en-US"/>
         </w:rPr>
+        <w:lastRenderedPageBreak/>
         <w:t>~=</w:t>
       </w:r>
     </w:p>
@@ -3542,7 +4595,6 @@
         <w:rPr>
           <w:lang w:val="en-US"/>
         </w:rPr>
-        <w:lastRenderedPageBreak/>
         <w:t>[a b c] = deal(1, 2, 3)</w:t>
       </w:r>
     </w:p>
@@ -4427,6 +5479,7 @@
         <w:rPr>
           <w:lang w:val="en-US"/>
         </w:rPr>
+        <w:lastRenderedPageBreak/>
         <w:t xml:space="preserve">    bar = boo .* fap</w:t>
       </w:r>
     </w:p>
@@ -4641,7 +5694,6 @@
         <w:rPr>
           <w:lang w:val="en-US"/>
         </w:rPr>
-        <w:lastRenderedPageBreak/>
         <w:t>Tạo 1 Function Handle Từ 1 Hàm Có Sẵn?</w:t>
       </w:r>
     </w:p>
@@ -5359,6 +6411,7 @@
         <w:rPr>
           <w:lang w:val="en-US"/>
         </w:rPr>
+        <w:lastRenderedPageBreak/>
         <w:t>elseif &lt;Biểu Thức&gt;</w:t>
       </w:r>
     </w:p>
@@ -5524,7 +6577,6 @@
         <w:rPr>
           <w:lang w:val="en-US"/>
         </w:rPr>
-        <w:lastRenderedPageBreak/>
         <w:t>else</w:t>
       </w:r>
     </w:p>
@@ -6152,6 +7204,7 @@
         <w:rPr>
           <w:lang w:val="en-US"/>
         </w:rPr>
+        <w:lastRenderedPageBreak/>
         <w:t>Cách Gán Giá Trị Là 1 Ma Trận Cho 1 Biến?</w:t>
       </w:r>
     </w:p>
@@ -6299,7 +7352,6 @@
         <w:rPr>
           <w:lang w:val="en-US"/>
         </w:rPr>
-        <w:lastRenderedPageBreak/>
         <w:t>&lt;Hàng&gt; = &lt;Ma Trận&gt;(&lt;Index Hàng&gt;, :)</w:t>
       </w:r>
     </w:p>
@@ -7103,6 +8155,7 @@
         <w:rPr>
           <w:lang w:val="en-US"/>
         </w:rPr>
+        <w:lastRenderedPageBreak/>
         <w:t>&lt;Ma Trận&gt; = linspace(&lt;Start&gt;, &lt;End&gt;, &lt;Số Phần Tử&gt;)</w:t>
       </w:r>
     </w:p>
@@ -7252,7 +8305,6 @@
         <w:rPr>
           <w:lang w:val="en-US"/>
         </w:rPr>
-        <w:lastRenderedPageBreak/>
         <w:t>Ta có</w:t>
       </w:r>
     </w:p>
@@ -8079,6 +9131,7 @@
         <w:rPr>
           <w:lang w:val="en-US"/>
         </w:rPr>
+        <w:lastRenderedPageBreak/>
         <w:t>&lt;Max&gt; và &lt;Index Tensor&gt; cùng Shape, mỗi phần tử trong &lt;Index Tensor&gt; là  &lt;Index&gt; của phần tử tương ứng trong &lt;Max&gt; theo chiều tính &lt;Max&gt;</w:t>
       </w:r>
     </w:p>
@@ -8207,7 +9260,6 @@
               <w:rPr>
                 <w:lang w:val="en-US"/>
               </w:rPr>
-              <w:lastRenderedPageBreak/>
               <w:t>bar Shape</w:t>
             </w:r>
           </w:p>
@@ -8955,6 +10007,7 @@
         <w:rPr>
           <w:lang w:val="en-US"/>
         </w:rPr>
+        <w:lastRenderedPageBreak/>
         <w:t>Symbolic Expression:</w:t>
       </w:r>
     </w:p>
@@ -9078,7 +10131,6 @@
         <w:rPr>
           <w:lang w:val="en-US"/>
         </w:rPr>
-        <w:lastRenderedPageBreak/>
         <w:t>Ví dụ</w:t>
       </w:r>
     </w:p>
@@ -10091,6 +11143,7 @@
         <w:rPr>
           <w:lang w:val="en-US"/>
         </w:rPr>
+        <w:lastRenderedPageBreak/>
         <w:t xml:space="preserve">Ta có </w:t>
       </w:r>
       <w:r>
@@ -10343,772 +11396,772 @@
         <w:rPr>
           <w:lang w:val="en-US"/>
         </w:rPr>
+        <w:t>Tạo 1 Lúc Nhiều Symbol?</w:t>
+      </w:r>
+    </w:p>
+    <w:p>
+      <w:pPr>
+        <w:pStyle w:val="ListParagraph"/>
+        <w:numPr>
+          <w:ilvl w:val="0"/>
+          <w:numId w:val="3"/>
+        </w:numPr>
+        <w:rPr>
+          <w:lang w:val="en-US"/>
+        </w:rPr>
+      </w:pPr>
+      <w:r>
+        <w:rPr>
+          <w:lang w:val="en-US"/>
+        </w:rPr>
+        <w:t>Tạo nhiều Symbol 1 x 1</w:t>
+      </w:r>
+    </w:p>
+    <w:p>
+      <w:pPr>
+        <w:pStyle w:val="ListParagraph"/>
+        <w:pBdr>
+          <w:top w:val="single" w:sz="4" w:space="1" w:color="auto"/>
+          <w:left w:val="single" w:sz="4" w:space="4" w:color="auto"/>
+          <w:bottom w:val="single" w:sz="4" w:space="1" w:color="auto"/>
+          <w:right w:val="single" w:sz="4" w:space="4" w:color="auto"/>
+        </w:pBdr>
+        <w:ind w:left="1080"/>
+        <w:rPr>
+          <w:lang w:val="en-US"/>
+        </w:rPr>
+      </w:pPr>
+      <w:r>
+        <w:rPr>
+          <w:lang w:val="en-US"/>
+        </w:rPr>
+        <w:t xml:space="preserve">syms &lt;Các </w:t>
+      </w:r>
+      <w:r>
+        <w:rPr>
+          <w:lang w:val="en-US"/>
+        </w:rPr>
+        <w:t>Symbol</w:t>
+      </w:r>
+      <w:r>
+        <w:rPr>
+          <w:lang w:val="en-US"/>
+        </w:rPr>
+        <w:t>&gt;</w:t>
+      </w:r>
+    </w:p>
+    <w:p>
+      <w:pPr>
+        <w:pStyle w:val="ListParagraph"/>
+        <w:numPr>
+          <w:ilvl w:val="0"/>
+          <w:numId w:val="3"/>
+        </w:numPr>
+        <w:rPr>
+          <w:lang w:val="en-US"/>
+        </w:rPr>
+      </w:pPr>
+      <w:r>
+        <w:rPr>
+          <w:lang w:val="en-US"/>
+        </w:rPr>
+        <w:t>&lt;Kí Hiệu&gt; mặc định = tên &lt;</w:t>
+      </w:r>
+      <w:r>
+        <w:rPr>
+          <w:lang w:val="en-US"/>
+        </w:rPr>
+        <w:t>Symbol</w:t>
+      </w:r>
+      <w:r>
+        <w:rPr>
+          <w:lang w:val="en-US"/>
+        </w:rPr>
+        <w:t>&gt;</w:t>
+      </w:r>
+    </w:p>
+    <w:p>
+      <w:pPr>
+        <w:pStyle w:val="ListParagraph"/>
+        <w:numPr>
+          <w:ilvl w:val="0"/>
+          <w:numId w:val="3"/>
+        </w:numPr>
+        <w:rPr>
+          <w:lang w:val="en-US"/>
+        </w:rPr>
+      </w:pPr>
+      <w:r>
+        <w:rPr>
+          <w:lang w:val="en-US"/>
+        </w:rPr>
+        <w:t>Ví dụ</w:t>
+      </w:r>
+    </w:p>
+    <w:p>
+      <w:pPr>
+        <w:pStyle w:val="ListParagraph"/>
+        <w:pBdr>
+          <w:top w:val="single" w:sz="4" w:space="1" w:color="auto"/>
+          <w:left w:val="single" w:sz="4" w:space="4" w:color="auto"/>
+          <w:bottom w:val="single" w:sz="4" w:space="1" w:color="auto"/>
+          <w:right w:val="single" w:sz="4" w:space="4" w:color="auto"/>
+        </w:pBdr>
+        <w:ind w:left="1080"/>
+        <w:rPr>
+          <w:lang w:val="en-US"/>
+        </w:rPr>
+      </w:pPr>
+      <w:r>
+        <w:rPr>
+          <w:lang w:val="en-US"/>
+        </w:rPr>
+        <w:t>syms x y z foo bar</w:t>
+      </w:r>
+    </w:p>
+    <w:p>
+      <w:pPr>
+        <w:pStyle w:val="ListParagraph"/>
+        <w:numPr>
+          <w:ilvl w:val="0"/>
+          <w:numId w:val="3"/>
+        </w:numPr>
+        <w:rPr>
+          <w:lang w:val="en-US"/>
+        </w:rPr>
+      </w:pPr>
+      <w:r>
+        <w:rPr>
+          <w:lang w:val="en-US"/>
+        </w:rPr>
+        <w:t xml:space="preserve">Để tạo 1 lúc nhiều </w:t>
+      </w:r>
+      <w:r>
+        <w:rPr>
+          <w:lang w:val="en-US"/>
+        </w:rPr>
+        <w:t>Symbol</w:t>
+      </w:r>
+      <w:r>
+        <w:rPr>
+          <w:lang w:val="en-US"/>
+        </w:rPr>
+        <w:t xml:space="preserve"> là Tensor với Shape y chang nhau</w:t>
+      </w:r>
+    </w:p>
+    <w:p>
+      <w:pPr>
+        <w:pStyle w:val="ListParagraph"/>
+        <w:pBdr>
+          <w:top w:val="single" w:sz="4" w:space="1" w:color="auto"/>
+          <w:left w:val="single" w:sz="4" w:space="4" w:color="auto"/>
+          <w:bottom w:val="single" w:sz="4" w:space="1" w:color="auto"/>
+          <w:right w:val="single" w:sz="4" w:space="4" w:color="auto"/>
+        </w:pBdr>
+        <w:ind w:left="1080"/>
+        <w:rPr>
+          <w:lang w:val="en-US"/>
+        </w:rPr>
+      </w:pPr>
+      <w:r>
+        <w:rPr>
+          <w:lang w:val="en-US"/>
+        </w:rPr>
+        <w:t>syms &lt;Các Biến&gt; &lt;Shape&gt;</w:t>
+      </w:r>
+    </w:p>
+    <w:p>
+      <w:pPr>
+        <w:pStyle w:val="ListParagraph"/>
+        <w:numPr>
+          <w:ilvl w:val="0"/>
+          <w:numId w:val="3"/>
+        </w:numPr>
+        <w:rPr>
+          <w:lang w:val="en-US"/>
+        </w:rPr>
+      </w:pPr>
+      <w:r>
+        <w:rPr>
+          <w:lang w:val="en-US"/>
+        </w:rPr>
+        <w:t>Ví dụ</w:t>
+      </w:r>
+    </w:p>
+    <w:p>
+      <w:pPr>
+        <w:pStyle w:val="ListParagraph"/>
+        <w:pBdr>
+          <w:top w:val="single" w:sz="4" w:space="1" w:color="auto"/>
+          <w:left w:val="single" w:sz="4" w:space="4" w:color="auto"/>
+          <w:bottom w:val="single" w:sz="4" w:space="1" w:color="auto"/>
+          <w:right w:val="single" w:sz="4" w:space="4" w:color="auto"/>
+        </w:pBdr>
+        <w:ind w:left="1080"/>
+        <w:rPr>
+          <w:lang w:val="en-US"/>
+        </w:rPr>
+      </w:pPr>
+      <w:r>
+        <w:rPr>
+          <w:lang w:val="en-US"/>
+        </w:rPr>
+        <w:t>syms x y z foo bar [3 4 5]</w:t>
+      </w:r>
+    </w:p>
+    <w:p>
+      <w:pPr>
+        <w:pStyle w:val="ListParagraph"/>
+        <w:numPr>
+          <w:ilvl w:val="0"/>
+          <w:numId w:val="3"/>
+        </w:numPr>
+        <w:rPr>
+          <w:lang w:val="en-US"/>
+        </w:rPr>
+      </w:pPr>
+      <w:r>
+        <w:rPr>
+          <w:lang w:val="en-US"/>
+        </w:rPr>
+        <w:t>Khi này các Symbol với tên “x1_1_1”, “x1_1_2”, … cũng sẽ được tạo, Shape 1 x 1 và chứa kí tự cùng tên</w:t>
+      </w:r>
+    </w:p>
+    <w:p>
+      <w:pPr>
+        <w:pStyle w:val="ListParagraph"/>
+        <w:numPr>
+          <w:ilvl w:val="0"/>
+          <w:numId w:val="3"/>
+        </w:numPr>
+        <w:rPr>
+          <w:lang w:val="en-US"/>
+        </w:rPr>
+      </w:pPr>
+      <w:r>
+        <w:rPr>
+          <w:lang w:val="en-US"/>
+        </w:rPr>
+        <w:t>Để tạo 1</w:t>
+      </w:r>
+      <w:r>
+        <w:rPr>
+          <w:lang w:val="en-US"/>
+        </w:rPr>
+        <w:t xml:space="preserve"> </w:t>
+      </w:r>
+      <w:r>
+        <w:rPr>
+          <w:lang w:val="en-US"/>
+        </w:rPr>
+        <w:t>Symbolic Function</w:t>
+      </w:r>
+      <w:r>
+        <w:rPr>
+          <w:lang w:val="en-US"/>
+        </w:rPr>
+        <w:t xml:space="preserve"> 1 x 1 mà trong ô duy nhất của nó chứa kí hiệu hàm</w:t>
+      </w:r>
+      <w:r>
+        <w:rPr>
+          <w:lang w:val="en-US"/>
+        </w:rPr>
+        <w:t xml:space="preserve">, </w:t>
+      </w:r>
+      <w:r>
+        <w:rPr>
+          <w:lang w:val="en-US"/>
+        </w:rPr>
+        <w:t>đồng thời tạo các Symbol đối số luôn</w:t>
+      </w:r>
+      <w:r>
+        <w:rPr>
+          <w:lang w:val="en-US"/>
+        </w:rPr>
+        <w:t xml:space="preserve">, </w:t>
+      </w:r>
+      <w:r>
+        <w:rPr>
+          <w:lang w:val="en-US"/>
+        </w:rPr>
+        <w:t>nghĩa là đây</w:t>
+      </w:r>
+      <w:r>
+        <w:rPr>
+          <w:lang w:val="en-US"/>
+        </w:rPr>
+        <w:t xml:space="preserve"> là hàm chưa biết biểu thức</w:t>
+      </w:r>
+    </w:p>
+    <w:p>
+      <w:pPr>
+        <w:pStyle w:val="ListParagraph"/>
+        <w:pBdr>
+          <w:top w:val="single" w:sz="4" w:space="1" w:color="auto"/>
+          <w:left w:val="single" w:sz="4" w:space="4" w:color="auto"/>
+          <w:bottom w:val="single" w:sz="4" w:space="1" w:color="auto"/>
+          <w:right w:val="single" w:sz="4" w:space="4" w:color="auto"/>
+        </w:pBdr>
+        <w:ind w:left="1080"/>
+        <w:rPr>
+          <w:lang w:val="en-US"/>
+        </w:rPr>
+      </w:pPr>
+      <w:r>
+        <w:rPr>
+          <w:lang w:val="en-US"/>
+        </w:rPr>
+        <w:t>syms &lt;Symbolic Function&gt;(&lt;Các Đối Số&gt;)</w:t>
+      </w:r>
+    </w:p>
+    <w:p>
+      <w:pPr>
+        <w:pStyle w:val="ListParagraph"/>
+        <w:numPr>
+          <w:ilvl w:val="0"/>
+          <w:numId w:val="3"/>
+        </w:numPr>
+        <w:rPr>
+          <w:lang w:val="en-US"/>
+        </w:rPr>
+      </w:pPr>
+      <w:r>
+        <w:rPr>
+          <w:lang w:val="en-US"/>
+        </w:rPr>
+        <w:t>Ví dụ</w:t>
+      </w:r>
+    </w:p>
+    <w:p>
+      <w:pPr>
+        <w:pStyle w:val="ListParagraph"/>
+        <w:pBdr>
+          <w:top w:val="single" w:sz="4" w:space="1" w:color="auto"/>
+          <w:left w:val="single" w:sz="4" w:space="4" w:color="auto"/>
+          <w:bottom w:val="single" w:sz="4" w:space="1" w:color="auto"/>
+          <w:right w:val="single" w:sz="4" w:space="4" w:color="auto"/>
+        </w:pBdr>
+        <w:ind w:left="1080"/>
+        <w:rPr>
+          <w:lang w:val="en-US"/>
+        </w:rPr>
+      </w:pPr>
+      <w:r>
+        <w:rPr>
+          <w:lang w:val="en-US"/>
+        </w:rPr>
+        <w:t>syms foo(bar, far)</w:t>
+      </w:r>
+    </w:p>
+    <w:p>
+      <w:pPr>
+        <w:pStyle w:val="ListParagraph"/>
+        <w:numPr>
+          <w:ilvl w:val="0"/>
+          <w:numId w:val="3"/>
+        </w:numPr>
+        <w:rPr>
+          <w:lang w:val="en-US"/>
+        </w:rPr>
+      </w:pPr>
+      <w:r>
+        <w:rPr>
+          <w:lang w:val="en-US"/>
+        </w:rPr>
+        <w:t>Khi in foo ra màn hình</w:t>
+      </w:r>
+    </w:p>
+    <w:p>
+      <w:pPr>
+        <w:pStyle w:val="ListParagraph"/>
+        <w:pBdr>
+          <w:top w:val="single" w:sz="4" w:space="1" w:color="auto"/>
+          <w:left w:val="single" w:sz="4" w:space="4" w:color="auto"/>
+          <w:bottom w:val="single" w:sz="4" w:space="1" w:color="auto"/>
+          <w:right w:val="single" w:sz="4" w:space="4" w:color="auto"/>
+        </w:pBdr>
+        <w:ind w:left="1080"/>
+        <w:rPr>
+          <w:lang w:val="en-US"/>
+        </w:rPr>
+      </w:pPr>
+      <w:r>
+        <w:rPr>
+          <w:lang w:val="en-US"/>
+        </w:rPr>
+        <w:t>foo(bar, far) = foo(bar, far)</w:t>
+      </w:r>
+    </w:p>
+    <w:p>
+      <w:pPr>
+        <w:pStyle w:val="ListParagraph"/>
+        <w:numPr>
+          <w:ilvl w:val="0"/>
+          <w:numId w:val="3"/>
+        </w:numPr>
+        <w:rPr>
+          <w:lang w:val="en-US"/>
+        </w:rPr>
+      </w:pPr>
+      <w:r>
+        <w:rPr>
+          <w:lang w:val="en-US"/>
+        </w:rPr>
+        <w:t>Cũng như trên, nhưn</w:t>
+      </w:r>
+      <w:r>
+        <w:rPr>
+          <w:lang w:val="en-US"/>
+        </w:rPr>
+        <w:t xml:space="preserve">g </w:t>
+      </w:r>
+      <w:r>
+        <w:rPr>
+          <w:lang w:val="en-US"/>
+        </w:rPr>
+        <w:t>tạo Symbolic Function với Shape to hơn</w:t>
+      </w:r>
+      <w:r>
+        <w:rPr>
+          <w:lang w:val="en-US"/>
+        </w:rPr>
+        <w:t>, các hàm trong ô cũng sẽ được tạo 1 Symbolic Function cho riêng nó</w:t>
+      </w:r>
+    </w:p>
+    <w:p>
+      <w:pPr>
+        <w:pStyle w:val="ListParagraph"/>
+        <w:pBdr>
+          <w:top w:val="single" w:sz="4" w:space="1" w:color="auto"/>
+          <w:left w:val="single" w:sz="4" w:space="4" w:color="auto"/>
+          <w:bottom w:val="single" w:sz="4" w:space="1" w:color="auto"/>
+          <w:right w:val="single" w:sz="4" w:space="4" w:color="auto"/>
+        </w:pBdr>
+        <w:ind w:left="1080"/>
+        <w:rPr>
+          <w:lang w:val="en-US"/>
+        </w:rPr>
+      </w:pPr>
+      <w:r>
+        <w:rPr>
+          <w:lang w:val="en-US"/>
+        </w:rPr>
+        <w:t>syms &lt;Symbolic Function&gt;(&lt;Các Đối Số&gt;) &lt;Shape&gt;</w:t>
+      </w:r>
+    </w:p>
+    <w:p>
+      <w:pPr>
+        <w:pStyle w:val="ListParagraph"/>
+        <w:numPr>
+          <w:ilvl w:val="0"/>
+          <w:numId w:val="3"/>
+        </w:numPr>
+        <w:rPr>
+          <w:lang w:val="en-US"/>
+        </w:rPr>
+      </w:pPr>
+      <w:r>
+        <w:rPr>
+          <w:lang w:val="en-US"/>
+        </w:rPr>
+        <w:t>Ví dụ</w:t>
+      </w:r>
+    </w:p>
+    <w:p>
+      <w:pPr>
+        <w:pStyle w:val="ListParagraph"/>
+        <w:pBdr>
+          <w:top w:val="single" w:sz="4" w:space="1" w:color="auto"/>
+          <w:left w:val="single" w:sz="4" w:space="4" w:color="auto"/>
+          <w:bottom w:val="single" w:sz="4" w:space="1" w:color="auto"/>
+          <w:right w:val="single" w:sz="4" w:space="4" w:color="auto"/>
+        </w:pBdr>
+        <w:ind w:left="1080"/>
+        <w:rPr>
+          <w:lang w:val="en-US"/>
+        </w:rPr>
+      </w:pPr>
+      <w:r>
+        <w:rPr>
+          <w:lang w:val="en-US"/>
+        </w:rPr>
+        <w:t>syms foo(bar, far) [3 4 5]</w:t>
+      </w:r>
+    </w:p>
+    <w:p>
+      <w:pPr>
+        <w:pStyle w:val="ListParagraph"/>
+        <w:numPr>
+          <w:ilvl w:val="0"/>
+          <w:numId w:val="3"/>
+        </w:numPr>
+        <w:rPr>
+          <w:lang w:val="en-US"/>
+        </w:rPr>
+      </w:pPr>
+      <w:r>
+        <w:rPr>
+          <w:lang w:val="en-US"/>
+        </w:rPr>
+        <w:t>Ô đầu tiên sẽ ghi “foo1_1_1(bar, far)”, ô thứ 2 ghi “foo1_1_2(bar, far)”, …</w:t>
+      </w:r>
+    </w:p>
+    <w:p>
+      <w:pPr>
+        <w:pStyle w:val="ListParagraph"/>
+        <w:numPr>
+          <w:ilvl w:val="0"/>
+          <w:numId w:val="19"/>
+        </w:numPr>
+        <w:rPr>
+          <w:lang w:val="en-US"/>
+        </w:rPr>
+      </w:pPr>
+      <w:r>
+        <w:rPr>
+          <w:lang w:val="en-US"/>
+        </w:rPr>
+        <w:t>Tìm Giới Hạn Của 1 Symbolic Function Khi 1 Symbol Dần Tới 1 Giá Trị Nào Đó?</w:t>
+      </w:r>
+    </w:p>
+    <w:p>
+      <w:pPr>
+        <w:pStyle w:val="ListParagraph"/>
+        <w:pBdr>
+          <w:top w:val="single" w:sz="4" w:space="1" w:color="auto"/>
+          <w:left w:val="single" w:sz="4" w:space="4" w:color="auto"/>
+          <w:bottom w:val="single" w:sz="4" w:space="1" w:color="auto"/>
+          <w:right w:val="single" w:sz="4" w:space="4" w:color="auto"/>
+        </w:pBdr>
+        <w:ind w:left="1080"/>
+        <w:rPr>
+          <w:lang w:val="en-US"/>
+        </w:rPr>
+      </w:pPr>
+      <w:r>
+        <w:rPr>
+          <w:lang w:val="en-US"/>
+        </w:rPr>
+        <w:t>&lt;Giới Hạn&gt; = limit(&lt;</w:t>
+      </w:r>
+      <w:r>
+        <w:rPr>
+          <w:lang w:val="en-US"/>
+        </w:rPr>
+        <w:t>Biểu Thức</w:t>
+      </w:r>
+      <w:r>
+        <w:rPr>
+          <w:lang w:val="en-US"/>
+        </w:rPr>
+        <w:t>&gt;, &lt;Symbol&gt;, &lt;Điểm&gt;)</w:t>
+      </w:r>
+    </w:p>
+    <w:p>
+      <w:pPr>
+        <w:pStyle w:val="ListParagraph"/>
+        <w:numPr>
+          <w:ilvl w:val="0"/>
+          <w:numId w:val="3"/>
+        </w:numPr>
+        <w:rPr>
+          <w:lang w:val="en-US"/>
+        </w:rPr>
+      </w:pPr>
+      <w:r>
+        <w:rPr>
+          <w:lang w:val="en-US"/>
+        </w:rPr>
+        <w:t>&lt;Biểu Thức&gt; có thể là Symbol, Symbolic Expression hoặc Symbolic Function</w:t>
+      </w:r>
+    </w:p>
+    <w:p>
+      <w:pPr>
+        <w:pStyle w:val="ListParagraph"/>
+        <w:numPr>
+          <w:ilvl w:val="0"/>
+          <w:numId w:val="3"/>
+        </w:numPr>
+        <w:rPr>
+          <w:lang w:val="en-US"/>
+        </w:rPr>
+      </w:pPr>
+      <w:r>
+        <w:rPr>
+          <w:lang w:val="en-US"/>
+        </w:rPr>
+        <w:t>&lt;Giới Hạn&gt; là Symbol</w:t>
+      </w:r>
+    </w:p>
+    <w:p>
+      <w:pPr>
+        <w:pStyle w:val="ListParagraph"/>
+        <w:numPr>
+          <w:ilvl w:val="0"/>
+          <w:numId w:val="3"/>
+        </w:numPr>
+        <w:rPr>
+          <w:lang w:val="en-US"/>
+        </w:rPr>
+      </w:pPr>
+      <w:r>
+        <w:rPr>
+          <w:lang w:val="en-US"/>
+        </w:rPr>
+        <w:t>Ví dụ</w:t>
+      </w:r>
+    </w:p>
+    <w:p>
+      <w:pPr>
+        <w:pStyle w:val="ListParagraph"/>
+        <w:pBdr>
+          <w:top w:val="single" w:sz="4" w:space="1" w:color="auto"/>
+          <w:left w:val="single" w:sz="4" w:space="4" w:color="auto"/>
+          <w:bottom w:val="single" w:sz="4" w:space="1" w:color="auto"/>
+          <w:right w:val="single" w:sz="4" w:space="4" w:color="auto"/>
+        </w:pBdr>
+        <w:ind w:left="1080"/>
+        <w:rPr>
+          <w:lang w:val="en-US"/>
+        </w:rPr>
+      </w:pPr>
+      <w:r>
+        <w:rPr>
+          <w:lang w:val="en-US"/>
+        </w:rPr>
+        <w:t>foo = limit(bar + boo/boo, boo, 0)</w:t>
+      </w:r>
+    </w:p>
+    <w:p>
+      <w:pPr>
+        <w:pStyle w:val="ListParagraph"/>
+        <w:numPr>
+          <w:ilvl w:val="0"/>
+          <w:numId w:val="3"/>
+        </w:numPr>
+        <w:rPr>
+          <w:lang w:val="en-US"/>
+        </w:rPr>
+      </w:pPr>
+      <w:r>
+        <w:rPr>
+          <w:lang w:val="en-US"/>
+        </w:rPr>
+        <w:t>Khi in ra foo</w:t>
+      </w:r>
+    </w:p>
+    <w:p>
+      <w:pPr>
+        <w:pStyle w:val="ListParagraph"/>
+        <w:pBdr>
+          <w:top w:val="single" w:sz="4" w:space="1" w:color="auto"/>
+          <w:left w:val="single" w:sz="4" w:space="4" w:color="auto"/>
+          <w:bottom w:val="single" w:sz="4" w:space="1" w:color="auto"/>
+          <w:right w:val="single" w:sz="4" w:space="4" w:color="auto"/>
+        </w:pBdr>
+        <w:ind w:left="1080"/>
+        <w:rPr>
+          <w:lang w:val="en-US"/>
+        </w:rPr>
+      </w:pPr>
+      <w:r>
+        <w:rPr>
+          <w:lang w:val="en-US"/>
+        </w:rPr>
+        <w:t>foo = bar + 1</w:t>
+      </w:r>
+    </w:p>
+    <w:p>
+      <w:pPr>
+        <w:pStyle w:val="ListParagraph"/>
+        <w:numPr>
+          <w:ilvl w:val="0"/>
+          <w:numId w:val="19"/>
+        </w:numPr>
+        <w:rPr>
+          <w:lang w:val="en-US"/>
+        </w:rPr>
+      </w:pPr>
+      <w:r>
+        <w:rPr>
+          <w:lang w:val="en-US"/>
+        </w:rPr>
+        <w:t xml:space="preserve">Đạo </w:t>
+      </w:r>
+      <w:r>
+        <w:rPr>
+          <w:lang w:val="en-US"/>
+        </w:rPr>
+        <w:t>Hàm?</w:t>
+      </w:r>
+    </w:p>
+    <w:p>
+      <w:pPr>
+        <w:pStyle w:val="ListParagraph"/>
+        <w:numPr>
+          <w:ilvl w:val="0"/>
+          <w:numId w:val="3"/>
+        </w:numPr>
+        <w:rPr>
+          <w:lang w:val="en-US"/>
+        </w:rPr>
+      </w:pPr>
+      <w:r>
+        <w:rPr>
+          <w:lang w:val="en-US"/>
+        </w:rPr>
+        <w:t>Để tìm đạo hàm cấp N theo 1 Symbol cụ thể</w:t>
+      </w:r>
+    </w:p>
+    <w:p>
+      <w:pPr>
+        <w:pStyle w:val="ListParagraph"/>
+        <w:pBdr>
+          <w:top w:val="single" w:sz="4" w:space="1" w:color="auto"/>
+          <w:left w:val="single" w:sz="4" w:space="4" w:color="auto"/>
+          <w:bottom w:val="single" w:sz="4" w:space="1" w:color="auto"/>
+          <w:right w:val="single" w:sz="4" w:space="4" w:color="auto"/>
+        </w:pBdr>
+        <w:ind w:left="1080"/>
+        <w:rPr>
+          <w:lang w:val="en-US"/>
+        </w:rPr>
+      </w:pPr>
+      <w:r>
+        <w:rPr>
+          <w:lang w:val="en-US"/>
+        </w:rPr>
+        <w:t>&lt;Đạo Hàm&gt; = diff(&lt;</w:t>
+      </w:r>
+      <w:r>
+        <w:rPr>
+          <w:lang w:val="en-US"/>
+        </w:rPr>
+        <w:t>Biểu Thức</w:t>
+      </w:r>
+      <w:r>
+        <w:rPr>
+          <w:lang w:val="en-US"/>
+        </w:rPr>
+        <w:t>&gt;, &lt;Symbol&gt;, &lt;N&gt;)</w:t>
+      </w:r>
+    </w:p>
+    <w:p>
+      <w:pPr>
+        <w:pStyle w:val="ListParagraph"/>
+        <w:numPr>
+          <w:ilvl w:val="0"/>
+          <w:numId w:val="3"/>
+        </w:numPr>
+        <w:rPr>
+          <w:lang w:val="en-US"/>
+        </w:rPr>
+      </w:pPr>
+      <w:r>
+        <w:rPr>
+          <w:lang w:val="en-US"/>
+        </w:rPr>
         <w:lastRenderedPageBreak/>
-        <w:t>Tạo 1 Lúc Nhiều Symbol?</w:t>
-      </w:r>
-    </w:p>
-    <w:p>
-      <w:pPr>
-        <w:pStyle w:val="ListParagraph"/>
-        <w:numPr>
-          <w:ilvl w:val="0"/>
-          <w:numId w:val="3"/>
-        </w:numPr>
-        <w:rPr>
-          <w:lang w:val="en-US"/>
-        </w:rPr>
-      </w:pPr>
-      <w:r>
-        <w:rPr>
-          <w:lang w:val="en-US"/>
-        </w:rPr>
-        <w:t>Tạo nhiều Symbol 1 x 1</w:t>
-      </w:r>
-    </w:p>
-    <w:p>
-      <w:pPr>
-        <w:pStyle w:val="ListParagraph"/>
-        <w:pBdr>
-          <w:top w:val="single" w:sz="4" w:space="1" w:color="auto"/>
-          <w:left w:val="single" w:sz="4" w:space="4" w:color="auto"/>
-          <w:bottom w:val="single" w:sz="4" w:space="1" w:color="auto"/>
-          <w:right w:val="single" w:sz="4" w:space="4" w:color="auto"/>
-        </w:pBdr>
-        <w:ind w:left="1080"/>
-        <w:rPr>
-          <w:lang w:val="en-US"/>
-        </w:rPr>
-      </w:pPr>
-      <w:r>
-        <w:rPr>
-          <w:lang w:val="en-US"/>
-        </w:rPr>
-        <w:t xml:space="preserve">syms &lt;Các </w:t>
-      </w:r>
-      <w:r>
-        <w:rPr>
-          <w:lang w:val="en-US"/>
-        </w:rPr>
-        <w:t>Symbol</w:t>
-      </w:r>
-      <w:r>
-        <w:rPr>
-          <w:lang w:val="en-US"/>
-        </w:rPr>
-        <w:t>&gt;</w:t>
-      </w:r>
-    </w:p>
-    <w:p>
-      <w:pPr>
-        <w:pStyle w:val="ListParagraph"/>
-        <w:numPr>
-          <w:ilvl w:val="0"/>
-          <w:numId w:val="3"/>
-        </w:numPr>
-        <w:rPr>
-          <w:lang w:val="en-US"/>
-        </w:rPr>
-      </w:pPr>
-      <w:r>
-        <w:rPr>
-          <w:lang w:val="en-US"/>
-        </w:rPr>
-        <w:t>&lt;Kí Hiệu&gt; mặc định = tên &lt;</w:t>
-      </w:r>
-      <w:r>
-        <w:rPr>
-          <w:lang w:val="en-US"/>
-        </w:rPr>
-        <w:t>Symbol</w:t>
-      </w:r>
-      <w:r>
-        <w:rPr>
-          <w:lang w:val="en-US"/>
-        </w:rPr>
-        <w:t>&gt;</w:t>
-      </w:r>
-    </w:p>
-    <w:p>
-      <w:pPr>
-        <w:pStyle w:val="ListParagraph"/>
-        <w:numPr>
-          <w:ilvl w:val="0"/>
-          <w:numId w:val="3"/>
-        </w:numPr>
-        <w:rPr>
-          <w:lang w:val="en-US"/>
-        </w:rPr>
-      </w:pPr>
-      <w:r>
-        <w:rPr>
-          <w:lang w:val="en-US"/>
-        </w:rPr>
-        <w:t>Ví dụ</w:t>
-      </w:r>
-    </w:p>
-    <w:p>
-      <w:pPr>
-        <w:pStyle w:val="ListParagraph"/>
-        <w:pBdr>
-          <w:top w:val="single" w:sz="4" w:space="1" w:color="auto"/>
-          <w:left w:val="single" w:sz="4" w:space="4" w:color="auto"/>
-          <w:bottom w:val="single" w:sz="4" w:space="1" w:color="auto"/>
-          <w:right w:val="single" w:sz="4" w:space="4" w:color="auto"/>
-        </w:pBdr>
-        <w:ind w:left="1080"/>
-        <w:rPr>
-          <w:lang w:val="en-US"/>
-        </w:rPr>
-      </w:pPr>
-      <w:r>
-        <w:rPr>
-          <w:lang w:val="en-US"/>
-        </w:rPr>
-        <w:t>syms x y z foo bar</w:t>
-      </w:r>
-    </w:p>
-    <w:p>
-      <w:pPr>
-        <w:pStyle w:val="ListParagraph"/>
-        <w:numPr>
-          <w:ilvl w:val="0"/>
-          <w:numId w:val="3"/>
-        </w:numPr>
-        <w:rPr>
-          <w:lang w:val="en-US"/>
-        </w:rPr>
-      </w:pPr>
-      <w:r>
-        <w:rPr>
-          <w:lang w:val="en-US"/>
-        </w:rPr>
-        <w:t xml:space="preserve">Để tạo 1 lúc nhiều </w:t>
-      </w:r>
-      <w:r>
-        <w:rPr>
-          <w:lang w:val="en-US"/>
-        </w:rPr>
-        <w:t>Symbol</w:t>
-      </w:r>
-      <w:r>
-        <w:rPr>
-          <w:lang w:val="en-US"/>
-        </w:rPr>
-        <w:t xml:space="preserve"> là Tensor với Shape y chang nhau</w:t>
-      </w:r>
-    </w:p>
-    <w:p>
-      <w:pPr>
-        <w:pStyle w:val="ListParagraph"/>
-        <w:pBdr>
-          <w:top w:val="single" w:sz="4" w:space="1" w:color="auto"/>
-          <w:left w:val="single" w:sz="4" w:space="4" w:color="auto"/>
-          <w:bottom w:val="single" w:sz="4" w:space="1" w:color="auto"/>
-          <w:right w:val="single" w:sz="4" w:space="4" w:color="auto"/>
-        </w:pBdr>
-        <w:ind w:left="1080"/>
-        <w:rPr>
-          <w:lang w:val="en-US"/>
-        </w:rPr>
-      </w:pPr>
-      <w:r>
-        <w:rPr>
-          <w:lang w:val="en-US"/>
-        </w:rPr>
-        <w:t>syms &lt;Các Biến&gt; &lt;Shape&gt;</w:t>
-      </w:r>
-    </w:p>
-    <w:p>
-      <w:pPr>
-        <w:pStyle w:val="ListParagraph"/>
-        <w:numPr>
-          <w:ilvl w:val="0"/>
-          <w:numId w:val="3"/>
-        </w:numPr>
-        <w:rPr>
-          <w:lang w:val="en-US"/>
-        </w:rPr>
-      </w:pPr>
-      <w:r>
-        <w:rPr>
-          <w:lang w:val="en-US"/>
-        </w:rPr>
-        <w:t>Ví dụ</w:t>
-      </w:r>
-    </w:p>
-    <w:p>
-      <w:pPr>
-        <w:pStyle w:val="ListParagraph"/>
-        <w:pBdr>
-          <w:top w:val="single" w:sz="4" w:space="1" w:color="auto"/>
-          <w:left w:val="single" w:sz="4" w:space="4" w:color="auto"/>
-          <w:bottom w:val="single" w:sz="4" w:space="1" w:color="auto"/>
-          <w:right w:val="single" w:sz="4" w:space="4" w:color="auto"/>
-        </w:pBdr>
-        <w:ind w:left="1080"/>
-        <w:rPr>
-          <w:lang w:val="en-US"/>
-        </w:rPr>
-      </w:pPr>
-      <w:r>
-        <w:rPr>
-          <w:lang w:val="en-US"/>
-        </w:rPr>
-        <w:t>syms x y z foo bar [3 4 5]</w:t>
-      </w:r>
-    </w:p>
-    <w:p>
-      <w:pPr>
-        <w:pStyle w:val="ListParagraph"/>
-        <w:numPr>
-          <w:ilvl w:val="0"/>
-          <w:numId w:val="3"/>
-        </w:numPr>
-        <w:rPr>
-          <w:lang w:val="en-US"/>
-        </w:rPr>
-      </w:pPr>
-      <w:r>
-        <w:rPr>
-          <w:lang w:val="en-US"/>
-        </w:rPr>
-        <w:t>Khi này các Symbol với tên “x1_1_1”, “x1_1_2”, … cũng sẽ được tạo, Shape 1 x 1 và chứa kí tự cùng tên</w:t>
-      </w:r>
-    </w:p>
-    <w:p>
-      <w:pPr>
-        <w:pStyle w:val="ListParagraph"/>
-        <w:numPr>
-          <w:ilvl w:val="0"/>
-          <w:numId w:val="3"/>
-        </w:numPr>
-        <w:rPr>
-          <w:lang w:val="en-US"/>
-        </w:rPr>
-      </w:pPr>
-      <w:r>
-        <w:rPr>
-          <w:lang w:val="en-US"/>
-        </w:rPr>
-        <w:t>Để tạo 1</w:t>
-      </w:r>
-      <w:r>
-        <w:rPr>
-          <w:lang w:val="en-US"/>
-        </w:rPr>
-        <w:t xml:space="preserve"> </w:t>
-      </w:r>
-      <w:r>
-        <w:rPr>
-          <w:lang w:val="en-US"/>
-        </w:rPr>
-        <w:t>Symbolic Function</w:t>
-      </w:r>
-      <w:r>
-        <w:rPr>
-          <w:lang w:val="en-US"/>
-        </w:rPr>
-        <w:t xml:space="preserve"> 1 x 1 mà trong ô duy nhất của nó chứa kí hiệu hàm</w:t>
-      </w:r>
-      <w:r>
-        <w:rPr>
-          <w:lang w:val="en-US"/>
-        </w:rPr>
-        <w:t xml:space="preserve">, </w:t>
-      </w:r>
-      <w:r>
-        <w:rPr>
-          <w:lang w:val="en-US"/>
-        </w:rPr>
-        <w:t>đồng thời tạo các Symbol đối số luôn</w:t>
-      </w:r>
-      <w:r>
-        <w:rPr>
-          <w:lang w:val="en-US"/>
-        </w:rPr>
-        <w:t xml:space="preserve">, </w:t>
-      </w:r>
-      <w:r>
-        <w:rPr>
-          <w:lang w:val="en-US"/>
-        </w:rPr>
-        <w:t>nghĩa là đây</w:t>
-      </w:r>
-      <w:r>
-        <w:rPr>
-          <w:lang w:val="en-US"/>
-        </w:rPr>
-        <w:t xml:space="preserve"> là hàm chưa biết biểu thức</w:t>
-      </w:r>
-    </w:p>
-    <w:p>
-      <w:pPr>
-        <w:pStyle w:val="ListParagraph"/>
-        <w:pBdr>
-          <w:top w:val="single" w:sz="4" w:space="1" w:color="auto"/>
-          <w:left w:val="single" w:sz="4" w:space="4" w:color="auto"/>
-          <w:bottom w:val="single" w:sz="4" w:space="1" w:color="auto"/>
-          <w:right w:val="single" w:sz="4" w:space="4" w:color="auto"/>
-        </w:pBdr>
-        <w:ind w:left="1080"/>
-        <w:rPr>
-          <w:lang w:val="en-US"/>
-        </w:rPr>
-      </w:pPr>
-      <w:r>
-        <w:rPr>
-          <w:lang w:val="en-US"/>
-        </w:rPr>
-        <w:t>syms &lt;Symbolic Function&gt;(&lt;Các Đối Số&gt;)</w:t>
-      </w:r>
-    </w:p>
-    <w:p>
-      <w:pPr>
-        <w:pStyle w:val="ListParagraph"/>
-        <w:numPr>
-          <w:ilvl w:val="0"/>
-          <w:numId w:val="3"/>
-        </w:numPr>
-        <w:rPr>
-          <w:lang w:val="en-US"/>
-        </w:rPr>
-      </w:pPr>
-      <w:r>
-        <w:rPr>
-          <w:lang w:val="en-US"/>
-        </w:rPr>
-        <w:t>Ví dụ</w:t>
-      </w:r>
-    </w:p>
-    <w:p>
-      <w:pPr>
-        <w:pStyle w:val="ListParagraph"/>
-        <w:pBdr>
-          <w:top w:val="single" w:sz="4" w:space="1" w:color="auto"/>
-          <w:left w:val="single" w:sz="4" w:space="4" w:color="auto"/>
-          <w:bottom w:val="single" w:sz="4" w:space="1" w:color="auto"/>
-          <w:right w:val="single" w:sz="4" w:space="4" w:color="auto"/>
-        </w:pBdr>
-        <w:ind w:left="1080"/>
-        <w:rPr>
-          <w:lang w:val="en-US"/>
-        </w:rPr>
-      </w:pPr>
-      <w:r>
-        <w:rPr>
-          <w:lang w:val="en-US"/>
-        </w:rPr>
-        <w:t>syms foo(bar, far)</w:t>
-      </w:r>
-    </w:p>
-    <w:p>
-      <w:pPr>
-        <w:pStyle w:val="ListParagraph"/>
-        <w:numPr>
-          <w:ilvl w:val="0"/>
-          <w:numId w:val="3"/>
-        </w:numPr>
-        <w:rPr>
-          <w:lang w:val="en-US"/>
-        </w:rPr>
-      </w:pPr>
-      <w:r>
-        <w:rPr>
-          <w:lang w:val="en-US"/>
-        </w:rPr>
-        <w:t>Khi in foo ra màn hình</w:t>
-      </w:r>
-    </w:p>
-    <w:p>
-      <w:pPr>
-        <w:pStyle w:val="ListParagraph"/>
-        <w:pBdr>
-          <w:top w:val="single" w:sz="4" w:space="1" w:color="auto"/>
-          <w:left w:val="single" w:sz="4" w:space="4" w:color="auto"/>
-          <w:bottom w:val="single" w:sz="4" w:space="1" w:color="auto"/>
-          <w:right w:val="single" w:sz="4" w:space="4" w:color="auto"/>
-        </w:pBdr>
-        <w:ind w:left="1080"/>
-        <w:rPr>
-          <w:lang w:val="en-US"/>
-        </w:rPr>
-      </w:pPr>
-      <w:r>
-        <w:rPr>
-          <w:lang w:val="en-US"/>
-        </w:rPr>
-        <w:t>foo(bar, far) = foo(bar, far)</w:t>
-      </w:r>
-    </w:p>
-    <w:p>
-      <w:pPr>
-        <w:pStyle w:val="ListParagraph"/>
-        <w:numPr>
-          <w:ilvl w:val="0"/>
-          <w:numId w:val="3"/>
-        </w:numPr>
-        <w:rPr>
-          <w:lang w:val="en-US"/>
-        </w:rPr>
-      </w:pPr>
-      <w:r>
-        <w:rPr>
-          <w:lang w:val="en-US"/>
-        </w:rPr>
-        <w:t>Cũng như trên, nhưn</w:t>
-      </w:r>
-      <w:r>
-        <w:rPr>
-          <w:lang w:val="en-US"/>
-        </w:rPr>
-        <w:t xml:space="preserve">g </w:t>
-      </w:r>
-      <w:r>
-        <w:rPr>
-          <w:lang w:val="en-US"/>
-        </w:rPr>
-        <w:t>tạo Symbolic Function với Shape to hơn</w:t>
-      </w:r>
-      <w:r>
-        <w:rPr>
-          <w:lang w:val="en-US"/>
-        </w:rPr>
-        <w:t>, các hàm trong ô cũng sẽ được tạo 1 Symbolic Function cho riêng nó</w:t>
-      </w:r>
-    </w:p>
-    <w:p>
-      <w:pPr>
-        <w:pStyle w:val="ListParagraph"/>
-        <w:pBdr>
-          <w:top w:val="single" w:sz="4" w:space="1" w:color="auto"/>
-          <w:left w:val="single" w:sz="4" w:space="4" w:color="auto"/>
-          <w:bottom w:val="single" w:sz="4" w:space="1" w:color="auto"/>
-          <w:right w:val="single" w:sz="4" w:space="4" w:color="auto"/>
-        </w:pBdr>
-        <w:ind w:left="1080"/>
-        <w:rPr>
-          <w:lang w:val="en-US"/>
-        </w:rPr>
-      </w:pPr>
-      <w:r>
-        <w:rPr>
-          <w:lang w:val="en-US"/>
-        </w:rPr>
-        <w:t>syms &lt;Symbolic Function&gt;(&lt;Các Đối Số&gt;) &lt;Shape&gt;</w:t>
-      </w:r>
-    </w:p>
-    <w:p>
-      <w:pPr>
-        <w:pStyle w:val="ListParagraph"/>
-        <w:numPr>
-          <w:ilvl w:val="0"/>
-          <w:numId w:val="3"/>
-        </w:numPr>
-        <w:rPr>
-          <w:lang w:val="en-US"/>
-        </w:rPr>
-      </w:pPr>
-      <w:r>
-        <w:rPr>
-          <w:lang w:val="en-US"/>
-        </w:rPr>
-        <w:t>Ví dụ</w:t>
-      </w:r>
-    </w:p>
-    <w:p>
-      <w:pPr>
-        <w:pStyle w:val="ListParagraph"/>
-        <w:pBdr>
-          <w:top w:val="single" w:sz="4" w:space="1" w:color="auto"/>
-          <w:left w:val="single" w:sz="4" w:space="4" w:color="auto"/>
-          <w:bottom w:val="single" w:sz="4" w:space="1" w:color="auto"/>
-          <w:right w:val="single" w:sz="4" w:space="4" w:color="auto"/>
-        </w:pBdr>
-        <w:ind w:left="1080"/>
-        <w:rPr>
-          <w:lang w:val="en-US"/>
-        </w:rPr>
-      </w:pPr>
-      <w:r>
-        <w:rPr>
-          <w:lang w:val="en-US"/>
-        </w:rPr>
-        <w:t>syms foo(bar, far) [3 4 5]</w:t>
-      </w:r>
-    </w:p>
-    <w:p>
-      <w:pPr>
-        <w:pStyle w:val="ListParagraph"/>
-        <w:numPr>
-          <w:ilvl w:val="0"/>
-          <w:numId w:val="3"/>
-        </w:numPr>
-        <w:rPr>
-          <w:lang w:val="en-US"/>
-        </w:rPr>
-      </w:pPr>
-      <w:r>
-        <w:rPr>
-          <w:lang w:val="en-US"/>
-        </w:rPr>
-        <w:t>Ô đầu tiên sẽ ghi “foo1_1_1(bar, far)”, ô thứ 2 ghi “foo1_1_2(bar, far)”, …</w:t>
-      </w:r>
-    </w:p>
-    <w:p>
-      <w:pPr>
-        <w:pStyle w:val="ListParagraph"/>
-        <w:numPr>
-          <w:ilvl w:val="0"/>
-          <w:numId w:val="19"/>
-        </w:numPr>
-        <w:rPr>
-          <w:lang w:val="en-US"/>
-        </w:rPr>
-      </w:pPr>
-      <w:r>
-        <w:rPr>
-          <w:lang w:val="en-US"/>
-        </w:rPr>
-        <w:t>Tìm Giới Hạn Của 1 Symbolic Function Khi 1 Symbol Dần Tới 1 Giá Trị Nào Đó?</w:t>
-      </w:r>
-    </w:p>
-    <w:p>
-      <w:pPr>
-        <w:pStyle w:val="ListParagraph"/>
-        <w:pBdr>
-          <w:top w:val="single" w:sz="4" w:space="1" w:color="auto"/>
-          <w:left w:val="single" w:sz="4" w:space="4" w:color="auto"/>
-          <w:bottom w:val="single" w:sz="4" w:space="1" w:color="auto"/>
-          <w:right w:val="single" w:sz="4" w:space="4" w:color="auto"/>
-        </w:pBdr>
-        <w:ind w:left="1080"/>
-        <w:rPr>
-          <w:lang w:val="en-US"/>
-        </w:rPr>
-      </w:pPr>
-      <w:r>
-        <w:rPr>
-          <w:lang w:val="en-US"/>
-        </w:rPr>
-        <w:t>&lt;Giới Hạn&gt; = limit(&lt;</w:t>
-      </w:r>
-      <w:r>
-        <w:rPr>
-          <w:lang w:val="en-US"/>
-        </w:rPr>
-        <w:t>Biểu Thức</w:t>
-      </w:r>
-      <w:r>
-        <w:rPr>
-          <w:lang w:val="en-US"/>
-        </w:rPr>
-        <w:t>&gt;, &lt;Symbol&gt;, &lt;Điểm&gt;)</w:t>
-      </w:r>
-    </w:p>
-    <w:p>
-      <w:pPr>
-        <w:pStyle w:val="ListParagraph"/>
-        <w:numPr>
-          <w:ilvl w:val="0"/>
-          <w:numId w:val="3"/>
-        </w:numPr>
-        <w:rPr>
-          <w:lang w:val="en-US"/>
-        </w:rPr>
-      </w:pPr>
-      <w:r>
-        <w:rPr>
-          <w:lang w:val="en-US"/>
-        </w:rPr>
-        <w:t>&lt;Biểu Thức&gt; có thể là Symbol, Symbolic Expression hoặc Symbolic Function</w:t>
-      </w:r>
-    </w:p>
-    <w:p>
-      <w:pPr>
-        <w:pStyle w:val="ListParagraph"/>
-        <w:numPr>
-          <w:ilvl w:val="0"/>
-          <w:numId w:val="3"/>
-        </w:numPr>
-        <w:rPr>
-          <w:lang w:val="en-US"/>
-        </w:rPr>
-      </w:pPr>
-      <w:r>
-        <w:rPr>
-          <w:lang w:val="en-US"/>
-        </w:rPr>
-        <w:t>&lt;Giới Hạn&gt; là Symbol</w:t>
-      </w:r>
-    </w:p>
-    <w:p>
-      <w:pPr>
-        <w:pStyle w:val="ListParagraph"/>
-        <w:numPr>
-          <w:ilvl w:val="0"/>
-          <w:numId w:val="3"/>
-        </w:numPr>
-        <w:rPr>
-          <w:lang w:val="en-US"/>
-        </w:rPr>
-      </w:pPr>
-      <w:r>
-        <w:rPr>
-          <w:lang w:val="en-US"/>
-        </w:rPr>
-        <w:t>Ví dụ</w:t>
-      </w:r>
-    </w:p>
-    <w:p>
-      <w:pPr>
-        <w:pStyle w:val="ListParagraph"/>
-        <w:pBdr>
-          <w:top w:val="single" w:sz="4" w:space="1" w:color="auto"/>
-          <w:left w:val="single" w:sz="4" w:space="4" w:color="auto"/>
-          <w:bottom w:val="single" w:sz="4" w:space="1" w:color="auto"/>
-          <w:right w:val="single" w:sz="4" w:space="4" w:color="auto"/>
-        </w:pBdr>
-        <w:ind w:left="1080"/>
-        <w:rPr>
-          <w:lang w:val="en-US"/>
-        </w:rPr>
-      </w:pPr>
-      <w:r>
-        <w:rPr>
-          <w:lang w:val="en-US"/>
-        </w:rPr>
-        <w:t>foo = limit(bar + boo/boo, boo, 0)</w:t>
-      </w:r>
-    </w:p>
-    <w:p>
-      <w:pPr>
-        <w:pStyle w:val="ListParagraph"/>
-        <w:numPr>
-          <w:ilvl w:val="0"/>
-          <w:numId w:val="3"/>
-        </w:numPr>
-        <w:rPr>
-          <w:lang w:val="en-US"/>
-        </w:rPr>
-      </w:pPr>
-      <w:r>
-        <w:rPr>
-          <w:lang w:val="en-US"/>
-        </w:rPr>
-        <w:t>Khi in ra foo</w:t>
-      </w:r>
-    </w:p>
-    <w:p>
-      <w:pPr>
-        <w:pStyle w:val="ListParagraph"/>
-        <w:pBdr>
-          <w:top w:val="single" w:sz="4" w:space="1" w:color="auto"/>
-          <w:left w:val="single" w:sz="4" w:space="4" w:color="auto"/>
-          <w:bottom w:val="single" w:sz="4" w:space="1" w:color="auto"/>
-          <w:right w:val="single" w:sz="4" w:space="4" w:color="auto"/>
-        </w:pBdr>
-        <w:ind w:left="1080"/>
-        <w:rPr>
-          <w:lang w:val="en-US"/>
-        </w:rPr>
-      </w:pPr>
-      <w:r>
-        <w:rPr>
-          <w:lang w:val="en-US"/>
-        </w:rPr>
-        <w:t>foo = bar + 1</w:t>
-      </w:r>
-    </w:p>
-    <w:p>
-      <w:pPr>
-        <w:pStyle w:val="ListParagraph"/>
-        <w:numPr>
-          <w:ilvl w:val="0"/>
-          <w:numId w:val="19"/>
-        </w:numPr>
-        <w:rPr>
-          <w:lang w:val="en-US"/>
-        </w:rPr>
-      </w:pPr>
-      <w:r>
-        <w:rPr>
-          <w:lang w:val="en-US"/>
-        </w:rPr>
-        <w:t xml:space="preserve">Đạo </w:t>
-      </w:r>
-      <w:r>
-        <w:rPr>
-          <w:lang w:val="en-US"/>
-        </w:rPr>
-        <w:t>Hàm?</w:t>
-      </w:r>
-    </w:p>
-    <w:p>
-      <w:pPr>
-        <w:pStyle w:val="ListParagraph"/>
-        <w:numPr>
-          <w:ilvl w:val="0"/>
-          <w:numId w:val="3"/>
-        </w:numPr>
-        <w:rPr>
-          <w:lang w:val="en-US"/>
-        </w:rPr>
-      </w:pPr>
-      <w:r>
-        <w:rPr>
-          <w:lang w:val="en-US"/>
-        </w:rPr>
-        <w:t>Để tìm đạo hàm cấp N theo 1 Symbol cụ thể</w:t>
-      </w:r>
-    </w:p>
-    <w:p>
-      <w:pPr>
-        <w:pStyle w:val="ListParagraph"/>
-        <w:pBdr>
-          <w:top w:val="single" w:sz="4" w:space="1" w:color="auto"/>
-          <w:left w:val="single" w:sz="4" w:space="4" w:color="auto"/>
-          <w:bottom w:val="single" w:sz="4" w:space="1" w:color="auto"/>
-          <w:right w:val="single" w:sz="4" w:space="4" w:color="auto"/>
-        </w:pBdr>
-        <w:ind w:left="1080"/>
-        <w:rPr>
-          <w:lang w:val="en-US"/>
-        </w:rPr>
-      </w:pPr>
-      <w:r>
-        <w:rPr>
-          <w:lang w:val="en-US"/>
-        </w:rPr>
-        <w:t>&lt;Đạo Hàm&gt; = diff(&lt;</w:t>
-      </w:r>
-      <w:r>
-        <w:rPr>
-          <w:lang w:val="en-US"/>
-        </w:rPr>
-        <w:t>Biểu Thức</w:t>
-      </w:r>
-      <w:r>
-        <w:rPr>
-          <w:lang w:val="en-US"/>
-        </w:rPr>
-        <w:t>&gt;, &lt;Symbol&gt;, &lt;N&gt;)</w:t>
-      </w:r>
-    </w:p>
-    <w:p>
-      <w:pPr>
-        <w:pStyle w:val="ListParagraph"/>
-        <w:numPr>
-          <w:ilvl w:val="0"/>
-          <w:numId w:val="3"/>
-        </w:numPr>
-        <w:rPr>
-          <w:lang w:val="en-US"/>
-        </w:rPr>
-      </w:pPr>
-      <w:r>
-        <w:rPr>
-          <w:lang w:val="en-US"/>
-        </w:rPr>
         <w:t>&lt;Biểu Thức&gt; có thể là Symbol, Symbolic Expression hoặc Symbolic Function</w:t>
       </w:r>
     </w:p>
@@ -11297,7 +12350,6 @@
         <w:rPr>
           <w:lang w:val="en-US"/>
         </w:rPr>
-        <w:lastRenderedPageBreak/>
         <w:t>Giải Phương Trình?</w:t>
       </w:r>
     </w:p>
@@ -12157,6 +13209,7 @@
               <w:rPr>
                 <w:lang w:val="en-US"/>
               </w:rPr>
+              <w:lastRenderedPageBreak/>
               <w:t>[9, 8, 7]]</w:t>
             </w:r>
           </w:p>
@@ -12181,6 +13234,7 @@
               <w:rPr>
                 <w:lang w:val="en-US"/>
               </w:rPr>
+              <w:lastRenderedPageBreak/>
               <w:t>b</w:t>
             </w:r>
             <w:r>
@@ -12373,7 +13427,6 @@
         <w:rPr>
           <w:lang w:val="en-US"/>
         </w:rPr>
-        <w:lastRenderedPageBreak/>
         <w:t xml:space="preserve">Bước 2, tạo Symbol B </w:t>
       </w:r>
       <w:r>
@@ -13618,6 +14671,7 @@
         <w:rPr>
           <w:lang w:val="en-US"/>
         </w:rPr>
+        <w:lastRenderedPageBreak/>
         <w:t>In ra foo</w:t>
       </w:r>
     </w:p>
@@ -13856,7 +14910,6 @@
         <w:rPr>
           <w:lang w:val="en-US"/>
         </w:rPr>
-        <w:lastRenderedPageBreak/>
         <w:t>&lt;Biểu Thức&gt; phải là Symbol hoặc Symbolic Function, &lt;Nguyên Hàm&gt; sẽ cùng kiểu với &lt;Biểu Thức&gt;</w:t>
       </w:r>
     </w:p>
@@ -14926,281 +15979,851 @@
         <w:rPr>
           <w:lang w:val="en-US"/>
         </w:rPr>
+        <w:t>Nếu đã có Figure với &lt;Index&gt; rồi thì chỉ chuyển sang làm việc trên Figure này</w:t>
+      </w:r>
+    </w:p>
+    <w:p>
+      <w:pPr>
+        <w:pStyle w:val="ListParagraph"/>
+        <w:numPr>
+          <w:ilvl w:val="0"/>
+          <w:numId w:val="3"/>
+        </w:numPr>
+        <w:rPr>
+          <w:lang w:val="en-US"/>
+        </w:rPr>
+      </w:pPr>
+      <w:r>
+        <w:rPr>
+          <w:lang w:val="en-US"/>
+        </w:rPr>
+        <w:t>Để trả Tensor có Shape (1, 4), lấy góc trái dưới của &lt;Figure&gt; làm mốc, 4 giá trị từ trái qua phải lần lượt có ý nghĩa là mốc ở bên phải cạnh trái màn hình bao nhiêu Pixel, mốc ở trên cạnh dưới màn hình bao nhiêu Pixel, chiều rộng và chiều cao &lt;Figure&gt; tính theo Pixel</w:t>
+      </w:r>
+    </w:p>
+    <w:p>
+      <w:pPr>
+        <w:pStyle w:val="ListParagraph"/>
+        <w:pBdr>
+          <w:top w:val="single" w:sz="4" w:space="1" w:color="auto"/>
+          <w:left w:val="single" w:sz="4" w:space="4" w:color="auto"/>
+          <w:bottom w:val="single" w:sz="4" w:space="1" w:color="auto"/>
+          <w:right w:val="single" w:sz="4" w:space="4" w:color="auto"/>
+        </w:pBdr>
+        <w:ind w:left="1080"/>
+        <w:rPr>
+          <w:lang w:val="en-US"/>
+        </w:rPr>
+      </w:pPr>
+      <w:r>
+        <w:rPr>
+          <w:lang w:val="en-US"/>
+        </w:rPr>
+        <w:t>&lt;Figure&gt;.Position</w:t>
+      </w:r>
+    </w:p>
+    <w:p>
+      <w:pPr>
+        <w:pStyle w:val="ListParagraph"/>
+        <w:numPr>
+          <w:ilvl w:val="0"/>
+          <w:numId w:val="3"/>
+        </w:numPr>
+        <w:rPr>
+          <w:lang w:val="en-US"/>
+        </w:rPr>
+      </w:pPr>
+      <w:r>
+        <w:rPr>
+          <w:lang w:val="en-US"/>
+        </w:rPr>
+        <w:t>Để chỉnh lại các thông số trên</w:t>
+      </w:r>
+    </w:p>
+    <w:p>
+      <w:pPr>
+        <w:pStyle w:val="ListParagraph"/>
+        <w:pBdr>
+          <w:top w:val="single" w:sz="4" w:space="1" w:color="auto"/>
+          <w:left w:val="single" w:sz="4" w:space="4" w:color="auto"/>
+          <w:bottom w:val="single" w:sz="4" w:space="1" w:color="auto"/>
+          <w:right w:val="single" w:sz="4" w:space="4" w:color="auto"/>
+        </w:pBdr>
+        <w:ind w:left="1080"/>
+        <w:rPr>
+          <w:lang w:val="en-US"/>
+        </w:rPr>
+      </w:pPr>
+      <w:r>
+        <w:rPr>
+          <w:lang w:val="en-US"/>
+        </w:rPr>
+        <w:t>&lt;Figure&gt;.Position = [&lt;4 Thông Số&gt;]</w:t>
+      </w:r>
+    </w:p>
+    <w:p>
+      <w:pPr>
+        <w:pStyle w:val="ListParagraph"/>
+        <w:numPr>
+          <w:ilvl w:val="0"/>
+          <w:numId w:val="3"/>
+        </w:numPr>
+        <w:rPr>
+          <w:lang w:val="en-US"/>
+        </w:rPr>
+      </w:pPr>
+      <w:r>
+        <w:rPr>
+          <w:lang w:val="en-US"/>
+        </w:rPr>
+        <w:t>Ví dụ</w:t>
+      </w:r>
+    </w:p>
+    <w:p>
+      <w:pPr>
+        <w:pStyle w:val="ListParagraph"/>
+        <w:pBdr>
+          <w:top w:val="single" w:sz="4" w:space="1" w:color="auto"/>
+          <w:left w:val="single" w:sz="4" w:space="4" w:color="auto"/>
+          <w:bottom w:val="single" w:sz="4" w:space="1" w:color="auto"/>
+          <w:right w:val="single" w:sz="4" w:space="4" w:color="auto"/>
+        </w:pBdr>
+        <w:ind w:left="1080"/>
+        <w:rPr>
+          <w:lang w:val="en-US"/>
+        </w:rPr>
+      </w:pPr>
+      <w:r>
+        <w:rPr>
+          <w:lang w:val="en-US"/>
+        </w:rPr>
+        <w:t>foo.Position = [0 0 500 500]</w:t>
+      </w:r>
+    </w:p>
+    <w:p>
+      <w:pPr>
+        <w:pStyle w:val="ListParagraph"/>
+        <w:numPr>
+          <w:ilvl w:val="0"/>
+          <w:numId w:val="3"/>
+        </w:numPr>
+        <w:rPr>
+          <w:lang w:val="en-US"/>
+        </w:rPr>
+      </w:pPr>
+      <w:r>
+        <w:rPr>
+          <w:lang w:val="en-US"/>
+        </w:rPr>
+        <w:t>Để trả về &lt;Index&gt; của &lt;Figure&gt;</w:t>
+      </w:r>
+    </w:p>
+    <w:p>
+      <w:pPr>
+        <w:pStyle w:val="ListParagraph"/>
+        <w:pBdr>
+          <w:top w:val="single" w:sz="4" w:space="1" w:color="auto"/>
+          <w:left w:val="single" w:sz="4" w:space="4" w:color="auto"/>
+          <w:bottom w:val="single" w:sz="4" w:space="1" w:color="auto"/>
+          <w:right w:val="single" w:sz="4" w:space="4" w:color="auto"/>
+        </w:pBdr>
+        <w:ind w:left="1080"/>
+        <w:rPr>
+          <w:lang w:val="en-US"/>
+        </w:rPr>
+      </w:pPr>
+      <w:r>
+        <w:rPr>
+          <w:lang w:val="en-US"/>
+        </w:rPr>
+        <w:t>&lt;Figure&gt;.Number</w:t>
+      </w:r>
+    </w:p>
+    <w:p>
+      <w:pPr>
+        <w:pStyle w:val="ListParagraph"/>
+        <w:numPr>
+          <w:ilvl w:val="0"/>
+          <w:numId w:val="3"/>
+        </w:numPr>
+        <w:rPr>
+          <w:lang w:val="en-US"/>
+        </w:rPr>
+      </w:pPr>
+      <w:r>
+        <w:rPr>
+          <w:lang w:val="en-US"/>
+        </w:rPr>
+        <w:t xml:space="preserve">Để kiểm tra xem </w:t>
+      </w:r>
+      <w:r>
+        <w:rPr>
+          <w:lang w:val="en-US"/>
+        </w:rPr>
+        <w:t>&lt;Figure&gt; có bị đóng</w:t>
+      </w:r>
+    </w:p>
+    <w:p>
+      <w:pPr>
+        <w:pStyle w:val="ListParagraph"/>
+        <w:pBdr>
+          <w:top w:val="single" w:sz="4" w:space="1" w:color="auto"/>
+          <w:left w:val="single" w:sz="4" w:space="4" w:color="auto"/>
+          <w:bottom w:val="single" w:sz="4" w:space="1" w:color="auto"/>
+          <w:right w:val="single" w:sz="4" w:space="4" w:color="auto"/>
+        </w:pBdr>
+        <w:ind w:left="1080"/>
+        <w:rPr>
+          <w:lang w:val="en-US"/>
+        </w:rPr>
+      </w:pPr>
+      <w:r>
+        <w:rPr>
+          <w:lang w:val="en-US"/>
+        </w:rPr>
+        <w:t>&lt;Check&gt; = ishandle(&lt;</w:t>
+      </w:r>
+      <w:r>
+        <w:rPr>
+          <w:lang w:val="en-US"/>
+        </w:rPr>
+        <w:t>Figure</w:t>
+      </w:r>
+      <w:r>
+        <w:rPr>
+          <w:lang w:val="en-US"/>
+        </w:rPr>
+        <w:t>&gt;)</w:t>
+      </w:r>
+    </w:p>
+    <w:p>
+      <w:pPr>
+        <w:pStyle w:val="ListParagraph"/>
+        <w:numPr>
+          <w:ilvl w:val="0"/>
+          <w:numId w:val="3"/>
+        </w:numPr>
+        <w:rPr>
+          <w:lang w:val="en-US"/>
+        </w:rPr>
+      </w:pPr>
+      <w:r>
+        <w:rPr>
+          <w:lang w:val="en-US"/>
+        </w:rPr>
+        <w:t xml:space="preserve">&lt;Check&gt; = 1 khi có </w:t>
+      </w:r>
+      <w:r>
+        <w:rPr>
+          <w:lang w:val="en-US"/>
+        </w:rPr>
+        <w:t>&lt;</w:t>
+      </w:r>
+      <w:r>
+        <w:rPr>
+          <w:lang w:val="en-US"/>
+        </w:rPr>
+        <w:t>Figure</w:t>
+      </w:r>
+      <w:r>
+        <w:rPr>
+          <w:lang w:val="en-US"/>
+        </w:rPr>
+        <w:t>&gt;</w:t>
+      </w:r>
+      <w:r>
+        <w:rPr>
+          <w:lang w:val="en-US"/>
+        </w:rPr>
+        <w:t xml:space="preserve">, = 0 khi </w:t>
+      </w:r>
+      <w:r>
+        <w:rPr>
+          <w:lang w:val="en-US"/>
+        </w:rPr>
+        <w:t>&lt;</w:t>
+      </w:r>
+      <w:r>
+        <w:rPr>
+          <w:lang w:val="en-US"/>
+        </w:rPr>
+        <w:t>Figure</w:t>
+      </w:r>
+      <w:r>
+        <w:rPr>
+          <w:lang w:val="en-US"/>
+        </w:rPr>
+        <w:t>&gt; bị đóng</w:t>
+      </w:r>
+    </w:p>
+    <w:p>
+      <w:pPr>
+        <w:pStyle w:val="ListParagraph"/>
+        <w:numPr>
+          <w:ilvl w:val="0"/>
+          <w:numId w:val="11"/>
+        </w:numPr>
+        <w:rPr>
+          <w:lang w:val="en-US"/>
+        </w:rPr>
+      </w:pPr>
+      <w:r>
+        <w:rPr>
+          <w:lang w:val="en-US"/>
+        </w:rPr>
+        <w:t>Tạo 1 Subplot Trong Figure Hiện Tại</w:t>
+      </w:r>
+      <w:r>
+        <w:rPr>
+          <w:lang w:val="en-US"/>
+        </w:rPr>
+        <w:t xml:space="preserve"> Và Chuyển Sang Làm Việc Trên Đó?</w:t>
+      </w:r>
+    </w:p>
+    <w:p>
+      <w:pPr>
+        <w:pStyle w:val="ListParagraph"/>
+        <w:pBdr>
+          <w:top w:val="single" w:sz="4" w:space="1" w:color="auto"/>
+          <w:left w:val="single" w:sz="4" w:space="4" w:color="auto"/>
+          <w:bottom w:val="single" w:sz="4" w:space="1" w:color="auto"/>
+          <w:right w:val="single" w:sz="4" w:space="4" w:color="auto"/>
+        </w:pBdr>
+        <w:ind w:left="1080"/>
+        <w:rPr>
+          <w:lang w:val="en-US"/>
+        </w:rPr>
+      </w:pPr>
+      <w:r>
+        <w:rPr>
+          <w:lang w:val="en-US"/>
+        </w:rPr>
+        <w:t>subplot(</w:t>
+      </w:r>
+      <w:r>
+        <w:rPr>
+          <w:lang w:val="en-US"/>
+        </w:rPr>
+        <w:t>&lt;Số Hàng&gt;, &lt;Số Cột&gt;, &lt;Index&gt;)</w:t>
+      </w:r>
+    </w:p>
+    <w:p>
+      <w:pPr>
+        <w:pStyle w:val="ListParagraph"/>
+        <w:numPr>
+          <w:ilvl w:val="0"/>
+          <w:numId w:val="15"/>
+        </w:numPr>
+        <w:rPr>
+          <w:lang w:val="en-US"/>
+        </w:rPr>
+      </w:pPr>
+      <w:r>
+        <w:rPr>
+          <w:lang w:val="en-US"/>
+        </w:rPr>
+        <w:t>Y chang khi tạo Subplot trong Matplotlib</w:t>
+      </w:r>
+    </w:p>
+    <w:p>
+      <w:pPr>
+        <w:pStyle w:val="ListParagraph"/>
+        <w:numPr>
+          <w:ilvl w:val="0"/>
+          <w:numId w:val="15"/>
+        </w:numPr>
+        <w:rPr>
+          <w:lang w:val="en-US"/>
+        </w:rPr>
+      </w:pPr>
+      <w:r>
+        <w:rPr>
+          <w:lang w:val="en-US"/>
+        </w:rPr>
+        <w:t xml:space="preserve">Nếu đã có Subplot vừa khít với Subplot này thì chuyển </w:t>
+      </w:r>
+      <w:r>
+        <w:rPr>
+          <w:lang w:val="en-US"/>
+        </w:rPr>
+        <w:t xml:space="preserve">ngay </w:t>
+      </w:r>
+      <w:r>
+        <w:rPr>
+          <w:lang w:val="en-US"/>
+        </w:rPr>
+        <w:t>sang làm việc trên Subplot đó</w:t>
+      </w:r>
+    </w:p>
+    <w:p>
+      <w:pPr>
+        <w:pStyle w:val="ListParagraph"/>
+        <w:numPr>
+          <w:ilvl w:val="0"/>
+          <w:numId w:val="15"/>
+        </w:numPr>
+        <w:rPr>
+          <w:lang w:val="en-US"/>
+        </w:rPr>
+      </w:pPr>
+      <w:r>
+        <w:rPr>
+          <w:lang w:val="en-US"/>
+        </w:rPr>
+        <w:t>Nếu Subplot này đè lên 1 tí Subplot khác là Subplot khác bay màu</w:t>
+      </w:r>
+    </w:p>
+    <w:p>
+      <w:pPr>
+        <w:pStyle w:val="ListParagraph"/>
+        <w:numPr>
+          <w:ilvl w:val="0"/>
+          <w:numId w:val="11"/>
+        </w:numPr>
+        <w:rPr>
+          <w:lang w:val="en-US"/>
+        </w:rPr>
+      </w:pPr>
+      <w:r>
+        <w:rPr>
+          <w:lang w:val="en-US"/>
+        </w:rPr>
+        <w:t>Chỉ Định Trạng Thái Của Subplot Hiện Tại?</w:t>
+      </w:r>
+    </w:p>
+    <w:p>
+      <w:pPr>
+        <w:pStyle w:val="ListParagraph"/>
+        <w:numPr>
+          <w:ilvl w:val="0"/>
+          <w:numId w:val="15"/>
+        </w:numPr>
+        <w:rPr>
+          <w:lang w:val="en-US"/>
+        </w:rPr>
+      </w:pPr>
+      <w:r>
+        <w:rPr>
+          <w:lang w:val="en-US"/>
+        </w:rPr>
+        <w:t>Trạng thái mặc định của Subplot là nếu có Plot mới thì xóa toàn bộ Plot cũ trên nó</w:t>
+      </w:r>
+      <w:r>
+        <w:rPr>
+          <w:lang w:val="en-US"/>
+        </w:rPr>
+        <w:t>, đồng thời không có lưới tọa độ, lưới tọa độ y chang Matplotlib</w:t>
+      </w:r>
+    </w:p>
+    <w:p>
+      <w:pPr>
+        <w:pStyle w:val="ListParagraph"/>
+        <w:numPr>
+          <w:ilvl w:val="0"/>
+          <w:numId w:val="15"/>
+        </w:numPr>
+        <w:rPr>
+          <w:lang w:val="en-US"/>
+        </w:rPr>
+      </w:pPr>
+      <w:r>
+        <w:rPr>
+          <w:lang w:val="en-US"/>
+        </w:rPr>
+        <w:t>Để chuyển sang trạng thái không xóa Plot cũ</w:t>
+      </w:r>
+    </w:p>
+    <w:p>
+      <w:pPr>
+        <w:pStyle w:val="ListParagraph"/>
+        <w:pBdr>
+          <w:top w:val="single" w:sz="4" w:space="1" w:color="auto"/>
+          <w:left w:val="single" w:sz="4" w:space="4" w:color="auto"/>
+          <w:bottom w:val="single" w:sz="4" w:space="1" w:color="auto"/>
+          <w:right w:val="single" w:sz="4" w:space="4" w:color="auto"/>
+        </w:pBdr>
+        <w:ind w:left="1080"/>
+        <w:rPr>
+          <w:lang w:val="en-US"/>
+        </w:rPr>
+      </w:pPr>
+      <w:r>
+        <w:rPr>
+          <w:lang w:val="en-US"/>
+        </w:rPr>
+        <w:t>hold on</w:t>
+      </w:r>
+    </w:p>
+    <w:p>
+      <w:pPr>
+        <w:pStyle w:val="ListParagraph"/>
+        <w:numPr>
+          <w:ilvl w:val="0"/>
+          <w:numId w:val="15"/>
+        </w:numPr>
+        <w:rPr>
+          <w:lang w:val="en-US"/>
+        </w:rPr>
+      </w:pPr>
+      <w:r>
+        <w:rPr>
+          <w:lang w:val="en-US"/>
+        </w:rPr>
+        <w:t>Để chuyển sang trạng thái</w:t>
+      </w:r>
+      <w:r>
+        <w:rPr>
+          <w:lang w:val="en-US"/>
+        </w:rPr>
+        <w:t xml:space="preserve"> </w:t>
+      </w:r>
+      <w:r>
+        <w:rPr>
+          <w:lang w:val="en-US"/>
+        </w:rPr>
+        <w:t>mặc định</w:t>
+      </w:r>
+      <w:r>
+        <w:rPr>
+          <w:lang w:val="en-US"/>
+        </w:rPr>
+        <w:t xml:space="preserve"> </w:t>
+      </w:r>
+      <w:r>
+        <w:rPr>
+          <w:lang w:val="en-US"/>
+        </w:rPr>
+        <w:t>sẽ xóa Plot cũ</w:t>
+      </w:r>
+    </w:p>
+    <w:p>
+      <w:pPr>
+        <w:pStyle w:val="ListParagraph"/>
+        <w:pBdr>
+          <w:top w:val="single" w:sz="4" w:space="1" w:color="auto"/>
+          <w:left w:val="single" w:sz="4" w:space="4" w:color="auto"/>
+          <w:bottom w:val="single" w:sz="4" w:space="1" w:color="auto"/>
+          <w:right w:val="single" w:sz="4" w:space="4" w:color="auto"/>
+        </w:pBdr>
+        <w:ind w:left="1080"/>
+        <w:rPr>
+          <w:lang w:val="en-US"/>
+        </w:rPr>
+      </w:pPr>
+      <w:r>
+        <w:rPr>
+          <w:lang w:val="en-US"/>
+        </w:rPr>
+        <w:t>hold off</w:t>
+      </w:r>
+    </w:p>
+    <w:p>
+      <w:pPr>
+        <w:pStyle w:val="ListParagraph"/>
+        <w:numPr>
+          <w:ilvl w:val="0"/>
+          <w:numId w:val="15"/>
+        </w:numPr>
+        <w:rPr>
+          <w:lang w:val="en-US"/>
+        </w:rPr>
+      </w:pPr>
+      <w:r>
+        <w:rPr>
+          <w:lang w:val="en-US"/>
+        </w:rPr>
+        <w:t>Để chuyển sang trạng thái có lưới tọa độ</w:t>
+      </w:r>
+    </w:p>
+    <w:p>
+      <w:pPr>
+        <w:pStyle w:val="ListParagraph"/>
+        <w:pBdr>
+          <w:top w:val="single" w:sz="4" w:space="1" w:color="auto"/>
+          <w:left w:val="single" w:sz="4" w:space="4" w:color="auto"/>
+          <w:bottom w:val="single" w:sz="4" w:space="1" w:color="auto"/>
+          <w:right w:val="single" w:sz="4" w:space="4" w:color="auto"/>
+        </w:pBdr>
+        <w:ind w:left="1080"/>
+        <w:rPr>
+          <w:lang w:val="en-US"/>
+        </w:rPr>
+      </w:pPr>
+      <w:r>
+        <w:rPr>
+          <w:lang w:val="en-US"/>
+        </w:rPr>
+        <w:t>grid on</w:t>
+      </w:r>
+    </w:p>
+    <w:p>
+      <w:pPr>
+        <w:pStyle w:val="ListParagraph"/>
+        <w:numPr>
+          <w:ilvl w:val="0"/>
+          <w:numId w:val="15"/>
+        </w:numPr>
+        <w:rPr>
+          <w:lang w:val="en-US"/>
+        </w:rPr>
+      </w:pPr>
+      <w:r>
+        <w:rPr>
+          <w:lang w:val="en-US"/>
+        </w:rPr>
+        <w:t>Để chuyển sang trạng thái mặc định không có lưới tọa độ</w:t>
+      </w:r>
+    </w:p>
+    <w:p>
+      <w:pPr>
+        <w:pStyle w:val="ListParagraph"/>
+        <w:pBdr>
+          <w:top w:val="single" w:sz="4" w:space="1" w:color="auto"/>
+          <w:left w:val="single" w:sz="4" w:space="4" w:color="auto"/>
+          <w:bottom w:val="single" w:sz="4" w:space="1" w:color="auto"/>
+          <w:right w:val="single" w:sz="4" w:space="4" w:color="auto"/>
+        </w:pBdr>
+        <w:ind w:left="1080"/>
+        <w:rPr>
+          <w:lang w:val="en-US"/>
+        </w:rPr>
+      </w:pPr>
+      <w:r>
+        <w:rPr>
+          <w:lang w:val="en-US"/>
+        </w:rPr>
+        <w:t>grid off</w:t>
+      </w:r>
+    </w:p>
+    <w:p>
+      <w:pPr>
+        <w:pStyle w:val="ListParagraph"/>
+        <w:numPr>
+          <w:ilvl w:val="0"/>
+          <w:numId w:val="11"/>
+        </w:numPr>
+        <w:rPr>
+          <w:lang w:val="en-US"/>
+        </w:rPr>
+      </w:pPr>
+      <w:r>
+        <w:rPr>
+          <w:lang w:val="en-US"/>
+        </w:rPr>
+        <w:t>Plot Đồ Thị 2D</w:t>
+      </w:r>
+      <w:r>
+        <w:rPr>
+          <w:lang w:val="en-US"/>
+        </w:rPr>
+        <w:t xml:space="preserve"> Vào Subplot Hiện Tại?</w:t>
+      </w:r>
+    </w:p>
+    <w:p>
+      <w:pPr>
+        <w:pStyle w:val="ListParagraph"/>
+        <w:pBdr>
+          <w:top w:val="single" w:sz="4" w:space="1" w:color="auto"/>
+          <w:left w:val="single" w:sz="4" w:space="4" w:color="auto"/>
+          <w:bottom w:val="single" w:sz="4" w:space="1" w:color="auto"/>
+          <w:right w:val="single" w:sz="4" w:space="4" w:color="auto"/>
+        </w:pBdr>
+        <w:ind w:left="1080"/>
+        <w:rPr>
+          <w:lang w:val="en-US"/>
+        </w:rPr>
+      </w:pPr>
+      <w:r>
+        <w:rPr>
+          <w:lang w:val="en-US"/>
+        </w:rPr>
+        <w:t xml:space="preserve">&lt;Line&gt; = </w:t>
+      </w:r>
+      <w:r>
+        <w:rPr>
+          <w:lang w:val="en-US"/>
+        </w:rPr>
+        <w:t>plot(&lt;X&gt;, &lt;Y&gt;</w:t>
+      </w:r>
+      <w:r>
+        <w:rPr>
+          <w:lang w:val="en-US"/>
+        </w:rPr>
+        <w:t>, &lt;Style&gt;</w:t>
+      </w:r>
+      <w:r>
+        <w:rPr>
+          <w:lang w:val="en-US"/>
+        </w:rPr>
+        <w:t>)</w:t>
+      </w:r>
+    </w:p>
+    <w:p>
+      <w:pPr>
+        <w:pStyle w:val="ListParagraph"/>
+        <w:numPr>
+          <w:ilvl w:val="0"/>
+          <w:numId w:val="3"/>
+        </w:numPr>
+        <w:rPr>
+          <w:lang w:val="en-US"/>
+        </w:rPr>
+      </w:pPr>
+      <w:r>
+        <w:rPr>
+          <w:lang w:val="en-US"/>
+        </w:rPr>
+        <w:t>Trường hợp 1, &lt;X&gt; và &lt;Y&gt; là ma trận chỉ có 1 hàng hoặc cột, nhưng có số phần tử = nhau</w:t>
+      </w:r>
+    </w:p>
+    <w:p>
+      <w:pPr>
+        <w:pStyle w:val="ListParagraph"/>
+        <w:numPr>
+          <w:ilvl w:val="0"/>
+          <w:numId w:val="3"/>
+        </w:numPr>
+        <w:rPr>
+          <w:lang w:val="en-US"/>
+        </w:rPr>
+      </w:pPr>
+      <w:r>
+        <w:rPr>
+          <w:lang w:val="en-US"/>
+        </w:rPr>
+        <w:t xml:space="preserve">Giống Plot </w:t>
+      </w:r>
+      <w:r>
+        <w:rPr>
+          <w:lang w:val="en-US"/>
+        </w:rPr>
+        <w:t xml:space="preserve">1 </w:t>
+      </w:r>
+      <w:r>
+        <w:rPr>
+          <w:lang w:val="en-US"/>
+        </w:rPr>
+        <w:t>Line trong Matplotlib</w:t>
+      </w:r>
+    </w:p>
+    <w:p>
+      <w:pPr>
+        <w:pStyle w:val="ListParagraph"/>
+        <w:numPr>
+          <w:ilvl w:val="0"/>
+          <w:numId w:val="3"/>
+        </w:numPr>
+        <w:rPr>
+          <w:lang w:val="en-US"/>
+        </w:rPr>
+      </w:pPr>
+      <w:r>
+        <w:rPr>
+          <w:lang w:val="en-US"/>
+        </w:rPr>
         <w:lastRenderedPageBreak/>
-        <w:t>Nếu đã có Figure với &lt;Index&gt; rồi thì chỉ chuyển sang làm việc trên Figure này</w:t>
-      </w:r>
-    </w:p>
-    <w:p>
-      <w:pPr>
-        <w:pStyle w:val="ListParagraph"/>
-        <w:numPr>
-          <w:ilvl w:val="0"/>
-          <w:numId w:val="3"/>
-        </w:numPr>
-        <w:rPr>
-          <w:lang w:val="en-US"/>
-        </w:rPr>
-      </w:pPr>
-      <w:r>
-        <w:rPr>
-          <w:lang w:val="en-US"/>
-        </w:rPr>
-        <w:t>Để trả Tensor có Shape (1, 4), lấy góc trái dưới của &lt;Figure&gt; làm mốc, 4 giá trị từ trái qua phải lần lượt có ý nghĩa là mốc ở bên phải cạnh trái màn hình bao nhiêu Pixel, mốc ở trên cạnh dưới màn hình bao nhiêu Pixel, chiều rộng và chiều cao &lt;Figure&gt; tính theo Pixel</w:t>
-      </w:r>
-    </w:p>
-    <w:p>
-      <w:pPr>
-        <w:pStyle w:val="ListParagraph"/>
-        <w:pBdr>
-          <w:top w:val="single" w:sz="4" w:space="1" w:color="auto"/>
-          <w:left w:val="single" w:sz="4" w:space="4" w:color="auto"/>
-          <w:bottom w:val="single" w:sz="4" w:space="1" w:color="auto"/>
-          <w:right w:val="single" w:sz="4" w:space="4" w:color="auto"/>
-        </w:pBdr>
-        <w:ind w:left="1080"/>
-        <w:rPr>
-          <w:lang w:val="en-US"/>
-        </w:rPr>
-      </w:pPr>
-      <w:r>
-        <w:rPr>
-          <w:lang w:val="en-US"/>
-        </w:rPr>
-        <w:t>&lt;Figure&gt;.Position</w:t>
-      </w:r>
-    </w:p>
-    <w:p>
-      <w:pPr>
-        <w:pStyle w:val="ListParagraph"/>
-        <w:numPr>
-          <w:ilvl w:val="0"/>
-          <w:numId w:val="3"/>
-        </w:numPr>
-        <w:rPr>
-          <w:lang w:val="en-US"/>
-        </w:rPr>
-      </w:pPr>
-      <w:r>
-        <w:rPr>
-          <w:lang w:val="en-US"/>
-        </w:rPr>
-        <w:t>Để chỉnh lại các thông số trên</w:t>
-      </w:r>
-    </w:p>
-    <w:p>
-      <w:pPr>
-        <w:pStyle w:val="ListParagraph"/>
-        <w:pBdr>
-          <w:top w:val="single" w:sz="4" w:space="1" w:color="auto"/>
-          <w:left w:val="single" w:sz="4" w:space="4" w:color="auto"/>
-          <w:bottom w:val="single" w:sz="4" w:space="1" w:color="auto"/>
-          <w:right w:val="single" w:sz="4" w:space="4" w:color="auto"/>
-        </w:pBdr>
-        <w:ind w:left="1080"/>
-        <w:rPr>
-          <w:lang w:val="en-US"/>
-        </w:rPr>
-      </w:pPr>
-      <w:r>
-        <w:rPr>
-          <w:lang w:val="en-US"/>
-        </w:rPr>
-        <w:t>&lt;Figure&gt;.Position = [&lt;4 Thông Số&gt;]</w:t>
-      </w:r>
-    </w:p>
-    <w:p>
-      <w:pPr>
-        <w:pStyle w:val="ListParagraph"/>
-        <w:numPr>
-          <w:ilvl w:val="0"/>
-          <w:numId w:val="3"/>
-        </w:numPr>
-        <w:rPr>
-          <w:lang w:val="en-US"/>
-        </w:rPr>
-      </w:pPr>
-      <w:r>
-        <w:rPr>
-          <w:lang w:val="en-US"/>
-        </w:rPr>
-        <w:t>Ví dụ</w:t>
-      </w:r>
-    </w:p>
-    <w:p>
-      <w:pPr>
-        <w:pStyle w:val="ListParagraph"/>
-        <w:pBdr>
-          <w:top w:val="single" w:sz="4" w:space="1" w:color="auto"/>
-          <w:left w:val="single" w:sz="4" w:space="4" w:color="auto"/>
-          <w:bottom w:val="single" w:sz="4" w:space="1" w:color="auto"/>
-          <w:right w:val="single" w:sz="4" w:space="4" w:color="auto"/>
-        </w:pBdr>
-        <w:ind w:left="1080"/>
-        <w:rPr>
-          <w:lang w:val="en-US"/>
-        </w:rPr>
-      </w:pPr>
-      <w:r>
-        <w:rPr>
-          <w:lang w:val="en-US"/>
-        </w:rPr>
-        <w:t>foo.Position = [0 0 500 500]</w:t>
-      </w:r>
-    </w:p>
-    <w:p>
-      <w:pPr>
-        <w:pStyle w:val="ListParagraph"/>
-        <w:numPr>
-          <w:ilvl w:val="0"/>
-          <w:numId w:val="3"/>
-        </w:numPr>
-        <w:rPr>
-          <w:lang w:val="en-US"/>
-        </w:rPr>
-      </w:pPr>
-      <w:r>
-        <w:rPr>
-          <w:lang w:val="en-US"/>
-        </w:rPr>
-        <w:t>Để trả về &lt;Index&gt; của &lt;Figure&gt;</w:t>
-      </w:r>
-    </w:p>
-    <w:p>
-      <w:pPr>
-        <w:pStyle w:val="ListParagraph"/>
-        <w:pBdr>
-          <w:top w:val="single" w:sz="4" w:space="1" w:color="auto"/>
-          <w:left w:val="single" w:sz="4" w:space="4" w:color="auto"/>
-          <w:bottom w:val="single" w:sz="4" w:space="1" w:color="auto"/>
-          <w:right w:val="single" w:sz="4" w:space="4" w:color="auto"/>
-        </w:pBdr>
-        <w:ind w:left="1080"/>
-        <w:rPr>
-          <w:lang w:val="en-US"/>
-        </w:rPr>
-      </w:pPr>
-      <w:r>
-        <w:rPr>
-          <w:lang w:val="en-US"/>
-        </w:rPr>
-        <w:t>&lt;Figure&gt;.Number</w:t>
-      </w:r>
-    </w:p>
-    <w:p>
-      <w:pPr>
-        <w:pStyle w:val="ListParagraph"/>
-        <w:numPr>
-          <w:ilvl w:val="0"/>
-          <w:numId w:val="3"/>
-        </w:numPr>
-        <w:rPr>
-          <w:lang w:val="en-US"/>
-        </w:rPr>
-      </w:pPr>
-      <w:r>
-        <w:rPr>
-          <w:lang w:val="en-US"/>
-        </w:rPr>
-        <w:t xml:space="preserve">Để kiểm tra xem </w:t>
-      </w:r>
-      <w:r>
-        <w:rPr>
-          <w:lang w:val="en-US"/>
-        </w:rPr>
-        <w:t>&lt;Figure&gt; có bị đóng</w:t>
-      </w:r>
-    </w:p>
-    <w:p>
-      <w:pPr>
-        <w:pStyle w:val="ListParagraph"/>
-        <w:pBdr>
-          <w:top w:val="single" w:sz="4" w:space="1" w:color="auto"/>
-          <w:left w:val="single" w:sz="4" w:space="4" w:color="auto"/>
-          <w:bottom w:val="single" w:sz="4" w:space="1" w:color="auto"/>
-          <w:right w:val="single" w:sz="4" w:space="4" w:color="auto"/>
-        </w:pBdr>
-        <w:ind w:left="1080"/>
-        <w:rPr>
-          <w:lang w:val="en-US"/>
-        </w:rPr>
-      </w:pPr>
-      <w:r>
-        <w:rPr>
-          <w:lang w:val="en-US"/>
-        </w:rPr>
-        <w:t>&lt;Check&gt; = ishandle(&lt;</w:t>
-      </w:r>
-      <w:r>
-        <w:rPr>
-          <w:lang w:val="en-US"/>
-        </w:rPr>
-        <w:t>Figure</w:t>
-      </w:r>
-      <w:r>
-        <w:rPr>
-          <w:lang w:val="en-US"/>
-        </w:rPr>
-        <w:t>&gt;)</w:t>
-      </w:r>
-    </w:p>
-    <w:p>
-      <w:pPr>
-        <w:pStyle w:val="ListParagraph"/>
-        <w:numPr>
-          <w:ilvl w:val="0"/>
-          <w:numId w:val="3"/>
-        </w:numPr>
-        <w:rPr>
-          <w:lang w:val="en-US"/>
-        </w:rPr>
-      </w:pPr>
-      <w:r>
-        <w:rPr>
-          <w:lang w:val="en-US"/>
-        </w:rPr>
-        <w:t xml:space="preserve">&lt;Check&gt; = 1 khi có </w:t>
-      </w:r>
-      <w:r>
-        <w:rPr>
-          <w:lang w:val="en-US"/>
-        </w:rPr>
-        <w:t>&lt;</w:t>
-      </w:r>
-      <w:r>
-        <w:rPr>
-          <w:lang w:val="en-US"/>
-        </w:rPr>
-        <w:t>Figure</w:t>
-      </w:r>
-      <w:r>
-        <w:rPr>
-          <w:lang w:val="en-US"/>
-        </w:rPr>
-        <w:t>&gt;</w:t>
-      </w:r>
-      <w:r>
-        <w:rPr>
-          <w:lang w:val="en-US"/>
-        </w:rPr>
-        <w:t xml:space="preserve">, = 0 khi </w:t>
-      </w:r>
-      <w:r>
-        <w:rPr>
-          <w:lang w:val="en-US"/>
-        </w:rPr>
-        <w:t>&lt;</w:t>
-      </w:r>
-      <w:r>
-        <w:rPr>
-          <w:lang w:val="en-US"/>
-        </w:rPr>
-        <w:t>Figure</w:t>
-      </w:r>
-      <w:r>
-        <w:rPr>
-          <w:lang w:val="en-US"/>
-        </w:rPr>
-        <w:t>&gt; bị đóng</w:t>
+        <w:t xml:space="preserve">Trường hợp 2, &lt;X&gt; và &lt;Y&gt; là 2 ma trận </w:t>
+      </w:r>
+      <w:r>
+        <w:rPr>
+          <w:lang w:val="en-US"/>
+        </w:rPr>
+        <w:t>cùng Shape, hoặc 1 trong 2 là cột hoặc hàng, khi đó số phần tử phải = số dòng của ma trận còn lại để Broadcast</w:t>
+      </w:r>
+    </w:p>
+    <w:p>
+      <w:pPr>
+        <w:pStyle w:val="ListParagraph"/>
+        <w:numPr>
+          <w:ilvl w:val="0"/>
+          <w:numId w:val="3"/>
+        </w:numPr>
+        <w:rPr>
+          <w:lang w:val="en-US"/>
+        </w:rPr>
+      </w:pPr>
+      <w:r>
+        <w:rPr>
+          <w:lang w:val="en-US"/>
+        </w:rPr>
+        <w:t>Giống Plot nhiều Line trong Matplotlib, mỗi cột trong ma trận là 1 Line</w:t>
+      </w:r>
+    </w:p>
+    <w:p>
+      <w:pPr>
+        <w:pStyle w:val="ListParagraph"/>
+        <w:numPr>
+          <w:ilvl w:val="0"/>
+          <w:numId w:val="3"/>
+        </w:numPr>
+        <w:rPr>
+          <w:lang w:val="en-US"/>
+        </w:rPr>
+      </w:pPr>
+      <w:r>
+        <w:rPr>
+          <w:lang w:val="en-US"/>
+        </w:rPr>
+        <w:t>&lt;Style&gt; là 1 String chỉ định màu, kiểu đường, … của tất cả các Line</w:t>
+      </w:r>
+    </w:p>
+    <w:p>
+      <w:pPr>
+        <w:pStyle w:val="ListParagraph"/>
+        <w:numPr>
+          <w:ilvl w:val="0"/>
+          <w:numId w:val="3"/>
+        </w:numPr>
+        <w:rPr>
+          <w:lang w:val="en-US"/>
+        </w:rPr>
+      </w:pPr>
+      <w:r>
+        <w:rPr>
+          <w:lang w:val="en-US"/>
+        </w:rPr>
+        <w:t>Ta có thể cập nhật lại &lt;X&gt; và &lt;Y&gt; của &lt;Line&gt; và ngay lập tức đồ thị của nó được cập nhật</w:t>
+      </w:r>
+    </w:p>
+    <w:p>
+      <w:pPr>
+        <w:pStyle w:val="ListParagraph"/>
+        <w:pBdr>
+          <w:top w:val="single" w:sz="4" w:space="1" w:color="auto"/>
+          <w:left w:val="single" w:sz="4" w:space="4" w:color="auto"/>
+          <w:bottom w:val="single" w:sz="4" w:space="1" w:color="auto"/>
+          <w:right w:val="single" w:sz="4" w:space="4" w:color="auto"/>
+        </w:pBdr>
+        <w:ind w:left="1080"/>
+        <w:rPr>
+          <w:lang w:val="en-US"/>
+        </w:rPr>
+      </w:pPr>
+      <w:r>
+        <w:rPr>
+          <w:lang w:val="en-US"/>
+        </w:rPr>
+        <w:t>&lt;Line&gt;.XData = &lt;X Mới&gt;</w:t>
+      </w:r>
+    </w:p>
+    <w:p>
+      <w:pPr>
+        <w:pStyle w:val="ListParagraph"/>
+        <w:pBdr>
+          <w:top w:val="single" w:sz="4" w:space="1" w:color="auto"/>
+          <w:left w:val="single" w:sz="4" w:space="4" w:color="auto"/>
+          <w:bottom w:val="single" w:sz="4" w:space="1" w:color="auto"/>
+          <w:right w:val="single" w:sz="4" w:space="4" w:color="auto"/>
+        </w:pBdr>
+        <w:ind w:left="1080"/>
+        <w:rPr>
+          <w:lang w:val="en-US"/>
+        </w:rPr>
+      </w:pPr>
+      <w:r>
+        <w:rPr>
+          <w:lang w:val="en-US"/>
+        </w:rPr>
+        <w:t>&lt;Line&gt;.YData = &lt;Y Mới&gt;</w:t>
       </w:r>
     </w:p>
     <w:p>
@@ -15218,577 +16841,6 @@
         <w:rPr>
           <w:lang w:val="en-US"/>
         </w:rPr>
-        <w:t>Tạo 1 Subplot Trong Figure Hiện Tại</w:t>
-      </w:r>
-      <w:r>
-        <w:rPr>
-          <w:lang w:val="en-US"/>
-        </w:rPr>
-        <w:t xml:space="preserve"> Và Chuyển Sang Làm Việc Trên Đó?</w:t>
-      </w:r>
-    </w:p>
-    <w:p>
-      <w:pPr>
-        <w:pStyle w:val="ListParagraph"/>
-        <w:pBdr>
-          <w:top w:val="single" w:sz="4" w:space="1" w:color="auto"/>
-          <w:left w:val="single" w:sz="4" w:space="4" w:color="auto"/>
-          <w:bottom w:val="single" w:sz="4" w:space="1" w:color="auto"/>
-          <w:right w:val="single" w:sz="4" w:space="4" w:color="auto"/>
-        </w:pBdr>
-        <w:ind w:left="1080"/>
-        <w:rPr>
-          <w:lang w:val="en-US"/>
-        </w:rPr>
-      </w:pPr>
-      <w:r>
-        <w:rPr>
-          <w:lang w:val="en-US"/>
-        </w:rPr>
-        <w:t>subplot(</w:t>
-      </w:r>
-      <w:r>
-        <w:rPr>
-          <w:lang w:val="en-US"/>
-        </w:rPr>
-        <w:t>&lt;Số Hàng&gt;, &lt;Số Cột&gt;, &lt;Index&gt;)</w:t>
-      </w:r>
-    </w:p>
-    <w:p>
-      <w:pPr>
-        <w:pStyle w:val="ListParagraph"/>
-        <w:numPr>
-          <w:ilvl w:val="0"/>
-          <w:numId w:val="15"/>
-        </w:numPr>
-        <w:rPr>
-          <w:lang w:val="en-US"/>
-        </w:rPr>
-      </w:pPr>
-      <w:r>
-        <w:rPr>
-          <w:lang w:val="en-US"/>
-        </w:rPr>
-        <w:t>Y chang khi tạo Subplot trong Matplotlib</w:t>
-      </w:r>
-    </w:p>
-    <w:p>
-      <w:pPr>
-        <w:pStyle w:val="ListParagraph"/>
-        <w:numPr>
-          <w:ilvl w:val="0"/>
-          <w:numId w:val="15"/>
-        </w:numPr>
-        <w:rPr>
-          <w:lang w:val="en-US"/>
-        </w:rPr>
-      </w:pPr>
-      <w:r>
-        <w:rPr>
-          <w:lang w:val="en-US"/>
-        </w:rPr>
-        <w:t xml:space="preserve">Nếu đã có Subplot vừa khít với Subplot này thì chuyển </w:t>
-      </w:r>
-      <w:r>
-        <w:rPr>
-          <w:lang w:val="en-US"/>
-        </w:rPr>
-        <w:t xml:space="preserve">ngay </w:t>
-      </w:r>
-      <w:r>
-        <w:rPr>
-          <w:lang w:val="en-US"/>
-        </w:rPr>
-        <w:t>sang làm việc trên Subplot đó</w:t>
-      </w:r>
-    </w:p>
-    <w:p>
-      <w:pPr>
-        <w:pStyle w:val="ListParagraph"/>
-        <w:numPr>
-          <w:ilvl w:val="0"/>
-          <w:numId w:val="15"/>
-        </w:numPr>
-        <w:rPr>
-          <w:lang w:val="en-US"/>
-        </w:rPr>
-      </w:pPr>
-      <w:r>
-        <w:rPr>
-          <w:lang w:val="en-US"/>
-        </w:rPr>
-        <w:t>Nếu Subplot này đè lên 1 tí Subplot khác là Subplot khác bay màu</w:t>
-      </w:r>
-    </w:p>
-    <w:p>
-      <w:pPr>
-        <w:pStyle w:val="ListParagraph"/>
-        <w:numPr>
-          <w:ilvl w:val="0"/>
-          <w:numId w:val="11"/>
-        </w:numPr>
-        <w:rPr>
-          <w:lang w:val="en-US"/>
-        </w:rPr>
-      </w:pPr>
-      <w:r>
-        <w:rPr>
-          <w:lang w:val="en-US"/>
-        </w:rPr>
-        <w:t>Chỉ Định Trạng Thái Của Subplot Hiện Tại?</w:t>
-      </w:r>
-    </w:p>
-    <w:p>
-      <w:pPr>
-        <w:pStyle w:val="ListParagraph"/>
-        <w:numPr>
-          <w:ilvl w:val="0"/>
-          <w:numId w:val="15"/>
-        </w:numPr>
-        <w:rPr>
-          <w:lang w:val="en-US"/>
-        </w:rPr>
-      </w:pPr>
-      <w:r>
-        <w:rPr>
-          <w:lang w:val="en-US"/>
-        </w:rPr>
-        <w:t>Trạng thái mặc định của Subplot là nếu có Plot mới thì xóa toàn bộ Plot cũ trên nó</w:t>
-      </w:r>
-      <w:r>
-        <w:rPr>
-          <w:lang w:val="en-US"/>
-        </w:rPr>
-        <w:t>, đồng thời không có lưới tọa độ, lưới tọa độ y chang Matplotlib</w:t>
-      </w:r>
-    </w:p>
-    <w:p>
-      <w:pPr>
-        <w:pStyle w:val="ListParagraph"/>
-        <w:numPr>
-          <w:ilvl w:val="0"/>
-          <w:numId w:val="15"/>
-        </w:numPr>
-        <w:rPr>
-          <w:lang w:val="en-US"/>
-        </w:rPr>
-      </w:pPr>
-      <w:r>
-        <w:rPr>
-          <w:lang w:val="en-US"/>
-        </w:rPr>
-        <w:t>Để chuyển sang trạng thái không xóa Plot cũ</w:t>
-      </w:r>
-    </w:p>
-    <w:p>
-      <w:pPr>
-        <w:pStyle w:val="ListParagraph"/>
-        <w:pBdr>
-          <w:top w:val="single" w:sz="4" w:space="1" w:color="auto"/>
-          <w:left w:val="single" w:sz="4" w:space="4" w:color="auto"/>
-          <w:bottom w:val="single" w:sz="4" w:space="1" w:color="auto"/>
-          <w:right w:val="single" w:sz="4" w:space="4" w:color="auto"/>
-        </w:pBdr>
-        <w:ind w:left="1080"/>
-        <w:rPr>
-          <w:lang w:val="en-US"/>
-        </w:rPr>
-      </w:pPr>
-      <w:r>
-        <w:rPr>
-          <w:lang w:val="en-US"/>
-        </w:rPr>
-        <w:t>hold on</w:t>
-      </w:r>
-    </w:p>
-    <w:p>
-      <w:pPr>
-        <w:pStyle w:val="ListParagraph"/>
-        <w:numPr>
-          <w:ilvl w:val="0"/>
-          <w:numId w:val="15"/>
-        </w:numPr>
-        <w:rPr>
-          <w:lang w:val="en-US"/>
-        </w:rPr>
-      </w:pPr>
-      <w:r>
-        <w:rPr>
-          <w:lang w:val="en-US"/>
-        </w:rPr>
-        <w:t>Để chuyển sang trạng thái</w:t>
-      </w:r>
-      <w:r>
-        <w:rPr>
-          <w:lang w:val="en-US"/>
-        </w:rPr>
-        <w:t xml:space="preserve"> </w:t>
-      </w:r>
-      <w:r>
-        <w:rPr>
-          <w:lang w:val="en-US"/>
-        </w:rPr>
-        <w:t>mặc định</w:t>
-      </w:r>
-      <w:r>
-        <w:rPr>
-          <w:lang w:val="en-US"/>
-        </w:rPr>
-        <w:t xml:space="preserve"> </w:t>
-      </w:r>
-      <w:r>
-        <w:rPr>
-          <w:lang w:val="en-US"/>
-        </w:rPr>
-        <w:t>sẽ xóa Plot cũ</w:t>
-      </w:r>
-    </w:p>
-    <w:p>
-      <w:pPr>
-        <w:pStyle w:val="ListParagraph"/>
-        <w:pBdr>
-          <w:top w:val="single" w:sz="4" w:space="1" w:color="auto"/>
-          <w:left w:val="single" w:sz="4" w:space="4" w:color="auto"/>
-          <w:bottom w:val="single" w:sz="4" w:space="1" w:color="auto"/>
-          <w:right w:val="single" w:sz="4" w:space="4" w:color="auto"/>
-        </w:pBdr>
-        <w:ind w:left="1080"/>
-        <w:rPr>
-          <w:lang w:val="en-US"/>
-        </w:rPr>
-      </w:pPr>
-      <w:r>
-        <w:rPr>
-          <w:lang w:val="en-US"/>
-        </w:rPr>
-        <w:t>hold off</w:t>
-      </w:r>
-    </w:p>
-    <w:p>
-      <w:pPr>
-        <w:pStyle w:val="ListParagraph"/>
-        <w:numPr>
-          <w:ilvl w:val="0"/>
-          <w:numId w:val="15"/>
-        </w:numPr>
-        <w:rPr>
-          <w:lang w:val="en-US"/>
-        </w:rPr>
-      </w:pPr>
-      <w:r>
-        <w:rPr>
-          <w:lang w:val="en-US"/>
-        </w:rPr>
-        <w:t>Để chuyển sang trạng thái có lưới tọa độ</w:t>
-      </w:r>
-    </w:p>
-    <w:p>
-      <w:pPr>
-        <w:pStyle w:val="ListParagraph"/>
-        <w:pBdr>
-          <w:top w:val="single" w:sz="4" w:space="1" w:color="auto"/>
-          <w:left w:val="single" w:sz="4" w:space="4" w:color="auto"/>
-          <w:bottom w:val="single" w:sz="4" w:space="1" w:color="auto"/>
-          <w:right w:val="single" w:sz="4" w:space="4" w:color="auto"/>
-        </w:pBdr>
-        <w:ind w:left="1080"/>
-        <w:rPr>
-          <w:lang w:val="en-US"/>
-        </w:rPr>
-      </w:pPr>
-      <w:r>
-        <w:rPr>
-          <w:lang w:val="en-US"/>
-        </w:rPr>
-        <w:t>grid on</w:t>
-      </w:r>
-    </w:p>
-    <w:p>
-      <w:pPr>
-        <w:pStyle w:val="ListParagraph"/>
-        <w:numPr>
-          <w:ilvl w:val="0"/>
-          <w:numId w:val="15"/>
-        </w:numPr>
-        <w:rPr>
-          <w:lang w:val="en-US"/>
-        </w:rPr>
-      </w:pPr>
-      <w:r>
-        <w:rPr>
-          <w:lang w:val="en-US"/>
-        </w:rPr>
-        <w:t>Để chuyển sang trạng thái mặc định không có lưới tọa độ</w:t>
-      </w:r>
-    </w:p>
-    <w:p>
-      <w:pPr>
-        <w:pStyle w:val="ListParagraph"/>
-        <w:pBdr>
-          <w:top w:val="single" w:sz="4" w:space="1" w:color="auto"/>
-          <w:left w:val="single" w:sz="4" w:space="4" w:color="auto"/>
-          <w:bottom w:val="single" w:sz="4" w:space="1" w:color="auto"/>
-          <w:right w:val="single" w:sz="4" w:space="4" w:color="auto"/>
-        </w:pBdr>
-        <w:ind w:left="1080"/>
-        <w:rPr>
-          <w:lang w:val="en-US"/>
-        </w:rPr>
-      </w:pPr>
-      <w:r>
-        <w:rPr>
-          <w:lang w:val="en-US"/>
-        </w:rPr>
-        <w:t>grid off</w:t>
-      </w:r>
-    </w:p>
-    <w:p>
-      <w:pPr>
-        <w:pStyle w:val="ListParagraph"/>
-        <w:numPr>
-          <w:ilvl w:val="0"/>
-          <w:numId w:val="11"/>
-        </w:numPr>
-        <w:rPr>
-          <w:lang w:val="en-US"/>
-        </w:rPr>
-      </w:pPr>
-      <w:r>
-        <w:rPr>
-          <w:lang w:val="en-US"/>
-        </w:rPr>
-        <w:t>Plot Đồ Thị 2D</w:t>
-      </w:r>
-      <w:r>
-        <w:rPr>
-          <w:lang w:val="en-US"/>
-        </w:rPr>
-        <w:t xml:space="preserve"> Vào Subplot Hiện Tại?</w:t>
-      </w:r>
-    </w:p>
-    <w:p>
-      <w:pPr>
-        <w:pStyle w:val="ListParagraph"/>
-        <w:pBdr>
-          <w:top w:val="single" w:sz="4" w:space="1" w:color="auto"/>
-          <w:left w:val="single" w:sz="4" w:space="4" w:color="auto"/>
-          <w:bottom w:val="single" w:sz="4" w:space="1" w:color="auto"/>
-          <w:right w:val="single" w:sz="4" w:space="4" w:color="auto"/>
-        </w:pBdr>
-        <w:ind w:left="1080"/>
-        <w:rPr>
-          <w:lang w:val="en-US"/>
-        </w:rPr>
-      </w:pPr>
-      <w:r>
-        <w:rPr>
-          <w:lang w:val="en-US"/>
-        </w:rPr>
-        <w:t xml:space="preserve">&lt;Line&gt; = </w:t>
-      </w:r>
-      <w:r>
-        <w:rPr>
-          <w:lang w:val="en-US"/>
-        </w:rPr>
-        <w:t>plot(&lt;X&gt;, &lt;Y&gt;</w:t>
-      </w:r>
-      <w:r>
-        <w:rPr>
-          <w:lang w:val="en-US"/>
-        </w:rPr>
-        <w:t>, &lt;Style&gt;</w:t>
-      </w:r>
-      <w:r>
-        <w:rPr>
-          <w:lang w:val="en-US"/>
-        </w:rPr>
-        <w:t>)</w:t>
-      </w:r>
-    </w:p>
-    <w:p>
-      <w:pPr>
-        <w:pStyle w:val="ListParagraph"/>
-        <w:numPr>
-          <w:ilvl w:val="0"/>
-          <w:numId w:val="3"/>
-        </w:numPr>
-        <w:rPr>
-          <w:lang w:val="en-US"/>
-        </w:rPr>
-      </w:pPr>
-      <w:r>
-        <w:rPr>
-          <w:lang w:val="en-US"/>
-        </w:rPr>
-        <w:t>Trường hợp 1, &lt;X&gt; và &lt;Y&gt; là ma trận chỉ có 1 hàng hoặc cột, nhưng có số phần tử = nhau</w:t>
-      </w:r>
-    </w:p>
-    <w:p>
-      <w:pPr>
-        <w:pStyle w:val="ListParagraph"/>
-        <w:numPr>
-          <w:ilvl w:val="0"/>
-          <w:numId w:val="3"/>
-        </w:numPr>
-        <w:rPr>
-          <w:lang w:val="en-US"/>
-        </w:rPr>
-      </w:pPr>
-      <w:r>
-        <w:rPr>
-          <w:lang w:val="en-US"/>
-        </w:rPr>
-        <w:t xml:space="preserve">Giống Plot </w:t>
-      </w:r>
-      <w:r>
-        <w:rPr>
-          <w:lang w:val="en-US"/>
-        </w:rPr>
-        <w:t xml:space="preserve">1 </w:t>
-      </w:r>
-      <w:r>
-        <w:rPr>
-          <w:lang w:val="en-US"/>
-        </w:rPr>
-        <w:t>Line trong Matplotlib</w:t>
-      </w:r>
-    </w:p>
-    <w:p>
-      <w:pPr>
-        <w:pStyle w:val="ListParagraph"/>
-        <w:numPr>
-          <w:ilvl w:val="0"/>
-          <w:numId w:val="3"/>
-        </w:numPr>
-        <w:rPr>
-          <w:lang w:val="en-US"/>
-        </w:rPr>
-      </w:pPr>
-      <w:r>
-        <w:rPr>
-          <w:lang w:val="en-US"/>
-        </w:rPr>
-        <w:t xml:space="preserve">Trường hợp 2, &lt;X&gt; và &lt;Y&gt; là 2 ma trận </w:t>
-      </w:r>
-      <w:r>
-        <w:rPr>
-          <w:lang w:val="en-US"/>
-        </w:rPr>
-        <w:t>cùng Shape, hoặc 1 trong 2 là cột hoặc hàng, khi đó số phần tử phải = số dòng của ma trận còn lại để Broadcast</w:t>
-      </w:r>
-    </w:p>
-    <w:p>
-      <w:pPr>
-        <w:pStyle w:val="ListParagraph"/>
-        <w:numPr>
-          <w:ilvl w:val="0"/>
-          <w:numId w:val="3"/>
-        </w:numPr>
-        <w:rPr>
-          <w:lang w:val="en-US"/>
-        </w:rPr>
-      </w:pPr>
-      <w:r>
-        <w:rPr>
-          <w:lang w:val="en-US"/>
-        </w:rPr>
-        <w:t>Giống Plot nhiều Line trong Matplotlib, mỗi cột trong ma trận là 1 Line</w:t>
-      </w:r>
-    </w:p>
-    <w:p>
-      <w:pPr>
-        <w:pStyle w:val="ListParagraph"/>
-        <w:numPr>
-          <w:ilvl w:val="0"/>
-          <w:numId w:val="3"/>
-        </w:numPr>
-        <w:rPr>
-          <w:lang w:val="en-US"/>
-        </w:rPr>
-      </w:pPr>
-      <w:r>
-        <w:rPr>
-          <w:lang w:val="en-US"/>
-        </w:rPr>
-        <w:t>&lt;Style&gt; là 1 String chỉ định màu, kiểu đường, … của tất cả các Line</w:t>
-      </w:r>
-    </w:p>
-    <w:p>
-      <w:pPr>
-        <w:pStyle w:val="ListParagraph"/>
-        <w:numPr>
-          <w:ilvl w:val="0"/>
-          <w:numId w:val="3"/>
-        </w:numPr>
-        <w:rPr>
-          <w:lang w:val="en-US"/>
-        </w:rPr>
-      </w:pPr>
-      <w:r>
-        <w:rPr>
-          <w:lang w:val="en-US"/>
-        </w:rPr>
-        <w:t>Ta có thể cập nhật lại &lt;X&gt; và &lt;Y&gt; của &lt;Line&gt; và ngay lập tức đồ thị của nó được cập nhật</w:t>
-      </w:r>
-    </w:p>
-    <w:p>
-      <w:pPr>
-        <w:pStyle w:val="ListParagraph"/>
-        <w:pBdr>
-          <w:top w:val="single" w:sz="4" w:space="1" w:color="auto"/>
-          <w:left w:val="single" w:sz="4" w:space="4" w:color="auto"/>
-          <w:bottom w:val="single" w:sz="4" w:space="1" w:color="auto"/>
-          <w:right w:val="single" w:sz="4" w:space="4" w:color="auto"/>
-        </w:pBdr>
-        <w:ind w:left="1080"/>
-        <w:rPr>
-          <w:lang w:val="en-US"/>
-        </w:rPr>
-      </w:pPr>
-      <w:r>
-        <w:rPr>
-          <w:lang w:val="en-US"/>
-        </w:rPr>
-        <w:t>&lt;Line&gt;.XData = &lt;X Mới&gt;</w:t>
-      </w:r>
-    </w:p>
-    <w:p>
-      <w:pPr>
-        <w:pStyle w:val="ListParagraph"/>
-        <w:pBdr>
-          <w:top w:val="single" w:sz="4" w:space="1" w:color="auto"/>
-          <w:left w:val="single" w:sz="4" w:space="4" w:color="auto"/>
-          <w:bottom w:val="single" w:sz="4" w:space="1" w:color="auto"/>
-          <w:right w:val="single" w:sz="4" w:space="4" w:color="auto"/>
-        </w:pBdr>
-        <w:ind w:left="1080"/>
-        <w:rPr>
-          <w:lang w:val="en-US"/>
-        </w:rPr>
-      </w:pPr>
-      <w:r>
-        <w:rPr>
-          <w:lang w:val="en-US"/>
-        </w:rPr>
-        <w:t>&lt;Line&gt;.YData = &lt;Y Mới&gt;</w:t>
-      </w:r>
-    </w:p>
-    <w:p>
-      <w:pPr>
-        <w:pStyle w:val="ListParagraph"/>
-        <w:numPr>
-          <w:ilvl w:val="0"/>
-          <w:numId w:val="11"/>
-        </w:numPr>
-        <w:rPr>
-          <w:lang w:val="en-US"/>
-        </w:rPr>
-      </w:pPr>
-      <w:r>
-        <w:rPr>
-          <w:lang w:val="en-US"/>
-        </w:rPr>
-        <w:lastRenderedPageBreak/>
         <w:t>Plot 1 Đống Vector Vào Subplot Hiện Tại?</w:t>
       </w:r>
     </w:p>
@@ -16639,6 +17691,7 @@
         <w:rPr>
           <w:lang w:val="en-US"/>
         </w:rPr>
+        <w:lastRenderedPageBreak/>
         <w:t>foo = symfun(sin(X), [X])</w:t>
       </w:r>
     </w:p>
@@ -16856,684 +17909,738 @@
         <w:rPr>
           <w:lang w:val="en-US"/>
         </w:rPr>
+        <w:t>syms foo bar t</w:t>
+      </w:r>
+    </w:p>
+    <w:p>
+      <w:pPr>
+        <w:pStyle w:val="ListParagraph"/>
+        <w:pBdr>
+          <w:top w:val="single" w:sz="4" w:space="1" w:color="auto"/>
+          <w:left w:val="single" w:sz="4" w:space="4" w:color="auto"/>
+          <w:bottom w:val="single" w:sz="4" w:space="1" w:color="auto"/>
+          <w:right w:val="single" w:sz="4" w:space="4" w:color="auto"/>
+        </w:pBdr>
+        <w:ind w:left="1080"/>
+        <w:rPr>
+          <w:lang w:val="en-US"/>
+        </w:rPr>
+      </w:pPr>
+      <w:r>
+        <w:rPr>
+          <w:lang w:val="en-US"/>
+        </w:rPr>
+        <w:t>foo = sin(t)</w:t>
+      </w:r>
+    </w:p>
+    <w:p>
+      <w:pPr>
+        <w:pStyle w:val="ListParagraph"/>
+        <w:pBdr>
+          <w:top w:val="single" w:sz="4" w:space="1" w:color="auto"/>
+          <w:left w:val="single" w:sz="4" w:space="4" w:color="auto"/>
+          <w:bottom w:val="single" w:sz="4" w:space="1" w:color="auto"/>
+          <w:right w:val="single" w:sz="4" w:space="4" w:color="auto"/>
+        </w:pBdr>
+        <w:ind w:left="1080"/>
+        <w:rPr>
+          <w:lang w:val="en-US"/>
+        </w:rPr>
+      </w:pPr>
+      <w:r>
+        <w:rPr>
+          <w:lang w:val="en-US"/>
+        </w:rPr>
+        <w:t>bar = cos(t)</w:t>
+      </w:r>
+    </w:p>
+    <w:p>
+      <w:pPr>
+        <w:pStyle w:val="ListParagraph"/>
+        <w:pBdr>
+          <w:top w:val="single" w:sz="4" w:space="1" w:color="auto"/>
+          <w:left w:val="single" w:sz="4" w:space="4" w:color="auto"/>
+          <w:bottom w:val="single" w:sz="4" w:space="1" w:color="auto"/>
+          <w:right w:val="single" w:sz="4" w:space="4" w:color="auto"/>
+        </w:pBdr>
+        <w:ind w:left="1080"/>
+        <w:rPr>
+          <w:lang w:val="en-US"/>
+        </w:rPr>
+      </w:pPr>
+      <w:r>
+        <w:rPr>
+          <w:lang w:val="en-US"/>
+        </w:rPr>
+        <w:t>fplot(foo, bar, [3 9])</w:t>
+      </w:r>
+    </w:p>
+    <w:p>
+      <w:pPr>
+        <w:pStyle w:val="ListParagraph"/>
+        <w:numPr>
+          <w:ilvl w:val="0"/>
+          <w:numId w:val="11"/>
+        </w:numPr>
+        <w:rPr>
+          <w:lang w:val="en-US"/>
+        </w:rPr>
+      </w:pPr>
+      <w:r>
+        <w:rPr>
+          <w:lang w:val="en-US"/>
+        </w:rPr>
+        <w:t>Chỉ Định Tên Của Trục Của Subplot Hiện Tại?</w:t>
+      </w:r>
+    </w:p>
+    <w:p>
+      <w:pPr>
+        <w:pStyle w:val="ListParagraph"/>
+        <w:numPr>
+          <w:ilvl w:val="0"/>
+          <w:numId w:val="15"/>
+        </w:numPr>
+        <w:rPr>
+          <w:lang w:val="en-US"/>
+        </w:rPr>
+      </w:pPr>
+      <w:r>
+        <w:rPr>
+          <w:lang w:val="en-US"/>
+        </w:rPr>
+        <w:t>Giống y chang trong Matplotlib</w:t>
+      </w:r>
+    </w:p>
+    <w:p>
+      <w:pPr>
+        <w:pStyle w:val="ListParagraph"/>
+        <w:numPr>
+          <w:ilvl w:val="0"/>
+          <w:numId w:val="15"/>
+        </w:numPr>
+        <w:rPr>
+          <w:lang w:val="en-US"/>
+        </w:rPr>
+      </w:pPr>
+      <w:r>
+        <w:rPr>
+          <w:lang w:val="en-US"/>
+        </w:rPr>
+        <w:t>Chỉ định tên trục hoành</w:t>
+      </w:r>
+    </w:p>
+    <w:p>
+      <w:pPr>
+        <w:pStyle w:val="ListParagraph"/>
+        <w:pBdr>
+          <w:top w:val="single" w:sz="4" w:space="1" w:color="auto"/>
+          <w:left w:val="single" w:sz="4" w:space="4" w:color="auto"/>
+          <w:bottom w:val="single" w:sz="4" w:space="1" w:color="auto"/>
+          <w:right w:val="single" w:sz="4" w:space="4" w:color="auto"/>
+        </w:pBdr>
+        <w:ind w:left="1080"/>
+        <w:rPr>
+          <w:lang w:val="en-US"/>
+        </w:rPr>
+      </w:pPr>
+      <w:r>
+        <w:rPr>
+          <w:lang w:val="en-US"/>
+        </w:rPr>
+        <w:t>xlabel(&lt;Tên Trục Hoành&gt;)</w:t>
+      </w:r>
+    </w:p>
+    <w:p>
+      <w:pPr>
+        <w:pStyle w:val="ListParagraph"/>
+        <w:numPr>
+          <w:ilvl w:val="0"/>
+          <w:numId w:val="15"/>
+        </w:numPr>
+        <w:rPr>
+          <w:lang w:val="en-US"/>
+        </w:rPr>
+      </w:pPr>
+      <w:r>
+        <w:rPr>
+          <w:lang w:val="en-US"/>
+        </w:rPr>
+        <w:t>Tương tự với các trục còn lại</w:t>
+      </w:r>
+    </w:p>
+    <w:p>
+      <w:pPr>
+        <w:pStyle w:val="ListParagraph"/>
+        <w:numPr>
+          <w:ilvl w:val="0"/>
+          <w:numId w:val="15"/>
+        </w:numPr>
+        <w:rPr>
+          <w:lang w:val="en-US"/>
+        </w:rPr>
+      </w:pPr>
+      <w:r>
+        <w:rPr>
+          <w:lang w:val="en-US"/>
+        </w:rPr>
+        <w:t>Nếu muốn kiểu mũ mà không phải kiểu “^2”, … mà là kiểu “</w:t>
+      </w:r>
+      <w:r>
+        <w:rPr>
+          <w:vertAlign w:val="superscript"/>
+          <w:lang w:val="en-US"/>
+        </w:rPr>
+        <w:t>2</w:t>
+      </w:r>
+      <w:r>
+        <w:rPr>
+          <w:lang w:val="en-US"/>
+        </w:rPr>
+        <w:t>” thì viết</w:t>
+      </w:r>
+    </w:p>
+    <w:p>
+      <w:pPr>
+        <w:pStyle w:val="ListParagraph"/>
+        <w:pBdr>
+          <w:top w:val="single" w:sz="4" w:space="1" w:color="auto"/>
+          <w:left w:val="single" w:sz="4" w:space="4" w:color="auto"/>
+          <w:bottom w:val="single" w:sz="4" w:space="1" w:color="auto"/>
+          <w:right w:val="single" w:sz="4" w:space="4" w:color="auto"/>
+        </w:pBdr>
+        <w:ind w:left="1080"/>
+        <w:rPr>
+          <w:lang w:val="en-US"/>
+        </w:rPr>
+      </w:pPr>
+      <w:r>
+        <w:rPr>
+          <w:lang w:val="en-US"/>
+        </w:rPr>
+        <w:t>&lt;String Đẹp&gt; = sprintf(&lt;String&gt;)</w:t>
+      </w:r>
+    </w:p>
+    <w:p>
+      <w:pPr>
+        <w:pStyle w:val="ListParagraph"/>
+        <w:numPr>
+          <w:ilvl w:val="0"/>
+          <w:numId w:val="15"/>
+        </w:numPr>
+        <w:rPr>
+          <w:lang w:val="en-US"/>
+        </w:rPr>
+      </w:pPr>
+      <w:r>
+        <w:rPr>
+          <w:lang w:val="en-US"/>
+        </w:rPr>
+        <w:t>Ví dụ</w:t>
+      </w:r>
+    </w:p>
+    <w:p>
+      <w:pPr>
+        <w:pStyle w:val="ListParagraph"/>
+        <w:pBdr>
+          <w:top w:val="single" w:sz="4" w:space="1" w:color="auto"/>
+          <w:left w:val="single" w:sz="4" w:space="4" w:color="auto"/>
+          <w:bottom w:val="single" w:sz="4" w:space="1" w:color="auto"/>
+          <w:right w:val="single" w:sz="4" w:space="4" w:color="auto"/>
+        </w:pBdr>
+        <w:ind w:left="1080"/>
+        <w:rPr>
+          <w:lang w:val="en-US"/>
+        </w:rPr>
+      </w:pPr>
+      <w:r>
+        <w:rPr>
+          <w:lang w:val="en-US"/>
+        </w:rPr>
+        <w:t>foo = sprintf(</w:t>
+      </w:r>
+      <w:r>
+        <w:rPr>
+          <w:lang w:val="en-US"/>
+        </w:rPr>
+        <w:t>"m/s^2"</w:t>
+      </w:r>
+      <w:r>
+        <w:rPr>
+          <w:lang w:val="en-US"/>
+        </w:rPr>
+        <w:t>)</w:t>
+      </w:r>
+    </w:p>
+    <w:p>
+      <w:pPr>
+        <w:pStyle w:val="ListParagraph"/>
+        <w:numPr>
+          <w:ilvl w:val="0"/>
+          <w:numId w:val="15"/>
+        </w:numPr>
+        <w:rPr>
+          <w:lang w:val="en-US"/>
+        </w:rPr>
+      </w:pPr>
+      <w:r>
+        <w:rPr>
+          <w:lang w:val="en-US"/>
+        </w:rPr>
+        <w:t>Khi này, khi dùng foo để làm tên trục, nó sẽ hiện m/s</w:t>
+      </w:r>
+      <w:r>
+        <w:rPr>
+          <w:vertAlign w:val="superscript"/>
+          <w:lang w:val="en-US"/>
+        </w:rPr>
+        <w:t>2</w:t>
+      </w:r>
+    </w:p>
+    <w:p>
+      <w:pPr>
+        <w:pStyle w:val="ListParagraph"/>
+        <w:numPr>
+          <w:ilvl w:val="0"/>
+          <w:numId w:val="11"/>
+        </w:numPr>
+        <w:rPr>
+          <w:lang w:val="en-US"/>
+        </w:rPr>
+      </w:pPr>
+      <w:r>
+        <w:rPr>
+          <w:lang w:val="en-US"/>
+        </w:rPr>
+        <w:t>Chỉ Định Tên Của Subplot Hiện Tại?</w:t>
+      </w:r>
+    </w:p>
+    <w:p>
+      <w:pPr>
+        <w:pStyle w:val="ListParagraph"/>
+        <w:pBdr>
+          <w:top w:val="single" w:sz="4" w:space="1" w:color="auto"/>
+          <w:left w:val="single" w:sz="4" w:space="4" w:color="auto"/>
+          <w:bottom w:val="single" w:sz="4" w:space="1" w:color="auto"/>
+          <w:right w:val="single" w:sz="4" w:space="4" w:color="auto"/>
+        </w:pBdr>
+        <w:ind w:left="1080"/>
+        <w:rPr>
+          <w:lang w:val="en-US"/>
+        </w:rPr>
+      </w:pPr>
+      <w:r>
+        <w:rPr>
+          <w:lang w:val="en-US"/>
+        </w:rPr>
+        <w:t>title(&lt;Tên Subplot&gt;)</w:t>
+      </w:r>
+    </w:p>
+    <w:p>
+      <w:pPr>
+        <w:pStyle w:val="ListParagraph"/>
+        <w:numPr>
+          <w:ilvl w:val="0"/>
+          <w:numId w:val="11"/>
+        </w:numPr>
+        <w:rPr>
+          <w:lang w:val="en-US"/>
+        </w:rPr>
+      </w:pPr>
+      <w:r>
+        <w:rPr>
+          <w:lang w:val="en-US"/>
+        </w:rPr>
+        <w:t>Chú Thích Các Plot Trong Subplot Hiện Tại?</w:t>
+      </w:r>
+    </w:p>
+    <w:p>
+      <w:pPr>
+        <w:pStyle w:val="ListParagraph"/>
+        <w:pBdr>
+          <w:top w:val="single" w:sz="4" w:space="1" w:color="auto"/>
+          <w:left w:val="single" w:sz="4" w:space="4" w:color="auto"/>
+          <w:bottom w:val="single" w:sz="4" w:space="1" w:color="auto"/>
+          <w:right w:val="single" w:sz="4" w:space="4" w:color="auto"/>
+        </w:pBdr>
+        <w:ind w:left="1080"/>
+        <w:rPr>
+          <w:lang w:val="en-US"/>
+        </w:rPr>
+      </w:pPr>
+      <w:r>
+        <w:rPr>
+          <w:lang w:val="en-US"/>
+        </w:rPr>
+        <w:t>legend(&lt;Các Chú Thích&gt;)</w:t>
+      </w:r>
+    </w:p>
+    <w:p>
+      <w:pPr>
+        <w:pStyle w:val="ListParagraph"/>
+        <w:numPr>
+          <w:ilvl w:val="0"/>
+          <w:numId w:val="15"/>
+        </w:numPr>
+        <w:rPr>
+          <w:lang w:val="en-US"/>
+        </w:rPr>
+      </w:pPr>
+      <w:r>
+        <w:rPr>
+          <w:lang w:val="en-US"/>
+        </w:rPr>
+        <w:t>&lt;Các Chú Thích&gt; phải có số lượng = số Plot hiện tại</w:t>
+      </w:r>
+    </w:p>
+    <w:p>
+      <w:pPr>
+        <w:pStyle w:val="ListParagraph"/>
+        <w:numPr>
+          <w:ilvl w:val="0"/>
+          <w:numId w:val="15"/>
+        </w:numPr>
+        <w:rPr>
+          <w:lang w:val="en-US"/>
+        </w:rPr>
+      </w:pPr>
+      <w:r>
+        <w:rPr>
+          <w:lang w:val="en-US"/>
+        </w:rPr>
+        <w:t>Chú thích đầu tiên sẽ áp dụng cho cái Plot được Plot sớm nhất, chú thích thứ 2 sẽ áp dụng cho cái Plot được Plot thứ 2, …</w:t>
+      </w:r>
+    </w:p>
+    <w:p>
+      <w:pPr>
+        <w:pStyle w:val="ListParagraph"/>
+        <w:numPr>
+          <w:ilvl w:val="0"/>
+          <w:numId w:val="15"/>
+        </w:numPr>
+        <w:rPr>
+          <w:lang w:val="en-US"/>
+        </w:rPr>
+      </w:pPr>
+      <w:r>
+        <w:rPr>
+          <w:lang w:val="en-US"/>
+        </w:rPr>
+        <w:t>Ví dụ</w:t>
+      </w:r>
+    </w:p>
+    <w:p>
+      <w:pPr>
+        <w:pStyle w:val="ListParagraph"/>
+        <w:pBdr>
+          <w:top w:val="single" w:sz="4" w:space="1" w:color="auto"/>
+          <w:left w:val="single" w:sz="4" w:space="4" w:color="auto"/>
+          <w:bottom w:val="single" w:sz="4" w:space="1" w:color="auto"/>
+          <w:right w:val="single" w:sz="4" w:space="4" w:color="auto"/>
+        </w:pBdr>
+        <w:ind w:left="1080"/>
+        <w:rPr>
+          <w:lang w:val="en-US"/>
+        </w:rPr>
+      </w:pPr>
+      <w:r>
+        <w:rPr>
+          <w:lang w:val="en-US"/>
+        </w:rPr>
+        <w:t>legend(</w:t>
+      </w:r>
+      <w:r>
+        <w:rPr>
+          <w:lang w:val="en-US"/>
+        </w:rPr>
+        <w:t>"foo", "bar", "far"</w:t>
+      </w:r>
+      <w:r>
+        <w:rPr>
+          <w:lang w:val="en-US"/>
+        </w:rPr>
+        <w:t>)</w:t>
+      </w:r>
+    </w:p>
+    <w:p>
+      <w:pPr>
+        <w:pStyle w:val="ListParagraph"/>
+        <w:numPr>
+          <w:ilvl w:val="0"/>
+          <w:numId w:val="15"/>
+        </w:numPr>
+        <w:rPr>
+          <w:lang w:val="en-US"/>
+        </w:rPr>
+      </w:pPr>
+      <w:r>
+        <w:rPr>
+          <w:lang w:val="en-US"/>
+        </w:rPr>
+        <w:t>Lưu ý bảng chú thích có thể di chuyển được = cách kéo thả chuột</w:t>
+      </w:r>
+    </w:p>
+    <w:p>
+      <w:pPr>
+        <w:pStyle w:val="ListParagraph"/>
+        <w:numPr>
+          <w:ilvl w:val="0"/>
+          <w:numId w:val="11"/>
+        </w:numPr>
+        <w:rPr>
+          <w:lang w:val="en-US"/>
+        </w:rPr>
+      </w:pPr>
+      <w:r>
+        <w:rPr>
+          <w:lang w:val="en-US"/>
+        </w:rPr>
+        <w:t xml:space="preserve">Chỉ </w:t>
+      </w:r>
+      <w:r>
+        <w:rPr>
+          <w:lang w:val="en-US"/>
+        </w:rPr>
+        <w:t xml:space="preserve">Định Cận Của </w:t>
+      </w:r>
+      <w:r>
+        <w:rPr>
+          <w:lang w:val="en-US"/>
+        </w:rPr>
+        <w:t xml:space="preserve">Subplot </w:t>
+      </w:r>
+      <w:r>
+        <w:rPr>
+          <w:lang w:val="en-US"/>
+        </w:rPr>
+        <w:t>Hiện Tại?</w:t>
+      </w:r>
+    </w:p>
+    <w:p>
+      <w:pPr>
+        <w:pStyle w:val="ListParagraph"/>
+        <w:numPr>
+          <w:ilvl w:val="0"/>
+          <w:numId w:val="15"/>
+        </w:numPr>
+        <w:rPr>
+          <w:lang w:val="en-US"/>
+        </w:rPr>
+      </w:pPr>
+      <w:r>
+        <w:rPr>
+          <w:lang w:val="en-US"/>
+        </w:rPr>
+        <w:t>Giống y chang trong Matplotlib</w:t>
+      </w:r>
+    </w:p>
+    <w:p>
+      <w:pPr>
+        <w:pStyle w:val="ListParagraph"/>
+        <w:numPr>
+          <w:ilvl w:val="0"/>
+          <w:numId w:val="15"/>
+        </w:numPr>
+        <w:rPr>
+          <w:lang w:val="en-US"/>
+        </w:rPr>
+      </w:pPr>
+      <w:r>
+        <w:rPr>
+          <w:lang w:val="en-US"/>
+        </w:rPr>
+        <w:t>Chỉ định cận trục hoành</w:t>
+      </w:r>
+    </w:p>
+    <w:p>
+      <w:pPr>
+        <w:pStyle w:val="ListParagraph"/>
+        <w:pBdr>
+          <w:top w:val="single" w:sz="4" w:space="1" w:color="auto"/>
+          <w:left w:val="single" w:sz="4" w:space="4" w:color="auto"/>
+          <w:bottom w:val="single" w:sz="4" w:space="1" w:color="auto"/>
+          <w:right w:val="single" w:sz="4" w:space="4" w:color="auto"/>
+        </w:pBdr>
+        <w:ind w:left="1080"/>
+        <w:rPr>
+          <w:lang w:val="en-US"/>
+        </w:rPr>
+      </w:pPr>
+      <w:r>
+        <w:rPr>
+          <w:lang w:val="en-US"/>
+        </w:rPr>
+        <w:t>xlim([&lt;Cận Trái&gt; &lt;Cận Phải&gt;])</w:t>
+      </w:r>
+    </w:p>
+    <w:p>
+      <w:pPr>
+        <w:pStyle w:val="ListParagraph"/>
+        <w:numPr>
+          <w:ilvl w:val="0"/>
+          <w:numId w:val="15"/>
+        </w:numPr>
+        <w:rPr>
+          <w:lang w:val="en-US"/>
+        </w:rPr>
+      </w:pPr>
+      <w:r>
+        <w:rPr>
+          <w:lang w:val="en-US"/>
+        </w:rPr>
+        <w:t>Tương tự với các trục còn lại</w:t>
+      </w:r>
+    </w:p>
+    <w:p>
+      <w:pPr>
+        <w:pStyle w:val="ListParagraph"/>
+        <w:numPr>
+          <w:ilvl w:val="0"/>
+          <w:numId w:val="11"/>
+        </w:numPr>
+        <w:rPr>
+          <w:lang w:val="en-US"/>
+        </w:rPr>
+      </w:pPr>
+      <w:r>
+        <w:rPr>
+          <w:lang w:val="en-US"/>
+        </w:rPr>
+        <w:t>Đóng Figure Hiện Tại?</w:t>
+      </w:r>
+    </w:p>
+    <w:p>
+      <w:pPr>
+        <w:pStyle w:val="ListParagraph"/>
+        <w:pBdr>
+          <w:top w:val="single" w:sz="4" w:space="1" w:color="auto"/>
+          <w:left w:val="single" w:sz="4" w:space="4" w:color="auto"/>
+          <w:bottom w:val="single" w:sz="4" w:space="1" w:color="auto"/>
+          <w:right w:val="single" w:sz="4" w:space="4" w:color="auto"/>
+        </w:pBdr>
+        <w:ind w:left="1080"/>
+        <w:rPr>
+          <w:lang w:val="en-US"/>
+        </w:rPr>
+      </w:pPr>
+      <w:r>
+        <w:rPr>
+          <w:lang w:val="en-US"/>
+        </w:rPr>
+        <w:t>close</w:t>
+      </w:r>
+    </w:p>
+    <w:p>
+      <w:pPr>
+        <w:pStyle w:val="ListParagraph"/>
+        <w:numPr>
+          <w:ilvl w:val="0"/>
+          <w:numId w:val="3"/>
+        </w:numPr>
+        <w:rPr>
+          <w:lang w:val="en-US"/>
+        </w:rPr>
+      </w:pPr>
+      <w:r>
+        <w:rPr>
+          <w:lang w:val="en-US"/>
+        </w:rPr>
+        <w:t>Để đóng toàn bộ Figure</w:t>
+      </w:r>
+    </w:p>
+    <w:p>
+      <w:pPr>
+        <w:pStyle w:val="ListParagraph"/>
+        <w:pBdr>
+          <w:top w:val="single" w:sz="4" w:space="1" w:color="auto"/>
+          <w:left w:val="single" w:sz="4" w:space="4" w:color="auto"/>
+          <w:bottom w:val="single" w:sz="4" w:space="1" w:color="auto"/>
+          <w:right w:val="single" w:sz="4" w:space="4" w:color="auto"/>
+        </w:pBdr>
+        <w:ind w:left="1080"/>
+        <w:rPr>
+          <w:lang w:val="en-US"/>
+        </w:rPr>
+      </w:pPr>
+      <w:r>
+        <w:rPr>
+          <w:lang w:val="en-US"/>
+        </w:rPr>
+        <w:t>close all</w:t>
+      </w:r>
+    </w:p>
+    <w:p>
+      <w:pPr>
+        <w:rPr>
+          <w:lang w:val="en-US"/>
+        </w:rPr>
+      </w:pPr>
+    </w:p>
+    <w:p>
+      <w:pPr>
+        <w:rPr>
+          <w:lang w:val="en-US"/>
+        </w:rPr>
+      </w:pPr>
+      <w:r>
+        <w:rPr>
+          <w:lang w:val="en-US"/>
+        </w:rPr>
+        <w:t>Simulink:</w:t>
+      </w:r>
+    </w:p>
+    <w:p>
+      <w:pPr>
+        <w:pStyle w:val="ListParagraph"/>
+        <w:numPr>
+          <w:ilvl w:val="0"/>
+          <w:numId w:val="22"/>
+        </w:numPr>
+        <w:rPr>
+          <w:lang w:val="en-US"/>
+        </w:rPr>
+      </w:pPr>
+      <w:r>
+        <w:rPr>
+          <w:lang w:val="en-US"/>
+        </w:rPr>
         <w:lastRenderedPageBreak/>
-        <w:t>syms foo bar t</w:t>
-      </w:r>
-    </w:p>
-    <w:p>
-      <w:pPr>
-        <w:pStyle w:val="ListParagraph"/>
-        <w:pBdr>
-          <w:top w:val="single" w:sz="4" w:space="1" w:color="auto"/>
-          <w:left w:val="single" w:sz="4" w:space="4" w:color="auto"/>
-          <w:bottom w:val="single" w:sz="4" w:space="1" w:color="auto"/>
-          <w:right w:val="single" w:sz="4" w:space="4" w:color="auto"/>
-        </w:pBdr>
-        <w:ind w:left="1080"/>
-        <w:rPr>
-          <w:lang w:val="en-US"/>
-        </w:rPr>
-      </w:pPr>
-      <w:r>
-        <w:rPr>
-          <w:lang w:val="en-US"/>
-        </w:rPr>
-        <w:t>foo = sin(t)</w:t>
-      </w:r>
-    </w:p>
-    <w:p>
-      <w:pPr>
-        <w:pStyle w:val="ListParagraph"/>
-        <w:pBdr>
-          <w:top w:val="single" w:sz="4" w:space="1" w:color="auto"/>
-          <w:left w:val="single" w:sz="4" w:space="4" w:color="auto"/>
-          <w:bottom w:val="single" w:sz="4" w:space="1" w:color="auto"/>
-          <w:right w:val="single" w:sz="4" w:space="4" w:color="auto"/>
-        </w:pBdr>
-        <w:ind w:left="1080"/>
-        <w:rPr>
-          <w:lang w:val="en-US"/>
-        </w:rPr>
-      </w:pPr>
-      <w:r>
-        <w:rPr>
-          <w:lang w:val="en-US"/>
-        </w:rPr>
-        <w:t>bar = cos(t)</w:t>
-      </w:r>
-    </w:p>
-    <w:p>
-      <w:pPr>
-        <w:pStyle w:val="ListParagraph"/>
-        <w:pBdr>
-          <w:top w:val="single" w:sz="4" w:space="1" w:color="auto"/>
-          <w:left w:val="single" w:sz="4" w:space="4" w:color="auto"/>
-          <w:bottom w:val="single" w:sz="4" w:space="1" w:color="auto"/>
-          <w:right w:val="single" w:sz="4" w:space="4" w:color="auto"/>
-        </w:pBdr>
-        <w:ind w:left="1080"/>
-        <w:rPr>
-          <w:lang w:val="en-US"/>
-        </w:rPr>
-      </w:pPr>
-      <w:r>
-        <w:rPr>
-          <w:lang w:val="en-US"/>
-        </w:rPr>
-        <w:t>fplot(foo, bar, [3 9])</w:t>
-      </w:r>
-    </w:p>
-    <w:p>
-      <w:pPr>
-        <w:pStyle w:val="ListParagraph"/>
-        <w:numPr>
-          <w:ilvl w:val="0"/>
-          <w:numId w:val="11"/>
-        </w:numPr>
-        <w:rPr>
-          <w:lang w:val="en-US"/>
-        </w:rPr>
-      </w:pPr>
-      <w:r>
-        <w:rPr>
-          <w:lang w:val="en-US"/>
-        </w:rPr>
-        <w:t>Chỉ Định Tên Của Trục Của Subplot Hiện Tại?</w:t>
-      </w:r>
-    </w:p>
-    <w:p>
-      <w:pPr>
-        <w:pStyle w:val="ListParagraph"/>
-        <w:numPr>
-          <w:ilvl w:val="0"/>
-          <w:numId w:val="15"/>
-        </w:numPr>
-        <w:rPr>
-          <w:lang w:val="en-US"/>
-        </w:rPr>
-      </w:pPr>
-      <w:r>
-        <w:rPr>
-          <w:lang w:val="en-US"/>
-        </w:rPr>
-        <w:t>Giống y chang trong Matplotlib</w:t>
-      </w:r>
-    </w:p>
-    <w:p>
-      <w:pPr>
-        <w:pStyle w:val="ListParagraph"/>
-        <w:numPr>
-          <w:ilvl w:val="0"/>
-          <w:numId w:val="15"/>
-        </w:numPr>
-        <w:rPr>
-          <w:lang w:val="en-US"/>
-        </w:rPr>
-      </w:pPr>
-      <w:r>
-        <w:rPr>
-          <w:lang w:val="en-US"/>
-        </w:rPr>
-        <w:t>Chỉ định tên trục hoành</w:t>
-      </w:r>
-    </w:p>
-    <w:p>
-      <w:pPr>
-        <w:pStyle w:val="ListParagraph"/>
-        <w:pBdr>
-          <w:top w:val="single" w:sz="4" w:space="1" w:color="auto"/>
-          <w:left w:val="single" w:sz="4" w:space="4" w:color="auto"/>
-          <w:bottom w:val="single" w:sz="4" w:space="1" w:color="auto"/>
-          <w:right w:val="single" w:sz="4" w:space="4" w:color="auto"/>
-        </w:pBdr>
-        <w:ind w:left="1080"/>
-        <w:rPr>
-          <w:lang w:val="en-US"/>
-        </w:rPr>
-      </w:pPr>
-      <w:r>
-        <w:rPr>
-          <w:lang w:val="en-US"/>
-        </w:rPr>
-        <w:t>xlabel(&lt;Tên Trục Hoành&gt;)</w:t>
-      </w:r>
-    </w:p>
-    <w:p>
-      <w:pPr>
-        <w:pStyle w:val="ListParagraph"/>
-        <w:numPr>
-          <w:ilvl w:val="0"/>
-          <w:numId w:val="15"/>
-        </w:numPr>
-        <w:rPr>
-          <w:lang w:val="en-US"/>
-        </w:rPr>
-      </w:pPr>
-      <w:r>
-        <w:rPr>
-          <w:lang w:val="en-US"/>
-        </w:rPr>
-        <w:t>Tương tự với các trục còn lại</w:t>
-      </w:r>
-    </w:p>
-    <w:p>
-      <w:pPr>
-        <w:pStyle w:val="ListParagraph"/>
-        <w:numPr>
-          <w:ilvl w:val="0"/>
-          <w:numId w:val="15"/>
-        </w:numPr>
-        <w:rPr>
-          <w:lang w:val="en-US"/>
-        </w:rPr>
-      </w:pPr>
-      <w:r>
-        <w:rPr>
-          <w:lang w:val="en-US"/>
-        </w:rPr>
-        <w:t>Nếu muốn kiểu mũ mà không phải kiểu “^2”, … mà là kiểu “</w:t>
-      </w:r>
-      <w:r>
-        <w:rPr>
-          <w:vertAlign w:val="superscript"/>
-          <w:lang w:val="en-US"/>
-        </w:rPr>
-        <w:t>2</w:t>
-      </w:r>
-      <w:r>
-        <w:rPr>
-          <w:lang w:val="en-US"/>
-        </w:rPr>
-        <w:t>” thì viết</w:t>
-      </w:r>
-    </w:p>
-    <w:p>
-      <w:pPr>
-        <w:pStyle w:val="ListParagraph"/>
-        <w:pBdr>
-          <w:top w:val="single" w:sz="4" w:space="1" w:color="auto"/>
-          <w:left w:val="single" w:sz="4" w:space="4" w:color="auto"/>
-          <w:bottom w:val="single" w:sz="4" w:space="1" w:color="auto"/>
-          <w:right w:val="single" w:sz="4" w:space="4" w:color="auto"/>
-        </w:pBdr>
-        <w:ind w:left="1080"/>
-        <w:rPr>
-          <w:lang w:val="en-US"/>
-        </w:rPr>
-      </w:pPr>
-      <w:r>
-        <w:rPr>
-          <w:lang w:val="en-US"/>
-        </w:rPr>
-        <w:t>&lt;String Đẹp&gt; = sprintf(&lt;String&gt;)</w:t>
-      </w:r>
-    </w:p>
-    <w:p>
-      <w:pPr>
-        <w:pStyle w:val="ListParagraph"/>
-        <w:numPr>
-          <w:ilvl w:val="0"/>
-          <w:numId w:val="15"/>
-        </w:numPr>
-        <w:rPr>
-          <w:lang w:val="en-US"/>
-        </w:rPr>
-      </w:pPr>
-      <w:r>
-        <w:rPr>
-          <w:lang w:val="en-US"/>
-        </w:rPr>
-        <w:t>Ví dụ</w:t>
-      </w:r>
-    </w:p>
-    <w:p>
-      <w:pPr>
-        <w:pStyle w:val="ListParagraph"/>
-        <w:pBdr>
-          <w:top w:val="single" w:sz="4" w:space="1" w:color="auto"/>
-          <w:left w:val="single" w:sz="4" w:space="4" w:color="auto"/>
-          <w:bottom w:val="single" w:sz="4" w:space="1" w:color="auto"/>
-          <w:right w:val="single" w:sz="4" w:space="4" w:color="auto"/>
-        </w:pBdr>
-        <w:ind w:left="1080"/>
-        <w:rPr>
-          <w:lang w:val="en-US"/>
-        </w:rPr>
-      </w:pPr>
-      <w:r>
-        <w:rPr>
-          <w:lang w:val="en-US"/>
-        </w:rPr>
-        <w:t>foo = sprintf(</w:t>
-      </w:r>
-      <w:r>
-        <w:rPr>
-          <w:lang w:val="en-US"/>
-        </w:rPr>
-        <w:t>"m/s^2"</w:t>
-      </w:r>
-      <w:r>
-        <w:rPr>
-          <w:lang w:val="en-US"/>
-        </w:rPr>
-        <w:t>)</w:t>
-      </w:r>
-    </w:p>
-    <w:p>
-      <w:pPr>
-        <w:pStyle w:val="ListParagraph"/>
-        <w:numPr>
-          <w:ilvl w:val="0"/>
-          <w:numId w:val="15"/>
-        </w:numPr>
-        <w:rPr>
-          <w:lang w:val="en-US"/>
-        </w:rPr>
-      </w:pPr>
-      <w:r>
-        <w:rPr>
-          <w:lang w:val="en-US"/>
-        </w:rPr>
-        <w:t>Khi này, khi dùng foo để làm tên trục, nó sẽ hiện m/s</w:t>
-      </w:r>
-      <w:r>
-        <w:rPr>
-          <w:vertAlign w:val="superscript"/>
-          <w:lang w:val="en-US"/>
-        </w:rPr>
-        <w:t>2</w:t>
-      </w:r>
-    </w:p>
-    <w:p>
-      <w:pPr>
-        <w:pStyle w:val="ListParagraph"/>
-        <w:numPr>
-          <w:ilvl w:val="0"/>
-          <w:numId w:val="11"/>
-        </w:numPr>
-        <w:rPr>
-          <w:lang w:val="en-US"/>
-        </w:rPr>
-      </w:pPr>
-      <w:r>
-        <w:rPr>
-          <w:lang w:val="en-US"/>
-        </w:rPr>
-        <w:t>Chỉ Định Tên Của Subplot Hiện Tại?</w:t>
-      </w:r>
-    </w:p>
-    <w:p>
-      <w:pPr>
-        <w:pStyle w:val="ListParagraph"/>
-        <w:pBdr>
-          <w:top w:val="single" w:sz="4" w:space="1" w:color="auto"/>
-          <w:left w:val="single" w:sz="4" w:space="4" w:color="auto"/>
-          <w:bottom w:val="single" w:sz="4" w:space="1" w:color="auto"/>
-          <w:right w:val="single" w:sz="4" w:space="4" w:color="auto"/>
-        </w:pBdr>
-        <w:ind w:left="1080"/>
-        <w:rPr>
-          <w:lang w:val="en-US"/>
-        </w:rPr>
-      </w:pPr>
-      <w:r>
-        <w:rPr>
-          <w:lang w:val="en-US"/>
-        </w:rPr>
-        <w:t>title(&lt;Tên Subplot&gt;)</w:t>
-      </w:r>
-    </w:p>
-    <w:p>
-      <w:pPr>
-        <w:pStyle w:val="ListParagraph"/>
-        <w:numPr>
-          <w:ilvl w:val="0"/>
-          <w:numId w:val="11"/>
-        </w:numPr>
-        <w:rPr>
-          <w:lang w:val="en-US"/>
-        </w:rPr>
-      </w:pPr>
-      <w:r>
-        <w:rPr>
-          <w:lang w:val="en-US"/>
-        </w:rPr>
-        <w:t>Chú Thích Các Plot Trong Subplot Hiện Tại?</w:t>
-      </w:r>
-    </w:p>
-    <w:p>
-      <w:pPr>
-        <w:pStyle w:val="ListParagraph"/>
-        <w:pBdr>
-          <w:top w:val="single" w:sz="4" w:space="1" w:color="auto"/>
-          <w:left w:val="single" w:sz="4" w:space="4" w:color="auto"/>
-          <w:bottom w:val="single" w:sz="4" w:space="1" w:color="auto"/>
-          <w:right w:val="single" w:sz="4" w:space="4" w:color="auto"/>
-        </w:pBdr>
-        <w:ind w:left="1080"/>
-        <w:rPr>
-          <w:lang w:val="en-US"/>
-        </w:rPr>
-      </w:pPr>
-      <w:r>
-        <w:rPr>
-          <w:lang w:val="en-US"/>
-        </w:rPr>
-        <w:t>legend(&lt;Các Chú Thích&gt;)</w:t>
-      </w:r>
-    </w:p>
-    <w:p>
-      <w:pPr>
-        <w:pStyle w:val="ListParagraph"/>
-        <w:numPr>
-          <w:ilvl w:val="0"/>
-          <w:numId w:val="15"/>
-        </w:numPr>
-        <w:rPr>
-          <w:lang w:val="en-US"/>
-        </w:rPr>
-      </w:pPr>
-      <w:r>
-        <w:rPr>
-          <w:lang w:val="en-US"/>
-        </w:rPr>
-        <w:t>&lt;Các Chú Thích&gt; phải có số lượng = số Plot hiện tại</w:t>
-      </w:r>
-    </w:p>
-    <w:p>
-      <w:pPr>
-        <w:pStyle w:val="ListParagraph"/>
-        <w:numPr>
-          <w:ilvl w:val="0"/>
-          <w:numId w:val="15"/>
-        </w:numPr>
-        <w:rPr>
-          <w:lang w:val="en-US"/>
-        </w:rPr>
-      </w:pPr>
-      <w:r>
-        <w:rPr>
-          <w:lang w:val="en-US"/>
-        </w:rPr>
-        <w:t>Chú thích đầu tiên sẽ áp dụng cho cái Plot được Plot sớm nhất, chú thích thứ 2 sẽ áp dụng cho cái Plot được Plot thứ 2, …</w:t>
-      </w:r>
-    </w:p>
-    <w:p>
-      <w:pPr>
-        <w:pStyle w:val="ListParagraph"/>
-        <w:numPr>
-          <w:ilvl w:val="0"/>
-          <w:numId w:val="15"/>
-        </w:numPr>
-        <w:rPr>
-          <w:lang w:val="en-US"/>
-        </w:rPr>
-      </w:pPr>
-      <w:r>
-        <w:rPr>
-          <w:lang w:val="en-US"/>
-        </w:rPr>
-        <w:t>Ví dụ</w:t>
-      </w:r>
-    </w:p>
-    <w:p>
-      <w:pPr>
-        <w:pStyle w:val="ListParagraph"/>
-        <w:pBdr>
-          <w:top w:val="single" w:sz="4" w:space="1" w:color="auto"/>
-          <w:left w:val="single" w:sz="4" w:space="4" w:color="auto"/>
-          <w:bottom w:val="single" w:sz="4" w:space="1" w:color="auto"/>
-          <w:right w:val="single" w:sz="4" w:space="4" w:color="auto"/>
-        </w:pBdr>
-        <w:ind w:left="1080"/>
-        <w:rPr>
-          <w:lang w:val="en-US"/>
-        </w:rPr>
-      </w:pPr>
-      <w:r>
-        <w:rPr>
-          <w:lang w:val="en-US"/>
-        </w:rPr>
-        <w:t>legend(</w:t>
-      </w:r>
-      <w:r>
-        <w:rPr>
-          <w:lang w:val="en-US"/>
-        </w:rPr>
-        <w:t>"foo", "bar", "far"</w:t>
-      </w:r>
-      <w:r>
-        <w:rPr>
-          <w:lang w:val="en-US"/>
-        </w:rPr>
-        <w:t>)</w:t>
-      </w:r>
-    </w:p>
-    <w:p>
-      <w:pPr>
-        <w:pStyle w:val="ListParagraph"/>
-        <w:numPr>
-          <w:ilvl w:val="0"/>
-          <w:numId w:val="15"/>
-        </w:numPr>
-        <w:rPr>
-          <w:lang w:val="en-US"/>
-        </w:rPr>
-      </w:pPr>
-      <w:r>
-        <w:rPr>
-          <w:lang w:val="en-US"/>
-        </w:rPr>
-        <w:t>Lưu ý bảng chú thích có thể di chuyển được = cách kéo thả chuột</w:t>
-      </w:r>
-    </w:p>
-    <w:p>
-      <w:pPr>
-        <w:pStyle w:val="ListParagraph"/>
-        <w:numPr>
-          <w:ilvl w:val="0"/>
-          <w:numId w:val="11"/>
-        </w:numPr>
-        <w:rPr>
-          <w:lang w:val="en-US"/>
-        </w:rPr>
-      </w:pPr>
-      <w:r>
-        <w:rPr>
-          <w:lang w:val="en-US"/>
-        </w:rPr>
-        <w:t xml:space="preserve">Chỉ </w:t>
-      </w:r>
-      <w:r>
-        <w:rPr>
-          <w:lang w:val="en-US"/>
-        </w:rPr>
-        <w:t xml:space="preserve">Định Cận Của </w:t>
-      </w:r>
-      <w:r>
-        <w:rPr>
-          <w:lang w:val="en-US"/>
-        </w:rPr>
-        <w:t xml:space="preserve">Subplot </w:t>
-      </w:r>
-      <w:r>
-        <w:rPr>
-          <w:lang w:val="en-US"/>
-        </w:rPr>
-        <w:t>Hiện Tại?</w:t>
-      </w:r>
-    </w:p>
-    <w:p>
-      <w:pPr>
-        <w:pStyle w:val="ListParagraph"/>
-        <w:numPr>
-          <w:ilvl w:val="0"/>
-          <w:numId w:val="15"/>
-        </w:numPr>
-        <w:rPr>
-          <w:lang w:val="en-US"/>
-        </w:rPr>
-      </w:pPr>
-      <w:r>
-        <w:rPr>
-          <w:lang w:val="en-US"/>
-        </w:rPr>
-        <w:t>Giống y chang trong Matplotlib</w:t>
-      </w:r>
-    </w:p>
-    <w:p>
-      <w:pPr>
-        <w:pStyle w:val="ListParagraph"/>
-        <w:numPr>
-          <w:ilvl w:val="0"/>
-          <w:numId w:val="15"/>
-        </w:numPr>
-        <w:rPr>
-          <w:lang w:val="en-US"/>
-        </w:rPr>
-      </w:pPr>
-      <w:r>
-        <w:rPr>
-          <w:lang w:val="en-US"/>
-        </w:rPr>
-        <w:t>Chỉ định cận trục hoành</w:t>
-      </w:r>
-    </w:p>
-    <w:p>
-      <w:pPr>
-        <w:pStyle w:val="ListParagraph"/>
-        <w:pBdr>
-          <w:top w:val="single" w:sz="4" w:space="1" w:color="auto"/>
-          <w:left w:val="single" w:sz="4" w:space="4" w:color="auto"/>
-          <w:bottom w:val="single" w:sz="4" w:space="1" w:color="auto"/>
-          <w:right w:val="single" w:sz="4" w:space="4" w:color="auto"/>
-        </w:pBdr>
-        <w:ind w:left="1080"/>
-        <w:rPr>
-          <w:lang w:val="en-US"/>
-        </w:rPr>
-      </w:pPr>
-      <w:r>
-        <w:rPr>
-          <w:lang w:val="en-US"/>
-        </w:rPr>
-        <w:t>xlim([&lt;Cận Trái&gt; &lt;Cận Phải&gt;])</w:t>
-      </w:r>
-    </w:p>
-    <w:p>
-      <w:pPr>
-        <w:pStyle w:val="ListParagraph"/>
-        <w:numPr>
-          <w:ilvl w:val="0"/>
-          <w:numId w:val="15"/>
-        </w:numPr>
-        <w:rPr>
-          <w:lang w:val="en-US"/>
-        </w:rPr>
-      </w:pPr>
-      <w:r>
-        <w:rPr>
-          <w:lang w:val="en-US"/>
-        </w:rPr>
-        <w:t>Tương tự với các trục còn lại</w:t>
-      </w:r>
-    </w:p>
-    <w:p>
-      <w:pPr>
-        <w:pStyle w:val="ListParagraph"/>
-        <w:numPr>
-          <w:ilvl w:val="0"/>
-          <w:numId w:val="11"/>
-        </w:numPr>
-        <w:rPr>
-          <w:lang w:val="en-US"/>
-        </w:rPr>
-      </w:pPr>
-      <w:r>
-        <w:rPr>
-          <w:lang w:val="en-US"/>
-        </w:rPr>
-        <w:t>Đóng Figure Hiện Tại?</w:t>
-      </w:r>
-    </w:p>
-    <w:p>
-      <w:pPr>
-        <w:pStyle w:val="ListParagraph"/>
-        <w:pBdr>
-          <w:top w:val="single" w:sz="4" w:space="1" w:color="auto"/>
-          <w:left w:val="single" w:sz="4" w:space="4" w:color="auto"/>
-          <w:bottom w:val="single" w:sz="4" w:space="1" w:color="auto"/>
-          <w:right w:val="single" w:sz="4" w:space="4" w:color="auto"/>
-        </w:pBdr>
-        <w:ind w:left="1080"/>
-        <w:rPr>
-          <w:lang w:val="en-US"/>
-        </w:rPr>
-      </w:pPr>
-      <w:r>
-        <w:rPr>
-          <w:lang w:val="en-US"/>
-        </w:rPr>
-        <w:t>close</w:t>
-      </w:r>
-    </w:p>
-    <w:p>
-      <w:pPr>
-        <w:pStyle w:val="ListParagraph"/>
-        <w:numPr>
-          <w:ilvl w:val="0"/>
-          <w:numId w:val="3"/>
-        </w:numPr>
-        <w:rPr>
-          <w:lang w:val="en-US"/>
-        </w:rPr>
-      </w:pPr>
-      <w:r>
-        <w:rPr>
-          <w:lang w:val="en-US"/>
-        </w:rPr>
-        <w:t>Để đóng toàn bộ Figure</w:t>
-      </w:r>
-    </w:p>
-    <w:p>
-      <w:pPr>
-        <w:pStyle w:val="ListParagraph"/>
-        <w:pBdr>
-          <w:top w:val="single" w:sz="4" w:space="1" w:color="auto"/>
-          <w:left w:val="single" w:sz="4" w:space="4" w:color="auto"/>
-          <w:bottom w:val="single" w:sz="4" w:space="1" w:color="auto"/>
-          <w:right w:val="single" w:sz="4" w:space="4" w:color="auto"/>
-        </w:pBdr>
-        <w:ind w:left="1080"/>
-        <w:rPr>
-          <w:lang w:val="en-US"/>
-        </w:rPr>
-      </w:pPr>
-      <w:r>
-        <w:rPr>
-          <w:lang w:val="en-US"/>
-        </w:rPr>
-        <w:t>close all</w:t>
-      </w:r>
-    </w:p>
-    <w:p>
-      <w:pPr>
-        <w:rPr>
-          <w:lang w:val="en-US"/>
-        </w:rPr>
-      </w:pPr>
-    </w:p>
-    <w:p>
-      <w:pPr>
-        <w:rPr>
-          <w:lang w:val="en-US"/>
-        </w:rPr>
-      </w:pPr>
-      <w:r>
-        <w:rPr>
-          <w:lang w:val="en-US"/>
-        </w:rPr>
-        <w:t>Simulink:</w:t>
+        <w:t xml:space="preserve">Phần </w:t>
+      </w:r>
+      <w:r>
+        <w:rPr>
+          <w:lang w:val="en-US"/>
+        </w:rPr>
+        <w:t xml:space="preserve">Mở Rộng </w:t>
+      </w:r>
+      <w:r>
+        <w:rPr>
+          <w:lang w:val="en-US"/>
+        </w:rPr>
+        <w:t>File Simulink</w:t>
+      </w:r>
+      <w:r>
+        <w:rPr>
+          <w:lang w:val="en-US"/>
+        </w:rPr>
+        <w:t>?</w:t>
+      </w:r>
+    </w:p>
+    <w:p>
+      <w:pPr>
+        <w:pStyle w:val="ListParagraph"/>
+        <w:numPr>
+          <w:ilvl w:val="0"/>
+          <w:numId w:val="3"/>
+        </w:numPr>
+        <w:rPr>
+          <w:lang w:val="en-US"/>
+        </w:rPr>
+      </w:pPr>
+      <w:r>
+        <w:rPr>
+          <w:lang w:val="en-US"/>
+        </w:rPr>
+        <w:t>“.slx”</w:t>
       </w:r>
     </w:p>
     <w:p>
@@ -17551,19 +18658,13 @@
         <w:rPr>
           <w:lang w:val="en-US"/>
         </w:rPr>
-        <w:t xml:space="preserve">Phần </w:t>
-      </w:r>
-      <w:r>
-        <w:rPr>
-          <w:lang w:val="en-US"/>
-        </w:rPr>
-        <w:t xml:space="preserve">Mở Rộng </w:t>
-      </w:r>
-      <w:r>
-        <w:rPr>
-          <w:lang w:val="en-US"/>
-        </w:rPr>
-        <w:t>File Simulink</w:t>
+        <w:t xml:space="preserve">Mở </w:t>
+      </w:r>
+      <w:r>
+        <w:rPr>
+          <w:lang w:val="en-US"/>
+        </w:rPr>
+        <w:t>1 File Simulink</w:t>
       </w:r>
       <w:r>
         <w:rPr>
@@ -17587,7 +18688,43 @@
         <w:rPr>
           <w:lang w:val="en-US"/>
         </w:rPr>
-        <w:t>“.slx”</w:t>
+        <w:t>Mỗi 1 File Simulink mở ra sẽ cần 1 cửa sổ dành riêng cho nó</w:t>
+      </w:r>
+    </w:p>
+    <w:p>
+      <w:pPr>
+        <w:pStyle w:val="ListParagraph"/>
+        <w:numPr>
+          <w:ilvl w:val="0"/>
+          <w:numId w:val="3"/>
+        </w:numPr>
+        <w:rPr>
+          <w:lang w:val="en-US"/>
+        </w:rPr>
+      </w:pPr>
+      <w:r>
+        <w:rPr>
+          <w:lang w:val="en-US"/>
+        </w:rPr>
+        <w:t xml:space="preserve">Vào Tab “HOME” + tại mục “SIMULINK” + Click biểu tượng “Simulink” + </w:t>
+      </w:r>
+      <w:r>
+        <w:rPr>
+          <w:lang w:val="en-US"/>
+        </w:rPr>
+        <w:t xml:space="preserve">Click biểu tượng “Open…” góc trái trên + </w:t>
+      </w:r>
+      <w:r>
+        <w:rPr>
+          <w:lang w:val="en-US"/>
+        </w:rPr>
+        <w:t>chọn File Simulink + Click “Open”</w:t>
+      </w:r>
+      <w:r>
+        <w:rPr>
+          <w:lang w:val="en-US"/>
+        </w:rPr>
+        <w:t xml:space="preserve"> = mở File trong cửa sổ “Current Folder”</w:t>
       </w:r>
     </w:p>
     <w:p>
@@ -17605,13 +18742,499 @@
         <w:rPr>
           <w:lang w:val="en-US"/>
         </w:rPr>
-        <w:t xml:space="preserve">Mở </w:t>
-      </w:r>
-      <w:r>
-        <w:rPr>
-          <w:lang w:val="en-US"/>
-        </w:rPr>
-        <w:t>1 File Simulink</w:t>
+        <w:t xml:space="preserve">Thêm </w:t>
+      </w:r>
+      <w:r>
+        <w:rPr>
+          <w:lang w:val="en-US"/>
+        </w:rPr>
+        <w:t>1 Phần Tử Vào Mạch?</w:t>
+      </w:r>
+    </w:p>
+    <w:p>
+      <w:pPr>
+        <w:pStyle w:val="ListParagraph"/>
+        <w:numPr>
+          <w:ilvl w:val="0"/>
+          <w:numId w:val="3"/>
+        </w:numPr>
+        <w:rPr>
+          <w:lang w:val="en-US"/>
+        </w:rPr>
+      </w:pPr>
+      <w:r>
+        <w:rPr>
+          <w:lang w:val="en-US"/>
+        </w:rPr>
+        <w:t>Vào Tab “SIMULATION” + tại mục “LIBRARY” + Click biểu tượng “Library Browser” để mở cửa sổ thư viện + kéo thả phần tử vào cửa sổ chính</w:t>
+      </w:r>
+      <w:r>
+        <w:rPr>
+          <w:lang w:val="en-US"/>
+        </w:rPr>
+        <w:t xml:space="preserve"> </w:t>
+      </w:r>
+      <w:r>
+        <w:rPr>
+          <w:lang w:val="en-US"/>
+        </w:rPr>
+        <w:t xml:space="preserve">hoặc chọn phần tử rồi nhấn “Ctrl” + “I” </w:t>
+      </w:r>
+      <w:r>
+        <w:rPr>
+          <w:lang w:val="en-US"/>
+        </w:rPr>
+        <w:t>= Double Click vào chỗ bất kì trong cửa sổ chính + gõ tên phần tử + chọn phần tử</w:t>
+      </w:r>
+    </w:p>
+    <w:p>
+      <w:pPr>
+        <w:pStyle w:val="ListParagraph"/>
+        <w:numPr>
+          <w:ilvl w:val="0"/>
+          <w:numId w:val="3"/>
+        </w:numPr>
+        <w:rPr>
+          <w:lang w:val="en-US"/>
+        </w:rPr>
+      </w:pPr>
+      <w:r>
+        <w:rPr>
+          <w:lang w:val="en-US"/>
+        </w:rPr>
+        <w:t>Để nối cổng này của phần tử này với cổng kia của phần tử kia, kéo thả cổng này vào cổng kia, nếu xuất hiện mũi tên đen thì kết nối được, đỏ thì không được</w:t>
+      </w:r>
+      <w:r>
+        <w:rPr>
+          <w:lang w:val="en-US"/>
+        </w:rPr>
+        <w:t>, 2 phần tử nối được với nhau chỉ khi chúng thuộc cùng 1 thẻ trong cửa sổ thư viện</w:t>
+      </w:r>
+    </w:p>
+    <w:p>
+      <w:pPr>
+        <w:pStyle w:val="ListParagraph"/>
+        <w:numPr>
+          <w:ilvl w:val="0"/>
+          <w:numId w:val="3"/>
+        </w:numPr>
+        <w:rPr>
+          <w:lang w:val="en-US"/>
+        </w:rPr>
+      </w:pPr>
+      <w:r>
+        <w:rPr>
+          <w:lang w:val="en-US"/>
+        </w:rPr>
+        <w:t>Để rẽ nhánh dây điện</w:t>
+      </w:r>
+    </w:p>
+    <w:p>
+      <w:pPr>
+        <w:pStyle w:val="ListParagraph"/>
+        <w:numPr>
+          <w:ilvl w:val="0"/>
+          <w:numId w:val="3"/>
+        </w:numPr>
+        <w:rPr>
+          <w:lang w:val="en-US"/>
+        </w:rPr>
+      </w:pPr>
+      <w:r>
+        <w:rPr>
+          <w:lang w:val="en-US"/>
+        </w:rPr>
+        <w:t>Nhấn giữ “Ctrl” + kéo thả 1 điểm trên dây</w:t>
+      </w:r>
+    </w:p>
+    <w:p>
+      <w:pPr>
+        <w:pStyle w:val="ListParagraph"/>
+        <w:numPr>
+          <w:ilvl w:val="0"/>
+          <w:numId w:val="3"/>
+        </w:numPr>
+        <w:rPr>
+          <w:lang w:val="en-US"/>
+        </w:rPr>
+      </w:pPr>
+      <w:r>
+        <w:rPr>
+          <w:lang w:val="en-US"/>
+        </w:rPr>
+        <w:t>Để chọn 1 phần tử</w:t>
+      </w:r>
+    </w:p>
+    <w:p>
+      <w:pPr>
+        <w:pStyle w:val="ListParagraph"/>
+        <w:numPr>
+          <w:ilvl w:val="0"/>
+          <w:numId w:val="3"/>
+        </w:numPr>
+        <w:rPr>
+          <w:lang w:val="en-US"/>
+        </w:rPr>
+      </w:pPr>
+      <w:r>
+        <w:rPr>
+          <w:lang w:val="en-US"/>
+        </w:rPr>
+        <w:t>Click chuột vào phần tử đó</w:t>
+      </w:r>
+    </w:p>
+    <w:p>
+      <w:pPr>
+        <w:pStyle w:val="ListParagraph"/>
+        <w:numPr>
+          <w:ilvl w:val="0"/>
+          <w:numId w:val="3"/>
+        </w:numPr>
+        <w:rPr>
+          <w:lang w:val="en-US"/>
+        </w:rPr>
+      </w:pPr>
+      <w:r>
+        <w:rPr>
+          <w:lang w:val="en-US"/>
+        </w:rPr>
+        <w:t xml:space="preserve">Để </w:t>
+      </w:r>
+      <w:r>
+        <w:rPr>
+          <w:lang w:val="en-US"/>
+        </w:rPr>
+        <w:t>hiện hoặc ẩn tên bên dưới phần tử được chọn</w:t>
+      </w:r>
+    </w:p>
+    <w:p>
+      <w:pPr>
+        <w:pStyle w:val="ListParagraph"/>
+        <w:numPr>
+          <w:ilvl w:val="0"/>
+          <w:numId w:val="3"/>
+        </w:numPr>
+        <w:rPr>
+          <w:lang w:val="en-US"/>
+        </w:rPr>
+      </w:pPr>
+      <w:r>
+        <w:rPr>
+          <w:lang w:val="en-US"/>
+        </w:rPr>
+        <w:t>Di chuột lên dấu 3 chấm phía trên phần tử + Click biểu tượng thứ 2 từ trái sang</w:t>
+      </w:r>
+    </w:p>
+    <w:p>
+      <w:pPr>
+        <w:pStyle w:val="ListParagraph"/>
+        <w:numPr>
+          <w:ilvl w:val="0"/>
+          <w:numId w:val="3"/>
+        </w:numPr>
+        <w:rPr>
+          <w:lang w:val="en-US"/>
+        </w:rPr>
+      </w:pPr>
+      <w:r>
+        <w:rPr>
+          <w:lang w:val="en-US"/>
+        </w:rPr>
+        <w:t>Để kích hoạt hoặc vô hiệu hóa phần tử được chọn</w:t>
+      </w:r>
+    </w:p>
+    <w:p>
+      <w:pPr>
+        <w:pStyle w:val="ListParagraph"/>
+        <w:numPr>
+          <w:ilvl w:val="0"/>
+          <w:numId w:val="3"/>
+        </w:numPr>
+        <w:rPr>
+          <w:lang w:val="en-US"/>
+        </w:rPr>
+      </w:pPr>
+      <w:r>
+        <w:rPr>
+          <w:lang w:val="en-US"/>
+        </w:rPr>
+        <w:t>Di chuột lên dấu 3 chấm phía trên phần tử + Click biểu tượng thứ 1 từ trái sang</w:t>
+      </w:r>
+    </w:p>
+    <w:p>
+      <w:pPr>
+        <w:pStyle w:val="ListParagraph"/>
+        <w:numPr>
+          <w:ilvl w:val="0"/>
+          <w:numId w:val="3"/>
+        </w:numPr>
+        <w:rPr>
+          <w:lang w:val="en-US"/>
+        </w:rPr>
+      </w:pPr>
+      <w:r>
+        <w:rPr>
+          <w:lang w:val="en-US"/>
+        </w:rPr>
+        <w:t>Để hiện cửa sổ tham số của phần tử</w:t>
+      </w:r>
+    </w:p>
+    <w:p>
+      <w:pPr>
+        <w:pStyle w:val="ListParagraph"/>
+        <w:numPr>
+          <w:ilvl w:val="0"/>
+          <w:numId w:val="3"/>
+        </w:numPr>
+        <w:rPr>
+          <w:lang w:val="en-US"/>
+        </w:rPr>
+      </w:pPr>
+      <w:r>
+        <w:rPr>
+          <w:lang w:val="en-US"/>
+        </w:rPr>
+        <w:t xml:space="preserve">Phải chuột vào phần tử + chọn “Block Parameters” + </w:t>
+      </w:r>
+      <w:r>
+        <w:rPr>
+          <w:lang w:val="en-US"/>
+        </w:rPr>
+        <w:t>chỉnh tham số + Click “OK”</w:t>
+      </w:r>
+      <w:r>
+        <w:rPr>
+          <w:lang w:val="en-US"/>
+        </w:rPr>
+        <w:t xml:space="preserve"> = Double Click vào phần tử + chỉnh tham số + Click “OK”</w:t>
+      </w:r>
+    </w:p>
+    <w:p>
+      <w:pPr>
+        <w:pStyle w:val="ListParagraph"/>
+        <w:numPr>
+          <w:ilvl w:val="0"/>
+          <w:numId w:val="3"/>
+        </w:numPr>
+        <w:rPr>
+          <w:lang w:val="en-US"/>
+        </w:rPr>
+      </w:pPr>
+      <w:r>
+        <w:rPr>
+          <w:lang w:val="en-US"/>
+        </w:rPr>
+        <w:t>Để nhân đôi nhanh 1 phần tử</w:t>
+      </w:r>
+    </w:p>
+    <w:p>
+      <w:pPr>
+        <w:pStyle w:val="ListParagraph"/>
+        <w:numPr>
+          <w:ilvl w:val="0"/>
+          <w:numId w:val="3"/>
+        </w:numPr>
+        <w:rPr>
+          <w:lang w:val="en-US"/>
+        </w:rPr>
+      </w:pPr>
+      <w:r>
+        <w:rPr>
+          <w:lang w:val="en-US"/>
+        </w:rPr>
+        <w:t>Nhấn giữ phải chuột vào phần tử rồi kéo thả</w:t>
+      </w:r>
+    </w:p>
+    <w:p>
+      <w:pPr>
+        <w:pStyle w:val="ListParagraph"/>
+        <w:numPr>
+          <w:ilvl w:val="0"/>
+          <w:numId w:val="3"/>
+        </w:numPr>
+        <w:rPr>
+          <w:lang w:val="en-US"/>
+        </w:rPr>
+      </w:pPr>
+      <w:r>
+        <w:rPr>
+          <w:lang w:val="en-US"/>
+        </w:rPr>
+        <w:t>Để quay 1 phần tử được chọn 90 độ sang phải</w:t>
+      </w:r>
+    </w:p>
+    <w:p>
+      <w:pPr>
+        <w:pStyle w:val="ListParagraph"/>
+        <w:numPr>
+          <w:ilvl w:val="0"/>
+          <w:numId w:val="3"/>
+        </w:numPr>
+        <w:rPr>
+          <w:lang w:val="en-US"/>
+        </w:rPr>
+      </w:pPr>
+      <w:r>
+        <w:rPr>
+          <w:lang w:val="en-US"/>
+        </w:rPr>
+        <w:t>Nhấn “Ctrl” + “R”</w:t>
+      </w:r>
+    </w:p>
+    <w:p>
+      <w:pPr>
+        <w:pStyle w:val="ListParagraph"/>
+        <w:numPr>
+          <w:ilvl w:val="0"/>
+          <w:numId w:val="22"/>
+        </w:numPr>
+        <w:rPr>
+          <w:lang w:val="en-US"/>
+        </w:rPr>
+      </w:pPr>
+      <w:r>
+        <w:rPr>
+          <w:lang w:val="en-US"/>
+        </w:rPr>
+        <w:t xml:space="preserve">Chạy </w:t>
+      </w:r>
+      <w:r>
+        <w:rPr>
+          <w:lang w:val="en-US"/>
+        </w:rPr>
+        <w:t>Mô Phỏng Mạch?</w:t>
+      </w:r>
+    </w:p>
+    <w:p>
+      <w:pPr>
+        <w:pStyle w:val="ListParagraph"/>
+        <w:numPr>
+          <w:ilvl w:val="0"/>
+          <w:numId w:val="3"/>
+        </w:numPr>
+        <w:rPr>
+          <w:lang w:val="en-US"/>
+        </w:rPr>
+      </w:pPr>
+      <w:r>
+        <w:rPr>
+          <w:lang w:val="en-US"/>
+        </w:rPr>
+        <w:t>Để chỉnh thời gian kết thúc mô phỏng</w:t>
+      </w:r>
+    </w:p>
+    <w:p>
+      <w:pPr>
+        <w:pStyle w:val="ListParagraph"/>
+        <w:numPr>
+          <w:ilvl w:val="0"/>
+          <w:numId w:val="3"/>
+        </w:numPr>
+        <w:rPr>
+          <w:lang w:val="en-US"/>
+        </w:rPr>
+      </w:pPr>
+      <w:r>
+        <w:rPr>
+          <w:lang w:val="en-US"/>
+        </w:rPr>
+        <w:t>Vào Tab “SIMULATION” + tại mục “SIMULATE” + điền số giây vào thuộc tính “Stop Time”</w:t>
+      </w:r>
+      <w:r>
+        <w:rPr>
+          <w:lang w:val="en-US"/>
+        </w:rPr>
+        <w:t>, lưu ý đây không phải là thời gian để máy bạn chạy mô phỏng mà là thời gian ảo nên trôi rất nhanh</w:t>
+      </w:r>
+    </w:p>
+    <w:p>
+      <w:pPr>
+        <w:pStyle w:val="ListParagraph"/>
+        <w:numPr>
+          <w:ilvl w:val="0"/>
+          <w:numId w:val="3"/>
+        </w:numPr>
+        <w:rPr>
+          <w:lang w:val="en-US"/>
+        </w:rPr>
+      </w:pPr>
+      <w:r>
+        <w:rPr>
+          <w:lang w:val="en-US"/>
+        </w:rPr>
+        <w:t>Để chỉ mô phỏng sang giây tiếp theo rồi tạm dừng</w:t>
+      </w:r>
+    </w:p>
+    <w:p>
+      <w:pPr>
+        <w:pStyle w:val="ListParagraph"/>
+        <w:numPr>
+          <w:ilvl w:val="0"/>
+          <w:numId w:val="3"/>
+        </w:numPr>
+        <w:rPr>
+          <w:lang w:val="en-US"/>
+        </w:rPr>
+      </w:pPr>
+      <w:r>
+        <w:rPr>
+          <w:lang w:val="en-US"/>
+        </w:rPr>
+        <w:t>Vào Tab “SIMULATION” + tại mục “SIMULATE” + Click biểu tượng “Step Forward”</w:t>
+      </w:r>
+    </w:p>
+    <w:p>
+      <w:pPr>
+        <w:pStyle w:val="ListParagraph"/>
+        <w:numPr>
+          <w:ilvl w:val="0"/>
+          <w:numId w:val="3"/>
+        </w:numPr>
+        <w:rPr>
+          <w:lang w:val="en-US"/>
+        </w:rPr>
+      </w:pPr>
+      <w:r>
+        <w:rPr>
+          <w:lang w:val="en-US"/>
+        </w:rPr>
+        <w:t>Để tiếp tục mô phỏng hết thời gian còn lại</w:t>
+      </w:r>
+    </w:p>
+    <w:p>
+      <w:pPr>
+        <w:pStyle w:val="ListParagraph"/>
+        <w:numPr>
+          <w:ilvl w:val="0"/>
+          <w:numId w:val="3"/>
+        </w:numPr>
+        <w:rPr>
+          <w:lang w:val="en-US"/>
+        </w:rPr>
+      </w:pPr>
+      <w:r>
+        <w:rPr>
+          <w:lang w:val="en-US"/>
+        </w:rPr>
+        <w:t>Nhấn “Ctrl” + “T”</w:t>
+      </w:r>
+    </w:p>
+    <w:p>
+      <w:pPr>
+        <w:pStyle w:val="ListParagraph"/>
+        <w:numPr>
+          <w:ilvl w:val="0"/>
+          <w:numId w:val="22"/>
+        </w:numPr>
+        <w:rPr>
+          <w:lang w:val="en-US"/>
+        </w:rPr>
+      </w:pPr>
+      <w:r>
+        <w:rPr>
+          <w:lang w:val="en-US"/>
+        </w:rPr>
+        <w:t>Thẻ Simulink</w:t>
       </w:r>
       <w:r>
         <w:rPr>
@@ -17635,43 +19258,140 @@
         <w:rPr>
           <w:lang w:val="en-US"/>
         </w:rPr>
-        <w:t>Mỗi 1 File Simulink mở ra sẽ cần 1 cửa sổ dành riêng cho nó</w:t>
-      </w:r>
-    </w:p>
-    <w:p>
-      <w:pPr>
-        <w:pStyle w:val="ListParagraph"/>
-        <w:numPr>
-          <w:ilvl w:val="0"/>
-          <w:numId w:val="3"/>
-        </w:numPr>
-        <w:rPr>
-          <w:lang w:val="en-US"/>
-        </w:rPr>
-      </w:pPr>
-      <w:r>
-        <w:rPr>
-          <w:lang w:val="en-US"/>
-        </w:rPr>
-        <w:t xml:space="preserve">Vào Tab “HOME” + tại mục “SIMULINK” + Click biểu tượng “Simulink” + </w:t>
-      </w:r>
-      <w:r>
-        <w:rPr>
-          <w:lang w:val="en-US"/>
-        </w:rPr>
-        <w:t xml:space="preserve">Click biểu tượng “Open…” góc trái trên + </w:t>
-      </w:r>
-      <w:r>
-        <w:rPr>
-          <w:lang w:val="en-US"/>
-        </w:rPr>
-        <w:t>chọn File Simulink + Click “Open”</w:t>
-      </w:r>
-      <w:r>
-        <w:rPr>
-          <w:lang w:val="en-US"/>
-        </w:rPr>
-        <w:t xml:space="preserve"> = mở File trong cửa sổ “Current Folder”</w:t>
+        <w:t>Nguồn điện thế hình Sin</w:t>
+      </w:r>
+    </w:p>
+    <w:p>
+      <w:pPr>
+        <w:pStyle w:val="ListParagraph"/>
+        <w:numPr>
+          <w:ilvl w:val="0"/>
+          <w:numId w:val="3"/>
+        </w:numPr>
+        <w:rPr>
+          <w:lang w:val="en-US"/>
+        </w:rPr>
+      </w:pPr>
+      <w:r>
+        <w:rPr>
+          <w:lang w:val="en-US"/>
+        </w:rPr>
+        <w:t>V</w:t>
+      </w:r>
+      <w:r>
+        <w:rPr>
+          <w:lang w:val="en-US"/>
+        </w:rPr>
+        <w:t>ào “Sources” + kéo thả “Sine Wave”</w:t>
+      </w:r>
+    </w:p>
+    <w:p>
+      <w:pPr>
+        <w:pStyle w:val="ListParagraph"/>
+        <w:numPr>
+          <w:ilvl w:val="0"/>
+          <w:numId w:val="3"/>
+        </w:numPr>
+        <w:rPr>
+          <w:lang w:val="en-US"/>
+        </w:rPr>
+      </w:pPr>
+      <w:r>
+        <w:rPr>
+          <w:lang w:val="en-US"/>
+        </w:rPr>
+        <w:t>Oscilloscope</w:t>
+      </w:r>
+    </w:p>
+    <w:p>
+      <w:pPr>
+        <w:pStyle w:val="ListParagraph"/>
+        <w:numPr>
+          <w:ilvl w:val="0"/>
+          <w:numId w:val="3"/>
+        </w:numPr>
+        <w:rPr>
+          <w:lang w:val="en-US"/>
+        </w:rPr>
+      </w:pPr>
+      <w:r>
+        <w:rPr>
+          <w:lang w:val="en-US"/>
+        </w:rPr>
+        <w:t>Vào “Sinks” + kéo thả “Scope”</w:t>
+      </w:r>
+    </w:p>
+    <w:p>
+      <w:pPr>
+        <w:pStyle w:val="ListParagraph"/>
+        <w:numPr>
+          <w:ilvl w:val="0"/>
+          <w:numId w:val="3"/>
+        </w:numPr>
+        <w:rPr>
+          <w:lang w:val="en-US"/>
+        </w:rPr>
+      </w:pPr>
+      <w:r>
+        <w:rPr>
+          <w:lang w:val="en-US"/>
+        </w:rPr>
+        <w:t>Cửa sổ tham số của Oscilloscope sẽ hiển thị đồ thị tín hiệu chân Input của nó khi chạy mô phỏng</w:t>
+      </w:r>
+    </w:p>
+    <w:p>
+      <w:pPr>
+        <w:pStyle w:val="ListParagraph"/>
+        <w:numPr>
+          <w:ilvl w:val="0"/>
+          <w:numId w:val="3"/>
+        </w:numPr>
+        <w:rPr>
+          <w:lang w:val="en-US"/>
+        </w:rPr>
+      </w:pPr>
+      <w:r>
+        <w:rPr>
+          <w:lang w:val="en-US"/>
+        </w:rPr>
+        <w:t>Display</w:t>
+      </w:r>
+    </w:p>
+    <w:p>
+      <w:pPr>
+        <w:pStyle w:val="ListParagraph"/>
+        <w:numPr>
+          <w:ilvl w:val="0"/>
+          <w:numId w:val="3"/>
+        </w:numPr>
+        <w:rPr>
+          <w:lang w:val="en-US"/>
+        </w:rPr>
+      </w:pPr>
+      <w:r>
+        <w:rPr>
+          <w:lang w:val="en-US"/>
+        </w:rPr>
+        <w:lastRenderedPageBreak/>
+        <w:t>Vào “Sinks” + kéo thả “Display”</w:t>
+      </w:r>
+    </w:p>
+    <w:p>
+      <w:pPr>
+        <w:pStyle w:val="ListParagraph"/>
+        <w:numPr>
+          <w:ilvl w:val="0"/>
+          <w:numId w:val="3"/>
+        </w:numPr>
+        <w:rPr>
+          <w:lang w:val="en-US"/>
+        </w:rPr>
+      </w:pPr>
+      <w:r>
+        <w:rPr>
+          <w:lang w:val="en-US"/>
+        </w:rPr>
+        <w:t>Phần tử này hiện điện thế của chân Input của nó khi chạy mô phỏng</w:t>
       </w:r>
     </w:p>
     <w:p>
@@ -17689,500 +19409,7 @@
         <w:rPr>
           <w:lang w:val="en-US"/>
         </w:rPr>
-        <w:t xml:space="preserve">Thêm </w:t>
-      </w:r>
-      <w:r>
-        <w:rPr>
-          <w:lang w:val="en-US"/>
-        </w:rPr>
-        <w:t>1 Phần Tử Vào Mạch?</w:t>
-      </w:r>
-    </w:p>
-    <w:p>
-      <w:pPr>
-        <w:pStyle w:val="ListParagraph"/>
-        <w:numPr>
-          <w:ilvl w:val="0"/>
-          <w:numId w:val="3"/>
-        </w:numPr>
-        <w:rPr>
-          <w:lang w:val="en-US"/>
-        </w:rPr>
-      </w:pPr>
-      <w:r>
-        <w:rPr>
-          <w:lang w:val="en-US"/>
-        </w:rPr>
-        <w:lastRenderedPageBreak/>
-        <w:t>Vào Tab “SIMULATION” + tại mục “LIBRARY” + Click biểu tượng “Library Browser” để mở cửa sổ thư viện + kéo thả phần tử vào cửa sổ chính</w:t>
-      </w:r>
-      <w:r>
-        <w:rPr>
-          <w:lang w:val="en-US"/>
-        </w:rPr>
-        <w:t xml:space="preserve"> </w:t>
-      </w:r>
-      <w:r>
-        <w:rPr>
-          <w:lang w:val="en-US"/>
-        </w:rPr>
-        <w:t xml:space="preserve">hoặc chọn phần tử rồi nhấn “Ctrl” + “I” </w:t>
-      </w:r>
-      <w:r>
-        <w:rPr>
-          <w:lang w:val="en-US"/>
-        </w:rPr>
-        <w:t>= Double Click vào chỗ bất kì trong cửa sổ chính + gõ tên phần tử + chọn phần tử</w:t>
-      </w:r>
-    </w:p>
-    <w:p>
-      <w:pPr>
-        <w:pStyle w:val="ListParagraph"/>
-        <w:numPr>
-          <w:ilvl w:val="0"/>
-          <w:numId w:val="3"/>
-        </w:numPr>
-        <w:rPr>
-          <w:lang w:val="en-US"/>
-        </w:rPr>
-      </w:pPr>
-      <w:r>
-        <w:rPr>
-          <w:lang w:val="en-US"/>
-        </w:rPr>
-        <w:t>Để nối cổng này của phần tử này với cổng kia của phần tử kia, kéo thả cổng này vào cổng kia, nếu xuất hiện mũi tên đen thì kết nối được, đỏ thì không được</w:t>
-      </w:r>
-      <w:r>
-        <w:rPr>
-          <w:lang w:val="en-US"/>
-        </w:rPr>
-        <w:t>, 2 phần tử nối được với nhau chỉ khi chúng thuộc cùng 1 thẻ trong cửa sổ thư viện</w:t>
-      </w:r>
-    </w:p>
-    <w:p>
-      <w:pPr>
-        <w:pStyle w:val="ListParagraph"/>
-        <w:numPr>
-          <w:ilvl w:val="0"/>
-          <w:numId w:val="3"/>
-        </w:numPr>
-        <w:rPr>
-          <w:lang w:val="en-US"/>
-        </w:rPr>
-      </w:pPr>
-      <w:r>
-        <w:rPr>
-          <w:lang w:val="en-US"/>
-        </w:rPr>
-        <w:t>Để rẽ nhánh dây điện</w:t>
-      </w:r>
-    </w:p>
-    <w:p>
-      <w:pPr>
-        <w:pStyle w:val="ListParagraph"/>
-        <w:numPr>
-          <w:ilvl w:val="0"/>
-          <w:numId w:val="3"/>
-        </w:numPr>
-        <w:rPr>
-          <w:lang w:val="en-US"/>
-        </w:rPr>
-      </w:pPr>
-      <w:r>
-        <w:rPr>
-          <w:lang w:val="en-US"/>
-        </w:rPr>
-        <w:t>Nhấn giữ “Ctrl” + kéo thả 1 điểm trên dây</w:t>
-      </w:r>
-    </w:p>
-    <w:p>
-      <w:pPr>
-        <w:pStyle w:val="ListParagraph"/>
-        <w:numPr>
-          <w:ilvl w:val="0"/>
-          <w:numId w:val="3"/>
-        </w:numPr>
-        <w:rPr>
-          <w:lang w:val="en-US"/>
-        </w:rPr>
-      </w:pPr>
-      <w:r>
-        <w:rPr>
-          <w:lang w:val="en-US"/>
-        </w:rPr>
-        <w:t>Để chọn 1 phần tử</w:t>
-      </w:r>
-    </w:p>
-    <w:p>
-      <w:pPr>
-        <w:pStyle w:val="ListParagraph"/>
-        <w:numPr>
-          <w:ilvl w:val="0"/>
-          <w:numId w:val="3"/>
-        </w:numPr>
-        <w:rPr>
-          <w:lang w:val="en-US"/>
-        </w:rPr>
-      </w:pPr>
-      <w:r>
-        <w:rPr>
-          <w:lang w:val="en-US"/>
-        </w:rPr>
-        <w:t>Click chuột vào phần tử đó</w:t>
-      </w:r>
-    </w:p>
-    <w:p>
-      <w:pPr>
-        <w:pStyle w:val="ListParagraph"/>
-        <w:numPr>
-          <w:ilvl w:val="0"/>
-          <w:numId w:val="3"/>
-        </w:numPr>
-        <w:rPr>
-          <w:lang w:val="en-US"/>
-        </w:rPr>
-      </w:pPr>
-      <w:r>
-        <w:rPr>
-          <w:lang w:val="en-US"/>
-        </w:rPr>
-        <w:t xml:space="preserve">Để </w:t>
-      </w:r>
-      <w:r>
-        <w:rPr>
-          <w:lang w:val="en-US"/>
-        </w:rPr>
-        <w:t>hiện hoặc ẩn tên bên dưới phần tử được chọn</w:t>
-      </w:r>
-    </w:p>
-    <w:p>
-      <w:pPr>
-        <w:pStyle w:val="ListParagraph"/>
-        <w:numPr>
-          <w:ilvl w:val="0"/>
-          <w:numId w:val="3"/>
-        </w:numPr>
-        <w:rPr>
-          <w:lang w:val="en-US"/>
-        </w:rPr>
-      </w:pPr>
-      <w:r>
-        <w:rPr>
-          <w:lang w:val="en-US"/>
-        </w:rPr>
-        <w:t>Di chuột lên dấu 3 chấm phía trên phần tử + Click biểu tượng thứ 2 từ trái sang</w:t>
-      </w:r>
-    </w:p>
-    <w:p>
-      <w:pPr>
-        <w:pStyle w:val="ListParagraph"/>
-        <w:numPr>
-          <w:ilvl w:val="0"/>
-          <w:numId w:val="3"/>
-        </w:numPr>
-        <w:rPr>
-          <w:lang w:val="en-US"/>
-        </w:rPr>
-      </w:pPr>
-      <w:r>
-        <w:rPr>
-          <w:lang w:val="en-US"/>
-        </w:rPr>
-        <w:t>Để kích hoạt hoặc vô hiệu hóa phần tử được chọn</w:t>
-      </w:r>
-    </w:p>
-    <w:p>
-      <w:pPr>
-        <w:pStyle w:val="ListParagraph"/>
-        <w:numPr>
-          <w:ilvl w:val="0"/>
-          <w:numId w:val="3"/>
-        </w:numPr>
-        <w:rPr>
-          <w:lang w:val="en-US"/>
-        </w:rPr>
-      </w:pPr>
-      <w:r>
-        <w:rPr>
-          <w:lang w:val="en-US"/>
-        </w:rPr>
-        <w:t>Di chuột lên dấu 3 chấm phía trên phần tử + Click biểu tượng thứ 1 từ trái sang</w:t>
-      </w:r>
-    </w:p>
-    <w:p>
-      <w:pPr>
-        <w:pStyle w:val="ListParagraph"/>
-        <w:numPr>
-          <w:ilvl w:val="0"/>
-          <w:numId w:val="3"/>
-        </w:numPr>
-        <w:rPr>
-          <w:lang w:val="en-US"/>
-        </w:rPr>
-      </w:pPr>
-      <w:r>
-        <w:rPr>
-          <w:lang w:val="en-US"/>
-        </w:rPr>
-        <w:t>Để hiện cửa sổ tham số của phần tử</w:t>
-      </w:r>
-    </w:p>
-    <w:p>
-      <w:pPr>
-        <w:pStyle w:val="ListParagraph"/>
-        <w:numPr>
-          <w:ilvl w:val="0"/>
-          <w:numId w:val="3"/>
-        </w:numPr>
-        <w:rPr>
-          <w:lang w:val="en-US"/>
-        </w:rPr>
-      </w:pPr>
-      <w:r>
-        <w:rPr>
-          <w:lang w:val="en-US"/>
-        </w:rPr>
-        <w:t xml:space="preserve">Phải chuột vào phần tử + chọn “Block Parameters” + </w:t>
-      </w:r>
-      <w:r>
-        <w:rPr>
-          <w:lang w:val="en-US"/>
-        </w:rPr>
-        <w:t>chỉnh tham số + Click “OK”</w:t>
-      </w:r>
-      <w:r>
-        <w:rPr>
-          <w:lang w:val="en-US"/>
-        </w:rPr>
-        <w:t xml:space="preserve"> = Double Click vào phần tử + chỉnh tham số + Click “OK”</w:t>
-      </w:r>
-    </w:p>
-    <w:p>
-      <w:pPr>
-        <w:pStyle w:val="ListParagraph"/>
-        <w:numPr>
-          <w:ilvl w:val="0"/>
-          <w:numId w:val="3"/>
-        </w:numPr>
-        <w:rPr>
-          <w:lang w:val="en-US"/>
-        </w:rPr>
-      </w:pPr>
-      <w:r>
-        <w:rPr>
-          <w:lang w:val="en-US"/>
-        </w:rPr>
-        <w:t>Để nhân đôi nhanh 1 phần tử</w:t>
-      </w:r>
-    </w:p>
-    <w:p>
-      <w:pPr>
-        <w:pStyle w:val="ListParagraph"/>
-        <w:numPr>
-          <w:ilvl w:val="0"/>
-          <w:numId w:val="3"/>
-        </w:numPr>
-        <w:rPr>
-          <w:lang w:val="en-US"/>
-        </w:rPr>
-      </w:pPr>
-      <w:r>
-        <w:rPr>
-          <w:lang w:val="en-US"/>
-        </w:rPr>
-        <w:t>Nhấn giữ phải chuột vào phần tử rồi kéo thả</w:t>
-      </w:r>
-    </w:p>
-    <w:p>
-      <w:pPr>
-        <w:pStyle w:val="ListParagraph"/>
-        <w:numPr>
-          <w:ilvl w:val="0"/>
-          <w:numId w:val="3"/>
-        </w:numPr>
-        <w:rPr>
-          <w:lang w:val="en-US"/>
-        </w:rPr>
-      </w:pPr>
-      <w:r>
-        <w:rPr>
-          <w:lang w:val="en-US"/>
-        </w:rPr>
-        <w:t>Để quay 1 phần tử được chọn 90 độ sang phải</w:t>
-      </w:r>
-    </w:p>
-    <w:p>
-      <w:pPr>
-        <w:pStyle w:val="ListParagraph"/>
-        <w:numPr>
-          <w:ilvl w:val="0"/>
-          <w:numId w:val="3"/>
-        </w:numPr>
-        <w:rPr>
-          <w:lang w:val="en-US"/>
-        </w:rPr>
-      </w:pPr>
-      <w:r>
-        <w:rPr>
-          <w:lang w:val="en-US"/>
-        </w:rPr>
-        <w:t>Nhấn “Ctrl” + “R”</w:t>
-      </w:r>
-    </w:p>
-    <w:p>
-      <w:pPr>
-        <w:pStyle w:val="ListParagraph"/>
-        <w:numPr>
-          <w:ilvl w:val="0"/>
-          <w:numId w:val="22"/>
-        </w:numPr>
-        <w:rPr>
-          <w:lang w:val="en-US"/>
-        </w:rPr>
-      </w:pPr>
-      <w:r>
-        <w:rPr>
-          <w:lang w:val="en-US"/>
-        </w:rPr>
-        <w:t xml:space="preserve">Chạy </w:t>
-      </w:r>
-      <w:r>
-        <w:rPr>
-          <w:lang w:val="en-US"/>
-        </w:rPr>
-        <w:t>Mô Phỏng Mạch?</w:t>
-      </w:r>
-    </w:p>
-    <w:p>
-      <w:pPr>
-        <w:pStyle w:val="ListParagraph"/>
-        <w:numPr>
-          <w:ilvl w:val="0"/>
-          <w:numId w:val="3"/>
-        </w:numPr>
-        <w:rPr>
-          <w:lang w:val="en-US"/>
-        </w:rPr>
-      </w:pPr>
-      <w:r>
-        <w:rPr>
-          <w:lang w:val="en-US"/>
-        </w:rPr>
-        <w:t>Để chỉnh thời gian kết thúc mô phỏng</w:t>
-      </w:r>
-    </w:p>
-    <w:p>
-      <w:pPr>
-        <w:pStyle w:val="ListParagraph"/>
-        <w:numPr>
-          <w:ilvl w:val="0"/>
-          <w:numId w:val="3"/>
-        </w:numPr>
-        <w:rPr>
-          <w:lang w:val="en-US"/>
-        </w:rPr>
-      </w:pPr>
-      <w:r>
-        <w:rPr>
-          <w:lang w:val="en-US"/>
-        </w:rPr>
-        <w:t>Vào Tab “SIMULATION” + tại mục “SIMULATE” + điền số giây vào thuộc tính “Stop Time”</w:t>
-      </w:r>
-      <w:r>
-        <w:rPr>
-          <w:lang w:val="en-US"/>
-        </w:rPr>
-        <w:t>, lưu ý đây không phải là thời gian để máy bạn chạy mô phỏng mà là thời gian ảo nên trôi rất nhanh</w:t>
-      </w:r>
-    </w:p>
-    <w:p>
-      <w:pPr>
-        <w:pStyle w:val="ListParagraph"/>
-        <w:numPr>
-          <w:ilvl w:val="0"/>
-          <w:numId w:val="3"/>
-        </w:numPr>
-        <w:rPr>
-          <w:lang w:val="en-US"/>
-        </w:rPr>
-      </w:pPr>
-      <w:r>
-        <w:rPr>
-          <w:lang w:val="en-US"/>
-        </w:rPr>
-        <w:t>Để chỉ mô phỏng sang giây tiếp theo rồi tạm dừng</w:t>
-      </w:r>
-    </w:p>
-    <w:p>
-      <w:pPr>
-        <w:pStyle w:val="ListParagraph"/>
-        <w:numPr>
-          <w:ilvl w:val="0"/>
-          <w:numId w:val="3"/>
-        </w:numPr>
-        <w:rPr>
-          <w:lang w:val="en-US"/>
-        </w:rPr>
-      </w:pPr>
-      <w:r>
-        <w:rPr>
-          <w:lang w:val="en-US"/>
-        </w:rPr>
-        <w:t>Vào Tab “SIMULATION” + tại mục “SIMULATE” + Click biểu tượng “Step Forward”</w:t>
-      </w:r>
-    </w:p>
-    <w:p>
-      <w:pPr>
-        <w:pStyle w:val="ListParagraph"/>
-        <w:numPr>
-          <w:ilvl w:val="0"/>
-          <w:numId w:val="3"/>
-        </w:numPr>
-        <w:rPr>
-          <w:lang w:val="en-US"/>
-        </w:rPr>
-      </w:pPr>
-      <w:r>
-        <w:rPr>
-          <w:lang w:val="en-US"/>
-        </w:rPr>
-        <w:t>Để tiếp tục mô phỏng hết thời gian còn lại</w:t>
-      </w:r>
-    </w:p>
-    <w:p>
-      <w:pPr>
-        <w:pStyle w:val="ListParagraph"/>
-        <w:numPr>
-          <w:ilvl w:val="0"/>
-          <w:numId w:val="3"/>
-        </w:numPr>
-        <w:rPr>
-          <w:lang w:val="en-US"/>
-        </w:rPr>
-      </w:pPr>
-      <w:r>
-        <w:rPr>
-          <w:lang w:val="en-US"/>
-        </w:rPr>
-        <w:t>Nhấn “Ctrl” + “T”</w:t>
-      </w:r>
-    </w:p>
-    <w:p>
-      <w:pPr>
-        <w:pStyle w:val="ListParagraph"/>
-        <w:numPr>
-          <w:ilvl w:val="0"/>
-          <w:numId w:val="22"/>
-        </w:numPr>
-        <w:rPr>
-          <w:lang w:val="en-US"/>
-        </w:rPr>
-      </w:pPr>
-      <w:r>
-        <w:rPr>
-          <w:lang w:val="en-US"/>
-        </w:rPr>
-        <w:t>Thẻ Simulink</w:t>
+        <w:t>Thẻ Simscape</w:t>
       </w:r>
       <w:r>
         <w:rPr>
@@ -18206,7 +19433,7 @@
         <w:rPr>
           <w:lang w:val="en-US"/>
         </w:rPr>
-        <w:t>Nguồn điện thế hình Sin</w:t>
+        <w:t>Nguồn AC</w:t>
       </w:r>
     </w:p>
     <w:p>
@@ -18230,180 +19457,6 @@
         <w:rPr>
           <w:lang w:val="en-US"/>
         </w:rPr>
-        <w:t>ào “Sources” + kéo thả “Sine Wave”</w:t>
-      </w:r>
-    </w:p>
-    <w:p>
-      <w:pPr>
-        <w:pStyle w:val="ListParagraph"/>
-        <w:numPr>
-          <w:ilvl w:val="0"/>
-          <w:numId w:val="3"/>
-        </w:numPr>
-        <w:rPr>
-          <w:lang w:val="en-US"/>
-        </w:rPr>
-      </w:pPr>
-      <w:r>
-        <w:rPr>
-          <w:lang w:val="en-US"/>
-        </w:rPr>
-        <w:t>Oscilloscope</w:t>
-      </w:r>
-    </w:p>
-    <w:p>
-      <w:pPr>
-        <w:pStyle w:val="ListParagraph"/>
-        <w:numPr>
-          <w:ilvl w:val="0"/>
-          <w:numId w:val="3"/>
-        </w:numPr>
-        <w:rPr>
-          <w:lang w:val="en-US"/>
-        </w:rPr>
-      </w:pPr>
-      <w:r>
-        <w:rPr>
-          <w:lang w:val="en-US"/>
-        </w:rPr>
-        <w:t>Vào “Sinks” + kéo thả “Scope”</w:t>
-      </w:r>
-    </w:p>
-    <w:p>
-      <w:pPr>
-        <w:pStyle w:val="ListParagraph"/>
-        <w:numPr>
-          <w:ilvl w:val="0"/>
-          <w:numId w:val="3"/>
-        </w:numPr>
-        <w:rPr>
-          <w:lang w:val="en-US"/>
-        </w:rPr>
-      </w:pPr>
-      <w:r>
-        <w:rPr>
-          <w:lang w:val="en-US"/>
-        </w:rPr>
-        <w:t>Cửa sổ tham số của Oscilloscope sẽ hiển thị đồ thị tín hiệu chân Input của nó khi chạy mô phỏng</w:t>
-      </w:r>
-    </w:p>
-    <w:p>
-      <w:pPr>
-        <w:pStyle w:val="ListParagraph"/>
-        <w:numPr>
-          <w:ilvl w:val="0"/>
-          <w:numId w:val="3"/>
-        </w:numPr>
-        <w:rPr>
-          <w:lang w:val="en-US"/>
-        </w:rPr>
-      </w:pPr>
-      <w:r>
-        <w:rPr>
-          <w:lang w:val="en-US"/>
-        </w:rPr>
-        <w:t>Display</w:t>
-      </w:r>
-    </w:p>
-    <w:p>
-      <w:pPr>
-        <w:pStyle w:val="ListParagraph"/>
-        <w:numPr>
-          <w:ilvl w:val="0"/>
-          <w:numId w:val="3"/>
-        </w:numPr>
-        <w:rPr>
-          <w:lang w:val="en-US"/>
-        </w:rPr>
-      </w:pPr>
-      <w:r>
-        <w:rPr>
-          <w:lang w:val="en-US"/>
-        </w:rPr>
-        <w:t>Vào “Sinks” + kéo thả “Display”</w:t>
-      </w:r>
-    </w:p>
-    <w:p>
-      <w:pPr>
-        <w:pStyle w:val="ListParagraph"/>
-        <w:numPr>
-          <w:ilvl w:val="0"/>
-          <w:numId w:val="3"/>
-        </w:numPr>
-        <w:rPr>
-          <w:lang w:val="en-US"/>
-        </w:rPr>
-      </w:pPr>
-      <w:r>
-        <w:rPr>
-          <w:lang w:val="en-US"/>
-        </w:rPr>
-        <w:t>Phần tử này hiện điện thế của chân Input của nó khi chạy mô phỏng</w:t>
-      </w:r>
-    </w:p>
-    <w:p>
-      <w:pPr>
-        <w:pStyle w:val="ListParagraph"/>
-        <w:numPr>
-          <w:ilvl w:val="0"/>
-          <w:numId w:val="22"/>
-        </w:numPr>
-        <w:rPr>
-          <w:lang w:val="en-US"/>
-        </w:rPr>
-      </w:pPr>
-      <w:r>
-        <w:rPr>
-          <w:lang w:val="en-US"/>
-        </w:rPr>
-        <w:t>Thẻ Simscape</w:t>
-      </w:r>
-      <w:r>
-        <w:rPr>
-          <w:lang w:val="en-US"/>
-        </w:rPr>
-        <w:t>?</w:t>
-      </w:r>
-    </w:p>
-    <w:p>
-      <w:pPr>
-        <w:pStyle w:val="ListParagraph"/>
-        <w:numPr>
-          <w:ilvl w:val="0"/>
-          <w:numId w:val="3"/>
-        </w:numPr>
-        <w:rPr>
-          <w:lang w:val="en-US"/>
-        </w:rPr>
-      </w:pPr>
-      <w:r>
-        <w:rPr>
-          <w:lang w:val="en-US"/>
-        </w:rPr>
-        <w:t>Nguồn AC</w:t>
-      </w:r>
-    </w:p>
-    <w:p>
-      <w:pPr>
-        <w:pStyle w:val="ListParagraph"/>
-        <w:numPr>
-          <w:ilvl w:val="0"/>
-          <w:numId w:val="3"/>
-        </w:numPr>
-        <w:rPr>
-          <w:lang w:val="en-US"/>
-        </w:rPr>
-      </w:pPr>
-      <w:r>
-        <w:rPr>
-          <w:lang w:val="en-US"/>
-        </w:rPr>
-        <w:t>V</w:t>
-      </w:r>
-      <w:r>
-        <w:rPr>
-          <w:lang w:val="en-US"/>
-        </w:rPr>
         <w:t>ào “</w:t>
       </w:r>
       <w:r>
@@ -18452,7 +19505,6 @@
         <w:rPr>
           <w:lang w:val="en-US"/>
         </w:rPr>
-        <w:lastRenderedPageBreak/>
         <w:t>V</w:t>
       </w:r>
       <w:r>
@@ -19140,10 +20192,10 @@
     </w:lvl>
   </w:abstractNum>
   <w:abstractNum w:abstractNumId="1" w15:restartNumberingAfterBreak="0">
-    <w:nsid w:val="0ABB476E"/>
+    <w:nsid w:val="091406A0"/>
     <w:multiLevelType w:val="hybridMultilevel"/>
-    <w:tmpl w:val="1206BE18"/>
-    <w:lvl w:ilvl="0" w:tplc="3D2888BC">
+    <w:tmpl w:val="A89CEF50"/>
+    <w:lvl w:ilvl="0" w:tplc="77B0232C">
       <w:start w:val="1"/>
       <w:numFmt w:val="decimal"/>
       <w:lvlText w:val="%1."/>
@@ -19229,10 +20281,10 @@
     </w:lvl>
   </w:abstractNum>
   <w:abstractNum w:abstractNumId="2" w15:restartNumberingAfterBreak="0">
-    <w:nsid w:val="0FA0209E"/>
+    <w:nsid w:val="0ABB476E"/>
     <w:multiLevelType w:val="hybridMultilevel"/>
-    <w:tmpl w:val="E306EBE8"/>
-    <w:lvl w:ilvl="0" w:tplc="B9DEF266">
+    <w:tmpl w:val="1206BE18"/>
+    <w:lvl w:ilvl="0" w:tplc="3D2888BC">
       <w:start w:val="1"/>
       <w:numFmt w:val="decimal"/>
       <w:lvlText w:val="%1."/>
@@ -19318,6 +20370,95 @@
     </w:lvl>
   </w:abstractNum>
   <w:abstractNum w:abstractNumId="3" w15:restartNumberingAfterBreak="0">
+    <w:nsid w:val="0FA0209E"/>
+    <w:multiLevelType w:val="hybridMultilevel"/>
+    <w:tmpl w:val="E306EBE8"/>
+    <w:lvl w:ilvl="0" w:tplc="B9DEF266">
+      <w:start w:val="1"/>
+      <w:numFmt w:val="decimal"/>
+      <w:lvlText w:val="%1."/>
+      <w:lvlJc w:val="left"/>
+      <w:pPr>
+        <w:ind w:left="1080" w:hanging="360"/>
+      </w:pPr>
+      <w:rPr>
+        <w:rFonts w:hint="default"/>
+      </w:rPr>
+    </w:lvl>
+    <w:lvl w:ilvl="1" w:tplc="04090019" w:tentative="1">
+      <w:start w:val="1"/>
+      <w:numFmt w:val="lowerLetter"/>
+      <w:lvlText w:val="%2."/>
+      <w:lvlJc w:val="left"/>
+      <w:pPr>
+        <w:ind w:left="1800" w:hanging="360"/>
+      </w:pPr>
+    </w:lvl>
+    <w:lvl w:ilvl="2" w:tplc="0409001B" w:tentative="1">
+      <w:start w:val="1"/>
+      <w:numFmt w:val="lowerRoman"/>
+      <w:lvlText w:val="%3."/>
+      <w:lvlJc w:val="right"/>
+      <w:pPr>
+        <w:ind w:left="2520" w:hanging="180"/>
+      </w:pPr>
+    </w:lvl>
+    <w:lvl w:ilvl="3" w:tplc="0409000F" w:tentative="1">
+      <w:start w:val="1"/>
+      <w:numFmt w:val="decimal"/>
+      <w:lvlText w:val="%4."/>
+      <w:lvlJc w:val="left"/>
+      <w:pPr>
+        <w:ind w:left="3240" w:hanging="360"/>
+      </w:pPr>
+    </w:lvl>
+    <w:lvl w:ilvl="4" w:tplc="04090019" w:tentative="1">
+      <w:start w:val="1"/>
+      <w:numFmt w:val="lowerLetter"/>
+      <w:lvlText w:val="%5."/>
+      <w:lvlJc w:val="left"/>
+      <w:pPr>
+        <w:ind w:left="3960" w:hanging="360"/>
+      </w:pPr>
+    </w:lvl>
+    <w:lvl w:ilvl="5" w:tplc="0409001B" w:tentative="1">
+      <w:start w:val="1"/>
+      <w:numFmt w:val="lowerRoman"/>
+      <w:lvlText w:val="%6."/>
+      <w:lvlJc w:val="right"/>
+      <w:pPr>
+        <w:ind w:left="4680" w:hanging="180"/>
+      </w:pPr>
+    </w:lvl>
+    <w:lvl w:ilvl="6" w:tplc="0409000F" w:tentative="1">
+      <w:start w:val="1"/>
+      <w:numFmt w:val="decimal"/>
+      <w:lvlText w:val="%7."/>
+      <w:lvlJc w:val="left"/>
+      <w:pPr>
+        <w:ind w:left="5400" w:hanging="360"/>
+      </w:pPr>
+    </w:lvl>
+    <w:lvl w:ilvl="7" w:tplc="04090019" w:tentative="1">
+      <w:start w:val="1"/>
+      <w:numFmt w:val="lowerLetter"/>
+      <w:lvlText w:val="%8."/>
+      <w:lvlJc w:val="left"/>
+      <w:pPr>
+        <w:ind w:left="6120" w:hanging="360"/>
+      </w:pPr>
+    </w:lvl>
+    <w:lvl w:ilvl="8" w:tplc="0409001B" w:tentative="1">
+      <w:start w:val="1"/>
+      <w:numFmt w:val="lowerRoman"/>
+      <w:lvlText w:val="%9."/>
+      <w:lvlJc w:val="right"/>
+      <w:pPr>
+        <w:ind w:left="6840" w:hanging="180"/>
+      </w:pPr>
+    </w:lvl>
+  </w:abstractNum>
+  <w:abstractNum w:abstractNumId="4" w15:restartNumberingAfterBreak="0">
     <w:nsid w:val="10F07962"/>
     <w:multiLevelType w:val="hybridMultilevel"/>
     <w:tmpl w:val="BCE89BF8"/>
@@ -19430,7 +20571,96 @@
       </w:rPr>
     </w:lvl>
   </w:abstractNum>
-  <w:abstractNum w:abstractNumId="4" w15:restartNumberingAfterBreak="0">
+  <w:abstractNum w:abstractNumId="5" w15:restartNumberingAfterBreak="0">
+    <w:nsid w:val="193A08A6"/>
+    <w:multiLevelType w:val="hybridMultilevel"/>
+    <w:tmpl w:val="61FA3C00"/>
+    <w:lvl w:ilvl="0" w:tplc="0D967CC0">
+      <w:start w:val="1"/>
+      <w:numFmt w:val="decimal"/>
+      <w:lvlText w:val="%1."/>
+      <w:lvlJc w:val="left"/>
+      <w:pPr>
+        <w:ind w:left="1080" w:hanging="360"/>
+      </w:pPr>
+      <w:rPr>
+        <w:rFonts w:hint="default"/>
+      </w:rPr>
+    </w:lvl>
+    <w:lvl w:ilvl="1" w:tplc="04090019" w:tentative="1">
+      <w:start w:val="1"/>
+      <w:numFmt w:val="lowerLetter"/>
+      <w:lvlText w:val="%2."/>
+      <w:lvlJc w:val="left"/>
+      <w:pPr>
+        <w:ind w:left="1800" w:hanging="360"/>
+      </w:pPr>
+    </w:lvl>
+    <w:lvl w:ilvl="2" w:tplc="0409001B" w:tentative="1">
+      <w:start w:val="1"/>
+      <w:numFmt w:val="lowerRoman"/>
+      <w:lvlText w:val="%3."/>
+      <w:lvlJc w:val="right"/>
+      <w:pPr>
+        <w:ind w:left="2520" w:hanging="180"/>
+      </w:pPr>
+    </w:lvl>
+    <w:lvl w:ilvl="3" w:tplc="0409000F" w:tentative="1">
+      <w:start w:val="1"/>
+      <w:numFmt w:val="decimal"/>
+      <w:lvlText w:val="%4."/>
+      <w:lvlJc w:val="left"/>
+      <w:pPr>
+        <w:ind w:left="3240" w:hanging="360"/>
+      </w:pPr>
+    </w:lvl>
+    <w:lvl w:ilvl="4" w:tplc="04090019" w:tentative="1">
+      <w:start w:val="1"/>
+      <w:numFmt w:val="lowerLetter"/>
+      <w:lvlText w:val="%5."/>
+      <w:lvlJc w:val="left"/>
+      <w:pPr>
+        <w:ind w:left="3960" w:hanging="360"/>
+      </w:pPr>
+    </w:lvl>
+    <w:lvl w:ilvl="5" w:tplc="0409001B" w:tentative="1">
+      <w:start w:val="1"/>
+      <w:numFmt w:val="lowerRoman"/>
+      <w:lvlText w:val="%6."/>
+      <w:lvlJc w:val="right"/>
+      <w:pPr>
+        <w:ind w:left="4680" w:hanging="180"/>
+      </w:pPr>
+    </w:lvl>
+    <w:lvl w:ilvl="6" w:tplc="0409000F" w:tentative="1">
+      <w:start w:val="1"/>
+      <w:numFmt w:val="decimal"/>
+      <w:lvlText w:val="%7."/>
+      <w:lvlJc w:val="left"/>
+      <w:pPr>
+        <w:ind w:left="5400" w:hanging="360"/>
+      </w:pPr>
+    </w:lvl>
+    <w:lvl w:ilvl="7" w:tplc="04090019" w:tentative="1">
+      <w:start w:val="1"/>
+      <w:numFmt w:val="lowerLetter"/>
+      <w:lvlText w:val="%8."/>
+      <w:lvlJc w:val="left"/>
+      <w:pPr>
+        <w:ind w:left="6120" w:hanging="360"/>
+      </w:pPr>
+    </w:lvl>
+    <w:lvl w:ilvl="8" w:tplc="0409001B" w:tentative="1">
+      <w:start w:val="1"/>
+      <w:numFmt w:val="lowerRoman"/>
+      <w:lvlText w:val="%9."/>
+      <w:lvlJc w:val="right"/>
+      <w:pPr>
+        <w:ind w:left="6840" w:hanging="180"/>
+      </w:pPr>
+    </w:lvl>
+  </w:abstractNum>
+  <w:abstractNum w:abstractNumId="6" w15:restartNumberingAfterBreak="0">
     <w:nsid w:val="25490848"/>
     <w:multiLevelType w:val="hybridMultilevel"/>
     <w:tmpl w:val="4D4856CE"/>
@@ -19519,7 +20749,7 @@
       </w:pPr>
     </w:lvl>
   </w:abstractNum>
-  <w:abstractNum w:abstractNumId="5" w15:restartNumberingAfterBreak="0">
+  <w:abstractNum w:abstractNumId="7" w15:restartNumberingAfterBreak="0">
     <w:nsid w:val="315717BD"/>
     <w:multiLevelType w:val="hybridMultilevel"/>
     <w:tmpl w:val="03F04CCE"/>
@@ -19608,7 +20838,7 @@
       </w:pPr>
     </w:lvl>
   </w:abstractNum>
-  <w:abstractNum w:abstractNumId="6" w15:restartNumberingAfterBreak="0">
+  <w:abstractNum w:abstractNumId="8" w15:restartNumberingAfterBreak="0">
     <w:nsid w:val="315E20DF"/>
     <w:multiLevelType w:val="hybridMultilevel"/>
     <w:tmpl w:val="8B1E5ED6"/>
@@ -19697,7 +20927,7 @@
       </w:pPr>
     </w:lvl>
   </w:abstractNum>
-  <w:abstractNum w:abstractNumId="7" w15:restartNumberingAfterBreak="0">
+  <w:abstractNum w:abstractNumId="9" w15:restartNumberingAfterBreak="0">
     <w:nsid w:val="34696CFE"/>
     <w:multiLevelType w:val="hybridMultilevel"/>
     <w:tmpl w:val="D57EC0F2"/>
@@ -19786,7 +21016,7 @@
       </w:pPr>
     </w:lvl>
   </w:abstractNum>
-  <w:abstractNum w:abstractNumId="8" w15:restartNumberingAfterBreak="0">
+  <w:abstractNum w:abstractNumId="10" w15:restartNumberingAfterBreak="0">
     <w:nsid w:val="36A80456"/>
     <w:multiLevelType w:val="hybridMultilevel"/>
     <w:tmpl w:val="5BAC69E0"/>
@@ -19875,7 +21105,7 @@
       </w:pPr>
     </w:lvl>
   </w:abstractNum>
-  <w:abstractNum w:abstractNumId="9" w15:restartNumberingAfterBreak="0">
+  <w:abstractNum w:abstractNumId="11" w15:restartNumberingAfterBreak="0">
     <w:nsid w:val="37880FF1"/>
     <w:multiLevelType w:val="hybridMultilevel"/>
     <w:tmpl w:val="7578F790"/>
@@ -19964,7 +21194,7 @@
       </w:pPr>
     </w:lvl>
   </w:abstractNum>
-  <w:abstractNum w:abstractNumId="10" w15:restartNumberingAfterBreak="0">
+  <w:abstractNum w:abstractNumId="12" w15:restartNumberingAfterBreak="0">
     <w:nsid w:val="383A35A5"/>
     <w:multiLevelType w:val="hybridMultilevel"/>
     <w:tmpl w:val="F53A6BB4"/>
@@ -20053,7 +21283,7 @@
       </w:pPr>
     </w:lvl>
   </w:abstractNum>
-  <w:abstractNum w:abstractNumId="11" w15:restartNumberingAfterBreak="0">
+  <w:abstractNum w:abstractNumId="13" w15:restartNumberingAfterBreak="0">
     <w:nsid w:val="3A050E5A"/>
     <w:multiLevelType w:val="hybridMultilevel"/>
     <w:tmpl w:val="A112D88E"/>
@@ -20142,7 +21372,7 @@
       </w:pPr>
     </w:lvl>
   </w:abstractNum>
-  <w:abstractNum w:abstractNumId="12" w15:restartNumberingAfterBreak="0">
+  <w:abstractNum w:abstractNumId="14" w15:restartNumberingAfterBreak="0">
     <w:nsid w:val="3A8E18F2"/>
     <w:multiLevelType w:val="hybridMultilevel"/>
     <w:tmpl w:val="6CD49E16"/>
@@ -20231,7 +21461,7 @@
       </w:pPr>
     </w:lvl>
   </w:abstractNum>
-  <w:abstractNum w:abstractNumId="13" w15:restartNumberingAfterBreak="0">
+  <w:abstractNum w:abstractNumId="15" w15:restartNumberingAfterBreak="0">
     <w:nsid w:val="47A3694A"/>
     <w:multiLevelType w:val="hybridMultilevel"/>
     <w:tmpl w:val="94866668"/>
@@ -20320,7 +21550,7 @@
       </w:pPr>
     </w:lvl>
   </w:abstractNum>
-  <w:abstractNum w:abstractNumId="14" w15:restartNumberingAfterBreak="0">
+  <w:abstractNum w:abstractNumId="16" w15:restartNumberingAfterBreak="0">
     <w:nsid w:val="4CC4413D"/>
     <w:multiLevelType w:val="hybridMultilevel"/>
     <w:tmpl w:val="9872EA18"/>
@@ -20409,7 +21639,7 @@
       </w:pPr>
     </w:lvl>
   </w:abstractNum>
-  <w:abstractNum w:abstractNumId="15" w15:restartNumberingAfterBreak="0">
+  <w:abstractNum w:abstractNumId="17" w15:restartNumberingAfterBreak="0">
     <w:nsid w:val="4D382039"/>
     <w:multiLevelType w:val="hybridMultilevel"/>
     <w:tmpl w:val="5880B58E"/>
@@ -20498,7 +21728,7 @@
       </w:pPr>
     </w:lvl>
   </w:abstractNum>
-  <w:abstractNum w:abstractNumId="16" w15:restartNumberingAfterBreak="0">
+  <w:abstractNum w:abstractNumId="18" w15:restartNumberingAfterBreak="0">
     <w:nsid w:val="52053F5A"/>
     <w:multiLevelType w:val="hybridMultilevel"/>
     <w:tmpl w:val="13AE6236"/>
@@ -20587,7 +21817,7 @@
       </w:pPr>
     </w:lvl>
   </w:abstractNum>
-  <w:abstractNum w:abstractNumId="17" w15:restartNumberingAfterBreak="0">
+  <w:abstractNum w:abstractNumId="19" w15:restartNumberingAfterBreak="0">
     <w:nsid w:val="561640A3"/>
     <w:multiLevelType w:val="hybridMultilevel"/>
     <w:tmpl w:val="663ED04E"/>
@@ -20676,7 +21906,7 @@
       </w:pPr>
     </w:lvl>
   </w:abstractNum>
-  <w:abstractNum w:abstractNumId="18" w15:restartNumberingAfterBreak="0">
+  <w:abstractNum w:abstractNumId="20" w15:restartNumberingAfterBreak="0">
     <w:nsid w:val="5AE427A8"/>
     <w:multiLevelType w:val="hybridMultilevel"/>
     <w:tmpl w:val="0C929334"/>
@@ -20765,7 +21995,7 @@
       </w:pPr>
     </w:lvl>
   </w:abstractNum>
-  <w:abstractNum w:abstractNumId="19" w15:restartNumberingAfterBreak="0">
+  <w:abstractNum w:abstractNumId="21" w15:restartNumberingAfterBreak="0">
     <w:nsid w:val="669062BD"/>
     <w:multiLevelType w:val="hybridMultilevel"/>
     <w:tmpl w:val="010A4522"/>
@@ -20854,7 +22084,7 @@
       </w:pPr>
     </w:lvl>
   </w:abstractNum>
-  <w:abstractNum w:abstractNumId="20" w15:restartNumberingAfterBreak="0">
+  <w:abstractNum w:abstractNumId="22" w15:restartNumberingAfterBreak="0">
     <w:nsid w:val="6EA02C5C"/>
     <w:multiLevelType w:val="hybridMultilevel"/>
     <w:tmpl w:val="93A0FAF2"/>
@@ -20967,7 +22197,7 @@
       </w:rPr>
     </w:lvl>
   </w:abstractNum>
-  <w:abstractNum w:abstractNumId="21" w15:restartNumberingAfterBreak="0">
+  <w:abstractNum w:abstractNumId="23" w15:restartNumberingAfterBreak="0">
     <w:nsid w:val="6EE76795"/>
     <w:multiLevelType w:val="hybridMultilevel"/>
     <w:tmpl w:val="E29AE982"/>
@@ -21057,70 +22287,76 @@
     </w:lvl>
   </w:abstractNum>
   <w:num w:numId="1" w16cid:durableId="105732668">
-    <w:abstractNumId w:val="4"/>
+    <w:abstractNumId w:val="6"/>
   </w:num>
   <w:num w:numId="2" w16cid:durableId="979265608">
-    <w:abstractNumId w:val="14"/>
+    <w:abstractNumId w:val="16"/>
   </w:num>
   <w:num w:numId="3" w16cid:durableId="579799846">
-    <w:abstractNumId w:val="20"/>
+    <w:abstractNumId w:val="22"/>
   </w:num>
   <w:num w:numId="4" w16cid:durableId="1081215143">
-    <w:abstractNumId w:val="7"/>
+    <w:abstractNumId w:val="9"/>
   </w:num>
   <w:num w:numId="5" w16cid:durableId="1422794264">
-    <w:abstractNumId w:val="8"/>
+    <w:abstractNumId w:val="10"/>
   </w:num>
   <w:num w:numId="6" w16cid:durableId="1599561250">
-    <w:abstractNumId w:val="12"/>
+    <w:abstractNumId w:val="14"/>
   </w:num>
   <w:num w:numId="7" w16cid:durableId="1390882582">
     <w:abstractNumId w:val="0"/>
   </w:num>
   <w:num w:numId="8" w16cid:durableId="117116186">
+    <w:abstractNumId w:val="23"/>
+  </w:num>
+  <w:num w:numId="9" w16cid:durableId="353118514">
+    <w:abstractNumId w:val="7"/>
+  </w:num>
+  <w:num w:numId="10" w16cid:durableId="2128036822">
+    <w:abstractNumId w:val="12"/>
+  </w:num>
+  <w:num w:numId="11" w16cid:durableId="385834222">
     <w:abstractNumId w:val="21"/>
   </w:num>
-  <w:num w:numId="9" w16cid:durableId="353118514">
-    <w:abstractNumId w:val="5"/>
+  <w:num w:numId="12" w16cid:durableId="1147891060">
+    <w:abstractNumId w:val="3"/>
   </w:num>
-  <w:num w:numId="10" w16cid:durableId="2128036822">
-    <w:abstractNumId w:val="10"/>
+  <w:num w:numId="13" w16cid:durableId="233322713">
+    <w:abstractNumId w:val="2"/>
   </w:num>
-  <w:num w:numId="11" w16cid:durableId="385834222">
+  <w:num w:numId="14" w16cid:durableId="1664353762">
+    <w:abstractNumId w:val="20"/>
+  </w:num>
+  <w:num w:numId="15" w16cid:durableId="671374831">
+    <w:abstractNumId w:val="4"/>
+  </w:num>
+  <w:num w:numId="16" w16cid:durableId="156118344">
     <w:abstractNumId w:val="19"/>
   </w:num>
-  <w:num w:numId="12" w16cid:durableId="1147891060">
-    <w:abstractNumId w:val="2"/>
+  <w:num w:numId="17" w16cid:durableId="435180199">
+    <w:abstractNumId w:val="17"/>
   </w:num>
-  <w:num w:numId="13" w16cid:durableId="233322713">
+  <w:num w:numId="18" w16cid:durableId="1631204123">
+    <w:abstractNumId w:val="13"/>
+  </w:num>
+  <w:num w:numId="19" w16cid:durableId="391776047">
+    <w:abstractNumId w:val="15"/>
+  </w:num>
+  <w:num w:numId="20" w16cid:durableId="1748577579">
+    <w:abstractNumId w:val="18"/>
+  </w:num>
+  <w:num w:numId="21" w16cid:durableId="1361710887">
+    <w:abstractNumId w:val="11"/>
+  </w:num>
+  <w:num w:numId="22" w16cid:durableId="9262085">
+    <w:abstractNumId w:val="8"/>
+  </w:num>
+  <w:num w:numId="23" w16cid:durableId="1456290110">
     <w:abstractNumId w:val="1"/>
   </w:num>
-  <w:num w:numId="14" w16cid:durableId="1664353762">
-    <w:abstractNumId w:val="18"/>
-  </w:num>
-  <w:num w:numId="15" w16cid:durableId="671374831">
-    <w:abstractNumId w:val="3"/>
-  </w:num>
-  <w:num w:numId="16" w16cid:durableId="156118344">
-    <w:abstractNumId w:val="17"/>
-  </w:num>
-  <w:num w:numId="17" w16cid:durableId="435180199">
-    <w:abstractNumId w:val="15"/>
-  </w:num>
-  <w:num w:numId="18" w16cid:durableId="1631204123">
-    <w:abstractNumId w:val="11"/>
-  </w:num>
-  <w:num w:numId="19" w16cid:durableId="391776047">
-    <w:abstractNumId w:val="13"/>
-  </w:num>
-  <w:num w:numId="20" w16cid:durableId="1748577579">
-    <w:abstractNumId w:val="16"/>
-  </w:num>
-  <w:num w:numId="21" w16cid:durableId="1361710887">
-    <w:abstractNumId w:val="9"/>
-  </w:num>
-  <w:num w:numId="22" w16cid:durableId="9262085">
-    <w:abstractNumId w:val="6"/>
+  <w:num w:numId="24" w16cid:durableId="1879970846">
+    <w:abstractNumId w:val="5"/>
   </w:num>
 </w:numbering>
 </file>

--- a/matlab.docx
+++ b/matlab.docx
@@ -15859,6 +15859,139 @@
     </w:p>
     <w:p>
       <w:pPr>
+        <w:pStyle w:val="ListParagraph"/>
+        <w:numPr>
+          <w:ilvl w:val="0"/>
+          <w:numId w:val="19"/>
+        </w:numPr>
+        <w:rPr>
+          <w:lang w:val="en-US"/>
+        </w:rPr>
+      </w:pPr>
+      <w:r>
+        <w:rPr>
+          <w:lang w:val="en-US"/>
+        </w:rPr>
+        <w:lastRenderedPageBreak/>
+        <w:t xml:space="preserve">Cách </w:t>
+      </w:r>
+      <w:r>
+        <w:rPr>
+          <w:lang w:val="en-US"/>
+        </w:rPr>
+        <w:t xml:space="preserve">Hiện Số Thập Phân Thay Vì Phân Số Khi In </w:t>
+      </w:r>
+      <w:r>
+        <w:rPr>
+          <w:lang w:val="en-US"/>
+        </w:rPr>
+        <w:t>Symbol</w:t>
+      </w:r>
+      <w:r>
+        <w:rPr>
+          <w:lang w:val="en-US"/>
+        </w:rPr>
+        <w:t>?</w:t>
+      </w:r>
+    </w:p>
+    <w:p>
+      <w:pPr>
+        <w:pStyle w:val="ListParagraph"/>
+        <w:pBdr>
+          <w:top w:val="single" w:sz="4" w:space="1" w:color="auto"/>
+          <w:left w:val="single" w:sz="4" w:space="4" w:color="auto"/>
+          <w:bottom w:val="single" w:sz="4" w:space="1" w:color="auto"/>
+          <w:right w:val="single" w:sz="4" w:space="4" w:color="auto"/>
+        </w:pBdr>
+        <w:ind w:left="1080"/>
+        <w:rPr>
+          <w:lang w:val="en-US"/>
+        </w:rPr>
+      </w:pPr>
+      <w:r>
+        <w:rPr>
+          <w:lang w:val="en-US"/>
+        </w:rPr>
+        <w:t>sympref("FloatingPointOutput",</w:t>
+      </w:r>
+      <w:r>
+        <w:rPr>
+          <w:lang w:val="en-US"/>
+        </w:rPr>
+        <w:t xml:space="preserve"> </w:t>
+      </w:r>
+      <w:r>
+        <w:rPr>
+          <w:lang w:val="en-US"/>
+        </w:rPr>
+        <w:t>true)</w:t>
+      </w:r>
+    </w:p>
+    <w:p>
+      <w:pPr>
+        <w:pStyle w:val="ListParagraph"/>
+        <w:numPr>
+          <w:ilvl w:val="0"/>
+          <w:numId w:val="3"/>
+        </w:numPr>
+        <w:rPr>
+          <w:lang w:val="en-US"/>
+        </w:rPr>
+      </w:pPr>
+      <w:r>
+        <w:rPr>
+          <w:lang w:val="en-US"/>
+        </w:rPr>
+        <w:t>Để trở về trạng thái ban đầu</w:t>
+      </w:r>
+    </w:p>
+    <w:p>
+      <w:pPr>
+        <w:pStyle w:val="ListParagraph"/>
+        <w:pBdr>
+          <w:top w:val="single" w:sz="4" w:space="1" w:color="auto"/>
+          <w:left w:val="single" w:sz="4" w:space="4" w:color="auto"/>
+          <w:bottom w:val="single" w:sz="4" w:space="1" w:color="auto"/>
+          <w:right w:val="single" w:sz="4" w:space="4" w:color="auto"/>
+        </w:pBdr>
+        <w:ind w:left="1080"/>
+        <w:rPr>
+          <w:lang w:val="en-US"/>
+        </w:rPr>
+      </w:pPr>
+      <w:r>
+        <w:rPr>
+          <w:lang w:val="en-US"/>
+        </w:rPr>
+        <w:t>sympref("FloatingPointOutput",</w:t>
+      </w:r>
+      <w:r>
+        <w:rPr>
+          <w:lang w:val="en-US"/>
+        </w:rPr>
+        <w:t xml:space="preserve"> </w:t>
+      </w:r>
+      <w:r>
+        <w:rPr>
+          <w:lang w:val="en-US"/>
+        </w:rPr>
+        <w:t>true)</w:t>
+      </w:r>
+    </w:p>
+    <w:p>
+      <w:pPr>
+        <w:pStyle w:val="ListParagraph"/>
+        <w:numPr>
+          <w:ilvl w:val="0"/>
+          <w:numId w:val="3"/>
+        </w:numPr>
+        <w:rPr>
+          <w:lang w:val="en-US"/>
+        </w:rPr>
+      </w:pPr>
+    </w:p>
+    <w:p>
+      <w:pPr>
         <w:rPr>
           <w:lang w:val="en-US"/>
         </w:rPr>
@@ -16591,6 +16724,7 @@
         <w:rPr>
           <w:lang w:val="en-US"/>
         </w:rPr>
+        <w:lastRenderedPageBreak/>
         <w:t>grid off</w:t>
       </w:r>
     </w:p>
@@ -16720,802 +16854,802 @@
         <w:rPr>
           <w:lang w:val="en-US"/>
         </w:rPr>
+        <w:t xml:space="preserve">Trường hợp 2, &lt;X&gt; và &lt;Y&gt; là 2 ma trận </w:t>
+      </w:r>
+      <w:r>
+        <w:rPr>
+          <w:lang w:val="en-US"/>
+        </w:rPr>
+        <w:t>cùng Shape, hoặc 1 trong 2 là cột hoặc hàng, khi đó số phần tử phải = số dòng của ma trận còn lại để Broadcast</w:t>
+      </w:r>
+    </w:p>
+    <w:p>
+      <w:pPr>
+        <w:pStyle w:val="ListParagraph"/>
+        <w:numPr>
+          <w:ilvl w:val="0"/>
+          <w:numId w:val="3"/>
+        </w:numPr>
+        <w:rPr>
+          <w:lang w:val="en-US"/>
+        </w:rPr>
+      </w:pPr>
+      <w:r>
+        <w:rPr>
+          <w:lang w:val="en-US"/>
+        </w:rPr>
+        <w:t>Giống Plot nhiều Line trong Matplotlib, mỗi cột trong ma trận là 1 Line</w:t>
+      </w:r>
+    </w:p>
+    <w:p>
+      <w:pPr>
+        <w:pStyle w:val="ListParagraph"/>
+        <w:numPr>
+          <w:ilvl w:val="0"/>
+          <w:numId w:val="3"/>
+        </w:numPr>
+        <w:rPr>
+          <w:lang w:val="en-US"/>
+        </w:rPr>
+      </w:pPr>
+      <w:r>
+        <w:rPr>
+          <w:lang w:val="en-US"/>
+        </w:rPr>
+        <w:t>&lt;Style&gt; là 1 String chỉ định màu, kiểu đường, … của tất cả các Line</w:t>
+      </w:r>
+    </w:p>
+    <w:p>
+      <w:pPr>
+        <w:pStyle w:val="ListParagraph"/>
+        <w:numPr>
+          <w:ilvl w:val="0"/>
+          <w:numId w:val="3"/>
+        </w:numPr>
+        <w:rPr>
+          <w:lang w:val="en-US"/>
+        </w:rPr>
+      </w:pPr>
+      <w:r>
+        <w:rPr>
+          <w:lang w:val="en-US"/>
+        </w:rPr>
+        <w:t>Ta có thể cập nhật lại &lt;X&gt; và &lt;Y&gt; của &lt;Line&gt; và ngay lập tức đồ thị của nó được cập nhật</w:t>
+      </w:r>
+    </w:p>
+    <w:p>
+      <w:pPr>
+        <w:pStyle w:val="ListParagraph"/>
+        <w:pBdr>
+          <w:top w:val="single" w:sz="4" w:space="1" w:color="auto"/>
+          <w:left w:val="single" w:sz="4" w:space="4" w:color="auto"/>
+          <w:bottom w:val="single" w:sz="4" w:space="1" w:color="auto"/>
+          <w:right w:val="single" w:sz="4" w:space="4" w:color="auto"/>
+        </w:pBdr>
+        <w:ind w:left="1080"/>
+        <w:rPr>
+          <w:lang w:val="en-US"/>
+        </w:rPr>
+      </w:pPr>
+      <w:r>
+        <w:rPr>
+          <w:lang w:val="en-US"/>
+        </w:rPr>
+        <w:t>&lt;Line&gt;.XData = &lt;X Mới&gt;</w:t>
+      </w:r>
+    </w:p>
+    <w:p>
+      <w:pPr>
+        <w:pStyle w:val="ListParagraph"/>
+        <w:pBdr>
+          <w:top w:val="single" w:sz="4" w:space="1" w:color="auto"/>
+          <w:left w:val="single" w:sz="4" w:space="4" w:color="auto"/>
+          <w:bottom w:val="single" w:sz="4" w:space="1" w:color="auto"/>
+          <w:right w:val="single" w:sz="4" w:space="4" w:color="auto"/>
+        </w:pBdr>
+        <w:ind w:left="1080"/>
+        <w:rPr>
+          <w:lang w:val="en-US"/>
+        </w:rPr>
+      </w:pPr>
+      <w:r>
+        <w:rPr>
+          <w:lang w:val="en-US"/>
+        </w:rPr>
+        <w:t>&lt;Line&gt;.YData = &lt;Y Mới&gt;</w:t>
+      </w:r>
+    </w:p>
+    <w:p>
+      <w:pPr>
+        <w:pStyle w:val="ListParagraph"/>
+        <w:numPr>
+          <w:ilvl w:val="0"/>
+          <w:numId w:val="11"/>
+        </w:numPr>
+        <w:rPr>
+          <w:lang w:val="en-US"/>
+        </w:rPr>
+      </w:pPr>
+      <w:r>
+        <w:rPr>
+          <w:lang w:val="en-US"/>
+        </w:rPr>
+        <w:t>Plot 1 Đống Vector Vào Subplot Hiện Tại?</w:t>
+      </w:r>
+    </w:p>
+    <w:p>
+      <w:pPr>
+        <w:pStyle w:val="ListParagraph"/>
+        <w:pBdr>
+          <w:top w:val="single" w:sz="4" w:space="1" w:color="auto"/>
+          <w:left w:val="single" w:sz="4" w:space="4" w:color="auto"/>
+          <w:bottom w:val="single" w:sz="4" w:space="1" w:color="auto"/>
+          <w:right w:val="single" w:sz="4" w:space="4" w:color="auto"/>
+        </w:pBdr>
+        <w:ind w:left="1080"/>
+        <w:rPr>
+          <w:lang w:val="en-US"/>
+        </w:rPr>
+      </w:pPr>
+      <w:r>
+        <w:rPr>
+          <w:lang w:val="en-US"/>
+        </w:rPr>
+        <w:t xml:space="preserve">&lt;Quiver&gt; = </w:t>
+      </w:r>
+      <w:r>
+        <w:rPr>
+          <w:lang w:val="en-US"/>
+        </w:rPr>
+        <w:t>quiver(</w:t>
+      </w:r>
+    </w:p>
+    <w:p>
+      <w:pPr>
+        <w:pStyle w:val="ListParagraph"/>
+        <w:pBdr>
+          <w:top w:val="single" w:sz="4" w:space="1" w:color="auto"/>
+          <w:left w:val="single" w:sz="4" w:space="4" w:color="auto"/>
+          <w:bottom w:val="single" w:sz="4" w:space="1" w:color="auto"/>
+          <w:right w:val="single" w:sz="4" w:space="4" w:color="auto"/>
+        </w:pBdr>
+        <w:ind w:left="1080"/>
+        <w:rPr>
+          <w:lang w:val="en-US"/>
+        </w:rPr>
+      </w:pPr>
+      <w:r>
+        <w:rPr>
+          <w:lang w:val="en-US"/>
+        </w:rPr>
+        <w:t xml:space="preserve">    </w:t>
+      </w:r>
+      <w:r>
+        <w:rPr>
+          <w:lang w:val="en-US"/>
+        </w:rPr>
+        <w:t>&lt;X&gt;, &lt;Y&gt;, &lt;U&gt;, &lt;V&gt;, 0</w:t>
+      </w:r>
+      <w:r>
+        <w:rPr>
+          <w:lang w:val="en-US"/>
+        </w:rPr>
+        <w:t xml:space="preserve">, </w:t>
+      </w:r>
+    </w:p>
+    <w:p>
+      <w:pPr>
+        <w:pStyle w:val="ListParagraph"/>
+        <w:pBdr>
+          <w:top w:val="single" w:sz="4" w:space="1" w:color="auto"/>
+          <w:left w:val="single" w:sz="4" w:space="4" w:color="auto"/>
+          <w:bottom w:val="single" w:sz="4" w:space="1" w:color="auto"/>
+          <w:right w:val="single" w:sz="4" w:space="4" w:color="auto"/>
+        </w:pBdr>
+        <w:ind w:left="1080"/>
+        <w:rPr>
+          <w:lang w:val="en-US"/>
+        </w:rPr>
+      </w:pPr>
+      <w:r>
+        <w:rPr>
+          <w:lang w:val="en-US"/>
+        </w:rPr>
+        <w:t xml:space="preserve">    </w:t>
+      </w:r>
+      <w:r>
+        <w:rPr>
+          <w:lang w:val="en-US"/>
+        </w:rPr>
+        <w:t>'linewidth"</w:t>
+      </w:r>
+      <w:r>
+        <w:rPr>
+          <w:lang w:val="en-US"/>
+        </w:rPr>
+        <w:t xml:space="preserve">, &lt;Độ Rộng Vector&gt;, </w:t>
+      </w:r>
+    </w:p>
+    <w:p>
+      <w:pPr>
+        <w:pStyle w:val="ListParagraph"/>
+        <w:pBdr>
+          <w:top w:val="single" w:sz="4" w:space="1" w:color="auto"/>
+          <w:left w:val="single" w:sz="4" w:space="4" w:color="auto"/>
+          <w:bottom w:val="single" w:sz="4" w:space="1" w:color="auto"/>
+          <w:right w:val="single" w:sz="4" w:space="4" w:color="auto"/>
+        </w:pBdr>
+        <w:ind w:left="1080"/>
+        <w:rPr>
+          <w:lang w:val="en-US"/>
+        </w:rPr>
+      </w:pPr>
+      <w:r>
+        <w:rPr>
+          <w:lang w:val="en-US"/>
+        </w:rPr>
+        <w:t xml:space="preserve">    </w:t>
+      </w:r>
+      <w:r>
+        <w:rPr>
+          <w:lang w:val="en-US"/>
+        </w:rPr>
+        <w:t>'MaxHeadSize'</w:t>
+      </w:r>
+      <w:r>
+        <w:rPr>
+          <w:lang w:val="en-US"/>
+        </w:rPr>
+        <w:t>, &lt;Độ To Đầu Mũi Tên&gt;</w:t>
+      </w:r>
+    </w:p>
+    <w:p>
+      <w:pPr>
+        <w:pStyle w:val="ListParagraph"/>
+        <w:pBdr>
+          <w:top w:val="single" w:sz="4" w:space="1" w:color="auto"/>
+          <w:left w:val="single" w:sz="4" w:space="4" w:color="auto"/>
+          <w:bottom w:val="single" w:sz="4" w:space="1" w:color="auto"/>
+          <w:right w:val="single" w:sz="4" w:space="4" w:color="auto"/>
+        </w:pBdr>
+        <w:ind w:left="1080"/>
+        <w:rPr>
+          <w:lang w:val="en-US"/>
+        </w:rPr>
+      </w:pPr>
+      <w:r>
+        <w:rPr>
+          <w:lang w:val="en-US"/>
+        </w:rPr>
+        <w:t>)</w:t>
+      </w:r>
+    </w:p>
+    <w:p>
+      <w:pPr>
+        <w:pStyle w:val="ListParagraph"/>
+        <w:numPr>
+          <w:ilvl w:val="0"/>
+          <w:numId w:val="3"/>
+        </w:numPr>
+        <w:rPr>
+          <w:lang w:val="en-US"/>
+        </w:rPr>
+      </w:pPr>
+      <w:r>
+        <w:rPr>
+          <w:lang w:val="en-US"/>
+        </w:rPr>
+        <w:t>&lt;X&gt;, &lt;Y&gt;, &lt;U&gt;, &lt;V&gt; phải là các Tensor cùng Shape, gốc của các Vector sẽ có hoành độ là &lt;X&gt;, tung độ là &lt;Y&gt;, hướng phải là &lt;U&gt;, hướng trên là &lt;V&gt;</w:t>
+      </w:r>
+    </w:p>
+    <w:p>
+      <w:pPr>
+        <w:pStyle w:val="ListParagraph"/>
+        <w:numPr>
+          <w:ilvl w:val="0"/>
+          <w:numId w:val="3"/>
+        </w:numPr>
+        <w:rPr>
+          <w:lang w:val="en-US"/>
+        </w:rPr>
+      </w:pPr>
+      <w:r>
+        <w:rPr>
+          <w:lang w:val="en-US"/>
+        </w:rPr>
+        <w:t>Ta có thể cập nhật lại &lt;X&gt;, &lt;Y&gt;, &lt;U&gt;, &lt;V&gt; của &lt;Quiver&gt; và ngay lập tức đồ thị của nó được cập nhật</w:t>
+      </w:r>
+    </w:p>
+    <w:p>
+      <w:pPr>
+        <w:pStyle w:val="ListParagraph"/>
+        <w:pBdr>
+          <w:top w:val="single" w:sz="4" w:space="1" w:color="auto"/>
+          <w:left w:val="single" w:sz="4" w:space="4" w:color="auto"/>
+          <w:bottom w:val="single" w:sz="4" w:space="1" w:color="auto"/>
+          <w:right w:val="single" w:sz="4" w:space="4" w:color="auto"/>
+        </w:pBdr>
+        <w:ind w:left="1080"/>
+        <w:rPr>
+          <w:lang w:val="en-US"/>
+        </w:rPr>
+      </w:pPr>
+      <w:r>
+        <w:rPr>
+          <w:lang w:val="en-US"/>
+        </w:rPr>
+        <w:t>&lt;Quiver&gt;.XData = &lt;X Mới&gt;</w:t>
+      </w:r>
+    </w:p>
+    <w:p>
+      <w:pPr>
+        <w:pStyle w:val="ListParagraph"/>
+        <w:pBdr>
+          <w:top w:val="single" w:sz="4" w:space="1" w:color="auto"/>
+          <w:left w:val="single" w:sz="4" w:space="4" w:color="auto"/>
+          <w:bottom w:val="single" w:sz="4" w:space="1" w:color="auto"/>
+          <w:right w:val="single" w:sz="4" w:space="4" w:color="auto"/>
+        </w:pBdr>
+        <w:ind w:left="1080"/>
+        <w:rPr>
+          <w:lang w:val="en-US"/>
+        </w:rPr>
+      </w:pPr>
+      <w:r>
+        <w:rPr>
+          <w:lang w:val="en-US"/>
+        </w:rPr>
+        <w:t>&lt;Quiver&gt;.YData = &lt;Y Mới&gt;</w:t>
+      </w:r>
+    </w:p>
+    <w:p>
+      <w:pPr>
+        <w:pStyle w:val="ListParagraph"/>
+        <w:pBdr>
+          <w:top w:val="single" w:sz="4" w:space="1" w:color="auto"/>
+          <w:left w:val="single" w:sz="4" w:space="4" w:color="auto"/>
+          <w:bottom w:val="single" w:sz="4" w:space="1" w:color="auto"/>
+          <w:right w:val="single" w:sz="4" w:space="4" w:color="auto"/>
+        </w:pBdr>
+        <w:ind w:left="1080"/>
+        <w:rPr>
+          <w:lang w:val="en-US"/>
+        </w:rPr>
+      </w:pPr>
+      <w:r>
+        <w:rPr>
+          <w:lang w:val="en-US"/>
+        </w:rPr>
+        <w:t>&lt;Quiver&gt;.UData = &lt;U Mới&gt;</w:t>
+      </w:r>
+    </w:p>
+    <w:p>
+      <w:pPr>
+        <w:pStyle w:val="ListParagraph"/>
+        <w:pBdr>
+          <w:top w:val="single" w:sz="4" w:space="1" w:color="auto"/>
+          <w:left w:val="single" w:sz="4" w:space="4" w:color="auto"/>
+          <w:bottom w:val="single" w:sz="4" w:space="1" w:color="auto"/>
+          <w:right w:val="single" w:sz="4" w:space="4" w:color="auto"/>
+        </w:pBdr>
+        <w:ind w:left="1080"/>
+        <w:rPr>
+          <w:lang w:val="en-US"/>
+        </w:rPr>
+      </w:pPr>
+      <w:r>
+        <w:rPr>
+          <w:lang w:val="en-US"/>
+        </w:rPr>
+        <w:t>&lt;Quiver&gt;.VData = &lt;V Mới&gt;</w:t>
+      </w:r>
+    </w:p>
+    <w:p>
+      <w:pPr>
+        <w:pStyle w:val="ListParagraph"/>
+        <w:numPr>
+          <w:ilvl w:val="0"/>
+          <w:numId w:val="11"/>
+        </w:numPr>
+        <w:rPr>
+          <w:lang w:val="en-US"/>
+        </w:rPr>
+      </w:pPr>
+      <w:r>
+        <w:rPr>
+          <w:lang w:val="en-US"/>
+        </w:rPr>
+        <w:t>Plot 1 Đống Điểm Rời Rạc Vào Subplot Hiện Tại?</w:t>
+      </w:r>
+    </w:p>
+    <w:p>
+      <w:pPr>
+        <w:pStyle w:val="ListParagraph"/>
+        <w:pBdr>
+          <w:top w:val="single" w:sz="4" w:space="1" w:color="auto"/>
+          <w:left w:val="single" w:sz="4" w:space="4" w:color="auto"/>
+          <w:bottom w:val="single" w:sz="4" w:space="1" w:color="auto"/>
+          <w:right w:val="single" w:sz="4" w:space="4" w:color="auto"/>
+        </w:pBdr>
+        <w:ind w:left="1080"/>
+        <w:rPr>
+          <w:lang w:val="en-US"/>
+        </w:rPr>
+      </w:pPr>
+      <w:r>
+        <w:rPr>
+          <w:lang w:val="en-US"/>
+        </w:rPr>
+        <w:t>&lt;Scatter&gt; = scatter(&lt;X&gt;, &lt;Y&gt;)</w:t>
+      </w:r>
+    </w:p>
+    <w:p>
+      <w:pPr>
+        <w:pStyle w:val="ListParagraph"/>
+        <w:numPr>
+          <w:ilvl w:val="0"/>
+          <w:numId w:val="3"/>
+        </w:numPr>
+        <w:rPr>
+          <w:lang w:val="en-US"/>
+        </w:rPr>
+      </w:pPr>
+      <w:r>
+        <w:rPr>
+          <w:lang w:val="en-US"/>
+        </w:rPr>
+        <w:t>&lt;X&gt; và &lt;Y&gt; phải là các Tensor sao cho số phần tử = nhau, đồng thời chỉ có tối đa 1 chiều có kích thước &gt; 1</w:t>
+      </w:r>
+    </w:p>
+    <w:p>
+      <w:pPr>
+        <w:pStyle w:val="ListParagraph"/>
+        <w:numPr>
+          <w:ilvl w:val="0"/>
+          <w:numId w:val="3"/>
+        </w:numPr>
+        <w:rPr>
+          <w:lang w:val="en-US"/>
+        </w:rPr>
+      </w:pPr>
+      <w:r>
+        <w:rPr>
+          <w:lang w:val="en-US"/>
+        </w:rPr>
+        <w:t>Các điểm sẽ có hoành độ là &lt;X&gt; và tung độ là &lt;Y&gt;</w:t>
+      </w:r>
+    </w:p>
+    <w:p>
+      <w:pPr>
+        <w:pStyle w:val="ListParagraph"/>
+        <w:numPr>
+          <w:ilvl w:val="0"/>
+          <w:numId w:val="11"/>
+        </w:numPr>
+        <w:rPr>
+          <w:lang w:val="en-US"/>
+        </w:rPr>
+      </w:pPr>
+      <w:r>
+        <w:rPr>
+          <w:lang w:val="en-US"/>
+        </w:rPr>
+        <w:t>Plot 1 Đống Chữ Vào Subplot Hiện Tại?</w:t>
+      </w:r>
+    </w:p>
+    <w:p>
+      <w:pPr>
+        <w:pStyle w:val="ListParagraph"/>
+        <w:pBdr>
+          <w:top w:val="single" w:sz="4" w:space="1" w:color="auto"/>
+          <w:left w:val="single" w:sz="4" w:space="4" w:color="auto"/>
+          <w:bottom w:val="single" w:sz="4" w:space="1" w:color="auto"/>
+          <w:right w:val="single" w:sz="4" w:space="4" w:color="auto"/>
+        </w:pBdr>
+        <w:ind w:left="1080"/>
+        <w:rPr>
+          <w:lang w:val="en-US"/>
+        </w:rPr>
+      </w:pPr>
+      <w:r>
+        <w:rPr>
+          <w:lang w:val="en-US"/>
+        </w:rPr>
+        <w:t>&lt;</w:t>
+      </w:r>
+      <w:r>
+        <w:rPr>
+          <w:lang w:val="en-US"/>
+        </w:rPr>
+        <w:t xml:space="preserve">Các </w:t>
+      </w:r>
+      <w:r>
+        <w:rPr>
+          <w:lang w:val="en-US"/>
+        </w:rPr>
+        <w:t>Text&gt; = text(&lt;X&gt;, &lt;Y&gt;, &lt;Chữ&gt;)</w:t>
+      </w:r>
+    </w:p>
+    <w:p>
+      <w:pPr>
+        <w:pStyle w:val="ListParagraph"/>
+        <w:numPr>
+          <w:ilvl w:val="0"/>
+          <w:numId w:val="3"/>
+        </w:numPr>
+        <w:rPr>
+          <w:lang w:val="en-US"/>
+        </w:rPr>
+      </w:pPr>
+      <w:r>
+        <w:rPr>
+          <w:lang w:val="en-US"/>
+        </w:rPr>
+        <w:t>&lt;X&gt;, &lt;Y&gt; phải là các Tensor sao cho số phần tử = nhau, đồng thời chỉ có tối đa 1 chiều có kích thước &gt; 1</w:t>
+      </w:r>
+    </w:p>
+    <w:p>
+      <w:pPr>
+        <w:pStyle w:val="ListParagraph"/>
+        <w:numPr>
+          <w:ilvl w:val="0"/>
+          <w:numId w:val="3"/>
+        </w:numPr>
+        <w:rPr>
+          <w:lang w:val="en-US"/>
+        </w:rPr>
+      </w:pPr>
+      <w:r>
+        <w:rPr>
+          <w:lang w:val="en-US"/>
+        </w:rPr>
+        <w:t>&lt;Chữ&gt; phải là Tensor kiểu String sao cho Broadcast được với &lt;X&gt; và &lt;Y&gt;</w:t>
+      </w:r>
+    </w:p>
+    <w:p>
+      <w:pPr>
+        <w:pStyle w:val="ListParagraph"/>
+        <w:numPr>
+          <w:ilvl w:val="0"/>
+          <w:numId w:val="3"/>
+        </w:numPr>
+        <w:rPr>
+          <w:lang w:val="en-US"/>
+        </w:rPr>
+      </w:pPr>
+      <w:r>
+        <w:rPr>
+          <w:lang w:val="en-US"/>
+        </w:rPr>
+        <w:t>&lt;Các Text&gt; là 1 mảng gồm các &lt;Text&gt;</w:t>
+      </w:r>
+    </w:p>
+    <w:p>
+      <w:pPr>
+        <w:pStyle w:val="ListParagraph"/>
+        <w:numPr>
+          <w:ilvl w:val="0"/>
+          <w:numId w:val="3"/>
+        </w:numPr>
+        <w:rPr>
+          <w:lang w:val="en-US"/>
+        </w:rPr>
+      </w:pPr>
+      <w:r>
+        <w:rPr>
+          <w:lang w:val="en-US"/>
+        </w:rPr>
+        <w:t>Để thay đổi vị trí 1 &lt;Text&gt;</w:t>
+      </w:r>
+    </w:p>
+    <w:p>
+      <w:pPr>
+        <w:pStyle w:val="ListParagraph"/>
+        <w:pBdr>
+          <w:top w:val="single" w:sz="4" w:space="1" w:color="auto"/>
+          <w:left w:val="single" w:sz="4" w:space="4" w:color="auto"/>
+          <w:bottom w:val="single" w:sz="4" w:space="1" w:color="auto"/>
+          <w:right w:val="single" w:sz="4" w:space="4" w:color="auto"/>
+        </w:pBdr>
+        <w:ind w:left="1080"/>
+        <w:rPr>
+          <w:lang w:val="en-US"/>
+        </w:rPr>
+      </w:pPr>
+      <w:r>
+        <w:rPr>
+          <w:lang w:val="en-US"/>
+        </w:rPr>
+        <w:t>&lt;Text&gt;.Position = [&lt;X&gt; &lt;Y&gt;]</w:t>
+      </w:r>
+    </w:p>
+    <w:p>
+      <w:pPr>
+        <w:pStyle w:val="ListParagraph"/>
+        <w:numPr>
+          <w:ilvl w:val="0"/>
+          <w:numId w:val="3"/>
+        </w:numPr>
+        <w:rPr>
+          <w:lang w:val="en-US"/>
+        </w:rPr>
+      </w:pPr>
+      <w:r>
+        <w:rPr>
+          <w:lang w:val="en-US"/>
+        </w:rPr>
+        <w:t>Để thay đổi chữ của 1 &lt;Text&gt;</w:t>
+      </w:r>
+    </w:p>
+    <w:p>
+      <w:pPr>
+        <w:pStyle w:val="ListParagraph"/>
+        <w:pBdr>
+          <w:top w:val="single" w:sz="4" w:space="1" w:color="auto"/>
+          <w:left w:val="single" w:sz="4" w:space="4" w:color="auto"/>
+          <w:bottom w:val="single" w:sz="4" w:space="1" w:color="auto"/>
+          <w:right w:val="single" w:sz="4" w:space="4" w:color="auto"/>
+        </w:pBdr>
+        <w:ind w:left="1080"/>
+        <w:rPr>
+          <w:lang w:val="en-US"/>
+        </w:rPr>
+      </w:pPr>
+      <w:r>
+        <w:rPr>
+          <w:lang w:val="en-US"/>
+        </w:rPr>
+        <w:t xml:space="preserve">set(&lt;Text&gt;, </w:t>
+      </w:r>
+      <w:r>
+        <w:rPr>
+          <w:lang w:val="en-US"/>
+        </w:rPr>
+        <w:t>"String"</w:t>
+      </w:r>
+      <w:r>
+        <w:rPr>
+          <w:lang w:val="en-US"/>
+        </w:rPr>
+        <w:t>, &lt;Chữ&gt;)</w:t>
+      </w:r>
+    </w:p>
+    <w:p>
+      <w:pPr>
+        <w:pStyle w:val="ListParagraph"/>
+        <w:numPr>
+          <w:ilvl w:val="0"/>
+          <w:numId w:val="11"/>
+        </w:numPr>
+        <w:rPr>
+          <w:lang w:val="en-US"/>
+        </w:rPr>
+      </w:pPr>
+      <w:r>
+        <w:rPr>
+          <w:lang w:val="en-US"/>
+        </w:rPr>
+        <w:t>Xóa 1 Đối Tượng Line</w:t>
+      </w:r>
+      <w:r>
+        <w:rPr>
+          <w:lang w:val="en-US"/>
+        </w:rPr>
+        <w:t xml:space="preserve">, </w:t>
+      </w:r>
+      <w:r>
+        <w:rPr>
+          <w:lang w:val="en-US"/>
+        </w:rPr>
+        <w:t>Quiver</w:t>
+      </w:r>
+      <w:r>
+        <w:rPr>
+          <w:lang w:val="en-US"/>
+        </w:rPr>
+        <w:t xml:space="preserve">, </w:t>
+      </w:r>
+      <w:r>
+        <w:rPr>
+          <w:lang w:val="en-US"/>
+        </w:rPr>
+        <w:t xml:space="preserve">Scatter </w:t>
+      </w:r>
+      <w:r>
+        <w:rPr>
+          <w:lang w:val="en-US"/>
+        </w:rPr>
+        <w:t xml:space="preserve">Hoặc Text </w:t>
+      </w:r>
+      <w:r>
+        <w:rPr>
+          <w:lang w:val="en-US"/>
+        </w:rPr>
+        <w:t>Ra Khỏi Subplot?</w:t>
+      </w:r>
+    </w:p>
+    <w:p>
+      <w:pPr>
+        <w:pStyle w:val="ListParagraph"/>
+        <w:pBdr>
+          <w:top w:val="single" w:sz="4" w:space="1" w:color="auto"/>
+          <w:left w:val="single" w:sz="4" w:space="4" w:color="auto"/>
+          <w:bottom w:val="single" w:sz="4" w:space="1" w:color="auto"/>
+          <w:right w:val="single" w:sz="4" w:space="4" w:color="auto"/>
+        </w:pBdr>
+        <w:ind w:left="1080"/>
+        <w:rPr>
+          <w:lang w:val="en-US"/>
+        </w:rPr>
+      </w:pPr>
+      <w:r>
+        <w:rPr>
+          <w:lang w:val="en-US"/>
+        </w:rPr>
+        <w:t>delete(&lt;Line Hoặc Quive</w:t>
+      </w:r>
+      <w:r>
+        <w:rPr>
+          <w:lang w:val="en-US"/>
+        </w:rPr>
+        <w:t xml:space="preserve"> Hoặc Scatte</w:t>
+      </w:r>
+      <w:r>
+        <w:rPr>
+          <w:lang w:val="en-US"/>
+        </w:rPr>
+        <w:t>r</w:t>
+      </w:r>
+      <w:r>
+        <w:rPr>
+          <w:lang w:val="en-US"/>
+        </w:rPr>
+        <w:t xml:space="preserve"> Hoặc Text</w:t>
+      </w:r>
+      <w:r>
+        <w:rPr>
+          <w:lang w:val="en-US"/>
+        </w:rPr>
+        <w:t>&gt;)</w:t>
+      </w:r>
+    </w:p>
+    <w:p>
+      <w:pPr>
+        <w:pStyle w:val="ListParagraph"/>
+        <w:numPr>
+          <w:ilvl w:val="0"/>
+          <w:numId w:val="11"/>
+        </w:numPr>
+        <w:rPr>
+          <w:lang w:val="en-US"/>
+        </w:rPr>
+      </w:pPr>
+      <w:r>
+        <w:rPr>
+          <w:lang w:val="en-US"/>
+        </w:rPr>
+        <w:t>Plot Đồ Thị 1 Symbolic Function Là Hàm 1 Biến?</w:t>
+      </w:r>
+    </w:p>
+    <w:p>
+      <w:pPr>
+        <w:pStyle w:val="ListParagraph"/>
+        <w:pBdr>
+          <w:top w:val="single" w:sz="4" w:space="1" w:color="auto"/>
+          <w:left w:val="single" w:sz="4" w:space="4" w:color="auto"/>
+          <w:bottom w:val="single" w:sz="4" w:space="1" w:color="auto"/>
+          <w:right w:val="single" w:sz="4" w:space="4" w:color="auto"/>
+        </w:pBdr>
+        <w:ind w:left="1080"/>
+        <w:rPr>
+          <w:lang w:val="en-US"/>
+        </w:rPr>
+      </w:pPr>
+      <w:r>
+        <w:rPr>
+          <w:lang w:val="en-US"/>
+        </w:rPr>
         <w:lastRenderedPageBreak/>
-        <w:t xml:space="preserve">Trường hợp 2, &lt;X&gt; và &lt;Y&gt; là 2 ma trận </w:t>
-      </w:r>
-      <w:r>
-        <w:rPr>
-          <w:lang w:val="en-US"/>
-        </w:rPr>
-        <w:t>cùng Shape, hoặc 1 trong 2 là cột hoặc hàng, khi đó số phần tử phải = số dòng của ma trận còn lại để Broadcast</w:t>
-      </w:r>
-    </w:p>
-    <w:p>
-      <w:pPr>
-        <w:pStyle w:val="ListParagraph"/>
-        <w:numPr>
-          <w:ilvl w:val="0"/>
-          <w:numId w:val="3"/>
-        </w:numPr>
-        <w:rPr>
-          <w:lang w:val="en-US"/>
-        </w:rPr>
-      </w:pPr>
-      <w:r>
-        <w:rPr>
-          <w:lang w:val="en-US"/>
-        </w:rPr>
-        <w:t>Giống Plot nhiều Line trong Matplotlib, mỗi cột trong ma trận là 1 Line</w:t>
-      </w:r>
-    </w:p>
-    <w:p>
-      <w:pPr>
-        <w:pStyle w:val="ListParagraph"/>
-        <w:numPr>
-          <w:ilvl w:val="0"/>
-          <w:numId w:val="3"/>
-        </w:numPr>
-        <w:rPr>
-          <w:lang w:val="en-US"/>
-        </w:rPr>
-      </w:pPr>
-      <w:r>
-        <w:rPr>
-          <w:lang w:val="en-US"/>
-        </w:rPr>
-        <w:t>&lt;Style&gt; là 1 String chỉ định màu, kiểu đường, … của tất cả các Line</w:t>
-      </w:r>
-    </w:p>
-    <w:p>
-      <w:pPr>
-        <w:pStyle w:val="ListParagraph"/>
-        <w:numPr>
-          <w:ilvl w:val="0"/>
-          <w:numId w:val="3"/>
-        </w:numPr>
-        <w:rPr>
-          <w:lang w:val="en-US"/>
-        </w:rPr>
-      </w:pPr>
-      <w:r>
-        <w:rPr>
-          <w:lang w:val="en-US"/>
-        </w:rPr>
-        <w:t>Ta có thể cập nhật lại &lt;X&gt; và &lt;Y&gt; của &lt;Line&gt; và ngay lập tức đồ thị của nó được cập nhật</w:t>
-      </w:r>
-    </w:p>
-    <w:p>
-      <w:pPr>
-        <w:pStyle w:val="ListParagraph"/>
-        <w:pBdr>
-          <w:top w:val="single" w:sz="4" w:space="1" w:color="auto"/>
-          <w:left w:val="single" w:sz="4" w:space="4" w:color="auto"/>
-          <w:bottom w:val="single" w:sz="4" w:space="1" w:color="auto"/>
-          <w:right w:val="single" w:sz="4" w:space="4" w:color="auto"/>
-        </w:pBdr>
-        <w:ind w:left="1080"/>
-        <w:rPr>
-          <w:lang w:val="en-US"/>
-        </w:rPr>
-      </w:pPr>
-      <w:r>
-        <w:rPr>
-          <w:lang w:val="en-US"/>
-        </w:rPr>
-        <w:t>&lt;Line&gt;.XData = &lt;X Mới&gt;</w:t>
-      </w:r>
-    </w:p>
-    <w:p>
-      <w:pPr>
-        <w:pStyle w:val="ListParagraph"/>
-        <w:pBdr>
-          <w:top w:val="single" w:sz="4" w:space="1" w:color="auto"/>
-          <w:left w:val="single" w:sz="4" w:space="4" w:color="auto"/>
-          <w:bottom w:val="single" w:sz="4" w:space="1" w:color="auto"/>
-          <w:right w:val="single" w:sz="4" w:space="4" w:color="auto"/>
-        </w:pBdr>
-        <w:ind w:left="1080"/>
-        <w:rPr>
-          <w:lang w:val="en-US"/>
-        </w:rPr>
-      </w:pPr>
-      <w:r>
-        <w:rPr>
-          <w:lang w:val="en-US"/>
-        </w:rPr>
-        <w:t>&lt;Line&gt;.YData = &lt;Y Mới&gt;</w:t>
-      </w:r>
-    </w:p>
-    <w:p>
-      <w:pPr>
-        <w:pStyle w:val="ListParagraph"/>
-        <w:numPr>
-          <w:ilvl w:val="0"/>
-          <w:numId w:val="11"/>
-        </w:numPr>
-        <w:rPr>
-          <w:lang w:val="en-US"/>
-        </w:rPr>
-      </w:pPr>
-      <w:r>
-        <w:rPr>
-          <w:lang w:val="en-US"/>
-        </w:rPr>
-        <w:t>Plot 1 Đống Vector Vào Subplot Hiện Tại?</w:t>
-      </w:r>
-    </w:p>
-    <w:p>
-      <w:pPr>
-        <w:pStyle w:val="ListParagraph"/>
-        <w:pBdr>
-          <w:top w:val="single" w:sz="4" w:space="1" w:color="auto"/>
-          <w:left w:val="single" w:sz="4" w:space="4" w:color="auto"/>
-          <w:bottom w:val="single" w:sz="4" w:space="1" w:color="auto"/>
-          <w:right w:val="single" w:sz="4" w:space="4" w:color="auto"/>
-        </w:pBdr>
-        <w:ind w:left="1080"/>
-        <w:rPr>
-          <w:lang w:val="en-US"/>
-        </w:rPr>
-      </w:pPr>
-      <w:r>
-        <w:rPr>
-          <w:lang w:val="en-US"/>
-        </w:rPr>
-        <w:t xml:space="preserve">&lt;Quiver&gt; = </w:t>
-      </w:r>
-      <w:r>
-        <w:rPr>
-          <w:lang w:val="en-US"/>
-        </w:rPr>
-        <w:t>quiver(</w:t>
-      </w:r>
-    </w:p>
-    <w:p>
-      <w:pPr>
-        <w:pStyle w:val="ListParagraph"/>
-        <w:pBdr>
-          <w:top w:val="single" w:sz="4" w:space="1" w:color="auto"/>
-          <w:left w:val="single" w:sz="4" w:space="4" w:color="auto"/>
-          <w:bottom w:val="single" w:sz="4" w:space="1" w:color="auto"/>
-          <w:right w:val="single" w:sz="4" w:space="4" w:color="auto"/>
-        </w:pBdr>
-        <w:ind w:left="1080"/>
-        <w:rPr>
-          <w:lang w:val="en-US"/>
-        </w:rPr>
-      </w:pPr>
-      <w:r>
-        <w:rPr>
-          <w:lang w:val="en-US"/>
-        </w:rPr>
-        <w:t xml:space="preserve">    </w:t>
-      </w:r>
-      <w:r>
-        <w:rPr>
-          <w:lang w:val="en-US"/>
-        </w:rPr>
-        <w:t>&lt;X&gt;, &lt;Y&gt;, &lt;U&gt;, &lt;V&gt;, 0</w:t>
-      </w:r>
-      <w:r>
-        <w:rPr>
-          <w:lang w:val="en-US"/>
-        </w:rPr>
-        <w:t xml:space="preserve">, </w:t>
-      </w:r>
-    </w:p>
-    <w:p>
-      <w:pPr>
-        <w:pStyle w:val="ListParagraph"/>
-        <w:pBdr>
-          <w:top w:val="single" w:sz="4" w:space="1" w:color="auto"/>
-          <w:left w:val="single" w:sz="4" w:space="4" w:color="auto"/>
-          <w:bottom w:val="single" w:sz="4" w:space="1" w:color="auto"/>
-          <w:right w:val="single" w:sz="4" w:space="4" w:color="auto"/>
-        </w:pBdr>
-        <w:ind w:left="1080"/>
-        <w:rPr>
-          <w:lang w:val="en-US"/>
-        </w:rPr>
-      </w:pPr>
-      <w:r>
-        <w:rPr>
-          <w:lang w:val="en-US"/>
-        </w:rPr>
-        <w:t xml:space="preserve">    </w:t>
-      </w:r>
-      <w:r>
-        <w:rPr>
-          <w:lang w:val="en-US"/>
-        </w:rPr>
-        <w:t>'linewidth"</w:t>
-      </w:r>
-      <w:r>
-        <w:rPr>
-          <w:lang w:val="en-US"/>
-        </w:rPr>
-        <w:t xml:space="preserve">, &lt;Độ Rộng Vector&gt;, </w:t>
-      </w:r>
-    </w:p>
-    <w:p>
-      <w:pPr>
-        <w:pStyle w:val="ListParagraph"/>
-        <w:pBdr>
-          <w:top w:val="single" w:sz="4" w:space="1" w:color="auto"/>
-          <w:left w:val="single" w:sz="4" w:space="4" w:color="auto"/>
-          <w:bottom w:val="single" w:sz="4" w:space="1" w:color="auto"/>
-          <w:right w:val="single" w:sz="4" w:space="4" w:color="auto"/>
-        </w:pBdr>
-        <w:ind w:left="1080"/>
-        <w:rPr>
-          <w:lang w:val="en-US"/>
-        </w:rPr>
-      </w:pPr>
-      <w:r>
-        <w:rPr>
-          <w:lang w:val="en-US"/>
-        </w:rPr>
-        <w:t xml:space="preserve">    </w:t>
-      </w:r>
-      <w:r>
-        <w:rPr>
-          <w:lang w:val="en-US"/>
-        </w:rPr>
-        <w:t>'MaxHeadSize'</w:t>
-      </w:r>
-      <w:r>
-        <w:rPr>
-          <w:lang w:val="en-US"/>
-        </w:rPr>
-        <w:t>, &lt;Độ To Đầu Mũi Tên&gt;</w:t>
-      </w:r>
-    </w:p>
-    <w:p>
-      <w:pPr>
-        <w:pStyle w:val="ListParagraph"/>
-        <w:pBdr>
-          <w:top w:val="single" w:sz="4" w:space="1" w:color="auto"/>
-          <w:left w:val="single" w:sz="4" w:space="4" w:color="auto"/>
-          <w:bottom w:val="single" w:sz="4" w:space="1" w:color="auto"/>
-          <w:right w:val="single" w:sz="4" w:space="4" w:color="auto"/>
-        </w:pBdr>
-        <w:ind w:left="1080"/>
-        <w:rPr>
-          <w:lang w:val="en-US"/>
-        </w:rPr>
-      </w:pPr>
-      <w:r>
-        <w:rPr>
-          <w:lang w:val="en-US"/>
-        </w:rPr>
-        <w:t>)</w:t>
-      </w:r>
-    </w:p>
-    <w:p>
-      <w:pPr>
-        <w:pStyle w:val="ListParagraph"/>
-        <w:numPr>
-          <w:ilvl w:val="0"/>
-          <w:numId w:val="3"/>
-        </w:numPr>
-        <w:rPr>
-          <w:lang w:val="en-US"/>
-        </w:rPr>
-      </w:pPr>
-      <w:r>
-        <w:rPr>
-          <w:lang w:val="en-US"/>
-        </w:rPr>
-        <w:t>&lt;X&gt;, &lt;Y&gt;, &lt;U&gt;, &lt;V&gt; phải là các Tensor cùng Shape, gốc của các Vector sẽ có hoành độ là &lt;X&gt;, tung độ là &lt;Y&gt;, hướng phải là &lt;U&gt;, hướng trên là &lt;V&gt;</w:t>
-      </w:r>
-    </w:p>
-    <w:p>
-      <w:pPr>
-        <w:pStyle w:val="ListParagraph"/>
-        <w:numPr>
-          <w:ilvl w:val="0"/>
-          <w:numId w:val="3"/>
-        </w:numPr>
-        <w:rPr>
-          <w:lang w:val="en-US"/>
-        </w:rPr>
-      </w:pPr>
-      <w:r>
-        <w:rPr>
-          <w:lang w:val="en-US"/>
-        </w:rPr>
-        <w:t>Ta có thể cập nhật lại &lt;X&gt;, &lt;Y&gt;, &lt;U&gt;, &lt;V&gt; của &lt;Quiver&gt; và ngay lập tức đồ thị của nó được cập nhật</w:t>
-      </w:r>
-    </w:p>
-    <w:p>
-      <w:pPr>
-        <w:pStyle w:val="ListParagraph"/>
-        <w:pBdr>
-          <w:top w:val="single" w:sz="4" w:space="1" w:color="auto"/>
-          <w:left w:val="single" w:sz="4" w:space="4" w:color="auto"/>
-          <w:bottom w:val="single" w:sz="4" w:space="1" w:color="auto"/>
-          <w:right w:val="single" w:sz="4" w:space="4" w:color="auto"/>
-        </w:pBdr>
-        <w:ind w:left="1080"/>
-        <w:rPr>
-          <w:lang w:val="en-US"/>
-        </w:rPr>
-      </w:pPr>
-      <w:r>
-        <w:rPr>
-          <w:lang w:val="en-US"/>
-        </w:rPr>
-        <w:t>&lt;Quiver&gt;.XData = &lt;X Mới&gt;</w:t>
-      </w:r>
-    </w:p>
-    <w:p>
-      <w:pPr>
-        <w:pStyle w:val="ListParagraph"/>
-        <w:pBdr>
-          <w:top w:val="single" w:sz="4" w:space="1" w:color="auto"/>
-          <w:left w:val="single" w:sz="4" w:space="4" w:color="auto"/>
-          <w:bottom w:val="single" w:sz="4" w:space="1" w:color="auto"/>
-          <w:right w:val="single" w:sz="4" w:space="4" w:color="auto"/>
-        </w:pBdr>
-        <w:ind w:left="1080"/>
-        <w:rPr>
-          <w:lang w:val="en-US"/>
-        </w:rPr>
-      </w:pPr>
-      <w:r>
-        <w:rPr>
-          <w:lang w:val="en-US"/>
-        </w:rPr>
-        <w:t>&lt;Quiver&gt;.YData = &lt;Y Mới&gt;</w:t>
-      </w:r>
-    </w:p>
-    <w:p>
-      <w:pPr>
-        <w:pStyle w:val="ListParagraph"/>
-        <w:pBdr>
-          <w:top w:val="single" w:sz="4" w:space="1" w:color="auto"/>
-          <w:left w:val="single" w:sz="4" w:space="4" w:color="auto"/>
-          <w:bottom w:val="single" w:sz="4" w:space="1" w:color="auto"/>
-          <w:right w:val="single" w:sz="4" w:space="4" w:color="auto"/>
-        </w:pBdr>
-        <w:ind w:left="1080"/>
-        <w:rPr>
-          <w:lang w:val="en-US"/>
-        </w:rPr>
-      </w:pPr>
-      <w:r>
-        <w:rPr>
-          <w:lang w:val="en-US"/>
-        </w:rPr>
-        <w:t>&lt;Quiver&gt;.UData = &lt;U Mới&gt;</w:t>
-      </w:r>
-    </w:p>
-    <w:p>
-      <w:pPr>
-        <w:pStyle w:val="ListParagraph"/>
-        <w:pBdr>
-          <w:top w:val="single" w:sz="4" w:space="1" w:color="auto"/>
-          <w:left w:val="single" w:sz="4" w:space="4" w:color="auto"/>
-          <w:bottom w:val="single" w:sz="4" w:space="1" w:color="auto"/>
-          <w:right w:val="single" w:sz="4" w:space="4" w:color="auto"/>
-        </w:pBdr>
-        <w:ind w:left="1080"/>
-        <w:rPr>
-          <w:lang w:val="en-US"/>
-        </w:rPr>
-      </w:pPr>
-      <w:r>
-        <w:rPr>
-          <w:lang w:val="en-US"/>
-        </w:rPr>
-        <w:t>&lt;Quiver&gt;.VData = &lt;V Mới&gt;</w:t>
-      </w:r>
-    </w:p>
-    <w:p>
-      <w:pPr>
-        <w:pStyle w:val="ListParagraph"/>
-        <w:numPr>
-          <w:ilvl w:val="0"/>
-          <w:numId w:val="11"/>
-        </w:numPr>
-        <w:rPr>
-          <w:lang w:val="en-US"/>
-        </w:rPr>
-      </w:pPr>
-      <w:r>
-        <w:rPr>
-          <w:lang w:val="en-US"/>
-        </w:rPr>
-        <w:t>Plot 1 Đống Điểm Rời Rạc Vào Subplot Hiện Tại?</w:t>
-      </w:r>
-    </w:p>
-    <w:p>
-      <w:pPr>
-        <w:pStyle w:val="ListParagraph"/>
-        <w:pBdr>
-          <w:top w:val="single" w:sz="4" w:space="1" w:color="auto"/>
-          <w:left w:val="single" w:sz="4" w:space="4" w:color="auto"/>
-          <w:bottom w:val="single" w:sz="4" w:space="1" w:color="auto"/>
-          <w:right w:val="single" w:sz="4" w:space="4" w:color="auto"/>
-        </w:pBdr>
-        <w:ind w:left="1080"/>
-        <w:rPr>
-          <w:lang w:val="en-US"/>
-        </w:rPr>
-      </w:pPr>
-      <w:r>
-        <w:rPr>
-          <w:lang w:val="en-US"/>
-        </w:rPr>
-        <w:t>&lt;Scatter&gt; = scatter(&lt;X&gt;, &lt;Y&gt;)</w:t>
-      </w:r>
-    </w:p>
-    <w:p>
-      <w:pPr>
-        <w:pStyle w:val="ListParagraph"/>
-        <w:numPr>
-          <w:ilvl w:val="0"/>
-          <w:numId w:val="3"/>
-        </w:numPr>
-        <w:rPr>
-          <w:lang w:val="en-US"/>
-        </w:rPr>
-      </w:pPr>
-      <w:r>
-        <w:rPr>
-          <w:lang w:val="en-US"/>
-        </w:rPr>
-        <w:t>&lt;X&gt; và &lt;Y&gt; phải là các Tensor sao cho số phần tử = nhau, đồng thời chỉ có tối đa 1 chiều có kích thước &gt; 1</w:t>
-      </w:r>
-    </w:p>
-    <w:p>
-      <w:pPr>
-        <w:pStyle w:val="ListParagraph"/>
-        <w:numPr>
-          <w:ilvl w:val="0"/>
-          <w:numId w:val="3"/>
-        </w:numPr>
-        <w:rPr>
-          <w:lang w:val="en-US"/>
-        </w:rPr>
-      </w:pPr>
-      <w:r>
-        <w:rPr>
-          <w:lang w:val="en-US"/>
-        </w:rPr>
-        <w:t>Các điểm sẽ có hoành độ là &lt;X&gt; và tung độ là &lt;Y&gt;</w:t>
-      </w:r>
-    </w:p>
-    <w:p>
-      <w:pPr>
-        <w:pStyle w:val="ListParagraph"/>
-        <w:numPr>
-          <w:ilvl w:val="0"/>
-          <w:numId w:val="11"/>
-        </w:numPr>
-        <w:rPr>
-          <w:lang w:val="en-US"/>
-        </w:rPr>
-      </w:pPr>
-      <w:r>
-        <w:rPr>
-          <w:lang w:val="en-US"/>
-        </w:rPr>
-        <w:t>Plot 1 Đống Chữ Vào Subplot Hiện Tại?</w:t>
-      </w:r>
-    </w:p>
-    <w:p>
-      <w:pPr>
-        <w:pStyle w:val="ListParagraph"/>
-        <w:pBdr>
-          <w:top w:val="single" w:sz="4" w:space="1" w:color="auto"/>
-          <w:left w:val="single" w:sz="4" w:space="4" w:color="auto"/>
-          <w:bottom w:val="single" w:sz="4" w:space="1" w:color="auto"/>
-          <w:right w:val="single" w:sz="4" w:space="4" w:color="auto"/>
-        </w:pBdr>
-        <w:ind w:left="1080"/>
-        <w:rPr>
-          <w:lang w:val="en-US"/>
-        </w:rPr>
-      </w:pPr>
-      <w:r>
-        <w:rPr>
-          <w:lang w:val="en-US"/>
-        </w:rPr>
-        <w:t>&lt;</w:t>
-      </w:r>
-      <w:r>
-        <w:rPr>
-          <w:lang w:val="en-US"/>
-        </w:rPr>
-        <w:t xml:space="preserve">Các </w:t>
-      </w:r>
-      <w:r>
-        <w:rPr>
-          <w:lang w:val="en-US"/>
-        </w:rPr>
-        <w:t>Text&gt; = text(&lt;X&gt;, &lt;Y&gt;, &lt;Chữ&gt;)</w:t>
-      </w:r>
-    </w:p>
-    <w:p>
-      <w:pPr>
-        <w:pStyle w:val="ListParagraph"/>
-        <w:numPr>
-          <w:ilvl w:val="0"/>
-          <w:numId w:val="3"/>
-        </w:numPr>
-        <w:rPr>
-          <w:lang w:val="en-US"/>
-        </w:rPr>
-      </w:pPr>
-      <w:r>
-        <w:rPr>
-          <w:lang w:val="en-US"/>
-        </w:rPr>
-        <w:t>&lt;X&gt;, &lt;Y&gt; phải là các Tensor sao cho số phần tử = nhau, đồng thời chỉ có tối đa 1 chiều có kích thước &gt; 1</w:t>
-      </w:r>
-    </w:p>
-    <w:p>
-      <w:pPr>
-        <w:pStyle w:val="ListParagraph"/>
-        <w:numPr>
-          <w:ilvl w:val="0"/>
-          <w:numId w:val="3"/>
-        </w:numPr>
-        <w:rPr>
-          <w:lang w:val="en-US"/>
-        </w:rPr>
-      </w:pPr>
-      <w:r>
-        <w:rPr>
-          <w:lang w:val="en-US"/>
-        </w:rPr>
-        <w:t>&lt;Chữ&gt; phải là Tensor kiểu String sao cho Broadcast được với &lt;X&gt; và &lt;Y&gt;</w:t>
-      </w:r>
-    </w:p>
-    <w:p>
-      <w:pPr>
-        <w:pStyle w:val="ListParagraph"/>
-        <w:numPr>
-          <w:ilvl w:val="0"/>
-          <w:numId w:val="3"/>
-        </w:numPr>
-        <w:rPr>
-          <w:lang w:val="en-US"/>
-        </w:rPr>
-      </w:pPr>
-      <w:r>
-        <w:rPr>
-          <w:lang w:val="en-US"/>
-        </w:rPr>
-        <w:t>&lt;Các Text&gt; là 1 mảng gồm các &lt;Text&gt;</w:t>
-      </w:r>
-    </w:p>
-    <w:p>
-      <w:pPr>
-        <w:pStyle w:val="ListParagraph"/>
-        <w:numPr>
-          <w:ilvl w:val="0"/>
-          <w:numId w:val="3"/>
-        </w:numPr>
-        <w:rPr>
-          <w:lang w:val="en-US"/>
-        </w:rPr>
-      </w:pPr>
-      <w:r>
-        <w:rPr>
-          <w:lang w:val="en-US"/>
-        </w:rPr>
-        <w:t>Để thay đổi vị trí 1 &lt;Text&gt;</w:t>
-      </w:r>
-    </w:p>
-    <w:p>
-      <w:pPr>
-        <w:pStyle w:val="ListParagraph"/>
-        <w:pBdr>
-          <w:top w:val="single" w:sz="4" w:space="1" w:color="auto"/>
-          <w:left w:val="single" w:sz="4" w:space="4" w:color="auto"/>
-          <w:bottom w:val="single" w:sz="4" w:space="1" w:color="auto"/>
-          <w:right w:val="single" w:sz="4" w:space="4" w:color="auto"/>
-        </w:pBdr>
-        <w:ind w:left="1080"/>
-        <w:rPr>
-          <w:lang w:val="en-US"/>
-        </w:rPr>
-      </w:pPr>
-      <w:r>
-        <w:rPr>
-          <w:lang w:val="en-US"/>
-        </w:rPr>
-        <w:t>&lt;Text&gt;.Position = [&lt;X&gt; &lt;Y&gt;]</w:t>
-      </w:r>
-    </w:p>
-    <w:p>
-      <w:pPr>
-        <w:pStyle w:val="ListParagraph"/>
-        <w:numPr>
-          <w:ilvl w:val="0"/>
-          <w:numId w:val="3"/>
-        </w:numPr>
-        <w:rPr>
-          <w:lang w:val="en-US"/>
-        </w:rPr>
-      </w:pPr>
-      <w:r>
-        <w:rPr>
-          <w:lang w:val="en-US"/>
-        </w:rPr>
-        <w:t>Để thay đổi chữ của 1 &lt;Text&gt;</w:t>
-      </w:r>
-    </w:p>
-    <w:p>
-      <w:pPr>
-        <w:pStyle w:val="ListParagraph"/>
-        <w:pBdr>
-          <w:top w:val="single" w:sz="4" w:space="1" w:color="auto"/>
-          <w:left w:val="single" w:sz="4" w:space="4" w:color="auto"/>
-          <w:bottom w:val="single" w:sz="4" w:space="1" w:color="auto"/>
-          <w:right w:val="single" w:sz="4" w:space="4" w:color="auto"/>
-        </w:pBdr>
-        <w:ind w:left="1080"/>
-        <w:rPr>
-          <w:lang w:val="en-US"/>
-        </w:rPr>
-      </w:pPr>
-      <w:r>
-        <w:rPr>
-          <w:lang w:val="en-US"/>
-        </w:rPr>
-        <w:t xml:space="preserve">set(&lt;Text&gt;, </w:t>
-      </w:r>
-      <w:r>
-        <w:rPr>
-          <w:lang w:val="en-US"/>
-        </w:rPr>
-        <w:t>"String"</w:t>
-      </w:r>
-      <w:r>
-        <w:rPr>
-          <w:lang w:val="en-US"/>
-        </w:rPr>
-        <w:t>, &lt;Chữ&gt;)</w:t>
-      </w:r>
-    </w:p>
-    <w:p>
-      <w:pPr>
-        <w:pStyle w:val="ListParagraph"/>
-        <w:numPr>
-          <w:ilvl w:val="0"/>
-          <w:numId w:val="11"/>
-        </w:numPr>
-        <w:rPr>
-          <w:lang w:val="en-US"/>
-        </w:rPr>
-      </w:pPr>
-      <w:r>
-        <w:rPr>
-          <w:lang w:val="en-US"/>
-        </w:rPr>
-        <w:t>Xóa 1 Đối Tượng Line</w:t>
-      </w:r>
-      <w:r>
-        <w:rPr>
-          <w:lang w:val="en-US"/>
-        </w:rPr>
-        <w:t xml:space="preserve">, </w:t>
-      </w:r>
-      <w:r>
-        <w:rPr>
-          <w:lang w:val="en-US"/>
-        </w:rPr>
-        <w:t>Quiver</w:t>
-      </w:r>
-      <w:r>
-        <w:rPr>
-          <w:lang w:val="en-US"/>
-        </w:rPr>
-        <w:t xml:space="preserve">, </w:t>
-      </w:r>
-      <w:r>
-        <w:rPr>
-          <w:lang w:val="en-US"/>
-        </w:rPr>
-        <w:t xml:space="preserve">Scatter </w:t>
-      </w:r>
-      <w:r>
-        <w:rPr>
-          <w:lang w:val="en-US"/>
-        </w:rPr>
-        <w:t xml:space="preserve">Hoặc Text </w:t>
-      </w:r>
-      <w:r>
-        <w:rPr>
-          <w:lang w:val="en-US"/>
-        </w:rPr>
-        <w:t>Ra Khỏi Subplot?</w:t>
-      </w:r>
-    </w:p>
-    <w:p>
-      <w:pPr>
-        <w:pStyle w:val="ListParagraph"/>
-        <w:pBdr>
-          <w:top w:val="single" w:sz="4" w:space="1" w:color="auto"/>
-          <w:left w:val="single" w:sz="4" w:space="4" w:color="auto"/>
-          <w:bottom w:val="single" w:sz="4" w:space="1" w:color="auto"/>
-          <w:right w:val="single" w:sz="4" w:space="4" w:color="auto"/>
-        </w:pBdr>
-        <w:ind w:left="1080"/>
-        <w:rPr>
-          <w:lang w:val="en-US"/>
-        </w:rPr>
-      </w:pPr>
-      <w:r>
-        <w:rPr>
-          <w:lang w:val="en-US"/>
-        </w:rPr>
-        <w:t>delete(&lt;Line Hoặc Quive</w:t>
-      </w:r>
-      <w:r>
-        <w:rPr>
-          <w:lang w:val="en-US"/>
-        </w:rPr>
-        <w:t xml:space="preserve"> Hoặc Scatte</w:t>
-      </w:r>
-      <w:r>
-        <w:rPr>
-          <w:lang w:val="en-US"/>
-        </w:rPr>
-        <w:t>r</w:t>
-      </w:r>
-      <w:r>
-        <w:rPr>
-          <w:lang w:val="en-US"/>
-        </w:rPr>
-        <w:t xml:space="preserve"> Hoặc Text</w:t>
-      </w:r>
-      <w:r>
-        <w:rPr>
-          <w:lang w:val="en-US"/>
-        </w:rPr>
-        <w:t>&gt;)</w:t>
-      </w:r>
-    </w:p>
-    <w:p>
-      <w:pPr>
-        <w:pStyle w:val="ListParagraph"/>
-        <w:numPr>
-          <w:ilvl w:val="0"/>
-          <w:numId w:val="11"/>
-        </w:numPr>
-        <w:rPr>
-          <w:lang w:val="en-US"/>
-        </w:rPr>
-      </w:pPr>
-      <w:r>
-        <w:rPr>
-          <w:lang w:val="en-US"/>
-        </w:rPr>
-        <w:t>Plot Đồ Thị 1 Symbolic Function Là Hàm 1 Biến?</w:t>
-      </w:r>
-    </w:p>
-    <w:p>
-      <w:pPr>
-        <w:pStyle w:val="ListParagraph"/>
-        <w:pBdr>
-          <w:top w:val="single" w:sz="4" w:space="1" w:color="auto"/>
-          <w:left w:val="single" w:sz="4" w:space="4" w:color="auto"/>
-          <w:bottom w:val="single" w:sz="4" w:space="1" w:color="auto"/>
-          <w:right w:val="single" w:sz="4" w:space="4" w:color="auto"/>
-        </w:pBdr>
-        <w:ind w:left="1080"/>
-        <w:rPr>
-          <w:lang w:val="en-US"/>
-        </w:rPr>
-      </w:pPr>
-      <w:r>
-        <w:rPr>
-          <w:lang w:val="en-US"/>
-        </w:rPr>
         <w:t>fplot(&lt;Symbolic Function&gt;, [&lt;Cận Dưới&gt; &lt;Cận Trên&gt;])</w:t>
       </w:r>
     </w:p>
@@ -17691,7 +17825,6 @@
         <w:rPr>
           <w:lang w:val="en-US"/>
         </w:rPr>
-        <w:lastRenderedPageBreak/>
         <w:t>foo = symfun(sin(X), [X])</w:t>
       </w:r>
     </w:p>
@@ -18544,6 +18677,7 @@
         <w:rPr>
           <w:lang w:val="en-US"/>
         </w:rPr>
+        <w:lastRenderedPageBreak/>
         <w:t>Để đóng toàn bộ Figure</w:t>
       </w:r>
     </w:p>
@@ -18603,20 +18737,812 @@
         <w:rPr>
           <w:lang w:val="en-US"/>
         </w:rPr>
+        <w:t xml:space="preserve">Phần </w:t>
+      </w:r>
+      <w:r>
+        <w:rPr>
+          <w:lang w:val="en-US"/>
+        </w:rPr>
+        <w:t xml:space="preserve">Mở Rộng </w:t>
+      </w:r>
+      <w:r>
+        <w:rPr>
+          <w:lang w:val="en-US"/>
+        </w:rPr>
+        <w:t>File Simulink</w:t>
+      </w:r>
+      <w:r>
+        <w:rPr>
+          <w:lang w:val="en-US"/>
+        </w:rPr>
+        <w:t>?</w:t>
+      </w:r>
+    </w:p>
+    <w:p>
+      <w:pPr>
+        <w:pStyle w:val="ListParagraph"/>
+        <w:numPr>
+          <w:ilvl w:val="0"/>
+          <w:numId w:val="3"/>
+        </w:numPr>
+        <w:rPr>
+          <w:lang w:val="en-US"/>
+        </w:rPr>
+      </w:pPr>
+      <w:r>
+        <w:rPr>
+          <w:lang w:val="en-US"/>
+        </w:rPr>
+        <w:t>“.slx”</w:t>
+      </w:r>
+    </w:p>
+    <w:p>
+      <w:pPr>
+        <w:pStyle w:val="ListParagraph"/>
+        <w:numPr>
+          <w:ilvl w:val="0"/>
+          <w:numId w:val="22"/>
+        </w:numPr>
+        <w:rPr>
+          <w:lang w:val="en-US"/>
+        </w:rPr>
+      </w:pPr>
+      <w:r>
+        <w:rPr>
+          <w:lang w:val="en-US"/>
+        </w:rPr>
+        <w:t xml:space="preserve">Mở </w:t>
+      </w:r>
+      <w:r>
+        <w:rPr>
+          <w:lang w:val="en-US"/>
+        </w:rPr>
+        <w:t>1 File Simulink</w:t>
+      </w:r>
+      <w:r>
+        <w:rPr>
+          <w:lang w:val="en-US"/>
+        </w:rPr>
+        <w:t>?</w:t>
+      </w:r>
+    </w:p>
+    <w:p>
+      <w:pPr>
+        <w:pStyle w:val="ListParagraph"/>
+        <w:numPr>
+          <w:ilvl w:val="0"/>
+          <w:numId w:val="3"/>
+        </w:numPr>
+        <w:rPr>
+          <w:lang w:val="en-US"/>
+        </w:rPr>
+      </w:pPr>
+      <w:r>
+        <w:rPr>
+          <w:lang w:val="en-US"/>
+        </w:rPr>
+        <w:t>Mỗi 1 File Simulink mở ra sẽ cần 1 cửa sổ dành riêng cho nó</w:t>
+      </w:r>
+    </w:p>
+    <w:p>
+      <w:pPr>
+        <w:pStyle w:val="ListParagraph"/>
+        <w:numPr>
+          <w:ilvl w:val="0"/>
+          <w:numId w:val="3"/>
+        </w:numPr>
+        <w:rPr>
+          <w:lang w:val="en-US"/>
+        </w:rPr>
+      </w:pPr>
+      <w:r>
+        <w:rPr>
+          <w:lang w:val="en-US"/>
+        </w:rPr>
+        <w:t xml:space="preserve">Vào Tab “HOME” + tại mục “SIMULINK” + Click biểu tượng “Simulink” + </w:t>
+      </w:r>
+      <w:r>
+        <w:rPr>
+          <w:lang w:val="en-US"/>
+        </w:rPr>
+        <w:t xml:space="preserve">Click biểu tượng “Open…” góc trái trên + </w:t>
+      </w:r>
+      <w:r>
+        <w:rPr>
+          <w:lang w:val="en-US"/>
+        </w:rPr>
+        <w:t>chọn File Simulink + Click “Open”</w:t>
+      </w:r>
+      <w:r>
+        <w:rPr>
+          <w:lang w:val="en-US"/>
+        </w:rPr>
+        <w:t xml:space="preserve"> = mở File trong cửa sổ “Current Folder”</w:t>
+      </w:r>
+    </w:p>
+    <w:p>
+      <w:pPr>
+        <w:pStyle w:val="ListParagraph"/>
+        <w:numPr>
+          <w:ilvl w:val="0"/>
+          <w:numId w:val="22"/>
+        </w:numPr>
+        <w:rPr>
+          <w:lang w:val="en-US"/>
+        </w:rPr>
+      </w:pPr>
+      <w:r>
+        <w:rPr>
+          <w:lang w:val="en-US"/>
+        </w:rPr>
+        <w:t xml:space="preserve">Thêm </w:t>
+      </w:r>
+      <w:r>
+        <w:rPr>
+          <w:lang w:val="en-US"/>
+        </w:rPr>
+        <w:t>1 Phần Tử Vào Mạch?</w:t>
+      </w:r>
+    </w:p>
+    <w:p>
+      <w:pPr>
+        <w:pStyle w:val="ListParagraph"/>
+        <w:numPr>
+          <w:ilvl w:val="0"/>
+          <w:numId w:val="3"/>
+        </w:numPr>
+        <w:rPr>
+          <w:lang w:val="en-US"/>
+        </w:rPr>
+      </w:pPr>
+      <w:r>
+        <w:rPr>
+          <w:lang w:val="en-US"/>
+        </w:rPr>
+        <w:t>Vào Tab “SIMULATION” + tại mục “LIBRARY” + Click biểu tượng “Library Browser” để mở cửa sổ thư viện + kéo thả phần tử vào cửa sổ chính</w:t>
+      </w:r>
+      <w:r>
+        <w:rPr>
+          <w:lang w:val="en-US"/>
+        </w:rPr>
+        <w:t xml:space="preserve"> </w:t>
+      </w:r>
+      <w:r>
+        <w:rPr>
+          <w:lang w:val="en-US"/>
+        </w:rPr>
+        <w:t xml:space="preserve">hoặc chọn phần tử rồi nhấn “Ctrl” + “I” </w:t>
+      </w:r>
+      <w:r>
+        <w:rPr>
+          <w:lang w:val="en-US"/>
+        </w:rPr>
+        <w:t>= Double Click vào chỗ bất kì trong cửa sổ chính + gõ tên phần tử + chọn phần tử</w:t>
+      </w:r>
+    </w:p>
+    <w:p>
+      <w:pPr>
+        <w:pStyle w:val="ListParagraph"/>
+        <w:numPr>
+          <w:ilvl w:val="0"/>
+          <w:numId w:val="3"/>
+        </w:numPr>
+        <w:rPr>
+          <w:lang w:val="en-US"/>
+        </w:rPr>
+      </w:pPr>
+      <w:r>
+        <w:rPr>
+          <w:lang w:val="en-US"/>
+        </w:rPr>
+        <w:t>Để nối cổng này của phần tử này với cổng kia của phần tử kia, kéo thả cổng này vào cổng kia, nếu xuất hiện mũi tên đen thì kết nối được, đỏ thì không được</w:t>
+      </w:r>
+      <w:r>
+        <w:rPr>
+          <w:lang w:val="en-US"/>
+        </w:rPr>
+        <w:t>, 2 phần tử nối được với nhau chỉ khi chúng thuộc cùng 1 thẻ trong cửa sổ thư viện</w:t>
+      </w:r>
+    </w:p>
+    <w:p>
+      <w:pPr>
+        <w:pStyle w:val="ListParagraph"/>
+        <w:numPr>
+          <w:ilvl w:val="0"/>
+          <w:numId w:val="3"/>
+        </w:numPr>
+        <w:rPr>
+          <w:lang w:val="en-US"/>
+        </w:rPr>
+      </w:pPr>
+      <w:r>
+        <w:rPr>
+          <w:lang w:val="en-US"/>
+        </w:rPr>
+        <w:t>Để rẽ nhánh dây điện</w:t>
+      </w:r>
+    </w:p>
+    <w:p>
+      <w:pPr>
+        <w:pStyle w:val="ListParagraph"/>
+        <w:numPr>
+          <w:ilvl w:val="0"/>
+          <w:numId w:val="3"/>
+        </w:numPr>
+        <w:rPr>
+          <w:lang w:val="en-US"/>
+        </w:rPr>
+      </w:pPr>
+      <w:r>
+        <w:rPr>
+          <w:lang w:val="en-US"/>
+        </w:rPr>
+        <w:t>Nhấn giữ “Ctrl” + kéo thả 1 điểm trên dây</w:t>
+      </w:r>
+    </w:p>
+    <w:p>
+      <w:pPr>
+        <w:pStyle w:val="ListParagraph"/>
+        <w:numPr>
+          <w:ilvl w:val="0"/>
+          <w:numId w:val="3"/>
+        </w:numPr>
+        <w:rPr>
+          <w:lang w:val="en-US"/>
+        </w:rPr>
+      </w:pPr>
+      <w:r>
+        <w:rPr>
+          <w:lang w:val="en-US"/>
+        </w:rPr>
+        <w:t>Để chọn 1 phần tử</w:t>
+      </w:r>
+    </w:p>
+    <w:p>
+      <w:pPr>
+        <w:pStyle w:val="ListParagraph"/>
+        <w:numPr>
+          <w:ilvl w:val="0"/>
+          <w:numId w:val="3"/>
+        </w:numPr>
+        <w:rPr>
+          <w:lang w:val="en-US"/>
+        </w:rPr>
+      </w:pPr>
+      <w:r>
+        <w:rPr>
+          <w:lang w:val="en-US"/>
+        </w:rPr>
+        <w:t>Click chuột vào phần tử đó</w:t>
+      </w:r>
+    </w:p>
+    <w:p>
+      <w:pPr>
+        <w:pStyle w:val="ListParagraph"/>
+        <w:numPr>
+          <w:ilvl w:val="0"/>
+          <w:numId w:val="3"/>
+        </w:numPr>
+        <w:rPr>
+          <w:lang w:val="en-US"/>
+        </w:rPr>
+      </w:pPr>
+      <w:r>
+        <w:rPr>
+          <w:lang w:val="en-US"/>
+        </w:rPr>
+        <w:t xml:space="preserve">Để </w:t>
+      </w:r>
+      <w:r>
+        <w:rPr>
+          <w:lang w:val="en-US"/>
+        </w:rPr>
+        <w:t>hiện hoặc ẩn tên bên dưới phần tử được chọn</w:t>
+      </w:r>
+    </w:p>
+    <w:p>
+      <w:pPr>
+        <w:pStyle w:val="ListParagraph"/>
+        <w:numPr>
+          <w:ilvl w:val="0"/>
+          <w:numId w:val="3"/>
+        </w:numPr>
+        <w:rPr>
+          <w:lang w:val="en-US"/>
+        </w:rPr>
+      </w:pPr>
+      <w:r>
+        <w:rPr>
+          <w:lang w:val="en-US"/>
+        </w:rPr>
+        <w:t>Di chuột lên dấu 3 chấm phía trên phần tử + Click biểu tượng thứ 2 từ trái sang</w:t>
+      </w:r>
+    </w:p>
+    <w:p>
+      <w:pPr>
+        <w:pStyle w:val="ListParagraph"/>
+        <w:numPr>
+          <w:ilvl w:val="0"/>
+          <w:numId w:val="3"/>
+        </w:numPr>
+        <w:rPr>
+          <w:lang w:val="en-US"/>
+        </w:rPr>
+      </w:pPr>
+      <w:r>
+        <w:rPr>
+          <w:lang w:val="en-US"/>
+        </w:rPr>
+        <w:t>Để kích hoạt hoặc vô hiệu hóa phần tử được chọn</w:t>
+      </w:r>
+    </w:p>
+    <w:p>
+      <w:pPr>
+        <w:pStyle w:val="ListParagraph"/>
+        <w:numPr>
+          <w:ilvl w:val="0"/>
+          <w:numId w:val="3"/>
+        </w:numPr>
+        <w:rPr>
+          <w:lang w:val="en-US"/>
+        </w:rPr>
+      </w:pPr>
+      <w:r>
+        <w:rPr>
+          <w:lang w:val="en-US"/>
+        </w:rPr>
+        <w:t>Di chuột lên dấu 3 chấm phía trên phần tử + Click biểu tượng thứ 1 từ trái sang</w:t>
+      </w:r>
+    </w:p>
+    <w:p>
+      <w:pPr>
+        <w:pStyle w:val="ListParagraph"/>
+        <w:numPr>
+          <w:ilvl w:val="0"/>
+          <w:numId w:val="3"/>
+        </w:numPr>
+        <w:rPr>
+          <w:lang w:val="en-US"/>
+        </w:rPr>
+      </w:pPr>
+      <w:r>
+        <w:rPr>
+          <w:lang w:val="en-US"/>
+        </w:rPr>
+        <w:t>Để hiện cửa sổ tham số của phần tử</w:t>
+      </w:r>
+    </w:p>
+    <w:p>
+      <w:pPr>
+        <w:pStyle w:val="ListParagraph"/>
+        <w:numPr>
+          <w:ilvl w:val="0"/>
+          <w:numId w:val="3"/>
+        </w:numPr>
+        <w:rPr>
+          <w:lang w:val="en-US"/>
+        </w:rPr>
+      </w:pPr>
+      <w:r>
+        <w:rPr>
+          <w:lang w:val="en-US"/>
+        </w:rPr>
+        <w:t xml:space="preserve">Phải chuột vào phần tử + chọn “Block Parameters” + </w:t>
+      </w:r>
+      <w:r>
+        <w:rPr>
+          <w:lang w:val="en-US"/>
+        </w:rPr>
+        <w:t>chỉnh tham số + Click “OK”</w:t>
+      </w:r>
+      <w:r>
+        <w:rPr>
+          <w:lang w:val="en-US"/>
+        </w:rPr>
+        <w:t xml:space="preserve"> = Double Click vào phần tử + chỉnh tham số + Click “OK”</w:t>
+      </w:r>
+    </w:p>
+    <w:p>
+      <w:pPr>
+        <w:pStyle w:val="ListParagraph"/>
+        <w:numPr>
+          <w:ilvl w:val="0"/>
+          <w:numId w:val="3"/>
+        </w:numPr>
+        <w:rPr>
+          <w:lang w:val="en-US"/>
+        </w:rPr>
+      </w:pPr>
+      <w:r>
+        <w:rPr>
+          <w:lang w:val="en-US"/>
+        </w:rPr>
+        <w:t>Để nhân đôi nhanh 1 phần tử</w:t>
+      </w:r>
+    </w:p>
+    <w:p>
+      <w:pPr>
+        <w:pStyle w:val="ListParagraph"/>
+        <w:numPr>
+          <w:ilvl w:val="0"/>
+          <w:numId w:val="3"/>
+        </w:numPr>
+        <w:rPr>
+          <w:lang w:val="en-US"/>
+        </w:rPr>
+      </w:pPr>
+      <w:r>
+        <w:rPr>
+          <w:lang w:val="en-US"/>
+        </w:rPr>
+        <w:t>Nhấn giữ phải chuột vào phần tử rồi kéo thả</w:t>
+      </w:r>
+    </w:p>
+    <w:p>
+      <w:pPr>
+        <w:pStyle w:val="ListParagraph"/>
+        <w:numPr>
+          <w:ilvl w:val="0"/>
+          <w:numId w:val="3"/>
+        </w:numPr>
+        <w:rPr>
+          <w:lang w:val="en-US"/>
+        </w:rPr>
+      </w:pPr>
+      <w:r>
+        <w:rPr>
+          <w:lang w:val="en-US"/>
+        </w:rPr>
+        <w:t>Để quay 1 phần tử được chọn 90 độ sang phải</w:t>
+      </w:r>
+    </w:p>
+    <w:p>
+      <w:pPr>
+        <w:pStyle w:val="ListParagraph"/>
+        <w:numPr>
+          <w:ilvl w:val="0"/>
+          <w:numId w:val="3"/>
+        </w:numPr>
+        <w:rPr>
+          <w:lang w:val="en-US"/>
+        </w:rPr>
+      </w:pPr>
+      <w:r>
+        <w:rPr>
+          <w:lang w:val="en-US"/>
+        </w:rPr>
+        <w:t>Nhấn “Ctrl” + “R”</w:t>
+      </w:r>
+    </w:p>
+    <w:p>
+      <w:pPr>
+        <w:pStyle w:val="ListParagraph"/>
+        <w:numPr>
+          <w:ilvl w:val="0"/>
+          <w:numId w:val="22"/>
+        </w:numPr>
+        <w:rPr>
+          <w:lang w:val="en-US"/>
+        </w:rPr>
+      </w:pPr>
+      <w:r>
+        <w:rPr>
+          <w:lang w:val="en-US"/>
+        </w:rPr>
+        <w:t xml:space="preserve">Chạy </w:t>
+      </w:r>
+      <w:r>
+        <w:rPr>
+          <w:lang w:val="en-US"/>
+        </w:rPr>
+        <w:t>Mô Phỏng Mạch?</w:t>
+      </w:r>
+    </w:p>
+    <w:p>
+      <w:pPr>
+        <w:pStyle w:val="ListParagraph"/>
+        <w:numPr>
+          <w:ilvl w:val="0"/>
+          <w:numId w:val="3"/>
+        </w:numPr>
+        <w:rPr>
+          <w:lang w:val="en-US"/>
+        </w:rPr>
+      </w:pPr>
+      <w:r>
+        <w:rPr>
+          <w:lang w:val="en-US"/>
+        </w:rPr>
+        <w:t>Để chỉnh thời gian kết thúc mô phỏng</w:t>
+      </w:r>
+    </w:p>
+    <w:p>
+      <w:pPr>
+        <w:pStyle w:val="ListParagraph"/>
+        <w:numPr>
+          <w:ilvl w:val="0"/>
+          <w:numId w:val="3"/>
+        </w:numPr>
+        <w:rPr>
+          <w:lang w:val="en-US"/>
+        </w:rPr>
+      </w:pPr>
+      <w:r>
+        <w:rPr>
+          <w:lang w:val="en-US"/>
+        </w:rPr>
+        <w:t>Vào Tab “SIMULATION” + tại mục “SIMULATE” + điền số giây vào thuộc tính “Stop Time”</w:t>
+      </w:r>
+      <w:r>
+        <w:rPr>
+          <w:lang w:val="en-US"/>
+        </w:rPr>
+        <w:t>, lưu ý đây không phải là thời gian để máy bạn chạy mô phỏng mà là thời gian ảo nên trôi rất nhanh</w:t>
+      </w:r>
+    </w:p>
+    <w:p>
+      <w:pPr>
+        <w:pStyle w:val="ListParagraph"/>
+        <w:numPr>
+          <w:ilvl w:val="0"/>
+          <w:numId w:val="3"/>
+        </w:numPr>
+        <w:rPr>
+          <w:lang w:val="en-US"/>
+        </w:rPr>
+      </w:pPr>
+      <w:r>
+        <w:rPr>
+          <w:lang w:val="en-US"/>
+        </w:rPr>
+        <w:t>Để chỉ mô phỏng sang giây tiếp theo rồi tạm dừng</w:t>
+      </w:r>
+    </w:p>
+    <w:p>
+      <w:pPr>
+        <w:pStyle w:val="ListParagraph"/>
+        <w:numPr>
+          <w:ilvl w:val="0"/>
+          <w:numId w:val="3"/>
+        </w:numPr>
+        <w:rPr>
+          <w:lang w:val="en-US"/>
+        </w:rPr>
+      </w:pPr>
+      <w:r>
+        <w:rPr>
+          <w:lang w:val="en-US"/>
+        </w:rPr>
+        <w:t>Vào Tab “SIMULATION” + tại mục “SIMULATE” + Click biểu tượng “Step Forward”</w:t>
+      </w:r>
+    </w:p>
+    <w:p>
+      <w:pPr>
+        <w:pStyle w:val="ListParagraph"/>
+        <w:numPr>
+          <w:ilvl w:val="0"/>
+          <w:numId w:val="3"/>
+        </w:numPr>
+        <w:rPr>
+          <w:lang w:val="en-US"/>
+        </w:rPr>
+      </w:pPr>
+      <w:r>
+        <w:rPr>
+          <w:lang w:val="en-US"/>
+        </w:rPr>
+        <w:t>Để tiếp tục mô phỏng hết thời gian còn lại</w:t>
+      </w:r>
+    </w:p>
+    <w:p>
+      <w:pPr>
+        <w:pStyle w:val="ListParagraph"/>
+        <w:numPr>
+          <w:ilvl w:val="0"/>
+          <w:numId w:val="3"/>
+        </w:numPr>
+        <w:rPr>
+          <w:lang w:val="en-US"/>
+        </w:rPr>
+      </w:pPr>
+      <w:r>
+        <w:rPr>
+          <w:lang w:val="en-US"/>
+        </w:rPr>
+        <w:t>Nhấn “Ctrl” + “T”</w:t>
+      </w:r>
+    </w:p>
+    <w:p>
+      <w:pPr>
+        <w:pStyle w:val="ListParagraph"/>
+        <w:numPr>
+          <w:ilvl w:val="0"/>
+          <w:numId w:val="22"/>
+        </w:numPr>
+        <w:rPr>
+          <w:lang w:val="en-US"/>
+        </w:rPr>
+      </w:pPr>
+      <w:r>
+        <w:rPr>
+          <w:lang w:val="en-US"/>
+        </w:rPr>
+        <w:t>Thẻ Simulink</w:t>
+      </w:r>
+      <w:r>
+        <w:rPr>
+          <w:lang w:val="en-US"/>
+        </w:rPr>
+        <w:t>?</w:t>
+      </w:r>
+    </w:p>
+    <w:p>
+      <w:pPr>
+        <w:pStyle w:val="ListParagraph"/>
+        <w:numPr>
+          <w:ilvl w:val="0"/>
+          <w:numId w:val="3"/>
+        </w:numPr>
+        <w:rPr>
+          <w:lang w:val="en-US"/>
+        </w:rPr>
+      </w:pPr>
+      <w:r>
+        <w:rPr>
+          <w:lang w:val="en-US"/>
+        </w:rPr>
         <w:lastRenderedPageBreak/>
-        <w:t xml:space="preserve">Phần </w:t>
-      </w:r>
-      <w:r>
-        <w:rPr>
-          <w:lang w:val="en-US"/>
-        </w:rPr>
-        <w:t xml:space="preserve">Mở Rộng </w:t>
-      </w:r>
-      <w:r>
-        <w:rPr>
-          <w:lang w:val="en-US"/>
-        </w:rPr>
-        <w:t>File Simulink</w:t>
+        <w:t>Nguồn điện thế hình Sin</w:t>
+      </w:r>
+    </w:p>
+    <w:p>
+      <w:pPr>
+        <w:pStyle w:val="ListParagraph"/>
+        <w:numPr>
+          <w:ilvl w:val="0"/>
+          <w:numId w:val="3"/>
+        </w:numPr>
+        <w:rPr>
+          <w:lang w:val="en-US"/>
+        </w:rPr>
+      </w:pPr>
+      <w:r>
+        <w:rPr>
+          <w:lang w:val="en-US"/>
+        </w:rPr>
+        <w:t>V</w:t>
+      </w:r>
+      <w:r>
+        <w:rPr>
+          <w:lang w:val="en-US"/>
+        </w:rPr>
+        <w:t>ào “Sources” + kéo thả “Sine Wave”</w:t>
+      </w:r>
+    </w:p>
+    <w:p>
+      <w:pPr>
+        <w:pStyle w:val="ListParagraph"/>
+        <w:numPr>
+          <w:ilvl w:val="0"/>
+          <w:numId w:val="3"/>
+        </w:numPr>
+        <w:rPr>
+          <w:lang w:val="en-US"/>
+        </w:rPr>
+      </w:pPr>
+      <w:r>
+        <w:rPr>
+          <w:lang w:val="en-US"/>
+        </w:rPr>
+        <w:t>Oscilloscope</w:t>
+      </w:r>
+    </w:p>
+    <w:p>
+      <w:pPr>
+        <w:pStyle w:val="ListParagraph"/>
+        <w:numPr>
+          <w:ilvl w:val="0"/>
+          <w:numId w:val="3"/>
+        </w:numPr>
+        <w:rPr>
+          <w:lang w:val="en-US"/>
+        </w:rPr>
+      </w:pPr>
+      <w:r>
+        <w:rPr>
+          <w:lang w:val="en-US"/>
+        </w:rPr>
+        <w:t>Vào “Sinks” + kéo thả “Scope”</w:t>
+      </w:r>
+    </w:p>
+    <w:p>
+      <w:pPr>
+        <w:pStyle w:val="ListParagraph"/>
+        <w:numPr>
+          <w:ilvl w:val="0"/>
+          <w:numId w:val="3"/>
+        </w:numPr>
+        <w:rPr>
+          <w:lang w:val="en-US"/>
+        </w:rPr>
+      </w:pPr>
+      <w:r>
+        <w:rPr>
+          <w:lang w:val="en-US"/>
+        </w:rPr>
+        <w:t>Cửa sổ tham số của Oscilloscope sẽ hiển thị đồ thị tín hiệu chân Input của nó khi chạy mô phỏng</w:t>
+      </w:r>
+    </w:p>
+    <w:p>
+      <w:pPr>
+        <w:pStyle w:val="ListParagraph"/>
+        <w:numPr>
+          <w:ilvl w:val="0"/>
+          <w:numId w:val="3"/>
+        </w:numPr>
+        <w:rPr>
+          <w:lang w:val="en-US"/>
+        </w:rPr>
+      </w:pPr>
+      <w:r>
+        <w:rPr>
+          <w:lang w:val="en-US"/>
+        </w:rPr>
+        <w:t>Display</w:t>
+      </w:r>
+    </w:p>
+    <w:p>
+      <w:pPr>
+        <w:pStyle w:val="ListParagraph"/>
+        <w:numPr>
+          <w:ilvl w:val="0"/>
+          <w:numId w:val="3"/>
+        </w:numPr>
+        <w:rPr>
+          <w:lang w:val="en-US"/>
+        </w:rPr>
+      </w:pPr>
+      <w:r>
+        <w:rPr>
+          <w:lang w:val="en-US"/>
+        </w:rPr>
+        <w:t>Vào “Sinks” + kéo thả “Display”</w:t>
+      </w:r>
+    </w:p>
+    <w:p>
+      <w:pPr>
+        <w:pStyle w:val="ListParagraph"/>
+        <w:numPr>
+          <w:ilvl w:val="0"/>
+          <w:numId w:val="3"/>
+        </w:numPr>
+        <w:rPr>
+          <w:lang w:val="en-US"/>
+        </w:rPr>
+      </w:pPr>
+      <w:r>
+        <w:rPr>
+          <w:lang w:val="en-US"/>
+        </w:rPr>
+        <w:t>Phần tử này hiện điện thế của chân Input của nó khi chạy mô phỏng</w:t>
+      </w:r>
+    </w:p>
+    <w:p>
+      <w:pPr>
+        <w:pStyle w:val="ListParagraph"/>
+        <w:numPr>
+          <w:ilvl w:val="0"/>
+          <w:numId w:val="22"/>
+        </w:numPr>
+        <w:rPr>
+          <w:lang w:val="en-US"/>
+        </w:rPr>
+      </w:pPr>
+      <w:r>
+        <w:rPr>
+          <w:lang w:val="en-US"/>
+        </w:rPr>
+        <w:t>Thẻ Simscape</w:t>
       </w:r>
       <w:r>
         <w:rPr>
@@ -18640,7 +19566,457 @@
         <w:rPr>
           <w:lang w:val="en-US"/>
         </w:rPr>
-        <w:t>“.slx”</w:t>
+        <w:t>Nguồn AC</w:t>
+      </w:r>
+    </w:p>
+    <w:p>
+      <w:pPr>
+        <w:pStyle w:val="ListParagraph"/>
+        <w:numPr>
+          <w:ilvl w:val="0"/>
+          <w:numId w:val="3"/>
+        </w:numPr>
+        <w:rPr>
+          <w:lang w:val="en-US"/>
+        </w:rPr>
+      </w:pPr>
+      <w:r>
+        <w:rPr>
+          <w:lang w:val="en-US"/>
+        </w:rPr>
+        <w:t>V</w:t>
+      </w:r>
+      <w:r>
+        <w:rPr>
+          <w:lang w:val="en-US"/>
+        </w:rPr>
+        <w:t>ào “</w:t>
+      </w:r>
+      <w:r>
+        <w:rPr>
+          <w:lang w:val="en-US"/>
+        </w:rPr>
+        <w:t>Foundation Library” + vào “Electrical” + vào</w:t>
+      </w:r>
+      <w:r>
+        <w:rPr>
+          <w:lang w:val="en-US"/>
+        </w:rPr>
+        <w:t xml:space="preserve"> “Electrical Sources” + kéo thả “AC Voltage Source”</w:t>
+      </w:r>
+    </w:p>
+    <w:p>
+      <w:pPr>
+        <w:pStyle w:val="ListParagraph"/>
+        <w:numPr>
+          <w:ilvl w:val="0"/>
+          <w:numId w:val="3"/>
+        </w:numPr>
+        <w:rPr>
+          <w:lang w:val="en-US"/>
+        </w:rPr>
+      </w:pPr>
+      <w:r>
+        <w:rPr>
+          <w:lang w:val="en-US"/>
+        </w:rPr>
+        <w:t>Cảm biến hiệu điện thế</w:t>
+      </w:r>
+    </w:p>
+    <w:p>
+      <w:pPr>
+        <w:pStyle w:val="ListParagraph"/>
+        <w:numPr>
+          <w:ilvl w:val="0"/>
+          <w:numId w:val="3"/>
+        </w:numPr>
+        <w:rPr>
+          <w:lang w:val="en-US"/>
+        </w:rPr>
+      </w:pPr>
+      <w:r>
+        <w:rPr>
+          <w:lang w:val="en-US"/>
+        </w:rPr>
+        <w:t>V</w:t>
+      </w:r>
+      <w:r>
+        <w:rPr>
+          <w:lang w:val="en-US"/>
+        </w:rPr>
+        <w:t>ào “</w:t>
+      </w:r>
+      <w:r>
+        <w:rPr>
+          <w:lang w:val="en-US"/>
+        </w:rPr>
+        <w:t>Foundation Library” + vào “Electrical” + vào “Electrical Sensors” + kéo thả “Voltage Sensor”</w:t>
+      </w:r>
+    </w:p>
+    <w:p>
+      <w:pPr>
+        <w:pStyle w:val="ListParagraph"/>
+        <w:numPr>
+          <w:ilvl w:val="0"/>
+          <w:numId w:val="3"/>
+        </w:numPr>
+        <w:rPr>
+          <w:lang w:val="en-US"/>
+        </w:rPr>
+      </w:pPr>
+      <w:r>
+        <w:rPr>
+          <w:lang w:val="en-US"/>
+        </w:rPr>
+        <w:t>Chân V = chân dương – chân âm</w:t>
+      </w:r>
+      <w:r>
+        <w:rPr>
+          <w:lang w:val="en-US"/>
+        </w:rPr>
+        <w:t>, tín hiệu thuộc loại Simscape</w:t>
+      </w:r>
+    </w:p>
+    <w:p>
+      <w:pPr>
+        <w:pStyle w:val="ListParagraph"/>
+        <w:numPr>
+          <w:ilvl w:val="0"/>
+          <w:numId w:val="3"/>
+        </w:numPr>
+        <w:rPr>
+          <w:lang w:val="en-US"/>
+        </w:rPr>
+      </w:pPr>
+      <w:r>
+        <w:rPr>
+          <w:lang w:val="en-US"/>
+        </w:rPr>
+        <w:t>Cấu hình Solver</w:t>
+      </w:r>
+    </w:p>
+    <w:p>
+      <w:pPr>
+        <w:pStyle w:val="ListParagraph"/>
+        <w:numPr>
+          <w:ilvl w:val="0"/>
+          <w:numId w:val="3"/>
+        </w:numPr>
+        <w:rPr>
+          <w:lang w:val="en-US"/>
+        </w:rPr>
+      </w:pPr>
+      <w:r>
+        <w:rPr>
+          <w:lang w:val="en-US"/>
+        </w:rPr>
+        <w:t xml:space="preserve">Vào </w:t>
+      </w:r>
+      <w:r>
+        <w:rPr>
+          <w:lang w:val="en-US"/>
+        </w:rPr>
+        <w:t>“Utilities” + kéo thả “Solver Configuration”</w:t>
+      </w:r>
+    </w:p>
+    <w:p>
+      <w:pPr>
+        <w:pStyle w:val="ListParagraph"/>
+        <w:numPr>
+          <w:ilvl w:val="0"/>
+          <w:numId w:val="3"/>
+        </w:numPr>
+        <w:rPr>
+          <w:lang w:val="en-US"/>
+        </w:rPr>
+      </w:pPr>
+      <w:r>
+        <w:rPr>
+          <w:lang w:val="en-US"/>
+        </w:rPr>
+        <w:t xml:space="preserve">Mỗi 1 mạch Simscape riêng biệt, nghĩa là giữa 2 điểm bất kì trên mạch luôn tồn tại 1 đường đi, đều phải </w:t>
+      </w:r>
+      <w:r>
+        <w:rPr>
+          <w:lang w:val="en-US"/>
+        </w:rPr>
+        <w:t>được nối với duy nhất 1 cấu hình Solver, nối cấu hình Solver vào điểm nào trên mạch cũng được</w:t>
+      </w:r>
+    </w:p>
+    <w:p>
+      <w:pPr>
+        <w:pStyle w:val="ListParagraph"/>
+        <w:numPr>
+          <w:ilvl w:val="0"/>
+          <w:numId w:val="3"/>
+        </w:numPr>
+        <w:rPr>
+          <w:lang w:val="en-US"/>
+        </w:rPr>
+      </w:pPr>
+      <w:r>
+        <w:rPr>
+          <w:lang w:val="en-US"/>
+        </w:rPr>
+        <w:t>Chuyển đổi tín hiệu Simscape sang Simulink</w:t>
+      </w:r>
+    </w:p>
+    <w:p>
+      <w:pPr>
+        <w:pStyle w:val="ListParagraph"/>
+        <w:numPr>
+          <w:ilvl w:val="0"/>
+          <w:numId w:val="3"/>
+        </w:numPr>
+        <w:rPr>
+          <w:lang w:val="en-US"/>
+        </w:rPr>
+      </w:pPr>
+      <w:r>
+        <w:rPr>
+          <w:lang w:val="en-US"/>
+        </w:rPr>
+        <w:t>Vào “Utilites” + kéo thả “PS Simulink Converter”</w:t>
+      </w:r>
+    </w:p>
+    <w:p>
+      <w:pPr>
+        <w:pStyle w:val="ListParagraph"/>
+        <w:numPr>
+          <w:ilvl w:val="0"/>
+          <w:numId w:val="3"/>
+        </w:numPr>
+        <w:rPr>
+          <w:lang w:val="en-US"/>
+        </w:rPr>
+      </w:pPr>
+      <w:r>
+        <w:rPr>
+          <w:lang w:val="en-US"/>
+        </w:rPr>
+        <w:t>Điện trở</w:t>
+      </w:r>
+    </w:p>
+    <w:p>
+      <w:pPr>
+        <w:pStyle w:val="ListParagraph"/>
+        <w:numPr>
+          <w:ilvl w:val="0"/>
+          <w:numId w:val="3"/>
+        </w:numPr>
+        <w:rPr>
+          <w:lang w:val="en-US"/>
+        </w:rPr>
+      </w:pPr>
+      <w:r>
+        <w:rPr>
+          <w:lang w:val="en-US"/>
+        </w:rPr>
+        <w:t>V</w:t>
+      </w:r>
+      <w:r>
+        <w:rPr>
+          <w:lang w:val="en-US"/>
+        </w:rPr>
+        <w:t>ào “</w:t>
+      </w:r>
+      <w:r>
+        <w:rPr>
+          <w:lang w:val="en-US"/>
+        </w:rPr>
+        <w:t>Foundation Library” + vào “Electrical” + vào “Electrical Elements” + kéo thả “Resistor”</w:t>
+      </w:r>
+    </w:p>
+    <w:p>
+      <w:pPr>
+        <w:pStyle w:val="ListParagraph"/>
+        <w:numPr>
+          <w:ilvl w:val="0"/>
+          <w:numId w:val="3"/>
+        </w:numPr>
+        <w:rPr>
+          <w:lang w:val="en-US"/>
+        </w:rPr>
+      </w:pPr>
+      <w:r>
+        <w:rPr>
+          <w:lang w:val="en-US"/>
+        </w:rPr>
+        <w:t>Tụ điện</w:t>
+      </w:r>
+    </w:p>
+    <w:p>
+      <w:pPr>
+        <w:pStyle w:val="ListParagraph"/>
+        <w:numPr>
+          <w:ilvl w:val="0"/>
+          <w:numId w:val="3"/>
+        </w:numPr>
+        <w:rPr>
+          <w:lang w:val="en-US"/>
+        </w:rPr>
+      </w:pPr>
+      <w:r>
+        <w:rPr>
+          <w:lang w:val="en-US"/>
+        </w:rPr>
+        <w:t>V</w:t>
+      </w:r>
+      <w:r>
+        <w:rPr>
+          <w:lang w:val="en-US"/>
+        </w:rPr>
+        <w:t>ào “</w:t>
+      </w:r>
+      <w:r>
+        <w:rPr>
+          <w:lang w:val="en-US"/>
+        </w:rPr>
+        <w:t>Foundation Library” + vào “Electrical” + vào “Electrical Elements” + kéo thả “Capacitor”</w:t>
+      </w:r>
+    </w:p>
+    <w:p>
+      <w:pPr>
+        <w:pStyle w:val="ListParagraph"/>
+        <w:numPr>
+          <w:ilvl w:val="0"/>
+          <w:numId w:val="3"/>
+        </w:numPr>
+        <w:rPr>
+          <w:lang w:val="en-US"/>
+        </w:rPr>
+      </w:pPr>
+      <w:r>
+        <w:rPr>
+          <w:lang w:val="en-US"/>
+        </w:rPr>
+        <w:t>Mặc định = tụ điện thuần</w:t>
+      </w:r>
+      <w:r>
+        <w:rPr>
+          <w:lang w:val="en-US"/>
+        </w:rPr>
+        <w:t xml:space="preserve"> + chút điện trở</w:t>
+      </w:r>
+    </w:p>
+    <w:p>
+      <w:pPr>
+        <w:pStyle w:val="ListParagraph"/>
+        <w:numPr>
+          <w:ilvl w:val="0"/>
+          <w:numId w:val="3"/>
+        </w:numPr>
+        <w:rPr>
+          <w:lang w:val="en-US"/>
+        </w:rPr>
+      </w:pPr>
+      <w:r>
+        <w:rPr>
+          <w:lang w:val="en-US"/>
+        </w:rPr>
+        <w:t>Cuộn cảm</w:t>
+      </w:r>
+    </w:p>
+    <w:p>
+      <w:pPr>
+        <w:pStyle w:val="ListParagraph"/>
+        <w:numPr>
+          <w:ilvl w:val="0"/>
+          <w:numId w:val="3"/>
+        </w:numPr>
+        <w:rPr>
+          <w:lang w:val="en-US"/>
+        </w:rPr>
+      </w:pPr>
+      <w:r>
+        <w:rPr>
+          <w:lang w:val="en-US"/>
+        </w:rPr>
+        <w:t>V</w:t>
+      </w:r>
+      <w:r>
+        <w:rPr>
+          <w:lang w:val="en-US"/>
+        </w:rPr>
+        <w:t>ào “</w:t>
+      </w:r>
+      <w:r>
+        <w:rPr>
+          <w:lang w:val="en-US"/>
+        </w:rPr>
+        <w:t>Foundation Library” + vào “Electrical” + vào “Electrical Elements” + kéo thả “Inductor”</w:t>
+      </w:r>
+    </w:p>
+    <w:p>
+      <w:pPr>
+        <w:pStyle w:val="ListParagraph"/>
+        <w:numPr>
+          <w:ilvl w:val="0"/>
+          <w:numId w:val="3"/>
+        </w:numPr>
+        <w:rPr>
+          <w:lang w:val="en-US"/>
+        </w:rPr>
+      </w:pPr>
+      <w:r>
+        <w:rPr>
+          <w:lang w:val="en-US"/>
+        </w:rPr>
+        <w:t xml:space="preserve">Mặc định = cuộn cảm thuần + chút </w:t>
+      </w:r>
+      <w:r>
+        <w:rPr>
+          <w:lang w:val="en-US"/>
+        </w:rPr>
+        <w:t>điện trở</w:t>
+      </w:r>
+    </w:p>
+    <w:p>
+      <w:pPr>
+        <w:pStyle w:val="ListParagraph"/>
+        <w:numPr>
+          <w:ilvl w:val="0"/>
+          <w:numId w:val="3"/>
+        </w:numPr>
+        <w:rPr>
+          <w:lang w:val="en-US"/>
+        </w:rPr>
+      </w:pPr>
+      <w:r>
+        <w:rPr>
+          <w:lang w:val="en-US"/>
+        </w:rPr>
+        <w:t>GND</w:t>
+      </w:r>
+    </w:p>
+    <w:p>
+      <w:pPr>
+        <w:pStyle w:val="ListParagraph"/>
+        <w:numPr>
+          <w:ilvl w:val="0"/>
+          <w:numId w:val="3"/>
+        </w:numPr>
+        <w:rPr>
+          <w:lang w:val="en-US"/>
+        </w:rPr>
+      </w:pPr>
+      <w:r>
+        <w:rPr>
+          <w:lang w:val="en-US"/>
+        </w:rPr>
+        <w:t>V</w:t>
+      </w:r>
+      <w:r>
+        <w:rPr>
+          <w:lang w:val="en-US"/>
+        </w:rPr>
+        <w:t>ào “</w:t>
+      </w:r>
+      <w:r>
+        <w:rPr>
+          <w:lang w:val="en-US"/>
+        </w:rPr>
+        <w:t>Foundation Library” + vào “Electrical” + vào “Electrical Elements” + kéo thả “Electrical Reference”</w:t>
       </w:r>
     </w:p>
     <w:p>
@@ -18658,589 +20034,7 @@
         <w:rPr>
           <w:lang w:val="en-US"/>
         </w:rPr>
-        <w:t xml:space="preserve">Mở </w:t>
-      </w:r>
-      <w:r>
-        <w:rPr>
-          <w:lang w:val="en-US"/>
-        </w:rPr>
-        <w:t>1 File Simulink</w:t>
-      </w:r>
-      <w:r>
-        <w:rPr>
-          <w:lang w:val="en-US"/>
-        </w:rPr>
-        <w:t>?</w:t>
-      </w:r>
-    </w:p>
-    <w:p>
-      <w:pPr>
-        <w:pStyle w:val="ListParagraph"/>
-        <w:numPr>
-          <w:ilvl w:val="0"/>
-          <w:numId w:val="3"/>
-        </w:numPr>
-        <w:rPr>
-          <w:lang w:val="en-US"/>
-        </w:rPr>
-      </w:pPr>
-      <w:r>
-        <w:rPr>
-          <w:lang w:val="en-US"/>
-        </w:rPr>
-        <w:t>Mỗi 1 File Simulink mở ra sẽ cần 1 cửa sổ dành riêng cho nó</w:t>
-      </w:r>
-    </w:p>
-    <w:p>
-      <w:pPr>
-        <w:pStyle w:val="ListParagraph"/>
-        <w:numPr>
-          <w:ilvl w:val="0"/>
-          <w:numId w:val="3"/>
-        </w:numPr>
-        <w:rPr>
-          <w:lang w:val="en-US"/>
-        </w:rPr>
-      </w:pPr>
-      <w:r>
-        <w:rPr>
-          <w:lang w:val="en-US"/>
-        </w:rPr>
-        <w:t xml:space="preserve">Vào Tab “HOME” + tại mục “SIMULINK” + Click biểu tượng “Simulink” + </w:t>
-      </w:r>
-      <w:r>
-        <w:rPr>
-          <w:lang w:val="en-US"/>
-        </w:rPr>
-        <w:t xml:space="preserve">Click biểu tượng “Open…” góc trái trên + </w:t>
-      </w:r>
-      <w:r>
-        <w:rPr>
-          <w:lang w:val="en-US"/>
-        </w:rPr>
-        <w:t>chọn File Simulink + Click “Open”</w:t>
-      </w:r>
-      <w:r>
-        <w:rPr>
-          <w:lang w:val="en-US"/>
-        </w:rPr>
-        <w:t xml:space="preserve"> = mở File trong cửa sổ “Current Folder”</w:t>
-      </w:r>
-    </w:p>
-    <w:p>
-      <w:pPr>
-        <w:pStyle w:val="ListParagraph"/>
-        <w:numPr>
-          <w:ilvl w:val="0"/>
-          <w:numId w:val="22"/>
-        </w:numPr>
-        <w:rPr>
-          <w:lang w:val="en-US"/>
-        </w:rPr>
-      </w:pPr>
-      <w:r>
-        <w:rPr>
-          <w:lang w:val="en-US"/>
-        </w:rPr>
-        <w:t xml:space="preserve">Thêm </w:t>
-      </w:r>
-      <w:r>
-        <w:rPr>
-          <w:lang w:val="en-US"/>
-        </w:rPr>
-        <w:t>1 Phần Tử Vào Mạch?</w:t>
-      </w:r>
-    </w:p>
-    <w:p>
-      <w:pPr>
-        <w:pStyle w:val="ListParagraph"/>
-        <w:numPr>
-          <w:ilvl w:val="0"/>
-          <w:numId w:val="3"/>
-        </w:numPr>
-        <w:rPr>
-          <w:lang w:val="en-US"/>
-        </w:rPr>
-      </w:pPr>
-      <w:r>
-        <w:rPr>
-          <w:lang w:val="en-US"/>
-        </w:rPr>
-        <w:t>Vào Tab “SIMULATION” + tại mục “LIBRARY” + Click biểu tượng “Library Browser” để mở cửa sổ thư viện + kéo thả phần tử vào cửa sổ chính</w:t>
-      </w:r>
-      <w:r>
-        <w:rPr>
-          <w:lang w:val="en-US"/>
-        </w:rPr>
-        <w:t xml:space="preserve"> </w:t>
-      </w:r>
-      <w:r>
-        <w:rPr>
-          <w:lang w:val="en-US"/>
-        </w:rPr>
-        <w:t xml:space="preserve">hoặc chọn phần tử rồi nhấn “Ctrl” + “I” </w:t>
-      </w:r>
-      <w:r>
-        <w:rPr>
-          <w:lang w:val="en-US"/>
-        </w:rPr>
-        <w:t>= Double Click vào chỗ bất kì trong cửa sổ chính + gõ tên phần tử + chọn phần tử</w:t>
-      </w:r>
-    </w:p>
-    <w:p>
-      <w:pPr>
-        <w:pStyle w:val="ListParagraph"/>
-        <w:numPr>
-          <w:ilvl w:val="0"/>
-          <w:numId w:val="3"/>
-        </w:numPr>
-        <w:rPr>
-          <w:lang w:val="en-US"/>
-        </w:rPr>
-      </w:pPr>
-      <w:r>
-        <w:rPr>
-          <w:lang w:val="en-US"/>
-        </w:rPr>
-        <w:t>Để nối cổng này của phần tử này với cổng kia của phần tử kia, kéo thả cổng này vào cổng kia, nếu xuất hiện mũi tên đen thì kết nối được, đỏ thì không được</w:t>
-      </w:r>
-      <w:r>
-        <w:rPr>
-          <w:lang w:val="en-US"/>
-        </w:rPr>
-        <w:t>, 2 phần tử nối được với nhau chỉ khi chúng thuộc cùng 1 thẻ trong cửa sổ thư viện</w:t>
-      </w:r>
-    </w:p>
-    <w:p>
-      <w:pPr>
-        <w:pStyle w:val="ListParagraph"/>
-        <w:numPr>
-          <w:ilvl w:val="0"/>
-          <w:numId w:val="3"/>
-        </w:numPr>
-        <w:rPr>
-          <w:lang w:val="en-US"/>
-        </w:rPr>
-      </w:pPr>
-      <w:r>
-        <w:rPr>
-          <w:lang w:val="en-US"/>
-        </w:rPr>
-        <w:t>Để rẽ nhánh dây điện</w:t>
-      </w:r>
-    </w:p>
-    <w:p>
-      <w:pPr>
-        <w:pStyle w:val="ListParagraph"/>
-        <w:numPr>
-          <w:ilvl w:val="0"/>
-          <w:numId w:val="3"/>
-        </w:numPr>
-        <w:rPr>
-          <w:lang w:val="en-US"/>
-        </w:rPr>
-      </w:pPr>
-      <w:r>
-        <w:rPr>
-          <w:lang w:val="en-US"/>
-        </w:rPr>
-        <w:t>Nhấn giữ “Ctrl” + kéo thả 1 điểm trên dây</w:t>
-      </w:r>
-    </w:p>
-    <w:p>
-      <w:pPr>
-        <w:pStyle w:val="ListParagraph"/>
-        <w:numPr>
-          <w:ilvl w:val="0"/>
-          <w:numId w:val="3"/>
-        </w:numPr>
-        <w:rPr>
-          <w:lang w:val="en-US"/>
-        </w:rPr>
-      </w:pPr>
-      <w:r>
-        <w:rPr>
-          <w:lang w:val="en-US"/>
-        </w:rPr>
-        <w:t>Để chọn 1 phần tử</w:t>
-      </w:r>
-    </w:p>
-    <w:p>
-      <w:pPr>
-        <w:pStyle w:val="ListParagraph"/>
-        <w:numPr>
-          <w:ilvl w:val="0"/>
-          <w:numId w:val="3"/>
-        </w:numPr>
-        <w:rPr>
-          <w:lang w:val="en-US"/>
-        </w:rPr>
-      </w:pPr>
-      <w:r>
-        <w:rPr>
-          <w:lang w:val="en-US"/>
-        </w:rPr>
-        <w:t>Click chuột vào phần tử đó</w:t>
-      </w:r>
-    </w:p>
-    <w:p>
-      <w:pPr>
-        <w:pStyle w:val="ListParagraph"/>
-        <w:numPr>
-          <w:ilvl w:val="0"/>
-          <w:numId w:val="3"/>
-        </w:numPr>
-        <w:rPr>
-          <w:lang w:val="en-US"/>
-        </w:rPr>
-      </w:pPr>
-      <w:r>
-        <w:rPr>
-          <w:lang w:val="en-US"/>
-        </w:rPr>
-        <w:t xml:space="preserve">Để </w:t>
-      </w:r>
-      <w:r>
-        <w:rPr>
-          <w:lang w:val="en-US"/>
-        </w:rPr>
-        <w:t>hiện hoặc ẩn tên bên dưới phần tử được chọn</w:t>
-      </w:r>
-    </w:p>
-    <w:p>
-      <w:pPr>
-        <w:pStyle w:val="ListParagraph"/>
-        <w:numPr>
-          <w:ilvl w:val="0"/>
-          <w:numId w:val="3"/>
-        </w:numPr>
-        <w:rPr>
-          <w:lang w:val="en-US"/>
-        </w:rPr>
-      </w:pPr>
-      <w:r>
-        <w:rPr>
-          <w:lang w:val="en-US"/>
-        </w:rPr>
-        <w:t>Di chuột lên dấu 3 chấm phía trên phần tử + Click biểu tượng thứ 2 từ trái sang</w:t>
-      </w:r>
-    </w:p>
-    <w:p>
-      <w:pPr>
-        <w:pStyle w:val="ListParagraph"/>
-        <w:numPr>
-          <w:ilvl w:val="0"/>
-          <w:numId w:val="3"/>
-        </w:numPr>
-        <w:rPr>
-          <w:lang w:val="en-US"/>
-        </w:rPr>
-      </w:pPr>
-      <w:r>
-        <w:rPr>
-          <w:lang w:val="en-US"/>
-        </w:rPr>
-        <w:t>Để kích hoạt hoặc vô hiệu hóa phần tử được chọn</w:t>
-      </w:r>
-    </w:p>
-    <w:p>
-      <w:pPr>
-        <w:pStyle w:val="ListParagraph"/>
-        <w:numPr>
-          <w:ilvl w:val="0"/>
-          <w:numId w:val="3"/>
-        </w:numPr>
-        <w:rPr>
-          <w:lang w:val="en-US"/>
-        </w:rPr>
-      </w:pPr>
-      <w:r>
-        <w:rPr>
-          <w:lang w:val="en-US"/>
-        </w:rPr>
-        <w:t>Di chuột lên dấu 3 chấm phía trên phần tử + Click biểu tượng thứ 1 từ trái sang</w:t>
-      </w:r>
-    </w:p>
-    <w:p>
-      <w:pPr>
-        <w:pStyle w:val="ListParagraph"/>
-        <w:numPr>
-          <w:ilvl w:val="0"/>
-          <w:numId w:val="3"/>
-        </w:numPr>
-        <w:rPr>
-          <w:lang w:val="en-US"/>
-        </w:rPr>
-      </w:pPr>
-      <w:r>
-        <w:rPr>
-          <w:lang w:val="en-US"/>
-        </w:rPr>
-        <w:t>Để hiện cửa sổ tham số của phần tử</w:t>
-      </w:r>
-    </w:p>
-    <w:p>
-      <w:pPr>
-        <w:pStyle w:val="ListParagraph"/>
-        <w:numPr>
-          <w:ilvl w:val="0"/>
-          <w:numId w:val="3"/>
-        </w:numPr>
-        <w:rPr>
-          <w:lang w:val="en-US"/>
-        </w:rPr>
-      </w:pPr>
-      <w:r>
-        <w:rPr>
-          <w:lang w:val="en-US"/>
-        </w:rPr>
-        <w:t xml:space="preserve">Phải chuột vào phần tử + chọn “Block Parameters” + </w:t>
-      </w:r>
-      <w:r>
-        <w:rPr>
-          <w:lang w:val="en-US"/>
-        </w:rPr>
-        <w:t>chỉnh tham số + Click “OK”</w:t>
-      </w:r>
-      <w:r>
-        <w:rPr>
-          <w:lang w:val="en-US"/>
-        </w:rPr>
-        <w:t xml:space="preserve"> = Double Click vào phần tử + chỉnh tham số + Click “OK”</w:t>
-      </w:r>
-    </w:p>
-    <w:p>
-      <w:pPr>
-        <w:pStyle w:val="ListParagraph"/>
-        <w:numPr>
-          <w:ilvl w:val="0"/>
-          <w:numId w:val="3"/>
-        </w:numPr>
-        <w:rPr>
-          <w:lang w:val="en-US"/>
-        </w:rPr>
-      </w:pPr>
-      <w:r>
-        <w:rPr>
-          <w:lang w:val="en-US"/>
-        </w:rPr>
-        <w:t>Để nhân đôi nhanh 1 phần tử</w:t>
-      </w:r>
-    </w:p>
-    <w:p>
-      <w:pPr>
-        <w:pStyle w:val="ListParagraph"/>
-        <w:numPr>
-          <w:ilvl w:val="0"/>
-          <w:numId w:val="3"/>
-        </w:numPr>
-        <w:rPr>
-          <w:lang w:val="en-US"/>
-        </w:rPr>
-      </w:pPr>
-      <w:r>
-        <w:rPr>
-          <w:lang w:val="en-US"/>
-        </w:rPr>
-        <w:t>Nhấn giữ phải chuột vào phần tử rồi kéo thả</w:t>
-      </w:r>
-    </w:p>
-    <w:p>
-      <w:pPr>
-        <w:pStyle w:val="ListParagraph"/>
-        <w:numPr>
-          <w:ilvl w:val="0"/>
-          <w:numId w:val="3"/>
-        </w:numPr>
-        <w:rPr>
-          <w:lang w:val="en-US"/>
-        </w:rPr>
-      </w:pPr>
-      <w:r>
-        <w:rPr>
-          <w:lang w:val="en-US"/>
-        </w:rPr>
-        <w:t>Để quay 1 phần tử được chọn 90 độ sang phải</w:t>
-      </w:r>
-    </w:p>
-    <w:p>
-      <w:pPr>
-        <w:pStyle w:val="ListParagraph"/>
-        <w:numPr>
-          <w:ilvl w:val="0"/>
-          <w:numId w:val="3"/>
-        </w:numPr>
-        <w:rPr>
-          <w:lang w:val="en-US"/>
-        </w:rPr>
-      </w:pPr>
-      <w:r>
-        <w:rPr>
-          <w:lang w:val="en-US"/>
-        </w:rPr>
-        <w:t>Nhấn “Ctrl” + “R”</w:t>
-      </w:r>
-    </w:p>
-    <w:p>
-      <w:pPr>
-        <w:pStyle w:val="ListParagraph"/>
-        <w:numPr>
-          <w:ilvl w:val="0"/>
-          <w:numId w:val="22"/>
-        </w:numPr>
-        <w:rPr>
-          <w:lang w:val="en-US"/>
-        </w:rPr>
-      </w:pPr>
-      <w:r>
-        <w:rPr>
-          <w:lang w:val="en-US"/>
-        </w:rPr>
-        <w:t xml:space="preserve">Chạy </w:t>
-      </w:r>
-      <w:r>
-        <w:rPr>
-          <w:lang w:val="en-US"/>
-        </w:rPr>
-        <w:t>Mô Phỏng Mạch?</w:t>
-      </w:r>
-    </w:p>
-    <w:p>
-      <w:pPr>
-        <w:pStyle w:val="ListParagraph"/>
-        <w:numPr>
-          <w:ilvl w:val="0"/>
-          <w:numId w:val="3"/>
-        </w:numPr>
-        <w:rPr>
-          <w:lang w:val="en-US"/>
-        </w:rPr>
-      </w:pPr>
-      <w:r>
-        <w:rPr>
-          <w:lang w:val="en-US"/>
-        </w:rPr>
-        <w:t>Để chỉnh thời gian kết thúc mô phỏng</w:t>
-      </w:r>
-    </w:p>
-    <w:p>
-      <w:pPr>
-        <w:pStyle w:val="ListParagraph"/>
-        <w:numPr>
-          <w:ilvl w:val="0"/>
-          <w:numId w:val="3"/>
-        </w:numPr>
-        <w:rPr>
-          <w:lang w:val="en-US"/>
-        </w:rPr>
-      </w:pPr>
-      <w:r>
-        <w:rPr>
-          <w:lang w:val="en-US"/>
-        </w:rPr>
-        <w:t>Vào Tab “SIMULATION” + tại mục “SIMULATE” + điền số giây vào thuộc tính “Stop Time”</w:t>
-      </w:r>
-      <w:r>
-        <w:rPr>
-          <w:lang w:val="en-US"/>
-        </w:rPr>
-        <w:t>, lưu ý đây không phải là thời gian để máy bạn chạy mô phỏng mà là thời gian ảo nên trôi rất nhanh</w:t>
-      </w:r>
-    </w:p>
-    <w:p>
-      <w:pPr>
-        <w:pStyle w:val="ListParagraph"/>
-        <w:numPr>
-          <w:ilvl w:val="0"/>
-          <w:numId w:val="3"/>
-        </w:numPr>
-        <w:rPr>
-          <w:lang w:val="en-US"/>
-        </w:rPr>
-      </w:pPr>
-      <w:r>
-        <w:rPr>
-          <w:lang w:val="en-US"/>
-        </w:rPr>
-        <w:t>Để chỉ mô phỏng sang giây tiếp theo rồi tạm dừng</w:t>
-      </w:r>
-    </w:p>
-    <w:p>
-      <w:pPr>
-        <w:pStyle w:val="ListParagraph"/>
-        <w:numPr>
-          <w:ilvl w:val="0"/>
-          <w:numId w:val="3"/>
-        </w:numPr>
-        <w:rPr>
-          <w:lang w:val="en-US"/>
-        </w:rPr>
-      </w:pPr>
-      <w:r>
-        <w:rPr>
-          <w:lang w:val="en-US"/>
-        </w:rPr>
-        <w:t>Vào Tab “SIMULATION” + tại mục “SIMULATE” + Click biểu tượng “Step Forward”</w:t>
-      </w:r>
-    </w:p>
-    <w:p>
-      <w:pPr>
-        <w:pStyle w:val="ListParagraph"/>
-        <w:numPr>
-          <w:ilvl w:val="0"/>
-          <w:numId w:val="3"/>
-        </w:numPr>
-        <w:rPr>
-          <w:lang w:val="en-US"/>
-        </w:rPr>
-      </w:pPr>
-      <w:r>
-        <w:rPr>
-          <w:lang w:val="en-US"/>
-        </w:rPr>
-        <w:t>Để tiếp tục mô phỏng hết thời gian còn lại</w:t>
-      </w:r>
-    </w:p>
-    <w:p>
-      <w:pPr>
-        <w:pStyle w:val="ListParagraph"/>
-        <w:numPr>
-          <w:ilvl w:val="0"/>
-          <w:numId w:val="3"/>
-        </w:numPr>
-        <w:rPr>
-          <w:lang w:val="en-US"/>
-        </w:rPr>
-      </w:pPr>
-      <w:r>
-        <w:rPr>
-          <w:lang w:val="en-US"/>
-        </w:rPr>
-        <w:t>Nhấn “Ctrl” + “T”</w:t>
-      </w:r>
-    </w:p>
-    <w:p>
-      <w:pPr>
-        <w:pStyle w:val="ListParagraph"/>
-        <w:numPr>
-          <w:ilvl w:val="0"/>
-          <w:numId w:val="22"/>
-        </w:numPr>
-        <w:rPr>
-          <w:lang w:val="en-US"/>
-        </w:rPr>
-      </w:pPr>
-      <w:r>
-        <w:rPr>
-          <w:lang w:val="en-US"/>
-        </w:rPr>
-        <w:t>Thẻ Simulink</w:t>
-      </w:r>
-      <w:r>
-        <w:rPr>
-          <w:lang w:val="en-US"/>
-        </w:rPr>
-        <w:t>?</w:t>
+        <w:t>Thẻ RF Blocks?</w:t>
       </w:r>
     </w:p>
     <w:p>
@@ -19276,85 +20070,139 @@
         <w:rPr>
           <w:lang w:val="en-US"/>
         </w:rPr>
-        <w:t>V</w:t>
-      </w:r>
-      <w:r>
-        <w:rPr>
-          <w:lang w:val="en-US"/>
-        </w:rPr>
-        <w:t>ào “Sources” + kéo thả “Sine Wave”</w:t>
-      </w:r>
-    </w:p>
-    <w:p>
-      <w:pPr>
-        <w:pStyle w:val="ListParagraph"/>
-        <w:numPr>
-          <w:ilvl w:val="0"/>
-          <w:numId w:val="3"/>
-        </w:numPr>
-        <w:rPr>
-          <w:lang w:val="en-US"/>
-        </w:rPr>
-      </w:pPr>
-      <w:r>
-        <w:rPr>
-          <w:lang w:val="en-US"/>
-        </w:rPr>
-        <w:t>Oscilloscope</w:t>
-      </w:r>
-    </w:p>
-    <w:p>
-      <w:pPr>
-        <w:pStyle w:val="ListParagraph"/>
-        <w:numPr>
-          <w:ilvl w:val="0"/>
-          <w:numId w:val="3"/>
-        </w:numPr>
-        <w:rPr>
-          <w:lang w:val="en-US"/>
-        </w:rPr>
-      </w:pPr>
-      <w:r>
-        <w:rPr>
-          <w:lang w:val="en-US"/>
-        </w:rPr>
-        <w:t>Vào “Sinks” + kéo thả “Scope”</w:t>
-      </w:r>
-    </w:p>
-    <w:p>
-      <w:pPr>
-        <w:pStyle w:val="ListParagraph"/>
-        <w:numPr>
-          <w:ilvl w:val="0"/>
-          <w:numId w:val="3"/>
-        </w:numPr>
-        <w:rPr>
-          <w:lang w:val="en-US"/>
-        </w:rPr>
-      </w:pPr>
-      <w:r>
-        <w:rPr>
-          <w:lang w:val="en-US"/>
-        </w:rPr>
-        <w:t>Cửa sổ tham số của Oscilloscope sẽ hiển thị đồ thị tín hiệu chân Input của nó khi chạy mô phỏng</w:t>
-      </w:r>
-    </w:p>
-    <w:p>
-      <w:pPr>
-        <w:pStyle w:val="ListParagraph"/>
-        <w:numPr>
-          <w:ilvl w:val="0"/>
-          <w:numId w:val="3"/>
-        </w:numPr>
-        <w:rPr>
-          <w:lang w:val="en-US"/>
-        </w:rPr>
-      </w:pPr>
-      <w:r>
-        <w:rPr>
-          <w:lang w:val="en-US"/>
-        </w:rPr>
-        <w:t>Display</w:t>
+        <w:t>Vào “Circuit Envelope” + vào “Sources” + kéo thả “Sinusoid”</w:t>
+      </w:r>
+    </w:p>
+    <w:p>
+      <w:pPr>
+        <w:pStyle w:val="ListParagraph"/>
+        <w:numPr>
+          <w:ilvl w:val="0"/>
+          <w:numId w:val="3"/>
+        </w:numPr>
+        <w:rPr>
+          <w:lang w:val="en-US"/>
+        </w:rPr>
+      </w:pPr>
+      <w:r>
+        <w:rPr>
+          <w:lang w:val="en-US"/>
+        </w:rPr>
+        <w:t>Điện trở</w:t>
+      </w:r>
+    </w:p>
+    <w:p>
+      <w:pPr>
+        <w:pStyle w:val="ListParagraph"/>
+        <w:numPr>
+          <w:ilvl w:val="0"/>
+          <w:numId w:val="3"/>
+        </w:numPr>
+        <w:rPr>
+          <w:lang w:val="en-US"/>
+        </w:rPr>
+      </w:pPr>
+      <w:r>
+        <w:rPr>
+          <w:lang w:val="en-US"/>
+        </w:rPr>
+        <w:t>Vào “Circuit Envelope” + vào “Elements” + kéo thả “R”</w:t>
+      </w:r>
+    </w:p>
+    <w:p>
+      <w:pPr>
+        <w:pStyle w:val="ListParagraph"/>
+        <w:numPr>
+          <w:ilvl w:val="0"/>
+          <w:numId w:val="3"/>
+        </w:numPr>
+        <w:rPr>
+          <w:lang w:val="en-US"/>
+        </w:rPr>
+      </w:pPr>
+      <w:r>
+        <w:rPr>
+          <w:lang w:val="en-US"/>
+        </w:rPr>
+        <w:t>Tụ điện</w:t>
+      </w:r>
+    </w:p>
+    <w:p>
+      <w:pPr>
+        <w:pStyle w:val="ListParagraph"/>
+        <w:numPr>
+          <w:ilvl w:val="0"/>
+          <w:numId w:val="3"/>
+        </w:numPr>
+        <w:rPr>
+          <w:lang w:val="en-US"/>
+        </w:rPr>
+      </w:pPr>
+      <w:r>
+        <w:rPr>
+          <w:lang w:val="en-US"/>
+        </w:rPr>
+        <w:t>Vào “Circuit Envelope” + vào “Elements” + kéo thả “C”</w:t>
+      </w:r>
+    </w:p>
+    <w:p>
+      <w:pPr>
+        <w:pStyle w:val="ListParagraph"/>
+        <w:numPr>
+          <w:ilvl w:val="0"/>
+          <w:numId w:val="3"/>
+        </w:numPr>
+        <w:rPr>
+          <w:lang w:val="en-US"/>
+        </w:rPr>
+      </w:pPr>
+      <w:r>
+        <w:rPr>
+          <w:lang w:val="en-US"/>
+        </w:rPr>
+        <w:t>Cuộn cảm</w:t>
+      </w:r>
+    </w:p>
+    <w:p>
+      <w:pPr>
+        <w:pStyle w:val="ListParagraph"/>
+        <w:numPr>
+          <w:ilvl w:val="0"/>
+          <w:numId w:val="3"/>
+        </w:numPr>
+        <w:rPr>
+          <w:lang w:val="en-US"/>
+        </w:rPr>
+      </w:pPr>
+      <w:r>
+        <w:rPr>
+          <w:lang w:val="en-US"/>
+        </w:rPr>
+        <w:t>Vào “Circuit Envelope” + vào “Elements” + kéo thả “L</w:t>
+      </w:r>
+      <w:r>
+        <w:rPr>
+          <w:lang w:val="en-US"/>
+        </w:rPr>
+        <w:t>”</w:t>
+      </w:r>
+    </w:p>
+    <w:p>
+      <w:pPr>
+        <w:pStyle w:val="ListParagraph"/>
+        <w:numPr>
+          <w:ilvl w:val="0"/>
+          <w:numId w:val="3"/>
+        </w:numPr>
+        <w:rPr>
+          <w:lang w:val="en-US"/>
+        </w:rPr>
+      </w:pPr>
+      <w:r>
+        <w:rPr>
+          <w:lang w:val="en-US"/>
+        </w:rPr>
+        <w:t>GND</w:t>
       </w:r>
     </w:p>
     <w:p>
@@ -19373,720 +20221,6 @@
           <w:lang w:val="en-US"/>
         </w:rPr>
         <w:lastRenderedPageBreak/>
-        <w:t>Vào “Sinks” + kéo thả “Display”</w:t>
-      </w:r>
-    </w:p>
-    <w:p>
-      <w:pPr>
-        <w:pStyle w:val="ListParagraph"/>
-        <w:numPr>
-          <w:ilvl w:val="0"/>
-          <w:numId w:val="3"/>
-        </w:numPr>
-        <w:rPr>
-          <w:lang w:val="en-US"/>
-        </w:rPr>
-      </w:pPr>
-      <w:r>
-        <w:rPr>
-          <w:lang w:val="en-US"/>
-        </w:rPr>
-        <w:t>Phần tử này hiện điện thế của chân Input của nó khi chạy mô phỏng</w:t>
-      </w:r>
-    </w:p>
-    <w:p>
-      <w:pPr>
-        <w:pStyle w:val="ListParagraph"/>
-        <w:numPr>
-          <w:ilvl w:val="0"/>
-          <w:numId w:val="22"/>
-        </w:numPr>
-        <w:rPr>
-          <w:lang w:val="en-US"/>
-        </w:rPr>
-      </w:pPr>
-      <w:r>
-        <w:rPr>
-          <w:lang w:val="en-US"/>
-        </w:rPr>
-        <w:t>Thẻ Simscape</w:t>
-      </w:r>
-      <w:r>
-        <w:rPr>
-          <w:lang w:val="en-US"/>
-        </w:rPr>
-        <w:t>?</w:t>
-      </w:r>
-    </w:p>
-    <w:p>
-      <w:pPr>
-        <w:pStyle w:val="ListParagraph"/>
-        <w:numPr>
-          <w:ilvl w:val="0"/>
-          <w:numId w:val="3"/>
-        </w:numPr>
-        <w:rPr>
-          <w:lang w:val="en-US"/>
-        </w:rPr>
-      </w:pPr>
-      <w:r>
-        <w:rPr>
-          <w:lang w:val="en-US"/>
-        </w:rPr>
-        <w:t>Nguồn AC</w:t>
-      </w:r>
-    </w:p>
-    <w:p>
-      <w:pPr>
-        <w:pStyle w:val="ListParagraph"/>
-        <w:numPr>
-          <w:ilvl w:val="0"/>
-          <w:numId w:val="3"/>
-        </w:numPr>
-        <w:rPr>
-          <w:lang w:val="en-US"/>
-        </w:rPr>
-      </w:pPr>
-      <w:r>
-        <w:rPr>
-          <w:lang w:val="en-US"/>
-        </w:rPr>
-        <w:t>V</w:t>
-      </w:r>
-      <w:r>
-        <w:rPr>
-          <w:lang w:val="en-US"/>
-        </w:rPr>
-        <w:t>ào “</w:t>
-      </w:r>
-      <w:r>
-        <w:rPr>
-          <w:lang w:val="en-US"/>
-        </w:rPr>
-        <w:t>Foundation Library” + vào “Electrical” + vào</w:t>
-      </w:r>
-      <w:r>
-        <w:rPr>
-          <w:lang w:val="en-US"/>
-        </w:rPr>
-        <w:t xml:space="preserve"> “Electrical Sources” + kéo thả “AC Voltage Source”</w:t>
-      </w:r>
-    </w:p>
-    <w:p>
-      <w:pPr>
-        <w:pStyle w:val="ListParagraph"/>
-        <w:numPr>
-          <w:ilvl w:val="0"/>
-          <w:numId w:val="3"/>
-        </w:numPr>
-        <w:rPr>
-          <w:lang w:val="en-US"/>
-        </w:rPr>
-      </w:pPr>
-      <w:r>
-        <w:rPr>
-          <w:lang w:val="en-US"/>
-        </w:rPr>
-        <w:t>Cảm biến hiệu điện thế</w:t>
-      </w:r>
-    </w:p>
-    <w:p>
-      <w:pPr>
-        <w:pStyle w:val="ListParagraph"/>
-        <w:numPr>
-          <w:ilvl w:val="0"/>
-          <w:numId w:val="3"/>
-        </w:numPr>
-        <w:rPr>
-          <w:lang w:val="en-US"/>
-        </w:rPr>
-      </w:pPr>
-      <w:r>
-        <w:rPr>
-          <w:lang w:val="en-US"/>
-        </w:rPr>
-        <w:t>V</w:t>
-      </w:r>
-      <w:r>
-        <w:rPr>
-          <w:lang w:val="en-US"/>
-        </w:rPr>
-        <w:t>ào “</w:t>
-      </w:r>
-      <w:r>
-        <w:rPr>
-          <w:lang w:val="en-US"/>
-        </w:rPr>
-        <w:t>Foundation Library” + vào “Electrical” + vào “Electrical Sensors” + kéo thả “Voltage Sensor”</w:t>
-      </w:r>
-    </w:p>
-    <w:p>
-      <w:pPr>
-        <w:pStyle w:val="ListParagraph"/>
-        <w:numPr>
-          <w:ilvl w:val="0"/>
-          <w:numId w:val="3"/>
-        </w:numPr>
-        <w:rPr>
-          <w:lang w:val="en-US"/>
-        </w:rPr>
-      </w:pPr>
-      <w:r>
-        <w:rPr>
-          <w:lang w:val="en-US"/>
-        </w:rPr>
-        <w:t>Chân V = chân dương – chân âm</w:t>
-      </w:r>
-      <w:r>
-        <w:rPr>
-          <w:lang w:val="en-US"/>
-        </w:rPr>
-        <w:t>, tín hiệu thuộc loại Simscape</w:t>
-      </w:r>
-    </w:p>
-    <w:p>
-      <w:pPr>
-        <w:pStyle w:val="ListParagraph"/>
-        <w:numPr>
-          <w:ilvl w:val="0"/>
-          <w:numId w:val="3"/>
-        </w:numPr>
-        <w:rPr>
-          <w:lang w:val="en-US"/>
-        </w:rPr>
-      </w:pPr>
-      <w:r>
-        <w:rPr>
-          <w:lang w:val="en-US"/>
-        </w:rPr>
-        <w:t>Cấu hình Solver</w:t>
-      </w:r>
-    </w:p>
-    <w:p>
-      <w:pPr>
-        <w:pStyle w:val="ListParagraph"/>
-        <w:numPr>
-          <w:ilvl w:val="0"/>
-          <w:numId w:val="3"/>
-        </w:numPr>
-        <w:rPr>
-          <w:lang w:val="en-US"/>
-        </w:rPr>
-      </w:pPr>
-      <w:r>
-        <w:rPr>
-          <w:lang w:val="en-US"/>
-        </w:rPr>
-        <w:t xml:space="preserve">Vào </w:t>
-      </w:r>
-      <w:r>
-        <w:rPr>
-          <w:lang w:val="en-US"/>
-        </w:rPr>
-        <w:t>“Utilities” + kéo thả “Solver Configuration”</w:t>
-      </w:r>
-    </w:p>
-    <w:p>
-      <w:pPr>
-        <w:pStyle w:val="ListParagraph"/>
-        <w:numPr>
-          <w:ilvl w:val="0"/>
-          <w:numId w:val="3"/>
-        </w:numPr>
-        <w:rPr>
-          <w:lang w:val="en-US"/>
-        </w:rPr>
-      </w:pPr>
-      <w:r>
-        <w:rPr>
-          <w:lang w:val="en-US"/>
-        </w:rPr>
-        <w:t xml:space="preserve">Mỗi 1 mạch Simscape riêng biệt, nghĩa là giữa 2 điểm bất kì trên mạch luôn tồn tại 1 đường đi, đều phải </w:t>
-      </w:r>
-      <w:r>
-        <w:rPr>
-          <w:lang w:val="en-US"/>
-        </w:rPr>
-        <w:t>được nối với duy nhất 1 cấu hình Solver, nối cấu hình Solver vào điểm nào trên mạch cũng được</w:t>
-      </w:r>
-    </w:p>
-    <w:p>
-      <w:pPr>
-        <w:pStyle w:val="ListParagraph"/>
-        <w:numPr>
-          <w:ilvl w:val="0"/>
-          <w:numId w:val="3"/>
-        </w:numPr>
-        <w:rPr>
-          <w:lang w:val="en-US"/>
-        </w:rPr>
-      </w:pPr>
-      <w:r>
-        <w:rPr>
-          <w:lang w:val="en-US"/>
-        </w:rPr>
-        <w:t>Chuyển đổi tín hiệu Simscape sang Simulink</w:t>
-      </w:r>
-    </w:p>
-    <w:p>
-      <w:pPr>
-        <w:pStyle w:val="ListParagraph"/>
-        <w:numPr>
-          <w:ilvl w:val="0"/>
-          <w:numId w:val="3"/>
-        </w:numPr>
-        <w:rPr>
-          <w:lang w:val="en-US"/>
-        </w:rPr>
-      </w:pPr>
-      <w:r>
-        <w:rPr>
-          <w:lang w:val="en-US"/>
-        </w:rPr>
-        <w:t>Vào “Utilites” + kéo thả “PS Simulink Converter”</w:t>
-      </w:r>
-    </w:p>
-    <w:p>
-      <w:pPr>
-        <w:pStyle w:val="ListParagraph"/>
-        <w:numPr>
-          <w:ilvl w:val="0"/>
-          <w:numId w:val="3"/>
-        </w:numPr>
-        <w:rPr>
-          <w:lang w:val="en-US"/>
-        </w:rPr>
-      </w:pPr>
-      <w:r>
-        <w:rPr>
-          <w:lang w:val="en-US"/>
-        </w:rPr>
-        <w:t>Điện trở</w:t>
-      </w:r>
-    </w:p>
-    <w:p>
-      <w:pPr>
-        <w:pStyle w:val="ListParagraph"/>
-        <w:numPr>
-          <w:ilvl w:val="0"/>
-          <w:numId w:val="3"/>
-        </w:numPr>
-        <w:rPr>
-          <w:lang w:val="en-US"/>
-        </w:rPr>
-      </w:pPr>
-      <w:r>
-        <w:rPr>
-          <w:lang w:val="en-US"/>
-        </w:rPr>
-        <w:t>V</w:t>
-      </w:r>
-      <w:r>
-        <w:rPr>
-          <w:lang w:val="en-US"/>
-        </w:rPr>
-        <w:t>ào “</w:t>
-      </w:r>
-      <w:r>
-        <w:rPr>
-          <w:lang w:val="en-US"/>
-        </w:rPr>
-        <w:t>Foundation Library” + vào “Electrical” + vào “Electrical Elements” + kéo thả “Resistor”</w:t>
-      </w:r>
-    </w:p>
-    <w:p>
-      <w:pPr>
-        <w:pStyle w:val="ListParagraph"/>
-        <w:numPr>
-          <w: